--- a/dokumentace/BP_Tehnik_HomeOS.docx
+++ b/dokumentace/BP_Tehnik_HomeOS.docx
@@ -10907,14 +10907,7 @@
           <w:b/>
           <w:sz w:val="28"/>
         </w:rPr>
-        <w:t>Projekt</w:t>
-      </w:r>
-      <w:r>
-        <w:rPr>
-          <w:b/>
-          <w:sz w:val="28"/>
-        </w:rPr>
-        <w:t xml:space="preserve"> </w:t>
+        <w:t xml:space="preserve">Projekt </w:t>
       </w:r>
     </w:p>
     <w:p>
@@ -11426,6 +11419,11 @@
         <w:tab/>
         <w:t xml:space="preserve">Martin </w:t>
       </w:r>
+      <w:proofErr w:type="spellStart"/>
+      <w:r>
+        <w:t>Těhník</w:t>
+      </w:r>
+      <w:proofErr w:type="spellEnd"/>
     </w:p>
     <w:p>
       <w:pPr>
@@ -11450,6 +11448,41 @@
     </w:p>
     <w:p>
       <w:pPr>
+        <w:rPr>
+          <w:b/>
+          <w:bCs/>
+          <w:color w:val="E97132" w:themeColor="accent2"/>
+          <w:sz w:val="36"/>
+          <w:szCs w:val="36"/>
+        </w:rPr>
+      </w:pPr>
+      <w:r>
+        <w:rPr>
+          <w:b/>
+          <w:bCs/>
+          <w:color w:val="E97132" w:themeColor="accent2"/>
+          <w:sz w:val="36"/>
+          <w:szCs w:val="36"/>
+        </w:rPr>
+        <w:t>Webová aplikace pro správu chytrého domu</w:t>
+      </w:r>
+    </w:p>
+    <w:p>
+      <w:pPr>
+        <w:spacing w:after="0"/>
+        <w:ind w:left="-5" w:hanging="10"/>
+      </w:pPr>
+      <w:r>
+        <w:rPr>
+          <w:b/>
+          <w:color w:val="EA7603"/>
+          <w:sz w:val="36"/>
+        </w:rPr>
+        <w:t xml:space="preserve"> </w:t>
+      </w:r>
+    </w:p>
+    <w:p>
+      <w:pPr>
         <w:spacing w:after="0" w:line="457" w:lineRule="auto"/>
         <w:ind w:right="6573"/>
       </w:pPr>
@@ -11459,26 +11492,80 @@
           <w:color w:val="EA7603"/>
           <w:sz w:val="36"/>
         </w:rPr>
-        <w:t xml:space="preserve">{Název} Abstrakt </w:t>
-      </w:r>
-    </w:p>
-    <w:p>
-      <w:pPr>
-        <w:spacing w:after="158"/>
-        <w:ind w:left="-5" w:hanging="10"/>
-      </w:pPr>
-      <w:r>
-        <w:rPr>
-          <w:rFonts w:ascii="Times New Roman" w:eastAsia="Times New Roman" w:hAnsi="Times New Roman" w:cs="Times New Roman"/>
-          <w:sz w:val="24"/>
-        </w:rPr>
-        <w:t xml:space="preserve">{Abstrakt česky} </w:t>
+        <w:t xml:space="preserve">Abstrakt </w:t>
       </w:r>
     </w:p>
     <w:p>
       <w:pPr>
         <w:spacing w:after="158"/>
       </w:pPr>
+      <w:r>
+        <w:rPr>
+          <w:rFonts w:ascii="Times New Roman" w:eastAsia="Times New Roman" w:hAnsi="Times New Roman" w:cs="Times New Roman"/>
+          <w:sz w:val="24"/>
+        </w:rPr>
+        <w:t xml:space="preserve">Cílem </w:t>
+      </w:r>
+      <w:r>
+        <w:rPr>
+          <w:rFonts w:ascii="Times New Roman" w:eastAsia="Times New Roman" w:hAnsi="Times New Roman" w:cs="Times New Roman"/>
+          <w:sz w:val="24"/>
+        </w:rPr>
+        <w:t>této práce</w:t>
+      </w:r>
+      <w:r>
+        <w:rPr>
+          <w:rFonts w:ascii="Times New Roman" w:eastAsia="Times New Roman" w:hAnsi="Times New Roman" w:cs="Times New Roman"/>
+          <w:sz w:val="24"/>
+        </w:rPr>
+        <w:t xml:space="preserve"> je vytvořit webovou aplikaci pro správu chytrého domu, která bude provozována na jednodeskovém počítači s Linuxem. Aplikace bude umožňovat sběr a ukládání dat ze simulovaných senzorů, jejich vyhodnocení a vizualizaci. Součástí řešení je také ovládání výstupů a možnost nastavení parametrů jednotlivých senzorů. Při realizaci budou porovnány dostupné technologie pro vývoj webových aplikací a vybrán vhodný framework, například </w:t>
+      </w:r>
+      <w:proofErr w:type="spellStart"/>
+      <w:r>
+        <w:rPr>
+          <w:rFonts w:ascii="Times New Roman" w:eastAsia="Times New Roman" w:hAnsi="Times New Roman" w:cs="Times New Roman"/>
+          <w:sz w:val="24"/>
+        </w:rPr>
+        <w:t>Django</w:t>
+      </w:r>
+      <w:proofErr w:type="spellEnd"/>
+      <w:r>
+        <w:rPr>
+          <w:rFonts w:ascii="Times New Roman" w:eastAsia="Times New Roman" w:hAnsi="Times New Roman" w:cs="Times New Roman"/>
+          <w:sz w:val="24"/>
+        </w:rPr>
+        <w:t xml:space="preserve"> </w:t>
+      </w:r>
+      <w:r>
+        <w:rPr>
+          <w:rFonts w:ascii="Times New Roman" w:eastAsia="Times New Roman" w:hAnsi="Times New Roman" w:cs="Times New Roman"/>
+          <w:sz w:val="24"/>
+        </w:rPr>
+        <w:t>nebo</w:t>
+      </w:r>
+      <w:r>
+        <w:rPr>
+          <w:rFonts w:ascii="Times New Roman" w:eastAsia="Times New Roman" w:hAnsi="Times New Roman" w:cs="Times New Roman"/>
+          <w:sz w:val="24"/>
+        </w:rPr>
+        <w:t xml:space="preserve"> </w:t>
+      </w:r>
+      <w:proofErr w:type="spellStart"/>
+      <w:r>
+        <w:rPr>
+          <w:rFonts w:ascii="Times New Roman" w:eastAsia="Times New Roman" w:hAnsi="Times New Roman" w:cs="Times New Roman"/>
+          <w:sz w:val="24"/>
+        </w:rPr>
+        <w:t>Flask</w:t>
+      </w:r>
+      <w:proofErr w:type="spellEnd"/>
+      <w:r>
+        <w:rPr>
+          <w:rFonts w:ascii="Times New Roman" w:eastAsia="Times New Roman" w:hAnsi="Times New Roman" w:cs="Times New Roman"/>
+          <w:sz w:val="24"/>
+        </w:rPr>
+        <w:t>. Výsledná aplikace bude otestována na zvoleném hardware a budou zhodnoceny její dosažené parametry.</w:t>
+      </w:r>
       <w:r>
         <w:rPr>
           <w:rFonts w:ascii="Times New Roman" w:eastAsia="Times New Roman" w:hAnsi="Times New Roman" w:cs="Times New Roman"/>
@@ -11509,20 +11596,76 @@
           <w:b/>
           <w:sz w:val="28"/>
         </w:rPr>
-        <w:t xml:space="preserve">Klíčová slova </w:t>
-      </w:r>
-    </w:p>
-    <w:p>
-      <w:pPr>
-        <w:spacing w:after="158"/>
-        <w:ind w:left="-5" w:hanging="10"/>
-      </w:pPr>
+        <w:t>Klíčová slova</w:t>
+      </w:r>
+      <w:r>
+        <w:rPr>
+          <w:b/>
+          <w:sz w:val="28"/>
+        </w:rPr>
+        <w:t xml:space="preserve">: </w:t>
+      </w:r>
+      <w:r>
+        <w:rPr>
+          <w:bCs/>
+          <w:sz w:val="28"/>
+        </w:rPr>
+        <w:t xml:space="preserve">Python, </w:t>
+      </w:r>
+      <w:proofErr w:type="spellStart"/>
+      <w:r>
+        <w:rPr>
+          <w:bCs/>
+          <w:sz w:val="28"/>
+        </w:rPr>
+        <w:t>SQLite</w:t>
+      </w:r>
+      <w:proofErr w:type="spellEnd"/>
+      <w:r>
+        <w:rPr>
+          <w:bCs/>
+          <w:sz w:val="28"/>
+        </w:rPr>
+        <w:t xml:space="preserve">, </w:t>
+      </w:r>
+      <w:proofErr w:type="spellStart"/>
+      <w:r>
+        <w:rPr>
+          <w:bCs/>
+          <w:sz w:val="28"/>
+        </w:rPr>
+        <w:t>Flask</w:t>
+      </w:r>
+      <w:proofErr w:type="spellEnd"/>
+      <w:r>
+        <w:rPr>
+          <w:bCs/>
+          <w:sz w:val="28"/>
+        </w:rPr>
+        <w:t xml:space="preserve">, </w:t>
+      </w:r>
+      <w:proofErr w:type="spellStart"/>
+      <w:r>
+        <w:rPr>
+          <w:bCs/>
+          <w:sz w:val="28"/>
+        </w:rPr>
+        <w:t>Smarthome</w:t>
+      </w:r>
+      <w:proofErr w:type="spellEnd"/>
+      <w:r>
+        <w:rPr>
+          <w:bCs/>
+          <w:sz w:val="28"/>
+        </w:rPr>
+        <w:t xml:space="preserve">, </w:t>
+      </w:r>
       <w:r>
         <w:rPr>
           <w:rFonts w:ascii="Times New Roman" w:eastAsia="Times New Roman" w:hAnsi="Times New Roman" w:cs="Times New Roman"/>
           <w:sz w:val="24"/>
         </w:rPr>
-        <w:t xml:space="preserve">{Klíčová slova} </w:t>
+        <w:t xml:space="preserve"> </w:t>
       </w:r>
     </w:p>
     <w:p>
@@ -11551,13 +11694,118 @@
     </w:p>
     <w:p>
       <w:pPr>
-        <w:spacing w:after="439"/>
+        <w:rPr>
+          <w:b/>
+          <w:color w:val="E97132" w:themeColor="accent2"/>
+          <w:sz w:val="36"/>
+          <w:szCs w:val="36"/>
+        </w:rPr>
       </w:pPr>
       <w:r>
         <w:rPr>
-          <w:rFonts w:ascii="Times New Roman" w:eastAsia="Times New Roman" w:hAnsi="Times New Roman" w:cs="Times New Roman"/>
-          <w:sz w:val="24"/>
-        </w:rPr>
+          <w:b/>
+          <w:color w:val="E97132" w:themeColor="accent2"/>
+          <w:sz w:val="36"/>
+          <w:szCs w:val="36"/>
+        </w:rPr>
+        <w:t>We</w:t>
+      </w:r>
+      <w:r>
+        <w:rPr>
+          <w:b/>
+          <w:color w:val="E97132" w:themeColor="accent2"/>
+          <w:sz w:val="36"/>
+          <w:szCs w:val="36"/>
+        </w:rPr>
+        <w:t xml:space="preserve">b </w:t>
+      </w:r>
+      <w:proofErr w:type="spellStart"/>
+      <w:r>
+        <w:rPr>
+          <w:b/>
+          <w:color w:val="E97132" w:themeColor="accent2"/>
+          <w:sz w:val="36"/>
+          <w:szCs w:val="36"/>
+        </w:rPr>
+        <w:t>application</w:t>
+      </w:r>
+      <w:proofErr w:type="spellEnd"/>
+      <w:r>
+        <w:rPr>
+          <w:b/>
+          <w:color w:val="E97132" w:themeColor="accent2"/>
+          <w:sz w:val="36"/>
+          <w:szCs w:val="36"/>
+        </w:rPr>
+        <w:t xml:space="preserve"> </w:t>
+      </w:r>
+      <w:proofErr w:type="spellStart"/>
+      <w:r>
+        <w:rPr>
+          <w:b/>
+          <w:color w:val="E97132" w:themeColor="accent2"/>
+          <w:sz w:val="36"/>
+          <w:szCs w:val="36"/>
+        </w:rPr>
+        <w:t>for</w:t>
+      </w:r>
+      <w:proofErr w:type="spellEnd"/>
+      <w:r>
+        <w:rPr>
+          <w:b/>
+          <w:color w:val="E97132" w:themeColor="accent2"/>
+          <w:sz w:val="36"/>
+          <w:szCs w:val="36"/>
+        </w:rPr>
+        <w:t xml:space="preserve"> </w:t>
+      </w:r>
+      <w:proofErr w:type="spellStart"/>
+      <w:r>
+        <w:rPr>
+          <w:b/>
+          <w:color w:val="E97132" w:themeColor="accent2"/>
+          <w:sz w:val="36"/>
+          <w:szCs w:val="36"/>
+        </w:rPr>
+        <w:t>smarthome</w:t>
+      </w:r>
+      <w:proofErr w:type="spellEnd"/>
+      <w:r>
+        <w:rPr>
+          <w:b/>
+          <w:color w:val="E97132" w:themeColor="accent2"/>
+          <w:sz w:val="36"/>
+          <w:szCs w:val="36"/>
+        </w:rPr>
+        <w:t xml:space="preserve"> </w:t>
+      </w:r>
+      <w:proofErr w:type="spellStart"/>
+      <w:r>
+        <w:rPr>
+          <w:b/>
+          <w:color w:val="E97132" w:themeColor="accent2"/>
+          <w:sz w:val="36"/>
+          <w:szCs w:val="36"/>
+        </w:rPr>
+        <w:t>control</w:t>
+      </w:r>
+      <w:proofErr w:type="spellEnd"/>
+      <w:r>
+        <w:rPr>
+          <w:b/>
+          <w:color w:val="E97132" w:themeColor="accent2"/>
+          <w:sz w:val="36"/>
+          <w:szCs w:val="36"/>
+        </w:rPr>
+        <w:t xml:space="preserve"> </w:t>
+      </w:r>
+    </w:p>
+    <w:p>
+      <w:pPr>
+        <w:spacing w:after="0"/>
+        <w:ind w:left="-5" w:hanging="10"/>
+      </w:pPr>
+      <w:r>
         <w:t xml:space="preserve"> </w:t>
       </w:r>
     </w:p>
@@ -11566,32 +11814,6 @@
         <w:spacing w:after="0" w:line="459" w:lineRule="auto"/>
         <w:ind w:left="-5" w:right="6832" w:hanging="10"/>
       </w:pPr>
-      <w:r>
-        <w:rPr>
-          <w:b/>
-          <w:color w:val="EA7603"/>
-          <w:sz w:val="36"/>
-        </w:rPr>
-        <w:t>{</w:t>
-      </w:r>
-      <w:proofErr w:type="spellStart"/>
-      <w:r>
-        <w:rPr>
-          <w:b/>
-          <w:color w:val="EA7603"/>
-          <w:sz w:val="36"/>
-        </w:rPr>
-        <w:t>Title</w:t>
-      </w:r>
-      <w:proofErr w:type="spellEnd"/>
-      <w:r>
-        <w:rPr>
-          <w:b/>
-          <w:color w:val="EA7603"/>
-          <w:sz w:val="36"/>
-        </w:rPr>
-        <w:t xml:space="preserve">} </w:t>
-      </w:r>
       <w:proofErr w:type="spellStart"/>
       <w:r>
         <w:rPr>
@@ -11615,21 +11837,18 @@
       <w:pPr>
         <w:spacing w:after="158"/>
         <w:ind w:left="-5" w:hanging="10"/>
-      </w:pPr>
-      <w:r>
         <w:rPr>
           <w:rFonts w:ascii="Times New Roman" w:eastAsia="Times New Roman" w:hAnsi="Times New Roman" w:cs="Times New Roman"/>
           <w:sz w:val="24"/>
         </w:rPr>
-        <w:t>{</w:t>
-      </w:r>
+      </w:pPr>
       <w:proofErr w:type="spellStart"/>
       <w:r>
         <w:rPr>
           <w:rFonts w:ascii="Times New Roman" w:eastAsia="Times New Roman" w:hAnsi="Times New Roman" w:cs="Times New Roman"/>
           <w:sz w:val="24"/>
         </w:rPr>
-        <w:t>Abstract</w:t>
+        <w:t>The</w:t>
       </w:r>
       <w:proofErr w:type="spellEnd"/>
       <w:r>
@@ -11637,31 +11856,1127 @@
           <w:rFonts w:ascii="Times New Roman" w:eastAsia="Times New Roman" w:hAnsi="Times New Roman" w:cs="Times New Roman"/>
           <w:sz w:val="24"/>
         </w:rPr>
-        <w:t xml:space="preserve">} </w:t>
-      </w:r>
-    </w:p>
-    <w:p>
-      <w:pPr>
-        <w:spacing w:after="158"/>
-      </w:pPr>
+        <w:t xml:space="preserve"> </w:t>
+      </w:r>
+      <w:proofErr w:type="spellStart"/>
       <w:r>
         <w:rPr>
           <w:rFonts w:ascii="Times New Roman" w:eastAsia="Times New Roman" w:hAnsi="Times New Roman" w:cs="Times New Roman"/>
           <w:sz w:val="24"/>
         </w:rPr>
-        <w:t xml:space="preserve"> </w:t>
-      </w:r>
-    </w:p>
-    <w:p>
-      <w:pPr>
-        <w:spacing w:after="158"/>
-      </w:pPr>
+        <w:t>aim</w:t>
+      </w:r>
+      <w:proofErr w:type="spellEnd"/>
       <w:r>
         <w:rPr>
           <w:rFonts w:ascii="Times New Roman" w:eastAsia="Times New Roman" w:hAnsi="Times New Roman" w:cs="Times New Roman"/>
           <w:sz w:val="24"/>
         </w:rPr>
         <w:t xml:space="preserve"> </w:t>
+      </w:r>
+      <w:proofErr w:type="spellStart"/>
+      <w:r>
+        <w:rPr>
+          <w:rFonts w:ascii="Times New Roman" w:eastAsia="Times New Roman" w:hAnsi="Times New Roman" w:cs="Times New Roman"/>
+          <w:sz w:val="24"/>
+        </w:rPr>
+        <w:t>of</w:t>
+      </w:r>
+      <w:proofErr w:type="spellEnd"/>
+      <w:r>
+        <w:rPr>
+          <w:rFonts w:ascii="Times New Roman" w:eastAsia="Times New Roman" w:hAnsi="Times New Roman" w:cs="Times New Roman"/>
+          <w:sz w:val="24"/>
+        </w:rPr>
+        <w:t xml:space="preserve"> </w:t>
+      </w:r>
+      <w:proofErr w:type="spellStart"/>
+      <w:r>
+        <w:rPr>
+          <w:rFonts w:ascii="Times New Roman" w:eastAsia="Times New Roman" w:hAnsi="Times New Roman" w:cs="Times New Roman"/>
+          <w:sz w:val="24"/>
+        </w:rPr>
+        <w:t>this</w:t>
+      </w:r>
+      <w:proofErr w:type="spellEnd"/>
+      <w:r>
+        <w:rPr>
+          <w:rFonts w:ascii="Times New Roman" w:eastAsia="Times New Roman" w:hAnsi="Times New Roman" w:cs="Times New Roman"/>
+          <w:sz w:val="24"/>
+        </w:rPr>
+        <w:t xml:space="preserve"> thesis </w:t>
+      </w:r>
+      <w:proofErr w:type="spellStart"/>
+      <w:r>
+        <w:rPr>
+          <w:rFonts w:ascii="Times New Roman" w:eastAsia="Times New Roman" w:hAnsi="Times New Roman" w:cs="Times New Roman"/>
+          <w:sz w:val="24"/>
+        </w:rPr>
+        <w:t>is</w:t>
+      </w:r>
+      <w:proofErr w:type="spellEnd"/>
+      <w:r>
+        <w:rPr>
+          <w:rFonts w:ascii="Times New Roman" w:eastAsia="Times New Roman" w:hAnsi="Times New Roman" w:cs="Times New Roman"/>
+          <w:sz w:val="24"/>
+        </w:rPr>
+        <w:t xml:space="preserve"> to </w:t>
+      </w:r>
+      <w:proofErr w:type="spellStart"/>
+      <w:r>
+        <w:rPr>
+          <w:rFonts w:ascii="Times New Roman" w:eastAsia="Times New Roman" w:hAnsi="Times New Roman" w:cs="Times New Roman"/>
+          <w:sz w:val="24"/>
+        </w:rPr>
+        <w:t>create</w:t>
+      </w:r>
+      <w:proofErr w:type="spellEnd"/>
+      <w:r>
+        <w:rPr>
+          <w:rFonts w:ascii="Times New Roman" w:eastAsia="Times New Roman" w:hAnsi="Times New Roman" w:cs="Times New Roman"/>
+          <w:sz w:val="24"/>
+        </w:rPr>
+        <w:t xml:space="preserve"> a web </w:t>
+      </w:r>
+      <w:proofErr w:type="spellStart"/>
+      <w:r>
+        <w:rPr>
+          <w:rFonts w:ascii="Times New Roman" w:eastAsia="Times New Roman" w:hAnsi="Times New Roman" w:cs="Times New Roman"/>
+          <w:sz w:val="24"/>
+        </w:rPr>
+        <w:t>application</w:t>
+      </w:r>
+      <w:proofErr w:type="spellEnd"/>
+      <w:r>
+        <w:rPr>
+          <w:rFonts w:ascii="Times New Roman" w:eastAsia="Times New Roman" w:hAnsi="Times New Roman" w:cs="Times New Roman"/>
+          <w:sz w:val="24"/>
+        </w:rPr>
+        <w:t xml:space="preserve"> </w:t>
+      </w:r>
+      <w:proofErr w:type="spellStart"/>
+      <w:r>
+        <w:rPr>
+          <w:rFonts w:ascii="Times New Roman" w:eastAsia="Times New Roman" w:hAnsi="Times New Roman" w:cs="Times New Roman"/>
+          <w:sz w:val="24"/>
+        </w:rPr>
+        <w:t>for</w:t>
+      </w:r>
+      <w:proofErr w:type="spellEnd"/>
+      <w:r>
+        <w:rPr>
+          <w:rFonts w:ascii="Times New Roman" w:eastAsia="Times New Roman" w:hAnsi="Times New Roman" w:cs="Times New Roman"/>
+          <w:sz w:val="24"/>
+        </w:rPr>
+        <w:t xml:space="preserve"> </w:t>
+      </w:r>
+      <w:proofErr w:type="spellStart"/>
+      <w:r>
+        <w:rPr>
+          <w:rFonts w:ascii="Times New Roman" w:eastAsia="Times New Roman" w:hAnsi="Times New Roman" w:cs="Times New Roman"/>
+          <w:sz w:val="24"/>
+        </w:rPr>
+        <w:t>smart</w:t>
+      </w:r>
+      <w:proofErr w:type="spellEnd"/>
+      <w:r>
+        <w:rPr>
+          <w:rFonts w:ascii="Times New Roman" w:eastAsia="Times New Roman" w:hAnsi="Times New Roman" w:cs="Times New Roman"/>
+          <w:sz w:val="24"/>
+        </w:rPr>
+        <w:t xml:space="preserve"> </w:t>
+      </w:r>
+      <w:proofErr w:type="spellStart"/>
+      <w:r>
+        <w:rPr>
+          <w:rFonts w:ascii="Times New Roman" w:eastAsia="Times New Roman" w:hAnsi="Times New Roman" w:cs="Times New Roman"/>
+          <w:sz w:val="24"/>
+        </w:rPr>
+        <w:t>home</w:t>
+      </w:r>
+      <w:proofErr w:type="spellEnd"/>
+      <w:r>
+        <w:rPr>
+          <w:rFonts w:ascii="Times New Roman" w:eastAsia="Times New Roman" w:hAnsi="Times New Roman" w:cs="Times New Roman"/>
+          <w:sz w:val="24"/>
+        </w:rPr>
+        <w:t xml:space="preserve"> management </w:t>
+      </w:r>
+      <w:proofErr w:type="spellStart"/>
+      <w:r>
+        <w:rPr>
+          <w:rFonts w:ascii="Times New Roman" w:eastAsia="Times New Roman" w:hAnsi="Times New Roman" w:cs="Times New Roman"/>
+          <w:sz w:val="24"/>
+        </w:rPr>
+        <w:t>that</w:t>
+      </w:r>
+      <w:proofErr w:type="spellEnd"/>
+      <w:r>
+        <w:rPr>
+          <w:rFonts w:ascii="Times New Roman" w:eastAsia="Times New Roman" w:hAnsi="Times New Roman" w:cs="Times New Roman"/>
+          <w:sz w:val="24"/>
+        </w:rPr>
+        <w:t xml:space="preserve"> </w:t>
+      </w:r>
+      <w:proofErr w:type="spellStart"/>
+      <w:r>
+        <w:rPr>
+          <w:rFonts w:ascii="Times New Roman" w:eastAsia="Times New Roman" w:hAnsi="Times New Roman" w:cs="Times New Roman"/>
+          <w:sz w:val="24"/>
+        </w:rPr>
+        <w:t>will</w:t>
+      </w:r>
+      <w:proofErr w:type="spellEnd"/>
+      <w:r>
+        <w:rPr>
+          <w:rFonts w:ascii="Times New Roman" w:eastAsia="Times New Roman" w:hAnsi="Times New Roman" w:cs="Times New Roman"/>
+          <w:sz w:val="24"/>
+        </w:rPr>
+        <w:t xml:space="preserve"> run on a single-</w:t>
+      </w:r>
+      <w:proofErr w:type="spellStart"/>
+      <w:r>
+        <w:rPr>
+          <w:rFonts w:ascii="Times New Roman" w:eastAsia="Times New Roman" w:hAnsi="Times New Roman" w:cs="Times New Roman"/>
+          <w:sz w:val="24"/>
+        </w:rPr>
+        <w:t>board</w:t>
+      </w:r>
+      <w:proofErr w:type="spellEnd"/>
+      <w:r>
+        <w:rPr>
+          <w:rFonts w:ascii="Times New Roman" w:eastAsia="Times New Roman" w:hAnsi="Times New Roman" w:cs="Times New Roman"/>
+          <w:sz w:val="24"/>
+        </w:rPr>
+        <w:t xml:space="preserve"> </w:t>
+      </w:r>
+      <w:proofErr w:type="spellStart"/>
+      <w:r>
+        <w:rPr>
+          <w:rFonts w:ascii="Times New Roman" w:eastAsia="Times New Roman" w:hAnsi="Times New Roman" w:cs="Times New Roman"/>
+          <w:sz w:val="24"/>
+        </w:rPr>
+        <w:t>computer</w:t>
+      </w:r>
+      <w:proofErr w:type="spellEnd"/>
+      <w:r>
+        <w:rPr>
+          <w:rFonts w:ascii="Times New Roman" w:eastAsia="Times New Roman" w:hAnsi="Times New Roman" w:cs="Times New Roman"/>
+          <w:sz w:val="24"/>
+        </w:rPr>
+        <w:t xml:space="preserve"> </w:t>
+      </w:r>
+      <w:proofErr w:type="spellStart"/>
+      <w:r>
+        <w:rPr>
+          <w:rFonts w:ascii="Times New Roman" w:eastAsia="Times New Roman" w:hAnsi="Times New Roman" w:cs="Times New Roman"/>
+          <w:sz w:val="24"/>
+        </w:rPr>
+        <w:t>with</w:t>
+      </w:r>
+      <w:proofErr w:type="spellEnd"/>
+      <w:r>
+        <w:rPr>
+          <w:rFonts w:ascii="Times New Roman" w:eastAsia="Times New Roman" w:hAnsi="Times New Roman" w:cs="Times New Roman"/>
+          <w:sz w:val="24"/>
+        </w:rPr>
+        <w:t xml:space="preserve"> Linux. </w:t>
+      </w:r>
+      <w:proofErr w:type="spellStart"/>
+      <w:r>
+        <w:rPr>
+          <w:rFonts w:ascii="Times New Roman" w:eastAsia="Times New Roman" w:hAnsi="Times New Roman" w:cs="Times New Roman"/>
+          <w:sz w:val="24"/>
+        </w:rPr>
+        <w:t>The</w:t>
+      </w:r>
+      <w:proofErr w:type="spellEnd"/>
+      <w:r>
+        <w:rPr>
+          <w:rFonts w:ascii="Times New Roman" w:eastAsia="Times New Roman" w:hAnsi="Times New Roman" w:cs="Times New Roman"/>
+          <w:sz w:val="24"/>
+        </w:rPr>
+        <w:t xml:space="preserve"> </w:t>
+      </w:r>
+      <w:proofErr w:type="spellStart"/>
+      <w:r>
+        <w:rPr>
+          <w:rFonts w:ascii="Times New Roman" w:eastAsia="Times New Roman" w:hAnsi="Times New Roman" w:cs="Times New Roman"/>
+          <w:sz w:val="24"/>
+        </w:rPr>
+        <w:t>application</w:t>
+      </w:r>
+      <w:proofErr w:type="spellEnd"/>
+      <w:r>
+        <w:rPr>
+          <w:rFonts w:ascii="Times New Roman" w:eastAsia="Times New Roman" w:hAnsi="Times New Roman" w:cs="Times New Roman"/>
+          <w:sz w:val="24"/>
+        </w:rPr>
+        <w:t xml:space="preserve"> </w:t>
+      </w:r>
+      <w:proofErr w:type="spellStart"/>
+      <w:r>
+        <w:rPr>
+          <w:rFonts w:ascii="Times New Roman" w:eastAsia="Times New Roman" w:hAnsi="Times New Roman" w:cs="Times New Roman"/>
+          <w:sz w:val="24"/>
+        </w:rPr>
+        <w:t>will</w:t>
+      </w:r>
+      <w:proofErr w:type="spellEnd"/>
+      <w:r>
+        <w:rPr>
+          <w:rFonts w:ascii="Times New Roman" w:eastAsia="Times New Roman" w:hAnsi="Times New Roman" w:cs="Times New Roman"/>
+          <w:sz w:val="24"/>
+        </w:rPr>
+        <w:t xml:space="preserve"> </w:t>
+      </w:r>
+      <w:proofErr w:type="spellStart"/>
+      <w:r>
+        <w:rPr>
+          <w:rFonts w:ascii="Times New Roman" w:eastAsia="Times New Roman" w:hAnsi="Times New Roman" w:cs="Times New Roman"/>
+          <w:sz w:val="24"/>
+        </w:rPr>
+        <w:t>enable</w:t>
+      </w:r>
+      <w:proofErr w:type="spellEnd"/>
+      <w:r>
+        <w:rPr>
+          <w:rFonts w:ascii="Times New Roman" w:eastAsia="Times New Roman" w:hAnsi="Times New Roman" w:cs="Times New Roman"/>
+          <w:sz w:val="24"/>
+        </w:rPr>
+        <w:t xml:space="preserve"> </w:t>
+      </w:r>
+      <w:proofErr w:type="spellStart"/>
+      <w:r>
+        <w:rPr>
+          <w:rFonts w:ascii="Times New Roman" w:eastAsia="Times New Roman" w:hAnsi="Times New Roman" w:cs="Times New Roman"/>
+          <w:sz w:val="24"/>
+        </w:rPr>
+        <w:t>the</w:t>
+      </w:r>
+      <w:proofErr w:type="spellEnd"/>
+      <w:r>
+        <w:rPr>
+          <w:rFonts w:ascii="Times New Roman" w:eastAsia="Times New Roman" w:hAnsi="Times New Roman" w:cs="Times New Roman"/>
+          <w:sz w:val="24"/>
+        </w:rPr>
+        <w:t xml:space="preserve"> </w:t>
+      </w:r>
+      <w:proofErr w:type="spellStart"/>
+      <w:r>
+        <w:rPr>
+          <w:rFonts w:ascii="Times New Roman" w:eastAsia="Times New Roman" w:hAnsi="Times New Roman" w:cs="Times New Roman"/>
+          <w:sz w:val="24"/>
+        </w:rPr>
+        <w:t>collection</w:t>
+      </w:r>
+      <w:proofErr w:type="spellEnd"/>
+      <w:r>
+        <w:rPr>
+          <w:rFonts w:ascii="Times New Roman" w:eastAsia="Times New Roman" w:hAnsi="Times New Roman" w:cs="Times New Roman"/>
+          <w:sz w:val="24"/>
+        </w:rPr>
+        <w:t xml:space="preserve"> and </w:t>
+      </w:r>
+      <w:proofErr w:type="spellStart"/>
+      <w:r>
+        <w:rPr>
+          <w:rFonts w:ascii="Times New Roman" w:eastAsia="Times New Roman" w:hAnsi="Times New Roman" w:cs="Times New Roman"/>
+          <w:sz w:val="24"/>
+        </w:rPr>
+        <w:t>storage</w:t>
+      </w:r>
+      <w:proofErr w:type="spellEnd"/>
+      <w:r>
+        <w:rPr>
+          <w:rFonts w:ascii="Times New Roman" w:eastAsia="Times New Roman" w:hAnsi="Times New Roman" w:cs="Times New Roman"/>
+          <w:sz w:val="24"/>
+        </w:rPr>
+        <w:t xml:space="preserve"> </w:t>
+      </w:r>
+      <w:proofErr w:type="spellStart"/>
+      <w:r>
+        <w:rPr>
+          <w:rFonts w:ascii="Times New Roman" w:eastAsia="Times New Roman" w:hAnsi="Times New Roman" w:cs="Times New Roman"/>
+          <w:sz w:val="24"/>
+        </w:rPr>
+        <w:t>of</w:t>
+      </w:r>
+      <w:proofErr w:type="spellEnd"/>
+      <w:r>
+        <w:rPr>
+          <w:rFonts w:ascii="Times New Roman" w:eastAsia="Times New Roman" w:hAnsi="Times New Roman" w:cs="Times New Roman"/>
+          <w:sz w:val="24"/>
+        </w:rPr>
+        <w:t xml:space="preserve"> data </w:t>
+      </w:r>
+      <w:proofErr w:type="spellStart"/>
+      <w:r>
+        <w:rPr>
+          <w:rFonts w:ascii="Times New Roman" w:eastAsia="Times New Roman" w:hAnsi="Times New Roman" w:cs="Times New Roman"/>
+          <w:sz w:val="24"/>
+        </w:rPr>
+        <w:t>from</w:t>
+      </w:r>
+      <w:proofErr w:type="spellEnd"/>
+      <w:r>
+        <w:rPr>
+          <w:rFonts w:ascii="Times New Roman" w:eastAsia="Times New Roman" w:hAnsi="Times New Roman" w:cs="Times New Roman"/>
+          <w:sz w:val="24"/>
+        </w:rPr>
+        <w:t xml:space="preserve"> </w:t>
+      </w:r>
+      <w:proofErr w:type="spellStart"/>
+      <w:r>
+        <w:rPr>
+          <w:rFonts w:ascii="Times New Roman" w:eastAsia="Times New Roman" w:hAnsi="Times New Roman" w:cs="Times New Roman"/>
+          <w:sz w:val="24"/>
+        </w:rPr>
+        <w:t>simulated</w:t>
+      </w:r>
+      <w:proofErr w:type="spellEnd"/>
+      <w:r>
+        <w:rPr>
+          <w:rFonts w:ascii="Times New Roman" w:eastAsia="Times New Roman" w:hAnsi="Times New Roman" w:cs="Times New Roman"/>
+          <w:sz w:val="24"/>
+        </w:rPr>
+        <w:t xml:space="preserve"> </w:t>
+      </w:r>
+      <w:proofErr w:type="spellStart"/>
+      <w:r>
+        <w:rPr>
+          <w:rFonts w:ascii="Times New Roman" w:eastAsia="Times New Roman" w:hAnsi="Times New Roman" w:cs="Times New Roman"/>
+          <w:sz w:val="24"/>
+        </w:rPr>
+        <w:t>sensors</w:t>
+      </w:r>
+      <w:proofErr w:type="spellEnd"/>
+      <w:r>
+        <w:rPr>
+          <w:rFonts w:ascii="Times New Roman" w:eastAsia="Times New Roman" w:hAnsi="Times New Roman" w:cs="Times New Roman"/>
+          <w:sz w:val="24"/>
+        </w:rPr>
+        <w:t xml:space="preserve">, as </w:t>
+      </w:r>
+      <w:proofErr w:type="spellStart"/>
+      <w:r>
+        <w:rPr>
+          <w:rFonts w:ascii="Times New Roman" w:eastAsia="Times New Roman" w:hAnsi="Times New Roman" w:cs="Times New Roman"/>
+          <w:sz w:val="24"/>
+        </w:rPr>
+        <w:t>well</w:t>
+      </w:r>
+      <w:proofErr w:type="spellEnd"/>
+      <w:r>
+        <w:rPr>
+          <w:rFonts w:ascii="Times New Roman" w:eastAsia="Times New Roman" w:hAnsi="Times New Roman" w:cs="Times New Roman"/>
+          <w:sz w:val="24"/>
+        </w:rPr>
+        <w:t xml:space="preserve"> as </w:t>
+      </w:r>
+      <w:proofErr w:type="spellStart"/>
+      <w:r>
+        <w:rPr>
+          <w:rFonts w:ascii="Times New Roman" w:eastAsia="Times New Roman" w:hAnsi="Times New Roman" w:cs="Times New Roman"/>
+          <w:sz w:val="24"/>
+        </w:rPr>
+        <w:t>its</w:t>
+      </w:r>
+      <w:proofErr w:type="spellEnd"/>
+      <w:r>
+        <w:rPr>
+          <w:rFonts w:ascii="Times New Roman" w:eastAsia="Times New Roman" w:hAnsi="Times New Roman" w:cs="Times New Roman"/>
+          <w:sz w:val="24"/>
+        </w:rPr>
+        <w:t xml:space="preserve"> </w:t>
+      </w:r>
+      <w:proofErr w:type="spellStart"/>
+      <w:r>
+        <w:rPr>
+          <w:rFonts w:ascii="Times New Roman" w:eastAsia="Times New Roman" w:hAnsi="Times New Roman" w:cs="Times New Roman"/>
+          <w:sz w:val="24"/>
+        </w:rPr>
+        <w:t>evaluation</w:t>
+      </w:r>
+      <w:proofErr w:type="spellEnd"/>
+      <w:r>
+        <w:rPr>
+          <w:rFonts w:ascii="Times New Roman" w:eastAsia="Times New Roman" w:hAnsi="Times New Roman" w:cs="Times New Roman"/>
+          <w:sz w:val="24"/>
+        </w:rPr>
+        <w:t xml:space="preserve"> and </w:t>
+      </w:r>
+      <w:proofErr w:type="spellStart"/>
+      <w:r>
+        <w:rPr>
+          <w:rFonts w:ascii="Times New Roman" w:eastAsia="Times New Roman" w:hAnsi="Times New Roman" w:cs="Times New Roman"/>
+          <w:sz w:val="24"/>
+        </w:rPr>
+        <w:t>visualization</w:t>
+      </w:r>
+      <w:proofErr w:type="spellEnd"/>
+      <w:r>
+        <w:rPr>
+          <w:rFonts w:ascii="Times New Roman" w:eastAsia="Times New Roman" w:hAnsi="Times New Roman" w:cs="Times New Roman"/>
+          <w:sz w:val="24"/>
+        </w:rPr>
+        <w:t xml:space="preserve">. </w:t>
+      </w:r>
+      <w:proofErr w:type="spellStart"/>
+      <w:r>
+        <w:rPr>
+          <w:rFonts w:ascii="Times New Roman" w:eastAsia="Times New Roman" w:hAnsi="Times New Roman" w:cs="Times New Roman"/>
+          <w:sz w:val="24"/>
+        </w:rPr>
+        <w:t>The</w:t>
+      </w:r>
+      <w:proofErr w:type="spellEnd"/>
+      <w:r>
+        <w:rPr>
+          <w:rFonts w:ascii="Times New Roman" w:eastAsia="Times New Roman" w:hAnsi="Times New Roman" w:cs="Times New Roman"/>
+          <w:sz w:val="24"/>
+        </w:rPr>
+        <w:t xml:space="preserve"> </w:t>
+      </w:r>
+      <w:proofErr w:type="spellStart"/>
+      <w:r>
+        <w:rPr>
+          <w:rFonts w:ascii="Times New Roman" w:eastAsia="Times New Roman" w:hAnsi="Times New Roman" w:cs="Times New Roman"/>
+          <w:sz w:val="24"/>
+        </w:rPr>
+        <w:t>solution</w:t>
+      </w:r>
+      <w:proofErr w:type="spellEnd"/>
+      <w:r>
+        <w:rPr>
+          <w:rFonts w:ascii="Times New Roman" w:eastAsia="Times New Roman" w:hAnsi="Times New Roman" w:cs="Times New Roman"/>
+          <w:sz w:val="24"/>
+        </w:rPr>
+        <w:t xml:space="preserve"> </w:t>
+      </w:r>
+      <w:proofErr w:type="spellStart"/>
+      <w:r>
+        <w:rPr>
+          <w:rFonts w:ascii="Times New Roman" w:eastAsia="Times New Roman" w:hAnsi="Times New Roman" w:cs="Times New Roman"/>
+          <w:sz w:val="24"/>
+        </w:rPr>
+        <w:t>also</w:t>
+      </w:r>
+      <w:proofErr w:type="spellEnd"/>
+      <w:r>
+        <w:rPr>
+          <w:rFonts w:ascii="Times New Roman" w:eastAsia="Times New Roman" w:hAnsi="Times New Roman" w:cs="Times New Roman"/>
+          <w:sz w:val="24"/>
+        </w:rPr>
+        <w:t xml:space="preserve"> </w:t>
+      </w:r>
+      <w:proofErr w:type="spellStart"/>
+      <w:r>
+        <w:rPr>
+          <w:rFonts w:ascii="Times New Roman" w:eastAsia="Times New Roman" w:hAnsi="Times New Roman" w:cs="Times New Roman"/>
+          <w:sz w:val="24"/>
+        </w:rPr>
+        <w:t>includes</w:t>
+      </w:r>
+      <w:proofErr w:type="spellEnd"/>
+      <w:r>
+        <w:rPr>
+          <w:rFonts w:ascii="Times New Roman" w:eastAsia="Times New Roman" w:hAnsi="Times New Roman" w:cs="Times New Roman"/>
+          <w:sz w:val="24"/>
+        </w:rPr>
+        <w:t xml:space="preserve"> output </w:t>
+      </w:r>
+      <w:proofErr w:type="spellStart"/>
+      <w:r>
+        <w:rPr>
+          <w:rFonts w:ascii="Times New Roman" w:eastAsia="Times New Roman" w:hAnsi="Times New Roman" w:cs="Times New Roman"/>
+          <w:sz w:val="24"/>
+        </w:rPr>
+        <w:t>control</w:t>
+      </w:r>
+      <w:proofErr w:type="spellEnd"/>
+      <w:r>
+        <w:rPr>
+          <w:rFonts w:ascii="Times New Roman" w:eastAsia="Times New Roman" w:hAnsi="Times New Roman" w:cs="Times New Roman"/>
+          <w:sz w:val="24"/>
+        </w:rPr>
+        <w:t xml:space="preserve"> and </w:t>
+      </w:r>
+      <w:proofErr w:type="spellStart"/>
+      <w:r>
+        <w:rPr>
+          <w:rFonts w:ascii="Times New Roman" w:eastAsia="Times New Roman" w:hAnsi="Times New Roman" w:cs="Times New Roman"/>
+          <w:sz w:val="24"/>
+        </w:rPr>
+        <w:t>the</w:t>
+      </w:r>
+      <w:proofErr w:type="spellEnd"/>
+      <w:r>
+        <w:rPr>
+          <w:rFonts w:ascii="Times New Roman" w:eastAsia="Times New Roman" w:hAnsi="Times New Roman" w:cs="Times New Roman"/>
+          <w:sz w:val="24"/>
+        </w:rPr>
+        <w:t xml:space="preserve"> </w:t>
+      </w:r>
+      <w:proofErr w:type="spellStart"/>
+      <w:r>
+        <w:rPr>
+          <w:rFonts w:ascii="Times New Roman" w:eastAsia="Times New Roman" w:hAnsi="Times New Roman" w:cs="Times New Roman"/>
+          <w:sz w:val="24"/>
+        </w:rPr>
+        <w:t>ability</w:t>
+      </w:r>
+      <w:proofErr w:type="spellEnd"/>
+      <w:r>
+        <w:rPr>
+          <w:rFonts w:ascii="Times New Roman" w:eastAsia="Times New Roman" w:hAnsi="Times New Roman" w:cs="Times New Roman"/>
+          <w:sz w:val="24"/>
+        </w:rPr>
+        <w:t xml:space="preserve"> to set </w:t>
+      </w:r>
+      <w:proofErr w:type="spellStart"/>
+      <w:r>
+        <w:rPr>
+          <w:rFonts w:ascii="Times New Roman" w:eastAsia="Times New Roman" w:hAnsi="Times New Roman" w:cs="Times New Roman"/>
+          <w:sz w:val="24"/>
+        </w:rPr>
+        <w:t>parameters</w:t>
+      </w:r>
+      <w:proofErr w:type="spellEnd"/>
+      <w:r>
+        <w:rPr>
+          <w:rFonts w:ascii="Times New Roman" w:eastAsia="Times New Roman" w:hAnsi="Times New Roman" w:cs="Times New Roman"/>
+          <w:sz w:val="24"/>
+        </w:rPr>
+        <w:t xml:space="preserve"> </w:t>
+      </w:r>
+      <w:proofErr w:type="spellStart"/>
+      <w:r>
+        <w:rPr>
+          <w:rFonts w:ascii="Times New Roman" w:eastAsia="Times New Roman" w:hAnsi="Times New Roman" w:cs="Times New Roman"/>
+          <w:sz w:val="24"/>
+        </w:rPr>
+        <w:t>for</w:t>
+      </w:r>
+      <w:proofErr w:type="spellEnd"/>
+      <w:r>
+        <w:rPr>
+          <w:rFonts w:ascii="Times New Roman" w:eastAsia="Times New Roman" w:hAnsi="Times New Roman" w:cs="Times New Roman"/>
+          <w:sz w:val="24"/>
+        </w:rPr>
+        <w:t xml:space="preserve"> </w:t>
+      </w:r>
+      <w:proofErr w:type="spellStart"/>
+      <w:r>
+        <w:rPr>
+          <w:rFonts w:ascii="Times New Roman" w:eastAsia="Times New Roman" w:hAnsi="Times New Roman" w:cs="Times New Roman"/>
+          <w:sz w:val="24"/>
+        </w:rPr>
+        <w:t>individual</w:t>
+      </w:r>
+      <w:proofErr w:type="spellEnd"/>
+      <w:r>
+        <w:rPr>
+          <w:rFonts w:ascii="Times New Roman" w:eastAsia="Times New Roman" w:hAnsi="Times New Roman" w:cs="Times New Roman"/>
+          <w:sz w:val="24"/>
+        </w:rPr>
+        <w:t xml:space="preserve"> </w:t>
+      </w:r>
+      <w:proofErr w:type="spellStart"/>
+      <w:r>
+        <w:rPr>
+          <w:rFonts w:ascii="Times New Roman" w:eastAsia="Times New Roman" w:hAnsi="Times New Roman" w:cs="Times New Roman"/>
+          <w:sz w:val="24"/>
+        </w:rPr>
+        <w:t>sensors</w:t>
+      </w:r>
+      <w:proofErr w:type="spellEnd"/>
+      <w:r>
+        <w:rPr>
+          <w:rFonts w:ascii="Times New Roman" w:eastAsia="Times New Roman" w:hAnsi="Times New Roman" w:cs="Times New Roman"/>
+          <w:sz w:val="24"/>
+        </w:rPr>
+        <w:t xml:space="preserve">. </w:t>
+      </w:r>
+      <w:proofErr w:type="spellStart"/>
+      <w:r>
+        <w:rPr>
+          <w:rFonts w:ascii="Times New Roman" w:eastAsia="Times New Roman" w:hAnsi="Times New Roman" w:cs="Times New Roman"/>
+          <w:sz w:val="24"/>
+        </w:rPr>
+        <w:t>During</w:t>
+      </w:r>
+      <w:proofErr w:type="spellEnd"/>
+      <w:r>
+        <w:rPr>
+          <w:rFonts w:ascii="Times New Roman" w:eastAsia="Times New Roman" w:hAnsi="Times New Roman" w:cs="Times New Roman"/>
+          <w:sz w:val="24"/>
+        </w:rPr>
+        <w:t xml:space="preserve"> </w:t>
+      </w:r>
+      <w:proofErr w:type="spellStart"/>
+      <w:r>
+        <w:rPr>
+          <w:rFonts w:ascii="Times New Roman" w:eastAsia="Times New Roman" w:hAnsi="Times New Roman" w:cs="Times New Roman"/>
+          <w:sz w:val="24"/>
+        </w:rPr>
+        <w:t>implementation</w:t>
+      </w:r>
+      <w:proofErr w:type="spellEnd"/>
+      <w:r>
+        <w:rPr>
+          <w:rFonts w:ascii="Times New Roman" w:eastAsia="Times New Roman" w:hAnsi="Times New Roman" w:cs="Times New Roman"/>
+          <w:sz w:val="24"/>
+        </w:rPr>
+        <w:t xml:space="preserve">, </w:t>
+      </w:r>
+      <w:proofErr w:type="spellStart"/>
+      <w:r>
+        <w:rPr>
+          <w:rFonts w:ascii="Times New Roman" w:eastAsia="Times New Roman" w:hAnsi="Times New Roman" w:cs="Times New Roman"/>
+          <w:sz w:val="24"/>
+        </w:rPr>
+        <w:t>available</w:t>
+      </w:r>
+      <w:proofErr w:type="spellEnd"/>
+      <w:r>
+        <w:rPr>
+          <w:rFonts w:ascii="Times New Roman" w:eastAsia="Times New Roman" w:hAnsi="Times New Roman" w:cs="Times New Roman"/>
+          <w:sz w:val="24"/>
+        </w:rPr>
+        <w:t xml:space="preserve"> </w:t>
+      </w:r>
+      <w:proofErr w:type="spellStart"/>
+      <w:r>
+        <w:rPr>
+          <w:rFonts w:ascii="Times New Roman" w:eastAsia="Times New Roman" w:hAnsi="Times New Roman" w:cs="Times New Roman"/>
+          <w:sz w:val="24"/>
+        </w:rPr>
+        <w:t>technologies</w:t>
+      </w:r>
+      <w:proofErr w:type="spellEnd"/>
+      <w:r>
+        <w:rPr>
+          <w:rFonts w:ascii="Times New Roman" w:eastAsia="Times New Roman" w:hAnsi="Times New Roman" w:cs="Times New Roman"/>
+          <w:sz w:val="24"/>
+        </w:rPr>
+        <w:t xml:space="preserve"> </w:t>
+      </w:r>
+      <w:proofErr w:type="spellStart"/>
+      <w:r>
+        <w:rPr>
+          <w:rFonts w:ascii="Times New Roman" w:eastAsia="Times New Roman" w:hAnsi="Times New Roman" w:cs="Times New Roman"/>
+          <w:sz w:val="24"/>
+        </w:rPr>
+        <w:t>for</w:t>
+      </w:r>
+      <w:proofErr w:type="spellEnd"/>
+      <w:r>
+        <w:rPr>
+          <w:rFonts w:ascii="Times New Roman" w:eastAsia="Times New Roman" w:hAnsi="Times New Roman" w:cs="Times New Roman"/>
+          <w:sz w:val="24"/>
+        </w:rPr>
+        <w:t xml:space="preserve"> web </w:t>
+      </w:r>
+      <w:proofErr w:type="spellStart"/>
+      <w:r>
+        <w:rPr>
+          <w:rFonts w:ascii="Times New Roman" w:eastAsia="Times New Roman" w:hAnsi="Times New Roman" w:cs="Times New Roman"/>
+          <w:sz w:val="24"/>
+        </w:rPr>
+        <w:t>application</w:t>
+      </w:r>
+      <w:proofErr w:type="spellEnd"/>
+      <w:r>
+        <w:rPr>
+          <w:rFonts w:ascii="Times New Roman" w:eastAsia="Times New Roman" w:hAnsi="Times New Roman" w:cs="Times New Roman"/>
+          <w:sz w:val="24"/>
+        </w:rPr>
+        <w:t xml:space="preserve"> development </w:t>
+      </w:r>
+      <w:proofErr w:type="spellStart"/>
+      <w:r>
+        <w:rPr>
+          <w:rFonts w:ascii="Times New Roman" w:eastAsia="Times New Roman" w:hAnsi="Times New Roman" w:cs="Times New Roman"/>
+          <w:sz w:val="24"/>
+        </w:rPr>
+        <w:t>will</w:t>
+      </w:r>
+      <w:proofErr w:type="spellEnd"/>
+      <w:r>
+        <w:rPr>
+          <w:rFonts w:ascii="Times New Roman" w:eastAsia="Times New Roman" w:hAnsi="Times New Roman" w:cs="Times New Roman"/>
+          <w:sz w:val="24"/>
+        </w:rPr>
+        <w:t xml:space="preserve"> </w:t>
+      </w:r>
+      <w:proofErr w:type="spellStart"/>
+      <w:r>
+        <w:rPr>
+          <w:rFonts w:ascii="Times New Roman" w:eastAsia="Times New Roman" w:hAnsi="Times New Roman" w:cs="Times New Roman"/>
+          <w:sz w:val="24"/>
+        </w:rPr>
+        <w:t>be</w:t>
+      </w:r>
+      <w:proofErr w:type="spellEnd"/>
+      <w:r>
+        <w:rPr>
+          <w:rFonts w:ascii="Times New Roman" w:eastAsia="Times New Roman" w:hAnsi="Times New Roman" w:cs="Times New Roman"/>
+          <w:sz w:val="24"/>
+        </w:rPr>
+        <w:t xml:space="preserve"> </w:t>
+      </w:r>
+      <w:proofErr w:type="spellStart"/>
+      <w:r>
+        <w:rPr>
+          <w:rFonts w:ascii="Times New Roman" w:eastAsia="Times New Roman" w:hAnsi="Times New Roman" w:cs="Times New Roman"/>
+          <w:sz w:val="24"/>
+        </w:rPr>
+        <w:t>compared</w:t>
+      </w:r>
+      <w:proofErr w:type="spellEnd"/>
+      <w:r>
+        <w:rPr>
+          <w:rFonts w:ascii="Times New Roman" w:eastAsia="Times New Roman" w:hAnsi="Times New Roman" w:cs="Times New Roman"/>
+          <w:sz w:val="24"/>
+        </w:rPr>
+        <w:t xml:space="preserve"> and a </w:t>
+      </w:r>
+      <w:proofErr w:type="spellStart"/>
+      <w:r>
+        <w:rPr>
+          <w:rFonts w:ascii="Times New Roman" w:eastAsia="Times New Roman" w:hAnsi="Times New Roman" w:cs="Times New Roman"/>
+          <w:sz w:val="24"/>
+        </w:rPr>
+        <w:t>suitable</w:t>
+      </w:r>
+      <w:proofErr w:type="spellEnd"/>
+      <w:r>
+        <w:rPr>
+          <w:rFonts w:ascii="Times New Roman" w:eastAsia="Times New Roman" w:hAnsi="Times New Roman" w:cs="Times New Roman"/>
+          <w:sz w:val="24"/>
+        </w:rPr>
+        <w:t xml:space="preserve"> framework, such as </w:t>
+      </w:r>
+      <w:proofErr w:type="spellStart"/>
+      <w:r>
+        <w:rPr>
+          <w:rFonts w:ascii="Times New Roman" w:eastAsia="Times New Roman" w:hAnsi="Times New Roman" w:cs="Times New Roman"/>
+          <w:sz w:val="24"/>
+        </w:rPr>
+        <w:t>Django</w:t>
+      </w:r>
+      <w:proofErr w:type="spellEnd"/>
+      <w:r>
+        <w:rPr>
+          <w:rFonts w:ascii="Times New Roman" w:eastAsia="Times New Roman" w:hAnsi="Times New Roman" w:cs="Times New Roman"/>
+          <w:sz w:val="24"/>
+        </w:rPr>
+        <w:t xml:space="preserve"> </w:t>
+      </w:r>
+      <w:proofErr w:type="spellStart"/>
+      <w:r>
+        <w:rPr>
+          <w:rFonts w:ascii="Times New Roman" w:eastAsia="Times New Roman" w:hAnsi="Times New Roman" w:cs="Times New Roman"/>
+          <w:sz w:val="24"/>
+        </w:rPr>
+        <w:t>or</w:t>
+      </w:r>
+      <w:proofErr w:type="spellEnd"/>
+      <w:r>
+        <w:rPr>
+          <w:rFonts w:ascii="Times New Roman" w:eastAsia="Times New Roman" w:hAnsi="Times New Roman" w:cs="Times New Roman"/>
+          <w:sz w:val="24"/>
+        </w:rPr>
+        <w:t xml:space="preserve"> </w:t>
+      </w:r>
+      <w:proofErr w:type="spellStart"/>
+      <w:r>
+        <w:rPr>
+          <w:rFonts w:ascii="Times New Roman" w:eastAsia="Times New Roman" w:hAnsi="Times New Roman" w:cs="Times New Roman"/>
+          <w:sz w:val="24"/>
+        </w:rPr>
+        <w:t>Flask</w:t>
+      </w:r>
+      <w:proofErr w:type="spellEnd"/>
+      <w:r>
+        <w:rPr>
+          <w:rFonts w:ascii="Times New Roman" w:eastAsia="Times New Roman" w:hAnsi="Times New Roman" w:cs="Times New Roman"/>
+          <w:sz w:val="24"/>
+        </w:rPr>
+        <w:t xml:space="preserve">, </w:t>
+      </w:r>
+      <w:proofErr w:type="spellStart"/>
+      <w:r>
+        <w:rPr>
+          <w:rFonts w:ascii="Times New Roman" w:eastAsia="Times New Roman" w:hAnsi="Times New Roman" w:cs="Times New Roman"/>
+          <w:sz w:val="24"/>
+        </w:rPr>
+        <w:t>will</w:t>
+      </w:r>
+      <w:proofErr w:type="spellEnd"/>
+      <w:r>
+        <w:rPr>
+          <w:rFonts w:ascii="Times New Roman" w:eastAsia="Times New Roman" w:hAnsi="Times New Roman" w:cs="Times New Roman"/>
+          <w:sz w:val="24"/>
+        </w:rPr>
+        <w:t xml:space="preserve"> </w:t>
+      </w:r>
+      <w:proofErr w:type="spellStart"/>
+      <w:r>
+        <w:rPr>
+          <w:rFonts w:ascii="Times New Roman" w:eastAsia="Times New Roman" w:hAnsi="Times New Roman" w:cs="Times New Roman"/>
+          <w:sz w:val="24"/>
+        </w:rPr>
+        <w:t>be</w:t>
+      </w:r>
+      <w:proofErr w:type="spellEnd"/>
+      <w:r>
+        <w:rPr>
+          <w:rFonts w:ascii="Times New Roman" w:eastAsia="Times New Roman" w:hAnsi="Times New Roman" w:cs="Times New Roman"/>
+          <w:sz w:val="24"/>
+        </w:rPr>
+        <w:t xml:space="preserve"> </w:t>
+      </w:r>
+      <w:proofErr w:type="spellStart"/>
+      <w:r>
+        <w:rPr>
+          <w:rFonts w:ascii="Times New Roman" w:eastAsia="Times New Roman" w:hAnsi="Times New Roman" w:cs="Times New Roman"/>
+          <w:sz w:val="24"/>
+        </w:rPr>
+        <w:t>selected</w:t>
+      </w:r>
+      <w:proofErr w:type="spellEnd"/>
+      <w:r>
+        <w:rPr>
+          <w:rFonts w:ascii="Times New Roman" w:eastAsia="Times New Roman" w:hAnsi="Times New Roman" w:cs="Times New Roman"/>
+          <w:sz w:val="24"/>
+        </w:rPr>
+        <w:t xml:space="preserve">. </w:t>
+      </w:r>
+      <w:proofErr w:type="spellStart"/>
+      <w:r>
+        <w:rPr>
+          <w:rFonts w:ascii="Times New Roman" w:eastAsia="Times New Roman" w:hAnsi="Times New Roman" w:cs="Times New Roman"/>
+          <w:sz w:val="24"/>
+        </w:rPr>
+        <w:t>The</w:t>
+      </w:r>
+      <w:proofErr w:type="spellEnd"/>
+      <w:r>
+        <w:rPr>
+          <w:rFonts w:ascii="Times New Roman" w:eastAsia="Times New Roman" w:hAnsi="Times New Roman" w:cs="Times New Roman"/>
+          <w:sz w:val="24"/>
+        </w:rPr>
+        <w:t xml:space="preserve"> </w:t>
+      </w:r>
+      <w:proofErr w:type="spellStart"/>
+      <w:r>
+        <w:rPr>
+          <w:rFonts w:ascii="Times New Roman" w:eastAsia="Times New Roman" w:hAnsi="Times New Roman" w:cs="Times New Roman"/>
+          <w:sz w:val="24"/>
+        </w:rPr>
+        <w:t>resulting</w:t>
+      </w:r>
+      <w:proofErr w:type="spellEnd"/>
+      <w:r>
+        <w:rPr>
+          <w:rFonts w:ascii="Times New Roman" w:eastAsia="Times New Roman" w:hAnsi="Times New Roman" w:cs="Times New Roman"/>
+          <w:sz w:val="24"/>
+        </w:rPr>
+        <w:t xml:space="preserve"> </w:t>
+      </w:r>
+      <w:proofErr w:type="spellStart"/>
+      <w:r>
+        <w:rPr>
+          <w:rFonts w:ascii="Times New Roman" w:eastAsia="Times New Roman" w:hAnsi="Times New Roman" w:cs="Times New Roman"/>
+          <w:sz w:val="24"/>
+        </w:rPr>
+        <w:t>application</w:t>
+      </w:r>
+      <w:proofErr w:type="spellEnd"/>
+      <w:r>
+        <w:rPr>
+          <w:rFonts w:ascii="Times New Roman" w:eastAsia="Times New Roman" w:hAnsi="Times New Roman" w:cs="Times New Roman"/>
+          <w:sz w:val="24"/>
+        </w:rPr>
+        <w:t xml:space="preserve"> </w:t>
+      </w:r>
+      <w:proofErr w:type="spellStart"/>
+      <w:r>
+        <w:rPr>
+          <w:rFonts w:ascii="Times New Roman" w:eastAsia="Times New Roman" w:hAnsi="Times New Roman" w:cs="Times New Roman"/>
+          <w:sz w:val="24"/>
+        </w:rPr>
+        <w:t>will</w:t>
+      </w:r>
+      <w:proofErr w:type="spellEnd"/>
+      <w:r>
+        <w:rPr>
+          <w:rFonts w:ascii="Times New Roman" w:eastAsia="Times New Roman" w:hAnsi="Times New Roman" w:cs="Times New Roman"/>
+          <w:sz w:val="24"/>
+        </w:rPr>
+        <w:t xml:space="preserve"> </w:t>
+      </w:r>
+      <w:proofErr w:type="spellStart"/>
+      <w:r>
+        <w:rPr>
+          <w:rFonts w:ascii="Times New Roman" w:eastAsia="Times New Roman" w:hAnsi="Times New Roman" w:cs="Times New Roman"/>
+          <w:sz w:val="24"/>
+        </w:rPr>
+        <w:t>be</w:t>
+      </w:r>
+      <w:proofErr w:type="spellEnd"/>
+      <w:r>
+        <w:rPr>
+          <w:rFonts w:ascii="Times New Roman" w:eastAsia="Times New Roman" w:hAnsi="Times New Roman" w:cs="Times New Roman"/>
+          <w:sz w:val="24"/>
+        </w:rPr>
+        <w:t xml:space="preserve"> </w:t>
+      </w:r>
+      <w:proofErr w:type="spellStart"/>
+      <w:r>
+        <w:rPr>
+          <w:rFonts w:ascii="Times New Roman" w:eastAsia="Times New Roman" w:hAnsi="Times New Roman" w:cs="Times New Roman"/>
+          <w:sz w:val="24"/>
+        </w:rPr>
+        <w:t>tested</w:t>
+      </w:r>
+      <w:proofErr w:type="spellEnd"/>
+      <w:r>
+        <w:rPr>
+          <w:rFonts w:ascii="Times New Roman" w:eastAsia="Times New Roman" w:hAnsi="Times New Roman" w:cs="Times New Roman"/>
+          <w:sz w:val="24"/>
+        </w:rPr>
+        <w:t xml:space="preserve"> on </w:t>
+      </w:r>
+      <w:proofErr w:type="spellStart"/>
+      <w:r>
+        <w:rPr>
+          <w:rFonts w:ascii="Times New Roman" w:eastAsia="Times New Roman" w:hAnsi="Times New Roman" w:cs="Times New Roman"/>
+          <w:sz w:val="24"/>
+        </w:rPr>
+        <w:t>the</w:t>
+      </w:r>
+      <w:proofErr w:type="spellEnd"/>
+      <w:r>
+        <w:rPr>
+          <w:rFonts w:ascii="Times New Roman" w:eastAsia="Times New Roman" w:hAnsi="Times New Roman" w:cs="Times New Roman"/>
+          <w:sz w:val="24"/>
+        </w:rPr>
+        <w:t xml:space="preserve"> </w:t>
+      </w:r>
+      <w:proofErr w:type="spellStart"/>
+      <w:r>
+        <w:rPr>
+          <w:rFonts w:ascii="Times New Roman" w:eastAsia="Times New Roman" w:hAnsi="Times New Roman" w:cs="Times New Roman"/>
+          <w:sz w:val="24"/>
+        </w:rPr>
+        <w:t>selected</w:t>
+      </w:r>
+      <w:proofErr w:type="spellEnd"/>
+      <w:r>
+        <w:rPr>
+          <w:rFonts w:ascii="Times New Roman" w:eastAsia="Times New Roman" w:hAnsi="Times New Roman" w:cs="Times New Roman"/>
+          <w:sz w:val="24"/>
+        </w:rPr>
+        <w:t xml:space="preserve"> hardware and </w:t>
+      </w:r>
+      <w:proofErr w:type="spellStart"/>
+      <w:r>
+        <w:rPr>
+          <w:rFonts w:ascii="Times New Roman" w:eastAsia="Times New Roman" w:hAnsi="Times New Roman" w:cs="Times New Roman"/>
+          <w:sz w:val="24"/>
+        </w:rPr>
+        <w:t>its</w:t>
+      </w:r>
+      <w:proofErr w:type="spellEnd"/>
+      <w:r>
+        <w:rPr>
+          <w:rFonts w:ascii="Times New Roman" w:eastAsia="Times New Roman" w:hAnsi="Times New Roman" w:cs="Times New Roman"/>
+          <w:sz w:val="24"/>
+        </w:rPr>
+        <w:t xml:space="preserve"> </w:t>
+      </w:r>
+      <w:proofErr w:type="spellStart"/>
+      <w:r>
+        <w:rPr>
+          <w:rFonts w:ascii="Times New Roman" w:eastAsia="Times New Roman" w:hAnsi="Times New Roman" w:cs="Times New Roman"/>
+          <w:sz w:val="24"/>
+        </w:rPr>
+        <w:t>achieved</w:t>
+      </w:r>
+      <w:proofErr w:type="spellEnd"/>
+      <w:r>
+        <w:rPr>
+          <w:rFonts w:ascii="Times New Roman" w:eastAsia="Times New Roman" w:hAnsi="Times New Roman" w:cs="Times New Roman"/>
+          <w:sz w:val="24"/>
+        </w:rPr>
+        <w:t xml:space="preserve"> </w:t>
+      </w:r>
+      <w:proofErr w:type="spellStart"/>
+      <w:r>
+        <w:rPr>
+          <w:rFonts w:ascii="Times New Roman" w:eastAsia="Times New Roman" w:hAnsi="Times New Roman" w:cs="Times New Roman"/>
+          <w:sz w:val="24"/>
+        </w:rPr>
+        <w:t>parameters</w:t>
+      </w:r>
+      <w:proofErr w:type="spellEnd"/>
+      <w:r>
+        <w:rPr>
+          <w:rFonts w:ascii="Times New Roman" w:eastAsia="Times New Roman" w:hAnsi="Times New Roman" w:cs="Times New Roman"/>
+          <w:sz w:val="24"/>
+        </w:rPr>
+        <w:t xml:space="preserve"> </w:t>
+      </w:r>
+      <w:proofErr w:type="spellStart"/>
+      <w:r>
+        <w:rPr>
+          <w:rFonts w:ascii="Times New Roman" w:eastAsia="Times New Roman" w:hAnsi="Times New Roman" w:cs="Times New Roman"/>
+          <w:sz w:val="24"/>
+        </w:rPr>
+        <w:t>will</w:t>
+      </w:r>
+      <w:proofErr w:type="spellEnd"/>
+      <w:r>
+        <w:rPr>
+          <w:rFonts w:ascii="Times New Roman" w:eastAsia="Times New Roman" w:hAnsi="Times New Roman" w:cs="Times New Roman"/>
+          <w:sz w:val="24"/>
+        </w:rPr>
+        <w:t xml:space="preserve"> </w:t>
+      </w:r>
+      <w:proofErr w:type="spellStart"/>
+      <w:r>
+        <w:rPr>
+          <w:rFonts w:ascii="Times New Roman" w:eastAsia="Times New Roman" w:hAnsi="Times New Roman" w:cs="Times New Roman"/>
+          <w:sz w:val="24"/>
+        </w:rPr>
+        <w:t>be</w:t>
+      </w:r>
+      <w:proofErr w:type="spellEnd"/>
+      <w:r>
+        <w:rPr>
+          <w:rFonts w:ascii="Times New Roman" w:eastAsia="Times New Roman" w:hAnsi="Times New Roman" w:cs="Times New Roman"/>
+          <w:sz w:val="24"/>
+        </w:rPr>
+        <w:t xml:space="preserve"> </w:t>
+      </w:r>
+      <w:proofErr w:type="spellStart"/>
+      <w:r>
+        <w:rPr>
+          <w:rFonts w:ascii="Times New Roman" w:eastAsia="Times New Roman" w:hAnsi="Times New Roman" w:cs="Times New Roman"/>
+          <w:sz w:val="24"/>
+        </w:rPr>
+        <w:t>evaluated</w:t>
+      </w:r>
+      <w:proofErr w:type="spellEnd"/>
+      <w:r>
+        <w:rPr>
+          <w:rFonts w:ascii="Times New Roman" w:eastAsia="Times New Roman" w:hAnsi="Times New Roman" w:cs="Times New Roman"/>
+          <w:sz w:val="24"/>
+        </w:rPr>
+        <w:t xml:space="preserve">. </w:t>
       </w:r>
     </w:p>
     <w:p>
@@ -11694,36 +13009,69 @@
           <w:b/>
           <w:sz w:val="28"/>
         </w:rPr>
-        <w:t xml:space="preserve"> </w:t>
-      </w:r>
-    </w:p>
-    <w:p>
-      <w:pPr>
-        <w:spacing w:after="158"/>
-        <w:ind w:left="-5" w:hanging="10"/>
-      </w:pPr>
+        <w:t xml:space="preserve">: </w:t>
+      </w:r>
+      <w:r>
+        <w:rPr>
+          <w:bCs/>
+          <w:sz w:val="28"/>
+        </w:rPr>
+        <w:t xml:space="preserve">Python, </w:t>
+      </w:r>
+      <w:proofErr w:type="spellStart"/>
+      <w:r>
+        <w:rPr>
+          <w:bCs/>
+          <w:sz w:val="28"/>
+        </w:rPr>
+        <w:t>SQLite</w:t>
+      </w:r>
+      <w:proofErr w:type="spellEnd"/>
+      <w:r>
+        <w:rPr>
+          <w:bCs/>
+          <w:sz w:val="28"/>
+        </w:rPr>
+        <w:t xml:space="preserve">, </w:t>
+      </w:r>
+      <w:proofErr w:type="spellStart"/>
+      <w:r>
+        <w:rPr>
+          <w:bCs/>
+          <w:sz w:val="28"/>
+        </w:rPr>
+        <w:t>Flask</w:t>
+      </w:r>
+      <w:proofErr w:type="spellEnd"/>
+      <w:r>
+        <w:rPr>
+          <w:bCs/>
+          <w:sz w:val="28"/>
+        </w:rPr>
+        <w:t xml:space="preserve">, </w:t>
+      </w:r>
+      <w:proofErr w:type="spellStart"/>
+      <w:r>
+        <w:rPr>
+          <w:bCs/>
+          <w:sz w:val="28"/>
+        </w:rPr>
+        <w:t>Smarthome</w:t>
+      </w:r>
+      <w:proofErr w:type="spellEnd"/>
+      <w:r>
+        <w:rPr>
+          <w:bCs/>
+          <w:sz w:val="28"/>
+        </w:rPr>
+        <w:t xml:space="preserve">, </w:t>
+      </w:r>
       <w:r>
         <w:rPr>
           <w:rFonts w:ascii="Times New Roman" w:eastAsia="Times New Roman" w:hAnsi="Times New Roman" w:cs="Times New Roman"/>
           <w:sz w:val="24"/>
         </w:rPr>
-        <w:t>{</w:t>
-      </w:r>
-      <w:proofErr w:type="spellStart"/>
-      <w:r>
-        <w:rPr>
-          <w:rFonts w:ascii="Times New Roman" w:eastAsia="Times New Roman" w:hAnsi="Times New Roman" w:cs="Times New Roman"/>
-          <w:sz w:val="24"/>
-        </w:rPr>
-        <w:t>Keywords</w:t>
-      </w:r>
-      <w:proofErr w:type="spellEnd"/>
-      <w:r>
-        <w:rPr>
-          <w:rFonts w:ascii="Times New Roman" w:eastAsia="Times New Roman" w:hAnsi="Times New Roman" w:cs="Times New Roman"/>
-          <w:sz w:val="24"/>
-        </w:rPr>
-        <w:t xml:space="preserve">} </w:t>
+        <w:t xml:space="preserve"> </w:t>
       </w:r>
     </w:p>
     <w:p>
@@ -11823,6 +13171,15 @@
     </w:p>
     <w:sdt>
       <w:sdtPr>
+        <w:rPr>
+          <w:rFonts w:eastAsia="Calibri" w:cs="Calibri"/>
+          <w:b w:val="0"/>
+          <w:color w:val="000000"/>
+          <w:kern w:val="2"/>
+          <w:sz w:val="22"/>
+          <w:szCs w:val="24"/>
+          <w14:ligatures w14:val="standardContextual"/>
+        </w:rPr>
         <w:id w:val="1505174834"/>
         <w:docPartObj>
           <w:docPartGallery w:val="Table of Contents"/>
@@ -11831,19 +13188,13 @@
       </w:sdtPr>
       <w:sdtEndPr>
         <w:rPr>
-          <w:rFonts w:eastAsia="Calibri" w:cs="Calibri"/>
           <w:bCs/>
-          <w:color w:val="000000"/>
-          <w:kern w:val="2"/>
-          <w:sz w:val="22"/>
-          <w:szCs w:val="24"/>
-          <w14:ligatures w14:val="standardContextual"/>
         </w:rPr>
       </w:sdtEndPr>
       <w:sdtContent>
         <w:p>
           <w:pPr>
-            <w:pStyle w:val="Nadpisobsahu"/>
+            <w:pStyle w:val="TOCHeading"/>
           </w:pPr>
           <w:r>
             <w:t>Obsah:</w:t>
@@ -11851,7 +13202,7 @@
         </w:p>
         <w:p>
           <w:pPr>
-            <w:pStyle w:val="Obsah1"/>
+            <w:pStyle w:val="TOC1"/>
             <w:tabs>
               <w:tab w:val="right" w:leader="dot" w:pos="9061"/>
             </w:tabs>
@@ -11860,6 +13211,7 @@
               <w:b w:val="0"/>
               <w:noProof/>
               <w:color w:val="auto"/>
+              <w:lang w:val="en-CZ" w:eastAsia="en-GB"/>
             </w:rPr>
           </w:pPr>
           <w:r>
@@ -11871,10 +13223,10 @@
           <w:r>
             <w:fldChar w:fldCharType="separate"/>
           </w:r>
-          <w:hyperlink w:anchor="_Toc209527887" w:history="1">
+          <w:hyperlink w:anchor="_Toc209684212" w:history="1">
             <w:r>
               <w:rPr>
-                <w:rStyle w:val="Hypertextovodkaz"/>
+                <w:rStyle w:val="Hyperlink"/>
                 <w:noProof/>
               </w:rPr>
               <w:t>Teoretická část</w:t>
@@ -11898,7 +13250,7 @@
                 <w:noProof/>
                 <w:webHidden/>
               </w:rPr>
-              <w:instrText xml:space="preserve"> PAGEREF _Toc209527887 \h </w:instrText>
+              <w:instrText xml:space="preserve"> PAGEREF _Toc209684212 \h </w:instrText>
             </w:r>
             <w:r>
               <w:rPr>
@@ -11931,7 +13283,7 @@
         </w:p>
         <w:p>
           <w:pPr>
-            <w:pStyle w:val="Obsah1"/>
+            <w:pStyle w:val="TOC1"/>
             <w:tabs>
               <w:tab w:val="right" w:leader="dot" w:pos="9061"/>
             </w:tabs>
@@ -11940,19 +13292,20 @@
               <w:b w:val="0"/>
               <w:noProof/>
               <w:color w:val="auto"/>
+              <w:lang w:val="en-CZ" w:eastAsia="en-GB"/>
             </w:rPr>
           </w:pPr>
-          <w:hyperlink w:anchor="_Toc209527888" w:history="1">
+          <w:hyperlink w:anchor="_Toc209684213" w:history="1">
             <w:r>
               <w:rPr>
-                <w:rStyle w:val="Hypertextovodkaz"/>
+                <w:rStyle w:val="Hyperlink"/>
                 <w:noProof/>
               </w:rPr>
               <w:t>1</w:t>
             </w:r>
             <w:r>
               <w:rPr>
-                <w:rStyle w:val="Hypertextovodkaz"/>
+                <w:rStyle w:val="Hyperlink"/>
                 <w:rFonts w:ascii="Arial" w:eastAsia="Arial" w:hAnsi="Arial" w:cs="Arial"/>
                 <w:noProof/>
               </w:rPr>
@@ -11960,7 +13313,7 @@
             </w:r>
             <w:r>
               <w:rPr>
-                <w:rStyle w:val="Hypertextovodkaz"/>
+                <w:rStyle w:val="Hyperlink"/>
                 <w:noProof/>
               </w:rPr>
               <w:t>Ukázka prvků</w:t>
@@ -11984,7 +13337,7 @@
                 <w:noProof/>
                 <w:webHidden/>
               </w:rPr>
-              <w:instrText xml:space="preserve"> PAGEREF _Toc209527888 \h </w:instrText>
+              <w:instrText xml:space="preserve"> PAGEREF _Toc209684213 \h </w:instrText>
             </w:r>
             <w:r>
               <w:rPr>
@@ -12017,7 +13370,7 @@
         </w:p>
         <w:p>
           <w:pPr>
-            <w:pStyle w:val="Obsah3"/>
+            <w:pStyle w:val="TOC3"/>
             <w:tabs>
               <w:tab w:val="right" w:leader="dot" w:pos="9061"/>
             </w:tabs>
@@ -12025,19 +13378,20 @@
               <w:rFonts w:asciiTheme="minorHAnsi" w:eastAsiaTheme="minorEastAsia" w:hAnsiTheme="minorHAnsi" w:cstheme="minorBidi"/>
               <w:noProof/>
               <w:color w:val="auto"/>
+              <w:lang w:val="en-CZ" w:eastAsia="en-GB"/>
             </w:rPr>
           </w:pPr>
-          <w:hyperlink w:anchor="_Toc209527889" w:history="1">
+          <w:hyperlink w:anchor="_Toc209684214" w:history="1">
             <w:r>
               <w:rPr>
-                <w:rStyle w:val="Hypertextovodkaz"/>
+                <w:rStyle w:val="Hyperlink"/>
                 <w:noProof/>
               </w:rPr>
               <w:t>1.1</w:t>
             </w:r>
             <w:r>
               <w:rPr>
-                <w:rStyle w:val="Hypertextovodkaz"/>
+                <w:rStyle w:val="Hyperlink"/>
                 <w:rFonts w:ascii="Arial" w:eastAsia="Arial" w:hAnsi="Arial" w:cs="Arial"/>
                 <w:noProof/>
               </w:rPr>
@@ -12045,7 +13399,7 @@
             </w:r>
             <w:r>
               <w:rPr>
-                <w:rStyle w:val="Hypertextovodkaz"/>
+                <w:rStyle w:val="Hyperlink"/>
                 <w:noProof/>
               </w:rPr>
               <w:t>Obrázky</w:t>
@@ -12069,7 +13423,7 @@
                 <w:noProof/>
                 <w:webHidden/>
               </w:rPr>
-              <w:instrText xml:space="preserve"> PAGEREF _Toc209527889 \h </w:instrText>
+              <w:instrText xml:space="preserve"> PAGEREF _Toc209684214 \h </w:instrText>
             </w:r>
             <w:r>
               <w:rPr>
@@ -12102,7 +13456,7 @@
         </w:p>
         <w:p>
           <w:pPr>
-            <w:pStyle w:val="Obsah3"/>
+            <w:pStyle w:val="TOC3"/>
             <w:tabs>
               <w:tab w:val="right" w:leader="dot" w:pos="9061"/>
             </w:tabs>
@@ -12110,19 +13464,20 @@
               <w:rFonts w:asciiTheme="minorHAnsi" w:eastAsiaTheme="minorEastAsia" w:hAnsiTheme="minorHAnsi" w:cstheme="minorBidi"/>
               <w:noProof/>
               <w:color w:val="auto"/>
+              <w:lang w:val="en-CZ" w:eastAsia="en-GB"/>
             </w:rPr>
           </w:pPr>
-          <w:hyperlink w:anchor="_Toc209527890" w:history="1">
+          <w:hyperlink w:anchor="_Toc209684215" w:history="1">
             <w:r>
               <w:rPr>
-                <w:rStyle w:val="Hypertextovodkaz"/>
+                <w:rStyle w:val="Hyperlink"/>
                 <w:noProof/>
               </w:rPr>
               <w:t>1.2</w:t>
             </w:r>
             <w:r>
               <w:rPr>
-                <w:rStyle w:val="Hypertextovodkaz"/>
+                <w:rStyle w:val="Hyperlink"/>
                 <w:rFonts w:ascii="Arial" w:eastAsia="Arial" w:hAnsi="Arial" w:cs="Arial"/>
                 <w:noProof/>
               </w:rPr>
@@ -12130,7 +13485,7 @@
             </w:r>
             <w:r>
               <w:rPr>
-                <w:rStyle w:val="Hypertextovodkaz"/>
+                <w:rStyle w:val="Hyperlink"/>
                 <w:noProof/>
               </w:rPr>
               <w:t>Tabulky</w:t>
@@ -12154,7 +13509,7 @@
                 <w:noProof/>
                 <w:webHidden/>
               </w:rPr>
-              <w:instrText xml:space="preserve"> PAGEREF _Toc209527890 \h </w:instrText>
+              <w:instrText xml:space="preserve"> PAGEREF _Toc209684215 \h </w:instrText>
             </w:r>
             <w:r>
               <w:rPr>
@@ -12187,7 +13542,7 @@
         </w:p>
         <w:p>
           <w:pPr>
-            <w:pStyle w:val="Obsah3"/>
+            <w:pStyle w:val="TOC3"/>
             <w:tabs>
               <w:tab w:val="right" w:leader="dot" w:pos="9061"/>
             </w:tabs>
@@ -12195,19 +13550,20 @@
               <w:rFonts w:asciiTheme="minorHAnsi" w:eastAsiaTheme="minorEastAsia" w:hAnsiTheme="minorHAnsi" w:cstheme="minorBidi"/>
               <w:noProof/>
               <w:color w:val="auto"/>
+              <w:lang w:val="en-CZ" w:eastAsia="en-GB"/>
             </w:rPr>
           </w:pPr>
-          <w:hyperlink w:anchor="_Toc209527891" w:history="1">
+          <w:hyperlink w:anchor="_Toc209684216" w:history="1">
             <w:r>
               <w:rPr>
-                <w:rStyle w:val="Hypertextovodkaz"/>
+                <w:rStyle w:val="Hyperlink"/>
                 <w:noProof/>
               </w:rPr>
               <w:t>1.3</w:t>
             </w:r>
             <w:r>
               <w:rPr>
-                <w:rStyle w:val="Hypertextovodkaz"/>
+                <w:rStyle w:val="Hyperlink"/>
                 <w:rFonts w:ascii="Arial" w:eastAsia="Arial" w:hAnsi="Arial" w:cs="Arial"/>
                 <w:noProof/>
               </w:rPr>
@@ -12215,7 +13571,7 @@
             </w:r>
             <w:r>
               <w:rPr>
-                <w:rStyle w:val="Hypertextovodkaz"/>
+                <w:rStyle w:val="Hyperlink"/>
                 <w:noProof/>
               </w:rPr>
               <w:t>Grafy</w:t>
@@ -12239,7 +13595,7 @@
                 <w:noProof/>
                 <w:webHidden/>
               </w:rPr>
-              <w:instrText xml:space="preserve"> PAGEREF _Toc209527891 \h </w:instrText>
+              <w:instrText xml:space="preserve"> PAGEREF _Toc209684216 \h </w:instrText>
             </w:r>
             <w:r>
               <w:rPr>
@@ -12272,7 +13628,7 @@
         </w:p>
         <w:p>
           <w:pPr>
-            <w:pStyle w:val="Obsah3"/>
+            <w:pStyle w:val="TOC3"/>
             <w:tabs>
               <w:tab w:val="right" w:leader="dot" w:pos="9061"/>
             </w:tabs>
@@ -12280,19 +13636,20 @@
               <w:rFonts w:asciiTheme="minorHAnsi" w:eastAsiaTheme="minorEastAsia" w:hAnsiTheme="minorHAnsi" w:cstheme="minorBidi"/>
               <w:noProof/>
               <w:color w:val="auto"/>
+              <w:lang w:val="en-CZ" w:eastAsia="en-GB"/>
             </w:rPr>
           </w:pPr>
-          <w:hyperlink w:anchor="_Toc209527892" w:history="1">
+          <w:hyperlink w:anchor="_Toc209684217" w:history="1">
             <w:r>
               <w:rPr>
-                <w:rStyle w:val="Hypertextovodkaz"/>
+                <w:rStyle w:val="Hyperlink"/>
                 <w:noProof/>
               </w:rPr>
               <w:t>1.4</w:t>
             </w:r>
             <w:r>
               <w:rPr>
-                <w:rStyle w:val="Hypertextovodkaz"/>
+                <w:rStyle w:val="Hyperlink"/>
                 <w:rFonts w:ascii="Arial" w:eastAsia="Arial" w:hAnsi="Arial" w:cs="Arial"/>
                 <w:noProof/>
               </w:rPr>
@@ -12300,7 +13657,7 @@
             </w:r>
             <w:r>
               <w:rPr>
-                <w:rStyle w:val="Hypertextovodkaz"/>
+                <w:rStyle w:val="Hyperlink"/>
                 <w:noProof/>
               </w:rPr>
               <w:t>Zdrojové kódy</w:t>
@@ -12324,7 +13681,7 @@
                 <w:noProof/>
                 <w:webHidden/>
               </w:rPr>
-              <w:instrText xml:space="preserve"> PAGEREF _Toc209527892 \h </w:instrText>
+              <w:instrText xml:space="preserve"> PAGEREF _Toc209684217 \h </w:instrText>
             </w:r>
             <w:r>
               <w:rPr>
@@ -12357,7 +13714,7 @@
         </w:p>
         <w:p>
           <w:pPr>
-            <w:pStyle w:val="Obsah3"/>
+            <w:pStyle w:val="TOC3"/>
             <w:tabs>
               <w:tab w:val="right" w:leader="dot" w:pos="9061"/>
             </w:tabs>
@@ -12365,19 +13722,20 @@
               <w:rFonts w:asciiTheme="minorHAnsi" w:eastAsiaTheme="minorEastAsia" w:hAnsiTheme="minorHAnsi" w:cstheme="minorBidi"/>
               <w:noProof/>
               <w:color w:val="auto"/>
+              <w:lang w:val="en-CZ" w:eastAsia="en-GB"/>
             </w:rPr>
           </w:pPr>
-          <w:hyperlink w:anchor="_Toc209527893" w:history="1">
+          <w:hyperlink w:anchor="_Toc209684218" w:history="1">
             <w:r>
               <w:rPr>
-                <w:rStyle w:val="Hypertextovodkaz"/>
+                <w:rStyle w:val="Hyperlink"/>
                 <w:noProof/>
               </w:rPr>
               <w:t>1.5</w:t>
             </w:r>
             <w:r>
               <w:rPr>
-                <w:rStyle w:val="Hypertextovodkaz"/>
+                <w:rStyle w:val="Hyperlink"/>
                 <w:rFonts w:ascii="Arial" w:eastAsia="Arial" w:hAnsi="Arial" w:cs="Arial"/>
                 <w:noProof/>
               </w:rPr>
@@ -12385,7 +13743,7 @@
             </w:r>
             <w:r>
               <w:rPr>
-                <w:rStyle w:val="Hypertextovodkaz"/>
+                <w:rStyle w:val="Hyperlink"/>
                 <w:noProof/>
               </w:rPr>
               <w:t>Citace</w:t>
@@ -12409,7 +13767,7 @@
                 <w:noProof/>
                 <w:webHidden/>
               </w:rPr>
-              <w:instrText xml:space="preserve"> PAGEREF _Toc209527893 \h </w:instrText>
+              <w:instrText xml:space="preserve"> PAGEREF _Toc209684218 \h </w:instrText>
             </w:r>
             <w:r>
               <w:rPr>
@@ -12442,7 +13800,7 @@
         </w:p>
         <w:p>
           <w:pPr>
-            <w:pStyle w:val="Obsah3"/>
+            <w:pStyle w:val="TOC3"/>
             <w:tabs>
               <w:tab w:val="right" w:leader="dot" w:pos="9061"/>
             </w:tabs>
@@ -12450,19 +13808,20 @@
               <w:rFonts w:asciiTheme="minorHAnsi" w:eastAsiaTheme="minorEastAsia" w:hAnsiTheme="minorHAnsi" w:cstheme="minorBidi"/>
               <w:noProof/>
               <w:color w:val="auto"/>
+              <w:lang w:val="en-CZ" w:eastAsia="en-GB"/>
             </w:rPr>
           </w:pPr>
-          <w:hyperlink w:anchor="_Toc209527894" w:history="1">
+          <w:hyperlink w:anchor="_Toc209684219" w:history="1">
             <w:r>
               <w:rPr>
-                <w:rStyle w:val="Hypertextovodkaz"/>
+                <w:rStyle w:val="Hyperlink"/>
                 <w:noProof/>
               </w:rPr>
               <w:t>1.6</w:t>
             </w:r>
             <w:r>
               <w:rPr>
-                <w:rStyle w:val="Hypertextovodkaz"/>
+                <w:rStyle w:val="Hyperlink"/>
                 <w:rFonts w:ascii="Arial" w:eastAsia="Arial" w:hAnsi="Arial" w:cs="Arial"/>
                 <w:noProof/>
               </w:rPr>
@@ -12470,7 +13829,7 @@
             </w:r>
             <w:r>
               <w:rPr>
-                <w:rStyle w:val="Hypertextovodkaz"/>
+                <w:rStyle w:val="Hyperlink"/>
                 <w:noProof/>
               </w:rPr>
               <w:t>Rovnice</w:t>
@@ -12494,7 +13853,7 @@
                 <w:noProof/>
                 <w:webHidden/>
               </w:rPr>
-              <w:instrText xml:space="preserve"> PAGEREF _Toc209527894 \h </w:instrText>
+              <w:instrText xml:space="preserve"> PAGEREF _Toc209684219 \h </w:instrText>
             </w:r>
             <w:r>
               <w:rPr>
@@ -12527,7 +13886,7 @@
         </w:p>
         <w:p>
           <w:pPr>
-            <w:pStyle w:val="Obsah3"/>
+            <w:pStyle w:val="TOC3"/>
             <w:tabs>
               <w:tab w:val="right" w:leader="dot" w:pos="9061"/>
             </w:tabs>
@@ -12535,12 +13894,13 @@
               <w:rFonts w:asciiTheme="minorHAnsi" w:eastAsiaTheme="minorEastAsia" w:hAnsiTheme="minorHAnsi" w:cstheme="minorBidi"/>
               <w:noProof/>
               <w:color w:val="auto"/>
+              <w:lang w:val="en-CZ" w:eastAsia="en-GB"/>
             </w:rPr>
           </w:pPr>
-          <w:hyperlink w:anchor="_Toc209527895" w:history="1">
+          <w:hyperlink w:anchor="_Toc209684220" w:history="1">
             <w:r>
               <w:rPr>
-                <w:rStyle w:val="Hypertextovodkaz"/>
+                <w:rStyle w:val="Hyperlink"/>
                 <w:noProof/>
               </w:rPr>
               <w:t>1.7 Pokus</w:t>
@@ -12564,7 +13924,7 @@
                 <w:noProof/>
                 <w:webHidden/>
               </w:rPr>
-              <w:instrText xml:space="preserve"> PAGEREF _Toc209527895 \h </w:instrText>
+              <w:instrText xml:space="preserve"> PAGEREF _Toc209684220 \h </w:instrText>
             </w:r>
             <w:r>
               <w:rPr>
@@ -12597,7 +13957,7 @@
         </w:p>
         <w:p>
           <w:pPr>
-            <w:pStyle w:val="Obsah3"/>
+            <w:pStyle w:val="TOC3"/>
             <w:tabs>
               <w:tab w:val="right" w:leader="dot" w:pos="9061"/>
             </w:tabs>
@@ -12605,12 +13965,13 @@
               <w:rFonts w:asciiTheme="minorHAnsi" w:eastAsiaTheme="minorEastAsia" w:hAnsiTheme="minorHAnsi" w:cstheme="minorBidi"/>
               <w:noProof/>
               <w:color w:val="auto"/>
+              <w:lang w:val="en-CZ" w:eastAsia="en-GB"/>
             </w:rPr>
           </w:pPr>
-          <w:hyperlink w:anchor="_Toc209527896" w:history="1">
+          <w:hyperlink w:anchor="_Toc209684221" w:history="1">
             <w:r>
               <w:rPr>
-                <w:rStyle w:val="Hypertextovodkaz"/>
+                <w:rStyle w:val="Hyperlink"/>
                 <w:noProof/>
               </w:rPr>
               <w:t>1.8 Nevim</w:t>
@@ -12634,7 +13995,7 @@
                 <w:noProof/>
                 <w:webHidden/>
               </w:rPr>
-              <w:instrText xml:space="preserve"> PAGEREF _Toc209527896 \h </w:instrText>
+              <w:instrText xml:space="preserve"> PAGEREF _Toc209684221 \h </w:instrText>
             </w:r>
             <w:r>
               <w:rPr>
@@ -12667,7 +14028,7 @@
         </w:p>
         <w:p>
           <w:pPr>
-            <w:pStyle w:val="Obsah1"/>
+            <w:pStyle w:val="TOC1"/>
             <w:tabs>
               <w:tab w:val="right" w:leader="dot" w:pos="9061"/>
             </w:tabs>
@@ -12676,12 +14037,13 @@
               <w:b w:val="0"/>
               <w:noProof/>
               <w:color w:val="auto"/>
+              <w:lang w:val="en-CZ" w:eastAsia="en-GB"/>
             </w:rPr>
           </w:pPr>
-          <w:hyperlink w:anchor="_Toc209527897" w:history="1">
+          <w:hyperlink w:anchor="_Toc209684222" w:history="1">
             <w:r>
               <w:rPr>
-                <w:rStyle w:val="Hypertextovodkaz"/>
+                <w:rStyle w:val="Hyperlink"/>
                 <w:noProof/>
               </w:rPr>
               <w:t>Praktická část</w:t>
@@ -12705,7 +14067,7 @@
                 <w:noProof/>
                 <w:webHidden/>
               </w:rPr>
-              <w:instrText xml:space="preserve"> PAGEREF _Toc209527897 \h </w:instrText>
+              <w:instrText xml:space="preserve"> PAGEREF _Toc209684222 \h </w:instrText>
             </w:r>
             <w:r>
               <w:rPr>
@@ -12738,7 +14100,7 @@
         </w:p>
         <w:p>
           <w:pPr>
-            <w:pStyle w:val="Obsah1"/>
+            <w:pStyle w:val="TOC1"/>
             <w:tabs>
               <w:tab w:val="right" w:leader="dot" w:pos="9061"/>
             </w:tabs>
@@ -12747,12 +14109,13 @@
               <w:b w:val="0"/>
               <w:noProof/>
               <w:color w:val="auto"/>
+              <w:lang w:val="en-CZ" w:eastAsia="en-GB"/>
             </w:rPr>
           </w:pPr>
-          <w:hyperlink w:anchor="_Toc209527898" w:history="1">
+          <w:hyperlink w:anchor="_Toc209684223" w:history="1">
             <w:r>
               <w:rPr>
-                <w:rStyle w:val="Hypertextovodkaz"/>
+                <w:rStyle w:val="Hyperlink"/>
                 <w:noProof/>
               </w:rPr>
               <w:t>Závěr</w:t>
@@ -12776,7 +14139,7 @@
                 <w:noProof/>
                 <w:webHidden/>
               </w:rPr>
-              <w:instrText xml:space="preserve"> PAGEREF _Toc209527898 \h </w:instrText>
+              <w:instrText xml:space="preserve"> PAGEREF _Toc209684223 \h </w:instrText>
             </w:r>
             <w:r>
               <w:rPr>
@@ -12809,7 +14172,7 @@
         </w:p>
         <w:p>
           <w:pPr>
-            <w:pStyle w:val="Obsah1"/>
+            <w:pStyle w:val="TOC1"/>
             <w:tabs>
               <w:tab w:val="right" w:leader="dot" w:pos="9061"/>
             </w:tabs>
@@ -12818,12 +14181,13 @@
               <w:b w:val="0"/>
               <w:noProof/>
               <w:color w:val="auto"/>
+              <w:lang w:val="en-CZ" w:eastAsia="en-GB"/>
             </w:rPr>
           </w:pPr>
-          <w:hyperlink w:anchor="_Toc209527899" w:history="1">
+          <w:hyperlink w:anchor="_Toc209684224" w:history="1">
             <w:r>
               <w:rPr>
-                <w:rStyle w:val="Hypertextovodkaz"/>
+                <w:rStyle w:val="Hyperlink"/>
                 <w:noProof/>
               </w:rPr>
               <w:t>Použitá literatura</w:t>
@@ -12847,7 +14211,7 @@
                 <w:noProof/>
                 <w:webHidden/>
               </w:rPr>
-              <w:instrText xml:space="preserve"> PAGEREF _Toc209527899 \h </w:instrText>
+              <w:instrText xml:space="preserve"> PAGEREF _Toc209684224 \h </w:instrText>
             </w:r>
             <w:r>
               <w:rPr>
@@ -12880,7 +14244,7 @@
         </w:p>
         <w:p>
           <w:pPr>
-            <w:pStyle w:val="Obsah1"/>
+            <w:pStyle w:val="TOC1"/>
             <w:tabs>
               <w:tab w:val="right" w:leader="dot" w:pos="9061"/>
             </w:tabs>
@@ -12889,12 +14253,13 @@
               <w:b w:val="0"/>
               <w:noProof/>
               <w:color w:val="auto"/>
+              <w:lang w:val="en-CZ" w:eastAsia="en-GB"/>
             </w:rPr>
           </w:pPr>
-          <w:hyperlink w:anchor="_Toc209527900" w:history="1">
+          <w:hyperlink w:anchor="_Toc209684225" w:history="1">
             <w:r>
               <w:rPr>
-                <w:rStyle w:val="Hypertextovodkaz"/>
+                <w:rStyle w:val="Hyperlink"/>
                 <w:noProof/>
               </w:rPr>
               <w:t>Přílohy</w:t>
@@ -12918,7 +14283,7 @@
                 <w:noProof/>
                 <w:webHidden/>
               </w:rPr>
-              <w:instrText xml:space="preserve"> PAGEREF _Toc209527900 \h </w:instrText>
+              <w:instrText xml:space="preserve"> PAGEREF _Toc209684225 \h </w:instrText>
             </w:r>
             <w:r>
               <w:rPr>
@@ -12951,7 +14316,7 @@
         </w:p>
         <w:p>
           <w:pPr>
-            <w:pStyle w:val="Obsah2"/>
+            <w:pStyle w:val="TOC2"/>
             <w:tabs>
               <w:tab w:val="right" w:leader="dot" w:pos="9061"/>
             </w:tabs>
@@ -12959,19 +14324,20 @@
               <w:rFonts w:asciiTheme="minorHAnsi" w:eastAsiaTheme="minorEastAsia" w:hAnsiTheme="minorHAnsi" w:cstheme="minorBidi"/>
               <w:noProof/>
               <w:color w:val="auto"/>
+              <w:lang w:val="en-CZ" w:eastAsia="en-GB"/>
             </w:rPr>
           </w:pPr>
-          <w:hyperlink w:anchor="_Toc209527901" w:history="1">
+          <w:hyperlink w:anchor="_Toc209684226" w:history="1">
             <w:r>
               <w:rPr>
-                <w:rStyle w:val="Hypertextovodkaz"/>
+                <w:rStyle w:val="Hyperlink"/>
                 <w:noProof/>
               </w:rPr>
               <w:t>A</w:t>
             </w:r>
             <w:r>
               <w:rPr>
-                <w:rStyle w:val="Hypertextovodkaz"/>
+                <w:rStyle w:val="Hyperlink"/>
                 <w:rFonts w:ascii="Arial" w:eastAsia="Arial" w:hAnsi="Arial" w:cs="Arial"/>
                 <w:noProof/>
               </w:rPr>
@@ -12979,7 +14345,7 @@
             </w:r>
             <w:r>
               <w:rPr>
-                <w:rStyle w:val="Hypertextovodkaz"/>
+                <w:rStyle w:val="Hyperlink"/>
                 <w:noProof/>
               </w:rPr>
               <w:t>Příloha</w:t>
@@ -13003,7 +14369,7 @@
                 <w:noProof/>
                 <w:webHidden/>
               </w:rPr>
-              <w:instrText xml:space="preserve"> PAGEREF _Toc209527901 \h </w:instrText>
+              <w:instrText xml:space="preserve"> PAGEREF _Toc209684226 \h </w:instrText>
             </w:r>
             <w:r>
               <w:rPr>
@@ -13489,11 +14855,11 @@
     </w:p>
     <w:p>
       <w:pPr>
-        <w:pStyle w:val="Nadpis1"/>
+        <w:pStyle w:val="Heading1"/>
         <w:spacing w:after="321"/>
         <w:ind w:left="-5"/>
       </w:pPr>
-      <w:bookmarkStart w:id="0" w:name="_Toc209527887"/>
+      <w:bookmarkStart w:id="0" w:name="_Toc209684212"/>
       <w:r>
         <w:lastRenderedPageBreak/>
         <w:t>Teoretická část</w:t>
@@ -13505,10 +14871,10 @@
     </w:p>
     <w:p>
       <w:pPr>
-        <w:pStyle w:val="Nadpis1"/>
+        <w:pStyle w:val="Heading1"/>
         <w:ind w:left="-5"/>
       </w:pPr>
-      <w:bookmarkStart w:id="1" w:name="_Toc209527888"/>
+      <w:bookmarkStart w:id="1" w:name="_Toc209684213"/>
       <w:r>
         <w:t>1</w:t>
       </w:r>
@@ -13541,11 +14907,11 @@
     </w:p>
     <w:p>
       <w:pPr>
-        <w:pStyle w:val="Nadpis3"/>
+        <w:pStyle w:val="Heading3"/>
         <w:spacing w:after="0"/>
         <w:ind w:left="-5"/>
       </w:pPr>
-      <w:bookmarkStart w:id="2" w:name="_Toc209527889"/>
+      <w:bookmarkStart w:id="2" w:name="_Toc209684214"/>
       <w:r>
         <w:t>1.1</w:t>
       </w:r>
@@ -17595,10 +18961,10 @@
     </w:p>
     <w:p>
       <w:pPr>
-        <w:pStyle w:val="Nadpis3"/>
+        <w:pStyle w:val="Heading3"/>
         <w:ind w:left="-5"/>
       </w:pPr>
-      <w:bookmarkStart w:id="3" w:name="_Toc209527890"/>
+      <w:bookmarkStart w:id="3" w:name="_Toc209684215"/>
       <w:r>
         <w:t>1.2</w:t>
       </w:r>
@@ -17786,11 +19152,11 @@
     </w:tbl>
     <w:p>
       <w:pPr>
-        <w:pStyle w:val="Nadpis3"/>
+        <w:pStyle w:val="Heading3"/>
         <w:spacing w:after="0"/>
         <w:ind w:left="-5"/>
       </w:pPr>
-      <w:bookmarkStart w:id="4" w:name="_Toc209527891"/>
+      <w:bookmarkStart w:id="4" w:name="_Toc209684216"/>
       <w:r>
         <w:t>1.3</w:t>
       </w:r>
@@ -22413,11 +23779,11 @@
     </w:p>
     <w:p>
       <w:pPr>
-        <w:pStyle w:val="Nadpis3"/>
+        <w:pStyle w:val="Heading3"/>
         <w:spacing w:after="120"/>
         <w:ind w:left="-5"/>
       </w:pPr>
-      <w:bookmarkStart w:id="5" w:name="_Toc209527892"/>
+      <w:bookmarkStart w:id="5" w:name="_Toc209684217"/>
       <w:r>
         <w:lastRenderedPageBreak/>
         <w:t>1.4</w:t>
@@ -23283,10 +24649,10 @@
     </w:p>
     <w:p>
       <w:pPr>
-        <w:pStyle w:val="Nadpis3"/>
+        <w:pStyle w:val="Heading3"/>
         <w:ind w:left="-5"/>
       </w:pPr>
-      <w:bookmarkStart w:id="6" w:name="_Toc209527893"/>
+      <w:bookmarkStart w:id="6" w:name="_Toc209684218"/>
       <w:r>
         <w:t>1.5</w:t>
       </w:r>
@@ -23319,11 +24685,11 @@
     </w:p>
     <w:p>
       <w:pPr>
-        <w:pStyle w:val="Nadpis3"/>
+        <w:pStyle w:val="Heading3"/>
         <w:spacing w:after="254"/>
         <w:ind w:left="-5"/>
       </w:pPr>
-      <w:bookmarkStart w:id="7" w:name="_Toc209527894"/>
+      <w:bookmarkStart w:id="7" w:name="_Toc209684219"/>
       <w:r>
         <w:t>1.6</w:t>
       </w:r>
@@ -23392,9 +24758,9 @@
     </w:p>
     <w:p>
       <w:pPr>
-        <w:pStyle w:val="Nadpis3"/>
+        <w:pStyle w:val="Heading3"/>
       </w:pPr>
-      <w:bookmarkStart w:id="8" w:name="_Toc209527895"/>
+      <w:bookmarkStart w:id="8" w:name="_Toc209684220"/>
       <w:r>
         <w:t>1.7 Pokus</w:t>
       </w:r>
@@ -23402,9 +24768,9 @@
     </w:p>
     <w:p>
       <w:pPr>
-        <w:pStyle w:val="Nadpis3"/>
+        <w:pStyle w:val="Heading3"/>
       </w:pPr>
-      <w:bookmarkStart w:id="9" w:name="_Toc209527896"/>
+      <w:bookmarkStart w:id="9" w:name="_Toc209684221"/>
       <w:r>
         <w:t xml:space="preserve">1.8 </w:t>
       </w:r>
@@ -23438,10 +24804,10 @@
     </w:p>
     <w:p>
       <w:pPr>
-        <w:pStyle w:val="Nadpis1"/>
+        <w:pStyle w:val="Heading1"/>
         <w:ind w:left="-5"/>
       </w:pPr>
-      <w:bookmarkStart w:id="10" w:name="_Toc209527897"/>
+      <w:bookmarkStart w:id="10" w:name="_Toc209684222"/>
       <w:r>
         <w:t>Praktická část</w:t>
       </w:r>
@@ -23488,10 +24854,10 @@
     </w:p>
     <w:p>
       <w:pPr>
-        <w:pStyle w:val="Nadpis1"/>
+        <w:pStyle w:val="Heading1"/>
         <w:ind w:left="-5"/>
       </w:pPr>
-      <w:bookmarkStart w:id="11" w:name="_Toc209527898"/>
+      <w:bookmarkStart w:id="11" w:name="_Toc209684223"/>
       <w:r>
         <w:lastRenderedPageBreak/>
         <w:t>Závěr</w:t>
@@ -23539,10 +24905,10 @@
     </w:p>
     <w:p>
       <w:pPr>
-        <w:pStyle w:val="Nadpis1"/>
+        <w:pStyle w:val="Heading1"/>
         <w:ind w:left="-5"/>
       </w:pPr>
-      <w:bookmarkStart w:id="12" w:name="_Toc209527899"/>
+      <w:bookmarkStart w:id="12" w:name="_Toc209684224"/>
       <w:r>
         <w:lastRenderedPageBreak/>
         <w:t>Použitá literatura</w:t>
@@ -23609,11 +24975,11 @@
     </w:p>
     <w:p>
       <w:pPr>
-        <w:pStyle w:val="Nadpis1"/>
+        <w:pStyle w:val="Heading1"/>
         <w:spacing w:after="321"/>
         <w:ind w:left="-5"/>
       </w:pPr>
-      <w:bookmarkStart w:id="13" w:name="_Toc209527900"/>
+      <w:bookmarkStart w:id="13" w:name="_Toc209684225"/>
       <w:r>
         <w:lastRenderedPageBreak/>
         <w:t>Přílohy</w:t>
@@ -23628,11 +24994,11 @@
     </w:p>
     <w:p>
       <w:pPr>
-        <w:pStyle w:val="Nadpis2"/>
+        <w:pStyle w:val="Heading2"/>
         <w:spacing w:after="281"/>
         <w:ind w:left="-5"/>
       </w:pPr>
-      <w:bookmarkStart w:id="14" w:name="_Toc209527901"/>
+      <w:bookmarkStart w:id="14" w:name="_Toc209684226"/>
       <w:r>
         <w:t>A</w:t>
       </w:r>
@@ -23652,7 +25018,7 @@
     </w:p>
     <w:p>
       <w:pPr>
-        <w:pStyle w:val="Nadpis4"/>
+        <w:pStyle w:val="Heading4"/>
       </w:pPr>
       <w:r>
         <w:t>A.1</w:t>
@@ -24270,7 +25636,7 @@
     <w:lsdException w:name="Unresolved Mention" w:semiHidden="1" w:unhideWhenUsed="1"/>
     <w:lsdException w:name="Smart Link" w:semiHidden="1" w:unhideWhenUsed="1"/>
   </w:latentStyles>
-  <w:style w:type="paragraph" w:default="1" w:styleId="Normln">
+  <w:style w:type="paragraph" w:default="1" w:styleId="Normal">
     <w:name w:val="Normal"/>
     <w:qFormat/>
     <w:pPr>
@@ -24282,10 +25648,10 @@
       <w:sz w:val="22"/>
     </w:rPr>
   </w:style>
-  <w:style w:type="paragraph" w:styleId="Nadpis1">
+  <w:style w:type="paragraph" w:styleId="Heading1">
     <w:name w:val="heading 1"/>
-    <w:next w:val="Normln"/>
-    <w:link w:val="Nadpis1Char"/>
+    <w:next w:val="Normal"/>
+    <w:link w:val="Heading1Char"/>
     <w:uiPriority w:val="9"/>
     <w:qFormat/>
     <w:pPr>
@@ -24302,10 +25668,10 @@
       <w:sz w:val="36"/>
     </w:rPr>
   </w:style>
-  <w:style w:type="paragraph" w:styleId="Nadpis2">
+  <w:style w:type="paragraph" w:styleId="Heading2">
     <w:name w:val="heading 2"/>
-    <w:next w:val="Normln"/>
-    <w:link w:val="Nadpis2Char"/>
+    <w:next w:val="Normal"/>
+    <w:link w:val="Heading2Char"/>
     <w:uiPriority w:val="9"/>
     <w:unhideWhenUsed/>
     <w:qFormat/>
@@ -24323,10 +25689,10 @@
       <w:sz w:val="36"/>
     </w:rPr>
   </w:style>
-  <w:style w:type="paragraph" w:styleId="Nadpis3">
+  <w:style w:type="paragraph" w:styleId="Heading3">
     <w:name w:val="heading 3"/>
-    <w:next w:val="Normln"/>
-    <w:link w:val="Nadpis3Char"/>
+    <w:next w:val="Normal"/>
+    <w:link w:val="Heading3Char"/>
     <w:uiPriority w:val="9"/>
     <w:unhideWhenUsed/>
     <w:qFormat/>
@@ -24344,10 +25710,10 @@
       <w:sz w:val="32"/>
     </w:rPr>
   </w:style>
-  <w:style w:type="paragraph" w:styleId="Nadpis4">
+  <w:style w:type="paragraph" w:styleId="Heading4">
     <w:name w:val="heading 4"/>
-    <w:next w:val="Normln"/>
-    <w:link w:val="Nadpis4Char"/>
+    <w:next w:val="Normal"/>
+    <w:link w:val="Heading4Char"/>
     <w:uiPriority w:val="9"/>
     <w:unhideWhenUsed/>
     <w:qFormat/>
@@ -24364,12 +25730,12 @@
       <w:sz w:val="32"/>
     </w:rPr>
   </w:style>
-  <w:style w:type="character" w:default="1" w:styleId="Standardnpsmoodstavce">
+  <w:style w:type="character" w:default="1" w:styleId="DefaultParagraphFont">
     <w:name w:val="Default Paragraph Font"/>
     <w:uiPriority w:val="1"/>
     <w:unhideWhenUsed/>
   </w:style>
-  <w:style w:type="table" w:default="1" w:styleId="Normlntabulka">
+  <w:style w:type="table" w:default="1" w:styleId="TableNormal">
     <w:name w:val="Normal Table"/>
     <w:uiPriority w:val="99"/>
     <w:semiHidden/>
@@ -24384,15 +25750,15 @@
       </w:tblCellMar>
     </w:tblPr>
   </w:style>
-  <w:style w:type="numbering" w:default="1" w:styleId="Bezseznamu">
+  <w:style w:type="numbering" w:default="1" w:styleId="NoList">
     <w:name w:val="No List"/>
     <w:uiPriority w:val="99"/>
     <w:semiHidden/>
     <w:unhideWhenUsed/>
   </w:style>
-  <w:style w:type="character" w:customStyle="1" w:styleId="Nadpis4Char">
-    <w:name w:val="Nadpis 4 Char"/>
-    <w:link w:val="Nadpis4"/>
+  <w:style w:type="character" w:customStyle="1" w:styleId="Heading4Char">
+    <w:name w:val="Heading 4 Char"/>
+    <w:link w:val="Heading4"/>
     <w:rPr>
       <w:rFonts w:ascii="Calibri" w:eastAsia="Calibri" w:hAnsi="Calibri" w:cs="Calibri"/>
       <w:b/>
@@ -24400,9 +25766,9 @@
       <w:sz w:val="32"/>
     </w:rPr>
   </w:style>
-  <w:style w:type="character" w:customStyle="1" w:styleId="Nadpis3Char">
-    <w:name w:val="Nadpis 3 Char"/>
-    <w:link w:val="Nadpis3"/>
+  <w:style w:type="character" w:customStyle="1" w:styleId="Heading3Char">
+    <w:name w:val="Heading 3 Char"/>
+    <w:link w:val="Heading3"/>
     <w:rPr>
       <w:rFonts w:ascii="Calibri" w:eastAsia="Calibri" w:hAnsi="Calibri" w:cs="Calibri"/>
       <w:b/>
@@ -24410,9 +25776,9 @@
       <w:sz w:val="32"/>
     </w:rPr>
   </w:style>
-  <w:style w:type="character" w:customStyle="1" w:styleId="Nadpis1Char">
-    <w:name w:val="Nadpis 1 Char"/>
-    <w:link w:val="Nadpis1"/>
+  <w:style w:type="character" w:customStyle="1" w:styleId="Heading1Char">
+    <w:name w:val="Heading 1 Char"/>
+    <w:link w:val="Heading1"/>
     <w:rPr>
       <w:rFonts w:ascii="Calibri" w:eastAsia="Calibri" w:hAnsi="Calibri" w:cs="Calibri"/>
       <w:b/>
@@ -24420,9 +25786,9 @@
       <w:sz w:val="36"/>
     </w:rPr>
   </w:style>
-  <w:style w:type="character" w:customStyle="1" w:styleId="Nadpis2Char">
-    <w:name w:val="Nadpis 2 Char"/>
-    <w:link w:val="Nadpis2"/>
+  <w:style w:type="character" w:customStyle="1" w:styleId="Heading2Char">
+    <w:name w:val="Heading 2 Char"/>
+    <w:link w:val="Heading2"/>
     <w:rPr>
       <w:rFonts w:ascii="Calibri" w:eastAsia="Calibri" w:hAnsi="Calibri" w:cs="Calibri"/>
       <w:b/>
@@ -24430,7 +25796,7 @@
       <w:sz w:val="36"/>
     </w:rPr>
   </w:style>
-  <w:style w:type="paragraph" w:styleId="Obsah1">
+  <w:style w:type="paragraph" w:styleId="TOC1">
     <w:name w:val="toc 1"/>
     <w:hidden/>
     <w:uiPriority w:val="39"/>
@@ -24444,7 +25810,7 @@
       <w:color w:val="000000"/>
     </w:rPr>
   </w:style>
-  <w:style w:type="paragraph" w:styleId="Obsah2">
+  <w:style w:type="paragraph" w:styleId="TOC2">
     <w:name w:val="toc 2"/>
     <w:hidden/>
     <w:uiPriority w:val="39"/>
@@ -24457,7 +25823,7 @@
       <w:color w:val="000000"/>
     </w:rPr>
   </w:style>
-  <w:style w:type="paragraph" w:styleId="Obsah3">
+  <w:style w:type="paragraph" w:styleId="TOC3">
     <w:name w:val="toc 3"/>
     <w:hidden/>
     <w:uiPriority w:val="39"/>
@@ -24470,7 +25836,7 @@
       <w:color w:val="000000"/>
     </w:rPr>
   </w:style>
-  <w:style w:type="paragraph" w:styleId="Obsah4">
+  <w:style w:type="paragraph" w:styleId="TOC4">
     <w:name w:val="toc 4"/>
     <w:hidden/>
     <w:uiPriority w:val="39"/>
@@ -24497,9 +25863,9 @@
       </w:tblCellMar>
     </w:tblPr>
   </w:style>
-  <w:style w:type="character" w:styleId="Hypertextovodkaz">
+  <w:style w:type="character" w:styleId="Hyperlink">
     <w:name w:val="Hyperlink"/>
-    <w:basedOn w:val="Standardnpsmoodstavce"/>
+    <w:basedOn w:val="DefaultParagraphFont"/>
     <w:uiPriority w:val="99"/>
     <w:unhideWhenUsed/>
     <w:rsid w:val="00BC64B9"/>
@@ -24508,10 +25874,10 @@
       <w:u w:val="single"/>
     </w:rPr>
   </w:style>
-  <w:style w:type="paragraph" w:styleId="Nadpisobsahu">
+  <w:style w:type="paragraph" w:styleId="TOCHeading">
     <w:name w:val="TOC Heading"/>
-    <w:basedOn w:val="Nadpis1"/>
-    <w:next w:val="Normln"/>
+    <w:basedOn w:val="Heading1"/>
+    <w:next w:val="Normal"/>
     <w:uiPriority w:val="39"/>
     <w:unhideWhenUsed/>
     <w:qFormat/>

--- a/dokumentace/BP_Tehnik_HomeOS.docx
+++ b/dokumentace/BP_Tehnik_HomeOS.docx
@@ -11242,7 +11242,7 @@
                     </pic:cNvPicPr>
                   </pic:nvPicPr>
                   <pic:blipFill>
-                    <a:blip r:embed="rId6">
+                    <a:blip r:embed="rId7">
                       <a:extLst>
                         <a:ext uri="{28A0092B-C50C-407E-A947-70E740481C1C}">
                           <a14:useLocalDpi xmlns:a14="http://schemas.microsoft.com/office/drawing/2010/main" val="0"/>
@@ -11419,11 +11419,9 @@
         <w:tab/>
         <w:t xml:space="preserve">Martin </w:t>
       </w:r>
-      <w:proofErr w:type="spellStart"/>
       <w:r>
         <w:t>Těhník</w:t>
       </w:r>
-      <w:proofErr w:type="spellEnd"/>
     </w:p>
     <w:p>
       <w:pPr>
@@ -11708,16 +11706,7 @@
           <w:sz w:val="36"/>
           <w:szCs w:val="36"/>
         </w:rPr>
-        <w:t>We</w:t>
-      </w:r>
-      <w:r>
-        <w:rPr>
-          <w:b/>
-          <w:color w:val="E97132" w:themeColor="accent2"/>
-          <w:sz w:val="36"/>
-          <w:szCs w:val="36"/>
-        </w:rPr>
-        <w:t xml:space="preserve">b </w:t>
+        <w:t xml:space="preserve">Web </w:t>
       </w:r>
       <w:proofErr w:type="spellStart"/>
       <w:r>
@@ -13194,7 +13183,7 @@
       <w:sdtContent>
         <w:p>
           <w:pPr>
-            <w:pStyle w:val="TOCHeading"/>
+            <w:pStyle w:val="Nadpisobsahu"/>
           </w:pPr>
           <w:r>
             <w:t>Obsah:</w:t>
@@ -13202,7 +13191,7 @@
         </w:p>
         <w:p>
           <w:pPr>
-            <w:pStyle w:val="TOC1"/>
+            <w:pStyle w:val="Obsah1"/>
             <w:tabs>
               <w:tab w:val="right" w:leader="dot" w:pos="9061"/>
             </w:tabs>
@@ -13211,7 +13200,6 @@
               <w:b w:val="0"/>
               <w:noProof/>
               <w:color w:val="auto"/>
-              <w:lang w:val="en-CZ" w:eastAsia="en-GB"/>
             </w:rPr>
           </w:pPr>
           <w:r>
@@ -13223,10 +13211,10 @@
           <w:r>
             <w:fldChar w:fldCharType="separate"/>
           </w:r>
-          <w:hyperlink w:anchor="_Toc209684212" w:history="1">
+          <w:hyperlink w:anchor="_Toc210214747" w:history="1">
             <w:r>
               <w:rPr>
-                <w:rStyle w:val="Hyperlink"/>
+                <w:rStyle w:val="Hypertextovodkaz"/>
                 <w:noProof/>
               </w:rPr>
               <w:t>Teoretická část</w:t>
@@ -13250,7 +13238,7 @@
                 <w:noProof/>
                 <w:webHidden/>
               </w:rPr>
-              <w:instrText xml:space="preserve"> PAGEREF _Toc209684212 \h </w:instrText>
+              <w:instrText xml:space="preserve"> PAGEREF _Toc210214747 \h </w:instrText>
             </w:r>
             <w:r>
               <w:rPr>
@@ -13283,7 +13271,7 @@
         </w:p>
         <w:p>
           <w:pPr>
-            <w:pStyle w:val="TOC1"/>
+            <w:pStyle w:val="Obsah1"/>
             <w:tabs>
               <w:tab w:val="right" w:leader="dot" w:pos="9061"/>
             </w:tabs>
@@ -13292,20 +13280,19 @@
               <w:b w:val="0"/>
               <w:noProof/>
               <w:color w:val="auto"/>
-              <w:lang w:val="en-CZ" w:eastAsia="en-GB"/>
             </w:rPr>
           </w:pPr>
-          <w:hyperlink w:anchor="_Toc209684213" w:history="1">
+          <w:hyperlink w:anchor="_Toc210214748" w:history="1">
             <w:r>
               <w:rPr>
-                <w:rStyle w:val="Hyperlink"/>
+                <w:rStyle w:val="Hypertextovodkaz"/>
                 <w:noProof/>
               </w:rPr>
               <w:t>1</w:t>
             </w:r>
             <w:r>
               <w:rPr>
-                <w:rStyle w:val="Hyperlink"/>
+                <w:rStyle w:val="Hypertextovodkaz"/>
                 <w:rFonts w:ascii="Arial" w:eastAsia="Arial" w:hAnsi="Arial" w:cs="Arial"/>
                 <w:noProof/>
               </w:rPr>
@@ -13313,10 +13300,10 @@
             </w:r>
             <w:r>
               <w:rPr>
-                <w:rStyle w:val="Hyperlink"/>
+                <w:rStyle w:val="Hypertextovodkaz"/>
                 <w:noProof/>
               </w:rPr>
-              <w:t>Ukázka prvků</w:t>
+              <w:t>Jednodeskové počítače</w:t>
             </w:r>
             <w:r>
               <w:rPr>
@@ -13337,7 +13324,7 @@
                 <w:noProof/>
                 <w:webHidden/>
               </w:rPr>
-              <w:instrText xml:space="preserve"> PAGEREF _Toc209684213 \h </w:instrText>
+              <w:instrText xml:space="preserve"> PAGEREF _Toc210214748 \h </w:instrText>
             </w:r>
             <w:r>
               <w:rPr>
@@ -13370,7 +13357,7 @@
         </w:p>
         <w:p>
           <w:pPr>
-            <w:pStyle w:val="TOC3"/>
+            <w:pStyle w:val="Obsah3"/>
             <w:tabs>
               <w:tab w:val="right" w:leader="dot" w:pos="9061"/>
             </w:tabs>
@@ -13378,20 +13365,19 @@
               <w:rFonts w:asciiTheme="minorHAnsi" w:eastAsiaTheme="minorEastAsia" w:hAnsiTheme="minorHAnsi" w:cstheme="minorBidi"/>
               <w:noProof/>
               <w:color w:val="auto"/>
-              <w:lang w:val="en-CZ" w:eastAsia="en-GB"/>
             </w:rPr>
           </w:pPr>
-          <w:hyperlink w:anchor="_Toc209684214" w:history="1">
+          <w:hyperlink w:anchor="_Toc210214749" w:history="1">
             <w:r>
               <w:rPr>
-                <w:rStyle w:val="Hyperlink"/>
+                <w:rStyle w:val="Hypertextovodkaz"/>
                 <w:noProof/>
               </w:rPr>
               <w:t>1.1</w:t>
             </w:r>
             <w:r>
               <w:rPr>
-                <w:rStyle w:val="Hyperlink"/>
+                <w:rStyle w:val="Hypertextovodkaz"/>
                 <w:rFonts w:ascii="Arial" w:eastAsia="Arial" w:hAnsi="Arial" w:cs="Arial"/>
                 <w:noProof/>
               </w:rPr>
@@ -13399,7 +13385,7 @@
             </w:r>
             <w:r>
               <w:rPr>
-                <w:rStyle w:val="Hyperlink"/>
+                <w:rStyle w:val="Hypertextovodkaz"/>
                 <w:noProof/>
               </w:rPr>
               <w:t>Obrázky</w:t>
@@ -13423,7 +13409,7 @@
                 <w:noProof/>
                 <w:webHidden/>
               </w:rPr>
-              <w:instrText xml:space="preserve"> PAGEREF _Toc209684214 \h </w:instrText>
+              <w:instrText xml:space="preserve"> PAGEREF _Toc210214749 \h </w:instrText>
             </w:r>
             <w:r>
               <w:rPr>
@@ -13456,7 +13442,7 @@
         </w:p>
         <w:p>
           <w:pPr>
-            <w:pStyle w:val="TOC3"/>
+            <w:pStyle w:val="Obsah3"/>
             <w:tabs>
               <w:tab w:val="right" w:leader="dot" w:pos="9061"/>
             </w:tabs>
@@ -13464,20 +13450,19 @@
               <w:rFonts w:asciiTheme="minorHAnsi" w:eastAsiaTheme="minorEastAsia" w:hAnsiTheme="minorHAnsi" w:cstheme="minorBidi"/>
               <w:noProof/>
               <w:color w:val="auto"/>
-              <w:lang w:val="en-CZ" w:eastAsia="en-GB"/>
             </w:rPr>
           </w:pPr>
-          <w:hyperlink w:anchor="_Toc209684215" w:history="1">
+          <w:hyperlink w:anchor="_Toc210214750" w:history="1">
             <w:r>
               <w:rPr>
-                <w:rStyle w:val="Hyperlink"/>
+                <w:rStyle w:val="Hypertextovodkaz"/>
                 <w:noProof/>
               </w:rPr>
               <w:t>1.2</w:t>
             </w:r>
             <w:r>
               <w:rPr>
-                <w:rStyle w:val="Hyperlink"/>
+                <w:rStyle w:val="Hypertextovodkaz"/>
                 <w:rFonts w:ascii="Arial" w:eastAsia="Arial" w:hAnsi="Arial" w:cs="Arial"/>
                 <w:noProof/>
               </w:rPr>
@@ -13485,7 +13470,7 @@
             </w:r>
             <w:r>
               <w:rPr>
-                <w:rStyle w:val="Hyperlink"/>
+                <w:rStyle w:val="Hypertextovodkaz"/>
                 <w:noProof/>
               </w:rPr>
               <w:t>Tabulky</w:t>
@@ -13509,7 +13494,7 @@
                 <w:noProof/>
                 <w:webHidden/>
               </w:rPr>
-              <w:instrText xml:space="preserve"> PAGEREF _Toc209684215 \h </w:instrText>
+              <w:instrText xml:space="preserve"> PAGEREF _Toc210214750 \h </w:instrText>
             </w:r>
             <w:r>
               <w:rPr>
@@ -13542,7 +13527,7 @@
         </w:p>
         <w:p>
           <w:pPr>
-            <w:pStyle w:val="TOC3"/>
+            <w:pStyle w:val="Obsah3"/>
             <w:tabs>
               <w:tab w:val="right" w:leader="dot" w:pos="9061"/>
             </w:tabs>
@@ -13550,20 +13535,19 @@
               <w:rFonts w:asciiTheme="minorHAnsi" w:eastAsiaTheme="minorEastAsia" w:hAnsiTheme="minorHAnsi" w:cstheme="minorBidi"/>
               <w:noProof/>
               <w:color w:val="auto"/>
-              <w:lang w:val="en-CZ" w:eastAsia="en-GB"/>
             </w:rPr>
           </w:pPr>
-          <w:hyperlink w:anchor="_Toc209684216" w:history="1">
+          <w:hyperlink w:anchor="_Toc210214751" w:history="1">
             <w:r>
               <w:rPr>
-                <w:rStyle w:val="Hyperlink"/>
+                <w:rStyle w:val="Hypertextovodkaz"/>
                 <w:noProof/>
               </w:rPr>
               <w:t>1.3</w:t>
             </w:r>
             <w:r>
               <w:rPr>
-                <w:rStyle w:val="Hyperlink"/>
+                <w:rStyle w:val="Hypertextovodkaz"/>
                 <w:rFonts w:ascii="Arial" w:eastAsia="Arial" w:hAnsi="Arial" w:cs="Arial"/>
                 <w:noProof/>
               </w:rPr>
@@ -13571,7 +13555,7 @@
             </w:r>
             <w:r>
               <w:rPr>
-                <w:rStyle w:val="Hyperlink"/>
+                <w:rStyle w:val="Hypertextovodkaz"/>
                 <w:noProof/>
               </w:rPr>
               <w:t>Grafy</w:t>
@@ -13595,93 +13579,7 @@
                 <w:noProof/>
                 <w:webHidden/>
               </w:rPr>
-              <w:instrText xml:space="preserve"> PAGEREF _Toc209684216 \h </w:instrText>
-            </w:r>
-            <w:r>
-              <w:rPr>
-                <w:noProof/>
-                <w:webHidden/>
-              </w:rPr>
-            </w:r>
-            <w:r>
-              <w:rPr>
-                <w:noProof/>
-                <w:webHidden/>
-              </w:rPr>
-              <w:fldChar w:fldCharType="separate"/>
-            </w:r>
-            <w:r>
-              <w:rPr>
-                <w:noProof/>
-                <w:webHidden/>
-              </w:rPr>
-              <w:t>8</w:t>
-            </w:r>
-            <w:r>
-              <w:rPr>
-                <w:noProof/>
-                <w:webHidden/>
-              </w:rPr>
-              <w:fldChar w:fldCharType="end"/>
-            </w:r>
-          </w:hyperlink>
-        </w:p>
-        <w:p>
-          <w:pPr>
-            <w:pStyle w:val="TOC3"/>
-            <w:tabs>
-              <w:tab w:val="right" w:leader="dot" w:pos="9061"/>
-            </w:tabs>
-            <w:rPr>
-              <w:rFonts w:asciiTheme="minorHAnsi" w:eastAsiaTheme="minorEastAsia" w:hAnsiTheme="minorHAnsi" w:cstheme="minorBidi"/>
-              <w:noProof/>
-              <w:color w:val="auto"/>
-              <w:lang w:val="en-CZ" w:eastAsia="en-GB"/>
-            </w:rPr>
-          </w:pPr>
-          <w:hyperlink w:anchor="_Toc209684217" w:history="1">
-            <w:r>
-              <w:rPr>
-                <w:rStyle w:val="Hyperlink"/>
-                <w:noProof/>
-              </w:rPr>
-              <w:t>1.4</w:t>
-            </w:r>
-            <w:r>
-              <w:rPr>
-                <w:rStyle w:val="Hyperlink"/>
-                <w:rFonts w:ascii="Arial" w:eastAsia="Arial" w:hAnsi="Arial" w:cs="Arial"/>
-                <w:noProof/>
-              </w:rPr>
-              <w:t xml:space="preserve"> </w:t>
-            </w:r>
-            <w:r>
-              <w:rPr>
-                <w:rStyle w:val="Hyperlink"/>
-                <w:noProof/>
-              </w:rPr>
-              <w:t>Zdrojové kódy</w:t>
-            </w:r>
-            <w:r>
-              <w:rPr>
-                <w:noProof/>
-                <w:webHidden/>
-              </w:rPr>
-              <w:tab/>
-            </w:r>
-            <w:r>
-              <w:rPr>
-                <w:noProof/>
-                <w:webHidden/>
-              </w:rPr>
-              <w:fldChar w:fldCharType="begin"/>
-            </w:r>
-            <w:r>
-              <w:rPr>
-                <w:noProof/>
-                <w:webHidden/>
-              </w:rPr>
-              <w:instrText xml:space="preserve"> PAGEREF _Toc209684217 \h </w:instrText>
+              <w:instrText xml:space="preserve"> PAGEREF _Toc210214751 \h </w:instrText>
             </w:r>
             <w:r>
               <w:rPr>
@@ -13714,7 +13612,7 @@
         </w:p>
         <w:p>
           <w:pPr>
-            <w:pStyle w:val="TOC3"/>
+            <w:pStyle w:val="Obsah3"/>
             <w:tabs>
               <w:tab w:val="right" w:leader="dot" w:pos="9061"/>
             </w:tabs>
@@ -13722,20 +13620,19 @@
               <w:rFonts w:asciiTheme="minorHAnsi" w:eastAsiaTheme="minorEastAsia" w:hAnsiTheme="minorHAnsi" w:cstheme="minorBidi"/>
               <w:noProof/>
               <w:color w:val="auto"/>
-              <w:lang w:val="en-CZ" w:eastAsia="en-GB"/>
             </w:rPr>
           </w:pPr>
-          <w:hyperlink w:anchor="_Toc209684218" w:history="1">
+          <w:hyperlink w:anchor="_Toc210214752" w:history="1">
             <w:r>
               <w:rPr>
-                <w:rStyle w:val="Hyperlink"/>
+                <w:rStyle w:val="Hypertextovodkaz"/>
                 <w:noProof/>
               </w:rPr>
-              <w:t>1.5</w:t>
+              <w:t>1.4</w:t>
             </w:r>
             <w:r>
               <w:rPr>
-                <w:rStyle w:val="Hyperlink"/>
+                <w:rStyle w:val="Hypertextovodkaz"/>
                 <w:rFonts w:ascii="Arial" w:eastAsia="Arial" w:hAnsi="Arial" w:cs="Arial"/>
                 <w:noProof/>
               </w:rPr>
@@ -13743,10 +13640,10 @@
             </w:r>
             <w:r>
               <w:rPr>
-                <w:rStyle w:val="Hyperlink"/>
+                <w:rStyle w:val="Hypertextovodkaz"/>
                 <w:noProof/>
               </w:rPr>
-              <w:t>Citace</w:t>
+              <w:t>Zdrojové kódy</w:t>
             </w:r>
             <w:r>
               <w:rPr>
@@ -13767,7 +13664,7 @@
                 <w:noProof/>
                 <w:webHidden/>
               </w:rPr>
-              <w:instrText xml:space="preserve"> PAGEREF _Toc209684218 \h </w:instrText>
+              <w:instrText xml:space="preserve"> PAGEREF _Toc210214752 \h </w:instrText>
             </w:r>
             <w:r>
               <w:rPr>
@@ -13800,7 +13697,7 @@
         </w:p>
         <w:p>
           <w:pPr>
-            <w:pStyle w:val="TOC3"/>
+            <w:pStyle w:val="Obsah3"/>
             <w:tabs>
               <w:tab w:val="right" w:leader="dot" w:pos="9061"/>
             </w:tabs>
@@ -13808,20 +13705,19 @@
               <w:rFonts w:asciiTheme="minorHAnsi" w:eastAsiaTheme="minorEastAsia" w:hAnsiTheme="minorHAnsi" w:cstheme="minorBidi"/>
               <w:noProof/>
               <w:color w:val="auto"/>
-              <w:lang w:val="en-CZ" w:eastAsia="en-GB"/>
             </w:rPr>
           </w:pPr>
-          <w:hyperlink w:anchor="_Toc209684219" w:history="1">
+          <w:hyperlink w:anchor="_Toc210214753" w:history="1">
             <w:r>
               <w:rPr>
-                <w:rStyle w:val="Hyperlink"/>
+                <w:rStyle w:val="Hypertextovodkaz"/>
                 <w:noProof/>
               </w:rPr>
-              <w:t>1.6</w:t>
+              <w:t>1.5</w:t>
             </w:r>
             <w:r>
               <w:rPr>
-                <w:rStyle w:val="Hyperlink"/>
+                <w:rStyle w:val="Hypertextovodkaz"/>
                 <w:rFonts w:ascii="Arial" w:eastAsia="Arial" w:hAnsi="Arial" w:cs="Arial"/>
                 <w:noProof/>
               </w:rPr>
@@ -13829,10 +13725,10 @@
             </w:r>
             <w:r>
               <w:rPr>
-                <w:rStyle w:val="Hyperlink"/>
+                <w:rStyle w:val="Hypertextovodkaz"/>
                 <w:noProof/>
               </w:rPr>
-              <w:t>Rovnice</w:t>
+              <w:t>Citace</w:t>
             </w:r>
             <w:r>
               <w:rPr>
@@ -13853,7 +13749,7 @@
                 <w:noProof/>
                 <w:webHidden/>
               </w:rPr>
-              <w:instrText xml:space="preserve"> PAGEREF _Toc209684219 \h </w:instrText>
+              <w:instrText xml:space="preserve"> PAGEREF _Toc210214753 \h </w:instrText>
             </w:r>
             <w:r>
               <w:rPr>
@@ -13886,7 +13782,7 @@
         </w:p>
         <w:p>
           <w:pPr>
-            <w:pStyle w:val="TOC3"/>
+            <w:pStyle w:val="Obsah3"/>
             <w:tabs>
               <w:tab w:val="right" w:leader="dot" w:pos="9061"/>
             </w:tabs>
@@ -13894,16 +13790,30 @@
               <w:rFonts w:asciiTheme="minorHAnsi" w:eastAsiaTheme="minorEastAsia" w:hAnsiTheme="minorHAnsi" w:cstheme="minorBidi"/>
               <w:noProof/>
               <w:color w:val="auto"/>
-              <w:lang w:val="en-CZ" w:eastAsia="en-GB"/>
             </w:rPr>
           </w:pPr>
-          <w:hyperlink w:anchor="_Toc209684220" w:history="1">
+          <w:hyperlink w:anchor="_Toc210214754" w:history="1">
             <w:r>
               <w:rPr>
-                <w:rStyle w:val="Hyperlink"/>
+                <w:rStyle w:val="Hypertextovodkaz"/>
                 <w:noProof/>
               </w:rPr>
-              <w:t>1.7 Pokus</w:t>
+              <w:t>1.6</w:t>
+            </w:r>
+            <w:r>
+              <w:rPr>
+                <w:rStyle w:val="Hypertextovodkaz"/>
+                <w:rFonts w:ascii="Arial" w:eastAsia="Arial" w:hAnsi="Arial" w:cs="Arial"/>
+                <w:noProof/>
+              </w:rPr>
+              <w:t xml:space="preserve"> </w:t>
+            </w:r>
+            <w:r>
+              <w:rPr>
+                <w:rStyle w:val="Hypertextovodkaz"/>
+                <w:noProof/>
+              </w:rPr>
+              <w:t>Rovnice</w:t>
             </w:r>
             <w:r>
               <w:rPr>
@@ -13924,7 +13834,7 @@
                 <w:noProof/>
                 <w:webHidden/>
               </w:rPr>
-              <w:instrText xml:space="preserve"> PAGEREF _Toc209684220 \h </w:instrText>
+              <w:instrText xml:space="preserve"> PAGEREF _Toc210214754 \h </w:instrText>
             </w:r>
             <w:r>
               <w:rPr>
@@ -13957,7 +13867,7 @@
         </w:p>
         <w:p>
           <w:pPr>
-            <w:pStyle w:val="TOC3"/>
+            <w:pStyle w:val="Obsah3"/>
             <w:tabs>
               <w:tab w:val="right" w:leader="dot" w:pos="9061"/>
             </w:tabs>
@@ -13965,16 +13875,15 @@
               <w:rFonts w:asciiTheme="minorHAnsi" w:eastAsiaTheme="minorEastAsia" w:hAnsiTheme="minorHAnsi" w:cstheme="minorBidi"/>
               <w:noProof/>
               <w:color w:val="auto"/>
-              <w:lang w:val="en-CZ" w:eastAsia="en-GB"/>
             </w:rPr>
           </w:pPr>
-          <w:hyperlink w:anchor="_Toc209684221" w:history="1">
+          <w:hyperlink w:anchor="_Toc210214755" w:history="1">
             <w:r>
               <w:rPr>
-                <w:rStyle w:val="Hyperlink"/>
+                <w:rStyle w:val="Hypertextovodkaz"/>
                 <w:noProof/>
               </w:rPr>
-              <w:t>1.8 Nevim</w:t>
+              <w:t>1.7 Pokus</w:t>
             </w:r>
             <w:r>
               <w:rPr>
@@ -13995,7 +13904,7 @@
                 <w:noProof/>
                 <w:webHidden/>
               </w:rPr>
-              <w:instrText xml:space="preserve"> PAGEREF _Toc209684221 \h </w:instrText>
+              <w:instrText xml:space="preserve"> PAGEREF _Toc210214755 \h </w:instrText>
             </w:r>
             <w:r>
               <w:rPr>
@@ -14028,25 +13937,23 @@
         </w:p>
         <w:p>
           <w:pPr>
-            <w:pStyle w:val="TOC1"/>
+            <w:pStyle w:val="Obsah3"/>
             <w:tabs>
               <w:tab w:val="right" w:leader="dot" w:pos="9061"/>
             </w:tabs>
             <w:rPr>
               <w:rFonts w:asciiTheme="minorHAnsi" w:eastAsiaTheme="minorEastAsia" w:hAnsiTheme="minorHAnsi" w:cstheme="minorBidi"/>
-              <w:b w:val="0"/>
               <w:noProof/>
               <w:color w:val="auto"/>
-              <w:lang w:val="en-CZ" w:eastAsia="en-GB"/>
             </w:rPr>
           </w:pPr>
-          <w:hyperlink w:anchor="_Toc209684222" w:history="1">
+          <w:hyperlink w:anchor="_Toc210214756" w:history="1">
             <w:r>
               <w:rPr>
-                <w:rStyle w:val="Hyperlink"/>
+                <w:rStyle w:val="Hypertextovodkaz"/>
                 <w:noProof/>
               </w:rPr>
-              <w:t>Praktická část</w:t>
+              <w:t>1.8 Nevim</w:t>
             </w:r>
             <w:r>
               <w:rPr>
@@ -14067,7 +13974,7 @@
                 <w:noProof/>
                 <w:webHidden/>
               </w:rPr>
-              <w:instrText xml:space="preserve"> PAGEREF _Toc209684222 \h </w:instrText>
+              <w:instrText xml:space="preserve"> PAGEREF _Toc210214756 \h </w:instrText>
             </w:r>
             <w:r>
               <w:rPr>
@@ -14100,7 +14007,7 @@
         </w:p>
         <w:p>
           <w:pPr>
-            <w:pStyle w:val="TOC1"/>
+            <w:pStyle w:val="Obsah1"/>
             <w:tabs>
               <w:tab w:val="right" w:leader="dot" w:pos="9061"/>
             </w:tabs>
@@ -14109,16 +14016,15 @@
               <w:b w:val="0"/>
               <w:noProof/>
               <w:color w:val="auto"/>
-              <w:lang w:val="en-CZ" w:eastAsia="en-GB"/>
             </w:rPr>
           </w:pPr>
-          <w:hyperlink w:anchor="_Toc209684223" w:history="1">
+          <w:hyperlink w:anchor="_Toc210214757" w:history="1">
             <w:r>
               <w:rPr>
-                <w:rStyle w:val="Hyperlink"/>
+                <w:rStyle w:val="Hypertextovodkaz"/>
                 <w:noProof/>
               </w:rPr>
-              <w:t>Závěr</w:t>
+              <w:t>Praktická část</w:t>
             </w:r>
             <w:r>
               <w:rPr>
@@ -14139,7 +14045,7 @@
                 <w:noProof/>
                 <w:webHidden/>
               </w:rPr>
-              <w:instrText xml:space="preserve"> PAGEREF _Toc209684223 \h </w:instrText>
+              <w:instrText xml:space="preserve"> PAGEREF _Toc210214757 \h </w:instrText>
             </w:r>
             <w:r>
               <w:rPr>
@@ -14172,7 +14078,7 @@
         </w:p>
         <w:p>
           <w:pPr>
-            <w:pStyle w:val="TOC1"/>
+            <w:pStyle w:val="Obsah1"/>
             <w:tabs>
               <w:tab w:val="right" w:leader="dot" w:pos="9061"/>
             </w:tabs>
@@ -14181,16 +14087,15 @@
               <w:b w:val="0"/>
               <w:noProof/>
               <w:color w:val="auto"/>
-              <w:lang w:val="en-CZ" w:eastAsia="en-GB"/>
             </w:rPr>
           </w:pPr>
-          <w:hyperlink w:anchor="_Toc209684224" w:history="1">
+          <w:hyperlink w:anchor="_Toc210214758" w:history="1">
             <w:r>
               <w:rPr>
-                <w:rStyle w:val="Hyperlink"/>
+                <w:rStyle w:val="Hypertextovodkaz"/>
                 <w:noProof/>
               </w:rPr>
-              <w:t>Použitá literatura</w:t>
+              <w:t>Závěr</w:t>
             </w:r>
             <w:r>
               <w:rPr>
@@ -14211,7 +14116,7 @@
                 <w:noProof/>
                 <w:webHidden/>
               </w:rPr>
-              <w:instrText xml:space="preserve"> PAGEREF _Toc209684224 \h </w:instrText>
+              <w:instrText xml:space="preserve"> PAGEREF _Toc210214758 \h </w:instrText>
             </w:r>
             <w:r>
               <w:rPr>
@@ -14244,7 +14149,7 @@
         </w:p>
         <w:p>
           <w:pPr>
-            <w:pStyle w:val="TOC1"/>
+            <w:pStyle w:val="Obsah1"/>
             <w:tabs>
               <w:tab w:val="right" w:leader="dot" w:pos="9061"/>
             </w:tabs>
@@ -14253,16 +14158,15 @@
               <w:b w:val="0"/>
               <w:noProof/>
               <w:color w:val="auto"/>
-              <w:lang w:val="en-CZ" w:eastAsia="en-GB"/>
             </w:rPr>
           </w:pPr>
-          <w:hyperlink w:anchor="_Toc209684225" w:history="1">
+          <w:hyperlink w:anchor="_Toc210214759" w:history="1">
             <w:r>
               <w:rPr>
-                <w:rStyle w:val="Hyperlink"/>
+                <w:rStyle w:val="Hypertextovodkaz"/>
                 <w:noProof/>
               </w:rPr>
-              <w:t>Přílohy</w:t>
+              <w:t>Použitá literatura</w:t>
             </w:r>
             <w:r>
               <w:rPr>
@@ -14283,7 +14187,7 @@
                 <w:noProof/>
                 <w:webHidden/>
               </w:rPr>
-              <w:instrText xml:space="preserve"> PAGEREF _Toc209684225 \h </w:instrText>
+              <w:instrText xml:space="preserve"> PAGEREF _Toc210214759 \h </w:instrText>
             </w:r>
             <w:r>
               <w:rPr>
@@ -14316,7 +14220,78 @@
         </w:p>
         <w:p>
           <w:pPr>
-            <w:pStyle w:val="TOC2"/>
+            <w:pStyle w:val="Obsah1"/>
+            <w:tabs>
+              <w:tab w:val="right" w:leader="dot" w:pos="9061"/>
+            </w:tabs>
+            <w:rPr>
+              <w:rFonts w:asciiTheme="minorHAnsi" w:eastAsiaTheme="minorEastAsia" w:hAnsiTheme="minorHAnsi" w:cstheme="minorBidi"/>
+              <w:b w:val="0"/>
+              <w:noProof/>
+              <w:color w:val="auto"/>
+            </w:rPr>
+          </w:pPr>
+          <w:hyperlink w:anchor="_Toc210214760" w:history="1">
+            <w:r>
+              <w:rPr>
+                <w:rStyle w:val="Hypertextovodkaz"/>
+                <w:noProof/>
+              </w:rPr>
+              <w:t>Přílohy</w:t>
+            </w:r>
+            <w:r>
+              <w:rPr>
+                <w:noProof/>
+                <w:webHidden/>
+              </w:rPr>
+              <w:tab/>
+            </w:r>
+            <w:r>
+              <w:rPr>
+                <w:noProof/>
+                <w:webHidden/>
+              </w:rPr>
+              <w:fldChar w:fldCharType="begin"/>
+            </w:r>
+            <w:r>
+              <w:rPr>
+                <w:noProof/>
+                <w:webHidden/>
+              </w:rPr>
+              <w:instrText xml:space="preserve"> PAGEREF _Toc210214760 \h </w:instrText>
+            </w:r>
+            <w:r>
+              <w:rPr>
+                <w:noProof/>
+                <w:webHidden/>
+              </w:rPr>
+            </w:r>
+            <w:r>
+              <w:rPr>
+                <w:noProof/>
+                <w:webHidden/>
+              </w:rPr>
+              <w:fldChar w:fldCharType="separate"/>
+            </w:r>
+            <w:r>
+              <w:rPr>
+                <w:noProof/>
+                <w:webHidden/>
+              </w:rPr>
+              <w:t>13</w:t>
+            </w:r>
+            <w:r>
+              <w:rPr>
+                <w:noProof/>
+                <w:webHidden/>
+              </w:rPr>
+              <w:fldChar w:fldCharType="end"/>
+            </w:r>
+          </w:hyperlink>
+        </w:p>
+        <w:p>
+          <w:pPr>
+            <w:pStyle w:val="Obsah2"/>
             <w:tabs>
               <w:tab w:val="right" w:leader="dot" w:pos="9061"/>
             </w:tabs>
@@ -14324,20 +14299,19 @@
               <w:rFonts w:asciiTheme="minorHAnsi" w:eastAsiaTheme="minorEastAsia" w:hAnsiTheme="minorHAnsi" w:cstheme="minorBidi"/>
               <w:noProof/>
               <w:color w:val="auto"/>
-              <w:lang w:val="en-CZ" w:eastAsia="en-GB"/>
             </w:rPr>
           </w:pPr>
-          <w:hyperlink w:anchor="_Toc209684226" w:history="1">
+          <w:hyperlink w:anchor="_Toc210214761" w:history="1">
             <w:r>
               <w:rPr>
-                <w:rStyle w:val="Hyperlink"/>
+                <w:rStyle w:val="Hypertextovodkaz"/>
                 <w:noProof/>
               </w:rPr>
               <w:t>A</w:t>
             </w:r>
             <w:r>
               <w:rPr>
-                <w:rStyle w:val="Hyperlink"/>
+                <w:rStyle w:val="Hypertextovodkaz"/>
                 <w:rFonts w:ascii="Arial" w:eastAsia="Arial" w:hAnsi="Arial" w:cs="Arial"/>
                 <w:noProof/>
               </w:rPr>
@@ -14345,7 +14319,7 @@
             </w:r>
             <w:r>
               <w:rPr>
-                <w:rStyle w:val="Hyperlink"/>
+                <w:rStyle w:val="Hypertextovodkaz"/>
                 <w:noProof/>
               </w:rPr>
               <w:t>Příloha</w:t>
@@ -14369,7 +14343,7 @@
                 <w:noProof/>
                 <w:webHidden/>
               </w:rPr>
-              <w:instrText xml:space="preserve"> PAGEREF _Toc209684226 \h </w:instrText>
+              <w:instrText xml:space="preserve"> PAGEREF _Toc210214761 \h </w:instrText>
             </w:r>
             <w:r>
               <w:rPr>
@@ -14389,7 +14363,7 @@
                 <w:noProof/>
                 <w:webHidden/>
               </w:rPr>
-              <w:t>12</w:t>
+              <w:t>13</w:t>
             </w:r>
             <w:r>
               <w:rPr>
@@ -14781,9 +14755,9 @@
     <w:p>
       <w:pPr>
         <w:sectPr>
-          <w:footerReference w:type="even" r:id="rId7"/>
-          <w:footerReference w:type="default" r:id="rId8"/>
-          <w:footerReference w:type="first" r:id="rId9"/>
+          <w:footerReference w:type="even" r:id="rId8"/>
+          <w:footerReference w:type="default" r:id="rId9"/>
+          <w:footerReference w:type="first" r:id="rId10"/>
           <w:pgSz w:w="11906" w:h="16838"/>
           <w:pgMar w:top="1028" w:right="1416" w:bottom="889" w:left="1419" w:header="708" w:footer="708" w:gutter="0"/>
           <w:cols w:space="708"/>
@@ -14794,16 +14768,27 @@
       <w:pPr>
         <w:spacing w:after="118"/>
         <w:ind w:left="-5" w:right="6573" w:hanging="10"/>
-      </w:pPr>
-      <w:r>
         <w:rPr>
           <w:b/>
           <w:color w:val="EA7603"/>
           <w:sz w:val="36"/>
         </w:rPr>
+      </w:pPr>
+      <w:r>
+        <w:rPr>
+          <w:b/>
+          <w:color w:val="EA7603"/>
+          <w:sz w:val="36"/>
+        </w:rPr>
         <w:lastRenderedPageBreak/>
         <w:t xml:space="preserve">Úvod </w:t>
       </w:r>
+    </w:p>
+    <w:p>
+      <w:pPr>
+        <w:spacing w:after="118"/>
+        <w:ind w:left="-5" w:right="6573" w:hanging="10"/>
+      </w:pPr>
     </w:p>
     <w:p>
       <w:pPr>
@@ -14814,7 +14799,144 @@
           <w:rFonts w:ascii="Times New Roman" w:eastAsia="Times New Roman" w:hAnsi="Times New Roman" w:cs="Times New Roman"/>
           <w:sz w:val="24"/>
         </w:rPr>
+        <w:t xml:space="preserve">Téma </w:t>
+      </w:r>
+      <w:proofErr w:type="spellStart"/>
+      <w:r>
+        <w:rPr>
+          <w:rFonts w:ascii="Times New Roman" w:eastAsia="Times New Roman" w:hAnsi="Times New Roman" w:cs="Times New Roman"/>
+          <w:sz w:val="24"/>
+        </w:rPr>
+        <w:t>SmartHome</w:t>
+      </w:r>
+      <w:proofErr w:type="spellEnd"/>
+      <w:r>
+        <w:rPr>
+          <w:rFonts w:ascii="Times New Roman" w:eastAsia="Times New Roman" w:hAnsi="Times New Roman" w:cs="Times New Roman"/>
+          <w:sz w:val="24"/>
+        </w:rPr>
+        <w:t xml:space="preserve"> zažívá v posledních letech velký rozvoj, a to především díky </w:t>
+      </w:r>
+      <w:r>
+        <w:rPr>
+          <w:rFonts w:ascii="Times New Roman" w:eastAsia="Times New Roman" w:hAnsi="Times New Roman" w:cs="Times New Roman"/>
+          <w:sz w:val="24"/>
+        </w:rPr>
+        <w:t>široké</w:t>
+      </w:r>
+      <w:r>
+        <w:rPr>
+          <w:rFonts w:ascii="Times New Roman" w:eastAsia="Times New Roman" w:hAnsi="Times New Roman" w:cs="Times New Roman"/>
+          <w:sz w:val="24"/>
+        </w:rPr>
+        <w:t xml:space="preserve"> škále možností, které nabízí. V dnešní uspěchané době </w:t>
+      </w:r>
+      <w:r>
+        <w:rPr>
+          <w:rFonts w:ascii="Times New Roman" w:eastAsia="Times New Roman" w:hAnsi="Times New Roman" w:cs="Times New Roman"/>
+          <w:sz w:val="24"/>
+        </w:rPr>
+        <w:t xml:space="preserve">lidé stále hledají jakýkoliv </w:t>
+      </w:r>
+      <w:r>
+        <w:rPr>
+          <w:rFonts w:ascii="Times New Roman" w:eastAsia="Times New Roman" w:hAnsi="Times New Roman" w:cs="Times New Roman"/>
+          <w:sz w:val="24"/>
+        </w:rPr>
+        <w:t xml:space="preserve">způsob úspory času a peněz, čehož nám pomůže docílit chytrá domácnost. </w:t>
+      </w:r>
+      <w:r>
+        <w:rPr>
+          <w:rFonts w:ascii="Times New Roman" w:eastAsia="Times New Roman" w:hAnsi="Times New Roman" w:cs="Times New Roman"/>
+          <w:sz w:val="24"/>
+        </w:rPr>
+        <w:t>Díky optimalizaci využití elektrické energie ze solárních panelů či distribuční sítě</w:t>
+      </w:r>
+      <w:r>
+        <w:rPr>
+          <w:rFonts w:ascii="Times New Roman" w:eastAsia="Times New Roman" w:hAnsi="Times New Roman" w:cs="Times New Roman"/>
+          <w:sz w:val="24"/>
+        </w:rPr>
         <w:t xml:space="preserve"> </w:t>
+      </w:r>
+      <w:r>
+        <w:rPr>
+          <w:rFonts w:ascii="Times New Roman" w:eastAsia="Times New Roman" w:hAnsi="Times New Roman" w:cs="Times New Roman"/>
+          <w:sz w:val="24"/>
+        </w:rPr>
+        <w:t>lze snížit náklady na elektřinu</w:t>
+      </w:r>
+      <w:r>
+        <w:rPr>
+          <w:rFonts w:ascii="Times New Roman" w:eastAsia="Times New Roman" w:hAnsi="Times New Roman" w:cs="Times New Roman"/>
+          <w:sz w:val="24"/>
+        </w:rPr>
+        <w:t xml:space="preserve"> a zároveň efektivněji využít dostupné zdroje</w:t>
+      </w:r>
+      <w:r>
+        <w:rPr>
+          <w:rFonts w:ascii="Times New Roman" w:eastAsia="Times New Roman" w:hAnsi="Times New Roman" w:cs="Times New Roman"/>
+          <w:sz w:val="24"/>
+        </w:rPr>
+        <w:t xml:space="preserve">. Chytré řízení domu obecně přispěje k lepší životní úrovni zákazníka, jelikož se </w:t>
+      </w:r>
+      <w:r>
+        <w:rPr>
+          <w:rFonts w:ascii="Times New Roman" w:eastAsia="Times New Roman" w:hAnsi="Times New Roman" w:cs="Times New Roman"/>
+          <w:sz w:val="24"/>
+        </w:rPr>
+        <w:t xml:space="preserve">nebude muset starat o manuální nastavení jednotlivých prvků domu. Nastaví je pouze při prvotní instalaci a pak už budou pracovat na základě přednastavených kritérií. </w:t>
+      </w:r>
+      <w:proofErr w:type="spellStart"/>
+      <w:r>
+        <w:rPr>
+          <w:rFonts w:ascii="Times New Roman" w:eastAsia="Times New Roman" w:hAnsi="Times New Roman" w:cs="Times New Roman"/>
+          <w:sz w:val="24"/>
+        </w:rPr>
+        <w:t>SmartHome</w:t>
+      </w:r>
+      <w:proofErr w:type="spellEnd"/>
+      <w:r>
+        <w:rPr>
+          <w:rFonts w:ascii="Times New Roman" w:eastAsia="Times New Roman" w:hAnsi="Times New Roman" w:cs="Times New Roman"/>
+          <w:sz w:val="24"/>
+        </w:rPr>
+        <w:t xml:space="preserve"> bude tak čím dál více využíván běžnou populací ať už díky klesající ceně nebo díky rostoucí uživatelské přívětivosti.</w:t>
+      </w:r>
+      <w:r>
+        <w:rPr>
+          <w:rFonts w:ascii="Times New Roman" w:eastAsia="Times New Roman" w:hAnsi="Times New Roman" w:cs="Times New Roman"/>
+          <w:sz w:val="24"/>
+        </w:rPr>
+        <w:t xml:space="preserve"> Tato práce s</w:t>
+      </w:r>
+      <w:r>
+        <w:rPr>
+          <w:rFonts w:ascii="Times New Roman" w:eastAsia="Times New Roman" w:hAnsi="Times New Roman" w:cs="Times New Roman"/>
+          <w:sz w:val="24"/>
+        </w:rPr>
+        <w:t xml:space="preserve">e zaměřuje na vývoj systému chytré domácnosti, který bude postaven na jednodeskovém počítači s Linuxovým operačním systémem a </w:t>
+      </w:r>
+      <w:r>
+        <w:rPr>
+          <w:rFonts w:ascii="Times New Roman" w:eastAsia="Times New Roman" w:hAnsi="Times New Roman" w:cs="Times New Roman"/>
+          <w:sz w:val="24"/>
+        </w:rPr>
+        <w:t>umožní prostřednictvím webové aplikace sbírat, ukládat a vyhodnocovat data ze senzorů, vizualizovat je a současně ovládat připojen</w:t>
+      </w:r>
+      <w:r>
+        <w:rPr>
+          <w:rFonts w:ascii="Times New Roman" w:eastAsia="Times New Roman" w:hAnsi="Times New Roman" w:cs="Times New Roman"/>
+          <w:sz w:val="24"/>
+        </w:rPr>
+        <w:t>á zařízení</w:t>
+      </w:r>
+      <w:r>
+        <w:rPr>
+          <w:rFonts w:ascii="Times New Roman" w:eastAsia="Times New Roman" w:hAnsi="Times New Roman" w:cs="Times New Roman"/>
+          <w:sz w:val="24"/>
+        </w:rPr>
+        <w:t xml:space="preserve"> a nastavovat parametry zařízení.</w:t>
       </w:r>
     </w:p>
     <w:p>
@@ -14855,11 +14977,11 @@
     </w:p>
     <w:p>
       <w:pPr>
-        <w:pStyle w:val="Heading1"/>
+        <w:pStyle w:val="Nadpis1"/>
         <w:spacing w:after="321"/>
         <w:ind w:left="-5"/>
       </w:pPr>
-      <w:bookmarkStart w:id="0" w:name="_Toc209684212"/>
+      <w:bookmarkStart w:id="0" w:name="_Toc210214747"/>
       <w:r>
         <w:lastRenderedPageBreak/>
         <w:t>Teoretická část</w:t>
@@ -14871,10 +14993,10 @@
     </w:p>
     <w:p>
       <w:pPr>
-        <w:pStyle w:val="Heading1"/>
+        <w:pStyle w:val="Nadpis1"/>
         <w:ind w:left="-5"/>
       </w:pPr>
-      <w:bookmarkStart w:id="1" w:name="_Toc209684213"/>
+      <w:bookmarkStart w:id="1" w:name="_Toc210214748"/>
       <w:r>
         <w:t>1</w:t>
       </w:r>
@@ -14882,36 +15004,406 @@
         <w:rPr>
           <w:rFonts w:ascii="Arial" w:eastAsia="Arial" w:hAnsi="Arial" w:cs="Arial"/>
         </w:rPr>
+        <w:tab/>
+      </w:r>
+      <w:r>
+        <w:t>Jednodeskové počítače</w:t>
+      </w:r>
+      <w:bookmarkEnd w:id="1"/>
+    </w:p>
+    <w:p/>
+    <w:p>
+      <w:r>
+        <w:t xml:space="preserve">Dnes jsou na trhu různé varianty jednodeskových počítačů </w:t>
+      </w:r>
+      <w:r>
+        <w:t xml:space="preserve">od méně výkonných </w:t>
+      </w:r>
+      <w:r>
+        <w:t xml:space="preserve">a cenově dostupných </w:t>
+      </w:r>
+      <w:r>
+        <w:t xml:space="preserve">jako například ESP32 až po </w:t>
+      </w:r>
+      <w:proofErr w:type="spellStart"/>
+      <w:r>
+        <w:t>Raspberry</w:t>
+      </w:r>
+      <w:proofErr w:type="spellEnd"/>
+      <w:r>
+        <w:t xml:space="preserve"> PI, které je schopné nahradit desktop </w:t>
+      </w:r>
+      <w:r>
+        <w:t>pro</w:t>
+      </w:r>
+      <w:r>
+        <w:t xml:space="preserve"> základní </w:t>
+      </w:r>
+      <w:r>
+        <w:t xml:space="preserve">použití. Ve světě </w:t>
+      </w:r>
+      <w:proofErr w:type="spellStart"/>
+      <w:r>
+        <w:t>IoT</w:t>
+      </w:r>
+      <w:proofErr w:type="spellEnd"/>
+      <w:r>
+        <w:t xml:space="preserve"> se používají ve velké míře </w:t>
+      </w:r>
+      <w:proofErr w:type="spellStart"/>
+      <w:r>
+        <w:t>Raspberry</w:t>
+      </w:r>
+      <w:proofErr w:type="spellEnd"/>
+      <w:r>
+        <w:t xml:space="preserve"> PI a Orange PI díky jejich bohatému I/O a výkonu.</w:t>
+      </w:r>
+      <w:r>
+        <w:t xml:space="preserve"> Mezi zařízeními s větším výkonem už nebývá tolik rozdílů, které by hovořili pro jednu či druhou variantu, proto je zcela nepodstatné, které nakonec vybereme. Pro tuto práci bylo zvoleno </w:t>
+      </w:r>
+      <w:proofErr w:type="spellStart"/>
+      <w:r>
+        <w:t>Raspberry</w:t>
+      </w:r>
+      <w:proofErr w:type="spellEnd"/>
+      <w:r>
+        <w:t xml:space="preserve"> PI, vzhledem k jeho široké komunitě uživatelů a díky ověřené spolehlivosti.</w:t>
+      </w:r>
+    </w:p>
+    <w:p>
+      <w:pPr>
+        <w:numPr>
+          <w:ilvl w:val="0"/>
+          <w:numId w:val="1"/>
+        </w:numPr>
+        <w:spacing w:before="100" w:beforeAutospacing="1" w:after="100" w:afterAutospacing="1" w:line="240" w:lineRule="auto"/>
+        <w:rPr>
+          <w:rFonts w:eastAsia="Times New Roman"/>
+          <w:kern w:val="0"/>
+          <w:lang w:eastAsia="en-GB"/>
+          <w14:ligatures w14:val="none"/>
+        </w:rPr>
+      </w:pPr>
+      <w:proofErr w:type="spellStart"/>
+      <w:r>
+        <w:rPr>
+          <w:rFonts w:eastAsia="Times New Roman"/>
+          <w:b/>
+          <w:bCs/>
+          <w:kern w:val="0"/>
+          <w:lang w:eastAsia="en-GB"/>
+          <w14:ligatures w14:val="none"/>
+        </w:rPr>
+        <w:t>Raspberry</w:t>
+      </w:r>
+      <w:proofErr w:type="spellEnd"/>
+      <w:r>
+        <w:rPr>
+          <w:rFonts w:eastAsia="Times New Roman"/>
+          <w:b/>
+          <w:bCs/>
+          <w:kern w:val="0"/>
+          <w:lang w:eastAsia="en-GB"/>
+          <w14:ligatures w14:val="none"/>
+        </w:rPr>
         <w:t xml:space="preserve"> </w:t>
       </w:r>
-      <w:r>
-        <w:t>Ukázka prvků</w:t>
-      </w:r>
-      <w:bookmarkEnd w:id="1"/>
-      <w:r>
+      <w:proofErr w:type="spellStart"/>
+      <w:r>
+        <w:rPr>
+          <w:rFonts w:eastAsia="Times New Roman"/>
+          <w:b/>
+          <w:bCs/>
+          <w:kern w:val="0"/>
+          <w:lang w:eastAsia="en-GB"/>
+          <w14:ligatures w14:val="none"/>
+        </w:rPr>
+        <w:t>Pi</w:t>
+      </w:r>
+      <w:proofErr w:type="spellEnd"/>
+      <w:r>
+        <w:rPr>
+          <w:rFonts w:eastAsia="Times New Roman"/>
+          <w:kern w:val="0"/>
+          <w:lang w:eastAsia="en-GB"/>
+          <w14:ligatures w14:val="none"/>
+        </w:rPr>
+        <w:t> – nejrozšířenější platforma pro domácí automatizaci. Nabízí širokou podporu Linuxových distribucí, velkou komunitu, dostupnost příslušenství a spolehlivý provoz.</w:t>
+      </w:r>
+    </w:p>
+    <w:p>
+      <w:pPr>
+        <w:numPr>
+          <w:ilvl w:val="0"/>
+          <w:numId w:val="1"/>
+        </w:numPr>
+        <w:spacing w:before="100" w:beforeAutospacing="1" w:after="100" w:afterAutospacing="1" w:line="240" w:lineRule="auto"/>
+        <w:rPr>
+          <w:rFonts w:eastAsia="Times New Roman"/>
+          <w:kern w:val="0"/>
+          <w:lang w:eastAsia="en-GB"/>
+          <w14:ligatures w14:val="none"/>
+        </w:rPr>
+      </w:pPr>
+      <w:r>
+        <w:rPr>
+          <w:rFonts w:eastAsia="Times New Roman"/>
+          <w:b/>
+          <w:bCs/>
+          <w:kern w:val="0"/>
+          <w:lang w:eastAsia="en-GB"/>
+          <w14:ligatures w14:val="none"/>
+        </w:rPr>
+        <w:t xml:space="preserve">Orange </w:t>
+      </w:r>
+      <w:proofErr w:type="spellStart"/>
+      <w:r>
+        <w:rPr>
+          <w:rFonts w:eastAsia="Times New Roman"/>
+          <w:b/>
+          <w:bCs/>
+          <w:kern w:val="0"/>
+          <w:lang w:eastAsia="en-GB"/>
+          <w14:ligatures w14:val="none"/>
+        </w:rPr>
+        <w:t>Pi</w:t>
+      </w:r>
+      <w:proofErr w:type="spellEnd"/>
+      <w:r>
+        <w:rPr>
+          <w:rFonts w:eastAsia="Times New Roman"/>
+          <w:kern w:val="0"/>
+          <w:lang w:eastAsia="en-GB"/>
+          <w14:ligatures w14:val="none"/>
+        </w:rPr>
+        <w:t xml:space="preserve"> – alternativa k </w:t>
+      </w:r>
+      <w:proofErr w:type="spellStart"/>
+      <w:r>
+        <w:rPr>
+          <w:rFonts w:eastAsia="Times New Roman"/>
+          <w:kern w:val="0"/>
+          <w:lang w:eastAsia="en-GB"/>
+          <w14:ligatures w14:val="none"/>
+        </w:rPr>
+        <w:t>Raspberry</w:t>
+      </w:r>
+      <w:proofErr w:type="spellEnd"/>
+      <w:r>
+        <w:rPr>
+          <w:rFonts w:eastAsia="Times New Roman"/>
+          <w:kern w:val="0"/>
+          <w:lang w:eastAsia="en-GB"/>
+          <w14:ligatures w14:val="none"/>
+        </w:rPr>
         <w:t xml:space="preserve"> </w:t>
+      </w:r>
+      <w:proofErr w:type="spellStart"/>
+      <w:r>
+        <w:rPr>
+          <w:rFonts w:eastAsia="Times New Roman"/>
+          <w:kern w:val="0"/>
+          <w:lang w:eastAsia="en-GB"/>
+          <w14:ligatures w14:val="none"/>
+        </w:rPr>
+        <w:t>Pi</w:t>
+      </w:r>
+      <w:proofErr w:type="spellEnd"/>
+      <w:r>
+        <w:rPr>
+          <w:rFonts w:eastAsia="Times New Roman"/>
+          <w:kern w:val="0"/>
+          <w:lang w:eastAsia="en-GB"/>
+          <w14:ligatures w14:val="none"/>
+        </w:rPr>
+        <w:t xml:space="preserve"> s podobnou koncepcí. Nabízí vyšší výkon u některých modelů, často nižší cenu, ale menší komunitní podporu a občas složitější ovladače.</w:t>
+      </w:r>
+    </w:p>
+    <w:p>
+      <w:pPr>
+        <w:numPr>
+          <w:ilvl w:val="0"/>
+          <w:numId w:val="1"/>
+        </w:numPr>
+        <w:spacing w:before="100" w:beforeAutospacing="1" w:after="100" w:afterAutospacing="1" w:line="240" w:lineRule="auto"/>
+        <w:rPr>
+          <w:rFonts w:eastAsia="Times New Roman"/>
+          <w:kern w:val="0"/>
+          <w:lang w:eastAsia="en-GB"/>
+          <w14:ligatures w14:val="none"/>
+        </w:rPr>
+      </w:pPr>
+      <w:proofErr w:type="spellStart"/>
+      <w:r>
+        <w:rPr>
+          <w:rFonts w:eastAsia="Times New Roman"/>
+          <w:b/>
+          <w:bCs/>
+          <w:kern w:val="0"/>
+          <w:lang w:eastAsia="en-GB"/>
+          <w14:ligatures w14:val="none"/>
+        </w:rPr>
+        <w:t>Radxa</w:t>
+      </w:r>
+      <w:proofErr w:type="spellEnd"/>
+      <w:r>
+        <w:rPr>
+          <w:rFonts w:eastAsia="Times New Roman"/>
+          <w:b/>
+          <w:bCs/>
+          <w:kern w:val="0"/>
+          <w:lang w:eastAsia="en-GB"/>
+          <w14:ligatures w14:val="none"/>
+        </w:rPr>
+        <w:t xml:space="preserve"> Rock </w:t>
+      </w:r>
+      <w:proofErr w:type="spellStart"/>
+      <w:r>
+        <w:rPr>
+          <w:rFonts w:eastAsia="Times New Roman"/>
+          <w:b/>
+          <w:bCs/>
+          <w:kern w:val="0"/>
+          <w:lang w:eastAsia="en-GB"/>
+          <w14:ligatures w14:val="none"/>
+        </w:rPr>
+        <w:t>Pi</w:t>
+      </w:r>
+      <w:proofErr w:type="spellEnd"/>
+      <w:r>
+        <w:rPr>
+          <w:rFonts w:eastAsia="Times New Roman"/>
+          <w:kern w:val="0"/>
+          <w:lang w:eastAsia="en-GB"/>
+          <w14:ligatures w14:val="none"/>
+        </w:rPr>
+        <w:t> – výkonné SBC, u některých modelů možnost připojení SSD přes M.2, lepší hardware, ale méně rozsáhlá komunita a složitější dostupnost.</w:t>
+      </w:r>
+    </w:p>
+    <w:p>
+      <w:pPr>
+        <w:numPr>
+          <w:ilvl w:val="0"/>
+          <w:numId w:val="1"/>
+        </w:numPr>
+        <w:spacing w:before="100" w:beforeAutospacing="1" w:after="100" w:afterAutospacing="1" w:line="240" w:lineRule="auto"/>
+        <w:rPr>
+          <w:rFonts w:eastAsia="Times New Roman"/>
+          <w:kern w:val="0"/>
+          <w:lang w:eastAsia="en-GB"/>
+          <w14:ligatures w14:val="none"/>
+        </w:rPr>
+      </w:pPr>
+      <w:proofErr w:type="spellStart"/>
+      <w:r>
+        <w:rPr>
+          <w:rFonts w:eastAsia="Times New Roman"/>
+          <w:b/>
+          <w:bCs/>
+          <w:kern w:val="0"/>
+          <w:lang w:eastAsia="en-GB"/>
+          <w14:ligatures w14:val="none"/>
+        </w:rPr>
+        <w:t>Arduino</w:t>
+      </w:r>
+      <w:proofErr w:type="spellEnd"/>
+      <w:r>
+        <w:rPr>
+          <w:rFonts w:eastAsia="Times New Roman"/>
+          <w:kern w:val="0"/>
+          <w:lang w:eastAsia="en-GB"/>
+          <w14:ligatures w14:val="none"/>
+        </w:rPr>
+        <w:t xml:space="preserve"> – </w:t>
+      </w:r>
+      <w:proofErr w:type="spellStart"/>
+      <w:r>
+        <w:rPr>
+          <w:rFonts w:eastAsia="Times New Roman"/>
+          <w:kern w:val="0"/>
+          <w:lang w:eastAsia="en-GB"/>
+          <w14:ligatures w14:val="none"/>
+        </w:rPr>
+        <w:t>mikrokontrolerová</w:t>
+      </w:r>
+      <w:proofErr w:type="spellEnd"/>
+      <w:r>
+        <w:rPr>
+          <w:rFonts w:eastAsia="Times New Roman"/>
+          <w:kern w:val="0"/>
+          <w:lang w:eastAsia="en-GB"/>
+          <w14:ligatures w14:val="none"/>
+        </w:rPr>
+        <w:t xml:space="preserve"> platforma, nevhodná jako hlavní server (nemá OS Linux), vhodná pro řízení jednoduchých periferií a senzorů.</w:t>
+      </w:r>
+    </w:p>
+    <w:p>
+      <w:pPr>
+        <w:numPr>
+          <w:ilvl w:val="0"/>
+          <w:numId w:val="1"/>
+        </w:numPr>
+        <w:spacing w:before="100" w:beforeAutospacing="1" w:after="100" w:afterAutospacing="1" w:line="240" w:lineRule="auto"/>
+        <w:rPr>
+          <w:rFonts w:eastAsia="Times New Roman"/>
+          <w:kern w:val="0"/>
+          <w:lang w:eastAsia="en-GB"/>
+          <w14:ligatures w14:val="none"/>
+        </w:rPr>
+      </w:pPr>
+      <w:r>
+        <w:rPr>
+          <w:rFonts w:eastAsia="Times New Roman"/>
+          <w:b/>
+          <w:bCs/>
+          <w:kern w:val="0"/>
+          <w:lang w:eastAsia="en-GB"/>
+          <w14:ligatures w14:val="none"/>
+        </w:rPr>
+        <w:t>ESP32</w:t>
+      </w:r>
+      <w:r>
+        <w:rPr>
+          <w:rFonts w:eastAsia="Times New Roman"/>
+          <w:kern w:val="0"/>
+          <w:lang w:eastAsia="en-GB"/>
+          <w14:ligatures w14:val="none"/>
+        </w:rPr>
+        <w:t xml:space="preserve"> – mikrokontroler s Wi-Fi a Bluetooth, ideální pro senzory a </w:t>
+      </w:r>
+      <w:proofErr w:type="spellStart"/>
+      <w:r>
+        <w:rPr>
+          <w:rFonts w:eastAsia="Times New Roman"/>
+          <w:kern w:val="0"/>
+          <w:lang w:eastAsia="en-GB"/>
+          <w14:ligatures w14:val="none"/>
+        </w:rPr>
+        <w:t>IoT</w:t>
+      </w:r>
+      <w:proofErr w:type="spellEnd"/>
+      <w:r>
+        <w:rPr>
+          <w:rFonts w:eastAsia="Times New Roman"/>
+          <w:kern w:val="0"/>
+          <w:lang w:eastAsia="en-GB"/>
+          <w14:ligatures w14:val="none"/>
+        </w:rPr>
+        <w:t xml:space="preserve"> zařízení. Nelze použít jako hlavní aplikační server, spíše doplněk k centrální jednotce.</w:t>
       </w:r>
     </w:p>
     <w:p>
       <w:pPr>
         <w:spacing w:after="401"/>
-        <w:ind w:left="-5" w:hanging="10"/>
       </w:pPr>
-      <w:r>
-        <w:rPr>
-          <w:rFonts w:ascii="Times New Roman" w:eastAsia="Times New Roman" w:hAnsi="Times New Roman" w:cs="Times New Roman"/>
-          <w:sz w:val="24"/>
-        </w:rPr>
-        <w:t xml:space="preserve">Ukazuje doporučený způsob úpravy prvků. </w:t>
-      </w:r>
     </w:p>
     <w:p>
       <w:pPr>
-        <w:pStyle w:val="Heading3"/>
+        <w:pStyle w:val="Nadpis3"/>
         <w:spacing w:after="0"/>
         <w:ind w:left="-5"/>
       </w:pPr>
-      <w:bookmarkStart w:id="2" w:name="_Toc209684214"/>
+      <w:bookmarkStart w:id="2" w:name="_Toc210214749"/>
       <w:r>
         <w:t>1.1</w:t>
       </w:r>
@@ -18961,10 +19453,10 @@
     </w:p>
     <w:p>
       <w:pPr>
-        <w:pStyle w:val="Heading3"/>
+        <w:pStyle w:val="Nadpis3"/>
         <w:ind w:left="-5"/>
       </w:pPr>
-      <w:bookmarkStart w:id="3" w:name="_Toc209684215"/>
+      <w:bookmarkStart w:id="3" w:name="_Toc210214750"/>
       <w:r>
         <w:t>1.2</w:t>
       </w:r>
@@ -19152,12 +19644,13 @@
     </w:tbl>
     <w:p>
       <w:pPr>
-        <w:pStyle w:val="Heading3"/>
+        <w:pStyle w:val="Nadpis3"/>
         <w:spacing w:after="0"/>
         <w:ind w:left="-5"/>
       </w:pPr>
-      <w:bookmarkStart w:id="4" w:name="_Toc209684216"/>
-      <w:r>
+      <w:bookmarkStart w:id="4" w:name="_Toc210214751"/>
+      <w:r>
+        <w:lastRenderedPageBreak/>
         <w:t>1.3</w:t>
       </w:r>
       <w:r>
@@ -23779,13 +24272,12 @@
     </w:p>
     <w:p>
       <w:pPr>
-        <w:pStyle w:val="Heading3"/>
+        <w:pStyle w:val="Nadpis3"/>
         <w:spacing w:after="120"/>
         <w:ind w:left="-5"/>
       </w:pPr>
-      <w:bookmarkStart w:id="5" w:name="_Toc209684217"/>
-      <w:r>
-        <w:lastRenderedPageBreak/>
+      <w:bookmarkStart w:id="5" w:name="_Toc210214752"/>
+      <w:r>
         <w:t>1.4</w:t>
       </w:r>
       <w:r>
@@ -24649,10 +25141,10 @@
     </w:p>
     <w:p>
       <w:pPr>
-        <w:pStyle w:val="Heading3"/>
+        <w:pStyle w:val="Nadpis3"/>
         <w:ind w:left="-5"/>
       </w:pPr>
-      <w:bookmarkStart w:id="6" w:name="_Toc209684218"/>
+      <w:bookmarkStart w:id="6" w:name="_Toc210214753"/>
       <w:r>
         <w:t>1.5</w:t>
       </w:r>
@@ -24685,11 +25177,11 @@
     </w:p>
     <w:p>
       <w:pPr>
-        <w:pStyle w:val="Heading3"/>
+        <w:pStyle w:val="Nadpis3"/>
         <w:spacing w:after="254"/>
         <w:ind w:left="-5"/>
       </w:pPr>
-      <w:bookmarkStart w:id="7" w:name="_Toc209684219"/>
+      <w:bookmarkStart w:id="7" w:name="_Toc210214754"/>
       <w:r>
         <w:t>1.6</w:t>
       </w:r>
@@ -24758,9 +25250,9 @@
     </w:p>
     <w:p>
       <w:pPr>
-        <w:pStyle w:val="Heading3"/>
+        <w:pStyle w:val="Nadpis3"/>
       </w:pPr>
-      <w:bookmarkStart w:id="8" w:name="_Toc209684220"/>
+      <w:bookmarkStart w:id="8" w:name="_Toc210214755"/>
       <w:r>
         <w:t>1.7 Pokus</w:t>
       </w:r>
@@ -24768,9 +25260,9 @@
     </w:p>
     <w:p>
       <w:pPr>
-        <w:pStyle w:val="Heading3"/>
+        <w:pStyle w:val="Nadpis3"/>
       </w:pPr>
-      <w:bookmarkStart w:id="9" w:name="_Toc209684221"/>
+      <w:bookmarkStart w:id="9" w:name="_Toc210214756"/>
       <w:r>
         <w:t xml:space="preserve">1.8 </w:t>
       </w:r>
@@ -24791,6 +25283,7 @@
           <w:rFonts w:ascii="Times New Roman" w:eastAsia="Times New Roman" w:hAnsi="Times New Roman" w:cs="Times New Roman"/>
           <w:sz w:val="24"/>
         </w:rPr>
+        <w:lastRenderedPageBreak/>
         <w:t xml:space="preserve"> </w:t>
       </w:r>
       <w:r>
@@ -24804,10 +25297,10 @@
     </w:p>
     <w:p>
       <w:pPr>
-        <w:pStyle w:val="Heading1"/>
+        <w:pStyle w:val="Nadpis1"/>
         <w:ind w:left="-5"/>
       </w:pPr>
-      <w:bookmarkStart w:id="10" w:name="_Toc209684222"/>
+      <w:bookmarkStart w:id="10" w:name="_Toc210214757"/>
       <w:r>
         <w:t>Praktická část</w:t>
       </w:r>
@@ -24854,10 +25347,10 @@
     </w:p>
     <w:p>
       <w:pPr>
-        <w:pStyle w:val="Heading1"/>
+        <w:pStyle w:val="Nadpis1"/>
         <w:ind w:left="-5"/>
       </w:pPr>
-      <w:bookmarkStart w:id="11" w:name="_Toc209684223"/>
+      <w:bookmarkStart w:id="11" w:name="_Toc210214758"/>
       <w:r>
         <w:lastRenderedPageBreak/>
         <w:t>Závěr</w:t>
@@ -24905,10 +25398,10 @@
     </w:p>
     <w:p>
       <w:pPr>
-        <w:pStyle w:val="Heading1"/>
+        <w:pStyle w:val="Nadpis1"/>
         <w:ind w:left="-5"/>
       </w:pPr>
-      <w:bookmarkStart w:id="12" w:name="_Toc209684224"/>
+      <w:bookmarkStart w:id="12" w:name="_Toc210214759"/>
       <w:r>
         <w:lastRenderedPageBreak/>
         <w:t>Použitá literatura</w:t>
@@ -24975,11 +25468,11 @@
     </w:p>
     <w:p>
       <w:pPr>
-        <w:pStyle w:val="Heading1"/>
+        <w:pStyle w:val="Nadpis1"/>
         <w:spacing w:after="321"/>
         <w:ind w:left="-5"/>
       </w:pPr>
-      <w:bookmarkStart w:id="13" w:name="_Toc209684225"/>
+      <w:bookmarkStart w:id="13" w:name="_Toc210214760"/>
       <w:r>
         <w:lastRenderedPageBreak/>
         <w:t>Přílohy</w:t>
@@ -24994,11 +25487,11 @@
     </w:p>
     <w:p>
       <w:pPr>
-        <w:pStyle w:val="Heading2"/>
+        <w:pStyle w:val="Nadpis2"/>
         <w:spacing w:after="281"/>
         <w:ind w:left="-5"/>
       </w:pPr>
-      <w:bookmarkStart w:id="14" w:name="_Toc209684226"/>
+      <w:bookmarkStart w:id="14" w:name="_Toc210214761"/>
       <w:r>
         <w:t>A</w:t>
       </w:r>
@@ -25018,7 +25511,7 @@
     </w:p>
     <w:p>
       <w:pPr>
-        <w:pStyle w:val="Heading4"/>
+        <w:pStyle w:val="Nadpis4"/>
       </w:pPr>
       <w:r>
         <w:t>A.1</w:t>
@@ -25034,9 +25527,9 @@
       </w:r>
     </w:p>
     <w:sectPr>
-      <w:footerReference w:type="even" r:id="rId10"/>
-      <w:footerReference w:type="default" r:id="rId11"/>
-      <w:footerReference w:type="first" r:id="rId12"/>
+      <w:footerReference w:type="even" r:id="rId11"/>
+      <w:footerReference w:type="default" r:id="rId12"/>
+      <w:footerReference w:type="first" r:id="rId13"/>
       <w:pgSz w:w="11906" w:h="16838"/>
       <w:pgMar w:top="1318" w:right="1436" w:bottom="1446" w:left="1419" w:header="708" w:footer="976" w:gutter="0"/>
       <w:cols w:space="708"/>
@@ -25237,6 +25730,163 @@
     </w:p>
   </w:footnote>
 </w:footnotes>
+</file>
+
+<file path=word/numbering.xml><?xml version="1.0" encoding="utf-8"?>
+<w:numbering xmlns:wpc="http://schemas.microsoft.com/office/word/2010/wordprocessingCanvas" xmlns:cx="http://schemas.microsoft.com/office/drawing/2014/chartex" xmlns:cx1="http://schemas.microsoft.com/office/drawing/2015/9/8/chartex" xmlns:cx2="http://schemas.microsoft.com/office/drawing/2015/10/21/chartex" xmlns:cx3="http://schemas.microsoft.com/office/drawing/2016/5/9/chartex" xmlns:cx4="http://schemas.microsoft.com/office/drawing/2016/5/10/chartex" xmlns:cx5="http://schemas.microsoft.com/office/drawing/2016/5/11/chartex" xmlns:cx6="http://schemas.microsoft.com/office/drawing/2016/5/12/chartex" xmlns:cx7="http://schemas.microsoft.com/office/drawing/2016/5/13/chartex" xmlns:cx8="http://schemas.microsoft.com/office/drawing/2016/5/14/chartex" xmlns:mc="http://schemas.openxmlformats.org/markup-compatibility/2006" xmlns:aink="http://schemas.microsoft.com/office/drawing/2016/ink" xmlns:am3d="http://schemas.microsoft.com/office/drawing/2017/model3d" xmlns:o="urn:schemas-microsoft-com:office:office" xmlns:oel="http://schemas.microsoft.com/office/2019/extlst" xmlns:r="http://schemas.openxmlformats.org/officeDocument/2006/relationships" xmlns:m="http://schemas.openxmlformats.org/officeDocument/2006/math" xmlns:v="urn:schemas-microsoft-com:vml" xmlns:wp14="http://schemas.microsoft.com/office/word/2010/wordprocessingDrawing" xmlns:wp="http://schemas.openxmlformats.org/drawingml/2006/wordprocessingDrawing" xmlns:w10="urn:schemas-microsoft-com:office:word" xmlns:w="http://schemas.openxmlformats.org/wordprocessingml/2006/main" xmlns:w14="http://schemas.microsoft.com/office/word/2010/wordml" xmlns:w15="http://schemas.microsoft.com/office/word/2012/wordml" xmlns:w16cex="http://schemas.microsoft.com/office/word/2018/wordml/cex" xmlns:w16cid="http://schemas.microsoft.com/office/word/2016/wordml/cid" xmlns:w16="http://schemas.microsoft.com/office/word/2018/wordml" xmlns:w16du="http://schemas.microsoft.com/office/word/2023/wordml/word16du" xmlns:w16sdtdh="http://schemas.microsoft.com/office/word/2020/wordml/sdtdatahash" xmlns:w16sdtfl="http://schemas.microsoft.com/office/word/2024/wordml/sdtformatlock" xmlns:w16se="http://schemas.microsoft.com/office/word/2015/wordml/symex" xmlns:wpg="http://schemas.microsoft.com/office/word/2010/wordprocessingGroup" xmlns:wpi="http://schemas.microsoft.com/office/word/2010/wordprocessingInk" xmlns:wne="http://schemas.microsoft.com/office/word/2006/wordml" xmlns:wps="http://schemas.microsoft.com/office/word/2010/wordprocessingShape" mc:Ignorable="w14 w15 w16se w16cid w16 w16cex w16sdtdh w16sdtfl w16du wp14">
+  <w:abstractNum w:abstractNumId="0" w15:restartNumberingAfterBreak="0">
+    <w:nsid w:val="5C917E2F"/>
+    <w:multiLevelType w:val="multilevel"/>
+    <w:tmpl w:val="67B4C33E"/>
+    <w:lvl w:ilvl="0">
+      <w:start w:val="1"/>
+      <w:numFmt w:val="bullet"/>
+      <w:lvlText w:val=""/>
+      <w:lvlJc w:val="left"/>
+      <w:pPr>
+        <w:tabs>
+          <w:tab w:val="num" w:pos="720"/>
+        </w:tabs>
+        <w:ind w:left="720" w:hanging="360"/>
+      </w:pPr>
+      <w:rPr>
+        <w:rFonts w:ascii="Symbol" w:hAnsi="Symbol" w:hint="default"/>
+        <w:sz w:val="20"/>
+      </w:rPr>
+    </w:lvl>
+    <w:lvl w:ilvl="1" w:tentative="1">
+      <w:start w:val="1"/>
+      <w:numFmt w:val="bullet"/>
+      <w:lvlText w:val="o"/>
+      <w:lvlJc w:val="left"/>
+      <w:pPr>
+        <w:tabs>
+          <w:tab w:val="num" w:pos="1440"/>
+        </w:tabs>
+        <w:ind w:left="1440" w:hanging="360"/>
+      </w:pPr>
+      <w:rPr>
+        <w:rFonts w:ascii="Courier New" w:hAnsi="Courier New" w:hint="default"/>
+        <w:sz w:val="20"/>
+      </w:rPr>
+    </w:lvl>
+    <w:lvl w:ilvl="2" w:tentative="1">
+      <w:start w:val="1"/>
+      <w:numFmt w:val="bullet"/>
+      <w:lvlText w:val=""/>
+      <w:lvlJc w:val="left"/>
+      <w:pPr>
+        <w:tabs>
+          <w:tab w:val="num" w:pos="2160"/>
+        </w:tabs>
+        <w:ind w:left="2160" w:hanging="360"/>
+      </w:pPr>
+      <w:rPr>
+        <w:rFonts w:ascii="Wingdings" w:hAnsi="Wingdings" w:hint="default"/>
+        <w:sz w:val="20"/>
+      </w:rPr>
+    </w:lvl>
+    <w:lvl w:ilvl="3" w:tentative="1">
+      <w:start w:val="1"/>
+      <w:numFmt w:val="bullet"/>
+      <w:lvlText w:val=""/>
+      <w:lvlJc w:val="left"/>
+      <w:pPr>
+        <w:tabs>
+          <w:tab w:val="num" w:pos="2880"/>
+        </w:tabs>
+        <w:ind w:left="2880" w:hanging="360"/>
+      </w:pPr>
+      <w:rPr>
+        <w:rFonts w:ascii="Wingdings" w:hAnsi="Wingdings" w:hint="default"/>
+        <w:sz w:val="20"/>
+      </w:rPr>
+    </w:lvl>
+    <w:lvl w:ilvl="4" w:tentative="1">
+      <w:start w:val="1"/>
+      <w:numFmt w:val="bullet"/>
+      <w:lvlText w:val=""/>
+      <w:lvlJc w:val="left"/>
+      <w:pPr>
+        <w:tabs>
+          <w:tab w:val="num" w:pos="3600"/>
+        </w:tabs>
+        <w:ind w:left="3600" w:hanging="360"/>
+      </w:pPr>
+      <w:rPr>
+        <w:rFonts w:ascii="Wingdings" w:hAnsi="Wingdings" w:hint="default"/>
+        <w:sz w:val="20"/>
+      </w:rPr>
+    </w:lvl>
+    <w:lvl w:ilvl="5" w:tentative="1">
+      <w:start w:val="1"/>
+      <w:numFmt w:val="bullet"/>
+      <w:lvlText w:val=""/>
+      <w:lvlJc w:val="left"/>
+      <w:pPr>
+        <w:tabs>
+          <w:tab w:val="num" w:pos="4320"/>
+        </w:tabs>
+        <w:ind w:left="4320" w:hanging="360"/>
+      </w:pPr>
+      <w:rPr>
+        <w:rFonts w:ascii="Wingdings" w:hAnsi="Wingdings" w:hint="default"/>
+        <w:sz w:val="20"/>
+      </w:rPr>
+    </w:lvl>
+    <w:lvl w:ilvl="6" w:tentative="1">
+      <w:start w:val="1"/>
+      <w:numFmt w:val="bullet"/>
+      <w:lvlText w:val=""/>
+      <w:lvlJc w:val="left"/>
+      <w:pPr>
+        <w:tabs>
+          <w:tab w:val="num" w:pos="5040"/>
+        </w:tabs>
+        <w:ind w:left="5040" w:hanging="360"/>
+      </w:pPr>
+      <w:rPr>
+        <w:rFonts w:ascii="Wingdings" w:hAnsi="Wingdings" w:hint="default"/>
+        <w:sz w:val="20"/>
+      </w:rPr>
+    </w:lvl>
+    <w:lvl w:ilvl="7" w:tentative="1">
+      <w:start w:val="1"/>
+      <w:numFmt w:val="bullet"/>
+      <w:lvlText w:val=""/>
+      <w:lvlJc w:val="left"/>
+      <w:pPr>
+        <w:tabs>
+          <w:tab w:val="num" w:pos="5760"/>
+        </w:tabs>
+        <w:ind w:left="5760" w:hanging="360"/>
+      </w:pPr>
+      <w:rPr>
+        <w:rFonts w:ascii="Wingdings" w:hAnsi="Wingdings" w:hint="default"/>
+        <w:sz w:val="20"/>
+      </w:rPr>
+    </w:lvl>
+    <w:lvl w:ilvl="8" w:tentative="1">
+      <w:start w:val="1"/>
+      <w:numFmt w:val="bullet"/>
+      <w:lvlText w:val=""/>
+      <w:lvlJc w:val="left"/>
+      <w:pPr>
+        <w:tabs>
+          <w:tab w:val="num" w:pos="6480"/>
+        </w:tabs>
+        <w:ind w:left="6480" w:hanging="360"/>
+      </w:pPr>
+      <w:rPr>
+        <w:rFonts w:ascii="Wingdings" w:hAnsi="Wingdings" w:hint="default"/>
+        <w:sz w:val="20"/>
+      </w:rPr>
+    </w:lvl>
+  </w:abstractNum>
+  <w:num w:numId="1" w16cid:durableId="1681274857">
+    <w:abstractNumId w:val="0"/>
+  </w:num>
+</w:numbering>
 </file>
 
 <file path=word/styles.xml><?xml version="1.0" encoding="utf-8"?>
@@ -25636,7 +26286,7 @@
     <w:lsdException w:name="Unresolved Mention" w:semiHidden="1" w:unhideWhenUsed="1"/>
     <w:lsdException w:name="Smart Link" w:semiHidden="1" w:unhideWhenUsed="1"/>
   </w:latentStyles>
-  <w:style w:type="paragraph" w:default="1" w:styleId="Normal">
+  <w:style w:type="paragraph" w:default="1" w:styleId="Normln">
     <w:name w:val="Normal"/>
     <w:qFormat/>
     <w:pPr>
@@ -25648,10 +26298,10 @@
       <w:sz w:val="22"/>
     </w:rPr>
   </w:style>
-  <w:style w:type="paragraph" w:styleId="Heading1">
+  <w:style w:type="paragraph" w:styleId="Nadpis1">
     <w:name w:val="heading 1"/>
-    <w:next w:val="Normal"/>
-    <w:link w:val="Heading1Char"/>
+    <w:next w:val="Normln"/>
+    <w:link w:val="Nadpis1Char"/>
     <w:uiPriority w:val="9"/>
     <w:qFormat/>
     <w:pPr>
@@ -25668,10 +26318,10 @@
       <w:sz w:val="36"/>
     </w:rPr>
   </w:style>
-  <w:style w:type="paragraph" w:styleId="Heading2">
+  <w:style w:type="paragraph" w:styleId="Nadpis2">
     <w:name w:val="heading 2"/>
-    <w:next w:val="Normal"/>
-    <w:link w:val="Heading2Char"/>
+    <w:next w:val="Normln"/>
+    <w:link w:val="Nadpis2Char"/>
     <w:uiPriority w:val="9"/>
     <w:unhideWhenUsed/>
     <w:qFormat/>
@@ -25689,10 +26339,10 @@
       <w:sz w:val="36"/>
     </w:rPr>
   </w:style>
-  <w:style w:type="paragraph" w:styleId="Heading3">
+  <w:style w:type="paragraph" w:styleId="Nadpis3">
     <w:name w:val="heading 3"/>
-    <w:next w:val="Normal"/>
-    <w:link w:val="Heading3Char"/>
+    <w:next w:val="Normln"/>
+    <w:link w:val="Nadpis3Char"/>
     <w:uiPriority w:val="9"/>
     <w:unhideWhenUsed/>
     <w:qFormat/>
@@ -25710,10 +26360,10 @@
       <w:sz w:val="32"/>
     </w:rPr>
   </w:style>
-  <w:style w:type="paragraph" w:styleId="Heading4">
+  <w:style w:type="paragraph" w:styleId="Nadpis4">
     <w:name w:val="heading 4"/>
-    <w:next w:val="Normal"/>
-    <w:link w:val="Heading4Char"/>
+    <w:next w:val="Normln"/>
+    <w:link w:val="Nadpis4Char"/>
     <w:uiPriority w:val="9"/>
     <w:unhideWhenUsed/>
     <w:qFormat/>
@@ -25730,12 +26380,12 @@
       <w:sz w:val="32"/>
     </w:rPr>
   </w:style>
-  <w:style w:type="character" w:default="1" w:styleId="DefaultParagraphFont">
+  <w:style w:type="character" w:default="1" w:styleId="Standardnpsmoodstavce">
     <w:name w:val="Default Paragraph Font"/>
     <w:uiPriority w:val="1"/>
     <w:unhideWhenUsed/>
   </w:style>
-  <w:style w:type="table" w:default="1" w:styleId="TableNormal">
+  <w:style w:type="table" w:default="1" w:styleId="Normlntabulka">
     <w:name w:val="Normal Table"/>
     <w:uiPriority w:val="99"/>
     <w:semiHidden/>
@@ -25750,15 +26400,15 @@
       </w:tblCellMar>
     </w:tblPr>
   </w:style>
-  <w:style w:type="numbering" w:default="1" w:styleId="NoList">
+  <w:style w:type="numbering" w:default="1" w:styleId="Bezseznamu">
     <w:name w:val="No List"/>
     <w:uiPriority w:val="99"/>
     <w:semiHidden/>
     <w:unhideWhenUsed/>
   </w:style>
-  <w:style w:type="character" w:customStyle="1" w:styleId="Heading4Char">
-    <w:name w:val="Heading 4 Char"/>
-    <w:link w:val="Heading4"/>
+  <w:style w:type="character" w:customStyle="1" w:styleId="Nadpis4Char">
+    <w:name w:val="Nadpis 4 Char"/>
+    <w:link w:val="Nadpis4"/>
     <w:rPr>
       <w:rFonts w:ascii="Calibri" w:eastAsia="Calibri" w:hAnsi="Calibri" w:cs="Calibri"/>
       <w:b/>
@@ -25766,9 +26416,9 @@
       <w:sz w:val="32"/>
     </w:rPr>
   </w:style>
-  <w:style w:type="character" w:customStyle="1" w:styleId="Heading3Char">
-    <w:name w:val="Heading 3 Char"/>
-    <w:link w:val="Heading3"/>
+  <w:style w:type="character" w:customStyle="1" w:styleId="Nadpis3Char">
+    <w:name w:val="Nadpis 3 Char"/>
+    <w:link w:val="Nadpis3"/>
     <w:rPr>
       <w:rFonts w:ascii="Calibri" w:eastAsia="Calibri" w:hAnsi="Calibri" w:cs="Calibri"/>
       <w:b/>
@@ -25776,9 +26426,9 @@
       <w:sz w:val="32"/>
     </w:rPr>
   </w:style>
-  <w:style w:type="character" w:customStyle="1" w:styleId="Heading1Char">
-    <w:name w:val="Heading 1 Char"/>
-    <w:link w:val="Heading1"/>
+  <w:style w:type="character" w:customStyle="1" w:styleId="Nadpis1Char">
+    <w:name w:val="Nadpis 1 Char"/>
+    <w:link w:val="Nadpis1"/>
     <w:rPr>
       <w:rFonts w:ascii="Calibri" w:eastAsia="Calibri" w:hAnsi="Calibri" w:cs="Calibri"/>
       <w:b/>
@@ -25786,9 +26436,9 @@
       <w:sz w:val="36"/>
     </w:rPr>
   </w:style>
-  <w:style w:type="character" w:customStyle="1" w:styleId="Heading2Char">
-    <w:name w:val="Heading 2 Char"/>
-    <w:link w:val="Heading2"/>
+  <w:style w:type="character" w:customStyle="1" w:styleId="Nadpis2Char">
+    <w:name w:val="Nadpis 2 Char"/>
+    <w:link w:val="Nadpis2"/>
     <w:rPr>
       <w:rFonts w:ascii="Calibri" w:eastAsia="Calibri" w:hAnsi="Calibri" w:cs="Calibri"/>
       <w:b/>
@@ -25796,7 +26446,7 @@
       <w:sz w:val="36"/>
     </w:rPr>
   </w:style>
-  <w:style w:type="paragraph" w:styleId="TOC1">
+  <w:style w:type="paragraph" w:styleId="Obsah1">
     <w:name w:val="toc 1"/>
     <w:hidden/>
     <w:uiPriority w:val="39"/>
@@ -25810,7 +26460,7 @@
       <w:color w:val="000000"/>
     </w:rPr>
   </w:style>
-  <w:style w:type="paragraph" w:styleId="TOC2">
+  <w:style w:type="paragraph" w:styleId="Obsah2">
     <w:name w:val="toc 2"/>
     <w:hidden/>
     <w:uiPriority w:val="39"/>
@@ -25823,7 +26473,7 @@
       <w:color w:val="000000"/>
     </w:rPr>
   </w:style>
-  <w:style w:type="paragraph" w:styleId="TOC3">
+  <w:style w:type="paragraph" w:styleId="Obsah3">
     <w:name w:val="toc 3"/>
     <w:hidden/>
     <w:uiPriority w:val="39"/>
@@ -25836,7 +26486,7 @@
       <w:color w:val="000000"/>
     </w:rPr>
   </w:style>
-  <w:style w:type="paragraph" w:styleId="TOC4">
+  <w:style w:type="paragraph" w:styleId="Obsah4">
     <w:name w:val="toc 4"/>
     <w:hidden/>
     <w:uiPriority w:val="39"/>
@@ -25863,9 +26513,9 @@
       </w:tblCellMar>
     </w:tblPr>
   </w:style>
-  <w:style w:type="character" w:styleId="Hyperlink">
+  <w:style w:type="character" w:styleId="Hypertextovodkaz">
     <w:name w:val="Hyperlink"/>
-    <w:basedOn w:val="DefaultParagraphFont"/>
+    <w:basedOn w:val="Standardnpsmoodstavce"/>
     <w:uiPriority w:val="99"/>
     <w:unhideWhenUsed/>
     <w:rsid w:val="00BC64B9"/>
@@ -25874,10 +26524,10 @@
       <w:u w:val="single"/>
     </w:rPr>
   </w:style>
-  <w:style w:type="paragraph" w:styleId="TOCHeading">
+  <w:style w:type="paragraph" w:styleId="Nadpisobsahu">
     <w:name w:val="TOC Heading"/>
-    <w:basedOn w:val="Heading1"/>
-    <w:next w:val="Normal"/>
+    <w:basedOn w:val="Nadpis1"/>
+    <w:next w:val="Normln"/>
     <w:uiPriority w:val="39"/>
     <w:unhideWhenUsed/>
     <w:qFormat/>

--- a/dokumentace/BP_Tehnik_HomeOS.docx
+++ b/dokumentace/BP_Tehnik_HomeOS.docx
@@ -13211,7 +13211,7 @@
           <w:r>
             <w:fldChar w:fldCharType="separate"/>
           </w:r>
-          <w:hyperlink w:anchor="_Toc210214747" w:history="1">
+          <w:hyperlink w:anchor="_Toc212840062" w:history="1">
             <w:r>
               <w:rPr>
                 <w:rStyle w:val="Hypertextovodkaz"/>
@@ -13238,7 +13238,7 @@
                 <w:noProof/>
                 <w:webHidden/>
               </w:rPr>
-              <w:instrText xml:space="preserve"> PAGEREF _Toc210214747 \h </w:instrText>
+              <w:instrText xml:space="preserve"> PAGEREF _Toc212840062 \h </w:instrText>
             </w:r>
             <w:r>
               <w:rPr>
@@ -13273,6 +13273,7 @@
           <w:pPr>
             <w:pStyle w:val="Obsah1"/>
             <w:tabs>
+              <w:tab w:val="left" w:pos="452"/>
               <w:tab w:val="right" w:leader="dot" w:pos="9061"/>
             </w:tabs>
             <w:rPr>
@@ -13282,7 +13283,7 @@
               <w:color w:val="auto"/>
             </w:rPr>
           </w:pPr>
-          <w:hyperlink w:anchor="_Toc210214748" w:history="1">
+          <w:hyperlink w:anchor="_Toc212840063" w:history="1">
             <w:r>
               <w:rPr>
                 <w:rStyle w:val="Hypertextovodkaz"/>
@@ -13292,11 +13293,12 @@
             </w:r>
             <w:r>
               <w:rPr>
-                <w:rStyle w:val="Hypertextovodkaz"/>
-                <w:rFonts w:ascii="Arial" w:eastAsia="Arial" w:hAnsi="Arial" w:cs="Arial"/>
+                <w:rFonts w:asciiTheme="minorHAnsi" w:eastAsiaTheme="minorEastAsia" w:hAnsiTheme="minorHAnsi" w:cstheme="minorBidi"/>
+                <w:b w:val="0"/>
                 <w:noProof/>
+                <w:color w:val="auto"/>
               </w:rPr>
-              <w:t xml:space="preserve"> </w:t>
+              <w:tab/>
             </w:r>
             <w:r>
               <w:rPr>
@@ -13324,7 +13326,95 @@
                 <w:noProof/>
                 <w:webHidden/>
               </w:rPr>
-              <w:instrText xml:space="preserve"> PAGEREF _Toc210214748 \h </w:instrText>
+              <w:instrText xml:space="preserve"> PAGEREF _Toc212840063 \h </w:instrText>
+            </w:r>
+            <w:r>
+              <w:rPr>
+                <w:noProof/>
+                <w:webHidden/>
+              </w:rPr>
+            </w:r>
+            <w:r>
+              <w:rPr>
+                <w:noProof/>
+                <w:webHidden/>
+              </w:rPr>
+              <w:fldChar w:fldCharType="separate"/>
+            </w:r>
+            <w:r>
+              <w:rPr>
+                <w:noProof/>
+                <w:webHidden/>
+              </w:rPr>
+              <w:t>8</w:t>
+            </w:r>
+            <w:r>
+              <w:rPr>
+                <w:noProof/>
+                <w:webHidden/>
+              </w:rPr>
+              <w:fldChar w:fldCharType="end"/>
+            </w:r>
+          </w:hyperlink>
+        </w:p>
+        <w:p>
+          <w:pPr>
+            <w:pStyle w:val="Obsah3"/>
+            <w:tabs>
+              <w:tab w:val="left" w:pos="1200"/>
+              <w:tab w:val="right" w:leader="dot" w:pos="9061"/>
+            </w:tabs>
+            <w:rPr>
+              <w:rFonts w:asciiTheme="minorHAnsi" w:eastAsiaTheme="minorEastAsia" w:hAnsiTheme="minorHAnsi" w:cstheme="minorBidi"/>
+              <w:noProof/>
+              <w:color w:val="auto"/>
+            </w:rPr>
+          </w:pPr>
+          <w:hyperlink w:anchor="_Toc212840064" w:history="1">
+            <w:r>
+              <w:rPr>
+                <w:rStyle w:val="Hypertextovodkaz"/>
+                <w:noProof/>
+                <w:lang w:eastAsia="en-GB"/>
+              </w:rPr>
+              <w:t>1.1</w:t>
+            </w:r>
+            <w:r>
+              <w:rPr>
+                <w:rFonts w:asciiTheme="minorHAnsi" w:eastAsiaTheme="minorEastAsia" w:hAnsiTheme="minorHAnsi" w:cstheme="minorBidi"/>
+                <w:noProof/>
+                <w:color w:val="auto"/>
+              </w:rPr>
+              <w:t xml:space="preserve"> </w:t>
+            </w:r>
+            <w:r>
+              <w:rPr>
+                <w:rStyle w:val="Hypertextovodkaz"/>
+                <w:noProof/>
+                <w:lang w:eastAsia="en-GB"/>
+              </w:rPr>
+              <w:t>Radxa</w:t>
+            </w:r>
+            <w:r>
+              <w:rPr>
+                <w:noProof/>
+                <w:webHidden/>
+              </w:rPr>
+              <w:tab/>
+            </w:r>
+            <w:r>
+              <w:rPr>
+                <w:noProof/>
+                <w:webHidden/>
+              </w:rPr>
+              <w:fldChar w:fldCharType="begin"/>
+            </w:r>
+            <w:r>
+              <w:rPr>
+                <w:noProof/>
+                <w:webHidden/>
+              </w:rPr>
+              <w:instrText xml:space="preserve"> PAGEREF _Toc212840064 \h </w:instrText>
             </w:r>
             <w:r>
               <w:rPr>
@@ -13367,7 +13457,7 @@
               <w:color w:val="auto"/>
             </w:rPr>
           </w:pPr>
-          <w:hyperlink w:anchor="_Toc210214749" w:history="1">
+          <w:hyperlink w:anchor="_Toc212840065" w:history="1">
             <w:r>
               <w:rPr>
                 <w:rStyle w:val="Hypertextovodkaz"/>
@@ -13409,7 +13499,7 @@
                 <w:noProof/>
                 <w:webHidden/>
               </w:rPr>
-              <w:instrText xml:space="preserve"> PAGEREF _Toc210214749 \h </w:instrText>
+              <w:instrText xml:space="preserve"> PAGEREF _Toc212840065 \h </w:instrText>
             </w:r>
             <w:r>
               <w:rPr>
@@ -13452,7 +13542,7 @@
               <w:color w:val="auto"/>
             </w:rPr>
           </w:pPr>
-          <w:hyperlink w:anchor="_Toc210214750" w:history="1">
+          <w:hyperlink w:anchor="_Toc212840066" w:history="1">
             <w:r>
               <w:rPr>
                 <w:rStyle w:val="Hypertextovodkaz"/>
@@ -13494,92 +13584,7 @@
                 <w:noProof/>
                 <w:webHidden/>
               </w:rPr>
-              <w:instrText xml:space="preserve"> PAGEREF _Toc210214750 \h </w:instrText>
-            </w:r>
-            <w:r>
-              <w:rPr>
-                <w:noProof/>
-                <w:webHidden/>
-              </w:rPr>
-            </w:r>
-            <w:r>
-              <w:rPr>
-                <w:noProof/>
-                <w:webHidden/>
-              </w:rPr>
-              <w:fldChar w:fldCharType="separate"/>
-            </w:r>
-            <w:r>
-              <w:rPr>
-                <w:noProof/>
-                <w:webHidden/>
-              </w:rPr>
-              <w:t>8</w:t>
-            </w:r>
-            <w:r>
-              <w:rPr>
-                <w:noProof/>
-                <w:webHidden/>
-              </w:rPr>
-              <w:fldChar w:fldCharType="end"/>
-            </w:r>
-          </w:hyperlink>
-        </w:p>
-        <w:p>
-          <w:pPr>
-            <w:pStyle w:val="Obsah3"/>
-            <w:tabs>
-              <w:tab w:val="right" w:leader="dot" w:pos="9061"/>
-            </w:tabs>
-            <w:rPr>
-              <w:rFonts w:asciiTheme="minorHAnsi" w:eastAsiaTheme="minorEastAsia" w:hAnsiTheme="minorHAnsi" w:cstheme="minorBidi"/>
-              <w:noProof/>
-              <w:color w:val="auto"/>
-            </w:rPr>
-          </w:pPr>
-          <w:hyperlink w:anchor="_Toc210214751" w:history="1">
-            <w:r>
-              <w:rPr>
-                <w:rStyle w:val="Hypertextovodkaz"/>
-                <w:noProof/>
-              </w:rPr>
-              <w:t>1.3</w:t>
-            </w:r>
-            <w:r>
-              <w:rPr>
-                <w:rStyle w:val="Hypertextovodkaz"/>
-                <w:rFonts w:ascii="Arial" w:eastAsia="Arial" w:hAnsi="Arial" w:cs="Arial"/>
-                <w:noProof/>
-              </w:rPr>
-              <w:t xml:space="preserve"> </w:t>
-            </w:r>
-            <w:r>
-              <w:rPr>
-                <w:rStyle w:val="Hypertextovodkaz"/>
-                <w:noProof/>
-              </w:rPr>
-              <w:t>Grafy</w:t>
-            </w:r>
-            <w:r>
-              <w:rPr>
-                <w:noProof/>
-                <w:webHidden/>
-              </w:rPr>
-              <w:tab/>
-            </w:r>
-            <w:r>
-              <w:rPr>
-                <w:noProof/>
-                <w:webHidden/>
-              </w:rPr>
-              <w:fldChar w:fldCharType="begin"/>
-            </w:r>
-            <w:r>
-              <w:rPr>
-                <w:noProof/>
-                <w:webHidden/>
-              </w:rPr>
-              <w:instrText xml:space="preserve"> PAGEREF _Toc210214751 \h </w:instrText>
+              <w:instrText xml:space="preserve"> PAGEREF _Toc212840066 \h </w:instrText>
             </w:r>
             <w:r>
               <w:rPr>
@@ -13622,13 +13627,13 @@
               <w:color w:val="auto"/>
             </w:rPr>
           </w:pPr>
-          <w:hyperlink w:anchor="_Toc210214752" w:history="1">
+          <w:hyperlink w:anchor="_Toc212840067" w:history="1">
             <w:r>
               <w:rPr>
                 <w:rStyle w:val="Hypertextovodkaz"/>
                 <w:noProof/>
               </w:rPr>
-              <w:t>1.4</w:t>
+              <w:t>1.3</w:t>
             </w:r>
             <w:r>
               <w:rPr>
@@ -13643,7 +13648,7 @@
                 <w:rStyle w:val="Hypertextovodkaz"/>
                 <w:noProof/>
               </w:rPr>
-              <w:t>Zdrojové kódy</w:t>
+              <w:t>Grafy</w:t>
             </w:r>
             <w:r>
               <w:rPr>
@@ -13664,7 +13669,7 @@
                 <w:noProof/>
                 <w:webHidden/>
               </w:rPr>
-              <w:instrText xml:space="preserve"> PAGEREF _Toc210214752 \h </w:instrText>
+              <w:instrText xml:space="preserve"> PAGEREF _Toc212840067 \h </w:instrText>
             </w:r>
             <w:r>
               <w:rPr>
@@ -13707,13 +13712,13 @@
               <w:color w:val="auto"/>
             </w:rPr>
           </w:pPr>
-          <w:hyperlink w:anchor="_Toc210214753" w:history="1">
+          <w:hyperlink w:anchor="_Toc212840068" w:history="1">
             <w:r>
               <w:rPr>
                 <w:rStyle w:val="Hypertextovodkaz"/>
                 <w:noProof/>
               </w:rPr>
-              <w:t>1.5</w:t>
+              <w:t>1.4</w:t>
             </w:r>
             <w:r>
               <w:rPr>
@@ -13728,7 +13733,7 @@
                 <w:rStyle w:val="Hypertextovodkaz"/>
                 <w:noProof/>
               </w:rPr>
-              <w:t>Citace</w:t>
+              <w:t>Zdrojové kódy</w:t>
             </w:r>
             <w:r>
               <w:rPr>
@@ -13749,7 +13754,7 @@
                 <w:noProof/>
                 <w:webHidden/>
               </w:rPr>
-              <w:instrText xml:space="preserve"> PAGEREF _Toc210214753 \h </w:instrText>
+              <w:instrText xml:space="preserve"> PAGEREF _Toc212840068 \h </w:instrText>
             </w:r>
             <w:r>
               <w:rPr>
@@ -13792,13 +13797,13 @@
               <w:color w:val="auto"/>
             </w:rPr>
           </w:pPr>
-          <w:hyperlink w:anchor="_Toc210214754" w:history="1">
+          <w:hyperlink w:anchor="_Toc212840069" w:history="1">
             <w:r>
               <w:rPr>
                 <w:rStyle w:val="Hypertextovodkaz"/>
                 <w:noProof/>
               </w:rPr>
-              <w:t>1.6</w:t>
+              <w:t>1.5</w:t>
             </w:r>
             <w:r>
               <w:rPr>
@@ -13813,7 +13818,7 @@
                 <w:rStyle w:val="Hypertextovodkaz"/>
                 <w:noProof/>
               </w:rPr>
-              <w:t>Rovnice</w:t>
+              <w:t>Citace</w:t>
             </w:r>
             <w:r>
               <w:rPr>
@@ -13834,7 +13839,7 @@
                 <w:noProof/>
                 <w:webHidden/>
               </w:rPr>
-              <w:instrText xml:space="preserve"> PAGEREF _Toc210214754 \h </w:instrText>
+              <w:instrText xml:space="preserve"> PAGEREF _Toc212840069 \h </w:instrText>
             </w:r>
             <w:r>
               <w:rPr>
@@ -13877,13 +13882,28 @@
               <w:color w:val="auto"/>
             </w:rPr>
           </w:pPr>
-          <w:hyperlink w:anchor="_Toc210214755" w:history="1">
+          <w:hyperlink w:anchor="_Toc212840070" w:history="1">
             <w:r>
               <w:rPr>
                 <w:rStyle w:val="Hypertextovodkaz"/>
                 <w:noProof/>
               </w:rPr>
-              <w:t>1.7 Pokus</w:t>
+              <w:t>1.6</w:t>
+            </w:r>
+            <w:r>
+              <w:rPr>
+                <w:rStyle w:val="Hypertextovodkaz"/>
+                <w:rFonts w:ascii="Arial" w:eastAsia="Arial" w:hAnsi="Arial" w:cs="Arial"/>
+                <w:noProof/>
+              </w:rPr>
+              <w:t xml:space="preserve"> </w:t>
+            </w:r>
+            <w:r>
+              <w:rPr>
+                <w:rStyle w:val="Hypertextovodkaz"/>
+                <w:noProof/>
+              </w:rPr>
+              <w:t>Rovnice</w:t>
             </w:r>
             <w:r>
               <w:rPr>
@@ -13904,7 +13924,7 @@
                 <w:noProof/>
                 <w:webHidden/>
               </w:rPr>
-              <w:instrText xml:space="preserve"> PAGEREF _Toc210214755 \h </w:instrText>
+              <w:instrText xml:space="preserve"> PAGEREF _Toc212840070 \h </w:instrText>
             </w:r>
             <w:r>
               <w:rPr>
@@ -13947,7 +13967,77 @@
               <w:color w:val="auto"/>
             </w:rPr>
           </w:pPr>
-          <w:hyperlink w:anchor="_Toc210214756" w:history="1">
+          <w:hyperlink w:anchor="_Toc212840071" w:history="1">
+            <w:r>
+              <w:rPr>
+                <w:rStyle w:val="Hypertextovodkaz"/>
+                <w:noProof/>
+              </w:rPr>
+              <w:t>1.7 Pokus</w:t>
+            </w:r>
+            <w:r>
+              <w:rPr>
+                <w:noProof/>
+                <w:webHidden/>
+              </w:rPr>
+              <w:tab/>
+            </w:r>
+            <w:r>
+              <w:rPr>
+                <w:noProof/>
+                <w:webHidden/>
+              </w:rPr>
+              <w:fldChar w:fldCharType="begin"/>
+            </w:r>
+            <w:r>
+              <w:rPr>
+                <w:noProof/>
+                <w:webHidden/>
+              </w:rPr>
+              <w:instrText xml:space="preserve"> PAGEREF _Toc212840071 \h </w:instrText>
+            </w:r>
+            <w:r>
+              <w:rPr>
+                <w:noProof/>
+                <w:webHidden/>
+              </w:rPr>
+            </w:r>
+            <w:r>
+              <w:rPr>
+                <w:noProof/>
+                <w:webHidden/>
+              </w:rPr>
+              <w:fldChar w:fldCharType="separate"/>
+            </w:r>
+            <w:r>
+              <w:rPr>
+                <w:noProof/>
+                <w:webHidden/>
+              </w:rPr>
+              <w:t>10</w:t>
+            </w:r>
+            <w:r>
+              <w:rPr>
+                <w:noProof/>
+                <w:webHidden/>
+              </w:rPr>
+              <w:fldChar w:fldCharType="end"/>
+            </w:r>
+          </w:hyperlink>
+        </w:p>
+        <w:p>
+          <w:pPr>
+            <w:pStyle w:val="Obsah3"/>
+            <w:tabs>
+              <w:tab w:val="right" w:leader="dot" w:pos="9061"/>
+            </w:tabs>
+            <w:rPr>
+              <w:rFonts w:asciiTheme="minorHAnsi" w:eastAsiaTheme="minorEastAsia" w:hAnsiTheme="minorHAnsi" w:cstheme="minorBidi"/>
+              <w:noProof/>
+              <w:color w:val="auto"/>
+            </w:rPr>
+          </w:pPr>
+          <w:hyperlink w:anchor="_Toc212840072" w:history="1">
             <w:r>
               <w:rPr>
                 <w:rStyle w:val="Hypertextovodkaz"/>
@@ -13974,78 +14064,7 @@
                 <w:noProof/>
                 <w:webHidden/>
               </w:rPr>
-              <w:instrText xml:space="preserve"> PAGEREF _Toc210214756 \h </w:instrText>
-            </w:r>
-            <w:r>
-              <w:rPr>
-                <w:noProof/>
-                <w:webHidden/>
-              </w:rPr>
-            </w:r>
-            <w:r>
-              <w:rPr>
-                <w:noProof/>
-                <w:webHidden/>
-              </w:rPr>
-              <w:fldChar w:fldCharType="separate"/>
-            </w:r>
-            <w:r>
-              <w:rPr>
-                <w:noProof/>
-                <w:webHidden/>
-              </w:rPr>
-              <w:t>9</w:t>
-            </w:r>
-            <w:r>
-              <w:rPr>
-                <w:noProof/>
-                <w:webHidden/>
-              </w:rPr>
-              <w:fldChar w:fldCharType="end"/>
-            </w:r>
-          </w:hyperlink>
-        </w:p>
-        <w:p>
-          <w:pPr>
-            <w:pStyle w:val="Obsah1"/>
-            <w:tabs>
-              <w:tab w:val="right" w:leader="dot" w:pos="9061"/>
-            </w:tabs>
-            <w:rPr>
-              <w:rFonts w:asciiTheme="minorHAnsi" w:eastAsiaTheme="minorEastAsia" w:hAnsiTheme="minorHAnsi" w:cstheme="minorBidi"/>
-              <w:b w:val="0"/>
-              <w:noProof/>
-              <w:color w:val="auto"/>
-            </w:rPr>
-          </w:pPr>
-          <w:hyperlink w:anchor="_Toc210214757" w:history="1">
-            <w:r>
-              <w:rPr>
-                <w:rStyle w:val="Hypertextovodkaz"/>
-                <w:noProof/>
-              </w:rPr>
-              <w:t>Praktická část</w:t>
-            </w:r>
-            <w:r>
-              <w:rPr>
-                <w:noProof/>
-                <w:webHidden/>
-              </w:rPr>
-              <w:tab/>
-            </w:r>
-            <w:r>
-              <w:rPr>
-                <w:noProof/>
-                <w:webHidden/>
-              </w:rPr>
-              <w:fldChar w:fldCharType="begin"/>
-            </w:r>
-            <w:r>
-              <w:rPr>
-                <w:noProof/>
-                <w:webHidden/>
-              </w:rPr>
-              <w:instrText xml:space="preserve"> PAGEREF _Toc210214757 \h </w:instrText>
+              <w:instrText xml:space="preserve"> PAGEREF _Toc212840072 \h </w:instrText>
             </w:r>
             <w:r>
               <w:rPr>
@@ -14089,7 +14108,78 @@
               <w:color w:val="auto"/>
             </w:rPr>
           </w:pPr>
-          <w:hyperlink w:anchor="_Toc210214758" w:history="1">
+          <w:hyperlink w:anchor="_Toc212840073" w:history="1">
+            <w:r>
+              <w:rPr>
+                <w:rStyle w:val="Hypertextovodkaz"/>
+                <w:noProof/>
+              </w:rPr>
+              <w:t>Praktická část</w:t>
+            </w:r>
+            <w:r>
+              <w:rPr>
+                <w:noProof/>
+                <w:webHidden/>
+              </w:rPr>
+              <w:tab/>
+            </w:r>
+            <w:r>
+              <w:rPr>
+                <w:noProof/>
+                <w:webHidden/>
+              </w:rPr>
+              <w:fldChar w:fldCharType="begin"/>
+            </w:r>
+            <w:r>
+              <w:rPr>
+                <w:noProof/>
+                <w:webHidden/>
+              </w:rPr>
+              <w:instrText xml:space="preserve"> PAGEREF _Toc212840073 \h </w:instrText>
+            </w:r>
+            <w:r>
+              <w:rPr>
+                <w:noProof/>
+                <w:webHidden/>
+              </w:rPr>
+            </w:r>
+            <w:r>
+              <w:rPr>
+                <w:noProof/>
+                <w:webHidden/>
+              </w:rPr>
+              <w:fldChar w:fldCharType="separate"/>
+            </w:r>
+            <w:r>
+              <w:rPr>
+                <w:noProof/>
+                <w:webHidden/>
+              </w:rPr>
+              <w:t>10</w:t>
+            </w:r>
+            <w:r>
+              <w:rPr>
+                <w:noProof/>
+                <w:webHidden/>
+              </w:rPr>
+              <w:fldChar w:fldCharType="end"/>
+            </w:r>
+          </w:hyperlink>
+        </w:p>
+        <w:p>
+          <w:pPr>
+            <w:pStyle w:val="Obsah1"/>
+            <w:tabs>
+              <w:tab w:val="right" w:leader="dot" w:pos="9061"/>
+            </w:tabs>
+            <w:rPr>
+              <w:rFonts w:asciiTheme="minorHAnsi" w:eastAsiaTheme="minorEastAsia" w:hAnsiTheme="minorHAnsi" w:cstheme="minorBidi"/>
+              <w:b w:val="0"/>
+              <w:noProof/>
+              <w:color w:val="auto"/>
+            </w:rPr>
+          </w:pPr>
+          <w:hyperlink w:anchor="_Toc212840074" w:history="1">
             <w:r>
               <w:rPr>
                 <w:rStyle w:val="Hypertextovodkaz"/>
@@ -14116,7 +14206,7 @@
                 <w:noProof/>
                 <w:webHidden/>
               </w:rPr>
-              <w:instrText xml:space="preserve"> PAGEREF _Toc210214758 \h </w:instrText>
+              <w:instrText xml:space="preserve"> PAGEREF _Toc212840074 \h </w:instrText>
             </w:r>
             <w:r>
               <w:rPr>
@@ -14160,7 +14250,7 @@
               <w:color w:val="auto"/>
             </w:rPr>
           </w:pPr>
-          <w:hyperlink w:anchor="_Toc210214759" w:history="1">
+          <w:hyperlink w:anchor="_Toc212840075" w:history="1">
             <w:r>
               <w:rPr>
                 <w:rStyle w:val="Hypertextovodkaz"/>
@@ -14187,7 +14277,7 @@
                 <w:noProof/>
                 <w:webHidden/>
               </w:rPr>
-              <w:instrText xml:space="preserve"> PAGEREF _Toc210214759 \h </w:instrText>
+              <w:instrText xml:space="preserve"> PAGEREF _Toc212840075 \h </w:instrText>
             </w:r>
             <w:r>
               <w:rPr>
@@ -14231,7 +14321,7 @@
               <w:color w:val="auto"/>
             </w:rPr>
           </w:pPr>
-          <w:hyperlink w:anchor="_Toc210214760" w:history="1">
+          <w:hyperlink w:anchor="_Toc212840076" w:history="1">
             <w:r>
               <w:rPr>
                 <w:rStyle w:val="Hypertextovodkaz"/>
@@ -14258,7 +14348,7 @@
                 <w:noProof/>
                 <w:webHidden/>
               </w:rPr>
-              <w:instrText xml:space="preserve"> PAGEREF _Toc210214760 \h </w:instrText>
+              <w:instrText xml:space="preserve"> PAGEREF _Toc212840076 \h </w:instrText>
             </w:r>
             <w:r>
               <w:rPr>
@@ -14301,7 +14391,7 @@
               <w:color w:val="auto"/>
             </w:rPr>
           </w:pPr>
-          <w:hyperlink w:anchor="_Toc210214761" w:history="1">
+          <w:hyperlink w:anchor="_Toc212840077" w:history="1">
             <w:r>
               <w:rPr>
                 <w:rStyle w:val="Hypertextovodkaz"/>
@@ -14343,7 +14433,7 @@
                 <w:noProof/>
                 <w:webHidden/>
               </w:rPr>
-              <w:instrText xml:space="preserve"> PAGEREF _Toc210214761 \h </w:instrText>
+              <w:instrText xml:space="preserve"> PAGEREF _Toc212840077 \h </w:instrText>
             </w:r>
             <w:r>
               <w:rPr>
@@ -14981,7 +15071,7 @@
         <w:spacing w:after="321"/>
         <w:ind w:left="-5"/>
       </w:pPr>
-      <w:bookmarkStart w:id="0" w:name="_Toc210214747"/>
+      <w:bookmarkStart w:id="0" w:name="_Toc212840062"/>
       <w:r>
         <w:lastRenderedPageBreak/>
         <w:t>Teoretická část</w:t>
@@ -14996,7 +15086,7 @@
         <w:pStyle w:val="Nadpis1"/>
         <w:ind w:left="-5"/>
       </w:pPr>
-      <w:bookmarkStart w:id="1" w:name="_Toc210214748"/>
+      <w:bookmarkStart w:id="1" w:name="_Toc212840063"/>
       <w:r>
         <w:t>1</w:t>
       </w:r>
@@ -15059,15 +15149,21 @@
         <w:t xml:space="preserve"> PI a Orange PI díky jejich bohatému I/O a výkonu.</w:t>
       </w:r>
       <w:r>
-        <w:t xml:space="preserve"> Mezi zařízeními s větším výkonem už nebývá tolik rozdílů, které by hovořili pro jednu či druhou variantu, proto je zcela nepodstatné, které nakonec vybereme. Pro tuto práci bylo zvoleno </w:t>
+        <w:t xml:space="preserve"> Mezi zařízeními s větším výkonem už nebývá tolik rozdílů, které by hovořili pro jednu či druhou variantu, proto je zcela nepodstatné, které nakonec vybereme. Pro tuto práci byl zvolen </w:t>
+      </w:r>
+      <w:r>
+        <w:t xml:space="preserve">počítač </w:t>
       </w:r>
       <w:proofErr w:type="spellStart"/>
       <w:r>
-        <w:t>Raspberry</w:t>
+        <w:t>Radxa</w:t>
       </w:r>
       <w:proofErr w:type="spellEnd"/>
       <w:r>
-        <w:t xml:space="preserve"> PI, vzhledem k jeho široké komunitě uživatelů a díky ověřené spolehlivosti.</w:t>
+        <w:t xml:space="preserve">, </w:t>
+      </w:r>
+      <w:r>
+        <w:t>především díky jeho zabudované paměti pro operační systém</w:t>
       </w:r>
     </w:p>
     <w:p>
@@ -15391,6 +15487,366 @@
         </w:rPr>
         <w:t xml:space="preserve"> zařízení. Nelze použít jako hlavní aplikační server, spíše doplněk k centrální jednotce.</w:t>
       </w:r>
+    </w:p>
+    <w:p>
+      <w:pPr>
+        <w:pStyle w:val="Nadpis3"/>
+        <w:numPr>
+          <w:ilvl w:val="1"/>
+          <w:numId w:val="3"/>
+        </w:numPr>
+        <w:rPr>
+          <w:lang w:eastAsia="en-GB"/>
+        </w:rPr>
+      </w:pPr>
+      <w:bookmarkStart w:id="2" w:name="_Toc212840064"/>
+      <w:proofErr w:type="spellStart"/>
+      <w:r>
+        <w:rPr>
+          <w:lang w:eastAsia="en-GB"/>
+        </w:rPr>
+        <w:t>Radxa</w:t>
+      </w:r>
+      <w:bookmarkEnd w:id="2"/>
+      <w:proofErr w:type="spellEnd"/>
+    </w:p>
+    <w:p>
+      <w:pPr>
+        <w:rPr>
+          <w:lang w:eastAsia="en-GB"/>
+        </w:rPr>
+      </w:pPr>
+    </w:p>
+    <w:p>
+      <w:pPr>
+        <w:rPr>
+          <w:lang w:eastAsia="en-GB"/>
+        </w:rPr>
+      </w:pPr>
+      <w:r>
+        <w:rPr>
+          <w:lang w:eastAsia="en-GB"/>
+        </w:rPr>
+        <w:t xml:space="preserve">Společnost </w:t>
+      </w:r>
+      <w:proofErr w:type="spellStart"/>
+      <w:r>
+        <w:rPr>
+          <w:b/>
+          <w:bCs/>
+          <w:lang w:eastAsia="en-GB"/>
+        </w:rPr>
+        <w:t>Radxa</w:t>
+      </w:r>
+      <w:proofErr w:type="spellEnd"/>
+      <w:r>
+        <w:rPr>
+          <w:lang w:eastAsia="en-GB"/>
+        </w:rPr>
+        <w:t xml:space="preserve"> je technologická firma zaměřená na vývoj a výrobu </w:t>
+      </w:r>
+      <w:proofErr w:type="spellStart"/>
+      <w:r>
+        <w:rPr>
+          <w:b/>
+          <w:bCs/>
+          <w:lang w:eastAsia="en-GB"/>
+        </w:rPr>
+        <w:t>embedded</w:t>
+      </w:r>
+      <w:proofErr w:type="spellEnd"/>
+      <w:r>
+        <w:rPr>
+          <w:b/>
+          <w:bCs/>
+          <w:lang w:eastAsia="en-GB"/>
+        </w:rPr>
+        <w:t xml:space="preserve"> počítačů a vývojových desek</w:t>
+      </w:r>
+      <w:r>
+        <w:rPr>
+          <w:lang w:eastAsia="en-GB"/>
+        </w:rPr>
+        <w:t xml:space="preserve"> určených pro výuku, výzkum, průmyslové aplikace i domácí projekty. Byla založena v Číně a proslavila se zejména svou řadou </w:t>
+      </w:r>
+      <w:r>
+        <w:rPr>
+          <w:b/>
+          <w:bCs/>
+          <w:lang w:eastAsia="en-GB"/>
+        </w:rPr>
+        <w:t xml:space="preserve">Rock </w:t>
+      </w:r>
+      <w:proofErr w:type="spellStart"/>
+      <w:r>
+        <w:rPr>
+          <w:b/>
+          <w:bCs/>
+          <w:lang w:eastAsia="en-GB"/>
+        </w:rPr>
+        <w:t>Pi</w:t>
+      </w:r>
+      <w:proofErr w:type="spellEnd"/>
+      <w:r>
+        <w:rPr>
+          <w:lang w:eastAsia="en-GB"/>
+        </w:rPr>
+        <w:t xml:space="preserve">, která nabízí výkonné alternativy k populárním deskám jako je </w:t>
+      </w:r>
+      <w:proofErr w:type="spellStart"/>
+      <w:r>
+        <w:rPr>
+          <w:lang w:eastAsia="en-GB"/>
+        </w:rPr>
+        <w:t>Raspberry</w:t>
+      </w:r>
+      <w:proofErr w:type="spellEnd"/>
+      <w:r>
+        <w:rPr>
+          <w:lang w:eastAsia="en-GB"/>
+        </w:rPr>
+        <w:t xml:space="preserve"> </w:t>
+      </w:r>
+      <w:proofErr w:type="spellStart"/>
+      <w:r>
+        <w:rPr>
+          <w:lang w:eastAsia="en-GB"/>
+        </w:rPr>
+        <w:t>Pi</w:t>
+      </w:r>
+      <w:proofErr w:type="spellEnd"/>
+      <w:r>
+        <w:rPr>
+          <w:lang w:eastAsia="en-GB"/>
+        </w:rPr>
+        <w:t xml:space="preserve">. </w:t>
+      </w:r>
+      <w:proofErr w:type="spellStart"/>
+      <w:r>
+        <w:rPr>
+          <w:lang w:eastAsia="en-GB"/>
+        </w:rPr>
+        <w:t>Radxa</w:t>
+      </w:r>
+      <w:proofErr w:type="spellEnd"/>
+      <w:r>
+        <w:rPr>
+          <w:lang w:eastAsia="en-GB"/>
+        </w:rPr>
+        <w:t xml:space="preserve"> využívá moderní procesory ARM (např. </w:t>
+      </w:r>
+      <w:proofErr w:type="spellStart"/>
+      <w:r>
+        <w:rPr>
+          <w:lang w:eastAsia="en-GB"/>
+        </w:rPr>
+        <w:t>Rockchip</w:t>
+      </w:r>
+      <w:proofErr w:type="spellEnd"/>
+      <w:r>
+        <w:rPr>
+          <w:lang w:eastAsia="en-GB"/>
+        </w:rPr>
+        <w:t xml:space="preserve">, </w:t>
+      </w:r>
+      <w:proofErr w:type="spellStart"/>
+      <w:r>
+        <w:rPr>
+          <w:lang w:eastAsia="en-GB"/>
+        </w:rPr>
+        <w:t>Amlogic</w:t>
+      </w:r>
+      <w:proofErr w:type="spellEnd"/>
+      <w:r>
+        <w:rPr>
+          <w:lang w:eastAsia="en-GB"/>
+        </w:rPr>
+        <w:t xml:space="preserve"> či NXP) a nabízí širokou škálu zařízení – od miniaturních modelů </w:t>
+      </w:r>
+      <w:proofErr w:type="spellStart"/>
+      <w:r>
+        <w:rPr>
+          <w:b/>
+          <w:bCs/>
+          <w:lang w:eastAsia="en-GB"/>
+        </w:rPr>
+        <w:t>Radxa</w:t>
+      </w:r>
+      <w:proofErr w:type="spellEnd"/>
+      <w:r>
+        <w:rPr>
+          <w:b/>
+          <w:bCs/>
+          <w:lang w:eastAsia="en-GB"/>
+        </w:rPr>
+        <w:t xml:space="preserve"> </w:t>
+      </w:r>
+      <w:proofErr w:type="spellStart"/>
+      <w:r>
+        <w:rPr>
+          <w:b/>
+          <w:bCs/>
+          <w:lang w:eastAsia="en-GB"/>
+        </w:rPr>
+        <w:t>Zero</w:t>
+      </w:r>
+      <w:proofErr w:type="spellEnd"/>
+      <w:r>
+        <w:rPr>
+          <w:lang w:eastAsia="en-GB"/>
+        </w:rPr>
+        <w:t xml:space="preserve"> až po výkonné desky </w:t>
+      </w:r>
+      <w:r>
+        <w:rPr>
+          <w:b/>
+          <w:bCs/>
+          <w:lang w:eastAsia="en-GB"/>
+        </w:rPr>
+        <w:t>Rock 5</w:t>
+      </w:r>
+      <w:r>
+        <w:rPr>
+          <w:lang w:eastAsia="en-GB"/>
+        </w:rPr>
+        <w:t xml:space="preserve"> s podporou rozhraní </w:t>
+      </w:r>
+      <w:proofErr w:type="spellStart"/>
+      <w:r>
+        <w:rPr>
+          <w:lang w:eastAsia="en-GB"/>
+        </w:rPr>
+        <w:t>NVMe</w:t>
+      </w:r>
+      <w:proofErr w:type="spellEnd"/>
+      <w:r>
+        <w:rPr>
+          <w:lang w:eastAsia="en-GB"/>
+        </w:rPr>
+        <w:t xml:space="preserve">, USB-C, </w:t>
+      </w:r>
+      <w:proofErr w:type="spellStart"/>
+      <w:r>
+        <w:rPr>
+          <w:lang w:eastAsia="en-GB"/>
+        </w:rPr>
+        <w:t>PCIe</w:t>
+      </w:r>
+      <w:proofErr w:type="spellEnd"/>
+      <w:r>
+        <w:rPr>
+          <w:lang w:eastAsia="en-GB"/>
+        </w:rPr>
+        <w:t xml:space="preserve"> a gigabitového Ethernetu. Firma klade důraz na </w:t>
+      </w:r>
+      <w:r>
+        <w:rPr>
+          <w:b/>
+          <w:bCs/>
+          <w:lang w:eastAsia="en-GB"/>
+        </w:rPr>
+        <w:t>otevřený ekosystém</w:t>
+      </w:r>
+      <w:r>
+        <w:rPr>
+          <w:lang w:eastAsia="en-GB"/>
+        </w:rPr>
+        <w:t xml:space="preserve">, podporu </w:t>
+      </w:r>
+      <w:r>
+        <w:rPr>
+          <w:b/>
+          <w:bCs/>
+          <w:lang w:eastAsia="en-GB"/>
+        </w:rPr>
+        <w:t xml:space="preserve">Linuxu, Androidu i </w:t>
+      </w:r>
+      <w:proofErr w:type="spellStart"/>
+      <w:r>
+        <w:rPr>
+          <w:b/>
+          <w:bCs/>
+          <w:lang w:eastAsia="en-GB"/>
+        </w:rPr>
+        <w:t>Debianu</w:t>
+      </w:r>
+      <w:proofErr w:type="spellEnd"/>
+      <w:r>
+        <w:rPr>
+          <w:lang w:eastAsia="en-GB"/>
+        </w:rPr>
+        <w:t xml:space="preserve"> a na aktivní komunitu vývojářů, kteří její produkty využívají v oblasti </w:t>
+      </w:r>
+      <w:proofErr w:type="spellStart"/>
+      <w:r>
+        <w:rPr>
+          <w:b/>
+          <w:bCs/>
+          <w:lang w:eastAsia="en-GB"/>
+        </w:rPr>
+        <w:t>IoT</w:t>
+      </w:r>
+      <w:proofErr w:type="spellEnd"/>
+      <w:r>
+        <w:rPr>
+          <w:b/>
+          <w:bCs/>
+          <w:lang w:eastAsia="en-GB"/>
+        </w:rPr>
+        <w:t xml:space="preserve">, robotiky, </w:t>
+      </w:r>
+      <w:proofErr w:type="spellStart"/>
+      <w:r>
+        <w:rPr>
+          <w:b/>
+          <w:bCs/>
+          <w:lang w:eastAsia="en-GB"/>
+        </w:rPr>
+        <w:t>edge</w:t>
+      </w:r>
+      <w:proofErr w:type="spellEnd"/>
+      <w:r>
+        <w:rPr>
+          <w:b/>
+          <w:bCs/>
+          <w:lang w:eastAsia="en-GB"/>
+        </w:rPr>
+        <w:t xml:space="preserve"> </w:t>
+      </w:r>
+      <w:proofErr w:type="spellStart"/>
+      <w:r>
+        <w:rPr>
+          <w:b/>
+          <w:bCs/>
+          <w:lang w:eastAsia="en-GB"/>
+        </w:rPr>
+        <w:t>computingu</w:t>
+      </w:r>
+      <w:proofErr w:type="spellEnd"/>
+      <w:r>
+        <w:rPr>
+          <w:lang w:eastAsia="en-GB"/>
+        </w:rPr>
+        <w:t xml:space="preserve"> i multimediálních aplikací.</w:t>
+      </w:r>
+    </w:p>
+    <w:p>
+      <w:pPr>
+        <w:rPr>
+          <w:lang w:eastAsia="en-GB"/>
+        </w:rPr>
+      </w:pPr>
+    </w:p>
+    <w:p>
+      <w:pPr>
+        <w:spacing w:before="100" w:beforeAutospacing="1" w:after="100" w:afterAutospacing="1" w:line="240" w:lineRule="auto"/>
+        <w:rPr>
+          <w:rFonts w:eastAsia="Times New Roman"/>
+          <w:kern w:val="0"/>
+          <w:lang w:eastAsia="en-GB"/>
+          <w14:ligatures w14:val="none"/>
+        </w:rPr>
+      </w:pPr>
     </w:p>
     <w:p>
       <w:pPr>
@@ -15403,8 +15859,9 @@
         <w:spacing w:after="0"/>
         <w:ind w:left="-5"/>
       </w:pPr>
-      <w:bookmarkStart w:id="2" w:name="_Toc210214749"/>
-      <w:r>
+      <w:bookmarkStart w:id="3" w:name="_Toc212840065"/>
+      <w:r>
+        <w:lastRenderedPageBreak/>
         <w:t>1.1</w:t>
       </w:r>
       <w:r>
@@ -15416,7 +15873,7 @@
       <w:r>
         <w:t>Obrázky</w:t>
       </w:r>
-      <w:bookmarkEnd w:id="2"/>
+      <w:bookmarkEnd w:id="3"/>
       <w:r>
         <w:t xml:space="preserve"> </w:t>
       </w:r>
@@ -19456,7 +19913,7 @@
         <w:pStyle w:val="Nadpis3"/>
         <w:ind w:left="-5"/>
       </w:pPr>
-      <w:bookmarkStart w:id="3" w:name="_Toc210214750"/>
+      <w:bookmarkStart w:id="4" w:name="_Toc212840066"/>
       <w:r>
         <w:t>1.2</w:t>
       </w:r>
@@ -19469,7 +19926,7 @@
       <w:r>
         <w:t>Tabulky</w:t>
       </w:r>
-      <w:bookmarkEnd w:id="3"/>
+      <w:bookmarkEnd w:id="4"/>
       <w:r>
         <w:t xml:space="preserve"> </w:t>
       </w:r>
@@ -19648,9 +20105,8 @@
         <w:spacing w:after="0"/>
         <w:ind w:left="-5"/>
       </w:pPr>
-      <w:bookmarkStart w:id="4" w:name="_Toc210214751"/>
-      <w:r>
-        <w:lastRenderedPageBreak/>
+      <w:bookmarkStart w:id="5" w:name="_Toc212840067"/>
+      <w:r>
         <w:t>1.3</w:t>
       </w:r>
       <w:r>
@@ -19662,7 +20118,7 @@
       <w:r>
         <w:t>Grafy</w:t>
       </w:r>
-      <w:bookmarkEnd w:id="4"/>
+      <w:bookmarkEnd w:id="5"/>
       <w:r>
         <w:t xml:space="preserve"> </w:t>
       </w:r>
@@ -24276,7 +24732,7 @@
         <w:spacing w:after="120"/>
         <w:ind w:left="-5"/>
       </w:pPr>
-      <w:bookmarkStart w:id="5" w:name="_Toc210214752"/>
+      <w:bookmarkStart w:id="6" w:name="_Toc212840068"/>
       <w:r>
         <w:t>1.4</w:t>
       </w:r>
@@ -24289,7 +24745,7 @@
       <w:r>
         <w:t>Zdrojové kódy</w:t>
       </w:r>
-      <w:bookmarkEnd w:id="5"/>
+      <w:bookmarkEnd w:id="6"/>
       <w:r>
         <w:t xml:space="preserve"> </w:t>
       </w:r>
@@ -24688,6 +25144,7 @@
           <w:rFonts w:ascii="Consolas" w:eastAsia="Consolas" w:hAnsi="Consolas" w:cs="Consolas"/>
           <w:sz w:val="20"/>
         </w:rPr>
+        <w:lastRenderedPageBreak/>
         <w:t xml:space="preserve">    </w:t>
       </w:r>
       <w:proofErr w:type="spellStart"/>
@@ -25144,7 +25601,7 @@
         <w:pStyle w:val="Nadpis3"/>
         <w:ind w:left="-5"/>
       </w:pPr>
-      <w:bookmarkStart w:id="6" w:name="_Toc210214753"/>
+      <w:bookmarkStart w:id="7" w:name="_Toc212840069"/>
       <w:r>
         <w:t>1.5</w:t>
       </w:r>
@@ -25157,7 +25614,7 @@
       <w:r>
         <w:t>Citace</w:t>
       </w:r>
-      <w:bookmarkEnd w:id="6"/>
+      <w:bookmarkEnd w:id="7"/>
       <w:r>
         <w:t xml:space="preserve"> </w:t>
       </w:r>
@@ -25181,7 +25638,7 @@
         <w:spacing w:after="254"/>
         <w:ind w:left="-5"/>
       </w:pPr>
-      <w:bookmarkStart w:id="7" w:name="_Toc210214754"/>
+      <w:bookmarkStart w:id="8" w:name="_Toc212840070"/>
       <w:r>
         <w:t>1.6</w:t>
       </w:r>
@@ -25194,7 +25651,7 @@
       <w:r>
         <w:t>Rovnice</w:t>
       </w:r>
-      <w:bookmarkEnd w:id="7"/>
+      <w:bookmarkEnd w:id="8"/>
       <w:r>
         <w:t xml:space="preserve"> </w:t>
       </w:r>
@@ -25252,17 +25709,17 @@
       <w:pPr>
         <w:pStyle w:val="Nadpis3"/>
       </w:pPr>
-      <w:bookmarkStart w:id="8" w:name="_Toc210214755"/>
+      <w:bookmarkStart w:id="9" w:name="_Toc212840071"/>
       <w:r>
         <w:t>1.7 Pokus</w:t>
       </w:r>
-      <w:bookmarkEnd w:id="8"/>
+      <w:bookmarkEnd w:id="9"/>
     </w:p>
     <w:p>
       <w:pPr>
         <w:pStyle w:val="Nadpis3"/>
       </w:pPr>
-      <w:bookmarkStart w:id="9" w:name="_Toc210214756"/>
+      <w:bookmarkStart w:id="10" w:name="_Toc212840072"/>
       <w:r>
         <w:t xml:space="preserve">1.8 </w:t>
       </w:r>
@@ -25270,7 +25727,7 @@
       <w:r>
         <w:t>Nevim</w:t>
       </w:r>
-      <w:bookmarkEnd w:id="9"/>
+      <w:bookmarkEnd w:id="10"/>
       <w:proofErr w:type="spellEnd"/>
     </w:p>
     <w:p/>
@@ -25283,7 +25740,6 @@
           <w:rFonts w:ascii="Times New Roman" w:eastAsia="Times New Roman" w:hAnsi="Times New Roman" w:cs="Times New Roman"/>
           <w:sz w:val="24"/>
         </w:rPr>
-        <w:lastRenderedPageBreak/>
         <w:t xml:space="preserve"> </w:t>
       </w:r>
       <w:r>
@@ -25300,11 +25756,11 @@
         <w:pStyle w:val="Nadpis1"/>
         <w:ind w:left="-5"/>
       </w:pPr>
-      <w:bookmarkStart w:id="10" w:name="_Toc210214757"/>
+      <w:bookmarkStart w:id="11" w:name="_Toc212840073"/>
       <w:r>
         <w:t>Praktická část</w:t>
       </w:r>
-      <w:bookmarkEnd w:id="10"/>
+      <w:bookmarkEnd w:id="11"/>
       <w:r>
         <w:t xml:space="preserve"> </w:t>
       </w:r>
@@ -25350,12 +25806,12 @@
         <w:pStyle w:val="Nadpis1"/>
         <w:ind w:left="-5"/>
       </w:pPr>
-      <w:bookmarkStart w:id="11" w:name="_Toc210214758"/>
+      <w:bookmarkStart w:id="12" w:name="_Toc212840074"/>
       <w:r>
         <w:lastRenderedPageBreak/>
         <w:t>Závěr</w:t>
       </w:r>
-      <w:bookmarkEnd w:id="11"/>
+      <w:bookmarkEnd w:id="12"/>
       <w:r>
         <w:t xml:space="preserve"> </w:t>
       </w:r>
@@ -25401,12 +25857,12 @@
         <w:pStyle w:val="Nadpis1"/>
         <w:ind w:left="-5"/>
       </w:pPr>
-      <w:bookmarkStart w:id="12" w:name="_Toc210214759"/>
+      <w:bookmarkStart w:id="13" w:name="_Toc212840075"/>
       <w:r>
         <w:lastRenderedPageBreak/>
         <w:t>Použitá literatura</w:t>
       </w:r>
-      <w:bookmarkEnd w:id="12"/>
+      <w:bookmarkEnd w:id="13"/>
       <w:r>
         <w:t xml:space="preserve"> </w:t>
       </w:r>
@@ -25472,12 +25928,12 @@
         <w:spacing w:after="321"/>
         <w:ind w:left="-5"/>
       </w:pPr>
-      <w:bookmarkStart w:id="13" w:name="_Toc210214760"/>
+      <w:bookmarkStart w:id="14" w:name="_Toc212840076"/>
       <w:r>
         <w:lastRenderedPageBreak/>
         <w:t>Přílohy</w:t>
       </w:r>
-      <w:bookmarkEnd w:id="13"/>
+      <w:bookmarkEnd w:id="14"/>
       <w:r>
         <w:rPr>
           <w:b w:val="0"/>
@@ -25491,7 +25947,7 @@
         <w:spacing w:after="281"/>
         <w:ind w:left="-5"/>
       </w:pPr>
-      <w:bookmarkStart w:id="14" w:name="_Toc210214761"/>
+      <w:bookmarkStart w:id="15" w:name="_Toc212840077"/>
       <w:r>
         <w:t>A</w:t>
       </w:r>
@@ -25504,7 +25960,7 @@
       <w:r>
         <w:t>Příloha</w:t>
       </w:r>
-      <w:bookmarkEnd w:id="14"/>
+      <w:bookmarkEnd w:id="15"/>
       <w:r>
         <w:t xml:space="preserve"> </w:t>
       </w:r>
@@ -25735,6 +26191,205 @@
 <file path=word/numbering.xml><?xml version="1.0" encoding="utf-8"?>
 <w:numbering xmlns:wpc="http://schemas.microsoft.com/office/word/2010/wordprocessingCanvas" xmlns:cx="http://schemas.microsoft.com/office/drawing/2014/chartex" xmlns:cx1="http://schemas.microsoft.com/office/drawing/2015/9/8/chartex" xmlns:cx2="http://schemas.microsoft.com/office/drawing/2015/10/21/chartex" xmlns:cx3="http://schemas.microsoft.com/office/drawing/2016/5/9/chartex" xmlns:cx4="http://schemas.microsoft.com/office/drawing/2016/5/10/chartex" xmlns:cx5="http://schemas.microsoft.com/office/drawing/2016/5/11/chartex" xmlns:cx6="http://schemas.microsoft.com/office/drawing/2016/5/12/chartex" xmlns:cx7="http://schemas.microsoft.com/office/drawing/2016/5/13/chartex" xmlns:cx8="http://schemas.microsoft.com/office/drawing/2016/5/14/chartex" xmlns:mc="http://schemas.openxmlformats.org/markup-compatibility/2006" xmlns:aink="http://schemas.microsoft.com/office/drawing/2016/ink" xmlns:am3d="http://schemas.microsoft.com/office/drawing/2017/model3d" xmlns:o="urn:schemas-microsoft-com:office:office" xmlns:oel="http://schemas.microsoft.com/office/2019/extlst" xmlns:r="http://schemas.openxmlformats.org/officeDocument/2006/relationships" xmlns:m="http://schemas.openxmlformats.org/officeDocument/2006/math" xmlns:v="urn:schemas-microsoft-com:vml" xmlns:wp14="http://schemas.microsoft.com/office/word/2010/wordprocessingDrawing" xmlns:wp="http://schemas.openxmlformats.org/drawingml/2006/wordprocessingDrawing" xmlns:w10="urn:schemas-microsoft-com:office:word" xmlns:w="http://schemas.openxmlformats.org/wordprocessingml/2006/main" xmlns:w14="http://schemas.microsoft.com/office/word/2010/wordml" xmlns:w15="http://schemas.microsoft.com/office/word/2012/wordml" xmlns:w16cex="http://schemas.microsoft.com/office/word/2018/wordml/cex" xmlns:w16cid="http://schemas.microsoft.com/office/word/2016/wordml/cid" xmlns:w16="http://schemas.microsoft.com/office/word/2018/wordml" xmlns:w16du="http://schemas.microsoft.com/office/word/2023/wordml/word16du" xmlns:w16sdtdh="http://schemas.microsoft.com/office/word/2020/wordml/sdtdatahash" xmlns:w16sdtfl="http://schemas.microsoft.com/office/word/2024/wordml/sdtformatlock" xmlns:w16se="http://schemas.microsoft.com/office/word/2015/wordml/symex" xmlns:wpg="http://schemas.microsoft.com/office/word/2010/wordprocessingGroup" xmlns:wpi="http://schemas.microsoft.com/office/word/2010/wordprocessingInk" xmlns:wne="http://schemas.microsoft.com/office/word/2006/wordml" xmlns:wps="http://schemas.microsoft.com/office/word/2010/wordprocessingShape" mc:Ignorable="w14 w15 w16se w16cid w16 w16cex w16sdtdh w16sdtfl w16du wp14">
   <w:abstractNum w:abstractNumId="0" w15:restartNumberingAfterBreak="0">
+    <w:nsid w:val="08137F23"/>
+    <w:multiLevelType w:val="multilevel"/>
+    <w:tmpl w:val="468A7F8C"/>
+    <w:lvl w:ilvl="0">
+      <w:start w:val="1"/>
+      <w:numFmt w:val="decimal"/>
+      <w:lvlText w:val="%1"/>
+      <w:lvlJc w:val="left"/>
+      <w:pPr>
+        <w:ind w:left="480" w:hanging="480"/>
+      </w:pPr>
+      <w:rPr>
+        <w:rFonts w:hint="default"/>
+      </w:rPr>
+    </w:lvl>
+    <w:lvl w:ilvl="1">
+      <w:start w:val="1"/>
+      <w:numFmt w:val="decimal"/>
+      <w:lvlText w:val="%1.%2"/>
+      <w:lvlJc w:val="left"/>
+      <w:pPr>
+        <w:ind w:left="480" w:hanging="480"/>
+      </w:pPr>
+      <w:rPr>
+        <w:rFonts w:hint="default"/>
+      </w:rPr>
+    </w:lvl>
+    <w:lvl w:ilvl="2">
+      <w:start w:val="1"/>
+      <w:numFmt w:val="decimal"/>
+      <w:lvlText w:val="%1.%2.%3"/>
+      <w:lvlJc w:val="left"/>
+      <w:pPr>
+        <w:ind w:left="720" w:hanging="720"/>
+      </w:pPr>
+      <w:rPr>
+        <w:rFonts w:hint="default"/>
+      </w:rPr>
+    </w:lvl>
+    <w:lvl w:ilvl="3">
+      <w:start w:val="1"/>
+      <w:numFmt w:val="decimal"/>
+      <w:lvlText w:val="%1.%2.%3.%4"/>
+      <w:lvlJc w:val="left"/>
+      <w:pPr>
+        <w:ind w:left="720" w:hanging="720"/>
+      </w:pPr>
+      <w:rPr>
+        <w:rFonts w:hint="default"/>
+      </w:rPr>
+    </w:lvl>
+    <w:lvl w:ilvl="4">
+      <w:start w:val="1"/>
+      <w:numFmt w:val="decimal"/>
+      <w:lvlText w:val="%1.%2.%3.%4.%5"/>
+      <w:lvlJc w:val="left"/>
+      <w:pPr>
+        <w:ind w:left="1080" w:hanging="1080"/>
+      </w:pPr>
+      <w:rPr>
+        <w:rFonts w:hint="default"/>
+      </w:rPr>
+    </w:lvl>
+    <w:lvl w:ilvl="5">
+      <w:start w:val="1"/>
+      <w:numFmt w:val="decimal"/>
+      <w:lvlText w:val="%1.%2.%3.%4.%5.%6"/>
+      <w:lvlJc w:val="left"/>
+      <w:pPr>
+        <w:ind w:left="1080" w:hanging="1080"/>
+      </w:pPr>
+      <w:rPr>
+        <w:rFonts w:hint="default"/>
+      </w:rPr>
+    </w:lvl>
+    <w:lvl w:ilvl="6">
+      <w:start w:val="1"/>
+      <w:numFmt w:val="decimal"/>
+      <w:lvlText w:val="%1.%2.%3.%4.%5.%6.%7"/>
+      <w:lvlJc w:val="left"/>
+      <w:pPr>
+        <w:ind w:left="1440" w:hanging="1440"/>
+      </w:pPr>
+      <w:rPr>
+        <w:rFonts w:hint="default"/>
+      </w:rPr>
+    </w:lvl>
+    <w:lvl w:ilvl="7">
+      <w:start w:val="1"/>
+      <w:numFmt w:val="decimal"/>
+      <w:lvlText w:val="%1.%2.%3.%4.%5.%6.%7.%8"/>
+      <w:lvlJc w:val="left"/>
+      <w:pPr>
+        <w:ind w:left="1440" w:hanging="1440"/>
+      </w:pPr>
+      <w:rPr>
+        <w:rFonts w:hint="default"/>
+      </w:rPr>
+    </w:lvl>
+    <w:lvl w:ilvl="8">
+      <w:start w:val="1"/>
+      <w:numFmt w:val="decimal"/>
+      <w:lvlText w:val="%1.%2.%3.%4.%5.%6.%7.%8.%9"/>
+      <w:lvlJc w:val="left"/>
+      <w:pPr>
+        <w:ind w:left="1440" w:hanging="1440"/>
+      </w:pPr>
+      <w:rPr>
+        <w:rFonts w:hint="default"/>
+      </w:rPr>
+    </w:lvl>
+  </w:abstractNum>
+  <w:abstractNum w:abstractNumId="1" w15:restartNumberingAfterBreak="0">
+    <w:nsid w:val="18716840"/>
+    <w:multiLevelType w:val="hybridMultilevel"/>
+    <w:tmpl w:val="769CDDB6"/>
+    <w:lvl w:ilvl="0" w:tplc="0405000F">
+      <w:start w:val="1"/>
+      <w:numFmt w:val="decimal"/>
+      <w:lvlText w:val="%1."/>
+      <w:lvlJc w:val="left"/>
+      <w:pPr>
+        <w:ind w:left="720" w:hanging="360"/>
+      </w:pPr>
+    </w:lvl>
+    <w:lvl w:ilvl="1" w:tplc="04050019" w:tentative="1">
+      <w:start w:val="1"/>
+      <w:numFmt w:val="lowerLetter"/>
+      <w:lvlText w:val="%2."/>
+      <w:lvlJc w:val="left"/>
+      <w:pPr>
+        <w:ind w:left="1440" w:hanging="360"/>
+      </w:pPr>
+    </w:lvl>
+    <w:lvl w:ilvl="2" w:tplc="0405001B" w:tentative="1">
+      <w:start w:val="1"/>
+      <w:numFmt w:val="lowerRoman"/>
+      <w:lvlText w:val="%3."/>
+      <w:lvlJc w:val="right"/>
+      <w:pPr>
+        <w:ind w:left="2160" w:hanging="180"/>
+      </w:pPr>
+    </w:lvl>
+    <w:lvl w:ilvl="3" w:tplc="0405000F" w:tentative="1">
+      <w:start w:val="1"/>
+      <w:numFmt w:val="decimal"/>
+      <w:lvlText w:val="%4."/>
+      <w:lvlJc w:val="left"/>
+      <w:pPr>
+        <w:ind w:left="2880" w:hanging="360"/>
+      </w:pPr>
+    </w:lvl>
+    <w:lvl w:ilvl="4" w:tplc="04050019" w:tentative="1">
+      <w:start w:val="1"/>
+      <w:numFmt w:val="lowerLetter"/>
+      <w:lvlText w:val="%5."/>
+      <w:lvlJc w:val="left"/>
+      <w:pPr>
+        <w:ind w:left="3600" w:hanging="360"/>
+      </w:pPr>
+    </w:lvl>
+    <w:lvl w:ilvl="5" w:tplc="0405001B" w:tentative="1">
+      <w:start w:val="1"/>
+      <w:numFmt w:val="lowerRoman"/>
+      <w:lvlText w:val="%6."/>
+      <w:lvlJc w:val="right"/>
+      <w:pPr>
+        <w:ind w:left="4320" w:hanging="180"/>
+      </w:pPr>
+    </w:lvl>
+    <w:lvl w:ilvl="6" w:tplc="0405000F" w:tentative="1">
+      <w:start w:val="1"/>
+      <w:numFmt w:val="decimal"/>
+      <w:lvlText w:val="%7."/>
+      <w:lvlJc w:val="left"/>
+      <w:pPr>
+        <w:ind w:left="5040" w:hanging="360"/>
+      </w:pPr>
+    </w:lvl>
+    <w:lvl w:ilvl="7" w:tplc="04050019" w:tentative="1">
+      <w:start w:val="1"/>
+      <w:numFmt w:val="lowerLetter"/>
+      <w:lvlText w:val="%8."/>
+      <w:lvlJc w:val="left"/>
+      <w:pPr>
+        <w:ind w:left="5760" w:hanging="360"/>
+      </w:pPr>
+    </w:lvl>
+    <w:lvl w:ilvl="8" w:tplc="0405001B" w:tentative="1">
+      <w:start w:val="1"/>
+      <w:numFmt w:val="lowerRoman"/>
+      <w:lvlText w:val="%9."/>
+      <w:lvlJc w:val="right"/>
+      <w:pPr>
+        <w:ind w:left="6480" w:hanging="180"/>
+      </w:pPr>
+    </w:lvl>
+  </w:abstractNum>
+  <w:abstractNum w:abstractNumId="2" w15:restartNumberingAfterBreak="0">
     <w:nsid w:val="5C917E2F"/>
     <w:multiLevelType w:val="multilevel"/>
     <w:tmpl w:val="67B4C33E"/>
@@ -25884,6 +26539,12 @@
     </w:lvl>
   </w:abstractNum>
   <w:num w:numId="1" w16cid:durableId="1681274857">
+    <w:abstractNumId w:val="2"/>
+  </w:num>
+  <w:num w:numId="2" w16cid:durableId="1183014231">
+    <w:abstractNumId w:val="1"/>
+  </w:num>
+  <w:num w:numId="3" w16cid:durableId="1240168975">
     <w:abstractNumId w:val="0"/>
   </w:num>
 </w:numbering>
@@ -26545,6 +27206,17 @@
       <w14:ligatures w14:val="none"/>
     </w:rPr>
   </w:style>
+  <w:style w:type="paragraph" w:styleId="Odstavecseseznamem">
+    <w:name w:val="List Paragraph"/>
+    <w:basedOn w:val="Normln"/>
+    <w:uiPriority w:val="34"/>
+    <w:qFormat/>
+    <w:rsid w:val="00ED42BC"/>
+    <w:pPr>
+      <w:ind w:left="720"/>
+      <w:contextualSpacing/>
+    </w:pPr>
+  </w:style>
 </w:styles>
 </file>
 

--- a/dokumentace/BP_Tehnik_HomeOS.docx
+++ b/dokumentace/BP_Tehnik_HomeOS.docx
@@ -11353,15 +11353,7 @@
         <w:jc w:val="both"/>
       </w:pPr>
       <w:r>
-        <w:t xml:space="preserve">Užiji-li bakalářskou práci nebo poskytnu-li licenci k jejímu využití, jsem si vědom/a povinnosti informovat o této skutečnosti Technickou univerzitu v Liberci; v tomto případě má Technická univerzita v Liberci právo ode </w:t>
-      </w:r>
-      <w:proofErr w:type="gramStart"/>
-      <w:r>
-        <w:t>mne</w:t>
-      </w:r>
-      <w:proofErr w:type="gramEnd"/>
-      <w:r>
-        <w:t xml:space="preserve"> požadovat úhradu nákladů, které vynaložila na vytvoření díla, až do jejich skutečné výše. </w:t>
+        <w:t xml:space="preserve">Užiji-li bakalářskou práci nebo poskytnu-li licenci k jejímu využití, jsem si vědom/a povinnosti informovat o této skutečnosti Technickou univerzitu v Liberci; v tomto případě má Technická univerzita v Liberci právo ode mne požadovat úhradu nákladů, které vynaložila na vytvoření díla, až do jejich skutečné výše. </w:t>
       </w:r>
     </w:p>
     <w:p>
@@ -13211,13 +13203,13 @@
           <w:r>
             <w:fldChar w:fldCharType="separate"/>
           </w:r>
-          <w:hyperlink w:anchor="_Toc212840062" w:history="1">
+          <w:hyperlink w:anchor="_Toc213609420" w:history="1">
             <w:r>
               <w:rPr>
                 <w:rStyle w:val="Hypertextovodkaz"/>
                 <w:noProof/>
               </w:rPr>
-              <w:t>Teoretická část</w:t>
+              <w:t>1. Teoretická část</w:t>
             </w:r>
             <w:r>
               <w:rPr>
@@ -13238,7 +13230,7 @@
                 <w:noProof/>
                 <w:webHidden/>
               </w:rPr>
-              <w:instrText xml:space="preserve"> PAGEREF _Toc212840062 \h </w:instrText>
+              <w:instrText xml:space="preserve"> PAGEREF _Toc213609420 \h </w:instrText>
             </w:r>
             <w:r>
               <w:rPr>
@@ -13271,34 +13263,31 @@
         </w:p>
         <w:p>
           <w:pPr>
-            <w:pStyle w:val="Obsah1"/>
+            <w:pStyle w:val="Obsah2"/>
             <w:tabs>
-              <w:tab w:val="left" w:pos="452"/>
               <w:tab w:val="right" w:leader="dot" w:pos="9061"/>
             </w:tabs>
             <w:rPr>
               <w:rFonts w:asciiTheme="minorHAnsi" w:eastAsiaTheme="minorEastAsia" w:hAnsiTheme="minorHAnsi" w:cstheme="minorBidi"/>
-              <w:b w:val="0"/>
               <w:noProof/>
               <w:color w:val="auto"/>
             </w:rPr>
           </w:pPr>
-          <w:hyperlink w:anchor="_Toc212840063" w:history="1">
+          <w:hyperlink w:anchor="_Toc213609421" w:history="1">
             <w:r>
               <w:rPr>
                 <w:rStyle w:val="Hypertextovodkaz"/>
                 <w:noProof/>
               </w:rPr>
-              <w:t>1</w:t>
+              <w:t>1.1</w:t>
             </w:r>
             <w:r>
               <w:rPr>
-                <w:rFonts w:asciiTheme="minorHAnsi" w:eastAsiaTheme="minorEastAsia" w:hAnsiTheme="minorHAnsi" w:cstheme="minorBidi"/>
-                <w:b w:val="0"/>
+                <w:rStyle w:val="Hypertextovodkaz"/>
+                <w:rFonts w:ascii="Arial" w:eastAsia="Arial" w:hAnsi="Arial" w:cs="Arial"/>
                 <w:noProof/>
-                <w:color w:val="auto"/>
               </w:rPr>
-              <w:tab/>
+              <w:t xml:space="preserve"> </w:t>
             </w:r>
             <w:r>
               <w:rPr>
@@ -13326,7 +13315,7 @@
                 <w:noProof/>
                 <w:webHidden/>
               </w:rPr>
-              <w:instrText xml:space="preserve"> PAGEREF _Toc212840063 \h </w:instrText>
+              <w:instrText xml:space="preserve"> PAGEREF _Toc213609421 \h </w:instrText>
             </w:r>
             <w:r>
               <w:rPr>
@@ -13359,9 +13348,8 @@
         </w:p>
         <w:p>
           <w:pPr>
-            <w:pStyle w:val="Obsah3"/>
+            <w:pStyle w:val="Obsah2"/>
             <w:tabs>
-              <w:tab w:val="left" w:pos="1200"/>
               <w:tab w:val="right" w:leader="dot" w:pos="9061"/>
             </w:tabs>
             <w:rPr>
@@ -13370,30 +13358,14 @@
               <w:color w:val="auto"/>
             </w:rPr>
           </w:pPr>
-          <w:hyperlink w:anchor="_Toc212840064" w:history="1">
+          <w:hyperlink w:anchor="_Toc213609422" w:history="1">
             <w:r>
               <w:rPr>
                 <w:rStyle w:val="Hypertextovodkaz"/>
                 <w:noProof/>
                 <w:lang w:eastAsia="en-GB"/>
               </w:rPr>
-              <w:t>1.1</w:t>
-            </w:r>
-            <w:r>
-              <w:rPr>
-                <w:rFonts w:asciiTheme="minorHAnsi" w:eastAsiaTheme="minorEastAsia" w:hAnsiTheme="minorHAnsi" w:cstheme="minorBidi"/>
-                <w:noProof/>
-                <w:color w:val="auto"/>
-              </w:rPr>
-              <w:t xml:space="preserve"> </w:t>
-            </w:r>
-            <w:r>
-              <w:rPr>
-                <w:rStyle w:val="Hypertextovodkaz"/>
-                <w:noProof/>
-                <w:lang w:eastAsia="en-GB"/>
-              </w:rPr>
-              <w:t>Radxa</w:t>
+              <w:t>1.2 Radxa</w:t>
             </w:r>
             <w:r>
               <w:rPr>
@@ -13414,7 +13386,78 @@
                 <w:noProof/>
                 <w:webHidden/>
               </w:rPr>
-              <w:instrText xml:space="preserve"> PAGEREF _Toc212840064 \h </w:instrText>
+              <w:instrText xml:space="preserve"> PAGEREF _Toc213609422 \h </w:instrText>
+            </w:r>
+            <w:r>
+              <w:rPr>
+                <w:noProof/>
+                <w:webHidden/>
+              </w:rPr>
+            </w:r>
+            <w:r>
+              <w:rPr>
+                <w:noProof/>
+                <w:webHidden/>
+              </w:rPr>
+              <w:fldChar w:fldCharType="separate"/>
+            </w:r>
+            <w:r>
+              <w:rPr>
+                <w:noProof/>
+                <w:webHidden/>
+              </w:rPr>
+              <w:t>8</w:t>
+            </w:r>
+            <w:r>
+              <w:rPr>
+                <w:noProof/>
+                <w:webHidden/>
+              </w:rPr>
+              <w:fldChar w:fldCharType="end"/>
+            </w:r>
+          </w:hyperlink>
+        </w:p>
+        <w:p>
+          <w:pPr>
+            <w:pStyle w:val="Obsah2"/>
+            <w:tabs>
+              <w:tab w:val="right" w:leader="dot" w:pos="9061"/>
+            </w:tabs>
+            <w:rPr>
+              <w:rFonts w:asciiTheme="minorHAnsi" w:eastAsiaTheme="minorEastAsia" w:hAnsiTheme="minorHAnsi" w:cstheme="minorBidi"/>
+              <w:noProof/>
+              <w:color w:val="auto"/>
+            </w:rPr>
+          </w:pPr>
+          <w:hyperlink w:anchor="_Toc213609423" w:history="1">
+            <w:r>
+              <w:rPr>
+                <w:rStyle w:val="Hypertextovodkaz"/>
+                <w:noProof/>
+                <w:lang w:eastAsia="en-GB"/>
+              </w:rPr>
+              <w:t>1.3 Webový framework</w:t>
+            </w:r>
+            <w:r>
+              <w:rPr>
+                <w:noProof/>
+                <w:webHidden/>
+              </w:rPr>
+              <w:tab/>
+            </w:r>
+            <w:r>
+              <w:rPr>
+                <w:noProof/>
+                <w:webHidden/>
+              </w:rPr>
+              <w:fldChar w:fldCharType="begin"/>
+            </w:r>
+            <w:r>
+              <w:rPr>
+                <w:noProof/>
+                <w:webHidden/>
+              </w:rPr>
+              <w:instrText xml:space="preserve"> PAGEREF _Toc213609423 \h </w:instrText>
             </w:r>
             <w:r>
               <w:rPr>
@@ -13457,7 +13500,7 @@
               <w:color w:val="auto"/>
             </w:rPr>
           </w:pPr>
-          <w:hyperlink w:anchor="_Toc212840065" w:history="1">
+          <w:hyperlink w:anchor="_Toc213609424" w:history="1">
             <w:r>
               <w:rPr>
                 <w:rStyle w:val="Hypertextovodkaz"/>
@@ -13499,92 +13542,7 @@
                 <w:noProof/>
                 <w:webHidden/>
               </w:rPr>
-              <w:instrText xml:space="preserve"> PAGEREF _Toc212840065 \h </w:instrText>
-            </w:r>
-            <w:r>
-              <w:rPr>
-                <w:noProof/>
-                <w:webHidden/>
-              </w:rPr>
-            </w:r>
-            <w:r>
-              <w:rPr>
-                <w:noProof/>
-                <w:webHidden/>
-              </w:rPr>
-              <w:fldChar w:fldCharType="separate"/>
-            </w:r>
-            <w:r>
-              <w:rPr>
-                <w:noProof/>
-                <w:webHidden/>
-              </w:rPr>
-              <w:t>8</w:t>
-            </w:r>
-            <w:r>
-              <w:rPr>
-                <w:noProof/>
-                <w:webHidden/>
-              </w:rPr>
-              <w:fldChar w:fldCharType="end"/>
-            </w:r>
-          </w:hyperlink>
-        </w:p>
-        <w:p>
-          <w:pPr>
-            <w:pStyle w:val="Obsah3"/>
-            <w:tabs>
-              <w:tab w:val="right" w:leader="dot" w:pos="9061"/>
-            </w:tabs>
-            <w:rPr>
-              <w:rFonts w:asciiTheme="minorHAnsi" w:eastAsiaTheme="minorEastAsia" w:hAnsiTheme="minorHAnsi" w:cstheme="minorBidi"/>
-              <w:noProof/>
-              <w:color w:val="auto"/>
-            </w:rPr>
-          </w:pPr>
-          <w:hyperlink w:anchor="_Toc212840066" w:history="1">
-            <w:r>
-              <w:rPr>
-                <w:rStyle w:val="Hypertextovodkaz"/>
-                <w:noProof/>
-              </w:rPr>
-              <w:t>1.2</w:t>
-            </w:r>
-            <w:r>
-              <w:rPr>
-                <w:rStyle w:val="Hypertextovodkaz"/>
-                <w:rFonts w:ascii="Arial" w:eastAsia="Arial" w:hAnsi="Arial" w:cs="Arial"/>
-                <w:noProof/>
-              </w:rPr>
-              <w:t xml:space="preserve"> </w:t>
-            </w:r>
-            <w:r>
-              <w:rPr>
-                <w:rStyle w:val="Hypertextovodkaz"/>
-                <w:noProof/>
-              </w:rPr>
-              <w:t>Tabulky</w:t>
-            </w:r>
-            <w:r>
-              <w:rPr>
-                <w:noProof/>
-                <w:webHidden/>
-              </w:rPr>
-              <w:tab/>
-            </w:r>
-            <w:r>
-              <w:rPr>
-                <w:noProof/>
-                <w:webHidden/>
-              </w:rPr>
-              <w:fldChar w:fldCharType="begin"/>
-            </w:r>
-            <w:r>
-              <w:rPr>
-                <w:noProof/>
-                <w:webHidden/>
-              </w:rPr>
-              <w:instrText xml:space="preserve"> PAGEREF _Toc212840066 \h </w:instrText>
+              <w:instrText xml:space="preserve"> PAGEREF _Toc213609424 \h </w:instrText>
             </w:r>
             <w:r>
               <w:rPr>
@@ -13627,13 +13585,13 @@
               <w:color w:val="auto"/>
             </w:rPr>
           </w:pPr>
-          <w:hyperlink w:anchor="_Toc212840067" w:history="1">
+          <w:hyperlink w:anchor="_Toc213609425" w:history="1">
             <w:r>
               <w:rPr>
                 <w:rStyle w:val="Hypertextovodkaz"/>
                 <w:noProof/>
               </w:rPr>
-              <w:t>1.3</w:t>
+              <w:t>1.2</w:t>
             </w:r>
             <w:r>
               <w:rPr>
@@ -13648,7 +13606,7 @@
                 <w:rStyle w:val="Hypertextovodkaz"/>
                 <w:noProof/>
               </w:rPr>
-              <w:t>Grafy</w:t>
+              <w:t>Tabulky</w:t>
             </w:r>
             <w:r>
               <w:rPr>
@@ -13669,7 +13627,7 @@
                 <w:noProof/>
                 <w:webHidden/>
               </w:rPr>
-              <w:instrText xml:space="preserve"> PAGEREF _Toc212840067 \h </w:instrText>
+              <w:instrText xml:space="preserve"> PAGEREF _Toc213609425 \h </w:instrText>
             </w:r>
             <w:r>
               <w:rPr>
@@ -13712,13 +13670,13 @@
               <w:color w:val="auto"/>
             </w:rPr>
           </w:pPr>
-          <w:hyperlink w:anchor="_Toc212840068" w:history="1">
+          <w:hyperlink w:anchor="_Toc213609426" w:history="1">
             <w:r>
               <w:rPr>
                 <w:rStyle w:val="Hypertextovodkaz"/>
                 <w:noProof/>
               </w:rPr>
-              <w:t>1.4</w:t>
+              <w:t>1.3</w:t>
             </w:r>
             <w:r>
               <w:rPr>
@@ -13733,7 +13691,7 @@
                 <w:rStyle w:val="Hypertextovodkaz"/>
                 <w:noProof/>
               </w:rPr>
-              <w:t>Zdrojové kódy</w:t>
+              <w:t>Grafy</w:t>
             </w:r>
             <w:r>
               <w:rPr>
@@ -13754,7 +13712,7 @@
                 <w:noProof/>
                 <w:webHidden/>
               </w:rPr>
-              <w:instrText xml:space="preserve"> PAGEREF _Toc212840068 \h </w:instrText>
+              <w:instrText xml:space="preserve"> PAGEREF _Toc213609426 \h </w:instrText>
             </w:r>
             <w:r>
               <w:rPr>
@@ -13797,13 +13755,13 @@
               <w:color w:val="auto"/>
             </w:rPr>
           </w:pPr>
-          <w:hyperlink w:anchor="_Toc212840069" w:history="1">
+          <w:hyperlink w:anchor="_Toc213609427" w:history="1">
             <w:r>
               <w:rPr>
                 <w:rStyle w:val="Hypertextovodkaz"/>
                 <w:noProof/>
               </w:rPr>
-              <w:t>1.5</w:t>
+              <w:t>1.4</w:t>
             </w:r>
             <w:r>
               <w:rPr>
@@ -13818,7 +13776,7 @@
                 <w:rStyle w:val="Hypertextovodkaz"/>
                 <w:noProof/>
               </w:rPr>
-              <w:t>Citace</w:t>
+              <w:t>Zdrojové kódy</w:t>
             </w:r>
             <w:r>
               <w:rPr>
@@ -13839,7 +13797,7 @@
                 <w:noProof/>
                 <w:webHidden/>
               </w:rPr>
-              <w:instrText xml:space="preserve"> PAGEREF _Toc212840069 \h </w:instrText>
+              <w:instrText xml:space="preserve"> PAGEREF _Toc213609427 \h </w:instrText>
             </w:r>
             <w:r>
               <w:rPr>
@@ -13882,13 +13840,13 @@
               <w:color w:val="auto"/>
             </w:rPr>
           </w:pPr>
-          <w:hyperlink w:anchor="_Toc212840070" w:history="1">
+          <w:hyperlink w:anchor="_Toc213609428" w:history="1">
             <w:r>
               <w:rPr>
                 <w:rStyle w:val="Hypertextovodkaz"/>
                 <w:noProof/>
               </w:rPr>
-              <w:t>1.6</w:t>
+              <w:t>1.5</w:t>
             </w:r>
             <w:r>
               <w:rPr>
@@ -13903,7 +13861,7 @@
                 <w:rStyle w:val="Hypertextovodkaz"/>
                 <w:noProof/>
               </w:rPr>
-              <w:t>Rovnice</w:t>
+              <w:t>Citace</w:t>
             </w:r>
             <w:r>
               <w:rPr>
@@ -13924,77 +13882,7 @@
                 <w:noProof/>
                 <w:webHidden/>
               </w:rPr>
-              <w:instrText xml:space="preserve"> PAGEREF _Toc212840070 \h </w:instrText>
-            </w:r>
-            <w:r>
-              <w:rPr>
-                <w:noProof/>
-                <w:webHidden/>
-              </w:rPr>
-            </w:r>
-            <w:r>
-              <w:rPr>
-                <w:noProof/>
-                <w:webHidden/>
-              </w:rPr>
-              <w:fldChar w:fldCharType="separate"/>
-            </w:r>
-            <w:r>
-              <w:rPr>
-                <w:noProof/>
-                <w:webHidden/>
-              </w:rPr>
-              <w:t>9</w:t>
-            </w:r>
-            <w:r>
-              <w:rPr>
-                <w:noProof/>
-                <w:webHidden/>
-              </w:rPr>
-              <w:fldChar w:fldCharType="end"/>
-            </w:r>
-          </w:hyperlink>
-        </w:p>
-        <w:p>
-          <w:pPr>
-            <w:pStyle w:val="Obsah3"/>
-            <w:tabs>
-              <w:tab w:val="right" w:leader="dot" w:pos="9061"/>
-            </w:tabs>
-            <w:rPr>
-              <w:rFonts w:asciiTheme="minorHAnsi" w:eastAsiaTheme="minorEastAsia" w:hAnsiTheme="minorHAnsi" w:cstheme="minorBidi"/>
-              <w:noProof/>
-              <w:color w:val="auto"/>
-            </w:rPr>
-          </w:pPr>
-          <w:hyperlink w:anchor="_Toc212840071" w:history="1">
-            <w:r>
-              <w:rPr>
-                <w:rStyle w:val="Hypertextovodkaz"/>
-                <w:noProof/>
-              </w:rPr>
-              <w:t>1.7 Pokus</w:t>
-            </w:r>
-            <w:r>
-              <w:rPr>
-                <w:noProof/>
-                <w:webHidden/>
-              </w:rPr>
-              <w:tab/>
-            </w:r>
-            <w:r>
-              <w:rPr>
-                <w:noProof/>
-                <w:webHidden/>
-              </w:rPr>
-              <w:fldChar w:fldCharType="begin"/>
-            </w:r>
-            <w:r>
-              <w:rPr>
-                <w:noProof/>
-                <w:webHidden/>
-              </w:rPr>
-              <w:instrText xml:space="preserve"> PAGEREF _Toc212840071 \h </w:instrText>
+              <w:instrText xml:space="preserve"> PAGEREF _Toc213609428 \h </w:instrText>
             </w:r>
             <w:r>
               <w:rPr>
@@ -14037,7 +13925,162 @@
               <w:color w:val="auto"/>
             </w:rPr>
           </w:pPr>
-          <w:hyperlink w:anchor="_Toc212840072" w:history="1">
+          <w:hyperlink w:anchor="_Toc213609429" w:history="1">
+            <w:r>
+              <w:rPr>
+                <w:rStyle w:val="Hypertextovodkaz"/>
+                <w:noProof/>
+              </w:rPr>
+              <w:t>1.6</w:t>
+            </w:r>
+            <w:r>
+              <w:rPr>
+                <w:rStyle w:val="Hypertextovodkaz"/>
+                <w:rFonts w:ascii="Arial" w:eastAsia="Arial" w:hAnsi="Arial" w:cs="Arial"/>
+                <w:noProof/>
+              </w:rPr>
+              <w:t xml:space="preserve"> </w:t>
+            </w:r>
+            <w:r>
+              <w:rPr>
+                <w:rStyle w:val="Hypertextovodkaz"/>
+                <w:noProof/>
+              </w:rPr>
+              <w:t>Rovnice</w:t>
+            </w:r>
+            <w:r>
+              <w:rPr>
+                <w:noProof/>
+                <w:webHidden/>
+              </w:rPr>
+              <w:tab/>
+            </w:r>
+            <w:r>
+              <w:rPr>
+                <w:noProof/>
+                <w:webHidden/>
+              </w:rPr>
+              <w:fldChar w:fldCharType="begin"/>
+            </w:r>
+            <w:r>
+              <w:rPr>
+                <w:noProof/>
+                <w:webHidden/>
+              </w:rPr>
+              <w:instrText xml:space="preserve"> PAGEREF _Toc213609429 \h </w:instrText>
+            </w:r>
+            <w:r>
+              <w:rPr>
+                <w:noProof/>
+                <w:webHidden/>
+              </w:rPr>
+            </w:r>
+            <w:r>
+              <w:rPr>
+                <w:noProof/>
+                <w:webHidden/>
+              </w:rPr>
+              <w:fldChar w:fldCharType="separate"/>
+            </w:r>
+            <w:r>
+              <w:rPr>
+                <w:noProof/>
+                <w:webHidden/>
+              </w:rPr>
+              <w:t>10</w:t>
+            </w:r>
+            <w:r>
+              <w:rPr>
+                <w:noProof/>
+                <w:webHidden/>
+              </w:rPr>
+              <w:fldChar w:fldCharType="end"/>
+            </w:r>
+          </w:hyperlink>
+        </w:p>
+        <w:p>
+          <w:pPr>
+            <w:pStyle w:val="Obsah3"/>
+            <w:tabs>
+              <w:tab w:val="right" w:leader="dot" w:pos="9061"/>
+            </w:tabs>
+            <w:rPr>
+              <w:rFonts w:asciiTheme="minorHAnsi" w:eastAsiaTheme="minorEastAsia" w:hAnsiTheme="minorHAnsi" w:cstheme="minorBidi"/>
+              <w:noProof/>
+              <w:color w:val="auto"/>
+            </w:rPr>
+          </w:pPr>
+          <w:hyperlink w:anchor="_Toc213609430" w:history="1">
+            <w:r>
+              <w:rPr>
+                <w:rStyle w:val="Hypertextovodkaz"/>
+                <w:noProof/>
+              </w:rPr>
+              <w:t>1.7 Pokus</w:t>
+            </w:r>
+            <w:r>
+              <w:rPr>
+                <w:noProof/>
+                <w:webHidden/>
+              </w:rPr>
+              <w:tab/>
+            </w:r>
+            <w:r>
+              <w:rPr>
+                <w:noProof/>
+                <w:webHidden/>
+              </w:rPr>
+              <w:fldChar w:fldCharType="begin"/>
+            </w:r>
+            <w:r>
+              <w:rPr>
+                <w:noProof/>
+                <w:webHidden/>
+              </w:rPr>
+              <w:instrText xml:space="preserve"> PAGEREF _Toc213609430 \h </w:instrText>
+            </w:r>
+            <w:r>
+              <w:rPr>
+                <w:noProof/>
+                <w:webHidden/>
+              </w:rPr>
+            </w:r>
+            <w:r>
+              <w:rPr>
+                <w:noProof/>
+                <w:webHidden/>
+              </w:rPr>
+              <w:fldChar w:fldCharType="separate"/>
+            </w:r>
+            <w:r>
+              <w:rPr>
+                <w:noProof/>
+                <w:webHidden/>
+              </w:rPr>
+              <w:t>10</w:t>
+            </w:r>
+            <w:r>
+              <w:rPr>
+                <w:noProof/>
+                <w:webHidden/>
+              </w:rPr>
+              <w:fldChar w:fldCharType="end"/>
+            </w:r>
+          </w:hyperlink>
+        </w:p>
+        <w:p>
+          <w:pPr>
+            <w:pStyle w:val="Obsah3"/>
+            <w:tabs>
+              <w:tab w:val="right" w:leader="dot" w:pos="9061"/>
+            </w:tabs>
+            <w:rPr>
+              <w:rFonts w:asciiTheme="minorHAnsi" w:eastAsiaTheme="minorEastAsia" w:hAnsiTheme="minorHAnsi" w:cstheme="minorBidi"/>
+              <w:noProof/>
+              <w:color w:val="auto"/>
+            </w:rPr>
+          </w:pPr>
+          <w:hyperlink w:anchor="_Toc213609431" w:history="1">
             <w:r>
               <w:rPr>
                 <w:rStyle w:val="Hypertextovodkaz"/>
@@ -14064,7 +14107,7 @@
                 <w:noProof/>
                 <w:webHidden/>
               </w:rPr>
-              <w:instrText xml:space="preserve"> PAGEREF _Toc212840072 \h </w:instrText>
+              <w:instrText xml:space="preserve"> PAGEREF _Toc213609431 \h </w:instrText>
             </w:r>
             <w:r>
               <w:rPr>
@@ -14108,7 +14151,7 @@
               <w:color w:val="auto"/>
             </w:rPr>
           </w:pPr>
-          <w:hyperlink w:anchor="_Toc212840073" w:history="1">
+          <w:hyperlink w:anchor="_Toc213609432" w:history="1">
             <w:r>
               <w:rPr>
                 <w:rStyle w:val="Hypertextovodkaz"/>
@@ -14135,7 +14178,7 @@
                 <w:noProof/>
                 <w:webHidden/>
               </w:rPr>
-              <w:instrText xml:space="preserve"> PAGEREF _Toc212840073 \h </w:instrText>
+              <w:instrText xml:space="preserve"> PAGEREF _Toc213609432 \h </w:instrText>
             </w:r>
             <w:r>
               <w:rPr>
@@ -14179,7 +14222,7 @@
               <w:color w:val="auto"/>
             </w:rPr>
           </w:pPr>
-          <w:hyperlink w:anchor="_Toc212840074" w:history="1">
+          <w:hyperlink w:anchor="_Toc213609433" w:history="1">
             <w:r>
               <w:rPr>
                 <w:rStyle w:val="Hypertextovodkaz"/>
@@ -14206,7 +14249,7 @@
                 <w:noProof/>
                 <w:webHidden/>
               </w:rPr>
-              <w:instrText xml:space="preserve"> PAGEREF _Toc212840074 \h </w:instrText>
+              <w:instrText xml:space="preserve"> PAGEREF _Toc213609433 \h </w:instrText>
             </w:r>
             <w:r>
               <w:rPr>
@@ -14250,7 +14293,7 @@
               <w:color w:val="auto"/>
             </w:rPr>
           </w:pPr>
-          <w:hyperlink w:anchor="_Toc212840075" w:history="1">
+          <w:hyperlink w:anchor="_Toc213609434" w:history="1">
             <w:r>
               <w:rPr>
                 <w:rStyle w:val="Hypertextovodkaz"/>
@@ -14277,7 +14320,7 @@
                 <w:noProof/>
                 <w:webHidden/>
               </w:rPr>
-              <w:instrText xml:space="preserve"> PAGEREF _Toc212840075 \h </w:instrText>
+              <w:instrText xml:space="preserve"> PAGEREF _Toc213609434 \h </w:instrText>
             </w:r>
             <w:r>
               <w:rPr>
@@ -14321,7 +14364,7 @@
               <w:color w:val="auto"/>
             </w:rPr>
           </w:pPr>
-          <w:hyperlink w:anchor="_Toc212840076" w:history="1">
+          <w:hyperlink w:anchor="_Toc213609435" w:history="1">
             <w:r>
               <w:rPr>
                 <w:rStyle w:val="Hypertextovodkaz"/>
@@ -14348,7 +14391,7 @@
                 <w:noProof/>
                 <w:webHidden/>
               </w:rPr>
-              <w:instrText xml:space="preserve"> PAGEREF _Toc212840076 \h </w:instrText>
+              <w:instrText xml:space="preserve"> PAGEREF _Toc213609435 \h </w:instrText>
             </w:r>
             <w:r>
               <w:rPr>
@@ -14391,7 +14434,7 @@
               <w:color w:val="auto"/>
             </w:rPr>
           </w:pPr>
-          <w:hyperlink w:anchor="_Toc212840077" w:history="1">
+          <w:hyperlink w:anchor="_Toc213609436" w:history="1">
             <w:r>
               <w:rPr>
                 <w:rStyle w:val="Hypertextovodkaz"/>
@@ -14433,7 +14476,7 @@
                 <w:noProof/>
                 <w:webHidden/>
               </w:rPr>
-              <w:instrText xml:space="preserve"> PAGEREF _Toc212840077 \h </w:instrText>
+              <w:instrText xml:space="preserve"> PAGEREF _Toc213609436 \h </w:instrText>
             </w:r>
             <w:r>
               <w:rPr>
@@ -14613,6 +14656,7 @@
           <w:rFonts w:ascii="Times New Roman" w:eastAsia="Times New Roman" w:hAnsi="Times New Roman" w:cs="Times New Roman"/>
           <w:sz w:val="24"/>
         </w:rPr>
+        <w:lastRenderedPageBreak/>
         <w:t xml:space="preserve"> </w:t>
       </w:r>
     </w:p>
@@ -14627,7 +14671,6 @@
           <w:color w:val="EA7603"/>
           <w:sz w:val="36"/>
         </w:rPr>
-        <w:lastRenderedPageBreak/>
         <w:t xml:space="preserve">Seznam tabulek </w:t>
       </w:r>
     </w:p>
@@ -15068,13 +15111,17 @@
     <w:p>
       <w:pPr>
         <w:pStyle w:val="Nadpis1"/>
-        <w:spacing w:after="321"/>
-        <w:ind w:left="-5"/>
       </w:pPr>
-      <w:bookmarkStart w:id="0" w:name="_Toc212840062"/>
+      <w:bookmarkStart w:id="0" w:name="_Toc213609420"/>
       <w:r>
         <w:lastRenderedPageBreak/>
-        <w:t>Teoretická část</w:t>
+        <w:t xml:space="preserve">1. </w:t>
+      </w:r>
+      <w:r>
+        <w:t>Teoretická</w:t>
+      </w:r>
+      <w:r>
+        <w:t xml:space="preserve"> část</w:t>
       </w:r>
       <w:bookmarkEnd w:id="0"/>
       <w:r>
@@ -15083,18 +15130,20 @@
     </w:p>
     <w:p>
       <w:pPr>
-        <w:pStyle w:val="Nadpis1"/>
-        <w:ind w:left="-5"/>
+        <w:pStyle w:val="Nadpis2"/>
       </w:pPr>
-      <w:bookmarkStart w:id="1" w:name="_Toc212840063"/>
+      <w:bookmarkStart w:id="1" w:name="_Toc213609421"/>
       <w:r>
         <w:t>1</w:t>
       </w:r>
       <w:r>
+        <w:t>.1</w:t>
+      </w:r>
+      <w:r>
         <w:rPr>
           <w:rFonts w:ascii="Arial" w:eastAsia="Arial" w:hAnsi="Arial" w:cs="Arial"/>
         </w:rPr>
-        <w:tab/>
+        <w:t xml:space="preserve"> </w:t>
       </w:r>
       <w:r>
         <w:t>Jednodeskové počítače</w:t>
@@ -15490,16 +15539,18 @@
     </w:p>
     <w:p>
       <w:pPr>
-        <w:pStyle w:val="Nadpis3"/>
-        <w:numPr>
-          <w:ilvl w:val="1"/>
-          <w:numId w:val="3"/>
-        </w:numPr>
+        <w:pStyle w:val="Nadpis2"/>
         <w:rPr>
           <w:lang w:eastAsia="en-GB"/>
         </w:rPr>
       </w:pPr>
-      <w:bookmarkStart w:id="2" w:name="_Toc212840064"/>
+      <w:bookmarkStart w:id="2" w:name="_Toc213609422"/>
+      <w:r>
+        <w:rPr>
+          <w:lang w:eastAsia="en-GB"/>
+        </w:rPr>
+        <w:t xml:space="preserve">1.2 </w:t>
+      </w:r>
       <w:proofErr w:type="spellStart"/>
       <w:r>
         <w:rPr>
@@ -15829,6 +15880,12 @@
         </w:rPr>
         <w:t xml:space="preserve"> i multimediálních aplikací.</w:t>
       </w:r>
+      <w:r>
+        <w:rPr>
+          <w:lang w:eastAsia="en-GB"/>
+        </w:rPr>
+        <w:t xml:space="preserve"> </w:t>
+      </w:r>
     </w:p>
     <w:p>
       <w:pPr>
@@ -15839,29 +15896,194 @@
     </w:p>
     <w:p>
       <w:pPr>
-        <w:spacing w:before="100" w:beforeAutospacing="1" w:after="100" w:afterAutospacing="1" w:line="240" w:lineRule="auto"/>
-        <w:rPr>
-          <w:rFonts w:eastAsia="Times New Roman"/>
-          <w:kern w:val="0"/>
+        <w:pStyle w:val="Nadpis2"/>
+        <w:rPr>
           <w:lang w:eastAsia="en-GB"/>
-          <w14:ligatures w14:val="none"/>
         </w:rPr>
       </w:pPr>
+      <w:bookmarkStart w:id="3" w:name="_Toc213609423"/>
+      <w:r>
+        <w:rPr>
+          <w:lang w:eastAsia="en-GB"/>
+        </w:rPr>
+        <w:t>1.3 Webový framework</w:t>
+      </w:r>
+      <w:bookmarkEnd w:id="3"/>
     </w:p>
     <w:p>
       <w:pPr>
         <w:spacing w:after="401"/>
+        <w:rPr>
+          <w:lang w:eastAsia="en-GB"/>
+        </w:rPr>
       </w:pPr>
     </w:p>
+    <w:p>
+      <w:r>
+        <w:t>Webový framework je softwarová platforma, která usnadňuje a urychluje vývoj webových aplikací. Poskytuje strukturu a sadu nástrojů, knihoven a</w:t>
+      </w:r>
+      <w:r>
+        <w:t xml:space="preserve"> pravidel</w:t>
+      </w:r>
+      <w:r>
+        <w:t>, které pomáhají vývojářům vytvářet kvalitní</w:t>
+      </w:r>
+      <w:r>
+        <w:t xml:space="preserve"> a </w:t>
+      </w:r>
+      <w:r>
+        <w:t>udržovatelný. Frameworky obvykle zajišťují základní funkcionality, jako je směrování (</w:t>
+      </w:r>
+      <w:proofErr w:type="spellStart"/>
+      <w:r>
+        <w:t>routing</w:t>
+      </w:r>
+      <w:proofErr w:type="spellEnd"/>
+      <w:r>
+        <w:t xml:space="preserve">), práce s databází, autentizace uživatelů </w:t>
+      </w:r>
+      <w:r>
+        <w:t>nebo například</w:t>
+      </w:r>
+      <w:r>
+        <w:t xml:space="preserve"> </w:t>
+      </w:r>
+      <w:r>
+        <w:t>cáchování dat</w:t>
+      </w:r>
+      <w:r>
+        <w:t xml:space="preserve">. </w:t>
+      </w:r>
+      <w:r>
+        <w:t>Tyto frameworky otevřeli cestu k </w:t>
+      </w:r>
+      <w:r>
+        <w:t>rychlejšímu,</w:t>
+      </w:r>
+      <w:r>
+        <w:t xml:space="preserve"> a především snadnějšímu vývoji webových aplikací</w:t>
+      </w:r>
+      <w:r>
+        <w:t xml:space="preserve">. V posledních letech se rozmohl vývoj </w:t>
+      </w:r>
+      <w:proofErr w:type="spellStart"/>
+      <w:r>
+        <w:t>JavaScriptu</w:t>
+      </w:r>
+      <w:proofErr w:type="spellEnd"/>
+      <w:r>
+        <w:t xml:space="preserve"> a jeho frameworků, které se dnes používají v mnoha aplikacích. Mezi nejznámější patří </w:t>
+      </w:r>
+      <w:proofErr w:type="spellStart"/>
+      <w:r>
+        <w:t>React</w:t>
+      </w:r>
+      <w:proofErr w:type="spellEnd"/>
+      <w:r>
+        <w:t xml:space="preserve"> nebo Vue.js</w:t>
+      </w:r>
+      <w:r>
+        <w:t xml:space="preserve">. Nakonec jsem použil framework </w:t>
+      </w:r>
+      <w:proofErr w:type="spellStart"/>
+      <w:r>
+        <w:t>Flask</w:t>
+      </w:r>
+      <w:proofErr w:type="spellEnd"/>
+      <w:r>
+        <w:t xml:space="preserve"> v jazyce Python.</w:t>
+      </w:r>
+    </w:p>
+    <w:p>
+      <w:pPr>
+        <w:pStyle w:val="Nadpis2"/>
+      </w:pPr>
+      <w:r>
+        <w:lastRenderedPageBreak/>
+        <w:t xml:space="preserve">1.4 Smart </w:t>
+      </w:r>
+      <w:proofErr w:type="spellStart"/>
+      <w:r>
+        <w:t>Home</w:t>
+      </w:r>
+      <w:proofErr w:type="spellEnd"/>
+    </w:p>
+    <w:p>
+      <w:r>
+        <w:t xml:space="preserve">Smart </w:t>
+      </w:r>
+      <w:proofErr w:type="spellStart"/>
+      <w:r>
+        <w:t>Home</w:t>
+      </w:r>
+      <w:proofErr w:type="spellEnd"/>
+      <w:r>
+        <w:t xml:space="preserve"> </w:t>
+      </w:r>
+      <w:r>
+        <w:t>představuje moderní koncept propojení technologií a domácího prostředí s cílem zvýšit komfort, bezpečnost a energetickou efektivitu. Základem chytré domácnosti je síť propojených zařízení, která lze ovládat na dálku pomocí mobilní aplikace, hlasových asistentů nebo automatiz</w:t>
+      </w:r>
+      <w:r>
+        <w:t>ovaných scénářů</w:t>
+      </w:r>
+      <w:r>
+        <w:t xml:space="preserve">. Mezi běžné prvky patří například chytré osvětlení, termostaty, bezpečnostní kamery, senzory pohybu, chytré zámky či domácí spotřebiče. Tato zařízení spolu komunikují prostřednictvím internetu </w:t>
+      </w:r>
+      <w:r>
+        <w:t>a dalších jiných bezdrátových technologií</w:t>
+      </w:r>
+      <w:r>
+        <w:t xml:space="preserve">(tzv. Internet </w:t>
+      </w:r>
+      <w:proofErr w:type="spellStart"/>
+      <w:r>
+        <w:t>of</w:t>
+      </w:r>
+      <w:proofErr w:type="spellEnd"/>
+      <w:r>
+        <w:t xml:space="preserve"> </w:t>
+      </w:r>
+      <w:proofErr w:type="spellStart"/>
+      <w:r>
+        <w:t>Things</w:t>
+      </w:r>
+      <w:proofErr w:type="spellEnd"/>
+      <w:r>
+        <w:t xml:space="preserve"> – </w:t>
+      </w:r>
+      <w:proofErr w:type="spellStart"/>
+      <w:r>
+        <w:t>IoT</w:t>
+      </w:r>
+      <w:proofErr w:type="spellEnd"/>
+      <w:r>
+        <w:t>)</w:t>
+      </w:r>
+      <w:r>
+        <w:t>.</w:t>
+      </w:r>
+      <w:r>
+        <w:t xml:space="preserve"> Smart </w:t>
+      </w:r>
+      <w:proofErr w:type="spellStart"/>
+      <w:r>
+        <w:t>Home</w:t>
+      </w:r>
+      <w:proofErr w:type="spellEnd"/>
+      <w:r>
+        <w:t xml:space="preserve"> systémy přinášejí nejen pohodlí a úsporu času, ale také mohou významně snížit spotřebu energie a zvýšit bezpečnost domácnosti díky automatizaci a vzdálenému monitorování.</w:t>
+      </w:r>
+    </w:p>
+    <w:p/>
+    <w:p/>
     <w:p>
       <w:pPr>
         <w:pStyle w:val="Nadpis3"/>
         <w:spacing w:after="0"/>
         <w:ind w:left="-5"/>
       </w:pPr>
-      <w:bookmarkStart w:id="3" w:name="_Toc212840065"/>
-      <w:r>
-        <w:lastRenderedPageBreak/>
+      <w:bookmarkStart w:id="4" w:name="_Toc213609424"/>
+      <w:r>
         <w:t>1.1</w:t>
       </w:r>
       <w:r>
@@ -15873,7 +16095,7 @@
       <w:r>
         <w:t>Obrázky</w:t>
       </w:r>
-      <w:bookmarkEnd w:id="3"/>
+      <w:bookmarkEnd w:id="4"/>
       <w:r>
         <w:t xml:space="preserve"> </w:t>
       </w:r>
@@ -19913,7 +20135,7 @@
         <w:pStyle w:val="Nadpis3"/>
         <w:ind w:left="-5"/>
       </w:pPr>
-      <w:bookmarkStart w:id="4" w:name="_Toc212840066"/>
+      <w:bookmarkStart w:id="5" w:name="_Toc213609425"/>
       <w:r>
         <w:t>1.2</w:t>
       </w:r>
@@ -19926,7 +20148,7 @@
       <w:r>
         <w:t>Tabulky</w:t>
       </w:r>
-      <w:bookmarkEnd w:id="4"/>
+      <w:bookmarkEnd w:id="5"/>
       <w:r>
         <w:t xml:space="preserve"> </w:t>
       </w:r>
@@ -20105,8 +20327,9 @@
         <w:spacing w:after="0"/>
         <w:ind w:left="-5"/>
       </w:pPr>
-      <w:bookmarkStart w:id="5" w:name="_Toc212840067"/>
-      <w:r>
+      <w:bookmarkStart w:id="6" w:name="_Toc213609426"/>
+      <w:r>
+        <w:lastRenderedPageBreak/>
         <w:t>1.3</w:t>
       </w:r>
       <w:r>
@@ -20118,7 +20341,7 @@
       <w:r>
         <w:t>Grafy</w:t>
       </w:r>
-      <w:bookmarkEnd w:id="5"/>
+      <w:bookmarkEnd w:id="6"/>
       <w:r>
         <w:t xml:space="preserve"> </w:t>
       </w:r>
@@ -24732,7 +24955,7 @@
         <w:spacing w:after="120"/>
         <w:ind w:left="-5"/>
       </w:pPr>
-      <w:bookmarkStart w:id="6" w:name="_Toc212840068"/>
+      <w:bookmarkStart w:id="7" w:name="_Toc213609427"/>
       <w:r>
         <w:t>1.4</w:t>
       </w:r>
@@ -24745,7 +24968,7 @@
       <w:r>
         <w:t>Zdrojové kódy</w:t>
       </w:r>
-      <w:bookmarkEnd w:id="6"/>
+      <w:bookmarkEnd w:id="7"/>
       <w:r>
         <w:t xml:space="preserve"> </w:t>
       </w:r>
@@ -24862,7 +25085,6 @@
         <w:t xml:space="preserve"> = </w:t>
       </w:r>
       <w:proofErr w:type="spellStart"/>
-      <w:proofErr w:type="gramStart"/>
       <w:r>
         <w:rPr>
           <w:rFonts w:ascii="Consolas" w:eastAsia="Consolas" w:hAnsi="Consolas" w:cs="Consolas"/>
@@ -24879,7 +25101,6 @@
         </w:rPr>
         <w:t>(</w:t>
       </w:r>
-      <w:proofErr w:type="gramEnd"/>
       <w:r>
         <w:rPr>
           <w:rFonts w:ascii="Consolas" w:eastAsia="Consolas" w:hAnsi="Consolas" w:cs="Consolas"/>
@@ -24898,7 +25119,6 @@
         <w:t>Scripting.FileSystemObject</w:t>
       </w:r>
       <w:proofErr w:type="spellEnd"/>
-      <w:proofErr w:type="gramStart"/>
       <w:r>
         <w:rPr>
           <w:rFonts w:ascii="Consolas" w:eastAsia="Consolas" w:hAnsi="Consolas" w:cs="Consolas"/>
@@ -24912,15 +25132,7 @@
           <w:rFonts w:ascii="Consolas" w:eastAsia="Consolas" w:hAnsi="Consolas" w:cs="Consolas"/>
           <w:sz w:val="20"/>
         </w:rPr>
-        <w:t xml:space="preserve">)   </w:t>
-      </w:r>
-      <w:proofErr w:type="gramEnd"/>
-      <w:r>
-        <w:rPr>
-          <w:rFonts w:ascii="Consolas" w:eastAsia="Consolas" w:hAnsi="Consolas" w:cs="Consolas"/>
-          <w:sz w:val="20"/>
-        </w:rPr>
-        <w:t xml:space="preserve">  </w:t>
+        <w:t xml:space="preserve">)     </w:t>
       </w:r>
       <w:r>
         <w:rPr>
@@ -24954,7 +25166,6 @@
         <w:t xml:space="preserve"> = </w:t>
       </w:r>
       <w:proofErr w:type="spellStart"/>
-      <w:proofErr w:type="gramStart"/>
       <w:r>
         <w:rPr>
           <w:rFonts w:ascii="Consolas" w:eastAsia="Consolas" w:hAnsi="Consolas" w:cs="Consolas"/>
@@ -24963,7 +25174,6 @@
         <w:t>fso.OpenTextFile</w:t>
       </w:r>
       <w:proofErr w:type="spellEnd"/>
-      <w:proofErr w:type="gramEnd"/>
       <w:r>
         <w:rPr>
           <w:rFonts w:ascii="Consolas" w:eastAsia="Consolas" w:hAnsi="Consolas" w:cs="Consolas"/>
@@ -25144,7 +25354,6 @@
           <w:rFonts w:ascii="Consolas" w:eastAsia="Consolas" w:hAnsi="Consolas" w:cs="Consolas"/>
           <w:sz w:val="20"/>
         </w:rPr>
-        <w:lastRenderedPageBreak/>
         <w:t xml:space="preserve">    </w:t>
       </w:r>
       <w:proofErr w:type="spellStart"/>
@@ -25164,7 +25373,6 @@
         <w:t xml:space="preserve"> = </w:t>
       </w:r>
       <w:proofErr w:type="spellStart"/>
-      <w:proofErr w:type="gramStart"/>
       <w:r>
         <w:rPr>
           <w:rFonts w:ascii="Consolas" w:eastAsia="Consolas" w:hAnsi="Consolas" w:cs="Consolas"/>
@@ -25197,7 +25405,6 @@
         <w:t>(</w:t>
       </w:r>
       <w:proofErr w:type="spellStart"/>
-      <w:proofErr w:type="gramEnd"/>
       <w:r>
         <w:rPr>
           <w:rFonts w:ascii="Consolas" w:eastAsia="Consolas" w:hAnsi="Consolas" w:cs="Consolas"/>
@@ -25219,39 +25426,101 @@
           <w:color w:val="A31515"/>
           <w:sz w:val="20"/>
         </w:rPr>
-        <w:t>"TO</w:t>
-      </w:r>
-      <w:proofErr w:type="gramStart"/>
+        <w:t>"TO"</w:t>
+      </w:r>
+      <w:r>
+        <w:rPr>
+          <w:rFonts w:ascii="Consolas" w:eastAsia="Consolas" w:hAnsi="Consolas" w:cs="Consolas"/>
+          <w:sz w:val="20"/>
+        </w:rPr>
+        <w:t xml:space="preserve">)(1), </w:t>
+      </w:r>
+      <w:proofErr w:type="spellStart"/>
+      <w:r>
+        <w:rPr>
+          <w:rFonts w:ascii="Consolas" w:eastAsia="Consolas" w:hAnsi="Consolas" w:cs="Consolas"/>
+          <w:sz w:val="20"/>
+        </w:rPr>
+        <w:t>vbLf</w:t>
+      </w:r>
+      <w:proofErr w:type="spellEnd"/>
+      <w:r>
+        <w:rPr>
+          <w:rFonts w:ascii="Consolas" w:eastAsia="Consolas" w:hAnsi="Consolas" w:cs="Consolas"/>
+          <w:sz w:val="20"/>
+        </w:rPr>
+        <w:t xml:space="preserve">, </w:t>
+      </w:r>
       <w:r>
         <w:rPr>
           <w:rFonts w:ascii="Consolas" w:eastAsia="Consolas" w:hAnsi="Consolas" w:cs="Consolas"/>
           <w:color w:val="A31515"/>
           <w:sz w:val="20"/>
         </w:rPr>
-        <w:t>"</w:t>
+        <w:t>""</w:t>
       </w:r>
       <w:r>
         <w:rPr>
           <w:rFonts w:ascii="Consolas" w:eastAsia="Consolas" w:hAnsi="Consolas" w:cs="Consolas"/>
           <w:sz w:val="20"/>
         </w:rPr>
-        <w:t>)(</w:t>
-      </w:r>
-      <w:proofErr w:type="gramEnd"/>
+        <w:t xml:space="preserve">)     </w:t>
+      </w:r>
+      <w:proofErr w:type="spellStart"/>
       <w:r>
         <w:rPr>
           <w:rFonts w:ascii="Consolas" w:eastAsia="Consolas" w:hAnsi="Consolas" w:cs="Consolas"/>
           <w:sz w:val="20"/>
         </w:rPr>
-        <w:t xml:space="preserve">1), </w:t>
-      </w:r>
-      <w:proofErr w:type="spellStart"/>
+        <w:t>strCC</w:t>
+      </w:r>
+      <w:proofErr w:type="spellEnd"/>
       <w:r>
         <w:rPr>
           <w:rFonts w:ascii="Consolas" w:eastAsia="Consolas" w:hAnsi="Consolas" w:cs="Consolas"/>
           <w:sz w:val="20"/>
         </w:rPr>
-        <w:t>vbLf</w:t>
+        <w:t xml:space="preserve"> = </w:t>
+      </w:r>
+      <w:proofErr w:type="spellStart"/>
+      <w:r>
+        <w:rPr>
+          <w:rFonts w:ascii="Consolas" w:eastAsia="Consolas" w:hAnsi="Consolas" w:cs="Consolas"/>
+          <w:color w:val="0000FF"/>
+          <w:sz w:val="20"/>
+        </w:rPr>
+        <w:t>Replace</w:t>
+      </w:r>
+      <w:proofErr w:type="spellEnd"/>
+      <w:r>
+        <w:rPr>
+          <w:rFonts w:ascii="Consolas" w:eastAsia="Consolas" w:hAnsi="Consolas" w:cs="Consolas"/>
+          <w:sz w:val="20"/>
+        </w:rPr>
+        <w:t>(</w:t>
+      </w:r>
+      <w:r>
+        <w:rPr>
+          <w:rFonts w:ascii="Consolas" w:eastAsia="Consolas" w:hAnsi="Consolas" w:cs="Consolas"/>
+          <w:color w:val="0000FF"/>
+          <w:sz w:val="20"/>
+        </w:rPr>
+        <w:t>Split</w:t>
+      </w:r>
+      <w:r>
+        <w:rPr>
+          <w:rFonts w:ascii="Consolas" w:eastAsia="Consolas" w:hAnsi="Consolas" w:cs="Consolas"/>
+          <w:sz w:val="20"/>
+        </w:rPr>
+        <w:t>(</w:t>
+      </w:r>
+      <w:proofErr w:type="spellStart"/>
+      <w:r>
+        <w:rPr>
+          <w:rFonts w:ascii="Consolas" w:eastAsia="Consolas" w:hAnsi="Consolas" w:cs="Consolas"/>
+          <w:sz w:val="20"/>
+        </w:rPr>
+        <w:t>strText</w:t>
       </w:r>
       <w:proofErr w:type="spellEnd"/>
       <w:r>
@@ -25267,50 +25536,63 @@
           <w:color w:val="A31515"/>
           <w:sz w:val="20"/>
         </w:rPr>
-        <w:t>"</w:t>
-      </w:r>
-      <w:proofErr w:type="gramStart"/>
+        <w:t>"CC"</w:t>
+      </w:r>
+      <w:r>
+        <w:rPr>
+          <w:rFonts w:ascii="Consolas" w:eastAsia="Consolas" w:hAnsi="Consolas" w:cs="Consolas"/>
+          <w:sz w:val="20"/>
+        </w:rPr>
+        <w:t xml:space="preserve">)(1), </w:t>
+      </w:r>
+      <w:proofErr w:type="spellStart"/>
+      <w:r>
+        <w:rPr>
+          <w:rFonts w:ascii="Consolas" w:eastAsia="Consolas" w:hAnsi="Consolas" w:cs="Consolas"/>
+          <w:sz w:val="20"/>
+        </w:rPr>
+        <w:t>vbLf</w:t>
+      </w:r>
+      <w:proofErr w:type="spellEnd"/>
+      <w:r>
+        <w:rPr>
+          <w:rFonts w:ascii="Consolas" w:eastAsia="Consolas" w:hAnsi="Consolas" w:cs="Consolas"/>
+          <w:sz w:val="20"/>
+        </w:rPr>
+        <w:t xml:space="preserve">, </w:t>
+      </w:r>
       <w:r>
         <w:rPr>
           <w:rFonts w:ascii="Consolas" w:eastAsia="Consolas" w:hAnsi="Consolas" w:cs="Consolas"/>
           <w:color w:val="A31515"/>
           <w:sz w:val="20"/>
         </w:rPr>
-        <w:t>"</w:t>
+        <w:t>""</w:t>
       </w:r>
       <w:r>
         <w:rPr>
           <w:rFonts w:ascii="Consolas" w:eastAsia="Consolas" w:hAnsi="Consolas" w:cs="Consolas"/>
           <w:sz w:val="20"/>
         </w:rPr>
-        <w:t xml:space="preserve">)   </w:t>
-      </w:r>
-      <w:proofErr w:type="gramEnd"/>
+        <w:t xml:space="preserve">)     </w:t>
+      </w:r>
+      <w:proofErr w:type="spellStart"/>
       <w:r>
         <w:rPr>
           <w:rFonts w:ascii="Consolas" w:eastAsia="Consolas" w:hAnsi="Consolas" w:cs="Consolas"/>
           <w:sz w:val="20"/>
         </w:rPr>
-        <w:t xml:space="preserve">  </w:t>
-      </w:r>
-      <w:proofErr w:type="spellStart"/>
+        <w:t>strBCC</w:t>
+      </w:r>
+      <w:proofErr w:type="spellEnd"/>
       <w:r>
         <w:rPr>
           <w:rFonts w:ascii="Consolas" w:eastAsia="Consolas" w:hAnsi="Consolas" w:cs="Consolas"/>
           <w:sz w:val="20"/>
         </w:rPr>
-        <w:t>strCC</w:t>
-      </w:r>
-      <w:proofErr w:type="spellEnd"/>
-      <w:r>
-        <w:rPr>
-          <w:rFonts w:ascii="Consolas" w:eastAsia="Consolas" w:hAnsi="Consolas" w:cs="Consolas"/>
-          <w:sz w:val="20"/>
-        </w:rPr>
         <w:t xml:space="preserve"> = </w:t>
       </w:r>
       <w:proofErr w:type="spellStart"/>
-      <w:proofErr w:type="gramStart"/>
       <w:r>
         <w:rPr>
           <w:rFonts w:ascii="Consolas" w:eastAsia="Consolas" w:hAnsi="Consolas" w:cs="Consolas"/>
@@ -25343,7 +25625,6 @@
         <w:t>(</w:t>
       </w:r>
       <w:proofErr w:type="spellStart"/>
-      <w:proofErr w:type="gramEnd"/>
       <w:r>
         <w:rPr>
           <w:rFonts w:ascii="Consolas" w:eastAsia="Consolas" w:hAnsi="Consolas" w:cs="Consolas"/>
@@ -25365,177 +25646,14 @@
           <w:color w:val="A31515"/>
           <w:sz w:val="20"/>
         </w:rPr>
-        <w:t>"CC</w:t>
-      </w:r>
-      <w:proofErr w:type="gramStart"/>
-      <w:r>
-        <w:rPr>
-          <w:rFonts w:ascii="Consolas" w:eastAsia="Consolas" w:hAnsi="Consolas" w:cs="Consolas"/>
-          <w:color w:val="A31515"/>
-          <w:sz w:val="20"/>
-        </w:rPr>
-        <w:t>"</w:t>
+        <w:t>"BCC"</w:t>
       </w:r>
       <w:r>
         <w:rPr>
           <w:rFonts w:ascii="Consolas" w:eastAsia="Consolas" w:hAnsi="Consolas" w:cs="Consolas"/>
           <w:sz w:val="20"/>
         </w:rPr>
-        <w:t>)(</w:t>
-      </w:r>
-      <w:proofErr w:type="gramEnd"/>
-      <w:r>
-        <w:rPr>
-          <w:rFonts w:ascii="Consolas" w:eastAsia="Consolas" w:hAnsi="Consolas" w:cs="Consolas"/>
-          <w:sz w:val="20"/>
-        </w:rPr>
-        <w:t xml:space="preserve">1), </w:t>
-      </w:r>
-      <w:proofErr w:type="spellStart"/>
-      <w:r>
-        <w:rPr>
-          <w:rFonts w:ascii="Consolas" w:eastAsia="Consolas" w:hAnsi="Consolas" w:cs="Consolas"/>
-          <w:sz w:val="20"/>
-        </w:rPr>
-        <w:t>vbLf</w:t>
-      </w:r>
-      <w:proofErr w:type="spellEnd"/>
-      <w:r>
-        <w:rPr>
-          <w:rFonts w:ascii="Consolas" w:eastAsia="Consolas" w:hAnsi="Consolas" w:cs="Consolas"/>
-          <w:sz w:val="20"/>
-        </w:rPr>
-        <w:t xml:space="preserve">, </w:t>
-      </w:r>
-      <w:r>
-        <w:rPr>
-          <w:rFonts w:ascii="Consolas" w:eastAsia="Consolas" w:hAnsi="Consolas" w:cs="Consolas"/>
-          <w:color w:val="A31515"/>
-          <w:sz w:val="20"/>
-        </w:rPr>
-        <w:t>"</w:t>
-      </w:r>
-      <w:proofErr w:type="gramStart"/>
-      <w:r>
-        <w:rPr>
-          <w:rFonts w:ascii="Consolas" w:eastAsia="Consolas" w:hAnsi="Consolas" w:cs="Consolas"/>
-          <w:color w:val="A31515"/>
-          <w:sz w:val="20"/>
-        </w:rPr>
-        <w:t>"</w:t>
-      </w:r>
-      <w:r>
-        <w:rPr>
-          <w:rFonts w:ascii="Consolas" w:eastAsia="Consolas" w:hAnsi="Consolas" w:cs="Consolas"/>
-          <w:sz w:val="20"/>
-        </w:rPr>
-        <w:t xml:space="preserve">)   </w:t>
-      </w:r>
-      <w:proofErr w:type="gramEnd"/>
-      <w:r>
-        <w:rPr>
-          <w:rFonts w:ascii="Consolas" w:eastAsia="Consolas" w:hAnsi="Consolas" w:cs="Consolas"/>
-          <w:sz w:val="20"/>
-        </w:rPr>
-        <w:t xml:space="preserve">  </w:t>
-      </w:r>
-      <w:proofErr w:type="spellStart"/>
-      <w:r>
-        <w:rPr>
-          <w:rFonts w:ascii="Consolas" w:eastAsia="Consolas" w:hAnsi="Consolas" w:cs="Consolas"/>
-          <w:sz w:val="20"/>
-        </w:rPr>
-        <w:t>strBCC</w:t>
-      </w:r>
-      <w:proofErr w:type="spellEnd"/>
-      <w:r>
-        <w:rPr>
-          <w:rFonts w:ascii="Consolas" w:eastAsia="Consolas" w:hAnsi="Consolas" w:cs="Consolas"/>
-          <w:sz w:val="20"/>
-        </w:rPr>
-        <w:t xml:space="preserve"> = </w:t>
-      </w:r>
-      <w:proofErr w:type="spellStart"/>
-      <w:proofErr w:type="gramStart"/>
-      <w:r>
-        <w:rPr>
-          <w:rFonts w:ascii="Consolas" w:eastAsia="Consolas" w:hAnsi="Consolas" w:cs="Consolas"/>
-          <w:color w:val="0000FF"/>
-          <w:sz w:val="20"/>
-        </w:rPr>
-        <w:t>Replace</w:t>
-      </w:r>
-      <w:proofErr w:type="spellEnd"/>
-      <w:r>
-        <w:rPr>
-          <w:rFonts w:ascii="Consolas" w:eastAsia="Consolas" w:hAnsi="Consolas" w:cs="Consolas"/>
-          <w:sz w:val="20"/>
-        </w:rPr>
-        <w:t>(</w:t>
-      </w:r>
-      <w:r>
-        <w:rPr>
-          <w:rFonts w:ascii="Consolas" w:eastAsia="Consolas" w:hAnsi="Consolas" w:cs="Consolas"/>
-          <w:color w:val="0000FF"/>
-          <w:sz w:val="20"/>
-        </w:rPr>
-        <w:t>Split</w:t>
-      </w:r>
-      <w:r>
-        <w:rPr>
-          <w:rFonts w:ascii="Consolas" w:eastAsia="Consolas" w:hAnsi="Consolas" w:cs="Consolas"/>
-          <w:sz w:val="20"/>
-        </w:rPr>
-        <w:t>(</w:t>
-      </w:r>
-      <w:proofErr w:type="spellStart"/>
-      <w:proofErr w:type="gramEnd"/>
-      <w:r>
-        <w:rPr>
-          <w:rFonts w:ascii="Consolas" w:eastAsia="Consolas" w:hAnsi="Consolas" w:cs="Consolas"/>
-          <w:sz w:val="20"/>
-        </w:rPr>
-        <w:t>strText</w:t>
-      </w:r>
-      <w:proofErr w:type="spellEnd"/>
-      <w:r>
-        <w:rPr>
-          <w:rFonts w:ascii="Consolas" w:eastAsia="Consolas" w:hAnsi="Consolas" w:cs="Consolas"/>
-          <w:sz w:val="20"/>
-        </w:rPr>
-        <w:t xml:space="preserve">, </w:t>
-      </w:r>
-      <w:r>
-        <w:rPr>
-          <w:rFonts w:ascii="Consolas" w:eastAsia="Consolas" w:hAnsi="Consolas" w:cs="Consolas"/>
-          <w:color w:val="A31515"/>
-          <w:sz w:val="20"/>
-        </w:rPr>
-        <w:t>"BCC</w:t>
-      </w:r>
-      <w:proofErr w:type="gramStart"/>
-      <w:r>
-        <w:rPr>
-          <w:rFonts w:ascii="Consolas" w:eastAsia="Consolas" w:hAnsi="Consolas" w:cs="Consolas"/>
-          <w:color w:val="A31515"/>
-          <w:sz w:val="20"/>
-        </w:rPr>
-        <w:t>"</w:t>
-      </w:r>
-      <w:r>
-        <w:rPr>
-          <w:rFonts w:ascii="Consolas" w:eastAsia="Consolas" w:hAnsi="Consolas" w:cs="Consolas"/>
-          <w:sz w:val="20"/>
-        </w:rPr>
-        <w:t>)(</w:t>
-      </w:r>
-      <w:proofErr w:type="gramEnd"/>
-      <w:r>
-        <w:rPr>
-          <w:rFonts w:ascii="Consolas" w:eastAsia="Consolas" w:hAnsi="Consolas" w:cs="Consolas"/>
-          <w:sz w:val="20"/>
-        </w:rPr>
-        <w:t xml:space="preserve">1), </w:t>
+        <w:t xml:space="preserve">)(1), </w:t>
       </w:r>
       <w:proofErr w:type="spellStart"/>
       <w:r>
@@ -25601,7 +25719,7 @@
         <w:pStyle w:val="Nadpis3"/>
         <w:ind w:left="-5"/>
       </w:pPr>
-      <w:bookmarkStart w:id="7" w:name="_Toc212840069"/>
+      <w:bookmarkStart w:id="8" w:name="_Toc213609428"/>
       <w:r>
         <w:t>1.5</w:t>
       </w:r>
@@ -25614,7 +25732,7 @@
       <w:r>
         <w:t>Citace</w:t>
       </w:r>
-      <w:bookmarkEnd w:id="7"/>
+      <w:bookmarkEnd w:id="8"/>
       <w:r>
         <w:t xml:space="preserve"> </w:t>
       </w:r>
@@ -25638,7 +25756,7 @@
         <w:spacing w:after="254"/>
         <w:ind w:left="-5"/>
       </w:pPr>
-      <w:bookmarkStart w:id="8" w:name="_Toc212840070"/>
+      <w:bookmarkStart w:id="9" w:name="_Toc213609429"/>
       <w:r>
         <w:t>1.6</w:t>
       </w:r>
@@ -25651,7 +25769,7 @@
       <w:r>
         <w:t>Rovnice</w:t>
       </w:r>
-      <w:bookmarkEnd w:id="8"/>
+      <w:bookmarkEnd w:id="9"/>
       <w:r>
         <w:t xml:space="preserve"> </w:t>
       </w:r>
@@ -25709,17 +25827,17 @@
       <w:pPr>
         <w:pStyle w:val="Nadpis3"/>
       </w:pPr>
-      <w:bookmarkStart w:id="9" w:name="_Toc212840071"/>
+      <w:bookmarkStart w:id="10" w:name="_Toc213609430"/>
       <w:r>
         <w:t>1.7 Pokus</w:t>
       </w:r>
-      <w:bookmarkEnd w:id="9"/>
+      <w:bookmarkEnd w:id="10"/>
     </w:p>
     <w:p>
       <w:pPr>
         <w:pStyle w:val="Nadpis3"/>
       </w:pPr>
-      <w:bookmarkStart w:id="10" w:name="_Toc212840072"/>
+      <w:bookmarkStart w:id="11" w:name="_Toc213609431"/>
       <w:r>
         <w:t xml:space="preserve">1.8 </w:t>
       </w:r>
@@ -25727,7 +25845,7 @@
       <w:r>
         <w:t>Nevim</w:t>
       </w:r>
-      <w:bookmarkEnd w:id="10"/>
+      <w:bookmarkEnd w:id="11"/>
       <w:proofErr w:type="spellEnd"/>
     </w:p>
     <w:p/>
@@ -25740,6 +25858,7 @@
           <w:rFonts w:ascii="Times New Roman" w:eastAsia="Times New Roman" w:hAnsi="Times New Roman" w:cs="Times New Roman"/>
           <w:sz w:val="24"/>
         </w:rPr>
+        <w:lastRenderedPageBreak/>
         <w:t xml:space="preserve"> </w:t>
       </w:r>
       <w:r>
@@ -25756,11 +25875,11 @@
         <w:pStyle w:val="Nadpis1"/>
         <w:ind w:left="-5"/>
       </w:pPr>
-      <w:bookmarkStart w:id="11" w:name="_Toc212840073"/>
+      <w:bookmarkStart w:id="12" w:name="_Toc213609432"/>
       <w:r>
         <w:t>Praktická část</w:t>
       </w:r>
-      <w:bookmarkEnd w:id="11"/>
+      <w:bookmarkEnd w:id="12"/>
       <w:r>
         <w:t xml:space="preserve"> </w:t>
       </w:r>
@@ -25806,12 +25925,12 @@
         <w:pStyle w:val="Nadpis1"/>
         <w:ind w:left="-5"/>
       </w:pPr>
-      <w:bookmarkStart w:id="12" w:name="_Toc212840074"/>
+      <w:bookmarkStart w:id="13" w:name="_Toc213609433"/>
       <w:r>
         <w:lastRenderedPageBreak/>
         <w:t>Závěr</w:t>
       </w:r>
-      <w:bookmarkEnd w:id="12"/>
+      <w:bookmarkEnd w:id="13"/>
       <w:r>
         <w:t xml:space="preserve"> </w:t>
       </w:r>
@@ -25857,12 +25976,12 @@
         <w:pStyle w:val="Nadpis1"/>
         <w:ind w:left="-5"/>
       </w:pPr>
-      <w:bookmarkStart w:id="13" w:name="_Toc212840075"/>
+      <w:bookmarkStart w:id="14" w:name="_Toc213609434"/>
       <w:r>
         <w:lastRenderedPageBreak/>
         <w:t>Použitá literatura</w:t>
       </w:r>
-      <w:bookmarkEnd w:id="13"/>
+      <w:bookmarkEnd w:id="14"/>
       <w:r>
         <w:t xml:space="preserve"> </w:t>
       </w:r>
@@ -25928,12 +26047,12 @@
         <w:spacing w:after="321"/>
         <w:ind w:left="-5"/>
       </w:pPr>
-      <w:bookmarkStart w:id="14" w:name="_Toc212840076"/>
+      <w:bookmarkStart w:id="15" w:name="_Toc213609435"/>
       <w:r>
         <w:lastRenderedPageBreak/>
         <w:t>Přílohy</w:t>
       </w:r>
-      <w:bookmarkEnd w:id="14"/>
+      <w:bookmarkEnd w:id="15"/>
       <w:r>
         <w:rPr>
           <w:b w:val="0"/>
@@ -25947,7 +26066,7 @@
         <w:spacing w:after="281"/>
         <w:ind w:left="-5"/>
       </w:pPr>
-      <w:bookmarkStart w:id="15" w:name="_Toc212840077"/>
+      <w:bookmarkStart w:id="16" w:name="_Toc213609436"/>
       <w:r>
         <w:t>A</w:t>
       </w:r>
@@ -25960,7 +26079,7 @@
       <w:r>
         <w:t>Příloha</w:t>
       </w:r>
-      <w:bookmarkEnd w:id="15"/>
+      <w:bookmarkEnd w:id="16"/>
       <w:r>
         <w:t xml:space="preserve"> </w:t>
       </w:r>
@@ -26538,6 +26657,92 @@
       </w:rPr>
     </w:lvl>
   </w:abstractNum>
+  <w:abstractNum w:abstractNumId="3" w15:restartNumberingAfterBreak="0">
+    <w:nsid w:val="62B17071"/>
+    <w:multiLevelType w:val="hybridMultilevel"/>
+    <w:tmpl w:val="D09C9C46"/>
+    <w:lvl w:ilvl="0" w:tplc="0405000F">
+      <w:start w:val="1"/>
+      <w:numFmt w:val="decimal"/>
+      <w:lvlText w:val="%1."/>
+      <w:lvlJc w:val="left"/>
+      <w:pPr>
+        <w:ind w:left="735" w:hanging="360"/>
+      </w:pPr>
+    </w:lvl>
+    <w:lvl w:ilvl="1" w:tplc="04050019" w:tentative="1">
+      <w:start w:val="1"/>
+      <w:numFmt w:val="lowerLetter"/>
+      <w:lvlText w:val="%2."/>
+      <w:lvlJc w:val="left"/>
+      <w:pPr>
+        <w:ind w:left="1455" w:hanging="360"/>
+      </w:pPr>
+    </w:lvl>
+    <w:lvl w:ilvl="2" w:tplc="0405001B" w:tentative="1">
+      <w:start w:val="1"/>
+      <w:numFmt w:val="lowerRoman"/>
+      <w:lvlText w:val="%3."/>
+      <w:lvlJc w:val="right"/>
+      <w:pPr>
+        <w:ind w:left="2175" w:hanging="180"/>
+      </w:pPr>
+    </w:lvl>
+    <w:lvl w:ilvl="3" w:tplc="0405000F" w:tentative="1">
+      <w:start w:val="1"/>
+      <w:numFmt w:val="decimal"/>
+      <w:lvlText w:val="%4."/>
+      <w:lvlJc w:val="left"/>
+      <w:pPr>
+        <w:ind w:left="2895" w:hanging="360"/>
+      </w:pPr>
+    </w:lvl>
+    <w:lvl w:ilvl="4" w:tplc="04050019" w:tentative="1">
+      <w:start w:val="1"/>
+      <w:numFmt w:val="lowerLetter"/>
+      <w:lvlText w:val="%5."/>
+      <w:lvlJc w:val="left"/>
+      <w:pPr>
+        <w:ind w:left="3615" w:hanging="360"/>
+      </w:pPr>
+    </w:lvl>
+    <w:lvl w:ilvl="5" w:tplc="0405001B" w:tentative="1">
+      <w:start w:val="1"/>
+      <w:numFmt w:val="lowerRoman"/>
+      <w:lvlText w:val="%6."/>
+      <w:lvlJc w:val="right"/>
+      <w:pPr>
+        <w:ind w:left="4335" w:hanging="180"/>
+      </w:pPr>
+    </w:lvl>
+    <w:lvl w:ilvl="6" w:tplc="0405000F" w:tentative="1">
+      <w:start w:val="1"/>
+      <w:numFmt w:val="decimal"/>
+      <w:lvlText w:val="%7."/>
+      <w:lvlJc w:val="left"/>
+      <w:pPr>
+        <w:ind w:left="5055" w:hanging="360"/>
+      </w:pPr>
+    </w:lvl>
+    <w:lvl w:ilvl="7" w:tplc="04050019" w:tentative="1">
+      <w:start w:val="1"/>
+      <w:numFmt w:val="lowerLetter"/>
+      <w:lvlText w:val="%8."/>
+      <w:lvlJc w:val="left"/>
+      <w:pPr>
+        <w:ind w:left="5775" w:hanging="360"/>
+      </w:pPr>
+    </w:lvl>
+    <w:lvl w:ilvl="8" w:tplc="0405001B" w:tentative="1">
+      <w:start w:val="1"/>
+      <w:numFmt w:val="lowerRoman"/>
+      <w:lvlText w:val="%9."/>
+      <w:lvlJc w:val="right"/>
+      <w:pPr>
+        <w:ind w:left="6495" w:hanging="180"/>
+      </w:pPr>
+    </w:lvl>
+  </w:abstractNum>
   <w:num w:numId="1" w16cid:durableId="1681274857">
     <w:abstractNumId w:val="2"/>
   </w:num>
@@ -26546,6 +26751,9 @@
   </w:num>
   <w:num w:numId="3" w16cid:durableId="1240168975">
     <w:abstractNumId w:val="0"/>
+  </w:num>
+  <w:num w:numId="4" w16cid:durableId="78216933">
+    <w:abstractNumId w:val="3"/>
   </w:num>
 </w:numbering>
 </file>

--- a/dokumentace/BP_Tehnik_HomeOS.docx
+++ b/dokumentace/BP_Tehnik_HomeOS.docx
@@ -11242,7 +11242,7 @@
                     </pic:cNvPicPr>
                   </pic:nvPicPr>
                   <pic:blipFill>
-                    <a:blip r:embed="rId7">
+                    <a:blip r:embed="rId8">
                       <a:extLst>
                         <a:ext uri="{28A0092B-C50C-407E-A947-70E740481C1C}">
                           <a14:useLocalDpi xmlns:a14="http://schemas.microsoft.com/office/drawing/2010/main" val="0"/>
@@ -11353,7 +11353,15 @@
         <w:jc w:val="both"/>
       </w:pPr>
       <w:r>
-        <w:t xml:space="preserve">Užiji-li bakalářskou práci nebo poskytnu-li licenci k jejímu využití, jsem si vědom/a povinnosti informovat o této skutečnosti Technickou univerzitu v Liberci; v tomto případě má Technická univerzita v Liberci právo ode mne požadovat úhradu nákladů, které vynaložila na vytvoření díla, až do jejich skutečné výše. </w:t>
+        <w:t xml:space="preserve">Užiji-li bakalářskou práci nebo poskytnu-li licenci k jejímu využití, jsem si vědom/a povinnosti informovat o této skutečnosti Technickou univerzitu v Liberci; v tomto případě má Technická univerzita v Liberci právo ode </w:t>
+      </w:r>
+      <w:proofErr w:type="gramStart"/>
+      <w:r>
+        <w:t>mne</w:t>
+      </w:r>
+      <w:proofErr w:type="gramEnd"/>
+      <w:r>
+        <w:t xml:space="preserve"> požadovat úhradu nákladů, které vynaložila na vytvoření díla, až do jejich skutečné výše. </w:t>
       </w:r>
     </w:p>
     <w:p>
@@ -11853,7 +11861,7 @@
           <w:rFonts w:ascii="Times New Roman" w:eastAsia="Times New Roman" w:hAnsi="Times New Roman" w:cs="Times New Roman"/>
           <w:sz w:val="24"/>
         </w:rPr>
-        <w:t xml:space="preserve"> </w:t>
+        <w:t xml:space="preserve"> of </w:t>
       </w:r>
       <w:proofErr w:type="spellStart"/>
       <w:r>
@@ -11861,7 +11869,7 @@
           <w:rFonts w:ascii="Times New Roman" w:eastAsia="Times New Roman" w:hAnsi="Times New Roman" w:cs="Times New Roman"/>
           <w:sz w:val="24"/>
         </w:rPr>
-        <w:t>of</w:t>
+        <w:t>this</w:t>
       </w:r>
       <w:proofErr w:type="spellEnd"/>
       <w:r>
@@ -11869,7 +11877,7 @@
           <w:rFonts w:ascii="Times New Roman" w:eastAsia="Times New Roman" w:hAnsi="Times New Roman" w:cs="Times New Roman"/>
           <w:sz w:val="24"/>
         </w:rPr>
-        <w:t xml:space="preserve"> </w:t>
+        <w:t xml:space="preserve"> thesis </w:t>
       </w:r>
       <w:proofErr w:type="spellStart"/>
       <w:r>
@@ -11877,7 +11885,7 @@
           <w:rFonts w:ascii="Times New Roman" w:eastAsia="Times New Roman" w:hAnsi="Times New Roman" w:cs="Times New Roman"/>
           <w:sz w:val="24"/>
         </w:rPr>
-        <w:t>this</w:t>
+        <w:t>is</w:t>
       </w:r>
       <w:proofErr w:type="spellEnd"/>
       <w:r>
@@ -11885,7 +11893,7 @@
           <w:rFonts w:ascii="Times New Roman" w:eastAsia="Times New Roman" w:hAnsi="Times New Roman" w:cs="Times New Roman"/>
           <w:sz w:val="24"/>
         </w:rPr>
-        <w:t xml:space="preserve"> thesis </w:t>
+        <w:t xml:space="preserve"> to </w:t>
       </w:r>
       <w:proofErr w:type="spellStart"/>
       <w:r>
@@ -11893,7 +11901,7 @@
           <w:rFonts w:ascii="Times New Roman" w:eastAsia="Times New Roman" w:hAnsi="Times New Roman" w:cs="Times New Roman"/>
           <w:sz w:val="24"/>
         </w:rPr>
-        <w:t>is</w:t>
+        <w:t>create</w:t>
       </w:r>
       <w:proofErr w:type="spellEnd"/>
       <w:r>
@@ -11901,7 +11909,7 @@
           <w:rFonts w:ascii="Times New Roman" w:eastAsia="Times New Roman" w:hAnsi="Times New Roman" w:cs="Times New Roman"/>
           <w:sz w:val="24"/>
         </w:rPr>
-        <w:t xml:space="preserve"> to </w:t>
+        <w:t xml:space="preserve"> a web </w:t>
       </w:r>
       <w:proofErr w:type="spellStart"/>
       <w:r>
@@ -11909,7 +11917,7 @@
           <w:rFonts w:ascii="Times New Roman" w:eastAsia="Times New Roman" w:hAnsi="Times New Roman" w:cs="Times New Roman"/>
           <w:sz w:val="24"/>
         </w:rPr>
-        <w:t>create</w:t>
+        <w:t>application</w:t>
       </w:r>
       <w:proofErr w:type="spellEnd"/>
       <w:r>
@@ -11917,7 +11925,7 @@
           <w:rFonts w:ascii="Times New Roman" w:eastAsia="Times New Roman" w:hAnsi="Times New Roman" w:cs="Times New Roman"/>
           <w:sz w:val="24"/>
         </w:rPr>
-        <w:t xml:space="preserve"> a web </w:t>
+        <w:t xml:space="preserve"> </w:t>
       </w:r>
       <w:proofErr w:type="spellStart"/>
       <w:r>
@@ -11925,7 +11933,7 @@
           <w:rFonts w:ascii="Times New Roman" w:eastAsia="Times New Roman" w:hAnsi="Times New Roman" w:cs="Times New Roman"/>
           <w:sz w:val="24"/>
         </w:rPr>
-        <w:t>application</w:t>
+        <w:t>for</w:t>
       </w:r>
       <w:proofErr w:type="spellEnd"/>
       <w:r>
@@ -11941,7 +11949,7 @@
           <w:rFonts w:ascii="Times New Roman" w:eastAsia="Times New Roman" w:hAnsi="Times New Roman" w:cs="Times New Roman"/>
           <w:sz w:val="24"/>
         </w:rPr>
-        <w:t>for</w:t>
+        <w:t>smart</w:t>
       </w:r>
       <w:proofErr w:type="spellEnd"/>
       <w:r>
@@ -11957,7 +11965,7 @@
           <w:rFonts w:ascii="Times New Roman" w:eastAsia="Times New Roman" w:hAnsi="Times New Roman" w:cs="Times New Roman"/>
           <w:sz w:val="24"/>
         </w:rPr>
-        <w:t>smart</w:t>
+        <w:t>home</w:t>
       </w:r>
       <w:proofErr w:type="spellEnd"/>
       <w:r>
@@ -11965,7 +11973,7 @@
           <w:rFonts w:ascii="Times New Roman" w:eastAsia="Times New Roman" w:hAnsi="Times New Roman" w:cs="Times New Roman"/>
           <w:sz w:val="24"/>
         </w:rPr>
-        <w:t xml:space="preserve"> </w:t>
+        <w:t xml:space="preserve"> management </w:t>
       </w:r>
       <w:proofErr w:type="spellStart"/>
       <w:r>
@@ -11973,7 +11981,7 @@
           <w:rFonts w:ascii="Times New Roman" w:eastAsia="Times New Roman" w:hAnsi="Times New Roman" w:cs="Times New Roman"/>
           <w:sz w:val="24"/>
         </w:rPr>
-        <w:t>home</w:t>
+        <w:t>that</w:t>
       </w:r>
       <w:proofErr w:type="spellEnd"/>
       <w:r>
@@ -11981,7 +11989,7 @@
           <w:rFonts w:ascii="Times New Roman" w:eastAsia="Times New Roman" w:hAnsi="Times New Roman" w:cs="Times New Roman"/>
           <w:sz w:val="24"/>
         </w:rPr>
-        <w:t xml:space="preserve"> management </w:t>
+        <w:t xml:space="preserve"> </w:t>
       </w:r>
       <w:proofErr w:type="spellStart"/>
       <w:r>
@@ -11989,7 +11997,7 @@
           <w:rFonts w:ascii="Times New Roman" w:eastAsia="Times New Roman" w:hAnsi="Times New Roman" w:cs="Times New Roman"/>
           <w:sz w:val="24"/>
         </w:rPr>
-        <w:t>that</w:t>
+        <w:t>will</w:t>
       </w:r>
       <w:proofErr w:type="spellEnd"/>
       <w:r>
@@ -11997,7 +12005,7 @@
           <w:rFonts w:ascii="Times New Roman" w:eastAsia="Times New Roman" w:hAnsi="Times New Roman" w:cs="Times New Roman"/>
           <w:sz w:val="24"/>
         </w:rPr>
-        <w:t xml:space="preserve"> </w:t>
+        <w:t xml:space="preserve"> run on a single-</w:t>
       </w:r>
       <w:proofErr w:type="spellStart"/>
       <w:r>
@@ -12005,7 +12013,7 @@
           <w:rFonts w:ascii="Times New Roman" w:eastAsia="Times New Roman" w:hAnsi="Times New Roman" w:cs="Times New Roman"/>
           <w:sz w:val="24"/>
         </w:rPr>
-        <w:t>will</w:t>
+        <w:t>board</w:t>
       </w:r>
       <w:proofErr w:type="spellEnd"/>
       <w:r>
@@ -12013,7 +12021,7 @@
           <w:rFonts w:ascii="Times New Roman" w:eastAsia="Times New Roman" w:hAnsi="Times New Roman" w:cs="Times New Roman"/>
           <w:sz w:val="24"/>
         </w:rPr>
-        <w:t xml:space="preserve"> run on a single-</w:t>
+        <w:t xml:space="preserve"> </w:t>
       </w:r>
       <w:proofErr w:type="spellStart"/>
       <w:r>
@@ -12021,7 +12029,7 @@
           <w:rFonts w:ascii="Times New Roman" w:eastAsia="Times New Roman" w:hAnsi="Times New Roman" w:cs="Times New Roman"/>
           <w:sz w:val="24"/>
         </w:rPr>
-        <w:t>board</w:t>
+        <w:t>computer</w:t>
       </w:r>
       <w:proofErr w:type="spellEnd"/>
       <w:r>
@@ -12037,7 +12045,7 @@
           <w:rFonts w:ascii="Times New Roman" w:eastAsia="Times New Roman" w:hAnsi="Times New Roman" w:cs="Times New Roman"/>
           <w:sz w:val="24"/>
         </w:rPr>
-        <w:t>computer</w:t>
+        <w:t>with</w:t>
       </w:r>
       <w:proofErr w:type="spellEnd"/>
       <w:r>
@@ -12045,7 +12053,7 @@
           <w:rFonts w:ascii="Times New Roman" w:eastAsia="Times New Roman" w:hAnsi="Times New Roman" w:cs="Times New Roman"/>
           <w:sz w:val="24"/>
         </w:rPr>
-        <w:t xml:space="preserve"> </w:t>
+        <w:t xml:space="preserve"> Linux. </w:t>
       </w:r>
       <w:proofErr w:type="spellStart"/>
       <w:r>
@@ -12053,7 +12061,7 @@
           <w:rFonts w:ascii="Times New Roman" w:eastAsia="Times New Roman" w:hAnsi="Times New Roman" w:cs="Times New Roman"/>
           <w:sz w:val="24"/>
         </w:rPr>
-        <w:t>with</w:t>
+        <w:t>The</w:t>
       </w:r>
       <w:proofErr w:type="spellEnd"/>
       <w:r>
@@ -12061,7 +12069,7 @@
           <w:rFonts w:ascii="Times New Roman" w:eastAsia="Times New Roman" w:hAnsi="Times New Roman" w:cs="Times New Roman"/>
           <w:sz w:val="24"/>
         </w:rPr>
-        <w:t xml:space="preserve"> Linux. </w:t>
+        <w:t xml:space="preserve"> </w:t>
       </w:r>
       <w:proofErr w:type="spellStart"/>
       <w:r>
@@ -12069,7 +12077,7 @@
           <w:rFonts w:ascii="Times New Roman" w:eastAsia="Times New Roman" w:hAnsi="Times New Roman" w:cs="Times New Roman"/>
           <w:sz w:val="24"/>
         </w:rPr>
-        <w:t>The</w:t>
+        <w:t>application</w:t>
       </w:r>
       <w:proofErr w:type="spellEnd"/>
       <w:r>
@@ -12085,7 +12093,7 @@
           <w:rFonts w:ascii="Times New Roman" w:eastAsia="Times New Roman" w:hAnsi="Times New Roman" w:cs="Times New Roman"/>
           <w:sz w:val="24"/>
         </w:rPr>
-        <w:t>application</w:t>
+        <w:t>will</w:t>
       </w:r>
       <w:proofErr w:type="spellEnd"/>
       <w:r>
@@ -12101,7 +12109,7 @@
           <w:rFonts w:ascii="Times New Roman" w:eastAsia="Times New Roman" w:hAnsi="Times New Roman" w:cs="Times New Roman"/>
           <w:sz w:val="24"/>
         </w:rPr>
-        <w:t>will</w:t>
+        <w:t>enable</w:t>
       </w:r>
       <w:proofErr w:type="spellEnd"/>
       <w:r>
@@ -12117,7 +12125,7 @@
           <w:rFonts w:ascii="Times New Roman" w:eastAsia="Times New Roman" w:hAnsi="Times New Roman" w:cs="Times New Roman"/>
           <w:sz w:val="24"/>
         </w:rPr>
-        <w:t>enable</w:t>
+        <w:t>the</w:t>
       </w:r>
       <w:proofErr w:type="spellEnd"/>
       <w:r>
@@ -12133,7 +12141,7 @@
           <w:rFonts w:ascii="Times New Roman" w:eastAsia="Times New Roman" w:hAnsi="Times New Roman" w:cs="Times New Roman"/>
           <w:sz w:val="24"/>
         </w:rPr>
-        <w:t>the</w:t>
+        <w:t>collection</w:t>
       </w:r>
       <w:proofErr w:type="spellEnd"/>
       <w:r>
@@ -12141,7 +12149,7 @@
           <w:rFonts w:ascii="Times New Roman" w:eastAsia="Times New Roman" w:hAnsi="Times New Roman" w:cs="Times New Roman"/>
           <w:sz w:val="24"/>
         </w:rPr>
-        <w:t xml:space="preserve"> </w:t>
+        <w:t xml:space="preserve"> and </w:t>
       </w:r>
       <w:proofErr w:type="spellStart"/>
       <w:r>
@@ -12149,7 +12157,7 @@
           <w:rFonts w:ascii="Times New Roman" w:eastAsia="Times New Roman" w:hAnsi="Times New Roman" w:cs="Times New Roman"/>
           <w:sz w:val="24"/>
         </w:rPr>
-        <w:t>collection</w:t>
+        <w:t>storage</w:t>
       </w:r>
       <w:proofErr w:type="spellEnd"/>
       <w:r>
@@ -12157,39 +12165,7 @@
           <w:rFonts w:ascii="Times New Roman" w:eastAsia="Times New Roman" w:hAnsi="Times New Roman" w:cs="Times New Roman"/>
           <w:sz w:val="24"/>
         </w:rPr>
-        <w:t xml:space="preserve"> and </w:t>
-      </w:r>
-      <w:proofErr w:type="spellStart"/>
-      <w:r>
-        <w:rPr>
-          <w:rFonts w:ascii="Times New Roman" w:eastAsia="Times New Roman" w:hAnsi="Times New Roman" w:cs="Times New Roman"/>
-          <w:sz w:val="24"/>
-        </w:rPr>
-        <w:t>storage</w:t>
-      </w:r>
-      <w:proofErr w:type="spellEnd"/>
-      <w:r>
-        <w:rPr>
-          <w:rFonts w:ascii="Times New Roman" w:eastAsia="Times New Roman" w:hAnsi="Times New Roman" w:cs="Times New Roman"/>
-          <w:sz w:val="24"/>
-        </w:rPr>
-        <w:t xml:space="preserve"> </w:t>
-      </w:r>
-      <w:proofErr w:type="spellStart"/>
-      <w:r>
-        <w:rPr>
-          <w:rFonts w:ascii="Times New Roman" w:eastAsia="Times New Roman" w:hAnsi="Times New Roman" w:cs="Times New Roman"/>
-          <w:sz w:val="24"/>
-        </w:rPr>
-        <w:t>of</w:t>
-      </w:r>
-      <w:proofErr w:type="spellEnd"/>
-      <w:r>
-        <w:rPr>
-          <w:rFonts w:ascii="Times New Roman" w:eastAsia="Times New Roman" w:hAnsi="Times New Roman" w:cs="Times New Roman"/>
-          <w:sz w:val="24"/>
-        </w:rPr>
-        <w:t xml:space="preserve"> data </w:t>
+        <w:t xml:space="preserve"> of data </w:t>
       </w:r>
       <w:proofErr w:type="spellStart"/>
       <w:r>
@@ -13203,7 +13179,7 @@
           <w:r>
             <w:fldChar w:fldCharType="separate"/>
           </w:r>
-          <w:hyperlink w:anchor="_Toc213609420" w:history="1">
+          <w:hyperlink w:anchor="_Toc225844738" w:history="1">
             <w:r>
               <w:rPr>
                 <w:rStyle w:val="Hypertextovodkaz"/>
@@ -13230,7 +13206,7 @@
                 <w:noProof/>
                 <w:webHidden/>
               </w:rPr>
-              <w:instrText xml:space="preserve"> PAGEREF _Toc213609420 \h </w:instrText>
+              <w:instrText xml:space="preserve"> PAGEREF _Toc225844738 \h </w:instrText>
             </w:r>
             <w:r>
               <w:rPr>
@@ -13250,7 +13226,7 @@
                 <w:noProof/>
                 <w:webHidden/>
               </w:rPr>
-              <w:t>8</w:t>
+              <w:t>9</w:t>
             </w:r>
             <w:r>
               <w:rPr>
@@ -13273,7 +13249,7 @@
               <w:color w:val="auto"/>
             </w:rPr>
           </w:pPr>
-          <w:hyperlink w:anchor="_Toc213609421" w:history="1">
+          <w:hyperlink w:anchor="_Toc225844739" w:history="1">
             <w:r>
               <w:rPr>
                 <w:rStyle w:val="Hypertextovodkaz"/>
@@ -13315,7 +13291,7 @@
                 <w:noProof/>
                 <w:webHidden/>
               </w:rPr>
-              <w:instrText xml:space="preserve"> PAGEREF _Toc213609421 \h </w:instrText>
+              <w:instrText xml:space="preserve"> PAGEREF _Toc225844739 \h </w:instrText>
             </w:r>
             <w:r>
               <w:rPr>
@@ -13335,7 +13311,7 @@
                 <w:noProof/>
                 <w:webHidden/>
               </w:rPr>
-              <w:t>8</w:t>
+              <w:t>9</w:t>
             </w:r>
             <w:r>
               <w:rPr>
@@ -13358,7 +13334,7 @@
               <w:color w:val="auto"/>
             </w:rPr>
           </w:pPr>
-          <w:hyperlink w:anchor="_Toc213609422" w:history="1">
+          <w:hyperlink w:anchor="_Toc225844740" w:history="1">
             <w:r>
               <w:rPr>
                 <w:rStyle w:val="Hypertextovodkaz"/>
@@ -13386,7 +13362,7 @@
                 <w:noProof/>
                 <w:webHidden/>
               </w:rPr>
-              <w:instrText xml:space="preserve"> PAGEREF _Toc213609422 \h </w:instrText>
+              <w:instrText xml:space="preserve"> PAGEREF _Toc225844740 \h </w:instrText>
             </w:r>
             <w:r>
               <w:rPr>
@@ -13406,7 +13382,7 @@
                 <w:noProof/>
                 <w:webHidden/>
               </w:rPr>
-              <w:t>8</w:t>
+              <w:t>9</w:t>
             </w:r>
             <w:r>
               <w:rPr>
@@ -13429,7 +13405,7 @@
               <w:color w:val="auto"/>
             </w:rPr>
           </w:pPr>
-          <w:hyperlink w:anchor="_Toc213609423" w:history="1">
+          <w:hyperlink w:anchor="_Toc225844741" w:history="1">
             <w:r>
               <w:rPr>
                 <w:rStyle w:val="Hypertextovodkaz"/>
@@ -13457,7 +13433,7 @@
                 <w:noProof/>
                 <w:webHidden/>
               </w:rPr>
-              <w:instrText xml:space="preserve"> PAGEREF _Toc213609423 \h </w:instrText>
+              <w:instrText xml:space="preserve"> PAGEREF _Toc225844741 \h </w:instrText>
             </w:r>
             <w:r>
               <w:rPr>
@@ -13477,7 +13453,357 @@
                 <w:noProof/>
                 <w:webHidden/>
               </w:rPr>
-              <w:t>8</w:t>
+              <w:t>10</w:t>
+            </w:r>
+            <w:r>
+              <w:rPr>
+                <w:noProof/>
+                <w:webHidden/>
+              </w:rPr>
+              <w:fldChar w:fldCharType="end"/>
+            </w:r>
+          </w:hyperlink>
+        </w:p>
+        <w:p>
+          <w:pPr>
+            <w:pStyle w:val="Obsah2"/>
+            <w:tabs>
+              <w:tab w:val="right" w:leader="dot" w:pos="9061"/>
+            </w:tabs>
+            <w:rPr>
+              <w:rFonts w:asciiTheme="minorHAnsi" w:eastAsiaTheme="minorEastAsia" w:hAnsiTheme="minorHAnsi" w:cstheme="minorBidi"/>
+              <w:noProof/>
+              <w:color w:val="auto"/>
+            </w:rPr>
+          </w:pPr>
+          <w:hyperlink w:anchor="_Toc225844742" w:history="1">
+            <w:r>
+              <w:rPr>
+                <w:rStyle w:val="Hypertextovodkaz"/>
+                <w:noProof/>
+              </w:rPr>
+              <w:t>1.4 Flask</w:t>
+            </w:r>
+            <w:r>
+              <w:rPr>
+                <w:noProof/>
+                <w:webHidden/>
+              </w:rPr>
+              <w:tab/>
+            </w:r>
+            <w:r>
+              <w:rPr>
+                <w:noProof/>
+                <w:webHidden/>
+              </w:rPr>
+              <w:fldChar w:fldCharType="begin"/>
+            </w:r>
+            <w:r>
+              <w:rPr>
+                <w:noProof/>
+                <w:webHidden/>
+              </w:rPr>
+              <w:instrText xml:space="preserve"> PAGEREF _Toc225844742 \h </w:instrText>
+            </w:r>
+            <w:r>
+              <w:rPr>
+                <w:noProof/>
+                <w:webHidden/>
+              </w:rPr>
+            </w:r>
+            <w:r>
+              <w:rPr>
+                <w:noProof/>
+                <w:webHidden/>
+              </w:rPr>
+              <w:fldChar w:fldCharType="separate"/>
+            </w:r>
+            <w:r>
+              <w:rPr>
+                <w:noProof/>
+                <w:webHidden/>
+              </w:rPr>
+              <w:t>10</w:t>
+            </w:r>
+            <w:r>
+              <w:rPr>
+                <w:noProof/>
+                <w:webHidden/>
+              </w:rPr>
+              <w:fldChar w:fldCharType="end"/>
+            </w:r>
+          </w:hyperlink>
+        </w:p>
+        <w:p>
+          <w:pPr>
+            <w:pStyle w:val="Obsah2"/>
+            <w:tabs>
+              <w:tab w:val="right" w:leader="dot" w:pos="9061"/>
+            </w:tabs>
+            <w:rPr>
+              <w:rFonts w:asciiTheme="minorHAnsi" w:eastAsiaTheme="minorEastAsia" w:hAnsiTheme="minorHAnsi" w:cstheme="minorBidi"/>
+              <w:noProof/>
+              <w:color w:val="auto"/>
+            </w:rPr>
+          </w:pPr>
+          <w:hyperlink w:anchor="_Toc225844743" w:history="1">
+            <w:r>
+              <w:rPr>
+                <w:rStyle w:val="Hypertextovodkaz"/>
+                <w:noProof/>
+              </w:rPr>
+              <w:t>1.5 HTTP protokol</w:t>
+            </w:r>
+            <w:r>
+              <w:rPr>
+                <w:noProof/>
+                <w:webHidden/>
+              </w:rPr>
+              <w:tab/>
+            </w:r>
+            <w:r>
+              <w:rPr>
+                <w:noProof/>
+                <w:webHidden/>
+              </w:rPr>
+              <w:fldChar w:fldCharType="begin"/>
+            </w:r>
+            <w:r>
+              <w:rPr>
+                <w:noProof/>
+                <w:webHidden/>
+              </w:rPr>
+              <w:instrText xml:space="preserve"> PAGEREF _Toc225844743 \h </w:instrText>
+            </w:r>
+            <w:r>
+              <w:rPr>
+                <w:noProof/>
+                <w:webHidden/>
+              </w:rPr>
+            </w:r>
+            <w:r>
+              <w:rPr>
+                <w:noProof/>
+                <w:webHidden/>
+              </w:rPr>
+              <w:fldChar w:fldCharType="separate"/>
+            </w:r>
+            <w:r>
+              <w:rPr>
+                <w:noProof/>
+                <w:webHidden/>
+              </w:rPr>
+              <w:t>11</w:t>
+            </w:r>
+            <w:r>
+              <w:rPr>
+                <w:noProof/>
+                <w:webHidden/>
+              </w:rPr>
+              <w:fldChar w:fldCharType="end"/>
+            </w:r>
+          </w:hyperlink>
+        </w:p>
+        <w:p>
+          <w:pPr>
+            <w:pStyle w:val="Obsah2"/>
+            <w:tabs>
+              <w:tab w:val="right" w:leader="dot" w:pos="9061"/>
+            </w:tabs>
+            <w:rPr>
+              <w:rFonts w:asciiTheme="minorHAnsi" w:eastAsiaTheme="minorEastAsia" w:hAnsiTheme="minorHAnsi" w:cstheme="minorBidi"/>
+              <w:noProof/>
+              <w:color w:val="auto"/>
+            </w:rPr>
+          </w:pPr>
+          <w:hyperlink w:anchor="_Toc225844744" w:history="1">
+            <w:r>
+              <w:rPr>
+                <w:rStyle w:val="Hypertextovodkaz"/>
+                <w:noProof/>
+              </w:rPr>
+              <w:t>1.6 ESP32</w:t>
+            </w:r>
+            <w:r>
+              <w:rPr>
+                <w:noProof/>
+                <w:webHidden/>
+              </w:rPr>
+              <w:tab/>
+            </w:r>
+            <w:r>
+              <w:rPr>
+                <w:noProof/>
+                <w:webHidden/>
+              </w:rPr>
+              <w:fldChar w:fldCharType="begin"/>
+            </w:r>
+            <w:r>
+              <w:rPr>
+                <w:noProof/>
+                <w:webHidden/>
+              </w:rPr>
+              <w:instrText xml:space="preserve"> PAGEREF _Toc225844744 \h </w:instrText>
+            </w:r>
+            <w:r>
+              <w:rPr>
+                <w:noProof/>
+                <w:webHidden/>
+              </w:rPr>
+            </w:r>
+            <w:r>
+              <w:rPr>
+                <w:noProof/>
+                <w:webHidden/>
+              </w:rPr>
+              <w:fldChar w:fldCharType="separate"/>
+            </w:r>
+            <w:r>
+              <w:rPr>
+                <w:noProof/>
+                <w:webHidden/>
+              </w:rPr>
+              <w:t>12</w:t>
+            </w:r>
+            <w:r>
+              <w:rPr>
+                <w:noProof/>
+                <w:webHidden/>
+              </w:rPr>
+              <w:fldChar w:fldCharType="end"/>
+            </w:r>
+          </w:hyperlink>
+        </w:p>
+        <w:p>
+          <w:pPr>
+            <w:pStyle w:val="Obsah2"/>
+            <w:tabs>
+              <w:tab w:val="right" w:leader="dot" w:pos="9061"/>
+            </w:tabs>
+            <w:rPr>
+              <w:rFonts w:asciiTheme="minorHAnsi" w:eastAsiaTheme="minorEastAsia" w:hAnsiTheme="minorHAnsi" w:cstheme="minorBidi"/>
+              <w:noProof/>
+              <w:color w:val="auto"/>
+            </w:rPr>
+          </w:pPr>
+          <w:hyperlink w:anchor="_Toc225844745" w:history="1">
+            <w:r>
+              <w:rPr>
+                <w:rStyle w:val="Hypertextovodkaz"/>
+                <w:noProof/>
+              </w:rPr>
+              <w:t>1.6 M5stack</w:t>
+            </w:r>
+            <w:r>
+              <w:rPr>
+                <w:noProof/>
+                <w:webHidden/>
+              </w:rPr>
+              <w:tab/>
+            </w:r>
+            <w:r>
+              <w:rPr>
+                <w:noProof/>
+                <w:webHidden/>
+              </w:rPr>
+              <w:fldChar w:fldCharType="begin"/>
+            </w:r>
+            <w:r>
+              <w:rPr>
+                <w:noProof/>
+                <w:webHidden/>
+              </w:rPr>
+              <w:instrText xml:space="preserve"> PAGEREF _Toc225844745 \h </w:instrText>
+            </w:r>
+            <w:r>
+              <w:rPr>
+                <w:noProof/>
+                <w:webHidden/>
+              </w:rPr>
+            </w:r>
+            <w:r>
+              <w:rPr>
+                <w:noProof/>
+                <w:webHidden/>
+              </w:rPr>
+              <w:fldChar w:fldCharType="separate"/>
+            </w:r>
+            <w:r>
+              <w:rPr>
+                <w:noProof/>
+                <w:webHidden/>
+              </w:rPr>
+              <w:t>12</w:t>
+            </w:r>
+            <w:r>
+              <w:rPr>
+                <w:noProof/>
+                <w:webHidden/>
+              </w:rPr>
+              <w:fldChar w:fldCharType="end"/>
+            </w:r>
+          </w:hyperlink>
+        </w:p>
+        <w:p>
+          <w:pPr>
+            <w:pStyle w:val="Obsah2"/>
+            <w:tabs>
+              <w:tab w:val="right" w:leader="dot" w:pos="9061"/>
+            </w:tabs>
+            <w:rPr>
+              <w:rFonts w:asciiTheme="minorHAnsi" w:eastAsiaTheme="minorEastAsia" w:hAnsiTheme="minorHAnsi" w:cstheme="minorBidi"/>
+              <w:noProof/>
+              <w:color w:val="auto"/>
+            </w:rPr>
+          </w:pPr>
+          <w:hyperlink w:anchor="_Toc225844746" w:history="1">
+            <w:r>
+              <w:rPr>
+                <w:rStyle w:val="Hypertextovodkaz"/>
+                <w:noProof/>
+              </w:rPr>
+              <w:t>1.x Smart Home</w:t>
+            </w:r>
+            <w:r>
+              <w:rPr>
+                <w:noProof/>
+                <w:webHidden/>
+              </w:rPr>
+              <w:tab/>
+            </w:r>
+            <w:r>
+              <w:rPr>
+                <w:noProof/>
+                <w:webHidden/>
+              </w:rPr>
+              <w:fldChar w:fldCharType="begin"/>
+            </w:r>
+            <w:r>
+              <w:rPr>
+                <w:noProof/>
+                <w:webHidden/>
+              </w:rPr>
+              <w:instrText xml:space="preserve"> PAGEREF _Toc225844746 \h </w:instrText>
+            </w:r>
+            <w:r>
+              <w:rPr>
+                <w:noProof/>
+                <w:webHidden/>
+              </w:rPr>
+            </w:r>
+            <w:r>
+              <w:rPr>
+                <w:noProof/>
+                <w:webHidden/>
+              </w:rPr>
+              <w:fldChar w:fldCharType="separate"/>
+            </w:r>
+            <w:r>
+              <w:rPr>
+                <w:noProof/>
+                <w:webHidden/>
+              </w:rPr>
+              <w:t>12</w:t>
             </w:r>
             <w:r>
               <w:rPr>
@@ -13500,7 +13826,7 @@
               <w:color w:val="auto"/>
             </w:rPr>
           </w:pPr>
-          <w:hyperlink w:anchor="_Toc213609424" w:history="1">
+          <w:hyperlink w:anchor="_Toc225844747" w:history="1">
             <w:r>
               <w:rPr>
                 <w:rStyle w:val="Hypertextovodkaz"/>
@@ -13542,7 +13868,7 @@
                 <w:noProof/>
                 <w:webHidden/>
               </w:rPr>
-              <w:instrText xml:space="preserve"> PAGEREF _Toc213609424 \h </w:instrText>
+              <w:instrText xml:space="preserve"> PAGEREF _Toc225844747 \h </w:instrText>
             </w:r>
             <w:r>
               <w:rPr>
@@ -13562,7 +13888,7 @@
                 <w:noProof/>
                 <w:webHidden/>
               </w:rPr>
-              <w:t>9</w:t>
+              <w:t>13</w:t>
             </w:r>
             <w:r>
               <w:rPr>
@@ -13585,7 +13911,7 @@
               <w:color w:val="auto"/>
             </w:rPr>
           </w:pPr>
-          <w:hyperlink w:anchor="_Toc213609425" w:history="1">
+          <w:hyperlink w:anchor="_Toc225844748" w:history="1">
             <w:r>
               <w:rPr>
                 <w:rStyle w:val="Hypertextovodkaz"/>
@@ -13627,7 +13953,7 @@
                 <w:noProof/>
                 <w:webHidden/>
               </w:rPr>
-              <w:instrText xml:space="preserve"> PAGEREF _Toc213609425 \h </w:instrText>
+              <w:instrText xml:space="preserve"> PAGEREF _Toc225844748 \h </w:instrText>
             </w:r>
             <w:r>
               <w:rPr>
@@ -13647,7 +13973,7 @@
                 <w:noProof/>
                 <w:webHidden/>
               </w:rPr>
-              <w:t>9</w:t>
+              <w:t>13</w:t>
             </w:r>
             <w:r>
               <w:rPr>
@@ -13670,7 +13996,7 @@
               <w:color w:val="auto"/>
             </w:rPr>
           </w:pPr>
-          <w:hyperlink w:anchor="_Toc213609426" w:history="1">
+          <w:hyperlink w:anchor="_Toc225844749" w:history="1">
             <w:r>
               <w:rPr>
                 <w:rStyle w:val="Hypertextovodkaz"/>
@@ -13712,7 +14038,7 @@
                 <w:noProof/>
                 <w:webHidden/>
               </w:rPr>
-              <w:instrText xml:space="preserve"> PAGEREF _Toc213609426 \h </w:instrText>
+              <w:instrText xml:space="preserve"> PAGEREF _Toc225844749 \h </w:instrText>
             </w:r>
             <w:r>
               <w:rPr>
@@ -13732,7 +14058,7 @@
                 <w:noProof/>
                 <w:webHidden/>
               </w:rPr>
-              <w:t>9</w:t>
+              <w:t>13</w:t>
             </w:r>
             <w:r>
               <w:rPr>
@@ -13755,7 +14081,7 @@
               <w:color w:val="auto"/>
             </w:rPr>
           </w:pPr>
-          <w:hyperlink w:anchor="_Toc213609427" w:history="1">
+          <w:hyperlink w:anchor="_Toc225844750" w:history="1">
             <w:r>
               <w:rPr>
                 <w:rStyle w:val="Hypertextovodkaz"/>
@@ -13797,7 +14123,7 @@
                 <w:noProof/>
                 <w:webHidden/>
               </w:rPr>
-              <w:instrText xml:space="preserve"> PAGEREF _Toc213609427 \h </w:instrText>
+              <w:instrText xml:space="preserve"> PAGEREF _Toc225844750 \h </w:instrText>
             </w:r>
             <w:r>
               <w:rPr>
@@ -13817,7 +14143,7 @@
                 <w:noProof/>
                 <w:webHidden/>
               </w:rPr>
-              <w:t>9</w:t>
+              <w:t>14</w:t>
             </w:r>
             <w:r>
               <w:rPr>
@@ -13840,7 +14166,7 @@
               <w:color w:val="auto"/>
             </w:rPr>
           </w:pPr>
-          <w:hyperlink w:anchor="_Toc213609428" w:history="1">
+          <w:hyperlink w:anchor="_Toc225844751" w:history="1">
             <w:r>
               <w:rPr>
                 <w:rStyle w:val="Hypertextovodkaz"/>
@@ -13882,7 +14208,7 @@
                 <w:noProof/>
                 <w:webHidden/>
               </w:rPr>
-              <w:instrText xml:space="preserve"> PAGEREF _Toc213609428 \h </w:instrText>
+              <w:instrText xml:space="preserve"> PAGEREF _Toc225844751 \h </w:instrText>
             </w:r>
             <w:r>
               <w:rPr>
@@ -13902,7 +14228,7 @@
                 <w:noProof/>
                 <w:webHidden/>
               </w:rPr>
-              <w:t>10</w:t>
+              <w:t>14</w:t>
             </w:r>
             <w:r>
               <w:rPr>
@@ -13925,7 +14251,7 @@
               <w:color w:val="auto"/>
             </w:rPr>
           </w:pPr>
-          <w:hyperlink w:anchor="_Toc213609429" w:history="1">
+          <w:hyperlink w:anchor="_Toc225844752" w:history="1">
             <w:r>
               <w:rPr>
                 <w:rStyle w:val="Hypertextovodkaz"/>
@@ -13967,7 +14293,7 @@
                 <w:noProof/>
                 <w:webHidden/>
               </w:rPr>
-              <w:instrText xml:space="preserve"> PAGEREF _Toc213609429 \h </w:instrText>
+              <w:instrText xml:space="preserve"> PAGEREF _Toc225844752 \h </w:instrText>
             </w:r>
             <w:r>
               <w:rPr>
@@ -13987,7 +14313,7 @@
                 <w:noProof/>
                 <w:webHidden/>
               </w:rPr>
-              <w:t>10</w:t>
+              <w:t>14</w:t>
             </w:r>
             <w:r>
               <w:rPr>
@@ -14010,7 +14336,7 @@
               <w:color w:val="auto"/>
             </w:rPr>
           </w:pPr>
-          <w:hyperlink w:anchor="_Toc213609430" w:history="1">
+          <w:hyperlink w:anchor="_Toc225844753" w:history="1">
             <w:r>
               <w:rPr>
                 <w:rStyle w:val="Hypertextovodkaz"/>
@@ -14037,7 +14363,7 @@
                 <w:noProof/>
                 <w:webHidden/>
               </w:rPr>
-              <w:instrText xml:space="preserve"> PAGEREF _Toc213609430 \h </w:instrText>
+              <w:instrText xml:space="preserve"> PAGEREF _Toc225844753 \h </w:instrText>
             </w:r>
             <w:r>
               <w:rPr>
@@ -14057,7 +14383,7 @@
                 <w:noProof/>
                 <w:webHidden/>
               </w:rPr>
-              <w:t>10</w:t>
+              <w:t>14</w:t>
             </w:r>
             <w:r>
               <w:rPr>
@@ -14080,7 +14406,7 @@
               <w:color w:val="auto"/>
             </w:rPr>
           </w:pPr>
-          <w:hyperlink w:anchor="_Toc213609431" w:history="1">
+          <w:hyperlink w:anchor="_Toc225844754" w:history="1">
             <w:r>
               <w:rPr>
                 <w:rStyle w:val="Hypertextovodkaz"/>
@@ -14107,7 +14433,7 @@
                 <w:noProof/>
                 <w:webHidden/>
               </w:rPr>
-              <w:instrText xml:space="preserve"> PAGEREF _Toc213609431 \h </w:instrText>
+              <w:instrText xml:space="preserve"> PAGEREF _Toc225844754 \h </w:instrText>
             </w:r>
             <w:r>
               <w:rPr>
@@ -14127,7 +14453,7 @@
                 <w:noProof/>
                 <w:webHidden/>
               </w:rPr>
-              <w:t>10</w:t>
+              <w:t>14</w:t>
             </w:r>
             <w:r>
               <w:rPr>
@@ -14151,7 +14477,7 @@
               <w:color w:val="auto"/>
             </w:rPr>
           </w:pPr>
-          <w:hyperlink w:anchor="_Toc213609432" w:history="1">
+          <w:hyperlink w:anchor="_Toc225844755" w:history="1">
             <w:r>
               <w:rPr>
                 <w:rStyle w:val="Hypertextovodkaz"/>
@@ -14178,7 +14504,7 @@
                 <w:noProof/>
                 <w:webHidden/>
               </w:rPr>
-              <w:instrText xml:space="preserve"> PAGEREF _Toc213609432 \h </w:instrText>
+              <w:instrText xml:space="preserve"> PAGEREF _Toc225844755 \h </w:instrText>
             </w:r>
             <w:r>
               <w:rPr>
@@ -14198,7 +14524,7 @@
                 <w:noProof/>
                 <w:webHidden/>
               </w:rPr>
-              <w:t>10</w:t>
+              <w:t>14</w:t>
             </w:r>
             <w:r>
               <w:rPr>
@@ -14222,7 +14548,7 @@
               <w:color w:val="auto"/>
             </w:rPr>
           </w:pPr>
-          <w:hyperlink w:anchor="_Toc213609433" w:history="1">
+          <w:hyperlink w:anchor="_Toc225844756" w:history="1">
             <w:r>
               <w:rPr>
                 <w:rStyle w:val="Hypertextovodkaz"/>
@@ -14249,7 +14575,7 @@
                 <w:noProof/>
                 <w:webHidden/>
               </w:rPr>
-              <w:instrText xml:space="preserve"> PAGEREF _Toc213609433 \h </w:instrText>
+              <w:instrText xml:space="preserve"> PAGEREF _Toc225844756 \h </w:instrText>
             </w:r>
             <w:r>
               <w:rPr>
@@ -14269,7 +14595,7 @@
                 <w:noProof/>
                 <w:webHidden/>
               </w:rPr>
-              <w:t>11</w:t>
+              <w:t>15</w:t>
             </w:r>
             <w:r>
               <w:rPr>
@@ -14293,7 +14619,7 @@
               <w:color w:val="auto"/>
             </w:rPr>
           </w:pPr>
-          <w:hyperlink w:anchor="_Toc213609434" w:history="1">
+          <w:hyperlink w:anchor="_Toc225844757" w:history="1">
             <w:r>
               <w:rPr>
                 <w:rStyle w:val="Hypertextovodkaz"/>
@@ -14320,7 +14646,7 @@
                 <w:noProof/>
                 <w:webHidden/>
               </w:rPr>
-              <w:instrText xml:space="preserve"> PAGEREF _Toc213609434 \h </w:instrText>
+              <w:instrText xml:space="preserve"> PAGEREF _Toc225844757 \h </w:instrText>
             </w:r>
             <w:r>
               <w:rPr>
@@ -14340,7 +14666,7 @@
                 <w:noProof/>
                 <w:webHidden/>
               </w:rPr>
-              <w:t>12</w:t>
+              <w:t>16</w:t>
             </w:r>
             <w:r>
               <w:rPr>
@@ -14364,7 +14690,7 @@
               <w:color w:val="auto"/>
             </w:rPr>
           </w:pPr>
-          <w:hyperlink w:anchor="_Toc213609435" w:history="1">
+          <w:hyperlink w:anchor="_Toc225844758" w:history="1">
             <w:r>
               <w:rPr>
                 <w:rStyle w:val="Hypertextovodkaz"/>
@@ -14391,7 +14717,7 @@
                 <w:noProof/>
                 <w:webHidden/>
               </w:rPr>
-              <w:instrText xml:space="preserve"> PAGEREF _Toc213609435 \h </w:instrText>
+              <w:instrText xml:space="preserve"> PAGEREF _Toc225844758 \h </w:instrText>
             </w:r>
             <w:r>
               <w:rPr>
@@ -14411,7 +14737,7 @@
                 <w:noProof/>
                 <w:webHidden/>
               </w:rPr>
-              <w:t>13</w:t>
+              <w:t>17</w:t>
             </w:r>
             <w:r>
               <w:rPr>
@@ -14434,7 +14760,7 @@
               <w:color w:val="auto"/>
             </w:rPr>
           </w:pPr>
-          <w:hyperlink w:anchor="_Toc213609436" w:history="1">
+          <w:hyperlink w:anchor="_Toc225844759" w:history="1">
             <w:r>
               <w:rPr>
                 <w:rStyle w:val="Hypertextovodkaz"/>
@@ -14476,7 +14802,7 @@
                 <w:noProof/>
                 <w:webHidden/>
               </w:rPr>
-              <w:instrText xml:space="preserve"> PAGEREF _Toc213609436 \h </w:instrText>
+              <w:instrText xml:space="preserve"> PAGEREF _Toc225844759 \h </w:instrText>
             </w:r>
             <w:r>
               <w:rPr>
@@ -14496,7 +14822,7 @@
                 <w:noProof/>
                 <w:webHidden/>
               </w:rPr>
-              <w:t>13</w:t>
+              <w:t>17</w:t>
             </w:r>
             <w:r>
               <w:rPr>
@@ -14567,43 +14893,154 @@
     </w:p>
     <w:p>
       <w:pPr>
-        <w:spacing w:after="0"/>
-        <w:ind w:left="-5" w:hanging="10"/>
+        <w:pStyle w:val="Seznamobrzk"/>
+        <w:tabs>
+          <w:tab w:val="right" w:leader="dot" w:pos="9061"/>
+        </w:tabs>
+        <w:rPr>
+          <w:rFonts w:asciiTheme="minorHAnsi" w:eastAsiaTheme="minorEastAsia" w:hAnsiTheme="minorHAnsi" w:cstheme="minorBidi"/>
+          <w:noProof/>
+          <w:color w:val="auto"/>
+          <w:sz w:val="24"/>
+        </w:rPr>
       </w:pPr>
       <w:r>
-        <w:rPr>
-          <w:rFonts w:ascii="Times New Roman" w:eastAsia="Times New Roman" w:hAnsi="Times New Roman" w:cs="Times New Roman"/>
-          <w:sz w:val="24"/>
-        </w:rPr>
-        <w:t>Obrázek 1.1: Ukázka obrázku ..................................................................................................12</w:t>
-      </w:r>
-      <w:r>
-        <w:t xml:space="preserve"> </w:t>
-      </w:r>
+        <w:fldChar w:fldCharType="begin"/>
+      </w:r>
+      <w:r>
+        <w:instrText xml:space="preserve"> TOC \h \z \c "Obrázek" </w:instrText>
+      </w:r>
+      <w:r>
+        <w:fldChar w:fldCharType="separate"/>
+      </w:r>
+      <w:hyperlink w:anchor="_Toc225846415" w:history="1">
+        <w:r>
+          <w:rPr>
+            <w:rStyle w:val="Hypertextovodkaz"/>
+            <w:noProof/>
+          </w:rPr>
+          <w:t>Obrázek 1: Schéma webové stránky</w:t>
+        </w:r>
+        <w:r>
+          <w:rPr>
+            <w:noProof/>
+            <w:webHidden/>
+          </w:rPr>
+          <w:tab/>
+        </w:r>
+        <w:r>
+          <w:rPr>
+            <w:noProof/>
+            <w:webHidden/>
+          </w:rPr>
+          <w:fldChar w:fldCharType="begin"/>
+        </w:r>
+        <w:r>
+          <w:rPr>
+            <w:noProof/>
+            <w:webHidden/>
+          </w:rPr>
+          <w:instrText xml:space="preserve"> PAGEREF _Toc225846415 \h </w:instrText>
+        </w:r>
+        <w:r>
+          <w:rPr>
+            <w:noProof/>
+            <w:webHidden/>
+          </w:rPr>
+        </w:r>
+        <w:r>
+          <w:rPr>
+            <w:noProof/>
+            <w:webHidden/>
+          </w:rPr>
+          <w:fldChar w:fldCharType="separate"/>
+        </w:r>
+        <w:r>
+          <w:rPr>
+            <w:noProof/>
+            <w:webHidden/>
+          </w:rPr>
+          <w:t>10</w:t>
+        </w:r>
+        <w:r>
+          <w:rPr>
+            <w:noProof/>
+            <w:webHidden/>
+          </w:rPr>
+          <w:fldChar w:fldCharType="end"/>
+        </w:r>
+      </w:hyperlink>
     </w:p>
     <w:p>
       <w:pPr>
-        <w:spacing w:after="0"/>
+        <w:pStyle w:val="Seznamobrzk"/>
+        <w:tabs>
+          <w:tab w:val="right" w:leader="dot" w:pos="9061"/>
+        </w:tabs>
+        <w:rPr>
+          <w:rFonts w:asciiTheme="minorHAnsi" w:eastAsiaTheme="minorEastAsia" w:hAnsiTheme="minorHAnsi" w:cstheme="minorBidi"/>
+          <w:noProof/>
+          <w:color w:val="auto"/>
+          <w:sz w:val="24"/>
+        </w:rPr>
       </w:pPr>
-      <w:r>
-        <w:rPr>
-          <w:rFonts w:ascii="Times New Roman" w:eastAsia="Times New Roman" w:hAnsi="Times New Roman" w:cs="Times New Roman"/>
-          <w:sz w:val="24"/>
-        </w:rPr>
-        <w:t xml:space="preserve"> </w:t>
-      </w:r>
-    </w:p>
-    <w:p>
-      <w:pPr>
-        <w:spacing w:after="3046"/>
-      </w:pPr>
-      <w:r>
-        <w:rPr>
-          <w:rFonts w:ascii="Times New Roman" w:eastAsia="Times New Roman" w:hAnsi="Times New Roman" w:cs="Times New Roman"/>
-          <w:sz w:val="24"/>
-        </w:rPr>
-        <w:t xml:space="preserve"> </w:t>
-      </w:r>
+      <w:hyperlink w:anchor="_Toc225846416" w:history="1">
+        <w:r>
+          <w:rPr>
+            <w:rStyle w:val="Hypertextovodkaz"/>
+            <w:noProof/>
+          </w:rPr>
+          <w:t>Obrázek 2: Schéma HTTP protokolu</w:t>
+        </w:r>
+        <w:r>
+          <w:rPr>
+            <w:noProof/>
+            <w:webHidden/>
+          </w:rPr>
+          <w:tab/>
+        </w:r>
+        <w:r>
+          <w:rPr>
+            <w:noProof/>
+            <w:webHidden/>
+          </w:rPr>
+          <w:fldChar w:fldCharType="begin"/>
+        </w:r>
+        <w:r>
+          <w:rPr>
+            <w:noProof/>
+            <w:webHidden/>
+          </w:rPr>
+          <w:instrText xml:space="preserve"> PAGEREF _Toc225846416 \h </w:instrText>
+        </w:r>
+        <w:r>
+          <w:rPr>
+            <w:noProof/>
+            <w:webHidden/>
+          </w:rPr>
+        </w:r>
+        <w:r>
+          <w:rPr>
+            <w:noProof/>
+            <w:webHidden/>
+          </w:rPr>
+          <w:fldChar w:fldCharType="separate"/>
+        </w:r>
+        <w:r>
+          <w:rPr>
+            <w:noProof/>
+            <w:webHidden/>
+          </w:rPr>
+          <w:t>11</w:t>
+        </w:r>
+        <w:r>
+          <w:rPr>
+            <w:noProof/>
+            <w:webHidden/>
+          </w:rPr>
+          <w:fldChar w:fldCharType="end"/>
+        </w:r>
+      </w:hyperlink>
     </w:p>
     <w:p>
       <w:pPr>
@@ -14611,6 +15048,51 @@
         <w:ind w:left="-5" w:hanging="10"/>
       </w:pPr>
       <w:r>
+        <w:fldChar w:fldCharType="end"/>
+      </w:r>
+    </w:p>
+    <w:p>
+      <w:pPr>
+        <w:spacing w:after="164"/>
+        <w:ind w:left="-5" w:hanging="10"/>
+      </w:pPr>
+    </w:p>
+    <w:p>
+      <w:pPr>
+        <w:spacing w:after="164"/>
+        <w:ind w:left="-5" w:hanging="10"/>
+      </w:pPr>
+    </w:p>
+    <w:p>
+      <w:pPr>
+        <w:spacing w:after="164"/>
+        <w:ind w:left="-5" w:hanging="10"/>
+      </w:pPr>
+    </w:p>
+    <w:p>
+      <w:pPr>
+        <w:spacing w:after="164"/>
+        <w:ind w:left="-5" w:hanging="10"/>
+      </w:pPr>
+    </w:p>
+    <w:p>
+      <w:pPr>
+        <w:spacing w:after="164"/>
+        <w:ind w:left="-5" w:hanging="10"/>
+      </w:pPr>
+    </w:p>
+    <w:p>
+      <w:pPr>
+        <w:spacing w:after="164"/>
+        <w:ind w:left="-5" w:hanging="10"/>
+      </w:pPr>
+    </w:p>
+    <w:p>
+      <w:pPr>
+        <w:spacing w:after="164"/>
+        <w:ind w:left="-5" w:hanging="10"/>
+      </w:pPr>
+      <w:r>
         <w:rPr>
           <w:b/>
           <w:color w:val="EA7603"/>
@@ -14656,7 +15138,6 @@
           <w:rFonts w:ascii="Times New Roman" w:eastAsia="Times New Roman" w:hAnsi="Times New Roman" w:cs="Times New Roman"/>
           <w:sz w:val="24"/>
         </w:rPr>
-        <w:lastRenderedPageBreak/>
         <w:t xml:space="preserve"> </w:t>
       </w:r>
     </w:p>
@@ -14790,107 +15271,196 @@
         </w:tabs>
         <w:spacing w:after="0"/>
         <w:ind w:left="-15"/>
-      </w:pPr>
-      <w:r>
         <w:rPr>
           <w:rFonts w:ascii="Times New Roman" w:eastAsia="Times New Roman" w:hAnsi="Times New Roman" w:cs="Times New Roman"/>
           <w:sz w:val="24"/>
         </w:rPr>
-        <w:t xml:space="preserve">{Zkratka} </w:t>
-      </w:r>
+      </w:pPr>
       <w:r>
         <w:rPr>
           <w:rFonts w:ascii="Times New Roman" w:eastAsia="Times New Roman" w:hAnsi="Times New Roman" w:cs="Times New Roman"/>
           <w:sz w:val="24"/>
         </w:rPr>
+        <w:t xml:space="preserve">{Zkratka} </w:t>
+      </w:r>
+      <w:r>
+        <w:rPr>
+          <w:rFonts w:ascii="Times New Roman" w:eastAsia="Times New Roman" w:hAnsi="Times New Roman" w:cs="Times New Roman"/>
+          <w:sz w:val="24"/>
+        </w:rPr>
         <w:tab/>
         <w:t xml:space="preserve">{Popis zkratky} </w:t>
-      </w:r>
-      <w:r>
-        <w:rPr>
-          <w:rFonts w:ascii="Times New Roman" w:eastAsia="Times New Roman" w:hAnsi="Times New Roman" w:cs="Times New Roman"/>
-          <w:sz w:val="24"/>
-        </w:rPr>
-        <w:tab/>
-        <w:t xml:space="preserve"> </w:t>
       </w:r>
     </w:p>
     <w:p>
       <w:pPr>
+        <w:tabs>
+          <w:tab w:val="center" w:pos="2130"/>
+          <w:tab w:val="center" w:pos="4004"/>
+        </w:tabs>
         <w:spacing w:after="0"/>
-      </w:pPr>
-      <w:r>
+        <w:ind w:left="-15"/>
         <w:rPr>
           <w:rFonts w:ascii="Times New Roman" w:eastAsia="Times New Roman" w:hAnsi="Times New Roman" w:cs="Times New Roman"/>
           <w:sz w:val="24"/>
         </w:rPr>
-        <w:t xml:space="preserve"> </w:t>
+      </w:pPr>
+      <w:r>
+        <w:rPr>
+          <w:rFonts w:ascii="Times New Roman" w:eastAsia="Times New Roman" w:hAnsi="Times New Roman" w:cs="Times New Roman"/>
+          <w:sz w:val="24"/>
+        </w:rPr>
+        <w:t xml:space="preserve">ARM  </w:t>
       </w:r>
     </w:p>
     <w:p>
       <w:pPr>
-        <w:spacing w:after="2634"/>
-      </w:pPr>
-      <w:r>
+        <w:tabs>
+          <w:tab w:val="center" w:pos="2130"/>
+          <w:tab w:val="center" w:pos="4004"/>
+        </w:tabs>
+        <w:spacing w:after="0"/>
+        <w:ind w:left="-15"/>
         <w:rPr>
           <w:rFonts w:ascii="Times New Roman" w:eastAsia="Times New Roman" w:hAnsi="Times New Roman" w:cs="Times New Roman"/>
           <w:sz w:val="24"/>
         </w:rPr>
-        <w:t xml:space="preserve"> </w:t>
-      </w:r>
+      </w:pPr>
+      <w:proofErr w:type="spellStart"/>
+      <w:r>
+        <w:rPr>
+          <w:rFonts w:ascii="Times New Roman" w:eastAsia="Times New Roman" w:hAnsi="Times New Roman" w:cs="Times New Roman"/>
+          <w:sz w:val="24"/>
+        </w:rPr>
+        <w:t>IoT</w:t>
+      </w:r>
+      <w:proofErr w:type="spellEnd"/>
     </w:p>
     <w:p>
       <w:pPr>
+        <w:tabs>
+          <w:tab w:val="center" w:pos="2130"/>
+          <w:tab w:val="center" w:pos="4004"/>
+        </w:tabs>
         <w:spacing w:after="0"/>
-      </w:pPr>
-      <w:r>
+        <w:ind w:left="-15"/>
         <w:rPr>
           <w:rFonts w:ascii="Times New Roman" w:eastAsia="Times New Roman" w:hAnsi="Times New Roman" w:cs="Times New Roman"/>
           <w:sz w:val="24"/>
         </w:rPr>
-        <w:t xml:space="preserve"> </w:t>
-      </w:r>
+      </w:pPr>
       <w:r>
         <w:rPr>
           <w:rFonts w:ascii="Times New Roman" w:eastAsia="Times New Roman" w:hAnsi="Times New Roman" w:cs="Times New Roman"/>
           <w:sz w:val="24"/>
         </w:rPr>
-        <w:tab/>
-        <w:t xml:space="preserve"> </w:t>
+        <w:t>HTTP</w:t>
       </w:r>
     </w:p>
     <w:p>
       <w:pPr>
-        <w:spacing w:after="158"/>
-        <w:jc w:val="both"/>
-      </w:pPr>
-      <w:r>
+        <w:tabs>
+          <w:tab w:val="center" w:pos="2130"/>
+          <w:tab w:val="center" w:pos="4004"/>
+        </w:tabs>
+        <w:spacing w:after="0"/>
+        <w:ind w:left="-15"/>
         <w:rPr>
           <w:rFonts w:ascii="Times New Roman" w:eastAsia="Times New Roman" w:hAnsi="Times New Roman" w:cs="Times New Roman"/>
           <w:sz w:val="24"/>
         </w:rPr>
-        <w:t xml:space="preserve"> </w:t>
-      </w:r>
+      </w:pPr>
     </w:p>
     <w:p>
       <w:pPr>
+        <w:tabs>
+          <w:tab w:val="center" w:pos="2130"/>
+          <w:tab w:val="center" w:pos="4004"/>
+        </w:tabs>
         <w:spacing w:after="0"/>
-        <w:jc w:val="both"/>
-      </w:pPr>
-      <w:r>
+        <w:ind w:left="-15"/>
         <w:rPr>
           <w:rFonts w:ascii="Times New Roman" w:eastAsia="Times New Roman" w:hAnsi="Times New Roman" w:cs="Times New Roman"/>
           <w:sz w:val="24"/>
         </w:rPr>
-        <w:t xml:space="preserve"> </w:t>
-      </w:r>
+      </w:pPr>
     </w:p>
     <w:p>
       <w:pPr>
+        <w:tabs>
+          <w:tab w:val="center" w:pos="2130"/>
+          <w:tab w:val="center" w:pos="4004"/>
+        </w:tabs>
+        <w:spacing w:after="0"/>
+        <w:rPr>
+          <w:rFonts w:ascii="Times New Roman" w:eastAsia="Times New Roman" w:hAnsi="Times New Roman" w:cs="Times New Roman"/>
+          <w:sz w:val="24"/>
+        </w:rPr>
+      </w:pPr>
+    </w:p>
+    <w:p>
+      <w:pPr>
+        <w:tabs>
+          <w:tab w:val="center" w:pos="2130"/>
+          <w:tab w:val="center" w:pos="4004"/>
+        </w:tabs>
+        <w:spacing w:after="0"/>
+        <w:rPr>
+          <w:rFonts w:ascii="Times New Roman" w:eastAsia="Times New Roman" w:hAnsi="Times New Roman" w:cs="Times New Roman"/>
+          <w:sz w:val="24"/>
+        </w:rPr>
+      </w:pPr>
+    </w:p>
+    <w:p>
+      <w:pPr>
+        <w:tabs>
+          <w:tab w:val="center" w:pos="2130"/>
+          <w:tab w:val="center" w:pos="4004"/>
+        </w:tabs>
+        <w:spacing w:after="0"/>
+        <w:rPr>
+          <w:rFonts w:ascii="Times New Roman" w:eastAsia="Times New Roman" w:hAnsi="Times New Roman" w:cs="Times New Roman"/>
+          <w:sz w:val="24"/>
+        </w:rPr>
+      </w:pPr>
+    </w:p>
+    <w:p>
+      <w:pPr>
+        <w:tabs>
+          <w:tab w:val="center" w:pos="2130"/>
+          <w:tab w:val="center" w:pos="4004"/>
+        </w:tabs>
+        <w:spacing w:after="0"/>
+        <w:rPr>
+          <w:rFonts w:ascii="Times New Roman" w:eastAsia="Times New Roman" w:hAnsi="Times New Roman" w:cs="Times New Roman"/>
+          <w:sz w:val="24"/>
+        </w:rPr>
+      </w:pPr>
+    </w:p>
+    <w:p>
+      <w:pPr>
+        <w:tabs>
+          <w:tab w:val="center" w:pos="2130"/>
+          <w:tab w:val="center" w:pos="4004"/>
+        </w:tabs>
+        <w:spacing w:after="0"/>
+        <w:rPr>
+          <w:rFonts w:ascii="Times New Roman" w:eastAsia="Times New Roman" w:hAnsi="Times New Roman" w:cs="Times New Roman"/>
+          <w:sz w:val="24"/>
+        </w:rPr>
+      </w:pPr>
+    </w:p>
+    <w:p>
+      <w:pPr>
+        <w:tabs>
+          <w:tab w:val="center" w:pos="2130"/>
+          <w:tab w:val="center" w:pos="4004"/>
+        </w:tabs>
+        <w:spacing w:after="0"/>
         <w:sectPr>
-          <w:footerReference w:type="even" r:id="rId8"/>
-          <w:footerReference w:type="default" r:id="rId9"/>
-          <w:footerReference w:type="first" r:id="rId10"/>
+          <w:footerReference w:type="even" r:id="rId9"/>
+          <w:footerReference w:type="default" r:id="rId10"/>
+          <w:footerReference w:type="first" r:id="rId11"/>
           <w:pgSz w:w="11906" w:h="16838"/>
           <w:pgMar w:top="1028" w:right="1416" w:bottom="889" w:left="1419" w:header="708" w:footer="708" w:gutter="0"/>
           <w:cols w:space="708"/>
@@ -15112,7 +15682,7 @@
       <w:pPr>
         <w:pStyle w:val="Nadpis1"/>
       </w:pPr>
-      <w:bookmarkStart w:id="0" w:name="_Toc213609420"/>
+      <w:bookmarkStart w:id="0" w:name="_Toc225844738"/>
       <w:r>
         <w:lastRenderedPageBreak/>
         <w:t xml:space="preserve">1. </w:t>
@@ -15132,7 +15702,7 @@
       <w:pPr>
         <w:pStyle w:val="Nadpis2"/>
       </w:pPr>
-      <w:bookmarkStart w:id="1" w:name="_Toc213609421"/>
+      <w:bookmarkStart w:id="1" w:name="_Toc225844739"/>
       <w:r>
         <w:t>1</w:t>
       </w:r>
@@ -15198,7 +15768,13 @@
         <w:t xml:space="preserve"> PI a Orange PI díky jejich bohatému I/O a výkonu.</w:t>
       </w:r>
       <w:r>
-        <w:t xml:space="preserve"> Mezi zařízeními s větším výkonem už nebývá tolik rozdílů, které by hovořili pro jednu či druhou variantu, proto je zcela nepodstatné, které nakonec vybereme. Pro tuto práci byl zvolen </w:t>
+        <w:t xml:space="preserve"> Mezi zařízeními s větším výkonem už nebývá tolik rozdílů, které by hovořili pro jednu či druhou variantu, proto </w:t>
+      </w:r>
+      <w:r>
+        <w:t xml:space="preserve">se můžeme orientovat situací na trhu a dané cenně za kus. </w:t>
+      </w:r>
+      <w:r>
+        <w:t xml:space="preserve">Pro tuto práci byl zvolen </w:t>
       </w:r>
       <w:r>
         <w:t xml:space="preserve">počítač </w:t>
@@ -15544,7 +16120,7 @@
           <w:lang w:eastAsia="en-GB"/>
         </w:rPr>
       </w:pPr>
-      <w:bookmarkStart w:id="2" w:name="_Toc213609422"/>
+      <w:bookmarkStart w:id="2" w:name="_Toc225844740"/>
       <w:r>
         <w:rPr>
           <w:lang w:eastAsia="en-GB"/>
@@ -15896,116 +16472,764 @@
     </w:p>
     <w:p>
       <w:pPr>
+        <w:rPr>
+          <w:lang w:eastAsia="en-GB"/>
+        </w:rPr>
+      </w:pPr>
+    </w:p>
+    <w:p>
+      <w:pPr>
+        <w:rPr>
+          <w:lang w:eastAsia="en-GB"/>
+        </w:rPr>
+      </w:pPr>
+    </w:p>
+    <w:p>
+      <w:pPr>
+        <w:rPr>
+          <w:lang w:eastAsia="en-GB"/>
+        </w:rPr>
+      </w:pPr>
+    </w:p>
+    <w:p>
+      <w:pPr>
+        <w:rPr>
+          <w:lang w:eastAsia="en-GB"/>
+        </w:rPr>
+      </w:pPr>
+    </w:p>
+    <w:p>
+      <w:pPr>
+        <w:rPr>
+          <w:lang w:eastAsia="en-GB"/>
+        </w:rPr>
+      </w:pPr>
+    </w:p>
+    <w:p>
+      <w:pPr>
+        <w:rPr>
+          <w:lang w:eastAsia="en-GB"/>
+        </w:rPr>
+      </w:pPr>
+    </w:p>
+    <w:p>
+      <w:pPr>
         <w:pStyle w:val="Nadpis2"/>
         <w:rPr>
           <w:lang w:eastAsia="en-GB"/>
         </w:rPr>
       </w:pPr>
-      <w:bookmarkStart w:id="3" w:name="_Toc213609423"/>
+      <w:bookmarkStart w:id="3" w:name="_Toc225844741"/>
       <w:r>
         <w:rPr>
           <w:lang w:eastAsia="en-GB"/>
         </w:rPr>
+        <w:lastRenderedPageBreak/>
         <w:t>1.3 Webový framework</w:t>
       </w:r>
       <w:bookmarkEnd w:id="3"/>
     </w:p>
     <w:p>
+      <w:r>
+        <w:t>Webový framework je softwarová platforma, která usnadňuje a urychluje vývoj webových aplikací. Poskytuje strukturu a sadu nástrojů, knihoven a</w:t>
+      </w:r>
+      <w:r>
+        <w:t xml:space="preserve"> pravidel</w:t>
+      </w:r>
+      <w:r>
+        <w:t>, které pomáhají vývojářům vytvářet kvalitní</w:t>
+      </w:r>
+      <w:r>
+        <w:t xml:space="preserve"> a </w:t>
+      </w:r>
+      <w:r>
+        <w:t>udržovatelný. Frameworky obvykle zajišťují základní funkcionality, jako je směrování (</w:t>
+      </w:r>
+      <w:proofErr w:type="spellStart"/>
+      <w:r>
+        <w:t>routing</w:t>
+      </w:r>
+      <w:proofErr w:type="spellEnd"/>
+      <w:r>
+        <w:t xml:space="preserve">), práce s databází, autentizace uživatelů </w:t>
+      </w:r>
+      <w:r>
+        <w:t>nebo například</w:t>
+      </w:r>
+      <w:r>
+        <w:t xml:space="preserve"> </w:t>
+      </w:r>
+      <w:r>
+        <w:t>cáchování dat</w:t>
+      </w:r>
+      <w:r>
+        <w:t xml:space="preserve">. </w:t>
+      </w:r>
+      <w:r>
+        <w:t>Tyto frameworky otevřeli cestu k </w:t>
+      </w:r>
+      <w:r>
+        <w:t>rychlejšímu,</w:t>
+      </w:r>
+      <w:r>
+        <w:t xml:space="preserve"> a především snadnějšímu vývoji webových aplikací</w:t>
+      </w:r>
+      <w:r>
+        <w:t xml:space="preserve">. V posledních letech se rozmohl vývoj </w:t>
+      </w:r>
+      <w:proofErr w:type="spellStart"/>
+      <w:r>
+        <w:t>JavaScriptu</w:t>
+      </w:r>
+      <w:proofErr w:type="spellEnd"/>
+      <w:r>
+        <w:t xml:space="preserve"> a jeho frameworků, které se dnes používají v mnoha aplikacích. Mezi nejznámější patří </w:t>
+      </w:r>
+      <w:proofErr w:type="spellStart"/>
+      <w:r>
+        <w:t>React</w:t>
+      </w:r>
+      <w:proofErr w:type="spellEnd"/>
+      <w:r>
+        <w:t xml:space="preserve"> nebo Vue.js</w:t>
+      </w:r>
+      <w:r>
+        <w:t xml:space="preserve">. Nakonec jsem použil framework </w:t>
+      </w:r>
+      <w:proofErr w:type="spellStart"/>
+      <w:r>
+        <w:t>Flask</w:t>
+      </w:r>
+      <w:proofErr w:type="spellEnd"/>
+      <w:r>
+        <w:t xml:space="preserve"> v jazyce Python.</w:t>
+      </w:r>
+      <w:r>
+        <w:t xml:space="preserve"> </w:t>
+      </w:r>
+    </w:p>
+    <w:p/>
+    <w:p>
       <w:pPr>
-        <w:spacing w:after="401"/>
-        <w:rPr>
-          <w:lang w:eastAsia="en-GB"/>
-        </w:rPr>
+        <w:keepNext/>
+        <w:jc w:val="center"/>
       </w:pPr>
+      <w:r>
+        <w:rPr>
+          <w:noProof/>
+        </w:rPr>
+        <w:drawing>
+          <wp:inline distT="0" distB="0" distL="0" distR="0" wp14:anchorId="690243D8" wp14:editId="6ED1149D">
+            <wp:extent cx="5747385" cy="2874010"/>
+            <wp:effectExtent l="0" t="0" r="5715" b="2540"/>
+            <wp:docPr id="1674688508" name="Obrázek 265" descr="Modern Web Application Architecture: Types, Components, Layers"/>
+            <wp:cNvGraphicFramePr>
+              <a:graphicFrameLocks xmlns:a="http://schemas.openxmlformats.org/drawingml/2006/main" noChangeAspect="1"/>
+            </wp:cNvGraphicFramePr>
+            <a:graphic xmlns:a="http://schemas.openxmlformats.org/drawingml/2006/main">
+              <a:graphicData uri="http://schemas.openxmlformats.org/drawingml/2006/picture">
+                <pic:pic xmlns:pic="http://schemas.openxmlformats.org/drawingml/2006/picture">
+                  <pic:nvPicPr>
+                    <pic:cNvPr id="0" name="Picture 1" descr="Modern Web Application Architecture: Types, Components, Layers"/>
+                    <pic:cNvPicPr>
+                      <a:picLocks noChangeAspect="1" noChangeArrowheads="1"/>
+                    </pic:cNvPicPr>
+                  </pic:nvPicPr>
+                  <pic:blipFill>
+                    <a:blip r:embed="rId12">
+                      <a:extLst>
+                        <a:ext uri="{28A0092B-C50C-407E-A947-70E740481C1C}">
+                          <a14:useLocalDpi xmlns:a14="http://schemas.microsoft.com/office/drawing/2010/main" val="0"/>
+                        </a:ext>
+                      </a:extLst>
+                    </a:blip>
+                    <a:srcRect/>
+                    <a:stretch>
+                      <a:fillRect/>
+                    </a:stretch>
+                  </pic:blipFill>
+                  <pic:spPr bwMode="auto">
+                    <a:xfrm>
+                      <a:off x="0" y="0"/>
+                      <a:ext cx="5747385" cy="2874010"/>
+                    </a:xfrm>
+                    <a:prstGeom prst="rect">
+                      <a:avLst/>
+                    </a:prstGeom>
+                    <a:noFill/>
+                    <a:ln>
+                      <a:noFill/>
+                    </a:ln>
+                  </pic:spPr>
+                </pic:pic>
+              </a:graphicData>
+            </a:graphic>
+          </wp:inline>
+        </w:drawing>
+      </w:r>
     </w:p>
     <w:p>
-      <w:r>
-        <w:t>Webový framework je softwarová platforma, která usnadňuje a urychluje vývoj webových aplikací. Poskytuje strukturu a sadu nástrojů, knihoven a</w:t>
-      </w:r>
-      <w:r>
-        <w:t xml:space="preserve"> pravidel</w:t>
-      </w:r>
-      <w:r>
-        <w:t>, které pomáhají vývojářům vytvářet kvalitní</w:t>
-      </w:r>
-      <w:r>
-        <w:t xml:space="preserve"> a </w:t>
-      </w:r>
-      <w:r>
-        <w:t>udržovatelný. Frameworky obvykle zajišťují základní funkcionality, jako je směrování (</w:t>
+      <w:pPr>
+        <w:pStyle w:val="Titulek"/>
+        <w:jc w:val="center"/>
+      </w:pPr>
+      <w:bookmarkStart w:id="4" w:name="_Toc225846415"/>
+      <w:r>
+        <w:t xml:space="preserve">Obrázek </w:t>
+      </w:r>
+      <w:r>
+        <w:fldChar w:fldCharType="begin"/>
+      </w:r>
+      <w:r>
+        <w:instrText xml:space="preserve"> SEQ Obrázek \* ARABIC </w:instrText>
+      </w:r>
+      <w:r>
+        <w:fldChar w:fldCharType="separate"/>
+      </w:r>
+      <w:r>
+        <w:rPr>
+          <w:noProof/>
+        </w:rPr>
+        <w:t>1</w:t>
+      </w:r>
+      <w:r>
+        <w:fldChar w:fldCharType="end"/>
+      </w:r>
+      <w:r>
+        <w:t>: Schéma webové stránky</w:t>
+      </w:r>
+      <w:bookmarkEnd w:id="4"/>
+    </w:p>
+    <w:p>
+      <w:pPr>
+        <w:pStyle w:val="Nadpis2"/>
+        <w:ind w:left="0" w:firstLine="0"/>
+      </w:pPr>
+      <w:bookmarkStart w:id="5" w:name="_Toc225844742"/>
+      <w:r>
+        <w:t xml:space="preserve">1.4 </w:t>
       </w:r>
       <w:proofErr w:type="spellStart"/>
       <w:r>
+        <w:t>Flask</w:t>
+      </w:r>
+      <w:bookmarkEnd w:id="5"/>
+      <w:proofErr w:type="spellEnd"/>
+    </w:p>
+    <w:p>
+      <w:proofErr w:type="spellStart"/>
+      <w:r>
+        <w:t>Flask</w:t>
+      </w:r>
+      <w:proofErr w:type="spellEnd"/>
+      <w:r>
+        <w:t xml:space="preserve"> je populární mikro-framework pro vývoj webových aplikací v jazyce Python, který sází na jednoduchost a flexibilitu. Na rozdíl od robustnějších nástrojů (jako je </w:t>
+      </w:r>
+      <w:proofErr w:type="spellStart"/>
+      <w:r>
+        <w:t>Django</w:t>
+      </w:r>
+      <w:proofErr w:type="spellEnd"/>
+      <w:r>
+        <w:t xml:space="preserve">) nenutí vývojáře používat konkrétní strukturu složek nebo konkrétní databáze, což z něj dělá ideální volbu pro menší projekty, </w:t>
+      </w:r>
+      <w:proofErr w:type="spellStart"/>
+      <w:r>
+        <w:t>mikroslužby</w:t>
+      </w:r>
+      <w:proofErr w:type="spellEnd"/>
+      <w:r>
+        <w:t xml:space="preserve"> nebo rychlé prototypování. </w:t>
+      </w:r>
+      <w:proofErr w:type="spellStart"/>
+      <w:r>
+        <w:t>Flask</w:t>
+      </w:r>
+      <w:proofErr w:type="spellEnd"/>
+      <w:r>
+        <w:t xml:space="preserve"> poskytuje pouze nezbytné jádro pro směrování (</w:t>
+      </w:r>
+      <w:proofErr w:type="spellStart"/>
+      <w:r>
         <w:t>routing</w:t>
       </w:r>
       <w:proofErr w:type="spellEnd"/>
       <w:r>
-        <w:t xml:space="preserve">), práce s databází, autentizace uživatelů </w:t>
-      </w:r>
-      <w:r>
-        <w:t>nebo například</w:t>
-      </w:r>
+        <w:t xml:space="preserve">) a zpracování HTTP požadavků, zatímco vše ostatní – od autentizace až po práci s databázemi – lze snadno přidat pomocí široké škály rozšíření. Díky své „minimalistické“ povaze a snadné čitelnosti kódu je </w:t>
+      </w:r>
+      <w:proofErr w:type="spellStart"/>
+      <w:r>
+        <w:t>Flask</w:t>
+      </w:r>
+      <w:proofErr w:type="spellEnd"/>
+      <w:r>
+        <w:t xml:space="preserve"> nesmírně oblíbený mezi začátečníky, kteří se chtějí rychle naučit základy webového vývoje, i mezi profesionály, kteří vyžadují plnou kontrolu nad každou komponentou své aplikace.</w:t>
+      </w:r>
+    </w:p>
+    <w:p/>
+    <w:p/>
+    <w:p/>
+    <w:p>
+      <w:pPr>
+        <w:pStyle w:val="Nadpis2"/>
+      </w:pPr>
+      <w:bookmarkStart w:id="6" w:name="_Toc225844743"/>
+      <w:r>
+        <w:lastRenderedPageBreak/>
+        <w:t>1.5 HTTP protokol</w:t>
+      </w:r>
+      <w:bookmarkEnd w:id="6"/>
+    </w:p>
+    <w:p>
+      <w:r>
+        <w:t>Moderní systémy automatizace a řízení budov dnes prioritně využívají architekturu klient-server, která tvoří robustní základ pro interakci mezi koncovým uživatelem a řídicím uzlem. Tato komunikace je realizována prostřednictvím protokolu HTTP (</w:t>
+      </w:r>
+      <w:r>
+        <w:rPr>
+          <w:i/>
+          <w:iCs/>
+        </w:rPr>
+        <w:t xml:space="preserve">Hypertext Transfer </w:t>
+      </w:r>
+      <w:proofErr w:type="spellStart"/>
+      <w:r>
+        <w:rPr>
+          <w:i/>
+          <w:iCs/>
+        </w:rPr>
+        <w:t>Protocol</w:t>
+      </w:r>
+      <w:proofErr w:type="spellEnd"/>
+      <w:r>
+        <w:t xml:space="preserve">), jenž funguje na principu </w:t>
+      </w:r>
+      <w:proofErr w:type="spellStart"/>
+      <w:r>
+        <w:t>request</w:t>
+      </w:r>
+      <w:proofErr w:type="spellEnd"/>
+      <w:r>
+        <w:t>-response cyklu. V tomto modelu vystupuje klientské zařízení (např. webový prohlížeč) jako iniciátor požadavku, který je následně zpracován serverovou částí systému. Server požadavek validuje, provede příslušnou logickou operaci a vrací strukturovanou odpověď obsahující stavový kód a případná data.</w:t>
+      </w:r>
+    </w:p>
+    <w:p>
+      <w:r>
+        <w:t>Z hlediska funkčnosti jsou pro ovládání technických zařízení klíčové zejména dvě HTTP metody:</w:t>
+      </w:r>
+    </w:p>
+    <w:p>
+      <w:pPr>
+        <w:numPr>
+          <w:ilvl w:val="0"/>
+          <w:numId w:val="6"/>
+        </w:numPr>
+      </w:pPr>
+      <w:r>
+        <w:t xml:space="preserve">GET: </w:t>
+      </w:r>
+      <w:proofErr w:type="spellStart"/>
+      <w:r>
+        <w:t>Semanticky</w:t>
+      </w:r>
+      <w:proofErr w:type="spellEnd"/>
+      <w:r>
+        <w:t xml:space="preserve"> určená pro bezpečné a </w:t>
+      </w:r>
+      <w:proofErr w:type="spellStart"/>
+      <w:r>
+        <w:t>idempotentní</w:t>
+      </w:r>
+      <w:proofErr w:type="spellEnd"/>
+      <w:r>
+        <w:t xml:space="preserve"> získávání informací (např. dotaz na aktuální teplotu v místnosti nebo stav osvětlení), aniž by docházelo k modifikaci stavu systému.</w:t>
+      </w:r>
+    </w:p>
+    <w:p>
+      <w:pPr>
+        <w:numPr>
+          <w:ilvl w:val="0"/>
+          <w:numId w:val="6"/>
+        </w:numPr>
+      </w:pPr>
+      <w:r>
+        <w:t>POST: Využívaná k přenosu dat, která vyvolávají změnu na straně serveru (např. odeslání příkazu k sepnutí akčního členu nebo aktualizaci konfiguračních parametrů).</w:t>
+      </w:r>
+    </w:p>
+    <w:p>
+      <w:r>
+        <w:t xml:space="preserve">Zásadním aspektem protokolu HTTP je jeho </w:t>
+      </w:r>
+      <w:proofErr w:type="spellStart"/>
+      <w:r>
+        <w:t>bezstavovost</w:t>
+      </w:r>
+      <w:proofErr w:type="spellEnd"/>
+      <w:r>
+        <w:t xml:space="preserve"> (</w:t>
+      </w:r>
+      <w:proofErr w:type="spellStart"/>
+      <w:r>
+        <w:rPr>
+          <w:i/>
+          <w:iCs/>
+        </w:rPr>
+        <w:t>statelessness</w:t>
+      </w:r>
+      <w:proofErr w:type="spellEnd"/>
+      <w:r>
+        <w:t>). Tato vlastnost implikuje, že server neuchovává kontext mezi jednotlivými transakcemi, což vede k vyšší odolnosti systému vůči výpadkům spojení a usnadňuje škálovatelnost. Volba webového rozhraní jako primárního kontrolního bodu je strategickým rozhodnutím, které zajišťuje vysokou míru interoperability. Díky využití standardizovaných internetových protokolů se systém stává nezávislým na konkrétní platformě či operačním systému, čímž odpadá nutnost vývoje nativních aplikací a uživateli je umožněn přístup z libovolného terminálu vybaveného standardním prohlížečem.</w:t>
+      </w:r>
+    </w:p>
+    <w:p/>
+    <w:p>
+      <w:pPr>
+        <w:keepNext/>
+        <w:jc w:val="center"/>
+      </w:pPr>
+      <w:r>
+        <w:rPr>
+          <w:noProof/>
+        </w:rPr>
+        <w:drawing>
+          <wp:inline distT="0" distB="0" distL="0" distR="0" wp14:anchorId="0BBAD1C8" wp14:editId="4B4FC43A">
+            <wp:extent cx="2895600" cy="1571625"/>
+            <wp:effectExtent l="0" t="0" r="0" b="9525"/>
+            <wp:docPr id="1008331677" name="Obrázek 266"/>
+            <wp:cNvGraphicFramePr>
+              <a:graphicFrameLocks xmlns:a="http://schemas.openxmlformats.org/drawingml/2006/main" noChangeAspect="1"/>
+            </wp:cNvGraphicFramePr>
+            <a:graphic xmlns:a="http://schemas.openxmlformats.org/drawingml/2006/main">
+              <a:graphicData uri="http://schemas.openxmlformats.org/drawingml/2006/picture">
+                <pic:pic xmlns:pic="http://schemas.openxmlformats.org/drawingml/2006/picture">
+                  <pic:nvPicPr>
+                    <pic:cNvPr id="0" name="Picture 3"/>
+                    <pic:cNvPicPr>
+                      <a:picLocks noChangeAspect="1" noChangeArrowheads="1"/>
+                    </pic:cNvPicPr>
+                  </pic:nvPicPr>
+                  <pic:blipFill>
+                    <a:blip r:embed="rId13">
+                      <a:extLst>
+                        <a:ext uri="{28A0092B-C50C-407E-A947-70E740481C1C}">
+                          <a14:useLocalDpi xmlns:a14="http://schemas.microsoft.com/office/drawing/2010/main" val="0"/>
+                        </a:ext>
+                      </a:extLst>
+                    </a:blip>
+                    <a:srcRect/>
+                    <a:stretch>
+                      <a:fillRect/>
+                    </a:stretch>
+                  </pic:blipFill>
+                  <pic:spPr bwMode="auto">
+                    <a:xfrm>
+                      <a:off x="0" y="0"/>
+                      <a:ext cx="2895600" cy="1571625"/>
+                    </a:xfrm>
+                    <a:prstGeom prst="rect">
+                      <a:avLst/>
+                    </a:prstGeom>
+                    <a:noFill/>
+                    <a:ln>
+                      <a:noFill/>
+                    </a:ln>
+                  </pic:spPr>
+                </pic:pic>
+              </a:graphicData>
+            </a:graphic>
+          </wp:inline>
+        </w:drawing>
+      </w:r>
+    </w:p>
+    <w:p>
+      <w:pPr>
+        <w:pStyle w:val="Titulek"/>
+        <w:jc w:val="center"/>
+      </w:pPr>
+      <w:bookmarkStart w:id="7" w:name="_Toc225846416"/>
+      <w:r>
+        <w:t xml:space="preserve">Obrázek </w:t>
+      </w:r>
+      <w:r>
+        <w:fldChar w:fldCharType="begin"/>
+      </w:r>
+      <w:r>
+        <w:instrText xml:space="preserve"> SEQ Obrázek \* ARABIC </w:instrText>
+      </w:r>
+      <w:r>
+        <w:fldChar w:fldCharType="separate"/>
+      </w:r>
+      <w:r>
+        <w:rPr>
+          <w:noProof/>
+        </w:rPr>
+        <w:t>2</w:t>
+      </w:r>
+      <w:r>
+        <w:fldChar w:fldCharType="end"/>
+      </w:r>
+      <w:r>
+        <w:t>: Schéma HTTP protokolu</w:t>
+      </w:r>
+      <w:bookmarkEnd w:id="7"/>
+    </w:p>
+    <w:p/>
+    <w:p/>
+    <w:p/>
+    <w:p/>
+    <w:p/>
+    <w:p>
+      <w:pPr>
+        <w:pStyle w:val="Nadpis2"/>
+      </w:pPr>
+      <w:bookmarkStart w:id="8" w:name="_Toc225844744"/>
+      <w:r>
+        <w:lastRenderedPageBreak/>
+        <w:t>1.6 ESP32</w:t>
+      </w:r>
+      <w:bookmarkEnd w:id="8"/>
+    </w:p>
+    <w:p>
+      <w:r>
+        <w:t>Zatímco výkonné jednodeskové počítače přebírají v rámci hierarchie inteligentních budov roli centrálních serverů a bran, pro samotn</w:t>
+      </w:r>
+      <w:r>
+        <w:t>ý sběr</w:t>
+      </w:r>
+      <w:r>
+        <w:t xml:space="preserve"> dat z fyzického prostředí a přímou interakci s periferiemi se využívají specializované mikrokontrolery. V současném </w:t>
+      </w:r>
+      <w:r>
+        <w:t xml:space="preserve">světě </w:t>
+      </w:r>
+      <w:r>
+        <w:t xml:space="preserve">internetu věcí zaujímá dominantní postavení čipová sada ESP32 od společnosti </w:t>
+      </w:r>
+      <w:proofErr w:type="spellStart"/>
+      <w:r>
+        <w:t>Espressif</w:t>
+      </w:r>
+      <w:proofErr w:type="spellEnd"/>
+      <w:r>
+        <w:t xml:space="preserve"> Systems. Jedná se o vysoce integrovaný systém na čipu</w:t>
+      </w:r>
+      <w:r>
+        <w:t xml:space="preserve">, </w:t>
+      </w:r>
+      <w:r>
+        <w:t>který v rámci jediného pouzdra kombinuje výpočetní jednotku s nízkoenergetickými bezdrátovými technologiemi Wi-Fi a Bluetooth</w:t>
+      </w:r>
+      <w:r>
+        <w:t>.</w:t>
+      </w:r>
+    </w:p>
+    <w:p>
+      <w:r>
+        <w:t>Implementace platformy ESP32 do projektů chytré domácnosti je podložena několika klíčovými technickými parametry:</w:t>
+      </w:r>
+    </w:p>
+    <w:p>
+      <w:pPr>
+        <w:numPr>
+          <w:ilvl w:val="0"/>
+          <w:numId w:val="8"/>
+        </w:numPr>
+      </w:pPr>
+      <w:r>
+        <w:t xml:space="preserve">Energetická efektivita: Čip disponuje pokročilým managementem napájení, včetně režimu </w:t>
+      </w:r>
+      <w:proofErr w:type="spellStart"/>
+      <w:r>
+        <w:t>deep</w:t>
+      </w:r>
+      <w:proofErr w:type="spellEnd"/>
       <w:r>
         <w:t xml:space="preserve"> </w:t>
       </w:r>
-      <w:r>
-        <w:t>cáchování dat</w:t>
+      <w:proofErr w:type="spellStart"/>
+      <w:r>
+        <w:t>sleep</w:t>
+      </w:r>
+      <w:proofErr w:type="spellEnd"/>
+      <w:r>
+        <w:t>, v němž spotřeba klesá do řádů jednotek mikroampér</w:t>
       </w:r>
       <w:r>
         <w:t xml:space="preserve">. </w:t>
       </w:r>
       <w:r>
-        <w:t>Tyto frameworky otevřeli cestu k </w:t>
-      </w:r>
-      <w:r>
-        <w:t>rychlejšímu,</w:t>
-      </w:r>
-      <w:r>
-        <w:t xml:space="preserve"> a především snadnějšímu vývoji webových aplikací</w:t>
-      </w:r>
-      <w:r>
-        <w:t xml:space="preserve">. V posledních letech se rozmohl vývoj </w:t>
+        <w:t xml:space="preserve">Tato vlastnost je </w:t>
+      </w:r>
+      <w:r>
+        <w:t xml:space="preserve">důležitá </w:t>
+      </w:r>
+      <w:r>
+        <w:t xml:space="preserve">pro nasazení </w:t>
+      </w:r>
+      <w:r>
+        <w:t>samostatných uzlů</w:t>
+      </w:r>
+      <w:r>
+        <w:t xml:space="preserve"> napájených z bateriových článků, u nichž lze dosáhnout provozní životnosti v řádu měsíců až let.</w:t>
+      </w:r>
+    </w:p>
+    <w:p>
+      <w:pPr>
+        <w:numPr>
+          <w:ilvl w:val="0"/>
+          <w:numId w:val="8"/>
+        </w:numPr>
+      </w:pPr>
+      <w:r>
+        <w:t>Výpočetní výkon a bezpečnost: Architektura založená na dvoujádrovém procesoru s nastavitelnou taktovací frekvencí až 240 MHz poskytuje dostatečnou rezervu pro realizaci asymetrického šifrování (např. TLS/SSL) a lokální předzpracování signálu (</w:t>
       </w:r>
       <w:proofErr w:type="spellStart"/>
       <w:r>
-        <w:t>JavaScriptu</w:t>
+        <w:t>edge</w:t>
       </w:r>
       <w:proofErr w:type="spellEnd"/>
       <w:r>
-        <w:t xml:space="preserve"> a jeho frameworků, které se dnes používají v mnoha aplikacích. Mezi nejznámější patří </w:t>
+        <w:t xml:space="preserve"> </w:t>
       </w:r>
       <w:proofErr w:type="spellStart"/>
       <w:r>
-        <w:t>React</w:t>
+        <w:t>computing</w:t>
       </w:r>
       <w:proofErr w:type="spellEnd"/>
       <w:r>
-        <w:t xml:space="preserve"> nebo Vue.js</w:t>
-      </w:r>
-      <w:r>
-        <w:t xml:space="preserve">. Nakonec jsem použil framework </w:t>
-      </w:r>
-      <w:proofErr w:type="spellStart"/>
-      <w:r>
-        <w:t>Flask</w:t>
-      </w:r>
-      <w:proofErr w:type="spellEnd"/>
-      <w:r>
-        <w:t xml:space="preserve"> v jazyce Python.</w:t>
-      </w:r>
+        <w:t>), což snižuje datovou zátěž přenášenou na centrální server.</w:t>
+      </w:r>
+    </w:p>
+    <w:p>
+      <w:pPr>
+        <w:numPr>
+          <w:ilvl w:val="0"/>
+          <w:numId w:val="8"/>
+        </w:numPr>
+      </w:pPr>
+      <w:r>
+        <w:t xml:space="preserve">Periferní konektivita a rozšiřitelnost: Integrovaná paleta hardwarových rozhraní, zahrnující standardy I2C, SPI, UART a vícekanálové ADC/DAC </w:t>
+      </w:r>
+      <w:proofErr w:type="gramStart"/>
+      <w:r>
+        <w:t>převodníky</w:t>
+      </w:r>
+      <w:r>
+        <w:t>(</w:t>
+      </w:r>
+      <w:proofErr w:type="gramEnd"/>
+      <w:r>
+        <w:t>většinou jako příslušenství)</w:t>
+      </w:r>
+      <w:r>
+        <w:t xml:space="preserve">, umožňuje bezprostřední integraci širokého spektra senzorických prvků pro monitoring environmentálních veličin (teplota, relativní vlhkost, koncentrace </w:t>
+      </w:r>
+      <w:r>
+        <w:t>CO2</w:t>
+      </w:r>
+      <w:r>
+        <w:t>) i ovládání výkonových akčních členů.</w:t>
+      </w:r>
+    </w:p>
+    <w:p>
+      <w:pPr>
+        <w:ind w:left="720"/>
+      </w:pPr>
     </w:p>
     <w:p>
       <w:pPr>
         <w:pStyle w:val="Nadpis2"/>
       </w:pPr>
+      <w:bookmarkStart w:id="9" w:name="_Toc225844745"/>
+      <w:r>
+        <w:t>1.6 M5stack</w:t>
+      </w:r>
+      <w:bookmarkEnd w:id="9"/>
+    </w:p>
+    <w:p>
+      <w:r>
+        <w:t>Platforma M5Stack představuje pokročilý ekosystém založený na čipu ESP32, který integruje mikrokontroler do kompaktního průmyslového pouzdra. Na rozdíl od běžných vývojových desek nabízí hotové řešení s vestavěným LCD displejem, ovládacími tlačítky a správou napájení, což eliminuje potřebu návrhu vlastních mechanických krytů a doplňkových obvodů.</w:t>
+      </w:r>
+    </w:p>
+    <w:p>
+      <w:r>
+        <w:t>Klíčovou vlastností je vysoká modularita založená na stohování modulů přes sběrnici M-Bus. Tímto způsobem lze systém snadno rozšířit o specifické funkce, jako jsou reléové výstupy, senzory prostředí nebo různé komunikační protokoly (</w:t>
+      </w:r>
+      <w:proofErr w:type="spellStart"/>
+      <w:r>
+        <w:t>LoRa</w:t>
+      </w:r>
+      <w:proofErr w:type="spellEnd"/>
+      <w:r>
+        <w:t>, RS485), bez nutnosti pájení.</w:t>
+      </w:r>
+    </w:p>
+    <w:p>
+      <w:r>
+        <w:t xml:space="preserve">V architektuře chytrého domu plní M5Stack roli tzv. </w:t>
+      </w:r>
+      <w:proofErr w:type="spellStart"/>
+      <w:r>
+        <w:t>edge</w:t>
+      </w:r>
+      <w:proofErr w:type="spellEnd"/>
+      <w:r>
+        <w:t xml:space="preserve"> </w:t>
+      </w:r>
+      <w:proofErr w:type="spellStart"/>
+      <w:r>
+        <w:t>device</w:t>
+      </w:r>
+      <w:proofErr w:type="spellEnd"/>
+      <w:r>
+        <w:t xml:space="preserve"> (koncového zařízení). Slouží jako inteligentní uzel, který zajišťuje lokální sběr dat, jejich předběžné zpracování a následnou komunikaci s centrálním serverem (v tomto případě </w:t>
+      </w:r>
+      <w:proofErr w:type="spellStart"/>
+      <w:r>
+        <w:t>Radxa</w:t>
+      </w:r>
+      <w:proofErr w:type="spellEnd"/>
+      <w:r>
+        <w:t xml:space="preserve">). Tato platforma je v rámci </w:t>
+      </w:r>
+      <w:proofErr w:type="spellStart"/>
+      <w:r>
+        <w:t>IoT</w:t>
+      </w:r>
+      <w:proofErr w:type="spellEnd"/>
+      <w:r>
+        <w:t xml:space="preserve"> projektů referenčním příkladem metodiky Rapid </w:t>
+      </w:r>
+      <w:proofErr w:type="spellStart"/>
+      <w:r>
+        <w:t>Prototyping</w:t>
+      </w:r>
+      <w:proofErr w:type="spellEnd"/>
+      <w:r>
+        <w:t>, která výrazně zkracuje přechod od návrhu k nasazení funkčního zařízení v interiéru.</w:t>
+      </w:r>
+    </w:p>
+    <w:p/>
+    <w:p/>
+    <w:p>
+      <w:pPr>
+        <w:pStyle w:val="Nadpis2"/>
+      </w:pPr>
+      <w:bookmarkStart w:id="10" w:name="_Toc225844746"/>
       <w:r>
         <w:lastRenderedPageBreak/>
-        <w:t xml:space="preserve">1.4 Smart </w:t>
+        <w:t>1.</w:t>
+      </w:r>
+      <w:r>
+        <w:t>x</w:t>
+      </w:r>
+      <w:r>
+        <w:t xml:space="preserve"> Smart </w:t>
       </w:r>
       <w:proofErr w:type="spellStart"/>
       <w:r>
         <w:t>Home</w:t>
       </w:r>
+      <w:bookmarkEnd w:id="10"/>
       <w:proofErr w:type="spellEnd"/>
     </w:p>
     <w:p>
@@ -16030,18 +17254,26 @@
         <w:t xml:space="preserve">. Mezi běžné prvky patří například chytré osvětlení, termostaty, bezpečnostní kamery, senzory pohybu, chytré zámky či domácí spotřebiče. Tato zařízení spolu komunikují prostřednictvím internetu </w:t>
       </w:r>
       <w:r>
-        <w:t>a dalších jiných bezdrátových technologií</w:t>
-      </w:r>
-      <w:r>
-        <w:t xml:space="preserve">(tzv. Internet </w:t>
-      </w:r>
-      <w:proofErr w:type="spellStart"/>
-      <w:r>
-        <w:t>of</w:t>
-      </w:r>
-      <w:proofErr w:type="spellEnd"/>
-      <w:r>
-        <w:t xml:space="preserve"> </w:t>
+        <w:t xml:space="preserve">a dalších jiných bezdrátových </w:t>
+      </w:r>
+      <w:proofErr w:type="gramStart"/>
+      <w:r>
+        <w:t>technologií</w:t>
+      </w:r>
+      <w:r>
+        <w:t>(</w:t>
+      </w:r>
+      <w:proofErr w:type="gramEnd"/>
+      <w:r>
+        <w:t xml:space="preserve">tzv. </w:t>
+      </w:r>
+      <w:proofErr w:type="gramStart"/>
+      <w:r>
+        <w:t>Internet</w:t>
+      </w:r>
+      <w:proofErr w:type="gramEnd"/>
+      <w:r>
+        <w:t xml:space="preserve"> of </w:t>
       </w:r>
       <w:proofErr w:type="spellStart"/>
       <w:r>
@@ -16081,8 +17313,11 @@
         <w:pStyle w:val="Nadpis3"/>
         <w:spacing w:after="0"/>
         <w:ind w:left="-5"/>
+        <w:rPr>
+          <w:lang w:val="en-US"/>
+        </w:rPr>
       </w:pPr>
-      <w:bookmarkStart w:id="4" w:name="_Toc213609424"/>
+      <w:bookmarkStart w:id="11" w:name="_Toc225844747"/>
       <w:r>
         <w:t>1.1</w:t>
       </w:r>
@@ -16095,7 +17330,7 @@
       <w:r>
         <w:t>Obrázky</w:t>
       </w:r>
-      <w:bookmarkEnd w:id="4"/>
+      <w:bookmarkEnd w:id="11"/>
       <w:r>
         <w:t xml:space="preserve"> </w:t>
       </w:r>
@@ -20132,10 +21367,100 @@
     </w:p>
     <w:p>
       <w:pPr>
+        <w:keepNext/>
+        <w:spacing w:after="388"/>
+        <w:ind w:left="3013"/>
+      </w:pPr>
+      <w:r>
+        <w:rPr>
+          <w:noProof/>
+        </w:rPr>
+        <w:drawing>
+          <wp:inline distT="0" distB="0" distL="0" distR="0" wp14:anchorId="0CA1D73B" wp14:editId="3ED71B07">
+            <wp:extent cx="2895600" cy="1571625"/>
+            <wp:effectExtent l="0" t="0" r="0" b="9525"/>
+            <wp:docPr id="150919756" name="Obrázek 267"/>
+            <wp:cNvGraphicFramePr>
+              <a:graphicFrameLocks xmlns:a="http://schemas.openxmlformats.org/drawingml/2006/main" noChangeAspect="1"/>
+            </wp:cNvGraphicFramePr>
+            <a:graphic xmlns:a="http://schemas.openxmlformats.org/drawingml/2006/main">
+              <a:graphicData uri="http://schemas.openxmlformats.org/drawingml/2006/picture">
+                <pic:pic xmlns:pic="http://schemas.openxmlformats.org/drawingml/2006/picture">
+                  <pic:nvPicPr>
+                    <pic:cNvPr id="0" name="Picture 5"/>
+                    <pic:cNvPicPr>
+                      <a:picLocks noChangeAspect="1" noChangeArrowheads="1"/>
+                    </pic:cNvPicPr>
+                  </pic:nvPicPr>
+                  <pic:blipFill>
+                    <a:blip r:embed="rId13">
+                      <a:extLst>
+                        <a:ext uri="{28A0092B-C50C-407E-A947-70E740481C1C}">
+                          <a14:useLocalDpi xmlns:a14="http://schemas.microsoft.com/office/drawing/2010/main" val="0"/>
+                        </a:ext>
+                      </a:extLst>
+                    </a:blip>
+                    <a:srcRect/>
+                    <a:stretch>
+                      <a:fillRect/>
+                    </a:stretch>
+                  </pic:blipFill>
+                  <pic:spPr bwMode="auto">
+                    <a:xfrm>
+                      <a:off x="0" y="0"/>
+                      <a:ext cx="2895600" cy="1571625"/>
+                    </a:xfrm>
+                    <a:prstGeom prst="rect">
+                      <a:avLst/>
+                    </a:prstGeom>
+                    <a:noFill/>
+                    <a:ln>
+                      <a:noFill/>
+                    </a:ln>
+                  </pic:spPr>
+                </pic:pic>
+              </a:graphicData>
+            </a:graphic>
+          </wp:inline>
+        </w:drawing>
+      </w:r>
+    </w:p>
+    <w:p>
+      <w:pPr>
+        <w:pStyle w:val="Titulek"/>
+        <w:rPr>
+          <w:b/>
+          <w:bCs/>
+        </w:rPr>
+      </w:pPr>
+      <w:r>
+        <w:t xml:space="preserve">Schéma HTTP protokolu </w:t>
+      </w:r>
+      <w:r>
+        <w:fldChar w:fldCharType="begin"/>
+      </w:r>
+      <w:r>
+        <w:instrText xml:space="preserve"> SEQ Schéma_HTTP_protokolu \* ARABIC </w:instrText>
+      </w:r>
+      <w:r>
+        <w:fldChar w:fldCharType="separate"/>
+      </w:r>
+      <w:r>
+        <w:rPr>
+          <w:noProof/>
+        </w:rPr>
+        <w:t>2</w:t>
+      </w:r>
+      <w:r>
+        <w:fldChar w:fldCharType="end"/>
+      </w:r>
+    </w:p>
+    <w:p>
+      <w:pPr>
         <w:pStyle w:val="Nadpis3"/>
         <w:ind w:left="-5"/>
       </w:pPr>
-      <w:bookmarkStart w:id="5" w:name="_Toc213609425"/>
+      <w:bookmarkStart w:id="12" w:name="_Toc225844748"/>
       <w:r>
         <w:t>1.2</w:t>
       </w:r>
@@ -20148,7 +21473,7 @@
       <w:r>
         <w:t>Tabulky</w:t>
       </w:r>
-      <w:bookmarkEnd w:id="5"/>
+      <w:bookmarkEnd w:id="12"/>
       <w:r>
         <w:t xml:space="preserve"> </w:t>
       </w:r>
@@ -20327,7 +21652,7 @@
         <w:spacing w:after="0"/>
         <w:ind w:left="-5"/>
       </w:pPr>
-      <w:bookmarkStart w:id="6" w:name="_Toc213609426"/>
+      <w:bookmarkStart w:id="13" w:name="_Toc225844749"/>
       <w:r>
         <w:lastRenderedPageBreak/>
         <w:t>1.3</w:t>
@@ -20341,7 +21666,7 @@
       <w:r>
         <w:t>Grafy</w:t>
       </w:r>
-      <w:bookmarkEnd w:id="6"/>
+      <w:bookmarkEnd w:id="13"/>
       <w:r>
         <w:t xml:space="preserve"> </w:t>
       </w:r>
@@ -24955,7 +26280,7 @@
         <w:spacing w:after="120"/>
         <w:ind w:left="-5"/>
       </w:pPr>
-      <w:bookmarkStart w:id="7" w:name="_Toc213609427"/>
+      <w:bookmarkStart w:id="14" w:name="_Toc225844750"/>
       <w:r>
         <w:t>1.4</w:t>
       </w:r>
@@ -24968,7 +26293,7 @@
       <w:r>
         <w:t>Zdrojové kódy</w:t>
       </w:r>
-      <w:bookmarkEnd w:id="7"/>
+      <w:bookmarkEnd w:id="14"/>
       <w:r>
         <w:t xml:space="preserve"> </w:t>
       </w:r>
@@ -25085,6 +26410,7 @@
         <w:t xml:space="preserve"> = </w:t>
       </w:r>
       <w:proofErr w:type="spellStart"/>
+      <w:proofErr w:type="gramStart"/>
       <w:r>
         <w:rPr>
           <w:rFonts w:ascii="Consolas" w:eastAsia="Consolas" w:hAnsi="Consolas" w:cs="Consolas"/>
@@ -25101,6 +26427,7 @@
         </w:rPr>
         <w:t>(</w:t>
       </w:r>
+      <w:proofErr w:type="gramEnd"/>
       <w:r>
         <w:rPr>
           <w:rFonts w:ascii="Consolas" w:eastAsia="Consolas" w:hAnsi="Consolas" w:cs="Consolas"/>
@@ -25119,6 +26446,7 @@
         <w:t>Scripting.FileSystemObject</w:t>
       </w:r>
       <w:proofErr w:type="spellEnd"/>
+      <w:proofErr w:type="gramStart"/>
       <w:r>
         <w:rPr>
           <w:rFonts w:ascii="Consolas" w:eastAsia="Consolas" w:hAnsi="Consolas" w:cs="Consolas"/>
@@ -25132,7 +26460,15 @@
           <w:rFonts w:ascii="Consolas" w:eastAsia="Consolas" w:hAnsi="Consolas" w:cs="Consolas"/>
           <w:sz w:val="20"/>
         </w:rPr>
-        <w:t xml:space="preserve">)     </w:t>
+        <w:t xml:space="preserve">)   </w:t>
+      </w:r>
+      <w:proofErr w:type="gramEnd"/>
+      <w:r>
+        <w:rPr>
+          <w:rFonts w:ascii="Consolas" w:eastAsia="Consolas" w:hAnsi="Consolas" w:cs="Consolas"/>
+          <w:sz w:val="20"/>
+        </w:rPr>
+        <w:t xml:space="preserve">  </w:t>
       </w:r>
       <w:r>
         <w:rPr>
@@ -25166,6 +26502,7 @@
         <w:t xml:space="preserve"> = </w:t>
       </w:r>
       <w:proofErr w:type="spellStart"/>
+      <w:proofErr w:type="gramStart"/>
       <w:r>
         <w:rPr>
           <w:rFonts w:ascii="Consolas" w:eastAsia="Consolas" w:hAnsi="Consolas" w:cs="Consolas"/>
@@ -25174,6 +26511,7 @@
         <w:t>fso.OpenTextFile</w:t>
       </w:r>
       <w:proofErr w:type="spellEnd"/>
+      <w:proofErr w:type="gramEnd"/>
       <w:r>
         <w:rPr>
           <w:rFonts w:ascii="Consolas" w:eastAsia="Consolas" w:hAnsi="Consolas" w:cs="Consolas"/>
@@ -25373,6 +26711,7 @@
         <w:t xml:space="preserve"> = </w:t>
       </w:r>
       <w:proofErr w:type="spellStart"/>
+      <w:proofErr w:type="gramStart"/>
       <w:r>
         <w:rPr>
           <w:rFonts w:ascii="Consolas" w:eastAsia="Consolas" w:hAnsi="Consolas" w:cs="Consolas"/>
@@ -25405,6 +26744,7 @@
         <w:t>(</w:t>
       </w:r>
       <w:proofErr w:type="spellStart"/>
+      <w:proofErr w:type="gramEnd"/>
       <w:r>
         <w:rPr>
           <w:rFonts w:ascii="Consolas" w:eastAsia="Consolas" w:hAnsi="Consolas" w:cs="Consolas"/>
@@ -25426,63 +26766,98 @@
           <w:color w:val="A31515"/>
           <w:sz w:val="20"/>
         </w:rPr>
-        <w:t>"TO"</w:t>
-      </w:r>
-      <w:r>
-        <w:rPr>
-          <w:rFonts w:ascii="Consolas" w:eastAsia="Consolas" w:hAnsi="Consolas" w:cs="Consolas"/>
-          <w:sz w:val="20"/>
-        </w:rPr>
-        <w:t xml:space="preserve">)(1), </w:t>
-      </w:r>
-      <w:proofErr w:type="spellStart"/>
-      <w:r>
-        <w:rPr>
-          <w:rFonts w:ascii="Consolas" w:eastAsia="Consolas" w:hAnsi="Consolas" w:cs="Consolas"/>
-          <w:sz w:val="20"/>
-        </w:rPr>
-        <w:t>vbLf</w:t>
-      </w:r>
-      <w:proofErr w:type="spellEnd"/>
-      <w:r>
-        <w:rPr>
-          <w:rFonts w:ascii="Consolas" w:eastAsia="Consolas" w:hAnsi="Consolas" w:cs="Consolas"/>
-          <w:sz w:val="20"/>
-        </w:rPr>
-        <w:t xml:space="preserve">, </w:t>
-      </w:r>
+        <w:t>"TO</w:t>
+      </w:r>
+      <w:proofErr w:type="gramStart"/>
       <w:r>
         <w:rPr>
           <w:rFonts w:ascii="Consolas" w:eastAsia="Consolas" w:hAnsi="Consolas" w:cs="Consolas"/>
           <w:color w:val="A31515"/>
           <w:sz w:val="20"/>
         </w:rPr>
-        <w:t>""</w:t>
+        <w:t>"</w:t>
       </w:r>
       <w:r>
         <w:rPr>
           <w:rFonts w:ascii="Consolas" w:eastAsia="Consolas" w:hAnsi="Consolas" w:cs="Consolas"/>
           <w:sz w:val="20"/>
         </w:rPr>
-        <w:t xml:space="preserve">)     </w:t>
-      </w:r>
-      <w:proofErr w:type="spellStart"/>
+        <w:t>)(</w:t>
+      </w:r>
+      <w:proofErr w:type="gramEnd"/>
       <w:r>
         <w:rPr>
           <w:rFonts w:ascii="Consolas" w:eastAsia="Consolas" w:hAnsi="Consolas" w:cs="Consolas"/>
           <w:sz w:val="20"/>
         </w:rPr>
-        <w:t>strCC</w:t>
-      </w:r>
-      <w:proofErr w:type="spellEnd"/>
+        <w:t xml:space="preserve">1), </w:t>
+      </w:r>
+      <w:proofErr w:type="spellStart"/>
       <w:r>
         <w:rPr>
           <w:rFonts w:ascii="Consolas" w:eastAsia="Consolas" w:hAnsi="Consolas" w:cs="Consolas"/>
           <w:sz w:val="20"/>
         </w:rPr>
+        <w:t>vbLf</w:t>
+      </w:r>
+      <w:proofErr w:type="spellEnd"/>
+      <w:r>
+        <w:rPr>
+          <w:rFonts w:ascii="Consolas" w:eastAsia="Consolas" w:hAnsi="Consolas" w:cs="Consolas"/>
+          <w:sz w:val="20"/>
+        </w:rPr>
+        <w:t xml:space="preserve">, </w:t>
+      </w:r>
+      <w:r>
+        <w:rPr>
+          <w:rFonts w:ascii="Consolas" w:eastAsia="Consolas" w:hAnsi="Consolas" w:cs="Consolas"/>
+          <w:color w:val="A31515"/>
+          <w:sz w:val="20"/>
+        </w:rPr>
+        <w:t>"</w:t>
+      </w:r>
+      <w:proofErr w:type="gramStart"/>
+      <w:r>
+        <w:rPr>
+          <w:rFonts w:ascii="Consolas" w:eastAsia="Consolas" w:hAnsi="Consolas" w:cs="Consolas"/>
+          <w:color w:val="A31515"/>
+          <w:sz w:val="20"/>
+        </w:rPr>
+        <w:t>"</w:t>
+      </w:r>
+      <w:r>
+        <w:rPr>
+          <w:rFonts w:ascii="Consolas" w:eastAsia="Consolas" w:hAnsi="Consolas" w:cs="Consolas"/>
+          <w:sz w:val="20"/>
+        </w:rPr>
+        <w:t xml:space="preserve">)   </w:t>
+      </w:r>
+      <w:proofErr w:type="gramEnd"/>
+      <w:r>
+        <w:rPr>
+          <w:rFonts w:ascii="Consolas" w:eastAsia="Consolas" w:hAnsi="Consolas" w:cs="Consolas"/>
+          <w:sz w:val="20"/>
+        </w:rPr>
+        <w:t xml:space="preserve">  </w:t>
+      </w:r>
+      <w:proofErr w:type="spellStart"/>
+      <w:r>
+        <w:rPr>
+          <w:rFonts w:ascii="Consolas" w:eastAsia="Consolas" w:hAnsi="Consolas" w:cs="Consolas"/>
+          <w:sz w:val="20"/>
+        </w:rPr>
+        <w:t>strCC</w:t>
+      </w:r>
+      <w:proofErr w:type="spellEnd"/>
+      <w:r>
+        <w:rPr>
+          <w:rFonts w:ascii="Consolas" w:eastAsia="Consolas" w:hAnsi="Consolas" w:cs="Consolas"/>
+          <w:sz w:val="20"/>
+        </w:rPr>
         <w:t xml:space="preserve"> = </w:t>
       </w:r>
       <w:proofErr w:type="spellStart"/>
+      <w:proofErr w:type="gramStart"/>
       <w:r>
         <w:rPr>
           <w:rFonts w:ascii="Consolas" w:eastAsia="Consolas" w:hAnsi="Consolas" w:cs="Consolas"/>
@@ -25515,6 +26890,7 @@
         <w:t>(</w:t>
       </w:r>
       <w:proofErr w:type="spellStart"/>
+      <w:proofErr w:type="gramEnd"/>
       <w:r>
         <w:rPr>
           <w:rFonts w:ascii="Consolas" w:eastAsia="Consolas" w:hAnsi="Consolas" w:cs="Consolas"/>
@@ -25536,63 +26912,98 @@
           <w:color w:val="A31515"/>
           <w:sz w:val="20"/>
         </w:rPr>
-        <w:t>"CC"</w:t>
-      </w:r>
-      <w:r>
-        <w:rPr>
-          <w:rFonts w:ascii="Consolas" w:eastAsia="Consolas" w:hAnsi="Consolas" w:cs="Consolas"/>
-          <w:sz w:val="20"/>
-        </w:rPr>
-        <w:t xml:space="preserve">)(1), </w:t>
-      </w:r>
-      <w:proofErr w:type="spellStart"/>
-      <w:r>
-        <w:rPr>
-          <w:rFonts w:ascii="Consolas" w:eastAsia="Consolas" w:hAnsi="Consolas" w:cs="Consolas"/>
-          <w:sz w:val="20"/>
-        </w:rPr>
-        <w:t>vbLf</w:t>
-      </w:r>
-      <w:proofErr w:type="spellEnd"/>
-      <w:r>
-        <w:rPr>
-          <w:rFonts w:ascii="Consolas" w:eastAsia="Consolas" w:hAnsi="Consolas" w:cs="Consolas"/>
-          <w:sz w:val="20"/>
-        </w:rPr>
-        <w:t xml:space="preserve">, </w:t>
-      </w:r>
+        <w:t>"CC</w:t>
+      </w:r>
+      <w:proofErr w:type="gramStart"/>
       <w:r>
         <w:rPr>
           <w:rFonts w:ascii="Consolas" w:eastAsia="Consolas" w:hAnsi="Consolas" w:cs="Consolas"/>
           <w:color w:val="A31515"/>
           <w:sz w:val="20"/>
         </w:rPr>
-        <w:t>""</w:t>
+        <w:t>"</w:t>
       </w:r>
       <w:r>
         <w:rPr>
           <w:rFonts w:ascii="Consolas" w:eastAsia="Consolas" w:hAnsi="Consolas" w:cs="Consolas"/>
           <w:sz w:val="20"/>
         </w:rPr>
-        <w:t xml:space="preserve">)     </w:t>
-      </w:r>
-      <w:proofErr w:type="spellStart"/>
+        <w:t>)(</w:t>
+      </w:r>
+      <w:proofErr w:type="gramEnd"/>
       <w:r>
         <w:rPr>
           <w:rFonts w:ascii="Consolas" w:eastAsia="Consolas" w:hAnsi="Consolas" w:cs="Consolas"/>
           <w:sz w:val="20"/>
         </w:rPr>
-        <w:t>strBCC</w:t>
-      </w:r>
-      <w:proofErr w:type="spellEnd"/>
+        <w:t xml:space="preserve">1), </w:t>
+      </w:r>
+      <w:proofErr w:type="spellStart"/>
       <w:r>
         <w:rPr>
           <w:rFonts w:ascii="Consolas" w:eastAsia="Consolas" w:hAnsi="Consolas" w:cs="Consolas"/>
           <w:sz w:val="20"/>
         </w:rPr>
+        <w:t>vbLf</w:t>
+      </w:r>
+      <w:proofErr w:type="spellEnd"/>
+      <w:r>
+        <w:rPr>
+          <w:rFonts w:ascii="Consolas" w:eastAsia="Consolas" w:hAnsi="Consolas" w:cs="Consolas"/>
+          <w:sz w:val="20"/>
+        </w:rPr>
+        <w:t xml:space="preserve">, </w:t>
+      </w:r>
+      <w:r>
+        <w:rPr>
+          <w:rFonts w:ascii="Consolas" w:eastAsia="Consolas" w:hAnsi="Consolas" w:cs="Consolas"/>
+          <w:color w:val="A31515"/>
+          <w:sz w:val="20"/>
+        </w:rPr>
+        <w:t>"</w:t>
+      </w:r>
+      <w:proofErr w:type="gramStart"/>
+      <w:r>
+        <w:rPr>
+          <w:rFonts w:ascii="Consolas" w:eastAsia="Consolas" w:hAnsi="Consolas" w:cs="Consolas"/>
+          <w:color w:val="A31515"/>
+          <w:sz w:val="20"/>
+        </w:rPr>
+        <w:t>"</w:t>
+      </w:r>
+      <w:r>
+        <w:rPr>
+          <w:rFonts w:ascii="Consolas" w:eastAsia="Consolas" w:hAnsi="Consolas" w:cs="Consolas"/>
+          <w:sz w:val="20"/>
+        </w:rPr>
+        <w:t xml:space="preserve">)   </w:t>
+      </w:r>
+      <w:proofErr w:type="gramEnd"/>
+      <w:r>
+        <w:rPr>
+          <w:rFonts w:ascii="Consolas" w:eastAsia="Consolas" w:hAnsi="Consolas" w:cs="Consolas"/>
+          <w:sz w:val="20"/>
+        </w:rPr>
+        <w:t xml:space="preserve">  </w:t>
+      </w:r>
+      <w:proofErr w:type="spellStart"/>
+      <w:r>
+        <w:rPr>
+          <w:rFonts w:ascii="Consolas" w:eastAsia="Consolas" w:hAnsi="Consolas" w:cs="Consolas"/>
+          <w:sz w:val="20"/>
+        </w:rPr>
+        <w:t>strBCC</w:t>
+      </w:r>
+      <w:proofErr w:type="spellEnd"/>
+      <w:r>
+        <w:rPr>
+          <w:rFonts w:ascii="Consolas" w:eastAsia="Consolas" w:hAnsi="Consolas" w:cs="Consolas"/>
+          <w:sz w:val="20"/>
+        </w:rPr>
         <w:t xml:space="preserve"> = </w:t>
       </w:r>
       <w:proofErr w:type="spellStart"/>
+      <w:proofErr w:type="gramStart"/>
       <w:r>
         <w:rPr>
           <w:rFonts w:ascii="Consolas" w:eastAsia="Consolas" w:hAnsi="Consolas" w:cs="Consolas"/>
@@ -25625,6 +27036,7 @@
         <w:t>(</w:t>
       </w:r>
       <w:proofErr w:type="spellStart"/>
+      <w:proofErr w:type="gramEnd"/>
       <w:r>
         <w:rPr>
           <w:rFonts w:ascii="Consolas" w:eastAsia="Consolas" w:hAnsi="Consolas" w:cs="Consolas"/>
@@ -25646,14 +27058,31 @@
           <w:color w:val="A31515"/>
           <w:sz w:val="20"/>
         </w:rPr>
-        <w:t>"BCC"</w:t>
+        <w:t>"BCC</w:t>
+      </w:r>
+      <w:proofErr w:type="gramStart"/>
+      <w:r>
+        <w:rPr>
+          <w:rFonts w:ascii="Consolas" w:eastAsia="Consolas" w:hAnsi="Consolas" w:cs="Consolas"/>
+          <w:color w:val="A31515"/>
+          <w:sz w:val="20"/>
+        </w:rPr>
+        <w:t>"</w:t>
       </w:r>
       <w:r>
         <w:rPr>
           <w:rFonts w:ascii="Consolas" w:eastAsia="Consolas" w:hAnsi="Consolas" w:cs="Consolas"/>
           <w:sz w:val="20"/>
         </w:rPr>
-        <w:t xml:space="preserve">)(1), </w:t>
+        <w:t>)(</w:t>
+      </w:r>
+      <w:proofErr w:type="gramEnd"/>
+      <w:r>
+        <w:rPr>
+          <w:rFonts w:ascii="Consolas" w:eastAsia="Consolas" w:hAnsi="Consolas" w:cs="Consolas"/>
+          <w:sz w:val="20"/>
+        </w:rPr>
+        <w:t xml:space="preserve">1), </w:t>
       </w:r>
       <w:proofErr w:type="spellStart"/>
       <w:r>
@@ -25719,7 +27148,7 @@
         <w:pStyle w:val="Nadpis3"/>
         <w:ind w:left="-5"/>
       </w:pPr>
-      <w:bookmarkStart w:id="8" w:name="_Toc213609428"/>
+      <w:bookmarkStart w:id="15" w:name="_Toc225844751"/>
       <w:r>
         <w:t>1.5</w:t>
       </w:r>
@@ -25732,7 +27161,7 @@
       <w:r>
         <w:t>Citace</w:t>
       </w:r>
-      <w:bookmarkEnd w:id="8"/>
+      <w:bookmarkEnd w:id="15"/>
       <w:r>
         <w:t xml:space="preserve"> </w:t>
       </w:r>
@@ -25756,7 +27185,7 @@
         <w:spacing w:after="254"/>
         <w:ind w:left="-5"/>
       </w:pPr>
-      <w:bookmarkStart w:id="9" w:name="_Toc213609429"/>
+      <w:bookmarkStart w:id="16" w:name="_Toc225844752"/>
       <w:r>
         <w:t>1.6</w:t>
       </w:r>
@@ -25769,7 +27198,7 @@
       <w:r>
         <w:t>Rovnice</w:t>
       </w:r>
-      <w:bookmarkEnd w:id="9"/>
+      <w:bookmarkEnd w:id="16"/>
       <w:r>
         <w:t xml:space="preserve"> </w:t>
       </w:r>
@@ -25827,17 +27256,17 @@
       <w:pPr>
         <w:pStyle w:val="Nadpis3"/>
       </w:pPr>
-      <w:bookmarkStart w:id="10" w:name="_Toc213609430"/>
+      <w:bookmarkStart w:id="17" w:name="_Toc225844753"/>
       <w:r>
         <w:t>1.7 Pokus</w:t>
       </w:r>
-      <w:bookmarkEnd w:id="10"/>
+      <w:bookmarkEnd w:id="17"/>
     </w:p>
     <w:p>
       <w:pPr>
         <w:pStyle w:val="Nadpis3"/>
       </w:pPr>
-      <w:bookmarkStart w:id="11" w:name="_Toc213609431"/>
+      <w:bookmarkStart w:id="18" w:name="_Toc225844754"/>
       <w:r>
         <w:t xml:space="preserve">1.8 </w:t>
       </w:r>
@@ -25845,7 +27274,7 @@
       <w:r>
         <w:t>Nevim</w:t>
       </w:r>
-      <w:bookmarkEnd w:id="11"/>
+      <w:bookmarkEnd w:id="18"/>
       <w:proofErr w:type="spellEnd"/>
     </w:p>
     <w:p/>
@@ -25875,11 +27304,11 @@
         <w:pStyle w:val="Nadpis1"/>
         <w:ind w:left="-5"/>
       </w:pPr>
-      <w:bookmarkStart w:id="12" w:name="_Toc213609432"/>
+      <w:bookmarkStart w:id="19" w:name="_Toc225844755"/>
       <w:r>
         <w:t>Praktická část</w:t>
       </w:r>
-      <w:bookmarkEnd w:id="12"/>
+      <w:bookmarkEnd w:id="19"/>
       <w:r>
         <w:t xml:space="preserve"> </w:t>
       </w:r>
@@ -25925,12 +27354,12 @@
         <w:pStyle w:val="Nadpis1"/>
         <w:ind w:left="-5"/>
       </w:pPr>
-      <w:bookmarkStart w:id="13" w:name="_Toc213609433"/>
+      <w:bookmarkStart w:id="20" w:name="_Toc225844756"/>
       <w:r>
         <w:lastRenderedPageBreak/>
         <w:t>Závěr</w:t>
       </w:r>
-      <w:bookmarkEnd w:id="13"/>
+      <w:bookmarkEnd w:id="20"/>
       <w:r>
         <w:t xml:space="preserve"> </w:t>
       </w:r>
@@ -25976,12 +27405,12 @@
         <w:pStyle w:val="Nadpis1"/>
         <w:ind w:left="-5"/>
       </w:pPr>
-      <w:bookmarkStart w:id="14" w:name="_Toc213609434"/>
+      <w:bookmarkStart w:id="21" w:name="_Toc225844757"/>
       <w:r>
         <w:lastRenderedPageBreak/>
         <w:t>Použitá literatura</w:t>
       </w:r>
-      <w:bookmarkEnd w:id="14"/>
+      <w:bookmarkEnd w:id="21"/>
       <w:r>
         <w:t xml:space="preserve"> </w:t>
       </w:r>
@@ -26047,12 +27476,12 @@
         <w:spacing w:after="321"/>
         <w:ind w:left="-5"/>
       </w:pPr>
-      <w:bookmarkStart w:id="15" w:name="_Toc213609435"/>
+      <w:bookmarkStart w:id="22" w:name="_Toc225844758"/>
       <w:r>
         <w:lastRenderedPageBreak/>
         <w:t>Přílohy</w:t>
       </w:r>
-      <w:bookmarkEnd w:id="15"/>
+      <w:bookmarkEnd w:id="22"/>
       <w:r>
         <w:rPr>
           <w:b w:val="0"/>
@@ -26066,7 +27495,7 @@
         <w:spacing w:after="281"/>
         <w:ind w:left="-5"/>
       </w:pPr>
-      <w:bookmarkStart w:id="16" w:name="_Toc213609436"/>
+      <w:bookmarkStart w:id="23" w:name="_Toc225844759"/>
       <w:r>
         <w:t>A</w:t>
       </w:r>
@@ -26079,7 +27508,7 @@
       <w:r>
         <w:t>Příloha</w:t>
       </w:r>
-      <w:bookmarkEnd w:id="16"/>
+      <w:bookmarkEnd w:id="23"/>
       <w:r>
         <w:t xml:space="preserve"> </w:t>
       </w:r>
@@ -26102,9 +27531,9 @@
       </w:r>
     </w:p>
     <w:sectPr>
-      <w:footerReference w:type="even" r:id="rId11"/>
-      <w:footerReference w:type="default" r:id="rId12"/>
-      <w:footerReference w:type="first" r:id="rId13"/>
+      <w:footerReference w:type="even" r:id="rId14"/>
+      <w:footerReference w:type="default" r:id="rId15"/>
+      <w:footerReference w:type="first" r:id="rId16"/>
       <w:pgSz w:w="11906" w:h="16838"/>
       <w:pgMar w:top="1318" w:right="1436" w:bottom="1446" w:left="1419" w:header="708" w:footer="976" w:gutter="0"/>
       <w:cols w:space="708"/>
@@ -26423,6 +27852,304 @@
     </w:lvl>
   </w:abstractNum>
   <w:abstractNum w:abstractNumId="1" w15:restartNumberingAfterBreak="0">
+    <w:nsid w:val="08B9549C"/>
+    <w:multiLevelType w:val="multilevel"/>
+    <w:tmpl w:val="4418AFFC"/>
+    <w:lvl w:ilvl="0">
+      <w:start w:val="1"/>
+      <w:numFmt w:val="bullet"/>
+      <w:lvlText w:val=""/>
+      <w:lvlJc w:val="left"/>
+      <w:pPr>
+        <w:tabs>
+          <w:tab w:val="num" w:pos="720"/>
+        </w:tabs>
+        <w:ind w:left="720" w:hanging="360"/>
+      </w:pPr>
+      <w:rPr>
+        <w:rFonts w:ascii="Symbol" w:hAnsi="Symbol" w:hint="default"/>
+        <w:sz w:val="20"/>
+      </w:rPr>
+    </w:lvl>
+    <w:lvl w:ilvl="1" w:tentative="1">
+      <w:start w:val="1"/>
+      <w:numFmt w:val="bullet"/>
+      <w:lvlText w:val="o"/>
+      <w:lvlJc w:val="left"/>
+      <w:pPr>
+        <w:tabs>
+          <w:tab w:val="num" w:pos="1440"/>
+        </w:tabs>
+        <w:ind w:left="1440" w:hanging="360"/>
+      </w:pPr>
+      <w:rPr>
+        <w:rFonts w:ascii="Courier New" w:hAnsi="Courier New" w:hint="default"/>
+        <w:sz w:val="20"/>
+      </w:rPr>
+    </w:lvl>
+    <w:lvl w:ilvl="2" w:tentative="1">
+      <w:start w:val="1"/>
+      <w:numFmt w:val="bullet"/>
+      <w:lvlText w:val=""/>
+      <w:lvlJc w:val="left"/>
+      <w:pPr>
+        <w:tabs>
+          <w:tab w:val="num" w:pos="2160"/>
+        </w:tabs>
+        <w:ind w:left="2160" w:hanging="360"/>
+      </w:pPr>
+      <w:rPr>
+        <w:rFonts w:ascii="Wingdings" w:hAnsi="Wingdings" w:hint="default"/>
+        <w:sz w:val="20"/>
+      </w:rPr>
+    </w:lvl>
+    <w:lvl w:ilvl="3" w:tentative="1">
+      <w:start w:val="1"/>
+      <w:numFmt w:val="bullet"/>
+      <w:lvlText w:val=""/>
+      <w:lvlJc w:val="left"/>
+      <w:pPr>
+        <w:tabs>
+          <w:tab w:val="num" w:pos="2880"/>
+        </w:tabs>
+        <w:ind w:left="2880" w:hanging="360"/>
+      </w:pPr>
+      <w:rPr>
+        <w:rFonts w:ascii="Wingdings" w:hAnsi="Wingdings" w:hint="default"/>
+        <w:sz w:val="20"/>
+      </w:rPr>
+    </w:lvl>
+    <w:lvl w:ilvl="4" w:tentative="1">
+      <w:start w:val="1"/>
+      <w:numFmt w:val="bullet"/>
+      <w:lvlText w:val=""/>
+      <w:lvlJc w:val="left"/>
+      <w:pPr>
+        <w:tabs>
+          <w:tab w:val="num" w:pos="3600"/>
+        </w:tabs>
+        <w:ind w:left="3600" w:hanging="360"/>
+      </w:pPr>
+      <w:rPr>
+        <w:rFonts w:ascii="Wingdings" w:hAnsi="Wingdings" w:hint="default"/>
+        <w:sz w:val="20"/>
+      </w:rPr>
+    </w:lvl>
+    <w:lvl w:ilvl="5" w:tentative="1">
+      <w:start w:val="1"/>
+      <w:numFmt w:val="bullet"/>
+      <w:lvlText w:val=""/>
+      <w:lvlJc w:val="left"/>
+      <w:pPr>
+        <w:tabs>
+          <w:tab w:val="num" w:pos="4320"/>
+        </w:tabs>
+        <w:ind w:left="4320" w:hanging="360"/>
+      </w:pPr>
+      <w:rPr>
+        <w:rFonts w:ascii="Wingdings" w:hAnsi="Wingdings" w:hint="default"/>
+        <w:sz w:val="20"/>
+      </w:rPr>
+    </w:lvl>
+    <w:lvl w:ilvl="6" w:tentative="1">
+      <w:start w:val="1"/>
+      <w:numFmt w:val="bullet"/>
+      <w:lvlText w:val=""/>
+      <w:lvlJc w:val="left"/>
+      <w:pPr>
+        <w:tabs>
+          <w:tab w:val="num" w:pos="5040"/>
+        </w:tabs>
+        <w:ind w:left="5040" w:hanging="360"/>
+      </w:pPr>
+      <w:rPr>
+        <w:rFonts w:ascii="Wingdings" w:hAnsi="Wingdings" w:hint="default"/>
+        <w:sz w:val="20"/>
+      </w:rPr>
+    </w:lvl>
+    <w:lvl w:ilvl="7" w:tentative="1">
+      <w:start w:val="1"/>
+      <w:numFmt w:val="bullet"/>
+      <w:lvlText w:val=""/>
+      <w:lvlJc w:val="left"/>
+      <w:pPr>
+        <w:tabs>
+          <w:tab w:val="num" w:pos="5760"/>
+        </w:tabs>
+        <w:ind w:left="5760" w:hanging="360"/>
+      </w:pPr>
+      <w:rPr>
+        <w:rFonts w:ascii="Wingdings" w:hAnsi="Wingdings" w:hint="default"/>
+        <w:sz w:val="20"/>
+      </w:rPr>
+    </w:lvl>
+    <w:lvl w:ilvl="8" w:tentative="1">
+      <w:start w:val="1"/>
+      <w:numFmt w:val="bullet"/>
+      <w:lvlText w:val=""/>
+      <w:lvlJc w:val="left"/>
+      <w:pPr>
+        <w:tabs>
+          <w:tab w:val="num" w:pos="6480"/>
+        </w:tabs>
+        <w:ind w:left="6480" w:hanging="360"/>
+      </w:pPr>
+      <w:rPr>
+        <w:rFonts w:ascii="Wingdings" w:hAnsi="Wingdings" w:hint="default"/>
+        <w:sz w:val="20"/>
+      </w:rPr>
+    </w:lvl>
+  </w:abstractNum>
+  <w:abstractNum w:abstractNumId="2" w15:restartNumberingAfterBreak="0">
+    <w:nsid w:val="132B1D72"/>
+    <w:multiLevelType w:val="multilevel"/>
+    <w:tmpl w:val="A8FC7306"/>
+    <w:lvl w:ilvl="0">
+      <w:start w:val="1"/>
+      <w:numFmt w:val="bullet"/>
+      <w:lvlText w:val=""/>
+      <w:lvlJc w:val="left"/>
+      <w:pPr>
+        <w:tabs>
+          <w:tab w:val="num" w:pos="720"/>
+        </w:tabs>
+        <w:ind w:left="720" w:hanging="360"/>
+      </w:pPr>
+      <w:rPr>
+        <w:rFonts w:ascii="Symbol" w:hAnsi="Symbol" w:hint="default"/>
+        <w:sz w:val="20"/>
+      </w:rPr>
+    </w:lvl>
+    <w:lvl w:ilvl="1" w:tentative="1">
+      <w:start w:val="1"/>
+      <w:numFmt w:val="bullet"/>
+      <w:lvlText w:val="o"/>
+      <w:lvlJc w:val="left"/>
+      <w:pPr>
+        <w:tabs>
+          <w:tab w:val="num" w:pos="1440"/>
+        </w:tabs>
+        <w:ind w:left="1440" w:hanging="360"/>
+      </w:pPr>
+      <w:rPr>
+        <w:rFonts w:ascii="Courier New" w:hAnsi="Courier New" w:hint="default"/>
+        <w:sz w:val="20"/>
+      </w:rPr>
+    </w:lvl>
+    <w:lvl w:ilvl="2" w:tentative="1">
+      <w:start w:val="1"/>
+      <w:numFmt w:val="bullet"/>
+      <w:lvlText w:val=""/>
+      <w:lvlJc w:val="left"/>
+      <w:pPr>
+        <w:tabs>
+          <w:tab w:val="num" w:pos="2160"/>
+        </w:tabs>
+        <w:ind w:left="2160" w:hanging="360"/>
+      </w:pPr>
+      <w:rPr>
+        <w:rFonts w:ascii="Wingdings" w:hAnsi="Wingdings" w:hint="default"/>
+        <w:sz w:val="20"/>
+      </w:rPr>
+    </w:lvl>
+    <w:lvl w:ilvl="3" w:tentative="1">
+      <w:start w:val="1"/>
+      <w:numFmt w:val="bullet"/>
+      <w:lvlText w:val=""/>
+      <w:lvlJc w:val="left"/>
+      <w:pPr>
+        <w:tabs>
+          <w:tab w:val="num" w:pos="2880"/>
+        </w:tabs>
+        <w:ind w:left="2880" w:hanging="360"/>
+      </w:pPr>
+      <w:rPr>
+        <w:rFonts w:ascii="Wingdings" w:hAnsi="Wingdings" w:hint="default"/>
+        <w:sz w:val="20"/>
+      </w:rPr>
+    </w:lvl>
+    <w:lvl w:ilvl="4" w:tentative="1">
+      <w:start w:val="1"/>
+      <w:numFmt w:val="bullet"/>
+      <w:lvlText w:val=""/>
+      <w:lvlJc w:val="left"/>
+      <w:pPr>
+        <w:tabs>
+          <w:tab w:val="num" w:pos="3600"/>
+        </w:tabs>
+        <w:ind w:left="3600" w:hanging="360"/>
+      </w:pPr>
+      <w:rPr>
+        <w:rFonts w:ascii="Wingdings" w:hAnsi="Wingdings" w:hint="default"/>
+        <w:sz w:val="20"/>
+      </w:rPr>
+    </w:lvl>
+    <w:lvl w:ilvl="5" w:tentative="1">
+      <w:start w:val="1"/>
+      <w:numFmt w:val="bullet"/>
+      <w:lvlText w:val=""/>
+      <w:lvlJc w:val="left"/>
+      <w:pPr>
+        <w:tabs>
+          <w:tab w:val="num" w:pos="4320"/>
+        </w:tabs>
+        <w:ind w:left="4320" w:hanging="360"/>
+      </w:pPr>
+      <w:rPr>
+        <w:rFonts w:ascii="Wingdings" w:hAnsi="Wingdings" w:hint="default"/>
+        <w:sz w:val="20"/>
+      </w:rPr>
+    </w:lvl>
+    <w:lvl w:ilvl="6" w:tentative="1">
+      <w:start w:val="1"/>
+      <w:numFmt w:val="bullet"/>
+      <w:lvlText w:val=""/>
+      <w:lvlJc w:val="left"/>
+      <w:pPr>
+        <w:tabs>
+          <w:tab w:val="num" w:pos="5040"/>
+        </w:tabs>
+        <w:ind w:left="5040" w:hanging="360"/>
+      </w:pPr>
+      <w:rPr>
+        <w:rFonts w:ascii="Wingdings" w:hAnsi="Wingdings" w:hint="default"/>
+        <w:sz w:val="20"/>
+      </w:rPr>
+    </w:lvl>
+    <w:lvl w:ilvl="7" w:tentative="1">
+      <w:start w:val="1"/>
+      <w:numFmt w:val="bullet"/>
+      <w:lvlText w:val=""/>
+      <w:lvlJc w:val="left"/>
+      <w:pPr>
+        <w:tabs>
+          <w:tab w:val="num" w:pos="5760"/>
+        </w:tabs>
+        <w:ind w:left="5760" w:hanging="360"/>
+      </w:pPr>
+      <w:rPr>
+        <w:rFonts w:ascii="Wingdings" w:hAnsi="Wingdings" w:hint="default"/>
+        <w:sz w:val="20"/>
+      </w:rPr>
+    </w:lvl>
+    <w:lvl w:ilvl="8" w:tentative="1">
+      <w:start w:val="1"/>
+      <w:numFmt w:val="bullet"/>
+      <w:lvlText w:val=""/>
+      <w:lvlJc w:val="left"/>
+      <w:pPr>
+        <w:tabs>
+          <w:tab w:val="num" w:pos="6480"/>
+        </w:tabs>
+        <w:ind w:left="6480" w:hanging="360"/>
+      </w:pPr>
+      <w:rPr>
+        <w:rFonts w:ascii="Wingdings" w:hAnsi="Wingdings" w:hint="default"/>
+        <w:sz w:val="20"/>
+      </w:rPr>
+    </w:lvl>
+  </w:abstractNum>
+  <w:abstractNum w:abstractNumId="3" w15:restartNumberingAfterBreak="0">
     <w:nsid w:val="18716840"/>
     <w:multiLevelType w:val="hybridMultilevel"/>
     <w:tmpl w:val="769CDDB6"/>
@@ -26508,7 +28235,7 @@
       </w:pPr>
     </w:lvl>
   </w:abstractNum>
-  <w:abstractNum w:abstractNumId="2" w15:restartNumberingAfterBreak="0">
+  <w:abstractNum w:abstractNumId="4" w15:restartNumberingAfterBreak="0">
     <w:nsid w:val="5C917E2F"/>
     <w:multiLevelType w:val="multilevel"/>
     <w:tmpl w:val="67B4C33E"/>
@@ -26657,7 +28384,7 @@
       </w:rPr>
     </w:lvl>
   </w:abstractNum>
-  <w:abstractNum w:abstractNumId="3" w15:restartNumberingAfterBreak="0">
+  <w:abstractNum w:abstractNumId="5" w15:restartNumberingAfterBreak="0">
     <w:nsid w:val="62B17071"/>
     <w:multiLevelType w:val="hybridMultilevel"/>
     <w:tmpl w:val="D09C9C46"/>
@@ -26743,17 +28470,264 @@
       </w:pPr>
     </w:lvl>
   </w:abstractNum>
+  <w:abstractNum w:abstractNumId="6" w15:restartNumberingAfterBreak="0">
+    <w:nsid w:val="67BC6177"/>
+    <w:multiLevelType w:val="multilevel"/>
+    <w:tmpl w:val="AC98E4DC"/>
+    <w:lvl w:ilvl="0">
+      <w:start w:val="1"/>
+      <w:numFmt w:val="bullet"/>
+      <w:lvlText w:val=""/>
+      <w:lvlJc w:val="left"/>
+      <w:pPr>
+        <w:tabs>
+          <w:tab w:val="num" w:pos="720"/>
+        </w:tabs>
+        <w:ind w:left="720" w:hanging="360"/>
+      </w:pPr>
+      <w:rPr>
+        <w:rFonts w:ascii="Symbol" w:hAnsi="Symbol" w:hint="default"/>
+        <w:sz w:val="20"/>
+      </w:rPr>
+    </w:lvl>
+    <w:lvl w:ilvl="1" w:tentative="1">
+      <w:start w:val="1"/>
+      <w:numFmt w:val="bullet"/>
+      <w:lvlText w:val="o"/>
+      <w:lvlJc w:val="left"/>
+      <w:pPr>
+        <w:tabs>
+          <w:tab w:val="num" w:pos="1440"/>
+        </w:tabs>
+        <w:ind w:left="1440" w:hanging="360"/>
+      </w:pPr>
+      <w:rPr>
+        <w:rFonts w:ascii="Courier New" w:hAnsi="Courier New" w:hint="default"/>
+        <w:sz w:val="20"/>
+      </w:rPr>
+    </w:lvl>
+    <w:lvl w:ilvl="2" w:tentative="1">
+      <w:start w:val="1"/>
+      <w:numFmt w:val="bullet"/>
+      <w:lvlText w:val=""/>
+      <w:lvlJc w:val="left"/>
+      <w:pPr>
+        <w:tabs>
+          <w:tab w:val="num" w:pos="2160"/>
+        </w:tabs>
+        <w:ind w:left="2160" w:hanging="360"/>
+      </w:pPr>
+      <w:rPr>
+        <w:rFonts w:ascii="Wingdings" w:hAnsi="Wingdings" w:hint="default"/>
+        <w:sz w:val="20"/>
+      </w:rPr>
+    </w:lvl>
+    <w:lvl w:ilvl="3" w:tentative="1">
+      <w:start w:val="1"/>
+      <w:numFmt w:val="bullet"/>
+      <w:lvlText w:val=""/>
+      <w:lvlJc w:val="left"/>
+      <w:pPr>
+        <w:tabs>
+          <w:tab w:val="num" w:pos="2880"/>
+        </w:tabs>
+        <w:ind w:left="2880" w:hanging="360"/>
+      </w:pPr>
+      <w:rPr>
+        <w:rFonts w:ascii="Wingdings" w:hAnsi="Wingdings" w:hint="default"/>
+        <w:sz w:val="20"/>
+      </w:rPr>
+    </w:lvl>
+    <w:lvl w:ilvl="4" w:tentative="1">
+      <w:start w:val="1"/>
+      <w:numFmt w:val="bullet"/>
+      <w:lvlText w:val=""/>
+      <w:lvlJc w:val="left"/>
+      <w:pPr>
+        <w:tabs>
+          <w:tab w:val="num" w:pos="3600"/>
+        </w:tabs>
+        <w:ind w:left="3600" w:hanging="360"/>
+      </w:pPr>
+      <w:rPr>
+        <w:rFonts w:ascii="Wingdings" w:hAnsi="Wingdings" w:hint="default"/>
+        <w:sz w:val="20"/>
+      </w:rPr>
+    </w:lvl>
+    <w:lvl w:ilvl="5" w:tentative="1">
+      <w:start w:val="1"/>
+      <w:numFmt w:val="bullet"/>
+      <w:lvlText w:val=""/>
+      <w:lvlJc w:val="left"/>
+      <w:pPr>
+        <w:tabs>
+          <w:tab w:val="num" w:pos="4320"/>
+        </w:tabs>
+        <w:ind w:left="4320" w:hanging="360"/>
+      </w:pPr>
+      <w:rPr>
+        <w:rFonts w:ascii="Wingdings" w:hAnsi="Wingdings" w:hint="default"/>
+        <w:sz w:val="20"/>
+      </w:rPr>
+    </w:lvl>
+    <w:lvl w:ilvl="6" w:tentative="1">
+      <w:start w:val="1"/>
+      <w:numFmt w:val="bullet"/>
+      <w:lvlText w:val=""/>
+      <w:lvlJc w:val="left"/>
+      <w:pPr>
+        <w:tabs>
+          <w:tab w:val="num" w:pos="5040"/>
+        </w:tabs>
+        <w:ind w:left="5040" w:hanging="360"/>
+      </w:pPr>
+      <w:rPr>
+        <w:rFonts w:ascii="Wingdings" w:hAnsi="Wingdings" w:hint="default"/>
+        <w:sz w:val="20"/>
+      </w:rPr>
+    </w:lvl>
+    <w:lvl w:ilvl="7" w:tentative="1">
+      <w:start w:val="1"/>
+      <w:numFmt w:val="bullet"/>
+      <w:lvlText w:val=""/>
+      <w:lvlJc w:val="left"/>
+      <w:pPr>
+        <w:tabs>
+          <w:tab w:val="num" w:pos="5760"/>
+        </w:tabs>
+        <w:ind w:left="5760" w:hanging="360"/>
+      </w:pPr>
+      <w:rPr>
+        <w:rFonts w:ascii="Wingdings" w:hAnsi="Wingdings" w:hint="default"/>
+        <w:sz w:val="20"/>
+      </w:rPr>
+    </w:lvl>
+    <w:lvl w:ilvl="8" w:tentative="1">
+      <w:start w:val="1"/>
+      <w:numFmt w:val="bullet"/>
+      <w:lvlText w:val=""/>
+      <w:lvlJc w:val="left"/>
+      <w:pPr>
+        <w:tabs>
+          <w:tab w:val="num" w:pos="6480"/>
+        </w:tabs>
+        <w:ind w:left="6480" w:hanging="360"/>
+      </w:pPr>
+      <w:rPr>
+        <w:rFonts w:ascii="Wingdings" w:hAnsi="Wingdings" w:hint="default"/>
+        <w:sz w:val="20"/>
+      </w:rPr>
+    </w:lvl>
+  </w:abstractNum>
+  <w:abstractNum w:abstractNumId="7" w15:restartNumberingAfterBreak="0">
+    <w:nsid w:val="7CF218A0"/>
+    <w:multiLevelType w:val="multilevel"/>
+    <w:tmpl w:val="0405001F"/>
+    <w:lvl w:ilvl="0">
+      <w:start w:val="1"/>
+      <w:numFmt w:val="decimal"/>
+      <w:lvlText w:val="%1."/>
+      <w:lvlJc w:val="left"/>
+      <w:pPr>
+        <w:ind w:left="360" w:hanging="360"/>
+      </w:pPr>
+    </w:lvl>
+    <w:lvl w:ilvl="1">
+      <w:start w:val="1"/>
+      <w:numFmt w:val="decimal"/>
+      <w:lvlText w:val="%1.%2."/>
+      <w:lvlJc w:val="left"/>
+      <w:pPr>
+        <w:ind w:left="792" w:hanging="432"/>
+      </w:pPr>
+    </w:lvl>
+    <w:lvl w:ilvl="2">
+      <w:start w:val="1"/>
+      <w:numFmt w:val="decimal"/>
+      <w:lvlText w:val="%1.%2.%3."/>
+      <w:lvlJc w:val="left"/>
+      <w:pPr>
+        <w:ind w:left="1224" w:hanging="504"/>
+      </w:pPr>
+    </w:lvl>
+    <w:lvl w:ilvl="3">
+      <w:start w:val="1"/>
+      <w:numFmt w:val="decimal"/>
+      <w:lvlText w:val="%1.%2.%3.%4."/>
+      <w:lvlJc w:val="left"/>
+      <w:pPr>
+        <w:ind w:left="1728" w:hanging="648"/>
+      </w:pPr>
+    </w:lvl>
+    <w:lvl w:ilvl="4">
+      <w:start w:val="1"/>
+      <w:numFmt w:val="decimal"/>
+      <w:lvlText w:val="%1.%2.%3.%4.%5."/>
+      <w:lvlJc w:val="left"/>
+      <w:pPr>
+        <w:ind w:left="2232" w:hanging="792"/>
+      </w:pPr>
+    </w:lvl>
+    <w:lvl w:ilvl="5">
+      <w:start w:val="1"/>
+      <w:numFmt w:val="decimal"/>
+      <w:lvlText w:val="%1.%2.%3.%4.%5.%6."/>
+      <w:lvlJc w:val="left"/>
+      <w:pPr>
+        <w:ind w:left="2736" w:hanging="936"/>
+      </w:pPr>
+    </w:lvl>
+    <w:lvl w:ilvl="6">
+      <w:start w:val="1"/>
+      <w:numFmt w:val="decimal"/>
+      <w:lvlText w:val="%1.%2.%3.%4.%5.%6.%7."/>
+      <w:lvlJc w:val="left"/>
+      <w:pPr>
+        <w:ind w:left="3240" w:hanging="1080"/>
+      </w:pPr>
+    </w:lvl>
+    <w:lvl w:ilvl="7">
+      <w:start w:val="1"/>
+      <w:numFmt w:val="decimal"/>
+      <w:lvlText w:val="%1.%2.%3.%4.%5.%6.%7.%8."/>
+      <w:lvlJc w:val="left"/>
+      <w:pPr>
+        <w:ind w:left="3744" w:hanging="1224"/>
+      </w:pPr>
+    </w:lvl>
+    <w:lvl w:ilvl="8">
+      <w:start w:val="1"/>
+      <w:numFmt w:val="decimal"/>
+      <w:lvlText w:val="%1.%2.%3.%4.%5.%6.%7.%8.%9."/>
+      <w:lvlJc w:val="left"/>
+      <w:pPr>
+        <w:ind w:left="4320" w:hanging="1440"/>
+      </w:pPr>
+    </w:lvl>
+  </w:abstractNum>
   <w:num w:numId="1" w16cid:durableId="1681274857">
-    <w:abstractNumId w:val="2"/>
+    <w:abstractNumId w:val="4"/>
   </w:num>
   <w:num w:numId="2" w16cid:durableId="1183014231">
-    <w:abstractNumId w:val="1"/>
+    <w:abstractNumId w:val="3"/>
   </w:num>
   <w:num w:numId="3" w16cid:durableId="1240168975">
     <w:abstractNumId w:val="0"/>
   </w:num>
   <w:num w:numId="4" w16cid:durableId="78216933">
-    <w:abstractNumId w:val="3"/>
+    <w:abstractNumId w:val="5"/>
+  </w:num>
+  <w:num w:numId="5" w16cid:durableId="519584491">
+    <w:abstractNumId w:val="7"/>
+  </w:num>
+  <w:num w:numId="6" w16cid:durableId="338779831">
+    <w:abstractNumId w:val="2"/>
+  </w:num>
+  <w:num w:numId="7" w16cid:durableId="655885099">
+    <w:abstractNumId w:val="6"/>
+  </w:num>
+  <w:num w:numId="8" w16cid:durableId="1679192449">
+    <w:abstractNumId w:val="1"/>
   </w:num>
 </w:numbering>
 </file>
@@ -27425,6 +29399,36 @@
       <w:contextualSpacing/>
     </w:pPr>
   </w:style>
+  <w:style w:type="paragraph" w:styleId="Titulek">
+    <w:name w:val="caption"/>
+    <w:basedOn w:val="Normln"/>
+    <w:next w:val="Normln"/>
+    <w:uiPriority w:val="35"/>
+    <w:unhideWhenUsed/>
+    <w:qFormat/>
+    <w:rsid w:val="005D1E37"/>
+    <w:pPr>
+      <w:spacing w:after="200" w:line="240" w:lineRule="auto"/>
+    </w:pPr>
+    <w:rPr>
+      <w:i/>
+      <w:iCs/>
+      <w:color w:val="0E2841" w:themeColor="text2"/>
+      <w:sz w:val="18"/>
+      <w:szCs w:val="18"/>
+    </w:rPr>
+  </w:style>
+  <w:style w:type="paragraph" w:styleId="Seznamobrzk">
+    <w:name w:val="table of figures"/>
+    <w:basedOn w:val="Normln"/>
+    <w:next w:val="Normln"/>
+    <w:uiPriority w:val="99"/>
+    <w:unhideWhenUsed/>
+    <w:rsid w:val="00BA7BCB"/>
+    <w:pPr>
+      <w:spacing w:after="0"/>
+    </w:pPr>
+  </w:style>
 </w:styles>
 </file>
 
@@ -27741,4 +29745,16 @@
     </a:ext>
   </a:extLst>
 </a:theme>
+</file>
+
+<file path=customXml/item1.xml><?xml version="1.0" encoding="utf-8"?>
+<b:Sources xmlns:b="http://schemas.openxmlformats.org/officeDocument/2006/bibliography" xmlns="http://schemas.openxmlformats.org/officeDocument/2006/bibliography" SelectedStyle="\APASixthEditionOfficeOnline.xsl" StyleName="APA" Version="6"/>
+</file>
+
+<file path=customXml/itemProps1.xml><?xml version="1.0" encoding="utf-8"?>
+<ds:datastoreItem xmlns:ds="http://schemas.openxmlformats.org/officeDocument/2006/customXml" ds:itemID="{B740CD2C-0986-48C6-9144-5BBE57BBCB88}">
+  <ds:schemaRefs>
+    <ds:schemaRef ds:uri="http://schemas.openxmlformats.org/officeDocument/2006/bibliography"/>
+  </ds:schemaRefs>
+</ds:datastoreItem>
 </file>
--- a/dokumentace/BP_Tehnik_HomeOS.docx
+++ b/dokumentace/BP_Tehnik_HomeOS.docx
@@ -16472,10 +16472,25 @@
     </w:p>
     <w:p>
       <w:pPr>
+        <w:pStyle w:val="Nadpis2"/>
         <w:rPr>
           <w:lang w:eastAsia="en-GB"/>
         </w:rPr>
       </w:pPr>
+      <w:r>
+        <w:rPr>
+          <w:lang w:eastAsia="en-GB"/>
+        </w:rPr>
+        <w:t xml:space="preserve">1.3 </w:t>
+      </w:r>
+      <w:proofErr w:type="spellStart"/>
+      <w:r>
+        <w:rPr>
+          <w:lang w:eastAsia="en-GB"/>
+        </w:rPr>
+        <w:t>Raspberry</w:t>
+      </w:r>
+      <w:proofErr w:type="spellEnd"/>
     </w:p>
     <w:p>
       <w:pPr>
@@ -16483,27 +16498,159 @@
           <w:lang w:eastAsia="en-GB"/>
         </w:rPr>
       </w:pPr>
-    </w:p>
-    <w:p>
-      <w:pPr>
-        <w:rPr>
+      <w:proofErr w:type="spellStart"/>
+      <w:r>
+        <w:rPr>
+          <w:b/>
+          <w:bCs/>
           <w:lang w:eastAsia="en-GB"/>
         </w:rPr>
-      </w:pPr>
-    </w:p>
-    <w:p>
-      <w:pPr>
-        <w:rPr>
+        <w:t>Raspberry</w:t>
+      </w:r>
+      <w:proofErr w:type="spellEnd"/>
+      <w:r>
+        <w:rPr>
+          <w:b/>
+          <w:bCs/>
           <w:lang w:eastAsia="en-GB"/>
         </w:rPr>
-      </w:pPr>
-    </w:p>
-    <w:p>
-      <w:pPr>
-        <w:rPr>
+        <w:t xml:space="preserve"> </w:t>
+      </w:r>
+      <w:proofErr w:type="spellStart"/>
+      <w:r>
+        <w:rPr>
+          <w:b/>
+          <w:bCs/>
           <w:lang w:eastAsia="en-GB"/>
         </w:rPr>
-      </w:pPr>
+        <w:t>Pi</w:t>
+      </w:r>
+      <w:proofErr w:type="spellEnd"/>
+      <w:r>
+        <w:rPr>
+          <w:lang w:eastAsia="en-GB"/>
+        </w:rPr>
+        <w:t xml:space="preserve"> představuje klíčový prvek v oblasti vestavěných systémů a edukačních platforem, který v podstatě demokratizoval přístup k vývoji hardwaru a </w:t>
+      </w:r>
+      <w:proofErr w:type="spellStart"/>
+      <w:r>
+        <w:rPr>
+          <w:lang w:eastAsia="en-GB"/>
+        </w:rPr>
+        <w:t>nízkoúrovňovému</w:t>
+      </w:r>
+      <w:proofErr w:type="spellEnd"/>
+      <w:r>
+        <w:rPr>
+          <w:lang w:eastAsia="en-GB"/>
+        </w:rPr>
+        <w:t xml:space="preserve"> programování. Z pohledu studenta technického oboru je tato jednodesková platforma neocenitelná především díky své flexibilitě, kdy na bázi architektury </w:t>
+      </w:r>
+      <w:r>
+        <w:rPr>
+          <w:b/>
+          <w:bCs/>
+          <w:lang w:eastAsia="en-GB"/>
+        </w:rPr>
+        <w:t>ARM</w:t>
+      </w:r>
+      <w:r>
+        <w:rPr>
+          <w:lang w:eastAsia="en-GB"/>
+        </w:rPr>
+        <w:t xml:space="preserve"> umožňuje provozovat plnohodnotné distribuce Linuxu při zachování minimální energetické náročnosti. Klíčovou komparativní výhodou je přítomnost </w:t>
+      </w:r>
+      <w:r>
+        <w:rPr>
+          <w:b/>
+          <w:bCs/>
+          <w:lang w:eastAsia="en-GB"/>
+        </w:rPr>
+        <w:t>GPIO rozhraní</w:t>
+      </w:r>
+      <w:r>
+        <w:rPr>
+          <w:lang w:eastAsia="en-GB"/>
+        </w:rPr>
+        <w:t xml:space="preserve">, které slouží jako most mezi softwarovým prostředím a fyzickým světem, což z „Maliny“ činí ideální uzel pro sběr dat ze senzorů v rámci </w:t>
+      </w:r>
+      <w:proofErr w:type="spellStart"/>
+      <w:r>
+        <w:rPr>
+          <w:lang w:eastAsia="en-GB"/>
+        </w:rPr>
+        <w:t>IoT</w:t>
+      </w:r>
+      <w:proofErr w:type="spellEnd"/>
+      <w:r>
+        <w:rPr>
+          <w:lang w:eastAsia="en-GB"/>
+        </w:rPr>
+        <w:t xml:space="preserve"> sítí nebo řídicí jednotku pro </w:t>
+      </w:r>
+      <w:proofErr w:type="spellStart"/>
+      <w:r>
+        <w:rPr>
+          <w:lang w:eastAsia="en-GB"/>
+        </w:rPr>
+        <w:t>mechatronické</w:t>
+      </w:r>
+      <w:proofErr w:type="spellEnd"/>
+      <w:r>
+        <w:rPr>
+          <w:lang w:eastAsia="en-GB"/>
+        </w:rPr>
+        <w:t xml:space="preserve"> systémy. Ať už jde o rychlé prototypování v Pythonu, stavbu vlastního domácího clusteru pro distribuované výpočty, nebo nasazení v roli lokálního serveru s </w:t>
+      </w:r>
+      <w:proofErr w:type="spellStart"/>
+      <w:r>
+        <w:rPr>
+          <w:lang w:eastAsia="en-GB"/>
+        </w:rPr>
+        <w:t>Dockerem</w:t>
+      </w:r>
+      <w:proofErr w:type="spellEnd"/>
+      <w:r>
+        <w:rPr>
+          <w:lang w:eastAsia="en-GB"/>
+        </w:rPr>
+        <w:t xml:space="preserve">, </w:t>
+      </w:r>
+      <w:proofErr w:type="spellStart"/>
+      <w:r>
+        <w:rPr>
+          <w:lang w:eastAsia="en-GB"/>
+        </w:rPr>
+        <w:t>Raspberry</w:t>
+      </w:r>
+      <w:proofErr w:type="spellEnd"/>
+      <w:r>
+        <w:rPr>
+          <w:lang w:eastAsia="en-GB"/>
+        </w:rPr>
+        <w:t xml:space="preserve"> </w:t>
+      </w:r>
+      <w:proofErr w:type="spellStart"/>
+      <w:r>
+        <w:rPr>
+          <w:lang w:eastAsia="en-GB"/>
+        </w:rPr>
+        <w:t>Pi</w:t>
+      </w:r>
+      <w:proofErr w:type="spellEnd"/>
+      <w:r>
+        <w:rPr>
+          <w:lang w:eastAsia="en-GB"/>
+        </w:rPr>
+        <w:t xml:space="preserve"> zůstává nepřekonaným </w:t>
+      </w:r>
+      <w:r>
+        <w:rPr>
+          <w:lang w:eastAsia="en-GB"/>
+        </w:rPr>
+        <w:lastRenderedPageBreak/>
+        <w:t>standardem, který v sobě kombinuje akademickou hodnotu s praktickým využitím v reálných projektech.</w:t>
+      </w:r>
     </w:p>
     <w:p>
       <w:pPr>
@@ -16524,8 +16671,19 @@
         <w:rPr>
           <w:lang w:eastAsia="en-GB"/>
         </w:rPr>
-        <w:lastRenderedPageBreak/>
-        <w:t>1.3 Webový framework</w:t>
+        <w:t>1.</w:t>
+      </w:r>
+      <w:r>
+        <w:rPr>
+          <w:lang w:eastAsia="en-GB"/>
+        </w:rPr>
+        <w:t>4</w:t>
+      </w:r>
+      <w:r>
+        <w:rPr>
+          <w:lang w:eastAsia="en-GB"/>
+        </w:rPr>
+        <w:t xml:space="preserve"> Webový framework</w:t>
       </w:r>
       <w:bookmarkEnd w:id="3"/>
     </w:p>
@@ -16707,7 +16865,13 @@
       </w:pPr>
       <w:bookmarkStart w:id="5" w:name="_Toc225844742"/>
       <w:r>
-        <w:t xml:space="preserve">1.4 </w:t>
+        <w:t>1.</w:t>
+      </w:r>
+      <w:r>
+        <w:t>5</w:t>
+      </w:r>
+      <w:r>
+        <w:t xml:space="preserve"> </w:t>
       </w:r>
       <w:proofErr w:type="spellStart"/>
       <w:r>
@@ -16775,8 +16939,13 @@
       </w:pPr>
       <w:bookmarkStart w:id="6" w:name="_Toc225844743"/>
       <w:r>
-        <w:lastRenderedPageBreak/>
-        <w:t>1.5 HTTP protokol</w:t>
+        <w:t>1.</w:t>
+      </w:r>
+      <w:r>
+        <w:t>6</w:t>
+      </w:r>
+      <w:r>
+        <w:t xml:space="preserve"> HTTP protokol</w:t>
       </w:r>
       <w:bookmarkEnd w:id="6"/>
     </w:p>
@@ -16984,7 +17153,13 @@
       <w:bookmarkStart w:id="8" w:name="_Toc225844744"/>
       <w:r>
         <w:lastRenderedPageBreak/>
-        <w:t>1.6 ESP32</w:t>
+        <w:t>1.</w:t>
+      </w:r>
+      <w:r>
+        <w:t>7</w:t>
+      </w:r>
+      <w:r>
+        <w:t xml:space="preserve"> ESP32</w:t>
       </w:r>
       <w:bookmarkEnd w:id="8"/>
     </w:p>
@@ -17141,7 +17316,13 @@
       </w:pPr>
       <w:bookmarkStart w:id="9" w:name="_Toc225844745"/>
       <w:r>
-        <w:t>1.6 M5stack</w:t>
+        <w:t>1.</w:t>
+      </w:r>
+      <w:r>
+        <w:t>8</w:t>
+      </w:r>
+      <w:r>
+        <w:t xml:space="preserve"> M5stack</w:t>
       </w:r>
       <w:bookmarkEnd w:id="9"/>
     </w:p>
@@ -17220,7 +17401,7 @@
         <w:t>1.</w:t>
       </w:r>
       <w:r>
-        <w:t>x</w:t>
+        <w:t>9</w:t>
       </w:r>
       <w:r>
         <w:t xml:space="preserve"> Smart </w:t>
@@ -17305,9 +17486,217 @@
       <w:r>
         <w:t xml:space="preserve"> systémy přinášejí nejen pohodlí a úsporu času, ale také mohou významně snížit spotřebu energie a zvýšit bezpečnost domácnosti díky automatizaci a vzdálenému monitorování.</w:t>
       </w:r>
+      <w:r>
+        <w:t xml:space="preserve"> </w:t>
+      </w:r>
     </w:p>
     <w:p/>
+    <w:p>
+      <w:pPr>
+        <w:pStyle w:val="Nadpis2"/>
+      </w:pPr>
+      <w:r>
+        <w:t xml:space="preserve">1.10 Trendy v Smart </w:t>
+      </w:r>
+      <w:proofErr w:type="spellStart"/>
+      <w:r>
+        <w:t>Home</w:t>
+      </w:r>
+      <w:proofErr w:type="spellEnd"/>
+    </w:p>
+    <w:p>
+      <w:r>
+        <w:t xml:space="preserve">V roce 2026 se trendy ve </w:t>
+      </w:r>
+      <w:proofErr w:type="spellStart"/>
+      <w:r>
+        <w:rPr>
+          <w:b/>
+          <w:bCs/>
+        </w:rPr>
+        <w:t>smart</w:t>
+      </w:r>
+      <w:proofErr w:type="spellEnd"/>
+      <w:r>
+        <w:rPr>
+          <w:b/>
+          <w:bCs/>
+        </w:rPr>
+        <w:t xml:space="preserve"> </w:t>
+      </w:r>
+      <w:proofErr w:type="spellStart"/>
+      <w:r>
+        <w:rPr>
+          <w:b/>
+          <w:bCs/>
+        </w:rPr>
+        <w:t>home</w:t>
+      </w:r>
+      <w:proofErr w:type="spellEnd"/>
+      <w:r>
+        <w:t xml:space="preserve"> přesouvají od pouhého ovládání přes mobil k plné autonomii a hluboké integraci. Klíčovým tématem je </w:t>
+      </w:r>
+      <w:r>
+        <w:rPr>
+          <w:b/>
+          <w:bCs/>
+        </w:rPr>
+        <w:t>prediktivní automatizace poháněná AI</w:t>
+      </w:r>
+      <w:r>
+        <w:t>, kdy dům již nečeká na váš povel, ale díky pokročilým senzorům přítomnosti a strojovému učení sám předvídá vaše potřeby – od úpravy osvětlení podle biorytmu až po optimalizaci vytápění v reakci na ceny energií a předpověď počasí.</w:t>
+      </w:r>
+    </w:p>
+    <w:p>
+      <w:r>
+        <w:t xml:space="preserve">Standard </w:t>
+      </w:r>
+      <w:proofErr w:type="spellStart"/>
+      <w:r>
+        <w:rPr>
+          <w:b/>
+          <w:bCs/>
+        </w:rPr>
+        <w:t>Matter</w:t>
+      </w:r>
+      <w:proofErr w:type="spellEnd"/>
+      <w:r>
+        <w:t xml:space="preserve"> se stal definitivní normou, což konečně vyřešilo dřívější roztříštěnost trhu a umožňuje bezproblémovou komunikaci mezi zařízeními různých značek (Apple, Google, Samsung či Amazon) v rámci jednoho ekosystému. Velký důraz je kladen také na:</w:t>
+      </w:r>
+    </w:p>
+    <w:p>
+      <w:pPr>
+        <w:numPr>
+          <w:ilvl w:val="0"/>
+          <w:numId w:val="9"/>
+        </w:numPr>
+      </w:pPr>
+      <w:r>
+        <w:rPr>
+          <w:b/>
+          <w:bCs/>
+        </w:rPr>
+        <w:t>Energetickou soběstačnost:</w:t>
+      </w:r>
+      <w:r>
+        <w:t xml:space="preserve"> Integrace solárních panelů a domácích baterií přímo do chytrého řízení domu.</w:t>
+      </w:r>
+    </w:p>
+    <w:p>
+      <w:pPr>
+        <w:numPr>
+          <w:ilvl w:val="0"/>
+          <w:numId w:val="9"/>
+        </w:numPr>
+      </w:pPr>
+      <w:r>
+        <w:rPr>
+          <w:b/>
+          <w:bCs/>
+        </w:rPr>
+        <w:t>Pokročilé zabezpečení:</w:t>
+      </w:r>
+      <w:r>
+        <w:t xml:space="preserve"> Využití biometrie (např. rozpoznávání žil v dlani u zámků) a lokálního zpracování dat z kamer pro maximální ochranu soukromí.</w:t>
+      </w:r>
+    </w:p>
+    <w:p>
+      <w:pPr>
+        <w:numPr>
+          <w:ilvl w:val="0"/>
+          <w:numId w:val="9"/>
+        </w:numPr>
+      </w:pPr>
+      <w:r>
+        <w:rPr>
+          <w:b/>
+          <w:bCs/>
+        </w:rPr>
+        <w:t>Domácí robotiku:</w:t>
+      </w:r>
+      <w:r>
+        <w:t xml:space="preserve"> Příchod multifunkčních robotů, kteří zvládnou více než jen vysávání, například pomoc při vaření nebo asistenci starším osobám.</w:t>
+      </w:r>
+    </w:p>
+    <w:p>
+      <w:r>
+        <w:t xml:space="preserve">Celkovým cílem je vytvořit tzv. </w:t>
+      </w:r>
+      <w:r>
+        <w:rPr>
+          <w:b/>
+          <w:bCs/>
+        </w:rPr>
+        <w:t>„neviditelnou technologii“</w:t>
+      </w:r>
+      <w:r>
+        <w:t>, která spolehlivě funguje v pozadí, aniž by uživatele obtěžovala neustálými notifikacemi nebo složitým nastavováním.</w:t>
+      </w:r>
+    </w:p>
     <w:p/>
+    <w:p>
+      <w:pPr>
+        <w:pStyle w:val="Nadpis2"/>
+        <w:ind w:left="0" w:firstLine="0"/>
+      </w:pPr>
+      <w:r>
+        <w:t xml:space="preserve">1.11 </w:t>
+      </w:r>
+      <w:proofErr w:type="spellStart"/>
+      <w:r>
+        <w:t>Tailscale</w:t>
+      </w:r>
+      <w:proofErr w:type="spellEnd"/>
+      <w:r>
+        <w:t xml:space="preserve"> VPN</w:t>
+      </w:r>
+    </w:p>
+    <w:p>
+      <w:proofErr w:type="spellStart"/>
+      <w:r>
+        <w:t>Tailscale</w:t>
+      </w:r>
+      <w:proofErr w:type="spellEnd"/>
+      <w:r>
+        <w:t xml:space="preserve"> je moderní síťová služba založená na protokolu </w:t>
+      </w:r>
+      <w:proofErr w:type="spellStart"/>
+      <w:r>
+        <w:rPr>
+          <w:b/>
+          <w:bCs/>
+        </w:rPr>
+        <w:t>WireGuard</w:t>
+      </w:r>
+      <w:proofErr w:type="spellEnd"/>
+      <w:r>
+        <w:t xml:space="preserve">, která umožňuje vytvořit zabezpečenou privátní síť (tzv. </w:t>
+      </w:r>
+      <w:proofErr w:type="spellStart"/>
+      <w:r>
+        <w:t>mesh</w:t>
+      </w:r>
+      <w:proofErr w:type="spellEnd"/>
+      <w:r>
+        <w:t xml:space="preserve"> VPN) mezi vašimi zařízeními bez ohledu na to, kde se nacházejí. Na rozdíl od tradičních VPN nevyžaduje </w:t>
+      </w:r>
+      <w:proofErr w:type="spellStart"/>
+      <w:r>
+        <w:t>Tailscale</w:t>
+      </w:r>
+      <w:proofErr w:type="spellEnd"/>
+      <w:r>
+        <w:t xml:space="preserve"> složité nastavování firewallů ani veřejné IP adresy, protože využívá technologii NAT </w:t>
+      </w:r>
+      <w:proofErr w:type="spellStart"/>
+      <w:r>
+        <w:t>traversal</w:t>
+      </w:r>
+      <w:proofErr w:type="spellEnd"/>
+      <w:r>
+        <w:t xml:space="preserve"> k přímému propojení koncových bodů. Každé zařízení v síti získá svou stabilní interní IP adresu a komunikace probíhá skrze plně šifrované „tunely“, což zajišťuje maximální soukromí a rychlost. Služba je mimořádně oblíbená pro svou jednoduchost, kdy se stačí přihlásit přes existujícího poskytovatele identity (např. Google nebo Microsoft), a během okamžiku můžete bezpečně přistupovat ke svému domácímu NAS serveru, pracovní stanici nebo vývojovému prostředí odkudkoliv na světě.</w:t>
+      </w:r>
+    </w:p>
     <w:p>
       <w:pPr>
         <w:pStyle w:val="Nadpis3"/>
@@ -17319,6 +17708,7 @@
       </w:pPr>
       <w:bookmarkStart w:id="11" w:name="_Toc225844747"/>
       <w:r>
+        <w:lastRenderedPageBreak/>
         <w:t>1.1</w:t>
       </w:r>
       <w:r>
@@ -21654,7 +22044,6 @@
       </w:pPr>
       <w:bookmarkStart w:id="13" w:name="_Toc225844749"/>
       <w:r>
-        <w:lastRenderedPageBreak/>
         <w:t>1.3</w:t>
       </w:r>
       <w:r>
@@ -26251,6 +26640,7 @@
           <w:rFonts w:ascii="Times New Roman" w:eastAsia="Times New Roman" w:hAnsi="Times New Roman" w:cs="Times New Roman"/>
           <w:sz w:val="24"/>
         </w:rPr>
+        <w:lastRenderedPageBreak/>
         <w:t xml:space="preserve">Graf 1.1: Ukázka grafu </w:t>
       </w:r>
     </w:p>
@@ -27287,7 +27677,6 @@
           <w:rFonts w:ascii="Times New Roman" w:eastAsia="Times New Roman" w:hAnsi="Times New Roman" w:cs="Times New Roman"/>
           <w:sz w:val="24"/>
         </w:rPr>
-        <w:lastRenderedPageBreak/>
         <w:t xml:space="preserve"> </w:t>
       </w:r>
       <w:r>
@@ -28620,6 +29009,155 @@
     </w:lvl>
   </w:abstractNum>
   <w:abstractNum w:abstractNumId="7" w15:restartNumberingAfterBreak="0">
+    <w:nsid w:val="78A05D92"/>
+    <w:multiLevelType w:val="multilevel"/>
+    <w:tmpl w:val="E01087EE"/>
+    <w:lvl w:ilvl="0">
+      <w:start w:val="1"/>
+      <w:numFmt w:val="bullet"/>
+      <w:lvlText w:val=""/>
+      <w:lvlJc w:val="left"/>
+      <w:pPr>
+        <w:tabs>
+          <w:tab w:val="num" w:pos="720"/>
+        </w:tabs>
+        <w:ind w:left="720" w:hanging="360"/>
+      </w:pPr>
+      <w:rPr>
+        <w:rFonts w:ascii="Symbol" w:hAnsi="Symbol" w:hint="default"/>
+        <w:sz w:val="20"/>
+      </w:rPr>
+    </w:lvl>
+    <w:lvl w:ilvl="1" w:tentative="1">
+      <w:start w:val="1"/>
+      <w:numFmt w:val="bullet"/>
+      <w:lvlText w:val="o"/>
+      <w:lvlJc w:val="left"/>
+      <w:pPr>
+        <w:tabs>
+          <w:tab w:val="num" w:pos="1440"/>
+        </w:tabs>
+        <w:ind w:left="1440" w:hanging="360"/>
+      </w:pPr>
+      <w:rPr>
+        <w:rFonts w:ascii="Courier New" w:hAnsi="Courier New" w:hint="default"/>
+        <w:sz w:val="20"/>
+      </w:rPr>
+    </w:lvl>
+    <w:lvl w:ilvl="2" w:tentative="1">
+      <w:start w:val="1"/>
+      <w:numFmt w:val="bullet"/>
+      <w:lvlText w:val=""/>
+      <w:lvlJc w:val="left"/>
+      <w:pPr>
+        <w:tabs>
+          <w:tab w:val="num" w:pos="2160"/>
+        </w:tabs>
+        <w:ind w:left="2160" w:hanging="360"/>
+      </w:pPr>
+      <w:rPr>
+        <w:rFonts w:ascii="Wingdings" w:hAnsi="Wingdings" w:hint="default"/>
+        <w:sz w:val="20"/>
+      </w:rPr>
+    </w:lvl>
+    <w:lvl w:ilvl="3" w:tentative="1">
+      <w:start w:val="1"/>
+      <w:numFmt w:val="bullet"/>
+      <w:lvlText w:val=""/>
+      <w:lvlJc w:val="left"/>
+      <w:pPr>
+        <w:tabs>
+          <w:tab w:val="num" w:pos="2880"/>
+        </w:tabs>
+        <w:ind w:left="2880" w:hanging="360"/>
+      </w:pPr>
+      <w:rPr>
+        <w:rFonts w:ascii="Wingdings" w:hAnsi="Wingdings" w:hint="default"/>
+        <w:sz w:val="20"/>
+      </w:rPr>
+    </w:lvl>
+    <w:lvl w:ilvl="4" w:tentative="1">
+      <w:start w:val="1"/>
+      <w:numFmt w:val="bullet"/>
+      <w:lvlText w:val=""/>
+      <w:lvlJc w:val="left"/>
+      <w:pPr>
+        <w:tabs>
+          <w:tab w:val="num" w:pos="3600"/>
+        </w:tabs>
+        <w:ind w:left="3600" w:hanging="360"/>
+      </w:pPr>
+      <w:rPr>
+        <w:rFonts w:ascii="Wingdings" w:hAnsi="Wingdings" w:hint="default"/>
+        <w:sz w:val="20"/>
+      </w:rPr>
+    </w:lvl>
+    <w:lvl w:ilvl="5" w:tentative="1">
+      <w:start w:val="1"/>
+      <w:numFmt w:val="bullet"/>
+      <w:lvlText w:val=""/>
+      <w:lvlJc w:val="left"/>
+      <w:pPr>
+        <w:tabs>
+          <w:tab w:val="num" w:pos="4320"/>
+        </w:tabs>
+        <w:ind w:left="4320" w:hanging="360"/>
+      </w:pPr>
+      <w:rPr>
+        <w:rFonts w:ascii="Wingdings" w:hAnsi="Wingdings" w:hint="default"/>
+        <w:sz w:val="20"/>
+      </w:rPr>
+    </w:lvl>
+    <w:lvl w:ilvl="6" w:tentative="1">
+      <w:start w:val="1"/>
+      <w:numFmt w:val="bullet"/>
+      <w:lvlText w:val=""/>
+      <w:lvlJc w:val="left"/>
+      <w:pPr>
+        <w:tabs>
+          <w:tab w:val="num" w:pos="5040"/>
+        </w:tabs>
+        <w:ind w:left="5040" w:hanging="360"/>
+      </w:pPr>
+      <w:rPr>
+        <w:rFonts w:ascii="Wingdings" w:hAnsi="Wingdings" w:hint="default"/>
+        <w:sz w:val="20"/>
+      </w:rPr>
+    </w:lvl>
+    <w:lvl w:ilvl="7" w:tentative="1">
+      <w:start w:val="1"/>
+      <w:numFmt w:val="bullet"/>
+      <w:lvlText w:val=""/>
+      <w:lvlJc w:val="left"/>
+      <w:pPr>
+        <w:tabs>
+          <w:tab w:val="num" w:pos="5760"/>
+        </w:tabs>
+        <w:ind w:left="5760" w:hanging="360"/>
+      </w:pPr>
+      <w:rPr>
+        <w:rFonts w:ascii="Wingdings" w:hAnsi="Wingdings" w:hint="default"/>
+        <w:sz w:val="20"/>
+      </w:rPr>
+    </w:lvl>
+    <w:lvl w:ilvl="8" w:tentative="1">
+      <w:start w:val="1"/>
+      <w:numFmt w:val="bullet"/>
+      <w:lvlText w:val=""/>
+      <w:lvlJc w:val="left"/>
+      <w:pPr>
+        <w:tabs>
+          <w:tab w:val="num" w:pos="6480"/>
+        </w:tabs>
+        <w:ind w:left="6480" w:hanging="360"/>
+      </w:pPr>
+      <w:rPr>
+        <w:rFonts w:ascii="Wingdings" w:hAnsi="Wingdings" w:hint="default"/>
+        <w:sz w:val="20"/>
+      </w:rPr>
+    </w:lvl>
+  </w:abstractNum>
+  <w:abstractNum w:abstractNumId="8" w15:restartNumberingAfterBreak="0">
     <w:nsid w:val="7CF218A0"/>
     <w:multiLevelType w:val="multilevel"/>
     <w:tmpl w:val="0405001F"/>
@@ -28718,7 +29256,7 @@
     <w:abstractNumId w:val="5"/>
   </w:num>
   <w:num w:numId="5" w16cid:durableId="519584491">
-    <w:abstractNumId w:val="7"/>
+    <w:abstractNumId w:val="8"/>
   </w:num>
   <w:num w:numId="6" w16cid:durableId="338779831">
     <w:abstractNumId w:val="2"/>
@@ -28728,6 +29266,9 @@
   </w:num>
   <w:num w:numId="8" w16cid:durableId="1679192449">
     <w:abstractNumId w:val="1"/>
+  </w:num>
+  <w:num w:numId="9" w16cid:durableId="212472865">
+    <w:abstractNumId w:val="7"/>
   </w:num>
 </w:numbering>
 </file>

--- a/dokumentace/BP_Tehnik_HomeOS.docx
+++ b/dokumentace/BP_Tehnik_HomeOS.docx
@@ -11242,7 +11242,7 @@
                     </pic:cNvPicPr>
                   </pic:nvPicPr>
                   <pic:blipFill>
-                    <a:blip r:embed="rId7">
+                    <a:blip r:embed="rId8">
                       <a:extLst>
                         <a:ext uri="{28A0092B-C50C-407E-A947-70E740481C1C}">
                           <a14:useLocalDpi xmlns:a14="http://schemas.microsoft.com/office/drawing/2010/main" val="0"/>
@@ -11353,7 +11353,15 @@
         <w:jc w:val="both"/>
       </w:pPr>
       <w:r>
-        <w:t xml:space="preserve">Užiji-li bakalářskou práci nebo poskytnu-li licenci k jejímu využití, jsem si vědom/a povinnosti informovat o této skutečnosti Technickou univerzitu v Liberci; v tomto případě má Technická univerzita v Liberci právo ode mne požadovat úhradu nákladů, které vynaložila na vytvoření díla, až do jejich skutečné výše. </w:t>
+        <w:t xml:space="preserve">Užiji-li bakalářskou práci nebo poskytnu-li licenci k jejímu využití, jsem si vědom/a povinnosti informovat o této skutečnosti Technickou univerzitu v Liberci; v tomto případě má Technická univerzita v Liberci právo ode </w:t>
+      </w:r>
+      <w:proofErr w:type="gramStart"/>
+      <w:r>
+        <w:t>mne</w:t>
+      </w:r>
+      <w:proofErr w:type="gramEnd"/>
+      <w:r>
+        <w:t xml:space="preserve"> požadovat úhradu nákladů, které vynaložila na vytvoření díla, až do jejich skutečné výše. </w:t>
       </w:r>
     </w:p>
     <w:p>
@@ -11853,7 +11861,7 @@
           <w:rFonts w:ascii="Times New Roman" w:eastAsia="Times New Roman" w:hAnsi="Times New Roman" w:cs="Times New Roman"/>
           <w:sz w:val="24"/>
         </w:rPr>
-        <w:t xml:space="preserve"> </w:t>
+        <w:t xml:space="preserve"> of </w:t>
       </w:r>
       <w:proofErr w:type="spellStart"/>
       <w:r>
@@ -11861,7 +11869,7 @@
           <w:rFonts w:ascii="Times New Roman" w:eastAsia="Times New Roman" w:hAnsi="Times New Roman" w:cs="Times New Roman"/>
           <w:sz w:val="24"/>
         </w:rPr>
-        <w:t>of</w:t>
+        <w:t>this</w:t>
       </w:r>
       <w:proofErr w:type="spellEnd"/>
       <w:r>
@@ -11869,7 +11877,7 @@
           <w:rFonts w:ascii="Times New Roman" w:eastAsia="Times New Roman" w:hAnsi="Times New Roman" w:cs="Times New Roman"/>
           <w:sz w:val="24"/>
         </w:rPr>
-        <w:t xml:space="preserve"> </w:t>
+        <w:t xml:space="preserve"> thesis </w:t>
       </w:r>
       <w:proofErr w:type="spellStart"/>
       <w:r>
@@ -11877,7 +11885,7 @@
           <w:rFonts w:ascii="Times New Roman" w:eastAsia="Times New Roman" w:hAnsi="Times New Roman" w:cs="Times New Roman"/>
           <w:sz w:val="24"/>
         </w:rPr>
-        <w:t>this</w:t>
+        <w:t>is</w:t>
       </w:r>
       <w:proofErr w:type="spellEnd"/>
       <w:r>
@@ -11885,7 +11893,7 @@
           <w:rFonts w:ascii="Times New Roman" w:eastAsia="Times New Roman" w:hAnsi="Times New Roman" w:cs="Times New Roman"/>
           <w:sz w:val="24"/>
         </w:rPr>
-        <w:t xml:space="preserve"> thesis </w:t>
+        <w:t xml:space="preserve"> to </w:t>
       </w:r>
       <w:proofErr w:type="spellStart"/>
       <w:r>
@@ -11893,7 +11901,7 @@
           <w:rFonts w:ascii="Times New Roman" w:eastAsia="Times New Roman" w:hAnsi="Times New Roman" w:cs="Times New Roman"/>
           <w:sz w:val="24"/>
         </w:rPr>
-        <w:t>is</w:t>
+        <w:t>create</w:t>
       </w:r>
       <w:proofErr w:type="spellEnd"/>
       <w:r>
@@ -11901,7 +11909,7 @@
           <w:rFonts w:ascii="Times New Roman" w:eastAsia="Times New Roman" w:hAnsi="Times New Roman" w:cs="Times New Roman"/>
           <w:sz w:val="24"/>
         </w:rPr>
-        <w:t xml:space="preserve"> to </w:t>
+        <w:t xml:space="preserve"> a web </w:t>
       </w:r>
       <w:proofErr w:type="spellStart"/>
       <w:r>
@@ -11909,7 +11917,7 @@
           <w:rFonts w:ascii="Times New Roman" w:eastAsia="Times New Roman" w:hAnsi="Times New Roman" w:cs="Times New Roman"/>
           <w:sz w:val="24"/>
         </w:rPr>
-        <w:t>create</w:t>
+        <w:t>application</w:t>
       </w:r>
       <w:proofErr w:type="spellEnd"/>
       <w:r>
@@ -11917,7 +11925,7 @@
           <w:rFonts w:ascii="Times New Roman" w:eastAsia="Times New Roman" w:hAnsi="Times New Roman" w:cs="Times New Roman"/>
           <w:sz w:val="24"/>
         </w:rPr>
-        <w:t xml:space="preserve"> a web </w:t>
+        <w:t xml:space="preserve"> </w:t>
       </w:r>
       <w:proofErr w:type="spellStart"/>
       <w:r>
@@ -11925,7 +11933,7 @@
           <w:rFonts w:ascii="Times New Roman" w:eastAsia="Times New Roman" w:hAnsi="Times New Roman" w:cs="Times New Roman"/>
           <w:sz w:val="24"/>
         </w:rPr>
-        <w:t>application</w:t>
+        <w:t>for</w:t>
       </w:r>
       <w:proofErr w:type="spellEnd"/>
       <w:r>
@@ -11941,7 +11949,7 @@
           <w:rFonts w:ascii="Times New Roman" w:eastAsia="Times New Roman" w:hAnsi="Times New Roman" w:cs="Times New Roman"/>
           <w:sz w:val="24"/>
         </w:rPr>
-        <w:t>for</w:t>
+        <w:t>smart</w:t>
       </w:r>
       <w:proofErr w:type="spellEnd"/>
       <w:r>
@@ -11957,7 +11965,7 @@
           <w:rFonts w:ascii="Times New Roman" w:eastAsia="Times New Roman" w:hAnsi="Times New Roman" w:cs="Times New Roman"/>
           <w:sz w:val="24"/>
         </w:rPr>
-        <w:t>smart</w:t>
+        <w:t>home</w:t>
       </w:r>
       <w:proofErr w:type="spellEnd"/>
       <w:r>
@@ -11965,7 +11973,7 @@
           <w:rFonts w:ascii="Times New Roman" w:eastAsia="Times New Roman" w:hAnsi="Times New Roman" w:cs="Times New Roman"/>
           <w:sz w:val="24"/>
         </w:rPr>
-        <w:t xml:space="preserve"> </w:t>
+        <w:t xml:space="preserve"> management </w:t>
       </w:r>
       <w:proofErr w:type="spellStart"/>
       <w:r>
@@ -11973,7 +11981,7 @@
           <w:rFonts w:ascii="Times New Roman" w:eastAsia="Times New Roman" w:hAnsi="Times New Roman" w:cs="Times New Roman"/>
           <w:sz w:val="24"/>
         </w:rPr>
-        <w:t>home</w:t>
+        <w:t>that</w:t>
       </w:r>
       <w:proofErr w:type="spellEnd"/>
       <w:r>
@@ -11981,7 +11989,7 @@
           <w:rFonts w:ascii="Times New Roman" w:eastAsia="Times New Roman" w:hAnsi="Times New Roman" w:cs="Times New Roman"/>
           <w:sz w:val="24"/>
         </w:rPr>
-        <w:t xml:space="preserve"> management </w:t>
+        <w:t xml:space="preserve"> </w:t>
       </w:r>
       <w:proofErr w:type="spellStart"/>
       <w:r>
@@ -11989,7 +11997,7 @@
           <w:rFonts w:ascii="Times New Roman" w:eastAsia="Times New Roman" w:hAnsi="Times New Roman" w:cs="Times New Roman"/>
           <w:sz w:val="24"/>
         </w:rPr>
-        <w:t>that</w:t>
+        <w:t>will</w:t>
       </w:r>
       <w:proofErr w:type="spellEnd"/>
       <w:r>
@@ -11997,7 +12005,7 @@
           <w:rFonts w:ascii="Times New Roman" w:eastAsia="Times New Roman" w:hAnsi="Times New Roman" w:cs="Times New Roman"/>
           <w:sz w:val="24"/>
         </w:rPr>
-        <w:t xml:space="preserve"> </w:t>
+        <w:t xml:space="preserve"> run on a single-</w:t>
       </w:r>
       <w:proofErr w:type="spellStart"/>
       <w:r>
@@ -12005,7 +12013,7 @@
           <w:rFonts w:ascii="Times New Roman" w:eastAsia="Times New Roman" w:hAnsi="Times New Roman" w:cs="Times New Roman"/>
           <w:sz w:val="24"/>
         </w:rPr>
-        <w:t>will</w:t>
+        <w:t>board</w:t>
       </w:r>
       <w:proofErr w:type="spellEnd"/>
       <w:r>
@@ -12013,7 +12021,7 @@
           <w:rFonts w:ascii="Times New Roman" w:eastAsia="Times New Roman" w:hAnsi="Times New Roman" w:cs="Times New Roman"/>
           <w:sz w:val="24"/>
         </w:rPr>
-        <w:t xml:space="preserve"> run on a single-</w:t>
+        <w:t xml:space="preserve"> </w:t>
       </w:r>
       <w:proofErr w:type="spellStart"/>
       <w:r>
@@ -12021,7 +12029,7 @@
           <w:rFonts w:ascii="Times New Roman" w:eastAsia="Times New Roman" w:hAnsi="Times New Roman" w:cs="Times New Roman"/>
           <w:sz w:val="24"/>
         </w:rPr>
-        <w:t>board</w:t>
+        <w:t>computer</w:t>
       </w:r>
       <w:proofErr w:type="spellEnd"/>
       <w:r>
@@ -12037,7 +12045,7 @@
           <w:rFonts w:ascii="Times New Roman" w:eastAsia="Times New Roman" w:hAnsi="Times New Roman" w:cs="Times New Roman"/>
           <w:sz w:val="24"/>
         </w:rPr>
-        <w:t>computer</w:t>
+        <w:t>with</w:t>
       </w:r>
       <w:proofErr w:type="spellEnd"/>
       <w:r>
@@ -12045,7 +12053,7 @@
           <w:rFonts w:ascii="Times New Roman" w:eastAsia="Times New Roman" w:hAnsi="Times New Roman" w:cs="Times New Roman"/>
           <w:sz w:val="24"/>
         </w:rPr>
-        <w:t xml:space="preserve"> </w:t>
+        <w:t xml:space="preserve"> Linux. </w:t>
       </w:r>
       <w:proofErr w:type="spellStart"/>
       <w:r>
@@ -12053,7 +12061,7 @@
           <w:rFonts w:ascii="Times New Roman" w:eastAsia="Times New Roman" w:hAnsi="Times New Roman" w:cs="Times New Roman"/>
           <w:sz w:val="24"/>
         </w:rPr>
-        <w:t>with</w:t>
+        <w:t>The</w:t>
       </w:r>
       <w:proofErr w:type="spellEnd"/>
       <w:r>
@@ -12061,7 +12069,7 @@
           <w:rFonts w:ascii="Times New Roman" w:eastAsia="Times New Roman" w:hAnsi="Times New Roman" w:cs="Times New Roman"/>
           <w:sz w:val="24"/>
         </w:rPr>
-        <w:t xml:space="preserve"> Linux. </w:t>
+        <w:t xml:space="preserve"> </w:t>
       </w:r>
       <w:proofErr w:type="spellStart"/>
       <w:r>
@@ -12069,7 +12077,7 @@
           <w:rFonts w:ascii="Times New Roman" w:eastAsia="Times New Roman" w:hAnsi="Times New Roman" w:cs="Times New Roman"/>
           <w:sz w:val="24"/>
         </w:rPr>
-        <w:t>The</w:t>
+        <w:t>application</w:t>
       </w:r>
       <w:proofErr w:type="spellEnd"/>
       <w:r>
@@ -12085,7 +12093,7 @@
           <w:rFonts w:ascii="Times New Roman" w:eastAsia="Times New Roman" w:hAnsi="Times New Roman" w:cs="Times New Roman"/>
           <w:sz w:val="24"/>
         </w:rPr>
-        <w:t>application</w:t>
+        <w:t>will</w:t>
       </w:r>
       <w:proofErr w:type="spellEnd"/>
       <w:r>
@@ -12101,7 +12109,7 @@
           <w:rFonts w:ascii="Times New Roman" w:eastAsia="Times New Roman" w:hAnsi="Times New Roman" w:cs="Times New Roman"/>
           <w:sz w:val="24"/>
         </w:rPr>
-        <w:t>will</w:t>
+        <w:t>enable</w:t>
       </w:r>
       <w:proofErr w:type="spellEnd"/>
       <w:r>
@@ -12117,7 +12125,7 @@
           <w:rFonts w:ascii="Times New Roman" w:eastAsia="Times New Roman" w:hAnsi="Times New Roman" w:cs="Times New Roman"/>
           <w:sz w:val="24"/>
         </w:rPr>
-        <w:t>enable</w:t>
+        <w:t>the</w:t>
       </w:r>
       <w:proofErr w:type="spellEnd"/>
       <w:r>
@@ -12133,7 +12141,7 @@
           <w:rFonts w:ascii="Times New Roman" w:eastAsia="Times New Roman" w:hAnsi="Times New Roman" w:cs="Times New Roman"/>
           <w:sz w:val="24"/>
         </w:rPr>
-        <w:t>the</w:t>
+        <w:t>collection</w:t>
       </w:r>
       <w:proofErr w:type="spellEnd"/>
       <w:r>
@@ -12141,7 +12149,7 @@
           <w:rFonts w:ascii="Times New Roman" w:eastAsia="Times New Roman" w:hAnsi="Times New Roman" w:cs="Times New Roman"/>
           <w:sz w:val="24"/>
         </w:rPr>
-        <w:t xml:space="preserve"> </w:t>
+        <w:t xml:space="preserve"> and </w:t>
       </w:r>
       <w:proofErr w:type="spellStart"/>
       <w:r>
@@ -12149,7 +12157,7 @@
           <w:rFonts w:ascii="Times New Roman" w:eastAsia="Times New Roman" w:hAnsi="Times New Roman" w:cs="Times New Roman"/>
           <w:sz w:val="24"/>
         </w:rPr>
-        <w:t>collection</w:t>
+        <w:t>storage</w:t>
       </w:r>
       <w:proofErr w:type="spellEnd"/>
       <w:r>
@@ -12157,39 +12165,7 @@
           <w:rFonts w:ascii="Times New Roman" w:eastAsia="Times New Roman" w:hAnsi="Times New Roman" w:cs="Times New Roman"/>
           <w:sz w:val="24"/>
         </w:rPr>
-        <w:t xml:space="preserve"> and </w:t>
-      </w:r>
-      <w:proofErr w:type="spellStart"/>
-      <w:r>
-        <w:rPr>
-          <w:rFonts w:ascii="Times New Roman" w:eastAsia="Times New Roman" w:hAnsi="Times New Roman" w:cs="Times New Roman"/>
-          <w:sz w:val="24"/>
-        </w:rPr>
-        <w:t>storage</w:t>
-      </w:r>
-      <w:proofErr w:type="spellEnd"/>
-      <w:r>
-        <w:rPr>
-          <w:rFonts w:ascii="Times New Roman" w:eastAsia="Times New Roman" w:hAnsi="Times New Roman" w:cs="Times New Roman"/>
-          <w:sz w:val="24"/>
-        </w:rPr>
-        <w:t xml:space="preserve"> </w:t>
-      </w:r>
-      <w:proofErr w:type="spellStart"/>
-      <w:r>
-        <w:rPr>
-          <w:rFonts w:ascii="Times New Roman" w:eastAsia="Times New Roman" w:hAnsi="Times New Roman" w:cs="Times New Roman"/>
-          <w:sz w:val="24"/>
-        </w:rPr>
-        <w:t>of</w:t>
-      </w:r>
-      <w:proofErr w:type="spellEnd"/>
-      <w:r>
-        <w:rPr>
-          <w:rFonts w:ascii="Times New Roman" w:eastAsia="Times New Roman" w:hAnsi="Times New Roman" w:cs="Times New Roman"/>
-          <w:sz w:val="24"/>
-        </w:rPr>
-        <w:t xml:space="preserve"> data </w:t>
+        <w:t xml:space="preserve"> of data </w:t>
       </w:r>
       <w:proofErr w:type="spellStart"/>
       <w:r>
@@ -13203,7 +13179,7 @@
           <w:r>
             <w:fldChar w:fldCharType="separate"/>
           </w:r>
-          <w:hyperlink w:anchor="_Toc213609420" w:history="1">
+          <w:hyperlink w:anchor="_Toc225844738" w:history="1">
             <w:r>
               <w:rPr>
                 <w:rStyle w:val="Hypertextovodkaz"/>
@@ -13230,7 +13206,7 @@
                 <w:noProof/>
                 <w:webHidden/>
               </w:rPr>
-              <w:instrText xml:space="preserve"> PAGEREF _Toc213609420 \h </w:instrText>
+              <w:instrText xml:space="preserve"> PAGEREF _Toc225844738 \h </w:instrText>
             </w:r>
             <w:r>
               <w:rPr>
@@ -13250,7 +13226,7 @@
                 <w:noProof/>
                 <w:webHidden/>
               </w:rPr>
-              <w:t>8</w:t>
+              <w:t>9</w:t>
             </w:r>
             <w:r>
               <w:rPr>
@@ -13273,7 +13249,7 @@
               <w:color w:val="auto"/>
             </w:rPr>
           </w:pPr>
-          <w:hyperlink w:anchor="_Toc213609421" w:history="1">
+          <w:hyperlink w:anchor="_Toc225844739" w:history="1">
             <w:r>
               <w:rPr>
                 <w:rStyle w:val="Hypertextovodkaz"/>
@@ -13315,7 +13291,7 @@
                 <w:noProof/>
                 <w:webHidden/>
               </w:rPr>
-              <w:instrText xml:space="preserve"> PAGEREF _Toc213609421 \h </w:instrText>
+              <w:instrText xml:space="preserve"> PAGEREF _Toc225844739 \h </w:instrText>
             </w:r>
             <w:r>
               <w:rPr>
@@ -13335,7 +13311,7 @@
                 <w:noProof/>
                 <w:webHidden/>
               </w:rPr>
-              <w:t>8</w:t>
+              <w:t>9</w:t>
             </w:r>
             <w:r>
               <w:rPr>
@@ -13358,7 +13334,7 @@
               <w:color w:val="auto"/>
             </w:rPr>
           </w:pPr>
-          <w:hyperlink w:anchor="_Toc213609422" w:history="1">
+          <w:hyperlink w:anchor="_Toc225844740" w:history="1">
             <w:r>
               <w:rPr>
                 <w:rStyle w:val="Hypertextovodkaz"/>
@@ -13386,7 +13362,7 @@
                 <w:noProof/>
                 <w:webHidden/>
               </w:rPr>
-              <w:instrText xml:space="preserve"> PAGEREF _Toc213609422 \h </w:instrText>
+              <w:instrText xml:space="preserve"> PAGEREF _Toc225844740 \h </w:instrText>
             </w:r>
             <w:r>
               <w:rPr>
@@ -13406,7 +13382,7 @@
                 <w:noProof/>
                 <w:webHidden/>
               </w:rPr>
-              <w:t>8</w:t>
+              <w:t>9</w:t>
             </w:r>
             <w:r>
               <w:rPr>
@@ -13429,7 +13405,7 @@
               <w:color w:val="auto"/>
             </w:rPr>
           </w:pPr>
-          <w:hyperlink w:anchor="_Toc213609423" w:history="1">
+          <w:hyperlink w:anchor="_Toc225844741" w:history="1">
             <w:r>
               <w:rPr>
                 <w:rStyle w:val="Hypertextovodkaz"/>
@@ -13457,7 +13433,7 @@
                 <w:noProof/>
                 <w:webHidden/>
               </w:rPr>
-              <w:instrText xml:space="preserve"> PAGEREF _Toc213609423 \h </w:instrText>
+              <w:instrText xml:space="preserve"> PAGEREF _Toc225844741 \h </w:instrText>
             </w:r>
             <w:r>
               <w:rPr>
@@ -13477,7 +13453,357 @@
                 <w:noProof/>
                 <w:webHidden/>
               </w:rPr>
-              <w:t>8</w:t>
+              <w:t>10</w:t>
+            </w:r>
+            <w:r>
+              <w:rPr>
+                <w:noProof/>
+                <w:webHidden/>
+              </w:rPr>
+              <w:fldChar w:fldCharType="end"/>
+            </w:r>
+          </w:hyperlink>
+        </w:p>
+        <w:p>
+          <w:pPr>
+            <w:pStyle w:val="Obsah2"/>
+            <w:tabs>
+              <w:tab w:val="right" w:leader="dot" w:pos="9061"/>
+            </w:tabs>
+            <w:rPr>
+              <w:rFonts w:asciiTheme="minorHAnsi" w:eastAsiaTheme="minorEastAsia" w:hAnsiTheme="minorHAnsi" w:cstheme="minorBidi"/>
+              <w:noProof/>
+              <w:color w:val="auto"/>
+            </w:rPr>
+          </w:pPr>
+          <w:hyperlink w:anchor="_Toc225844742" w:history="1">
+            <w:r>
+              <w:rPr>
+                <w:rStyle w:val="Hypertextovodkaz"/>
+                <w:noProof/>
+              </w:rPr>
+              <w:t>1.4 Flask</w:t>
+            </w:r>
+            <w:r>
+              <w:rPr>
+                <w:noProof/>
+                <w:webHidden/>
+              </w:rPr>
+              <w:tab/>
+            </w:r>
+            <w:r>
+              <w:rPr>
+                <w:noProof/>
+                <w:webHidden/>
+              </w:rPr>
+              <w:fldChar w:fldCharType="begin"/>
+            </w:r>
+            <w:r>
+              <w:rPr>
+                <w:noProof/>
+                <w:webHidden/>
+              </w:rPr>
+              <w:instrText xml:space="preserve"> PAGEREF _Toc225844742 \h </w:instrText>
+            </w:r>
+            <w:r>
+              <w:rPr>
+                <w:noProof/>
+                <w:webHidden/>
+              </w:rPr>
+            </w:r>
+            <w:r>
+              <w:rPr>
+                <w:noProof/>
+                <w:webHidden/>
+              </w:rPr>
+              <w:fldChar w:fldCharType="separate"/>
+            </w:r>
+            <w:r>
+              <w:rPr>
+                <w:noProof/>
+                <w:webHidden/>
+              </w:rPr>
+              <w:t>10</w:t>
+            </w:r>
+            <w:r>
+              <w:rPr>
+                <w:noProof/>
+                <w:webHidden/>
+              </w:rPr>
+              <w:fldChar w:fldCharType="end"/>
+            </w:r>
+          </w:hyperlink>
+        </w:p>
+        <w:p>
+          <w:pPr>
+            <w:pStyle w:val="Obsah2"/>
+            <w:tabs>
+              <w:tab w:val="right" w:leader="dot" w:pos="9061"/>
+            </w:tabs>
+            <w:rPr>
+              <w:rFonts w:asciiTheme="minorHAnsi" w:eastAsiaTheme="minorEastAsia" w:hAnsiTheme="minorHAnsi" w:cstheme="minorBidi"/>
+              <w:noProof/>
+              <w:color w:val="auto"/>
+            </w:rPr>
+          </w:pPr>
+          <w:hyperlink w:anchor="_Toc225844743" w:history="1">
+            <w:r>
+              <w:rPr>
+                <w:rStyle w:val="Hypertextovodkaz"/>
+                <w:noProof/>
+              </w:rPr>
+              <w:t>1.5 HTTP protokol</w:t>
+            </w:r>
+            <w:r>
+              <w:rPr>
+                <w:noProof/>
+                <w:webHidden/>
+              </w:rPr>
+              <w:tab/>
+            </w:r>
+            <w:r>
+              <w:rPr>
+                <w:noProof/>
+                <w:webHidden/>
+              </w:rPr>
+              <w:fldChar w:fldCharType="begin"/>
+            </w:r>
+            <w:r>
+              <w:rPr>
+                <w:noProof/>
+                <w:webHidden/>
+              </w:rPr>
+              <w:instrText xml:space="preserve"> PAGEREF _Toc225844743 \h </w:instrText>
+            </w:r>
+            <w:r>
+              <w:rPr>
+                <w:noProof/>
+                <w:webHidden/>
+              </w:rPr>
+            </w:r>
+            <w:r>
+              <w:rPr>
+                <w:noProof/>
+                <w:webHidden/>
+              </w:rPr>
+              <w:fldChar w:fldCharType="separate"/>
+            </w:r>
+            <w:r>
+              <w:rPr>
+                <w:noProof/>
+                <w:webHidden/>
+              </w:rPr>
+              <w:t>11</w:t>
+            </w:r>
+            <w:r>
+              <w:rPr>
+                <w:noProof/>
+                <w:webHidden/>
+              </w:rPr>
+              <w:fldChar w:fldCharType="end"/>
+            </w:r>
+          </w:hyperlink>
+        </w:p>
+        <w:p>
+          <w:pPr>
+            <w:pStyle w:val="Obsah2"/>
+            <w:tabs>
+              <w:tab w:val="right" w:leader="dot" w:pos="9061"/>
+            </w:tabs>
+            <w:rPr>
+              <w:rFonts w:asciiTheme="minorHAnsi" w:eastAsiaTheme="minorEastAsia" w:hAnsiTheme="minorHAnsi" w:cstheme="minorBidi"/>
+              <w:noProof/>
+              <w:color w:val="auto"/>
+            </w:rPr>
+          </w:pPr>
+          <w:hyperlink w:anchor="_Toc225844744" w:history="1">
+            <w:r>
+              <w:rPr>
+                <w:rStyle w:val="Hypertextovodkaz"/>
+                <w:noProof/>
+              </w:rPr>
+              <w:t>1.6 ESP32</w:t>
+            </w:r>
+            <w:r>
+              <w:rPr>
+                <w:noProof/>
+                <w:webHidden/>
+              </w:rPr>
+              <w:tab/>
+            </w:r>
+            <w:r>
+              <w:rPr>
+                <w:noProof/>
+                <w:webHidden/>
+              </w:rPr>
+              <w:fldChar w:fldCharType="begin"/>
+            </w:r>
+            <w:r>
+              <w:rPr>
+                <w:noProof/>
+                <w:webHidden/>
+              </w:rPr>
+              <w:instrText xml:space="preserve"> PAGEREF _Toc225844744 \h </w:instrText>
+            </w:r>
+            <w:r>
+              <w:rPr>
+                <w:noProof/>
+                <w:webHidden/>
+              </w:rPr>
+            </w:r>
+            <w:r>
+              <w:rPr>
+                <w:noProof/>
+                <w:webHidden/>
+              </w:rPr>
+              <w:fldChar w:fldCharType="separate"/>
+            </w:r>
+            <w:r>
+              <w:rPr>
+                <w:noProof/>
+                <w:webHidden/>
+              </w:rPr>
+              <w:t>12</w:t>
+            </w:r>
+            <w:r>
+              <w:rPr>
+                <w:noProof/>
+                <w:webHidden/>
+              </w:rPr>
+              <w:fldChar w:fldCharType="end"/>
+            </w:r>
+          </w:hyperlink>
+        </w:p>
+        <w:p>
+          <w:pPr>
+            <w:pStyle w:val="Obsah2"/>
+            <w:tabs>
+              <w:tab w:val="right" w:leader="dot" w:pos="9061"/>
+            </w:tabs>
+            <w:rPr>
+              <w:rFonts w:asciiTheme="minorHAnsi" w:eastAsiaTheme="minorEastAsia" w:hAnsiTheme="minorHAnsi" w:cstheme="minorBidi"/>
+              <w:noProof/>
+              <w:color w:val="auto"/>
+            </w:rPr>
+          </w:pPr>
+          <w:hyperlink w:anchor="_Toc225844745" w:history="1">
+            <w:r>
+              <w:rPr>
+                <w:rStyle w:val="Hypertextovodkaz"/>
+                <w:noProof/>
+              </w:rPr>
+              <w:t>1.6 M5stack</w:t>
+            </w:r>
+            <w:r>
+              <w:rPr>
+                <w:noProof/>
+                <w:webHidden/>
+              </w:rPr>
+              <w:tab/>
+            </w:r>
+            <w:r>
+              <w:rPr>
+                <w:noProof/>
+                <w:webHidden/>
+              </w:rPr>
+              <w:fldChar w:fldCharType="begin"/>
+            </w:r>
+            <w:r>
+              <w:rPr>
+                <w:noProof/>
+                <w:webHidden/>
+              </w:rPr>
+              <w:instrText xml:space="preserve"> PAGEREF _Toc225844745 \h </w:instrText>
+            </w:r>
+            <w:r>
+              <w:rPr>
+                <w:noProof/>
+                <w:webHidden/>
+              </w:rPr>
+            </w:r>
+            <w:r>
+              <w:rPr>
+                <w:noProof/>
+                <w:webHidden/>
+              </w:rPr>
+              <w:fldChar w:fldCharType="separate"/>
+            </w:r>
+            <w:r>
+              <w:rPr>
+                <w:noProof/>
+                <w:webHidden/>
+              </w:rPr>
+              <w:t>12</w:t>
+            </w:r>
+            <w:r>
+              <w:rPr>
+                <w:noProof/>
+                <w:webHidden/>
+              </w:rPr>
+              <w:fldChar w:fldCharType="end"/>
+            </w:r>
+          </w:hyperlink>
+        </w:p>
+        <w:p>
+          <w:pPr>
+            <w:pStyle w:val="Obsah2"/>
+            <w:tabs>
+              <w:tab w:val="right" w:leader="dot" w:pos="9061"/>
+            </w:tabs>
+            <w:rPr>
+              <w:rFonts w:asciiTheme="minorHAnsi" w:eastAsiaTheme="minorEastAsia" w:hAnsiTheme="minorHAnsi" w:cstheme="minorBidi"/>
+              <w:noProof/>
+              <w:color w:val="auto"/>
+            </w:rPr>
+          </w:pPr>
+          <w:hyperlink w:anchor="_Toc225844746" w:history="1">
+            <w:r>
+              <w:rPr>
+                <w:rStyle w:val="Hypertextovodkaz"/>
+                <w:noProof/>
+              </w:rPr>
+              <w:t>1.x Smart Home</w:t>
+            </w:r>
+            <w:r>
+              <w:rPr>
+                <w:noProof/>
+                <w:webHidden/>
+              </w:rPr>
+              <w:tab/>
+            </w:r>
+            <w:r>
+              <w:rPr>
+                <w:noProof/>
+                <w:webHidden/>
+              </w:rPr>
+              <w:fldChar w:fldCharType="begin"/>
+            </w:r>
+            <w:r>
+              <w:rPr>
+                <w:noProof/>
+                <w:webHidden/>
+              </w:rPr>
+              <w:instrText xml:space="preserve"> PAGEREF _Toc225844746 \h </w:instrText>
+            </w:r>
+            <w:r>
+              <w:rPr>
+                <w:noProof/>
+                <w:webHidden/>
+              </w:rPr>
+            </w:r>
+            <w:r>
+              <w:rPr>
+                <w:noProof/>
+                <w:webHidden/>
+              </w:rPr>
+              <w:fldChar w:fldCharType="separate"/>
+            </w:r>
+            <w:r>
+              <w:rPr>
+                <w:noProof/>
+                <w:webHidden/>
+              </w:rPr>
+              <w:t>12</w:t>
             </w:r>
             <w:r>
               <w:rPr>
@@ -13500,7 +13826,7 @@
               <w:color w:val="auto"/>
             </w:rPr>
           </w:pPr>
-          <w:hyperlink w:anchor="_Toc213609424" w:history="1">
+          <w:hyperlink w:anchor="_Toc225844747" w:history="1">
             <w:r>
               <w:rPr>
                 <w:rStyle w:val="Hypertextovodkaz"/>
@@ -13542,7 +13868,7 @@
                 <w:noProof/>
                 <w:webHidden/>
               </w:rPr>
-              <w:instrText xml:space="preserve"> PAGEREF _Toc213609424 \h </w:instrText>
+              <w:instrText xml:space="preserve"> PAGEREF _Toc225844747 \h </w:instrText>
             </w:r>
             <w:r>
               <w:rPr>
@@ -13562,7 +13888,7 @@
                 <w:noProof/>
                 <w:webHidden/>
               </w:rPr>
-              <w:t>9</w:t>
+              <w:t>13</w:t>
             </w:r>
             <w:r>
               <w:rPr>
@@ -13585,7 +13911,7 @@
               <w:color w:val="auto"/>
             </w:rPr>
           </w:pPr>
-          <w:hyperlink w:anchor="_Toc213609425" w:history="1">
+          <w:hyperlink w:anchor="_Toc225844748" w:history="1">
             <w:r>
               <w:rPr>
                 <w:rStyle w:val="Hypertextovodkaz"/>
@@ -13627,7 +13953,7 @@
                 <w:noProof/>
                 <w:webHidden/>
               </w:rPr>
-              <w:instrText xml:space="preserve"> PAGEREF _Toc213609425 \h </w:instrText>
+              <w:instrText xml:space="preserve"> PAGEREF _Toc225844748 \h </w:instrText>
             </w:r>
             <w:r>
               <w:rPr>
@@ -13647,7 +13973,7 @@
                 <w:noProof/>
                 <w:webHidden/>
               </w:rPr>
-              <w:t>9</w:t>
+              <w:t>13</w:t>
             </w:r>
             <w:r>
               <w:rPr>
@@ -13670,7 +13996,7 @@
               <w:color w:val="auto"/>
             </w:rPr>
           </w:pPr>
-          <w:hyperlink w:anchor="_Toc213609426" w:history="1">
+          <w:hyperlink w:anchor="_Toc225844749" w:history="1">
             <w:r>
               <w:rPr>
                 <w:rStyle w:val="Hypertextovodkaz"/>
@@ -13712,7 +14038,7 @@
                 <w:noProof/>
                 <w:webHidden/>
               </w:rPr>
-              <w:instrText xml:space="preserve"> PAGEREF _Toc213609426 \h </w:instrText>
+              <w:instrText xml:space="preserve"> PAGEREF _Toc225844749 \h </w:instrText>
             </w:r>
             <w:r>
               <w:rPr>
@@ -13732,7 +14058,7 @@
                 <w:noProof/>
                 <w:webHidden/>
               </w:rPr>
-              <w:t>9</w:t>
+              <w:t>13</w:t>
             </w:r>
             <w:r>
               <w:rPr>
@@ -13755,7 +14081,7 @@
               <w:color w:val="auto"/>
             </w:rPr>
           </w:pPr>
-          <w:hyperlink w:anchor="_Toc213609427" w:history="1">
+          <w:hyperlink w:anchor="_Toc225844750" w:history="1">
             <w:r>
               <w:rPr>
                 <w:rStyle w:val="Hypertextovodkaz"/>
@@ -13797,7 +14123,7 @@
                 <w:noProof/>
                 <w:webHidden/>
               </w:rPr>
-              <w:instrText xml:space="preserve"> PAGEREF _Toc213609427 \h </w:instrText>
+              <w:instrText xml:space="preserve"> PAGEREF _Toc225844750 \h </w:instrText>
             </w:r>
             <w:r>
               <w:rPr>
@@ -13817,7 +14143,7 @@
                 <w:noProof/>
                 <w:webHidden/>
               </w:rPr>
-              <w:t>9</w:t>
+              <w:t>14</w:t>
             </w:r>
             <w:r>
               <w:rPr>
@@ -13840,7 +14166,7 @@
               <w:color w:val="auto"/>
             </w:rPr>
           </w:pPr>
-          <w:hyperlink w:anchor="_Toc213609428" w:history="1">
+          <w:hyperlink w:anchor="_Toc225844751" w:history="1">
             <w:r>
               <w:rPr>
                 <w:rStyle w:val="Hypertextovodkaz"/>
@@ -13882,7 +14208,7 @@
                 <w:noProof/>
                 <w:webHidden/>
               </w:rPr>
-              <w:instrText xml:space="preserve"> PAGEREF _Toc213609428 \h </w:instrText>
+              <w:instrText xml:space="preserve"> PAGEREF _Toc225844751 \h </w:instrText>
             </w:r>
             <w:r>
               <w:rPr>
@@ -13902,7 +14228,7 @@
                 <w:noProof/>
                 <w:webHidden/>
               </w:rPr>
-              <w:t>10</w:t>
+              <w:t>14</w:t>
             </w:r>
             <w:r>
               <w:rPr>
@@ -13925,7 +14251,7 @@
               <w:color w:val="auto"/>
             </w:rPr>
           </w:pPr>
-          <w:hyperlink w:anchor="_Toc213609429" w:history="1">
+          <w:hyperlink w:anchor="_Toc225844752" w:history="1">
             <w:r>
               <w:rPr>
                 <w:rStyle w:val="Hypertextovodkaz"/>
@@ -13967,7 +14293,7 @@
                 <w:noProof/>
                 <w:webHidden/>
               </w:rPr>
-              <w:instrText xml:space="preserve"> PAGEREF _Toc213609429 \h </w:instrText>
+              <w:instrText xml:space="preserve"> PAGEREF _Toc225844752 \h </w:instrText>
             </w:r>
             <w:r>
               <w:rPr>
@@ -13987,7 +14313,7 @@
                 <w:noProof/>
                 <w:webHidden/>
               </w:rPr>
-              <w:t>10</w:t>
+              <w:t>14</w:t>
             </w:r>
             <w:r>
               <w:rPr>
@@ -14010,7 +14336,7 @@
               <w:color w:val="auto"/>
             </w:rPr>
           </w:pPr>
-          <w:hyperlink w:anchor="_Toc213609430" w:history="1">
+          <w:hyperlink w:anchor="_Toc225844753" w:history="1">
             <w:r>
               <w:rPr>
                 <w:rStyle w:val="Hypertextovodkaz"/>
@@ -14037,7 +14363,7 @@
                 <w:noProof/>
                 <w:webHidden/>
               </w:rPr>
-              <w:instrText xml:space="preserve"> PAGEREF _Toc213609430 \h </w:instrText>
+              <w:instrText xml:space="preserve"> PAGEREF _Toc225844753 \h </w:instrText>
             </w:r>
             <w:r>
               <w:rPr>
@@ -14057,7 +14383,7 @@
                 <w:noProof/>
                 <w:webHidden/>
               </w:rPr>
-              <w:t>10</w:t>
+              <w:t>14</w:t>
             </w:r>
             <w:r>
               <w:rPr>
@@ -14080,7 +14406,7 @@
               <w:color w:val="auto"/>
             </w:rPr>
           </w:pPr>
-          <w:hyperlink w:anchor="_Toc213609431" w:history="1">
+          <w:hyperlink w:anchor="_Toc225844754" w:history="1">
             <w:r>
               <w:rPr>
                 <w:rStyle w:val="Hypertextovodkaz"/>
@@ -14107,7 +14433,7 @@
                 <w:noProof/>
                 <w:webHidden/>
               </w:rPr>
-              <w:instrText xml:space="preserve"> PAGEREF _Toc213609431 \h </w:instrText>
+              <w:instrText xml:space="preserve"> PAGEREF _Toc225844754 \h </w:instrText>
             </w:r>
             <w:r>
               <w:rPr>
@@ -14127,7 +14453,7 @@
                 <w:noProof/>
                 <w:webHidden/>
               </w:rPr>
-              <w:t>10</w:t>
+              <w:t>14</w:t>
             </w:r>
             <w:r>
               <w:rPr>
@@ -14151,7 +14477,7 @@
               <w:color w:val="auto"/>
             </w:rPr>
           </w:pPr>
-          <w:hyperlink w:anchor="_Toc213609432" w:history="1">
+          <w:hyperlink w:anchor="_Toc225844755" w:history="1">
             <w:r>
               <w:rPr>
                 <w:rStyle w:val="Hypertextovodkaz"/>
@@ -14178,7 +14504,7 @@
                 <w:noProof/>
                 <w:webHidden/>
               </w:rPr>
-              <w:instrText xml:space="preserve"> PAGEREF _Toc213609432 \h </w:instrText>
+              <w:instrText xml:space="preserve"> PAGEREF _Toc225844755 \h </w:instrText>
             </w:r>
             <w:r>
               <w:rPr>
@@ -14198,7 +14524,7 @@
                 <w:noProof/>
                 <w:webHidden/>
               </w:rPr>
-              <w:t>10</w:t>
+              <w:t>14</w:t>
             </w:r>
             <w:r>
               <w:rPr>
@@ -14222,7 +14548,7 @@
               <w:color w:val="auto"/>
             </w:rPr>
           </w:pPr>
-          <w:hyperlink w:anchor="_Toc213609433" w:history="1">
+          <w:hyperlink w:anchor="_Toc225844756" w:history="1">
             <w:r>
               <w:rPr>
                 <w:rStyle w:val="Hypertextovodkaz"/>
@@ -14249,7 +14575,7 @@
                 <w:noProof/>
                 <w:webHidden/>
               </w:rPr>
-              <w:instrText xml:space="preserve"> PAGEREF _Toc213609433 \h </w:instrText>
+              <w:instrText xml:space="preserve"> PAGEREF _Toc225844756 \h </w:instrText>
             </w:r>
             <w:r>
               <w:rPr>
@@ -14269,7 +14595,7 @@
                 <w:noProof/>
                 <w:webHidden/>
               </w:rPr>
-              <w:t>11</w:t>
+              <w:t>15</w:t>
             </w:r>
             <w:r>
               <w:rPr>
@@ -14293,7 +14619,7 @@
               <w:color w:val="auto"/>
             </w:rPr>
           </w:pPr>
-          <w:hyperlink w:anchor="_Toc213609434" w:history="1">
+          <w:hyperlink w:anchor="_Toc225844757" w:history="1">
             <w:r>
               <w:rPr>
                 <w:rStyle w:val="Hypertextovodkaz"/>
@@ -14320,7 +14646,7 @@
                 <w:noProof/>
                 <w:webHidden/>
               </w:rPr>
-              <w:instrText xml:space="preserve"> PAGEREF _Toc213609434 \h </w:instrText>
+              <w:instrText xml:space="preserve"> PAGEREF _Toc225844757 \h </w:instrText>
             </w:r>
             <w:r>
               <w:rPr>
@@ -14340,7 +14666,7 @@
                 <w:noProof/>
                 <w:webHidden/>
               </w:rPr>
-              <w:t>12</w:t>
+              <w:t>16</w:t>
             </w:r>
             <w:r>
               <w:rPr>
@@ -14364,7 +14690,7 @@
               <w:color w:val="auto"/>
             </w:rPr>
           </w:pPr>
-          <w:hyperlink w:anchor="_Toc213609435" w:history="1">
+          <w:hyperlink w:anchor="_Toc225844758" w:history="1">
             <w:r>
               <w:rPr>
                 <w:rStyle w:val="Hypertextovodkaz"/>
@@ -14391,7 +14717,7 @@
                 <w:noProof/>
                 <w:webHidden/>
               </w:rPr>
-              <w:instrText xml:space="preserve"> PAGEREF _Toc213609435 \h </w:instrText>
+              <w:instrText xml:space="preserve"> PAGEREF _Toc225844758 \h </w:instrText>
             </w:r>
             <w:r>
               <w:rPr>
@@ -14411,7 +14737,7 @@
                 <w:noProof/>
                 <w:webHidden/>
               </w:rPr>
-              <w:t>13</w:t>
+              <w:t>17</w:t>
             </w:r>
             <w:r>
               <w:rPr>
@@ -14434,7 +14760,7 @@
               <w:color w:val="auto"/>
             </w:rPr>
           </w:pPr>
-          <w:hyperlink w:anchor="_Toc213609436" w:history="1">
+          <w:hyperlink w:anchor="_Toc225844759" w:history="1">
             <w:r>
               <w:rPr>
                 <w:rStyle w:val="Hypertextovodkaz"/>
@@ -14476,7 +14802,7 @@
                 <w:noProof/>
                 <w:webHidden/>
               </w:rPr>
-              <w:instrText xml:space="preserve"> PAGEREF _Toc213609436 \h </w:instrText>
+              <w:instrText xml:space="preserve"> PAGEREF _Toc225844759 \h </w:instrText>
             </w:r>
             <w:r>
               <w:rPr>
@@ -14496,7 +14822,7 @@
                 <w:noProof/>
                 <w:webHidden/>
               </w:rPr>
-              <w:t>13</w:t>
+              <w:t>17</w:t>
             </w:r>
             <w:r>
               <w:rPr>
@@ -14567,43 +14893,154 @@
     </w:p>
     <w:p>
       <w:pPr>
-        <w:spacing w:after="0"/>
-        <w:ind w:left="-5" w:hanging="10"/>
+        <w:pStyle w:val="Seznamobrzk"/>
+        <w:tabs>
+          <w:tab w:val="right" w:leader="dot" w:pos="9061"/>
+        </w:tabs>
+        <w:rPr>
+          <w:rFonts w:asciiTheme="minorHAnsi" w:eastAsiaTheme="minorEastAsia" w:hAnsiTheme="minorHAnsi" w:cstheme="minorBidi"/>
+          <w:noProof/>
+          <w:color w:val="auto"/>
+          <w:sz w:val="24"/>
+        </w:rPr>
       </w:pPr>
       <w:r>
-        <w:rPr>
-          <w:rFonts w:ascii="Times New Roman" w:eastAsia="Times New Roman" w:hAnsi="Times New Roman" w:cs="Times New Roman"/>
-          <w:sz w:val="24"/>
-        </w:rPr>
-        <w:t>Obrázek 1.1: Ukázka obrázku ..................................................................................................12</w:t>
-      </w:r>
-      <w:r>
-        <w:t xml:space="preserve"> </w:t>
-      </w:r>
+        <w:fldChar w:fldCharType="begin"/>
+      </w:r>
+      <w:r>
+        <w:instrText xml:space="preserve"> TOC \h \z \c "Obrázek" </w:instrText>
+      </w:r>
+      <w:r>
+        <w:fldChar w:fldCharType="separate"/>
+      </w:r>
+      <w:hyperlink w:anchor="_Toc225846415" w:history="1">
+        <w:r>
+          <w:rPr>
+            <w:rStyle w:val="Hypertextovodkaz"/>
+            <w:noProof/>
+          </w:rPr>
+          <w:t>Obrázek 1: Schéma webové stránky</w:t>
+        </w:r>
+        <w:r>
+          <w:rPr>
+            <w:noProof/>
+            <w:webHidden/>
+          </w:rPr>
+          <w:tab/>
+        </w:r>
+        <w:r>
+          <w:rPr>
+            <w:noProof/>
+            <w:webHidden/>
+          </w:rPr>
+          <w:fldChar w:fldCharType="begin"/>
+        </w:r>
+        <w:r>
+          <w:rPr>
+            <w:noProof/>
+            <w:webHidden/>
+          </w:rPr>
+          <w:instrText xml:space="preserve"> PAGEREF _Toc225846415 \h </w:instrText>
+        </w:r>
+        <w:r>
+          <w:rPr>
+            <w:noProof/>
+            <w:webHidden/>
+          </w:rPr>
+        </w:r>
+        <w:r>
+          <w:rPr>
+            <w:noProof/>
+            <w:webHidden/>
+          </w:rPr>
+          <w:fldChar w:fldCharType="separate"/>
+        </w:r>
+        <w:r>
+          <w:rPr>
+            <w:noProof/>
+            <w:webHidden/>
+          </w:rPr>
+          <w:t>10</w:t>
+        </w:r>
+        <w:r>
+          <w:rPr>
+            <w:noProof/>
+            <w:webHidden/>
+          </w:rPr>
+          <w:fldChar w:fldCharType="end"/>
+        </w:r>
+      </w:hyperlink>
     </w:p>
     <w:p>
       <w:pPr>
-        <w:spacing w:after="0"/>
+        <w:pStyle w:val="Seznamobrzk"/>
+        <w:tabs>
+          <w:tab w:val="right" w:leader="dot" w:pos="9061"/>
+        </w:tabs>
+        <w:rPr>
+          <w:rFonts w:asciiTheme="minorHAnsi" w:eastAsiaTheme="minorEastAsia" w:hAnsiTheme="minorHAnsi" w:cstheme="minorBidi"/>
+          <w:noProof/>
+          <w:color w:val="auto"/>
+          <w:sz w:val="24"/>
+        </w:rPr>
       </w:pPr>
-      <w:r>
-        <w:rPr>
-          <w:rFonts w:ascii="Times New Roman" w:eastAsia="Times New Roman" w:hAnsi="Times New Roman" w:cs="Times New Roman"/>
-          <w:sz w:val="24"/>
-        </w:rPr>
-        <w:t xml:space="preserve"> </w:t>
-      </w:r>
-    </w:p>
-    <w:p>
-      <w:pPr>
-        <w:spacing w:after="3046"/>
-      </w:pPr>
-      <w:r>
-        <w:rPr>
-          <w:rFonts w:ascii="Times New Roman" w:eastAsia="Times New Roman" w:hAnsi="Times New Roman" w:cs="Times New Roman"/>
-          <w:sz w:val="24"/>
-        </w:rPr>
-        <w:t xml:space="preserve"> </w:t>
-      </w:r>
+      <w:hyperlink w:anchor="_Toc225846416" w:history="1">
+        <w:r>
+          <w:rPr>
+            <w:rStyle w:val="Hypertextovodkaz"/>
+            <w:noProof/>
+          </w:rPr>
+          <w:t>Obrázek 2: Schéma HTTP protokolu</w:t>
+        </w:r>
+        <w:r>
+          <w:rPr>
+            <w:noProof/>
+            <w:webHidden/>
+          </w:rPr>
+          <w:tab/>
+        </w:r>
+        <w:r>
+          <w:rPr>
+            <w:noProof/>
+            <w:webHidden/>
+          </w:rPr>
+          <w:fldChar w:fldCharType="begin"/>
+        </w:r>
+        <w:r>
+          <w:rPr>
+            <w:noProof/>
+            <w:webHidden/>
+          </w:rPr>
+          <w:instrText xml:space="preserve"> PAGEREF _Toc225846416 \h </w:instrText>
+        </w:r>
+        <w:r>
+          <w:rPr>
+            <w:noProof/>
+            <w:webHidden/>
+          </w:rPr>
+        </w:r>
+        <w:r>
+          <w:rPr>
+            <w:noProof/>
+            <w:webHidden/>
+          </w:rPr>
+          <w:fldChar w:fldCharType="separate"/>
+        </w:r>
+        <w:r>
+          <w:rPr>
+            <w:noProof/>
+            <w:webHidden/>
+          </w:rPr>
+          <w:t>11</w:t>
+        </w:r>
+        <w:r>
+          <w:rPr>
+            <w:noProof/>
+            <w:webHidden/>
+          </w:rPr>
+          <w:fldChar w:fldCharType="end"/>
+        </w:r>
+      </w:hyperlink>
     </w:p>
     <w:p>
       <w:pPr>
@@ -14611,6 +15048,51 @@
         <w:ind w:left="-5" w:hanging="10"/>
       </w:pPr>
       <w:r>
+        <w:fldChar w:fldCharType="end"/>
+      </w:r>
+    </w:p>
+    <w:p>
+      <w:pPr>
+        <w:spacing w:after="164"/>
+        <w:ind w:left="-5" w:hanging="10"/>
+      </w:pPr>
+    </w:p>
+    <w:p>
+      <w:pPr>
+        <w:spacing w:after="164"/>
+        <w:ind w:left="-5" w:hanging="10"/>
+      </w:pPr>
+    </w:p>
+    <w:p>
+      <w:pPr>
+        <w:spacing w:after="164"/>
+        <w:ind w:left="-5" w:hanging="10"/>
+      </w:pPr>
+    </w:p>
+    <w:p>
+      <w:pPr>
+        <w:spacing w:after="164"/>
+        <w:ind w:left="-5" w:hanging="10"/>
+      </w:pPr>
+    </w:p>
+    <w:p>
+      <w:pPr>
+        <w:spacing w:after="164"/>
+        <w:ind w:left="-5" w:hanging="10"/>
+      </w:pPr>
+    </w:p>
+    <w:p>
+      <w:pPr>
+        <w:spacing w:after="164"/>
+        <w:ind w:left="-5" w:hanging="10"/>
+      </w:pPr>
+    </w:p>
+    <w:p>
+      <w:pPr>
+        <w:spacing w:after="164"/>
+        <w:ind w:left="-5" w:hanging="10"/>
+      </w:pPr>
+      <w:r>
         <w:rPr>
           <w:b/>
           <w:color w:val="EA7603"/>
@@ -14656,7 +15138,6 @@
           <w:rFonts w:ascii="Times New Roman" w:eastAsia="Times New Roman" w:hAnsi="Times New Roman" w:cs="Times New Roman"/>
           <w:sz w:val="24"/>
         </w:rPr>
-        <w:lastRenderedPageBreak/>
         <w:t xml:space="preserve"> </w:t>
       </w:r>
     </w:p>
@@ -14790,107 +15271,196 @@
         </w:tabs>
         <w:spacing w:after="0"/>
         <w:ind w:left="-15"/>
-      </w:pPr>
-      <w:r>
         <w:rPr>
           <w:rFonts w:ascii="Times New Roman" w:eastAsia="Times New Roman" w:hAnsi="Times New Roman" w:cs="Times New Roman"/>
           <w:sz w:val="24"/>
         </w:rPr>
-        <w:t xml:space="preserve">{Zkratka} </w:t>
-      </w:r>
+      </w:pPr>
       <w:r>
         <w:rPr>
           <w:rFonts w:ascii="Times New Roman" w:eastAsia="Times New Roman" w:hAnsi="Times New Roman" w:cs="Times New Roman"/>
           <w:sz w:val="24"/>
         </w:rPr>
+        <w:t xml:space="preserve">{Zkratka} </w:t>
+      </w:r>
+      <w:r>
+        <w:rPr>
+          <w:rFonts w:ascii="Times New Roman" w:eastAsia="Times New Roman" w:hAnsi="Times New Roman" w:cs="Times New Roman"/>
+          <w:sz w:val="24"/>
+        </w:rPr>
         <w:tab/>
         <w:t xml:space="preserve">{Popis zkratky} </w:t>
-      </w:r>
-      <w:r>
-        <w:rPr>
-          <w:rFonts w:ascii="Times New Roman" w:eastAsia="Times New Roman" w:hAnsi="Times New Roman" w:cs="Times New Roman"/>
-          <w:sz w:val="24"/>
-        </w:rPr>
-        <w:tab/>
-        <w:t xml:space="preserve"> </w:t>
       </w:r>
     </w:p>
     <w:p>
       <w:pPr>
+        <w:tabs>
+          <w:tab w:val="center" w:pos="2130"/>
+          <w:tab w:val="center" w:pos="4004"/>
+        </w:tabs>
         <w:spacing w:after="0"/>
-      </w:pPr>
-      <w:r>
+        <w:ind w:left="-15"/>
         <w:rPr>
           <w:rFonts w:ascii="Times New Roman" w:eastAsia="Times New Roman" w:hAnsi="Times New Roman" w:cs="Times New Roman"/>
           <w:sz w:val="24"/>
         </w:rPr>
-        <w:t xml:space="preserve"> </w:t>
+      </w:pPr>
+      <w:r>
+        <w:rPr>
+          <w:rFonts w:ascii="Times New Roman" w:eastAsia="Times New Roman" w:hAnsi="Times New Roman" w:cs="Times New Roman"/>
+          <w:sz w:val="24"/>
+        </w:rPr>
+        <w:t xml:space="preserve">ARM  </w:t>
       </w:r>
     </w:p>
     <w:p>
       <w:pPr>
-        <w:spacing w:after="2634"/>
-      </w:pPr>
-      <w:r>
+        <w:tabs>
+          <w:tab w:val="center" w:pos="2130"/>
+          <w:tab w:val="center" w:pos="4004"/>
+        </w:tabs>
+        <w:spacing w:after="0"/>
+        <w:ind w:left="-15"/>
         <w:rPr>
           <w:rFonts w:ascii="Times New Roman" w:eastAsia="Times New Roman" w:hAnsi="Times New Roman" w:cs="Times New Roman"/>
           <w:sz w:val="24"/>
         </w:rPr>
-        <w:t xml:space="preserve"> </w:t>
-      </w:r>
+      </w:pPr>
+      <w:proofErr w:type="spellStart"/>
+      <w:r>
+        <w:rPr>
+          <w:rFonts w:ascii="Times New Roman" w:eastAsia="Times New Roman" w:hAnsi="Times New Roman" w:cs="Times New Roman"/>
+          <w:sz w:val="24"/>
+        </w:rPr>
+        <w:t>IoT</w:t>
+      </w:r>
+      <w:proofErr w:type="spellEnd"/>
     </w:p>
     <w:p>
       <w:pPr>
+        <w:tabs>
+          <w:tab w:val="center" w:pos="2130"/>
+          <w:tab w:val="center" w:pos="4004"/>
+        </w:tabs>
         <w:spacing w:after="0"/>
-      </w:pPr>
-      <w:r>
+        <w:ind w:left="-15"/>
         <w:rPr>
           <w:rFonts w:ascii="Times New Roman" w:eastAsia="Times New Roman" w:hAnsi="Times New Roman" w:cs="Times New Roman"/>
           <w:sz w:val="24"/>
         </w:rPr>
-        <w:t xml:space="preserve"> </w:t>
-      </w:r>
+      </w:pPr>
       <w:r>
         <w:rPr>
           <w:rFonts w:ascii="Times New Roman" w:eastAsia="Times New Roman" w:hAnsi="Times New Roman" w:cs="Times New Roman"/>
           <w:sz w:val="24"/>
         </w:rPr>
-        <w:tab/>
-        <w:t xml:space="preserve"> </w:t>
+        <w:t>HTTP</w:t>
       </w:r>
     </w:p>
     <w:p>
       <w:pPr>
-        <w:spacing w:after="158"/>
-        <w:jc w:val="both"/>
-      </w:pPr>
-      <w:r>
+        <w:tabs>
+          <w:tab w:val="center" w:pos="2130"/>
+          <w:tab w:val="center" w:pos="4004"/>
+        </w:tabs>
+        <w:spacing w:after="0"/>
+        <w:ind w:left="-15"/>
         <w:rPr>
           <w:rFonts w:ascii="Times New Roman" w:eastAsia="Times New Roman" w:hAnsi="Times New Roman" w:cs="Times New Roman"/>
           <w:sz w:val="24"/>
         </w:rPr>
-        <w:t xml:space="preserve"> </w:t>
-      </w:r>
+      </w:pPr>
     </w:p>
     <w:p>
       <w:pPr>
+        <w:tabs>
+          <w:tab w:val="center" w:pos="2130"/>
+          <w:tab w:val="center" w:pos="4004"/>
+        </w:tabs>
         <w:spacing w:after="0"/>
-        <w:jc w:val="both"/>
-      </w:pPr>
-      <w:r>
+        <w:ind w:left="-15"/>
         <w:rPr>
           <w:rFonts w:ascii="Times New Roman" w:eastAsia="Times New Roman" w:hAnsi="Times New Roman" w:cs="Times New Roman"/>
           <w:sz w:val="24"/>
         </w:rPr>
-        <w:t xml:space="preserve"> </w:t>
-      </w:r>
+      </w:pPr>
     </w:p>
     <w:p>
       <w:pPr>
+        <w:tabs>
+          <w:tab w:val="center" w:pos="2130"/>
+          <w:tab w:val="center" w:pos="4004"/>
+        </w:tabs>
+        <w:spacing w:after="0"/>
+        <w:rPr>
+          <w:rFonts w:ascii="Times New Roman" w:eastAsia="Times New Roman" w:hAnsi="Times New Roman" w:cs="Times New Roman"/>
+          <w:sz w:val="24"/>
+        </w:rPr>
+      </w:pPr>
+    </w:p>
+    <w:p>
+      <w:pPr>
+        <w:tabs>
+          <w:tab w:val="center" w:pos="2130"/>
+          <w:tab w:val="center" w:pos="4004"/>
+        </w:tabs>
+        <w:spacing w:after="0"/>
+        <w:rPr>
+          <w:rFonts w:ascii="Times New Roman" w:eastAsia="Times New Roman" w:hAnsi="Times New Roman" w:cs="Times New Roman"/>
+          <w:sz w:val="24"/>
+        </w:rPr>
+      </w:pPr>
+    </w:p>
+    <w:p>
+      <w:pPr>
+        <w:tabs>
+          <w:tab w:val="center" w:pos="2130"/>
+          <w:tab w:val="center" w:pos="4004"/>
+        </w:tabs>
+        <w:spacing w:after="0"/>
+        <w:rPr>
+          <w:rFonts w:ascii="Times New Roman" w:eastAsia="Times New Roman" w:hAnsi="Times New Roman" w:cs="Times New Roman"/>
+          <w:sz w:val="24"/>
+        </w:rPr>
+      </w:pPr>
+    </w:p>
+    <w:p>
+      <w:pPr>
+        <w:tabs>
+          <w:tab w:val="center" w:pos="2130"/>
+          <w:tab w:val="center" w:pos="4004"/>
+        </w:tabs>
+        <w:spacing w:after="0"/>
+        <w:rPr>
+          <w:rFonts w:ascii="Times New Roman" w:eastAsia="Times New Roman" w:hAnsi="Times New Roman" w:cs="Times New Roman"/>
+          <w:sz w:val="24"/>
+        </w:rPr>
+      </w:pPr>
+    </w:p>
+    <w:p>
+      <w:pPr>
+        <w:tabs>
+          <w:tab w:val="center" w:pos="2130"/>
+          <w:tab w:val="center" w:pos="4004"/>
+        </w:tabs>
+        <w:spacing w:after="0"/>
+        <w:rPr>
+          <w:rFonts w:ascii="Times New Roman" w:eastAsia="Times New Roman" w:hAnsi="Times New Roman" w:cs="Times New Roman"/>
+          <w:sz w:val="24"/>
+        </w:rPr>
+      </w:pPr>
+    </w:p>
+    <w:p>
+      <w:pPr>
+        <w:tabs>
+          <w:tab w:val="center" w:pos="2130"/>
+          <w:tab w:val="center" w:pos="4004"/>
+        </w:tabs>
+        <w:spacing w:after="0"/>
         <w:sectPr>
-          <w:footerReference w:type="even" r:id="rId8"/>
-          <w:footerReference w:type="default" r:id="rId9"/>
-          <w:footerReference w:type="first" r:id="rId10"/>
+          <w:footerReference w:type="even" r:id="rId9"/>
+          <w:footerReference w:type="default" r:id="rId10"/>
+          <w:footerReference w:type="first" r:id="rId11"/>
           <w:pgSz w:w="11906" w:h="16838"/>
           <w:pgMar w:top="1028" w:right="1416" w:bottom="889" w:left="1419" w:header="708" w:footer="708" w:gutter="0"/>
           <w:cols w:space="708"/>
@@ -15112,7 +15682,7 @@
       <w:pPr>
         <w:pStyle w:val="Nadpis1"/>
       </w:pPr>
-      <w:bookmarkStart w:id="0" w:name="_Toc213609420"/>
+      <w:bookmarkStart w:id="0" w:name="_Toc225844738"/>
       <w:r>
         <w:lastRenderedPageBreak/>
         <w:t xml:space="preserve">1. </w:t>
@@ -15132,7 +15702,7 @@
       <w:pPr>
         <w:pStyle w:val="Nadpis2"/>
       </w:pPr>
-      <w:bookmarkStart w:id="1" w:name="_Toc213609421"/>
+      <w:bookmarkStart w:id="1" w:name="_Toc225844739"/>
       <w:r>
         <w:t>1</w:t>
       </w:r>
@@ -15198,7 +15768,13 @@
         <w:t xml:space="preserve"> PI a Orange PI díky jejich bohatému I/O a výkonu.</w:t>
       </w:r>
       <w:r>
-        <w:t xml:space="preserve"> Mezi zařízeními s větším výkonem už nebývá tolik rozdílů, které by hovořili pro jednu či druhou variantu, proto je zcela nepodstatné, které nakonec vybereme. Pro tuto práci byl zvolen </w:t>
+        <w:t xml:space="preserve"> Mezi zařízeními s větším výkonem už nebývá tolik rozdílů, které by hovořili pro jednu či druhou variantu, proto </w:t>
+      </w:r>
+      <w:r>
+        <w:t xml:space="preserve">se můžeme orientovat situací na trhu a dané cenně za kus. </w:t>
+      </w:r>
+      <w:r>
+        <w:t xml:space="preserve">Pro tuto práci byl zvolen </w:t>
       </w:r>
       <w:r>
         <w:t xml:space="preserve">počítač </w:t>
@@ -15544,7 +16120,7 @@
           <w:lang w:eastAsia="en-GB"/>
         </w:rPr>
       </w:pPr>
-      <w:bookmarkStart w:id="2" w:name="_Toc213609422"/>
+      <w:bookmarkStart w:id="2" w:name="_Toc225844740"/>
       <w:r>
         <w:rPr>
           <w:lang w:eastAsia="en-GB"/>
@@ -15901,155 +16477,900 @@
           <w:lang w:eastAsia="en-GB"/>
         </w:rPr>
       </w:pPr>
-      <w:bookmarkStart w:id="3" w:name="_Toc213609423"/>
       <w:r>
         <w:rPr>
           <w:lang w:eastAsia="en-GB"/>
         </w:rPr>
-        <w:t>1.3 Webový framework</w:t>
+        <w:t xml:space="preserve">1.3 </w:t>
+      </w:r>
+      <w:proofErr w:type="spellStart"/>
+      <w:r>
+        <w:rPr>
+          <w:lang w:eastAsia="en-GB"/>
+        </w:rPr>
+        <w:t>Raspberry</w:t>
+      </w:r>
+      <w:proofErr w:type="spellEnd"/>
+    </w:p>
+    <w:p>
+      <w:pPr>
+        <w:rPr>
+          <w:lang w:eastAsia="en-GB"/>
+        </w:rPr>
+      </w:pPr>
+      <w:proofErr w:type="spellStart"/>
+      <w:r>
+        <w:rPr>
+          <w:b/>
+          <w:bCs/>
+          <w:lang w:eastAsia="en-GB"/>
+        </w:rPr>
+        <w:t>Raspberry</w:t>
+      </w:r>
+      <w:proofErr w:type="spellEnd"/>
+      <w:r>
+        <w:rPr>
+          <w:b/>
+          <w:bCs/>
+          <w:lang w:eastAsia="en-GB"/>
+        </w:rPr>
+        <w:t xml:space="preserve"> </w:t>
+      </w:r>
+      <w:proofErr w:type="spellStart"/>
+      <w:r>
+        <w:rPr>
+          <w:b/>
+          <w:bCs/>
+          <w:lang w:eastAsia="en-GB"/>
+        </w:rPr>
+        <w:t>Pi</w:t>
+      </w:r>
+      <w:proofErr w:type="spellEnd"/>
+      <w:r>
+        <w:rPr>
+          <w:lang w:eastAsia="en-GB"/>
+        </w:rPr>
+        <w:t xml:space="preserve"> představuje klíčový prvek v oblasti vestavěných systémů a edukačních platforem, který v podstatě demokratizoval přístup k vývoji hardwaru a </w:t>
+      </w:r>
+      <w:proofErr w:type="spellStart"/>
+      <w:r>
+        <w:rPr>
+          <w:lang w:eastAsia="en-GB"/>
+        </w:rPr>
+        <w:t>nízkoúrovňovému</w:t>
+      </w:r>
+      <w:proofErr w:type="spellEnd"/>
+      <w:r>
+        <w:rPr>
+          <w:lang w:eastAsia="en-GB"/>
+        </w:rPr>
+        <w:t xml:space="preserve"> programování. Z pohledu studenta technického oboru je tato jednodesková platforma neocenitelná především díky své flexibilitě, kdy na bázi architektury </w:t>
+      </w:r>
+      <w:r>
+        <w:rPr>
+          <w:b/>
+          <w:bCs/>
+          <w:lang w:eastAsia="en-GB"/>
+        </w:rPr>
+        <w:t>ARM</w:t>
+      </w:r>
+      <w:r>
+        <w:rPr>
+          <w:lang w:eastAsia="en-GB"/>
+        </w:rPr>
+        <w:t xml:space="preserve"> umožňuje provozovat plnohodnotné distribuce Linuxu při zachování minimální energetické náročnosti. Klíčovou komparativní výhodou je přítomnost </w:t>
+      </w:r>
+      <w:r>
+        <w:rPr>
+          <w:b/>
+          <w:bCs/>
+          <w:lang w:eastAsia="en-GB"/>
+        </w:rPr>
+        <w:t>GPIO rozhraní</w:t>
+      </w:r>
+      <w:r>
+        <w:rPr>
+          <w:lang w:eastAsia="en-GB"/>
+        </w:rPr>
+        <w:t xml:space="preserve">, které slouží jako most mezi softwarovým prostředím a fyzickým světem, což z „Maliny“ činí ideální uzel pro sběr dat ze senzorů v rámci </w:t>
+      </w:r>
+      <w:proofErr w:type="spellStart"/>
+      <w:r>
+        <w:rPr>
+          <w:lang w:eastAsia="en-GB"/>
+        </w:rPr>
+        <w:t>IoT</w:t>
+      </w:r>
+      <w:proofErr w:type="spellEnd"/>
+      <w:r>
+        <w:rPr>
+          <w:lang w:eastAsia="en-GB"/>
+        </w:rPr>
+        <w:t xml:space="preserve"> sítí nebo řídicí jednotku pro </w:t>
+      </w:r>
+      <w:proofErr w:type="spellStart"/>
+      <w:r>
+        <w:rPr>
+          <w:lang w:eastAsia="en-GB"/>
+        </w:rPr>
+        <w:t>mechatronické</w:t>
+      </w:r>
+      <w:proofErr w:type="spellEnd"/>
+      <w:r>
+        <w:rPr>
+          <w:lang w:eastAsia="en-GB"/>
+        </w:rPr>
+        <w:t xml:space="preserve"> systémy. Ať už jde o rychlé prototypování v Pythonu, stavbu vlastního domácího clusteru pro distribuované výpočty, nebo nasazení v roli lokálního serveru s </w:t>
+      </w:r>
+      <w:proofErr w:type="spellStart"/>
+      <w:r>
+        <w:rPr>
+          <w:lang w:eastAsia="en-GB"/>
+        </w:rPr>
+        <w:t>Dockerem</w:t>
+      </w:r>
+      <w:proofErr w:type="spellEnd"/>
+      <w:r>
+        <w:rPr>
+          <w:lang w:eastAsia="en-GB"/>
+        </w:rPr>
+        <w:t xml:space="preserve">, </w:t>
+      </w:r>
+      <w:proofErr w:type="spellStart"/>
+      <w:r>
+        <w:rPr>
+          <w:lang w:eastAsia="en-GB"/>
+        </w:rPr>
+        <w:t>Raspberry</w:t>
+      </w:r>
+      <w:proofErr w:type="spellEnd"/>
+      <w:r>
+        <w:rPr>
+          <w:lang w:eastAsia="en-GB"/>
+        </w:rPr>
+        <w:t xml:space="preserve"> </w:t>
+      </w:r>
+      <w:proofErr w:type="spellStart"/>
+      <w:r>
+        <w:rPr>
+          <w:lang w:eastAsia="en-GB"/>
+        </w:rPr>
+        <w:t>Pi</w:t>
+      </w:r>
+      <w:proofErr w:type="spellEnd"/>
+      <w:r>
+        <w:rPr>
+          <w:lang w:eastAsia="en-GB"/>
+        </w:rPr>
+        <w:t xml:space="preserve"> zůstává nepřekonaným </w:t>
+      </w:r>
+      <w:r>
+        <w:rPr>
+          <w:lang w:eastAsia="en-GB"/>
+        </w:rPr>
+        <w:lastRenderedPageBreak/>
+        <w:t>standardem, který v sobě kombinuje akademickou hodnotu s praktickým využitím v reálných projektech.</w:t>
+      </w:r>
+    </w:p>
+    <w:p>
+      <w:pPr>
+        <w:rPr>
+          <w:lang w:eastAsia="en-GB"/>
+        </w:rPr>
+      </w:pPr>
+    </w:p>
+    <w:p>
+      <w:pPr>
+        <w:pStyle w:val="Nadpis2"/>
+        <w:rPr>
+          <w:lang w:eastAsia="en-GB"/>
+        </w:rPr>
+      </w:pPr>
+      <w:bookmarkStart w:id="3" w:name="_Toc225844741"/>
+      <w:r>
+        <w:rPr>
+          <w:lang w:eastAsia="en-GB"/>
+        </w:rPr>
+        <w:t>1.</w:t>
+      </w:r>
+      <w:r>
+        <w:rPr>
+          <w:lang w:eastAsia="en-GB"/>
+        </w:rPr>
+        <w:t>4</w:t>
+      </w:r>
+      <w:r>
+        <w:rPr>
+          <w:lang w:eastAsia="en-GB"/>
+        </w:rPr>
+        <w:t xml:space="preserve"> Webový framework</w:t>
       </w:r>
       <w:bookmarkEnd w:id="3"/>
     </w:p>
     <w:p>
+      <w:r>
+        <w:t>Webový framework je softwarová platforma, která usnadňuje a urychluje vývoj webových aplikací. Poskytuje strukturu a sadu nástrojů, knihoven a</w:t>
+      </w:r>
+      <w:r>
+        <w:t xml:space="preserve"> pravidel</w:t>
+      </w:r>
+      <w:r>
+        <w:t>, které pomáhají vývojářům vytvářet kvalitní</w:t>
+      </w:r>
+      <w:r>
+        <w:t xml:space="preserve"> a </w:t>
+      </w:r>
+      <w:r>
+        <w:t>udržovatelný. Frameworky obvykle zajišťují základní funkcionality, jako je směrování (</w:t>
+      </w:r>
+      <w:proofErr w:type="spellStart"/>
+      <w:r>
+        <w:t>routing</w:t>
+      </w:r>
+      <w:proofErr w:type="spellEnd"/>
+      <w:r>
+        <w:t xml:space="preserve">), práce s databází, autentizace uživatelů </w:t>
+      </w:r>
+      <w:r>
+        <w:t>nebo například</w:t>
+      </w:r>
+      <w:r>
+        <w:t xml:space="preserve"> </w:t>
+      </w:r>
+      <w:r>
+        <w:t>cáchování dat</w:t>
+      </w:r>
+      <w:r>
+        <w:t xml:space="preserve">. </w:t>
+      </w:r>
+      <w:r>
+        <w:t>Tyto frameworky otevřeli cestu k </w:t>
+      </w:r>
+      <w:r>
+        <w:t>rychlejšímu,</w:t>
+      </w:r>
+      <w:r>
+        <w:t xml:space="preserve"> a především snadnějšímu vývoji webových aplikací</w:t>
+      </w:r>
+      <w:r>
+        <w:t xml:space="preserve">. V posledních letech se rozmohl vývoj </w:t>
+      </w:r>
+      <w:proofErr w:type="spellStart"/>
+      <w:r>
+        <w:t>JavaScriptu</w:t>
+      </w:r>
+      <w:proofErr w:type="spellEnd"/>
+      <w:r>
+        <w:t xml:space="preserve"> a jeho frameworků, které se dnes používají v mnoha aplikacích. Mezi nejznámější patří </w:t>
+      </w:r>
+      <w:proofErr w:type="spellStart"/>
+      <w:r>
+        <w:t>React</w:t>
+      </w:r>
+      <w:proofErr w:type="spellEnd"/>
+      <w:r>
+        <w:t xml:space="preserve"> nebo Vue.js</w:t>
+      </w:r>
+      <w:r>
+        <w:t xml:space="preserve">. Nakonec jsem použil framework </w:t>
+      </w:r>
+      <w:proofErr w:type="spellStart"/>
+      <w:r>
+        <w:t>Flask</w:t>
+      </w:r>
+      <w:proofErr w:type="spellEnd"/>
+      <w:r>
+        <w:t xml:space="preserve"> v jazyce Python.</w:t>
+      </w:r>
+      <w:r>
+        <w:t xml:space="preserve"> </w:t>
+      </w:r>
+    </w:p>
+    <w:p/>
+    <w:p>
       <w:pPr>
-        <w:spacing w:after="401"/>
-        <w:rPr>
-          <w:lang w:eastAsia="en-GB"/>
-        </w:rPr>
+        <w:keepNext/>
+        <w:jc w:val="center"/>
       </w:pPr>
+      <w:r>
+        <w:rPr>
+          <w:noProof/>
+        </w:rPr>
+        <w:drawing>
+          <wp:inline distT="0" distB="0" distL="0" distR="0" wp14:anchorId="690243D8" wp14:editId="6ED1149D">
+            <wp:extent cx="5747385" cy="2874010"/>
+            <wp:effectExtent l="0" t="0" r="5715" b="2540"/>
+            <wp:docPr id="1674688508" name="Obrázek 265" descr="Modern Web Application Architecture: Types, Components, Layers"/>
+            <wp:cNvGraphicFramePr>
+              <a:graphicFrameLocks xmlns:a="http://schemas.openxmlformats.org/drawingml/2006/main" noChangeAspect="1"/>
+            </wp:cNvGraphicFramePr>
+            <a:graphic xmlns:a="http://schemas.openxmlformats.org/drawingml/2006/main">
+              <a:graphicData uri="http://schemas.openxmlformats.org/drawingml/2006/picture">
+                <pic:pic xmlns:pic="http://schemas.openxmlformats.org/drawingml/2006/picture">
+                  <pic:nvPicPr>
+                    <pic:cNvPr id="0" name="Picture 1" descr="Modern Web Application Architecture: Types, Components, Layers"/>
+                    <pic:cNvPicPr>
+                      <a:picLocks noChangeAspect="1" noChangeArrowheads="1"/>
+                    </pic:cNvPicPr>
+                  </pic:nvPicPr>
+                  <pic:blipFill>
+                    <a:blip r:embed="rId12">
+                      <a:extLst>
+                        <a:ext uri="{28A0092B-C50C-407E-A947-70E740481C1C}">
+                          <a14:useLocalDpi xmlns:a14="http://schemas.microsoft.com/office/drawing/2010/main" val="0"/>
+                        </a:ext>
+                      </a:extLst>
+                    </a:blip>
+                    <a:srcRect/>
+                    <a:stretch>
+                      <a:fillRect/>
+                    </a:stretch>
+                  </pic:blipFill>
+                  <pic:spPr bwMode="auto">
+                    <a:xfrm>
+                      <a:off x="0" y="0"/>
+                      <a:ext cx="5747385" cy="2874010"/>
+                    </a:xfrm>
+                    <a:prstGeom prst="rect">
+                      <a:avLst/>
+                    </a:prstGeom>
+                    <a:noFill/>
+                    <a:ln>
+                      <a:noFill/>
+                    </a:ln>
+                  </pic:spPr>
+                </pic:pic>
+              </a:graphicData>
+            </a:graphic>
+          </wp:inline>
+        </w:drawing>
+      </w:r>
     </w:p>
     <w:p>
-      <w:r>
-        <w:t>Webový framework je softwarová platforma, která usnadňuje a urychluje vývoj webových aplikací. Poskytuje strukturu a sadu nástrojů, knihoven a</w:t>
-      </w:r>
-      <w:r>
-        <w:t xml:space="preserve"> pravidel</w:t>
-      </w:r>
-      <w:r>
-        <w:t>, které pomáhají vývojářům vytvářet kvalitní</w:t>
-      </w:r>
-      <w:r>
-        <w:t xml:space="preserve"> a </w:t>
-      </w:r>
-      <w:r>
-        <w:t>udržovatelný. Frameworky obvykle zajišťují základní funkcionality, jako je směrování (</w:t>
+      <w:pPr>
+        <w:pStyle w:val="Titulek"/>
+        <w:jc w:val="center"/>
+      </w:pPr>
+      <w:bookmarkStart w:id="4" w:name="_Toc225846415"/>
+      <w:r>
+        <w:t xml:space="preserve">Obrázek </w:t>
+      </w:r>
+      <w:r>
+        <w:fldChar w:fldCharType="begin"/>
+      </w:r>
+      <w:r>
+        <w:instrText xml:space="preserve"> SEQ Obrázek \* ARABIC </w:instrText>
+      </w:r>
+      <w:r>
+        <w:fldChar w:fldCharType="separate"/>
+      </w:r>
+      <w:r>
+        <w:rPr>
+          <w:noProof/>
+        </w:rPr>
+        <w:t>1</w:t>
+      </w:r>
+      <w:r>
+        <w:fldChar w:fldCharType="end"/>
+      </w:r>
+      <w:r>
+        <w:t>: Schéma webové stránky</w:t>
+      </w:r>
+      <w:bookmarkEnd w:id="4"/>
+    </w:p>
+    <w:p>
+      <w:pPr>
+        <w:pStyle w:val="Nadpis2"/>
+        <w:ind w:left="0" w:firstLine="0"/>
+      </w:pPr>
+      <w:bookmarkStart w:id="5" w:name="_Toc225844742"/>
+      <w:r>
+        <w:t>1.</w:t>
+      </w:r>
+      <w:r>
+        <w:t>5</w:t>
+      </w:r>
+      <w:r>
+        <w:t xml:space="preserve"> </w:t>
       </w:r>
       <w:proofErr w:type="spellStart"/>
       <w:r>
+        <w:t>Flask</w:t>
+      </w:r>
+      <w:bookmarkEnd w:id="5"/>
+      <w:proofErr w:type="spellEnd"/>
+    </w:p>
+    <w:p>
+      <w:proofErr w:type="spellStart"/>
+      <w:r>
+        <w:t>Flask</w:t>
+      </w:r>
+      <w:proofErr w:type="spellEnd"/>
+      <w:r>
+        <w:t xml:space="preserve"> je populární mikro-framework pro vývoj webových aplikací v jazyce Python, který sází na jednoduchost a flexibilitu. Na rozdíl od robustnějších nástrojů (jako je </w:t>
+      </w:r>
+      <w:proofErr w:type="spellStart"/>
+      <w:r>
+        <w:t>Django</w:t>
+      </w:r>
+      <w:proofErr w:type="spellEnd"/>
+      <w:r>
+        <w:t xml:space="preserve">) nenutí vývojáře používat konkrétní strukturu složek nebo konkrétní databáze, což z něj dělá ideální volbu pro menší projekty, </w:t>
+      </w:r>
+      <w:proofErr w:type="spellStart"/>
+      <w:r>
+        <w:t>mikroslužby</w:t>
+      </w:r>
+      <w:proofErr w:type="spellEnd"/>
+      <w:r>
+        <w:t xml:space="preserve"> nebo rychlé prototypování. </w:t>
+      </w:r>
+      <w:proofErr w:type="spellStart"/>
+      <w:r>
+        <w:t>Flask</w:t>
+      </w:r>
+      <w:proofErr w:type="spellEnd"/>
+      <w:r>
+        <w:t xml:space="preserve"> poskytuje pouze nezbytné jádro pro směrování (</w:t>
+      </w:r>
+      <w:proofErr w:type="spellStart"/>
+      <w:r>
         <w:t>routing</w:t>
       </w:r>
       <w:proofErr w:type="spellEnd"/>
       <w:r>
-        <w:t xml:space="preserve">), práce s databází, autentizace uživatelů </w:t>
-      </w:r>
-      <w:r>
-        <w:t>nebo například</w:t>
-      </w:r>
+        <w:t xml:space="preserve">) a zpracování HTTP požadavků, zatímco vše ostatní – od autentizace až po práci s databázemi – lze snadno přidat pomocí široké škály rozšíření. Díky své „minimalistické“ povaze a snadné čitelnosti kódu je </w:t>
+      </w:r>
+      <w:proofErr w:type="spellStart"/>
+      <w:r>
+        <w:t>Flask</w:t>
+      </w:r>
+      <w:proofErr w:type="spellEnd"/>
+      <w:r>
+        <w:t xml:space="preserve"> nesmírně oblíbený mezi začátečníky, kteří se chtějí rychle naučit základy webového vývoje, i mezi profesionály, kteří vyžadují plnou kontrolu nad každou komponentou své aplikace.</w:t>
+      </w:r>
+    </w:p>
+    <w:p/>
+    <w:p/>
+    <w:p/>
+    <w:p>
+      <w:pPr>
+        <w:pStyle w:val="Nadpis2"/>
+      </w:pPr>
+      <w:bookmarkStart w:id="6" w:name="_Toc225844743"/>
+      <w:r>
+        <w:t>1.</w:t>
+      </w:r>
+      <w:r>
+        <w:t>6</w:t>
+      </w:r>
+      <w:r>
+        <w:t xml:space="preserve"> HTTP protokol</w:t>
+      </w:r>
+      <w:bookmarkEnd w:id="6"/>
+    </w:p>
+    <w:p>
+      <w:r>
+        <w:t>Moderní systémy automatizace a řízení budov dnes prioritně využívají architekturu klient-server, která tvoří robustní základ pro interakci mezi koncovým uživatelem a řídicím uzlem. Tato komunikace je realizována prostřednictvím protokolu HTTP (</w:t>
+      </w:r>
+      <w:r>
+        <w:rPr>
+          <w:i/>
+          <w:iCs/>
+        </w:rPr>
+        <w:t xml:space="preserve">Hypertext Transfer </w:t>
+      </w:r>
+      <w:proofErr w:type="spellStart"/>
+      <w:r>
+        <w:rPr>
+          <w:i/>
+          <w:iCs/>
+        </w:rPr>
+        <w:t>Protocol</w:t>
+      </w:r>
+      <w:proofErr w:type="spellEnd"/>
+      <w:r>
+        <w:t xml:space="preserve">), jenž funguje na principu </w:t>
+      </w:r>
+      <w:proofErr w:type="spellStart"/>
+      <w:r>
+        <w:t>request</w:t>
+      </w:r>
+      <w:proofErr w:type="spellEnd"/>
+      <w:r>
+        <w:t>-response cyklu. V tomto modelu vystupuje klientské zařízení (např. webový prohlížeč) jako iniciátor požadavku, který je následně zpracován serverovou částí systému. Server požadavek validuje, provede příslušnou logickou operaci a vrací strukturovanou odpověď obsahující stavový kód a případná data.</w:t>
+      </w:r>
+    </w:p>
+    <w:p>
+      <w:r>
+        <w:t>Z hlediska funkčnosti jsou pro ovládání technických zařízení klíčové zejména dvě HTTP metody:</w:t>
+      </w:r>
+    </w:p>
+    <w:p>
+      <w:pPr>
+        <w:numPr>
+          <w:ilvl w:val="0"/>
+          <w:numId w:val="6"/>
+        </w:numPr>
+      </w:pPr>
+      <w:r>
+        <w:t xml:space="preserve">GET: </w:t>
+      </w:r>
+      <w:proofErr w:type="spellStart"/>
+      <w:r>
+        <w:t>Semanticky</w:t>
+      </w:r>
+      <w:proofErr w:type="spellEnd"/>
+      <w:r>
+        <w:t xml:space="preserve"> určená pro bezpečné a </w:t>
+      </w:r>
+      <w:proofErr w:type="spellStart"/>
+      <w:r>
+        <w:t>idempotentní</w:t>
+      </w:r>
+      <w:proofErr w:type="spellEnd"/>
+      <w:r>
+        <w:t xml:space="preserve"> získávání informací (např. dotaz na aktuální teplotu v místnosti nebo stav osvětlení), aniž by docházelo k modifikaci stavu systému.</w:t>
+      </w:r>
+    </w:p>
+    <w:p>
+      <w:pPr>
+        <w:numPr>
+          <w:ilvl w:val="0"/>
+          <w:numId w:val="6"/>
+        </w:numPr>
+      </w:pPr>
+      <w:r>
+        <w:t>POST: Využívaná k přenosu dat, která vyvolávají změnu na straně serveru (např. odeslání příkazu k sepnutí akčního členu nebo aktualizaci konfiguračních parametrů).</w:t>
+      </w:r>
+    </w:p>
+    <w:p>
+      <w:r>
+        <w:t xml:space="preserve">Zásadním aspektem protokolu HTTP je jeho </w:t>
+      </w:r>
+      <w:proofErr w:type="spellStart"/>
+      <w:r>
+        <w:t>bezstavovost</w:t>
+      </w:r>
+      <w:proofErr w:type="spellEnd"/>
+      <w:r>
+        <w:t xml:space="preserve"> (</w:t>
+      </w:r>
+      <w:proofErr w:type="spellStart"/>
+      <w:r>
+        <w:rPr>
+          <w:i/>
+          <w:iCs/>
+        </w:rPr>
+        <w:t>statelessness</w:t>
+      </w:r>
+      <w:proofErr w:type="spellEnd"/>
+      <w:r>
+        <w:t>). Tato vlastnost implikuje, že server neuchovává kontext mezi jednotlivými transakcemi, což vede k vyšší odolnosti systému vůči výpadkům spojení a usnadňuje škálovatelnost. Volba webového rozhraní jako primárního kontrolního bodu je strategickým rozhodnutím, které zajišťuje vysokou míru interoperability. Díky využití standardizovaných internetových protokolů se systém stává nezávislým na konkrétní platformě či operačním systému, čímž odpadá nutnost vývoje nativních aplikací a uživateli je umožněn přístup z libovolného terminálu vybaveného standardním prohlížečem.</w:t>
+      </w:r>
+    </w:p>
+    <w:p/>
+    <w:p>
+      <w:pPr>
+        <w:keepNext/>
+        <w:jc w:val="center"/>
+      </w:pPr>
+      <w:r>
+        <w:rPr>
+          <w:noProof/>
+        </w:rPr>
+        <w:drawing>
+          <wp:inline distT="0" distB="0" distL="0" distR="0" wp14:anchorId="0BBAD1C8" wp14:editId="4B4FC43A">
+            <wp:extent cx="2895600" cy="1571625"/>
+            <wp:effectExtent l="0" t="0" r="0" b="9525"/>
+            <wp:docPr id="1008331677" name="Obrázek 266"/>
+            <wp:cNvGraphicFramePr>
+              <a:graphicFrameLocks xmlns:a="http://schemas.openxmlformats.org/drawingml/2006/main" noChangeAspect="1"/>
+            </wp:cNvGraphicFramePr>
+            <a:graphic xmlns:a="http://schemas.openxmlformats.org/drawingml/2006/main">
+              <a:graphicData uri="http://schemas.openxmlformats.org/drawingml/2006/picture">
+                <pic:pic xmlns:pic="http://schemas.openxmlformats.org/drawingml/2006/picture">
+                  <pic:nvPicPr>
+                    <pic:cNvPr id="0" name="Picture 3"/>
+                    <pic:cNvPicPr>
+                      <a:picLocks noChangeAspect="1" noChangeArrowheads="1"/>
+                    </pic:cNvPicPr>
+                  </pic:nvPicPr>
+                  <pic:blipFill>
+                    <a:blip r:embed="rId13">
+                      <a:extLst>
+                        <a:ext uri="{28A0092B-C50C-407E-A947-70E740481C1C}">
+                          <a14:useLocalDpi xmlns:a14="http://schemas.microsoft.com/office/drawing/2010/main" val="0"/>
+                        </a:ext>
+                      </a:extLst>
+                    </a:blip>
+                    <a:srcRect/>
+                    <a:stretch>
+                      <a:fillRect/>
+                    </a:stretch>
+                  </pic:blipFill>
+                  <pic:spPr bwMode="auto">
+                    <a:xfrm>
+                      <a:off x="0" y="0"/>
+                      <a:ext cx="2895600" cy="1571625"/>
+                    </a:xfrm>
+                    <a:prstGeom prst="rect">
+                      <a:avLst/>
+                    </a:prstGeom>
+                    <a:noFill/>
+                    <a:ln>
+                      <a:noFill/>
+                    </a:ln>
+                  </pic:spPr>
+                </pic:pic>
+              </a:graphicData>
+            </a:graphic>
+          </wp:inline>
+        </w:drawing>
+      </w:r>
+    </w:p>
+    <w:p>
+      <w:pPr>
+        <w:pStyle w:val="Titulek"/>
+        <w:jc w:val="center"/>
+      </w:pPr>
+      <w:bookmarkStart w:id="7" w:name="_Toc225846416"/>
+      <w:r>
+        <w:t xml:space="preserve">Obrázek </w:t>
+      </w:r>
+      <w:r>
+        <w:fldChar w:fldCharType="begin"/>
+      </w:r>
+      <w:r>
+        <w:instrText xml:space="preserve"> SEQ Obrázek \* ARABIC </w:instrText>
+      </w:r>
+      <w:r>
+        <w:fldChar w:fldCharType="separate"/>
+      </w:r>
+      <w:r>
+        <w:rPr>
+          <w:noProof/>
+        </w:rPr>
+        <w:t>2</w:t>
+      </w:r>
+      <w:r>
+        <w:fldChar w:fldCharType="end"/>
+      </w:r>
+      <w:r>
+        <w:t>: Schéma HTTP protokolu</w:t>
+      </w:r>
+      <w:bookmarkEnd w:id="7"/>
+    </w:p>
+    <w:p/>
+    <w:p/>
+    <w:p/>
+    <w:p/>
+    <w:p/>
+    <w:p>
+      <w:pPr>
+        <w:pStyle w:val="Nadpis2"/>
+      </w:pPr>
+      <w:bookmarkStart w:id="8" w:name="_Toc225844744"/>
+      <w:r>
+        <w:lastRenderedPageBreak/>
+        <w:t>1.</w:t>
+      </w:r>
+      <w:r>
+        <w:t>7</w:t>
+      </w:r>
+      <w:r>
+        <w:t xml:space="preserve"> ESP32</w:t>
+      </w:r>
+      <w:bookmarkEnd w:id="8"/>
+    </w:p>
+    <w:p>
+      <w:r>
+        <w:t>Zatímco výkonné jednodeskové počítače přebírají v rámci hierarchie inteligentních budov roli centrálních serverů a bran, pro samotn</w:t>
+      </w:r>
+      <w:r>
+        <w:t>ý sběr</w:t>
+      </w:r>
+      <w:r>
+        <w:t xml:space="preserve"> dat z fyzického prostředí a přímou interakci s periferiemi se využívají specializované mikrokontrolery. V současném </w:t>
+      </w:r>
+      <w:r>
+        <w:t xml:space="preserve">světě </w:t>
+      </w:r>
+      <w:r>
+        <w:t xml:space="preserve">internetu věcí zaujímá dominantní postavení čipová sada ESP32 od společnosti </w:t>
+      </w:r>
+      <w:proofErr w:type="spellStart"/>
+      <w:r>
+        <w:t>Espressif</w:t>
+      </w:r>
+      <w:proofErr w:type="spellEnd"/>
+      <w:r>
+        <w:t xml:space="preserve"> Systems. Jedná se o vysoce integrovaný systém na čipu</w:t>
+      </w:r>
+      <w:r>
+        <w:t xml:space="preserve">, </w:t>
+      </w:r>
+      <w:r>
+        <w:t>který v rámci jediného pouzdra kombinuje výpočetní jednotku s nízkoenergetickými bezdrátovými technologiemi Wi-Fi a Bluetooth</w:t>
+      </w:r>
+      <w:r>
+        <w:t>.</w:t>
+      </w:r>
+    </w:p>
+    <w:p>
+      <w:r>
+        <w:t>Implementace platformy ESP32 do projektů chytré domácnosti je podložena několika klíčovými technickými parametry:</w:t>
+      </w:r>
+    </w:p>
+    <w:p>
+      <w:pPr>
+        <w:numPr>
+          <w:ilvl w:val="0"/>
+          <w:numId w:val="8"/>
+        </w:numPr>
+      </w:pPr>
+      <w:r>
+        <w:t xml:space="preserve">Energetická efektivita: Čip disponuje pokročilým managementem napájení, včetně režimu </w:t>
+      </w:r>
+      <w:proofErr w:type="spellStart"/>
+      <w:r>
+        <w:t>deep</w:t>
+      </w:r>
+      <w:proofErr w:type="spellEnd"/>
       <w:r>
         <w:t xml:space="preserve"> </w:t>
       </w:r>
-      <w:r>
-        <w:t>cáchování dat</w:t>
+      <w:proofErr w:type="spellStart"/>
+      <w:r>
+        <w:t>sleep</w:t>
+      </w:r>
+      <w:proofErr w:type="spellEnd"/>
+      <w:r>
+        <w:t>, v němž spotřeba klesá do řádů jednotek mikroampér</w:t>
       </w:r>
       <w:r>
         <w:t xml:space="preserve">. </w:t>
       </w:r>
       <w:r>
-        <w:t>Tyto frameworky otevřeli cestu k </w:t>
-      </w:r>
-      <w:r>
-        <w:t>rychlejšímu,</w:t>
-      </w:r>
-      <w:r>
-        <w:t xml:space="preserve"> a především snadnějšímu vývoji webových aplikací</w:t>
-      </w:r>
-      <w:r>
-        <w:t xml:space="preserve">. V posledních letech se rozmohl vývoj </w:t>
+        <w:t xml:space="preserve">Tato vlastnost je </w:t>
+      </w:r>
+      <w:r>
+        <w:t xml:space="preserve">důležitá </w:t>
+      </w:r>
+      <w:r>
+        <w:t xml:space="preserve">pro nasazení </w:t>
+      </w:r>
+      <w:r>
+        <w:t>samostatných uzlů</w:t>
+      </w:r>
+      <w:r>
+        <w:t xml:space="preserve"> napájených z bateriových článků, u nichž lze dosáhnout provozní životnosti v řádu měsíců až let.</w:t>
+      </w:r>
+    </w:p>
+    <w:p>
+      <w:pPr>
+        <w:numPr>
+          <w:ilvl w:val="0"/>
+          <w:numId w:val="8"/>
+        </w:numPr>
+      </w:pPr>
+      <w:r>
+        <w:t>Výpočetní výkon a bezpečnost: Architektura založená na dvoujádrovém procesoru s nastavitelnou taktovací frekvencí až 240 MHz poskytuje dostatečnou rezervu pro realizaci asymetrického šifrování (např. TLS/SSL) a lokální předzpracování signálu (</w:t>
       </w:r>
       <w:proofErr w:type="spellStart"/>
       <w:r>
-        <w:t>JavaScriptu</w:t>
+        <w:t>edge</w:t>
       </w:r>
       <w:proofErr w:type="spellEnd"/>
       <w:r>
-        <w:t xml:space="preserve"> a jeho frameworků, které se dnes používají v mnoha aplikacích. Mezi nejznámější patří </w:t>
+        <w:t xml:space="preserve"> </w:t>
       </w:r>
       <w:proofErr w:type="spellStart"/>
       <w:r>
-        <w:t>React</w:t>
+        <w:t>computing</w:t>
       </w:r>
       <w:proofErr w:type="spellEnd"/>
       <w:r>
-        <w:t xml:space="preserve"> nebo Vue.js</w:t>
-      </w:r>
-      <w:r>
-        <w:t xml:space="preserve">. Nakonec jsem použil framework </w:t>
-      </w:r>
-      <w:proofErr w:type="spellStart"/>
-      <w:r>
-        <w:t>Flask</w:t>
-      </w:r>
-      <w:proofErr w:type="spellEnd"/>
-      <w:r>
-        <w:t xml:space="preserve"> v jazyce Python.</w:t>
-      </w:r>
+        <w:t>), což snižuje datovou zátěž přenášenou na centrální server.</w:t>
+      </w:r>
+    </w:p>
+    <w:p>
+      <w:pPr>
+        <w:numPr>
+          <w:ilvl w:val="0"/>
+          <w:numId w:val="8"/>
+        </w:numPr>
+      </w:pPr>
+      <w:r>
+        <w:t xml:space="preserve">Periferní konektivita a rozšiřitelnost: Integrovaná paleta hardwarových rozhraní, zahrnující standardy I2C, SPI, UART a vícekanálové ADC/DAC </w:t>
+      </w:r>
+      <w:proofErr w:type="gramStart"/>
+      <w:r>
+        <w:t>převodníky</w:t>
+      </w:r>
+      <w:r>
+        <w:t>(</w:t>
+      </w:r>
+      <w:proofErr w:type="gramEnd"/>
+      <w:r>
+        <w:t>většinou jako příslušenství)</w:t>
+      </w:r>
+      <w:r>
+        <w:t xml:space="preserve">, umožňuje bezprostřední integraci širokého spektra senzorických prvků pro monitoring environmentálních veličin (teplota, relativní vlhkost, koncentrace </w:t>
+      </w:r>
+      <w:r>
+        <w:t>CO2</w:t>
+      </w:r>
+      <w:r>
+        <w:t>) i ovládání výkonových akčních členů.</w:t>
+      </w:r>
+    </w:p>
+    <w:p>
+      <w:pPr>
+        <w:ind w:left="720"/>
+      </w:pPr>
     </w:p>
     <w:p>
       <w:pPr>
         <w:pStyle w:val="Nadpis2"/>
       </w:pPr>
-      <w:r>
-        <w:lastRenderedPageBreak/>
-        <w:t xml:space="preserve">1.4 Smart </w:t>
-      </w:r>
-      <w:proofErr w:type="spellStart"/>
-      <w:r>
-        <w:t>Home</w:t>
-      </w:r>
-      <w:proofErr w:type="spellEnd"/>
+      <w:bookmarkStart w:id="9" w:name="_Toc225844745"/>
+      <w:r>
+        <w:t>1.</w:t>
+      </w:r>
+      <w:r>
+        <w:t>8</w:t>
+      </w:r>
+      <w:r>
+        <w:t xml:space="preserve"> M5stack</w:t>
+      </w:r>
+      <w:bookmarkEnd w:id="9"/>
     </w:p>
     <w:p>
       <w:r>
-        <w:t xml:space="preserve">Smart </w:t>
+        <w:t>Platforma M5Stack představuje pokročilý ekosystém založený na čipu ESP32, který integruje mikrokontroler do kompaktního průmyslového pouzdra. Na rozdíl od běžných vývojových desek nabízí hotové řešení s vestavěným LCD displejem, ovládacími tlačítky a správou napájení, což eliminuje potřebu návrhu vlastních mechanických krytů a doplňkových obvodů.</w:t>
+      </w:r>
+    </w:p>
+    <w:p>
+      <w:r>
+        <w:t>Klíčovou vlastností je vysoká modularita založená na stohování modulů přes sběrnici M-Bus. Tímto způsobem lze systém snadno rozšířit o specifické funkce, jako jsou reléové výstupy, senzory prostředí nebo různé komunikační protokoly (</w:t>
       </w:r>
       <w:proofErr w:type="spellStart"/>
       <w:r>
-        <w:t>Home</w:t>
+        <w:t>LoRa</w:t>
       </w:r>
       <w:proofErr w:type="spellEnd"/>
       <w:r>
+        <w:t>, RS485), bez nutnosti pájení.</w:t>
+      </w:r>
+    </w:p>
+    <w:p>
+      <w:r>
+        <w:t xml:space="preserve">V architektuře chytrého domu plní M5Stack roli tzv. </w:t>
+      </w:r>
+      <w:proofErr w:type="spellStart"/>
+      <w:r>
+        <w:t>edge</w:t>
+      </w:r>
+      <w:proofErr w:type="spellEnd"/>
+      <w:r>
         <w:t xml:space="preserve"> </w:t>
       </w:r>
-      <w:r>
-        <w:t>představuje moderní koncept propojení technologií a domácího prostředí s cílem zvýšit komfort, bezpečnost a energetickou efektivitu. Základem chytré domácnosti je síť propojených zařízení, která lze ovládat na dálku pomocí mobilní aplikace, hlasových asistentů nebo automatiz</w:t>
-      </w:r>
-      <w:r>
-        <w:t>ovaných scénářů</w:t>
-      </w:r>
-      <w:r>
-        <w:t xml:space="preserve">. Mezi běžné prvky patří například chytré osvětlení, termostaty, bezpečnostní kamery, senzory pohybu, chytré zámky či domácí spotřebiče. Tato zařízení spolu komunikují prostřednictvím internetu </w:t>
-      </w:r>
-      <w:r>
-        <w:t>a dalších jiných bezdrátových technologií</w:t>
-      </w:r>
-      <w:r>
-        <w:t xml:space="preserve">(tzv. Internet </w:t>
-      </w:r>
       <w:proofErr w:type="spellStart"/>
       <w:r>
-        <w:t>of</w:t>
+        <w:t>device</w:t>
       </w:r>
       <w:proofErr w:type="spellEnd"/>
       <w:r>
-        <w:t xml:space="preserve"> </w:t>
+        <w:t xml:space="preserve"> (koncového zařízení). Slouží jako inteligentní uzel, který zajišťuje lokální sběr dat, jejich předběžné zpracování a následnou komunikaci s centrálním serverem (v tomto případě </w:t>
       </w:r>
       <w:proofErr w:type="spellStart"/>
       <w:r>
-        <w:t>Things</w:t>
+        <w:t>Radxa</w:t>
       </w:r>
       <w:proofErr w:type="spellEnd"/>
       <w:r>
-        <w:t xml:space="preserve"> – </w:t>
+        <w:t xml:space="preserve">). Tato platforma je v rámci </w:t>
       </w:r>
       <w:proofErr w:type="spellStart"/>
       <w:r>
@@ -16057,33 +17378,337 @@
       </w:r>
       <w:proofErr w:type="spellEnd"/>
       <w:r>
-        <w:t>)</w:t>
-      </w:r>
-      <w:r>
-        <w:t>.</w:t>
-      </w:r>
-      <w:r>
-        <w:t xml:space="preserve"> Smart </w:t>
+        <w:t xml:space="preserve"> projektů referenčním příkladem metodiky Rapid </w:t>
       </w:r>
       <w:proofErr w:type="spellStart"/>
       <w:r>
-        <w:t>Home</w:t>
+        <w:t>Prototyping</w:t>
       </w:r>
       <w:proofErr w:type="spellEnd"/>
       <w:r>
-        <w:t xml:space="preserve"> systémy přinášejí nejen pohodlí a úsporu času, ale také mohou významně snížit spotřebu energie a zvýšit bezpečnost domácnosti díky automatizaci a vzdálenému monitorování.</w:t>
+        <w:t>, která výrazně zkracuje přechod od návrhu k nasazení funkčního zařízení v interiéru.</w:t>
       </w:r>
     </w:p>
     <w:p/>
     <w:p/>
     <w:p>
       <w:pPr>
+        <w:pStyle w:val="Nadpis2"/>
+      </w:pPr>
+      <w:bookmarkStart w:id="10" w:name="_Toc225844746"/>
+      <w:r>
+        <w:lastRenderedPageBreak/>
+        <w:t>1.</w:t>
+      </w:r>
+      <w:r>
+        <w:t>9</w:t>
+      </w:r>
+      <w:r>
+        <w:t xml:space="preserve"> Smart </w:t>
+      </w:r>
+      <w:proofErr w:type="spellStart"/>
+      <w:r>
+        <w:t>Home</w:t>
+      </w:r>
+      <w:bookmarkEnd w:id="10"/>
+      <w:proofErr w:type="spellEnd"/>
+    </w:p>
+    <w:p>
+      <w:r>
+        <w:t xml:space="preserve">Smart </w:t>
+      </w:r>
+      <w:proofErr w:type="spellStart"/>
+      <w:r>
+        <w:t>Home</w:t>
+      </w:r>
+      <w:proofErr w:type="spellEnd"/>
+      <w:r>
+        <w:t xml:space="preserve"> </w:t>
+      </w:r>
+      <w:r>
+        <w:t>představuje moderní koncept propojení technologií a domácího prostředí s cílem zvýšit komfort, bezpečnost a energetickou efektivitu. Základem chytré domácnosti je síť propojených zařízení, která lze ovládat na dálku pomocí mobilní aplikace, hlasových asistentů nebo automatiz</w:t>
+      </w:r>
+      <w:r>
+        <w:t>ovaných scénářů</w:t>
+      </w:r>
+      <w:r>
+        <w:t xml:space="preserve">. Mezi běžné prvky patří například chytré osvětlení, termostaty, bezpečnostní kamery, senzory pohybu, chytré zámky či domácí spotřebiče. Tato zařízení spolu komunikují prostřednictvím internetu </w:t>
+      </w:r>
+      <w:r>
+        <w:t xml:space="preserve">a dalších jiných bezdrátových </w:t>
+      </w:r>
+      <w:proofErr w:type="gramStart"/>
+      <w:r>
+        <w:t>technologií</w:t>
+      </w:r>
+      <w:r>
+        <w:t>(</w:t>
+      </w:r>
+      <w:proofErr w:type="gramEnd"/>
+      <w:r>
+        <w:t xml:space="preserve">tzv. </w:t>
+      </w:r>
+      <w:proofErr w:type="gramStart"/>
+      <w:r>
+        <w:t>Internet</w:t>
+      </w:r>
+      <w:proofErr w:type="gramEnd"/>
+      <w:r>
+        <w:t xml:space="preserve"> of </w:t>
+      </w:r>
+      <w:proofErr w:type="spellStart"/>
+      <w:r>
+        <w:t>Things</w:t>
+      </w:r>
+      <w:proofErr w:type="spellEnd"/>
+      <w:r>
+        <w:t xml:space="preserve"> – </w:t>
+      </w:r>
+      <w:proofErr w:type="spellStart"/>
+      <w:r>
+        <w:t>IoT</w:t>
+      </w:r>
+      <w:proofErr w:type="spellEnd"/>
+      <w:r>
+        <w:t>)</w:t>
+      </w:r>
+      <w:r>
+        <w:t>.</w:t>
+      </w:r>
+      <w:r>
+        <w:t xml:space="preserve"> Smart </w:t>
+      </w:r>
+      <w:proofErr w:type="spellStart"/>
+      <w:r>
+        <w:t>Home</w:t>
+      </w:r>
+      <w:proofErr w:type="spellEnd"/>
+      <w:r>
+        <w:t xml:space="preserve"> systémy přinášejí nejen pohodlí a úsporu času, ale také mohou významně snížit spotřebu energie a zvýšit bezpečnost domácnosti díky automatizaci a vzdálenému monitorování.</w:t>
+      </w:r>
+      <w:r>
+        <w:t xml:space="preserve"> </w:t>
+      </w:r>
+    </w:p>
+    <w:p/>
+    <w:p>
+      <w:pPr>
+        <w:pStyle w:val="Nadpis2"/>
+      </w:pPr>
+      <w:r>
+        <w:t xml:space="preserve">1.10 Trendy v Smart </w:t>
+      </w:r>
+      <w:proofErr w:type="spellStart"/>
+      <w:r>
+        <w:t>Home</w:t>
+      </w:r>
+      <w:proofErr w:type="spellEnd"/>
+    </w:p>
+    <w:p>
+      <w:r>
+        <w:t xml:space="preserve">V roce 2026 se trendy ve </w:t>
+      </w:r>
+      <w:proofErr w:type="spellStart"/>
+      <w:r>
+        <w:rPr>
+          <w:b/>
+          <w:bCs/>
+        </w:rPr>
+        <w:t>smart</w:t>
+      </w:r>
+      <w:proofErr w:type="spellEnd"/>
+      <w:r>
+        <w:rPr>
+          <w:b/>
+          <w:bCs/>
+        </w:rPr>
+        <w:t xml:space="preserve"> </w:t>
+      </w:r>
+      <w:proofErr w:type="spellStart"/>
+      <w:r>
+        <w:rPr>
+          <w:b/>
+          <w:bCs/>
+        </w:rPr>
+        <w:t>home</w:t>
+      </w:r>
+      <w:proofErr w:type="spellEnd"/>
+      <w:r>
+        <w:t xml:space="preserve"> přesouvají od pouhého ovládání přes mobil k plné autonomii a hluboké integraci. Klíčovým tématem je </w:t>
+      </w:r>
+      <w:r>
+        <w:rPr>
+          <w:b/>
+          <w:bCs/>
+        </w:rPr>
+        <w:t>prediktivní automatizace poháněná AI</w:t>
+      </w:r>
+      <w:r>
+        <w:t>, kdy dům již nečeká na váš povel, ale díky pokročilým senzorům přítomnosti a strojovému učení sám předvídá vaše potřeby – od úpravy osvětlení podle biorytmu až po optimalizaci vytápění v reakci na ceny energií a předpověď počasí.</w:t>
+      </w:r>
+    </w:p>
+    <w:p>
+      <w:r>
+        <w:t xml:space="preserve">Standard </w:t>
+      </w:r>
+      <w:proofErr w:type="spellStart"/>
+      <w:r>
+        <w:rPr>
+          <w:b/>
+          <w:bCs/>
+        </w:rPr>
+        <w:t>Matter</w:t>
+      </w:r>
+      <w:proofErr w:type="spellEnd"/>
+      <w:r>
+        <w:t xml:space="preserve"> se stal definitivní normou, což konečně vyřešilo dřívější roztříštěnost trhu a umožňuje bezproblémovou komunikaci mezi zařízeními různých značek (Apple, Google, Samsung či Amazon) v rámci jednoho ekosystému. Velký důraz je kladen také na:</w:t>
+      </w:r>
+    </w:p>
+    <w:p>
+      <w:pPr>
+        <w:numPr>
+          <w:ilvl w:val="0"/>
+          <w:numId w:val="9"/>
+        </w:numPr>
+      </w:pPr>
+      <w:r>
+        <w:rPr>
+          <w:b/>
+          <w:bCs/>
+        </w:rPr>
+        <w:t>Energetickou soběstačnost:</w:t>
+      </w:r>
+      <w:r>
+        <w:t xml:space="preserve"> Integrace solárních panelů a domácích baterií přímo do chytrého řízení domu.</w:t>
+      </w:r>
+    </w:p>
+    <w:p>
+      <w:pPr>
+        <w:numPr>
+          <w:ilvl w:val="0"/>
+          <w:numId w:val="9"/>
+        </w:numPr>
+      </w:pPr>
+      <w:r>
+        <w:rPr>
+          <w:b/>
+          <w:bCs/>
+        </w:rPr>
+        <w:t>Pokročilé zabezpečení:</w:t>
+      </w:r>
+      <w:r>
+        <w:t xml:space="preserve"> Využití biometrie (např. rozpoznávání žil v dlani u zámků) a lokálního zpracování dat z kamer pro maximální ochranu soukromí.</w:t>
+      </w:r>
+    </w:p>
+    <w:p>
+      <w:pPr>
+        <w:numPr>
+          <w:ilvl w:val="0"/>
+          <w:numId w:val="9"/>
+        </w:numPr>
+      </w:pPr>
+      <w:r>
+        <w:rPr>
+          <w:b/>
+          <w:bCs/>
+        </w:rPr>
+        <w:t>Domácí robotiku:</w:t>
+      </w:r>
+      <w:r>
+        <w:t xml:space="preserve"> Příchod multifunkčních robotů, kteří zvládnou více než jen vysávání, například pomoc při vaření nebo asistenci starším osobám.</w:t>
+      </w:r>
+    </w:p>
+    <w:p>
+      <w:r>
+        <w:t xml:space="preserve">Celkovým cílem je vytvořit tzv. </w:t>
+      </w:r>
+      <w:r>
+        <w:rPr>
+          <w:b/>
+          <w:bCs/>
+        </w:rPr>
+        <w:t>„neviditelnou technologii“</w:t>
+      </w:r>
+      <w:r>
+        <w:t>, která spolehlivě funguje v pozadí, aniž by uživatele obtěžovala neustálými notifikacemi nebo složitým nastavováním.</w:t>
+      </w:r>
+    </w:p>
+    <w:p/>
+    <w:p>
+      <w:pPr>
+        <w:pStyle w:val="Nadpis2"/>
+        <w:ind w:left="0" w:firstLine="0"/>
+      </w:pPr>
+      <w:r>
+        <w:t xml:space="preserve">1.11 </w:t>
+      </w:r>
+      <w:proofErr w:type="spellStart"/>
+      <w:r>
+        <w:t>Tailscale</w:t>
+      </w:r>
+      <w:proofErr w:type="spellEnd"/>
+      <w:r>
+        <w:t xml:space="preserve"> VPN</w:t>
+      </w:r>
+    </w:p>
+    <w:p>
+      <w:proofErr w:type="spellStart"/>
+      <w:r>
+        <w:t>Tailscale</w:t>
+      </w:r>
+      <w:proofErr w:type="spellEnd"/>
+      <w:r>
+        <w:t xml:space="preserve"> je moderní síťová služba založená na protokolu </w:t>
+      </w:r>
+      <w:proofErr w:type="spellStart"/>
+      <w:r>
+        <w:rPr>
+          <w:b/>
+          <w:bCs/>
+        </w:rPr>
+        <w:t>WireGuard</w:t>
+      </w:r>
+      <w:proofErr w:type="spellEnd"/>
+      <w:r>
+        <w:t xml:space="preserve">, která umožňuje vytvořit zabezpečenou privátní síť (tzv. </w:t>
+      </w:r>
+      <w:proofErr w:type="spellStart"/>
+      <w:r>
+        <w:t>mesh</w:t>
+      </w:r>
+      <w:proofErr w:type="spellEnd"/>
+      <w:r>
+        <w:t xml:space="preserve"> VPN) mezi vašimi zařízeními bez ohledu na to, kde se nacházejí. Na rozdíl od tradičních VPN nevyžaduje </w:t>
+      </w:r>
+      <w:proofErr w:type="spellStart"/>
+      <w:r>
+        <w:t>Tailscale</w:t>
+      </w:r>
+      <w:proofErr w:type="spellEnd"/>
+      <w:r>
+        <w:t xml:space="preserve"> složité nastavování firewallů ani veřejné IP adresy, protože využívá technologii NAT </w:t>
+      </w:r>
+      <w:proofErr w:type="spellStart"/>
+      <w:r>
+        <w:t>traversal</w:t>
+      </w:r>
+      <w:proofErr w:type="spellEnd"/>
+      <w:r>
+        <w:t xml:space="preserve"> k přímému propojení koncových bodů. Každé zařízení v síti získá svou stabilní interní IP adresu a komunikace probíhá skrze plně šifrované „tunely“, což zajišťuje maximální soukromí a rychlost. Služba je mimořádně oblíbená pro svou jednoduchost, kdy se stačí přihlásit přes existujícího poskytovatele identity (např. Google nebo Microsoft), a během okamžiku můžete bezpečně přistupovat ke svému domácímu NAS serveru, pracovní stanici nebo vývojovému prostředí odkudkoliv na světě.</w:t>
+      </w:r>
+    </w:p>
+    <w:p>
+      <w:pPr>
         <w:pStyle w:val="Nadpis3"/>
         <w:spacing w:after="0"/>
         <w:ind w:left="-5"/>
+        <w:rPr>
+          <w:lang w:val="en-US"/>
+        </w:rPr>
       </w:pPr>
-      <w:bookmarkStart w:id="4" w:name="_Toc213609424"/>
-      <w:r>
+      <w:bookmarkStart w:id="11" w:name="_Toc225844747"/>
+      <w:r>
+        <w:lastRenderedPageBreak/>
         <w:t>1.1</w:t>
       </w:r>
       <w:r>
@@ -16095,7 +17720,7 @@
       <w:r>
         <w:t>Obrázky</w:t>
       </w:r>
-      <w:bookmarkEnd w:id="4"/>
+      <w:bookmarkEnd w:id="11"/>
       <w:r>
         <w:t xml:space="preserve"> </w:t>
       </w:r>
@@ -20132,10 +21757,100 @@
     </w:p>
     <w:p>
       <w:pPr>
+        <w:keepNext/>
+        <w:spacing w:after="388"/>
+        <w:ind w:left="3013"/>
+      </w:pPr>
+      <w:r>
+        <w:rPr>
+          <w:noProof/>
+        </w:rPr>
+        <w:drawing>
+          <wp:inline distT="0" distB="0" distL="0" distR="0" wp14:anchorId="0CA1D73B" wp14:editId="3ED71B07">
+            <wp:extent cx="2895600" cy="1571625"/>
+            <wp:effectExtent l="0" t="0" r="0" b="9525"/>
+            <wp:docPr id="150919756" name="Obrázek 267"/>
+            <wp:cNvGraphicFramePr>
+              <a:graphicFrameLocks xmlns:a="http://schemas.openxmlformats.org/drawingml/2006/main" noChangeAspect="1"/>
+            </wp:cNvGraphicFramePr>
+            <a:graphic xmlns:a="http://schemas.openxmlformats.org/drawingml/2006/main">
+              <a:graphicData uri="http://schemas.openxmlformats.org/drawingml/2006/picture">
+                <pic:pic xmlns:pic="http://schemas.openxmlformats.org/drawingml/2006/picture">
+                  <pic:nvPicPr>
+                    <pic:cNvPr id="0" name="Picture 5"/>
+                    <pic:cNvPicPr>
+                      <a:picLocks noChangeAspect="1" noChangeArrowheads="1"/>
+                    </pic:cNvPicPr>
+                  </pic:nvPicPr>
+                  <pic:blipFill>
+                    <a:blip r:embed="rId13">
+                      <a:extLst>
+                        <a:ext uri="{28A0092B-C50C-407E-A947-70E740481C1C}">
+                          <a14:useLocalDpi xmlns:a14="http://schemas.microsoft.com/office/drawing/2010/main" val="0"/>
+                        </a:ext>
+                      </a:extLst>
+                    </a:blip>
+                    <a:srcRect/>
+                    <a:stretch>
+                      <a:fillRect/>
+                    </a:stretch>
+                  </pic:blipFill>
+                  <pic:spPr bwMode="auto">
+                    <a:xfrm>
+                      <a:off x="0" y="0"/>
+                      <a:ext cx="2895600" cy="1571625"/>
+                    </a:xfrm>
+                    <a:prstGeom prst="rect">
+                      <a:avLst/>
+                    </a:prstGeom>
+                    <a:noFill/>
+                    <a:ln>
+                      <a:noFill/>
+                    </a:ln>
+                  </pic:spPr>
+                </pic:pic>
+              </a:graphicData>
+            </a:graphic>
+          </wp:inline>
+        </w:drawing>
+      </w:r>
+    </w:p>
+    <w:p>
+      <w:pPr>
+        <w:pStyle w:val="Titulek"/>
+        <w:rPr>
+          <w:b/>
+          <w:bCs/>
+        </w:rPr>
+      </w:pPr>
+      <w:r>
+        <w:t xml:space="preserve">Schéma HTTP protokolu </w:t>
+      </w:r>
+      <w:r>
+        <w:fldChar w:fldCharType="begin"/>
+      </w:r>
+      <w:r>
+        <w:instrText xml:space="preserve"> SEQ Schéma_HTTP_protokolu \* ARABIC </w:instrText>
+      </w:r>
+      <w:r>
+        <w:fldChar w:fldCharType="separate"/>
+      </w:r>
+      <w:r>
+        <w:rPr>
+          <w:noProof/>
+        </w:rPr>
+        <w:t>2</w:t>
+      </w:r>
+      <w:r>
+        <w:fldChar w:fldCharType="end"/>
+      </w:r>
+    </w:p>
+    <w:p>
+      <w:pPr>
         <w:pStyle w:val="Nadpis3"/>
         <w:ind w:left="-5"/>
       </w:pPr>
-      <w:bookmarkStart w:id="5" w:name="_Toc213609425"/>
+      <w:bookmarkStart w:id="12" w:name="_Toc225844748"/>
       <w:r>
         <w:t>1.2</w:t>
       </w:r>
@@ -20148,7 +21863,7 @@
       <w:r>
         <w:t>Tabulky</w:t>
       </w:r>
-      <w:bookmarkEnd w:id="5"/>
+      <w:bookmarkEnd w:id="12"/>
       <w:r>
         <w:t xml:space="preserve"> </w:t>
       </w:r>
@@ -20327,9 +22042,8 @@
         <w:spacing w:after="0"/>
         <w:ind w:left="-5"/>
       </w:pPr>
-      <w:bookmarkStart w:id="6" w:name="_Toc213609426"/>
-      <w:r>
-        <w:lastRenderedPageBreak/>
+      <w:bookmarkStart w:id="13" w:name="_Toc225844749"/>
+      <w:r>
         <w:t>1.3</w:t>
       </w:r>
       <w:r>
@@ -20341,7 +22055,7 @@
       <w:r>
         <w:t>Grafy</w:t>
       </w:r>
-      <w:bookmarkEnd w:id="6"/>
+      <w:bookmarkEnd w:id="13"/>
       <w:r>
         <w:t xml:space="preserve"> </w:t>
       </w:r>
@@ -24926,6 +26640,7 @@
           <w:rFonts w:ascii="Times New Roman" w:eastAsia="Times New Roman" w:hAnsi="Times New Roman" w:cs="Times New Roman"/>
           <w:sz w:val="24"/>
         </w:rPr>
+        <w:lastRenderedPageBreak/>
         <w:t xml:space="preserve">Graf 1.1: Ukázka grafu </w:t>
       </w:r>
     </w:p>
@@ -24955,7 +26670,7 @@
         <w:spacing w:after="120"/>
         <w:ind w:left="-5"/>
       </w:pPr>
-      <w:bookmarkStart w:id="7" w:name="_Toc213609427"/>
+      <w:bookmarkStart w:id="14" w:name="_Toc225844750"/>
       <w:r>
         <w:t>1.4</w:t>
       </w:r>
@@ -24968,7 +26683,7 @@
       <w:r>
         <w:t>Zdrojové kódy</w:t>
       </w:r>
-      <w:bookmarkEnd w:id="7"/>
+      <w:bookmarkEnd w:id="14"/>
       <w:r>
         <w:t xml:space="preserve"> </w:t>
       </w:r>
@@ -25085,6 +26800,7 @@
         <w:t xml:space="preserve"> = </w:t>
       </w:r>
       <w:proofErr w:type="spellStart"/>
+      <w:proofErr w:type="gramStart"/>
       <w:r>
         <w:rPr>
           <w:rFonts w:ascii="Consolas" w:eastAsia="Consolas" w:hAnsi="Consolas" w:cs="Consolas"/>
@@ -25101,6 +26817,7 @@
         </w:rPr>
         <w:t>(</w:t>
       </w:r>
+      <w:proofErr w:type="gramEnd"/>
       <w:r>
         <w:rPr>
           <w:rFonts w:ascii="Consolas" w:eastAsia="Consolas" w:hAnsi="Consolas" w:cs="Consolas"/>
@@ -25119,6 +26836,7 @@
         <w:t>Scripting.FileSystemObject</w:t>
       </w:r>
       <w:proofErr w:type="spellEnd"/>
+      <w:proofErr w:type="gramStart"/>
       <w:r>
         <w:rPr>
           <w:rFonts w:ascii="Consolas" w:eastAsia="Consolas" w:hAnsi="Consolas" w:cs="Consolas"/>
@@ -25132,7 +26850,15 @@
           <w:rFonts w:ascii="Consolas" w:eastAsia="Consolas" w:hAnsi="Consolas" w:cs="Consolas"/>
           <w:sz w:val="20"/>
         </w:rPr>
-        <w:t xml:space="preserve">)     </w:t>
+        <w:t xml:space="preserve">)   </w:t>
+      </w:r>
+      <w:proofErr w:type="gramEnd"/>
+      <w:r>
+        <w:rPr>
+          <w:rFonts w:ascii="Consolas" w:eastAsia="Consolas" w:hAnsi="Consolas" w:cs="Consolas"/>
+          <w:sz w:val="20"/>
+        </w:rPr>
+        <w:t xml:space="preserve">  </w:t>
       </w:r>
       <w:r>
         <w:rPr>
@@ -25166,6 +26892,7 @@
         <w:t xml:space="preserve"> = </w:t>
       </w:r>
       <w:proofErr w:type="spellStart"/>
+      <w:proofErr w:type="gramStart"/>
       <w:r>
         <w:rPr>
           <w:rFonts w:ascii="Consolas" w:eastAsia="Consolas" w:hAnsi="Consolas" w:cs="Consolas"/>
@@ -25174,6 +26901,7 @@
         <w:t>fso.OpenTextFile</w:t>
       </w:r>
       <w:proofErr w:type="spellEnd"/>
+      <w:proofErr w:type="gramEnd"/>
       <w:r>
         <w:rPr>
           <w:rFonts w:ascii="Consolas" w:eastAsia="Consolas" w:hAnsi="Consolas" w:cs="Consolas"/>
@@ -25373,6 +27101,7 @@
         <w:t xml:space="preserve"> = </w:t>
       </w:r>
       <w:proofErr w:type="spellStart"/>
+      <w:proofErr w:type="gramStart"/>
       <w:r>
         <w:rPr>
           <w:rFonts w:ascii="Consolas" w:eastAsia="Consolas" w:hAnsi="Consolas" w:cs="Consolas"/>
@@ -25405,6 +27134,7 @@
         <w:t>(</w:t>
       </w:r>
       <w:proofErr w:type="spellStart"/>
+      <w:proofErr w:type="gramEnd"/>
       <w:r>
         <w:rPr>
           <w:rFonts w:ascii="Consolas" w:eastAsia="Consolas" w:hAnsi="Consolas" w:cs="Consolas"/>
@@ -25426,63 +27156,98 @@
           <w:color w:val="A31515"/>
           <w:sz w:val="20"/>
         </w:rPr>
-        <w:t>"TO"</w:t>
-      </w:r>
-      <w:r>
-        <w:rPr>
-          <w:rFonts w:ascii="Consolas" w:eastAsia="Consolas" w:hAnsi="Consolas" w:cs="Consolas"/>
-          <w:sz w:val="20"/>
-        </w:rPr>
-        <w:t xml:space="preserve">)(1), </w:t>
-      </w:r>
-      <w:proofErr w:type="spellStart"/>
-      <w:r>
-        <w:rPr>
-          <w:rFonts w:ascii="Consolas" w:eastAsia="Consolas" w:hAnsi="Consolas" w:cs="Consolas"/>
-          <w:sz w:val="20"/>
-        </w:rPr>
-        <w:t>vbLf</w:t>
-      </w:r>
-      <w:proofErr w:type="spellEnd"/>
-      <w:r>
-        <w:rPr>
-          <w:rFonts w:ascii="Consolas" w:eastAsia="Consolas" w:hAnsi="Consolas" w:cs="Consolas"/>
-          <w:sz w:val="20"/>
-        </w:rPr>
-        <w:t xml:space="preserve">, </w:t>
-      </w:r>
+        <w:t>"TO</w:t>
+      </w:r>
+      <w:proofErr w:type="gramStart"/>
       <w:r>
         <w:rPr>
           <w:rFonts w:ascii="Consolas" w:eastAsia="Consolas" w:hAnsi="Consolas" w:cs="Consolas"/>
           <w:color w:val="A31515"/>
           <w:sz w:val="20"/>
         </w:rPr>
-        <w:t>""</w:t>
+        <w:t>"</w:t>
       </w:r>
       <w:r>
         <w:rPr>
           <w:rFonts w:ascii="Consolas" w:eastAsia="Consolas" w:hAnsi="Consolas" w:cs="Consolas"/>
           <w:sz w:val="20"/>
         </w:rPr>
-        <w:t xml:space="preserve">)     </w:t>
-      </w:r>
-      <w:proofErr w:type="spellStart"/>
+        <w:t>)(</w:t>
+      </w:r>
+      <w:proofErr w:type="gramEnd"/>
       <w:r>
         <w:rPr>
           <w:rFonts w:ascii="Consolas" w:eastAsia="Consolas" w:hAnsi="Consolas" w:cs="Consolas"/>
           <w:sz w:val="20"/>
         </w:rPr>
-        <w:t>strCC</w:t>
-      </w:r>
-      <w:proofErr w:type="spellEnd"/>
+        <w:t xml:space="preserve">1), </w:t>
+      </w:r>
+      <w:proofErr w:type="spellStart"/>
       <w:r>
         <w:rPr>
           <w:rFonts w:ascii="Consolas" w:eastAsia="Consolas" w:hAnsi="Consolas" w:cs="Consolas"/>
           <w:sz w:val="20"/>
         </w:rPr>
+        <w:t>vbLf</w:t>
+      </w:r>
+      <w:proofErr w:type="spellEnd"/>
+      <w:r>
+        <w:rPr>
+          <w:rFonts w:ascii="Consolas" w:eastAsia="Consolas" w:hAnsi="Consolas" w:cs="Consolas"/>
+          <w:sz w:val="20"/>
+        </w:rPr>
+        <w:t xml:space="preserve">, </w:t>
+      </w:r>
+      <w:r>
+        <w:rPr>
+          <w:rFonts w:ascii="Consolas" w:eastAsia="Consolas" w:hAnsi="Consolas" w:cs="Consolas"/>
+          <w:color w:val="A31515"/>
+          <w:sz w:val="20"/>
+        </w:rPr>
+        <w:t>"</w:t>
+      </w:r>
+      <w:proofErr w:type="gramStart"/>
+      <w:r>
+        <w:rPr>
+          <w:rFonts w:ascii="Consolas" w:eastAsia="Consolas" w:hAnsi="Consolas" w:cs="Consolas"/>
+          <w:color w:val="A31515"/>
+          <w:sz w:val="20"/>
+        </w:rPr>
+        <w:t>"</w:t>
+      </w:r>
+      <w:r>
+        <w:rPr>
+          <w:rFonts w:ascii="Consolas" w:eastAsia="Consolas" w:hAnsi="Consolas" w:cs="Consolas"/>
+          <w:sz w:val="20"/>
+        </w:rPr>
+        <w:t xml:space="preserve">)   </w:t>
+      </w:r>
+      <w:proofErr w:type="gramEnd"/>
+      <w:r>
+        <w:rPr>
+          <w:rFonts w:ascii="Consolas" w:eastAsia="Consolas" w:hAnsi="Consolas" w:cs="Consolas"/>
+          <w:sz w:val="20"/>
+        </w:rPr>
+        <w:t xml:space="preserve">  </w:t>
+      </w:r>
+      <w:proofErr w:type="spellStart"/>
+      <w:r>
+        <w:rPr>
+          <w:rFonts w:ascii="Consolas" w:eastAsia="Consolas" w:hAnsi="Consolas" w:cs="Consolas"/>
+          <w:sz w:val="20"/>
+        </w:rPr>
+        <w:t>strCC</w:t>
+      </w:r>
+      <w:proofErr w:type="spellEnd"/>
+      <w:r>
+        <w:rPr>
+          <w:rFonts w:ascii="Consolas" w:eastAsia="Consolas" w:hAnsi="Consolas" w:cs="Consolas"/>
+          <w:sz w:val="20"/>
+        </w:rPr>
         <w:t xml:space="preserve"> = </w:t>
       </w:r>
       <w:proofErr w:type="spellStart"/>
+      <w:proofErr w:type="gramStart"/>
       <w:r>
         <w:rPr>
           <w:rFonts w:ascii="Consolas" w:eastAsia="Consolas" w:hAnsi="Consolas" w:cs="Consolas"/>
@@ -25515,6 +27280,7 @@
         <w:t>(</w:t>
       </w:r>
       <w:proofErr w:type="spellStart"/>
+      <w:proofErr w:type="gramEnd"/>
       <w:r>
         <w:rPr>
           <w:rFonts w:ascii="Consolas" w:eastAsia="Consolas" w:hAnsi="Consolas" w:cs="Consolas"/>
@@ -25536,63 +27302,98 @@
           <w:color w:val="A31515"/>
           <w:sz w:val="20"/>
         </w:rPr>
-        <w:t>"CC"</w:t>
-      </w:r>
-      <w:r>
-        <w:rPr>
-          <w:rFonts w:ascii="Consolas" w:eastAsia="Consolas" w:hAnsi="Consolas" w:cs="Consolas"/>
-          <w:sz w:val="20"/>
-        </w:rPr>
-        <w:t xml:space="preserve">)(1), </w:t>
-      </w:r>
-      <w:proofErr w:type="spellStart"/>
-      <w:r>
-        <w:rPr>
-          <w:rFonts w:ascii="Consolas" w:eastAsia="Consolas" w:hAnsi="Consolas" w:cs="Consolas"/>
-          <w:sz w:val="20"/>
-        </w:rPr>
-        <w:t>vbLf</w:t>
-      </w:r>
-      <w:proofErr w:type="spellEnd"/>
-      <w:r>
-        <w:rPr>
-          <w:rFonts w:ascii="Consolas" w:eastAsia="Consolas" w:hAnsi="Consolas" w:cs="Consolas"/>
-          <w:sz w:val="20"/>
-        </w:rPr>
-        <w:t xml:space="preserve">, </w:t>
-      </w:r>
+        <w:t>"CC</w:t>
+      </w:r>
+      <w:proofErr w:type="gramStart"/>
       <w:r>
         <w:rPr>
           <w:rFonts w:ascii="Consolas" w:eastAsia="Consolas" w:hAnsi="Consolas" w:cs="Consolas"/>
           <w:color w:val="A31515"/>
           <w:sz w:val="20"/>
         </w:rPr>
-        <w:t>""</w:t>
+        <w:t>"</w:t>
       </w:r>
       <w:r>
         <w:rPr>
           <w:rFonts w:ascii="Consolas" w:eastAsia="Consolas" w:hAnsi="Consolas" w:cs="Consolas"/>
           <w:sz w:val="20"/>
         </w:rPr>
-        <w:t xml:space="preserve">)     </w:t>
-      </w:r>
-      <w:proofErr w:type="spellStart"/>
+        <w:t>)(</w:t>
+      </w:r>
+      <w:proofErr w:type="gramEnd"/>
       <w:r>
         <w:rPr>
           <w:rFonts w:ascii="Consolas" w:eastAsia="Consolas" w:hAnsi="Consolas" w:cs="Consolas"/>
           <w:sz w:val="20"/>
         </w:rPr>
-        <w:t>strBCC</w:t>
-      </w:r>
-      <w:proofErr w:type="spellEnd"/>
+        <w:t xml:space="preserve">1), </w:t>
+      </w:r>
+      <w:proofErr w:type="spellStart"/>
       <w:r>
         <w:rPr>
           <w:rFonts w:ascii="Consolas" w:eastAsia="Consolas" w:hAnsi="Consolas" w:cs="Consolas"/>
           <w:sz w:val="20"/>
         </w:rPr>
+        <w:t>vbLf</w:t>
+      </w:r>
+      <w:proofErr w:type="spellEnd"/>
+      <w:r>
+        <w:rPr>
+          <w:rFonts w:ascii="Consolas" w:eastAsia="Consolas" w:hAnsi="Consolas" w:cs="Consolas"/>
+          <w:sz w:val="20"/>
+        </w:rPr>
+        <w:t xml:space="preserve">, </w:t>
+      </w:r>
+      <w:r>
+        <w:rPr>
+          <w:rFonts w:ascii="Consolas" w:eastAsia="Consolas" w:hAnsi="Consolas" w:cs="Consolas"/>
+          <w:color w:val="A31515"/>
+          <w:sz w:val="20"/>
+        </w:rPr>
+        <w:t>"</w:t>
+      </w:r>
+      <w:proofErr w:type="gramStart"/>
+      <w:r>
+        <w:rPr>
+          <w:rFonts w:ascii="Consolas" w:eastAsia="Consolas" w:hAnsi="Consolas" w:cs="Consolas"/>
+          <w:color w:val="A31515"/>
+          <w:sz w:val="20"/>
+        </w:rPr>
+        <w:t>"</w:t>
+      </w:r>
+      <w:r>
+        <w:rPr>
+          <w:rFonts w:ascii="Consolas" w:eastAsia="Consolas" w:hAnsi="Consolas" w:cs="Consolas"/>
+          <w:sz w:val="20"/>
+        </w:rPr>
+        <w:t xml:space="preserve">)   </w:t>
+      </w:r>
+      <w:proofErr w:type="gramEnd"/>
+      <w:r>
+        <w:rPr>
+          <w:rFonts w:ascii="Consolas" w:eastAsia="Consolas" w:hAnsi="Consolas" w:cs="Consolas"/>
+          <w:sz w:val="20"/>
+        </w:rPr>
+        <w:t xml:space="preserve">  </w:t>
+      </w:r>
+      <w:proofErr w:type="spellStart"/>
+      <w:r>
+        <w:rPr>
+          <w:rFonts w:ascii="Consolas" w:eastAsia="Consolas" w:hAnsi="Consolas" w:cs="Consolas"/>
+          <w:sz w:val="20"/>
+        </w:rPr>
+        <w:t>strBCC</w:t>
+      </w:r>
+      <w:proofErr w:type="spellEnd"/>
+      <w:r>
+        <w:rPr>
+          <w:rFonts w:ascii="Consolas" w:eastAsia="Consolas" w:hAnsi="Consolas" w:cs="Consolas"/>
+          <w:sz w:val="20"/>
+        </w:rPr>
         <w:t xml:space="preserve"> = </w:t>
       </w:r>
       <w:proofErr w:type="spellStart"/>
+      <w:proofErr w:type="gramStart"/>
       <w:r>
         <w:rPr>
           <w:rFonts w:ascii="Consolas" w:eastAsia="Consolas" w:hAnsi="Consolas" w:cs="Consolas"/>
@@ -25625,6 +27426,7 @@
         <w:t>(</w:t>
       </w:r>
       <w:proofErr w:type="spellStart"/>
+      <w:proofErr w:type="gramEnd"/>
       <w:r>
         <w:rPr>
           <w:rFonts w:ascii="Consolas" w:eastAsia="Consolas" w:hAnsi="Consolas" w:cs="Consolas"/>
@@ -25646,14 +27448,31 @@
           <w:color w:val="A31515"/>
           <w:sz w:val="20"/>
         </w:rPr>
-        <w:t>"BCC"</w:t>
+        <w:t>"BCC</w:t>
+      </w:r>
+      <w:proofErr w:type="gramStart"/>
+      <w:r>
+        <w:rPr>
+          <w:rFonts w:ascii="Consolas" w:eastAsia="Consolas" w:hAnsi="Consolas" w:cs="Consolas"/>
+          <w:color w:val="A31515"/>
+          <w:sz w:val="20"/>
+        </w:rPr>
+        <w:t>"</w:t>
       </w:r>
       <w:r>
         <w:rPr>
           <w:rFonts w:ascii="Consolas" w:eastAsia="Consolas" w:hAnsi="Consolas" w:cs="Consolas"/>
           <w:sz w:val="20"/>
         </w:rPr>
-        <w:t xml:space="preserve">)(1), </w:t>
+        <w:t>)(</w:t>
+      </w:r>
+      <w:proofErr w:type="gramEnd"/>
+      <w:r>
+        <w:rPr>
+          <w:rFonts w:ascii="Consolas" w:eastAsia="Consolas" w:hAnsi="Consolas" w:cs="Consolas"/>
+          <w:sz w:val="20"/>
+        </w:rPr>
+        <w:t xml:space="preserve">1), </w:t>
       </w:r>
       <w:proofErr w:type="spellStart"/>
       <w:r>
@@ -25719,7 +27538,7 @@
         <w:pStyle w:val="Nadpis3"/>
         <w:ind w:left="-5"/>
       </w:pPr>
-      <w:bookmarkStart w:id="8" w:name="_Toc213609428"/>
+      <w:bookmarkStart w:id="15" w:name="_Toc225844751"/>
       <w:r>
         <w:t>1.5</w:t>
       </w:r>
@@ -25732,7 +27551,7 @@
       <w:r>
         <w:t>Citace</w:t>
       </w:r>
-      <w:bookmarkEnd w:id="8"/>
+      <w:bookmarkEnd w:id="15"/>
       <w:r>
         <w:t xml:space="preserve"> </w:t>
       </w:r>
@@ -25756,7 +27575,7 @@
         <w:spacing w:after="254"/>
         <w:ind w:left="-5"/>
       </w:pPr>
-      <w:bookmarkStart w:id="9" w:name="_Toc213609429"/>
+      <w:bookmarkStart w:id="16" w:name="_Toc225844752"/>
       <w:r>
         <w:t>1.6</w:t>
       </w:r>
@@ -25769,7 +27588,7 @@
       <w:r>
         <w:t>Rovnice</w:t>
       </w:r>
-      <w:bookmarkEnd w:id="9"/>
+      <w:bookmarkEnd w:id="16"/>
       <w:r>
         <w:t xml:space="preserve"> </w:t>
       </w:r>
@@ -25827,17 +27646,17 @@
       <w:pPr>
         <w:pStyle w:val="Nadpis3"/>
       </w:pPr>
-      <w:bookmarkStart w:id="10" w:name="_Toc213609430"/>
+      <w:bookmarkStart w:id="17" w:name="_Toc225844753"/>
       <w:r>
         <w:t>1.7 Pokus</w:t>
       </w:r>
-      <w:bookmarkEnd w:id="10"/>
+      <w:bookmarkEnd w:id="17"/>
     </w:p>
     <w:p>
       <w:pPr>
         <w:pStyle w:val="Nadpis3"/>
       </w:pPr>
-      <w:bookmarkStart w:id="11" w:name="_Toc213609431"/>
+      <w:bookmarkStart w:id="18" w:name="_Toc225844754"/>
       <w:r>
         <w:t xml:space="preserve">1.8 </w:t>
       </w:r>
@@ -25845,7 +27664,7 @@
       <w:r>
         <w:t>Nevim</w:t>
       </w:r>
-      <w:bookmarkEnd w:id="11"/>
+      <w:bookmarkEnd w:id="18"/>
       <w:proofErr w:type="spellEnd"/>
     </w:p>
     <w:p/>
@@ -25858,7 +27677,6 @@
           <w:rFonts w:ascii="Times New Roman" w:eastAsia="Times New Roman" w:hAnsi="Times New Roman" w:cs="Times New Roman"/>
           <w:sz w:val="24"/>
         </w:rPr>
-        <w:lastRenderedPageBreak/>
         <w:t xml:space="preserve"> </w:t>
       </w:r>
       <w:r>
@@ -25875,11 +27693,11 @@
         <w:pStyle w:val="Nadpis1"/>
         <w:ind w:left="-5"/>
       </w:pPr>
-      <w:bookmarkStart w:id="12" w:name="_Toc213609432"/>
+      <w:bookmarkStart w:id="19" w:name="_Toc225844755"/>
       <w:r>
         <w:t>Praktická část</w:t>
       </w:r>
-      <w:bookmarkEnd w:id="12"/>
+      <w:bookmarkEnd w:id="19"/>
       <w:r>
         <w:t xml:space="preserve"> </w:t>
       </w:r>
@@ -25925,12 +27743,12 @@
         <w:pStyle w:val="Nadpis1"/>
         <w:ind w:left="-5"/>
       </w:pPr>
-      <w:bookmarkStart w:id="13" w:name="_Toc213609433"/>
+      <w:bookmarkStart w:id="20" w:name="_Toc225844756"/>
       <w:r>
         <w:lastRenderedPageBreak/>
         <w:t>Závěr</w:t>
       </w:r>
-      <w:bookmarkEnd w:id="13"/>
+      <w:bookmarkEnd w:id="20"/>
       <w:r>
         <w:t xml:space="preserve"> </w:t>
       </w:r>
@@ -25976,12 +27794,12 @@
         <w:pStyle w:val="Nadpis1"/>
         <w:ind w:left="-5"/>
       </w:pPr>
-      <w:bookmarkStart w:id="14" w:name="_Toc213609434"/>
+      <w:bookmarkStart w:id="21" w:name="_Toc225844757"/>
       <w:r>
         <w:lastRenderedPageBreak/>
         <w:t>Použitá literatura</w:t>
       </w:r>
-      <w:bookmarkEnd w:id="14"/>
+      <w:bookmarkEnd w:id="21"/>
       <w:r>
         <w:t xml:space="preserve"> </w:t>
       </w:r>
@@ -26047,12 +27865,12 @@
         <w:spacing w:after="321"/>
         <w:ind w:left="-5"/>
       </w:pPr>
-      <w:bookmarkStart w:id="15" w:name="_Toc213609435"/>
+      <w:bookmarkStart w:id="22" w:name="_Toc225844758"/>
       <w:r>
         <w:lastRenderedPageBreak/>
         <w:t>Přílohy</w:t>
       </w:r>
-      <w:bookmarkEnd w:id="15"/>
+      <w:bookmarkEnd w:id="22"/>
       <w:r>
         <w:rPr>
           <w:b w:val="0"/>
@@ -26066,7 +27884,7 @@
         <w:spacing w:after="281"/>
         <w:ind w:left="-5"/>
       </w:pPr>
-      <w:bookmarkStart w:id="16" w:name="_Toc213609436"/>
+      <w:bookmarkStart w:id="23" w:name="_Toc225844759"/>
       <w:r>
         <w:t>A</w:t>
       </w:r>
@@ -26079,7 +27897,7 @@
       <w:r>
         <w:t>Příloha</w:t>
       </w:r>
-      <w:bookmarkEnd w:id="16"/>
+      <w:bookmarkEnd w:id="23"/>
       <w:r>
         <w:t xml:space="preserve"> </w:t>
       </w:r>
@@ -26102,9 +27920,9 @@
       </w:r>
     </w:p>
     <w:sectPr>
-      <w:footerReference w:type="even" r:id="rId11"/>
-      <w:footerReference w:type="default" r:id="rId12"/>
-      <w:footerReference w:type="first" r:id="rId13"/>
+      <w:footerReference w:type="even" r:id="rId14"/>
+      <w:footerReference w:type="default" r:id="rId15"/>
+      <w:footerReference w:type="first" r:id="rId16"/>
       <w:pgSz w:w="11906" w:h="16838"/>
       <w:pgMar w:top="1318" w:right="1436" w:bottom="1446" w:left="1419" w:header="708" w:footer="976" w:gutter="0"/>
       <w:cols w:space="708"/>
@@ -26423,6 +28241,304 @@
     </w:lvl>
   </w:abstractNum>
   <w:abstractNum w:abstractNumId="1" w15:restartNumberingAfterBreak="0">
+    <w:nsid w:val="08B9549C"/>
+    <w:multiLevelType w:val="multilevel"/>
+    <w:tmpl w:val="4418AFFC"/>
+    <w:lvl w:ilvl="0">
+      <w:start w:val="1"/>
+      <w:numFmt w:val="bullet"/>
+      <w:lvlText w:val=""/>
+      <w:lvlJc w:val="left"/>
+      <w:pPr>
+        <w:tabs>
+          <w:tab w:val="num" w:pos="720"/>
+        </w:tabs>
+        <w:ind w:left="720" w:hanging="360"/>
+      </w:pPr>
+      <w:rPr>
+        <w:rFonts w:ascii="Symbol" w:hAnsi="Symbol" w:hint="default"/>
+        <w:sz w:val="20"/>
+      </w:rPr>
+    </w:lvl>
+    <w:lvl w:ilvl="1" w:tentative="1">
+      <w:start w:val="1"/>
+      <w:numFmt w:val="bullet"/>
+      <w:lvlText w:val="o"/>
+      <w:lvlJc w:val="left"/>
+      <w:pPr>
+        <w:tabs>
+          <w:tab w:val="num" w:pos="1440"/>
+        </w:tabs>
+        <w:ind w:left="1440" w:hanging="360"/>
+      </w:pPr>
+      <w:rPr>
+        <w:rFonts w:ascii="Courier New" w:hAnsi="Courier New" w:hint="default"/>
+        <w:sz w:val="20"/>
+      </w:rPr>
+    </w:lvl>
+    <w:lvl w:ilvl="2" w:tentative="1">
+      <w:start w:val="1"/>
+      <w:numFmt w:val="bullet"/>
+      <w:lvlText w:val=""/>
+      <w:lvlJc w:val="left"/>
+      <w:pPr>
+        <w:tabs>
+          <w:tab w:val="num" w:pos="2160"/>
+        </w:tabs>
+        <w:ind w:left="2160" w:hanging="360"/>
+      </w:pPr>
+      <w:rPr>
+        <w:rFonts w:ascii="Wingdings" w:hAnsi="Wingdings" w:hint="default"/>
+        <w:sz w:val="20"/>
+      </w:rPr>
+    </w:lvl>
+    <w:lvl w:ilvl="3" w:tentative="1">
+      <w:start w:val="1"/>
+      <w:numFmt w:val="bullet"/>
+      <w:lvlText w:val=""/>
+      <w:lvlJc w:val="left"/>
+      <w:pPr>
+        <w:tabs>
+          <w:tab w:val="num" w:pos="2880"/>
+        </w:tabs>
+        <w:ind w:left="2880" w:hanging="360"/>
+      </w:pPr>
+      <w:rPr>
+        <w:rFonts w:ascii="Wingdings" w:hAnsi="Wingdings" w:hint="default"/>
+        <w:sz w:val="20"/>
+      </w:rPr>
+    </w:lvl>
+    <w:lvl w:ilvl="4" w:tentative="1">
+      <w:start w:val="1"/>
+      <w:numFmt w:val="bullet"/>
+      <w:lvlText w:val=""/>
+      <w:lvlJc w:val="left"/>
+      <w:pPr>
+        <w:tabs>
+          <w:tab w:val="num" w:pos="3600"/>
+        </w:tabs>
+        <w:ind w:left="3600" w:hanging="360"/>
+      </w:pPr>
+      <w:rPr>
+        <w:rFonts w:ascii="Wingdings" w:hAnsi="Wingdings" w:hint="default"/>
+        <w:sz w:val="20"/>
+      </w:rPr>
+    </w:lvl>
+    <w:lvl w:ilvl="5" w:tentative="1">
+      <w:start w:val="1"/>
+      <w:numFmt w:val="bullet"/>
+      <w:lvlText w:val=""/>
+      <w:lvlJc w:val="left"/>
+      <w:pPr>
+        <w:tabs>
+          <w:tab w:val="num" w:pos="4320"/>
+        </w:tabs>
+        <w:ind w:left="4320" w:hanging="360"/>
+      </w:pPr>
+      <w:rPr>
+        <w:rFonts w:ascii="Wingdings" w:hAnsi="Wingdings" w:hint="default"/>
+        <w:sz w:val="20"/>
+      </w:rPr>
+    </w:lvl>
+    <w:lvl w:ilvl="6" w:tentative="1">
+      <w:start w:val="1"/>
+      <w:numFmt w:val="bullet"/>
+      <w:lvlText w:val=""/>
+      <w:lvlJc w:val="left"/>
+      <w:pPr>
+        <w:tabs>
+          <w:tab w:val="num" w:pos="5040"/>
+        </w:tabs>
+        <w:ind w:left="5040" w:hanging="360"/>
+      </w:pPr>
+      <w:rPr>
+        <w:rFonts w:ascii="Wingdings" w:hAnsi="Wingdings" w:hint="default"/>
+        <w:sz w:val="20"/>
+      </w:rPr>
+    </w:lvl>
+    <w:lvl w:ilvl="7" w:tentative="1">
+      <w:start w:val="1"/>
+      <w:numFmt w:val="bullet"/>
+      <w:lvlText w:val=""/>
+      <w:lvlJc w:val="left"/>
+      <w:pPr>
+        <w:tabs>
+          <w:tab w:val="num" w:pos="5760"/>
+        </w:tabs>
+        <w:ind w:left="5760" w:hanging="360"/>
+      </w:pPr>
+      <w:rPr>
+        <w:rFonts w:ascii="Wingdings" w:hAnsi="Wingdings" w:hint="default"/>
+        <w:sz w:val="20"/>
+      </w:rPr>
+    </w:lvl>
+    <w:lvl w:ilvl="8" w:tentative="1">
+      <w:start w:val="1"/>
+      <w:numFmt w:val="bullet"/>
+      <w:lvlText w:val=""/>
+      <w:lvlJc w:val="left"/>
+      <w:pPr>
+        <w:tabs>
+          <w:tab w:val="num" w:pos="6480"/>
+        </w:tabs>
+        <w:ind w:left="6480" w:hanging="360"/>
+      </w:pPr>
+      <w:rPr>
+        <w:rFonts w:ascii="Wingdings" w:hAnsi="Wingdings" w:hint="default"/>
+        <w:sz w:val="20"/>
+      </w:rPr>
+    </w:lvl>
+  </w:abstractNum>
+  <w:abstractNum w:abstractNumId="2" w15:restartNumberingAfterBreak="0">
+    <w:nsid w:val="132B1D72"/>
+    <w:multiLevelType w:val="multilevel"/>
+    <w:tmpl w:val="A8FC7306"/>
+    <w:lvl w:ilvl="0">
+      <w:start w:val="1"/>
+      <w:numFmt w:val="bullet"/>
+      <w:lvlText w:val=""/>
+      <w:lvlJc w:val="left"/>
+      <w:pPr>
+        <w:tabs>
+          <w:tab w:val="num" w:pos="720"/>
+        </w:tabs>
+        <w:ind w:left="720" w:hanging="360"/>
+      </w:pPr>
+      <w:rPr>
+        <w:rFonts w:ascii="Symbol" w:hAnsi="Symbol" w:hint="default"/>
+        <w:sz w:val="20"/>
+      </w:rPr>
+    </w:lvl>
+    <w:lvl w:ilvl="1" w:tentative="1">
+      <w:start w:val="1"/>
+      <w:numFmt w:val="bullet"/>
+      <w:lvlText w:val="o"/>
+      <w:lvlJc w:val="left"/>
+      <w:pPr>
+        <w:tabs>
+          <w:tab w:val="num" w:pos="1440"/>
+        </w:tabs>
+        <w:ind w:left="1440" w:hanging="360"/>
+      </w:pPr>
+      <w:rPr>
+        <w:rFonts w:ascii="Courier New" w:hAnsi="Courier New" w:hint="default"/>
+        <w:sz w:val="20"/>
+      </w:rPr>
+    </w:lvl>
+    <w:lvl w:ilvl="2" w:tentative="1">
+      <w:start w:val="1"/>
+      <w:numFmt w:val="bullet"/>
+      <w:lvlText w:val=""/>
+      <w:lvlJc w:val="left"/>
+      <w:pPr>
+        <w:tabs>
+          <w:tab w:val="num" w:pos="2160"/>
+        </w:tabs>
+        <w:ind w:left="2160" w:hanging="360"/>
+      </w:pPr>
+      <w:rPr>
+        <w:rFonts w:ascii="Wingdings" w:hAnsi="Wingdings" w:hint="default"/>
+        <w:sz w:val="20"/>
+      </w:rPr>
+    </w:lvl>
+    <w:lvl w:ilvl="3" w:tentative="1">
+      <w:start w:val="1"/>
+      <w:numFmt w:val="bullet"/>
+      <w:lvlText w:val=""/>
+      <w:lvlJc w:val="left"/>
+      <w:pPr>
+        <w:tabs>
+          <w:tab w:val="num" w:pos="2880"/>
+        </w:tabs>
+        <w:ind w:left="2880" w:hanging="360"/>
+      </w:pPr>
+      <w:rPr>
+        <w:rFonts w:ascii="Wingdings" w:hAnsi="Wingdings" w:hint="default"/>
+        <w:sz w:val="20"/>
+      </w:rPr>
+    </w:lvl>
+    <w:lvl w:ilvl="4" w:tentative="1">
+      <w:start w:val="1"/>
+      <w:numFmt w:val="bullet"/>
+      <w:lvlText w:val=""/>
+      <w:lvlJc w:val="left"/>
+      <w:pPr>
+        <w:tabs>
+          <w:tab w:val="num" w:pos="3600"/>
+        </w:tabs>
+        <w:ind w:left="3600" w:hanging="360"/>
+      </w:pPr>
+      <w:rPr>
+        <w:rFonts w:ascii="Wingdings" w:hAnsi="Wingdings" w:hint="default"/>
+        <w:sz w:val="20"/>
+      </w:rPr>
+    </w:lvl>
+    <w:lvl w:ilvl="5" w:tentative="1">
+      <w:start w:val="1"/>
+      <w:numFmt w:val="bullet"/>
+      <w:lvlText w:val=""/>
+      <w:lvlJc w:val="left"/>
+      <w:pPr>
+        <w:tabs>
+          <w:tab w:val="num" w:pos="4320"/>
+        </w:tabs>
+        <w:ind w:left="4320" w:hanging="360"/>
+      </w:pPr>
+      <w:rPr>
+        <w:rFonts w:ascii="Wingdings" w:hAnsi="Wingdings" w:hint="default"/>
+        <w:sz w:val="20"/>
+      </w:rPr>
+    </w:lvl>
+    <w:lvl w:ilvl="6" w:tentative="1">
+      <w:start w:val="1"/>
+      <w:numFmt w:val="bullet"/>
+      <w:lvlText w:val=""/>
+      <w:lvlJc w:val="left"/>
+      <w:pPr>
+        <w:tabs>
+          <w:tab w:val="num" w:pos="5040"/>
+        </w:tabs>
+        <w:ind w:left="5040" w:hanging="360"/>
+      </w:pPr>
+      <w:rPr>
+        <w:rFonts w:ascii="Wingdings" w:hAnsi="Wingdings" w:hint="default"/>
+        <w:sz w:val="20"/>
+      </w:rPr>
+    </w:lvl>
+    <w:lvl w:ilvl="7" w:tentative="1">
+      <w:start w:val="1"/>
+      <w:numFmt w:val="bullet"/>
+      <w:lvlText w:val=""/>
+      <w:lvlJc w:val="left"/>
+      <w:pPr>
+        <w:tabs>
+          <w:tab w:val="num" w:pos="5760"/>
+        </w:tabs>
+        <w:ind w:left="5760" w:hanging="360"/>
+      </w:pPr>
+      <w:rPr>
+        <w:rFonts w:ascii="Wingdings" w:hAnsi="Wingdings" w:hint="default"/>
+        <w:sz w:val="20"/>
+      </w:rPr>
+    </w:lvl>
+    <w:lvl w:ilvl="8" w:tentative="1">
+      <w:start w:val="1"/>
+      <w:numFmt w:val="bullet"/>
+      <w:lvlText w:val=""/>
+      <w:lvlJc w:val="left"/>
+      <w:pPr>
+        <w:tabs>
+          <w:tab w:val="num" w:pos="6480"/>
+        </w:tabs>
+        <w:ind w:left="6480" w:hanging="360"/>
+      </w:pPr>
+      <w:rPr>
+        <w:rFonts w:ascii="Wingdings" w:hAnsi="Wingdings" w:hint="default"/>
+        <w:sz w:val="20"/>
+      </w:rPr>
+    </w:lvl>
+  </w:abstractNum>
+  <w:abstractNum w:abstractNumId="3" w15:restartNumberingAfterBreak="0">
     <w:nsid w:val="18716840"/>
     <w:multiLevelType w:val="hybridMultilevel"/>
     <w:tmpl w:val="769CDDB6"/>
@@ -26508,7 +28624,7 @@
       </w:pPr>
     </w:lvl>
   </w:abstractNum>
-  <w:abstractNum w:abstractNumId="2" w15:restartNumberingAfterBreak="0">
+  <w:abstractNum w:abstractNumId="4" w15:restartNumberingAfterBreak="0">
     <w:nsid w:val="5C917E2F"/>
     <w:multiLevelType w:val="multilevel"/>
     <w:tmpl w:val="67B4C33E"/>
@@ -26657,7 +28773,7 @@
       </w:rPr>
     </w:lvl>
   </w:abstractNum>
-  <w:abstractNum w:abstractNumId="3" w15:restartNumberingAfterBreak="0">
+  <w:abstractNum w:abstractNumId="5" w15:restartNumberingAfterBreak="0">
     <w:nsid w:val="62B17071"/>
     <w:multiLevelType w:val="hybridMultilevel"/>
     <w:tmpl w:val="D09C9C46"/>
@@ -26743,17 +28859,416 @@
       </w:pPr>
     </w:lvl>
   </w:abstractNum>
+  <w:abstractNum w:abstractNumId="6" w15:restartNumberingAfterBreak="0">
+    <w:nsid w:val="67BC6177"/>
+    <w:multiLevelType w:val="multilevel"/>
+    <w:tmpl w:val="AC98E4DC"/>
+    <w:lvl w:ilvl="0">
+      <w:start w:val="1"/>
+      <w:numFmt w:val="bullet"/>
+      <w:lvlText w:val=""/>
+      <w:lvlJc w:val="left"/>
+      <w:pPr>
+        <w:tabs>
+          <w:tab w:val="num" w:pos="720"/>
+        </w:tabs>
+        <w:ind w:left="720" w:hanging="360"/>
+      </w:pPr>
+      <w:rPr>
+        <w:rFonts w:ascii="Symbol" w:hAnsi="Symbol" w:hint="default"/>
+        <w:sz w:val="20"/>
+      </w:rPr>
+    </w:lvl>
+    <w:lvl w:ilvl="1" w:tentative="1">
+      <w:start w:val="1"/>
+      <w:numFmt w:val="bullet"/>
+      <w:lvlText w:val="o"/>
+      <w:lvlJc w:val="left"/>
+      <w:pPr>
+        <w:tabs>
+          <w:tab w:val="num" w:pos="1440"/>
+        </w:tabs>
+        <w:ind w:left="1440" w:hanging="360"/>
+      </w:pPr>
+      <w:rPr>
+        <w:rFonts w:ascii="Courier New" w:hAnsi="Courier New" w:hint="default"/>
+        <w:sz w:val="20"/>
+      </w:rPr>
+    </w:lvl>
+    <w:lvl w:ilvl="2" w:tentative="1">
+      <w:start w:val="1"/>
+      <w:numFmt w:val="bullet"/>
+      <w:lvlText w:val=""/>
+      <w:lvlJc w:val="left"/>
+      <w:pPr>
+        <w:tabs>
+          <w:tab w:val="num" w:pos="2160"/>
+        </w:tabs>
+        <w:ind w:left="2160" w:hanging="360"/>
+      </w:pPr>
+      <w:rPr>
+        <w:rFonts w:ascii="Wingdings" w:hAnsi="Wingdings" w:hint="default"/>
+        <w:sz w:val="20"/>
+      </w:rPr>
+    </w:lvl>
+    <w:lvl w:ilvl="3" w:tentative="1">
+      <w:start w:val="1"/>
+      <w:numFmt w:val="bullet"/>
+      <w:lvlText w:val=""/>
+      <w:lvlJc w:val="left"/>
+      <w:pPr>
+        <w:tabs>
+          <w:tab w:val="num" w:pos="2880"/>
+        </w:tabs>
+        <w:ind w:left="2880" w:hanging="360"/>
+      </w:pPr>
+      <w:rPr>
+        <w:rFonts w:ascii="Wingdings" w:hAnsi="Wingdings" w:hint="default"/>
+        <w:sz w:val="20"/>
+      </w:rPr>
+    </w:lvl>
+    <w:lvl w:ilvl="4" w:tentative="1">
+      <w:start w:val="1"/>
+      <w:numFmt w:val="bullet"/>
+      <w:lvlText w:val=""/>
+      <w:lvlJc w:val="left"/>
+      <w:pPr>
+        <w:tabs>
+          <w:tab w:val="num" w:pos="3600"/>
+        </w:tabs>
+        <w:ind w:left="3600" w:hanging="360"/>
+      </w:pPr>
+      <w:rPr>
+        <w:rFonts w:ascii="Wingdings" w:hAnsi="Wingdings" w:hint="default"/>
+        <w:sz w:val="20"/>
+      </w:rPr>
+    </w:lvl>
+    <w:lvl w:ilvl="5" w:tentative="1">
+      <w:start w:val="1"/>
+      <w:numFmt w:val="bullet"/>
+      <w:lvlText w:val=""/>
+      <w:lvlJc w:val="left"/>
+      <w:pPr>
+        <w:tabs>
+          <w:tab w:val="num" w:pos="4320"/>
+        </w:tabs>
+        <w:ind w:left="4320" w:hanging="360"/>
+      </w:pPr>
+      <w:rPr>
+        <w:rFonts w:ascii="Wingdings" w:hAnsi="Wingdings" w:hint="default"/>
+        <w:sz w:val="20"/>
+      </w:rPr>
+    </w:lvl>
+    <w:lvl w:ilvl="6" w:tentative="1">
+      <w:start w:val="1"/>
+      <w:numFmt w:val="bullet"/>
+      <w:lvlText w:val=""/>
+      <w:lvlJc w:val="left"/>
+      <w:pPr>
+        <w:tabs>
+          <w:tab w:val="num" w:pos="5040"/>
+        </w:tabs>
+        <w:ind w:left="5040" w:hanging="360"/>
+      </w:pPr>
+      <w:rPr>
+        <w:rFonts w:ascii="Wingdings" w:hAnsi="Wingdings" w:hint="default"/>
+        <w:sz w:val="20"/>
+      </w:rPr>
+    </w:lvl>
+    <w:lvl w:ilvl="7" w:tentative="1">
+      <w:start w:val="1"/>
+      <w:numFmt w:val="bullet"/>
+      <w:lvlText w:val=""/>
+      <w:lvlJc w:val="left"/>
+      <w:pPr>
+        <w:tabs>
+          <w:tab w:val="num" w:pos="5760"/>
+        </w:tabs>
+        <w:ind w:left="5760" w:hanging="360"/>
+      </w:pPr>
+      <w:rPr>
+        <w:rFonts w:ascii="Wingdings" w:hAnsi="Wingdings" w:hint="default"/>
+        <w:sz w:val="20"/>
+      </w:rPr>
+    </w:lvl>
+    <w:lvl w:ilvl="8" w:tentative="1">
+      <w:start w:val="1"/>
+      <w:numFmt w:val="bullet"/>
+      <w:lvlText w:val=""/>
+      <w:lvlJc w:val="left"/>
+      <w:pPr>
+        <w:tabs>
+          <w:tab w:val="num" w:pos="6480"/>
+        </w:tabs>
+        <w:ind w:left="6480" w:hanging="360"/>
+      </w:pPr>
+      <w:rPr>
+        <w:rFonts w:ascii="Wingdings" w:hAnsi="Wingdings" w:hint="default"/>
+        <w:sz w:val="20"/>
+      </w:rPr>
+    </w:lvl>
+  </w:abstractNum>
+  <w:abstractNum w:abstractNumId="7" w15:restartNumberingAfterBreak="0">
+    <w:nsid w:val="78A05D92"/>
+    <w:multiLevelType w:val="multilevel"/>
+    <w:tmpl w:val="E01087EE"/>
+    <w:lvl w:ilvl="0">
+      <w:start w:val="1"/>
+      <w:numFmt w:val="bullet"/>
+      <w:lvlText w:val=""/>
+      <w:lvlJc w:val="left"/>
+      <w:pPr>
+        <w:tabs>
+          <w:tab w:val="num" w:pos="720"/>
+        </w:tabs>
+        <w:ind w:left="720" w:hanging="360"/>
+      </w:pPr>
+      <w:rPr>
+        <w:rFonts w:ascii="Symbol" w:hAnsi="Symbol" w:hint="default"/>
+        <w:sz w:val="20"/>
+      </w:rPr>
+    </w:lvl>
+    <w:lvl w:ilvl="1" w:tentative="1">
+      <w:start w:val="1"/>
+      <w:numFmt w:val="bullet"/>
+      <w:lvlText w:val="o"/>
+      <w:lvlJc w:val="left"/>
+      <w:pPr>
+        <w:tabs>
+          <w:tab w:val="num" w:pos="1440"/>
+        </w:tabs>
+        <w:ind w:left="1440" w:hanging="360"/>
+      </w:pPr>
+      <w:rPr>
+        <w:rFonts w:ascii="Courier New" w:hAnsi="Courier New" w:hint="default"/>
+        <w:sz w:val="20"/>
+      </w:rPr>
+    </w:lvl>
+    <w:lvl w:ilvl="2" w:tentative="1">
+      <w:start w:val="1"/>
+      <w:numFmt w:val="bullet"/>
+      <w:lvlText w:val=""/>
+      <w:lvlJc w:val="left"/>
+      <w:pPr>
+        <w:tabs>
+          <w:tab w:val="num" w:pos="2160"/>
+        </w:tabs>
+        <w:ind w:left="2160" w:hanging="360"/>
+      </w:pPr>
+      <w:rPr>
+        <w:rFonts w:ascii="Wingdings" w:hAnsi="Wingdings" w:hint="default"/>
+        <w:sz w:val="20"/>
+      </w:rPr>
+    </w:lvl>
+    <w:lvl w:ilvl="3" w:tentative="1">
+      <w:start w:val="1"/>
+      <w:numFmt w:val="bullet"/>
+      <w:lvlText w:val=""/>
+      <w:lvlJc w:val="left"/>
+      <w:pPr>
+        <w:tabs>
+          <w:tab w:val="num" w:pos="2880"/>
+        </w:tabs>
+        <w:ind w:left="2880" w:hanging="360"/>
+      </w:pPr>
+      <w:rPr>
+        <w:rFonts w:ascii="Wingdings" w:hAnsi="Wingdings" w:hint="default"/>
+        <w:sz w:val="20"/>
+      </w:rPr>
+    </w:lvl>
+    <w:lvl w:ilvl="4" w:tentative="1">
+      <w:start w:val="1"/>
+      <w:numFmt w:val="bullet"/>
+      <w:lvlText w:val=""/>
+      <w:lvlJc w:val="left"/>
+      <w:pPr>
+        <w:tabs>
+          <w:tab w:val="num" w:pos="3600"/>
+        </w:tabs>
+        <w:ind w:left="3600" w:hanging="360"/>
+      </w:pPr>
+      <w:rPr>
+        <w:rFonts w:ascii="Wingdings" w:hAnsi="Wingdings" w:hint="default"/>
+        <w:sz w:val="20"/>
+      </w:rPr>
+    </w:lvl>
+    <w:lvl w:ilvl="5" w:tentative="1">
+      <w:start w:val="1"/>
+      <w:numFmt w:val="bullet"/>
+      <w:lvlText w:val=""/>
+      <w:lvlJc w:val="left"/>
+      <w:pPr>
+        <w:tabs>
+          <w:tab w:val="num" w:pos="4320"/>
+        </w:tabs>
+        <w:ind w:left="4320" w:hanging="360"/>
+      </w:pPr>
+      <w:rPr>
+        <w:rFonts w:ascii="Wingdings" w:hAnsi="Wingdings" w:hint="default"/>
+        <w:sz w:val="20"/>
+      </w:rPr>
+    </w:lvl>
+    <w:lvl w:ilvl="6" w:tentative="1">
+      <w:start w:val="1"/>
+      <w:numFmt w:val="bullet"/>
+      <w:lvlText w:val=""/>
+      <w:lvlJc w:val="left"/>
+      <w:pPr>
+        <w:tabs>
+          <w:tab w:val="num" w:pos="5040"/>
+        </w:tabs>
+        <w:ind w:left="5040" w:hanging="360"/>
+      </w:pPr>
+      <w:rPr>
+        <w:rFonts w:ascii="Wingdings" w:hAnsi="Wingdings" w:hint="default"/>
+        <w:sz w:val="20"/>
+      </w:rPr>
+    </w:lvl>
+    <w:lvl w:ilvl="7" w:tentative="1">
+      <w:start w:val="1"/>
+      <w:numFmt w:val="bullet"/>
+      <w:lvlText w:val=""/>
+      <w:lvlJc w:val="left"/>
+      <w:pPr>
+        <w:tabs>
+          <w:tab w:val="num" w:pos="5760"/>
+        </w:tabs>
+        <w:ind w:left="5760" w:hanging="360"/>
+      </w:pPr>
+      <w:rPr>
+        <w:rFonts w:ascii="Wingdings" w:hAnsi="Wingdings" w:hint="default"/>
+        <w:sz w:val="20"/>
+      </w:rPr>
+    </w:lvl>
+    <w:lvl w:ilvl="8" w:tentative="1">
+      <w:start w:val="1"/>
+      <w:numFmt w:val="bullet"/>
+      <w:lvlText w:val=""/>
+      <w:lvlJc w:val="left"/>
+      <w:pPr>
+        <w:tabs>
+          <w:tab w:val="num" w:pos="6480"/>
+        </w:tabs>
+        <w:ind w:left="6480" w:hanging="360"/>
+      </w:pPr>
+      <w:rPr>
+        <w:rFonts w:ascii="Wingdings" w:hAnsi="Wingdings" w:hint="default"/>
+        <w:sz w:val="20"/>
+      </w:rPr>
+    </w:lvl>
+  </w:abstractNum>
+  <w:abstractNum w:abstractNumId="8" w15:restartNumberingAfterBreak="0">
+    <w:nsid w:val="7CF218A0"/>
+    <w:multiLevelType w:val="multilevel"/>
+    <w:tmpl w:val="0405001F"/>
+    <w:lvl w:ilvl="0">
+      <w:start w:val="1"/>
+      <w:numFmt w:val="decimal"/>
+      <w:lvlText w:val="%1."/>
+      <w:lvlJc w:val="left"/>
+      <w:pPr>
+        <w:ind w:left="360" w:hanging="360"/>
+      </w:pPr>
+    </w:lvl>
+    <w:lvl w:ilvl="1">
+      <w:start w:val="1"/>
+      <w:numFmt w:val="decimal"/>
+      <w:lvlText w:val="%1.%2."/>
+      <w:lvlJc w:val="left"/>
+      <w:pPr>
+        <w:ind w:left="792" w:hanging="432"/>
+      </w:pPr>
+    </w:lvl>
+    <w:lvl w:ilvl="2">
+      <w:start w:val="1"/>
+      <w:numFmt w:val="decimal"/>
+      <w:lvlText w:val="%1.%2.%3."/>
+      <w:lvlJc w:val="left"/>
+      <w:pPr>
+        <w:ind w:left="1224" w:hanging="504"/>
+      </w:pPr>
+    </w:lvl>
+    <w:lvl w:ilvl="3">
+      <w:start w:val="1"/>
+      <w:numFmt w:val="decimal"/>
+      <w:lvlText w:val="%1.%2.%3.%4."/>
+      <w:lvlJc w:val="left"/>
+      <w:pPr>
+        <w:ind w:left="1728" w:hanging="648"/>
+      </w:pPr>
+    </w:lvl>
+    <w:lvl w:ilvl="4">
+      <w:start w:val="1"/>
+      <w:numFmt w:val="decimal"/>
+      <w:lvlText w:val="%1.%2.%3.%4.%5."/>
+      <w:lvlJc w:val="left"/>
+      <w:pPr>
+        <w:ind w:left="2232" w:hanging="792"/>
+      </w:pPr>
+    </w:lvl>
+    <w:lvl w:ilvl="5">
+      <w:start w:val="1"/>
+      <w:numFmt w:val="decimal"/>
+      <w:lvlText w:val="%1.%2.%3.%4.%5.%6."/>
+      <w:lvlJc w:val="left"/>
+      <w:pPr>
+        <w:ind w:left="2736" w:hanging="936"/>
+      </w:pPr>
+    </w:lvl>
+    <w:lvl w:ilvl="6">
+      <w:start w:val="1"/>
+      <w:numFmt w:val="decimal"/>
+      <w:lvlText w:val="%1.%2.%3.%4.%5.%6.%7."/>
+      <w:lvlJc w:val="left"/>
+      <w:pPr>
+        <w:ind w:left="3240" w:hanging="1080"/>
+      </w:pPr>
+    </w:lvl>
+    <w:lvl w:ilvl="7">
+      <w:start w:val="1"/>
+      <w:numFmt w:val="decimal"/>
+      <w:lvlText w:val="%1.%2.%3.%4.%5.%6.%7.%8."/>
+      <w:lvlJc w:val="left"/>
+      <w:pPr>
+        <w:ind w:left="3744" w:hanging="1224"/>
+      </w:pPr>
+    </w:lvl>
+    <w:lvl w:ilvl="8">
+      <w:start w:val="1"/>
+      <w:numFmt w:val="decimal"/>
+      <w:lvlText w:val="%1.%2.%3.%4.%5.%6.%7.%8.%9."/>
+      <w:lvlJc w:val="left"/>
+      <w:pPr>
+        <w:ind w:left="4320" w:hanging="1440"/>
+      </w:pPr>
+    </w:lvl>
+  </w:abstractNum>
   <w:num w:numId="1" w16cid:durableId="1681274857">
-    <w:abstractNumId w:val="2"/>
+    <w:abstractNumId w:val="4"/>
   </w:num>
   <w:num w:numId="2" w16cid:durableId="1183014231">
-    <w:abstractNumId w:val="1"/>
+    <w:abstractNumId w:val="3"/>
   </w:num>
   <w:num w:numId="3" w16cid:durableId="1240168975">
     <w:abstractNumId w:val="0"/>
   </w:num>
   <w:num w:numId="4" w16cid:durableId="78216933">
-    <w:abstractNumId w:val="3"/>
+    <w:abstractNumId w:val="5"/>
+  </w:num>
+  <w:num w:numId="5" w16cid:durableId="519584491">
+    <w:abstractNumId w:val="8"/>
+  </w:num>
+  <w:num w:numId="6" w16cid:durableId="338779831">
+    <w:abstractNumId w:val="2"/>
+  </w:num>
+  <w:num w:numId="7" w16cid:durableId="655885099">
+    <w:abstractNumId w:val="6"/>
+  </w:num>
+  <w:num w:numId="8" w16cid:durableId="1679192449">
+    <w:abstractNumId w:val="1"/>
+  </w:num>
+  <w:num w:numId="9" w16cid:durableId="212472865">
+    <w:abstractNumId w:val="7"/>
   </w:num>
 </w:numbering>
 </file>
@@ -27425,6 +29940,36 @@
       <w:contextualSpacing/>
     </w:pPr>
   </w:style>
+  <w:style w:type="paragraph" w:styleId="Titulek">
+    <w:name w:val="caption"/>
+    <w:basedOn w:val="Normln"/>
+    <w:next w:val="Normln"/>
+    <w:uiPriority w:val="35"/>
+    <w:unhideWhenUsed/>
+    <w:qFormat/>
+    <w:rsid w:val="005D1E37"/>
+    <w:pPr>
+      <w:spacing w:after="200" w:line="240" w:lineRule="auto"/>
+    </w:pPr>
+    <w:rPr>
+      <w:i/>
+      <w:iCs/>
+      <w:color w:val="0E2841" w:themeColor="text2"/>
+      <w:sz w:val="18"/>
+      <w:szCs w:val="18"/>
+    </w:rPr>
+  </w:style>
+  <w:style w:type="paragraph" w:styleId="Seznamobrzk">
+    <w:name w:val="table of figures"/>
+    <w:basedOn w:val="Normln"/>
+    <w:next w:val="Normln"/>
+    <w:uiPriority w:val="99"/>
+    <w:unhideWhenUsed/>
+    <w:rsid w:val="00BA7BCB"/>
+    <w:pPr>
+      <w:spacing w:after="0"/>
+    </w:pPr>
+  </w:style>
 </w:styles>
 </file>
 
@@ -27741,4 +30286,16 @@
     </a:ext>
   </a:extLst>
 </a:theme>
+</file>
+
+<file path=customXml/item1.xml><?xml version="1.0" encoding="utf-8"?>
+<b:Sources xmlns:b="http://schemas.openxmlformats.org/officeDocument/2006/bibliography" xmlns="http://schemas.openxmlformats.org/officeDocument/2006/bibliography" SelectedStyle="\APASixthEditionOfficeOnline.xsl" StyleName="APA" Version="6"/>
+</file>
+
+<file path=customXml/itemProps1.xml><?xml version="1.0" encoding="utf-8"?>
+<ds:datastoreItem xmlns:ds="http://schemas.openxmlformats.org/officeDocument/2006/customXml" ds:itemID="{B740CD2C-0986-48C6-9144-5BBE57BBCB88}">
+  <ds:schemaRefs>
+    <ds:schemaRef ds:uri="http://schemas.openxmlformats.org/officeDocument/2006/bibliography"/>
+  </ds:schemaRefs>
+</ds:datastoreItem>
 </file>
--- a/dokumentace/BP_Tehnik_HomeOS.docx
+++ b/dokumentace/BP_Tehnik_HomeOS.docx
@@ -13179,7 +13179,7 @@
           <w:r>
             <w:fldChar w:fldCharType="separate"/>
           </w:r>
-          <w:hyperlink w:anchor="_Toc225844738" w:history="1">
+          <w:hyperlink w:anchor="_Toc229064720" w:history="1">
             <w:r>
               <w:rPr>
                 <w:rStyle w:val="Hypertextovodkaz"/>
@@ -13206,7 +13206,7 @@
                 <w:noProof/>
                 <w:webHidden/>
               </w:rPr>
-              <w:instrText xml:space="preserve"> PAGEREF _Toc225844738 \h </w:instrText>
+              <w:instrText xml:space="preserve"> PAGEREF _Toc229064720 \h </w:instrText>
             </w:r>
             <w:r>
               <w:rPr>
@@ -13249,7 +13249,7 @@
               <w:color w:val="auto"/>
             </w:rPr>
           </w:pPr>
-          <w:hyperlink w:anchor="_Toc225844739" w:history="1">
+          <w:hyperlink w:anchor="_Toc229064721" w:history="1">
             <w:r>
               <w:rPr>
                 <w:rStyle w:val="Hypertextovodkaz"/>
@@ -13291,7 +13291,7 @@
                 <w:noProof/>
                 <w:webHidden/>
               </w:rPr>
-              <w:instrText xml:space="preserve"> PAGEREF _Toc225844739 \h </w:instrText>
+              <w:instrText xml:space="preserve"> PAGEREF _Toc229064721 \h </w:instrText>
             </w:r>
             <w:r>
               <w:rPr>
@@ -13334,14 +13334,14 @@
               <w:color w:val="auto"/>
             </w:rPr>
           </w:pPr>
-          <w:hyperlink w:anchor="_Toc225844740" w:history="1">
+          <w:hyperlink w:anchor="_Toc229064722" w:history="1">
             <w:r>
               <w:rPr>
                 <w:rStyle w:val="Hypertextovodkaz"/>
                 <w:noProof/>
                 <w:lang w:eastAsia="en-GB"/>
               </w:rPr>
-              <w:t>1.2 Radxa</w:t>
+              <w:t>1.1.1 Radxa</w:t>
             </w:r>
             <w:r>
               <w:rPr>
@@ -13362,7 +13362,7 @@
                 <w:noProof/>
                 <w:webHidden/>
               </w:rPr>
-              <w:instrText xml:space="preserve"> PAGEREF _Toc225844740 \h </w:instrText>
+              <w:instrText xml:space="preserve"> PAGEREF _Toc229064722 \h </w:instrText>
             </w:r>
             <w:r>
               <w:rPr>
@@ -13405,14 +13405,14 @@
               <w:color w:val="auto"/>
             </w:rPr>
           </w:pPr>
-          <w:hyperlink w:anchor="_Toc225844741" w:history="1">
+          <w:hyperlink w:anchor="_Toc229064723" w:history="1">
             <w:r>
               <w:rPr>
                 <w:rStyle w:val="Hypertextovodkaz"/>
                 <w:noProof/>
                 <w:lang w:eastAsia="en-GB"/>
               </w:rPr>
-              <w:t>1.3 Webový framework</w:t>
+              <w:t>1.1.2 Raspberry</w:t>
             </w:r>
             <w:r>
               <w:rPr>
@@ -13433,7 +13433,7 @@
                 <w:noProof/>
                 <w:webHidden/>
               </w:rPr>
-              <w:instrText xml:space="preserve"> PAGEREF _Toc225844741 \h </w:instrText>
+              <w:instrText xml:space="preserve"> PAGEREF _Toc229064723 \h </w:instrText>
             </w:r>
             <w:r>
               <w:rPr>
@@ -13453,7 +13453,7 @@
                 <w:noProof/>
                 <w:webHidden/>
               </w:rPr>
-              <w:t>10</w:t>
+              <w:t>9</w:t>
             </w:r>
             <w:r>
               <w:rPr>
@@ -13476,13 +13476,14 @@
               <w:color w:val="auto"/>
             </w:rPr>
           </w:pPr>
-          <w:hyperlink w:anchor="_Toc225844742" w:history="1">
+          <w:hyperlink w:anchor="_Toc229064724" w:history="1">
             <w:r>
               <w:rPr>
                 <w:rStyle w:val="Hypertextovodkaz"/>
                 <w:noProof/>
-              </w:rPr>
-              <w:t>1.4 Flask</w:t>
+                <w:lang w:eastAsia="en-GB"/>
+              </w:rPr>
+              <w:t>1.2 Webový framework</w:t>
             </w:r>
             <w:r>
               <w:rPr>
@@ -13503,7 +13504,7 @@
                 <w:noProof/>
                 <w:webHidden/>
               </w:rPr>
-              <w:instrText xml:space="preserve"> PAGEREF _Toc225844742 \h </w:instrText>
+              <w:instrText xml:space="preserve"> PAGEREF _Toc229064724 \h </w:instrText>
             </w:r>
             <w:r>
               <w:rPr>
@@ -13546,13 +13547,13 @@
               <w:color w:val="auto"/>
             </w:rPr>
           </w:pPr>
-          <w:hyperlink w:anchor="_Toc225844743" w:history="1">
+          <w:hyperlink w:anchor="_Toc229064725" w:history="1">
             <w:r>
               <w:rPr>
                 <w:rStyle w:val="Hypertextovodkaz"/>
                 <w:noProof/>
               </w:rPr>
-              <w:t>1.5 HTTP protokol</w:t>
+              <w:t>1.3 Flask</w:t>
             </w:r>
             <w:r>
               <w:rPr>
@@ -13573,7 +13574,7 @@
                 <w:noProof/>
                 <w:webHidden/>
               </w:rPr>
-              <w:instrText xml:space="preserve"> PAGEREF _Toc225844743 \h </w:instrText>
+              <w:instrText xml:space="preserve"> PAGEREF _Toc229064725 \h </w:instrText>
             </w:r>
             <w:r>
               <w:rPr>
@@ -13593,7 +13594,7 @@
                 <w:noProof/>
                 <w:webHidden/>
               </w:rPr>
-              <w:t>11</w:t>
+              <w:t>10</w:t>
             </w:r>
             <w:r>
               <w:rPr>
@@ -13616,13 +13617,13 @@
               <w:color w:val="auto"/>
             </w:rPr>
           </w:pPr>
-          <w:hyperlink w:anchor="_Toc225844744" w:history="1">
+          <w:hyperlink w:anchor="_Toc229064726" w:history="1">
             <w:r>
               <w:rPr>
                 <w:rStyle w:val="Hypertextovodkaz"/>
                 <w:noProof/>
               </w:rPr>
-              <w:t>1.6 ESP32</w:t>
+              <w:t>1.4 HTTP protokol</w:t>
             </w:r>
             <w:r>
               <w:rPr>
@@ -13643,7 +13644,7 @@
                 <w:noProof/>
                 <w:webHidden/>
               </w:rPr>
-              <w:instrText xml:space="preserve"> PAGEREF _Toc225844744 \h </w:instrText>
+              <w:instrText xml:space="preserve"> PAGEREF _Toc229064726 \h </w:instrText>
             </w:r>
             <w:r>
               <w:rPr>
@@ -13663,7 +13664,7 @@
                 <w:noProof/>
                 <w:webHidden/>
               </w:rPr>
-              <w:t>12</w:t>
+              <w:t>11</w:t>
             </w:r>
             <w:r>
               <w:rPr>
@@ -13686,13 +13687,13 @@
               <w:color w:val="auto"/>
             </w:rPr>
           </w:pPr>
-          <w:hyperlink w:anchor="_Toc225844745" w:history="1">
+          <w:hyperlink w:anchor="_Toc229064727" w:history="1">
             <w:r>
               <w:rPr>
                 <w:rStyle w:val="Hypertextovodkaz"/>
                 <w:noProof/>
               </w:rPr>
-              <w:t>1.6 M5stack</w:t>
+              <w:t>1.5 ESP32</w:t>
             </w:r>
             <w:r>
               <w:rPr>
@@ -13713,7 +13714,7 @@
                 <w:noProof/>
                 <w:webHidden/>
               </w:rPr>
-              <w:instrText xml:space="preserve"> PAGEREF _Toc225844745 \h </w:instrText>
+              <w:instrText xml:space="preserve"> PAGEREF _Toc229064727 \h </w:instrText>
             </w:r>
             <w:r>
               <w:rPr>
@@ -13756,13 +13757,13 @@
               <w:color w:val="auto"/>
             </w:rPr>
           </w:pPr>
-          <w:hyperlink w:anchor="_Toc225844746" w:history="1">
+          <w:hyperlink w:anchor="_Toc229064728" w:history="1">
             <w:r>
               <w:rPr>
                 <w:rStyle w:val="Hypertextovodkaz"/>
                 <w:noProof/>
               </w:rPr>
-              <w:t>1.x Smart Home</w:t>
+              <w:t>1.5.1 M5stack</w:t>
             </w:r>
             <w:r>
               <w:rPr>
@@ -13783,7 +13784,7 @@
                 <w:noProof/>
                 <w:webHidden/>
               </w:rPr>
-              <w:instrText xml:space="preserve"> PAGEREF _Toc225844746 \h </w:instrText>
+              <w:instrText xml:space="preserve"> PAGEREF _Toc229064728 \h </w:instrText>
             </w:r>
             <w:r>
               <w:rPr>
@@ -13804,6 +13805,1056 @@
                 <w:webHidden/>
               </w:rPr>
               <w:t>12</w:t>
+            </w:r>
+            <w:r>
+              <w:rPr>
+                <w:noProof/>
+                <w:webHidden/>
+              </w:rPr>
+              <w:fldChar w:fldCharType="end"/>
+            </w:r>
+          </w:hyperlink>
+        </w:p>
+        <w:p>
+          <w:pPr>
+            <w:pStyle w:val="Obsah2"/>
+            <w:tabs>
+              <w:tab w:val="right" w:leader="dot" w:pos="9061"/>
+            </w:tabs>
+            <w:rPr>
+              <w:rFonts w:asciiTheme="minorHAnsi" w:eastAsiaTheme="minorEastAsia" w:hAnsiTheme="minorHAnsi" w:cstheme="minorBidi"/>
+              <w:noProof/>
+              <w:color w:val="auto"/>
+            </w:rPr>
+          </w:pPr>
+          <w:hyperlink w:anchor="_Toc229064729" w:history="1">
+            <w:r>
+              <w:rPr>
+                <w:rStyle w:val="Hypertextovodkaz"/>
+                <w:noProof/>
+              </w:rPr>
+              <w:t>1.6 Smart Home</w:t>
+            </w:r>
+            <w:r>
+              <w:rPr>
+                <w:noProof/>
+                <w:webHidden/>
+              </w:rPr>
+              <w:tab/>
+            </w:r>
+            <w:r>
+              <w:rPr>
+                <w:noProof/>
+                <w:webHidden/>
+              </w:rPr>
+              <w:fldChar w:fldCharType="begin"/>
+            </w:r>
+            <w:r>
+              <w:rPr>
+                <w:noProof/>
+                <w:webHidden/>
+              </w:rPr>
+              <w:instrText xml:space="preserve"> PAGEREF _Toc229064729 \h </w:instrText>
+            </w:r>
+            <w:r>
+              <w:rPr>
+                <w:noProof/>
+                <w:webHidden/>
+              </w:rPr>
+            </w:r>
+            <w:r>
+              <w:rPr>
+                <w:noProof/>
+                <w:webHidden/>
+              </w:rPr>
+              <w:fldChar w:fldCharType="separate"/>
+            </w:r>
+            <w:r>
+              <w:rPr>
+                <w:noProof/>
+                <w:webHidden/>
+              </w:rPr>
+              <w:t>13</w:t>
+            </w:r>
+            <w:r>
+              <w:rPr>
+                <w:noProof/>
+                <w:webHidden/>
+              </w:rPr>
+              <w:fldChar w:fldCharType="end"/>
+            </w:r>
+          </w:hyperlink>
+        </w:p>
+        <w:p>
+          <w:pPr>
+            <w:pStyle w:val="Obsah2"/>
+            <w:tabs>
+              <w:tab w:val="right" w:leader="dot" w:pos="9061"/>
+            </w:tabs>
+            <w:rPr>
+              <w:rFonts w:asciiTheme="minorHAnsi" w:eastAsiaTheme="minorEastAsia" w:hAnsiTheme="minorHAnsi" w:cstheme="minorBidi"/>
+              <w:noProof/>
+              <w:color w:val="auto"/>
+            </w:rPr>
+          </w:pPr>
+          <w:hyperlink w:anchor="_Toc229064730" w:history="1">
+            <w:r>
+              <w:rPr>
+                <w:rStyle w:val="Hypertextovodkaz"/>
+                <w:noProof/>
+              </w:rPr>
+              <w:t>1.6.1 Trendy v Smart Home</w:t>
+            </w:r>
+            <w:r>
+              <w:rPr>
+                <w:noProof/>
+                <w:webHidden/>
+              </w:rPr>
+              <w:tab/>
+            </w:r>
+            <w:r>
+              <w:rPr>
+                <w:noProof/>
+                <w:webHidden/>
+              </w:rPr>
+              <w:fldChar w:fldCharType="begin"/>
+            </w:r>
+            <w:r>
+              <w:rPr>
+                <w:noProof/>
+                <w:webHidden/>
+              </w:rPr>
+              <w:instrText xml:space="preserve"> PAGEREF _Toc229064730 \h </w:instrText>
+            </w:r>
+            <w:r>
+              <w:rPr>
+                <w:noProof/>
+                <w:webHidden/>
+              </w:rPr>
+            </w:r>
+            <w:r>
+              <w:rPr>
+                <w:noProof/>
+                <w:webHidden/>
+              </w:rPr>
+              <w:fldChar w:fldCharType="separate"/>
+            </w:r>
+            <w:r>
+              <w:rPr>
+                <w:noProof/>
+                <w:webHidden/>
+              </w:rPr>
+              <w:t>13</w:t>
+            </w:r>
+            <w:r>
+              <w:rPr>
+                <w:noProof/>
+                <w:webHidden/>
+              </w:rPr>
+              <w:fldChar w:fldCharType="end"/>
+            </w:r>
+          </w:hyperlink>
+        </w:p>
+        <w:p>
+          <w:pPr>
+            <w:pStyle w:val="Obsah2"/>
+            <w:tabs>
+              <w:tab w:val="right" w:leader="dot" w:pos="9061"/>
+            </w:tabs>
+            <w:rPr>
+              <w:rFonts w:asciiTheme="minorHAnsi" w:eastAsiaTheme="minorEastAsia" w:hAnsiTheme="minorHAnsi" w:cstheme="minorBidi"/>
+              <w:noProof/>
+              <w:color w:val="auto"/>
+            </w:rPr>
+          </w:pPr>
+          <w:hyperlink w:anchor="_Toc229064731" w:history="1">
+            <w:r>
+              <w:rPr>
+                <w:rStyle w:val="Hypertextovodkaz"/>
+                <w:noProof/>
+              </w:rPr>
+              <w:t>1.7 Tailscale VPN</w:t>
+            </w:r>
+            <w:r>
+              <w:rPr>
+                <w:noProof/>
+                <w:webHidden/>
+              </w:rPr>
+              <w:tab/>
+            </w:r>
+            <w:r>
+              <w:rPr>
+                <w:noProof/>
+                <w:webHidden/>
+              </w:rPr>
+              <w:fldChar w:fldCharType="begin"/>
+            </w:r>
+            <w:r>
+              <w:rPr>
+                <w:noProof/>
+                <w:webHidden/>
+              </w:rPr>
+              <w:instrText xml:space="preserve"> PAGEREF _Toc229064731 \h </w:instrText>
+            </w:r>
+            <w:r>
+              <w:rPr>
+                <w:noProof/>
+                <w:webHidden/>
+              </w:rPr>
+            </w:r>
+            <w:r>
+              <w:rPr>
+                <w:noProof/>
+                <w:webHidden/>
+              </w:rPr>
+              <w:fldChar w:fldCharType="separate"/>
+            </w:r>
+            <w:r>
+              <w:rPr>
+                <w:noProof/>
+                <w:webHidden/>
+              </w:rPr>
+              <w:t>13</w:t>
+            </w:r>
+            <w:r>
+              <w:rPr>
+                <w:noProof/>
+                <w:webHidden/>
+              </w:rPr>
+              <w:fldChar w:fldCharType="end"/>
+            </w:r>
+          </w:hyperlink>
+        </w:p>
+        <w:p>
+          <w:pPr>
+            <w:pStyle w:val="Obsah2"/>
+            <w:tabs>
+              <w:tab w:val="right" w:leader="dot" w:pos="9061"/>
+            </w:tabs>
+            <w:rPr>
+              <w:rFonts w:asciiTheme="minorHAnsi" w:eastAsiaTheme="minorEastAsia" w:hAnsiTheme="minorHAnsi" w:cstheme="minorBidi"/>
+              <w:noProof/>
+              <w:color w:val="auto"/>
+            </w:rPr>
+          </w:pPr>
+          <w:hyperlink w:anchor="_Toc229064732" w:history="1">
+            <w:r>
+              <w:rPr>
+                <w:rStyle w:val="Hypertextovodkaz"/>
+                <w:noProof/>
+              </w:rPr>
+              <w:t>2. Teoretická část</w:t>
+            </w:r>
+            <w:r>
+              <w:rPr>
+                <w:noProof/>
+                <w:webHidden/>
+              </w:rPr>
+              <w:tab/>
+            </w:r>
+            <w:r>
+              <w:rPr>
+                <w:noProof/>
+                <w:webHidden/>
+              </w:rPr>
+              <w:fldChar w:fldCharType="begin"/>
+            </w:r>
+            <w:r>
+              <w:rPr>
+                <w:noProof/>
+                <w:webHidden/>
+              </w:rPr>
+              <w:instrText xml:space="preserve"> PAGEREF _Toc229064732 \h </w:instrText>
+            </w:r>
+            <w:r>
+              <w:rPr>
+                <w:noProof/>
+                <w:webHidden/>
+              </w:rPr>
+            </w:r>
+            <w:r>
+              <w:rPr>
+                <w:noProof/>
+                <w:webHidden/>
+              </w:rPr>
+              <w:fldChar w:fldCharType="separate"/>
+            </w:r>
+            <w:r>
+              <w:rPr>
+                <w:noProof/>
+                <w:webHidden/>
+              </w:rPr>
+              <w:t>14</w:t>
+            </w:r>
+            <w:r>
+              <w:rPr>
+                <w:noProof/>
+                <w:webHidden/>
+              </w:rPr>
+              <w:fldChar w:fldCharType="end"/>
+            </w:r>
+          </w:hyperlink>
+        </w:p>
+        <w:p>
+          <w:pPr>
+            <w:pStyle w:val="Obsah2"/>
+            <w:tabs>
+              <w:tab w:val="right" w:leader="dot" w:pos="9061"/>
+            </w:tabs>
+            <w:rPr>
+              <w:rFonts w:asciiTheme="minorHAnsi" w:eastAsiaTheme="minorEastAsia" w:hAnsiTheme="minorHAnsi" w:cstheme="minorBidi"/>
+              <w:noProof/>
+              <w:color w:val="auto"/>
+            </w:rPr>
+          </w:pPr>
+          <w:hyperlink w:anchor="_Toc229064733" w:history="1">
+            <w:r>
+              <w:rPr>
+                <w:rStyle w:val="Hypertextovodkaz"/>
+                <w:noProof/>
+              </w:rPr>
+              <w:t>2.1 Rozvaha možných řešení – Frameworky</w:t>
+            </w:r>
+            <w:r>
+              <w:rPr>
+                <w:noProof/>
+                <w:webHidden/>
+              </w:rPr>
+              <w:tab/>
+            </w:r>
+            <w:r>
+              <w:rPr>
+                <w:noProof/>
+                <w:webHidden/>
+              </w:rPr>
+              <w:fldChar w:fldCharType="begin"/>
+            </w:r>
+            <w:r>
+              <w:rPr>
+                <w:noProof/>
+                <w:webHidden/>
+              </w:rPr>
+              <w:instrText xml:space="preserve"> PAGEREF _Toc229064733 \h </w:instrText>
+            </w:r>
+            <w:r>
+              <w:rPr>
+                <w:noProof/>
+                <w:webHidden/>
+              </w:rPr>
+            </w:r>
+            <w:r>
+              <w:rPr>
+                <w:noProof/>
+                <w:webHidden/>
+              </w:rPr>
+              <w:fldChar w:fldCharType="separate"/>
+            </w:r>
+            <w:r>
+              <w:rPr>
+                <w:noProof/>
+                <w:webHidden/>
+              </w:rPr>
+              <w:t>14</w:t>
+            </w:r>
+            <w:r>
+              <w:rPr>
+                <w:noProof/>
+                <w:webHidden/>
+              </w:rPr>
+              <w:fldChar w:fldCharType="end"/>
+            </w:r>
+          </w:hyperlink>
+        </w:p>
+        <w:p>
+          <w:pPr>
+            <w:pStyle w:val="Obsah2"/>
+            <w:tabs>
+              <w:tab w:val="right" w:leader="dot" w:pos="9061"/>
+            </w:tabs>
+            <w:rPr>
+              <w:rFonts w:asciiTheme="minorHAnsi" w:eastAsiaTheme="minorEastAsia" w:hAnsiTheme="minorHAnsi" w:cstheme="minorBidi"/>
+              <w:noProof/>
+              <w:color w:val="auto"/>
+            </w:rPr>
+          </w:pPr>
+          <w:hyperlink w:anchor="_Toc229064734" w:history="1">
+            <w:r>
+              <w:rPr>
+                <w:rStyle w:val="Hypertextovodkaz"/>
+                <w:noProof/>
+              </w:rPr>
+              <w:t>2.1.1 Čistý přístup bez frameworku</w:t>
+            </w:r>
+            <w:r>
+              <w:rPr>
+                <w:noProof/>
+                <w:webHidden/>
+              </w:rPr>
+              <w:tab/>
+            </w:r>
+            <w:r>
+              <w:rPr>
+                <w:noProof/>
+                <w:webHidden/>
+              </w:rPr>
+              <w:fldChar w:fldCharType="begin"/>
+            </w:r>
+            <w:r>
+              <w:rPr>
+                <w:noProof/>
+                <w:webHidden/>
+              </w:rPr>
+              <w:instrText xml:space="preserve"> PAGEREF _Toc229064734 \h </w:instrText>
+            </w:r>
+            <w:r>
+              <w:rPr>
+                <w:noProof/>
+                <w:webHidden/>
+              </w:rPr>
+            </w:r>
+            <w:r>
+              <w:rPr>
+                <w:noProof/>
+                <w:webHidden/>
+              </w:rPr>
+              <w:fldChar w:fldCharType="separate"/>
+            </w:r>
+            <w:r>
+              <w:rPr>
+                <w:noProof/>
+                <w:webHidden/>
+              </w:rPr>
+              <w:t>14</w:t>
+            </w:r>
+            <w:r>
+              <w:rPr>
+                <w:noProof/>
+                <w:webHidden/>
+              </w:rPr>
+              <w:fldChar w:fldCharType="end"/>
+            </w:r>
+          </w:hyperlink>
+        </w:p>
+        <w:p>
+          <w:pPr>
+            <w:pStyle w:val="Obsah2"/>
+            <w:tabs>
+              <w:tab w:val="right" w:leader="dot" w:pos="9061"/>
+            </w:tabs>
+            <w:rPr>
+              <w:rFonts w:asciiTheme="minorHAnsi" w:eastAsiaTheme="minorEastAsia" w:hAnsiTheme="minorHAnsi" w:cstheme="minorBidi"/>
+              <w:noProof/>
+              <w:color w:val="auto"/>
+            </w:rPr>
+          </w:pPr>
+          <w:hyperlink w:anchor="_Toc229064735" w:history="1">
+            <w:r>
+              <w:rPr>
+                <w:rStyle w:val="Hypertextovodkaz"/>
+                <w:noProof/>
+              </w:rPr>
+              <w:t>2.1.2 Node.js – Express.js</w:t>
+            </w:r>
+            <w:r>
+              <w:rPr>
+                <w:noProof/>
+                <w:webHidden/>
+              </w:rPr>
+              <w:tab/>
+            </w:r>
+            <w:r>
+              <w:rPr>
+                <w:noProof/>
+                <w:webHidden/>
+              </w:rPr>
+              <w:fldChar w:fldCharType="begin"/>
+            </w:r>
+            <w:r>
+              <w:rPr>
+                <w:noProof/>
+                <w:webHidden/>
+              </w:rPr>
+              <w:instrText xml:space="preserve"> PAGEREF _Toc229064735 \h </w:instrText>
+            </w:r>
+            <w:r>
+              <w:rPr>
+                <w:noProof/>
+                <w:webHidden/>
+              </w:rPr>
+            </w:r>
+            <w:r>
+              <w:rPr>
+                <w:noProof/>
+                <w:webHidden/>
+              </w:rPr>
+              <w:fldChar w:fldCharType="separate"/>
+            </w:r>
+            <w:r>
+              <w:rPr>
+                <w:noProof/>
+                <w:webHidden/>
+              </w:rPr>
+              <w:t>14</w:t>
+            </w:r>
+            <w:r>
+              <w:rPr>
+                <w:noProof/>
+                <w:webHidden/>
+              </w:rPr>
+              <w:fldChar w:fldCharType="end"/>
+            </w:r>
+          </w:hyperlink>
+        </w:p>
+        <w:p>
+          <w:pPr>
+            <w:pStyle w:val="Obsah2"/>
+            <w:tabs>
+              <w:tab w:val="right" w:leader="dot" w:pos="9061"/>
+            </w:tabs>
+            <w:rPr>
+              <w:rFonts w:asciiTheme="minorHAnsi" w:eastAsiaTheme="minorEastAsia" w:hAnsiTheme="minorHAnsi" w:cstheme="minorBidi"/>
+              <w:noProof/>
+              <w:color w:val="auto"/>
+            </w:rPr>
+          </w:pPr>
+          <w:hyperlink w:anchor="_Toc229064736" w:history="1">
+            <w:r>
+              <w:rPr>
+                <w:rStyle w:val="Hypertextovodkaz"/>
+                <w:noProof/>
+              </w:rPr>
+              <w:t>2.1.3 Node.js – Next.js</w:t>
+            </w:r>
+            <w:r>
+              <w:rPr>
+                <w:noProof/>
+                <w:webHidden/>
+              </w:rPr>
+              <w:tab/>
+            </w:r>
+            <w:r>
+              <w:rPr>
+                <w:noProof/>
+                <w:webHidden/>
+              </w:rPr>
+              <w:fldChar w:fldCharType="begin"/>
+            </w:r>
+            <w:r>
+              <w:rPr>
+                <w:noProof/>
+                <w:webHidden/>
+              </w:rPr>
+              <w:instrText xml:space="preserve"> PAGEREF _Toc229064736 \h </w:instrText>
+            </w:r>
+            <w:r>
+              <w:rPr>
+                <w:noProof/>
+                <w:webHidden/>
+              </w:rPr>
+            </w:r>
+            <w:r>
+              <w:rPr>
+                <w:noProof/>
+                <w:webHidden/>
+              </w:rPr>
+              <w:fldChar w:fldCharType="separate"/>
+            </w:r>
+            <w:r>
+              <w:rPr>
+                <w:noProof/>
+                <w:webHidden/>
+              </w:rPr>
+              <w:t>14</w:t>
+            </w:r>
+            <w:r>
+              <w:rPr>
+                <w:noProof/>
+                <w:webHidden/>
+              </w:rPr>
+              <w:fldChar w:fldCharType="end"/>
+            </w:r>
+          </w:hyperlink>
+        </w:p>
+        <w:p>
+          <w:pPr>
+            <w:pStyle w:val="Obsah2"/>
+            <w:tabs>
+              <w:tab w:val="right" w:leader="dot" w:pos="9061"/>
+            </w:tabs>
+            <w:rPr>
+              <w:rFonts w:asciiTheme="minorHAnsi" w:eastAsiaTheme="minorEastAsia" w:hAnsiTheme="minorHAnsi" w:cstheme="minorBidi"/>
+              <w:noProof/>
+              <w:color w:val="auto"/>
+            </w:rPr>
+          </w:pPr>
+          <w:hyperlink w:anchor="_Toc229064737" w:history="1">
+            <w:r>
+              <w:rPr>
+                <w:rStyle w:val="Hypertextovodkaz"/>
+                <w:noProof/>
+              </w:rPr>
+              <w:t>2.1.4 Java – Spring Boot</w:t>
+            </w:r>
+            <w:r>
+              <w:rPr>
+                <w:noProof/>
+                <w:webHidden/>
+              </w:rPr>
+              <w:tab/>
+            </w:r>
+            <w:r>
+              <w:rPr>
+                <w:noProof/>
+                <w:webHidden/>
+              </w:rPr>
+              <w:fldChar w:fldCharType="begin"/>
+            </w:r>
+            <w:r>
+              <w:rPr>
+                <w:noProof/>
+                <w:webHidden/>
+              </w:rPr>
+              <w:instrText xml:space="preserve"> PAGEREF _Toc229064737 \h </w:instrText>
+            </w:r>
+            <w:r>
+              <w:rPr>
+                <w:noProof/>
+                <w:webHidden/>
+              </w:rPr>
+            </w:r>
+            <w:r>
+              <w:rPr>
+                <w:noProof/>
+                <w:webHidden/>
+              </w:rPr>
+              <w:fldChar w:fldCharType="separate"/>
+            </w:r>
+            <w:r>
+              <w:rPr>
+                <w:noProof/>
+                <w:webHidden/>
+              </w:rPr>
+              <w:t>14</w:t>
+            </w:r>
+            <w:r>
+              <w:rPr>
+                <w:noProof/>
+                <w:webHidden/>
+              </w:rPr>
+              <w:fldChar w:fldCharType="end"/>
+            </w:r>
+          </w:hyperlink>
+        </w:p>
+        <w:p>
+          <w:pPr>
+            <w:pStyle w:val="Obsah2"/>
+            <w:tabs>
+              <w:tab w:val="right" w:leader="dot" w:pos="9061"/>
+            </w:tabs>
+            <w:rPr>
+              <w:rFonts w:asciiTheme="minorHAnsi" w:eastAsiaTheme="minorEastAsia" w:hAnsiTheme="minorHAnsi" w:cstheme="minorBidi"/>
+              <w:noProof/>
+              <w:color w:val="auto"/>
+            </w:rPr>
+          </w:pPr>
+          <w:hyperlink w:anchor="_Toc229064738" w:history="1">
+            <w:r>
+              <w:rPr>
+                <w:rStyle w:val="Hypertextovodkaz"/>
+                <w:noProof/>
+              </w:rPr>
+              <w:t>2.1.5 Go – Gin</w:t>
+            </w:r>
+            <w:r>
+              <w:rPr>
+                <w:noProof/>
+                <w:webHidden/>
+              </w:rPr>
+              <w:tab/>
+            </w:r>
+            <w:r>
+              <w:rPr>
+                <w:noProof/>
+                <w:webHidden/>
+              </w:rPr>
+              <w:fldChar w:fldCharType="begin"/>
+            </w:r>
+            <w:r>
+              <w:rPr>
+                <w:noProof/>
+                <w:webHidden/>
+              </w:rPr>
+              <w:instrText xml:space="preserve"> PAGEREF _Toc229064738 \h </w:instrText>
+            </w:r>
+            <w:r>
+              <w:rPr>
+                <w:noProof/>
+                <w:webHidden/>
+              </w:rPr>
+            </w:r>
+            <w:r>
+              <w:rPr>
+                <w:noProof/>
+                <w:webHidden/>
+              </w:rPr>
+              <w:fldChar w:fldCharType="separate"/>
+            </w:r>
+            <w:r>
+              <w:rPr>
+                <w:noProof/>
+                <w:webHidden/>
+              </w:rPr>
+              <w:t>15</w:t>
+            </w:r>
+            <w:r>
+              <w:rPr>
+                <w:noProof/>
+                <w:webHidden/>
+              </w:rPr>
+              <w:fldChar w:fldCharType="end"/>
+            </w:r>
+          </w:hyperlink>
+        </w:p>
+        <w:p>
+          <w:pPr>
+            <w:pStyle w:val="Obsah2"/>
+            <w:tabs>
+              <w:tab w:val="right" w:leader="dot" w:pos="9061"/>
+            </w:tabs>
+            <w:rPr>
+              <w:rFonts w:asciiTheme="minorHAnsi" w:eastAsiaTheme="minorEastAsia" w:hAnsiTheme="minorHAnsi" w:cstheme="minorBidi"/>
+              <w:noProof/>
+              <w:color w:val="auto"/>
+            </w:rPr>
+          </w:pPr>
+          <w:hyperlink w:anchor="_Toc229064739" w:history="1">
+            <w:r>
+              <w:rPr>
+                <w:rStyle w:val="Hypertextovodkaz"/>
+                <w:noProof/>
+              </w:rPr>
+              <w:t>2.1.6 Python – Django</w:t>
+            </w:r>
+            <w:r>
+              <w:rPr>
+                <w:noProof/>
+                <w:webHidden/>
+              </w:rPr>
+              <w:tab/>
+            </w:r>
+            <w:r>
+              <w:rPr>
+                <w:noProof/>
+                <w:webHidden/>
+              </w:rPr>
+              <w:fldChar w:fldCharType="begin"/>
+            </w:r>
+            <w:r>
+              <w:rPr>
+                <w:noProof/>
+                <w:webHidden/>
+              </w:rPr>
+              <w:instrText xml:space="preserve"> PAGEREF _Toc229064739 \h </w:instrText>
+            </w:r>
+            <w:r>
+              <w:rPr>
+                <w:noProof/>
+                <w:webHidden/>
+              </w:rPr>
+            </w:r>
+            <w:r>
+              <w:rPr>
+                <w:noProof/>
+                <w:webHidden/>
+              </w:rPr>
+              <w:fldChar w:fldCharType="separate"/>
+            </w:r>
+            <w:r>
+              <w:rPr>
+                <w:noProof/>
+                <w:webHidden/>
+              </w:rPr>
+              <w:t>15</w:t>
+            </w:r>
+            <w:r>
+              <w:rPr>
+                <w:noProof/>
+                <w:webHidden/>
+              </w:rPr>
+              <w:fldChar w:fldCharType="end"/>
+            </w:r>
+          </w:hyperlink>
+        </w:p>
+        <w:p>
+          <w:pPr>
+            <w:pStyle w:val="Obsah2"/>
+            <w:tabs>
+              <w:tab w:val="right" w:leader="dot" w:pos="9061"/>
+            </w:tabs>
+            <w:rPr>
+              <w:rFonts w:asciiTheme="minorHAnsi" w:eastAsiaTheme="minorEastAsia" w:hAnsiTheme="minorHAnsi" w:cstheme="minorBidi"/>
+              <w:noProof/>
+              <w:color w:val="auto"/>
+            </w:rPr>
+          </w:pPr>
+          <w:hyperlink w:anchor="_Toc229064740" w:history="1">
+            <w:r>
+              <w:rPr>
+                <w:rStyle w:val="Hypertextovodkaz"/>
+                <w:noProof/>
+              </w:rPr>
+              <w:t>2.1.7 Python – FastAPI</w:t>
+            </w:r>
+            <w:r>
+              <w:rPr>
+                <w:noProof/>
+                <w:webHidden/>
+              </w:rPr>
+              <w:tab/>
+            </w:r>
+            <w:r>
+              <w:rPr>
+                <w:noProof/>
+                <w:webHidden/>
+              </w:rPr>
+              <w:fldChar w:fldCharType="begin"/>
+            </w:r>
+            <w:r>
+              <w:rPr>
+                <w:noProof/>
+                <w:webHidden/>
+              </w:rPr>
+              <w:instrText xml:space="preserve"> PAGEREF _Toc229064740 \h </w:instrText>
+            </w:r>
+            <w:r>
+              <w:rPr>
+                <w:noProof/>
+                <w:webHidden/>
+              </w:rPr>
+            </w:r>
+            <w:r>
+              <w:rPr>
+                <w:noProof/>
+                <w:webHidden/>
+              </w:rPr>
+              <w:fldChar w:fldCharType="separate"/>
+            </w:r>
+            <w:r>
+              <w:rPr>
+                <w:noProof/>
+                <w:webHidden/>
+              </w:rPr>
+              <w:t>15</w:t>
+            </w:r>
+            <w:r>
+              <w:rPr>
+                <w:noProof/>
+                <w:webHidden/>
+              </w:rPr>
+              <w:fldChar w:fldCharType="end"/>
+            </w:r>
+          </w:hyperlink>
+        </w:p>
+        <w:p>
+          <w:pPr>
+            <w:pStyle w:val="Obsah2"/>
+            <w:tabs>
+              <w:tab w:val="right" w:leader="dot" w:pos="9061"/>
+            </w:tabs>
+            <w:rPr>
+              <w:rFonts w:asciiTheme="minorHAnsi" w:eastAsiaTheme="minorEastAsia" w:hAnsiTheme="minorHAnsi" w:cstheme="minorBidi"/>
+              <w:noProof/>
+              <w:color w:val="auto"/>
+            </w:rPr>
+          </w:pPr>
+          <w:hyperlink w:anchor="_Toc229064741" w:history="1">
+            <w:r>
+              <w:rPr>
+                <w:rStyle w:val="Hypertextovodkaz"/>
+                <w:noProof/>
+              </w:rPr>
+              <w:t>2.1.7 Zvolené řešení – Python – Flask</w:t>
+            </w:r>
+            <w:r>
+              <w:rPr>
+                <w:noProof/>
+                <w:webHidden/>
+              </w:rPr>
+              <w:tab/>
+            </w:r>
+            <w:r>
+              <w:rPr>
+                <w:noProof/>
+                <w:webHidden/>
+              </w:rPr>
+              <w:fldChar w:fldCharType="begin"/>
+            </w:r>
+            <w:r>
+              <w:rPr>
+                <w:noProof/>
+                <w:webHidden/>
+              </w:rPr>
+              <w:instrText xml:space="preserve"> PAGEREF _Toc229064741 \h </w:instrText>
+            </w:r>
+            <w:r>
+              <w:rPr>
+                <w:noProof/>
+                <w:webHidden/>
+              </w:rPr>
+            </w:r>
+            <w:r>
+              <w:rPr>
+                <w:noProof/>
+                <w:webHidden/>
+              </w:rPr>
+              <w:fldChar w:fldCharType="separate"/>
+            </w:r>
+            <w:r>
+              <w:rPr>
+                <w:noProof/>
+                <w:webHidden/>
+              </w:rPr>
+              <w:t>15</w:t>
+            </w:r>
+            <w:r>
+              <w:rPr>
+                <w:noProof/>
+                <w:webHidden/>
+              </w:rPr>
+              <w:fldChar w:fldCharType="end"/>
+            </w:r>
+          </w:hyperlink>
+        </w:p>
+        <w:p>
+          <w:pPr>
+            <w:pStyle w:val="Obsah2"/>
+            <w:tabs>
+              <w:tab w:val="right" w:leader="dot" w:pos="9061"/>
+            </w:tabs>
+            <w:rPr>
+              <w:rFonts w:asciiTheme="minorHAnsi" w:eastAsiaTheme="minorEastAsia" w:hAnsiTheme="minorHAnsi" w:cstheme="minorBidi"/>
+              <w:noProof/>
+              <w:color w:val="auto"/>
+            </w:rPr>
+          </w:pPr>
+          <w:hyperlink w:anchor="_Toc229064742" w:history="1">
+            <w:r>
+              <w:rPr>
+                <w:rStyle w:val="Hypertextovodkaz"/>
+                <w:noProof/>
+              </w:rPr>
+              <w:t>2.2 Rozvaha možných řešení – Hardware</w:t>
+            </w:r>
+            <w:r>
+              <w:rPr>
+                <w:noProof/>
+                <w:webHidden/>
+              </w:rPr>
+              <w:tab/>
+            </w:r>
+            <w:r>
+              <w:rPr>
+                <w:noProof/>
+                <w:webHidden/>
+              </w:rPr>
+              <w:fldChar w:fldCharType="begin"/>
+            </w:r>
+            <w:r>
+              <w:rPr>
+                <w:noProof/>
+                <w:webHidden/>
+              </w:rPr>
+              <w:instrText xml:space="preserve"> PAGEREF _Toc229064742 \h </w:instrText>
+            </w:r>
+            <w:r>
+              <w:rPr>
+                <w:noProof/>
+                <w:webHidden/>
+              </w:rPr>
+            </w:r>
+            <w:r>
+              <w:rPr>
+                <w:noProof/>
+                <w:webHidden/>
+              </w:rPr>
+              <w:fldChar w:fldCharType="separate"/>
+            </w:r>
+            <w:r>
+              <w:rPr>
+                <w:noProof/>
+                <w:webHidden/>
+              </w:rPr>
+              <w:t>16</w:t>
+            </w:r>
+            <w:r>
+              <w:rPr>
+                <w:noProof/>
+                <w:webHidden/>
+              </w:rPr>
+              <w:fldChar w:fldCharType="end"/>
+            </w:r>
+          </w:hyperlink>
+        </w:p>
+        <w:p>
+          <w:pPr>
+            <w:pStyle w:val="Obsah2"/>
+            <w:tabs>
+              <w:tab w:val="right" w:leader="dot" w:pos="9061"/>
+            </w:tabs>
+            <w:rPr>
+              <w:rFonts w:asciiTheme="minorHAnsi" w:eastAsiaTheme="minorEastAsia" w:hAnsiTheme="minorHAnsi" w:cstheme="minorBidi"/>
+              <w:noProof/>
+              <w:color w:val="auto"/>
+            </w:rPr>
+          </w:pPr>
+          <w:hyperlink w:anchor="_Toc229064743" w:history="1">
+            <w:r>
+              <w:rPr>
+                <w:rStyle w:val="Hypertextovodkaz"/>
+                <w:noProof/>
+              </w:rPr>
+              <w:t>2.3 Návrh</w:t>
+            </w:r>
+            <w:r>
+              <w:rPr>
+                <w:noProof/>
+                <w:webHidden/>
+              </w:rPr>
+              <w:tab/>
+            </w:r>
+            <w:r>
+              <w:rPr>
+                <w:noProof/>
+                <w:webHidden/>
+              </w:rPr>
+              <w:fldChar w:fldCharType="begin"/>
+            </w:r>
+            <w:r>
+              <w:rPr>
+                <w:noProof/>
+                <w:webHidden/>
+              </w:rPr>
+              <w:instrText xml:space="preserve"> PAGEREF _Toc229064743 \h </w:instrText>
+            </w:r>
+            <w:r>
+              <w:rPr>
+                <w:noProof/>
+                <w:webHidden/>
+              </w:rPr>
+            </w:r>
+            <w:r>
+              <w:rPr>
+                <w:noProof/>
+                <w:webHidden/>
+              </w:rPr>
+              <w:fldChar w:fldCharType="separate"/>
+            </w:r>
+            <w:r>
+              <w:rPr>
+                <w:noProof/>
+                <w:webHidden/>
+              </w:rPr>
+              <w:t>16</w:t>
             </w:r>
             <w:r>
               <w:rPr>
@@ -13826,7 +14877,7 @@
               <w:color w:val="auto"/>
             </w:rPr>
           </w:pPr>
-          <w:hyperlink w:anchor="_Toc225844747" w:history="1">
+          <w:hyperlink w:anchor="_Toc229064744" w:history="1">
             <w:r>
               <w:rPr>
                 <w:rStyle w:val="Hypertextovodkaz"/>
@@ -13868,7 +14919,7 @@
                 <w:noProof/>
                 <w:webHidden/>
               </w:rPr>
-              <w:instrText xml:space="preserve"> PAGEREF _Toc225844747 \h </w:instrText>
+              <w:instrText xml:space="preserve"> PAGEREF _Toc229064744 \h </w:instrText>
             </w:r>
             <w:r>
               <w:rPr>
@@ -13888,7 +14939,7 @@
                 <w:noProof/>
                 <w:webHidden/>
               </w:rPr>
-              <w:t>13</w:t>
+              <w:t>17</w:t>
             </w:r>
             <w:r>
               <w:rPr>
@@ -13911,13 +14962,13 @@
               <w:color w:val="auto"/>
             </w:rPr>
           </w:pPr>
-          <w:hyperlink w:anchor="_Toc225844748" w:history="1">
+          <w:hyperlink w:anchor="_Toc229064745" w:history="1">
             <w:r>
               <w:rPr>
                 <w:rStyle w:val="Hypertextovodkaz"/>
                 <w:noProof/>
               </w:rPr>
-              <w:t>1.2</w:t>
+              <w:t>1.4</w:t>
             </w:r>
             <w:r>
               <w:rPr>
@@ -13932,7 +14983,7 @@
                 <w:rStyle w:val="Hypertextovodkaz"/>
                 <w:noProof/>
               </w:rPr>
-              <w:t>Tabulky</w:t>
+              <w:t>Zdrojové kódy</w:t>
             </w:r>
             <w:r>
               <w:rPr>
@@ -13953,7 +15004,7 @@
                 <w:noProof/>
                 <w:webHidden/>
               </w:rPr>
-              <w:instrText xml:space="preserve"> PAGEREF _Toc225844748 \h </w:instrText>
+              <w:instrText xml:space="preserve"> PAGEREF _Toc229064745 \h </w:instrText>
             </w:r>
             <w:r>
               <w:rPr>
@@ -13973,7 +15024,7 @@
                 <w:noProof/>
                 <w:webHidden/>
               </w:rPr>
-              <w:t>13</w:t>
+              <w:t>17</w:t>
             </w:r>
             <w:r>
               <w:rPr>
@@ -13996,13 +15047,13 @@
               <w:color w:val="auto"/>
             </w:rPr>
           </w:pPr>
-          <w:hyperlink w:anchor="_Toc225844749" w:history="1">
+          <w:hyperlink w:anchor="_Toc229064746" w:history="1">
             <w:r>
               <w:rPr>
                 <w:rStyle w:val="Hypertextovodkaz"/>
                 <w:noProof/>
               </w:rPr>
-              <w:t>1.3</w:t>
+              <w:t>1.5</w:t>
             </w:r>
             <w:r>
               <w:rPr>
@@ -14017,7 +15068,7 @@
                 <w:rStyle w:val="Hypertextovodkaz"/>
                 <w:noProof/>
               </w:rPr>
-              <w:t>Grafy</w:t>
+              <w:t>Citace</w:t>
             </w:r>
             <w:r>
               <w:rPr>
@@ -14038,7 +15089,7 @@
                 <w:noProof/>
                 <w:webHidden/>
               </w:rPr>
-              <w:instrText xml:space="preserve"> PAGEREF _Toc225844749 \h </w:instrText>
+              <w:instrText xml:space="preserve"> PAGEREF _Toc229064746 \h </w:instrText>
             </w:r>
             <w:r>
               <w:rPr>
@@ -14058,7 +15109,7 @@
                 <w:noProof/>
                 <w:webHidden/>
               </w:rPr>
-              <w:t>13</w:t>
+              <w:t>17</w:t>
             </w:r>
             <w:r>
               <w:rPr>
@@ -14081,13 +15132,13 @@
               <w:color w:val="auto"/>
             </w:rPr>
           </w:pPr>
-          <w:hyperlink w:anchor="_Toc225844750" w:history="1">
+          <w:hyperlink w:anchor="_Toc229064747" w:history="1">
             <w:r>
               <w:rPr>
                 <w:rStyle w:val="Hypertextovodkaz"/>
                 <w:noProof/>
               </w:rPr>
-              <w:t>1.4</w:t>
+              <w:t>1.6</w:t>
             </w:r>
             <w:r>
               <w:rPr>
@@ -14102,7 +15153,7 @@
                 <w:rStyle w:val="Hypertextovodkaz"/>
                 <w:noProof/>
               </w:rPr>
-              <w:t>Zdrojové kódy</w:t>
+              <w:t>Rovnice</w:t>
             </w:r>
             <w:r>
               <w:rPr>
@@ -14123,7 +15174,7 @@
                 <w:noProof/>
                 <w:webHidden/>
               </w:rPr>
-              <w:instrText xml:space="preserve"> PAGEREF _Toc225844750 \h </w:instrText>
+              <w:instrText xml:space="preserve"> PAGEREF _Toc229064747 \h </w:instrText>
             </w:r>
             <w:r>
               <w:rPr>
@@ -14143,7 +15194,7 @@
                 <w:noProof/>
                 <w:webHidden/>
               </w:rPr>
-              <w:t>14</w:t>
+              <w:t>18</w:t>
             </w:r>
             <w:r>
               <w:rPr>
@@ -14166,28 +15217,13 @@
               <w:color w:val="auto"/>
             </w:rPr>
           </w:pPr>
-          <w:hyperlink w:anchor="_Toc225844751" w:history="1">
+          <w:hyperlink w:anchor="_Toc229064748" w:history="1">
             <w:r>
               <w:rPr>
                 <w:rStyle w:val="Hypertextovodkaz"/>
                 <w:noProof/>
               </w:rPr>
-              <w:t>1.5</w:t>
-            </w:r>
-            <w:r>
-              <w:rPr>
-                <w:rStyle w:val="Hypertextovodkaz"/>
-                <w:rFonts w:ascii="Arial" w:eastAsia="Arial" w:hAnsi="Arial" w:cs="Arial"/>
-                <w:noProof/>
-              </w:rPr>
-              <w:t xml:space="preserve"> </w:t>
-            </w:r>
-            <w:r>
-              <w:rPr>
-                <w:rStyle w:val="Hypertextovodkaz"/>
-                <w:noProof/>
-              </w:rPr>
-              <w:t>Citace</w:t>
+              <w:t>1.7 Pokus</w:t>
             </w:r>
             <w:r>
               <w:rPr>
@@ -14208,7 +15244,7 @@
                 <w:noProof/>
                 <w:webHidden/>
               </w:rPr>
-              <w:instrText xml:space="preserve"> PAGEREF _Toc225844751 \h </w:instrText>
+              <w:instrText xml:space="preserve"> PAGEREF _Toc229064748 \h </w:instrText>
             </w:r>
             <w:r>
               <w:rPr>
@@ -14228,7 +15264,7 @@
                 <w:noProof/>
                 <w:webHidden/>
               </w:rPr>
-              <w:t>14</w:t>
+              <w:t>18</w:t>
             </w:r>
             <w:r>
               <w:rPr>
@@ -14251,28 +15287,13 @@
               <w:color w:val="auto"/>
             </w:rPr>
           </w:pPr>
-          <w:hyperlink w:anchor="_Toc225844752" w:history="1">
+          <w:hyperlink w:anchor="_Toc229064749" w:history="1">
             <w:r>
               <w:rPr>
                 <w:rStyle w:val="Hypertextovodkaz"/>
                 <w:noProof/>
               </w:rPr>
-              <w:t>1.6</w:t>
-            </w:r>
-            <w:r>
-              <w:rPr>
-                <w:rStyle w:val="Hypertextovodkaz"/>
-                <w:rFonts w:ascii="Arial" w:eastAsia="Arial" w:hAnsi="Arial" w:cs="Arial"/>
-                <w:noProof/>
-              </w:rPr>
-              <w:t xml:space="preserve"> </w:t>
-            </w:r>
-            <w:r>
-              <w:rPr>
-                <w:rStyle w:val="Hypertextovodkaz"/>
-                <w:noProof/>
-              </w:rPr>
-              <w:t>Rovnice</w:t>
+              <w:t>1.8 Nevim</w:t>
             </w:r>
             <w:r>
               <w:rPr>
@@ -14293,7 +15314,7 @@
                 <w:noProof/>
                 <w:webHidden/>
               </w:rPr>
-              <w:instrText xml:space="preserve"> PAGEREF _Toc225844752 \h </w:instrText>
+              <w:instrText xml:space="preserve"> PAGEREF _Toc229064749 \h </w:instrText>
             </w:r>
             <w:r>
               <w:rPr>
@@ -14313,147 +15334,7 @@
                 <w:noProof/>
                 <w:webHidden/>
               </w:rPr>
-              <w:t>14</w:t>
-            </w:r>
-            <w:r>
-              <w:rPr>
-                <w:noProof/>
-                <w:webHidden/>
-              </w:rPr>
-              <w:fldChar w:fldCharType="end"/>
-            </w:r>
-          </w:hyperlink>
-        </w:p>
-        <w:p>
-          <w:pPr>
-            <w:pStyle w:val="Obsah3"/>
-            <w:tabs>
-              <w:tab w:val="right" w:leader="dot" w:pos="9061"/>
-            </w:tabs>
-            <w:rPr>
-              <w:rFonts w:asciiTheme="minorHAnsi" w:eastAsiaTheme="minorEastAsia" w:hAnsiTheme="minorHAnsi" w:cstheme="minorBidi"/>
-              <w:noProof/>
-              <w:color w:val="auto"/>
-            </w:rPr>
-          </w:pPr>
-          <w:hyperlink w:anchor="_Toc225844753" w:history="1">
-            <w:r>
-              <w:rPr>
-                <w:rStyle w:val="Hypertextovodkaz"/>
-                <w:noProof/>
-              </w:rPr>
-              <w:t>1.7 Pokus</w:t>
-            </w:r>
-            <w:r>
-              <w:rPr>
-                <w:noProof/>
-                <w:webHidden/>
-              </w:rPr>
-              <w:tab/>
-            </w:r>
-            <w:r>
-              <w:rPr>
-                <w:noProof/>
-                <w:webHidden/>
-              </w:rPr>
-              <w:fldChar w:fldCharType="begin"/>
-            </w:r>
-            <w:r>
-              <w:rPr>
-                <w:noProof/>
-                <w:webHidden/>
-              </w:rPr>
-              <w:instrText xml:space="preserve"> PAGEREF _Toc225844753 \h </w:instrText>
-            </w:r>
-            <w:r>
-              <w:rPr>
-                <w:noProof/>
-                <w:webHidden/>
-              </w:rPr>
-            </w:r>
-            <w:r>
-              <w:rPr>
-                <w:noProof/>
-                <w:webHidden/>
-              </w:rPr>
-              <w:fldChar w:fldCharType="separate"/>
-            </w:r>
-            <w:r>
-              <w:rPr>
-                <w:noProof/>
-                <w:webHidden/>
-              </w:rPr>
-              <w:t>14</w:t>
-            </w:r>
-            <w:r>
-              <w:rPr>
-                <w:noProof/>
-                <w:webHidden/>
-              </w:rPr>
-              <w:fldChar w:fldCharType="end"/>
-            </w:r>
-          </w:hyperlink>
-        </w:p>
-        <w:p>
-          <w:pPr>
-            <w:pStyle w:val="Obsah3"/>
-            <w:tabs>
-              <w:tab w:val="right" w:leader="dot" w:pos="9061"/>
-            </w:tabs>
-            <w:rPr>
-              <w:rFonts w:asciiTheme="minorHAnsi" w:eastAsiaTheme="minorEastAsia" w:hAnsiTheme="minorHAnsi" w:cstheme="minorBidi"/>
-              <w:noProof/>
-              <w:color w:val="auto"/>
-            </w:rPr>
-          </w:pPr>
-          <w:hyperlink w:anchor="_Toc225844754" w:history="1">
-            <w:r>
-              <w:rPr>
-                <w:rStyle w:val="Hypertextovodkaz"/>
-                <w:noProof/>
-              </w:rPr>
-              <w:t>1.8 Nevim</w:t>
-            </w:r>
-            <w:r>
-              <w:rPr>
-                <w:noProof/>
-                <w:webHidden/>
-              </w:rPr>
-              <w:tab/>
-            </w:r>
-            <w:r>
-              <w:rPr>
-                <w:noProof/>
-                <w:webHidden/>
-              </w:rPr>
-              <w:fldChar w:fldCharType="begin"/>
-            </w:r>
-            <w:r>
-              <w:rPr>
-                <w:noProof/>
-                <w:webHidden/>
-              </w:rPr>
-              <w:instrText xml:space="preserve"> PAGEREF _Toc225844754 \h </w:instrText>
-            </w:r>
-            <w:r>
-              <w:rPr>
-                <w:noProof/>
-                <w:webHidden/>
-              </w:rPr>
-            </w:r>
-            <w:r>
-              <w:rPr>
-                <w:noProof/>
-                <w:webHidden/>
-              </w:rPr>
-              <w:fldChar w:fldCharType="separate"/>
-            </w:r>
-            <w:r>
-              <w:rPr>
-                <w:noProof/>
-                <w:webHidden/>
-              </w:rPr>
-              <w:t>14</w:t>
+              <w:t>18</w:t>
             </w:r>
             <w:r>
               <w:rPr>
@@ -14477,7 +15358,7 @@
               <w:color w:val="auto"/>
             </w:rPr>
           </w:pPr>
-          <w:hyperlink w:anchor="_Toc225844755" w:history="1">
+          <w:hyperlink w:anchor="_Toc229064750" w:history="1">
             <w:r>
               <w:rPr>
                 <w:rStyle w:val="Hypertextovodkaz"/>
@@ -14504,7 +15385,7 @@
                 <w:noProof/>
                 <w:webHidden/>
               </w:rPr>
-              <w:instrText xml:space="preserve"> PAGEREF _Toc225844755 \h </w:instrText>
+              <w:instrText xml:space="preserve"> PAGEREF _Toc229064750 \h </w:instrText>
             </w:r>
             <w:r>
               <w:rPr>
@@ -14524,7 +15405,7 @@
                 <w:noProof/>
                 <w:webHidden/>
               </w:rPr>
-              <w:t>14</w:t>
+              <w:t>18</w:t>
             </w:r>
             <w:r>
               <w:rPr>
@@ -14548,7 +15429,7 @@
               <w:color w:val="auto"/>
             </w:rPr>
           </w:pPr>
-          <w:hyperlink w:anchor="_Toc225844756" w:history="1">
+          <w:hyperlink w:anchor="_Toc229064751" w:history="1">
             <w:r>
               <w:rPr>
                 <w:rStyle w:val="Hypertextovodkaz"/>
@@ -14575,7 +15456,7 @@
                 <w:noProof/>
                 <w:webHidden/>
               </w:rPr>
-              <w:instrText xml:space="preserve"> PAGEREF _Toc225844756 \h </w:instrText>
+              <w:instrText xml:space="preserve"> PAGEREF _Toc229064751 \h </w:instrText>
             </w:r>
             <w:r>
               <w:rPr>
@@ -14595,7 +15476,7 @@
                 <w:noProof/>
                 <w:webHidden/>
               </w:rPr>
-              <w:t>15</w:t>
+              <w:t>19</w:t>
             </w:r>
             <w:r>
               <w:rPr>
@@ -14619,7 +15500,7 @@
               <w:color w:val="auto"/>
             </w:rPr>
           </w:pPr>
-          <w:hyperlink w:anchor="_Toc225844757" w:history="1">
+          <w:hyperlink w:anchor="_Toc229064752" w:history="1">
             <w:r>
               <w:rPr>
                 <w:rStyle w:val="Hypertextovodkaz"/>
@@ -14646,7 +15527,7 @@
                 <w:noProof/>
                 <w:webHidden/>
               </w:rPr>
-              <w:instrText xml:space="preserve"> PAGEREF _Toc225844757 \h </w:instrText>
+              <w:instrText xml:space="preserve"> PAGEREF _Toc229064752 \h </w:instrText>
             </w:r>
             <w:r>
               <w:rPr>
@@ -14666,7 +15547,7 @@
                 <w:noProof/>
                 <w:webHidden/>
               </w:rPr>
-              <w:t>16</w:t>
+              <w:t>20</w:t>
             </w:r>
             <w:r>
               <w:rPr>
@@ -14690,7 +15571,7 @@
               <w:color w:val="auto"/>
             </w:rPr>
           </w:pPr>
-          <w:hyperlink w:anchor="_Toc225844758" w:history="1">
+          <w:hyperlink w:anchor="_Toc229064753" w:history="1">
             <w:r>
               <w:rPr>
                 <w:rStyle w:val="Hypertextovodkaz"/>
@@ -14717,7 +15598,7 @@
                 <w:noProof/>
                 <w:webHidden/>
               </w:rPr>
-              <w:instrText xml:space="preserve"> PAGEREF _Toc225844758 \h </w:instrText>
+              <w:instrText xml:space="preserve"> PAGEREF _Toc229064753 \h </w:instrText>
             </w:r>
             <w:r>
               <w:rPr>
@@ -14737,7 +15618,7 @@
                 <w:noProof/>
                 <w:webHidden/>
               </w:rPr>
-              <w:t>17</w:t>
+              <w:t>21</w:t>
             </w:r>
             <w:r>
               <w:rPr>
@@ -14760,7 +15641,7 @@
               <w:color w:val="auto"/>
             </w:rPr>
           </w:pPr>
-          <w:hyperlink w:anchor="_Toc225844759" w:history="1">
+          <w:hyperlink w:anchor="_Toc229064754" w:history="1">
             <w:r>
               <w:rPr>
                 <w:rStyle w:val="Hypertextovodkaz"/>
@@ -14802,7 +15683,7 @@
                 <w:noProof/>
                 <w:webHidden/>
               </w:rPr>
-              <w:instrText xml:space="preserve"> PAGEREF _Toc225844759 \h </w:instrText>
+              <w:instrText xml:space="preserve"> PAGEREF _Toc229064754 \h </w:instrText>
             </w:r>
             <w:r>
               <w:rPr>
@@ -14822,7 +15703,7 @@
                 <w:noProof/>
                 <w:webHidden/>
               </w:rPr>
-              <w:t>17</w:t>
+              <w:t>21</w:t>
             </w:r>
             <w:r>
               <w:rPr>
@@ -14839,6 +15720,7 @@
               <w:b/>
               <w:bCs/>
             </w:rPr>
+            <w:lastRenderedPageBreak/>
             <w:fldChar w:fldCharType="end"/>
           </w:r>
         </w:p>
@@ -14913,7 +15795,7 @@
       <w:r>
         <w:fldChar w:fldCharType="separate"/>
       </w:r>
-      <w:hyperlink w:anchor="_Toc225846415" w:history="1">
+      <w:hyperlink w:anchor="_Toc229064763" w:history="1">
         <w:r>
           <w:rPr>
             <w:rStyle w:val="Hypertextovodkaz"/>
@@ -14940,7 +15822,7 @@
             <w:noProof/>
             <w:webHidden/>
           </w:rPr>
-          <w:instrText xml:space="preserve"> PAGEREF _Toc225846415 \h </w:instrText>
+          <w:instrText xml:space="preserve"> PAGEREF _Toc229064763 \h </w:instrText>
         </w:r>
         <w:r>
           <w:rPr>
@@ -14984,7 +15866,7 @@
           <w:sz w:val="24"/>
         </w:rPr>
       </w:pPr>
-      <w:hyperlink w:anchor="_Toc225846416" w:history="1">
+      <w:hyperlink w:anchor="_Toc229064764" w:history="1">
         <w:r>
           <w:rPr>
             <w:rStyle w:val="Hypertextovodkaz"/>
@@ -15011,7 +15893,7 @@
             <w:noProof/>
             <w:webHidden/>
           </w:rPr>
-          <w:instrText xml:space="preserve"> PAGEREF _Toc225846416 \h </w:instrText>
+          <w:instrText xml:space="preserve"> PAGEREF _Toc229064764 \h </w:instrText>
         </w:r>
         <w:r>
           <w:rPr>
@@ -15032,6 +15914,77 @@
             <w:webHidden/>
           </w:rPr>
           <w:t>11</w:t>
+        </w:r>
+        <w:r>
+          <w:rPr>
+            <w:noProof/>
+            <w:webHidden/>
+          </w:rPr>
+          <w:fldChar w:fldCharType="end"/>
+        </w:r>
+      </w:hyperlink>
+    </w:p>
+    <w:p>
+      <w:pPr>
+        <w:pStyle w:val="Seznamobrzk"/>
+        <w:tabs>
+          <w:tab w:val="right" w:leader="dot" w:pos="9061"/>
+        </w:tabs>
+        <w:rPr>
+          <w:rFonts w:asciiTheme="minorHAnsi" w:eastAsiaTheme="minorEastAsia" w:hAnsiTheme="minorHAnsi" w:cstheme="minorBidi"/>
+          <w:noProof/>
+          <w:color w:val="auto"/>
+          <w:sz w:val="24"/>
+        </w:rPr>
+      </w:pPr>
+      <w:hyperlink w:anchor="_Toc229064765" w:history="1">
+        <w:r>
+          <w:rPr>
+            <w:rStyle w:val="Hypertextovodkaz"/>
+            <w:noProof/>
+          </w:rPr>
+          <w:t>Obrázek 3: Návrh projektu</w:t>
+        </w:r>
+        <w:r>
+          <w:rPr>
+            <w:noProof/>
+            <w:webHidden/>
+          </w:rPr>
+          <w:tab/>
+        </w:r>
+        <w:r>
+          <w:rPr>
+            <w:noProof/>
+            <w:webHidden/>
+          </w:rPr>
+          <w:fldChar w:fldCharType="begin"/>
+        </w:r>
+        <w:r>
+          <w:rPr>
+            <w:noProof/>
+            <w:webHidden/>
+          </w:rPr>
+          <w:instrText xml:space="preserve"> PAGEREF _Toc229064765 \h </w:instrText>
+        </w:r>
+        <w:r>
+          <w:rPr>
+            <w:noProof/>
+            <w:webHidden/>
+          </w:rPr>
+        </w:r>
+        <w:r>
+          <w:rPr>
+            <w:noProof/>
+            <w:webHidden/>
+          </w:rPr>
+          <w:fldChar w:fldCharType="separate"/>
+        </w:r>
+        <w:r>
+          <w:rPr>
+            <w:noProof/>
+            <w:webHidden/>
+          </w:rPr>
+          <w:t>16</w:t>
         </w:r>
         <w:r>
           <w:rPr>
@@ -15260,6 +16213,7 @@
           <w:color w:val="EA7603"/>
           <w:sz w:val="36"/>
         </w:rPr>
+        <w:lastRenderedPageBreak/>
         <w:t xml:space="preserve">Seznam zkratek </w:t>
       </w:r>
     </w:p>
@@ -15682,7 +16636,7 @@
       <w:pPr>
         <w:pStyle w:val="Nadpis1"/>
       </w:pPr>
-      <w:bookmarkStart w:id="0" w:name="_Toc225844738"/>
+      <w:bookmarkStart w:id="0" w:name="_Toc229064720"/>
       <w:r>
         <w:lastRenderedPageBreak/>
         <w:t xml:space="preserve">1. </w:t>
@@ -15698,11 +16652,12 @@
         <w:t xml:space="preserve"> </w:t>
       </w:r>
     </w:p>
+    <w:p/>
     <w:p>
       <w:pPr>
         <w:pStyle w:val="Nadpis2"/>
       </w:pPr>
-      <w:bookmarkStart w:id="1" w:name="_Toc225844739"/>
+      <w:bookmarkStart w:id="1" w:name="_Toc229064721"/>
       <w:r>
         <w:t>1</w:t>
       </w:r>
@@ -15720,7 +16675,6 @@
       </w:r>
       <w:bookmarkEnd w:id="1"/>
     </w:p>
-    <w:p/>
     <w:p>
       <w:r>
         <w:t xml:space="preserve">Dnes jsou na trhu různé varianty jednodeskových počítačů </w:t>
@@ -16120,12 +17074,24 @@
           <w:lang w:eastAsia="en-GB"/>
         </w:rPr>
       </w:pPr>
-      <w:bookmarkStart w:id="2" w:name="_Toc225844740"/>
+      <w:bookmarkStart w:id="2" w:name="_Toc229064722"/>
       <w:r>
         <w:rPr>
           <w:lang w:eastAsia="en-GB"/>
         </w:rPr>
-        <w:t xml:space="preserve">1.2 </w:t>
+        <w:t>1.</w:t>
+      </w:r>
+      <w:r>
+        <w:rPr>
+          <w:lang w:eastAsia="en-GB"/>
+        </w:rPr>
+        <w:t>1.1</w:t>
+      </w:r>
+      <w:r>
+        <w:rPr>
+          <w:lang w:eastAsia="en-GB"/>
+        </w:rPr>
+        <w:t xml:space="preserve"> </w:t>
       </w:r>
       <w:proofErr w:type="spellStart"/>
       <w:r>
@@ -16143,26 +17109,87 @@
           <w:lang w:eastAsia="en-GB"/>
         </w:rPr>
       </w:pPr>
-    </w:p>
-    <w:p>
-      <w:pPr>
+      <w:r>
         <w:rPr>
           <w:lang w:eastAsia="en-GB"/>
         </w:rPr>
-      </w:pPr>
+        <w:t xml:space="preserve">Společnost </w:t>
+      </w:r>
+      <w:proofErr w:type="spellStart"/>
       <w:r>
         <w:rPr>
           <w:lang w:eastAsia="en-GB"/>
         </w:rPr>
-        <w:t xml:space="preserve">Společnost </w:t>
+        <w:t>Radxa</w:t>
+      </w:r>
+      <w:proofErr w:type="spellEnd"/>
+      <w:r>
+        <w:rPr>
+          <w:lang w:eastAsia="en-GB"/>
+        </w:rPr>
+        <w:t xml:space="preserve"> je technologická firma zaměřená na vývoj a výrobu </w:t>
       </w:r>
       <w:proofErr w:type="spellStart"/>
       <w:r>
         <w:rPr>
-          <w:b/>
-          <w:bCs/>
           <w:lang w:eastAsia="en-GB"/>
         </w:rPr>
+        <w:t>embedded</w:t>
+      </w:r>
+      <w:proofErr w:type="spellEnd"/>
+      <w:r>
+        <w:rPr>
+          <w:lang w:eastAsia="en-GB"/>
+        </w:rPr>
+        <w:t xml:space="preserve"> počítačů a vývojových desek určených pro výuku, výzkum, průmyslové aplikace i domácí projekty. Byla založena v Číně a proslavila se zejména svou řadou Rock </w:t>
+      </w:r>
+      <w:proofErr w:type="spellStart"/>
+      <w:r>
+        <w:rPr>
+          <w:lang w:eastAsia="en-GB"/>
+        </w:rPr>
+        <w:t>Pi</w:t>
+      </w:r>
+      <w:proofErr w:type="spellEnd"/>
+      <w:r>
+        <w:rPr>
+          <w:lang w:eastAsia="en-GB"/>
+        </w:rPr>
+        <w:t xml:space="preserve">, která nabízí výkonné alternativy k populárním deskám jako je </w:t>
+      </w:r>
+      <w:proofErr w:type="spellStart"/>
+      <w:r>
+        <w:rPr>
+          <w:lang w:eastAsia="en-GB"/>
+        </w:rPr>
+        <w:t>Raspberry</w:t>
+      </w:r>
+      <w:proofErr w:type="spellEnd"/>
+      <w:r>
+        <w:rPr>
+          <w:lang w:eastAsia="en-GB"/>
+        </w:rPr>
+        <w:t xml:space="preserve"> </w:t>
+      </w:r>
+      <w:proofErr w:type="spellStart"/>
+      <w:r>
+        <w:rPr>
+          <w:lang w:eastAsia="en-GB"/>
+        </w:rPr>
+        <w:t>Pi</w:t>
+      </w:r>
+      <w:proofErr w:type="spellEnd"/>
+      <w:r>
+        <w:rPr>
+          <w:lang w:eastAsia="en-GB"/>
+        </w:rPr>
+        <w:t xml:space="preserve">. </w:t>
+      </w:r>
+      <w:proofErr w:type="spellStart"/>
+      <w:r>
+        <w:rPr>
+          <w:lang w:eastAsia="en-GB"/>
+        </w:rPr>
         <w:t>Radxa</w:t>
       </w:r>
       <w:proofErr w:type="spellEnd"/>
@@ -16170,281 +17197,137 @@
         <w:rPr>
           <w:lang w:eastAsia="en-GB"/>
         </w:rPr>
-        <w:t xml:space="preserve"> je technologická firma zaměřená na vývoj a výrobu </w:t>
+        <w:t xml:space="preserve"> využívá moderní procesory ARM (např. </w:t>
       </w:r>
       <w:proofErr w:type="spellStart"/>
       <w:r>
         <w:rPr>
-          <w:b/>
-          <w:bCs/>
           <w:lang w:eastAsia="en-GB"/>
         </w:rPr>
-        <w:t>embedded</w:t>
+        <w:t>Rockchip</w:t>
       </w:r>
       <w:proofErr w:type="spellEnd"/>
       <w:r>
         <w:rPr>
-          <w:b/>
-          <w:bCs/>
           <w:lang w:eastAsia="en-GB"/>
         </w:rPr>
-        <w:t xml:space="preserve"> počítačů a vývojových desek</w:t>
-      </w:r>
+        <w:t xml:space="preserve">, </w:t>
+      </w:r>
+      <w:proofErr w:type="spellStart"/>
       <w:r>
         <w:rPr>
           <w:lang w:eastAsia="en-GB"/>
         </w:rPr>
-        <w:t xml:space="preserve"> určených pro výuku, výzkum, průmyslové aplikace i domácí projekty. Byla založena v Číně a proslavila se zejména svou řadou </w:t>
-      </w:r>
-      <w:r>
-        <w:rPr>
-          <w:b/>
-          <w:bCs/>
+        <w:t>Amlogic</w:t>
+      </w:r>
+      <w:proofErr w:type="spellEnd"/>
+      <w:r>
+        <w:rPr>
           <w:lang w:eastAsia="en-GB"/>
         </w:rPr>
-        <w:t xml:space="preserve">Rock </w:t>
+        <w:t xml:space="preserve"> či NXP) a nabízí širokou škálu zařízení – od miniaturních modelů </w:t>
       </w:r>
       <w:proofErr w:type="spellStart"/>
       <w:r>
         <w:rPr>
-          <w:b/>
-          <w:bCs/>
           <w:lang w:eastAsia="en-GB"/>
         </w:rPr>
-        <w:t>Pi</w:t>
+        <w:t>Radxa</w:t>
       </w:r>
       <w:proofErr w:type="spellEnd"/>
       <w:r>
         <w:rPr>
           <w:lang w:eastAsia="en-GB"/>
         </w:rPr>
-        <w:t xml:space="preserve">, která nabízí výkonné alternativy k populárním deskám jako je </w:t>
+        <w:t xml:space="preserve"> </w:t>
       </w:r>
       <w:proofErr w:type="spellStart"/>
       <w:r>
         <w:rPr>
           <w:lang w:eastAsia="en-GB"/>
         </w:rPr>
-        <w:t>Raspberry</w:t>
+        <w:t>Zero</w:t>
       </w:r>
       <w:proofErr w:type="spellEnd"/>
       <w:r>
         <w:rPr>
           <w:lang w:eastAsia="en-GB"/>
         </w:rPr>
+        <w:t xml:space="preserve"> až po výkonné desky Rock 5 s podporou rozhraní </w:t>
+      </w:r>
+      <w:proofErr w:type="spellStart"/>
+      <w:r>
+        <w:rPr>
+          <w:lang w:eastAsia="en-GB"/>
+        </w:rPr>
+        <w:t>NVMe</w:t>
+      </w:r>
+      <w:proofErr w:type="spellEnd"/>
+      <w:r>
+        <w:rPr>
+          <w:lang w:eastAsia="en-GB"/>
+        </w:rPr>
+        <w:t xml:space="preserve">, USB-C, </w:t>
+      </w:r>
+      <w:proofErr w:type="spellStart"/>
+      <w:r>
+        <w:rPr>
+          <w:lang w:eastAsia="en-GB"/>
+        </w:rPr>
+        <w:t>PCIe</w:t>
+      </w:r>
+      <w:proofErr w:type="spellEnd"/>
+      <w:r>
+        <w:rPr>
+          <w:lang w:eastAsia="en-GB"/>
+        </w:rPr>
+        <w:t xml:space="preserve"> a gigabitového Ethernetu. Firma klade důraz na otevřený ekosystém, podporu Linuxu, Androidu i </w:t>
+      </w:r>
+      <w:proofErr w:type="spellStart"/>
+      <w:r>
+        <w:rPr>
+          <w:lang w:eastAsia="en-GB"/>
+        </w:rPr>
+        <w:t>Debianu</w:t>
+      </w:r>
+      <w:proofErr w:type="spellEnd"/>
+      <w:r>
+        <w:rPr>
+          <w:lang w:eastAsia="en-GB"/>
+        </w:rPr>
+        <w:t xml:space="preserve"> a na aktivní komunitu vývojářů, kteří její produkty využívají v oblasti </w:t>
+      </w:r>
+      <w:proofErr w:type="spellStart"/>
+      <w:r>
+        <w:rPr>
+          <w:lang w:eastAsia="en-GB"/>
+        </w:rPr>
+        <w:t>IoT</w:t>
+      </w:r>
+      <w:proofErr w:type="spellEnd"/>
+      <w:r>
+        <w:rPr>
+          <w:lang w:eastAsia="en-GB"/>
+        </w:rPr>
+        <w:t xml:space="preserve">, robotiky, </w:t>
+      </w:r>
+      <w:proofErr w:type="spellStart"/>
+      <w:r>
+        <w:rPr>
+          <w:lang w:eastAsia="en-GB"/>
+        </w:rPr>
+        <w:t>edge</w:t>
+      </w:r>
+      <w:proofErr w:type="spellEnd"/>
+      <w:r>
+        <w:rPr>
+          <w:lang w:eastAsia="en-GB"/>
+        </w:rPr>
         <w:t xml:space="preserve"> </w:t>
       </w:r>
       <w:proofErr w:type="spellStart"/>
       <w:r>
         <w:rPr>
-          <w:lang w:eastAsia="en-GB"/>
-        </w:rPr>
-        <w:t>Pi</w:t>
-      </w:r>
-      <w:proofErr w:type="spellEnd"/>
-      <w:r>
-        <w:rPr>
-          <w:lang w:eastAsia="en-GB"/>
-        </w:rPr>
-        <w:t xml:space="preserve">. </w:t>
-      </w:r>
-      <w:proofErr w:type="spellStart"/>
-      <w:r>
-        <w:rPr>
-          <w:lang w:eastAsia="en-GB"/>
-        </w:rPr>
-        <w:t>Radxa</w:t>
-      </w:r>
-      <w:proofErr w:type="spellEnd"/>
-      <w:r>
-        <w:rPr>
-          <w:lang w:eastAsia="en-GB"/>
-        </w:rPr>
-        <w:t xml:space="preserve"> využívá moderní procesory ARM (např. </w:t>
-      </w:r>
-      <w:proofErr w:type="spellStart"/>
-      <w:r>
-        <w:rPr>
-          <w:lang w:eastAsia="en-GB"/>
-        </w:rPr>
-        <w:t>Rockchip</w:t>
-      </w:r>
-      <w:proofErr w:type="spellEnd"/>
-      <w:r>
-        <w:rPr>
-          <w:lang w:eastAsia="en-GB"/>
-        </w:rPr>
-        <w:t xml:space="preserve">, </w:t>
-      </w:r>
-      <w:proofErr w:type="spellStart"/>
-      <w:r>
-        <w:rPr>
-          <w:lang w:eastAsia="en-GB"/>
-        </w:rPr>
-        <w:t>Amlogic</w:t>
-      </w:r>
-      <w:proofErr w:type="spellEnd"/>
-      <w:r>
-        <w:rPr>
-          <w:lang w:eastAsia="en-GB"/>
-        </w:rPr>
-        <w:t xml:space="preserve"> či NXP) a nabízí širokou škálu zařízení – od miniaturních modelů </w:t>
-      </w:r>
-      <w:proofErr w:type="spellStart"/>
-      <w:r>
-        <w:rPr>
-          <w:b/>
-          <w:bCs/>
-          <w:lang w:eastAsia="en-GB"/>
-        </w:rPr>
-        <w:t>Radxa</w:t>
-      </w:r>
-      <w:proofErr w:type="spellEnd"/>
-      <w:r>
-        <w:rPr>
-          <w:b/>
-          <w:bCs/>
-          <w:lang w:eastAsia="en-GB"/>
-        </w:rPr>
-        <w:t xml:space="preserve"> </w:t>
-      </w:r>
-      <w:proofErr w:type="spellStart"/>
-      <w:r>
-        <w:rPr>
-          <w:b/>
-          <w:bCs/>
-          <w:lang w:eastAsia="en-GB"/>
-        </w:rPr>
-        <w:t>Zero</w:t>
-      </w:r>
-      <w:proofErr w:type="spellEnd"/>
-      <w:r>
-        <w:rPr>
-          <w:lang w:eastAsia="en-GB"/>
-        </w:rPr>
-        <w:t xml:space="preserve"> až po výkonné desky </w:t>
-      </w:r>
-      <w:r>
-        <w:rPr>
-          <w:b/>
-          <w:bCs/>
-          <w:lang w:eastAsia="en-GB"/>
-        </w:rPr>
-        <w:t>Rock 5</w:t>
-      </w:r>
-      <w:r>
-        <w:rPr>
-          <w:lang w:eastAsia="en-GB"/>
-        </w:rPr>
-        <w:t xml:space="preserve"> s podporou rozhraní </w:t>
-      </w:r>
-      <w:proofErr w:type="spellStart"/>
-      <w:r>
-        <w:rPr>
-          <w:lang w:eastAsia="en-GB"/>
-        </w:rPr>
-        <w:t>NVMe</w:t>
-      </w:r>
-      <w:proofErr w:type="spellEnd"/>
-      <w:r>
-        <w:rPr>
-          <w:lang w:eastAsia="en-GB"/>
-        </w:rPr>
-        <w:t xml:space="preserve">, USB-C, </w:t>
-      </w:r>
-      <w:proofErr w:type="spellStart"/>
-      <w:r>
-        <w:rPr>
-          <w:lang w:eastAsia="en-GB"/>
-        </w:rPr>
-        <w:t>PCIe</w:t>
-      </w:r>
-      <w:proofErr w:type="spellEnd"/>
-      <w:r>
-        <w:rPr>
-          <w:lang w:eastAsia="en-GB"/>
-        </w:rPr>
-        <w:t xml:space="preserve"> a gigabitového Ethernetu. Firma klade důraz na </w:t>
-      </w:r>
-      <w:r>
-        <w:rPr>
-          <w:b/>
-          <w:bCs/>
-          <w:lang w:eastAsia="en-GB"/>
-        </w:rPr>
-        <w:t>otevřený ekosystém</w:t>
-      </w:r>
-      <w:r>
-        <w:rPr>
-          <w:lang w:eastAsia="en-GB"/>
-        </w:rPr>
-        <w:t xml:space="preserve">, podporu </w:t>
-      </w:r>
-      <w:r>
-        <w:rPr>
-          <w:b/>
-          <w:bCs/>
-          <w:lang w:eastAsia="en-GB"/>
-        </w:rPr>
-        <w:t xml:space="preserve">Linuxu, Androidu i </w:t>
-      </w:r>
-      <w:proofErr w:type="spellStart"/>
-      <w:r>
-        <w:rPr>
-          <w:b/>
-          <w:bCs/>
-          <w:lang w:eastAsia="en-GB"/>
-        </w:rPr>
-        <w:t>Debianu</w:t>
-      </w:r>
-      <w:proofErr w:type="spellEnd"/>
-      <w:r>
-        <w:rPr>
-          <w:lang w:eastAsia="en-GB"/>
-        </w:rPr>
-        <w:t xml:space="preserve"> a na aktivní komunitu vývojářů, kteří její produkty využívají v oblasti </w:t>
-      </w:r>
-      <w:proofErr w:type="spellStart"/>
-      <w:r>
-        <w:rPr>
-          <w:b/>
-          <w:bCs/>
-          <w:lang w:eastAsia="en-GB"/>
-        </w:rPr>
-        <w:t>IoT</w:t>
-      </w:r>
-      <w:proofErr w:type="spellEnd"/>
-      <w:r>
-        <w:rPr>
-          <w:b/>
-          <w:bCs/>
-          <w:lang w:eastAsia="en-GB"/>
-        </w:rPr>
-        <w:t xml:space="preserve">, robotiky, </w:t>
-      </w:r>
-      <w:proofErr w:type="spellStart"/>
-      <w:r>
-        <w:rPr>
-          <w:b/>
-          <w:bCs/>
-          <w:lang w:eastAsia="en-GB"/>
-        </w:rPr>
-        <w:t>edge</w:t>
-      </w:r>
-      <w:proofErr w:type="spellEnd"/>
-      <w:r>
-        <w:rPr>
-          <w:b/>
-          <w:bCs/>
-          <w:lang w:eastAsia="en-GB"/>
-        </w:rPr>
-        <w:t xml:space="preserve"> </w:t>
-      </w:r>
-      <w:proofErr w:type="spellStart"/>
-      <w:r>
-        <w:rPr>
-          <w:b/>
-          <w:bCs/>
           <w:lang w:eastAsia="en-GB"/>
         </w:rPr>
         <w:t>computingu</w:t>
@@ -16477,11 +17360,24 @@
           <w:lang w:eastAsia="en-GB"/>
         </w:rPr>
       </w:pPr>
+      <w:bookmarkStart w:id="3" w:name="_Toc229064723"/>
       <w:r>
         <w:rPr>
           <w:lang w:eastAsia="en-GB"/>
         </w:rPr>
-        <w:t xml:space="preserve">1.3 </w:t>
+        <w:t>1.</w:t>
+      </w:r>
+      <w:r>
+        <w:rPr>
+          <w:lang w:eastAsia="en-GB"/>
+        </w:rPr>
+        <w:t>1.2</w:t>
+      </w:r>
+      <w:r>
+        <w:rPr>
+          <w:lang w:eastAsia="en-GB"/>
+        </w:rPr>
+        <w:t xml:space="preserve"> </w:t>
       </w:r>
       <w:proofErr w:type="spellStart"/>
       <w:r>
@@ -16490,6 +17386,7 @@
         </w:rPr>
         <w:t>Raspberry</w:t>
       </w:r>
+      <w:bookmarkEnd w:id="3"/>
       <w:proofErr w:type="spellEnd"/>
     </w:p>
     <w:p>
@@ -16501,8 +17398,6 @@
       <w:proofErr w:type="spellStart"/>
       <w:r>
         <w:rPr>
-          <w:b/>
-          <w:bCs/>
           <w:lang w:eastAsia="en-GB"/>
         </w:rPr>
         <w:t>Raspberry</w:t>
@@ -16510,8 +17405,6 @@
       <w:proofErr w:type="spellEnd"/>
       <w:r>
         <w:rPr>
-          <w:b/>
-          <w:bCs/>
           <w:lang w:eastAsia="en-GB"/>
         </w:rPr>
         <w:t xml:space="preserve"> </w:t>
@@ -16519,8 +17412,6 @@
       <w:proofErr w:type="spellStart"/>
       <w:r>
         <w:rPr>
-          <w:b/>
-          <w:bCs/>
           <w:lang w:eastAsia="en-GB"/>
         </w:rPr>
         <w:t>Pi</w:t>
@@ -16544,35 +17435,33 @@
         <w:rPr>
           <w:lang w:eastAsia="en-GB"/>
         </w:rPr>
-        <w:t xml:space="preserve"> programování. Z pohledu studenta technického oboru je tato jednodesková platforma neocenitelná především díky své flexibilitě, kdy na bázi architektury </w:t>
-      </w:r>
-      <w:r>
-        <w:rPr>
-          <w:b/>
-          <w:bCs/>
+        <w:t xml:space="preserve"> programování. Z pohledu studenta technického oboru je tato jednodesková platforma neocenitelná především díky své flexibilitě, kdy na bázi architektury ARM umožňuje provozovat plnohodnotné distribuce Linuxu při zachování minimální energetické náročnosti. Klíčovou komparativní výhodou je přítomnost GPIO rozhraní, které slouží jako most mezi softwarovým prostředím a fyzickým světem, což z</w:t>
+      </w:r>
+      <w:r>
+        <w:rPr>
           <w:lang w:eastAsia="en-GB"/>
         </w:rPr>
-        <w:t>ARM</w:t>
-      </w:r>
+        <w:t> </w:t>
+      </w:r>
+      <w:proofErr w:type="spellStart"/>
       <w:r>
         <w:rPr>
           <w:lang w:eastAsia="en-GB"/>
         </w:rPr>
-        <w:t xml:space="preserve"> umožňuje provozovat plnohodnotné distribuce Linuxu při zachování minimální energetické náročnosti. Klíčovou komparativní výhodou je přítomnost </w:t>
-      </w:r>
-      <w:r>
-        <w:rPr>
-          <w:b/>
-          <w:bCs/>
+        <w:t>Raspberry</w:t>
+      </w:r>
+      <w:proofErr w:type="spellEnd"/>
+      <w:r>
+        <w:rPr>
           <w:lang w:eastAsia="en-GB"/>
         </w:rPr>
-        <w:t>GPIO rozhraní</w:t>
+        <w:t xml:space="preserve"> dělá</w:t>
       </w:r>
       <w:r>
         <w:rPr>
           <w:lang w:eastAsia="en-GB"/>
         </w:rPr>
-        <w:t xml:space="preserve">, které slouží jako most mezi softwarovým prostředím a fyzickým světem, což z „Maliny“ činí ideální uzel pro sběr dat ze senzorů v rámci </w:t>
+        <w:t xml:space="preserve"> ideální uzel pro sběr dat ze senzorů v rámci </w:t>
       </w:r>
       <w:proofErr w:type="spellStart"/>
       <w:r>
@@ -16642,22 +17531,14 @@
         <w:rPr>
           <w:lang w:eastAsia="en-GB"/>
         </w:rPr>
-        <w:t xml:space="preserve"> zůstává nepřekonaným </w:t>
+        <w:t xml:space="preserve"> zůstává nepřekonaným standardem</w:t>
       </w:r>
       <w:r>
         <w:rPr>
           <w:lang w:eastAsia="en-GB"/>
         </w:rPr>
-        <w:lastRenderedPageBreak/>
-        <w:t>standardem, který v sobě kombinuje akademickou hodnotu s praktickým využitím v reálných projektech.</w:t>
-      </w:r>
-    </w:p>
-    <w:p>
-      <w:pPr>
-        <w:rPr>
-          <w:lang w:eastAsia="en-GB"/>
-        </w:rPr>
-      </w:pPr>
+        <w:t>.</w:t>
+      </w:r>
     </w:p>
     <w:p>
       <w:pPr>
@@ -16666,18 +17547,19 @@
           <w:lang w:eastAsia="en-GB"/>
         </w:rPr>
       </w:pPr>
-      <w:bookmarkStart w:id="3" w:name="_Toc225844741"/>
+      <w:bookmarkStart w:id="4" w:name="_Toc229064724"/>
       <w:r>
         <w:rPr>
           <w:lang w:eastAsia="en-GB"/>
         </w:rPr>
+        <w:lastRenderedPageBreak/>
         <w:t>1.</w:t>
       </w:r>
       <w:r>
         <w:rPr>
           <w:lang w:eastAsia="en-GB"/>
         </w:rPr>
-        <w:t>4</w:t>
+        <w:t>2</w:t>
       </w:r>
       <w:r>
         <w:rPr>
@@ -16685,7 +17567,7 @@
         </w:rPr>
         <w:t xml:space="preserve"> Webový framework</w:t>
       </w:r>
-      <w:bookmarkEnd w:id="3"/>
+      <w:bookmarkEnd w:id="4"/>
     </w:p>
     <w:p>
       <w:r>
@@ -16831,7 +17713,7 @@
         <w:pStyle w:val="Titulek"/>
         <w:jc w:val="center"/>
       </w:pPr>
-      <w:bookmarkStart w:id="4" w:name="_Toc225846415"/>
+      <w:bookmarkStart w:id="5" w:name="_Toc229064763"/>
       <w:r>
         <w:t xml:space="preserve">Obrázek </w:t>
       </w:r>
@@ -16856,19 +17738,19 @@
       <w:r>
         <w:t>: Schéma webové stránky</w:t>
       </w:r>
-      <w:bookmarkEnd w:id="4"/>
+      <w:bookmarkEnd w:id="5"/>
     </w:p>
     <w:p>
       <w:pPr>
         <w:pStyle w:val="Nadpis2"/>
         <w:ind w:left="0" w:firstLine="0"/>
       </w:pPr>
-      <w:bookmarkStart w:id="5" w:name="_Toc225844742"/>
+      <w:bookmarkStart w:id="6" w:name="_Toc229064725"/>
       <w:r>
         <w:t>1.</w:t>
       </w:r>
       <w:r>
-        <w:t>5</w:t>
+        <w:t>3</w:t>
       </w:r>
       <w:r>
         <w:t xml:space="preserve"> </w:t>
@@ -16877,7 +17759,7 @@
       <w:r>
         <w:t>Flask</w:t>
       </w:r>
-      <w:bookmarkEnd w:id="5"/>
+      <w:bookmarkEnd w:id="6"/>
       <w:proofErr w:type="spellEnd"/>
     </w:p>
     <w:p>
@@ -16937,17 +17819,18 @@
       <w:pPr>
         <w:pStyle w:val="Nadpis2"/>
       </w:pPr>
-      <w:bookmarkStart w:id="6" w:name="_Toc225844743"/>
-      <w:r>
+      <w:bookmarkStart w:id="7" w:name="_Toc229064726"/>
+      <w:r>
+        <w:lastRenderedPageBreak/>
         <w:t>1.</w:t>
       </w:r>
       <w:r>
-        <w:t>6</w:t>
+        <w:t>4</w:t>
       </w:r>
       <w:r>
         <w:t xml:space="preserve"> HTTP protokol</w:t>
       </w:r>
-      <w:bookmarkEnd w:id="6"/>
+      <w:bookmarkEnd w:id="7"/>
     </w:p>
     <w:p>
       <w:r>
@@ -17114,7 +17997,7 @@
         <w:pStyle w:val="Titulek"/>
         <w:jc w:val="center"/>
       </w:pPr>
-      <w:bookmarkStart w:id="7" w:name="_Toc225846416"/>
+      <w:bookmarkStart w:id="8" w:name="_Toc229064764"/>
       <w:r>
         <w:t xml:space="preserve">Obrázek </w:t>
       </w:r>
@@ -17139,7 +18022,7 @@
       <w:r>
         <w:t>: Schéma HTTP protokolu</w:t>
       </w:r>
-      <w:bookmarkEnd w:id="7"/>
+      <w:bookmarkEnd w:id="8"/>
     </w:p>
     <w:p/>
     <w:p/>
@@ -17150,18 +18033,18 @@
       <w:pPr>
         <w:pStyle w:val="Nadpis2"/>
       </w:pPr>
-      <w:bookmarkStart w:id="8" w:name="_Toc225844744"/>
+      <w:bookmarkStart w:id="9" w:name="_Toc229064727"/>
       <w:r>
         <w:lastRenderedPageBreak/>
         <w:t>1.</w:t>
       </w:r>
       <w:r>
-        <w:t>7</w:t>
+        <w:t>5</w:t>
       </w:r>
       <w:r>
         <w:t xml:space="preserve"> ESP32</w:t>
       </w:r>
-      <w:bookmarkEnd w:id="8"/>
+      <w:bookmarkEnd w:id="9"/>
     </w:p>
     <w:p>
       <w:r>
@@ -17314,17 +18197,17 @@
       <w:pPr>
         <w:pStyle w:val="Nadpis2"/>
       </w:pPr>
-      <w:bookmarkStart w:id="9" w:name="_Toc225844745"/>
+      <w:bookmarkStart w:id="10" w:name="_Toc229064728"/>
       <w:r>
         <w:t>1.</w:t>
       </w:r>
       <w:r>
-        <w:t>8</w:t>
+        <w:t>5.1</w:t>
       </w:r>
       <w:r>
         <w:t xml:space="preserve"> M5stack</w:t>
       </w:r>
-      <w:bookmarkEnd w:id="9"/>
+      <w:bookmarkEnd w:id="10"/>
     </w:p>
     <w:p>
       <w:r>
@@ -17395,13 +18278,13 @@
       <w:pPr>
         <w:pStyle w:val="Nadpis2"/>
       </w:pPr>
-      <w:bookmarkStart w:id="10" w:name="_Toc225844746"/>
+      <w:bookmarkStart w:id="11" w:name="_Toc229064729"/>
       <w:r>
         <w:lastRenderedPageBreak/>
         <w:t>1.</w:t>
       </w:r>
       <w:r>
-        <w:t>9</w:t>
+        <w:t>6</w:t>
       </w:r>
       <w:r>
         <w:t xml:space="preserve"> Smart </w:t>
@@ -17410,7 +18293,7 @@
       <w:r>
         <w:t>Home</w:t>
       </w:r>
-      <w:bookmarkEnd w:id="10"/>
+      <w:bookmarkEnd w:id="11"/>
       <w:proofErr w:type="spellEnd"/>
     </w:p>
     <w:p>
@@ -17495,13 +18378,21 @@
       <w:pPr>
         <w:pStyle w:val="Nadpis2"/>
       </w:pPr>
-      <w:r>
-        <w:t xml:space="preserve">1.10 Trendy v Smart </w:t>
+      <w:bookmarkStart w:id="12" w:name="_Toc229064730"/>
+      <w:r>
+        <w:t>1.</w:t>
+      </w:r>
+      <w:r>
+        <w:t>6.1</w:t>
+      </w:r>
+      <w:r>
+        <w:t xml:space="preserve"> Trendy v Smart </w:t>
       </w:r>
       <w:proofErr w:type="spellStart"/>
       <w:r>
         <w:t>Home</w:t>
       </w:r>
+      <w:bookmarkEnd w:id="12"/>
       <w:proofErr w:type="spellEnd"/>
     </w:p>
     <w:p>
@@ -17639,8 +18530,15 @@
         <w:pStyle w:val="Nadpis2"/>
         <w:ind w:left="0" w:firstLine="0"/>
       </w:pPr>
-      <w:r>
-        <w:t xml:space="preserve">1.11 </w:t>
+      <w:bookmarkStart w:id="13" w:name="_Toc229064731"/>
+      <w:r>
+        <w:t>1.</w:t>
+      </w:r>
+      <w:r>
+        <w:t>7</w:t>
+      </w:r>
+      <w:r>
+        <w:t xml:space="preserve"> </w:t>
       </w:r>
       <w:proofErr w:type="spellStart"/>
       <w:r>
@@ -17650,6 +18548,7 @@
       <w:r>
         <w:t xml:space="preserve"> VPN</w:t>
       </w:r>
+      <w:bookmarkEnd w:id="13"/>
     </w:p>
     <w:p>
       <w:proofErr w:type="spellStart"/>
@@ -17696,6 +18595,1069 @@
       <w:r>
         <w:t xml:space="preserve"> k přímému propojení koncových bodů. Každé zařízení v síti získá svou stabilní interní IP adresu a komunikace probíhá skrze plně šifrované „tunely“, což zajišťuje maximální soukromí a rychlost. Služba je mimořádně oblíbená pro svou jednoduchost, kdy se stačí přihlásit přes existujícího poskytovatele identity (např. Google nebo Microsoft), a během okamžiku můžete bezpečně přistupovat ke svému domácímu NAS serveru, pracovní stanici nebo vývojovému prostředí odkudkoliv na světě.</w:t>
       </w:r>
+    </w:p>
+    <w:p/>
+    <w:p>
+      <w:pPr>
+        <w:pStyle w:val="Nadpis2"/>
+      </w:pPr>
+      <w:bookmarkStart w:id="14" w:name="_Toc229064732"/>
+      <w:r>
+        <w:lastRenderedPageBreak/>
+        <w:t>2. Teoretická část</w:t>
+      </w:r>
+      <w:bookmarkEnd w:id="14"/>
+    </w:p>
+    <w:p>
+      <w:pPr>
+        <w:pStyle w:val="Nadpis2"/>
+      </w:pPr>
+      <w:bookmarkStart w:id="15" w:name="_Toc229064733"/>
+      <w:r>
+        <w:t xml:space="preserve">2.1 </w:t>
+      </w:r>
+      <w:r>
+        <w:t>Rozvaha možných řešení</w:t>
+      </w:r>
+      <w:r>
+        <w:t xml:space="preserve"> – Frameworky</w:t>
+      </w:r>
+      <w:bookmarkEnd w:id="15"/>
+      <w:r>
+        <w:t xml:space="preserve"> </w:t>
+      </w:r>
+    </w:p>
+    <w:p>
+      <w:r>
+        <w:t>Při návrhu webového rozhraní pro systém chytré domácnosti bylo nutné zvolit vhodn</w:t>
+      </w:r>
+      <w:r>
+        <w:t>é technologie</w:t>
+      </w:r>
+      <w:r>
+        <w:t xml:space="preserve">. Klíčovými kritérii při rozhodování byly nízká hardwarová náročnost vzhledem k nasazení na </w:t>
+      </w:r>
+      <w:proofErr w:type="spellStart"/>
+      <w:r>
+        <w:t>Raspberry</w:t>
+      </w:r>
+      <w:proofErr w:type="spellEnd"/>
+      <w:r>
+        <w:t xml:space="preserve"> </w:t>
+      </w:r>
+      <w:proofErr w:type="spellStart"/>
+      <w:r>
+        <w:t>Pi</w:t>
+      </w:r>
+      <w:proofErr w:type="spellEnd"/>
+      <w:r>
+        <w:t>, rychlost vývoje, dostupnost relevantních knihoven a celková složitost řešení.</w:t>
+      </w:r>
+    </w:p>
+    <w:p/>
+    <w:p>
+      <w:pPr>
+        <w:pStyle w:val="Nadpis2"/>
+      </w:pPr>
+      <w:bookmarkStart w:id="16" w:name="_Toc229064734"/>
+      <w:r>
+        <w:t xml:space="preserve">2.1.1 </w:t>
+      </w:r>
+      <w:r>
+        <w:t>Čistý přístup bez frameworku</w:t>
+      </w:r>
+      <w:bookmarkEnd w:id="16"/>
+    </w:p>
+    <w:p>
+      <w:r>
+        <w:t>Nejzákladnější možností bylo implementovat webový server přímo pomocí standardních knihoven zvoleného jazyka</w:t>
+      </w:r>
+      <w:r>
+        <w:t xml:space="preserve">. </w:t>
+      </w:r>
+      <w:r>
+        <w:t xml:space="preserve">Tento přístup nabízí maximální kontrolu nad chováním aplikace a nulové externí závislosti. Nevýhodou je však nutnost ruční implementace veškeré logiky – </w:t>
+      </w:r>
+      <w:proofErr w:type="spellStart"/>
+      <w:r>
+        <w:t>routování</w:t>
+      </w:r>
+      <w:proofErr w:type="spellEnd"/>
+      <w:r>
+        <w:t xml:space="preserve"> URL, </w:t>
+      </w:r>
+      <w:proofErr w:type="spellStart"/>
+      <w:r>
+        <w:t>parsování</w:t>
+      </w:r>
+      <w:proofErr w:type="spellEnd"/>
+      <w:r>
+        <w:t xml:space="preserve"> požadavků, správy </w:t>
+      </w:r>
+      <w:proofErr w:type="spellStart"/>
+      <w:r>
+        <w:t>sessions</w:t>
+      </w:r>
+      <w:proofErr w:type="spellEnd"/>
+      <w:r>
+        <w:t xml:space="preserve"> i generování odpovědí</w:t>
+      </w:r>
+      <w:r>
+        <w:t>,</w:t>
+      </w:r>
+      <w:r>
+        <w:t xml:space="preserve"> což výrazně prodlužuje dobu vývoje a zvyšuje pravděpodobnost chyb. </w:t>
+      </w:r>
+    </w:p>
+    <w:p/>
+    <w:p>
+      <w:pPr>
+        <w:pStyle w:val="Nadpis2"/>
+      </w:pPr>
+      <w:bookmarkStart w:id="17" w:name="_Toc229064735"/>
+      <w:r>
+        <w:t xml:space="preserve">2.1.2 </w:t>
+      </w:r>
+      <w:r>
+        <w:t>Node.js – Express.js</w:t>
+      </w:r>
+      <w:bookmarkEnd w:id="17"/>
+    </w:p>
+    <w:p>
+      <w:r>
+        <w:t xml:space="preserve">Express.js je minimalistický framework pro prostředí Node.js, který je díky asynchronní povaze </w:t>
+      </w:r>
+      <w:proofErr w:type="spellStart"/>
+      <w:r>
+        <w:t>JavaScriptu</w:t>
+      </w:r>
+      <w:proofErr w:type="spellEnd"/>
+      <w:r>
+        <w:t xml:space="preserve"> velmi výkonný při obsluze velkého počtu souběžných požadavků. Je široce rozšířený, dobře zdokumentovaný a disponuje rozsáhlým ekosystémem balíčků přes </w:t>
+      </w:r>
+      <w:proofErr w:type="spellStart"/>
+      <w:r>
+        <w:t>npm</w:t>
+      </w:r>
+      <w:proofErr w:type="spellEnd"/>
+      <w:r>
+        <w:t>. Pro projekt chytré domácnosti by byl funkčně dostačující, avšak jeho použití by znamenalo provozovat dva oddělené jazykové ekosystémy</w:t>
+      </w:r>
+      <w:r>
+        <w:t>,</w:t>
+      </w:r>
+      <w:r>
+        <w:t xml:space="preserve"> JavaScript na straně serveru a Python pro systémové skripty a senzorovou logiku</w:t>
+      </w:r>
+      <w:r>
+        <w:t>,</w:t>
+      </w:r>
+      <w:r>
+        <w:t xml:space="preserve"> což komplikuje údržbu</w:t>
+      </w:r>
+      <w:r>
+        <w:t>.</w:t>
+      </w:r>
+    </w:p>
+    <w:p/>
+    <w:p>
+      <w:pPr>
+        <w:pStyle w:val="Nadpis2"/>
+      </w:pPr>
+      <w:bookmarkStart w:id="18" w:name="_Toc229064736"/>
+      <w:r>
+        <w:t xml:space="preserve">2.1.3 </w:t>
+      </w:r>
+      <w:r>
+        <w:t>Node.js – Next.js</w:t>
+      </w:r>
+      <w:bookmarkEnd w:id="18"/>
+    </w:p>
+    <w:p>
+      <w:r>
+        <w:t xml:space="preserve">Next.js je moderní framework postavený nad </w:t>
+      </w:r>
+      <w:proofErr w:type="spellStart"/>
+      <w:r>
+        <w:t>Reactem</w:t>
+      </w:r>
+      <w:proofErr w:type="spellEnd"/>
+      <w:r>
+        <w:t>, zaměřený na tvorbu full-</w:t>
+      </w:r>
+      <w:proofErr w:type="spellStart"/>
+      <w:r>
+        <w:t>stack</w:t>
+      </w:r>
+      <w:proofErr w:type="spellEnd"/>
+      <w:r>
+        <w:t xml:space="preserve"> webových aplikací se server-</w:t>
+      </w:r>
+      <w:proofErr w:type="spellStart"/>
+      <w:r>
+        <w:t>side</w:t>
+      </w:r>
+      <w:proofErr w:type="spellEnd"/>
+      <w:r>
+        <w:t xml:space="preserve"> </w:t>
+      </w:r>
+      <w:proofErr w:type="spellStart"/>
+      <w:r>
+        <w:t>renderingem</w:t>
+      </w:r>
+      <w:proofErr w:type="spellEnd"/>
+      <w:r>
+        <w:t xml:space="preserve"> a </w:t>
+      </w:r>
+      <w:proofErr w:type="spellStart"/>
+      <w:r>
+        <w:t>file-based</w:t>
+      </w:r>
+      <w:proofErr w:type="spellEnd"/>
+      <w:r>
+        <w:t xml:space="preserve"> </w:t>
+      </w:r>
+      <w:proofErr w:type="spellStart"/>
+      <w:r>
+        <w:t>routováním</w:t>
+      </w:r>
+      <w:proofErr w:type="spellEnd"/>
+      <w:r>
+        <w:t>. Jeho silnou stránkou je vývoj komplexních uživatelských rozhraní s bohatou interaktivitou. Pro účely tohoto projektu však představuje výrazn</w:t>
+      </w:r>
+      <w:r>
+        <w:t xml:space="preserve">ou komplikaci v rámci </w:t>
+      </w:r>
+      <w:proofErr w:type="gramStart"/>
+      <w:r>
+        <w:t xml:space="preserve">vývoje, </w:t>
+      </w:r>
+      <w:r>
+        <w:t xml:space="preserve"> přináší</w:t>
+      </w:r>
+      <w:proofErr w:type="gramEnd"/>
+      <w:r>
+        <w:t xml:space="preserve"> velkou složitost </w:t>
+      </w:r>
+      <w:proofErr w:type="spellStart"/>
+      <w:r>
+        <w:t>buildovacího</w:t>
+      </w:r>
+      <w:proofErr w:type="spellEnd"/>
+      <w:r>
+        <w:t xml:space="preserve"> procesu, vysoké nároky na paměť při běhu</w:t>
+      </w:r>
+      <w:r>
+        <w:t>.</w:t>
+      </w:r>
+    </w:p>
+    <w:p/>
+    <w:p>
+      <w:pPr>
+        <w:pStyle w:val="Nadpis2"/>
+      </w:pPr>
+      <w:bookmarkStart w:id="19" w:name="_Toc229064737"/>
+      <w:r>
+        <w:t xml:space="preserve">2.1.4 </w:t>
+      </w:r>
+      <w:r>
+        <w:t>Java – S</w:t>
+      </w:r>
+      <w:proofErr w:type="spellStart"/>
+      <w:r>
+        <w:t>pring</w:t>
+      </w:r>
+      <w:proofErr w:type="spellEnd"/>
+      <w:r>
+        <w:t xml:space="preserve"> </w:t>
+      </w:r>
+      <w:proofErr w:type="spellStart"/>
+      <w:r>
+        <w:t>Boot</w:t>
+      </w:r>
+      <w:bookmarkEnd w:id="19"/>
+      <w:proofErr w:type="spellEnd"/>
+    </w:p>
+    <w:p>
+      <w:proofErr w:type="spellStart"/>
+      <w:r>
+        <w:t>Spring</w:t>
+      </w:r>
+      <w:proofErr w:type="spellEnd"/>
+      <w:r>
+        <w:t xml:space="preserve"> </w:t>
+      </w:r>
+      <w:proofErr w:type="spellStart"/>
+      <w:r>
+        <w:t>Boot</w:t>
+      </w:r>
+      <w:proofErr w:type="spellEnd"/>
+      <w:r>
+        <w:t xml:space="preserve"> je průmyslovým standardem pro tvorbu robustních, škálovatelných webových aplikací v Javě. Nabízí komplexní ekosystém zahrnující </w:t>
+      </w:r>
+      <w:proofErr w:type="spellStart"/>
+      <w:r>
+        <w:t>dependency</w:t>
+      </w:r>
+      <w:proofErr w:type="spellEnd"/>
+      <w:r>
+        <w:t xml:space="preserve"> </w:t>
+      </w:r>
+      <w:proofErr w:type="spellStart"/>
+      <w:r>
+        <w:t>injection</w:t>
+      </w:r>
+      <w:proofErr w:type="spellEnd"/>
+      <w:r>
+        <w:t>, vestavěnou podporu REST API, ORM přes JPA/</w:t>
+      </w:r>
+      <w:proofErr w:type="spellStart"/>
+      <w:r>
+        <w:t>Hibernate</w:t>
+      </w:r>
+      <w:proofErr w:type="spellEnd"/>
+      <w:r>
+        <w:t xml:space="preserve"> a rozsáhlé možnosti konfigurace. Tyto vlastnosti jsou však zároveň jeho nevýhodou v kontextu tohoto projektu</w:t>
+      </w:r>
+      <w:r>
+        <w:t>, jelikož</w:t>
+      </w:r>
+      <w:r>
+        <w:t xml:space="preserve"> JVM má vysoké nároky na operační paměť a čas inicializace aplikace, což je v prostředí </w:t>
+      </w:r>
+      <w:proofErr w:type="spellStart"/>
+      <w:r>
+        <w:t>embedded</w:t>
+      </w:r>
+      <w:proofErr w:type="spellEnd"/>
+      <w:r>
+        <w:t xml:space="preserve"> zařízení jako </w:t>
+      </w:r>
+      <w:proofErr w:type="spellStart"/>
+      <w:r>
+        <w:t>Raspberry</w:t>
+      </w:r>
+      <w:proofErr w:type="spellEnd"/>
+      <w:r>
+        <w:t xml:space="preserve"> </w:t>
+      </w:r>
+      <w:proofErr w:type="spellStart"/>
+      <w:r>
+        <w:t>Pi</w:t>
+      </w:r>
+      <w:proofErr w:type="spellEnd"/>
+      <w:r>
+        <w:t xml:space="preserve"> zásadní omezení. </w:t>
+      </w:r>
+      <w:proofErr w:type="spellStart"/>
+      <w:r>
+        <w:t>Spring</w:t>
+      </w:r>
+      <w:proofErr w:type="spellEnd"/>
+      <w:r>
+        <w:t xml:space="preserve"> </w:t>
+      </w:r>
+      <w:proofErr w:type="spellStart"/>
+      <w:r>
+        <w:t>Boot</w:t>
+      </w:r>
+      <w:proofErr w:type="spellEnd"/>
+      <w:r>
+        <w:t xml:space="preserve"> je vhodný pro </w:t>
+      </w:r>
+      <w:proofErr w:type="spellStart"/>
+      <w:r>
+        <w:t>enterprise</w:t>
+      </w:r>
+      <w:proofErr w:type="spellEnd"/>
+      <w:r>
+        <w:t xml:space="preserve"> aplikace, nikoli pro lehké </w:t>
+      </w:r>
+      <w:proofErr w:type="spellStart"/>
+      <w:r>
+        <w:t>IoT</w:t>
+      </w:r>
+      <w:proofErr w:type="spellEnd"/>
+      <w:r>
+        <w:t xml:space="preserve"> systémy.</w:t>
+      </w:r>
+    </w:p>
+    <w:p/>
+    <w:p>
+      <w:pPr>
+        <w:pStyle w:val="Nadpis2"/>
+      </w:pPr>
+      <w:bookmarkStart w:id="20" w:name="_Toc229064738"/>
+      <w:r>
+        <w:lastRenderedPageBreak/>
+        <w:t xml:space="preserve">2.1.5 </w:t>
+      </w:r>
+      <w:r>
+        <w:t>Go – Gin</w:t>
+      </w:r>
+      <w:bookmarkEnd w:id="20"/>
+    </w:p>
+    <w:p>
+      <w:r>
+        <w:t xml:space="preserve">Gin je rychlý a paměťově velmi úsporný webový framework pro jazyk Go, který díky kompilované povaze jazyka dosahuje výjimečného výkonu i na slabším hardwaru. Pro nasazení na </w:t>
+      </w:r>
+      <w:proofErr w:type="spellStart"/>
+      <w:r>
+        <w:t>Raspberry</w:t>
+      </w:r>
+      <w:proofErr w:type="spellEnd"/>
+      <w:r>
+        <w:t xml:space="preserve"> </w:t>
+      </w:r>
+      <w:proofErr w:type="spellStart"/>
+      <w:r>
+        <w:t>Pi</w:t>
+      </w:r>
+      <w:proofErr w:type="spellEnd"/>
+      <w:r>
+        <w:t xml:space="preserve"> by byl z hlediska výkonu pravděpodobně nejlepší volbou. Překážkou by však bylo opuštění Pythonu</w:t>
+      </w:r>
+      <w:r>
+        <w:t xml:space="preserve">, protože Python je </w:t>
+      </w:r>
+      <w:proofErr w:type="spellStart"/>
+      <w:r>
+        <w:t>nejjednoduší</w:t>
+      </w:r>
+      <w:proofErr w:type="spellEnd"/>
+      <w:r>
+        <w:t xml:space="preserve"> pro komunikaci </w:t>
+      </w:r>
+      <w:proofErr w:type="spellStart"/>
+      <w:r>
+        <w:t>embedded</w:t>
+      </w:r>
+      <w:proofErr w:type="spellEnd"/>
+      <w:r>
+        <w:t xml:space="preserve"> zařízení mezi sebou.</w:t>
+      </w:r>
+    </w:p>
+    <w:p/>
+    <w:p>
+      <w:pPr>
+        <w:pStyle w:val="Nadpis2"/>
+      </w:pPr>
+      <w:bookmarkStart w:id="21" w:name="_Toc229064739"/>
+      <w:r>
+        <w:t xml:space="preserve">2.1.6 </w:t>
+      </w:r>
+      <w:r>
+        <w:t xml:space="preserve">Python – </w:t>
+      </w:r>
+      <w:proofErr w:type="spellStart"/>
+      <w:r>
+        <w:t>Django</w:t>
+      </w:r>
+      <w:bookmarkEnd w:id="21"/>
+      <w:proofErr w:type="spellEnd"/>
+    </w:p>
+    <w:p>
+      <w:proofErr w:type="spellStart"/>
+      <w:r>
+        <w:t>Django</w:t>
+      </w:r>
+      <w:proofErr w:type="spellEnd"/>
+      <w:r>
+        <w:t xml:space="preserve"> je plnohodnotný webový framework pro Python</w:t>
+      </w:r>
+      <w:r>
+        <w:t xml:space="preserve">, protože </w:t>
+      </w:r>
+      <w:r>
+        <w:t xml:space="preserve">obsahuje vestavěný ORM, administrační rozhraní, autentizaci, systém migrací databáze i </w:t>
+      </w:r>
+      <w:proofErr w:type="spellStart"/>
+      <w:r>
+        <w:t>šablonovací</w:t>
+      </w:r>
+      <w:proofErr w:type="spellEnd"/>
+      <w:r>
+        <w:t xml:space="preserve"> </w:t>
+      </w:r>
+      <w:proofErr w:type="spellStart"/>
+      <w:r>
+        <w:t>engine</w:t>
+      </w:r>
+      <w:proofErr w:type="spellEnd"/>
+      <w:r>
+        <w:t xml:space="preserve">. Pro rozsáhlé projekty je </w:t>
+      </w:r>
+      <w:proofErr w:type="spellStart"/>
+      <w:r>
+        <w:t>Django</w:t>
+      </w:r>
+      <w:proofErr w:type="spellEnd"/>
+      <w:r>
+        <w:t xml:space="preserve"> v</w:t>
+      </w:r>
+      <w:r>
+        <w:t>hodnou</w:t>
+      </w:r>
+      <w:r>
+        <w:t xml:space="preserve"> volbou. V kontextu tohoto projektu však jeho striktní struktura a vysoká míra abstrakce přinášejí </w:t>
+      </w:r>
+      <w:r>
+        <w:t xml:space="preserve">více komplikací než </w:t>
+      </w:r>
+      <w:proofErr w:type="spellStart"/>
+      <w:r>
+        <w:t>úžitku</w:t>
+      </w:r>
+      <w:proofErr w:type="spellEnd"/>
+      <w:r>
+        <w:t xml:space="preserve">. Konfigurace projektu, správa aplikací a dodržování konvencí </w:t>
+      </w:r>
+      <w:proofErr w:type="spellStart"/>
+      <w:r>
+        <w:t>Djanga</w:t>
+      </w:r>
+      <w:proofErr w:type="spellEnd"/>
+      <w:r>
+        <w:t xml:space="preserve"> by zabraly neúměrně mnoho času vzhledem k relativně jednoduché funkčnosti, kterou projekt vyžaduje.</w:t>
+      </w:r>
+    </w:p>
+    <w:p/>
+    <w:p>
+      <w:pPr>
+        <w:pStyle w:val="Nadpis2"/>
+      </w:pPr>
+      <w:bookmarkStart w:id="22" w:name="_Toc229064740"/>
+      <w:r>
+        <w:t xml:space="preserve">2.1.7 </w:t>
+      </w:r>
+      <w:r>
+        <w:t xml:space="preserve">Python – </w:t>
+      </w:r>
+      <w:proofErr w:type="spellStart"/>
+      <w:r>
+        <w:t>FastAPI</w:t>
+      </w:r>
+      <w:bookmarkEnd w:id="22"/>
+      <w:proofErr w:type="spellEnd"/>
+    </w:p>
+    <w:p>
+      <w:proofErr w:type="spellStart"/>
+      <w:r>
+        <w:t>FastAPI</w:t>
+      </w:r>
+      <w:proofErr w:type="spellEnd"/>
+      <w:r>
+        <w:t xml:space="preserve"> je moderní, výkonný framework pro Python zaměřený na tvorbu REST API. Jeho silnými stránkami jsou automatická generace interaktivní API dokumentace (</w:t>
+      </w:r>
+      <w:proofErr w:type="spellStart"/>
+      <w:r>
+        <w:t>Swagger</w:t>
+      </w:r>
+      <w:proofErr w:type="spellEnd"/>
+      <w:r>
+        <w:t xml:space="preserve"> UI), striktní typová validace vstupů pomocí </w:t>
+      </w:r>
+      <w:proofErr w:type="spellStart"/>
+      <w:r>
+        <w:t>Pydantic</w:t>
+      </w:r>
+      <w:proofErr w:type="spellEnd"/>
+      <w:r>
+        <w:t xml:space="preserve"> a asynchronní zpracování požadavků. Byl by vhodnou volbou pro projekty, kde je API hlavním produktem. V tomto projektu však není rozsáhlé ani veřejné API prioritou, takže výhody </w:t>
+      </w:r>
+      <w:proofErr w:type="spellStart"/>
+      <w:r>
+        <w:t>FastAPI</w:t>
+      </w:r>
+      <w:proofErr w:type="spellEnd"/>
+      <w:r>
+        <w:t xml:space="preserve"> by zůstaly z velké části nevyužity.</w:t>
+      </w:r>
+    </w:p>
+    <w:p/>
+    <w:p>
+      <w:pPr>
+        <w:pStyle w:val="Nadpis2"/>
+      </w:pPr>
+      <w:bookmarkStart w:id="23" w:name="_Toc229064741"/>
+      <w:r>
+        <w:t xml:space="preserve">2.1.7 </w:t>
+      </w:r>
+      <w:r>
+        <w:t xml:space="preserve">Zvolené řešení – Python – </w:t>
+      </w:r>
+      <w:proofErr w:type="spellStart"/>
+      <w:r>
+        <w:t>Flask</w:t>
+      </w:r>
+      <w:bookmarkEnd w:id="23"/>
+      <w:proofErr w:type="spellEnd"/>
+    </w:p>
+    <w:p>
+      <w:r>
+        <w:t xml:space="preserve">Po zvážení všech alternativ byl jako výsledné řešení zvolen </w:t>
+      </w:r>
+      <w:proofErr w:type="spellStart"/>
+      <w:r>
+        <w:rPr>
+          <w:b/>
+          <w:bCs/>
+        </w:rPr>
+        <w:t>Flask</w:t>
+      </w:r>
+      <w:proofErr w:type="spellEnd"/>
+      <w:r>
+        <w:t xml:space="preserve"> – lehký </w:t>
+      </w:r>
+      <w:proofErr w:type="spellStart"/>
+      <w:r>
+        <w:t>mikroframework</w:t>
+      </w:r>
+      <w:proofErr w:type="spellEnd"/>
+      <w:r>
+        <w:t xml:space="preserve"> pro Python. </w:t>
+      </w:r>
+      <w:proofErr w:type="spellStart"/>
+      <w:r>
+        <w:t>Flask</w:t>
+      </w:r>
+      <w:proofErr w:type="spellEnd"/>
+      <w:r>
+        <w:t xml:space="preserve"> nestanovuje přísnou strukturu projektu, nepřináší zbytečné závislosti a zároveň pokrývá veškeré potřeby projektu</w:t>
+      </w:r>
+      <w:r>
+        <w:t xml:space="preserve">. Tento framework jsem vybral také na </w:t>
+      </w:r>
+      <w:proofErr w:type="spellStart"/>
+      <w:r>
+        <w:t>základé</w:t>
+      </w:r>
+      <w:proofErr w:type="spellEnd"/>
+      <w:r>
+        <w:t xml:space="preserve"> osobních zkušeností, jelikož umožňuje všechny zásadní požadavky pro tvorbu </w:t>
+      </w:r>
+      <w:proofErr w:type="spellStart"/>
+      <w:r>
+        <w:t>api</w:t>
+      </w:r>
+      <w:proofErr w:type="spellEnd"/>
+      <w:r>
+        <w:t xml:space="preserve"> jako jsou například autentizace, limitování dotazů</w:t>
+      </w:r>
+      <w:r>
+        <w:t>, modularita</w:t>
+      </w:r>
+      <w:r>
+        <w:t xml:space="preserve">. Zásadní výhodou je velice strmá učící křivka, která zajistí snazší a rychlejší vývoj. Pomocí tohoto frameworku je možné vytvořit například API, ale disponuje i funkcemi pro renderování HTML stránek, což jsem nakonec využil. </w:t>
+      </w:r>
+    </w:p>
+    <w:p/>
+    <w:p/>
+    <w:p/>
+    <w:p/>
+    <w:p/>
+    <w:p/>
+    <w:p>
+      <w:pPr>
+        <w:pStyle w:val="Nadpis2"/>
+      </w:pPr>
+      <w:bookmarkStart w:id="24" w:name="_Toc229064742"/>
+      <w:r>
+        <w:lastRenderedPageBreak/>
+        <w:t>2.2 Rozvaha možných řešení – Hardware</w:t>
+      </w:r>
+      <w:bookmarkEnd w:id="24"/>
+    </w:p>
+    <w:p>
+      <w:r>
+        <w:t xml:space="preserve">Původní myšlenkou bylo využít </w:t>
+      </w:r>
+      <w:proofErr w:type="spellStart"/>
+      <w:r>
+        <w:t>embedded</w:t>
+      </w:r>
+      <w:proofErr w:type="spellEnd"/>
+      <w:r>
+        <w:t xml:space="preserve"> zařízení </w:t>
+      </w:r>
+      <w:proofErr w:type="spellStart"/>
+      <w:r>
+        <w:t>Radxa</w:t>
+      </w:r>
+      <w:proofErr w:type="spellEnd"/>
+      <w:r>
+        <w:t>, které není tolik populární jako některé jeho alternativy, ale má jednu zásadní výhodu</w:t>
+      </w:r>
+      <w:r>
+        <w:t xml:space="preserve">, což je přímo zabudovaná </w:t>
+      </w:r>
+      <w:proofErr w:type="spellStart"/>
+      <w:r>
+        <w:t>flash</w:t>
+      </w:r>
+      <w:proofErr w:type="spellEnd"/>
+      <w:r>
+        <w:t xml:space="preserve"> paměť, která ovšem způsobuje veliký finanční rozdíl</w:t>
+      </w:r>
+      <w:r>
+        <w:t xml:space="preserve"> v řádech několika stovek, což bylo vzhledem ke koncepci zadání nepřípustné.</w:t>
+      </w:r>
+      <w:r>
+        <w:t xml:space="preserve"> Existují sice modely </w:t>
+      </w:r>
+      <w:proofErr w:type="spellStart"/>
+      <w:r>
+        <w:t>Radxa</w:t>
+      </w:r>
+      <w:proofErr w:type="spellEnd"/>
+      <w:r>
+        <w:t xml:space="preserve"> bez </w:t>
+      </w:r>
+      <w:proofErr w:type="spellStart"/>
+      <w:r>
+        <w:t>flash</w:t>
+      </w:r>
+      <w:proofErr w:type="spellEnd"/>
+      <w:r>
+        <w:t xml:space="preserve"> paměti, ale ty zase nemají například </w:t>
+      </w:r>
+      <w:proofErr w:type="spellStart"/>
+      <w:r>
+        <w:t>WiFi</w:t>
+      </w:r>
+      <w:proofErr w:type="spellEnd"/>
+      <w:r>
+        <w:t xml:space="preserve"> anténu, nebo Bluetooth.</w:t>
+      </w:r>
+      <w:r>
+        <w:t xml:space="preserve"> Proto jsem byl nucen hledat alternativy, kterých není málo, ale mezi nejpopulárnější a ověřené řešení patří </w:t>
+      </w:r>
+      <w:proofErr w:type="spellStart"/>
+      <w:r>
+        <w:t>Raspberry</w:t>
+      </w:r>
+      <w:proofErr w:type="spellEnd"/>
+      <w:r>
+        <w:t xml:space="preserve"> a </w:t>
+      </w:r>
+      <w:proofErr w:type="spellStart"/>
+      <w:r>
+        <w:t>OrangePi</w:t>
+      </w:r>
+      <w:proofErr w:type="spellEnd"/>
+      <w:r>
+        <w:t xml:space="preserve">. Mezi těmito zařízeními není žádný zásadnější rozdíl, pokud porovnáváme </w:t>
+      </w:r>
+      <w:proofErr w:type="spellStart"/>
+      <w:r>
+        <w:t>rovnocené</w:t>
+      </w:r>
+      <w:proofErr w:type="spellEnd"/>
+      <w:r>
+        <w:t xml:space="preserve"> modely. V konečném důsledku jsem zvolil </w:t>
+      </w:r>
+      <w:proofErr w:type="spellStart"/>
+      <w:r>
+        <w:t>Rasperry</w:t>
+      </w:r>
+      <w:proofErr w:type="spellEnd"/>
+      <w:r>
+        <w:t xml:space="preserve"> kvůli jeho dostupnosti a zkušenostem s touto značkou.</w:t>
+      </w:r>
+    </w:p>
+    <w:p>
+      <w:pPr>
+        <w:pStyle w:val="Nadpis2"/>
+      </w:pPr>
+      <w:bookmarkStart w:id="25" w:name="_Toc229064743"/>
+      <w:r>
+        <w:t>2.</w:t>
+      </w:r>
+      <w:r>
+        <w:t>3</w:t>
+      </w:r>
+      <w:r>
+        <w:t xml:space="preserve"> Návrh</w:t>
+      </w:r>
+      <w:bookmarkEnd w:id="25"/>
+    </w:p>
+    <w:p>
+      <w:r>
+        <w:t xml:space="preserve">Po provedení počáteční rozvahy jsem se rozhodl pro programovací jazyk Python a framework </w:t>
+      </w:r>
+      <w:proofErr w:type="spellStart"/>
+      <w:r>
+        <w:t>Flask</w:t>
+      </w:r>
+      <w:proofErr w:type="spellEnd"/>
+      <w:r>
+        <w:t xml:space="preserve">, které přesně sedí na koncept této práce, </w:t>
+      </w:r>
+      <w:r>
+        <w:t>což je „</w:t>
+      </w:r>
+      <w:proofErr w:type="spellStart"/>
+      <w:r>
+        <w:t>lightweight</w:t>
+      </w:r>
+      <w:proofErr w:type="spellEnd"/>
+      <w:r>
+        <w:t xml:space="preserve">“ aplikace pro chytrou domácnost, </w:t>
+      </w:r>
+      <w:proofErr w:type="spellStart"/>
+      <w:r>
+        <w:t>bežící</w:t>
+      </w:r>
+      <w:proofErr w:type="spellEnd"/>
+      <w:r>
+        <w:t xml:space="preserve"> na </w:t>
+      </w:r>
+      <w:proofErr w:type="spellStart"/>
+      <w:r>
+        <w:t>embedded</w:t>
+      </w:r>
+      <w:proofErr w:type="spellEnd"/>
+      <w:r>
+        <w:t xml:space="preserve"> zařízení</w:t>
+      </w:r>
+      <w:r>
+        <w:t xml:space="preserve">. </w:t>
+      </w:r>
+    </w:p>
+    <w:p>
+      <w:r>
+        <w:t xml:space="preserve">Jako hardware jsem zvolil </w:t>
+      </w:r>
+      <w:proofErr w:type="spellStart"/>
+      <w:proofErr w:type="gramStart"/>
+      <w:r>
+        <w:t>Raspberry</w:t>
+      </w:r>
+      <w:proofErr w:type="spellEnd"/>
+      <w:proofErr w:type="gramEnd"/>
+      <w:r>
+        <w:t xml:space="preserve"> na němž běží </w:t>
+      </w:r>
+      <w:proofErr w:type="spellStart"/>
+      <w:r>
+        <w:t>linux</w:t>
+      </w:r>
+      <w:proofErr w:type="spellEnd"/>
+      <w:r>
+        <w:t xml:space="preserve"> distribuce </w:t>
+      </w:r>
+      <w:proofErr w:type="spellStart"/>
+      <w:r>
+        <w:t>Armbian</w:t>
+      </w:r>
+      <w:proofErr w:type="spellEnd"/>
+      <w:r>
+        <w:t xml:space="preserve">. Linux distribucí je obrovské množství, ale pro </w:t>
+      </w:r>
+      <w:proofErr w:type="spellStart"/>
+      <w:r>
+        <w:t>Raspberry</w:t>
+      </w:r>
+      <w:proofErr w:type="spellEnd"/>
+      <w:r>
+        <w:t xml:space="preserve"> se velmi často používá </w:t>
+      </w:r>
+      <w:proofErr w:type="spellStart"/>
+      <w:r>
+        <w:t>Raspberry</w:t>
+      </w:r>
+      <w:proofErr w:type="spellEnd"/>
+      <w:r>
+        <w:t xml:space="preserve"> OS, které dělá z </w:t>
+      </w:r>
+      <w:proofErr w:type="spellStart"/>
+      <w:r>
+        <w:t>Raspberry</w:t>
+      </w:r>
+      <w:proofErr w:type="spellEnd"/>
+      <w:r>
+        <w:t xml:space="preserve"> spíše </w:t>
+      </w:r>
+      <w:r>
+        <w:t>desktop</w:t>
+      </w:r>
+      <w:r>
+        <w:t xml:space="preserve"> než </w:t>
+      </w:r>
+      <w:proofErr w:type="spellStart"/>
+      <w:r>
+        <w:t>embedded</w:t>
+      </w:r>
+      <w:proofErr w:type="spellEnd"/>
+      <w:r>
+        <w:t xml:space="preserve"> zařízení. </w:t>
+      </w:r>
+    </w:p>
+    <w:p>
+      <w:r>
+        <w:t xml:space="preserve">V zadání byla dále zmíněna </w:t>
+      </w:r>
+      <w:r>
+        <w:t xml:space="preserve">simulace dat po ethernetu, což bylo nahrazeno reálnými daty z mé domácí „meteostanice“. Data jsou ze dvou ESP32 (M5stack), které mohou být napájené z baterie nebo ze sítě. Jedná se o </w:t>
+      </w:r>
+      <w:proofErr w:type="spellStart"/>
+      <w:r>
+        <w:t>low</w:t>
+      </w:r>
+      <w:proofErr w:type="spellEnd"/>
+      <w:r>
+        <w:t xml:space="preserve"> </w:t>
+      </w:r>
+      <w:proofErr w:type="spellStart"/>
+      <w:r>
+        <w:t>power</w:t>
+      </w:r>
+      <w:proofErr w:type="spellEnd"/>
+      <w:r>
+        <w:t xml:space="preserve"> zařízení často používané pro prototypování. </w:t>
+      </w:r>
+    </w:p>
+    <w:p>
+      <w:r>
+        <w:t xml:space="preserve">Databáze byla použita </w:t>
+      </w:r>
+      <w:proofErr w:type="spellStart"/>
+      <w:r>
+        <w:t>SQLite</w:t>
+      </w:r>
+      <w:proofErr w:type="spellEnd"/>
+      <w:r>
+        <w:t>, která jako jedna z mála může běžet na lokálním zařízení. Díky tomu zůstává toto řešení nezávislé na internetu, což byla hlavní priorita tohoto zadání</w:t>
+      </w:r>
+      <w:r>
+        <w:t xml:space="preserve">. </w:t>
+      </w:r>
+    </w:p>
+    <w:p>
+      <w:r>
+        <w:t xml:space="preserve">Protože by použití standardních </w:t>
+      </w:r>
+      <w:proofErr w:type="spellStart"/>
+      <w:r>
+        <w:t>IoT</w:t>
+      </w:r>
+      <w:proofErr w:type="spellEnd"/>
+      <w:r>
+        <w:t xml:space="preserve"> </w:t>
+      </w:r>
+      <w:r>
+        <w:t>technologií (</w:t>
+      </w:r>
+      <w:proofErr w:type="spellStart"/>
+      <w:r>
+        <w:t>LoRa</w:t>
+      </w:r>
+      <w:proofErr w:type="spellEnd"/>
+      <w:r>
+        <w:t xml:space="preserve">, </w:t>
+      </w:r>
+      <w:proofErr w:type="spellStart"/>
+      <w:r>
+        <w:t>ZigBee</w:t>
+      </w:r>
+      <w:proofErr w:type="spellEnd"/>
+      <w:r>
+        <w:t xml:space="preserve"> apod.)</w:t>
+      </w:r>
+      <w:r>
+        <w:t xml:space="preserve"> bylo drahé, tak je komunikace realizována pomocí standardních http </w:t>
+      </w:r>
+      <w:proofErr w:type="spellStart"/>
+      <w:r>
+        <w:t>requstů</w:t>
+      </w:r>
+      <w:proofErr w:type="spellEnd"/>
+      <w:r>
+        <w:t xml:space="preserve">, což má jeden zásadní limit a tím je požadavek na stejnou síť všech zúčastněných zařízení. Tento požadavek byl vyřešen díky vytvoření sítě na </w:t>
+      </w:r>
+      <w:proofErr w:type="spellStart"/>
+      <w:r>
+        <w:t>Raspberry</w:t>
+      </w:r>
+      <w:proofErr w:type="spellEnd"/>
+      <w:r>
+        <w:t xml:space="preserve"> a na tuto síť se připojují ESP32 a posílají data.</w:t>
+      </w:r>
+    </w:p>
+    <w:p>
+      <w:pPr>
+        <w:keepNext/>
+        <w:jc w:val="center"/>
+      </w:pPr>
+      <w:r>
+        <w:drawing>
+          <wp:inline distT="0" distB="0" distL="0" distR="0" wp14:anchorId="09F8FD6B" wp14:editId="3AB3B927">
+            <wp:extent cx="4943475" cy="2822658"/>
+            <wp:effectExtent l="0" t="0" r="0" b="0"/>
+            <wp:docPr id="1183097937" name="Obrázek 1"/>
+            <wp:cNvGraphicFramePr>
+              <a:graphicFrameLocks xmlns:a="http://schemas.openxmlformats.org/drawingml/2006/main" noChangeAspect="1"/>
+            </wp:cNvGraphicFramePr>
+            <a:graphic xmlns:a="http://schemas.openxmlformats.org/drawingml/2006/main">
+              <a:graphicData uri="http://schemas.openxmlformats.org/drawingml/2006/picture">
+                <pic:pic xmlns:pic="http://schemas.openxmlformats.org/drawingml/2006/picture">
+                  <pic:nvPicPr>
+                    <pic:cNvPr id="1183097937" name=""/>
+                    <pic:cNvPicPr/>
+                  </pic:nvPicPr>
+                  <pic:blipFill>
+                    <a:blip r:embed="rId14"/>
+                    <a:stretch>
+                      <a:fillRect/>
+                    </a:stretch>
+                  </pic:blipFill>
+                  <pic:spPr>
+                    <a:xfrm>
+                      <a:off x="0" y="0"/>
+                      <a:ext cx="4951770" cy="2827394"/>
+                    </a:xfrm>
+                    <a:prstGeom prst="rect">
+                      <a:avLst/>
+                    </a:prstGeom>
+                  </pic:spPr>
+                </pic:pic>
+              </a:graphicData>
+            </a:graphic>
+          </wp:inline>
+        </w:drawing>
+      </w:r>
+    </w:p>
+    <w:p>
+      <w:pPr>
+        <w:pStyle w:val="Titulek"/>
+        <w:jc w:val="center"/>
+      </w:pPr>
+      <w:bookmarkStart w:id="26" w:name="_Toc229064765"/>
+      <w:r>
+        <w:t xml:space="preserve">Obrázek </w:t>
+      </w:r>
+      <w:r>
+        <w:fldChar w:fldCharType="begin"/>
+      </w:r>
+      <w:r>
+        <w:instrText xml:space="preserve"> SEQ Obrázek \* ARABIC </w:instrText>
+      </w:r>
+      <w:r>
+        <w:fldChar w:fldCharType="separate"/>
+      </w:r>
+      <w:r>
+        <w:rPr>
+          <w:noProof/>
+        </w:rPr>
+        <w:t>3</w:t>
+      </w:r>
+      <w:r>
+        <w:fldChar w:fldCharType="end"/>
+      </w:r>
+      <w:r>
+        <w:t>: Návrh projektu</w:t>
+      </w:r>
+      <w:bookmarkEnd w:id="26"/>
     </w:p>
     <w:p>
       <w:pPr>
@@ -17706,7 +19668,7 @@
           <w:lang w:val="en-US"/>
         </w:rPr>
       </w:pPr>
-      <w:bookmarkStart w:id="11" w:name="_Toc225844747"/>
+      <w:bookmarkStart w:id="27" w:name="_Toc229064744"/>
       <w:r>
         <w:lastRenderedPageBreak/>
         <w:t>1.1</w:t>
@@ -17720,7 +19682,7 @@
       <w:r>
         <w:t>Obrázky</w:t>
       </w:r>
-      <w:bookmarkEnd w:id="11"/>
+      <w:bookmarkEnd w:id="27"/>
       <w:r>
         <w:t xml:space="preserve"> </w:t>
       </w:r>
@@ -21847,4814 +23809,8 @@
     </w:p>
     <w:p>
       <w:pPr>
-        <w:pStyle w:val="Nadpis3"/>
-        <w:ind w:left="-5"/>
-      </w:pPr>
-      <w:bookmarkStart w:id="12" w:name="_Toc225844748"/>
-      <w:r>
-        <w:t>1.2</w:t>
-      </w:r>
-      <w:r>
-        <w:rPr>
-          <w:rFonts w:ascii="Arial" w:eastAsia="Arial" w:hAnsi="Arial" w:cs="Arial"/>
-        </w:rPr>
-        <w:t xml:space="preserve"> </w:t>
-      </w:r>
-      <w:r>
-        <w:t>Tabulky</w:t>
-      </w:r>
-      <w:bookmarkEnd w:id="12"/>
-      <w:r>
-        <w:t xml:space="preserve"> </w:t>
-      </w:r>
-    </w:p>
-    <w:p>
-      <w:pPr>
-        <w:spacing w:after="0"/>
-        <w:ind w:left="10" w:right="3109" w:hanging="10"/>
-        <w:jc w:val="right"/>
-      </w:pPr>
-      <w:r>
-        <w:rPr>
-          <w:rFonts w:ascii="Times New Roman" w:eastAsia="Times New Roman" w:hAnsi="Times New Roman" w:cs="Times New Roman"/>
-          <w:sz w:val="24"/>
-        </w:rPr>
-        <w:t xml:space="preserve">Tabulka 1.1: Ukázka tabulky </w:t>
-      </w:r>
-    </w:p>
-    <w:tbl>
-      <w:tblPr>
-        <w:tblStyle w:val="TableGrid"/>
-        <w:tblW w:w="6806" w:type="dxa"/>
-        <w:tblInd w:w="1133" w:type="dxa"/>
-        <w:tblCellMar>
-          <w:top w:w="62" w:type="dxa"/>
-          <w:left w:w="106" w:type="dxa"/>
-          <w:right w:w="115" w:type="dxa"/>
-        </w:tblCellMar>
-        <w:tblLook w:val="04A0" w:firstRow="1" w:lastRow="0" w:firstColumn="1" w:lastColumn="0" w:noHBand="0" w:noVBand="1"/>
-      </w:tblPr>
-      <w:tblGrid>
-        <w:gridCol w:w="2272"/>
-        <w:gridCol w:w="2268"/>
-        <w:gridCol w:w="2266"/>
-      </w:tblGrid>
-      <w:tr>
-        <w:trPr>
-          <w:trHeight w:val="286"/>
-        </w:trPr>
-        <w:tc>
-          <w:tcPr>
-            <w:tcW w:w="2271" w:type="dxa"/>
-            <w:tcBorders>
-              <w:top w:val="single" w:sz="4" w:space="0" w:color="000000"/>
-              <w:left w:val="single" w:sz="4" w:space="0" w:color="000000"/>
-              <w:bottom w:val="single" w:sz="4" w:space="0" w:color="000000"/>
-              <w:right w:val="single" w:sz="4" w:space="0" w:color="000000"/>
-            </w:tcBorders>
-          </w:tcPr>
-          <w:p>
-            <w:pPr>
-              <w:ind w:left="2"/>
-            </w:pPr>
-            <w:r>
-              <w:rPr>
-                <w:rFonts w:ascii="Times New Roman" w:eastAsia="Times New Roman" w:hAnsi="Times New Roman" w:cs="Times New Roman"/>
-                <w:sz w:val="24"/>
-              </w:rPr>
-              <w:t xml:space="preserve"> </w:t>
-            </w:r>
-          </w:p>
-        </w:tc>
-        <w:tc>
-          <w:tcPr>
-            <w:tcW w:w="2268" w:type="dxa"/>
-            <w:tcBorders>
-              <w:top w:val="single" w:sz="4" w:space="0" w:color="000000"/>
-              <w:left w:val="single" w:sz="4" w:space="0" w:color="000000"/>
-              <w:bottom w:val="single" w:sz="4" w:space="0" w:color="000000"/>
-              <w:right w:val="single" w:sz="4" w:space="0" w:color="000000"/>
-            </w:tcBorders>
-          </w:tcPr>
-          <w:p>
-            <w:r>
-              <w:rPr>
-                <w:rFonts w:ascii="Times New Roman" w:eastAsia="Times New Roman" w:hAnsi="Times New Roman" w:cs="Times New Roman"/>
-                <w:sz w:val="24"/>
-              </w:rPr>
-              <w:t xml:space="preserve"> </w:t>
-            </w:r>
-          </w:p>
-        </w:tc>
-        <w:tc>
-          <w:tcPr>
-            <w:tcW w:w="2266" w:type="dxa"/>
-            <w:tcBorders>
-              <w:top w:val="single" w:sz="4" w:space="0" w:color="000000"/>
-              <w:left w:val="single" w:sz="4" w:space="0" w:color="000000"/>
-              <w:bottom w:val="single" w:sz="4" w:space="0" w:color="000000"/>
-              <w:right w:val="single" w:sz="4" w:space="0" w:color="000000"/>
-            </w:tcBorders>
-          </w:tcPr>
-          <w:p>
-            <w:r>
-              <w:rPr>
-                <w:rFonts w:ascii="Times New Roman" w:eastAsia="Times New Roman" w:hAnsi="Times New Roman" w:cs="Times New Roman"/>
-                <w:sz w:val="24"/>
-              </w:rPr>
-              <w:t xml:space="preserve"> </w:t>
-            </w:r>
-          </w:p>
-        </w:tc>
-      </w:tr>
-      <w:tr>
-        <w:trPr>
-          <w:trHeight w:val="286"/>
-        </w:trPr>
-        <w:tc>
-          <w:tcPr>
-            <w:tcW w:w="2271" w:type="dxa"/>
-            <w:tcBorders>
-              <w:top w:val="single" w:sz="4" w:space="0" w:color="000000"/>
-              <w:left w:val="single" w:sz="4" w:space="0" w:color="000000"/>
-              <w:bottom w:val="single" w:sz="4" w:space="0" w:color="000000"/>
-              <w:right w:val="single" w:sz="4" w:space="0" w:color="000000"/>
-            </w:tcBorders>
-          </w:tcPr>
-          <w:p>
-            <w:pPr>
-              <w:ind w:left="2"/>
-            </w:pPr>
-            <w:r>
-              <w:rPr>
-                <w:rFonts w:ascii="Times New Roman" w:eastAsia="Times New Roman" w:hAnsi="Times New Roman" w:cs="Times New Roman"/>
-                <w:sz w:val="24"/>
-              </w:rPr>
-              <w:t xml:space="preserve"> </w:t>
-            </w:r>
-          </w:p>
-        </w:tc>
-        <w:tc>
-          <w:tcPr>
-            <w:tcW w:w="2268" w:type="dxa"/>
-            <w:tcBorders>
-              <w:top w:val="single" w:sz="4" w:space="0" w:color="000000"/>
-              <w:left w:val="single" w:sz="4" w:space="0" w:color="000000"/>
-              <w:bottom w:val="single" w:sz="4" w:space="0" w:color="000000"/>
-              <w:right w:val="single" w:sz="4" w:space="0" w:color="000000"/>
-            </w:tcBorders>
-          </w:tcPr>
-          <w:p>
-            <w:r>
-              <w:rPr>
-                <w:rFonts w:ascii="Times New Roman" w:eastAsia="Times New Roman" w:hAnsi="Times New Roman" w:cs="Times New Roman"/>
-                <w:sz w:val="24"/>
-              </w:rPr>
-              <w:t xml:space="preserve"> </w:t>
-            </w:r>
-          </w:p>
-        </w:tc>
-        <w:tc>
-          <w:tcPr>
-            <w:tcW w:w="2266" w:type="dxa"/>
-            <w:tcBorders>
-              <w:top w:val="single" w:sz="4" w:space="0" w:color="000000"/>
-              <w:left w:val="single" w:sz="4" w:space="0" w:color="000000"/>
-              <w:bottom w:val="single" w:sz="4" w:space="0" w:color="000000"/>
-              <w:right w:val="single" w:sz="4" w:space="0" w:color="000000"/>
-            </w:tcBorders>
-          </w:tcPr>
-          <w:p>
-            <w:r>
-              <w:rPr>
-                <w:rFonts w:ascii="Times New Roman" w:eastAsia="Times New Roman" w:hAnsi="Times New Roman" w:cs="Times New Roman"/>
-                <w:sz w:val="24"/>
-              </w:rPr>
-              <w:t xml:space="preserve"> </w:t>
-            </w:r>
-          </w:p>
-        </w:tc>
-      </w:tr>
-    </w:tbl>
-    <w:p>
-      <w:pPr>
-        <w:pStyle w:val="Nadpis3"/>
-        <w:spacing w:after="0"/>
-        <w:ind w:left="-5"/>
-      </w:pPr>
-      <w:bookmarkStart w:id="13" w:name="_Toc225844749"/>
-      <w:r>
-        <w:t>1.3</w:t>
-      </w:r>
-      <w:r>
-        <w:rPr>
-          <w:rFonts w:ascii="Arial" w:eastAsia="Arial" w:hAnsi="Arial" w:cs="Arial"/>
-        </w:rPr>
-        <w:t xml:space="preserve"> </w:t>
-      </w:r>
-      <w:r>
-        <w:t>Grafy</w:t>
-      </w:r>
-      <w:bookmarkEnd w:id="13"/>
-      <w:r>
-        <w:t xml:space="preserve"> </w:t>
-      </w:r>
-    </w:p>
-    <w:p>
-      <w:pPr>
-        <w:spacing w:after="187"/>
-        <w:ind w:left="874"/>
-      </w:pPr>
-      <w:r>
-        <w:rPr>
-          <w:noProof/>
-        </w:rPr>
-        <mc:AlternateContent>
-          <mc:Choice Requires="wpg">
-            <w:drawing>
-              <wp:inline distT="0" distB="0" distL="0" distR="0" wp14:anchorId="0700CCCB" wp14:editId="44BD354D">
-                <wp:extent cx="4686935" cy="2548708"/>
-                <wp:effectExtent l="0" t="0" r="0" b="0"/>
-                <wp:docPr id="9678" name="Group 9678"/>
-                <wp:cNvGraphicFramePr/>
-                <a:graphic xmlns:a="http://schemas.openxmlformats.org/drawingml/2006/main">
-                  <a:graphicData uri="http://schemas.microsoft.com/office/word/2010/wordprocessingGroup">
-                    <wpg:wgp>
-                      <wpg:cNvGrpSpPr/>
-                      <wpg:grpSpPr>
-                        <a:xfrm>
-                          <a:off x="0" y="0"/>
-                          <a:ext cx="4686935" cy="2548708"/>
-                          <a:chOff x="0" y="0"/>
-                          <a:chExt cx="4686935" cy="2548708"/>
-                        </a:xfrm>
-                      </wpg:grpSpPr>
-                      <wps:wsp>
-                        <wps:cNvPr id="992" name="Rectangle 992"/>
-                        <wps:cNvSpPr/>
-                        <wps:spPr>
-                          <a:xfrm>
-                            <a:off x="4648835" y="2410075"/>
-                            <a:ext cx="50673" cy="184382"/>
-                          </a:xfrm>
-                          <a:prstGeom prst="rect">
-                            <a:avLst/>
-                          </a:prstGeom>
-                          <a:ln>
-                            <a:noFill/>
-                          </a:ln>
-                        </wps:spPr>
-                        <wps:txbx>
-                          <w:txbxContent>
-                            <w:p>
-                              <w:r>
-                                <w:rPr>
-                                  <w:rFonts w:ascii="Times New Roman" w:eastAsia="Times New Roman" w:hAnsi="Times New Roman" w:cs="Times New Roman"/>
-                                  <w:sz w:val="24"/>
-                                </w:rPr>
-                                <w:t xml:space="preserve"> </w:t>
-                              </w:r>
-                            </w:p>
-                          </w:txbxContent>
-                        </wps:txbx>
-                        <wps:bodyPr horzOverflow="overflow" vert="horz" lIns="0" tIns="0" rIns="0" bIns="0" rtlCol="0">
-                          <a:noAutofit/>
-                        </wps:bodyPr>
-                      </wps:wsp>
-                      <wps:wsp>
-                        <wps:cNvPr id="1052" name="Shape 1052"/>
-                        <wps:cNvSpPr/>
-                        <wps:spPr>
-                          <a:xfrm>
-                            <a:off x="602234" y="1901825"/>
-                            <a:ext cx="3786378" cy="0"/>
-                          </a:xfrm>
-                          <a:custGeom>
-                            <a:avLst/>
-                            <a:gdLst/>
-                            <a:ahLst/>
-                            <a:cxnLst/>
-                            <a:rect l="0" t="0" r="0" b="0"/>
-                            <a:pathLst>
-                              <a:path w="3786378">
-                                <a:moveTo>
-                                  <a:pt x="0" y="0"/>
-                                </a:moveTo>
-                                <a:lnTo>
-                                  <a:pt x="3786378" y="0"/>
-                                </a:lnTo>
-                              </a:path>
-                            </a:pathLst>
-                          </a:custGeom>
-                          <a:ln w="9525" cap="flat">
-                            <a:round/>
-                          </a:ln>
-                        </wps:spPr>
-                        <wps:style>
-                          <a:lnRef idx="1">
-                            <a:srgbClr val="E7E6E6"/>
-                          </a:lnRef>
-                          <a:fillRef idx="0">
-                            <a:srgbClr val="000000">
-                              <a:alpha val="0"/>
-                            </a:srgbClr>
-                          </a:fillRef>
-                          <a:effectRef idx="0">
-                            <a:scrgbClr r="0" g="0" b="0"/>
-                          </a:effectRef>
-                          <a:fontRef idx="none"/>
-                        </wps:style>
-                        <wps:bodyPr/>
-                      </wps:wsp>
-                      <wps:wsp>
-                        <wps:cNvPr id="1053" name="Shape 1053"/>
-                        <wps:cNvSpPr/>
-                        <wps:spPr>
-                          <a:xfrm>
-                            <a:off x="602234" y="1737233"/>
-                            <a:ext cx="3786378" cy="0"/>
-                          </a:xfrm>
-                          <a:custGeom>
-                            <a:avLst/>
-                            <a:gdLst/>
-                            <a:ahLst/>
-                            <a:cxnLst/>
-                            <a:rect l="0" t="0" r="0" b="0"/>
-                            <a:pathLst>
-                              <a:path w="3786378">
-                                <a:moveTo>
-                                  <a:pt x="0" y="0"/>
-                                </a:moveTo>
-                                <a:lnTo>
-                                  <a:pt x="3786378" y="0"/>
-                                </a:lnTo>
-                              </a:path>
-                            </a:pathLst>
-                          </a:custGeom>
-                          <a:ln w="9525" cap="flat">
-                            <a:round/>
-                          </a:ln>
-                        </wps:spPr>
-                        <wps:style>
-                          <a:lnRef idx="1">
-                            <a:srgbClr val="E7E6E6"/>
-                          </a:lnRef>
-                          <a:fillRef idx="0">
-                            <a:srgbClr val="000000">
-                              <a:alpha val="0"/>
-                            </a:srgbClr>
-                          </a:fillRef>
-                          <a:effectRef idx="0">
-                            <a:scrgbClr r="0" g="0" b="0"/>
-                          </a:effectRef>
-                          <a:fontRef idx="none"/>
-                        </wps:style>
-                        <wps:bodyPr/>
-                      </wps:wsp>
-                      <wps:wsp>
-                        <wps:cNvPr id="1054" name="Shape 1054"/>
-                        <wps:cNvSpPr/>
-                        <wps:spPr>
-                          <a:xfrm>
-                            <a:off x="602234" y="1571117"/>
-                            <a:ext cx="3786378" cy="0"/>
-                          </a:xfrm>
-                          <a:custGeom>
-                            <a:avLst/>
-                            <a:gdLst/>
-                            <a:ahLst/>
-                            <a:cxnLst/>
-                            <a:rect l="0" t="0" r="0" b="0"/>
-                            <a:pathLst>
-                              <a:path w="3786378">
-                                <a:moveTo>
-                                  <a:pt x="0" y="0"/>
-                                </a:moveTo>
-                                <a:lnTo>
-                                  <a:pt x="3786378" y="0"/>
-                                </a:lnTo>
-                              </a:path>
-                            </a:pathLst>
-                          </a:custGeom>
-                          <a:ln w="9525" cap="flat">
-                            <a:round/>
-                          </a:ln>
-                        </wps:spPr>
-                        <wps:style>
-                          <a:lnRef idx="1">
-                            <a:srgbClr val="E7E6E6"/>
-                          </a:lnRef>
-                          <a:fillRef idx="0">
-                            <a:srgbClr val="000000">
-                              <a:alpha val="0"/>
-                            </a:srgbClr>
-                          </a:fillRef>
-                          <a:effectRef idx="0">
-                            <a:scrgbClr r="0" g="0" b="0"/>
-                          </a:effectRef>
-                          <a:fontRef idx="none"/>
-                        </wps:style>
-                        <wps:bodyPr/>
-                      </wps:wsp>
-                      <wps:wsp>
-                        <wps:cNvPr id="1055" name="Shape 1055"/>
-                        <wps:cNvSpPr/>
-                        <wps:spPr>
-                          <a:xfrm>
-                            <a:off x="602234" y="1405001"/>
-                            <a:ext cx="3786378" cy="0"/>
-                          </a:xfrm>
-                          <a:custGeom>
-                            <a:avLst/>
-                            <a:gdLst/>
-                            <a:ahLst/>
-                            <a:cxnLst/>
-                            <a:rect l="0" t="0" r="0" b="0"/>
-                            <a:pathLst>
-                              <a:path w="3786378">
-                                <a:moveTo>
-                                  <a:pt x="0" y="0"/>
-                                </a:moveTo>
-                                <a:lnTo>
-                                  <a:pt x="3786378" y="0"/>
-                                </a:lnTo>
-                              </a:path>
-                            </a:pathLst>
-                          </a:custGeom>
-                          <a:ln w="9525" cap="flat">
-                            <a:round/>
-                          </a:ln>
-                        </wps:spPr>
-                        <wps:style>
-                          <a:lnRef idx="1">
-                            <a:srgbClr val="E7E6E6"/>
-                          </a:lnRef>
-                          <a:fillRef idx="0">
-                            <a:srgbClr val="000000">
-                              <a:alpha val="0"/>
-                            </a:srgbClr>
-                          </a:fillRef>
-                          <a:effectRef idx="0">
-                            <a:scrgbClr r="0" g="0" b="0"/>
-                          </a:effectRef>
-                          <a:fontRef idx="none"/>
-                        </wps:style>
-                        <wps:bodyPr/>
-                      </wps:wsp>
-                      <wps:wsp>
-                        <wps:cNvPr id="1056" name="Shape 1056"/>
-                        <wps:cNvSpPr/>
-                        <wps:spPr>
-                          <a:xfrm>
-                            <a:off x="602234" y="1240409"/>
-                            <a:ext cx="3786378" cy="0"/>
-                          </a:xfrm>
-                          <a:custGeom>
-                            <a:avLst/>
-                            <a:gdLst/>
-                            <a:ahLst/>
-                            <a:cxnLst/>
-                            <a:rect l="0" t="0" r="0" b="0"/>
-                            <a:pathLst>
-                              <a:path w="3786378">
-                                <a:moveTo>
-                                  <a:pt x="0" y="0"/>
-                                </a:moveTo>
-                                <a:lnTo>
-                                  <a:pt x="3786378" y="0"/>
-                                </a:lnTo>
-                              </a:path>
-                            </a:pathLst>
-                          </a:custGeom>
-                          <a:ln w="9525" cap="flat">
-                            <a:round/>
-                          </a:ln>
-                        </wps:spPr>
-                        <wps:style>
-                          <a:lnRef idx="1">
-                            <a:srgbClr val="E7E6E6"/>
-                          </a:lnRef>
-                          <a:fillRef idx="0">
-                            <a:srgbClr val="000000">
-                              <a:alpha val="0"/>
-                            </a:srgbClr>
-                          </a:fillRef>
-                          <a:effectRef idx="0">
-                            <a:scrgbClr r="0" g="0" b="0"/>
-                          </a:effectRef>
-                          <a:fontRef idx="none"/>
-                        </wps:style>
-                        <wps:bodyPr/>
-                      </wps:wsp>
-                      <wps:wsp>
-                        <wps:cNvPr id="1057" name="Shape 1057"/>
-                        <wps:cNvSpPr/>
-                        <wps:spPr>
-                          <a:xfrm>
-                            <a:off x="602234" y="1074293"/>
-                            <a:ext cx="3786378" cy="0"/>
-                          </a:xfrm>
-                          <a:custGeom>
-                            <a:avLst/>
-                            <a:gdLst/>
-                            <a:ahLst/>
-                            <a:cxnLst/>
-                            <a:rect l="0" t="0" r="0" b="0"/>
-                            <a:pathLst>
-                              <a:path w="3786378">
-                                <a:moveTo>
-                                  <a:pt x="0" y="0"/>
-                                </a:moveTo>
-                                <a:lnTo>
-                                  <a:pt x="3786378" y="0"/>
-                                </a:lnTo>
-                              </a:path>
-                            </a:pathLst>
-                          </a:custGeom>
-                          <a:ln w="9525" cap="flat">
-                            <a:round/>
-                          </a:ln>
-                        </wps:spPr>
-                        <wps:style>
-                          <a:lnRef idx="1">
-                            <a:srgbClr val="E7E6E6"/>
-                          </a:lnRef>
-                          <a:fillRef idx="0">
-                            <a:srgbClr val="000000">
-                              <a:alpha val="0"/>
-                            </a:srgbClr>
-                          </a:fillRef>
-                          <a:effectRef idx="0">
-                            <a:scrgbClr r="0" g="0" b="0"/>
-                          </a:effectRef>
-                          <a:fontRef idx="none"/>
-                        </wps:style>
-                        <wps:bodyPr/>
-                      </wps:wsp>
-                      <wps:wsp>
-                        <wps:cNvPr id="1058" name="Shape 1058"/>
-                        <wps:cNvSpPr/>
-                        <wps:spPr>
-                          <a:xfrm>
-                            <a:off x="602234" y="908177"/>
-                            <a:ext cx="3786378" cy="0"/>
-                          </a:xfrm>
-                          <a:custGeom>
-                            <a:avLst/>
-                            <a:gdLst/>
-                            <a:ahLst/>
-                            <a:cxnLst/>
-                            <a:rect l="0" t="0" r="0" b="0"/>
-                            <a:pathLst>
-                              <a:path w="3786378">
-                                <a:moveTo>
-                                  <a:pt x="0" y="0"/>
-                                </a:moveTo>
-                                <a:lnTo>
-                                  <a:pt x="3786378" y="0"/>
-                                </a:lnTo>
-                              </a:path>
-                            </a:pathLst>
-                          </a:custGeom>
-                          <a:ln w="9525" cap="flat">
-                            <a:round/>
-                          </a:ln>
-                        </wps:spPr>
-                        <wps:style>
-                          <a:lnRef idx="1">
-                            <a:srgbClr val="E7E6E6"/>
-                          </a:lnRef>
-                          <a:fillRef idx="0">
-                            <a:srgbClr val="000000">
-                              <a:alpha val="0"/>
-                            </a:srgbClr>
-                          </a:fillRef>
-                          <a:effectRef idx="0">
-                            <a:scrgbClr r="0" g="0" b="0"/>
-                          </a:effectRef>
-                          <a:fontRef idx="none"/>
-                        </wps:style>
-                        <wps:bodyPr/>
-                      </wps:wsp>
-                      <wps:wsp>
-                        <wps:cNvPr id="1059" name="Shape 1059"/>
-                        <wps:cNvSpPr/>
-                        <wps:spPr>
-                          <a:xfrm>
-                            <a:off x="602234" y="743585"/>
-                            <a:ext cx="3786378" cy="0"/>
-                          </a:xfrm>
-                          <a:custGeom>
-                            <a:avLst/>
-                            <a:gdLst/>
-                            <a:ahLst/>
-                            <a:cxnLst/>
-                            <a:rect l="0" t="0" r="0" b="0"/>
-                            <a:pathLst>
-                              <a:path w="3786378">
-                                <a:moveTo>
-                                  <a:pt x="0" y="0"/>
-                                </a:moveTo>
-                                <a:lnTo>
-                                  <a:pt x="3786378" y="0"/>
-                                </a:lnTo>
-                              </a:path>
-                            </a:pathLst>
-                          </a:custGeom>
-                          <a:ln w="9525" cap="flat">
-                            <a:round/>
-                          </a:ln>
-                        </wps:spPr>
-                        <wps:style>
-                          <a:lnRef idx="1">
-                            <a:srgbClr val="E7E6E6"/>
-                          </a:lnRef>
-                          <a:fillRef idx="0">
-                            <a:srgbClr val="000000">
-                              <a:alpha val="0"/>
-                            </a:srgbClr>
-                          </a:fillRef>
-                          <a:effectRef idx="0">
-                            <a:scrgbClr r="0" g="0" b="0"/>
-                          </a:effectRef>
-                          <a:fontRef idx="none"/>
-                        </wps:style>
-                        <wps:bodyPr/>
-                      </wps:wsp>
-                      <wps:wsp>
-                        <wps:cNvPr id="1060" name="Shape 1060"/>
-                        <wps:cNvSpPr/>
-                        <wps:spPr>
-                          <a:xfrm>
-                            <a:off x="602234" y="577469"/>
-                            <a:ext cx="3786378" cy="0"/>
-                          </a:xfrm>
-                          <a:custGeom>
-                            <a:avLst/>
-                            <a:gdLst/>
-                            <a:ahLst/>
-                            <a:cxnLst/>
-                            <a:rect l="0" t="0" r="0" b="0"/>
-                            <a:pathLst>
-                              <a:path w="3786378">
-                                <a:moveTo>
-                                  <a:pt x="0" y="0"/>
-                                </a:moveTo>
-                                <a:lnTo>
-                                  <a:pt x="3786378" y="0"/>
-                                </a:lnTo>
-                              </a:path>
-                            </a:pathLst>
-                          </a:custGeom>
-                          <a:ln w="9525" cap="flat">
-                            <a:round/>
-                          </a:ln>
-                        </wps:spPr>
-                        <wps:style>
-                          <a:lnRef idx="1">
-                            <a:srgbClr val="E7E6E6"/>
-                          </a:lnRef>
-                          <a:fillRef idx="0">
-                            <a:srgbClr val="000000">
-                              <a:alpha val="0"/>
-                            </a:srgbClr>
-                          </a:fillRef>
-                          <a:effectRef idx="0">
-                            <a:scrgbClr r="0" g="0" b="0"/>
-                          </a:effectRef>
-                          <a:fontRef idx="none"/>
-                        </wps:style>
-                        <wps:bodyPr/>
-                      </wps:wsp>
-                      <wps:wsp>
-                        <wps:cNvPr id="1061" name="Shape 1061"/>
-                        <wps:cNvSpPr/>
-                        <wps:spPr>
-                          <a:xfrm>
-                            <a:off x="602234" y="411988"/>
-                            <a:ext cx="3786378" cy="0"/>
-                          </a:xfrm>
-                          <a:custGeom>
-                            <a:avLst/>
-                            <a:gdLst/>
-                            <a:ahLst/>
-                            <a:cxnLst/>
-                            <a:rect l="0" t="0" r="0" b="0"/>
-                            <a:pathLst>
-                              <a:path w="3786378">
-                                <a:moveTo>
-                                  <a:pt x="0" y="0"/>
-                                </a:moveTo>
-                                <a:lnTo>
-                                  <a:pt x="3786378" y="0"/>
-                                </a:lnTo>
-                              </a:path>
-                            </a:pathLst>
-                          </a:custGeom>
-                          <a:ln w="9525" cap="flat">
-                            <a:round/>
-                          </a:ln>
-                        </wps:spPr>
-                        <wps:style>
-                          <a:lnRef idx="1">
-                            <a:srgbClr val="E7E6E6"/>
-                          </a:lnRef>
-                          <a:fillRef idx="0">
-                            <a:srgbClr val="000000">
-                              <a:alpha val="0"/>
-                            </a:srgbClr>
-                          </a:fillRef>
-                          <a:effectRef idx="0">
-                            <a:scrgbClr r="0" g="0" b="0"/>
-                          </a:effectRef>
-                          <a:fontRef idx="none"/>
-                        </wps:style>
-                        <wps:bodyPr/>
-                      </wps:wsp>
-                      <wps:wsp>
-                        <wps:cNvPr id="1062" name="Shape 1062"/>
-                        <wps:cNvSpPr/>
-                        <wps:spPr>
-                          <a:xfrm>
-                            <a:off x="602234" y="411988"/>
-                            <a:ext cx="0" cy="1655953"/>
-                          </a:xfrm>
-                          <a:custGeom>
-                            <a:avLst/>
-                            <a:gdLst/>
-                            <a:ahLst/>
-                            <a:cxnLst/>
-                            <a:rect l="0" t="0" r="0" b="0"/>
-                            <a:pathLst>
-                              <a:path h="1655953">
-                                <a:moveTo>
-                                  <a:pt x="0" y="0"/>
-                                </a:moveTo>
-                                <a:lnTo>
-                                  <a:pt x="0" y="1655953"/>
-                                </a:lnTo>
-                              </a:path>
-                            </a:pathLst>
-                          </a:custGeom>
-                          <a:ln w="9525" cap="flat">
-                            <a:round/>
-                          </a:ln>
-                        </wps:spPr>
-                        <wps:style>
-                          <a:lnRef idx="1">
-                            <a:srgbClr val="E7E6E6"/>
-                          </a:lnRef>
-                          <a:fillRef idx="0">
-                            <a:srgbClr val="000000">
-                              <a:alpha val="0"/>
-                            </a:srgbClr>
-                          </a:fillRef>
-                          <a:effectRef idx="0">
-                            <a:scrgbClr r="0" g="0" b="0"/>
-                          </a:effectRef>
-                          <a:fontRef idx="none"/>
-                        </wps:style>
-                        <wps:bodyPr/>
-                      </wps:wsp>
-                      <wps:wsp>
-                        <wps:cNvPr id="1063" name="Shape 1063"/>
-                        <wps:cNvSpPr/>
-                        <wps:spPr>
-                          <a:xfrm>
-                            <a:off x="791845" y="411988"/>
-                            <a:ext cx="0" cy="1655953"/>
-                          </a:xfrm>
-                          <a:custGeom>
-                            <a:avLst/>
-                            <a:gdLst/>
-                            <a:ahLst/>
-                            <a:cxnLst/>
-                            <a:rect l="0" t="0" r="0" b="0"/>
-                            <a:pathLst>
-                              <a:path h="1655953">
-                                <a:moveTo>
-                                  <a:pt x="0" y="0"/>
-                                </a:moveTo>
-                                <a:lnTo>
-                                  <a:pt x="0" y="1655953"/>
-                                </a:lnTo>
-                              </a:path>
-                            </a:pathLst>
-                          </a:custGeom>
-                          <a:ln w="9525" cap="flat">
-                            <a:round/>
-                          </a:ln>
-                        </wps:spPr>
-                        <wps:style>
-                          <a:lnRef idx="1">
-                            <a:srgbClr val="E7E6E6"/>
-                          </a:lnRef>
-                          <a:fillRef idx="0">
-                            <a:srgbClr val="000000">
-                              <a:alpha val="0"/>
-                            </a:srgbClr>
-                          </a:fillRef>
-                          <a:effectRef idx="0">
-                            <a:scrgbClr r="0" g="0" b="0"/>
-                          </a:effectRef>
-                          <a:fontRef idx="none"/>
-                        </wps:style>
-                        <wps:bodyPr/>
-                      </wps:wsp>
-                      <wps:wsp>
-                        <wps:cNvPr id="1064" name="Shape 1064"/>
-                        <wps:cNvSpPr/>
-                        <wps:spPr>
-                          <a:xfrm>
-                            <a:off x="980821" y="411988"/>
-                            <a:ext cx="0" cy="1655953"/>
-                          </a:xfrm>
-                          <a:custGeom>
-                            <a:avLst/>
-                            <a:gdLst/>
-                            <a:ahLst/>
-                            <a:cxnLst/>
-                            <a:rect l="0" t="0" r="0" b="0"/>
-                            <a:pathLst>
-                              <a:path h="1655953">
-                                <a:moveTo>
-                                  <a:pt x="0" y="0"/>
-                                </a:moveTo>
-                                <a:lnTo>
-                                  <a:pt x="0" y="1655953"/>
-                                </a:lnTo>
-                              </a:path>
-                            </a:pathLst>
-                          </a:custGeom>
-                          <a:ln w="9525" cap="flat">
-                            <a:round/>
-                          </a:ln>
-                        </wps:spPr>
-                        <wps:style>
-                          <a:lnRef idx="1">
-                            <a:srgbClr val="E7E6E6"/>
-                          </a:lnRef>
-                          <a:fillRef idx="0">
-                            <a:srgbClr val="000000">
-                              <a:alpha val="0"/>
-                            </a:srgbClr>
-                          </a:fillRef>
-                          <a:effectRef idx="0">
-                            <a:scrgbClr r="0" g="0" b="0"/>
-                          </a:effectRef>
-                          <a:fontRef idx="none"/>
-                        </wps:style>
-                        <wps:bodyPr/>
-                      </wps:wsp>
-                      <wps:wsp>
-                        <wps:cNvPr id="1065" name="Shape 1065"/>
-                        <wps:cNvSpPr/>
-                        <wps:spPr>
-                          <a:xfrm>
-                            <a:off x="1169797" y="411988"/>
-                            <a:ext cx="0" cy="1655953"/>
-                          </a:xfrm>
-                          <a:custGeom>
-                            <a:avLst/>
-                            <a:gdLst/>
-                            <a:ahLst/>
-                            <a:cxnLst/>
-                            <a:rect l="0" t="0" r="0" b="0"/>
-                            <a:pathLst>
-                              <a:path h="1655953">
-                                <a:moveTo>
-                                  <a:pt x="0" y="0"/>
-                                </a:moveTo>
-                                <a:lnTo>
-                                  <a:pt x="0" y="1655953"/>
-                                </a:lnTo>
-                              </a:path>
-                            </a:pathLst>
-                          </a:custGeom>
-                          <a:ln w="9525" cap="flat">
-                            <a:round/>
-                          </a:ln>
-                        </wps:spPr>
-                        <wps:style>
-                          <a:lnRef idx="1">
-                            <a:srgbClr val="E7E6E6"/>
-                          </a:lnRef>
-                          <a:fillRef idx="0">
-                            <a:srgbClr val="000000">
-                              <a:alpha val="0"/>
-                            </a:srgbClr>
-                          </a:fillRef>
-                          <a:effectRef idx="0">
-                            <a:scrgbClr r="0" g="0" b="0"/>
-                          </a:effectRef>
-                          <a:fontRef idx="none"/>
-                        </wps:style>
-                        <wps:bodyPr/>
-                      </wps:wsp>
-                      <wps:wsp>
-                        <wps:cNvPr id="1066" name="Shape 1066"/>
-                        <wps:cNvSpPr/>
-                        <wps:spPr>
-                          <a:xfrm>
-                            <a:off x="1360297" y="411988"/>
-                            <a:ext cx="0" cy="1655953"/>
-                          </a:xfrm>
-                          <a:custGeom>
-                            <a:avLst/>
-                            <a:gdLst/>
-                            <a:ahLst/>
-                            <a:cxnLst/>
-                            <a:rect l="0" t="0" r="0" b="0"/>
-                            <a:pathLst>
-                              <a:path h="1655953">
-                                <a:moveTo>
-                                  <a:pt x="0" y="0"/>
-                                </a:moveTo>
-                                <a:lnTo>
-                                  <a:pt x="0" y="1655953"/>
-                                </a:lnTo>
-                              </a:path>
-                            </a:pathLst>
-                          </a:custGeom>
-                          <a:ln w="9525" cap="flat">
-                            <a:round/>
-                          </a:ln>
-                        </wps:spPr>
-                        <wps:style>
-                          <a:lnRef idx="1">
-                            <a:srgbClr val="E7E6E6"/>
-                          </a:lnRef>
-                          <a:fillRef idx="0">
-                            <a:srgbClr val="000000">
-                              <a:alpha val="0"/>
-                            </a:srgbClr>
-                          </a:fillRef>
-                          <a:effectRef idx="0">
-                            <a:scrgbClr r="0" g="0" b="0"/>
-                          </a:effectRef>
-                          <a:fontRef idx="none"/>
-                        </wps:style>
-                        <wps:bodyPr/>
-                      </wps:wsp>
-                      <wps:wsp>
-                        <wps:cNvPr id="1067" name="Shape 1067"/>
-                        <wps:cNvSpPr/>
-                        <wps:spPr>
-                          <a:xfrm>
-                            <a:off x="1549273" y="411988"/>
-                            <a:ext cx="0" cy="1655953"/>
-                          </a:xfrm>
-                          <a:custGeom>
-                            <a:avLst/>
-                            <a:gdLst/>
-                            <a:ahLst/>
-                            <a:cxnLst/>
-                            <a:rect l="0" t="0" r="0" b="0"/>
-                            <a:pathLst>
-                              <a:path h="1655953">
-                                <a:moveTo>
-                                  <a:pt x="0" y="0"/>
-                                </a:moveTo>
-                                <a:lnTo>
-                                  <a:pt x="0" y="1655953"/>
-                                </a:lnTo>
-                              </a:path>
-                            </a:pathLst>
-                          </a:custGeom>
-                          <a:ln w="9525" cap="flat">
-                            <a:round/>
-                          </a:ln>
-                        </wps:spPr>
-                        <wps:style>
-                          <a:lnRef idx="1">
-                            <a:srgbClr val="E7E6E6"/>
-                          </a:lnRef>
-                          <a:fillRef idx="0">
-                            <a:srgbClr val="000000">
-                              <a:alpha val="0"/>
-                            </a:srgbClr>
-                          </a:fillRef>
-                          <a:effectRef idx="0">
-                            <a:scrgbClr r="0" g="0" b="0"/>
-                          </a:effectRef>
-                          <a:fontRef idx="none"/>
-                        </wps:style>
-                        <wps:bodyPr/>
-                      </wps:wsp>
-                      <wps:wsp>
-                        <wps:cNvPr id="1068" name="Shape 1068"/>
-                        <wps:cNvSpPr/>
-                        <wps:spPr>
-                          <a:xfrm>
-                            <a:off x="1738249" y="411988"/>
-                            <a:ext cx="0" cy="1655953"/>
-                          </a:xfrm>
-                          <a:custGeom>
-                            <a:avLst/>
-                            <a:gdLst/>
-                            <a:ahLst/>
-                            <a:cxnLst/>
-                            <a:rect l="0" t="0" r="0" b="0"/>
-                            <a:pathLst>
-                              <a:path h="1655953">
-                                <a:moveTo>
-                                  <a:pt x="0" y="0"/>
-                                </a:moveTo>
-                                <a:lnTo>
-                                  <a:pt x="0" y="1655953"/>
-                                </a:lnTo>
-                              </a:path>
-                            </a:pathLst>
-                          </a:custGeom>
-                          <a:ln w="9525" cap="flat">
-                            <a:round/>
-                          </a:ln>
-                        </wps:spPr>
-                        <wps:style>
-                          <a:lnRef idx="1">
-                            <a:srgbClr val="E7E6E6"/>
-                          </a:lnRef>
-                          <a:fillRef idx="0">
-                            <a:srgbClr val="000000">
-                              <a:alpha val="0"/>
-                            </a:srgbClr>
-                          </a:fillRef>
-                          <a:effectRef idx="0">
-                            <a:scrgbClr r="0" g="0" b="0"/>
-                          </a:effectRef>
-                          <a:fontRef idx="none"/>
-                        </wps:style>
-                        <wps:bodyPr/>
-                      </wps:wsp>
-                      <wps:wsp>
-                        <wps:cNvPr id="1069" name="Shape 1069"/>
-                        <wps:cNvSpPr/>
-                        <wps:spPr>
-                          <a:xfrm>
-                            <a:off x="1927225" y="411988"/>
-                            <a:ext cx="0" cy="1655953"/>
-                          </a:xfrm>
-                          <a:custGeom>
-                            <a:avLst/>
-                            <a:gdLst/>
-                            <a:ahLst/>
-                            <a:cxnLst/>
-                            <a:rect l="0" t="0" r="0" b="0"/>
-                            <a:pathLst>
-                              <a:path h="1655953">
-                                <a:moveTo>
-                                  <a:pt x="0" y="0"/>
-                                </a:moveTo>
-                                <a:lnTo>
-                                  <a:pt x="0" y="1655953"/>
-                                </a:lnTo>
-                              </a:path>
-                            </a:pathLst>
-                          </a:custGeom>
-                          <a:ln w="9525" cap="flat">
-                            <a:round/>
-                          </a:ln>
-                        </wps:spPr>
-                        <wps:style>
-                          <a:lnRef idx="1">
-                            <a:srgbClr val="E7E6E6"/>
-                          </a:lnRef>
-                          <a:fillRef idx="0">
-                            <a:srgbClr val="000000">
-                              <a:alpha val="0"/>
-                            </a:srgbClr>
-                          </a:fillRef>
-                          <a:effectRef idx="0">
-                            <a:scrgbClr r="0" g="0" b="0"/>
-                          </a:effectRef>
-                          <a:fontRef idx="none"/>
-                        </wps:style>
-                        <wps:bodyPr/>
-                      </wps:wsp>
-                      <wps:wsp>
-                        <wps:cNvPr id="1070" name="Shape 1070"/>
-                        <wps:cNvSpPr/>
-                        <wps:spPr>
-                          <a:xfrm>
-                            <a:off x="2116201" y="411988"/>
-                            <a:ext cx="0" cy="1655953"/>
-                          </a:xfrm>
-                          <a:custGeom>
-                            <a:avLst/>
-                            <a:gdLst/>
-                            <a:ahLst/>
-                            <a:cxnLst/>
-                            <a:rect l="0" t="0" r="0" b="0"/>
-                            <a:pathLst>
-                              <a:path h="1655953">
-                                <a:moveTo>
-                                  <a:pt x="0" y="0"/>
-                                </a:moveTo>
-                                <a:lnTo>
-                                  <a:pt x="0" y="1655953"/>
-                                </a:lnTo>
-                              </a:path>
-                            </a:pathLst>
-                          </a:custGeom>
-                          <a:ln w="9525" cap="flat">
-                            <a:round/>
-                          </a:ln>
-                        </wps:spPr>
-                        <wps:style>
-                          <a:lnRef idx="1">
-                            <a:srgbClr val="E7E6E6"/>
-                          </a:lnRef>
-                          <a:fillRef idx="0">
-                            <a:srgbClr val="000000">
-                              <a:alpha val="0"/>
-                            </a:srgbClr>
-                          </a:fillRef>
-                          <a:effectRef idx="0">
-                            <a:scrgbClr r="0" g="0" b="0"/>
-                          </a:effectRef>
-                          <a:fontRef idx="none"/>
-                        </wps:style>
-                        <wps:bodyPr/>
-                      </wps:wsp>
-                      <wps:wsp>
-                        <wps:cNvPr id="1071" name="Shape 1071"/>
-                        <wps:cNvSpPr/>
-                        <wps:spPr>
-                          <a:xfrm>
-                            <a:off x="2306701" y="411988"/>
-                            <a:ext cx="0" cy="1655953"/>
-                          </a:xfrm>
-                          <a:custGeom>
-                            <a:avLst/>
-                            <a:gdLst/>
-                            <a:ahLst/>
-                            <a:cxnLst/>
-                            <a:rect l="0" t="0" r="0" b="0"/>
-                            <a:pathLst>
-                              <a:path h="1655953">
-                                <a:moveTo>
-                                  <a:pt x="0" y="0"/>
-                                </a:moveTo>
-                                <a:lnTo>
-                                  <a:pt x="0" y="1655953"/>
-                                </a:lnTo>
-                              </a:path>
-                            </a:pathLst>
-                          </a:custGeom>
-                          <a:ln w="9525" cap="flat">
-                            <a:round/>
-                          </a:ln>
-                        </wps:spPr>
-                        <wps:style>
-                          <a:lnRef idx="1">
-                            <a:srgbClr val="E7E6E6"/>
-                          </a:lnRef>
-                          <a:fillRef idx="0">
-                            <a:srgbClr val="000000">
-                              <a:alpha val="0"/>
-                            </a:srgbClr>
-                          </a:fillRef>
-                          <a:effectRef idx="0">
-                            <a:scrgbClr r="0" g="0" b="0"/>
-                          </a:effectRef>
-                          <a:fontRef idx="none"/>
-                        </wps:style>
-                        <wps:bodyPr/>
-                      </wps:wsp>
-                      <wps:wsp>
-                        <wps:cNvPr id="1072" name="Shape 1072"/>
-                        <wps:cNvSpPr/>
-                        <wps:spPr>
-                          <a:xfrm>
-                            <a:off x="2495677" y="411988"/>
-                            <a:ext cx="0" cy="1655953"/>
-                          </a:xfrm>
-                          <a:custGeom>
-                            <a:avLst/>
-                            <a:gdLst/>
-                            <a:ahLst/>
-                            <a:cxnLst/>
-                            <a:rect l="0" t="0" r="0" b="0"/>
-                            <a:pathLst>
-                              <a:path h="1655953">
-                                <a:moveTo>
-                                  <a:pt x="0" y="0"/>
-                                </a:moveTo>
-                                <a:lnTo>
-                                  <a:pt x="0" y="1655953"/>
-                                </a:lnTo>
-                              </a:path>
-                            </a:pathLst>
-                          </a:custGeom>
-                          <a:ln w="9525" cap="flat">
-                            <a:round/>
-                          </a:ln>
-                        </wps:spPr>
-                        <wps:style>
-                          <a:lnRef idx="1">
-                            <a:srgbClr val="E7E6E6"/>
-                          </a:lnRef>
-                          <a:fillRef idx="0">
-                            <a:srgbClr val="000000">
-                              <a:alpha val="0"/>
-                            </a:srgbClr>
-                          </a:fillRef>
-                          <a:effectRef idx="0">
-                            <a:scrgbClr r="0" g="0" b="0"/>
-                          </a:effectRef>
-                          <a:fontRef idx="none"/>
-                        </wps:style>
-                        <wps:bodyPr/>
-                      </wps:wsp>
-                      <wps:wsp>
-                        <wps:cNvPr id="1073" name="Shape 1073"/>
-                        <wps:cNvSpPr/>
-                        <wps:spPr>
-                          <a:xfrm>
-                            <a:off x="2684653" y="411988"/>
-                            <a:ext cx="0" cy="1655953"/>
-                          </a:xfrm>
-                          <a:custGeom>
-                            <a:avLst/>
-                            <a:gdLst/>
-                            <a:ahLst/>
-                            <a:cxnLst/>
-                            <a:rect l="0" t="0" r="0" b="0"/>
-                            <a:pathLst>
-                              <a:path h="1655953">
-                                <a:moveTo>
-                                  <a:pt x="0" y="0"/>
-                                </a:moveTo>
-                                <a:lnTo>
-                                  <a:pt x="0" y="1655953"/>
-                                </a:lnTo>
-                              </a:path>
-                            </a:pathLst>
-                          </a:custGeom>
-                          <a:ln w="9525" cap="flat">
-                            <a:round/>
-                          </a:ln>
-                        </wps:spPr>
-                        <wps:style>
-                          <a:lnRef idx="1">
-                            <a:srgbClr val="E7E6E6"/>
-                          </a:lnRef>
-                          <a:fillRef idx="0">
-                            <a:srgbClr val="000000">
-                              <a:alpha val="0"/>
-                            </a:srgbClr>
-                          </a:fillRef>
-                          <a:effectRef idx="0">
-                            <a:scrgbClr r="0" g="0" b="0"/>
-                          </a:effectRef>
-                          <a:fontRef idx="none"/>
-                        </wps:style>
-                        <wps:bodyPr/>
-                      </wps:wsp>
-                      <wps:wsp>
-                        <wps:cNvPr id="1074" name="Shape 1074"/>
-                        <wps:cNvSpPr/>
-                        <wps:spPr>
-                          <a:xfrm>
-                            <a:off x="2873629" y="411988"/>
-                            <a:ext cx="0" cy="1655953"/>
-                          </a:xfrm>
-                          <a:custGeom>
-                            <a:avLst/>
-                            <a:gdLst/>
-                            <a:ahLst/>
-                            <a:cxnLst/>
-                            <a:rect l="0" t="0" r="0" b="0"/>
-                            <a:pathLst>
-                              <a:path h="1655953">
-                                <a:moveTo>
-                                  <a:pt x="0" y="0"/>
-                                </a:moveTo>
-                                <a:lnTo>
-                                  <a:pt x="0" y="1655953"/>
-                                </a:lnTo>
-                              </a:path>
-                            </a:pathLst>
-                          </a:custGeom>
-                          <a:ln w="9525" cap="flat">
-                            <a:round/>
-                          </a:ln>
-                        </wps:spPr>
-                        <wps:style>
-                          <a:lnRef idx="1">
-                            <a:srgbClr val="E7E6E6"/>
-                          </a:lnRef>
-                          <a:fillRef idx="0">
-                            <a:srgbClr val="000000">
-                              <a:alpha val="0"/>
-                            </a:srgbClr>
-                          </a:fillRef>
-                          <a:effectRef idx="0">
-                            <a:scrgbClr r="0" g="0" b="0"/>
-                          </a:effectRef>
-                          <a:fontRef idx="none"/>
-                        </wps:style>
-                        <wps:bodyPr/>
-                      </wps:wsp>
-                      <wps:wsp>
-                        <wps:cNvPr id="1075" name="Shape 1075"/>
-                        <wps:cNvSpPr/>
-                        <wps:spPr>
-                          <a:xfrm>
-                            <a:off x="3064129" y="411988"/>
-                            <a:ext cx="0" cy="1655953"/>
-                          </a:xfrm>
-                          <a:custGeom>
-                            <a:avLst/>
-                            <a:gdLst/>
-                            <a:ahLst/>
-                            <a:cxnLst/>
-                            <a:rect l="0" t="0" r="0" b="0"/>
-                            <a:pathLst>
-                              <a:path h="1655953">
-                                <a:moveTo>
-                                  <a:pt x="0" y="0"/>
-                                </a:moveTo>
-                                <a:lnTo>
-                                  <a:pt x="0" y="1655953"/>
-                                </a:lnTo>
-                              </a:path>
-                            </a:pathLst>
-                          </a:custGeom>
-                          <a:ln w="9525" cap="flat">
-                            <a:round/>
-                          </a:ln>
-                        </wps:spPr>
-                        <wps:style>
-                          <a:lnRef idx="1">
-                            <a:srgbClr val="E7E6E6"/>
-                          </a:lnRef>
-                          <a:fillRef idx="0">
-                            <a:srgbClr val="000000">
-                              <a:alpha val="0"/>
-                            </a:srgbClr>
-                          </a:fillRef>
-                          <a:effectRef idx="0">
-                            <a:scrgbClr r="0" g="0" b="0"/>
-                          </a:effectRef>
-                          <a:fontRef idx="none"/>
-                        </wps:style>
-                        <wps:bodyPr/>
-                      </wps:wsp>
-                      <wps:wsp>
-                        <wps:cNvPr id="1076" name="Shape 1076"/>
-                        <wps:cNvSpPr/>
-                        <wps:spPr>
-                          <a:xfrm>
-                            <a:off x="3253105" y="411988"/>
-                            <a:ext cx="0" cy="1655953"/>
-                          </a:xfrm>
-                          <a:custGeom>
-                            <a:avLst/>
-                            <a:gdLst/>
-                            <a:ahLst/>
-                            <a:cxnLst/>
-                            <a:rect l="0" t="0" r="0" b="0"/>
-                            <a:pathLst>
-                              <a:path h="1655953">
-                                <a:moveTo>
-                                  <a:pt x="0" y="0"/>
-                                </a:moveTo>
-                                <a:lnTo>
-                                  <a:pt x="0" y="1655953"/>
-                                </a:lnTo>
-                              </a:path>
-                            </a:pathLst>
-                          </a:custGeom>
-                          <a:ln w="9525" cap="flat">
-                            <a:round/>
-                          </a:ln>
-                        </wps:spPr>
-                        <wps:style>
-                          <a:lnRef idx="1">
-                            <a:srgbClr val="E7E6E6"/>
-                          </a:lnRef>
-                          <a:fillRef idx="0">
-                            <a:srgbClr val="000000">
-                              <a:alpha val="0"/>
-                            </a:srgbClr>
-                          </a:fillRef>
-                          <a:effectRef idx="0">
-                            <a:scrgbClr r="0" g="0" b="0"/>
-                          </a:effectRef>
-                          <a:fontRef idx="none"/>
-                        </wps:style>
-                        <wps:bodyPr/>
-                      </wps:wsp>
-                      <wps:wsp>
-                        <wps:cNvPr id="1077" name="Shape 1077"/>
-                        <wps:cNvSpPr/>
-                        <wps:spPr>
-                          <a:xfrm>
-                            <a:off x="3442081" y="411988"/>
-                            <a:ext cx="0" cy="1655953"/>
-                          </a:xfrm>
-                          <a:custGeom>
-                            <a:avLst/>
-                            <a:gdLst/>
-                            <a:ahLst/>
-                            <a:cxnLst/>
-                            <a:rect l="0" t="0" r="0" b="0"/>
-                            <a:pathLst>
-                              <a:path h="1655953">
-                                <a:moveTo>
-                                  <a:pt x="0" y="0"/>
-                                </a:moveTo>
-                                <a:lnTo>
-                                  <a:pt x="0" y="1655953"/>
-                                </a:lnTo>
-                              </a:path>
-                            </a:pathLst>
-                          </a:custGeom>
-                          <a:ln w="9525" cap="flat">
-                            <a:round/>
-                          </a:ln>
-                        </wps:spPr>
-                        <wps:style>
-                          <a:lnRef idx="1">
-                            <a:srgbClr val="E7E6E6"/>
-                          </a:lnRef>
-                          <a:fillRef idx="0">
-                            <a:srgbClr val="000000">
-                              <a:alpha val="0"/>
-                            </a:srgbClr>
-                          </a:fillRef>
-                          <a:effectRef idx="0">
-                            <a:scrgbClr r="0" g="0" b="0"/>
-                          </a:effectRef>
-                          <a:fontRef idx="none"/>
-                        </wps:style>
-                        <wps:bodyPr/>
-                      </wps:wsp>
-                      <wps:wsp>
-                        <wps:cNvPr id="1078" name="Shape 1078"/>
-                        <wps:cNvSpPr/>
-                        <wps:spPr>
-                          <a:xfrm>
-                            <a:off x="3631057" y="411988"/>
-                            <a:ext cx="0" cy="1655953"/>
-                          </a:xfrm>
-                          <a:custGeom>
-                            <a:avLst/>
-                            <a:gdLst/>
-                            <a:ahLst/>
-                            <a:cxnLst/>
-                            <a:rect l="0" t="0" r="0" b="0"/>
-                            <a:pathLst>
-                              <a:path h="1655953">
-                                <a:moveTo>
-                                  <a:pt x="0" y="0"/>
-                                </a:moveTo>
-                                <a:lnTo>
-                                  <a:pt x="0" y="1655953"/>
-                                </a:lnTo>
-                              </a:path>
-                            </a:pathLst>
-                          </a:custGeom>
-                          <a:ln w="9525" cap="flat">
-                            <a:round/>
-                          </a:ln>
-                        </wps:spPr>
-                        <wps:style>
-                          <a:lnRef idx="1">
-                            <a:srgbClr val="E7E6E6"/>
-                          </a:lnRef>
-                          <a:fillRef idx="0">
-                            <a:srgbClr val="000000">
-                              <a:alpha val="0"/>
-                            </a:srgbClr>
-                          </a:fillRef>
-                          <a:effectRef idx="0">
-                            <a:scrgbClr r="0" g="0" b="0"/>
-                          </a:effectRef>
-                          <a:fontRef idx="none"/>
-                        </wps:style>
-                        <wps:bodyPr/>
-                      </wps:wsp>
-                      <wps:wsp>
-                        <wps:cNvPr id="1079" name="Shape 1079"/>
-                        <wps:cNvSpPr/>
-                        <wps:spPr>
-                          <a:xfrm>
-                            <a:off x="3820033" y="411988"/>
-                            <a:ext cx="0" cy="1655953"/>
-                          </a:xfrm>
-                          <a:custGeom>
-                            <a:avLst/>
-                            <a:gdLst/>
-                            <a:ahLst/>
-                            <a:cxnLst/>
-                            <a:rect l="0" t="0" r="0" b="0"/>
-                            <a:pathLst>
-                              <a:path h="1655953">
-                                <a:moveTo>
-                                  <a:pt x="0" y="0"/>
-                                </a:moveTo>
-                                <a:lnTo>
-                                  <a:pt x="0" y="1655953"/>
-                                </a:lnTo>
-                              </a:path>
-                            </a:pathLst>
-                          </a:custGeom>
-                          <a:ln w="9525" cap="flat">
-                            <a:round/>
-                          </a:ln>
-                        </wps:spPr>
-                        <wps:style>
-                          <a:lnRef idx="1">
-                            <a:srgbClr val="E7E6E6"/>
-                          </a:lnRef>
-                          <a:fillRef idx="0">
-                            <a:srgbClr val="000000">
-                              <a:alpha val="0"/>
-                            </a:srgbClr>
-                          </a:fillRef>
-                          <a:effectRef idx="0">
-                            <a:scrgbClr r="0" g="0" b="0"/>
-                          </a:effectRef>
-                          <a:fontRef idx="none"/>
-                        </wps:style>
-                        <wps:bodyPr/>
-                      </wps:wsp>
-                      <wps:wsp>
-                        <wps:cNvPr id="1080" name="Shape 1080"/>
-                        <wps:cNvSpPr/>
-                        <wps:spPr>
-                          <a:xfrm>
-                            <a:off x="4010533" y="411988"/>
-                            <a:ext cx="0" cy="1655953"/>
-                          </a:xfrm>
-                          <a:custGeom>
-                            <a:avLst/>
-                            <a:gdLst/>
-                            <a:ahLst/>
-                            <a:cxnLst/>
-                            <a:rect l="0" t="0" r="0" b="0"/>
-                            <a:pathLst>
-                              <a:path h="1655953">
-                                <a:moveTo>
-                                  <a:pt x="0" y="0"/>
-                                </a:moveTo>
-                                <a:lnTo>
-                                  <a:pt x="0" y="1655953"/>
-                                </a:lnTo>
-                              </a:path>
-                            </a:pathLst>
-                          </a:custGeom>
-                          <a:ln w="9525" cap="flat">
-                            <a:round/>
-                          </a:ln>
-                        </wps:spPr>
-                        <wps:style>
-                          <a:lnRef idx="1">
-                            <a:srgbClr val="E7E6E6"/>
-                          </a:lnRef>
-                          <a:fillRef idx="0">
-                            <a:srgbClr val="000000">
-                              <a:alpha val="0"/>
-                            </a:srgbClr>
-                          </a:fillRef>
-                          <a:effectRef idx="0">
-                            <a:scrgbClr r="0" g="0" b="0"/>
-                          </a:effectRef>
-                          <a:fontRef idx="none"/>
-                        </wps:style>
-                        <wps:bodyPr/>
-                      </wps:wsp>
-                      <wps:wsp>
-                        <wps:cNvPr id="1081" name="Shape 1081"/>
-                        <wps:cNvSpPr/>
-                        <wps:spPr>
-                          <a:xfrm>
-                            <a:off x="4199509" y="411988"/>
-                            <a:ext cx="0" cy="1655953"/>
-                          </a:xfrm>
-                          <a:custGeom>
-                            <a:avLst/>
-                            <a:gdLst/>
-                            <a:ahLst/>
-                            <a:cxnLst/>
-                            <a:rect l="0" t="0" r="0" b="0"/>
-                            <a:pathLst>
-                              <a:path h="1655953">
-                                <a:moveTo>
-                                  <a:pt x="0" y="0"/>
-                                </a:moveTo>
-                                <a:lnTo>
-                                  <a:pt x="0" y="1655953"/>
-                                </a:lnTo>
-                              </a:path>
-                            </a:pathLst>
-                          </a:custGeom>
-                          <a:ln w="9525" cap="flat">
-                            <a:round/>
-                          </a:ln>
-                        </wps:spPr>
-                        <wps:style>
-                          <a:lnRef idx="1">
-                            <a:srgbClr val="E7E6E6"/>
-                          </a:lnRef>
-                          <a:fillRef idx="0">
-                            <a:srgbClr val="000000">
-                              <a:alpha val="0"/>
-                            </a:srgbClr>
-                          </a:fillRef>
-                          <a:effectRef idx="0">
-                            <a:scrgbClr r="0" g="0" b="0"/>
-                          </a:effectRef>
-                          <a:fontRef idx="none"/>
-                        </wps:style>
-                        <wps:bodyPr/>
-                      </wps:wsp>
-                      <wps:wsp>
-                        <wps:cNvPr id="1082" name="Shape 1082"/>
-                        <wps:cNvSpPr/>
-                        <wps:spPr>
-                          <a:xfrm>
-                            <a:off x="4388612" y="411988"/>
-                            <a:ext cx="0" cy="1655953"/>
-                          </a:xfrm>
-                          <a:custGeom>
-                            <a:avLst/>
-                            <a:gdLst/>
-                            <a:ahLst/>
-                            <a:cxnLst/>
-                            <a:rect l="0" t="0" r="0" b="0"/>
-                            <a:pathLst>
-                              <a:path h="1655953">
-                                <a:moveTo>
-                                  <a:pt x="0" y="0"/>
-                                </a:moveTo>
-                                <a:lnTo>
-                                  <a:pt x="0" y="1655953"/>
-                                </a:lnTo>
-                              </a:path>
-                            </a:pathLst>
-                          </a:custGeom>
-                          <a:ln w="9525" cap="flat">
-                            <a:round/>
-                          </a:ln>
-                        </wps:spPr>
-                        <wps:style>
-                          <a:lnRef idx="1">
-                            <a:srgbClr val="E7E6E6"/>
-                          </a:lnRef>
-                          <a:fillRef idx="0">
-                            <a:srgbClr val="000000">
-                              <a:alpha val="0"/>
-                            </a:srgbClr>
-                          </a:fillRef>
-                          <a:effectRef idx="0">
-                            <a:scrgbClr r="0" g="0" b="0"/>
-                          </a:effectRef>
-                          <a:fontRef idx="none"/>
-                        </wps:style>
-                        <wps:bodyPr/>
-                      </wps:wsp>
-                      <wps:wsp>
-                        <wps:cNvPr id="1083" name="Shape 1083"/>
-                        <wps:cNvSpPr/>
-                        <wps:spPr>
-                          <a:xfrm>
-                            <a:off x="602234" y="2067941"/>
-                            <a:ext cx="3786378" cy="0"/>
-                          </a:xfrm>
-                          <a:custGeom>
-                            <a:avLst/>
-                            <a:gdLst/>
-                            <a:ahLst/>
-                            <a:cxnLst/>
-                            <a:rect l="0" t="0" r="0" b="0"/>
-                            <a:pathLst>
-                              <a:path w="3786378">
-                                <a:moveTo>
-                                  <a:pt x="0" y="0"/>
-                                </a:moveTo>
-                                <a:lnTo>
-                                  <a:pt x="3786378" y="0"/>
-                                </a:lnTo>
-                              </a:path>
-                            </a:pathLst>
-                          </a:custGeom>
-                          <a:ln w="9525" cap="flat">
-                            <a:round/>
-                          </a:ln>
-                        </wps:spPr>
-                        <wps:style>
-                          <a:lnRef idx="1">
-                            <a:srgbClr val="D9D9D9"/>
-                          </a:lnRef>
-                          <a:fillRef idx="0">
-                            <a:srgbClr val="000000">
-                              <a:alpha val="0"/>
-                            </a:srgbClr>
-                          </a:fillRef>
-                          <a:effectRef idx="0">
-                            <a:scrgbClr r="0" g="0" b="0"/>
-                          </a:effectRef>
-                          <a:fontRef idx="none"/>
-                        </wps:style>
-                        <wps:bodyPr/>
-                      </wps:wsp>
-                      <wps:wsp>
-                        <wps:cNvPr id="1084" name="Shape 1084"/>
-                        <wps:cNvSpPr/>
-                        <wps:spPr>
-                          <a:xfrm>
-                            <a:off x="602234" y="564261"/>
-                            <a:ext cx="3786378" cy="1470533"/>
-                          </a:xfrm>
-                          <a:custGeom>
-                            <a:avLst/>
-                            <a:gdLst/>
-                            <a:ahLst/>
-                            <a:cxnLst/>
-                            <a:rect l="0" t="0" r="0" b="0"/>
-                            <a:pathLst>
-                              <a:path w="3786378" h="1470533">
-                                <a:moveTo>
-                                  <a:pt x="0" y="1470533"/>
-                                </a:moveTo>
-                                <a:lnTo>
-                                  <a:pt x="378587" y="1331468"/>
-                                </a:lnTo>
-                                <a:lnTo>
-                                  <a:pt x="758063" y="1185164"/>
-                                </a:lnTo>
-                                <a:lnTo>
-                                  <a:pt x="1136015" y="1040384"/>
-                                </a:lnTo>
-                                <a:lnTo>
-                                  <a:pt x="1513967" y="887984"/>
-                                </a:lnTo>
-                                <a:lnTo>
-                                  <a:pt x="1893443" y="735584"/>
-                                </a:lnTo>
-                                <a:lnTo>
-                                  <a:pt x="2271395" y="583184"/>
-                                </a:lnTo>
-                                <a:lnTo>
-                                  <a:pt x="2650871" y="430784"/>
-                                </a:lnTo>
-                                <a:lnTo>
-                                  <a:pt x="3028823" y="278384"/>
-                                </a:lnTo>
-                                <a:lnTo>
-                                  <a:pt x="3408299" y="132080"/>
-                                </a:lnTo>
-                                <a:lnTo>
-                                  <a:pt x="3786378" y="0"/>
-                                </a:lnTo>
-                              </a:path>
-                            </a:pathLst>
-                          </a:custGeom>
-                          <a:ln w="19050" cap="rnd">
-                            <a:round/>
-                          </a:ln>
-                        </wps:spPr>
-                        <wps:style>
-                          <a:lnRef idx="1">
-                            <a:srgbClr val="4472C4"/>
-                          </a:lnRef>
-                          <a:fillRef idx="0">
-                            <a:srgbClr val="000000">
-                              <a:alpha val="0"/>
-                            </a:srgbClr>
-                          </a:fillRef>
-                          <a:effectRef idx="0">
-                            <a:scrgbClr r="0" g="0" b="0"/>
-                          </a:effectRef>
-                          <a:fontRef idx="none"/>
-                        </wps:style>
-                        <wps:bodyPr/>
-                      </wps:wsp>
-                      <wps:wsp>
-                        <wps:cNvPr id="1085" name="Shape 1085"/>
-                        <wps:cNvSpPr/>
-                        <wps:spPr>
-                          <a:xfrm>
-                            <a:off x="571500" y="2002536"/>
-                            <a:ext cx="64008" cy="64008"/>
-                          </a:xfrm>
-                          <a:custGeom>
-                            <a:avLst/>
-                            <a:gdLst/>
-                            <a:ahLst/>
-                            <a:cxnLst/>
-                            <a:rect l="0" t="0" r="0" b="0"/>
-                            <a:pathLst>
-                              <a:path w="64008" h="64008">
-                                <a:moveTo>
-                                  <a:pt x="32004" y="0"/>
-                                </a:moveTo>
-                                <a:cubicBezTo>
-                                  <a:pt x="49657" y="0"/>
-                                  <a:pt x="64008" y="14351"/>
-                                  <a:pt x="64008" y="32004"/>
-                                </a:cubicBezTo>
-                                <a:cubicBezTo>
-                                  <a:pt x="64008" y="49657"/>
-                                  <a:pt x="49657" y="64008"/>
-                                  <a:pt x="32004" y="64008"/>
-                                </a:cubicBezTo>
-                                <a:cubicBezTo>
-                                  <a:pt x="14351" y="64008"/>
-                                  <a:pt x="0" y="49657"/>
-                                  <a:pt x="0" y="32004"/>
-                                </a:cubicBezTo>
-                                <a:cubicBezTo>
-                                  <a:pt x="0" y="14351"/>
-                                  <a:pt x="14351" y="0"/>
-                                  <a:pt x="32004" y="0"/>
-                                </a:cubicBezTo>
-                                <a:close/>
-                              </a:path>
-                            </a:pathLst>
-                          </a:custGeom>
-                          <a:ln w="0" cap="flat">
-                            <a:round/>
-                          </a:ln>
-                        </wps:spPr>
-                        <wps:style>
-                          <a:lnRef idx="0">
-                            <a:srgbClr val="000000">
-                              <a:alpha val="0"/>
-                            </a:srgbClr>
-                          </a:lnRef>
-                          <a:fillRef idx="1">
-                            <a:srgbClr val="4472C4"/>
-                          </a:fillRef>
-                          <a:effectRef idx="0">
-                            <a:scrgbClr r="0" g="0" b="0"/>
-                          </a:effectRef>
-                          <a:fontRef idx="none"/>
-                        </wps:style>
-                        <wps:bodyPr/>
-                      </wps:wsp>
-                      <wps:wsp>
-                        <wps:cNvPr id="1086" name="Shape 1086"/>
-                        <wps:cNvSpPr/>
-                        <wps:spPr>
-                          <a:xfrm>
-                            <a:off x="571500" y="2002536"/>
-                            <a:ext cx="64008" cy="64008"/>
-                          </a:xfrm>
-                          <a:custGeom>
-                            <a:avLst/>
-                            <a:gdLst/>
-                            <a:ahLst/>
-                            <a:cxnLst/>
-                            <a:rect l="0" t="0" r="0" b="0"/>
-                            <a:pathLst>
-                              <a:path w="64008" h="64008">
-                                <a:moveTo>
-                                  <a:pt x="64008" y="32004"/>
-                                </a:moveTo>
-                                <a:cubicBezTo>
-                                  <a:pt x="64008" y="49657"/>
-                                  <a:pt x="49657" y="64008"/>
-                                  <a:pt x="32004" y="64008"/>
-                                </a:cubicBezTo>
-                                <a:cubicBezTo>
-                                  <a:pt x="14351" y="64008"/>
-                                  <a:pt x="0" y="49657"/>
-                                  <a:pt x="0" y="32004"/>
-                                </a:cubicBezTo>
-                                <a:cubicBezTo>
-                                  <a:pt x="0" y="14351"/>
-                                  <a:pt x="14351" y="0"/>
-                                  <a:pt x="32004" y="0"/>
-                                </a:cubicBezTo>
-                                <a:cubicBezTo>
-                                  <a:pt x="49657" y="0"/>
-                                  <a:pt x="64008" y="14351"/>
-                                  <a:pt x="64008" y="32004"/>
-                                </a:cubicBezTo>
-                                <a:close/>
-                              </a:path>
-                            </a:pathLst>
-                          </a:custGeom>
-                          <a:ln w="6350" cap="flat">
-                            <a:round/>
-                          </a:ln>
-                        </wps:spPr>
-                        <wps:style>
-                          <a:lnRef idx="1">
-                            <a:srgbClr val="4472C4"/>
-                          </a:lnRef>
-                          <a:fillRef idx="0">
-                            <a:srgbClr val="000000">
-                              <a:alpha val="0"/>
-                            </a:srgbClr>
-                          </a:fillRef>
-                          <a:effectRef idx="0">
-                            <a:scrgbClr r="0" g="0" b="0"/>
-                          </a:effectRef>
-                          <a:fontRef idx="none"/>
-                        </wps:style>
-                        <wps:bodyPr/>
-                      </wps:wsp>
-                      <wps:wsp>
-                        <wps:cNvPr id="1087" name="Shape 1087"/>
-                        <wps:cNvSpPr/>
-                        <wps:spPr>
-                          <a:xfrm>
-                            <a:off x="949452" y="1863852"/>
-                            <a:ext cx="64008" cy="64008"/>
-                          </a:xfrm>
-                          <a:custGeom>
-                            <a:avLst/>
-                            <a:gdLst/>
-                            <a:ahLst/>
-                            <a:cxnLst/>
-                            <a:rect l="0" t="0" r="0" b="0"/>
-                            <a:pathLst>
-                              <a:path w="64008" h="64008">
-                                <a:moveTo>
-                                  <a:pt x="32004" y="0"/>
-                                </a:moveTo>
-                                <a:cubicBezTo>
-                                  <a:pt x="49657" y="0"/>
-                                  <a:pt x="64008" y="14350"/>
-                                  <a:pt x="64008" y="32003"/>
-                                </a:cubicBezTo>
-                                <a:cubicBezTo>
-                                  <a:pt x="64008" y="49657"/>
-                                  <a:pt x="49657" y="64008"/>
-                                  <a:pt x="32004" y="64008"/>
-                                </a:cubicBezTo>
-                                <a:cubicBezTo>
-                                  <a:pt x="14351" y="64008"/>
-                                  <a:pt x="0" y="49657"/>
-                                  <a:pt x="0" y="32003"/>
-                                </a:cubicBezTo>
-                                <a:cubicBezTo>
-                                  <a:pt x="0" y="14350"/>
-                                  <a:pt x="14351" y="0"/>
-                                  <a:pt x="32004" y="0"/>
-                                </a:cubicBezTo>
-                                <a:close/>
-                              </a:path>
-                            </a:pathLst>
-                          </a:custGeom>
-                          <a:ln w="0" cap="flat">
-                            <a:round/>
-                          </a:ln>
-                        </wps:spPr>
-                        <wps:style>
-                          <a:lnRef idx="0">
-                            <a:srgbClr val="000000">
-                              <a:alpha val="0"/>
-                            </a:srgbClr>
-                          </a:lnRef>
-                          <a:fillRef idx="1">
-                            <a:srgbClr val="4472C4"/>
-                          </a:fillRef>
-                          <a:effectRef idx="0">
-                            <a:scrgbClr r="0" g="0" b="0"/>
-                          </a:effectRef>
-                          <a:fontRef idx="none"/>
-                        </wps:style>
-                        <wps:bodyPr/>
-                      </wps:wsp>
-                      <wps:wsp>
-                        <wps:cNvPr id="1088" name="Shape 1088"/>
-                        <wps:cNvSpPr/>
-                        <wps:spPr>
-                          <a:xfrm>
-                            <a:off x="949452" y="1863852"/>
-                            <a:ext cx="64008" cy="64008"/>
-                          </a:xfrm>
-                          <a:custGeom>
-                            <a:avLst/>
-                            <a:gdLst/>
-                            <a:ahLst/>
-                            <a:cxnLst/>
-                            <a:rect l="0" t="0" r="0" b="0"/>
-                            <a:pathLst>
-                              <a:path w="64008" h="64008">
-                                <a:moveTo>
-                                  <a:pt x="64008" y="32003"/>
-                                </a:moveTo>
-                                <a:cubicBezTo>
-                                  <a:pt x="64008" y="49657"/>
-                                  <a:pt x="49657" y="64008"/>
-                                  <a:pt x="32004" y="64008"/>
-                                </a:cubicBezTo>
-                                <a:cubicBezTo>
-                                  <a:pt x="14351" y="64008"/>
-                                  <a:pt x="0" y="49657"/>
-                                  <a:pt x="0" y="32003"/>
-                                </a:cubicBezTo>
-                                <a:cubicBezTo>
-                                  <a:pt x="0" y="14350"/>
-                                  <a:pt x="14351" y="0"/>
-                                  <a:pt x="32004" y="0"/>
-                                </a:cubicBezTo>
-                                <a:cubicBezTo>
-                                  <a:pt x="49657" y="0"/>
-                                  <a:pt x="64008" y="14350"/>
-                                  <a:pt x="64008" y="32003"/>
-                                </a:cubicBezTo>
-                                <a:close/>
-                              </a:path>
-                            </a:pathLst>
-                          </a:custGeom>
-                          <a:ln w="6350" cap="flat">
-                            <a:round/>
-                          </a:ln>
-                        </wps:spPr>
-                        <wps:style>
-                          <a:lnRef idx="1">
-                            <a:srgbClr val="4472C4"/>
-                          </a:lnRef>
-                          <a:fillRef idx="0">
-                            <a:srgbClr val="000000">
-                              <a:alpha val="0"/>
-                            </a:srgbClr>
-                          </a:fillRef>
-                          <a:effectRef idx="0">
-                            <a:scrgbClr r="0" g="0" b="0"/>
-                          </a:effectRef>
-                          <a:fontRef idx="none"/>
-                        </wps:style>
-                        <wps:bodyPr/>
-                      </wps:wsp>
-                      <wps:wsp>
-                        <wps:cNvPr id="1089" name="Shape 1089"/>
-                        <wps:cNvSpPr/>
-                        <wps:spPr>
-                          <a:xfrm>
-                            <a:off x="1328928" y="1717548"/>
-                            <a:ext cx="64008" cy="64008"/>
-                          </a:xfrm>
-                          <a:custGeom>
-                            <a:avLst/>
-                            <a:gdLst/>
-                            <a:ahLst/>
-                            <a:cxnLst/>
-                            <a:rect l="0" t="0" r="0" b="0"/>
-                            <a:pathLst>
-                              <a:path w="64008" h="64008">
-                                <a:moveTo>
-                                  <a:pt x="32004" y="0"/>
-                                </a:moveTo>
-                                <a:cubicBezTo>
-                                  <a:pt x="49657" y="0"/>
-                                  <a:pt x="64008" y="14351"/>
-                                  <a:pt x="64008" y="32004"/>
-                                </a:cubicBezTo>
-                                <a:cubicBezTo>
-                                  <a:pt x="64008" y="49657"/>
-                                  <a:pt x="49657" y="64008"/>
-                                  <a:pt x="32004" y="64008"/>
-                                </a:cubicBezTo>
-                                <a:cubicBezTo>
-                                  <a:pt x="14351" y="64008"/>
-                                  <a:pt x="0" y="49657"/>
-                                  <a:pt x="0" y="32004"/>
-                                </a:cubicBezTo>
-                                <a:cubicBezTo>
-                                  <a:pt x="0" y="14351"/>
-                                  <a:pt x="14351" y="0"/>
-                                  <a:pt x="32004" y="0"/>
-                                </a:cubicBezTo>
-                                <a:close/>
-                              </a:path>
-                            </a:pathLst>
-                          </a:custGeom>
-                          <a:ln w="0" cap="flat">
-                            <a:round/>
-                          </a:ln>
-                        </wps:spPr>
-                        <wps:style>
-                          <a:lnRef idx="0">
-                            <a:srgbClr val="000000">
-                              <a:alpha val="0"/>
-                            </a:srgbClr>
-                          </a:lnRef>
-                          <a:fillRef idx="1">
-                            <a:srgbClr val="4472C4"/>
-                          </a:fillRef>
-                          <a:effectRef idx="0">
-                            <a:scrgbClr r="0" g="0" b="0"/>
-                          </a:effectRef>
-                          <a:fontRef idx="none"/>
-                        </wps:style>
-                        <wps:bodyPr/>
-                      </wps:wsp>
-                      <wps:wsp>
-                        <wps:cNvPr id="1090" name="Shape 1090"/>
-                        <wps:cNvSpPr/>
-                        <wps:spPr>
-                          <a:xfrm>
-                            <a:off x="1328928" y="1717548"/>
-                            <a:ext cx="64008" cy="64008"/>
-                          </a:xfrm>
-                          <a:custGeom>
-                            <a:avLst/>
-                            <a:gdLst/>
-                            <a:ahLst/>
-                            <a:cxnLst/>
-                            <a:rect l="0" t="0" r="0" b="0"/>
-                            <a:pathLst>
-                              <a:path w="64008" h="64008">
-                                <a:moveTo>
-                                  <a:pt x="64008" y="32004"/>
-                                </a:moveTo>
-                                <a:cubicBezTo>
-                                  <a:pt x="64008" y="49657"/>
-                                  <a:pt x="49657" y="64008"/>
-                                  <a:pt x="32004" y="64008"/>
-                                </a:cubicBezTo>
-                                <a:cubicBezTo>
-                                  <a:pt x="14351" y="64008"/>
-                                  <a:pt x="0" y="49657"/>
-                                  <a:pt x="0" y="32004"/>
-                                </a:cubicBezTo>
-                                <a:cubicBezTo>
-                                  <a:pt x="0" y="14351"/>
-                                  <a:pt x="14351" y="0"/>
-                                  <a:pt x="32004" y="0"/>
-                                </a:cubicBezTo>
-                                <a:cubicBezTo>
-                                  <a:pt x="49657" y="0"/>
-                                  <a:pt x="64008" y="14351"/>
-                                  <a:pt x="64008" y="32004"/>
-                                </a:cubicBezTo>
-                                <a:close/>
-                              </a:path>
-                            </a:pathLst>
-                          </a:custGeom>
-                          <a:ln w="6350" cap="flat">
-                            <a:round/>
-                          </a:ln>
-                        </wps:spPr>
-                        <wps:style>
-                          <a:lnRef idx="1">
-                            <a:srgbClr val="4472C4"/>
-                          </a:lnRef>
-                          <a:fillRef idx="0">
-                            <a:srgbClr val="000000">
-                              <a:alpha val="0"/>
-                            </a:srgbClr>
-                          </a:fillRef>
-                          <a:effectRef idx="0">
-                            <a:scrgbClr r="0" g="0" b="0"/>
-                          </a:effectRef>
-                          <a:fontRef idx="none"/>
-                        </wps:style>
-                        <wps:bodyPr/>
-                      </wps:wsp>
-                      <wps:wsp>
-                        <wps:cNvPr id="1091" name="Shape 1091"/>
-                        <wps:cNvSpPr/>
-                        <wps:spPr>
-                          <a:xfrm>
-                            <a:off x="1706880" y="1572768"/>
-                            <a:ext cx="64008" cy="64008"/>
-                          </a:xfrm>
-                          <a:custGeom>
-                            <a:avLst/>
-                            <a:gdLst/>
-                            <a:ahLst/>
-                            <a:cxnLst/>
-                            <a:rect l="0" t="0" r="0" b="0"/>
-                            <a:pathLst>
-                              <a:path w="64008" h="64008">
-                                <a:moveTo>
-                                  <a:pt x="32004" y="0"/>
-                                </a:moveTo>
-                                <a:cubicBezTo>
-                                  <a:pt x="49657" y="0"/>
-                                  <a:pt x="64008" y="14350"/>
-                                  <a:pt x="64008" y="32003"/>
-                                </a:cubicBezTo>
-                                <a:cubicBezTo>
-                                  <a:pt x="64008" y="49657"/>
-                                  <a:pt x="49657" y="64008"/>
-                                  <a:pt x="32004" y="64008"/>
-                                </a:cubicBezTo>
-                                <a:cubicBezTo>
-                                  <a:pt x="14351" y="64008"/>
-                                  <a:pt x="0" y="49657"/>
-                                  <a:pt x="0" y="32003"/>
-                                </a:cubicBezTo>
-                                <a:cubicBezTo>
-                                  <a:pt x="0" y="14350"/>
-                                  <a:pt x="14351" y="0"/>
-                                  <a:pt x="32004" y="0"/>
-                                </a:cubicBezTo>
-                                <a:close/>
-                              </a:path>
-                            </a:pathLst>
-                          </a:custGeom>
-                          <a:ln w="0" cap="flat">
-                            <a:round/>
-                          </a:ln>
-                        </wps:spPr>
-                        <wps:style>
-                          <a:lnRef idx="0">
-                            <a:srgbClr val="000000">
-                              <a:alpha val="0"/>
-                            </a:srgbClr>
-                          </a:lnRef>
-                          <a:fillRef idx="1">
-                            <a:srgbClr val="4472C4"/>
-                          </a:fillRef>
-                          <a:effectRef idx="0">
-                            <a:scrgbClr r="0" g="0" b="0"/>
-                          </a:effectRef>
-                          <a:fontRef idx="none"/>
-                        </wps:style>
-                        <wps:bodyPr/>
-                      </wps:wsp>
-                      <wps:wsp>
-                        <wps:cNvPr id="1092" name="Shape 1092"/>
-                        <wps:cNvSpPr/>
-                        <wps:spPr>
-                          <a:xfrm>
-                            <a:off x="1706880" y="1572768"/>
-                            <a:ext cx="64008" cy="64008"/>
-                          </a:xfrm>
-                          <a:custGeom>
-                            <a:avLst/>
-                            <a:gdLst/>
-                            <a:ahLst/>
-                            <a:cxnLst/>
-                            <a:rect l="0" t="0" r="0" b="0"/>
-                            <a:pathLst>
-                              <a:path w="64008" h="64008">
-                                <a:moveTo>
-                                  <a:pt x="64008" y="32003"/>
-                                </a:moveTo>
-                                <a:cubicBezTo>
-                                  <a:pt x="64008" y="49657"/>
-                                  <a:pt x="49657" y="64008"/>
-                                  <a:pt x="32004" y="64008"/>
-                                </a:cubicBezTo>
-                                <a:cubicBezTo>
-                                  <a:pt x="14351" y="64008"/>
-                                  <a:pt x="0" y="49657"/>
-                                  <a:pt x="0" y="32003"/>
-                                </a:cubicBezTo>
-                                <a:cubicBezTo>
-                                  <a:pt x="0" y="14350"/>
-                                  <a:pt x="14351" y="0"/>
-                                  <a:pt x="32004" y="0"/>
-                                </a:cubicBezTo>
-                                <a:cubicBezTo>
-                                  <a:pt x="49657" y="0"/>
-                                  <a:pt x="64008" y="14350"/>
-                                  <a:pt x="64008" y="32003"/>
-                                </a:cubicBezTo>
-                                <a:close/>
-                              </a:path>
-                            </a:pathLst>
-                          </a:custGeom>
-                          <a:ln w="6350" cap="flat">
-                            <a:round/>
-                          </a:ln>
-                        </wps:spPr>
-                        <wps:style>
-                          <a:lnRef idx="1">
-                            <a:srgbClr val="4472C4"/>
-                          </a:lnRef>
-                          <a:fillRef idx="0">
-                            <a:srgbClr val="000000">
-                              <a:alpha val="0"/>
-                            </a:srgbClr>
-                          </a:fillRef>
-                          <a:effectRef idx="0">
-                            <a:scrgbClr r="0" g="0" b="0"/>
-                          </a:effectRef>
-                          <a:fontRef idx="none"/>
-                        </wps:style>
-                        <wps:bodyPr/>
-                      </wps:wsp>
-                      <wps:wsp>
-                        <wps:cNvPr id="1093" name="Shape 1093"/>
-                        <wps:cNvSpPr/>
-                        <wps:spPr>
-                          <a:xfrm>
-                            <a:off x="2084832" y="1420368"/>
-                            <a:ext cx="64008" cy="64008"/>
-                          </a:xfrm>
-                          <a:custGeom>
-                            <a:avLst/>
-                            <a:gdLst/>
-                            <a:ahLst/>
-                            <a:cxnLst/>
-                            <a:rect l="0" t="0" r="0" b="0"/>
-                            <a:pathLst>
-                              <a:path w="64008" h="64008">
-                                <a:moveTo>
-                                  <a:pt x="32004" y="0"/>
-                                </a:moveTo>
-                                <a:cubicBezTo>
-                                  <a:pt x="49657" y="0"/>
-                                  <a:pt x="64008" y="14350"/>
-                                  <a:pt x="64008" y="32003"/>
-                                </a:cubicBezTo>
-                                <a:cubicBezTo>
-                                  <a:pt x="64008" y="49657"/>
-                                  <a:pt x="49657" y="64008"/>
-                                  <a:pt x="32004" y="64008"/>
-                                </a:cubicBezTo>
-                                <a:cubicBezTo>
-                                  <a:pt x="14351" y="64008"/>
-                                  <a:pt x="0" y="49657"/>
-                                  <a:pt x="0" y="32003"/>
-                                </a:cubicBezTo>
-                                <a:cubicBezTo>
-                                  <a:pt x="0" y="14350"/>
-                                  <a:pt x="14351" y="0"/>
-                                  <a:pt x="32004" y="0"/>
-                                </a:cubicBezTo>
-                                <a:close/>
-                              </a:path>
-                            </a:pathLst>
-                          </a:custGeom>
-                          <a:ln w="0" cap="flat">
-                            <a:round/>
-                          </a:ln>
-                        </wps:spPr>
-                        <wps:style>
-                          <a:lnRef idx="0">
-                            <a:srgbClr val="000000">
-                              <a:alpha val="0"/>
-                            </a:srgbClr>
-                          </a:lnRef>
-                          <a:fillRef idx="1">
-                            <a:srgbClr val="4472C4"/>
-                          </a:fillRef>
-                          <a:effectRef idx="0">
-                            <a:scrgbClr r="0" g="0" b="0"/>
-                          </a:effectRef>
-                          <a:fontRef idx="none"/>
-                        </wps:style>
-                        <wps:bodyPr/>
-                      </wps:wsp>
-                      <wps:wsp>
-                        <wps:cNvPr id="1094" name="Shape 1094"/>
-                        <wps:cNvSpPr/>
-                        <wps:spPr>
-                          <a:xfrm>
-                            <a:off x="2084832" y="1420368"/>
-                            <a:ext cx="64008" cy="64008"/>
-                          </a:xfrm>
-                          <a:custGeom>
-                            <a:avLst/>
-                            <a:gdLst/>
-                            <a:ahLst/>
-                            <a:cxnLst/>
-                            <a:rect l="0" t="0" r="0" b="0"/>
-                            <a:pathLst>
-                              <a:path w="64008" h="64008">
-                                <a:moveTo>
-                                  <a:pt x="64008" y="32003"/>
-                                </a:moveTo>
-                                <a:cubicBezTo>
-                                  <a:pt x="64008" y="49657"/>
-                                  <a:pt x="49657" y="64008"/>
-                                  <a:pt x="32004" y="64008"/>
-                                </a:cubicBezTo>
-                                <a:cubicBezTo>
-                                  <a:pt x="14351" y="64008"/>
-                                  <a:pt x="0" y="49657"/>
-                                  <a:pt x="0" y="32003"/>
-                                </a:cubicBezTo>
-                                <a:cubicBezTo>
-                                  <a:pt x="0" y="14350"/>
-                                  <a:pt x="14351" y="0"/>
-                                  <a:pt x="32004" y="0"/>
-                                </a:cubicBezTo>
-                                <a:cubicBezTo>
-                                  <a:pt x="49657" y="0"/>
-                                  <a:pt x="64008" y="14350"/>
-                                  <a:pt x="64008" y="32003"/>
-                                </a:cubicBezTo>
-                                <a:close/>
-                              </a:path>
-                            </a:pathLst>
-                          </a:custGeom>
-                          <a:ln w="6350" cap="flat">
-                            <a:round/>
-                          </a:ln>
-                        </wps:spPr>
-                        <wps:style>
-                          <a:lnRef idx="1">
-                            <a:srgbClr val="4472C4"/>
-                          </a:lnRef>
-                          <a:fillRef idx="0">
-                            <a:srgbClr val="000000">
-                              <a:alpha val="0"/>
-                            </a:srgbClr>
-                          </a:fillRef>
-                          <a:effectRef idx="0">
-                            <a:scrgbClr r="0" g="0" b="0"/>
-                          </a:effectRef>
-                          <a:fontRef idx="none"/>
-                        </wps:style>
-                        <wps:bodyPr/>
-                      </wps:wsp>
-                      <wps:wsp>
-                        <wps:cNvPr id="1095" name="Shape 1095"/>
-                        <wps:cNvSpPr/>
-                        <wps:spPr>
-                          <a:xfrm>
-                            <a:off x="2464308" y="1267968"/>
-                            <a:ext cx="64008" cy="64008"/>
-                          </a:xfrm>
-                          <a:custGeom>
-                            <a:avLst/>
-                            <a:gdLst/>
-                            <a:ahLst/>
-                            <a:cxnLst/>
-                            <a:rect l="0" t="0" r="0" b="0"/>
-                            <a:pathLst>
-                              <a:path w="64008" h="64008">
-                                <a:moveTo>
-                                  <a:pt x="32004" y="0"/>
-                                </a:moveTo>
-                                <a:cubicBezTo>
-                                  <a:pt x="49657" y="0"/>
-                                  <a:pt x="64008" y="14350"/>
-                                  <a:pt x="64008" y="32003"/>
-                                </a:cubicBezTo>
-                                <a:cubicBezTo>
-                                  <a:pt x="64008" y="49657"/>
-                                  <a:pt x="49657" y="64008"/>
-                                  <a:pt x="32004" y="64008"/>
-                                </a:cubicBezTo>
-                                <a:cubicBezTo>
-                                  <a:pt x="14351" y="64008"/>
-                                  <a:pt x="0" y="49657"/>
-                                  <a:pt x="0" y="32003"/>
-                                </a:cubicBezTo>
-                                <a:cubicBezTo>
-                                  <a:pt x="0" y="14350"/>
-                                  <a:pt x="14351" y="0"/>
-                                  <a:pt x="32004" y="0"/>
-                                </a:cubicBezTo>
-                                <a:close/>
-                              </a:path>
-                            </a:pathLst>
-                          </a:custGeom>
-                          <a:ln w="0" cap="flat">
-                            <a:round/>
-                          </a:ln>
-                        </wps:spPr>
-                        <wps:style>
-                          <a:lnRef idx="0">
-                            <a:srgbClr val="000000">
-                              <a:alpha val="0"/>
-                            </a:srgbClr>
-                          </a:lnRef>
-                          <a:fillRef idx="1">
-                            <a:srgbClr val="4472C4"/>
-                          </a:fillRef>
-                          <a:effectRef idx="0">
-                            <a:scrgbClr r="0" g="0" b="0"/>
-                          </a:effectRef>
-                          <a:fontRef idx="none"/>
-                        </wps:style>
-                        <wps:bodyPr/>
-                      </wps:wsp>
-                      <wps:wsp>
-                        <wps:cNvPr id="1096" name="Shape 1096"/>
-                        <wps:cNvSpPr/>
-                        <wps:spPr>
-                          <a:xfrm>
-                            <a:off x="2464308" y="1267968"/>
-                            <a:ext cx="64008" cy="64008"/>
-                          </a:xfrm>
-                          <a:custGeom>
-                            <a:avLst/>
-                            <a:gdLst/>
-                            <a:ahLst/>
-                            <a:cxnLst/>
-                            <a:rect l="0" t="0" r="0" b="0"/>
-                            <a:pathLst>
-                              <a:path w="64008" h="64008">
-                                <a:moveTo>
-                                  <a:pt x="64008" y="32003"/>
-                                </a:moveTo>
-                                <a:cubicBezTo>
-                                  <a:pt x="64008" y="49657"/>
-                                  <a:pt x="49657" y="64008"/>
-                                  <a:pt x="32004" y="64008"/>
-                                </a:cubicBezTo>
-                                <a:cubicBezTo>
-                                  <a:pt x="14351" y="64008"/>
-                                  <a:pt x="0" y="49657"/>
-                                  <a:pt x="0" y="32003"/>
-                                </a:cubicBezTo>
-                                <a:cubicBezTo>
-                                  <a:pt x="0" y="14350"/>
-                                  <a:pt x="14351" y="0"/>
-                                  <a:pt x="32004" y="0"/>
-                                </a:cubicBezTo>
-                                <a:cubicBezTo>
-                                  <a:pt x="49657" y="0"/>
-                                  <a:pt x="64008" y="14350"/>
-                                  <a:pt x="64008" y="32003"/>
-                                </a:cubicBezTo>
-                                <a:close/>
-                              </a:path>
-                            </a:pathLst>
-                          </a:custGeom>
-                          <a:ln w="6350" cap="flat">
-                            <a:round/>
-                          </a:ln>
-                        </wps:spPr>
-                        <wps:style>
-                          <a:lnRef idx="1">
-                            <a:srgbClr val="4472C4"/>
-                          </a:lnRef>
-                          <a:fillRef idx="0">
-                            <a:srgbClr val="000000">
-                              <a:alpha val="0"/>
-                            </a:srgbClr>
-                          </a:fillRef>
-                          <a:effectRef idx="0">
-                            <a:scrgbClr r="0" g="0" b="0"/>
-                          </a:effectRef>
-                          <a:fontRef idx="none"/>
-                        </wps:style>
-                        <wps:bodyPr/>
-                      </wps:wsp>
-                      <wps:wsp>
-                        <wps:cNvPr id="1097" name="Shape 1097"/>
-                        <wps:cNvSpPr/>
-                        <wps:spPr>
-                          <a:xfrm>
-                            <a:off x="2842260" y="1115568"/>
-                            <a:ext cx="64008" cy="64008"/>
-                          </a:xfrm>
-                          <a:custGeom>
-                            <a:avLst/>
-                            <a:gdLst/>
-                            <a:ahLst/>
-                            <a:cxnLst/>
-                            <a:rect l="0" t="0" r="0" b="0"/>
-                            <a:pathLst>
-                              <a:path w="64008" h="64008">
-                                <a:moveTo>
-                                  <a:pt x="32004" y="0"/>
-                                </a:moveTo>
-                                <a:cubicBezTo>
-                                  <a:pt x="49657" y="0"/>
-                                  <a:pt x="64008" y="14350"/>
-                                  <a:pt x="64008" y="32003"/>
-                                </a:cubicBezTo>
-                                <a:cubicBezTo>
-                                  <a:pt x="64008" y="49657"/>
-                                  <a:pt x="49657" y="64008"/>
-                                  <a:pt x="32004" y="64008"/>
-                                </a:cubicBezTo>
-                                <a:cubicBezTo>
-                                  <a:pt x="14351" y="64008"/>
-                                  <a:pt x="0" y="49657"/>
-                                  <a:pt x="0" y="32003"/>
-                                </a:cubicBezTo>
-                                <a:cubicBezTo>
-                                  <a:pt x="0" y="14350"/>
-                                  <a:pt x="14351" y="0"/>
-                                  <a:pt x="32004" y="0"/>
-                                </a:cubicBezTo>
-                                <a:close/>
-                              </a:path>
-                            </a:pathLst>
-                          </a:custGeom>
-                          <a:ln w="0" cap="flat">
-                            <a:round/>
-                          </a:ln>
-                        </wps:spPr>
-                        <wps:style>
-                          <a:lnRef idx="0">
-                            <a:srgbClr val="000000">
-                              <a:alpha val="0"/>
-                            </a:srgbClr>
-                          </a:lnRef>
-                          <a:fillRef idx="1">
-                            <a:srgbClr val="4472C4"/>
-                          </a:fillRef>
-                          <a:effectRef idx="0">
-                            <a:scrgbClr r="0" g="0" b="0"/>
-                          </a:effectRef>
-                          <a:fontRef idx="none"/>
-                        </wps:style>
-                        <wps:bodyPr/>
-                      </wps:wsp>
-                      <wps:wsp>
-                        <wps:cNvPr id="1098" name="Shape 1098"/>
-                        <wps:cNvSpPr/>
-                        <wps:spPr>
-                          <a:xfrm>
-                            <a:off x="2842260" y="1115568"/>
-                            <a:ext cx="64008" cy="64008"/>
-                          </a:xfrm>
-                          <a:custGeom>
-                            <a:avLst/>
-                            <a:gdLst/>
-                            <a:ahLst/>
-                            <a:cxnLst/>
-                            <a:rect l="0" t="0" r="0" b="0"/>
-                            <a:pathLst>
-                              <a:path w="64008" h="64008">
-                                <a:moveTo>
-                                  <a:pt x="64008" y="32003"/>
-                                </a:moveTo>
-                                <a:cubicBezTo>
-                                  <a:pt x="64008" y="49657"/>
-                                  <a:pt x="49657" y="64008"/>
-                                  <a:pt x="32004" y="64008"/>
-                                </a:cubicBezTo>
-                                <a:cubicBezTo>
-                                  <a:pt x="14351" y="64008"/>
-                                  <a:pt x="0" y="49657"/>
-                                  <a:pt x="0" y="32003"/>
-                                </a:cubicBezTo>
-                                <a:cubicBezTo>
-                                  <a:pt x="0" y="14350"/>
-                                  <a:pt x="14351" y="0"/>
-                                  <a:pt x="32004" y="0"/>
-                                </a:cubicBezTo>
-                                <a:cubicBezTo>
-                                  <a:pt x="49657" y="0"/>
-                                  <a:pt x="64008" y="14350"/>
-                                  <a:pt x="64008" y="32003"/>
-                                </a:cubicBezTo>
-                                <a:close/>
-                              </a:path>
-                            </a:pathLst>
-                          </a:custGeom>
-                          <a:ln w="6350" cap="flat">
-                            <a:round/>
-                          </a:ln>
-                        </wps:spPr>
-                        <wps:style>
-                          <a:lnRef idx="1">
-                            <a:srgbClr val="4472C4"/>
-                          </a:lnRef>
-                          <a:fillRef idx="0">
-                            <a:srgbClr val="000000">
-                              <a:alpha val="0"/>
-                            </a:srgbClr>
-                          </a:fillRef>
-                          <a:effectRef idx="0">
-                            <a:scrgbClr r="0" g="0" b="0"/>
-                          </a:effectRef>
-                          <a:fontRef idx="none"/>
-                        </wps:style>
-                        <wps:bodyPr/>
-                      </wps:wsp>
-                      <wps:wsp>
-                        <wps:cNvPr id="1099" name="Shape 1099"/>
-                        <wps:cNvSpPr/>
-                        <wps:spPr>
-                          <a:xfrm>
-                            <a:off x="3221736" y="963168"/>
-                            <a:ext cx="64008" cy="64008"/>
-                          </a:xfrm>
-                          <a:custGeom>
-                            <a:avLst/>
-                            <a:gdLst/>
-                            <a:ahLst/>
-                            <a:cxnLst/>
-                            <a:rect l="0" t="0" r="0" b="0"/>
-                            <a:pathLst>
-                              <a:path w="64008" h="64008">
-                                <a:moveTo>
-                                  <a:pt x="32004" y="0"/>
-                                </a:moveTo>
-                                <a:cubicBezTo>
-                                  <a:pt x="49657" y="0"/>
-                                  <a:pt x="64008" y="14350"/>
-                                  <a:pt x="64008" y="32003"/>
-                                </a:cubicBezTo>
-                                <a:cubicBezTo>
-                                  <a:pt x="64008" y="49657"/>
-                                  <a:pt x="49657" y="64008"/>
-                                  <a:pt x="32004" y="64008"/>
-                                </a:cubicBezTo>
-                                <a:cubicBezTo>
-                                  <a:pt x="14351" y="64008"/>
-                                  <a:pt x="0" y="49657"/>
-                                  <a:pt x="0" y="32003"/>
-                                </a:cubicBezTo>
-                                <a:cubicBezTo>
-                                  <a:pt x="0" y="14350"/>
-                                  <a:pt x="14351" y="0"/>
-                                  <a:pt x="32004" y="0"/>
-                                </a:cubicBezTo>
-                                <a:close/>
-                              </a:path>
-                            </a:pathLst>
-                          </a:custGeom>
-                          <a:ln w="0" cap="flat">
-                            <a:round/>
-                          </a:ln>
-                        </wps:spPr>
-                        <wps:style>
-                          <a:lnRef idx="0">
-                            <a:srgbClr val="000000">
-                              <a:alpha val="0"/>
-                            </a:srgbClr>
-                          </a:lnRef>
-                          <a:fillRef idx="1">
-                            <a:srgbClr val="4472C4"/>
-                          </a:fillRef>
-                          <a:effectRef idx="0">
-                            <a:scrgbClr r="0" g="0" b="0"/>
-                          </a:effectRef>
-                          <a:fontRef idx="none"/>
-                        </wps:style>
-                        <wps:bodyPr/>
-                      </wps:wsp>
-                      <wps:wsp>
-                        <wps:cNvPr id="1100" name="Shape 1100"/>
-                        <wps:cNvSpPr/>
-                        <wps:spPr>
-                          <a:xfrm>
-                            <a:off x="3221736" y="963168"/>
-                            <a:ext cx="64008" cy="64008"/>
-                          </a:xfrm>
-                          <a:custGeom>
-                            <a:avLst/>
-                            <a:gdLst/>
-                            <a:ahLst/>
-                            <a:cxnLst/>
-                            <a:rect l="0" t="0" r="0" b="0"/>
-                            <a:pathLst>
-                              <a:path w="64008" h="64008">
-                                <a:moveTo>
-                                  <a:pt x="64008" y="32003"/>
-                                </a:moveTo>
-                                <a:cubicBezTo>
-                                  <a:pt x="64008" y="49657"/>
-                                  <a:pt x="49657" y="64008"/>
-                                  <a:pt x="32004" y="64008"/>
-                                </a:cubicBezTo>
-                                <a:cubicBezTo>
-                                  <a:pt x="14351" y="64008"/>
-                                  <a:pt x="0" y="49657"/>
-                                  <a:pt x="0" y="32003"/>
-                                </a:cubicBezTo>
-                                <a:cubicBezTo>
-                                  <a:pt x="0" y="14350"/>
-                                  <a:pt x="14351" y="0"/>
-                                  <a:pt x="32004" y="0"/>
-                                </a:cubicBezTo>
-                                <a:cubicBezTo>
-                                  <a:pt x="49657" y="0"/>
-                                  <a:pt x="64008" y="14350"/>
-                                  <a:pt x="64008" y="32003"/>
-                                </a:cubicBezTo>
-                                <a:close/>
-                              </a:path>
-                            </a:pathLst>
-                          </a:custGeom>
-                          <a:ln w="6350" cap="flat">
-                            <a:round/>
-                          </a:ln>
-                        </wps:spPr>
-                        <wps:style>
-                          <a:lnRef idx="1">
-                            <a:srgbClr val="4472C4"/>
-                          </a:lnRef>
-                          <a:fillRef idx="0">
-                            <a:srgbClr val="000000">
-                              <a:alpha val="0"/>
-                            </a:srgbClr>
-                          </a:fillRef>
-                          <a:effectRef idx="0">
-                            <a:scrgbClr r="0" g="0" b="0"/>
-                          </a:effectRef>
-                          <a:fontRef idx="none"/>
-                        </wps:style>
-                        <wps:bodyPr/>
-                      </wps:wsp>
-                      <wps:wsp>
-                        <wps:cNvPr id="1101" name="Shape 1101"/>
-                        <wps:cNvSpPr/>
-                        <wps:spPr>
-                          <a:xfrm>
-                            <a:off x="3599688" y="810768"/>
-                            <a:ext cx="64008" cy="64008"/>
-                          </a:xfrm>
-                          <a:custGeom>
-                            <a:avLst/>
-                            <a:gdLst/>
-                            <a:ahLst/>
-                            <a:cxnLst/>
-                            <a:rect l="0" t="0" r="0" b="0"/>
-                            <a:pathLst>
-                              <a:path w="64008" h="64008">
-                                <a:moveTo>
-                                  <a:pt x="32004" y="0"/>
-                                </a:moveTo>
-                                <a:cubicBezTo>
-                                  <a:pt x="49657" y="0"/>
-                                  <a:pt x="64008" y="14350"/>
-                                  <a:pt x="64008" y="32003"/>
-                                </a:cubicBezTo>
-                                <a:cubicBezTo>
-                                  <a:pt x="64008" y="49657"/>
-                                  <a:pt x="49657" y="64008"/>
-                                  <a:pt x="32004" y="64008"/>
-                                </a:cubicBezTo>
-                                <a:cubicBezTo>
-                                  <a:pt x="14351" y="64008"/>
-                                  <a:pt x="0" y="49657"/>
-                                  <a:pt x="0" y="32003"/>
-                                </a:cubicBezTo>
-                                <a:cubicBezTo>
-                                  <a:pt x="0" y="14350"/>
-                                  <a:pt x="14351" y="0"/>
-                                  <a:pt x="32004" y="0"/>
-                                </a:cubicBezTo>
-                                <a:close/>
-                              </a:path>
-                            </a:pathLst>
-                          </a:custGeom>
-                          <a:ln w="0" cap="flat">
-                            <a:round/>
-                          </a:ln>
-                        </wps:spPr>
-                        <wps:style>
-                          <a:lnRef idx="0">
-                            <a:srgbClr val="000000">
-                              <a:alpha val="0"/>
-                            </a:srgbClr>
-                          </a:lnRef>
-                          <a:fillRef idx="1">
-                            <a:srgbClr val="4472C4"/>
-                          </a:fillRef>
-                          <a:effectRef idx="0">
-                            <a:scrgbClr r="0" g="0" b="0"/>
-                          </a:effectRef>
-                          <a:fontRef idx="none"/>
-                        </wps:style>
-                        <wps:bodyPr/>
-                      </wps:wsp>
-                      <wps:wsp>
-                        <wps:cNvPr id="1102" name="Shape 1102"/>
-                        <wps:cNvSpPr/>
-                        <wps:spPr>
-                          <a:xfrm>
-                            <a:off x="3599688" y="810768"/>
-                            <a:ext cx="64008" cy="64008"/>
-                          </a:xfrm>
-                          <a:custGeom>
-                            <a:avLst/>
-                            <a:gdLst/>
-                            <a:ahLst/>
-                            <a:cxnLst/>
-                            <a:rect l="0" t="0" r="0" b="0"/>
-                            <a:pathLst>
-                              <a:path w="64008" h="64008">
-                                <a:moveTo>
-                                  <a:pt x="64008" y="32003"/>
-                                </a:moveTo>
-                                <a:cubicBezTo>
-                                  <a:pt x="64008" y="49657"/>
-                                  <a:pt x="49657" y="64008"/>
-                                  <a:pt x="32004" y="64008"/>
-                                </a:cubicBezTo>
-                                <a:cubicBezTo>
-                                  <a:pt x="14351" y="64008"/>
-                                  <a:pt x="0" y="49657"/>
-                                  <a:pt x="0" y="32003"/>
-                                </a:cubicBezTo>
-                                <a:cubicBezTo>
-                                  <a:pt x="0" y="14350"/>
-                                  <a:pt x="14351" y="0"/>
-                                  <a:pt x="32004" y="0"/>
-                                </a:cubicBezTo>
-                                <a:cubicBezTo>
-                                  <a:pt x="49657" y="0"/>
-                                  <a:pt x="64008" y="14350"/>
-                                  <a:pt x="64008" y="32003"/>
-                                </a:cubicBezTo>
-                                <a:close/>
-                              </a:path>
-                            </a:pathLst>
-                          </a:custGeom>
-                          <a:ln w="6350" cap="flat">
-                            <a:round/>
-                          </a:ln>
-                        </wps:spPr>
-                        <wps:style>
-                          <a:lnRef idx="1">
-                            <a:srgbClr val="4472C4"/>
-                          </a:lnRef>
-                          <a:fillRef idx="0">
-                            <a:srgbClr val="000000">
-                              <a:alpha val="0"/>
-                            </a:srgbClr>
-                          </a:fillRef>
-                          <a:effectRef idx="0">
-                            <a:scrgbClr r="0" g="0" b="0"/>
-                          </a:effectRef>
-                          <a:fontRef idx="none"/>
-                        </wps:style>
-                        <wps:bodyPr/>
-                      </wps:wsp>
-                      <wps:wsp>
-                        <wps:cNvPr id="1103" name="Shape 1103"/>
-                        <wps:cNvSpPr/>
-                        <wps:spPr>
-                          <a:xfrm>
-                            <a:off x="3979164" y="664464"/>
-                            <a:ext cx="64008" cy="64008"/>
-                          </a:xfrm>
-                          <a:custGeom>
-                            <a:avLst/>
-                            <a:gdLst/>
-                            <a:ahLst/>
-                            <a:cxnLst/>
-                            <a:rect l="0" t="0" r="0" b="0"/>
-                            <a:pathLst>
-                              <a:path w="64008" h="64008">
-                                <a:moveTo>
-                                  <a:pt x="32004" y="0"/>
-                                </a:moveTo>
-                                <a:cubicBezTo>
-                                  <a:pt x="49657" y="0"/>
-                                  <a:pt x="64008" y="14351"/>
-                                  <a:pt x="64008" y="32004"/>
-                                </a:cubicBezTo>
-                                <a:cubicBezTo>
-                                  <a:pt x="64008" y="49657"/>
-                                  <a:pt x="49657" y="64008"/>
-                                  <a:pt x="32004" y="64008"/>
-                                </a:cubicBezTo>
-                                <a:cubicBezTo>
-                                  <a:pt x="14351" y="64008"/>
-                                  <a:pt x="0" y="49657"/>
-                                  <a:pt x="0" y="32004"/>
-                                </a:cubicBezTo>
-                                <a:cubicBezTo>
-                                  <a:pt x="0" y="14351"/>
-                                  <a:pt x="14351" y="0"/>
-                                  <a:pt x="32004" y="0"/>
-                                </a:cubicBezTo>
-                                <a:close/>
-                              </a:path>
-                            </a:pathLst>
-                          </a:custGeom>
-                          <a:ln w="0" cap="flat">
-                            <a:round/>
-                          </a:ln>
-                        </wps:spPr>
-                        <wps:style>
-                          <a:lnRef idx="0">
-                            <a:srgbClr val="000000">
-                              <a:alpha val="0"/>
-                            </a:srgbClr>
-                          </a:lnRef>
-                          <a:fillRef idx="1">
-                            <a:srgbClr val="4472C4"/>
-                          </a:fillRef>
-                          <a:effectRef idx="0">
-                            <a:scrgbClr r="0" g="0" b="0"/>
-                          </a:effectRef>
-                          <a:fontRef idx="none"/>
-                        </wps:style>
-                        <wps:bodyPr/>
-                      </wps:wsp>
-                      <wps:wsp>
-                        <wps:cNvPr id="1104" name="Shape 1104"/>
-                        <wps:cNvSpPr/>
-                        <wps:spPr>
-                          <a:xfrm>
-                            <a:off x="3979164" y="664464"/>
-                            <a:ext cx="64008" cy="64008"/>
-                          </a:xfrm>
-                          <a:custGeom>
-                            <a:avLst/>
-                            <a:gdLst/>
-                            <a:ahLst/>
-                            <a:cxnLst/>
-                            <a:rect l="0" t="0" r="0" b="0"/>
-                            <a:pathLst>
-                              <a:path w="64008" h="64008">
-                                <a:moveTo>
-                                  <a:pt x="64008" y="32004"/>
-                                </a:moveTo>
-                                <a:cubicBezTo>
-                                  <a:pt x="64008" y="49657"/>
-                                  <a:pt x="49657" y="64008"/>
-                                  <a:pt x="32004" y="64008"/>
-                                </a:cubicBezTo>
-                                <a:cubicBezTo>
-                                  <a:pt x="14351" y="64008"/>
-                                  <a:pt x="0" y="49657"/>
-                                  <a:pt x="0" y="32004"/>
-                                </a:cubicBezTo>
-                                <a:cubicBezTo>
-                                  <a:pt x="0" y="14351"/>
-                                  <a:pt x="14351" y="0"/>
-                                  <a:pt x="32004" y="0"/>
-                                </a:cubicBezTo>
-                                <a:cubicBezTo>
-                                  <a:pt x="49657" y="0"/>
-                                  <a:pt x="64008" y="14351"/>
-                                  <a:pt x="64008" y="32004"/>
-                                </a:cubicBezTo>
-                                <a:close/>
-                              </a:path>
-                            </a:pathLst>
-                          </a:custGeom>
-                          <a:ln w="6350" cap="flat">
-                            <a:round/>
-                          </a:ln>
-                        </wps:spPr>
-                        <wps:style>
-                          <a:lnRef idx="1">
-                            <a:srgbClr val="4472C4"/>
-                          </a:lnRef>
-                          <a:fillRef idx="0">
-                            <a:srgbClr val="000000">
-                              <a:alpha val="0"/>
-                            </a:srgbClr>
-                          </a:fillRef>
-                          <a:effectRef idx="0">
-                            <a:scrgbClr r="0" g="0" b="0"/>
-                          </a:effectRef>
-                          <a:fontRef idx="none"/>
-                        </wps:style>
-                        <wps:bodyPr/>
-                      </wps:wsp>
-                      <wps:wsp>
-                        <wps:cNvPr id="1105" name="Shape 1105"/>
-                        <wps:cNvSpPr/>
-                        <wps:spPr>
-                          <a:xfrm>
-                            <a:off x="4357116" y="531876"/>
-                            <a:ext cx="64008" cy="64008"/>
-                          </a:xfrm>
-                          <a:custGeom>
-                            <a:avLst/>
-                            <a:gdLst/>
-                            <a:ahLst/>
-                            <a:cxnLst/>
-                            <a:rect l="0" t="0" r="0" b="0"/>
-                            <a:pathLst>
-                              <a:path w="64008" h="64008">
-                                <a:moveTo>
-                                  <a:pt x="32004" y="0"/>
-                                </a:moveTo>
-                                <a:cubicBezTo>
-                                  <a:pt x="49657" y="0"/>
-                                  <a:pt x="64008" y="14350"/>
-                                  <a:pt x="64008" y="32003"/>
-                                </a:cubicBezTo>
-                                <a:cubicBezTo>
-                                  <a:pt x="64008" y="49657"/>
-                                  <a:pt x="49657" y="64008"/>
-                                  <a:pt x="32004" y="64008"/>
-                                </a:cubicBezTo>
-                                <a:cubicBezTo>
-                                  <a:pt x="14351" y="64008"/>
-                                  <a:pt x="0" y="49657"/>
-                                  <a:pt x="0" y="32003"/>
-                                </a:cubicBezTo>
-                                <a:cubicBezTo>
-                                  <a:pt x="0" y="14350"/>
-                                  <a:pt x="14351" y="0"/>
-                                  <a:pt x="32004" y="0"/>
-                                </a:cubicBezTo>
-                                <a:close/>
-                              </a:path>
-                            </a:pathLst>
-                          </a:custGeom>
-                          <a:ln w="0" cap="flat">
-                            <a:round/>
-                          </a:ln>
-                        </wps:spPr>
-                        <wps:style>
-                          <a:lnRef idx="0">
-                            <a:srgbClr val="000000">
-                              <a:alpha val="0"/>
-                            </a:srgbClr>
-                          </a:lnRef>
-                          <a:fillRef idx="1">
-                            <a:srgbClr val="4472C4"/>
-                          </a:fillRef>
-                          <a:effectRef idx="0">
-                            <a:scrgbClr r="0" g="0" b="0"/>
-                          </a:effectRef>
-                          <a:fontRef idx="none"/>
-                        </wps:style>
-                        <wps:bodyPr/>
-                      </wps:wsp>
-                      <wps:wsp>
-                        <wps:cNvPr id="1106" name="Shape 1106"/>
-                        <wps:cNvSpPr/>
-                        <wps:spPr>
-                          <a:xfrm>
-                            <a:off x="4357116" y="531876"/>
-                            <a:ext cx="64008" cy="64008"/>
-                          </a:xfrm>
-                          <a:custGeom>
-                            <a:avLst/>
-                            <a:gdLst/>
-                            <a:ahLst/>
-                            <a:cxnLst/>
-                            <a:rect l="0" t="0" r="0" b="0"/>
-                            <a:pathLst>
-                              <a:path w="64008" h="64008">
-                                <a:moveTo>
-                                  <a:pt x="64008" y="32003"/>
-                                </a:moveTo>
-                                <a:cubicBezTo>
-                                  <a:pt x="64008" y="49657"/>
-                                  <a:pt x="49657" y="64008"/>
-                                  <a:pt x="32004" y="64008"/>
-                                </a:cubicBezTo>
-                                <a:cubicBezTo>
-                                  <a:pt x="14351" y="64008"/>
-                                  <a:pt x="0" y="49657"/>
-                                  <a:pt x="0" y="32003"/>
-                                </a:cubicBezTo>
-                                <a:cubicBezTo>
-                                  <a:pt x="0" y="14350"/>
-                                  <a:pt x="14351" y="0"/>
-                                  <a:pt x="32004" y="0"/>
-                                </a:cubicBezTo>
-                                <a:cubicBezTo>
-                                  <a:pt x="49657" y="0"/>
-                                  <a:pt x="64008" y="14350"/>
-                                  <a:pt x="64008" y="32003"/>
-                                </a:cubicBezTo>
-                                <a:close/>
-                              </a:path>
-                            </a:pathLst>
-                          </a:custGeom>
-                          <a:ln w="6350" cap="flat">
-                            <a:round/>
-                          </a:ln>
-                        </wps:spPr>
-                        <wps:style>
-                          <a:lnRef idx="1">
-                            <a:srgbClr val="4472C4"/>
-                          </a:lnRef>
-                          <a:fillRef idx="0">
-                            <a:srgbClr val="000000">
-                              <a:alpha val="0"/>
-                            </a:srgbClr>
-                          </a:fillRef>
-                          <a:effectRef idx="0">
-                            <a:scrgbClr r="0" g="0" b="0"/>
-                          </a:effectRef>
-                          <a:fontRef idx="none"/>
-                        </wps:style>
-                        <wps:bodyPr/>
-                      </wps:wsp>
-                      <wps:wsp>
-                        <wps:cNvPr id="1107" name="Rectangle 1107"/>
-                        <wps:cNvSpPr/>
-                        <wps:spPr>
-                          <a:xfrm>
-                            <a:off x="438531" y="2015490"/>
-                            <a:ext cx="77074" cy="154840"/>
-                          </a:xfrm>
-                          <a:prstGeom prst="rect">
-                            <a:avLst/>
-                          </a:prstGeom>
-                          <a:ln>
-                            <a:noFill/>
-                          </a:ln>
-                        </wps:spPr>
-                        <wps:txbx>
-                          <w:txbxContent>
-                            <w:p>
-                              <w:r>
-                                <w:rPr>
-                                  <w:sz w:val="18"/>
-                                </w:rPr>
-                                <w:t>0</w:t>
-                              </w:r>
-                            </w:p>
-                          </w:txbxContent>
-                        </wps:txbx>
-                        <wps:bodyPr horzOverflow="overflow" vert="horz" lIns="0" tIns="0" rIns="0" bIns="0" rtlCol="0">
-                          <a:noAutofit/>
-                        </wps:bodyPr>
-                      </wps:wsp>
-                      <wps:wsp>
-                        <wps:cNvPr id="1108" name="Rectangle 1108"/>
-                        <wps:cNvSpPr/>
-                        <wps:spPr>
-                          <a:xfrm>
-                            <a:off x="380619" y="1849882"/>
-                            <a:ext cx="154097" cy="154840"/>
-                          </a:xfrm>
-                          <a:prstGeom prst="rect">
-                            <a:avLst/>
-                          </a:prstGeom>
-                          <a:ln>
-                            <a:noFill/>
-                          </a:ln>
-                        </wps:spPr>
-                        <wps:txbx>
-                          <w:txbxContent>
-                            <w:p>
-                              <w:r>
-                                <w:rPr>
-                                  <w:sz w:val="18"/>
-                                </w:rPr>
-                                <w:t>25</w:t>
-                              </w:r>
-                            </w:p>
-                          </w:txbxContent>
-                        </wps:txbx>
-                        <wps:bodyPr horzOverflow="overflow" vert="horz" lIns="0" tIns="0" rIns="0" bIns="0" rtlCol="0">
-                          <a:noAutofit/>
-                        </wps:bodyPr>
-                      </wps:wsp>
-                      <wps:wsp>
-                        <wps:cNvPr id="1109" name="Rectangle 1109"/>
-                        <wps:cNvSpPr/>
-                        <wps:spPr>
-                          <a:xfrm>
-                            <a:off x="380619" y="1684401"/>
-                            <a:ext cx="154097" cy="154840"/>
-                          </a:xfrm>
-                          <a:prstGeom prst="rect">
-                            <a:avLst/>
-                          </a:prstGeom>
-                          <a:ln>
-                            <a:noFill/>
-                          </a:ln>
-                        </wps:spPr>
-                        <wps:txbx>
-                          <w:txbxContent>
-                            <w:p>
-                              <w:r>
-                                <w:rPr>
-                                  <w:sz w:val="18"/>
-                                </w:rPr>
-                                <w:t>50</w:t>
-                              </w:r>
-                            </w:p>
-                          </w:txbxContent>
-                        </wps:txbx>
-                        <wps:bodyPr horzOverflow="overflow" vert="horz" lIns="0" tIns="0" rIns="0" bIns="0" rtlCol="0">
-                          <a:noAutofit/>
-                        </wps:bodyPr>
-                      </wps:wsp>
-                      <wps:wsp>
-                        <wps:cNvPr id="1110" name="Rectangle 1110"/>
-                        <wps:cNvSpPr/>
-                        <wps:spPr>
-                          <a:xfrm>
-                            <a:off x="380619" y="1518666"/>
-                            <a:ext cx="154097" cy="154840"/>
-                          </a:xfrm>
-                          <a:prstGeom prst="rect">
-                            <a:avLst/>
-                          </a:prstGeom>
-                          <a:ln>
-                            <a:noFill/>
-                          </a:ln>
-                        </wps:spPr>
-                        <wps:txbx>
-                          <w:txbxContent>
-                            <w:p>
-                              <w:r>
-                                <w:rPr>
-                                  <w:sz w:val="18"/>
-                                </w:rPr>
-                                <w:t>75</w:t>
-                              </w:r>
-                            </w:p>
-                          </w:txbxContent>
-                        </wps:txbx>
-                        <wps:bodyPr horzOverflow="overflow" vert="horz" lIns="0" tIns="0" rIns="0" bIns="0" rtlCol="0">
-                          <a:noAutofit/>
-                        </wps:bodyPr>
-                      </wps:wsp>
-                      <wps:wsp>
-                        <wps:cNvPr id="1111" name="Rectangle 1111"/>
-                        <wps:cNvSpPr/>
-                        <wps:spPr>
-                          <a:xfrm>
-                            <a:off x="322707" y="1353058"/>
-                            <a:ext cx="231120" cy="154840"/>
-                          </a:xfrm>
-                          <a:prstGeom prst="rect">
-                            <a:avLst/>
-                          </a:prstGeom>
-                          <a:ln>
-                            <a:noFill/>
-                          </a:ln>
-                        </wps:spPr>
-                        <wps:txbx>
-                          <w:txbxContent>
-                            <w:p>
-                              <w:r>
-                                <w:rPr>
-                                  <w:sz w:val="18"/>
-                                </w:rPr>
-                                <w:t>100</w:t>
-                              </w:r>
-                            </w:p>
-                          </w:txbxContent>
-                        </wps:txbx>
-                        <wps:bodyPr horzOverflow="overflow" vert="horz" lIns="0" tIns="0" rIns="0" bIns="0" rtlCol="0">
-                          <a:noAutofit/>
-                        </wps:bodyPr>
-                      </wps:wsp>
-                      <wps:wsp>
-                        <wps:cNvPr id="1112" name="Rectangle 1112"/>
-                        <wps:cNvSpPr/>
-                        <wps:spPr>
-                          <a:xfrm>
-                            <a:off x="322707" y="1187094"/>
-                            <a:ext cx="231324" cy="155252"/>
-                          </a:xfrm>
-                          <a:prstGeom prst="rect">
-                            <a:avLst/>
-                          </a:prstGeom>
-                          <a:ln>
-                            <a:noFill/>
-                          </a:ln>
-                        </wps:spPr>
-                        <wps:txbx>
-                          <w:txbxContent>
-                            <w:p>
-                              <w:r>
-                                <w:rPr>
-                                  <w:sz w:val="18"/>
-                                </w:rPr>
-                                <w:t>125</w:t>
-                              </w:r>
-                            </w:p>
-                          </w:txbxContent>
-                        </wps:txbx>
-                        <wps:bodyPr horzOverflow="overflow" vert="horz" lIns="0" tIns="0" rIns="0" bIns="0" rtlCol="0">
-                          <a:noAutofit/>
-                        </wps:bodyPr>
-                      </wps:wsp>
-                      <wps:wsp>
-                        <wps:cNvPr id="1113" name="Rectangle 1113"/>
-                        <wps:cNvSpPr/>
-                        <wps:spPr>
-                          <a:xfrm>
-                            <a:off x="322707" y="1021842"/>
-                            <a:ext cx="231120" cy="154840"/>
-                          </a:xfrm>
-                          <a:prstGeom prst="rect">
-                            <a:avLst/>
-                          </a:prstGeom>
-                          <a:ln>
-                            <a:noFill/>
-                          </a:ln>
-                        </wps:spPr>
-                        <wps:txbx>
-                          <w:txbxContent>
-                            <w:p>
-                              <w:r>
-                                <w:rPr>
-                                  <w:sz w:val="18"/>
-                                </w:rPr>
-                                <w:t>150</w:t>
-                              </w:r>
-                            </w:p>
-                          </w:txbxContent>
-                        </wps:txbx>
-                        <wps:bodyPr horzOverflow="overflow" vert="horz" lIns="0" tIns="0" rIns="0" bIns="0" rtlCol="0">
-                          <a:noAutofit/>
-                        </wps:bodyPr>
-                      </wps:wsp>
-                      <wps:wsp>
-                        <wps:cNvPr id="1114" name="Rectangle 1114"/>
-                        <wps:cNvSpPr/>
-                        <wps:spPr>
-                          <a:xfrm>
-                            <a:off x="322707" y="856234"/>
-                            <a:ext cx="231120" cy="154840"/>
-                          </a:xfrm>
-                          <a:prstGeom prst="rect">
-                            <a:avLst/>
-                          </a:prstGeom>
-                          <a:ln>
-                            <a:noFill/>
-                          </a:ln>
-                        </wps:spPr>
-                        <wps:txbx>
-                          <w:txbxContent>
-                            <w:p>
-                              <w:r>
-                                <w:rPr>
-                                  <w:sz w:val="18"/>
-                                </w:rPr>
-                                <w:t>175</w:t>
-                              </w:r>
-                            </w:p>
-                          </w:txbxContent>
-                        </wps:txbx>
-                        <wps:bodyPr horzOverflow="overflow" vert="horz" lIns="0" tIns="0" rIns="0" bIns="0" rtlCol="0">
-                          <a:noAutofit/>
-                        </wps:bodyPr>
-                      </wps:wsp>
-                      <wps:wsp>
-                        <wps:cNvPr id="1115" name="Rectangle 1115"/>
-                        <wps:cNvSpPr/>
-                        <wps:spPr>
-                          <a:xfrm>
-                            <a:off x="322707" y="690499"/>
-                            <a:ext cx="231120" cy="154840"/>
-                          </a:xfrm>
-                          <a:prstGeom prst="rect">
-                            <a:avLst/>
-                          </a:prstGeom>
-                          <a:ln>
-                            <a:noFill/>
-                          </a:ln>
-                        </wps:spPr>
-                        <wps:txbx>
-                          <w:txbxContent>
-                            <w:p>
-                              <w:r>
-                                <w:rPr>
-                                  <w:sz w:val="18"/>
-                                </w:rPr>
-                                <w:t>200</w:t>
-                              </w:r>
-                            </w:p>
-                          </w:txbxContent>
-                        </wps:txbx>
-                        <wps:bodyPr horzOverflow="overflow" vert="horz" lIns="0" tIns="0" rIns="0" bIns="0" rtlCol="0">
-                          <a:noAutofit/>
-                        </wps:bodyPr>
-                      </wps:wsp>
-                      <wps:wsp>
-                        <wps:cNvPr id="1116" name="Rectangle 1116"/>
-                        <wps:cNvSpPr/>
-                        <wps:spPr>
-                          <a:xfrm>
-                            <a:off x="322707" y="525018"/>
-                            <a:ext cx="231120" cy="154840"/>
-                          </a:xfrm>
-                          <a:prstGeom prst="rect">
-                            <a:avLst/>
-                          </a:prstGeom>
-                          <a:ln>
-                            <a:noFill/>
-                          </a:ln>
-                        </wps:spPr>
-                        <wps:txbx>
-                          <w:txbxContent>
-                            <w:p>
-                              <w:r>
-                                <w:rPr>
-                                  <w:sz w:val="18"/>
-                                </w:rPr>
-                                <w:t>225</w:t>
-                              </w:r>
-                            </w:p>
-                          </w:txbxContent>
-                        </wps:txbx>
-                        <wps:bodyPr horzOverflow="overflow" vert="horz" lIns="0" tIns="0" rIns="0" bIns="0" rtlCol="0">
-                          <a:noAutofit/>
-                        </wps:bodyPr>
-                      </wps:wsp>
-                      <wps:wsp>
-                        <wps:cNvPr id="1117" name="Rectangle 1117"/>
-                        <wps:cNvSpPr/>
-                        <wps:spPr>
-                          <a:xfrm>
-                            <a:off x="322707" y="359410"/>
-                            <a:ext cx="231120" cy="154840"/>
-                          </a:xfrm>
-                          <a:prstGeom prst="rect">
-                            <a:avLst/>
-                          </a:prstGeom>
-                          <a:ln>
-                            <a:noFill/>
-                          </a:ln>
-                        </wps:spPr>
-                        <wps:txbx>
-                          <w:txbxContent>
-                            <w:p>
-                              <w:r>
-                                <w:rPr>
-                                  <w:sz w:val="18"/>
-                                </w:rPr>
-                                <w:t>250</w:t>
-                              </w:r>
-                            </w:p>
-                          </w:txbxContent>
-                        </wps:txbx>
-                        <wps:bodyPr horzOverflow="overflow" vert="horz" lIns="0" tIns="0" rIns="0" bIns="0" rtlCol="0">
-                          <a:noAutofit/>
-                        </wps:bodyPr>
-                      </wps:wsp>
-                      <wps:wsp>
-                        <wps:cNvPr id="1118" name="Rectangle 1118"/>
-                        <wps:cNvSpPr/>
-                        <wps:spPr>
-                          <a:xfrm>
-                            <a:off x="573659" y="2164207"/>
-                            <a:ext cx="77074" cy="154840"/>
-                          </a:xfrm>
-                          <a:prstGeom prst="rect">
-                            <a:avLst/>
-                          </a:prstGeom>
-                          <a:ln>
-                            <a:noFill/>
-                          </a:ln>
-                        </wps:spPr>
-                        <wps:txbx>
-                          <w:txbxContent>
-                            <w:p>
-                              <w:r>
-                                <w:rPr>
-                                  <w:sz w:val="18"/>
-                                </w:rPr>
-                                <w:t>0</w:t>
-                              </w:r>
-                            </w:p>
-                          </w:txbxContent>
-                        </wps:txbx>
-                        <wps:bodyPr horzOverflow="overflow" vert="horz" lIns="0" tIns="0" rIns="0" bIns="0" rtlCol="0">
-                          <a:noAutofit/>
-                        </wps:bodyPr>
-                      </wps:wsp>
-                      <wps:wsp>
-                        <wps:cNvPr id="1119" name="Rectangle 1119"/>
-                        <wps:cNvSpPr/>
-                        <wps:spPr>
-                          <a:xfrm>
-                            <a:off x="952500" y="2164207"/>
-                            <a:ext cx="77074" cy="154840"/>
-                          </a:xfrm>
-                          <a:prstGeom prst="rect">
-                            <a:avLst/>
-                          </a:prstGeom>
-                          <a:ln>
-                            <a:noFill/>
-                          </a:ln>
-                        </wps:spPr>
-                        <wps:txbx>
-                          <w:txbxContent>
-                            <w:p>
-                              <w:r>
-                                <w:rPr>
-                                  <w:sz w:val="18"/>
-                                </w:rPr>
-                                <w:t>5</w:t>
-                              </w:r>
-                            </w:p>
-                          </w:txbxContent>
-                        </wps:txbx>
-                        <wps:bodyPr horzOverflow="overflow" vert="horz" lIns="0" tIns="0" rIns="0" bIns="0" rtlCol="0">
-                          <a:noAutofit/>
-                        </wps:bodyPr>
-                      </wps:wsp>
-                      <wps:wsp>
-                        <wps:cNvPr id="1120" name="Rectangle 1120"/>
-                        <wps:cNvSpPr/>
-                        <wps:spPr>
-                          <a:xfrm>
-                            <a:off x="1302131" y="2164207"/>
-                            <a:ext cx="154097" cy="154840"/>
-                          </a:xfrm>
-                          <a:prstGeom prst="rect">
-                            <a:avLst/>
-                          </a:prstGeom>
-                          <a:ln>
-                            <a:noFill/>
-                          </a:ln>
-                        </wps:spPr>
-                        <wps:txbx>
-                          <w:txbxContent>
-                            <w:p>
-                              <w:r>
-                                <w:rPr>
-                                  <w:sz w:val="18"/>
-                                </w:rPr>
-                                <w:t>10</w:t>
-                              </w:r>
-                            </w:p>
-                          </w:txbxContent>
-                        </wps:txbx>
-                        <wps:bodyPr horzOverflow="overflow" vert="horz" lIns="0" tIns="0" rIns="0" bIns="0" rtlCol="0">
-                          <a:noAutofit/>
-                        </wps:bodyPr>
-                      </wps:wsp>
-                      <wps:wsp>
-                        <wps:cNvPr id="1121" name="Rectangle 1121"/>
-                        <wps:cNvSpPr/>
-                        <wps:spPr>
-                          <a:xfrm>
-                            <a:off x="1680972" y="2164207"/>
-                            <a:ext cx="154097" cy="154840"/>
-                          </a:xfrm>
-                          <a:prstGeom prst="rect">
-                            <a:avLst/>
-                          </a:prstGeom>
-                          <a:ln>
-                            <a:noFill/>
-                          </a:ln>
-                        </wps:spPr>
-                        <wps:txbx>
-                          <w:txbxContent>
-                            <w:p>
-                              <w:r>
-                                <w:rPr>
-                                  <w:sz w:val="18"/>
-                                </w:rPr>
-                                <w:t>15</w:t>
-                              </w:r>
-                            </w:p>
-                          </w:txbxContent>
-                        </wps:txbx>
-                        <wps:bodyPr horzOverflow="overflow" vert="horz" lIns="0" tIns="0" rIns="0" bIns="0" rtlCol="0">
-                          <a:noAutofit/>
-                        </wps:bodyPr>
-                      </wps:wsp>
-                      <wps:wsp>
-                        <wps:cNvPr id="1122" name="Rectangle 1122"/>
-                        <wps:cNvSpPr/>
-                        <wps:spPr>
-                          <a:xfrm>
-                            <a:off x="2059559" y="2164207"/>
-                            <a:ext cx="154096" cy="154840"/>
-                          </a:xfrm>
-                          <a:prstGeom prst="rect">
-                            <a:avLst/>
-                          </a:prstGeom>
-                          <a:ln>
-                            <a:noFill/>
-                          </a:ln>
-                        </wps:spPr>
-                        <wps:txbx>
-                          <w:txbxContent>
-                            <w:p>
-                              <w:r>
-                                <w:rPr>
-                                  <w:sz w:val="18"/>
-                                </w:rPr>
-                                <w:t>20</w:t>
-                              </w:r>
-                            </w:p>
-                          </w:txbxContent>
-                        </wps:txbx>
-                        <wps:bodyPr horzOverflow="overflow" vert="horz" lIns="0" tIns="0" rIns="0" bIns="0" rtlCol="0">
-                          <a:noAutofit/>
-                        </wps:bodyPr>
-                      </wps:wsp>
-                      <wps:wsp>
-                        <wps:cNvPr id="1123" name="Rectangle 1123"/>
-                        <wps:cNvSpPr/>
-                        <wps:spPr>
-                          <a:xfrm>
-                            <a:off x="2438400" y="2164207"/>
-                            <a:ext cx="154097" cy="154840"/>
-                          </a:xfrm>
-                          <a:prstGeom prst="rect">
-                            <a:avLst/>
-                          </a:prstGeom>
-                          <a:ln>
-                            <a:noFill/>
-                          </a:ln>
-                        </wps:spPr>
-                        <wps:txbx>
-                          <w:txbxContent>
-                            <w:p>
-                              <w:r>
-                                <w:rPr>
-                                  <w:sz w:val="18"/>
-                                </w:rPr>
-                                <w:t>25</w:t>
-                              </w:r>
-                            </w:p>
-                          </w:txbxContent>
-                        </wps:txbx>
-                        <wps:bodyPr horzOverflow="overflow" vert="horz" lIns="0" tIns="0" rIns="0" bIns="0" rtlCol="0">
-                          <a:noAutofit/>
-                        </wps:bodyPr>
-                      </wps:wsp>
-                      <wps:wsp>
-                        <wps:cNvPr id="1124" name="Rectangle 1124"/>
-                        <wps:cNvSpPr/>
-                        <wps:spPr>
-                          <a:xfrm>
-                            <a:off x="2816987" y="2164207"/>
-                            <a:ext cx="154097" cy="154840"/>
-                          </a:xfrm>
-                          <a:prstGeom prst="rect">
-                            <a:avLst/>
-                          </a:prstGeom>
-                          <a:ln>
-                            <a:noFill/>
-                          </a:ln>
-                        </wps:spPr>
-                        <wps:txbx>
-                          <w:txbxContent>
-                            <w:p>
-                              <w:r>
-                                <w:rPr>
-                                  <w:sz w:val="18"/>
-                                </w:rPr>
-                                <w:t>30</w:t>
-                              </w:r>
-                            </w:p>
-                          </w:txbxContent>
-                        </wps:txbx>
-                        <wps:bodyPr horzOverflow="overflow" vert="horz" lIns="0" tIns="0" rIns="0" bIns="0" rtlCol="0">
-                          <a:noAutofit/>
-                        </wps:bodyPr>
-                      </wps:wsp>
-                      <wps:wsp>
-                        <wps:cNvPr id="1125" name="Rectangle 1125"/>
-                        <wps:cNvSpPr/>
-                        <wps:spPr>
-                          <a:xfrm>
-                            <a:off x="3195828" y="2164207"/>
-                            <a:ext cx="154097" cy="154840"/>
-                          </a:xfrm>
-                          <a:prstGeom prst="rect">
-                            <a:avLst/>
-                          </a:prstGeom>
-                          <a:ln>
-                            <a:noFill/>
-                          </a:ln>
-                        </wps:spPr>
-                        <wps:txbx>
-                          <w:txbxContent>
-                            <w:p>
-                              <w:r>
-                                <w:rPr>
-                                  <w:sz w:val="18"/>
-                                </w:rPr>
-                                <w:t>35</w:t>
-                              </w:r>
-                            </w:p>
-                          </w:txbxContent>
-                        </wps:txbx>
-                        <wps:bodyPr horzOverflow="overflow" vert="horz" lIns="0" tIns="0" rIns="0" bIns="0" rtlCol="0">
-                          <a:noAutofit/>
-                        </wps:bodyPr>
-                      </wps:wsp>
-                      <wps:wsp>
-                        <wps:cNvPr id="1126" name="Rectangle 1126"/>
-                        <wps:cNvSpPr/>
-                        <wps:spPr>
-                          <a:xfrm>
-                            <a:off x="3574415" y="2164207"/>
-                            <a:ext cx="154097" cy="154840"/>
-                          </a:xfrm>
-                          <a:prstGeom prst="rect">
-                            <a:avLst/>
-                          </a:prstGeom>
-                          <a:ln>
-                            <a:noFill/>
-                          </a:ln>
-                        </wps:spPr>
-                        <wps:txbx>
-                          <w:txbxContent>
-                            <w:p>
-                              <w:r>
-                                <w:rPr>
-                                  <w:sz w:val="18"/>
-                                </w:rPr>
-                                <w:t>40</w:t>
-                              </w:r>
-                            </w:p>
-                          </w:txbxContent>
-                        </wps:txbx>
-                        <wps:bodyPr horzOverflow="overflow" vert="horz" lIns="0" tIns="0" rIns="0" bIns="0" rtlCol="0">
-                          <a:noAutofit/>
-                        </wps:bodyPr>
-                      </wps:wsp>
-                      <wps:wsp>
-                        <wps:cNvPr id="1127" name="Rectangle 1127"/>
-                        <wps:cNvSpPr/>
-                        <wps:spPr>
-                          <a:xfrm>
-                            <a:off x="3953256" y="2164207"/>
-                            <a:ext cx="154096" cy="154840"/>
-                          </a:xfrm>
-                          <a:prstGeom prst="rect">
-                            <a:avLst/>
-                          </a:prstGeom>
-                          <a:ln>
-                            <a:noFill/>
-                          </a:ln>
-                        </wps:spPr>
-                        <wps:txbx>
-                          <w:txbxContent>
-                            <w:p>
-                              <w:r>
-                                <w:rPr>
-                                  <w:sz w:val="18"/>
-                                </w:rPr>
-                                <w:t>45</w:t>
-                              </w:r>
-                            </w:p>
-                          </w:txbxContent>
-                        </wps:txbx>
-                        <wps:bodyPr horzOverflow="overflow" vert="horz" lIns="0" tIns="0" rIns="0" bIns="0" rtlCol="0">
-                          <a:noAutofit/>
-                        </wps:bodyPr>
-                      </wps:wsp>
-                      <wps:wsp>
-                        <wps:cNvPr id="1128" name="Rectangle 1128"/>
-                        <wps:cNvSpPr/>
-                        <wps:spPr>
-                          <a:xfrm>
-                            <a:off x="4331843" y="2164207"/>
-                            <a:ext cx="154096" cy="154840"/>
-                          </a:xfrm>
-                          <a:prstGeom prst="rect">
-                            <a:avLst/>
-                          </a:prstGeom>
-                          <a:ln>
-                            <a:noFill/>
-                          </a:ln>
-                        </wps:spPr>
-                        <wps:txbx>
-                          <w:txbxContent>
-                            <w:p>
-                              <w:r>
-                                <w:rPr>
-                                  <w:sz w:val="18"/>
-                                </w:rPr>
-                                <w:t>50</w:t>
-                              </w:r>
-                            </w:p>
-                          </w:txbxContent>
-                        </wps:txbx>
-                        <wps:bodyPr horzOverflow="overflow" vert="horz" lIns="0" tIns="0" rIns="0" bIns="0" rtlCol="0">
-                          <a:noAutofit/>
-                        </wps:bodyPr>
-                      </wps:wsp>
-                      <wps:wsp>
-                        <wps:cNvPr id="1129" name="Rectangle 1129"/>
-                        <wps:cNvSpPr/>
-                        <wps:spPr>
-                          <a:xfrm rot="-5399999">
-                            <a:off x="62671" y="1112039"/>
-                            <a:ext cx="356656" cy="171355"/>
-                          </a:xfrm>
-                          <a:prstGeom prst="rect">
-                            <a:avLst/>
-                          </a:prstGeom>
-                          <a:ln>
-                            <a:noFill/>
-                          </a:ln>
-                        </wps:spPr>
-                        <wps:txbx>
-                          <w:txbxContent>
-                            <w:p>
-                              <w:r>
-                                <w:rPr>
-                                  <w:b/>
-                                  <w:sz w:val="20"/>
-                                </w:rPr>
-                                <w:t>U [V]</w:t>
-                              </w:r>
-                            </w:p>
-                          </w:txbxContent>
-                        </wps:txbx>
-                        <wps:bodyPr horzOverflow="overflow" vert="horz" lIns="0" tIns="0" rIns="0" bIns="0" rtlCol="0">
-                          <a:noAutofit/>
-                        </wps:bodyPr>
-                      </wps:wsp>
-                      <wps:wsp>
-                        <wps:cNvPr id="1130" name="Rectangle 1130"/>
-                        <wps:cNvSpPr/>
-                        <wps:spPr>
-                          <a:xfrm>
-                            <a:off x="2355469" y="2344928"/>
-                            <a:ext cx="372807" cy="171355"/>
-                          </a:xfrm>
-                          <a:prstGeom prst="rect">
-                            <a:avLst/>
-                          </a:prstGeom>
-                          <a:ln>
-                            <a:noFill/>
-                          </a:ln>
-                        </wps:spPr>
-                        <wps:txbx>
-                          <w:txbxContent>
-                            <w:p>
-                              <w:r>
-                                <w:rPr>
-                                  <w:b/>
-                                  <w:sz w:val="20"/>
-                                </w:rPr>
-                                <w:t>f [Hz]</w:t>
-                              </w:r>
-                            </w:p>
-                          </w:txbxContent>
-                        </wps:txbx>
-                        <wps:bodyPr horzOverflow="overflow" vert="horz" lIns="0" tIns="0" rIns="0" bIns="0" rtlCol="0">
-                          <a:noAutofit/>
-                        </wps:bodyPr>
-                      </wps:wsp>
-                      <wps:wsp>
-                        <wps:cNvPr id="1131" name="Rectangle 1131"/>
-                        <wps:cNvSpPr/>
-                        <wps:spPr>
-                          <a:xfrm>
-                            <a:off x="860679" y="131572"/>
-                            <a:ext cx="3893523" cy="241549"/>
-                          </a:xfrm>
-                          <a:prstGeom prst="rect">
-                            <a:avLst/>
-                          </a:prstGeom>
-                          <a:ln>
-                            <a:noFill/>
-                          </a:ln>
-                        </wps:spPr>
-                        <wps:txbx>
-                          <w:txbxContent>
-                            <w:p>
-                              <w:r>
-                                <w:rPr>
-                                  <w:b/>
-                                  <w:sz w:val="28"/>
-                                </w:rPr>
-                                <w:t>Pracovní napětí v závislosti na frekvenci</w:t>
-                              </w:r>
-                            </w:p>
-                          </w:txbxContent>
-                        </wps:txbx>
-                        <wps:bodyPr horzOverflow="overflow" vert="horz" lIns="0" tIns="0" rIns="0" bIns="0" rtlCol="0">
-                          <a:noAutofit/>
-                        </wps:bodyPr>
-                      </wps:wsp>
-                      <wps:wsp>
-                        <wps:cNvPr id="1132" name="Shape 1132"/>
-                        <wps:cNvSpPr/>
-                        <wps:spPr>
-                          <a:xfrm>
-                            <a:off x="1971675" y="514603"/>
-                            <a:ext cx="243840" cy="0"/>
-                          </a:xfrm>
-                          <a:custGeom>
-                            <a:avLst/>
-                            <a:gdLst/>
-                            <a:ahLst/>
-                            <a:cxnLst/>
-                            <a:rect l="0" t="0" r="0" b="0"/>
-                            <a:pathLst>
-                              <a:path w="243840">
-                                <a:moveTo>
-                                  <a:pt x="0" y="0"/>
-                                </a:moveTo>
-                                <a:lnTo>
-                                  <a:pt x="243840" y="0"/>
-                                </a:lnTo>
-                              </a:path>
-                            </a:pathLst>
-                          </a:custGeom>
-                          <a:ln w="19050" cap="rnd">
-                            <a:round/>
-                          </a:ln>
-                        </wps:spPr>
-                        <wps:style>
-                          <a:lnRef idx="1">
-                            <a:srgbClr val="4472C4"/>
-                          </a:lnRef>
-                          <a:fillRef idx="0">
-                            <a:srgbClr val="000000">
-                              <a:alpha val="0"/>
-                            </a:srgbClr>
-                          </a:fillRef>
-                          <a:effectRef idx="0">
-                            <a:scrgbClr r="0" g="0" b="0"/>
-                          </a:effectRef>
-                          <a:fontRef idx="none"/>
-                        </wps:style>
-                        <wps:bodyPr/>
-                      </wps:wsp>
-                      <wps:wsp>
-                        <wps:cNvPr id="1133" name="Shape 1133"/>
-                        <wps:cNvSpPr/>
-                        <wps:spPr>
-                          <a:xfrm>
-                            <a:off x="2061337" y="481457"/>
-                            <a:ext cx="64008" cy="64008"/>
-                          </a:xfrm>
-                          <a:custGeom>
-                            <a:avLst/>
-                            <a:gdLst/>
-                            <a:ahLst/>
-                            <a:cxnLst/>
-                            <a:rect l="0" t="0" r="0" b="0"/>
-                            <a:pathLst>
-                              <a:path w="64008" h="64008">
-                                <a:moveTo>
-                                  <a:pt x="32004" y="0"/>
-                                </a:moveTo>
-                                <a:cubicBezTo>
-                                  <a:pt x="49657" y="0"/>
-                                  <a:pt x="64008" y="14351"/>
-                                  <a:pt x="64008" y="32004"/>
-                                </a:cubicBezTo>
-                                <a:cubicBezTo>
-                                  <a:pt x="64008" y="49657"/>
-                                  <a:pt x="49657" y="64008"/>
-                                  <a:pt x="32004" y="64008"/>
-                                </a:cubicBezTo>
-                                <a:cubicBezTo>
-                                  <a:pt x="14351" y="64008"/>
-                                  <a:pt x="0" y="49657"/>
-                                  <a:pt x="0" y="32004"/>
-                                </a:cubicBezTo>
-                                <a:cubicBezTo>
-                                  <a:pt x="0" y="14351"/>
-                                  <a:pt x="14351" y="0"/>
-                                  <a:pt x="32004" y="0"/>
-                                </a:cubicBezTo>
-                                <a:close/>
-                              </a:path>
-                            </a:pathLst>
-                          </a:custGeom>
-                          <a:ln w="0" cap="rnd">
-                            <a:round/>
-                          </a:ln>
-                        </wps:spPr>
-                        <wps:style>
-                          <a:lnRef idx="0">
-                            <a:srgbClr val="000000">
-                              <a:alpha val="0"/>
-                            </a:srgbClr>
-                          </a:lnRef>
-                          <a:fillRef idx="1">
-                            <a:srgbClr val="4472C4"/>
-                          </a:fillRef>
-                          <a:effectRef idx="0">
-                            <a:scrgbClr r="0" g="0" b="0"/>
-                          </a:effectRef>
-                          <a:fontRef idx="none"/>
-                        </wps:style>
-                        <wps:bodyPr/>
-                      </wps:wsp>
-                      <wps:wsp>
-                        <wps:cNvPr id="1134" name="Shape 1134"/>
-                        <wps:cNvSpPr/>
-                        <wps:spPr>
-                          <a:xfrm>
-                            <a:off x="2061337" y="481457"/>
-                            <a:ext cx="64008" cy="64008"/>
-                          </a:xfrm>
-                          <a:custGeom>
-                            <a:avLst/>
-                            <a:gdLst/>
-                            <a:ahLst/>
-                            <a:cxnLst/>
-                            <a:rect l="0" t="0" r="0" b="0"/>
-                            <a:pathLst>
-                              <a:path w="64008" h="64008">
-                                <a:moveTo>
-                                  <a:pt x="64008" y="32004"/>
-                                </a:moveTo>
-                                <a:cubicBezTo>
-                                  <a:pt x="64008" y="49657"/>
-                                  <a:pt x="49657" y="64008"/>
-                                  <a:pt x="32004" y="64008"/>
-                                </a:cubicBezTo>
-                                <a:cubicBezTo>
-                                  <a:pt x="14351" y="64008"/>
-                                  <a:pt x="0" y="49657"/>
-                                  <a:pt x="0" y="32004"/>
-                                </a:cubicBezTo>
-                                <a:cubicBezTo>
-                                  <a:pt x="0" y="14351"/>
-                                  <a:pt x="14351" y="0"/>
-                                  <a:pt x="32004" y="0"/>
-                                </a:cubicBezTo>
-                                <a:cubicBezTo>
-                                  <a:pt x="49657" y="0"/>
-                                  <a:pt x="64008" y="14351"/>
-                                  <a:pt x="64008" y="32004"/>
-                                </a:cubicBezTo>
-                                <a:close/>
-                              </a:path>
-                            </a:pathLst>
-                          </a:custGeom>
-                          <a:ln w="6350" cap="flat">
-                            <a:round/>
-                          </a:ln>
-                        </wps:spPr>
-                        <wps:style>
-                          <a:lnRef idx="1">
-                            <a:srgbClr val="4472C4"/>
-                          </a:lnRef>
-                          <a:fillRef idx="0">
-                            <a:srgbClr val="000000">
-                              <a:alpha val="0"/>
-                            </a:srgbClr>
-                          </a:fillRef>
-                          <a:effectRef idx="0">
-                            <a:scrgbClr r="0" g="0" b="0"/>
-                          </a:effectRef>
-                          <a:fontRef idx="none"/>
-                        </wps:style>
-                        <wps:bodyPr/>
-                      </wps:wsp>
-                      <wps:wsp>
-                        <wps:cNvPr id="1135" name="Rectangle 1135"/>
-                        <wps:cNvSpPr/>
-                        <wps:spPr>
-                          <a:xfrm>
-                            <a:off x="2242058" y="462152"/>
-                            <a:ext cx="630119" cy="154840"/>
-                          </a:xfrm>
-                          <a:prstGeom prst="rect">
-                            <a:avLst/>
-                          </a:prstGeom>
-                          <a:ln>
-                            <a:noFill/>
-                          </a:ln>
-                        </wps:spPr>
-                        <wps:txbx>
-                          <w:txbxContent>
-                            <w:p>
-                              <w:r>
-                                <w:rPr>
-                                  <w:sz w:val="18"/>
-                                </w:rPr>
-                                <w:t>U/f [V/Hz]</w:t>
-                              </w:r>
-                            </w:p>
-                          </w:txbxContent>
-                        </wps:txbx>
-                        <wps:bodyPr horzOverflow="overflow" vert="horz" lIns="0" tIns="0" rIns="0" bIns="0" rtlCol="0">
-                          <a:noAutofit/>
-                        </wps:bodyPr>
-                      </wps:wsp>
-                      <wps:wsp>
-                        <wps:cNvPr id="1136" name="Shape 1136"/>
-                        <wps:cNvSpPr/>
-                        <wps:spPr>
-                          <a:xfrm>
-                            <a:off x="0" y="0"/>
-                            <a:ext cx="4641850" cy="2505710"/>
-                          </a:xfrm>
-                          <a:custGeom>
-                            <a:avLst/>
-                            <a:gdLst/>
-                            <a:ahLst/>
-                            <a:cxnLst/>
-                            <a:rect l="0" t="0" r="0" b="0"/>
-                            <a:pathLst>
-                              <a:path w="4641850" h="2505710">
-                                <a:moveTo>
-                                  <a:pt x="0" y="2505710"/>
-                                </a:moveTo>
-                                <a:lnTo>
-                                  <a:pt x="4641850" y="2505710"/>
-                                </a:lnTo>
-                                <a:lnTo>
-                                  <a:pt x="4641850" y="0"/>
-                                </a:lnTo>
-                                <a:lnTo>
-                                  <a:pt x="0" y="0"/>
-                                </a:lnTo>
-                                <a:close/>
-                              </a:path>
-                            </a:pathLst>
-                          </a:custGeom>
-                          <a:ln w="9525" cap="flat">
-                            <a:round/>
-                          </a:ln>
-                        </wps:spPr>
-                        <wps:style>
-                          <a:lnRef idx="1">
-                            <a:srgbClr val="7F7F7F"/>
-                          </a:lnRef>
-                          <a:fillRef idx="0">
-                            <a:srgbClr val="000000">
-                              <a:alpha val="0"/>
-                            </a:srgbClr>
-                          </a:fillRef>
-                          <a:effectRef idx="0">
-                            <a:scrgbClr r="0" g="0" b="0"/>
-                          </a:effectRef>
-                          <a:fontRef idx="none"/>
-                        </wps:style>
-                        <wps:bodyPr/>
-                      </wps:wsp>
-                    </wpg:wgp>
-                  </a:graphicData>
-                </a:graphic>
-              </wp:inline>
-            </w:drawing>
-          </mc:Choice>
-          <mc:Fallback>
-            <w:pict>
-              <v:group w14:anchorId="0700CCCB" id="Group 9678" o:spid="_x0000_s1083" style="width:369.05pt;height:200.7pt;mso-position-horizontal-relative:char;mso-position-vertical-relative:line" coordsize="46869,25487" o:gfxdata="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">
-                <v:rect id="Rectangle 992" o:spid="_x0000_s1084" style="position:absolute;left:46488;top:24100;width:507;height:1844;visibility:visible;mso-wrap-style:square;v-text-anchor:top" o:gfxdata="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" filled="f" stroked="f">
-                  <v:textbox inset="0,0,0,0">
-                    <w:txbxContent>
-                      <w:p>
-                        <w:r>
-                          <w:rPr>
-                            <w:rFonts w:ascii="Times New Roman" w:eastAsia="Times New Roman" w:hAnsi="Times New Roman" w:cs="Times New Roman"/>
-                            <w:sz w:val="24"/>
-                          </w:rPr>
-                          <w:t xml:space="preserve"> </w:t>
-                        </w:r>
-                      </w:p>
-                    </w:txbxContent>
-                  </v:textbox>
-                </v:rect>
-                <v:shape id="Shape 1052" o:spid="_x0000_s1085" style="position:absolute;left:6022;top:19018;width:37864;height:0;visibility:visible;mso-wrap-style:square;v-text-anchor:top" coordsize="3786378,0" o:gfxdata="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" path="m,l3786378,e" filled="f" strokecolor="#e7e6e6">
-                  <v:path arrowok="t" textboxrect="0,0,3786378,0"/>
-                </v:shape>
-                <v:shape id="Shape 1053" o:spid="_x0000_s1086" style="position:absolute;left:6022;top:17372;width:37864;height:0;visibility:visible;mso-wrap-style:square;v-text-anchor:top" coordsize="3786378,0" o:gfxdata="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" path="m,l3786378,e" filled="f" strokecolor="#e7e6e6">
-                  <v:path arrowok="t" textboxrect="0,0,3786378,0"/>
-                </v:shape>
-                <v:shape id="Shape 1054" o:spid="_x0000_s1087" style="position:absolute;left:6022;top:15711;width:37864;height:0;visibility:visible;mso-wrap-style:square;v-text-anchor:top" coordsize="3786378,0" o:gfxdata="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" path="m,l3786378,e" filled="f" strokecolor="#e7e6e6">
-                  <v:path arrowok="t" textboxrect="0,0,3786378,0"/>
-                </v:shape>
-                <v:shape id="Shape 1055" o:spid="_x0000_s1088" style="position:absolute;left:6022;top:14050;width:37864;height:0;visibility:visible;mso-wrap-style:square;v-text-anchor:top" coordsize="3786378,0" o:gfxdata="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" path="m,l3786378,e" filled="f" strokecolor="#e7e6e6">
-                  <v:path arrowok="t" textboxrect="0,0,3786378,0"/>
-                </v:shape>
-                <v:shape id="Shape 1056" o:spid="_x0000_s1089" style="position:absolute;left:6022;top:12404;width:37864;height:0;visibility:visible;mso-wrap-style:square;v-text-anchor:top" coordsize="3786378,0" o:gfxdata="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" path="m,l3786378,e" filled="f" strokecolor="#e7e6e6">
-                  <v:path arrowok="t" textboxrect="0,0,3786378,0"/>
-                </v:shape>
-                <v:shape id="Shape 1057" o:spid="_x0000_s1090" style="position:absolute;left:6022;top:10742;width:37864;height:0;visibility:visible;mso-wrap-style:square;v-text-anchor:top" coordsize="3786378,0" o:gfxdata="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" path="m,l3786378,e" filled="f" strokecolor="#e7e6e6">
-                  <v:path arrowok="t" textboxrect="0,0,3786378,0"/>
-                </v:shape>
-                <v:shape id="Shape 1058" o:spid="_x0000_s1091" style="position:absolute;left:6022;top:9081;width:37864;height:0;visibility:visible;mso-wrap-style:square;v-text-anchor:top" coordsize="3786378,0" o:gfxdata="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" path="m,l3786378,e" filled="f" strokecolor="#e7e6e6">
-                  <v:path arrowok="t" textboxrect="0,0,3786378,0"/>
-                </v:shape>
-                <v:shape id="Shape 1059" o:spid="_x0000_s1092" style="position:absolute;left:6022;top:7435;width:37864;height:0;visibility:visible;mso-wrap-style:square;v-text-anchor:top" coordsize="3786378,0" o:gfxdata="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" path="m,l3786378,e" filled="f" strokecolor="#e7e6e6">
-                  <v:path arrowok="t" textboxrect="0,0,3786378,0"/>
-                </v:shape>
-                <v:shape id="Shape 1060" o:spid="_x0000_s1093" style="position:absolute;left:6022;top:5774;width:37864;height:0;visibility:visible;mso-wrap-style:square;v-text-anchor:top" coordsize="3786378,0" o:gfxdata="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" path="m,l3786378,e" filled="f" strokecolor="#e7e6e6">
-                  <v:path arrowok="t" textboxrect="0,0,3786378,0"/>
-                </v:shape>
-                <v:shape id="Shape 1061" o:spid="_x0000_s1094" style="position:absolute;left:6022;top:4119;width:37864;height:0;visibility:visible;mso-wrap-style:square;v-text-anchor:top" coordsize="3786378,0" o:gfxdata="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" path="m,l3786378,e" filled="f" strokecolor="#e7e6e6">
-                  <v:path arrowok="t" textboxrect="0,0,3786378,0"/>
-                </v:shape>
-                <v:shape id="Shape 1062" o:spid="_x0000_s1095" style="position:absolute;left:6022;top:4119;width:0;height:16560;visibility:visible;mso-wrap-style:square;v-text-anchor:top" coordsize="0,1655953" o:gfxdata="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" path="m,l,1655953e" filled="f" strokecolor="#e7e6e6">
-                  <v:path arrowok="t" textboxrect="0,0,0,1655953"/>
-                </v:shape>
-                <v:shape id="Shape 1063" o:spid="_x0000_s1096" style="position:absolute;left:7918;top:4119;width:0;height:16560;visibility:visible;mso-wrap-style:square;v-text-anchor:top" coordsize="0,1655953" o:gfxdata="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" path="m,l,1655953e" filled="f" strokecolor="#e7e6e6">
-                  <v:path arrowok="t" textboxrect="0,0,0,1655953"/>
-                </v:shape>
-                <v:shape id="Shape 1064" o:spid="_x0000_s1097" style="position:absolute;left:9808;top:4119;width:0;height:16560;visibility:visible;mso-wrap-style:square;v-text-anchor:top" coordsize="0,1655953" o:gfxdata="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" path="m,l,1655953e" filled="f" strokecolor="#e7e6e6">
-                  <v:path arrowok="t" textboxrect="0,0,0,1655953"/>
-                </v:shape>
-                <v:shape id="Shape 1065" o:spid="_x0000_s1098" style="position:absolute;left:11697;top:4119;width:0;height:16560;visibility:visible;mso-wrap-style:square;v-text-anchor:top" coordsize="0,1655953" o:gfxdata="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" path="m,l,1655953e" filled="f" strokecolor="#e7e6e6">
-                  <v:path arrowok="t" textboxrect="0,0,0,1655953"/>
-                </v:shape>
-                <v:shape id="Shape 1066" o:spid="_x0000_s1099" style="position:absolute;left:13602;top:4119;width:0;height:16560;visibility:visible;mso-wrap-style:square;v-text-anchor:top" coordsize="0,1655953" o:gfxdata="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" path="m,l,1655953e" filled="f" strokecolor="#e7e6e6">
-                  <v:path arrowok="t" textboxrect="0,0,0,1655953"/>
-                </v:shape>
-                <v:shape id="Shape 1067" o:spid="_x0000_s1100" style="position:absolute;left:15492;top:4119;width:0;height:16560;visibility:visible;mso-wrap-style:square;v-text-anchor:top" coordsize="0,1655953" o:gfxdata="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" path="m,l,1655953e" filled="f" strokecolor="#e7e6e6">
-                  <v:path arrowok="t" textboxrect="0,0,0,1655953"/>
-                </v:shape>
-                <v:shape id="Shape 1068" o:spid="_x0000_s1101" style="position:absolute;left:17382;top:4119;width:0;height:16560;visibility:visible;mso-wrap-style:square;v-text-anchor:top" coordsize="0,1655953" o:gfxdata="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" path="m,l,1655953e" filled="f" strokecolor="#e7e6e6">
-                  <v:path arrowok="t" textboxrect="0,0,0,1655953"/>
-                </v:shape>
-                <v:shape id="Shape 1069" o:spid="_x0000_s1102" style="position:absolute;left:19272;top:4119;width:0;height:16560;visibility:visible;mso-wrap-style:square;v-text-anchor:top" coordsize="0,1655953" o:gfxdata="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" path="m,l,1655953e" filled="f" strokecolor="#e7e6e6">
-                  <v:path arrowok="t" textboxrect="0,0,0,1655953"/>
-                </v:shape>
-                <v:shape id="Shape 1070" o:spid="_x0000_s1103" style="position:absolute;left:21162;top:4119;width:0;height:16560;visibility:visible;mso-wrap-style:square;v-text-anchor:top" coordsize="0,1655953" o:gfxdata="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" path="m,l,1655953e" filled="f" strokecolor="#e7e6e6">
-                  <v:path arrowok="t" textboxrect="0,0,0,1655953"/>
-                </v:shape>
-                <v:shape id="Shape 1071" o:spid="_x0000_s1104" style="position:absolute;left:23067;top:4119;width:0;height:16560;visibility:visible;mso-wrap-style:square;v-text-anchor:top" coordsize="0,1655953" o:gfxdata="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" path="m,l,1655953e" filled="f" strokecolor="#e7e6e6">
-                  <v:path arrowok="t" textboxrect="0,0,0,1655953"/>
-                </v:shape>
-                <v:shape id="Shape 1072" o:spid="_x0000_s1105" style="position:absolute;left:24956;top:4119;width:0;height:16560;visibility:visible;mso-wrap-style:square;v-text-anchor:top" coordsize="0,1655953" o:gfxdata="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" path="m,l,1655953e" filled="f" strokecolor="#e7e6e6">
-                  <v:path arrowok="t" textboxrect="0,0,0,1655953"/>
-                </v:shape>
-                <v:shape id="Shape 1073" o:spid="_x0000_s1106" style="position:absolute;left:26846;top:4119;width:0;height:16560;visibility:visible;mso-wrap-style:square;v-text-anchor:top" coordsize="0,1655953" o:gfxdata="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" path="m,l,1655953e" filled="f" strokecolor="#e7e6e6">
-                  <v:path arrowok="t" textboxrect="0,0,0,1655953"/>
-                </v:shape>
-                <v:shape id="Shape 1074" o:spid="_x0000_s1107" style="position:absolute;left:28736;top:4119;width:0;height:16560;visibility:visible;mso-wrap-style:square;v-text-anchor:top" coordsize="0,1655953" o:gfxdata="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" path="m,l,1655953e" filled="f" strokecolor="#e7e6e6">
-                  <v:path arrowok="t" textboxrect="0,0,0,1655953"/>
-                </v:shape>
-                <v:shape id="Shape 1075" o:spid="_x0000_s1108" style="position:absolute;left:30641;top:4119;width:0;height:16560;visibility:visible;mso-wrap-style:square;v-text-anchor:top" coordsize="0,1655953" o:gfxdata="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" path="m,l,1655953e" filled="f" strokecolor="#e7e6e6">
-                  <v:path arrowok="t" textboxrect="0,0,0,1655953"/>
-                </v:shape>
-                <v:shape id="Shape 1076" o:spid="_x0000_s1109" style="position:absolute;left:32531;top:4119;width:0;height:16560;visibility:visible;mso-wrap-style:square;v-text-anchor:top" coordsize="0,1655953" o:gfxdata="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" path="m,l,1655953e" filled="f" strokecolor="#e7e6e6">
-                  <v:path arrowok="t" textboxrect="0,0,0,1655953"/>
-                </v:shape>
-                <v:shape id="Shape 1077" o:spid="_x0000_s1110" style="position:absolute;left:34420;top:4119;width:0;height:16560;visibility:visible;mso-wrap-style:square;v-text-anchor:top" coordsize="0,1655953" o:gfxdata="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" path="m,l,1655953e" filled="f" strokecolor="#e7e6e6">
-                  <v:path arrowok="t" textboxrect="0,0,0,1655953"/>
-                </v:shape>
-                <v:shape id="Shape 1078" o:spid="_x0000_s1111" style="position:absolute;left:36310;top:4119;width:0;height:16560;visibility:visible;mso-wrap-style:square;v-text-anchor:top" coordsize="0,1655953" o:gfxdata="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" path="m,l,1655953e" filled="f" strokecolor="#e7e6e6">
-                  <v:path arrowok="t" textboxrect="0,0,0,1655953"/>
-                </v:shape>
-                <v:shape id="Shape 1079" o:spid="_x0000_s1112" style="position:absolute;left:38200;top:4119;width:0;height:16560;visibility:visible;mso-wrap-style:square;v-text-anchor:top" coordsize="0,1655953" o:gfxdata="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" path="m,l,1655953e" filled="f" strokecolor="#e7e6e6">
-                  <v:path arrowok="t" textboxrect="0,0,0,1655953"/>
-                </v:shape>
-                <v:shape id="Shape 1080" o:spid="_x0000_s1113" style="position:absolute;left:40105;top:4119;width:0;height:16560;visibility:visible;mso-wrap-style:square;v-text-anchor:top" coordsize="0,1655953" o:gfxdata="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" path="m,l,1655953e" filled="f" strokecolor="#e7e6e6">
-                  <v:path arrowok="t" textboxrect="0,0,0,1655953"/>
-                </v:shape>
-                <v:shape id="Shape 1081" o:spid="_x0000_s1114" style="position:absolute;left:41995;top:4119;width:0;height:16560;visibility:visible;mso-wrap-style:square;v-text-anchor:top" coordsize="0,1655953" o:gfxdata="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" path="m,l,1655953e" filled="f" strokecolor="#e7e6e6">
-                  <v:path arrowok="t" textboxrect="0,0,0,1655953"/>
-                </v:shape>
-                <v:shape id="Shape 1082" o:spid="_x0000_s1115" style="position:absolute;left:43886;top:4119;width:0;height:16560;visibility:visible;mso-wrap-style:square;v-text-anchor:top" coordsize="0,1655953" o:gfxdata="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" path="m,l,1655953e" filled="f" strokecolor="#e7e6e6">
-                  <v:path arrowok="t" textboxrect="0,0,0,1655953"/>
-                </v:shape>
-                <v:shape id="Shape 1083" o:spid="_x0000_s1116" style="position:absolute;left:6022;top:20679;width:37864;height:0;visibility:visible;mso-wrap-style:square;v-text-anchor:top" coordsize="3786378,0" o:gfxdata="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" path="m,l3786378,e" filled="f" strokecolor="#d9d9d9">
-                  <v:path arrowok="t" textboxrect="0,0,3786378,0"/>
-                </v:shape>
-                <v:shape id="Shape 1084" o:spid="_x0000_s1117" style="position:absolute;left:6022;top:5642;width:37864;height:14705;visibility:visible;mso-wrap-style:square;v-text-anchor:top" coordsize="3786378,1470533" o:gfxdata="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" path="m,1470533l378587,1331468,758063,1185164r377952,-144780l1513967,887984,1893443,735584,2271395,583184,2650871,430784,3028823,278384,3408299,132080,3786378,e" filled="f" strokecolor="#4472c4" strokeweight="1.5pt">
-                  <v:stroke endcap="round"/>
-                  <v:path arrowok="t" textboxrect="0,0,3786378,1470533"/>
-                </v:shape>
-                <v:shape id="Shape 1085" o:spid="_x0000_s1118" style="position:absolute;left:5715;top:20025;width:640;height:640;visibility:visible;mso-wrap-style:square;v-text-anchor:top" coordsize="64008,64008" o:gfxdata="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" path="m32004,c49657,,64008,14351,64008,32004v,17653,-14351,32004,-32004,32004c14351,64008,,49657,,32004,,14351,14351,,32004,xe" fillcolor="#4472c4" stroked="f" strokeweight="0">
-                  <v:path arrowok="t" textboxrect="0,0,64008,64008"/>
-                </v:shape>
-                <v:shape id="Shape 1086" o:spid="_x0000_s1119" style="position:absolute;left:5715;top:20025;width:640;height:640;visibility:visible;mso-wrap-style:square;v-text-anchor:top" coordsize="64008,64008" o:gfxdata="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" path="m64008,32004v,17653,-14351,32004,-32004,32004c14351,64008,,49657,,32004,,14351,14351,,32004,,49657,,64008,14351,64008,32004xe" filled="f" strokecolor="#4472c4" strokeweight=".5pt">
-                  <v:path arrowok="t" textboxrect="0,0,64008,64008"/>
-                </v:shape>
-                <v:shape id="Shape 1087" o:spid="_x0000_s1120" style="position:absolute;left:9494;top:18638;width:640;height:640;visibility:visible;mso-wrap-style:square;v-text-anchor:top" coordsize="64008,64008" o:gfxdata="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" path="m32004,c49657,,64008,14350,64008,32003v,17654,-14351,32005,-32004,32005c14351,64008,,49657,,32003,,14350,14351,,32004,xe" fillcolor="#4472c4" stroked="f" strokeweight="0">
-                  <v:path arrowok="t" textboxrect="0,0,64008,64008"/>
-                </v:shape>
-                <v:shape id="Shape 1088" o:spid="_x0000_s1121" style="position:absolute;left:9494;top:18638;width:640;height:640;visibility:visible;mso-wrap-style:square;v-text-anchor:top" coordsize="64008,64008" o:gfxdata="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" path="m64008,32003v,17654,-14351,32005,-32004,32005c14351,64008,,49657,,32003,,14350,14351,,32004,,49657,,64008,14350,64008,32003xe" filled="f" strokecolor="#4472c4" strokeweight=".5pt">
-                  <v:path arrowok="t" textboxrect="0,0,64008,64008"/>
-                </v:shape>
-                <v:shape id="Shape 1089" o:spid="_x0000_s1122" style="position:absolute;left:13289;top:17175;width:640;height:640;visibility:visible;mso-wrap-style:square;v-text-anchor:top" coordsize="64008,64008" o:gfxdata="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" path="m32004,c49657,,64008,14351,64008,32004v,17653,-14351,32004,-32004,32004c14351,64008,,49657,,32004,,14351,14351,,32004,xe" fillcolor="#4472c4" stroked="f" strokeweight="0">
-                  <v:path arrowok="t" textboxrect="0,0,64008,64008"/>
-                </v:shape>
-                <v:shape id="Shape 1090" o:spid="_x0000_s1123" style="position:absolute;left:13289;top:17175;width:640;height:640;visibility:visible;mso-wrap-style:square;v-text-anchor:top" coordsize="64008,64008" o:gfxdata="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" path="m64008,32004v,17653,-14351,32004,-32004,32004c14351,64008,,49657,,32004,,14351,14351,,32004,,49657,,64008,14351,64008,32004xe" filled="f" strokecolor="#4472c4" strokeweight=".5pt">
-                  <v:path arrowok="t" textboxrect="0,0,64008,64008"/>
-                </v:shape>
-                <v:shape id="Shape 1091" o:spid="_x0000_s1124" style="position:absolute;left:17068;top:15727;width:640;height:640;visibility:visible;mso-wrap-style:square;v-text-anchor:top" coordsize="64008,64008" o:gfxdata="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" path="m32004,c49657,,64008,14350,64008,32003v,17654,-14351,32005,-32004,32005c14351,64008,,49657,,32003,,14350,14351,,32004,xe" fillcolor="#4472c4" stroked="f" strokeweight="0">
-                  <v:path arrowok="t" textboxrect="0,0,64008,64008"/>
-                </v:shape>
-                <v:shape id="Shape 1092" o:spid="_x0000_s1125" style="position:absolute;left:17068;top:15727;width:640;height:640;visibility:visible;mso-wrap-style:square;v-text-anchor:top" coordsize="64008,64008" o:gfxdata="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" path="m64008,32003v,17654,-14351,32005,-32004,32005c14351,64008,,49657,,32003,,14350,14351,,32004,,49657,,64008,14350,64008,32003xe" filled="f" strokecolor="#4472c4" strokeweight=".5pt">
-                  <v:path arrowok="t" textboxrect="0,0,64008,64008"/>
-                </v:shape>
-                <v:shape id="Shape 1093" o:spid="_x0000_s1126" style="position:absolute;left:20848;top:14203;width:640;height:640;visibility:visible;mso-wrap-style:square;v-text-anchor:top" coordsize="64008,64008" o:gfxdata="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" path="m32004,c49657,,64008,14350,64008,32003v,17654,-14351,32005,-32004,32005c14351,64008,,49657,,32003,,14350,14351,,32004,xe" fillcolor="#4472c4" stroked="f" strokeweight="0">
-                  <v:path arrowok="t" textboxrect="0,0,64008,64008"/>
-                </v:shape>
-                <v:shape id="Shape 1094" o:spid="_x0000_s1127" style="position:absolute;left:20848;top:14203;width:640;height:640;visibility:visible;mso-wrap-style:square;v-text-anchor:top" coordsize="64008,64008" o:gfxdata="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" path="m64008,32003v,17654,-14351,32005,-32004,32005c14351,64008,,49657,,32003,,14350,14351,,32004,,49657,,64008,14350,64008,32003xe" filled="f" strokecolor="#4472c4" strokeweight=".5pt">
-                  <v:path arrowok="t" textboxrect="0,0,64008,64008"/>
-                </v:shape>
-                <v:shape id="Shape 1095" o:spid="_x0000_s1128" style="position:absolute;left:24643;top:12679;width:640;height:640;visibility:visible;mso-wrap-style:square;v-text-anchor:top" coordsize="64008,64008" o:gfxdata="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" path="m32004,c49657,,64008,14350,64008,32003v,17654,-14351,32005,-32004,32005c14351,64008,,49657,,32003,,14350,14351,,32004,xe" fillcolor="#4472c4" stroked="f" strokeweight="0">
-                  <v:path arrowok="t" textboxrect="0,0,64008,64008"/>
-                </v:shape>
-                <v:shape id="Shape 1096" o:spid="_x0000_s1129" style="position:absolute;left:24643;top:12679;width:640;height:640;visibility:visible;mso-wrap-style:square;v-text-anchor:top" coordsize="64008,64008" o:gfxdata="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" path="m64008,32003v,17654,-14351,32005,-32004,32005c14351,64008,,49657,,32003,,14350,14351,,32004,,49657,,64008,14350,64008,32003xe" filled="f" strokecolor="#4472c4" strokeweight=".5pt">
-                  <v:path arrowok="t" textboxrect="0,0,64008,64008"/>
-                </v:shape>
-                <v:shape id="Shape 1097" o:spid="_x0000_s1130" style="position:absolute;left:28422;top:11155;width:640;height:640;visibility:visible;mso-wrap-style:square;v-text-anchor:top" coordsize="64008,64008" o:gfxdata="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" path="m32004,c49657,,64008,14350,64008,32003v,17654,-14351,32005,-32004,32005c14351,64008,,49657,,32003,,14350,14351,,32004,xe" fillcolor="#4472c4" stroked="f" strokeweight="0">
-                  <v:path arrowok="t" textboxrect="0,0,64008,64008"/>
-                </v:shape>
-                <v:shape id="Shape 1098" o:spid="_x0000_s1131" style="position:absolute;left:28422;top:11155;width:640;height:640;visibility:visible;mso-wrap-style:square;v-text-anchor:top" coordsize="64008,64008" o:gfxdata="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" path="m64008,32003v,17654,-14351,32005,-32004,32005c14351,64008,,49657,,32003,,14350,14351,,32004,,49657,,64008,14350,64008,32003xe" filled="f" strokecolor="#4472c4" strokeweight=".5pt">
-                  <v:path arrowok="t" textboxrect="0,0,64008,64008"/>
-                </v:shape>
-                <v:shape id="Shape 1099" o:spid="_x0000_s1132" style="position:absolute;left:32217;top:9631;width:640;height:640;visibility:visible;mso-wrap-style:square;v-text-anchor:top" coordsize="64008,64008" o:gfxdata="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" path="m32004,c49657,,64008,14350,64008,32003v,17654,-14351,32005,-32004,32005c14351,64008,,49657,,32003,,14350,14351,,32004,xe" fillcolor="#4472c4" stroked="f" strokeweight="0">
-                  <v:path arrowok="t" textboxrect="0,0,64008,64008"/>
-                </v:shape>
-                <v:shape id="Shape 1100" o:spid="_x0000_s1133" style="position:absolute;left:32217;top:9631;width:640;height:640;visibility:visible;mso-wrap-style:square;v-text-anchor:top" coordsize="64008,64008" o:gfxdata="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" path="m64008,32003v,17654,-14351,32005,-32004,32005c14351,64008,,49657,,32003,,14350,14351,,32004,,49657,,64008,14350,64008,32003xe" filled="f" strokecolor="#4472c4" strokeweight=".5pt">
-                  <v:path arrowok="t" textboxrect="0,0,64008,64008"/>
-                </v:shape>
-                <v:shape id="Shape 1101" o:spid="_x0000_s1134" style="position:absolute;left:35996;top:8107;width:640;height:640;visibility:visible;mso-wrap-style:square;v-text-anchor:top" coordsize="64008,64008" o:gfxdata="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" path="m32004,c49657,,64008,14350,64008,32003v,17654,-14351,32005,-32004,32005c14351,64008,,49657,,32003,,14350,14351,,32004,xe" fillcolor="#4472c4" stroked="f" strokeweight="0">
-                  <v:path arrowok="t" textboxrect="0,0,64008,64008"/>
-                </v:shape>
-                <v:shape id="Shape 1102" o:spid="_x0000_s1135" style="position:absolute;left:35996;top:8107;width:640;height:640;visibility:visible;mso-wrap-style:square;v-text-anchor:top" coordsize="64008,64008" o:gfxdata="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" path="m64008,32003v,17654,-14351,32005,-32004,32005c14351,64008,,49657,,32003,,14350,14351,,32004,,49657,,64008,14350,64008,32003xe" filled="f" strokecolor="#4472c4" strokeweight=".5pt">
-                  <v:path arrowok="t" textboxrect="0,0,64008,64008"/>
-                </v:shape>
-                <v:shape id="Shape 1103" o:spid="_x0000_s1136" style="position:absolute;left:39791;top:6644;width:640;height:640;visibility:visible;mso-wrap-style:square;v-text-anchor:top" coordsize="64008,64008" o:gfxdata="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" path="m32004,c49657,,64008,14351,64008,32004v,17653,-14351,32004,-32004,32004c14351,64008,,49657,,32004,,14351,14351,,32004,xe" fillcolor="#4472c4" stroked="f" strokeweight="0">
-                  <v:path arrowok="t" textboxrect="0,0,64008,64008"/>
-                </v:shape>
-                <v:shape id="Shape 1104" o:spid="_x0000_s1137" style="position:absolute;left:39791;top:6644;width:640;height:640;visibility:visible;mso-wrap-style:square;v-text-anchor:top" coordsize="64008,64008" o:gfxdata="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" path="m64008,32004v,17653,-14351,32004,-32004,32004c14351,64008,,49657,,32004,,14351,14351,,32004,,49657,,64008,14351,64008,32004xe" filled="f" strokecolor="#4472c4" strokeweight=".5pt">
-                  <v:path arrowok="t" textboxrect="0,0,64008,64008"/>
-                </v:shape>
-                <v:shape id="Shape 1105" o:spid="_x0000_s1138" style="position:absolute;left:43571;top:5318;width:640;height:640;visibility:visible;mso-wrap-style:square;v-text-anchor:top" coordsize="64008,64008" o:gfxdata="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" path="m32004,c49657,,64008,14350,64008,32003v,17654,-14351,32005,-32004,32005c14351,64008,,49657,,32003,,14350,14351,,32004,xe" fillcolor="#4472c4" stroked="f" strokeweight="0">
-                  <v:path arrowok="t" textboxrect="0,0,64008,64008"/>
-                </v:shape>
-                <v:shape id="Shape 1106" o:spid="_x0000_s1139" style="position:absolute;left:43571;top:5318;width:640;height:640;visibility:visible;mso-wrap-style:square;v-text-anchor:top" coordsize="64008,64008" o:gfxdata="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" path="m64008,32003v,17654,-14351,32005,-32004,32005c14351,64008,,49657,,32003,,14350,14351,,32004,,49657,,64008,14350,64008,32003xe" filled="f" strokecolor="#4472c4" strokeweight=".5pt">
-                  <v:path arrowok="t" textboxrect="0,0,64008,64008"/>
-                </v:shape>
-                <v:rect id="Rectangle 1107" o:spid="_x0000_s1140" style="position:absolute;left:4385;top:20154;width:771;height:1549;visibility:visible;mso-wrap-style:square;v-text-anchor:top" o:gfxdata="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" filled="f" stroked="f">
-                  <v:textbox inset="0,0,0,0">
-                    <w:txbxContent>
-                      <w:p>
-                        <w:r>
-                          <w:rPr>
-                            <w:sz w:val="18"/>
-                          </w:rPr>
-                          <w:t>0</w:t>
-                        </w:r>
-                      </w:p>
-                    </w:txbxContent>
-                  </v:textbox>
-                </v:rect>
-                <v:rect id="Rectangle 1108" o:spid="_x0000_s1141" style="position:absolute;left:3806;top:18498;width:1541;height:1549;visibility:visible;mso-wrap-style:square;v-text-anchor:top" o:gfxdata="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" filled="f" stroked="f">
-                  <v:textbox inset="0,0,0,0">
-                    <w:txbxContent>
-                      <w:p>
-                        <w:r>
-                          <w:rPr>
-                            <w:sz w:val="18"/>
-                          </w:rPr>
-                          <w:t>25</w:t>
-                        </w:r>
-                      </w:p>
-                    </w:txbxContent>
-                  </v:textbox>
-                </v:rect>
-                <v:rect id="Rectangle 1109" o:spid="_x0000_s1142" style="position:absolute;left:3806;top:16844;width:1541;height:1548;visibility:visible;mso-wrap-style:square;v-text-anchor:top" o:gfxdata="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" filled="f" stroked="f">
-                  <v:textbox inset="0,0,0,0">
-                    <w:txbxContent>
-                      <w:p>
-                        <w:r>
-                          <w:rPr>
-                            <w:sz w:val="18"/>
-                          </w:rPr>
-                          <w:t>50</w:t>
-                        </w:r>
-                      </w:p>
-                    </w:txbxContent>
-                  </v:textbox>
-                </v:rect>
-                <v:rect id="Rectangle 1110" o:spid="_x0000_s1143" style="position:absolute;left:3806;top:15186;width:1541;height:1549;visibility:visible;mso-wrap-style:square;v-text-anchor:top" o:gfxdata="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" filled="f" stroked="f">
-                  <v:textbox inset="0,0,0,0">
-                    <w:txbxContent>
-                      <w:p>
-                        <w:r>
-                          <w:rPr>
-                            <w:sz w:val="18"/>
-                          </w:rPr>
-                          <w:t>75</w:t>
-                        </w:r>
-                      </w:p>
-                    </w:txbxContent>
-                  </v:textbox>
-                </v:rect>
-                <v:rect id="Rectangle 1111" o:spid="_x0000_s1144" style="position:absolute;left:3227;top:13530;width:2311;height:1548;visibility:visible;mso-wrap-style:square;v-text-anchor:top" o:gfxdata="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" filled="f" stroked="f">
-                  <v:textbox inset="0,0,0,0">
-                    <w:txbxContent>
-                      <w:p>
-                        <w:r>
-                          <w:rPr>
-                            <w:sz w:val="18"/>
-                          </w:rPr>
-                          <w:t>100</w:t>
-                        </w:r>
-                      </w:p>
-                    </w:txbxContent>
-                  </v:textbox>
-                </v:rect>
-                <v:rect id="Rectangle 1112" o:spid="_x0000_s1145" style="position:absolute;left:3227;top:11870;width:2313;height:1553;visibility:visible;mso-wrap-style:square;v-text-anchor:top" o:gfxdata="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" filled="f" stroked="f">
-                  <v:textbox inset="0,0,0,0">
-                    <w:txbxContent>
-                      <w:p>
-                        <w:r>
-                          <w:rPr>
-                            <w:sz w:val="18"/>
-                          </w:rPr>
-                          <w:t>125</w:t>
-                        </w:r>
-                      </w:p>
-                    </w:txbxContent>
-                  </v:textbox>
-                </v:rect>
-                <v:rect id="Rectangle 1113" o:spid="_x0000_s1146" style="position:absolute;left:3227;top:10218;width:2311;height:1548;visibility:visible;mso-wrap-style:square;v-text-anchor:top" o:gfxdata="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" filled="f" stroked="f">
-                  <v:textbox inset="0,0,0,0">
-                    <w:txbxContent>
-                      <w:p>
-                        <w:r>
-                          <w:rPr>
-                            <w:sz w:val="18"/>
-                          </w:rPr>
-                          <w:t>150</w:t>
-                        </w:r>
-                      </w:p>
-                    </w:txbxContent>
-                  </v:textbox>
-                </v:rect>
-                <v:rect id="Rectangle 1114" o:spid="_x0000_s1147" style="position:absolute;left:3227;top:8562;width:2311;height:1548;visibility:visible;mso-wrap-style:square;v-text-anchor:top" o:gfxdata="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" filled="f" stroked="f">
-                  <v:textbox inset="0,0,0,0">
-                    <w:txbxContent>
-                      <w:p>
-                        <w:r>
-                          <w:rPr>
-                            <w:sz w:val="18"/>
-                          </w:rPr>
-                          <w:t>175</w:t>
-                        </w:r>
-                      </w:p>
-                    </w:txbxContent>
-                  </v:textbox>
-                </v:rect>
-                <v:rect id="Rectangle 1115" o:spid="_x0000_s1148" style="position:absolute;left:3227;top:6904;width:2311;height:1549;visibility:visible;mso-wrap-style:square;v-text-anchor:top" o:gfxdata="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" filled="f" stroked="f">
-                  <v:textbox inset="0,0,0,0">
-                    <w:txbxContent>
-                      <w:p>
-                        <w:r>
-                          <w:rPr>
-                            <w:sz w:val="18"/>
-                          </w:rPr>
-                          <w:t>200</w:t>
-                        </w:r>
-                      </w:p>
-                    </w:txbxContent>
-                  </v:textbox>
-                </v:rect>
-                <v:rect id="Rectangle 1116" o:spid="_x0000_s1149" style="position:absolute;left:3227;top:5250;width:2311;height:1548;visibility:visible;mso-wrap-style:square;v-text-anchor:top" o:gfxdata="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" filled="f" stroked="f">
-                  <v:textbox inset="0,0,0,0">
-                    <w:txbxContent>
-                      <w:p>
-                        <w:r>
-                          <w:rPr>
-                            <w:sz w:val="18"/>
-                          </w:rPr>
-                          <w:t>225</w:t>
-                        </w:r>
-                      </w:p>
-                    </w:txbxContent>
-                  </v:textbox>
-                </v:rect>
-                <v:rect id="Rectangle 1117" o:spid="_x0000_s1150" style="position:absolute;left:3227;top:3594;width:2311;height:1548;visibility:visible;mso-wrap-style:square;v-text-anchor:top" o:gfxdata="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" filled="f" stroked="f">
-                  <v:textbox inset="0,0,0,0">
-                    <w:txbxContent>
-                      <w:p>
-                        <w:r>
-                          <w:rPr>
-                            <w:sz w:val="18"/>
-                          </w:rPr>
-                          <w:t>250</w:t>
-                        </w:r>
-                      </w:p>
-                    </w:txbxContent>
-                  </v:textbox>
-                </v:rect>
-                <v:rect id="Rectangle 1118" o:spid="_x0000_s1151" style="position:absolute;left:5736;top:21642;width:771;height:1548;visibility:visible;mso-wrap-style:square;v-text-anchor:top" o:gfxdata="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" filled="f" stroked="f">
-                  <v:textbox inset="0,0,0,0">
-                    <w:txbxContent>
-                      <w:p>
-                        <w:r>
-                          <w:rPr>
-                            <w:sz w:val="18"/>
-                          </w:rPr>
-                          <w:t>0</w:t>
-                        </w:r>
-                      </w:p>
-                    </w:txbxContent>
-                  </v:textbox>
-                </v:rect>
-                <v:rect id="Rectangle 1119" o:spid="_x0000_s1152" style="position:absolute;left:9525;top:21642;width:770;height:1548;visibility:visible;mso-wrap-style:square;v-text-anchor:top" o:gfxdata="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" filled="f" stroked="f">
-                  <v:textbox inset="0,0,0,0">
-                    <w:txbxContent>
-                      <w:p>
-                        <w:r>
-                          <w:rPr>
-                            <w:sz w:val="18"/>
-                          </w:rPr>
-                          <w:t>5</w:t>
-                        </w:r>
-                      </w:p>
-                    </w:txbxContent>
-                  </v:textbox>
-                </v:rect>
-                <v:rect id="Rectangle 1120" o:spid="_x0000_s1153" style="position:absolute;left:13021;top:21642;width:1541;height:1548;visibility:visible;mso-wrap-style:square;v-text-anchor:top" o:gfxdata="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" filled="f" stroked="f">
-                  <v:textbox inset="0,0,0,0">
-                    <w:txbxContent>
-                      <w:p>
-                        <w:r>
-                          <w:rPr>
-                            <w:sz w:val="18"/>
-                          </w:rPr>
-                          <w:t>10</w:t>
-                        </w:r>
-                      </w:p>
-                    </w:txbxContent>
-                  </v:textbox>
-                </v:rect>
-                <v:rect id="Rectangle 1121" o:spid="_x0000_s1154" style="position:absolute;left:16809;top:21642;width:1541;height:1548;visibility:visible;mso-wrap-style:square;v-text-anchor:top" o:gfxdata="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" filled="f" stroked="f">
-                  <v:textbox inset="0,0,0,0">
-                    <w:txbxContent>
-                      <w:p>
-                        <w:r>
-                          <w:rPr>
-                            <w:sz w:val="18"/>
-                          </w:rPr>
-                          <w:t>15</w:t>
-                        </w:r>
-                      </w:p>
-                    </w:txbxContent>
-                  </v:textbox>
-                </v:rect>
-                <v:rect id="Rectangle 1122" o:spid="_x0000_s1155" style="position:absolute;left:20595;top:21642;width:1541;height:1548;visibility:visible;mso-wrap-style:square;v-text-anchor:top" o:gfxdata="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" filled="f" stroked="f">
-                  <v:textbox inset="0,0,0,0">
-                    <w:txbxContent>
-                      <w:p>
-                        <w:r>
-                          <w:rPr>
-                            <w:sz w:val="18"/>
-                          </w:rPr>
-                          <w:t>20</w:t>
-                        </w:r>
-                      </w:p>
-                    </w:txbxContent>
-                  </v:textbox>
-                </v:rect>
-                <v:rect id="Rectangle 1123" o:spid="_x0000_s1156" style="position:absolute;left:24384;top:21642;width:1540;height:1548;visibility:visible;mso-wrap-style:square;v-text-anchor:top" o:gfxdata="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" filled="f" stroked="f">
-                  <v:textbox inset="0,0,0,0">
-                    <w:txbxContent>
-                      <w:p>
-                        <w:r>
-                          <w:rPr>
-                            <w:sz w:val="18"/>
-                          </w:rPr>
-                          <w:t>25</w:t>
-                        </w:r>
-                      </w:p>
-                    </w:txbxContent>
-                  </v:textbox>
-                </v:rect>
-                <v:rect id="Rectangle 1124" o:spid="_x0000_s1157" style="position:absolute;left:28169;top:21642;width:1541;height:1548;visibility:visible;mso-wrap-style:square;v-text-anchor:top" o:gfxdata="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" filled="f" stroked="f">
-                  <v:textbox inset="0,0,0,0">
-                    <w:txbxContent>
-                      <w:p>
-                        <w:r>
-                          <w:rPr>
-                            <w:sz w:val="18"/>
-                          </w:rPr>
-                          <w:t>30</w:t>
-                        </w:r>
-                      </w:p>
-                    </w:txbxContent>
-                  </v:textbox>
-                </v:rect>
-                <v:rect id="Rectangle 1125" o:spid="_x0000_s1158" style="position:absolute;left:31958;top:21642;width:1541;height:1548;visibility:visible;mso-wrap-style:square;v-text-anchor:top" o:gfxdata="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" filled="f" stroked="f">
-                  <v:textbox inset="0,0,0,0">
-                    <w:txbxContent>
-                      <w:p>
-                        <w:r>
-                          <w:rPr>
-                            <w:sz w:val="18"/>
-                          </w:rPr>
-                          <w:t>35</w:t>
-                        </w:r>
-                      </w:p>
-                    </w:txbxContent>
-                  </v:textbox>
-                </v:rect>
-                <v:rect id="Rectangle 1126" o:spid="_x0000_s1159" style="position:absolute;left:35744;top:21642;width:1541;height:1548;visibility:visible;mso-wrap-style:square;v-text-anchor:top" o:gfxdata="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" filled="f" stroked="f">
-                  <v:textbox inset="0,0,0,0">
-                    <w:txbxContent>
-                      <w:p>
-                        <w:r>
-                          <w:rPr>
-                            <w:sz w:val="18"/>
-                          </w:rPr>
-                          <w:t>40</w:t>
-                        </w:r>
-                      </w:p>
-                    </w:txbxContent>
-                  </v:textbox>
-                </v:rect>
-                <v:rect id="Rectangle 1127" o:spid="_x0000_s1160" style="position:absolute;left:39532;top:21642;width:1541;height:1548;visibility:visible;mso-wrap-style:square;v-text-anchor:top" o:gfxdata="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" filled="f" stroked="f">
-                  <v:textbox inset="0,0,0,0">
-                    <w:txbxContent>
-                      <w:p>
-                        <w:r>
-                          <w:rPr>
-                            <w:sz w:val="18"/>
-                          </w:rPr>
-                          <w:t>45</w:t>
-                        </w:r>
-                      </w:p>
-                    </w:txbxContent>
-                  </v:textbox>
-                </v:rect>
-                <v:rect id="Rectangle 1128" o:spid="_x0000_s1161" style="position:absolute;left:43318;top:21642;width:1541;height:1548;visibility:visible;mso-wrap-style:square;v-text-anchor:top" o:gfxdata="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" filled="f" stroked="f">
-                  <v:textbox inset="0,0,0,0">
-                    <w:txbxContent>
-                      <w:p>
-                        <w:r>
-                          <w:rPr>
-                            <w:sz w:val="18"/>
-                          </w:rPr>
-                          <w:t>50</w:t>
-                        </w:r>
-                      </w:p>
-                    </w:txbxContent>
-                  </v:textbox>
-                </v:rect>
-                <v:rect id="Rectangle 1129" o:spid="_x0000_s1162" style="position:absolute;left:626;top:11120;width:3567;height:1713;rotation:-5898239fd;visibility:visible;mso-wrap-style:square;v-text-anchor:top" o:gfxdata="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" filled="f" stroked="f">
-                  <v:textbox inset="0,0,0,0">
-                    <w:txbxContent>
-                      <w:p>
-                        <w:r>
-                          <w:rPr>
-                            <w:b/>
-                            <w:sz w:val="20"/>
-                          </w:rPr>
-                          <w:t>U [V]</w:t>
-                        </w:r>
-                      </w:p>
-                    </w:txbxContent>
-                  </v:textbox>
-                </v:rect>
-                <v:rect id="Rectangle 1130" o:spid="_x0000_s1163" style="position:absolute;left:23554;top:23449;width:3728;height:1713;visibility:visible;mso-wrap-style:square;v-text-anchor:top" o:gfxdata="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" filled="f" stroked="f">
-                  <v:textbox inset="0,0,0,0">
-                    <w:txbxContent>
-                      <w:p>
-                        <w:r>
-                          <w:rPr>
-                            <w:b/>
-                            <w:sz w:val="20"/>
-                          </w:rPr>
-                          <w:t>f [Hz]</w:t>
-                        </w:r>
-                      </w:p>
-                    </w:txbxContent>
-                  </v:textbox>
-                </v:rect>
-                <v:rect id="Rectangle 1131" o:spid="_x0000_s1164" style="position:absolute;left:8606;top:1315;width:38936;height:2416;visibility:visible;mso-wrap-style:square;v-text-anchor:top" o:gfxdata="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" filled="f" stroked="f">
-                  <v:textbox inset="0,0,0,0">
-                    <w:txbxContent>
-                      <w:p>
-                        <w:r>
-                          <w:rPr>
-                            <w:b/>
-                            <w:sz w:val="28"/>
-                          </w:rPr>
-                          <w:t>Pracovní napětí v závislosti na frekvenci</w:t>
-                        </w:r>
-                      </w:p>
-                    </w:txbxContent>
-                  </v:textbox>
-                </v:rect>
-                <v:shape id="Shape 1132" o:spid="_x0000_s1165" style="position:absolute;left:19716;top:5146;width:2439;height:0;visibility:visible;mso-wrap-style:square;v-text-anchor:top" coordsize="243840,0" o:gfxdata="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" path="m,l243840,e" filled="f" strokecolor="#4472c4" strokeweight="1.5pt">
-                  <v:stroke endcap="round"/>
-                  <v:path arrowok="t" textboxrect="0,0,243840,0"/>
-                </v:shape>
-                <v:shape id="Shape 1133" o:spid="_x0000_s1166" style="position:absolute;left:20613;top:4814;width:640;height:640;visibility:visible;mso-wrap-style:square;v-text-anchor:top" coordsize="64008,64008" o:gfxdata="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" path="m32004,c49657,,64008,14351,64008,32004v,17653,-14351,32004,-32004,32004c14351,64008,,49657,,32004,,14351,14351,,32004,xe" fillcolor="#4472c4" stroked="f" strokeweight="0">
-                  <v:stroke endcap="round"/>
-                  <v:path arrowok="t" textboxrect="0,0,64008,64008"/>
-                </v:shape>
-                <v:shape id="Shape 1134" o:spid="_x0000_s1167" style="position:absolute;left:20613;top:4814;width:640;height:640;visibility:visible;mso-wrap-style:square;v-text-anchor:top" coordsize="64008,64008" o:gfxdata="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" path="m64008,32004v,17653,-14351,32004,-32004,32004c14351,64008,,49657,,32004,,14351,14351,,32004,,49657,,64008,14351,64008,32004xe" filled="f" strokecolor="#4472c4" strokeweight=".5pt">
-                  <v:path arrowok="t" textboxrect="0,0,64008,64008"/>
-                </v:shape>
-                <v:rect id="Rectangle 1135" o:spid="_x0000_s1168" style="position:absolute;left:22420;top:4621;width:6301;height:1548;visibility:visible;mso-wrap-style:square;v-text-anchor:top" o:gfxdata="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" filled="f" stroked="f">
-                  <v:textbox inset="0,0,0,0">
-                    <w:txbxContent>
-                      <w:p>
-                        <w:r>
-                          <w:rPr>
-                            <w:sz w:val="18"/>
-                          </w:rPr>
-                          <w:t>U/f [V/Hz]</w:t>
-                        </w:r>
-                      </w:p>
-                    </w:txbxContent>
-                  </v:textbox>
-                </v:rect>
-                <v:shape id="Shape 1136" o:spid="_x0000_s1169" style="position:absolute;width:46418;height:25057;visibility:visible;mso-wrap-style:square;v-text-anchor:top" coordsize="4641850,2505710" o:gfxdata="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" path="m,2505710r4641850,l4641850,,,,,2505710xe" filled="f" strokecolor="#7f7f7f">
-                  <v:path arrowok="t" textboxrect="0,0,4641850,2505710"/>
-                </v:shape>
-                <w10:anchorlock/>
-              </v:group>
-            </w:pict>
-          </mc:Fallback>
-        </mc:AlternateContent>
-      </w:r>
-    </w:p>
-    <w:p>
-      <w:pPr>
-        <w:spacing w:after="164"/>
-        <w:ind w:left="10" w:right="3406" w:hanging="10"/>
-        <w:jc w:val="right"/>
-      </w:pPr>
-      <w:r>
-        <w:rPr>
-          <w:rFonts w:ascii="Times New Roman" w:eastAsia="Times New Roman" w:hAnsi="Times New Roman" w:cs="Times New Roman"/>
-          <w:sz w:val="24"/>
-        </w:rPr>
-        <w:lastRenderedPageBreak/>
-        <w:t xml:space="preserve">Graf 1.1: Ukázka grafu </w:t>
-      </w:r>
-    </w:p>
-    <w:p>
-      <w:pPr>
         <w:spacing w:after="0"/>
       </w:pPr>
-      <w:r>
-        <w:rPr>
-          <w:rFonts w:ascii="Times New Roman" w:eastAsia="Times New Roman" w:hAnsi="Times New Roman" w:cs="Times New Roman"/>
-          <w:sz w:val="24"/>
-        </w:rPr>
-        <w:t xml:space="preserve"> </w:t>
-      </w:r>
       <w:r>
         <w:rPr>
           <w:rFonts w:ascii="Times New Roman" w:eastAsia="Times New Roman" w:hAnsi="Times New Roman" w:cs="Times New Roman"/>
@@ -26670,7 +23826,7 @@
         <w:spacing w:after="120"/>
         <w:ind w:left="-5"/>
       </w:pPr>
-      <w:bookmarkStart w:id="14" w:name="_Toc225844750"/>
+      <w:bookmarkStart w:id="28" w:name="_Toc229064745"/>
       <w:r>
         <w:t>1.4</w:t>
       </w:r>
@@ -26683,7 +23839,7 @@
       <w:r>
         <w:t>Zdrojové kódy</w:t>
       </w:r>
-      <w:bookmarkEnd w:id="14"/>
+      <w:bookmarkEnd w:id="28"/>
       <w:r>
         <w:t xml:space="preserve"> </w:t>
       </w:r>
@@ -27538,7 +24694,7 @@
         <w:pStyle w:val="Nadpis3"/>
         <w:ind w:left="-5"/>
       </w:pPr>
-      <w:bookmarkStart w:id="15" w:name="_Toc225844751"/>
+      <w:bookmarkStart w:id="29" w:name="_Toc229064746"/>
       <w:r>
         <w:t>1.5</w:t>
       </w:r>
@@ -27551,7 +24707,7 @@
       <w:r>
         <w:t>Citace</w:t>
       </w:r>
-      <w:bookmarkEnd w:id="15"/>
+      <w:bookmarkEnd w:id="29"/>
       <w:r>
         <w:t xml:space="preserve"> </w:t>
       </w:r>
@@ -27575,8 +24731,9 @@
         <w:spacing w:after="254"/>
         <w:ind w:left="-5"/>
       </w:pPr>
-      <w:bookmarkStart w:id="16" w:name="_Toc225844752"/>
-      <w:r>
+      <w:bookmarkStart w:id="30" w:name="_Toc229064747"/>
+      <w:r>
+        <w:lastRenderedPageBreak/>
         <w:t>1.6</w:t>
       </w:r>
       <w:r>
@@ -27588,7 +24745,7 @@
       <w:r>
         <w:t>Rovnice</w:t>
       </w:r>
-      <w:bookmarkEnd w:id="16"/>
+      <w:bookmarkEnd w:id="30"/>
       <w:r>
         <w:t xml:space="preserve"> </w:t>
       </w:r>
@@ -27646,17 +24803,17 @@
       <w:pPr>
         <w:pStyle w:val="Nadpis3"/>
       </w:pPr>
-      <w:bookmarkStart w:id="17" w:name="_Toc225844753"/>
+      <w:bookmarkStart w:id="31" w:name="_Toc229064748"/>
       <w:r>
         <w:t>1.7 Pokus</w:t>
       </w:r>
-      <w:bookmarkEnd w:id="17"/>
+      <w:bookmarkEnd w:id="31"/>
     </w:p>
     <w:p>
       <w:pPr>
         <w:pStyle w:val="Nadpis3"/>
       </w:pPr>
-      <w:bookmarkStart w:id="18" w:name="_Toc225844754"/>
+      <w:bookmarkStart w:id="32" w:name="_Toc229064749"/>
       <w:r>
         <w:t xml:space="preserve">1.8 </w:t>
       </w:r>
@@ -27664,7 +24821,7 @@
       <w:r>
         <w:t>Nevim</w:t>
       </w:r>
-      <w:bookmarkEnd w:id="18"/>
+      <w:bookmarkEnd w:id="32"/>
       <w:proofErr w:type="spellEnd"/>
     </w:p>
     <w:p/>
@@ -27693,11 +24850,11 @@
         <w:pStyle w:val="Nadpis1"/>
         <w:ind w:left="-5"/>
       </w:pPr>
-      <w:bookmarkStart w:id="19" w:name="_Toc225844755"/>
+      <w:bookmarkStart w:id="33" w:name="_Toc229064750"/>
       <w:r>
         <w:t>Praktická část</w:t>
       </w:r>
-      <w:bookmarkEnd w:id="19"/>
+      <w:bookmarkEnd w:id="33"/>
       <w:r>
         <w:t xml:space="preserve"> </w:t>
       </w:r>
@@ -27743,12 +24900,12 @@
         <w:pStyle w:val="Nadpis1"/>
         <w:ind w:left="-5"/>
       </w:pPr>
-      <w:bookmarkStart w:id="20" w:name="_Toc225844756"/>
+      <w:bookmarkStart w:id="34" w:name="_Toc229064751"/>
       <w:r>
         <w:lastRenderedPageBreak/>
         <w:t>Závěr</w:t>
       </w:r>
-      <w:bookmarkEnd w:id="20"/>
+      <w:bookmarkEnd w:id="34"/>
       <w:r>
         <w:t xml:space="preserve"> </w:t>
       </w:r>
@@ -27794,12 +24951,12 @@
         <w:pStyle w:val="Nadpis1"/>
         <w:ind w:left="-5"/>
       </w:pPr>
-      <w:bookmarkStart w:id="21" w:name="_Toc225844757"/>
+      <w:bookmarkStart w:id="35" w:name="_Toc229064752"/>
       <w:r>
         <w:lastRenderedPageBreak/>
         <w:t>Použitá literatura</w:t>
       </w:r>
-      <w:bookmarkEnd w:id="21"/>
+      <w:bookmarkEnd w:id="35"/>
       <w:r>
         <w:t xml:space="preserve"> </w:t>
       </w:r>
@@ -27865,12 +25022,12 @@
         <w:spacing w:after="321"/>
         <w:ind w:left="-5"/>
       </w:pPr>
-      <w:bookmarkStart w:id="22" w:name="_Toc225844758"/>
+      <w:bookmarkStart w:id="36" w:name="_Toc229064753"/>
       <w:r>
         <w:lastRenderedPageBreak/>
         <w:t>Přílohy</w:t>
       </w:r>
-      <w:bookmarkEnd w:id="22"/>
+      <w:bookmarkEnd w:id="36"/>
       <w:r>
         <w:rPr>
           <w:b w:val="0"/>
@@ -27884,7 +25041,7 @@
         <w:spacing w:after="281"/>
         <w:ind w:left="-5"/>
       </w:pPr>
-      <w:bookmarkStart w:id="23" w:name="_Toc225844759"/>
+      <w:bookmarkStart w:id="37" w:name="_Toc229064754"/>
       <w:r>
         <w:t>A</w:t>
       </w:r>
@@ -27897,7 +25054,7 @@
       <w:r>
         <w:t>Příloha</w:t>
       </w:r>
-      <w:bookmarkEnd w:id="23"/>
+      <w:bookmarkEnd w:id="37"/>
       <w:r>
         <w:t xml:space="preserve"> </w:t>
       </w:r>
@@ -27920,9 +25077,9 @@
       </w:r>
     </w:p>
     <w:sectPr>
-      <w:footerReference w:type="even" r:id="rId14"/>
-      <w:footerReference w:type="default" r:id="rId15"/>
-      <w:footerReference w:type="first" r:id="rId16"/>
+      <w:footerReference w:type="even" r:id="rId15"/>
+      <w:footerReference w:type="default" r:id="rId16"/>
+      <w:footerReference w:type="first" r:id="rId17"/>
       <w:pgSz w:w="11906" w:h="16838"/>
       <w:pgMar w:top="1318" w:right="1436" w:bottom="1446" w:left="1419" w:header="708" w:footer="976" w:gutter="0"/>
       <w:cols w:space="708"/>

--- a/dokumentace/BP_Tehnik_HomeOS.docx
+++ b/dokumentace/BP_Tehnik_HomeOS.docx
@@ -18861,11 +18861,11 @@
         <w:t xml:space="preserve">2.1.4 </w:t>
       </w:r>
       <w:r>
-        <w:t>Java – S</w:t>
-      </w:r>
-      <w:proofErr w:type="spellStart"/>
-      <w:r>
-        <w:t>pring</w:t>
+        <w:t xml:space="preserve">Java – </w:t>
+      </w:r>
+      <w:proofErr w:type="spellStart"/>
+      <w:r>
+        <w:t>Spring</w:t>
       </w:r>
       <w:proofErr w:type="spellEnd"/>
       <w:r>
@@ -19365,6 +19365,7 @@
         <w:t xml:space="preserve"> kvůli jeho dostupnosti a zkušenostem s touto značkou.</w:t>
       </w:r>
     </w:p>
+    <w:p/>
     <w:p>
       <w:pPr>
         <w:pStyle w:val="Nadpis2"/>
@@ -19590,10 +19591,13 @@
         <w:jc w:val="center"/>
       </w:pPr>
       <w:r>
+        <w:rPr>
+          <w:noProof/>
+        </w:rPr>
         <w:drawing>
-          <wp:inline distT="0" distB="0" distL="0" distR="0" wp14:anchorId="09F8FD6B" wp14:editId="3AB3B927">
-            <wp:extent cx="4943475" cy="2822658"/>
-            <wp:effectExtent l="0" t="0" r="0" b="0"/>
+          <wp:inline distT="0" distB="0" distL="0" distR="0" wp14:anchorId="09F8FD6B" wp14:editId="008F94C2">
+            <wp:extent cx="4324350" cy="2469146"/>
+            <wp:effectExtent l="0" t="0" r="0" b="7620"/>
             <wp:docPr id="1183097937" name="Obrázek 1"/>
             <wp:cNvGraphicFramePr>
               <a:graphicFrameLocks xmlns:a="http://schemas.openxmlformats.org/drawingml/2006/main" noChangeAspect="1"/>
@@ -19614,7 +19618,7 @@
                   <pic:spPr>
                     <a:xfrm>
                       <a:off x="0" y="0"/>
-                      <a:ext cx="4951770" cy="2827394"/>
+                      <a:ext cx="4337518" cy="2476665"/>
                     </a:xfrm>
                     <a:prstGeom prst="rect">
                       <a:avLst/>
@@ -19661,6 +19665,390 @@
     </w:p>
     <w:p>
       <w:pPr>
+        <w:pStyle w:val="Nadpis2"/>
+      </w:pPr>
+      <w:bookmarkStart w:id="27" w:name="_Toc229064744"/>
+      <w:r>
+        <w:lastRenderedPageBreak/>
+        <w:t>2.4 Realizace aplikace</w:t>
+      </w:r>
+    </w:p>
+    <w:p>
+      <w:r>
+        <w:t xml:space="preserve">Aplikace byla realizována v prostřední </w:t>
+      </w:r>
+      <w:proofErr w:type="spellStart"/>
+      <w:r>
+        <w:t>Pycharm</w:t>
+      </w:r>
+      <w:proofErr w:type="spellEnd"/>
+      <w:r>
+        <w:t xml:space="preserve"> Professional s využitím </w:t>
+      </w:r>
+      <w:proofErr w:type="spellStart"/>
+      <w:r>
+        <w:t>remote</w:t>
+      </w:r>
+      <w:proofErr w:type="spellEnd"/>
+      <w:r>
+        <w:t xml:space="preserve"> </w:t>
+      </w:r>
+      <w:proofErr w:type="spellStart"/>
+      <w:r>
+        <w:t>deploymentu</w:t>
+      </w:r>
+      <w:proofErr w:type="spellEnd"/>
+      <w:r>
+        <w:t xml:space="preserve">, aby se aplikace vždy spouštěla na finálním zařízení, tedy </w:t>
+      </w:r>
+      <w:proofErr w:type="spellStart"/>
+      <w:r>
+        <w:t>Raspberry</w:t>
+      </w:r>
+      <w:proofErr w:type="spellEnd"/>
+      <w:r>
+        <w:t xml:space="preserve">. Vývoj byl prováděn v iterativních způsobem, kdy v jednotlivých krocích docházelo k přidávání nových funkcionalit. Tento text popisuje strukturu aplikace, komunikaci s databází, obsluhu </w:t>
+      </w:r>
+      <w:proofErr w:type="spellStart"/>
+      <w:r>
+        <w:t>api</w:t>
+      </w:r>
+      <w:proofErr w:type="spellEnd"/>
+      <w:r>
+        <w:t xml:space="preserve"> a UI. </w:t>
+      </w:r>
+      <w:r>
+        <w:t>Tento přístup umožnil průběžné testování jednotlivých částí aplikace a jejich úpravu dle zpětné vazby a měnících se požadavků.</w:t>
+      </w:r>
+    </w:p>
+    <w:p/>
+    <w:p>
+      <w:pPr>
+        <w:pStyle w:val="Nadpis2"/>
+      </w:pPr>
+      <w:r>
+        <w:t xml:space="preserve">2.5 Funkcionalita </w:t>
+      </w:r>
+    </w:p>
+    <w:p>
+      <w:r>
+        <w:t xml:space="preserve">Aplikace tvoří komplexní webový systém pro monitoring a ovládání chytré domácnosti, provozovaný lokálně na zařízení </w:t>
+      </w:r>
+      <w:proofErr w:type="spellStart"/>
+      <w:r>
+        <w:t>Raspberry</w:t>
+      </w:r>
+      <w:proofErr w:type="spellEnd"/>
+      <w:r>
+        <w:t xml:space="preserve"> </w:t>
+      </w:r>
+      <w:proofErr w:type="spellStart"/>
+      <w:r>
+        <w:t>Pi</w:t>
+      </w:r>
+      <w:proofErr w:type="spellEnd"/>
+      <w:r>
+        <w:t xml:space="preserve"> bez závislosti na internetu nebo cloudových službách. Systém se skládá ze dvou samostatných </w:t>
+      </w:r>
+      <w:proofErr w:type="spellStart"/>
+      <w:r>
+        <w:t>Flask</w:t>
+      </w:r>
+      <w:proofErr w:type="spellEnd"/>
+      <w:r>
+        <w:t xml:space="preserve"> serverů, sdílené </w:t>
+      </w:r>
+      <w:proofErr w:type="spellStart"/>
+      <w:r>
+        <w:t>SQLite</w:t>
+      </w:r>
+      <w:proofErr w:type="spellEnd"/>
+      <w:r>
+        <w:t xml:space="preserve"> databáze a webového rozhraní přístupného z libovolného zařízení připojeného k lokální Wi-Fi síti.</w:t>
+      </w:r>
+    </w:p>
+    <w:p/>
+    <w:p>
+      <w:pPr>
+        <w:pStyle w:val="Nadpis2"/>
+      </w:pPr>
+      <w:r>
+        <w:t xml:space="preserve">2.5.1 </w:t>
+      </w:r>
+      <w:r>
+        <w:t>Sběr a ukládání dat ze senzorů</w:t>
+      </w:r>
+    </w:p>
+    <w:p>
+      <w:r>
+        <w:t>Senzorové uzly M5</w:t>
+      </w:r>
+      <w:proofErr w:type="gramStart"/>
+      <w:r>
+        <w:t>Stack</w:t>
+      </w:r>
+      <w:r>
+        <w:t>(</w:t>
+      </w:r>
+      <w:proofErr w:type="gramEnd"/>
+      <w:r>
+        <w:t xml:space="preserve">Atom a </w:t>
+      </w:r>
+      <w:proofErr w:type="spellStart"/>
+      <w:r>
+        <w:t>Core</w:t>
+      </w:r>
+      <w:proofErr w:type="spellEnd"/>
+      <w:r>
+        <w:t>)</w:t>
+      </w:r>
+      <w:r>
+        <w:t xml:space="preserve"> průběžně měří hodnoty teploty, vlhkosti a koncentrace CO2 v jednotlivých místnostech. Naměřená data jsou odesílána formou HTTP POST požadavků na </w:t>
+      </w:r>
+      <w:proofErr w:type="spellStart"/>
+      <w:r>
+        <w:t>endpoint</w:t>
+      </w:r>
+      <w:proofErr w:type="spellEnd"/>
+      <w:r>
+        <w:t xml:space="preserve"> /data serveru api.py běžícího na portu 8070. Každý požadavek obsahuje v hlavičce identifikátor místnosti, podle kterého server automaticky vytvoří odpovídající tabulku v </w:t>
+      </w:r>
+      <w:proofErr w:type="spellStart"/>
+      <w:r>
+        <w:t>SQLite</w:t>
+      </w:r>
+      <w:proofErr w:type="spellEnd"/>
+      <w:r>
+        <w:t xml:space="preserve"> databázi </w:t>
+      </w:r>
+      <w:proofErr w:type="spellStart"/>
+      <w:r>
+        <w:t>home.db</w:t>
+      </w:r>
+      <w:proofErr w:type="spellEnd"/>
+      <w:r>
+        <w:t>, pokud ještě neexistuje, a nový záznam do ní zapíše včetně časové značky. Díky tomuto přístupu je systém snadno rozšiřitelný o další senzorové uzly bez nutnosti jakékoli úpravy kódu.</w:t>
+      </w:r>
+    </w:p>
+    <w:p/>
+    <w:p>
+      <w:pPr>
+        <w:pStyle w:val="Nadpis2"/>
+      </w:pPr>
+      <w:r>
+        <w:t xml:space="preserve">2.5.2 </w:t>
+      </w:r>
+      <w:r>
+        <w:t>Webový dashboard a widgety</w:t>
+      </w:r>
+    </w:p>
+    <w:p>
+      <w:r>
+        <w:t xml:space="preserve">Hlavní uživatelské rozhraní je přístupné přes webový prohlížeč na portu 8000 a tvoří ho dynamický dashboard s konfigurovatelnou sadou widgetů. Uživatel může přidávat nové widgety prostřednictvím modálního dialogu, kde zvolí název, zdrojovou místnost (tabulku v databázi), typ senzoru a způsob výpočtu zobrazované hodnoty – aktuální hodnotu, průměr, minimum nebo maximum. Každý widget zobrazuje živou hodnotu automaticky obnovovanou v nastavitelném intervalu a časový údaj o poslední aktualizaci. Data jsou načítána asynchronně přes </w:t>
+      </w:r>
+      <w:proofErr w:type="spellStart"/>
+      <w:r>
+        <w:t>endpoint</w:t>
+      </w:r>
+      <w:proofErr w:type="spellEnd"/>
+      <w:r>
+        <w:t xml:space="preserve"> /</w:t>
+      </w:r>
+      <w:proofErr w:type="spellStart"/>
+      <w:r>
+        <w:t>api</w:t>
+      </w:r>
+      <w:proofErr w:type="spellEnd"/>
+      <w:r>
+        <w:t>/</w:t>
+      </w:r>
+      <w:proofErr w:type="spellStart"/>
+      <w:r>
+        <w:t>widget_data</w:t>
+      </w:r>
+      <w:proofErr w:type="spellEnd"/>
+      <w:r>
+        <w:t xml:space="preserve"> bez nutnosti znovunačtení stránky. Widgety lze rovněž odstraňovat přímo z dashboardu.</w:t>
+      </w:r>
+    </w:p>
+    <w:p/>
+    <w:p>
+      <w:pPr>
+        <w:pStyle w:val="Nadpis2"/>
+      </w:pPr>
+      <w:r>
+        <w:t xml:space="preserve">2.5.3 </w:t>
+      </w:r>
+      <w:r>
+        <w:t>Historická data a grafické zobrazení</w:t>
+      </w:r>
+    </w:p>
+    <w:p>
+      <w:r>
+        <w:t xml:space="preserve">Kliknutím na libovolný senzorový widget se zobrazí překryvný panel s interaktivním grafem historie naměřených hodnot vykresleným pomocí knihovny Chart.js. Uživatel může zobrazit data za předdefinovaná časová období – týden, měsíc nebo rok – nebo zadat vlastní rozsah pomocí přesného výběru data a času prostřednictvím knihovny </w:t>
+      </w:r>
+      <w:proofErr w:type="spellStart"/>
+      <w:r>
+        <w:t>Flatpickr</w:t>
+      </w:r>
+      <w:proofErr w:type="spellEnd"/>
+      <w:r>
+        <w:t xml:space="preserve">. Historická data jsou načítána z </w:t>
+      </w:r>
+      <w:proofErr w:type="spellStart"/>
+      <w:r>
+        <w:t>endpointu</w:t>
+      </w:r>
+      <w:proofErr w:type="spellEnd"/>
+      <w:r>
+        <w:t xml:space="preserve"> /</w:t>
+      </w:r>
+      <w:proofErr w:type="spellStart"/>
+      <w:r>
+        <w:t>api</w:t>
+      </w:r>
+      <w:proofErr w:type="spellEnd"/>
+      <w:r>
+        <w:t>/</w:t>
+      </w:r>
+      <w:proofErr w:type="spellStart"/>
+      <w:r>
+        <w:t>widget_history</w:t>
+      </w:r>
+      <w:proofErr w:type="spellEnd"/>
+      <w:r>
+        <w:t xml:space="preserve"> a graf se automaticky přizpůsobí množství dat – při velkém počtu záznamů jsou skryty datové body pro lepší přehlednost.</w:t>
+      </w:r>
+    </w:p>
+    <w:p/>
+    <w:p>
+      <w:pPr>
+        <w:pStyle w:val="Nadpis2"/>
+      </w:pPr>
+      <w:r>
+        <w:lastRenderedPageBreak/>
+        <w:t xml:space="preserve">2.5.4 </w:t>
+      </w:r>
+      <w:r>
+        <w:t>Ovládání relé a fyzických spotřebičů</w:t>
+      </w:r>
+    </w:p>
+    <w:p>
+      <w:r>
+        <w:t xml:space="preserve">Systém umožňuje nejen pasivní monitoring, ale také aktivní ovládání připojených spotřebičů prostřednictvím relé modulů. Pro každé ze šesti dostupných relé lze přidat dedikovaný widget přímo na dashboard, který obsahuje tlačítka pro zapnutí a vypnutí. Po stisknutí tlačítka je odeslán HTTP POST požadavek na </w:t>
+      </w:r>
+      <w:proofErr w:type="spellStart"/>
+      <w:r>
+        <w:t>endpoint</w:t>
+      </w:r>
+      <w:proofErr w:type="spellEnd"/>
+      <w:r>
+        <w:t xml:space="preserve"> /</w:t>
+      </w:r>
+      <w:proofErr w:type="spellStart"/>
+      <w:r>
+        <w:t>relay</w:t>
+      </w:r>
+      <w:proofErr w:type="spellEnd"/>
+      <w:r>
+        <w:t>/{id}/{akce} serveru api.py, který přeloží příkaz do MQTT zprávy a odešle ji přes lokálního MQTT brokera na příslušné relé. Stav odeslání je uživateli okamžitě zobrazen přímo ve widgetu.</w:t>
+      </w:r>
+    </w:p>
+    <w:p/>
+    <w:p>
+      <w:pPr>
+        <w:pStyle w:val="Nadpis2"/>
+      </w:pPr>
+      <w:r>
+        <w:t xml:space="preserve">2.5.5 </w:t>
+      </w:r>
+      <w:r>
+        <w:t>Nastavení systému</w:t>
+      </w:r>
+    </w:p>
+    <w:p>
+      <w:r>
+        <w:t xml:space="preserve">Aplikace disponuje stránkou nastavení, kde může uživatel konfigurovat základní parametry systému – jméno správce, notifikační e-mail, interval automatické aktualizace dat, jednotky zobrazování teploty (Celsius nebo Fahrenheit) a aktivaci nočního bezpečnostního režimu. Veškerá nastavení jsou ukládána do souboru </w:t>
+      </w:r>
+      <w:proofErr w:type="spellStart"/>
+      <w:proofErr w:type="gramStart"/>
+      <w:r>
+        <w:t>settings.json</w:t>
+      </w:r>
+      <w:proofErr w:type="spellEnd"/>
+      <w:proofErr w:type="gramEnd"/>
+      <w:r>
+        <w:t xml:space="preserve"> přes </w:t>
+      </w:r>
+      <w:proofErr w:type="spellStart"/>
+      <w:r>
+        <w:t>endpoint</w:t>
+      </w:r>
+      <w:proofErr w:type="spellEnd"/>
+      <w:r>
+        <w:t xml:space="preserve"> /</w:t>
+      </w:r>
+      <w:proofErr w:type="spellStart"/>
+      <w:r>
+        <w:t>api</w:t>
+      </w:r>
+      <w:proofErr w:type="spellEnd"/>
+      <w:r>
+        <w:t>/</w:t>
+      </w:r>
+      <w:proofErr w:type="spellStart"/>
+      <w:r>
+        <w:t>save_settings</w:t>
+      </w:r>
+      <w:proofErr w:type="spellEnd"/>
+      <w:r>
+        <w:t xml:space="preserve"> a při každém spuštění aplikace automaticky načítána, přičemž pro případ chybějícího nebo poškozeného souboru jsou definovány výchozí hodnoty.</w:t>
+      </w:r>
+    </w:p>
+    <w:p/>
+    <w:p>
+      <w:pPr>
+        <w:pStyle w:val="Nadpis2"/>
+      </w:pPr>
+      <w:r>
+        <w:t xml:space="preserve">2.5.6 </w:t>
+      </w:r>
+      <w:r>
+        <w:t>Síťová infrastruktura</w:t>
+      </w:r>
+    </w:p>
+    <w:p>
+      <w:r>
+        <w:t xml:space="preserve">Při spuštění aplikace </w:t>
+      </w:r>
+      <w:proofErr w:type="spellStart"/>
+      <w:r>
+        <w:t>Raspberry</w:t>
+      </w:r>
+      <w:proofErr w:type="spellEnd"/>
+      <w:r>
+        <w:t xml:space="preserve"> </w:t>
+      </w:r>
+      <w:proofErr w:type="spellStart"/>
+      <w:r>
+        <w:t>Pi</w:t>
+      </w:r>
+      <w:proofErr w:type="spellEnd"/>
+      <w:r>
+        <w:t xml:space="preserve"> automaticky vytvoří Wi-Fi hotspot pomocí nástroje </w:t>
+      </w:r>
+      <w:proofErr w:type="spellStart"/>
+      <w:r>
+        <w:t>nmcli</w:t>
+      </w:r>
+      <w:proofErr w:type="spellEnd"/>
+      <w:r>
+        <w:t xml:space="preserve"> prostřednictvím modulu hotspot.py. Uživatelé i senzorové uzly M5Stack se připojují k této lokální síti, čímž celý systém funguje zcela samostatně a nevyžaduje existující domácí síťovou infrastrukturu ani přístup k internetu. Toto řešení zároveň zvyšuje bezpečnost systému, jelikož veškerá komunikace zůstává izolována v lokální síti.</w:t>
+      </w:r>
+    </w:p>
+    <w:p/>
+    <w:p>
+      <w:pPr>
         <w:pStyle w:val="Nadpis3"/>
         <w:spacing w:after="0"/>
         <w:ind w:left="-5"/>
@@ -19668,9 +20056,7 @@
           <w:lang w:val="en-US"/>
         </w:rPr>
       </w:pPr>
-      <w:bookmarkStart w:id="27" w:name="_Toc229064744"/>
-      <w:r>
-        <w:lastRenderedPageBreak/>
+      <w:r>
         <w:t>1.1</w:t>
       </w:r>
       <w:r>
@@ -23727,6 +24113,7 @@
         <w:rPr>
           <w:noProof/>
         </w:rPr>
+        <w:lastRenderedPageBreak/>
         <w:drawing>
           <wp:inline distT="0" distB="0" distL="0" distR="0" wp14:anchorId="0CA1D73B" wp14:editId="3ED71B07">
             <wp:extent cx="2895600" cy="1571625"/>
@@ -24733,7 +25120,6 @@
       </w:pPr>
       <w:bookmarkStart w:id="30" w:name="_Toc229064747"/>
       <w:r>
-        <w:lastRenderedPageBreak/>
         <w:t>1.6</w:t>
       </w:r>
       <w:r>

--- a/dokumentace/BP_Tehnik_HomeOS.docx
+++ b/dokumentace/BP_Tehnik_HomeOS.docx
@@ -17069,7 +17069,7 @@
     </w:p>
     <w:p>
       <w:pPr>
-        <w:pStyle w:val="Nadpis2"/>
+        <w:pStyle w:val="Nadpis3"/>
         <w:rPr>
           <w:lang w:eastAsia="en-GB"/>
         </w:rPr>
@@ -17355,7 +17355,7 @@
     </w:p>
     <w:p>
       <w:pPr>
-        <w:pStyle w:val="Nadpis2"/>
+        <w:pStyle w:val="Nadpis3"/>
         <w:rPr>
           <w:lang w:eastAsia="en-GB"/>
         </w:rPr>
@@ -18195,7 +18195,7 @@
     </w:p>
     <w:p>
       <w:pPr>
-        <w:pStyle w:val="Nadpis2"/>
+        <w:pStyle w:val="Nadpis3"/>
       </w:pPr>
       <w:bookmarkStart w:id="10" w:name="_Toc229064728"/>
       <w:r>
@@ -18376,7 +18376,7 @@
     <w:p/>
     <w:p>
       <w:pPr>
-        <w:pStyle w:val="Nadpis2"/>
+        <w:pStyle w:val="Nadpis3"/>
       </w:pPr>
       <w:bookmarkStart w:id="12" w:name="_Toc229064730"/>
       <w:r>
@@ -18657,7 +18657,7 @@
     <w:p/>
     <w:p>
       <w:pPr>
-        <w:pStyle w:val="Nadpis2"/>
+        <w:pStyle w:val="Nadpis3"/>
       </w:pPr>
       <w:bookmarkStart w:id="16" w:name="_Toc229064734"/>
       <w:r>
@@ -18712,7 +18712,7 @@
     <w:p/>
     <w:p>
       <w:pPr>
-        <w:pStyle w:val="Nadpis2"/>
+        <w:pStyle w:val="Nadpis3"/>
       </w:pPr>
       <w:bookmarkStart w:id="17" w:name="_Toc229064735"/>
       <w:r>
@@ -18762,7 +18762,7 @@
     <w:p/>
     <w:p>
       <w:pPr>
-        <w:pStyle w:val="Nadpis2"/>
+        <w:pStyle w:val="Nadpis3"/>
       </w:pPr>
       <w:bookmarkStart w:id="18" w:name="_Toc229064736"/>
       <w:r>
@@ -18854,7 +18854,7 @@
     <w:p/>
     <w:p>
       <w:pPr>
-        <w:pStyle w:val="Nadpis2"/>
+        <w:pStyle w:val="Nadpis3"/>
       </w:pPr>
       <w:bookmarkStart w:id="19" w:name="_Toc229064737"/>
       <w:r>
@@ -18985,7 +18985,7 @@
     <w:p/>
     <w:p>
       <w:pPr>
-        <w:pStyle w:val="Nadpis2"/>
+        <w:pStyle w:val="Nadpis3"/>
       </w:pPr>
       <w:bookmarkStart w:id="20" w:name="_Toc229064738"/>
       <w:r>
@@ -19040,7 +19040,7 @@
     <w:p/>
     <w:p>
       <w:pPr>
-        <w:pStyle w:val="Nadpis2"/>
+        <w:pStyle w:val="Nadpis3"/>
       </w:pPr>
       <w:bookmarkStart w:id="21" w:name="_Toc229064739"/>
       <w:r>
@@ -19124,7 +19124,7 @@
     <w:p/>
     <w:p>
       <w:pPr>
-        <w:pStyle w:val="Nadpis2"/>
+        <w:pStyle w:val="Nadpis3"/>
       </w:pPr>
       <w:bookmarkStart w:id="22" w:name="_Toc229064740"/>
       <w:r>
@@ -19177,7 +19177,7 @@
     <w:p/>
     <w:p>
       <w:pPr>
-        <w:pStyle w:val="Nadpis2"/>
+        <w:pStyle w:val="Nadpis3"/>
       </w:pPr>
       <w:bookmarkStart w:id="23" w:name="_Toc229064741"/>
       <w:r>
@@ -19767,4358 +19767,19 @@
         <w:t xml:space="preserve"> databáze a webového rozhraní přístupného z libovolného zařízení připojeného k lokální Wi-Fi síti.</w:t>
       </w:r>
     </w:p>
-    <w:p/>
     <w:p>
       <w:pPr>
-        <w:pStyle w:val="Nadpis2"/>
-      </w:pPr>
-      <w:r>
-        <w:t xml:space="preserve">2.5.1 </w:t>
-      </w:r>
-      <w:r>
-        <w:t>Sběr a ukládání dat ze senzorů</w:t>
-      </w:r>
-    </w:p>
-    <w:p>
-      <w:r>
-        <w:t>Senzorové uzly M5</w:t>
-      </w:r>
-      <w:proofErr w:type="gramStart"/>
-      <w:r>
-        <w:t>Stack</w:t>
-      </w:r>
-      <w:r>
-        <w:t>(</w:t>
-      </w:r>
-      <w:proofErr w:type="gramEnd"/>
-      <w:r>
-        <w:t xml:space="preserve">Atom a </w:t>
-      </w:r>
-      <w:proofErr w:type="spellStart"/>
-      <w:r>
-        <w:t>Core</w:t>
-      </w:r>
-      <w:proofErr w:type="spellEnd"/>
-      <w:r>
-        <w:t>)</w:t>
-      </w:r>
-      <w:r>
-        <w:t xml:space="preserve"> průběžně měří hodnoty teploty, vlhkosti a koncentrace CO2 v jednotlivých místnostech. Naměřená data jsou odesílána formou HTTP POST požadavků na </w:t>
-      </w:r>
-      <w:proofErr w:type="spellStart"/>
-      <w:r>
-        <w:t>endpoint</w:t>
-      </w:r>
-      <w:proofErr w:type="spellEnd"/>
-      <w:r>
-        <w:t xml:space="preserve"> /data serveru api.py běžícího na portu 8070. Každý požadavek obsahuje v hlavičce identifikátor místnosti, podle kterého server automaticky vytvoří odpovídající tabulku v </w:t>
-      </w:r>
-      <w:proofErr w:type="spellStart"/>
-      <w:r>
-        <w:t>SQLite</w:t>
-      </w:r>
-      <w:proofErr w:type="spellEnd"/>
-      <w:r>
-        <w:t xml:space="preserve"> databázi </w:t>
-      </w:r>
-      <w:proofErr w:type="spellStart"/>
-      <w:r>
-        <w:t>home.db</w:t>
-      </w:r>
-      <w:proofErr w:type="spellEnd"/>
-      <w:r>
-        <w:t>, pokud ještě neexistuje, a nový záznam do ní zapíše včetně časové značky. Díky tomuto přístupu je systém snadno rozšiřitelný o další senzorové uzly bez nutnosti jakékoli úpravy kódu.</w:t>
-      </w:r>
-    </w:p>
-    <w:p/>
-    <w:p>
-      <w:pPr>
-        <w:pStyle w:val="Nadpis2"/>
-      </w:pPr>
-      <w:r>
-        <w:t xml:space="preserve">2.5.2 </w:t>
-      </w:r>
-      <w:r>
-        <w:t>Webový dashboard a widgety</w:t>
-      </w:r>
-    </w:p>
-    <w:p>
-      <w:r>
-        <w:t xml:space="preserve">Hlavní uživatelské rozhraní je přístupné přes webový prohlížeč na portu 8000 a tvoří ho dynamický dashboard s konfigurovatelnou sadou widgetů. Uživatel může přidávat nové widgety prostřednictvím modálního dialogu, kde zvolí název, zdrojovou místnost (tabulku v databázi), typ senzoru a způsob výpočtu zobrazované hodnoty – aktuální hodnotu, průměr, minimum nebo maximum. Každý widget zobrazuje živou hodnotu automaticky obnovovanou v nastavitelném intervalu a časový údaj o poslední aktualizaci. Data jsou načítána asynchronně přes </w:t>
-      </w:r>
-      <w:proofErr w:type="spellStart"/>
-      <w:r>
-        <w:t>endpoint</w:t>
-      </w:r>
-      <w:proofErr w:type="spellEnd"/>
-      <w:r>
-        <w:t xml:space="preserve"> /</w:t>
-      </w:r>
-      <w:proofErr w:type="spellStart"/>
-      <w:r>
-        <w:t>api</w:t>
-      </w:r>
-      <w:proofErr w:type="spellEnd"/>
-      <w:r>
-        <w:t>/</w:t>
-      </w:r>
-      <w:proofErr w:type="spellStart"/>
-      <w:r>
-        <w:t>widget_data</w:t>
-      </w:r>
-      <w:proofErr w:type="spellEnd"/>
-      <w:r>
-        <w:t xml:space="preserve"> bez nutnosti znovunačtení stránky. Widgety lze rovněž odstraňovat přímo z dashboardu.</w:t>
-      </w:r>
-    </w:p>
-    <w:p/>
-    <w:p>
-      <w:pPr>
-        <w:pStyle w:val="Nadpis2"/>
-      </w:pPr>
-      <w:r>
-        <w:t xml:space="preserve">2.5.3 </w:t>
-      </w:r>
-      <w:r>
-        <w:t>Historická data a grafické zobrazení</w:t>
-      </w:r>
-    </w:p>
-    <w:p>
-      <w:r>
-        <w:t xml:space="preserve">Kliknutím na libovolný senzorový widget se zobrazí překryvný panel s interaktivním grafem historie naměřených hodnot vykresleným pomocí knihovny Chart.js. Uživatel může zobrazit data za předdefinovaná časová období – týden, měsíc nebo rok – nebo zadat vlastní rozsah pomocí přesného výběru data a času prostřednictvím knihovny </w:t>
-      </w:r>
-      <w:proofErr w:type="spellStart"/>
-      <w:r>
-        <w:t>Flatpickr</w:t>
-      </w:r>
-      <w:proofErr w:type="spellEnd"/>
-      <w:r>
-        <w:t xml:space="preserve">. Historická data jsou načítána z </w:t>
-      </w:r>
-      <w:proofErr w:type="spellStart"/>
-      <w:r>
-        <w:t>endpointu</w:t>
-      </w:r>
-      <w:proofErr w:type="spellEnd"/>
-      <w:r>
-        <w:t xml:space="preserve"> /</w:t>
-      </w:r>
-      <w:proofErr w:type="spellStart"/>
-      <w:r>
-        <w:t>api</w:t>
-      </w:r>
-      <w:proofErr w:type="spellEnd"/>
-      <w:r>
-        <w:t>/</w:t>
-      </w:r>
-      <w:proofErr w:type="spellStart"/>
-      <w:r>
-        <w:t>widget_history</w:t>
-      </w:r>
-      <w:proofErr w:type="spellEnd"/>
-      <w:r>
-        <w:t xml:space="preserve"> a graf se automaticky přizpůsobí množství dat – při velkém počtu záznamů jsou skryty datové body pro lepší přehlednost.</w:t>
-      </w:r>
-    </w:p>
-    <w:p/>
-    <w:p>
-      <w:pPr>
-        <w:pStyle w:val="Nadpis2"/>
-      </w:pPr>
-      <w:r>
-        <w:lastRenderedPageBreak/>
-        <w:t xml:space="preserve">2.5.4 </w:t>
-      </w:r>
-      <w:r>
-        <w:t>Ovládání relé a fyzických spotřebičů</w:t>
-      </w:r>
-    </w:p>
-    <w:p>
-      <w:r>
-        <w:t xml:space="preserve">Systém umožňuje nejen pasivní monitoring, ale také aktivní ovládání připojených spotřebičů prostřednictvím relé modulů. Pro každé ze šesti dostupných relé lze přidat dedikovaný widget přímo na dashboard, který obsahuje tlačítka pro zapnutí a vypnutí. Po stisknutí tlačítka je odeslán HTTP POST požadavek na </w:t>
-      </w:r>
-      <w:proofErr w:type="spellStart"/>
-      <w:r>
-        <w:t>endpoint</w:t>
-      </w:r>
-      <w:proofErr w:type="spellEnd"/>
-      <w:r>
-        <w:t xml:space="preserve"> /</w:t>
-      </w:r>
-      <w:proofErr w:type="spellStart"/>
-      <w:r>
-        <w:t>relay</w:t>
-      </w:r>
-      <w:proofErr w:type="spellEnd"/>
-      <w:r>
-        <w:t>/{id}/{akce} serveru api.py, který přeloží příkaz do MQTT zprávy a odešle ji přes lokálního MQTT brokera na příslušné relé. Stav odeslání je uživateli okamžitě zobrazen přímo ve widgetu.</w:t>
-      </w:r>
-    </w:p>
-    <w:p/>
-    <w:p>
-      <w:pPr>
-        <w:pStyle w:val="Nadpis2"/>
-      </w:pPr>
-      <w:r>
-        <w:t xml:space="preserve">2.5.5 </w:t>
-      </w:r>
-      <w:r>
-        <w:t>Nastavení systému</w:t>
-      </w:r>
-    </w:p>
-    <w:p>
-      <w:r>
-        <w:t xml:space="preserve">Aplikace disponuje stránkou nastavení, kde může uživatel konfigurovat základní parametry systému – jméno správce, notifikační e-mail, interval automatické aktualizace dat, jednotky zobrazování teploty (Celsius nebo Fahrenheit) a aktivaci nočního bezpečnostního režimu. Veškerá nastavení jsou ukládána do souboru </w:t>
-      </w:r>
-      <w:proofErr w:type="spellStart"/>
-      <w:proofErr w:type="gramStart"/>
-      <w:r>
-        <w:t>settings.json</w:t>
-      </w:r>
-      <w:proofErr w:type="spellEnd"/>
-      <w:proofErr w:type="gramEnd"/>
-      <w:r>
-        <w:t xml:space="preserve"> přes </w:t>
-      </w:r>
-      <w:proofErr w:type="spellStart"/>
-      <w:r>
-        <w:t>endpoint</w:t>
-      </w:r>
-      <w:proofErr w:type="spellEnd"/>
-      <w:r>
-        <w:t xml:space="preserve"> /</w:t>
-      </w:r>
-      <w:proofErr w:type="spellStart"/>
-      <w:r>
-        <w:t>api</w:t>
-      </w:r>
-      <w:proofErr w:type="spellEnd"/>
-      <w:r>
-        <w:t>/</w:t>
-      </w:r>
-      <w:proofErr w:type="spellStart"/>
-      <w:r>
-        <w:t>save_settings</w:t>
-      </w:r>
-      <w:proofErr w:type="spellEnd"/>
-      <w:r>
-        <w:t xml:space="preserve"> a při každém spuštění aplikace automaticky načítána, přičemž pro případ chybějícího nebo poškozeného souboru jsou definovány výchozí hodnoty.</w:t>
-      </w:r>
-    </w:p>
-    <w:p/>
-    <w:p>
-      <w:pPr>
-        <w:pStyle w:val="Nadpis2"/>
-      </w:pPr>
-      <w:r>
-        <w:t xml:space="preserve">2.5.6 </w:t>
-      </w:r>
-      <w:r>
-        <w:t>Síťová infrastruktura</w:t>
-      </w:r>
-    </w:p>
-    <w:p>
-      <w:r>
-        <w:t xml:space="preserve">Při spuštění aplikace </w:t>
-      </w:r>
-      <w:proofErr w:type="spellStart"/>
-      <w:r>
-        <w:t>Raspberry</w:t>
-      </w:r>
-      <w:proofErr w:type="spellEnd"/>
-      <w:r>
-        <w:t xml:space="preserve"> </w:t>
-      </w:r>
-      <w:proofErr w:type="spellStart"/>
-      <w:r>
-        <w:t>Pi</w:t>
-      </w:r>
-      <w:proofErr w:type="spellEnd"/>
-      <w:r>
-        <w:t xml:space="preserve"> automaticky vytvoří Wi-Fi hotspot pomocí nástroje </w:t>
-      </w:r>
-      <w:proofErr w:type="spellStart"/>
-      <w:r>
-        <w:t>nmcli</w:t>
-      </w:r>
-      <w:proofErr w:type="spellEnd"/>
-      <w:r>
-        <w:t xml:space="preserve"> prostřednictvím modulu hotspot.py. Uživatelé i senzorové uzly M5Stack se připojují k této lokální síti, čímž celý systém funguje zcela samostatně a nevyžaduje existující domácí síťovou infrastrukturu ani přístup k internetu. Toto řešení zároveň zvyšuje bezpečnost systému, jelikož veškerá komunikace zůstává izolována v lokální síti.</w:t>
-      </w:r>
-    </w:p>
-    <w:p/>
-    <w:p>
-      <w:pPr>
-        <w:pStyle w:val="Nadpis3"/>
-        <w:spacing w:after="0"/>
-        <w:ind w:left="-5"/>
-        <w:rPr>
-          <w:lang w:val="en-US"/>
-        </w:rPr>
-      </w:pPr>
-      <w:r>
-        <w:t>1.1</w:t>
-      </w:r>
-      <w:r>
-        <w:rPr>
-          <w:rFonts w:ascii="Arial" w:eastAsia="Arial" w:hAnsi="Arial" w:cs="Arial"/>
-        </w:rPr>
-        <w:t xml:space="preserve"> </w:t>
-      </w:r>
-      <w:r>
-        <w:t>Obrázky</w:t>
-      </w:r>
-      <w:bookmarkEnd w:id="27"/>
-      <w:r>
-        <w:t xml:space="preserve"> </w:t>
-      </w:r>
-    </w:p>
-    <w:p>
-      <w:pPr>
-        <w:spacing w:after="388"/>
-        <w:ind w:left="3013"/>
+        <w:jc w:val="center"/>
       </w:pPr>
       <w:r>
         <w:rPr>
           <w:noProof/>
         </w:rPr>
-        <mc:AlternateContent>
-          <mc:Choice Requires="wpg">
-            <w:drawing>
-              <wp:inline distT="0" distB="0" distL="0" distR="0" wp14:anchorId="2A27ECB4" wp14:editId="58B08590">
-                <wp:extent cx="1976848" cy="2228684"/>
-                <wp:effectExtent l="0" t="0" r="0" b="0"/>
-                <wp:docPr id="9677" name="Group 9677"/>
-                <wp:cNvGraphicFramePr/>
-                <a:graphic xmlns:a="http://schemas.openxmlformats.org/drawingml/2006/main">
-                  <a:graphicData uri="http://schemas.microsoft.com/office/word/2010/wordprocessingGroup">
-                    <wpg:wgp>
-                      <wpg:cNvGrpSpPr/>
-                      <wpg:grpSpPr>
-                        <a:xfrm>
-                          <a:off x="0" y="0"/>
-                          <a:ext cx="1976848" cy="2228684"/>
-                          <a:chOff x="0" y="0"/>
-                          <a:chExt cx="1976848" cy="2228684"/>
-                        </a:xfrm>
-                      </wpg:grpSpPr>
-                      <wps:wsp>
-                        <wps:cNvPr id="931" name="Rectangle 931"/>
-                        <wps:cNvSpPr/>
-                        <wps:spPr>
-                          <a:xfrm>
-                            <a:off x="1938748" y="1832494"/>
-                            <a:ext cx="50673" cy="184382"/>
-                          </a:xfrm>
-                          <a:prstGeom prst="rect">
-                            <a:avLst/>
-                          </a:prstGeom>
-                          <a:ln>
-                            <a:noFill/>
-                          </a:ln>
-                        </wps:spPr>
-                        <wps:txbx>
-                          <w:txbxContent>
-                            <w:p>
-                              <w:r>
-                                <w:rPr>
-                                  <w:rFonts w:ascii="Times New Roman" w:eastAsia="Times New Roman" w:hAnsi="Times New Roman" w:cs="Times New Roman"/>
-                                  <w:sz w:val="24"/>
-                                </w:rPr>
-                                <w:t xml:space="preserve"> </w:t>
-                              </w:r>
-                            </w:p>
-                          </w:txbxContent>
-                        </wps:txbx>
-                        <wps:bodyPr horzOverflow="overflow" vert="horz" lIns="0" tIns="0" rIns="0" bIns="0" rtlCol="0">
-                          <a:noAutofit/>
-                        </wps:bodyPr>
-                      </wps:wsp>
-                      <wps:wsp>
-                        <wps:cNvPr id="932" name="Rectangle 932"/>
-                        <wps:cNvSpPr/>
-                        <wps:spPr>
-                          <a:xfrm>
-                            <a:off x="56354" y="2090050"/>
-                            <a:ext cx="735569" cy="184382"/>
-                          </a:xfrm>
-                          <a:prstGeom prst="rect">
-                            <a:avLst/>
-                          </a:prstGeom>
-                          <a:ln>
-                            <a:noFill/>
-                          </a:ln>
-                        </wps:spPr>
-                        <wps:txbx>
-                          <w:txbxContent>
-                            <w:p>
-                              <w:r>
-                                <w:rPr>
-                                  <w:rFonts w:ascii="Times New Roman" w:eastAsia="Times New Roman" w:hAnsi="Times New Roman" w:cs="Times New Roman"/>
-                                  <w:sz w:val="24"/>
-                                </w:rPr>
-                                <w:t xml:space="preserve">Obrázek </w:t>
-                              </w:r>
-                            </w:p>
-                          </w:txbxContent>
-                        </wps:txbx>
-                        <wps:bodyPr horzOverflow="overflow" vert="horz" lIns="0" tIns="0" rIns="0" bIns="0" rtlCol="0">
-                          <a:noAutofit/>
-                        </wps:bodyPr>
-                      </wps:wsp>
-                      <wps:wsp>
-                        <wps:cNvPr id="933" name="Rectangle 933"/>
-                        <wps:cNvSpPr/>
-                        <wps:spPr>
-                          <a:xfrm>
-                            <a:off x="609566" y="2090050"/>
-                            <a:ext cx="101346" cy="184382"/>
-                          </a:xfrm>
-                          <a:prstGeom prst="rect">
-                            <a:avLst/>
-                          </a:prstGeom>
-                          <a:ln>
-                            <a:noFill/>
-                          </a:ln>
-                        </wps:spPr>
-                        <wps:txbx>
-                          <w:txbxContent>
-                            <w:p>
-                              <w:r>
-                                <w:rPr>
-                                  <w:rFonts w:ascii="Times New Roman" w:eastAsia="Times New Roman" w:hAnsi="Times New Roman" w:cs="Times New Roman"/>
-                                  <w:sz w:val="24"/>
-                                </w:rPr>
-                                <w:t>1</w:t>
-                              </w:r>
-                            </w:p>
-                          </w:txbxContent>
-                        </wps:txbx>
-                        <wps:bodyPr horzOverflow="overflow" vert="horz" lIns="0" tIns="0" rIns="0" bIns="0" rtlCol="0">
-                          <a:noAutofit/>
-                        </wps:bodyPr>
-                      </wps:wsp>
-                      <wps:wsp>
-                        <wps:cNvPr id="934" name="Rectangle 934"/>
-                        <wps:cNvSpPr/>
-                        <wps:spPr>
-                          <a:xfrm>
-                            <a:off x="685766" y="2090050"/>
-                            <a:ext cx="50673" cy="184382"/>
-                          </a:xfrm>
-                          <a:prstGeom prst="rect">
-                            <a:avLst/>
-                          </a:prstGeom>
-                          <a:ln>
-                            <a:noFill/>
-                          </a:ln>
-                        </wps:spPr>
-                        <wps:txbx>
-                          <w:txbxContent>
-                            <w:p>
-                              <w:r>
-                                <w:rPr>
-                                  <w:rFonts w:ascii="Times New Roman" w:eastAsia="Times New Roman" w:hAnsi="Times New Roman" w:cs="Times New Roman"/>
-                                  <w:sz w:val="24"/>
-                                </w:rPr>
-                                <w:t>.</w:t>
-                              </w:r>
-                            </w:p>
-                          </w:txbxContent>
-                        </wps:txbx>
-                        <wps:bodyPr horzOverflow="overflow" vert="horz" lIns="0" tIns="0" rIns="0" bIns="0" rtlCol="0">
-                          <a:noAutofit/>
-                        </wps:bodyPr>
-                      </wps:wsp>
-                      <wps:wsp>
-                        <wps:cNvPr id="935" name="Rectangle 935"/>
-                        <wps:cNvSpPr/>
-                        <wps:spPr>
-                          <a:xfrm>
-                            <a:off x="723866" y="2090050"/>
-                            <a:ext cx="101346" cy="184382"/>
-                          </a:xfrm>
-                          <a:prstGeom prst="rect">
-                            <a:avLst/>
-                          </a:prstGeom>
-                          <a:ln>
-                            <a:noFill/>
-                          </a:ln>
-                        </wps:spPr>
-                        <wps:txbx>
-                          <w:txbxContent>
-                            <w:p>
-                              <w:r>
-                                <w:rPr>
-                                  <w:rFonts w:ascii="Times New Roman" w:eastAsia="Times New Roman" w:hAnsi="Times New Roman" w:cs="Times New Roman"/>
-                                  <w:sz w:val="24"/>
-                                </w:rPr>
-                                <w:t>1</w:t>
-                              </w:r>
-                            </w:p>
-                          </w:txbxContent>
-                        </wps:txbx>
-                        <wps:bodyPr horzOverflow="overflow" vert="horz" lIns="0" tIns="0" rIns="0" bIns="0" rtlCol="0">
-                          <a:noAutofit/>
-                        </wps:bodyPr>
-                      </wps:wsp>
-                      <wps:wsp>
-                        <wps:cNvPr id="8030" name="Rectangle 8030"/>
-                        <wps:cNvSpPr/>
-                        <wps:spPr>
-                          <a:xfrm>
-                            <a:off x="842433" y="2090050"/>
-                            <a:ext cx="1372225" cy="184382"/>
-                          </a:xfrm>
-                          <a:prstGeom prst="rect">
-                            <a:avLst/>
-                          </a:prstGeom>
-                          <a:ln>
-                            <a:noFill/>
-                          </a:ln>
-                        </wps:spPr>
-                        <wps:txbx>
-                          <w:txbxContent>
-                            <w:p>
-                              <w:r>
-                                <w:rPr>
-                                  <w:rFonts w:ascii="Times New Roman" w:eastAsia="Times New Roman" w:hAnsi="Times New Roman" w:cs="Times New Roman"/>
-                                  <w:sz w:val="24"/>
-                                </w:rPr>
-                                <w:t xml:space="preserve"> Ukázka obrázku</w:t>
-                              </w:r>
-                            </w:p>
-                          </w:txbxContent>
-                        </wps:txbx>
-                        <wps:bodyPr horzOverflow="overflow" vert="horz" lIns="0" tIns="0" rIns="0" bIns="0" rtlCol="0">
-                          <a:noAutofit/>
-                        </wps:bodyPr>
-                      </wps:wsp>
-                      <wps:wsp>
-                        <wps:cNvPr id="8028" name="Rectangle 8028"/>
-                        <wps:cNvSpPr/>
-                        <wps:spPr>
-                          <a:xfrm>
-                            <a:off x="800066" y="2090050"/>
-                            <a:ext cx="56348" cy="184382"/>
-                          </a:xfrm>
-                          <a:prstGeom prst="rect">
-                            <a:avLst/>
-                          </a:prstGeom>
-                          <a:ln>
-                            <a:noFill/>
-                          </a:ln>
-                        </wps:spPr>
-                        <wps:txbx>
-                          <w:txbxContent>
-                            <w:p>
-                              <w:r>
-                                <w:rPr>
-                                  <w:rFonts w:ascii="Times New Roman" w:eastAsia="Times New Roman" w:hAnsi="Times New Roman" w:cs="Times New Roman"/>
-                                  <w:sz w:val="24"/>
-                                </w:rPr>
-                                <w:t>:</w:t>
-                              </w:r>
-                            </w:p>
-                          </w:txbxContent>
-                        </wps:txbx>
-                        <wps:bodyPr horzOverflow="overflow" vert="horz" lIns="0" tIns="0" rIns="0" bIns="0" rtlCol="0">
-                          <a:noAutofit/>
-                        </wps:bodyPr>
-                      </wps:wsp>
-                      <wps:wsp>
-                        <wps:cNvPr id="937" name="Rectangle 937"/>
-                        <wps:cNvSpPr/>
-                        <wps:spPr>
-                          <a:xfrm>
-                            <a:off x="1876264" y="2090050"/>
-                            <a:ext cx="50673" cy="184382"/>
-                          </a:xfrm>
-                          <a:prstGeom prst="rect">
-                            <a:avLst/>
-                          </a:prstGeom>
-                          <a:ln>
-                            <a:noFill/>
-                          </a:ln>
-                        </wps:spPr>
-                        <wps:txbx>
-                          <w:txbxContent>
-                            <w:p>
-                              <w:r>
-                                <w:rPr>
-                                  <w:rFonts w:ascii="Times New Roman" w:eastAsia="Times New Roman" w:hAnsi="Times New Roman" w:cs="Times New Roman"/>
-                                  <w:sz w:val="24"/>
-                                </w:rPr>
-                                <w:t xml:space="preserve"> </w:t>
-                              </w:r>
-                            </w:p>
-                          </w:txbxContent>
-                        </wps:txbx>
-                        <wps:bodyPr horzOverflow="overflow" vert="horz" lIns="0" tIns="0" rIns="0" bIns="0" rtlCol="0">
-                          <a:noAutofit/>
-                        </wps:bodyPr>
-                      </wps:wsp>
-                      <wps:wsp>
-                        <wps:cNvPr id="1001" name="Shape 1001"/>
-                        <wps:cNvSpPr/>
-                        <wps:spPr>
-                          <a:xfrm>
-                            <a:off x="943985" y="0"/>
-                            <a:ext cx="40676" cy="392121"/>
-                          </a:xfrm>
-                          <a:custGeom>
-                            <a:avLst/>
-                            <a:gdLst/>
-                            <a:ahLst/>
-                            <a:cxnLst/>
-                            <a:rect l="0" t="0" r="0" b="0"/>
-                            <a:pathLst>
-                              <a:path w="40676" h="392121">
-                                <a:moveTo>
-                                  <a:pt x="19984" y="193"/>
-                                </a:moveTo>
-                                <a:cubicBezTo>
-                                  <a:pt x="31165" y="0"/>
-                                  <a:pt x="40483" y="8868"/>
-                                  <a:pt x="40675" y="20114"/>
-                                </a:cubicBezTo>
-                                <a:lnTo>
-                                  <a:pt x="40676" y="371815"/>
-                                </a:lnTo>
-                                <a:cubicBezTo>
-                                  <a:pt x="40611" y="382996"/>
-                                  <a:pt x="31551" y="392121"/>
-                                  <a:pt x="20370" y="392121"/>
-                                </a:cubicBezTo>
-                                <a:cubicBezTo>
-                                  <a:pt x="9253" y="391928"/>
-                                  <a:pt x="257" y="382932"/>
-                                  <a:pt x="0" y="371815"/>
-                                </a:cubicBezTo>
-                                <a:lnTo>
-                                  <a:pt x="0" y="20114"/>
-                                </a:lnTo>
-                                <a:cubicBezTo>
-                                  <a:pt x="257" y="9189"/>
-                                  <a:pt x="9060" y="386"/>
-                                  <a:pt x="19984" y="193"/>
-                                </a:cubicBezTo>
-                                <a:close/>
-                              </a:path>
-                            </a:pathLst>
-                          </a:custGeom>
-                          <a:ln w="0" cap="flat">
-                            <a:miter lim="127000"/>
-                          </a:ln>
-                        </wps:spPr>
-                        <wps:style>
-                          <a:lnRef idx="0">
-                            <a:srgbClr val="000000">
-                              <a:alpha val="0"/>
-                            </a:srgbClr>
-                          </a:lnRef>
-                          <a:fillRef idx="1">
-                            <a:srgbClr val="EA7603"/>
-                          </a:fillRef>
-                          <a:effectRef idx="0">
-                            <a:scrgbClr r="0" g="0" b="0"/>
-                          </a:effectRef>
-                          <a:fontRef idx="none"/>
-                        </wps:style>
-                        <wps:bodyPr/>
-                      </wps:wsp>
-                      <wps:wsp>
-                        <wps:cNvPr id="1002" name="Shape 1002"/>
-                        <wps:cNvSpPr/>
-                        <wps:spPr>
-                          <a:xfrm>
-                            <a:off x="697490" y="29688"/>
-                            <a:ext cx="136035" cy="384538"/>
-                          </a:xfrm>
-                          <a:custGeom>
-                            <a:avLst/>
-                            <a:gdLst/>
-                            <a:ahLst/>
-                            <a:cxnLst/>
-                            <a:rect l="0" t="0" r="0" b="0"/>
-                            <a:pathLst>
-                              <a:path w="136035" h="384538">
-                                <a:moveTo>
-                                  <a:pt x="17285" y="2892"/>
-                                </a:moveTo>
-                                <a:cubicBezTo>
-                                  <a:pt x="28145" y="0"/>
-                                  <a:pt x="39262" y="6426"/>
-                                  <a:pt x="42218" y="17286"/>
-                                </a:cubicBezTo>
-                                <a:lnTo>
-                                  <a:pt x="133207" y="356970"/>
-                                </a:lnTo>
-                                <a:cubicBezTo>
-                                  <a:pt x="136035" y="367766"/>
-                                  <a:pt x="129673" y="378883"/>
-                                  <a:pt x="118814" y="381839"/>
-                                </a:cubicBezTo>
-                                <a:cubicBezTo>
-                                  <a:pt x="108018" y="384538"/>
-                                  <a:pt x="97030" y="378177"/>
-                                  <a:pt x="93945" y="367445"/>
-                                </a:cubicBezTo>
-                                <a:lnTo>
-                                  <a:pt x="2891" y="27761"/>
-                                </a:lnTo>
-                                <a:cubicBezTo>
-                                  <a:pt x="0" y="16965"/>
-                                  <a:pt x="6426" y="5783"/>
-                                  <a:pt x="17285" y="2892"/>
-                                </a:cubicBezTo>
-                                <a:close/>
-                              </a:path>
-                            </a:pathLst>
-                          </a:custGeom>
-                          <a:ln w="0" cap="flat">
-                            <a:miter lim="127000"/>
-                          </a:ln>
-                        </wps:spPr>
-                        <wps:style>
-                          <a:lnRef idx="0">
-                            <a:srgbClr val="000000">
-                              <a:alpha val="0"/>
-                            </a:srgbClr>
-                          </a:lnRef>
-                          <a:fillRef idx="1">
-                            <a:srgbClr val="EA7603"/>
-                          </a:fillRef>
-                          <a:effectRef idx="0">
-                            <a:scrgbClr r="0" g="0" b="0"/>
-                          </a:effectRef>
-                          <a:fontRef idx="none"/>
-                        </wps:style>
-                        <wps:bodyPr/>
-                      </wps:wsp>
-                      <wps:wsp>
-                        <wps:cNvPr id="1003" name="Shape 1003"/>
-                        <wps:cNvSpPr/>
-                        <wps:spPr>
-                          <a:xfrm>
-                            <a:off x="469161" y="125438"/>
-                            <a:ext cx="222225" cy="348488"/>
-                          </a:xfrm>
-                          <a:custGeom>
-                            <a:avLst/>
-                            <a:gdLst/>
-                            <a:ahLst/>
-                            <a:cxnLst/>
-                            <a:rect l="0" t="0" r="0" b="0"/>
-                            <a:pathLst>
-                              <a:path w="222225" h="348488">
-                                <a:moveTo>
-                                  <a:pt x="28470" y="1341"/>
-                                </a:moveTo>
-                                <a:cubicBezTo>
-                                  <a:pt x="33494" y="2683"/>
-                                  <a:pt x="38005" y="5944"/>
-                                  <a:pt x="40810" y="10796"/>
-                                </a:cubicBezTo>
-                                <a:lnTo>
-                                  <a:pt x="216634" y="315394"/>
-                                </a:lnTo>
-                                <a:cubicBezTo>
-                                  <a:pt x="222225" y="325097"/>
-                                  <a:pt x="218883" y="337499"/>
-                                  <a:pt x="209245" y="343154"/>
-                                </a:cubicBezTo>
-                                <a:cubicBezTo>
-                                  <a:pt x="199477" y="348488"/>
-                                  <a:pt x="187204" y="345211"/>
-                                  <a:pt x="181485" y="335700"/>
-                                </a:cubicBezTo>
-                                <a:lnTo>
-                                  <a:pt x="5610" y="31167"/>
-                                </a:lnTo>
-                                <a:cubicBezTo>
-                                  <a:pt x="0" y="21399"/>
-                                  <a:pt x="3328" y="8997"/>
-                                  <a:pt x="13051" y="3406"/>
-                                </a:cubicBezTo>
-                                <a:cubicBezTo>
-                                  <a:pt x="17909" y="578"/>
-                                  <a:pt x="23446" y="0"/>
-                                  <a:pt x="28470" y="1341"/>
-                                </a:cubicBezTo>
-                                <a:close/>
-                              </a:path>
-                            </a:pathLst>
-                          </a:custGeom>
-                          <a:ln w="0" cap="flat">
-                            <a:miter lim="127000"/>
-                          </a:ln>
-                        </wps:spPr>
-                        <wps:style>
-                          <a:lnRef idx="0">
-                            <a:srgbClr val="000000">
-                              <a:alpha val="0"/>
-                            </a:srgbClr>
-                          </a:lnRef>
-                          <a:fillRef idx="1">
-                            <a:srgbClr val="EA7603"/>
-                          </a:fillRef>
-                          <a:effectRef idx="0">
-                            <a:scrgbClr r="0" g="0" b="0"/>
-                          </a:effectRef>
-                          <a:fontRef idx="none"/>
-                        </wps:style>
-                        <wps:bodyPr/>
-                      </wps:wsp>
-                      <wps:wsp>
-                        <wps:cNvPr id="1004" name="Shape 1004"/>
-                        <wps:cNvSpPr/>
-                        <wps:spPr>
-                          <a:xfrm>
-                            <a:off x="274959" y="276210"/>
-                            <a:ext cx="292819" cy="290894"/>
-                          </a:xfrm>
-                          <a:custGeom>
-                            <a:avLst/>
-                            <a:gdLst/>
-                            <a:ahLst/>
-                            <a:cxnLst/>
-                            <a:rect l="0" t="0" r="0" b="0"/>
-                            <a:pathLst>
-                              <a:path w="292819" h="290894">
-                                <a:moveTo>
-                                  <a:pt x="21773" y="104"/>
-                                </a:moveTo>
-                                <a:cubicBezTo>
-                                  <a:pt x="26974" y="0"/>
-                                  <a:pt x="32219" y="1880"/>
-                                  <a:pt x="36274" y="5767"/>
-                                </a:cubicBezTo>
-                                <a:lnTo>
-                                  <a:pt x="284928" y="254394"/>
-                                </a:lnTo>
-                                <a:cubicBezTo>
-                                  <a:pt x="292819" y="262362"/>
-                                  <a:pt x="292819" y="275214"/>
-                                  <a:pt x="284928" y="283183"/>
-                                </a:cubicBezTo>
-                                <a:cubicBezTo>
-                                  <a:pt x="276902" y="290894"/>
-                                  <a:pt x="264212" y="290894"/>
-                                  <a:pt x="256185" y="283183"/>
-                                </a:cubicBezTo>
-                                <a:lnTo>
-                                  <a:pt x="7531" y="34492"/>
-                                </a:lnTo>
-                                <a:cubicBezTo>
-                                  <a:pt x="0" y="26652"/>
-                                  <a:pt x="0" y="14250"/>
-                                  <a:pt x="7531" y="6346"/>
-                                </a:cubicBezTo>
-                                <a:cubicBezTo>
-                                  <a:pt x="11412" y="2297"/>
-                                  <a:pt x="16571" y="209"/>
-                                  <a:pt x="21773" y="104"/>
-                                </a:cubicBezTo>
-                                <a:close/>
-                              </a:path>
-                            </a:pathLst>
-                          </a:custGeom>
-                          <a:ln w="0" cap="flat">
-                            <a:miter lim="127000"/>
-                          </a:ln>
-                        </wps:spPr>
-                        <wps:style>
-                          <a:lnRef idx="0">
-                            <a:srgbClr val="000000">
-                              <a:alpha val="0"/>
-                            </a:srgbClr>
-                          </a:lnRef>
-                          <a:fillRef idx="1">
-                            <a:srgbClr val="EA7603"/>
-                          </a:fillRef>
-                          <a:effectRef idx="0">
-                            <a:scrgbClr r="0" g="0" b="0"/>
-                          </a:effectRef>
-                          <a:fontRef idx="none"/>
-                        </wps:style>
-                        <wps:bodyPr/>
-                      </wps:wsp>
-                      <wps:wsp>
-                        <wps:cNvPr id="1005" name="Shape 1005"/>
-                        <wps:cNvSpPr/>
-                        <wps:spPr>
-                          <a:xfrm>
-                            <a:off x="123553" y="470761"/>
-                            <a:ext cx="350948" cy="219853"/>
-                          </a:xfrm>
-                          <a:custGeom>
-                            <a:avLst/>
-                            <a:gdLst/>
-                            <a:ahLst/>
-                            <a:cxnLst/>
-                            <a:rect l="0" t="0" r="0" b="0"/>
-                            <a:pathLst>
-                              <a:path w="350948" h="219853">
-                                <a:moveTo>
-                                  <a:pt x="17978" y="1349"/>
-                                </a:moveTo>
-                                <a:cubicBezTo>
-                                  <a:pt x="23006" y="0"/>
-                                  <a:pt x="28547" y="562"/>
-                                  <a:pt x="33408" y="3358"/>
-                                </a:cubicBezTo>
-                                <a:lnTo>
-                                  <a:pt x="337955" y="179240"/>
-                                </a:lnTo>
-                                <a:cubicBezTo>
-                                  <a:pt x="347625" y="184895"/>
-                                  <a:pt x="350948" y="197233"/>
-                                  <a:pt x="345396" y="207001"/>
-                                </a:cubicBezTo>
-                                <a:cubicBezTo>
-                                  <a:pt x="339632" y="216512"/>
-                                  <a:pt x="327358" y="219853"/>
-                                  <a:pt x="317591" y="214455"/>
-                                </a:cubicBezTo>
-                                <a:lnTo>
-                                  <a:pt x="13057" y="38573"/>
-                                </a:lnTo>
-                                <a:cubicBezTo>
-                                  <a:pt x="3329" y="32982"/>
-                                  <a:pt x="0" y="20515"/>
-                                  <a:pt x="5623" y="10812"/>
-                                </a:cubicBezTo>
-                                <a:cubicBezTo>
-                                  <a:pt x="8434" y="5960"/>
-                                  <a:pt x="12950" y="2699"/>
-                                  <a:pt x="17978" y="1349"/>
-                                </a:cubicBezTo>
-                                <a:close/>
-                              </a:path>
-                            </a:pathLst>
-                          </a:custGeom>
-                          <a:ln w="0" cap="flat">
-                            <a:miter lim="127000"/>
-                          </a:ln>
-                        </wps:spPr>
-                        <wps:style>
-                          <a:lnRef idx="0">
-                            <a:srgbClr val="000000">
-                              <a:alpha val="0"/>
-                            </a:srgbClr>
-                          </a:lnRef>
-                          <a:fillRef idx="1">
-                            <a:srgbClr val="EA7603"/>
-                          </a:fillRef>
-                          <a:effectRef idx="0">
-                            <a:scrgbClr r="0" g="0" b="0"/>
-                          </a:effectRef>
-                          <a:fontRef idx="none"/>
-                        </wps:style>
-                        <wps:bodyPr/>
-                      </wps:wsp>
-                      <wps:wsp>
-                        <wps:cNvPr id="1006" name="Shape 1006"/>
-                        <wps:cNvSpPr/>
-                        <wps:spPr>
-                          <a:xfrm>
-                            <a:off x="30316" y="696976"/>
-                            <a:ext cx="384270" cy="135655"/>
-                          </a:xfrm>
-                          <a:custGeom>
-                            <a:avLst/>
-                            <a:gdLst/>
-                            <a:ahLst/>
-                            <a:cxnLst/>
-                            <a:rect l="0" t="0" r="0" b="0"/>
-                            <a:pathLst>
-                              <a:path w="384270" h="135655">
-                                <a:moveTo>
-                                  <a:pt x="27371" y="2763"/>
-                                </a:moveTo>
-                                <a:lnTo>
-                                  <a:pt x="367042" y="93757"/>
-                                </a:lnTo>
-                                <a:cubicBezTo>
-                                  <a:pt x="377857" y="96713"/>
-                                  <a:pt x="384270" y="107830"/>
-                                  <a:pt x="381417" y="118626"/>
-                                </a:cubicBezTo>
-                                <a:cubicBezTo>
-                                  <a:pt x="378313" y="129358"/>
-                                  <a:pt x="367312" y="135655"/>
-                                  <a:pt x="356497" y="133021"/>
-                                </a:cubicBezTo>
-                                <a:lnTo>
-                                  <a:pt x="16827" y="42027"/>
-                                </a:lnTo>
-                                <a:cubicBezTo>
-                                  <a:pt x="6262" y="39007"/>
-                                  <a:pt x="0" y="28146"/>
-                                  <a:pt x="2691" y="17479"/>
-                                </a:cubicBezTo>
-                                <a:cubicBezTo>
-                                  <a:pt x="5439" y="6619"/>
-                                  <a:pt x="16488" y="0"/>
-                                  <a:pt x="27371" y="2763"/>
-                                </a:cubicBezTo>
-                                <a:close/>
-                              </a:path>
-                            </a:pathLst>
-                          </a:custGeom>
-                          <a:ln w="0" cap="flat">
-                            <a:miter lim="127000"/>
-                          </a:ln>
-                        </wps:spPr>
-                        <wps:style>
-                          <a:lnRef idx="0">
-                            <a:srgbClr val="000000">
-                              <a:alpha val="0"/>
-                            </a:srgbClr>
-                          </a:lnRef>
-                          <a:fillRef idx="1">
-                            <a:srgbClr val="EA7603"/>
-                          </a:fillRef>
-                          <a:effectRef idx="0">
-                            <a:scrgbClr r="0" g="0" b="0"/>
-                          </a:effectRef>
-                          <a:fontRef idx="none"/>
-                        </wps:style>
-                        <wps:bodyPr/>
-                      </wps:wsp>
-                      <wps:wsp>
-                        <wps:cNvPr id="1007" name="Shape 1007"/>
-                        <wps:cNvSpPr/>
-                        <wps:spPr>
-                          <a:xfrm>
-                            <a:off x="0" y="943288"/>
-                            <a:ext cx="392153" cy="40677"/>
-                          </a:xfrm>
-                          <a:custGeom>
-                            <a:avLst/>
-                            <a:gdLst/>
-                            <a:ahLst/>
-                            <a:cxnLst/>
-                            <a:rect l="0" t="0" r="0" b="0"/>
-                            <a:pathLst>
-                              <a:path w="392153" h="40677">
-                                <a:moveTo>
-                                  <a:pt x="20149" y="0"/>
-                                </a:moveTo>
-                                <a:lnTo>
-                                  <a:pt x="371828" y="0"/>
-                                </a:lnTo>
-                                <a:cubicBezTo>
-                                  <a:pt x="383035" y="64"/>
-                                  <a:pt x="392102" y="9125"/>
-                                  <a:pt x="392153" y="20307"/>
-                                </a:cubicBezTo>
-                                <a:cubicBezTo>
-                                  <a:pt x="391935" y="31488"/>
-                                  <a:pt x="382971" y="40420"/>
-                                  <a:pt x="371848" y="40677"/>
-                                </a:cubicBezTo>
-                                <a:lnTo>
-                                  <a:pt x="20149" y="40677"/>
-                                </a:lnTo>
-                                <a:cubicBezTo>
-                                  <a:pt x="9231" y="40420"/>
-                                  <a:pt x="431" y="31616"/>
-                                  <a:pt x="219" y="20756"/>
-                                </a:cubicBezTo>
-                                <a:cubicBezTo>
-                                  <a:pt x="0" y="9511"/>
-                                  <a:pt x="8923" y="193"/>
-                                  <a:pt x="20149" y="0"/>
-                                </a:cubicBezTo>
-                                <a:close/>
-                              </a:path>
-                            </a:pathLst>
-                          </a:custGeom>
-                          <a:ln w="0" cap="flat">
-                            <a:miter lim="127000"/>
-                          </a:ln>
-                        </wps:spPr>
-                        <wps:style>
-                          <a:lnRef idx="0">
-                            <a:srgbClr val="000000">
-                              <a:alpha val="0"/>
-                            </a:srgbClr>
-                          </a:lnRef>
-                          <a:fillRef idx="1">
-                            <a:srgbClr val="EA7603"/>
-                          </a:fillRef>
-                          <a:effectRef idx="0">
-                            <a:scrgbClr r="0" g="0" b="0"/>
-                          </a:effectRef>
-                          <a:fontRef idx="none"/>
-                        </wps:style>
-                        <wps:bodyPr/>
-                      </wps:wsp>
-                      <wps:wsp>
-                        <wps:cNvPr id="1008" name="Shape 1008"/>
-                        <wps:cNvSpPr/>
-                        <wps:spPr>
-                          <a:xfrm>
-                            <a:off x="29704" y="1094430"/>
-                            <a:ext cx="384503" cy="136041"/>
-                          </a:xfrm>
-                          <a:custGeom>
-                            <a:avLst/>
-                            <a:gdLst/>
-                            <a:ahLst/>
-                            <a:cxnLst/>
-                            <a:rect l="0" t="0" r="0" b="0"/>
-                            <a:pathLst>
-                              <a:path w="384503" h="136041">
-                                <a:moveTo>
-                                  <a:pt x="356943" y="2828"/>
-                                </a:moveTo>
-                                <a:cubicBezTo>
-                                  <a:pt x="367783" y="0"/>
-                                  <a:pt x="378887" y="6426"/>
-                                  <a:pt x="381836" y="17222"/>
-                                </a:cubicBezTo>
-                                <a:cubicBezTo>
-                                  <a:pt x="384503" y="28018"/>
-                                  <a:pt x="378161" y="39007"/>
-                                  <a:pt x="367468" y="42091"/>
-                                </a:cubicBezTo>
-                                <a:lnTo>
-                                  <a:pt x="27798" y="133085"/>
-                                </a:lnTo>
-                                <a:cubicBezTo>
-                                  <a:pt x="16955" y="136041"/>
-                                  <a:pt x="5810" y="129550"/>
-                                  <a:pt x="2905" y="118755"/>
-                                </a:cubicBezTo>
-                                <a:cubicBezTo>
-                                  <a:pt x="0" y="107895"/>
-                                  <a:pt x="6435" y="96777"/>
-                                  <a:pt x="17278" y="93821"/>
-                                </a:cubicBezTo>
-                                <a:lnTo>
-                                  <a:pt x="356943" y="2828"/>
-                                </a:lnTo>
-                                <a:close/>
-                              </a:path>
-                            </a:pathLst>
-                          </a:custGeom>
-                          <a:ln w="0" cap="flat">
-                            <a:miter lim="127000"/>
-                          </a:ln>
-                        </wps:spPr>
-                        <wps:style>
-                          <a:lnRef idx="0">
-                            <a:srgbClr val="000000">
-                              <a:alpha val="0"/>
-                            </a:srgbClr>
-                          </a:lnRef>
-                          <a:fillRef idx="1">
-                            <a:srgbClr val="EA7603"/>
-                          </a:fillRef>
-                          <a:effectRef idx="0">
-                            <a:scrgbClr r="0" g="0" b="0"/>
-                          </a:effectRef>
-                          <a:fontRef idx="none"/>
-                        </wps:style>
-                        <wps:bodyPr/>
-                      </wps:wsp>
-                      <wps:wsp>
-                        <wps:cNvPr id="1009" name="Shape 1009"/>
-                        <wps:cNvSpPr/>
-                        <wps:spPr>
-                          <a:xfrm>
-                            <a:off x="123598" y="1238793"/>
-                            <a:ext cx="350363" cy="219658"/>
-                          </a:xfrm>
-                          <a:custGeom>
-                            <a:avLst/>
-                            <a:gdLst/>
-                            <a:ahLst/>
-                            <a:cxnLst/>
-                            <a:rect l="0" t="0" r="0" b="0"/>
-                            <a:pathLst>
-                              <a:path w="350363" h="219658">
-                                <a:moveTo>
-                                  <a:pt x="332638" y="1350"/>
-                                </a:moveTo>
-                                <a:cubicBezTo>
-                                  <a:pt x="337657" y="2699"/>
-                                  <a:pt x="342167" y="5945"/>
-                                  <a:pt x="344990" y="10764"/>
-                                </a:cubicBezTo>
-                                <a:cubicBezTo>
-                                  <a:pt x="350363" y="20532"/>
-                                  <a:pt x="347079" y="32806"/>
-                                  <a:pt x="337549" y="38525"/>
-                                </a:cubicBezTo>
-                                <a:lnTo>
-                                  <a:pt x="33010" y="214401"/>
-                                </a:lnTo>
-                                <a:cubicBezTo>
-                                  <a:pt x="23454" y="219658"/>
-                                  <a:pt x="11457" y="216445"/>
-                                  <a:pt x="5809" y="207107"/>
-                                </a:cubicBezTo>
-                                <a:cubicBezTo>
-                                  <a:pt x="0" y="197500"/>
-                                  <a:pt x="3078" y="184995"/>
-                                  <a:pt x="12691" y="179186"/>
-                                </a:cubicBezTo>
-                                <a:lnTo>
-                                  <a:pt x="317225" y="3310"/>
-                                </a:lnTo>
-                                <a:cubicBezTo>
-                                  <a:pt x="322089" y="546"/>
-                                  <a:pt x="327618" y="0"/>
-                                  <a:pt x="332638" y="1350"/>
-                                </a:cubicBezTo>
-                                <a:close/>
-                              </a:path>
-                            </a:pathLst>
-                          </a:custGeom>
-                          <a:ln w="0" cap="flat">
-                            <a:miter lim="127000"/>
-                          </a:ln>
-                        </wps:spPr>
-                        <wps:style>
-                          <a:lnRef idx="0">
-                            <a:srgbClr val="000000">
-                              <a:alpha val="0"/>
-                            </a:srgbClr>
-                          </a:lnRef>
-                          <a:fillRef idx="1">
-                            <a:srgbClr val="EA7603"/>
-                          </a:fillRef>
-                          <a:effectRef idx="0">
-                            <a:scrgbClr r="0" g="0" b="0"/>
-                          </a:effectRef>
-                          <a:fontRef idx="none"/>
-                        </wps:style>
-                        <wps:bodyPr/>
-                      </wps:wsp>
-                      <wps:wsp>
-                        <wps:cNvPr id="1010" name="Shape 1010"/>
-                        <wps:cNvSpPr/>
-                        <wps:spPr>
-                          <a:xfrm>
-                            <a:off x="274214" y="1362162"/>
-                            <a:ext cx="292877" cy="290859"/>
-                          </a:xfrm>
-                          <a:custGeom>
-                            <a:avLst/>
-                            <a:gdLst/>
-                            <a:ahLst/>
-                            <a:cxnLst/>
-                            <a:rect l="0" t="0" r="0" b="0"/>
-                            <a:pathLst>
-                              <a:path w="292877" h="290859">
-                                <a:moveTo>
-                                  <a:pt x="270792" y="0"/>
-                                </a:moveTo>
-                                <a:cubicBezTo>
-                                  <a:pt x="275988" y="0"/>
-                                  <a:pt x="281185" y="1973"/>
-                                  <a:pt x="285166" y="5918"/>
-                                </a:cubicBezTo>
-                                <a:cubicBezTo>
-                                  <a:pt x="292877" y="13944"/>
-                                  <a:pt x="292877" y="26636"/>
-                                  <a:pt x="285166" y="34662"/>
-                                </a:cubicBezTo>
-                                <a:lnTo>
-                                  <a:pt x="36512" y="283327"/>
-                                </a:lnTo>
-                                <a:cubicBezTo>
-                                  <a:pt x="28646" y="290859"/>
-                                  <a:pt x="16244" y="290859"/>
-                                  <a:pt x="8386" y="283327"/>
-                                </a:cubicBezTo>
-                                <a:cubicBezTo>
-                                  <a:pt x="276" y="275564"/>
-                                  <a:pt x="0" y="262686"/>
-                                  <a:pt x="7762" y="254583"/>
-                                </a:cubicBezTo>
-                                <a:lnTo>
-                                  <a:pt x="256423" y="5918"/>
-                                </a:lnTo>
-                                <a:cubicBezTo>
-                                  <a:pt x="260401" y="1973"/>
-                                  <a:pt x="265596" y="0"/>
-                                  <a:pt x="270792" y="0"/>
-                                </a:cubicBezTo>
-                                <a:close/>
-                              </a:path>
-                            </a:pathLst>
-                          </a:custGeom>
-                          <a:ln w="0" cap="flat">
-                            <a:miter lim="127000"/>
-                          </a:ln>
-                        </wps:spPr>
-                        <wps:style>
-                          <a:lnRef idx="0">
-                            <a:srgbClr val="000000">
-                              <a:alpha val="0"/>
-                            </a:srgbClr>
-                          </a:lnRef>
-                          <a:fillRef idx="1">
-                            <a:srgbClr val="EA7603"/>
-                          </a:fillRef>
-                          <a:effectRef idx="0">
-                            <a:scrgbClr r="0" g="0" b="0"/>
-                          </a:effectRef>
-                          <a:fontRef idx="none"/>
-                        </wps:style>
-                        <wps:bodyPr/>
-                      </wps:wsp>
-                      <wps:wsp>
-                        <wps:cNvPr id="1011" name="Shape 1011"/>
-                        <wps:cNvSpPr/>
-                        <wps:spPr>
-                          <a:xfrm>
-                            <a:off x="468724" y="1455694"/>
-                            <a:ext cx="221826" cy="348205"/>
-                          </a:xfrm>
-                          <a:custGeom>
-                            <a:avLst/>
-                            <a:gdLst/>
-                            <a:ahLst/>
-                            <a:cxnLst/>
-                            <a:rect l="0" t="0" r="0" b="0"/>
-                            <a:pathLst>
-                              <a:path w="221826" h="348205">
-                                <a:moveTo>
-                                  <a:pt x="193617" y="1345"/>
-                                </a:moveTo>
-                                <a:cubicBezTo>
-                                  <a:pt x="198629" y="0"/>
-                                  <a:pt x="204155" y="559"/>
-                                  <a:pt x="209039" y="3335"/>
-                                </a:cubicBezTo>
-                                <a:cubicBezTo>
-                                  <a:pt x="218549" y="9099"/>
-                                  <a:pt x="221826" y="21348"/>
-                                  <a:pt x="216493" y="31102"/>
-                                </a:cubicBezTo>
-                                <a:lnTo>
-                                  <a:pt x="40624" y="335655"/>
-                                </a:lnTo>
-                                <a:cubicBezTo>
-                                  <a:pt x="34982" y="344992"/>
-                                  <a:pt x="22979" y="348205"/>
-                                  <a:pt x="13424" y="342949"/>
-                                </a:cubicBezTo>
-                                <a:cubicBezTo>
-                                  <a:pt x="3585" y="337531"/>
-                                  <a:pt x="0" y="325168"/>
-                                  <a:pt x="5417" y="315336"/>
-                                </a:cubicBezTo>
-                                <a:lnTo>
-                                  <a:pt x="181279" y="10777"/>
-                                </a:lnTo>
-                                <a:cubicBezTo>
-                                  <a:pt x="184107" y="5938"/>
-                                  <a:pt x="188605" y="2690"/>
-                                  <a:pt x="193617" y="1345"/>
-                                </a:cubicBezTo>
-                                <a:close/>
-                              </a:path>
-                            </a:pathLst>
-                          </a:custGeom>
-                          <a:ln w="0" cap="flat">
-                            <a:miter lim="127000"/>
-                          </a:ln>
-                        </wps:spPr>
-                        <wps:style>
-                          <a:lnRef idx="0">
-                            <a:srgbClr val="000000">
-                              <a:alpha val="0"/>
-                            </a:srgbClr>
-                          </a:lnRef>
-                          <a:fillRef idx="1">
-                            <a:srgbClr val="EA7603"/>
-                          </a:fillRef>
-                          <a:effectRef idx="0">
-                            <a:scrgbClr r="0" g="0" b="0"/>
-                          </a:effectRef>
-                          <a:fontRef idx="none"/>
-                        </wps:style>
-                        <wps:bodyPr/>
-                      </wps:wsp>
-                      <wps:wsp>
-                        <wps:cNvPr id="1012" name="Shape 1012"/>
-                        <wps:cNvSpPr/>
-                        <wps:spPr>
-                          <a:xfrm>
-                            <a:off x="697040" y="1513400"/>
-                            <a:ext cx="135585" cy="384089"/>
-                          </a:xfrm>
-                          <a:custGeom>
-                            <a:avLst/>
-                            <a:gdLst/>
-                            <a:ahLst/>
-                            <a:cxnLst/>
-                            <a:rect l="0" t="0" r="0" b="0"/>
-                            <a:pathLst>
-                              <a:path w="135585" h="384089">
-                                <a:moveTo>
-                                  <a:pt x="118557" y="2847"/>
-                                </a:moveTo>
-                                <a:cubicBezTo>
-                                  <a:pt x="129288" y="5951"/>
-                                  <a:pt x="135585" y="16920"/>
-                                  <a:pt x="132951" y="27722"/>
-                                </a:cubicBezTo>
-                                <a:lnTo>
-                                  <a:pt x="41961" y="367429"/>
-                                </a:lnTo>
-                                <a:cubicBezTo>
-                                  <a:pt x="38876" y="377888"/>
-                                  <a:pt x="28145" y="384089"/>
-                                  <a:pt x="17543" y="381498"/>
-                                </a:cubicBezTo>
-                                <a:cubicBezTo>
-                                  <a:pt x="6683" y="378813"/>
-                                  <a:pt x="0" y="367807"/>
-                                  <a:pt x="2699" y="356901"/>
-                                </a:cubicBezTo>
-                                <a:lnTo>
-                                  <a:pt x="93689" y="17222"/>
-                                </a:lnTo>
-                                <a:cubicBezTo>
-                                  <a:pt x="96645" y="6407"/>
-                                  <a:pt x="107761" y="0"/>
-                                  <a:pt x="118557" y="2847"/>
-                                </a:cubicBezTo>
-                                <a:close/>
-                              </a:path>
-                            </a:pathLst>
-                          </a:custGeom>
-                          <a:ln w="0" cap="flat">
-                            <a:miter lim="127000"/>
-                          </a:ln>
-                        </wps:spPr>
-                        <wps:style>
-                          <a:lnRef idx="0">
-                            <a:srgbClr val="000000">
-                              <a:alpha val="0"/>
-                            </a:srgbClr>
-                          </a:lnRef>
-                          <a:fillRef idx="1">
-                            <a:srgbClr val="EA7603"/>
-                          </a:fillRef>
-                          <a:effectRef idx="0">
-                            <a:scrgbClr r="0" g="0" b="0"/>
-                          </a:effectRef>
-                          <a:fontRef idx="none"/>
-                        </wps:style>
-                        <wps:bodyPr/>
-                      </wps:wsp>
-                      <wps:wsp>
-                        <wps:cNvPr id="1013" name="Shape 1013"/>
-                        <wps:cNvSpPr/>
-                        <wps:spPr>
-                          <a:xfrm>
-                            <a:off x="943278" y="1535821"/>
-                            <a:ext cx="40676" cy="392150"/>
-                          </a:xfrm>
-                          <a:custGeom>
-                            <a:avLst/>
-                            <a:gdLst/>
-                            <a:ahLst/>
-                            <a:cxnLst/>
-                            <a:rect l="0" t="0" r="0" b="0"/>
-                            <a:pathLst>
-                              <a:path w="40676" h="392150">
-                                <a:moveTo>
-                                  <a:pt x="20306" y="0"/>
-                                </a:moveTo>
-                                <a:cubicBezTo>
-                                  <a:pt x="31487" y="225"/>
-                                  <a:pt x="40419" y="9196"/>
-                                  <a:pt x="40676" y="20332"/>
-                                </a:cubicBezTo>
-                                <a:lnTo>
-                                  <a:pt x="40676" y="371996"/>
-                                </a:lnTo>
-                                <a:cubicBezTo>
-                                  <a:pt x="40419" y="382918"/>
-                                  <a:pt x="31616" y="391718"/>
-                                  <a:pt x="20756" y="391926"/>
-                                </a:cubicBezTo>
-                                <a:cubicBezTo>
-                                  <a:pt x="9510" y="392150"/>
-                                  <a:pt x="193" y="383226"/>
-                                  <a:pt x="0" y="371996"/>
-                                </a:cubicBezTo>
-                                <a:lnTo>
-                                  <a:pt x="0" y="20332"/>
-                                </a:lnTo>
-                                <a:cubicBezTo>
-                                  <a:pt x="64" y="9125"/>
-                                  <a:pt x="9125" y="52"/>
-                                  <a:pt x="20306" y="0"/>
-                                </a:cubicBezTo>
-                                <a:close/>
-                              </a:path>
-                            </a:pathLst>
-                          </a:custGeom>
-                          <a:ln w="0" cap="flat">
-                            <a:miter lim="127000"/>
-                          </a:ln>
-                        </wps:spPr>
-                        <wps:style>
-                          <a:lnRef idx="0">
-                            <a:srgbClr val="000000">
-                              <a:alpha val="0"/>
-                            </a:srgbClr>
-                          </a:lnRef>
-                          <a:fillRef idx="1">
-                            <a:srgbClr val="EA7603"/>
-                          </a:fillRef>
-                          <a:effectRef idx="0">
-                            <a:scrgbClr r="0" g="0" b="0"/>
-                          </a:effectRef>
-                          <a:fontRef idx="none"/>
-                        </wps:style>
-                        <wps:bodyPr/>
-                      </wps:wsp>
-                      <wps:wsp>
-                        <wps:cNvPr id="1014" name="Shape 1014"/>
-                        <wps:cNvSpPr/>
-                        <wps:spPr>
-                          <a:xfrm>
-                            <a:off x="1094414" y="1513786"/>
-                            <a:ext cx="136035" cy="384513"/>
-                          </a:xfrm>
-                          <a:custGeom>
-                            <a:avLst/>
-                            <a:gdLst/>
-                            <a:ahLst/>
-                            <a:cxnLst/>
-                            <a:rect l="0" t="0" r="0" b="0"/>
-                            <a:pathLst>
-                              <a:path w="136035" h="384513">
-                                <a:moveTo>
-                                  <a:pt x="17221" y="2654"/>
-                                </a:moveTo>
-                                <a:cubicBezTo>
-                                  <a:pt x="28017" y="0"/>
-                                  <a:pt x="39005" y="6336"/>
-                                  <a:pt x="42089" y="17029"/>
-                                </a:cubicBezTo>
-                                <a:lnTo>
-                                  <a:pt x="133079" y="356716"/>
-                                </a:lnTo>
-                                <a:cubicBezTo>
-                                  <a:pt x="136035" y="367560"/>
-                                  <a:pt x="129545" y="378706"/>
-                                  <a:pt x="118749" y="381606"/>
-                                </a:cubicBezTo>
-                                <a:cubicBezTo>
-                                  <a:pt x="107890" y="384513"/>
-                                  <a:pt x="96773" y="378081"/>
-                                  <a:pt x="93817" y="367236"/>
-                                </a:cubicBezTo>
-                                <a:lnTo>
-                                  <a:pt x="2827" y="27549"/>
-                                </a:lnTo>
-                                <a:cubicBezTo>
-                                  <a:pt x="0" y="16714"/>
-                                  <a:pt x="6362" y="5597"/>
-                                  <a:pt x="17221" y="2654"/>
-                                </a:cubicBezTo>
-                                <a:close/>
-                              </a:path>
-                            </a:pathLst>
-                          </a:custGeom>
-                          <a:ln w="0" cap="flat">
-                            <a:miter lim="127000"/>
-                          </a:ln>
-                        </wps:spPr>
-                        <wps:style>
-                          <a:lnRef idx="0">
-                            <a:srgbClr val="000000">
-                              <a:alpha val="0"/>
-                            </a:srgbClr>
-                          </a:lnRef>
-                          <a:fillRef idx="1">
-                            <a:srgbClr val="EA7603"/>
-                          </a:fillRef>
-                          <a:effectRef idx="0">
-                            <a:scrgbClr r="0" g="0" b="0"/>
-                          </a:effectRef>
-                          <a:fontRef idx="none"/>
-                        </wps:style>
-                        <wps:bodyPr/>
-                      </wps:wsp>
-                      <wps:wsp>
-                        <wps:cNvPr id="1015" name="Shape 1015"/>
-                        <wps:cNvSpPr/>
-                        <wps:spPr>
-                          <a:xfrm>
-                            <a:off x="1236554" y="1456155"/>
-                            <a:ext cx="221948" cy="348310"/>
-                          </a:xfrm>
-                          <a:custGeom>
-                            <a:avLst/>
-                            <a:gdLst/>
-                            <a:ahLst/>
-                            <a:cxnLst/>
-                            <a:rect l="0" t="0" r="0" b="0"/>
-                            <a:pathLst>
-                              <a:path w="221948" h="348310">
-                                <a:moveTo>
-                                  <a:pt x="28378" y="1341"/>
-                                </a:moveTo>
-                                <a:cubicBezTo>
-                                  <a:pt x="33382" y="2682"/>
-                                  <a:pt x="37880" y="5885"/>
-                                  <a:pt x="40740" y="10650"/>
-                                </a:cubicBezTo>
-                                <a:lnTo>
-                                  <a:pt x="216615" y="315196"/>
-                                </a:lnTo>
-                                <a:cubicBezTo>
-                                  <a:pt x="221948" y="324797"/>
-                                  <a:pt x="218736" y="336910"/>
-                                  <a:pt x="209290" y="342546"/>
-                                </a:cubicBezTo>
-                                <a:cubicBezTo>
-                                  <a:pt x="199651" y="348310"/>
-                                  <a:pt x="187185" y="345167"/>
-                                  <a:pt x="181402" y="335528"/>
-                                </a:cubicBezTo>
-                                <a:lnTo>
-                                  <a:pt x="5526" y="30976"/>
-                                </a:lnTo>
-                                <a:cubicBezTo>
-                                  <a:pt x="0" y="21246"/>
-                                  <a:pt x="3341" y="8851"/>
-                                  <a:pt x="12980" y="3208"/>
-                                </a:cubicBezTo>
-                                <a:cubicBezTo>
-                                  <a:pt x="17864" y="522"/>
-                                  <a:pt x="23374" y="0"/>
-                                  <a:pt x="28378" y="1341"/>
-                                </a:cubicBezTo>
-                                <a:close/>
-                              </a:path>
-                            </a:pathLst>
-                          </a:custGeom>
-                          <a:ln w="0" cap="flat">
-                            <a:miter lim="127000"/>
-                          </a:ln>
-                        </wps:spPr>
-                        <wps:style>
-                          <a:lnRef idx="0">
-                            <a:srgbClr val="000000">
-                              <a:alpha val="0"/>
-                            </a:srgbClr>
-                          </a:lnRef>
-                          <a:fillRef idx="1">
-                            <a:srgbClr val="EA7603"/>
-                          </a:fillRef>
-                          <a:effectRef idx="0">
-                            <a:scrgbClr r="0" g="0" b="0"/>
-                          </a:effectRef>
-                          <a:fontRef idx="none"/>
-                        </wps:style>
-                        <wps:bodyPr/>
-                      </wps:wsp>
-                      <wps:wsp>
-                        <wps:cNvPr id="1016" name="Shape 1016"/>
-                        <wps:cNvSpPr/>
-                        <wps:spPr>
-                          <a:xfrm>
-                            <a:off x="1360187" y="1362805"/>
-                            <a:ext cx="292954" cy="291032"/>
-                          </a:xfrm>
-                          <a:custGeom>
-                            <a:avLst/>
-                            <a:gdLst/>
-                            <a:ahLst/>
-                            <a:cxnLst/>
-                            <a:rect l="0" t="0" r="0" b="0"/>
-                            <a:pathLst>
-                              <a:path w="292954" h="291032">
-                                <a:moveTo>
-                                  <a:pt x="22234" y="0"/>
-                                </a:moveTo>
-                                <a:cubicBezTo>
-                                  <a:pt x="27422" y="0"/>
-                                  <a:pt x="32611" y="1928"/>
-                                  <a:pt x="36627" y="5783"/>
-                                </a:cubicBezTo>
-                                <a:lnTo>
-                                  <a:pt x="285243" y="254448"/>
-                                </a:lnTo>
-                                <a:cubicBezTo>
-                                  <a:pt x="292954" y="262339"/>
-                                  <a:pt x="292954" y="274903"/>
-                                  <a:pt x="285243" y="282794"/>
-                                </a:cubicBezTo>
-                                <a:cubicBezTo>
-                                  <a:pt x="277468" y="290846"/>
-                                  <a:pt x="264552" y="291032"/>
-                                  <a:pt x="256520" y="283205"/>
-                                </a:cubicBezTo>
-                                <a:lnTo>
-                                  <a:pt x="7839" y="34540"/>
-                                </a:lnTo>
-                                <a:cubicBezTo>
-                                  <a:pt x="0" y="26578"/>
-                                  <a:pt x="0" y="13745"/>
-                                  <a:pt x="7839" y="5783"/>
-                                </a:cubicBezTo>
-                                <a:cubicBezTo>
-                                  <a:pt x="11856" y="1928"/>
-                                  <a:pt x="17045" y="0"/>
-                                  <a:pt x="22234" y="0"/>
-                                </a:cubicBezTo>
-                                <a:close/>
-                              </a:path>
-                            </a:pathLst>
-                          </a:custGeom>
-                          <a:ln w="0" cap="flat">
-                            <a:miter lim="127000"/>
-                          </a:ln>
-                        </wps:spPr>
-                        <wps:style>
-                          <a:lnRef idx="0">
-                            <a:srgbClr val="000000">
-                              <a:alpha val="0"/>
-                            </a:srgbClr>
-                          </a:lnRef>
-                          <a:fillRef idx="1">
-                            <a:srgbClr val="EA7603"/>
-                          </a:fillRef>
-                          <a:effectRef idx="0">
-                            <a:scrgbClr r="0" g="0" b="0"/>
-                          </a:effectRef>
-                          <a:fontRef idx="none"/>
-                        </wps:style>
-                        <wps:bodyPr/>
-                      </wps:wsp>
-                      <wps:wsp>
-                        <wps:cNvPr id="1017" name="Shape 1017"/>
-                        <wps:cNvSpPr/>
-                        <wps:spPr>
-                          <a:xfrm>
-                            <a:off x="1453426" y="1239565"/>
-                            <a:ext cx="350401" cy="219689"/>
-                          </a:xfrm>
-                          <a:custGeom>
-                            <a:avLst/>
-                            <a:gdLst/>
-                            <a:ahLst/>
-                            <a:cxnLst/>
-                            <a:rect l="0" t="0" r="0" b="0"/>
-                            <a:pathLst>
-                              <a:path w="350401" h="219689">
-                                <a:moveTo>
-                                  <a:pt x="17952" y="1341"/>
-                                </a:moveTo>
-                                <a:cubicBezTo>
-                                  <a:pt x="22956" y="0"/>
-                                  <a:pt x="28466" y="514"/>
-                                  <a:pt x="33350" y="3181"/>
-                                </a:cubicBezTo>
-                                <a:lnTo>
-                                  <a:pt x="337871" y="179063"/>
-                                </a:lnTo>
-                                <a:cubicBezTo>
-                                  <a:pt x="347189" y="184712"/>
-                                  <a:pt x="350401" y="196709"/>
-                                  <a:pt x="345196" y="206272"/>
-                                </a:cubicBezTo>
-                                <a:cubicBezTo>
-                                  <a:pt x="339734" y="216103"/>
-                                  <a:pt x="327397" y="219689"/>
-                                  <a:pt x="317565" y="214272"/>
-                                </a:cubicBezTo>
-                                <a:lnTo>
-                                  <a:pt x="13045" y="38396"/>
-                                </a:lnTo>
-                                <a:cubicBezTo>
-                                  <a:pt x="3341" y="32805"/>
-                                  <a:pt x="0" y="20403"/>
-                                  <a:pt x="5591" y="10635"/>
-                                </a:cubicBezTo>
-                                <a:cubicBezTo>
-                                  <a:pt x="8450" y="5879"/>
-                                  <a:pt x="12948" y="2683"/>
-                                  <a:pt x="17952" y="1341"/>
-                                </a:cubicBezTo>
-                                <a:close/>
-                              </a:path>
-                            </a:pathLst>
-                          </a:custGeom>
-                          <a:ln w="0" cap="flat">
-                            <a:miter lim="127000"/>
-                          </a:ln>
-                        </wps:spPr>
-                        <wps:style>
-                          <a:lnRef idx="0">
-                            <a:srgbClr val="000000">
-                              <a:alpha val="0"/>
-                            </a:srgbClr>
-                          </a:lnRef>
-                          <a:fillRef idx="1">
-                            <a:srgbClr val="EA7603"/>
-                          </a:fillRef>
-                          <a:effectRef idx="0">
-                            <a:scrgbClr r="0" g="0" b="0"/>
-                          </a:effectRef>
-                          <a:fontRef idx="none"/>
-                        </wps:style>
-                        <wps:bodyPr/>
-                      </wps:wsp>
-                      <wps:wsp>
-                        <wps:cNvPr id="1018" name="Shape 1018"/>
-                        <wps:cNvSpPr/>
-                        <wps:spPr>
-                          <a:xfrm>
-                            <a:off x="1513379" y="1095331"/>
-                            <a:ext cx="384072" cy="135591"/>
-                          </a:xfrm>
-                          <a:custGeom>
-                            <a:avLst/>
-                            <a:gdLst/>
-                            <a:ahLst/>
-                            <a:cxnLst/>
-                            <a:rect l="0" t="0" r="0" b="0"/>
-                            <a:pathLst>
-                              <a:path w="384072" h="135591">
-                                <a:moveTo>
-                                  <a:pt x="27695" y="2635"/>
-                                </a:moveTo>
-                                <a:lnTo>
-                                  <a:pt x="367430" y="93628"/>
-                                </a:lnTo>
-                                <a:cubicBezTo>
-                                  <a:pt x="377839" y="96713"/>
-                                  <a:pt x="384072" y="107445"/>
-                                  <a:pt x="381438" y="118048"/>
-                                </a:cubicBezTo>
-                                <a:cubicBezTo>
-                                  <a:pt x="378803" y="128908"/>
-                                  <a:pt x="367751" y="135591"/>
-                                  <a:pt x="356891" y="132892"/>
-                                </a:cubicBezTo>
-                                <a:lnTo>
-                                  <a:pt x="17221" y="41898"/>
-                                </a:lnTo>
-                                <a:cubicBezTo>
-                                  <a:pt x="6361" y="38942"/>
-                                  <a:pt x="0" y="27825"/>
-                                  <a:pt x="2827" y="17029"/>
-                                </a:cubicBezTo>
-                                <a:cubicBezTo>
-                                  <a:pt x="5912" y="6298"/>
-                                  <a:pt x="16900" y="0"/>
-                                  <a:pt x="27695" y="2635"/>
-                                </a:cubicBezTo>
-                                <a:close/>
-                              </a:path>
-                            </a:pathLst>
-                          </a:custGeom>
-                          <a:ln w="0" cap="flat">
-                            <a:miter lim="127000"/>
-                          </a:ln>
-                        </wps:spPr>
-                        <wps:style>
-                          <a:lnRef idx="0">
-                            <a:srgbClr val="000000">
-                              <a:alpha val="0"/>
-                            </a:srgbClr>
-                          </a:lnRef>
-                          <a:fillRef idx="1">
-                            <a:srgbClr val="EA7603"/>
-                          </a:fillRef>
-                          <a:effectRef idx="0">
-                            <a:scrgbClr r="0" g="0" b="0"/>
-                          </a:effectRef>
-                          <a:fontRef idx="none"/>
-                        </wps:style>
-                        <wps:bodyPr/>
-                      </wps:wsp>
-                      <wps:wsp>
-                        <wps:cNvPr id="1019" name="Shape 1019"/>
-                        <wps:cNvSpPr/>
-                        <wps:spPr>
-                          <a:xfrm>
-                            <a:off x="1535805" y="943996"/>
-                            <a:ext cx="392105" cy="40677"/>
-                          </a:xfrm>
-                          <a:custGeom>
-                            <a:avLst/>
-                            <a:gdLst/>
-                            <a:ahLst/>
-                            <a:cxnLst/>
-                            <a:rect l="0" t="0" r="0" b="0"/>
-                            <a:pathLst>
-                              <a:path w="392105" h="40677">
-                                <a:moveTo>
-                                  <a:pt x="20306" y="0"/>
-                                </a:moveTo>
-                                <a:lnTo>
-                                  <a:pt x="371928" y="0"/>
-                                </a:lnTo>
-                                <a:cubicBezTo>
-                                  <a:pt x="382852" y="257"/>
-                                  <a:pt x="391655" y="9061"/>
-                                  <a:pt x="391913" y="19985"/>
-                                </a:cubicBezTo>
-                                <a:cubicBezTo>
-                                  <a:pt x="392105" y="31167"/>
-                                  <a:pt x="383174" y="40485"/>
-                                  <a:pt x="371928" y="40677"/>
-                                </a:cubicBezTo>
-                                <a:lnTo>
-                                  <a:pt x="20306" y="40677"/>
-                                </a:lnTo>
-                                <a:cubicBezTo>
-                                  <a:pt x="9125" y="40613"/>
-                                  <a:pt x="64" y="31552"/>
-                                  <a:pt x="0" y="20371"/>
-                                </a:cubicBezTo>
-                                <a:cubicBezTo>
-                                  <a:pt x="193" y="9189"/>
-                                  <a:pt x="9189" y="257"/>
-                                  <a:pt x="20306" y="0"/>
-                                </a:cubicBezTo>
-                                <a:close/>
-                              </a:path>
-                            </a:pathLst>
-                          </a:custGeom>
-                          <a:ln w="0" cap="flat">
-                            <a:miter lim="127000"/>
-                          </a:ln>
-                        </wps:spPr>
-                        <wps:style>
-                          <a:lnRef idx="0">
-                            <a:srgbClr val="000000">
-                              <a:alpha val="0"/>
-                            </a:srgbClr>
-                          </a:lnRef>
-                          <a:fillRef idx="1">
-                            <a:srgbClr val="EA7603"/>
-                          </a:fillRef>
-                          <a:effectRef idx="0">
-                            <a:scrgbClr r="0" g="0" b="0"/>
-                          </a:effectRef>
-                          <a:fontRef idx="none"/>
-                        </wps:style>
-                        <wps:bodyPr/>
-                      </wps:wsp>
-                      <wps:wsp>
-                        <wps:cNvPr id="1020" name="Shape 1020"/>
-                        <wps:cNvSpPr/>
-                        <wps:spPr>
-                          <a:xfrm>
-                            <a:off x="1513700" y="697490"/>
-                            <a:ext cx="384522" cy="136041"/>
-                          </a:xfrm>
-                          <a:custGeom>
-                            <a:avLst/>
-                            <a:gdLst/>
-                            <a:ahLst/>
-                            <a:cxnLst/>
-                            <a:rect l="0" t="0" r="0" b="0"/>
-                            <a:pathLst>
-                              <a:path w="384522" h="136041">
-                                <a:moveTo>
-                                  <a:pt x="356698" y="2892"/>
-                                </a:moveTo>
-                                <a:cubicBezTo>
-                                  <a:pt x="367558" y="0"/>
-                                  <a:pt x="378739" y="6426"/>
-                                  <a:pt x="381631" y="17286"/>
-                                </a:cubicBezTo>
-                                <a:cubicBezTo>
-                                  <a:pt x="384522" y="28146"/>
-                                  <a:pt x="378096" y="39263"/>
-                                  <a:pt x="367301" y="42220"/>
-                                </a:cubicBezTo>
-                                <a:lnTo>
-                                  <a:pt x="27567" y="133213"/>
-                                </a:lnTo>
-                                <a:cubicBezTo>
-                                  <a:pt x="16771" y="136041"/>
-                                  <a:pt x="5655" y="129679"/>
-                                  <a:pt x="2699" y="118819"/>
-                                </a:cubicBezTo>
-                                <a:cubicBezTo>
-                                  <a:pt x="0" y="108023"/>
-                                  <a:pt x="6362" y="97034"/>
-                                  <a:pt x="17029" y="93950"/>
-                                </a:cubicBezTo>
-                                <a:lnTo>
-                                  <a:pt x="356698" y="2892"/>
-                                </a:lnTo>
-                                <a:close/>
-                              </a:path>
-                            </a:pathLst>
-                          </a:custGeom>
-                          <a:ln w="0" cap="flat">
-                            <a:miter lim="127000"/>
-                          </a:ln>
-                        </wps:spPr>
-                        <wps:style>
-                          <a:lnRef idx="0">
-                            <a:srgbClr val="000000">
-                              <a:alpha val="0"/>
-                            </a:srgbClr>
-                          </a:lnRef>
-                          <a:fillRef idx="1">
-                            <a:srgbClr val="EA7603"/>
-                          </a:fillRef>
-                          <a:effectRef idx="0">
-                            <a:scrgbClr r="0" g="0" b="0"/>
-                          </a:effectRef>
-                          <a:fontRef idx="none"/>
-                        </wps:style>
-                        <wps:bodyPr/>
-                      </wps:wsp>
-                      <wps:wsp>
-                        <wps:cNvPr id="1021" name="Shape 1021"/>
-                        <wps:cNvSpPr/>
-                        <wps:spPr>
-                          <a:xfrm>
-                            <a:off x="1453940" y="471388"/>
-                            <a:ext cx="350722" cy="219998"/>
-                          </a:xfrm>
-                          <a:custGeom>
-                            <a:avLst/>
-                            <a:gdLst/>
-                            <a:ahLst/>
-                            <a:cxnLst/>
-                            <a:rect l="0" t="0" r="0" b="0"/>
-                            <a:pathLst>
-                              <a:path w="350722" h="219998">
-                                <a:moveTo>
-                                  <a:pt x="332794" y="1341"/>
-                                </a:moveTo>
-                                <a:cubicBezTo>
-                                  <a:pt x="337823" y="2683"/>
-                                  <a:pt x="342337" y="5944"/>
-                                  <a:pt x="345132" y="10828"/>
-                                </a:cubicBezTo>
-                                <a:cubicBezTo>
-                                  <a:pt x="350722" y="20531"/>
-                                  <a:pt x="347445" y="32934"/>
-                                  <a:pt x="337678" y="38589"/>
-                                </a:cubicBezTo>
-                                <a:lnTo>
-                                  <a:pt x="33158" y="214407"/>
-                                </a:lnTo>
-                                <a:cubicBezTo>
-                                  <a:pt x="23390" y="219998"/>
-                                  <a:pt x="11052" y="216656"/>
-                                  <a:pt x="5398" y="207017"/>
-                                </a:cubicBezTo>
-                                <a:cubicBezTo>
-                                  <a:pt x="0" y="197249"/>
-                                  <a:pt x="3277" y="184976"/>
-                                  <a:pt x="12852" y="179256"/>
-                                </a:cubicBezTo>
-                                <a:lnTo>
-                                  <a:pt x="317373" y="3374"/>
-                                </a:lnTo>
-                                <a:cubicBezTo>
-                                  <a:pt x="322224" y="578"/>
-                                  <a:pt x="327766" y="0"/>
-                                  <a:pt x="332794" y="1341"/>
-                                </a:cubicBezTo>
-                                <a:close/>
-                              </a:path>
-                            </a:pathLst>
-                          </a:custGeom>
-                          <a:ln w="0" cap="flat">
-                            <a:miter lim="127000"/>
-                          </a:ln>
-                        </wps:spPr>
-                        <wps:style>
-                          <a:lnRef idx="0">
-                            <a:srgbClr val="000000">
-                              <a:alpha val="0"/>
-                            </a:srgbClr>
-                          </a:lnRef>
-                          <a:fillRef idx="1">
-                            <a:srgbClr val="EA7603"/>
-                          </a:fillRef>
-                          <a:effectRef idx="0">
-                            <a:scrgbClr r="0" g="0" b="0"/>
-                          </a:effectRef>
-                          <a:fontRef idx="none"/>
-                        </wps:style>
-                        <wps:bodyPr/>
-                      </wps:wsp>
-                      <wps:wsp>
-                        <wps:cNvPr id="1022" name="Shape 1022"/>
-                        <wps:cNvSpPr/>
-                        <wps:spPr>
-                          <a:xfrm>
-                            <a:off x="1360830" y="276709"/>
-                            <a:ext cx="292954" cy="291038"/>
-                          </a:xfrm>
-                          <a:custGeom>
-                            <a:avLst/>
-                            <a:gdLst/>
-                            <a:ahLst/>
-                            <a:cxnLst/>
-                            <a:rect l="0" t="0" r="0" b="0"/>
-                            <a:pathLst>
-                              <a:path w="292954" h="291038">
-                                <a:moveTo>
-                                  <a:pt x="270560" y="0"/>
-                                </a:moveTo>
-                                <a:cubicBezTo>
-                                  <a:pt x="275668" y="0"/>
-                                  <a:pt x="280777" y="1928"/>
-                                  <a:pt x="284729" y="5784"/>
-                                </a:cubicBezTo>
-                                <a:cubicBezTo>
-                                  <a:pt x="292761" y="13559"/>
-                                  <a:pt x="292954" y="26476"/>
-                                  <a:pt x="285114" y="34508"/>
-                                </a:cubicBezTo>
-                                <a:lnTo>
-                                  <a:pt x="36499" y="283199"/>
-                                </a:lnTo>
-                                <a:cubicBezTo>
-                                  <a:pt x="28531" y="291038"/>
-                                  <a:pt x="15679" y="291038"/>
-                                  <a:pt x="7711" y="283199"/>
-                                </a:cubicBezTo>
-                                <a:cubicBezTo>
-                                  <a:pt x="0" y="275166"/>
-                                  <a:pt x="0" y="262442"/>
-                                  <a:pt x="7711" y="254410"/>
-                                </a:cubicBezTo>
-                                <a:lnTo>
-                                  <a:pt x="256391" y="5784"/>
-                                </a:lnTo>
-                                <a:cubicBezTo>
-                                  <a:pt x="260343" y="1928"/>
-                                  <a:pt x="265451" y="0"/>
-                                  <a:pt x="270560" y="0"/>
-                                </a:cubicBezTo>
-                                <a:close/>
-                              </a:path>
-                            </a:pathLst>
-                          </a:custGeom>
-                          <a:ln w="0" cap="flat">
-                            <a:miter lim="127000"/>
-                          </a:ln>
-                        </wps:spPr>
-                        <wps:style>
-                          <a:lnRef idx="0">
-                            <a:srgbClr val="000000">
-                              <a:alpha val="0"/>
-                            </a:srgbClr>
-                          </a:lnRef>
-                          <a:fillRef idx="1">
-                            <a:srgbClr val="EA7603"/>
-                          </a:fillRef>
-                          <a:effectRef idx="0">
-                            <a:scrgbClr r="0" g="0" b="0"/>
-                          </a:effectRef>
-                          <a:fontRef idx="none"/>
-                        </wps:style>
-                        <wps:bodyPr/>
-                      </wps:wsp>
-                      <wps:wsp>
-                        <wps:cNvPr id="1023" name="Shape 1023"/>
-                        <wps:cNvSpPr/>
-                        <wps:spPr>
-                          <a:xfrm>
-                            <a:off x="1237389" y="126209"/>
-                            <a:ext cx="221820" cy="348295"/>
-                          </a:xfrm>
-                          <a:custGeom>
-                            <a:avLst/>
-                            <a:gdLst/>
-                            <a:ahLst/>
-                            <a:cxnLst/>
-                            <a:rect l="0" t="0" r="0" b="0"/>
-                            <a:pathLst>
-                              <a:path w="221820" h="348295">
-                                <a:moveTo>
-                                  <a:pt x="193353" y="1309"/>
-                                </a:moveTo>
-                                <a:cubicBezTo>
-                                  <a:pt x="198253" y="0"/>
-                                  <a:pt x="203635" y="514"/>
-                                  <a:pt x="208390" y="3149"/>
-                                </a:cubicBezTo>
-                                <a:cubicBezTo>
-                                  <a:pt x="218222" y="8547"/>
-                                  <a:pt x="221820" y="20885"/>
-                                  <a:pt x="216422" y="30717"/>
-                                </a:cubicBezTo>
-                                <a:lnTo>
-                                  <a:pt x="40547" y="335314"/>
-                                </a:lnTo>
-                                <a:cubicBezTo>
-                                  <a:pt x="34892" y="344954"/>
-                                  <a:pt x="22555" y="348295"/>
-                                  <a:pt x="12788" y="342704"/>
-                                </a:cubicBezTo>
-                                <a:cubicBezTo>
-                                  <a:pt x="3277" y="336985"/>
-                                  <a:pt x="0" y="324711"/>
-                                  <a:pt x="5334" y="314944"/>
-                                </a:cubicBezTo>
-                                <a:lnTo>
-                                  <a:pt x="181209" y="10410"/>
-                                </a:lnTo>
-                                <a:cubicBezTo>
-                                  <a:pt x="184036" y="5751"/>
-                                  <a:pt x="188454" y="2619"/>
-                                  <a:pt x="193353" y="1309"/>
-                                </a:cubicBezTo>
-                                <a:close/>
-                              </a:path>
-                            </a:pathLst>
-                          </a:custGeom>
-                          <a:ln w="0" cap="flat">
-                            <a:miter lim="127000"/>
-                          </a:ln>
-                        </wps:spPr>
-                        <wps:style>
-                          <a:lnRef idx="0">
-                            <a:srgbClr val="000000">
-                              <a:alpha val="0"/>
-                            </a:srgbClr>
-                          </a:lnRef>
-                          <a:fillRef idx="1">
-                            <a:srgbClr val="EA7603"/>
-                          </a:fillRef>
-                          <a:effectRef idx="0">
-                            <a:scrgbClr r="0" g="0" b="0"/>
-                          </a:effectRef>
-                          <a:fontRef idx="none"/>
-                        </wps:style>
-                        <wps:bodyPr/>
-                      </wps:wsp>
-                      <wps:wsp>
-                        <wps:cNvPr id="1024" name="Shape 1024"/>
-                        <wps:cNvSpPr/>
-                        <wps:spPr>
-                          <a:xfrm>
-                            <a:off x="1095250" y="29817"/>
-                            <a:ext cx="135906" cy="384731"/>
-                          </a:xfrm>
-                          <a:custGeom>
-                            <a:avLst/>
-                            <a:gdLst/>
-                            <a:ahLst/>
-                            <a:cxnLst/>
-                            <a:rect l="0" t="0" r="0" b="0"/>
-                            <a:pathLst>
-                              <a:path w="135906" h="384731">
-                                <a:moveTo>
-                                  <a:pt x="118621" y="2956"/>
-                                </a:moveTo>
-                                <a:cubicBezTo>
-                                  <a:pt x="129480" y="5848"/>
-                                  <a:pt x="135906" y="17029"/>
-                                  <a:pt x="132950" y="27825"/>
-                                </a:cubicBezTo>
-                                <a:lnTo>
-                                  <a:pt x="41961" y="367509"/>
-                                </a:lnTo>
-                                <a:cubicBezTo>
-                                  <a:pt x="39005" y="378369"/>
-                                  <a:pt x="27888" y="384731"/>
-                                  <a:pt x="17093" y="381904"/>
-                                </a:cubicBezTo>
-                                <a:cubicBezTo>
-                                  <a:pt x="6362" y="378819"/>
-                                  <a:pt x="0" y="367830"/>
-                                  <a:pt x="2699" y="356970"/>
-                                </a:cubicBezTo>
-                                <a:lnTo>
-                                  <a:pt x="93688" y="17286"/>
-                                </a:lnTo>
-                                <a:cubicBezTo>
-                                  <a:pt x="96644" y="6490"/>
-                                  <a:pt x="107761" y="0"/>
-                                  <a:pt x="118621" y="2956"/>
-                                </a:cubicBezTo>
-                                <a:close/>
-                              </a:path>
-                            </a:pathLst>
-                          </a:custGeom>
-                          <a:ln w="0" cap="flat">
-                            <a:miter lim="127000"/>
-                          </a:ln>
-                        </wps:spPr>
-                        <wps:style>
-                          <a:lnRef idx="0">
-                            <a:srgbClr val="000000">
-                              <a:alpha val="0"/>
-                            </a:srgbClr>
-                          </a:lnRef>
-                          <a:fillRef idx="1">
-                            <a:srgbClr val="EA7603"/>
-                          </a:fillRef>
-                          <a:effectRef idx="0">
-                            <a:scrgbClr r="0" g="0" b="0"/>
-                          </a:effectRef>
-                          <a:fontRef idx="none"/>
-                        </wps:style>
-                        <wps:bodyPr/>
-                      </wps:wsp>
-                      <wps:wsp>
-                        <wps:cNvPr id="1025" name="Shape 1025"/>
-                        <wps:cNvSpPr/>
-                        <wps:spPr>
-                          <a:xfrm>
-                            <a:off x="1062542" y="1102287"/>
-                            <a:ext cx="259668" cy="322337"/>
-                          </a:xfrm>
-                          <a:custGeom>
-                            <a:avLst/>
-                            <a:gdLst/>
-                            <a:ahLst/>
-                            <a:cxnLst/>
-                            <a:rect l="0" t="0" r="0" b="0"/>
-                            <a:pathLst>
-                              <a:path w="259668" h="322337">
-                                <a:moveTo>
-                                  <a:pt x="25575" y="675"/>
-                                </a:moveTo>
-                                <a:cubicBezTo>
-                                  <a:pt x="30716" y="1349"/>
-                                  <a:pt x="35599" y="3936"/>
-                                  <a:pt x="39069" y="8274"/>
-                                </a:cubicBezTo>
-                                <a:lnTo>
-                                  <a:pt x="253178" y="287315"/>
-                                </a:lnTo>
-                                <a:cubicBezTo>
-                                  <a:pt x="259668" y="296125"/>
-                                  <a:pt x="258062" y="308540"/>
-                                  <a:pt x="249451" y="315358"/>
-                                </a:cubicBezTo>
-                                <a:cubicBezTo>
-                                  <a:pt x="240648" y="322337"/>
-                                  <a:pt x="227861" y="320865"/>
-                                  <a:pt x="220921" y="312062"/>
-                                </a:cubicBezTo>
-                                <a:lnTo>
-                                  <a:pt x="6812" y="33078"/>
-                                </a:lnTo>
-                                <a:cubicBezTo>
-                                  <a:pt x="0" y="24146"/>
-                                  <a:pt x="1671" y="11422"/>
-                                  <a:pt x="10539" y="4546"/>
-                                </a:cubicBezTo>
-                                <a:cubicBezTo>
-                                  <a:pt x="15037" y="1237"/>
-                                  <a:pt x="20434" y="0"/>
-                                  <a:pt x="25575" y="675"/>
-                                </a:cubicBezTo>
-                                <a:close/>
-                              </a:path>
-                            </a:pathLst>
-                          </a:custGeom>
-                          <a:ln w="0" cap="flat">
-                            <a:miter lim="127000"/>
-                          </a:ln>
-                        </wps:spPr>
-                        <wps:style>
-                          <a:lnRef idx="0">
-                            <a:srgbClr val="000000">
-                              <a:alpha val="0"/>
-                            </a:srgbClr>
-                          </a:lnRef>
-                          <a:fillRef idx="1">
-                            <a:srgbClr val="EA7603"/>
-                          </a:fillRef>
-                          <a:effectRef idx="0">
-                            <a:scrgbClr r="0" g="0" b="0"/>
-                          </a:effectRef>
-                          <a:fontRef idx="none"/>
-                        </wps:style>
-                        <wps:bodyPr/>
-                      </wps:wsp>
-                      <wps:wsp>
-                        <wps:cNvPr id="1026" name="Shape 1026"/>
-                        <wps:cNvSpPr/>
-                        <wps:spPr>
-                          <a:xfrm>
-                            <a:off x="1099555" y="1065401"/>
-                            <a:ext cx="324505" cy="257588"/>
-                          </a:xfrm>
-                          <a:custGeom>
-                            <a:avLst/>
-                            <a:gdLst/>
-                            <a:ahLst/>
-                            <a:cxnLst/>
-                            <a:rect l="0" t="0" r="0" b="0"/>
-                            <a:pathLst>
-                              <a:path w="324505" h="257588">
-                                <a:moveTo>
-                                  <a:pt x="20306" y="683"/>
-                                </a:moveTo>
-                                <a:cubicBezTo>
-                                  <a:pt x="25447" y="0"/>
-                                  <a:pt x="30844" y="1237"/>
-                                  <a:pt x="35342" y="4547"/>
-                                </a:cubicBezTo>
-                                <a:lnTo>
-                                  <a:pt x="314288" y="218665"/>
-                                </a:lnTo>
-                                <a:cubicBezTo>
-                                  <a:pt x="322899" y="225457"/>
-                                  <a:pt x="324505" y="237872"/>
-                                  <a:pt x="318015" y="246683"/>
-                                </a:cubicBezTo>
-                                <a:cubicBezTo>
-                                  <a:pt x="311268" y="255698"/>
-                                  <a:pt x="298545" y="257588"/>
-                                  <a:pt x="289548" y="250892"/>
-                                </a:cubicBezTo>
-                                <a:lnTo>
-                                  <a:pt x="10539" y="36806"/>
-                                </a:lnTo>
-                                <a:cubicBezTo>
-                                  <a:pt x="1671" y="29930"/>
-                                  <a:pt x="0" y="17206"/>
-                                  <a:pt x="6812" y="8338"/>
-                                </a:cubicBezTo>
-                                <a:cubicBezTo>
-                                  <a:pt x="10282" y="3968"/>
-                                  <a:pt x="15165" y="1365"/>
-                                  <a:pt x="20306" y="683"/>
-                                </a:cubicBezTo>
-                                <a:close/>
-                              </a:path>
-                            </a:pathLst>
-                          </a:custGeom>
-                          <a:ln w="0" cap="flat">
-                            <a:miter lim="127000"/>
-                          </a:ln>
-                        </wps:spPr>
-                        <wps:style>
-                          <a:lnRef idx="0">
-                            <a:srgbClr val="000000">
-                              <a:alpha val="0"/>
-                            </a:srgbClr>
-                          </a:lnRef>
-                          <a:fillRef idx="1">
-                            <a:srgbClr val="EA7603"/>
-                          </a:fillRef>
-                          <a:effectRef idx="0">
-                            <a:scrgbClr r="0" g="0" b="0"/>
-                          </a:effectRef>
-                          <a:fontRef idx="none"/>
-                        </wps:style>
-                        <wps:bodyPr/>
-                      </wps:wsp>
-                      <wps:wsp>
-                        <wps:cNvPr id="1027" name="Shape 1027"/>
-                        <wps:cNvSpPr/>
-                        <wps:spPr>
-                          <a:xfrm>
-                            <a:off x="1125644" y="1018088"/>
-                            <a:ext cx="371028" cy="180446"/>
-                          </a:xfrm>
-                          <a:custGeom>
-                            <a:avLst/>
-                            <a:gdLst/>
-                            <a:ahLst/>
-                            <a:cxnLst/>
-                            <a:rect l="0" t="0" r="0" b="0"/>
-                            <a:pathLst>
-                              <a:path w="371028" h="180446">
-                                <a:moveTo>
-                                  <a:pt x="30844" y="4049"/>
-                                </a:moveTo>
-                                <a:lnTo>
-                                  <a:pt x="355734" y="138611"/>
-                                </a:lnTo>
-                                <a:cubicBezTo>
-                                  <a:pt x="366080" y="142917"/>
-                                  <a:pt x="371028" y="154805"/>
-                                  <a:pt x="366723" y="165151"/>
-                                </a:cubicBezTo>
-                                <a:cubicBezTo>
-                                  <a:pt x="362417" y="175561"/>
-                                  <a:pt x="350529" y="180446"/>
-                                  <a:pt x="340120" y="176140"/>
-                                </a:cubicBezTo>
-                                <a:lnTo>
-                                  <a:pt x="15229" y="41577"/>
-                                </a:lnTo>
-                                <a:cubicBezTo>
-                                  <a:pt x="4948" y="37271"/>
-                                  <a:pt x="0" y="25383"/>
-                                  <a:pt x="4241" y="15037"/>
-                                </a:cubicBezTo>
-                                <a:cubicBezTo>
-                                  <a:pt x="8739" y="4820"/>
-                                  <a:pt x="20434" y="0"/>
-                                  <a:pt x="30844" y="4049"/>
-                                </a:cubicBezTo>
-                                <a:close/>
-                              </a:path>
-                            </a:pathLst>
-                          </a:custGeom>
-                          <a:ln w="0" cap="flat">
-                            <a:miter lim="127000"/>
-                          </a:ln>
-                        </wps:spPr>
-                        <wps:style>
-                          <a:lnRef idx="0">
-                            <a:srgbClr val="000000">
-                              <a:alpha val="0"/>
-                            </a:srgbClr>
-                          </a:lnRef>
-                          <a:fillRef idx="1">
-                            <a:srgbClr val="EA7603"/>
-                          </a:fillRef>
-                          <a:effectRef idx="0">
-                            <a:scrgbClr r="0" g="0" b="0"/>
-                          </a:effectRef>
-                          <a:fontRef idx="none"/>
-                        </wps:style>
-                        <wps:bodyPr/>
-                      </wps:wsp>
-                      <wps:wsp>
-                        <wps:cNvPr id="1028" name="Shape 1028"/>
-                        <wps:cNvSpPr/>
-                        <wps:spPr>
-                          <a:xfrm>
-                            <a:off x="431229" y="1017189"/>
-                            <a:ext cx="370553" cy="180509"/>
-                          </a:xfrm>
-                          <a:custGeom>
-                            <a:avLst/>
-                            <a:gdLst/>
-                            <a:ahLst/>
-                            <a:cxnLst/>
-                            <a:rect l="0" t="0" r="0" b="0"/>
-                            <a:pathLst>
-                              <a:path w="370553" h="180509">
-                                <a:moveTo>
-                                  <a:pt x="339965" y="4241"/>
-                                </a:moveTo>
-                                <a:cubicBezTo>
-                                  <a:pt x="350376" y="0"/>
-                                  <a:pt x="362199" y="4948"/>
-                                  <a:pt x="366504" y="15230"/>
-                                </a:cubicBezTo>
-                                <a:cubicBezTo>
-                                  <a:pt x="370553" y="25640"/>
-                                  <a:pt x="365733" y="37336"/>
-                                  <a:pt x="355580" y="41834"/>
-                                </a:cubicBezTo>
-                                <a:lnTo>
-                                  <a:pt x="30645" y="176397"/>
-                                </a:lnTo>
-                                <a:cubicBezTo>
-                                  <a:pt x="20408" y="180509"/>
-                                  <a:pt x="8784" y="175690"/>
-                                  <a:pt x="4434" y="165536"/>
-                                </a:cubicBezTo>
-                                <a:cubicBezTo>
-                                  <a:pt x="0" y="155190"/>
-                                  <a:pt x="4768" y="143238"/>
-                                  <a:pt x="15082" y="138804"/>
-                                </a:cubicBezTo>
-                                <a:lnTo>
-                                  <a:pt x="339965" y="4241"/>
-                                </a:lnTo>
-                                <a:close/>
-                              </a:path>
-                            </a:pathLst>
-                          </a:custGeom>
-                          <a:ln w="0" cap="flat">
-                            <a:miter lim="127000"/>
-                          </a:ln>
-                        </wps:spPr>
-                        <wps:style>
-                          <a:lnRef idx="0">
-                            <a:srgbClr val="000000">
-                              <a:alpha val="0"/>
-                            </a:srgbClr>
-                          </a:lnRef>
-                          <a:fillRef idx="1">
-                            <a:srgbClr val="EA7603"/>
-                          </a:fillRef>
-                          <a:effectRef idx="0">
-                            <a:scrgbClr r="0" g="0" b="0"/>
-                          </a:effectRef>
-                          <a:fontRef idx="none"/>
-                        </wps:style>
-                        <wps:bodyPr/>
-                      </wps:wsp>
-                      <wps:wsp>
-                        <wps:cNvPr id="1029" name="Shape 1029"/>
-                        <wps:cNvSpPr/>
-                        <wps:spPr>
-                          <a:xfrm>
-                            <a:off x="503378" y="1064726"/>
-                            <a:ext cx="324364" cy="257530"/>
-                          </a:xfrm>
-                          <a:custGeom>
-                            <a:avLst/>
-                            <a:gdLst/>
-                            <a:ahLst/>
-                            <a:cxnLst/>
-                            <a:rect l="0" t="0" r="0" b="0"/>
-                            <a:pathLst>
-                              <a:path w="324364" h="257530">
-                                <a:moveTo>
-                                  <a:pt x="304259" y="675"/>
-                                </a:moveTo>
-                                <a:cubicBezTo>
-                                  <a:pt x="309407" y="1350"/>
-                                  <a:pt x="314307" y="3968"/>
-                                  <a:pt x="317745" y="8370"/>
-                                </a:cubicBezTo>
-                                <a:cubicBezTo>
-                                  <a:pt x="324364" y="17366"/>
-                                  <a:pt x="322693" y="29962"/>
-                                  <a:pt x="314018" y="36902"/>
-                                </a:cubicBezTo>
-                                <a:lnTo>
-                                  <a:pt x="35021" y="250988"/>
-                                </a:lnTo>
-                                <a:cubicBezTo>
-                                  <a:pt x="26211" y="257530"/>
-                                  <a:pt x="13796" y="255897"/>
-                                  <a:pt x="6978" y="247293"/>
-                                </a:cubicBezTo>
-                                <a:cubicBezTo>
-                                  <a:pt x="0" y="238502"/>
-                                  <a:pt x="1478" y="225714"/>
-                                  <a:pt x="10275" y="218761"/>
-                                </a:cubicBezTo>
-                                <a:lnTo>
-                                  <a:pt x="289278" y="4643"/>
-                                </a:lnTo>
-                                <a:cubicBezTo>
-                                  <a:pt x="293712" y="1269"/>
-                                  <a:pt x="299110" y="0"/>
-                                  <a:pt x="304259" y="675"/>
-                                </a:cubicBezTo>
-                                <a:close/>
-                              </a:path>
-                            </a:pathLst>
-                          </a:custGeom>
-                          <a:ln w="0" cap="flat">
-                            <a:miter lim="127000"/>
-                          </a:ln>
-                        </wps:spPr>
-                        <wps:style>
-                          <a:lnRef idx="0">
-                            <a:srgbClr val="000000">
-                              <a:alpha val="0"/>
-                            </a:srgbClr>
-                          </a:lnRef>
-                          <a:fillRef idx="1">
-                            <a:srgbClr val="EA7603"/>
-                          </a:fillRef>
-                          <a:effectRef idx="0">
-                            <a:scrgbClr r="0" g="0" b="0"/>
-                          </a:effectRef>
-                          <a:fontRef idx="none"/>
-                        </wps:style>
-                        <wps:bodyPr/>
-                      </wps:wsp>
-                      <wps:wsp>
-                        <wps:cNvPr id="1030" name="Shape 1030"/>
-                        <wps:cNvSpPr/>
-                        <wps:spPr>
-                          <a:xfrm>
-                            <a:off x="605016" y="1101692"/>
-                            <a:ext cx="259610" cy="322424"/>
-                          </a:xfrm>
-                          <a:custGeom>
-                            <a:avLst/>
-                            <a:gdLst/>
-                            <a:ahLst/>
-                            <a:cxnLst/>
-                            <a:rect l="0" t="0" r="0" b="0"/>
-                            <a:pathLst>
-                              <a:path w="259610" h="322424">
-                                <a:moveTo>
-                                  <a:pt x="234204" y="675"/>
-                                </a:moveTo>
-                                <a:cubicBezTo>
-                                  <a:pt x="239369" y="0"/>
-                                  <a:pt x="244799" y="1285"/>
-                                  <a:pt x="249265" y="4691"/>
-                                </a:cubicBezTo>
-                                <a:cubicBezTo>
-                                  <a:pt x="257939" y="11631"/>
-                                  <a:pt x="259610" y="24227"/>
-                                  <a:pt x="252992" y="33223"/>
-                                </a:cubicBezTo>
-                                <a:lnTo>
-                                  <a:pt x="38947" y="312187"/>
-                                </a:lnTo>
-                                <a:cubicBezTo>
-                                  <a:pt x="32129" y="320785"/>
-                                  <a:pt x="19714" y="322424"/>
-                                  <a:pt x="10904" y="315882"/>
-                                </a:cubicBezTo>
-                                <a:cubicBezTo>
-                                  <a:pt x="1889" y="309186"/>
-                                  <a:pt x="0" y="296449"/>
-                                  <a:pt x="6696" y="287434"/>
-                                </a:cubicBezTo>
-                                <a:lnTo>
-                                  <a:pt x="220734" y="8418"/>
-                                </a:lnTo>
-                                <a:cubicBezTo>
-                                  <a:pt x="224139" y="3984"/>
-                                  <a:pt x="229039" y="1350"/>
-                                  <a:pt x="234204" y="675"/>
-                                </a:cubicBezTo>
-                                <a:close/>
-                              </a:path>
-                            </a:pathLst>
-                          </a:custGeom>
-                          <a:ln w="0" cap="flat">
-                            <a:miter lim="127000"/>
-                          </a:ln>
-                        </wps:spPr>
-                        <wps:style>
-                          <a:lnRef idx="0">
-                            <a:srgbClr val="000000">
-                              <a:alpha val="0"/>
-                            </a:srgbClr>
-                          </a:lnRef>
-                          <a:fillRef idx="1">
-                            <a:srgbClr val="EA7603"/>
-                          </a:fillRef>
-                          <a:effectRef idx="0">
-                            <a:scrgbClr r="0" g="0" b="0"/>
-                          </a:effectRef>
-                          <a:fontRef idx="none"/>
-                        </wps:style>
-                        <wps:bodyPr/>
-                      </wps:wsp>
-                      <wps:wsp>
-                        <wps:cNvPr id="1031" name="Shape 1031"/>
-                        <wps:cNvSpPr/>
-                        <wps:spPr>
-                          <a:xfrm>
-                            <a:off x="729619" y="1125662"/>
-                            <a:ext cx="180309" cy="370536"/>
-                          </a:xfrm>
-                          <a:custGeom>
-                            <a:avLst/>
-                            <a:gdLst/>
-                            <a:ahLst/>
-                            <a:cxnLst/>
-                            <a:rect l="0" t="0" r="0" b="0"/>
-                            <a:pathLst>
-                              <a:path w="180309" h="370536">
-                                <a:moveTo>
-                                  <a:pt x="165209" y="4241"/>
-                                </a:moveTo>
-                                <a:cubicBezTo>
-                                  <a:pt x="175425" y="8739"/>
-                                  <a:pt x="180309" y="20435"/>
-                                  <a:pt x="176197" y="30845"/>
-                                </a:cubicBezTo>
-                                <a:lnTo>
-                                  <a:pt x="41639" y="355724"/>
-                                </a:lnTo>
-                                <a:cubicBezTo>
-                                  <a:pt x="37270" y="365755"/>
-                                  <a:pt x="25768" y="370536"/>
-                                  <a:pt x="15551" y="366526"/>
-                                </a:cubicBezTo>
-                                <a:cubicBezTo>
-                                  <a:pt x="5141" y="362413"/>
-                                  <a:pt x="0" y="350615"/>
-                                  <a:pt x="4113" y="340166"/>
-                                </a:cubicBezTo>
-                                <a:lnTo>
-                                  <a:pt x="138670" y="15294"/>
-                                </a:lnTo>
-                                <a:cubicBezTo>
-                                  <a:pt x="143039" y="4948"/>
-                                  <a:pt x="154863" y="0"/>
-                                  <a:pt x="165209" y="4241"/>
-                                </a:cubicBezTo>
-                                <a:close/>
-                              </a:path>
-                            </a:pathLst>
-                          </a:custGeom>
-                          <a:ln w="0" cap="flat">
-                            <a:miter lim="127000"/>
-                          </a:ln>
-                        </wps:spPr>
-                        <wps:style>
-                          <a:lnRef idx="0">
-                            <a:srgbClr val="000000">
-                              <a:alpha val="0"/>
-                            </a:srgbClr>
-                          </a:lnRef>
-                          <a:fillRef idx="1">
-                            <a:srgbClr val="EA7603"/>
-                          </a:fillRef>
-                          <a:effectRef idx="0">
-                            <a:scrgbClr r="0" g="0" b="0"/>
-                          </a:effectRef>
-                          <a:fontRef idx="none"/>
-                        </wps:style>
-                        <wps:bodyPr/>
-                      </wps:wsp>
-                      <wps:wsp>
-                        <wps:cNvPr id="1032" name="Shape 1032"/>
-                        <wps:cNvSpPr/>
-                        <wps:spPr>
-                          <a:xfrm>
-                            <a:off x="870153" y="1140763"/>
-                            <a:ext cx="88741" cy="391240"/>
-                          </a:xfrm>
-                          <a:custGeom>
-                            <a:avLst/>
-                            <a:gdLst/>
-                            <a:ahLst/>
-                            <a:cxnLst/>
-                            <a:rect l="0" t="0" r="0" b="0"/>
-                            <a:pathLst>
-                              <a:path w="88741" h="391240">
-                                <a:moveTo>
-                                  <a:pt x="69977" y="1413"/>
-                                </a:moveTo>
-                                <a:cubicBezTo>
-                                  <a:pt x="81030" y="3084"/>
-                                  <a:pt x="88741" y="13173"/>
-                                  <a:pt x="87520" y="24226"/>
-                                </a:cubicBezTo>
-                                <a:lnTo>
-                                  <a:pt x="41575" y="372836"/>
-                                </a:lnTo>
-                                <a:cubicBezTo>
-                                  <a:pt x="39969" y="383651"/>
-                                  <a:pt x="30073" y="391240"/>
-                                  <a:pt x="19213" y="390013"/>
-                                </a:cubicBezTo>
-                                <a:cubicBezTo>
-                                  <a:pt x="8032" y="388754"/>
-                                  <a:pt x="0" y="378690"/>
-                                  <a:pt x="1285" y="367528"/>
-                                </a:cubicBezTo>
-                                <a:lnTo>
-                                  <a:pt x="47165" y="18893"/>
-                                </a:lnTo>
-                                <a:cubicBezTo>
-                                  <a:pt x="48708" y="7775"/>
-                                  <a:pt x="58861" y="0"/>
-                                  <a:pt x="69977" y="1413"/>
-                                </a:cubicBezTo>
-                                <a:close/>
-                              </a:path>
-                            </a:pathLst>
-                          </a:custGeom>
-                          <a:ln w="0" cap="flat">
-                            <a:miter lim="127000"/>
-                          </a:ln>
-                        </wps:spPr>
-                        <wps:style>
-                          <a:lnRef idx="0">
-                            <a:srgbClr val="000000">
-                              <a:alpha val="0"/>
-                            </a:srgbClr>
-                          </a:lnRef>
-                          <a:fillRef idx="1">
-                            <a:srgbClr val="EA7603"/>
-                          </a:fillRef>
-                          <a:effectRef idx="0">
-                            <a:scrgbClr r="0" g="0" b="0"/>
-                          </a:effectRef>
-                          <a:fontRef idx="none"/>
-                        </wps:style>
-                        <wps:bodyPr/>
-                      </wps:wsp>
-                      <wps:wsp>
-                        <wps:cNvPr id="1033" name="Shape 1033"/>
-                        <wps:cNvSpPr/>
-                        <wps:spPr>
-                          <a:xfrm>
-                            <a:off x="968147" y="1141020"/>
-                            <a:ext cx="88869" cy="391421"/>
-                          </a:xfrm>
-                          <a:custGeom>
-                            <a:avLst/>
-                            <a:gdLst/>
-                            <a:ahLst/>
-                            <a:cxnLst/>
-                            <a:rect l="0" t="0" r="0" b="0"/>
-                            <a:pathLst>
-                              <a:path w="88869" h="391421">
-                                <a:moveTo>
-                                  <a:pt x="18956" y="1221"/>
-                                </a:moveTo>
-                                <a:cubicBezTo>
-                                  <a:pt x="30009" y="0"/>
-                                  <a:pt x="40033" y="7711"/>
-                                  <a:pt x="41704" y="18764"/>
-                                </a:cubicBezTo>
-                                <a:lnTo>
-                                  <a:pt x="87649" y="367368"/>
-                                </a:lnTo>
-                                <a:cubicBezTo>
-                                  <a:pt x="88869" y="378234"/>
-                                  <a:pt x="81287" y="388124"/>
-                                  <a:pt x="70427" y="389750"/>
-                                </a:cubicBezTo>
-                                <a:cubicBezTo>
-                                  <a:pt x="59375" y="391421"/>
-                                  <a:pt x="49029" y="383780"/>
-                                  <a:pt x="47358" y="372670"/>
-                                </a:cubicBezTo>
-                                <a:lnTo>
-                                  <a:pt x="1413" y="24033"/>
-                                </a:lnTo>
-                                <a:cubicBezTo>
-                                  <a:pt x="0" y="12916"/>
-                                  <a:pt x="7839" y="2763"/>
-                                  <a:pt x="18956" y="1221"/>
-                                </a:cubicBezTo>
-                                <a:close/>
-                              </a:path>
-                            </a:pathLst>
-                          </a:custGeom>
-                          <a:ln w="0" cap="flat">
-                            <a:miter lim="127000"/>
-                          </a:ln>
-                        </wps:spPr>
-                        <wps:style>
-                          <a:lnRef idx="0">
-                            <a:srgbClr val="000000">
-                              <a:alpha val="0"/>
-                            </a:srgbClr>
-                          </a:lnRef>
-                          <a:fillRef idx="1">
-                            <a:srgbClr val="EA7603"/>
-                          </a:fillRef>
-                          <a:effectRef idx="0">
-                            <a:scrgbClr r="0" g="0" b="0"/>
-                          </a:effectRef>
-                          <a:fontRef idx="none"/>
-                        </wps:style>
-                        <wps:bodyPr/>
-                      </wps:wsp>
-                      <wps:wsp>
-                        <wps:cNvPr id="1034" name="Shape 1034"/>
-                        <wps:cNvSpPr/>
-                        <wps:spPr>
-                          <a:xfrm>
-                            <a:off x="1017176" y="1126176"/>
-                            <a:ext cx="180373" cy="370491"/>
-                          </a:xfrm>
-                          <a:custGeom>
-                            <a:avLst/>
-                            <a:gdLst/>
-                            <a:ahLst/>
-                            <a:cxnLst/>
-                            <a:rect l="0" t="0" r="0" b="0"/>
-                            <a:pathLst>
-                              <a:path w="180373" h="370491">
-                                <a:moveTo>
-                                  <a:pt x="15229" y="4049"/>
-                                </a:moveTo>
-                                <a:cubicBezTo>
-                                  <a:pt x="25639" y="0"/>
-                                  <a:pt x="37334" y="4819"/>
-                                  <a:pt x="41832" y="15037"/>
-                                </a:cubicBezTo>
-                                <a:lnTo>
-                                  <a:pt x="176389" y="339928"/>
-                                </a:lnTo>
-                                <a:cubicBezTo>
-                                  <a:pt x="180373" y="350114"/>
-                                  <a:pt x="175618" y="361649"/>
-                                  <a:pt x="165594" y="366012"/>
-                                </a:cubicBezTo>
-                                <a:cubicBezTo>
-                                  <a:pt x="155313" y="370491"/>
-                                  <a:pt x="143296" y="365781"/>
-                                  <a:pt x="138798" y="355486"/>
-                                </a:cubicBezTo>
-                                <a:lnTo>
-                                  <a:pt x="4241" y="30588"/>
-                                </a:lnTo>
-                                <a:cubicBezTo>
-                                  <a:pt x="0" y="20178"/>
-                                  <a:pt x="4883" y="8354"/>
-                                  <a:pt x="15229" y="4049"/>
-                                </a:cubicBezTo>
-                                <a:close/>
-                              </a:path>
-                            </a:pathLst>
-                          </a:custGeom>
-                          <a:ln w="0" cap="flat">
-                            <a:miter lim="127000"/>
-                          </a:ln>
-                        </wps:spPr>
-                        <wps:style>
-                          <a:lnRef idx="0">
-                            <a:srgbClr val="000000">
-                              <a:alpha val="0"/>
-                            </a:srgbClr>
-                          </a:lnRef>
-                          <a:fillRef idx="1">
-                            <a:srgbClr val="EA7603"/>
-                          </a:fillRef>
-                          <a:effectRef idx="0">
-                            <a:scrgbClr r="0" g="0" b="0"/>
-                          </a:effectRef>
-                          <a:fontRef idx="none"/>
-                        </wps:style>
-                        <wps:bodyPr/>
-                      </wps:wsp>
-                      <wps:wsp>
-                        <wps:cNvPr id="1035" name="Shape 1035"/>
-                        <wps:cNvSpPr/>
-                        <wps:spPr>
-                          <a:xfrm>
-                            <a:off x="1140745" y="969057"/>
-                            <a:ext cx="391205" cy="88745"/>
-                          </a:xfrm>
-                          <a:custGeom>
-                            <a:avLst/>
-                            <a:gdLst/>
-                            <a:ahLst/>
-                            <a:cxnLst/>
-                            <a:rect l="0" t="0" r="0" b="0"/>
-                            <a:pathLst>
-                              <a:path w="391205" h="88745">
-                                <a:moveTo>
-                                  <a:pt x="24225" y="1221"/>
-                                </a:moveTo>
-                                <a:lnTo>
-                                  <a:pt x="372827" y="47168"/>
-                                </a:lnTo>
-                                <a:cubicBezTo>
-                                  <a:pt x="383623" y="48775"/>
-                                  <a:pt x="391205" y="58671"/>
-                                  <a:pt x="389984" y="69531"/>
-                                </a:cubicBezTo>
-                                <a:cubicBezTo>
-                                  <a:pt x="388763" y="80712"/>
-                                  <a:pt x="378675" y="88745"/>
-                                  <a:pt x="367494" y="87460"/>
-                                </a:cubicBezTo>
-                                <a:lnTo>
-                                  <a:pt x="18892" y="41577"/>
-                                </a:lnTo>
-                                <a:cubicBezTo>
-                                  <a:pt x="7775" y="40035"/>
-                                  <a:pt x="0" y="29882"/>
-                                  <a:pt x="1414" y="18764"/>
-                                </a:cubicBezTo>
-                                <a:cubicBezTo>
-                                  <a:pt x="3084" y="7711"/>
-                                  <a:pt x="13109" y="0"/>
-                                  <a:pt x="24225" y="1221"/>
-                                </a:cubicBezTo>
-                                <a:close/>
-                              </a:path>
-                            </a:pathLst>
-                          </a:custGeom>
-                          <a:ln w="0" cap="flat">
-                            <a:miter lim="127000"/>
-                          </a:ln>
-                        </wps:spPr>
-                        <wps:style>
-                          <a:lnRef idx="0">
-                            <a:srgbClr val="000000">
-                              <a:alpha val="0"/>
-                            </a:srgbClr>
-                          </a:lnRef>
-                          <a:fillRef idx="1">
-                            <a:srgbClr val="EA7603"/>
-                          </a:fillRef>
-                          <a:effectRef idx="0">
-                            <a:scrgbClr r="0" g="0" b="0"/>
-                          </a:effectRef>
-                          <a:fontRef idx="none"/>
-                        </wps:style>
-                        <wps:bodyPr/>
-                      </wps:wsp>
-                      <wps:wsp>
-                        <wps:cNvPr id="1036" name="Shape 1036"/>
-                        <wps:cNvSpPr/>
-                        <wps:spPr>
-                          <a:xfrm>
-                            <a:off x="1141002" y="870931"/>
-                            <a:ext cx="391398" cy="88873"/>
-                          </a:xfrm>
-                          <a:custGeom>
-                            <a:avLst/>
-                            <a:gdLst/>
-                            <a:ahLst/>
-                            <a:cxnLst/>
-                            <a:rect l="0" t="0" r="0" b="0"/>
-                            <a:pathLst>
-                              <a:path w="391398" h="88873">
-                                <a:moveTo>
-                                  <a:pt x="367365" y="1221"/>
-                                </a:moveTo>
-                                <a:cubicBezTo>
-                                  <a:pt x="378225" y="0"/>
-                                  <a:pt x="388121" y="7583"/>
-                                  <a:pt x="389727" y="18443"/>
-                                </a:cubicBezTo>
-                                <a:cubicBezTo>
-                                  <a:pt x="391398" y="29496"/>
-                                  <a:pt x="383751" y="39842"/>
-                                  <a:pt x="372635" y="41513"/>
-                                </a:cubicBezTo>
-                                <a:lnTo>
-                                  <a:pt x="24033" y="87459"/>
-                                </a:lnTo>
-                                <a:cubicBezTo>
-                                  <a:pt x="12916" y="88873"/>
-                                  <a:pt x="2763" y="81033"/>
-                                  <a:pt x="1221" y="69980"/>
-                                </a:cubicBezTo>
-                                <a:cubicBezTo>
-                                  <a:pt x="0" y="58863"/>
-                                  <a:pt x="7711" y="48838"/>
-                                  <a:pt x="18764" y="47168"/>
-                                </a:cubicBezTo>
-                                <a:lnTo>
-                                  <a:pt x="367365" y="1221"/>
-                                </a:lnTo>
-                                <a:close/>
-                              </a:path>
-                            </a:pathLst>
-                          </a:custGeom>
-                          <a:ln w="0" cap="flat">
-                            <a:miter lim="127000"/>
-                          </a:ln>
-                        </wps:spPr>
-                        <wps:style>
-                          <a:lnRef idx="0">
-                            <a:srgbClr val="000000">
-                              <a:alpha val="0"/>
-                            </a:srgbClr>
-                          </a:lnRef>
-                          <a:fillRef idx="1">
-                            <a:srgbClr val="EA7603"/>
-                          </a:fillRef>
-                          <a:effectRef idx="0">
-                            <a:scrgbClr r="0" g="0" b="0"/>
-                          </a:effectRef>
-                          <a:fontRef idx="none"/>
-                        </wps:style>
-                        <wps:bodyPr/>
-                      </wps:wsp>
-                      <wps:wsp>
-                        <wps:cNvPr id="1037" name="Shape 1037"/>
-                        <wps:cNvSpPr/>
-                        <wps:spPr>
-                          <a:xfrm>
-                            <a:off x="1126094" y="730392"/>
-                            <a:ext cx="370514" cy="180381"/>
-                          </a:xfrm>
-                          <a:custGeom>
-                            <a:avLst/>
-                            <a:gdLst/>
-                            <a:ahLst/>
-                            <a:cxnLst/>
-                            <a:rect l="0" t="0" r="0" b="0"/>
-                            <a:pathLst>
-                              <a:path w="370514" h="180381">
-                                <a:moveTo>
-                                  <a:pt x="339991" y="4049"/>
-                                </a:moveTo>
-                                <a:cubicBezTo>
-                                  <a:pt x="350144" y="0"/>
-                                  <a:pt x="361710" y="4819"/>
-                                  <a:pt x="366080" y="14844"/>
-                                </a:cubicBezTo>
-                                <a:cubicBezTo>
-                                  <a:pt x="370514" y="25126"/>
-                                  <a:pt x="365823" y="37079"/>
-                                  <a:pt x="355542" y="41577"/>
-                                </a:cubicBezTo>
-                                <a:lnTo>
-                                  <a:pt x="30651" y="176140"/>
-                                </a:lnTo>
-                                <a:cubicBezTo>
-                                  <a:pt x="20306" y="180381"/>
-                                  <a:pt x="8418" y="175497"/>
-                                  <a:pt x="4113" y="165151"/>
-                                </a:cubicBezTo>
-                                <a:cubicBezTo>
-                                  <a:pt x="0" y="154805"/>
-                                  <a:pt x="4884" y="143045"/>
-                                  <a:pt x="15101" y="138547"/>
-                                </a:cubicBezTo>
-                                <a:lnTo>
-                                  <a:pt x="339991" y="4049"/>
-                                </a:lnTo>
-                                <a:close/>
-                              </a:path>
-                            </a:pathLst>
-                          </a:custGeom>
-                          <a:ln w="0" cap="flat">
-                            <a:miter lim="127000"/>
-                          </a:ln>
-                        </wps:spPr>
-                        <wps:style>
-                          <a:lnRef idx="0">
-                            <a:srgbClr val="000000">
-                              <a:alpha val="0"/>
-                            </a:srgbClr>
-                          </a:lnRef>
-                          <a:fillRef idx="1">
-                            <a:srgbClr val="EA7603"/>
-                          </a:fillRef>
-                          <a:effectRef idx="0">
-                            <a:scrgbClr r="0" g="0" b="0"/>
-                          </a:effectRef>
-                          <a:fontRef idx="none"/>
-                        </wps:style>
-                        <wps:bodyPr/>
-                      </wps:wsp>
-                      <wps:wsp>
-                        <wps:cNvPr id="1038" name="Shape 1038"/>
-                        <wps:cNvSpPr/>
-                        <wps:spPr>
-                          <a:xfrm>
-                            <a:off x="1100197" y="607765"/>
-                            <a:ext cx="324376" cy="257639"/>
-                          </a:xfrm>
-                          <a:custGeom>
-                            <a:avLst/>
-                            <a:gdLst/>
-                            <a:ahLst/>
-                            <a:cxnLst/>
-                            <a:rect l="0" t="0" r="0" b="0"/>
-                            <a:pathLst>
-                              <a:path w="324376" h="257639">
-                                <a:moveTo>
-                                  <a:pt x="304111" y="659"/>
-                                </a:moveTo>
-                                <a:cubicBezTo>
-                                  <a:pt x="309163" y="1317"/>
-                                  <a:pt x="313967" y="3872"/>
-                                  <a:pt x="317372" y="8177"/>
-                                </a:cubicBezTo>
-                                <a:cubicBezTo>
-                                  <a:pt x="324376" y="16981"/>
-                                  <a:pt x="322899" y="29769"/>
-                                  <a:pt x="314095" y="36774"/>
-                                </a:cubicBezTo>
-                                <a:lnTo>
-                                  <a:pt x="35149" y="250827"/>
-                                </a:lnTo>
-                                <a:cubicBezTo>
-                                  <a:pt x="26218" y="257639"/>
-                                  <a:pt x="13495" y="255968"/>
-                                  <a:pt x="6619" y="247100"/>
-                                </a:cubicBezTo>
-                                <a:cubicBezTo>
-                                  <a:pt x="0" y="238103"/>
-                                  <a:pt x="1671" y="225508"/>
-                                  <a:pt x="10345" y="218568"/>
-                                </a:cubicBezTo>
-                                <a:lnTo>
-                                  <a:pt x="289356" y="4514"/>
-                                </a:lnTo>
-                                <a:cubicBezTo>
-                                  <a:pt x="293757" y="1237"/>
-                                  <a:pt x="299059" y="0"/>
-                                  <a:pt x="304111" y="659"/>
-                                </a:cubicBezTo>
-                                <a:close/>
-                              </a:path>
-                            </a:pathLst>
-                          </a:custGeom>
-                          <a:ln w="0" cap="flat">
-                            <a:miter lim="127000"/>
-                          </a:ln>
-                        </wps:spPr>
-                        <wps:style>
-                          <a:lnRef idx="0">
-                            <a:srgbClr val="000000">
-                              <a:alpha val="0"/>
-                            </a:srgbClr>
-                          </a:lnRef>
-                          <a:fillRef idx="1">
-                            <a:srgbClr val="EA7603"/>
-                          </a:fillRef>
-                          <a:effectRef idx="0">
-                            <a:scrgbClr r="0" g="0" b="0"/>
-                          </a:effectRef>
-                          <a:fontRef idx="none"/>
-                        </wps:style>
-                        <wps:bodyPr/>
-                      </wps:wsp>
-                      <wps:wsp>
-                        <wps:cNvPr id="1039" name="Shape 1039"/>
-                        <wps:cNvSpPr/>
-                        <wps:spPr>
-                          <a:xfrm>
-                            <a:off x="1063313" y="506008"/>
-                            <a:ext cx="259604" cy="322382"/>
-                          </a:xfrm>
-                          <a:custGeom>
-                            <a:avLst/>
-                            <a:gdLst/>
-                            <a:ahLst/>
-                            <a:cxnLst/>
-                            <a:rect l="0" t="0" r="0" b="0"/>
-                            <a:pathLst>
-                              <a:path w="259604" h="322382">
-                                <a:moveTo>
-                                  <a:pt x="233860" y="659"/>
-                                </a:moveTo>
-                                <a:cubicBezTo>
-                                  <a:pt x="238880" y="0"/>
-                                  <a:pt x="244150" y="1205"/>
-                                  <a:pt x="248552" y="4418"/>
-                                </a:cubicBezTo>
-                                <a:cubicBezTo>
-                                  <a:pt x="257612" y="11037"/>
-                                  <a:pt x="259604" y="23761"/>
-                                  <a:pt x="252921" y="32821"/>
-                                </a:cubicBezTo>
-                                <a:lnTo>
-                                  <a:pt x="38876" y="311843"/>
-                                </a:lnTo>
-                                <a:cubicBezTo>
-                                  <a:pt x="32001" y="320711"/>
-                                  <a:pt x="19278" y="322382"/>
-                                  <a:pt x="10410" y="315570"/>
-                                </a:cubicBezTo>
-                                <a:cubicBezTo>
-                                  <a:pt x="1671" y="308630"/>
-                                  <a:pt x="0" y="296035"/>
-                                  <a:pt x="6619" y="287102"/>
-                                </a:cubicBezTo>
-                                <a:lnTo>
-                                  <a:pt x="220663" y="8081"/>
-                                </a:lnTo>
-                                <a:cubicBezTo>
-                                  <a:pt x="224069" y="3840"/>
-                                  <a:pt x="228840" y="1317"/>
-                                  <a:pt x="233860" y="659"/>
-                                </a:cubicBezTo>
-                                <a:close/>
-                              </a:path>
-                            </a:pathLst>
-                          </a:custGeom>
-                          <a:ln w="0" cap="flat">
-                            <a:miter lim="127000"/>
-                          </a:ln>
-                        </wps:spPr>
-                        <wps:style>
-                          <a:lnRef idx="0">
-                            <a:srgbClr val="000000">
-                              <a:alpha val="0"/>
-                            </a:srgbClr>
-                          </a:lnRef>
-                          <a:fillRef idx="1">
-                            <a:srgbClr val="EA7603"/>
-                          </a:fillRef>
-                          <a:effectRef idx="0">
-                            <a:scrgbClr r="0" g="0" b="0"/>
-                          </a:effectRef>
-                          <a:fontRef idx="none"/>
-                        </wps:style>
-                        <wps:bodyPr/>
-                      </wps:wsp>
-                      <wps:wsp>
-                        <wps:cNvPr id="1040" name="Shape 1040"/>
-                        <wps:cNvSpPr/>
-                        <wps:spPr>
-                          <a:xfrm>
-                            <a:off x="1018011" y="431256"/>
-                            <a:ext cx="180502" cy="371044"/>
-                          </a:xfrm>
-                          <a:custGeom>
-                            <a:avLst/>
-                            <a:gdLst/>
-                            <a:ahLst/>
-                            <a:cxnLst/>
-                            <a:rect l="0" t="0" r="0" b="0"/>
-                            <a:pathLst>
-                              <a:path w="180502" h="371044">
-                                <a:moveTo>
-                                  <a:pt x="165209" y="4305"/>
-                                </a:moveTo>
-                                <a:cubicBezTo>
-                                  <a:pt x="175618" y="8611"/>
-                                  <a:pt x="180502" y="20499"/>
-                                  <a:pt x="176197" y="30910"/>
-                                </a:cubicBezTo>
-                                <a:lnTo>
-                                  <a:pt x="41639" y="355814"/>
-                                </a:lnTo>
-                                <a:cubicBezTo>
-                                  <a:pt x="37334" y="366095"/>
-                                  <a:pt x="25447" y="371044"/>
-                                  <a:pt x="15101" y="366802"/>
-                                </a:cubicBezTo>
-                                <a:cubicBezTo>
-                                  <a:pt x="4884" y="362304"/>
-                                  <a:pt x="0" y="350609"/>
-                                  <a:pt x="4048" y="340198"/>
-                                </a:cubicBezTo>
-                                <a:lnTo>
-                                  <a:pt x="138670" y="15294"/>
-                                </a:lnTo>
-                                <a:cubicBezTo>
-                                  <a:pt x="142975" y="4948"/>
-                                  <a:pt x="154863" y="0"/>
-                                  <a:pt x="165209" y="4305"/>
-                                </a:cubicBezTo>
-                                <a:close/>
-                              </a:path>
-                            </a:pathLst>
-                          </a:custGeom>
-                          <a:ln w="0" cap="flat">
-                            <a:miter lim="127000"/>
-                          </a:ln>
-                        </wps:spPr>
-                        <wps:style>
-                          <a:lnRef idx="0">
-                            <a:srgbClr val="000000">
-                              <a:alpha val="0"/>
-                            </a:srgbClr>
-                          </a:lnRef>
-                          <a:fillRef idx="1">
-                            <a:srgbClr val="EA7603"/>
-                          </a:fillRef>
-                          <a:effectRef idx="0">
-                            <a:scrgbClr r="0" g="0" b="0"/>
-                          </a:effectRef>
-                          <a:fontRef idx="none"/>
-                        </wps:style>
-                        <wps:bodyPr/>
-                      </wps:wsp>
-                      <wps:wsp>
-                        <wps:cNvPr id="1041" name="Shape 1041"/>
-                        <wps:cNvSpPr/>
-                        <wps:spPr>
-                          <a:xfrm>
-                            <a:off x="870988" y="395527"/>
-                            <a:ext cx="88805" cy="391414"/>
-                          </a:xfrm>
-                          <a:custGeom>
-                            <a:avLst/>
-                            <a:gdLst/>
-                            <a:ahLst/>
-                            <a:cxnLst/>
-                            <a:rect l="0" t="0" r="0" b="0"/>
-                            <a:pathLst>
-                              <a:path w="88805" h="391414">
-                                <a:moveTo>
-                                  <a:pt x="18378" y="1671"/>
-                                </a:moveTo>
-                                <a:cubicBezTo>
-                                  <a:pt x="29495" y="0"/>
-                                  <a:pt x="39840" y="7647"/>
-                                  <a:pt x="41511" y="18700"/>
-                                </a:cubicBezTo>
-                                <a:lnTo>
-                                  <a:pt x="87392" y="367381"/>
-                                </a:lnTo>
-                                <a:cubicBezTo>
-                                  <a:pt x="88805" y="378498"/>
-                                  <a:pt x="80966" y="388651"/>
-                                  <a:pt x="69913" y="390193"/>
-                                </a:cubicBezTo>
-                                <a:cubicBezTo>
-                                  <a:pt x="58796" y="391414"/>
-                                  <a:pt x="48772" y="383639"/>
-                                  <a:pt x="47101" y="372650"/>
-                                </a:cubicBezTo>
-                                <a:lnTo>
-                                  <a:pt x="1221" y="24034"/>
-                                </a:lnTo>
-                                <a:cubicBezTo>
-                                  <a:pt x="0" y="13173"/>
-                                  <a:pt x="7582" y="3277"/>
-                                  <a:pt x="18378" y="1671"/>
-                                </a:cubicBezTo>
-                                <a:close/>
-                              </a:path>
-                            </a:pathLst>
-                          </a:custGeom>
-                          <a:ln w="0" cap="flat">
-                            <a:miter lim="127000"/>
-                          </a:ln>
-                        </wps:spPr>
-                        <wps:style>
-                          <a:lnRef idx="0">
-                            <a:srgbClr val="000000">
-                              <a:alpha val="0"/>
-                            </a:srgbClr>
-                          </a:lnRef>
-                          <a:fillRef idx="1">
-                            <a:srgbClr val="EA7603"/>
-                          </a:fillRef>
-                          <a:effectRef idx="0">
-                            <a:scrgbClr r="0" g="0" b="0"/>
-                          </a:effectRef>
-                          <a:fontRef idx="none"/>
-                        </wps:style>
-                        <wps:bodyPr/>
-                      </wps:wsp>
-                      <wps:wsp>
-                        <wps:cNvPr id="1042" name="Shape 1042"/>
-                        <wps:cNvSpPr/>
-                        <wps:spPr>
-                          <a:xfrm>
-                            <a:off x="730326" y="433409"/>
-                            <a:ext cx="180437" cy="368441"/>
-                          </a:xfrm>
-                          <a:custGeom>
-                            <a:avLst/>
-                            <a:gdLst/>
-                            <a:ahLst/>
-                            <a:cxnLst/>
-                            <a:rect l="0" t="0" r="0" b="0"/>
-                            <a:pathLst>
-                              <a:path w="180437" h="368441">
-                                <a:moveTo>
-                                  <a:pt x="30490" y="2032"/>
-                                </a:moveTo>
-                                <a:cubicBezTo>
-                                  <a:pt x="35326" y="3968"/>
-                                  <a:pt x="39422" y="7744"/>
-                                  <a:pt x="41639" y="12884"/>
-                                </a:cubicBezTo>
-                                <a:lnTo>
-                                  <a:pt x="176196" y="337789"/>
-                                </a:lnTo>
-                                <a:cubicBezTo>
-                                  <a:pt x="180437" y="348199"/>
-                                  <a:pt x="175554" y="360023"/>
-                                  <a:pt x="165209" y="364328"/>
-                                </a:cubicBezTo>
-                                <a:cubicBezTo>
-                                  <a:pt x="154863" y="368441"/>
-                                  <a:pt x="143103" y="363557"/>
-                                  <a:pt x="138606" y="353404"/>
-                                </a:cubicBezTo>
-                                <a:lnTo>
-                                  <a:pt x="4048" y="28436"/>
-                                </a:lnTo>
-                                <a:cubicBezTo>
-                                  <a:pt x="0" y="18218"/>
-                                  <a:pt x="4819" y="6587"/>
-                                  <a:pt x="14908" y="2217"/>
-                                </a:cubicBezTo>
-                                <a:cubicBezTo>
-                                  <a:pt x="20081" y="0"/>
-                                  <a:pt x="25655" y="96"/>
-                                  <a:pt x="30490" y="2032"/>
-                                </a:cubicBezTo>
-                                <a:close/>
-                              </a:path>
-                            </a:pathLst>
-                          </a:custGeom>
-                          <a:ln w="0" cap="flat">
-                            <a:miter lim="127000"/>
-                          </a:ln>
-                        </wps:spPr>
-                        <wps:style>
-                          <a:lnRef idx="0">
-                            <a:srgbClr val="000000">
-                              <a:alpha val="0"/>
-                            </a:srgbClr>
-                          </a:lnRef>
-                          <a:fillRef idx="1">
-                            <a:srgbClr val="EA7603"/>
-                          </a:fillRef>
-                          <a:effectRef idx="0">
-                            <a:scrgbClr r="0" g="0" b="0"/>
-                          </a:effectRef>
-                          <a:fontRef idx="none"/>
-                        </wps:style>
-                        <wps:bodyPr/>
-                      </wps:wsp>
-                      <wps:wsp>
-                        <wps:cNvPr id="1043" name="Shape 1043"/>
-                        <wps:cNvSpPr/>
-                        <wps:spPr>
-                          <a:xfrm>
-                            <a:off x="605414" y="505172"/>
-                            <a:ext cx="259919" cy="322575"/>
-                          </a:xfrm>
-                          <a:custGeom>
-                            <a:avLst/>
-                            <a:gdLst/>
-                            <a:ahLst/>
-                            <a:cxnLst/>
-                            <a:rect l="0" t="0" r="0" b="0"/>
-                            <a:pathLst>
-                              <a:path w="259919" h="322575">
-                                <a:moveTo>
-                                  <a:pt x="25614" y="675"/>
-                                </a:moveTo>
-                                <a:cubicBezTo>
-                                  <a:pt x="30778" y="1350"/>
-                                  <a:pt x="35689" y="4000"/>
-                                  <a:pt x="39127" y="8466"/>
-                                </a:cubicBezTo>
-                                <a:lnTo>
-                                  <a:pt x="253172" y="287488"/>
-                                </a:lnTo>
-                                <a:cubicBezTo>
-                                  <a:pt x="259919" y="296420"/>
-                                  <a:pt x="258248" y="309144"/>
-                                  <a:pt x="249445" y="315956"/>
-                                </a:cubicBezTo>
-                                <a:cubicBezTo>
-                                  <a:pt x="240449" y="322575"/>
-                                  <a:pt x="227918" y="320968"/>
-                                  <a:pt x="220914" y="312293"/>
-                                </a:cubicBezTo>
-                                <a:lnTo>
-                                  <a:pt x="6844" y="33271"/>
-                                </a:lnTo>
-                                <a:cubicBezTo>
-                                  <a:pt x="0" y="24339"/>
-                                  <a:pt x="1671" y="11615"/>
-                                  <a:pt x="10577" y="4739"/>
-                                </a:cubicBezTo>
-                                <a:cubicBezTo>
-                                  <a:pt x="15030" y="1301"/>
-                                  <a:pt x="20449" y="0"/>
-                                  <a:pt x="25614" y="675"/>
-                                </a:cubicBezTo>
-                                <a:close/>
-                              </a:path>
-                            </a:pathLst>
-                          </a:custGeom>
-                          <a:ln w="0" cap="flat">
-                            <a:miter lim="127000"/>
-                          </a:ln>
-                        </wps:spPr>
-                        <wps:style>
-                          <a:lnRef idx="0">
-                            <a:srgbClr val="000000">
-                              <a:alpha val="0"/>
-                            </a:srgbClr>
-                          </a:lnRef>
-                          <a:fillRef idx="1">
-                            <a:srgbClr val="EA7603"/>
-                          </a:fillRef>
-                          <a:effectRef idx="0">
-                            <a:scrgbClr r="0" g="0" b="0"/>
-                          </a:effectRef>
-                          <a:fontRef idx="none"/>
-                        </wps:style>
-                        <wps:bodyPr/>
-                      </wps:wsp>
-                      <wps:wsp>
-                        <wps:cNvPr id="1044" name="Shape 1044"/>
-                        <wps:cNvSpPr/>
-                        <wps:spPr>
-                          <a:xfrm>
-                            <a:off x="503995" y="607219"/>
-                            <a:ext cx="324390" cy="257414"/>
-                          </a:xfrm>
-                          <a:custGeom>
-                            <a:avLst/>
-                            <a:gdLst/>
-                            <a:ahLst/>
-                            <a:cxnLst/>
-                            <a:rect l="0" t="0" r="0" b="0"/>
-                            <a:pathLst>
-                              <a:path w="324390" h="257414">
-                                <a:moveTo>
-                                  <a:pt x="19729" y="787"/>
-                                </a:moveTo>
-                                <a:cubicBezTo>
-                                  <a:pt x="24871" y="0"/>
-                                  <a:pt x="30318" y="1173"/>
-                                  <a:pt x="34847" y="4482"/>
-                                </a:cubicBezTo>
-                                <a:lnTo>
-                                  <a:pt x="313851" y="218536"/>
-                                </a:lnTo>
-                                <a:cubicBezTo>
-                                  <a:pt x="322719" y="225347"/>
-                                  <a:pt x="324390" y="238136"/>
-                                  <a:pt x="317578" y="247068"/>
-                                </a:cubicBezTo>
-                                <a:cubicBezTo>
-                                  <a:pt x="310638" y="255743"/>
-                                  <a:pt x="298043" y="257414"/>
-                                  <a:pt x="289111" y="250795"/>
-                                </a:cubicBezTo>
-                                <a:lnTo>
-                                  <a:pt x="10102" y="36741"/>
-                                </a:lnTo>
-                                <a:cubicBezTo>
-                                  <a:pt x="1619" y="29930"/>
-                                  <a:pt x="0" y="17656"/>
-                                  <a:pt x="6433" y="8852"/>
-                                </a:cubicBezTo>
-                                <a:cubicBezTo>
-                                  <a:pt x="9748" y="4321"/>
-                                  <a:pt x="14587" y="1574"/>
-                                  <a:pt x="19729" y="787"/>
-                                </a:cubicBezTo>
-                                <a:close/>
-                              </a:path>
-                            </a:pathLst>
-                          </a:custGeom>
-                          <a:ln w="0" cap="flat">
-                            <a:miter lim="127000"/>
-                          </a:ln>
-                        </wps:spPr>
-                        <wps:style>
-                          <a:lnRef idx="0">
-                            <a:srgbClr val="000000">
-                              <a:alpha val="0"/>
-                            </a:srgbClr>
-                          </a:lnRef>
-                          <a:fillRef idx="1">
-                            <a:srgbClr val="EA7603"/>
-                          </a:fillRef>
-                          <a:effectRef idx="0">
-                            <a:scrgbClr r="0" g="0" b="0"/>
-                          </a:effectRef>
-                          <a:fontRef idx="none"/>
-                        </wps:style>
-                        <wps:bodyPr/>
-                      </wps:wsp>
-                      <wps:wsp>
-                        <wps:cNvPr id="1045" name="Shape 1045"/>
-                        <wps:cNvSpPr/>
-                        <wps:spPr>
-                          <a:xfrm>
-                            <a:off x="431775" y="729620"/>
-                            <a:ext cx="370520" cy="180317"/>
-                          </a:xfrm>
-                          <a:custGeom>
-                            <a:avLst/>
-                            <a:gdLst/>
-                            <a:ahLst/>
-                            <a:cxnLst/>
-                            <a:rect l="0" t="0" r="0" b="0"/>
-                            <a:pathLst>
-                              <a:path w="370520" h="180317">
-                                <a:moveTo>
-                                  <a:pt x="30369" y="4113"/>
-                                </a:moveTo>
-                                <a:lnTo>
-                                  <a:pt x="355227" y="138676"/>
-                                </a:lnTo>
-                                <a:cubicBezTo>
-                                  <a:pt x="365573" y="142981"/>
-                                  <a:pt x="370520" y="154869"/>
-                                  <a:pt x="366280" y="165215"/>
-                                </a:cubicBezTo>
-                                <a:cubicBezTo>
-                                  <a:pt x="361781" y="175433"/>
-                                  <a:pt x="350086" y="180317"/>
-                                  <a:pt x="339677" y="176204"/>
-                                </a:cubicBezTo>
-                                <a:lnTo>
-                                  <a:pt x="14812" y="41641"/>
-                                </a:lnTo>
-                                <a:cubicBezTo>
-                                  <a:pt x="4775" y="37271"/>
-                                  <a:pt x="0" y="25769"/>
-                                  <a:pt x="4010" y="15551"/>
-                                </a:cubicBezTo>
-                                <a:cubicBezTo>
-                                  <a:pt x="8116" y="5141"/>
-                                  <a:pt x="19920" y="0"/>
-                                  <a:pt x="30369" y="4113"/>
-                                </a:cubicBezTo>
-                                <a:close/>
-                              </a:path>
-                            </a:pathLst>
-                          </a:custGeom>
-                          <a:ln w="0" cap="flat">
-                            <a:miter lim="127000"/>
-                          </a:ln>
-                        </wps:spPr>
-                        <wps:style>
-                          <a:lnRef idx="0">
-                            <a:srgbClr val="000000">
-                              <a:alpha val="0"/>
-                            </a:srgbClr>
-                          </a:lnRef>
-                          <a:fillRef idx="1">
-                            <a:srgbClr val="EA7603"/>
-                          </a:fillRef>
-                          <a:effectRef idx="0">
-                            <a:scrgbClr r="0" g="0" b="0"/>
-                          </a:effectRef>
-                          <a:fontRef idx="none"/>
-                        </wps:style>
-                        <wps:bodyPr/>
-                      </wps:wsp>
-                      <wps:wsp>
-                        <wps:cNvPr id="1046" name="Shape 1046"/>
-                        <wps:cNvSpPr/>
-                        <wps:spPr>
-                          <a:xfrm>
-                            <a:off x="395983" y="870224"/>
-                            <a:ext cx="391212" cy="88680"/>
-                          </a:xfrm>
-                          <a:custGeom>
-                            <a:avLst/>
-                            <a:gdLst/>
-                            <a:ahLst/>
-                            <a:cxnLst/>
-                            <a:rect l="0" t="0" r="0" b="0"/>
-                            <a:pathLst>
-                              <a:path w="391212" h="88680">
-                                <a:moveTo>
-                                  <a:pt x="23705" y="1221"/>
-                                </a:moveTo>
-                                <a:lnTo>
-                                  <a:pt x="372320" y="47103"/>
-                                </a:lnTo>
-                                <a:cubicBezTo>
-                                  <a:pt x="383436" y="48645"/>
-                                  <a:pt x="391212" y="58799"/>
-                                  <a:pt x="389798" y="69916"/>
-                                </a:cubicBezTo>
-                                <a:cubicBezTo>
-                                  <a:pt x="388127" y="80969"/>
-                                  <a:pt x="378103" y="88680"/>
-                                  <a:pt x="366986" y="87459"/>
-                                </a:cubicBezTo>
-                                <a:lnTo>
-                                  <a:pt x="18397" y="41512"/>
-                                </a:lnTo>
-                                <a:cubicBezTo>
-                                  <a:pt x="7582" y="39906"/>
-                                  <a:pt x="0" y="30009"/>
-                                  <a:pt x="1221" y="19150"/>
-                                </a:cubicBezTo>
-                                <a:cubicBezTo>
-                                  <a:pt x="2480" y="7968"/>
-                                  <a:pt x="12550" y="0"/>
-                                  <a:pt x="23705" y="1221"/>
-                                </a:cubicBezTo>
-                                <a:close/>
-                              </a:path>
-                            </a:pathLst>
-                          </a:custGeom>
-                          <a:ln w="0" cap="flat">
-                            <a:miter lim="127000"/>
-                          </a:ln>
-                        </wps:spPr>
-                        <wps:style>
-                          <a:lnRef idx="0">
-                            <a:srgbClr val="000000">
-                              <a:alpha val="0"/>
-                            </a:srgbClr>
-                          </a:lnRef>
-                          <a:fillRef idx="1">
-                            <a:srgbClr val="EA7603"/>
-                          </a:fillRef>
-                          <a:effectRef idx="0">
-                            <a:scrgbClr r="0" g="0" b="0"/>
-                          </a:effectRef>
-                          <a:fontRef idx="none"/>
-                        </wps:style>
-                        <wps:bodyPr/>
-                      </wps:wsp>
-                      <wps:wsp>
-                        <wps:cNvPr id="1047" name="Shape 1047"/>
-                        <wps:cNvSpPr/>
-                        <wps:spPr>
-                          <a:xfrm>
-                            <a:off x="395514" y="968157"/>
-                            <a:ext cx="391424" cy="88873"/>
-                          </a:xfrm>
-                          <a:custGeom>
-                            <a:avLst/>
-                            <a:gdLst/>
-                            <a:ahLst/>
-                            <a:cxnLst/>
-                            <a:rect l="0" t="0" r="0" b="0"/>
-                            <a:pathLst>
-                              <a:path w="391424" h="88873">
-                                <a:moveTo>
-                                  <a:pt x="367391" y="1414"/>
-                                </a:moveTo>
-                                <a:cubicBezTo>
-                                  <a:pt x="378508" y="0"/>
-                                  <a:pt x="388661" y="7840"/>
-                                  <a:pt x="390203" y="18957"/>
-                                </a:cubicBezTo>
-                                <a:cubicBezTo>
-                                  <a:pt x="391424" y="30010"/>
-                                  <a:pt x="383713" y="40099"/>
-                                  <a:pt x="372660" y="41770"/>
-                                </a:cubicBezTo>
-                                <a:lnTo>
-                                  <a:pt x="24058" y="87652"/>
-                                </a:lnTo>
-                                <a:cubicBezTo>
-                                  <a:pt x="13192" y="88873"/>
-                                  <a:pt x="3303" y="81290"/>
-                                  <a:pt x="1677" y="70430"/>
-                                </a:cubicBezTo>
-                                <a:cubicBezTo>
-                                  <a:pt x="0" y="59377"/>
-                                  <a:pt x="7647" y="49031"/>
-                                  <a:pt x="18751" y="47361"/>
-                                </a:cubicBezTo>
-                                <a:lnTo>
-                                  <a:pt x="367391" y="1414"/>
-                                </a:lnTo>
-                                <a:close/>
-                              </a:path>
-                            </a:pathLst>
-                          </a:custGeom>
-                          <a:ln w="0" cap="flat">
-                            <a:miter lim="127000"/>
-                          </a:ln>
-                        </wps:spPr>
-                        <wps:style>
-                          <a:lnRef idx="0">
-                            <a:srgbClr val="000000">
-                              <a:alpha val="0"/>
-                            </a:srgbClr>
-                          </a:lnRef>
-                          <a:fillRef idx="1">
-                            <a:srgbClr val="EA7603"/>
-                          </a:fillRef>
-                          <a:effectRef idx="0">
-                            <a:scrgbClr r="0" g="0" b="0"/>
-                          </a:effectRef>
-                          <a:fontRef idx="none"/>
-                        </wps:style>
-                        <wps:bodyPr/>
-                      </wps:wsp>
-                      <wps:wsp>
-                        <wps:cNvPr id="1048" name="Shape 1048"/>
-                        <wps:cNvSpPr/>
-                        <wps:spPr>
-                          <a:xfrm>
-                            <a:off x="969046" y="395977"/>
-                            <a:ext cx="88676" cy="391222"/>
-                          </a:xfrm>
-                          <a:custGeom>
-                            <a:avLst/>
-                            <a:gdLst/>
-                            <a:ahLst/>
-                            <a:cxnLst/>
-                            <a:rect l="0" t="0" r="0" b="0"/>
-                            <a:pathLst>
-                              <a:path w="88676" h="391222">
-                                <a:moveTo>
-                                  <a:pt x="69528" y="1221"/>
-                                </a:moveTo>
-                                <a:cubicBezTo>
-                                  <a:pt x="80709" y="2506"/>
-                                  <a:pt x="88676" y="12531"/>
-                                  <a:pt x="87456" y="23713"/>
-                                </a:cubicBezTo>
-                                <a:lnTo>
-                                  <a:pt x="41575" y="372329"/>
-                                </a:lnTo>
-                                <a:cubicBezTo>
-                                  <a:pt x="40033" y="383446"/>
-                                  <a:pt x="29880" y="391222"/>
-                                  <a:pt x="18764" y="389808"/>
-                                </a:cubicBezTo>
-                                <a:cubicBezTo>
-                                  <a:pt x="7711" y="388137"/>
-                                  <a:pt x="0" y="378113"/>
-                                  <a:pt x="1221" y="366995"/>
-                                </a:cubicBezTo>
-                                <a:lnTo>
-                                  <a:pt x="47166" y="18379"/>
-                                </a:lnTo>
-                                <a:cubicBezTo>
-                                  <a:pt x="48772" y="7583"/>
-                                  <a:pt x="58668" y="0"/>
-                                  <a:pt x="69528" y="1221"/>
-                                </a:cubicBezTo>
-                                <a:close/>
-                              </a:path>
-                            </a:pathLst>
-                          </a:custGeom>
-                          <a:ln w="0" cap="flat">
-                            <a:miter lim="127000"/>
-                          </a:ln>
-                        </wps:spPr>
-                        <wps:style>
-                          <a:lnRef idx="0">
-                            <a:srgbClr val="000000">
-                              <a:alpha val="0"/>
-                            </a:srgbClr>
-                          </a:lnRef>
-                          <a:fillRef idx="1">
-                            <a:srgbClr val="EA7603"/>
-                          </a:fillRef>
-                          <a:effectRef idx="0">
-                            <a:scrgbClr r="0" g="0" b="0"/>
-                          </a:effectRef>
-                          <a:fontRef idx="none"/>
-                        </wps:style>
-                        <wps:bodyPr/>
-                      </wps:wsp>
-                    </wpg:wgp>
-                  </a:graphicData>
-                </a:graphic>
-              </wp:inline>
-            </w:drawing>
-          </mc:Choice>
-          <mc:Fallback>
-            <w:pict>
-              <v:group w14:anchorId="2A27ECB4" id="Group 9677" o:spid="_x0000_s1026" style="width:155.65pt;height:175.5pt;mso-position-horizontal-relative:char;mso-position-vertical-relative:line" coordsize="19768,22286" o:gfxdata="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">
-                <v:rect id="Rectangle 931" o:spid="_x0000_s1027" style="position:absolute;left:19387;top:18324;width:507;height:1844;visibility:visible;mso-wrap-style:square;v-text-anchor:top" o:gfxdata="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" filled="f" stroked="f">
-                  <v:textbox inset="0,0,0,0">
-                    <w:txbxContent>
-                      <w:p>
-                        <w:r>
-                          <w:rPr>
-                            <w:rFonts w:ascii="Times New Roman" w:eastAsia="Times New Roman" w:hAnsi="Times New Roman" w:cs="Times New Roman"/>
-                            <w:sz w:val="24"/>
-                          </w:rPr>
-                          <w:t xml:space="preserve"> </w:t>
-                        </w:r>
-                      </w:p>
-                    </w:txbxContent>
-                  </v:textbox>
-                </v:rect>
-                <v:rect id="Rectangle 932" o:spid="_x0000_s1028" style="position:absolute;left:563;top:20900;width:7356;height:1844;visibility:visible;mso-wrap-style:square;v-text-anchor:top" o:gfxdata="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" filled="f" stroked="f">
-                  <v:textbox inset="0,0,0,0">
-                    <w:txbxContent>
-                      <w:p>
-                        <w:r>
-                          <w:rPr>
-                            <w:rFonts w:ascii="Times New Roman" w:eastAsia="Times New Roman" w:hAnsi="Times New Roman" w:cs="Times New Roman"/>
-                            <w:sz w:val="24"/>
-                          </w:rPr>
-                          <w:t xml:space="preserve">Obrázek </w:t>
-                        </w:r>
-                      </w:p>
-                    </w:txbxContent>
-                  </v:textbox>
-                </v:rect>
-                <v:rect id="Rectangle 933" o:spid="_x0000_s1029" style="position:absolute;left:6095;top:20900;width:1014;height:1844;visibility:visible;mso-wrap-style:square;v-text-anchor:top" o:gfxdata="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" filled="f" stroked="f">
-                  <v:textbox inset="0,0,0,0">
-                    <w:txbxContent>
-                      <w:p>
-                        <w:r>
-                          <w:rPr>
-                            <w:rFonts w:ascii="Times New Roman" w:eastAsia="Times New Roman" w:hAnsi="Times New Roman" w:cs="Times New Roman"/>
-                            <w:sz w:val="24"/>
-                          </w:rPr>
-                          <w:t>1</w:t>
-                        </w:r>
-                      </w:p>
-                    </w:txbxContent>
-                  </v:textbox>
-                </v:rect>
-                <v:rect id="Rectangle 934" o:spid="_x0000_s1030" style="position:absolute;left:6857;top:20900;width:507;height:1844;visibility:visible;mso-wrap-style:square;v-text-anchor:top" o:gfxdata="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" filled="f" stroked="f">
-                  <v:textbox inset="0,0,0,0">
-                    <w:txbxContent>
-                      <w:p>
-                        <w:r>
-                          <w:rPr>
-                            <w:rFonts w:ascii="Times New Roman" w:eastAsia="Times New Roman" w:hAnsi="Times New Roman" w:cs="Times New Roman"/>
-                            <w:sz w:val="24"/>
-                          </w:rPr>
-                          <w:t>.</w:t>
-                        </w:r>
-                      </w:p>
-                    </w:txbxContent>
-                  </v:textbox>
-                </v:rect>
-                <v:rect id="Rectangle 935" o:spid="_x0000_s1031" style="position:absolute;left:7238;top:20900;width:1014;height:1844;visibility:visible;mso-wrap-style:square;v-text-anchor:top" o:gfxdata="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" filled="f" stroked="f">
-                  <v:textbox inset="0,0,0,0">
-                    <w:txbxContent>
-                      <w:p>
-                        <w:r>
-                          <w:rPr>
-                            <w:rFonts w:ascii="Times New Roman" w:eastAsia="Times New Roman" w:hAnsi="Times New Roman" w:cs="Times New Roman"/>
-                            <w:sz w:val="24"/>
-                          </w:rPr>
-                          <w:t>1</w:t>
-                        </w:r>
-                      </w:p>
-                    </w:txbxContent>
-                  </v:textbox>
-                </v:rect>
-                <v:rect id="Rectangle 8030" o:spid="_x0000_s1032" style="position:absolute;left:8424;top:20900;width:13722;height:1844;visibility:visible;mso-wrap-style:square;v-text-anchor:top" o:gfxdata="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" filled="f" stroked="f">
-                  <v:textbox inset="0,0,0,0">
-                    <w:txbxContent>
-                      <w:p>
-                        <w:r>
-                          <w:rPr>
-                            <w:rFonts w:ascii="Times New Roman" w:eastAsia="Times New Roman" w:hAnsi="Times New Roman" w:cs="Times New Roman"/>
-                            <w:sz w:val="24"/>
-                          </w:rPr>
-                          <w:t xml:space="preserve"> Ukázka obrázku</w:t>
-                        </w:r>
-                      </w:p>
-                    </w:txbxContent>
-                  </v:textbox>
-                </v:rect>
-                <v:rect id="Rectangle 8028" o:spid="_x0000_s1033" style="position:absolute;left:8000;top:20900;width:564;height:1844;visibility:visible;mso-wrap-style:square;v-text-anchor:top" o:gfxdata="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" filled="f" stroked="f">
-                  <v:textbox inset="0,0,0,0">
-                    <w:txbxContent>
-                      <w:p>
-                        <w:r>
-                          <w:rPr>
-                            <w:rFonts w:ascii="Times New Roman" w:eastAsia="Times New Roman" w:hAnsi="Times New Roman" w:cs="Times New Roman"/>
-                            <w:sz w:val="24"/>
-                          </w:rPr>
-                          <w:t>:</w:t>
-                        </w:r>
-                      </w:p>
-                    </w:txbxContent>
-                  </v:textbox>
-                </v:rect>
-                <v:rect id="Rectangle 937" o:spid="_x0000_s1034" style="position:absolute;left:18762;top:20900;width:507;height:1844;visibility:visible;mso-wrap-style:square;v-text-anchor:top" o:gfxdata="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" filled="f" stroked="f">
-                  <v:textbox inset="0,0,0,0">
-                    <w:txbxContent>
-                      <w:p>
-                        <w:r>
-                          <w:rPr>
-                            <w:rFonts w:ascii="Times New Roman" w:eastAsia="Times New Roman" w:hAnsi="Times New Roman" w:cs="Times New Roman"/>
-                            <w:sz w:val="24"/>
-                          </w:rPr>
-                          <w:t xml:space="preserve"> </w:t>
-                        </w:r>
-                      </w:p>
-                    </w:txbxContent>
-                  </v:textbox>
-                </v:rect>
-                <v:shape id="Shape 1001" o:spid="_x0000_s1035" style="position:absolute;left:9439;width:407;height:3921;visibility:visible;mso-wrap-style:square;v-text-anchor:top" coordsize="40676,392121" o:gfxdata="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" path="m19984,193c31165,,40483,8868,40675,20114r1,351701c40611,382996,31551,392121,20370,392121,9253,391928,257,382932,,371815l,20114c257,9189,9060,386,19984,193xe" fillcolor="#ea7603" stroked="f" strokeweight="0">
-                  <v:stroke miterlimit="83231f" joinstyle="miter"/>
-                  <v:path arrowok="t" textboxrect="0,0,40676,392121"/>
-                </v:shape>
-                <v:shape id="Shape 1002" o:spid="_x0000_s1036" style="position:absolute;left:6974;top:296;width:1361;height:3846;visibility:visible;mso-wrap-style:square;v-text-anchor:top" coordsize="136035,384538" o:gfxdata="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" path="m17285,2892c28145,,39262,6426,42218,17286r90989,339684c136035,367766,129673,378883,118814,381839v-10796,2699,-21784,-3662,-24869,-14394l2891,27761c,16965,6426,5783,17285,2892xe" fillcolor="#ea7603" stroked="f" strokeweight="0">
-                  <v:stroke miterlimit="83231f" joinstyle="miter"/>
-                  <v:path arrowok="t" textboxrect="0,0,136035,384538"/>
-                </v:shape>
-                <v:shape id="Shape 1003" o:spid="_x0000_s1037" style="position:absolute;left:4691;top:1254;width:2222;height:3485;visibility:visible;mso-wrap-style:square;v-text-anchor:top" coordsize="222225,348488" o:gfxdata="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" path="m28470,1341v5024,1342,9535,4603,12340,9455l216634,315394v5591,9703,2249,22105,-7389,27760c199477,348488,187204,345211,181485,335700l5610,31167c,21399,3328,8997,13051,3406,17909,578,23446,,28470,1341xe" fillcolor="#ea7603" stroked="f" strokeweight="0">
-                  <v:stroke miterlimit="83231f" joinstyle="miter"/>
-                  <v:path arrowok="t" textboxrect="0,0,222225,348488"/>
-                </v:shape>
-                <v:shape id="Shape 1004" o:spid="_x0000_s1038" style="position:absolute;left:2749;top:2762;width:2928;height:2909;visibility:visible;mso-wrap-style:square;v-text-anchor:top" coordsize="292819,290894" o:gfxdata="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" path="m21773,104c26974,,32219,1880,36274,5767l284928,254394v7891,7968,7891,20820,,28789c276902,290894,264212,290894,256185,283183l7531,34492c,26652,,14250,7531,6346,11412,2297,16571,209,21773,104xe" fillcolor="#ea7603" stroked="f" strokeweight="0">
-                  <v:stroke miterlimit="83231f" joinstyle="miter"/>
-                  <v:path arrowok="t" textboxrect="0,0,292819,290894"/>
-                </v:shape>
-                <v:shape id="Shape 1005" o:spid="_x0000_s1039" style="position:absolute;left:1235;top:4707;width:3510;height:2199;visibility:visible;mso-wrap-style:square;v-text-anchor:top" coordsize="350948,219853" o:gfxdata="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" path="m17978,1349c23006,,28547,562,33408,3358l337955,179240v9670,5655,12993,17993,7441,27761c339632,216512,327358,219853,317591,214455l13057,38573c3329,32982,,20515,5623,10812,8434,5960,12950,2699,17978,1349xe" fillcolor="#ea7603" stroked="f" strokeweight="0">
-                  <v:stroke miterlimit="83231f" joinstyle="miter"/>
-                  <v:path arrowok="t" textboxrect="0,0,350948,219853"/>
-                </v:shape>
-                <v:shape id="Shape 1006" o:spid="_x0000_s1040" style="position:absolute;left:303;top:6969;width:3842;height:1357;visibility:visible;mso-wrap-style:square;v-text-anchor:top" coordsize="384270,135655" o:gfxdata="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" path="m27371,2763l367042,93757v10815,2956,17228,14073,14375,24869c378313,129358,367312,135655,356497,133021l16827,42027c6262,39007,,28146,2691,17479,5439,6619,16488,,27371,2763xe" fillcolor="#ea7603" stroked="f" strokeweight="0">
-                  <v:stroke miterlimit="83231f" joinstyle="miter"/>
-                  <v:path arrowok="t" textboxrect="0,0,384270,135655"/>
-                </v:shape>
-                <v:shape id="Shape 1007" o:spid="_x0000_s1041" style="position:absolute;top:9432;width:3921;height:407;visibility:visible;mso-wrap-style:square;v-text-anchor:top" coordsize="392153,40677" o:gfxdata="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" path="m20149,l371828,v11207,64,20274,9125,20325,20307c391935,31488,382971,40420,371848,40677r-351699,c9231,40420,431,31616,219,20756,,9511,8923,193,20149,xe" fillcolor="#ea7603" stroked="f" strokeweight="0">
-                  <v:stroke miterlimit="83231f" joinstyle="miter"/>
-                  <v:path arrowok="t" textboxrect="0,0,392153,40677"/>
-                </v:shape>
-                <v:shape id="Shape 1008" o:spid="_x0000_s1042" style="position:absolute;left:297;top:10944;width:3845;height:1360;visibility:visible;mso-wrap-style:square;v-text-anchor:top" coordsize="384503,136041" o:gfxdata="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" path="m356943,2828c367783,,378887,6426,381836,17222v2667,10796,-3675,21785,-14368,24869l27798,133085c16955,136041,5810,129550,2905,118755,,107895,6435,96777,17278,93821l356943,2828xe" fillcolor="#ea7603" stroked="f" strokeweight="0">
-                  <v:stroke miterlimit="83231f" joinstyle="miter"/>
-                  <v:path arrowok="t" textboxrect="0,0,384503,136041"/>
-                </v:shape>
-                <v:shape id="Shape 1009" o:spid="_x0000_s1043" style="position:absolute;left:1235;top:12387;width:3504;height:2197;visibility:visible;mso-wrap-style:square;v-text-anchor:top" coordsize="350363,219658" o:gfxdata="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" path="m332638,1350v5019,1349,9529,4595,12352,9414c350363,20532,347079,32806,337549,38525l33010,214401v-9556,5257,-21553,2044,-27201,-7294c,197500,3078,184995,12691,179186l317225,3310c322089,546,327618,,332638,1350xe" fillcolor="#ea7603" stroked="f" strokeweight="0">
-                  <v:stroke miterlimit="83231f" joinstyle="miter"/>
-                  <v:path arrowok="t" textboxrect="0,0,350363,219658"/>
-                </v:shape>
-                <v:shape id="Shape 1010" o:spid="_x0000_s1044" style="position:absolute;left:2742;top:13621;width:2928;height:2909;visibility:visible;mso-wrap-style:square;v-text-anchor:top" coordsize="292877,290859" o:gfxdata="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" path="m270792,v5196,,10393,1973,14374,5918c292877,13944,292877,26636,285166,34662l36512,283327v-7866,7532,-20268,7532,-28126,c276,275564,,262686,7762,254583l256423,5918c260401,1973,265596,,270792,xe" fillcolor="#ea7603" stroked="f" strokeweight="0">
-                  <v:stroke miterlimit="83231f" joinstyle="miter"/>
-                  <v:path arrowok="t" textboxrect="0,0,292877,290859"/>
-                </v:shape>
-                <v:shape id="Shape 1011" o:spid="_x0000_s1045" style="position:absolute;left:4687;top:14556;width:2218;height:3482;visibility:visible;mso-wrap-style:square;v-text-anchor:top" coordsize="221826,348205" o:gfxdata="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" path="m193617,1345c198629,,204155,559,209039,3335v9510,5764,12787,18013,7454,27767l40624,335655v-5642,9337,-17645,12550,-27200,7294c3585,337531,,325168,5417,315336l181279,10777v2828,-4839,7326,-8087,12338,-9432xe" fillcolor="#ea7603" stroked="f" strokeweight="0">
-                  <v:stroke miterlimit="83231f" joinstyle="miter"/>
-                  <v:path arrowok="t" textboxrect="0,0,221826,348205"/>
-                </v:shape>
-                <v:shape id="Shape 1012" o:spid="_x0000_s1046" style="position:absolute;left:6970;top:15134;width:1356;height:3840;visibility:visible;mso-wrap-style:square;v-text-anchor:top" coordsize="135585,384089" o:gfxdata="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" path="m118557,2847v10731,3104,17028,14073,14394,24875l41961,367429v-3085,10459,-13816,16660,-24418,14069c6683,378813,,367807,2699,356901l93689,17222c96645,6407,107761,,118557,2847xe" fillcolor="#ea7603" stroked="f" strokeweight="0">
-                  <v:stroke miterlimit="83231f" joinstyle="miter"/>
-                  <v:path arrowok="t" textboxrect="0,0,135585,384089"/>
-                </v:shape>
-                <v:shape id="Shape 1013" o:spid="_x0000_s1047" style="position:absolute;left:9432;top:15358;width:407;height:3921;visibility:visible;mso-wrap-style:square;v-text-anchor:top" coordsize="40676,392150" o:gfxdata="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" path="m20306,c31487,225,40419,9196,40676,20332r,351664c40419,382918,31616,391718,20756,391926,9510,392150,193,383226,,371996l,20332c64,9125,9125,52,20306,xe" fillcolor="#ea7603" stroked="f" strokeweight="0">
-                  <v:stroke miterlimit="83231f" joinstyle="miter"/>
-                  <v:path arrowok="t" textboxrect="0,0,40676,392150"/>
-                </v:shape>
-                <v:shape id="Shape 1014" o:spid="_x0000_s1048" style="position:absolute;left:10944;top:15137;width:1360;height:3845;visibility:visible;mso-wrap-style:square;v-text-anchor:top" coordsize="136035,384513" o:gfxdata="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" path="m17221,2654c28017,,39005,6336,42089,17029r90990,339687c136035,367560,129545,378706,118749,381606v-10859,2907,-21976,-3525,-24932,-14370l2827,27549c,16714,6362,5597,17221,2654xe" fillcolor="#ea7603" stroked="f" strokeweight="0">
-                  <v:stroke miterlimit="83231f" joinstyle="miter"/>
-                  <v:path arrowok="t" textboxrect="0,0,136035,384513"/>
-                </v:shape>
-                <v:shape id="Shape 1015" o:spid="_x0000_s1049" style="position:absolute;left:12365;top:14561;width:2220;height:3483;visibility:visible;mso-wrap-style:square;v-text-anchor:top" coordsize="221948,348310" o:gfxdata="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" path="m28378,1341v5004,1341,9502,4544,12362,9309l216615,315196v5333,9601,2121,21714,-7325,27350c199651,348310,187185,345167,181402,335528l5526,30976c,21246,3341,8851,12980,3208,17864,522,23374,,28378,1341xe" fillcolor="#ea7603" stroked="f" strokeweight="0">
-                  <v:stroke miterlimit="83231f" joinstyle="miter"/>
-                  <v:path arrowok="t" textboxrect="0,0,221948,348310"/>
-                </v:shape>
-                <v:shape id="Shape 1016" o:spid="_x0000_s1050" style="position:absolute;left:13601;top:13628;width:2930;height:2910;visibility:visible;mso-wrap-style:square;v-text-anchor:top" coordsize="292954,291032" o:gfxdata="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" path="m22234,v5188,,10377,1928,14393,5783l285243,254448v7711,7891,7711,20455,,28346c277468,290846,264552,291032,256520,283205l7839,34540c,26578,,13745,7839,5783,11856,1928,17045,,22234,xe" fillcolor="#ea7603" stroked="f" strokeweight="0">
-                  <v:stroke miterlimit="83231f" joinstyle="miter"/>
-                  <v:path arrowok="t" textboxrect="0,0,292954,291032"/>
-                </v:shape>
-                <v:shape id="Shape 1017" o:spid="_x0000_s1051" style="position:absolute;left:14534;top:12395;width:3504;height:2197;visibility:visible;mso-wrap-style:square;v-text-anchor:top" coordsize="350401,219689" o:gfxdata="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" path="m17952,1341c22956,,28466,514,33350,3181l337871,179063v9318,5649,12530,17646,7325,27209c339734,216103,327397,219689,317565,214272l13045,38396c3341,32805,,20403,5591,10635,8450,5879,12948,2683,17952,1341xe" fillcolor="#ea7603" stroked="f" strokeweight="0">
-                  <v:stroke miterlimit="83231f" joinstyle="miter"/>
-                  <v:path arrowok="t" textboxrect="0,0,350401,219689"/>
-                </v:shape>
-                <v:shape id="Shape 1018" o:spid="_x0000_s1052" style="position:absolute;left:15133;top:10953;width:3841;height:1356;visibility:visible;mso-wrap-style:square;v-text-anchor:top" coordsize="384072,135591" o:gfxdata="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" path="m27695,2635l367430,93628v10409,3085,16642,13817,14008,24420c378803,128908,367751,135591,356891,132892l17221,41898c6361,38942,,27825,2827,17029,5912,6298,16900,,27695,2635xe" fillcolor="#ea7603" stroked="f" strokeweight="0">
-                  <v:stroke miterlimit="83231f" joinstyle="miter"/>
-                  <v:path arrowok="t" textboxrect="0,0,384072,135591"/>
-                </v:shape>
-                <v:shape id="Shape 1019" o:spid="_x0000_s1053" style="position:absolute;left:15358;top:9439;width:3921;height:407;visibility:visible;mso-wrap-style:square;v-text-anchor:top" coordsize="392105,40677" o:gfxdata="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" path="m20306,l371928,v10924,257,19727,9061,19985,19985c392105,31167,383174,40485,371928,40677r-351622,c9125,40613,64,31552,,20371,193,9189,9189,257,20306,xe" fillcolor="#ea7603" stroked="f" strokeweight="0">
-                  <v:stroke miterlimit="83231f" joinstyle="miter"/>
-                  <v:path arrowok="t" textboxrect="0,0,392105,40677"/>
-                </v:shape>
-                <v:shape id="Shape 1020" o:spid="_x0000_s1054" style="position:absolute;left:15137;top:6974;width:3845;height:1361;visibility:visible;mso-wrap-style:square;v-text-anchor:top" coordsize="384522,136041" o:gfxdata="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" path="m356698,2892c367558,,378739,6426,381631,17286v2891,10860,-3535,21977,-14330,24934l27567,133213c16771,136041,5655,129679,2699,118819,,108023,6362,97034,17029,93950l356698,2892xe" fillcolor="#ea7603" stroked="f" strokeweight="0">
-                  <v:stroke miterlimit="83231f" joinstyle="miter"/>
-                  <v:path arrowok="t" textboxrect="0,0,384522,136041"/>
-                </v:shape>
-                <v:shape id="Shape 1021" o:spid="_x0000_s1055" style="position:absolute;left:14539;top:4713;width:3507;height:2200;visibility:visible;mso-wrap-style:square;v-text-anchor:top" coordsize="350722,219998" o:gfxdata="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" path="m332794,1341v5029,1342,9543,4603,12338,9487c350722,20531,347445,32934,337678,38589l33158,214407v-9768,5591,-22106,2249,-27760,-7390c,197249,3277,184976,12852,179256l317373,3374c322224,578,327766,,332794,1341xe" fillcolor="#ea7603" stroked="f" strokeweight="0">
-                  <v:stroke miterlimit="83231f" joinstyle="miter"/>
-                  <v:path arrowok="t" textboxrect="0,0,350722,219998"/>
-                </v:shape>
-                <v:shape id="Shape 1022" o:spid="_x0000_s1056" style="position:absolute;left:13608;top:2767;width:2929;height:2910;visibility:visible;mso-wrap-style:square;v-text-anchor:top" coordsize="292954,291038" o:gfxdata="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" path="m270560,v5108,,10217,1928,14169,5784c292761,13559,292954,26476,285114,34508l36499,283199v-7968,7839,-20820,7839,-28788,c,275166,,262442,7711,254410l256391,5784c260343,1928,265451,,270560,xe" fillcolor="#ea7603" stroked="f" strokeweight="0">
-                  <v:stroke miterlimit="83231f" joinstyle="miter"/>
-                  <v:path arrowok="t" textboxrect="0,0,292954,291038"/>
-                </v:shape>
-                <v:shape id="Shape 1023" o:spid="_x0000_s1057" style="position:absolute;left:12373;top:1262;width:2219;height:3483;visibility:visible;mso-wrap-style:square;v-text-anchor:top" coordsize="221820,348295" o:gfxdata="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" path="m193353,1309c198253,,203635,514,208390,3149v9832,5398,13430,17736,8032,27568l40547,335314v-5655,9640,-17992,12981,-27759,7390c3277,336985,,324711,5334,314944l181209,10410v2827,-4659,7245,-7791,12144,-9101xe" fillcolor="#ea7603" stroked="f" strokeweight="0">
-                  <v:stroke miterlimit="83231f" joinstyle="miter"/>
-                  <v:path arrowok="t" textboxrect="0,0,221820,348295"/>
-                </v:shape>
-                <v:shape id="Shape 1024" o:spid="_x0000_s1058" style="position:absolute;left:10952;top:298;width:1359;height:3847;visibility:visible;mso-wrap-style:square;v-text-anchor:top" coordsize="135906,384731" o:gfxdata="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" path="m118621,2956v10859,2892,17285,14073,14329,24869l41961,367509v-2956,10860,-14073,17222,-24868,14395c6362,378819,,367830,2699,356970l93688,17286c96644,6490,107761,,118621,2956xe" fillcolor="#ea7603" stroked="f" strokeweight="0">
-                  <v:stroke miterlimit="83231f" joinstyle="miter"/>
-                  <v:path arrowok="t" textboxrect="0,0,135906,384731"/>
-                </v:shape>
-                <v:shape id="Shape 1025" o:spid="_x0000_s1059" style="position:absolute;left:10625;top:11022;width:2597;height:3224;visibility:visible;mso-wrap-style:square;v-text-anchor:top" coordsize="259668,322337" o:gfxdata="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" path="m25575,675v5141,674,10024,3261,13494,7599l253178,287315v6490,8810,4884,21225,-3727,28043c240648,322337,227861,320865,220921,312062l6812,33078c,24146,1671,11422,10539,4546,15037,1237,20434,,25575,675xe" fillcolor="#ea7603" stroked="f" strokeweight="0">
-                  <v:stroke miterlimit="83231f" joinstyle="miter"/>
-                  <v:path arrowok="t" textboxrect="0,0,259668,322337"/>
-                </v:shape>
-                <v:shape id="Shape 1026" o:spid="_x0000_s1060" style="position:absolute;left:10995;top:10654;width:3245;height:2575;visibility:visible;mso-wrap-style:square;v-text-anchor:top" coordsize="324505,257588" o:gfxdata="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" path="m20306,683c25447,,30844,1237,35342,4547l314288,218665v8611,6792,10217,19207,3727,28018c311268,255698,298545,257588,289548,250892l10539,36806c1671,29930,,17206,6812,8338,10282,3968,15165,1365,20306,683xe" fillcolor="#ea7603" stroked="f" strokeweight="0">
-                  <v:stroke miterlimit="83231f" joinstyle="miter"/>
-                  <v:path arrowok="t" textboxrect="0,0,324505,257588"/>
-                </v:shape>
-                <v:shape id="Shape 1027" o:spid="_x0000_s1061" style="position:absolute;left:11256;top:10180;width:3710;height:1805;visibility:visible;mso-wrap-style:square;v-text-anchor:top" coordsize="371028,180446" o:gfxdata="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" path="m30844,4049l355734,138611v10346,4306,15294,16194,10989,26540c362417,175561,350529,180446,340120,176140l15229,41577c4948,37271,,25383,4241,15037,8739,4820,20434,,30844,4049xe" fillcolor="#ea7603" stroked="f" strokeweight="0">
-                  <v:stroke miterlimit="83231f" joinstyle="miter"/>
-                  <v:path arrowok="t" textboxrect="0,0,371028,180446"/>
-                </v:shape>
-                <v:shape id="Shape 1028" o:spid="_x0000_s1062" style="position:absolute;left:4312;top:10171;width:3705;height:1805;visibility:visible;mso-wrap-style:square;v-text-anchor:top" coordsize="370553,180509" o:gfxdata="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" path="m339965,4241c350376,,362199,4948,366504,15230v4049,10410,-771,22106,-10924,26604l30645,176397c20408,180509,8784,175690,4434,165536,,155190,4768,143238,15082,138804l339965,4241xe" fillcolor="#ea7603" stroked="f" strokeweight="0">
-                  <v:stroke miterlimit="83231f" joinstyle="miter"/>
-                  <v:path arrowok="t" textboxrect="0,0,370553,180509"/>
-                </v:shape>
-                <v:shape id="Shape 1029" o:spid="_x0000_s1063" style="position:absolute;left:5033;top:10647;width:3244;height:2575;visibility:visible;mso-wrap-style:square;v-text-anchor:top" coordsize="324364,257530" o:gfxdata="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" path="m304259,675v5148,675,10048,3293,13486,7695c324364,17366,322693,29962,314018,36902l35021,250988v-8810,6542,-21225,4909,-28043,-3695c,238502,1478,225714,10275,218761l289278,4643c293712,1269,299110,,304259,675xe" fillcolor="#ea7603" stroked="f" strokeweight="0">
-                  <v:stroke miterlimit="83231f" joinstyle="miter"/>
-                  <v:path arrowok="t" textboxrect="0,0,324364,257530"/>
-                </v:shape>
-                <v:shape id="Shape 1030" o:spid="_x0000_s1064" style="position:absolute;left:6050;top:11016;width:2596;height:3225;visibility:visible;mso-wrap-style:square;v-text-anchor:top" coordsize="259610,322424" o:gfxdata="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" path="m234204,675v5165,-675,10595,610,15061,4016c257939,11631,259610,24227,252992,33223l38947,312187v-6818,8598,-19233,10237,-28043,3695c1889,309186,,296449,6696,287434l220734,8418v3405,-4434,8305,-7068,13470,-7743xe" fillcolor="#ea7603" stroked="f" strokeweight="0">
-                  <v:stroke miterlimit="83231f" joinstyle="miter"/>
-                  <v:path arrowok="t" textboxrect="0,0,259610,322424"/>
-                </v:shape>
-                <v:shape id="Shape 1031" o:spid="_x0000_s1065" style="position:absolute;left:7296;top:11256;width:1803;height:3705;visibility:visible;mso-wrap-style:square;v-text-anchor:top" coordsize="180309,370536" o:gfxdata="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" path="m165209,4241v10216,4498,15100,16194,10988,26604l41639,355724v-4369,10031,-15871,14812,-26088,10802c5141,362413,,350615,4113,340166l138670,15294c143039,4948,154863,,165209,4241xe" fillcolor="#ea7603" stroked="f" strokeweight="0">
-                  <v:stroke miterlimit="83231f" joinstyle="miter"/>
-                  <v:path arrowok="t" textboxrect="0,0,180309,370536"/>
-                </v:shape>
-                <v:shape id="Shape 1032" o:spid="_x0000_s1066" style="position:absolute;left:8701;top:11407;width:887;height:3913;visibility:visible;mso-wrap-style:square;v-text-anchor:top" coordsize="88741,391240" o:gfxdata="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" path="m69977,1413c81030,3084,88741,13173,87520,24226l41575,372836v-1606,10815,-11502,18404,-22362,17177c8032,388754,,378690,1285,367528l47165,18893c48708,7775,58861,,69977,1413xe" fillcolor="#ea7603" stroked="f" strokeweight="0">
-                  <v:stroke miterlimit="83231f" joinstyle="miter"/>
-                  <v:path arrowok="t" textboxrect="0,0,88741,391240"/>
-                </v:shape>
-                <v:shape id="Shape 1033" o:spid="_x0000_s1067" style="position:absolute;left:9681;top:11410;width:889;height:3914;visibility:visible;mso-wrap-style:square;v-text-anchor:top" coordsize="88869,391421" o:gfxdata="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" path="m18956,1221c30009,,40033,7711,41704,18764l87649,367368v1220,10866,-6362,20756,-17222,22382c59375,391421,49029,383780,47358,372670l1413,24033c,12916,7839,2763,18956,1221xe" fillcolor="#ea7603" stroked="f" strokeweight="0">
-                  <v:stroke miterlimit="83231f" joinstyle="miter"/>
-                  <v:path arrowok="t" textboxrect="0,0,88869,391421"/>
-                </v:shape>
-                <v:shape id="Shape 1034" o:spid="_x0000_s1068" style="position:absolute;left:10171;top:11261;width:1804;height:3705;visibility:visible;mso-wrap-style:square;v-text-anchor:top" coordsize="180373,370491" o:gfxdata="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" path="m15229,4049c25639,,37334,4819,41832,15037l176389,339928v3984,10186,-771,21721,-10795,26084c155313,370491,143296,365781,138798,355486l4241,30588c,20178,4883,8354,15229,4049xe" fillcolor="#ea7603" stroked="f" strokeweight="0">
-                  <v:stroke miterlimit="83231f" joinstyle="miter"/>
-                  <v:path arrowok="t" textboxrect="0,0,180373,370491"/>
-                </v:shape>
-                <v:shape id="Shape 1035" o:spid="_x0000_s1069" style="position:absolute;left:11407;top:9690;width:3912;height:888;visibility:visible;mso-wrap-style:square;v-text-anchor:top" coordsize="391205,88745" o:gfxdata="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" path="m24225,1221l372827,47168v10796,1607,18378,11503,17157,22363c388763,80712,378675,88745,367494,87460l18892,41577c7775,40035,,29882,1414,18764,3084,7711,13109,,24225,1221xe" fillcolor="#ea7603" stroked="f" strokeweight="0">
-                  <v:stroke miterlimit="83231f" joinstyle="miter"/>
-                  <v:path arrowok="t" textboxrect="0,0,391205,88745"/>
-                </v:shape>
-                <v:shape id="Shape 1036" o:spid="_x0000_s1070" style="position:absolute;left:11410;top:8709;width:3914;height:889;visibility:visible;mso-wrap-style:square;v-text-anchor:top" coordsize="391398,88873" o:gfxdata="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" path="m367365,1221c378225,,388121,7583,389727,18443v1671,11053,-5976,21399,-17092,23070l24033,87459c12916,88873,2763,81033,1221,69980,,58863,7711,48838,18764,47168l367365,1221xe" fillcolor="#ea7603" stroked="f" strokeweight="0">
-                  <v:stroke miterlimit="83231f" joinstyle="miter"/>
-                  <v:path arrowok="t" textboxrect="0,0,391398,88873"/>
-                </v:shape>
-                <v:shape id="Shape 1037" o:spid="_x0000_s1071" style="position:absolute;left:11260;top:7303;width:3706;height:1804;visibility:visible;mso-wrap-style:square;v-text-anchor:top" coordsize="370514,180381" o:gfxdata="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" path="m339991,4049c350144,,361710,4819,366080,14844v4434,10282,-257,22235,-10538,26733l30651,176140c20306,180381,8418,175497,4113,165151,,154805,4884,143045,15101,138547l339991,4049xe" fillcolor="#ea7603" stroked="f" strokeweight="0">
-                  <v:stroke miterlimit="83231f" joinstyle="miter"/>
-                  <v:path arrowok="t" textboxrect="0,0,370514,180381"/>
-                </v:shape>
-                <v:shape id="Shape 1038" o:spid="_x0000_s1072" style="position:absolute;left:11001;top:6077;width:3244;height:2577;visibility:visible;mso-wrap-style:square;v-text-anchor:top" coordsize="324376,257639" o:gfxdata="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" path="m304111,659v5052,658,9856,3213,13261,7518c324376,16981,322899,29769,314095,36774l35149,250827v-8931,6812,-21654,5141,-28530,-3727c,238103,1671,225508,10345,218568l289356,4514c293757,1237,299059,,304111,659xe" fillcolor="#ea7603" stroked="f" strokeweight="0">
-                  <v:stroke miterlimit="83231f" joinstyle="miter"/>
-                  <v:path arrowok="t" textboxrect="0,0,324376,257639"/>
-                </v:shape>
-                <v:shape id="Shape 1039" o:spid="_x0000_s1073" style="position:absolute;left:10633;top:5060;width:2596;height:3223;visibility:visible;mso-wrap-style:square;v-text-anchor:top" coordsize="259604,322382" o:gfxdata="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" path="m233860,659v5020,-659,10290,546,14692,3759c257612,11037,259604,23761,252921,32821l38876,311843v-6875,8868,-19598,10539,-28466,3727c1671,308630,,296035,6619,287102l220663,8081v3406,-4241,8177,-6764,13197,-7422xe" fillcolor="#ea7603" stroked="f" strokeweight="0">
-                  <v:stroke miterlimit="83231f" joinstyle="miter"/>
-                  <v:path arrowok="t" textboxrect="0,0,259604,322382"/>
-                </v:shape>
-                <v:shape id="Shape 1040" o:spid="_x0000_s1074" style="position:absolute;left:10180;top:4312;width:1805;height:3711;visibility:visible;mso-wrap-style:square;v-text-anchor:top" coordsize="180502,371044" o:gfxdata="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" path="m165209,4305v10409,4306,15293,16194,10988,26605l41639,355814v-4305,10281,-16192,15230,-26538,10988c4884,362304,,350609,4048,340198l138670,15294c142975,4948,154863,,165209,4305xe" fillcolor="#ea7603" stroked="f" strokeweight="0">
-                  <v:stroke miterlimit="83231f" joinstyle="miter"/>
-                  <v:path arrowok="t" textboxrect="0,0,180502,371044"/>
-                </v:shape>
-                <v:shape id="Shape 1041" o:spid="_x0000_s1075" style="position:absolute;left:8709;top:3955;width:888;height:3914;visibility:visible;mso-wrap-style:square;v-text-anchor:top" coordsize="88805,391414" o:gfxdata="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" path="m18378,1671c29495,,39840,7647,41511,18700l87392,367381v1413,11117,-6426,21270,-17479,22812c58796,391414,48772,383639,47101,372650l1221,24034c,13173,7582,3277,18378,1671xe" fillcolor="#ea7603" stroked="f" strokeweight="0">
-                  <v:stroke miterlimit="83231f" joinstyle="miter"/>
-                  <v:path arrowok="t" textboxrect="0,0,88805,391414"/>
-                </v:shape>
-                <v:shape id="Shape 1042" o:spid="_x0000_s1076" style="position:absolute;left:7303;top:4334;width:1804;height:3684;visibility:visible;mso-wrap-style:square;v-text-anchor:top" coordsize="180437,368441" o:gfxdata="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" path="m30490,2032v4836,1936,8932,5712,11149,10852l176196,337789v4241,10410,-642,22234,-10987,26539c154863,368441,143103,363557,138606,353404l4048,28436c,18218,4819,6587,14908,2217,20081,,25655,96,30490,2032xe" fillcolor="#ea7603" stroked="f" strokeweight="0">
-                  <v:stroke miterlimit="83231f" joinstyle="miter"/>
-                  <v:path arrowok="t" textboxrect="0,0,180437,368441"/>
-                </v:shape>
-                <v:shape id="Shape 1043" o:spid="_x0000_s1077" style="position:absolute;left:6054;top:5051;width:2599;height:3226;visibility:visible;mso-wrap-style:square;v-text-anchor:top" coordsize="259919,322575" o:gfxdata="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" path="m25614,675v5164,675,10075,3325,13513,7791l253172,287488v6747,8932,5076,21656,-3727,28468c240449,322575,227918,320968,220914,312293l6844,33271c,24339,1671,11615,10577,4739,15030,1301,20449,,25614,675xe" fillcolor="#ea7603" stroked="f" strokeweight="0">
-                  <v:stroke miterlimit="83231f" joinstyle="miter"/>
-                  <v:path arrowok="t" textboxrect="0,0,259919,322575"/>
-                </v:shape>
-                <v:shape id="Shape 1044" o:spid="_x0000_s1078" style="position:absolute;left:5039;top:6072;width:3244;height:2574;visibility:visible;mso-wrap-style:square;v-text-anchor:top" coordsize="324390,257414" o:gfxdata="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" path="m19729,787c24871,,30318,1173,34847,4482l313851,218536v8868,6811,10539,19600,3727,28532c310638,255743,298043,257414,289111,250795l10102,36741c1619,29930,,17656,6433,8852,9748,4321,14587,1574,19729,787xe" fillcolor="#ea7603" stroked="f" strokeweight="0">
-                  <v:stroke miterlimit="83231f" joinstyle="miter"/>
-                  <v:path arrowok="t" textboxrect="0,0,324390,257414"/>
-                </v:shape>
-                <v:shape id="Shape 1045" o:spid="_x0000_s1079" style="position:absolute;left:4317;top:7296;width:3705;height:1803;visibility:visible;mso-wrap-style:square;v-text-anchor:top" coordsize="370520,180317" o:gfxdata="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" path="m30369,4113l355227,138676v10346,4305,15293,16193,11053,26539c361781,175433,350086,180317,339677,176204l14812,41641c4775,37271,,25769,4010,15551,8116,5141,19920,,30369,4113xe" fillcolor="#ea7603" stroked="f" strokeweight="0">
-                  <v:stroke miterlimit="83231f" joinstyle="miter"/>
-                  <v:path arrowok="t" textboxrect="0,0,370520,180317"/>
-                </v:shape>
-                <v:shape id="Shape 1046" o:spid="_x0000_s1080" style="position:absolute;left:3959;top:8702;width:3912;height:887;visibility:visible;mso-wrap-style:square;v-text-anchor:top" coordsize="391212,88680" o:gfxdata="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" path="m23705,1221l372320,47103v11116,1542,18892,11696,17478,22813c388127,80969,378103,88680,366986,87459l18397,41512c7582,39906,,30009,1221,19150,2480,7968,12550,,23705,1221xe" fillcolor="#ea7603" stroked="f" strokeweight="0">
-                  <v:stroke miterlimit="83231f" joinstyle="miter"/>
-                  <v:path arrowok="t" textboxrect="0,0,391212,88680"/>
-                </v:shape>
-                <v:shape id="Shape 1047" o:spid="_x0000_s1081" style="position:absolute;left:3955;top:9681;width:3914;height:889;visibility:visible;mso-wrap-style:square;v-text-anchor:top" coordsize="391424,88873" o:gfxdata="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" path="m367391,1414c378508,,388661,7840,390203,18957v1221,11053,-6490,21142,-17543,22813l24058,87652c13192,88873,3303,81290,1677,70430,,59377,7647,49031,18751,47361l367391,1414xe" fillcolor="#ea7603" stroked="f" strokeweight="0">
-                  <v:stroke miterlimit="83231f" joinstyle="miter"/>
-                  <v:path arrowok="t" textboxrect="0,0,391424,88873"/>
-                </v:shape>
-                <v:shape id="Shape 1048" o:spid="_x0000_s1082" style="position:absolute;left:9690;top:3959;width:887;height:3912;visibility:visible;mso-wrap-style:square;v-text-anchor:top" coordsize="88676,391222" o:gfxdata="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" path="m69528,1221c80709,2506,88676,12531,87456,23713l41575,372329v-1542,11117,-11695,18893,-22811,17479c7711,388137,,378113,1221,366995l47166,18379c48772,7583,58668,,69528,1221xe" fillcolor="#ea7603" stroked="f" strokeweight="0">
-                  <v:stroke miterlimit="83231f" joinstyle="miter"/>
-                  <v:path arrowok="t" textboxrect="0,0,88676,391222"/>
-                </v:shape>
-                <w10:anchorlock/>
-              </v:group>
-            </w:pict>
-          </mc:Fallback>
-        </mc:AlternateContent>
-      </w:r>
-    </w:p>
-    <w:p>
-      <w:pPr>
-        <w:keepNext/>
-        <w:spacing w:after="388"/>
-        <w:ind w:left="3013"/>
-      </w:pPr>
-      <w:r>
-        <w:rPr>
-          <w:noProof/>
-        </w:rPr>
-        <w:lastRenderedPageBreak/>
         <w:drawing>
-          <wp:inline distT="0" distB="0" distL="0" distR="0" wp14:anchorId="0CA1D73B" wp14:editId="3ED71B07">
-            <wp:extent cx="2895600" cy="1571625"/>
-            <wp:effectExtent l="0" t="0" r="0" b="9525"/>
-            <wp:docPr id="150919756" name="Obrázek 267"/>
+          <wp:inline distT="0" distB="0" distL="0" distR="0" wp14:anchorId="15D5C3FE" wp14:editId="3F4E7680">
+            <wp:extent cx="3867150" cy="5573207"/>
+            <wp:effectExtent l="0" t="0" r="0" b="0"/>
+            <wp:docPr id="1239887485" name="Grafický objekt 1"/>
             <wp:cNvGraphicFramePr>
               <a:graphicFrameLocks xmlns:a="http://schemas.openxmlformats.org/drawingml/2006/main" noChangeAspect="1"/>
             </wp:cNvGraphicFramePr>
@@ -24126,36 +19787,29 @@
               <a:graphicData uri="http://schemas.openxmlformats.org/drawingml/2006/picture">
                 <pic:pic xmlns:pic="http://schemas.openxmlformats.org/drawingml/2006/picture">
                   <pic:nvPicPr>
-                    <pic:cNvPr id="0" name="Picture 5"/>
-                    <pic:cNvPicPr>
-                      <a:picLocks noChangeAspect="1" noChangeArrowheads="1"/>
-                    </pic:cNvPicPr>
+                    <pic:cNvPr id="1239887485" name=""/>
+                    <pic:cNvPicPr/>
                   </pic:nvPicPr>
                   <pic:blipFill>
-                    <a:blip r:embed="rId13">
+                    <a:blip r:embed="rId15">
                       <a:extLst>
-                        <a:ext uri="{28A0092B-C50C-407E-A947-70E740481C1C}">
-                          <a14:useLocalDpi xmlns:a14="http://schemas.microsoft.com/office/drawing/2010/main" val="0"/>
+                        <a:ext uri="{96DAC541-7B7A-43D3-8B79-37D633B846F1}">
+                          <asvg:svgBlip xmlns:asvg="http://schemas.microsoft.com/office/drawing/2016/SVG/main" r:embed="rId16"/>
                         </a:ext>
                       </a:extLst>
                     </a:blip>
-                    <a:srcRect/>
                     <a:stretch>
                       <a:fillRect/>
                     </a:stretch>
                   </pic:blipFill>
-                  <pic:spPr bwMode="auto">
+                  <pic:spPr>
                     <a:xfrm>
                       <a:off x="0" y="0"/>
-                      <a:ext cx="2895600" cy="1571625"/>
+                      <a:ext cx="3879791" cy="5591425"/>
                     </a:xfrm>
                     <a:prstGeom prst="rect">
                       <a:avLst/>
                     </a:prstGeom>
-                    <a:noFill/>
-                    <a:ln>
-                      <a:noFill/>
-                    </a:ln>
                   </pic:spPr>
                 </pic:pic>
               </a:graphicData>
@@ -24166,191 +19820,476 @@
     </w:p>
     <w:p>
       <w:pPr>
-        <w:pStyle w:val="Titulek"/>
-        <w:rPr>
-          <w:b/>
-          <w:bCs/>
-        </w:rPr>
-      </w:pPr>
-      <w:r>
-        <w:t xml:space="preserve">Schéma HTTP protokolu </w:t>
-      </w:r>
-      <w:r>
-        <w:fldChar w:fldCharType="begin"/>
-      </w:r>
-      <w:r>
-        <w:instrText xml:space="preserve"> SEQ Schéma_HTTP_protokolu \* ARABIC </w:instrText>
-      </w:r>
-      <w:r>
-        <w:fldChar w:fldCharType="separate"/>
-      </w:r>
-      <w:r>
-        <w:rPr>
-          <w:noProof/>
-        </w:rPr>
-        <w:t>2</w:t>
-      </w:r>
-      <w:r>
-        <w:fldChar w:fldCharType="end"/>
+        <w:pStyle w:val="Nadpis3"/>
+      </w:pPr>
+      <w:r>
+        <w:lastRenderedPageBreak/>
+        <w:t xml:space="preserve">2.5.1 </w:t>
+      </w:r>
+      <w:r>
+        <w:t>Sběr a ukládání dat ze senzorů</w:t>
       </w:r>
     </w:p>
     <w:p>
-      <w:pPr>
-        <w:spacing w:after="0"/>
-      </w:pPr>
-      <w:r>
-        <w:rPr>
-          <w:rFonts w:ascii="Times New Roman" w:eastAsia="Times New Roman" w:hAnsi="Times New Roman" w:cs="Times New Roman"/>
-          <w:sz w:val="24"/>
-        </w:rPr>
-        <w:tab/>
-        <w:t xml:space="preserve"> </w:t>
+      <w:r>
+        <w:t>Senzorové uzly M5</w:t>
+      </w:r>
+      <w:proofErr w:type="gramStart"/>
+      <w:r>
+        <w:t>Stack</w:t>
+      </w:r>
+      <w:r>
+        <w:t>(</w:t>
+      </w:r>
+      <w:proofErr w:type="gramEnd"/>
+      <w:r>
+        <w:t xml:space="preserve">Atom a </w:t>
+      </w:r>
+      <w:proofErr w:type="spellStart"/>
+      <w:r>
+        <w:t>Core</w:t>
+      </w:r>
+      <w:proofErr w:type="spellEnd"/>
+      <w:r>
+        <w:t>)</w:t>
+      </w:r>
+      <w:r>
+        <w:t xml:space="preserve"> průběžně měří hodnoty teploty, vlhkosti a koncentrace CO2 v jednotlivých místnostech. Naměřená data jsou odesílána formou HTTP POST požadavků na </w:t>
+      </w:r>
+      <w:proofErr w:type="spellStart"/>
+      <w:r>
+        <w:t>endpoint</w:t>
+      </w:r>
+      <w:proofErr w:type="spellEnd"/>
+      <w:r>
+        <w:t xml:space="preserve"> /data serveru api.py běžícího na portu 8070. Každý požadavek obsahuje v hlavičce identifikátor místnosti, podle kterého server automaticky vytvoří odpovídající tabulku v </w:t>
+      </w:r>
+      <w:proofErr w:type="spellStart"/>
+      <w:r>
+        <w:t>SQLite</w:t>
+      </w:r>
+      <w:proofErr w:type="spellEnd"/>
+      <w:r>
+        <w:t xml:space="preserve"> databázi </w:t>
+      </w:r>
+      <w:proofErr w:type="spellStart"/>
+      <w:r>
+        <w:t>home.db</w:t>
+      </w:r>
+      <w:proofErr w:type="spellEnd"/>
+      <w:r>
+        <w:t>, pokud ještě neexistuje, a nový záznam do ní zapíše včetně časové značky. Díky tomuto přístupu je systém snadno rozšiřitelný o další senzorové uzly bez nutnosti jakékoli úpravy kódu.</w:t>
+      </w:r>
+    </w:p>
+    <w:p/>
+    <w:p>
+      <w:pPr>
+        <w:pStyle w:val="Nadpis3"/>
+      </w:pPr>
+      <w:r>
+        <w:t xml:space="preserve">2.5.2 </w:t>
+      </w:r>
+      <w:r>
+        <w:t>Webový dashboard a widgety</w:t>
       </w:r>
     </w:p>
     <w:p>
+      <w:r>
+        <w:t xml:space="preserve">Hlavní uživatelské rozhraní je přístupné přes webový prohlížeč na portu 8000 a tvoří ho dynamický dashboard s konfigurovatelnou sadou widgetů. Uživatel může přidávat nové widgety prostřednictvím modálního dialogu, kde zvolí název, zdrojovou místnost (tabulku v databázi), typ senzoru a způsob výpočtu zobrazované hodnoty – aktuální hodnotu, průměr, minimum nebo maximum. Každý widget zobrazuje živou hodnotu automaticky obnovovanou v nastavitelném intervalu a časový údaj o poslední aktualizaci. Data jsou načítána asynchronně přes </w:t>
+      </w:r>
+      <w:proofErr w:type="spellStart"/>
+      <w:r>
+        <w:t>endpoint</w:t>
+      </w:r>
+      <w:proofErr w:type="spellEnd"/>
+      <w:r>
+        <w:t xml:space="preserve"> /</w:t>
+      </w:r>
+      <w:proofErr w:type="spellStart"/>
+      <w:r>
+        <w:t>api</w:t>
+      </w:r>
+      <w:proofErr w:type="spellEnd"/>
+      <w:r>
+        <w:t>/</w:t>
+      </w:r>
+      <w:proofErr w:type="spellStart"/>
+      <w:r>
+        <w:t>widget_data</w:t>
+      </w:r>
+      <w:proofErr w:type="spellEnd"/>
+      <w:r>
+        <w:t xml:space="preserve"> bez nutnosti znovunačtení stránky. Widgety lze rovněž odstraňovat přímo z dashboardu.</w:t>
+      </w:r>
+    </w:p>
+    <w:p/>
+    <w:p>
       <w:pPr>
         <w:pStyle w:val="Nadpis3"/>
-        <w:spacing w:after="120"/>
-        <w:ind w:left="-5"/>
-      </w:pPr>
-      <w:bookmarkStart w:id="28" w:name="_Toc229064745"/>
-      <w:r>
-        <w:t>1.4</w:t>
-      </w:r>
-      <w:r>
-        <w:rPr>
-          <w:rFonts w:ascii="Arial" w:eastAsia="Arial" w:hAnsi="Arial" w:cs="Arial"/>
-        </w:rPr>
-        <w:t xml:space="preserve"> </w:t>
-      </w:r>
-      <w:r>
-        <w:t>Zdrojové kódy</w:t>
-      </w:r>
-      <w:bookmarkEnd w:id="28"/>
-      <w:r>
-        <w:t xml:space="preserve"> </w:t>
+      </w:pPr>
+      <w:r>
+        <w:t xml:space="preserve">2.5.3 </w:t>
+      </w:r>
+      <w:r>
+        <w:t>Historická data a grafické zobrazení</w:t>
       </w:r>
     </w:p>
     <w:p>
-      <w:pPr>
-        <w:shd w:val="clear" w:color="auto" w:fill="F2F2F2"/>
-        <w:spacing w:after="0"/>
-      </w:pPr>
-      <w:r>
-        <w:rPr>
-          <w:rFonts w:ascii="Consolas" w:eastAsia="Consolas" w:hAnsi="Consolas" w:cs="Consolas"/>
-          <w:sz w:val="20"/>
-        </w:rPr>
-        <w:t xml:space="preserve">     </w:t>
+      <w:r>
+        <w:t xml:space="preserve">Kliknutím na libovolný senzorový widget se zobrazí překryvný panel s interaktivním grafem historie naměřených hodnot vykresleným pomocí knihovny Chart.js. Uživatel může zobrazit data za předdefinovaná časová období – týden, měsíc nebo rok – nebo zadat vlastní rozsah pomocí přesného výběru data a času prostřednictvím knihovny </w:t>
+      </w:r>
+      <w:proofErr w:type="spellStart"/>
+      <w:r>
+        <w:t>Flatpickr</w:t>
+      </w:r>
+      <w:proofErr w:type="spellEnd"/>
+      <w:r>
+        <w:t xml:space="preserve">. Historická data jsou načítána z </w:t>
+      </w:r>
+      <w:proofErr w:type="spellStart"/>
+      <w:r>
+        <w:t>endpointu</w:t>
+      </w:r>
+      <w:proofErr w:type="spellEnd"/>
+      <w:r>
+        <w:t xml:space="preserve"> /</w:t>
+      </w:r>
+      <w:proofErr w:type="spellStart"/>
+      <w:r>
+        <w:t>api</w:t>
+      </w:r>
+      <w:proofErr w:type="spellEnd"/>
+      <w:r>
+        <w:t>/</w:t>
+      </w:r>
+      <w:proofErr w:type="spellStart"/>
+      <w:r>
+        <w:t>widget_history</w:t>
+      </w:r>
+      <w:proofErr w:type="spellEnd"/>
+      <w:r>
+        <w:t xml:space="preserve"> a graf se automaticky přizpůsobí množství dat – při velkém počtu záznamů jsou skryty datové body pro lepší přehlednost.</w:t>
+      </w:r>
+    </w:p>
+    <w:p/>
+    <w:p>
+      <w:pPr>
+        <w:pStyle w:val="Nadpis3"/>
+      </w:pPr>
+      <w:r>
+        <w:t xml:space="preserve">2.5.4 </w:t>
+      </w:r>
+      <w:r>
+        <w:t>Ovládání relé a fyzických spotřebičů</w:t>
       </w:r>
     </w:p>
     <w:p>
-      <w:pPr>
-        <w:shd w:val="clear" w:color="auto" w:fill="F2F2F2"/>
-        <w:spacing w:after="0"/>
-      </w:pPr>
-      <w:r>
-        <w:rPr>
-          <w:rFonts w:ascii="Consolas" w:eastAsia="Consolas" w:hAnsi="Consolas" w:cs="Consolas"/>
-          <w:color w:val="0000FF"/>
-          <w:sz w:val="20"/>
-        </w:rPr>
-        <w:t xml:space="preserve">    Set</w:t>
-      </w:r>
-      <w:r>
-        <w:rPr>
-          <w:rFonts w:ascii="Consolas" w:eastAsia="Consolas" w:hAnsi="Consolas" w:cs="Consolas"/>
-          <w:sz w:val="20"/>
-        </w:rPr>
+      <w:r>
+        <w:t xml:space="preserve">Systém umožňuje nejen pasivní monitoring, ale také aktivní ovládání připojených spotřebičů prostřednictvím relé modulů. Pro každé ze šesti dostupných relé lze přidat dedikovaný widget přímo na dashboard, který obsahuje tlačítka pro zapnutí a vypnutí. Po stisknutí tlačítka je odeslán HTTP POST požadavek na </w:t>
+      </w:r>
+      <w:proofErr w:type="spellStart"/>
+      <w:r>
+        <w:t>endpoint</w:t>
+      </w:r>
+      <w:proofErr w:type="spellEnd"/>
+      <w:r>
+        <w:t xml:space="preserve"> /</w:t>
+      </w:r>
+      <w:proofErr w:type="spellStart"/>
+      <w:r>
+        <w:t>relay</w:t>
+      </w:r>
+      <w:proofErr w:type="spellEnd"/>
+      <w:r>
+        <w:t>/{id}/{akce} serveru api.py, který přeloží příkaz do MQTT zprávy a odešle ji přes lokálního MQTT brokera na příslušné relé. Stav odeslání je uživateli okamžitě zobrazen přímo ve widgetu.</w:t>
+      </w:r>
+    </w:p>
+    <w:p/>
+    <w:p/>
+    <w:p/>
+    <w:p/>
+    <w:p>
+      <w:pPr>
+        <w:pStyle w:val="Nadpis3"/>
+      </w:pPr>
+      <w:r>
+        <w:lastRenderedPageBreak/>
+        <w:t xml:space="preserve">2.5.5 </w:t>
+      </w:r>
+      <w:r>
+        <w:t>Nastavení systému</w:t>
+      </w:r>
+    </w:p>
+    <w:p>
+      <w:r>
+        <w:t xml:space="preserve">Aplikace disponuje stránkou nastavení, kde může uživatel konfigurovat základní parametry systému – jméno správce, notifikační e-mail, interval automatické aktualizace dat, jednotky zobrazování teploty (Celsius nebo Fahrenheit) a aktivaci nočního bezpečnostního režimu. Veškerá nastavení jsou ukládána do souboru </w:t>
+      </w:r>
+      <w:proofErr w:type="spellStart"/>
+      <w:proofErr w:type="gramStart"/>
+      <w:r>
+        <w:t>settings.json</w:t>
+      </w:r>
+      <w:proofErr w:type="spellEnd"/>
+      <w:proofErr w:type="gramEnd"/>
+      <w:r>
+        <w:t xml:space="preserve"> přes </w:t>
+      </w:r>
+      <w:proofErr w:type="spellStart"/>
+      <w:r>
+        <w:t>endpoint</w:t>
+      </w:r>
+      <w:proofErr w:type="spellEnd"/>
+      <w:r>
+        <w:t xml:space="preserve"> /</w:t>
+      </w:r>
+      <w:proofErr w:type="spellStart"/>
+      <w:r>
+        <w:t>api</w:t>
+      </w:r>
+      <w:proofErr w:type="spellEnd"/>
+      <w:r>
+        <w:t>/</w:t>
+      </w:r>
+      <w:proofErr w:type="spellStart"/>
+      <w:r>
+        <w:t>save_settings</w:t>
+      </w:r>
+      <w:proofErr w:type="spellEnd"/>
+      <w:r>
+        <w:t xml:space="preserve"> a při každém spuštění aplikace automaticky načítána, přičemž pro případ chybějícího nebo poškozeného souboru jsou definovány výchozí hodnoty.</w:t>
+      </w:r>
+    </w:p>
+    <w:p/>
+    <w:p>
+      <w:pPr>
+        <w:pStyle w:val="Nadpis3"/>
+      </w:pPr>
+      <w:r>
+        <w:t xml:space="preserve">2.5.6 </w:t>
+      </w:r>
+      <w:r>
+        <w:t>Síťová infrastruktura</w:t>
+      </w:r>
+    </w:p>
+    <w:p>
+      <w:r>
+        <w:t xml:space="preserve">Při spuštění aplikace </w:t>
+      </w:r>
+      <w:proofErr w:type="spellStart"/>
+      <w:r>
+        <w:t>Raspberry</w:t>
+      </w:r>
+      <w:proofErr w:type="spellEnd"/>
+      <w:r>
         <w:t xml:space="preserve"> </w:t>
       </w:r>
       <w:proofErr w:type="spellStart"/>
       <w:r>
-        <w:rPr>
-          <w:rFonts w:ascii="Consolas" w:eastAsia="Consolas" w:hAnsi="Consolas" w:cs="Consolas"/>
-          <w:sz w:val="20"/>
-        </w:rPr>
-        <w:t>fso</w:t>
-      </w:r>
-      <w:proofErr w:type="spellEnd"/>
-      <w:r>
-        <w:rPr>
-          <w:rFonts w:ascii="Consolas" w:eastAsia="Consolas" w:hAnsi="Consolas" w:cs="Consolas"/>
-          <w:sz w:val="20"/>
-        </w:rPr>
-        <w:t xml:space="preserve"> = </w:t>
-      </w:r>
-      <w:proofErr w:type="spellStart"/>
-      <w:r>
-        <w:rPr>
-          <w:rFonts w:ascii="Consolas" w:eastAsia="Consolas" w:hAnsi="Consolas" w:cs="Consolas"/>
-          <w:color w:val="A31515"/>
-          <w:sz w:val="20"/>
-        </w:rPr>
-        <w:t>Nothing</w:t>
-      </w:r>
-      <w:proofErr w:type="spellEnd"/>
-      <w:r>
-        <w:rPr>
-          <w:rFonts w:ascii="Consolas" w:eastAsia="Consolas" w:hAnsi="Consolas" w:cs="Consolas"/>
-          <w:sz w:val="20"/>
-        </w:rPr>
+        <w:t>Pi</w:t>
+      </w:r>
+      <w:proofErr w:type="spellEnd"/>
+      <w:r>
+        <w:t xml:space="preserve"> automaticky vytvoří Wi-Fi hotspot pomocí nástroje </w:t>
+      </w:r>
+      <w:proofErr w:type="spellStart"/>
+      <w:r>
+        <w:t>nmcli</w:t>
+      </w:r>
+      <w:proofErr w:type="spellEnd"/>
+      <w:r>
+        <w:t xml:space="preserve"> prostřednictvím </w:t>
+      </w:r>
+      <w:r>
+        <w:t>funkcí v souboru</w:t>
+      </w:r>
+      <w:r>
+        <w:t xml:space="preserve"> hotspot.py. Uživatelé i senzorové uzly M5Stack se připojují k této lokální síti, čímž celý systém funguje zcela samostatně a nevyžaduje existující domácí síťovou infrastrukturu ani přístup k internetu. Toto řešení zároveň zvyšuje bezpečnost systému, jelikož veškerá komunikace zůstává izolována v lokální síti.</w:t>
+      </w:r>
+    </w:p>
+    <w:p/>
+    <w:p>
+      <w:pPr>
+        <w:pStyle w:val="Nadpis2"/>
+      </w:pPr>
+      <w:r>
+        <w:t>2.6 Testování</w:t>
+      </w:r>
+    </w:p>
+    <w:p>
+      <w:r>
+        <w:t>Testování aplikace probíhalo na dvou úrovních – automatizovaně pomocí jednotkových a integračních testů a manuálně ověřením funkčnosti na reálném hardwaru.</w:t>
+      </w:r>
+    </w:p>
+    <w:p/>
+    <w:p>
+      <w:pPr>
+        <w:pStyle w:val="Nadpis3"/>
+      </w:pPr>
+      <w:r>
+        <w:t>2.6.1 Automatizované testování</w:t>
+      </w:r>
+    </w:p>
+    <w:p>
+      <w:r>
+        <w:t xml:space="preserve">Pro automatizované testování byl zvolen framework </w:t>
+      </w:r>
+      <w:proofErr w:type="spellStart"/>
+      <w:r>
+        <w:t>pytest</w:t>
+      </w:r>
+      <w:proofErr w:type="spellEnd"/>
+      <w:r>
+        <w:t xml:space="preserve">, který umožňuje psát přehledné testy jako prosté funkce s využitím systému </w:t>
+      </w:r>
+      <w:proofErr w:type="spellStart"/>
+      <w:r>
+        <w:t>fixtures</w:t>
+      </w:r>
+      <w:proofErr w:type="spellEnd"/>
+      <w:r>
+        <w:t xml:space="preserve"> pro přípravu testovacího prostředí. Testy jsou rozděleny do pěti souborů podle testovaného modulu – test_dbTools.py, test_hotspot.py, test_automation.py, test_api.py a test_app.py.</w:t>
+      </w:r>
+    </w:p>
+    <w:p>
+      <w:r>
+        <w:t xml:space="preserve">Jednotkové testy ověřují správnost izolovaných funkcí bez závislosti na reálném hardwaru. Modul dbTools.py je testován oproti skutečné </w:t>
+      </w:r>
+      <w:proofErr w:type="spellStart"/>
+      <w:r>
+        <w:t>SQLite</w:t>
+      </w:r>
+      <w:proofErr w:type="spellEnd"/>
+      <w:r>
+        <w:t xml:space="preserve"> databázi naplněné testovacími daty, přičemž se ověřují všechny výpočetní režimy – aktuální hodnota, minimum, maximum i průměr, včetně filtrování dat podle časového rozsahu. Logika hotspot.py je testována s </w:t>
+      </w:r>
+      <w:proofErr w:type="spellStart"/>
+      <w:r>
+        <w:t>mockem</w:t>
+      </w:r>
+      <w:proofErr w:type="spellEnd"/>
+      <w:r>
+        <w:t xml:space="preserve"> místo reálného systémového nástroje </w:t>
+      </w:r>
+      <w:proofErr w:type="spellStart"/>
+      <w:r>
+        <w:t>nmcli</w:t>
+      </w:r>
+      <w:proofErr w:type="spellEnd"/>
+      <w:r>
+        <w:t xml:space="preserve">, čímž se ověřuje správnost předávaných parametrů bez nutnosti fyzicky měnit síťovou konfiguraci. </w:t>
+      </w:r>
+      <w:proofErr w:type="spellStart"/>
+      <w:r>
+        <w:t>Automation</w:t>
+      </w:r>
+      <w:proofErr w:type="spellEnd"/>
+      <w:r>
         <w:t xml:space="preserve"> </w:t>
       </w:r>
+      <w:proofErr w:type="spellStart"/>
+      <w:r>
+        <w:t>worker</w:t>
+      </w:r>
+      <w:proofErr w:type="spellEnd"/>
+      <w:r>
+        <w:t xml:space="preserve"> je testován s </w:t>
+      </w:r>
+      <w:proofErr w:type="spellStart"/>
+      <w:r>
+        <w:t>mockovanými</w:t>
+      </w:r>
+      <w:proofErr w:type="spellEnd"/>
+      <w:r>
+        <w:t xml:space="preserve"> hodnotami senzorů, přičemž se ověřuje správnost sepnutí a rozepnutí relé při překročení nastavených prahových hodnot, </w:t>
+      </w:r>
+      <w:proofErr w:type="spellStart"/>
+      <w:r>
+        <w:t>idempotentnost</w:t>
+      </w:r>
+      <w:proofErr w:type="spellEnd"/>
+      <w:r>
+        <w:t xml:space="preserve"> při opakovaném vyhodnocení stejného stavu a odolnost vůči výjimkám.</w:t>
+      </w:r>
     </w:p>
+    <w:p>
+      <w:r>
+        <w:t xml:space="preserve">Integrační testy v souborech test_api.py a test_app.py využívají </w:t>
+      </w:r>
+      <w:proofErr w:type="spellStart"/>
+      <w:r>
+        <w:t>Flask</w:t>
+      </w:r>
+      <w:proofErr w:type="spellEnd"/>
+      <w:r>
+        <w:t xml:space="preserve"> testovací klient, který simuluje reálné HTTP požadavky bez nutnosti spouštět server. Testují se všechny </w:t>
+      </w:r>
+      <w:proofErr w:type="spellStart"/>
+      <w:r>
+        <w:t>endpointy</w:t>
+      </w:r>
+      <w:proofErr w:type="spellEnd"/>
+      <w:r>
+        <w:t xml:space="preserve"> obou </w:t>
+      </w:r>
+      <w:proofErr w:type="spellStart"/>
+      <w:r>
+        <w:t>Flask</w:t>
+      </w:r>
+      <w:proofErr w:type="spellEnd"/>
+      <w:r>
+        <w:t xml:space="preserve"> </w:t>
+      </w:r>
+      <w:r>
+        <w:t>aplikací</w:t>
+      </w:r>
+      <w:r>
+        <w:t xml:space="preserve">, </w:t>
+      </w:r>
+      <w:r>
+        <w:t>přidávání</w:t>
+      </w:r>
+      <w:r>
+        <w:t xml:space="preserve"> a mazání widgetů, načítání historických dat, ovládání relé, ukládání nastavení i správa automatizačních pravidel.</w:t>
+      </w:r>
+      <w:r>
+        <w:t xml:space="preserve"> </w:t>
+      </w:r>
+    </w:p>
+    <w:p/>
+    <w:p/>
     <w:p>
       <w:pPr>
         <w:shd w:val="clear" w:color="auto" w:fill="F2F2F2"/>
         <w:spacing w:after="4" w:line="250" w:lineRule="auto"/>
         <w:ind w:left="10" w:hanging="10"/>
-      </w:pPr>
-      <w:r>
         <w:rPr>
           <w:rFonts w:ascii="Consolas" w:eastAsia="Consolas" w:hAnsi="Consolas" w:cs="Consolas"/>
           <w:sz w:val="20"/>
         </w:rPr>
-        <w:t xml:space="preserve">    </w:t>
-      </w:r>
-      <w:r>
-        <w:rPr>
-          <w:rFonts w:ascii="Consolas" w:eastAsia="Consolas" w:hAnsi="Consolas" w:cs="Consolas"/>
-          <w:color w:val="0000FF"/>
-          <w:sz w:val="20"/>
-        </w:rPr>
-        <w:t>Set</w:t>
-      </w:r>
+      </w:pPr>
       <w:r>
         <w:rPr>
           <w:rFonts w:ascii="Consolas" w:eastAsia="Consolas" w:hAnsi="Consolas" w:cs="Consolas"/>
           <w:sz w:val="20"/>
         </w:rPr>
-        <w:t xml:space="preserve"> </w:t>
-      </w:r>
-      <w:proofErr w:type="spellStart"/>
+        <w:lastRenderedPageBreak/>
+        <w:t>import os</w:t>
+      </w:r>
       <w:r>
         <w:rPr>
           <w:rFonts w:ascii="Consolas" w:eastAsia="Consolas" w:hAnsi="Consolas" w:cs="Consolas"/>
           <w:sz w:val="20"/>
         </w:rPr>
-        <w:t>fso</w:t>
-      </w:r>
-      <w:proofErr w:type="spellEnd"/>
+        <w:br/>
+        <w:t xml:space="preserve">import </w:t>
+      </w:r>
+      <w:proofErr w:type="spellStart"/>
       <w:r>
         <w:rPr>
           <w:rFonts w:ascii="Consolas" w:eastAsia="Consolas" w:hAnsi="Consolas" w:cs="Consolas"/>
           <w:sz w:val="20"/>
         </w:rPr>
-        <w:t xml:space="preserve"> = </w:t>
-      </w:r>
-      <w:proofErr w:type="spellStart"/>
-      <w:proofErr w:type="gramStart"/>
-      <w:r>
-        <w:rPr>
-          <w:rFonts w:ascii="Consolas" w:eastAsia="Consolas" w:hAnsi="Consolas" w:cs="Consolas"/>
-          <w:color w:val="0000FF"/>
-          <w:sz w:val="20"/>
-        </w:rPr>
-        <w:t>CreateObject</w:t>
+        <w:t>sys</w:t>
       </w:r>
       <w:proofErr w:type="spellEnd"/>
       <w:r>
@@ -24358,65 +20297,32 @@
           <w:rFonts w:ascii="Consolas" w:eastAsia="Consolas" w:hAnsi="Consolas" w:cs="Consolas"/>
           <w:sz w:val="20"/>
         </w:rPr>
-        <w:t>(</w:t>
-      </w:r>
-      <w:proofErr w:type="gramEnd"/>
-      <w:r>
-        <w:rPr>
-          <w:rFonts w:ascii="Consolas" w:eastAsia="Consolas" w:hAnsi="Consolas" w:cs="Consolas"/>
-          <w:color w:val="A31515"/>
-          <w:sz w:val="20"/>
-        </w:rPr>
-        <w:t>"</w:t>
-      </w:r>
-      <w:proofErr w:type="spellStart"/>
-      <w:r>
-        <w:rPr>
-          <w:rFonts w:ascii="Consolas" w:eastAsia="Consolas" w:hAnsi="Consolas" w:cs="Consolas"/>
-          <w:color w:val="A31515"/>
-          <w:sz w:val="20"/>
-        </w:rPr>
-        <w:t>Scripting.FileSystemObject</w:t>
-      </w:r>
-      <w:proofErr w:type="spellEnd"/>
-      <w:proofErr w:type="gramStart"/>
-      <w:r>
-        <w:rPr>
-          <w:rFonts w:ascii="Consolas" w:eastAsia="Consolas" w:hAnsi="Consolas" w:cs="Consolas"/>
-          <w:color w:val="A31515"/>
-          <w:sz w:val="20"/>
-        </w:rPr>
-        <w:t>"</w:t>
+        <w:br/>
+        <w:t>import sqlite3</w:t>
       </w:r>
       <w:r>
         <w:rPr>
           <w:rFonts w:ascii="Consolas" w:eastAsia="Consolas" w:hAnsi="Consolas" w:cs="Consolas"/>
           <w:sz w:val="20"/>
         </w:rPr>
-        <w:t xml:space="preserve">)   </w:t>
-      </w:r>
-      <w:proofErr w:type="gramEnd"/>
+        <w:br/>
+        <w:t xml:space="preserve">import </w:t>
+      </w:r>
+      <w:proofErr w:type="spellStart"/>
       <w:r>
         <w:rPr>
           <w:rFonts w:ascii="Consolas" w:eastAsia="Consolas" w:hAnsi="Consolas" w:cs="Consolas"/>
           <w:sz w:val="20"/>
         </w:rPr>
-        <w:t xml:space="preserve">  </w:t>
-      </w:r>
-      <w:r>
-        <w:rPr>
-          <w:rFonts w:ascii="Consolas" w:eastAsia="Consolas" w:hAnsi="Consolas" w:cs="Consolas"/>
-          <w:color w:val="0000FF"/>
-          <w:sz w:val="20"/>
-        </w:rPr>
-        <w:t>Set</w:t>
-      </w:r>
+        <w:t>pytest</w:t>
+      </w:r>
+      <w:proofErr w:type="spellEnd"/>
       <w:r>
         <w:rPr>
           <w:rFonts w:ascii="Consolas" w:eastAsia="Consolas" w:hAnsi="Consolas" w:cs="Consolas"/>
           <w:sz w:val="20"/>
         </w:rPr>
-        <w:t xml:space="preserve"> </w:t>
+        <w:br/>
       </w:r>
       <w:proofErr w:type="spellStart"/>
       <w:r>
@@ -24424,7 +20330,7 @@
           <w:rFonts w:ascii="Consolas" w:eastAsia="Consolas" w:hAnsi="Consolas" w:cs="Consolas"/>
           <w:sz w:val="20"/>
         </w:rPr>
-        <w:t>FileToRead</w:t>
+        <w:t>from</w:t>
       </w:r>
       <w:proofErr w:type="spellEnd"/>
       <w:r>
@@ -24432,41 +20338,1084 @@
           <w:rFonts w:ascii="Consolas" w:eastAsia="Consolas" w:hAnsi="Consolas" w:cs="Consolas"/>
           <w:sz w:val="20"/>
         </w:rPr>
-        <w:t xml:space="preserve"> = </w:t>
-      </w:r>
-      <w:proofErr w:type="spellStart"/>
-      <w:proofErr w:type="gramStart"/>
+        <w:t xml:space="preserve"> </w:t>
+      </w:r>
+      <w:proofErr w:type="spellStart"/>
       <w:r>
         <w:rPr>
           <w:rFonts w:ascii="Consolas" w:eastAsia="Consolas" w:hAnsi="Consolas" w:cs="Consolas"/>
           <w:sz w:val="20"/>
         </w:rPr>
-        <w:t>fso.OpenTextFile</w:t>
-      </w:r>
-      <w:proofErr w:type="spellEnd"/>
-      <w:proofErr w:type="gramEnd"/>
+        <w:t>unittest.mock</w:t>
+      </w:r>
+      <w:proofErr w:type="spellEnd"/>
       <w:r>
         <w:rPr>
           <w:rFonts w:ascii="Consolas" w:eastAsia="Consolas" w:hAnsi="Consolas" w:cs="Consolas"/>
           <w:sz w:val="20"/>
         </w:rPr>
-        <w:t>(</w:t>
-      </w:r>
-      <w:proofErr w:type="spellStart"/>
+        <w:t xml:space="preserve"> import patch</w:t>
+      </w:r>
       <w:r>
         <w:rPr>
           <w:rFonts w:ascii="Consolas" w:eastAsia="Consolas" w:hAnsi="Consolas" w:cs="Consolas"/>
           <w:sz w:val="20"/>
         </w:rPr>
-        <w:t>strTxtPath</w:t>
-      </w:r>
-      <w:proofErr w:type="spellEnd"/>
+        <w:br/>
+      </w:r>
       <w:r>
         <w:rPr>
           <w:rFonts w:ascii="Consolas" w:eastAsia="Consolas" w:hAnsi="Consolas" w:cs="Consolas"/>
           <w:sz w:val="20"/>
         </w:rPr>
-        <w:t xml:space="preserve">, 1) </w:t>
+        <w:br/>
+      </w:r>
+      <w:proofErr w:type="spellStart"/>
+      <w:r>
+        <w:rPr>
+          <w:rFonts w:ascii="Consolas" w:eastAsia="Consolas" w:hAnsi="Consolas" w:cs="Consolas"/>
+          <w:sz w:val="20"/>
+        </w:rPr>
+        <w:t>sys.path.insert</w:t>
+      </w:r>
+      <w:proofErr w:type="spellEnd"/>
+      <w:r>
+        <w:rPr>
+          <w:rFonts w:ascii="Consolas" w:eastAsia="Consolas" w:hAnsi="Consolas" w:cs="Consolas"/>
+          <w:sz w:val="20"/>
+        </w:rPr>
+        <w:t xml:space="preserve">(0, </w:t>
+      </w:r>
+      <w:proofErr w:type="spellStart"/>
+      <w:r>
+        <w:rPr>
+          <w:rFonts w:ascii="Consolas" w:eastAsia="Consolas" w:hAnsi="Consolas" w:cs="Consolas"/>
+          <w:sz w:val="20"/>
+        </w:rPr>
+        <w:t>os.path.dirname</w:t>
+      </w:r>
+      <w:proofErr w:type="spellEnd"/>
+      <w:r>
+        <w:rPr>
+          <w:rFonts w:ascii="Consolas" w:eastAsia="Consolas" w:hAnsi="Consolas" w:cs="Consolas"/>
+          <w:sz w:val="20"/>
+        </w:rPr>
+        <w:t>(</w:t>
+      </w:r>
+      <w:proofErr w:type="spellStart"/>
+      <w:r>
+        <w:rPr>
+          <w:rFonts w:ascii="Consolas" w:eastAsia="Consolas" w:hAnsi="Consolas" w:cs="Consolas"/>
+          <w:sz w:val="20"/>
+        </w:rPr>
+        <w:t>os.path.dirname</w:t>
+      </w:r>
+      <w:proofErr w:type="spellEnd"/>
+      <w:r>
+        <w:rPr>
+          <w:rFonts w:ascii="Consolas" w:eastAsia="Consolas" w:hAnsi="Consolas" w:cs="Consolas"/>
+          <w:sz w:val="20"/>
+        </w:rPr>
+        <w:t>(</w:t>
+      </w:r>
+      <w:proofErr w:type="spellStart"/>
+      <w:r>
+        <w:rPr>
+          <w:rFonts w:ascii="Consolas" w:eastAsia="Consolas" w:hAnsi="Consolas" w:cs="Consolas"/>
+          <w:sz w:val="20"/>
+        </w:rPr>
+        <w:t>os.path.abspath</w:t>
+      </w:r>
+      <w:proofErr w:type="spellEnd"/>
+      <w:r>
+        <w:rPr>
+          <w:rFonts w:ascii="Consolas" w:eastAsia="Consolas" w:hAnsi="Consolas" w:cs="Consolas"/>
+          <w:sz w:val="20"/>
+        </w:rPr>
+        <w:t>(__</w:t>
+      </w:r>
+      <w:proofErr w:type="spellStart"/>
+      <w:r>
+        <w:rPr>
+          <w:rFonts w:ascii="Consolas" w:eastAsia="Consolas" w:hAnsi="Consolas" w:cs="Consolas"/>
+          <w:sz w:val="20"/>
+        </w:rPr>
+        <w:t>file</w:t>
+      </w:r>
+      <w:proofErr w:type="spellEnd"/>
+      <w:r>
+        <w:rPr>
+          <w:rFonts w:ascii="Consolas" w:eastAsia="Consolas" w:hAnsi="Consolas" w:cs="Consolas"/>
+          <w:sz w:val="20"/>
+        </w:rPr>
+        <w:t>__))))</w:t>
+      </w:r>
+      <w:r>
+        <w:rPr>
+          <w:rFonts w:ascii="Consolas" w:eastAsia="Consolas" w:hAnsi="Consolas" w:cs="Consolas"/>
+          <w:sz w:val="20"/>
+        </w:rPr>
+        <w:br/>
+      </w:r>
+      <w:proofErr w:type="spellStart"/>
+      <w:r>
+        <w:rPr>
+          <w:rFonts w:ascii="Consolas" w:eastAsia="Consolas" w:hAnsi="Consolas" w:cs="Consolas"/>
+          <w:sz w:val="20"/>
+        </w:rPr>
+        <w:t>from</w:t>
+      </w:r>
+      <w:proofErr w:type="spellEnd"/>
+      <w:r>
+        <w:rPr>
+          <w:rFonts w:ascii="Consolas" w:eastAsia="Consolas" w:hAnsi="Consolas" w:cs="Consolas"/>
+          <w:sz w:val="20"/>
+        </w:rPr>
+        <w:t xml:space="preserve"> </w:t>
+      </w:r>
+      <w:proofErr w:type="spellStart"/>
+      <w:r>
+        <w:rPr>
+          <w:rFonts w:ascii="Consolas" w:eastAsia="Consolas" w:hAnsi="Consolas" w:cs="Consolas"/>
+          <w:sz w:val="20"/>
+        </w:rPr>
+        <w:t>src.tools</w:t>
+      </w:r>
+      <w:proofErr w:type="spellEnd"/>
+      <w:r>
+        <w:rPr>
+          <w:rFonts w:ascii="Consolas" w:eastAsia="Consolas" w:hAnsi="Consolas" w:cs="Consolas"/>
+          <w:sz w:val="20"/>
+        </w:rPr>
+        <w:t xml:space="preserve"> import </w:t>
+      </w:r>
+      <w:proofErr w:type="spellStart"/>
+      <w:r>
+        <w:rPr>
+          <w:rFonts w:ascii="Consolas" w:eastAsia="Consolas" w:hAnsi="Consolas" w:cs="Consolas"/>
+          <w:sz w:val="20"/>
+        </w:rPr>
+        <w:t>dbTools</w:t>
+      </w:r>
+      <w:proofErr w:type="spellEnd"/>
+      <w:r>
+        <w:rPr>
+          <w:rFonts w:ascii="Consolas" w:eastAsia="Consolas" w:hAnsi="Consolas" w:cs="Consolas"/>
+          <w:sz w:val="20"/>
+        </w:rPr>
+        <w:br/>
+      </w:r>
+      <w:r>
+        <w:rPr>
+          <w:rFonts w:ascii="Consolas" w:eastAsia="Consolas" w:hAnsi="Consolas" w:cs="Consolas"/>
+          <w:sz w:val="20"/>
+        </w:rPr>
+        <w:br/>
+        <w:t>DB = '/</w:t>
+      </w:r>
+      <w:proofErr w:type="spellStart"/>
+      <w:r>
+        <w:rPr>
+          <w:rFonts w:ascii="Consolas" w:eastAsia="Consolas" w:hAnsi="Consolas" w:cs="Consolas"/>
+          <w:sz w:val="20"/>
+        </w:rPr>
+        <w:t>tmp</w:t>
+      </w:r>
+      <w:proofErr w:type="spellEnd"/>
+      <w:r>
+        <w:rPr>
+          <w:rFonts w:ascii="Consolas" w:eastAsia="Consolas" w:hAnsi="Consolas" w:cs="Consolas"/>
+          <w:sz w:val="20"/>
+        </w:rPr>
+        <w:t>/</w:t>
+      </w:r>
+      <w:proofErr w:type="spellStart"/>
+      <w:r>
+        <w:rPr>
+          <w:rFonts w:ascii="Consolas" w:eastAsia="Consolas" w:hAnsi="Consolas" w:cs="Consolas"/>
+          <w:sz w:val="20"/>
+        </w:rPr>
+        <w:t>test_dbtools.db</w:t>
+      </w:r>
+      <w:proofErr w:type="spellEnd"/>
+      <w:r>
+        <w:rPr>
+          <w:rFonts w:ascii="Consolas" w:eastAsia="Consolas" w:hAnsi="Consolas" w:cs="Consolas"/>
+          <w:sz w:val="20"/>
+        </w:rPr>
+        <w:t>'</w:t>
+      </w:r>
+      <w:r>
+        <w:rPr>
+          <w:rFonts w:ascii="Consolas" w:eastAsia="Consolas" w:hAnsi="Consolas" w:cs="Consolas"/>
+          <w:sz w:val="20"/>
+        </w:rPr>
+        <w:br/>
+      </w:r>
+      <w:r>
+        <w:rPr>
+          <w:rFonts w:ascii="Consolas" w:eastAsia="Consolas" w:hAnsi="Consolas" w:cs="Consolas"/>
+          <w:sz w:val="20"/>
+        </w:rPr>
+        <w:br/>
+        <w:t>@pytest.</w:t>
+      </w:r>
+      <w:r>
+        <w:rPr>
+          <w:rFonts w:ascii="Consolas" w:eastAsia="Consolas" w:hAnsi="Consolas" w:cs="Consolas"/>
+          <w:color w:val="BF4E14" w:themeColor="accent2" w:themeShade="BF"/>
+          <w:sz w:val="20"/>
+        </w:rPr>
+        <w:t>fixture</w:t>
+      </w:r>
+      <w:r>
+        <w:rPr>
+          <w:rFonts w:ascii="Consolas" w:eastAsia="Consolas" w:hAnsi="Consolas" w:cs="Consolas"/>
+          <w:sz w:val="20"/>
+        </w:rPr>
+        <w:t>(autouse=True)</w:t>
+      </w:r>
+      <w:r>
+        <w:rPr>
+          <w:rFonts w:ascii="Consolas" w:eastAsia="Consolas" w:hAnsi="Consolas" w:cs="Consolas"/>
+          <w:sz w:val="20"/>
+        </w:rPr>
+        <w:br/>
+      </w:r>
+      <w:proofErr w:type="spellStart"/>
+      <w:r>
+        <w:rPr>
+          <w:rFonts w:ascii="Consolas" w:eastAsia="Consolas" w:hAnsi="Consolas" w:cs="Consolas"/>
+          <w:sz w:val="20"/>
+        </w:rPr>
+        <w:t>def</w:t>
+      </w:r>
+      <w:proofErr w:type="spellEnd"/>
+      <w:r>
+        <w:rPr>
+          <w:rFonts w:ascii="Consolas" w:eastAsia="Consolas" w:hAnsi="Consolas" w:cs="Consolas"/>
+          <w:sz w:val="20"/>
+        </w:rPr>
+        <w:t xml:space="preserve"> </w:t>
+      </w:r>
+      <w:proofErr w:type="spellStart"/>
+      <w:r>
+        <w:rPr>
+          <w:rFonts w:ascii="Consolas" w:eastAsia="Consolas" w:hAnsi="Consolas" w:cs="Consolas"/>
+          <w:color w:val="0070C0"/>
+          <w:sz w:val="20"/>
+        </w:rPr>
+        <w:t>fresh_db</w:t>
+      </w:r>
+      <w:proofErr w:type="spellEnd"/>
+      <w:r>
+        <w:rPr>
+          <w:rFonts w:ascii="Consolas" w:eastAsia="Consolas" w:hAnsi="Consolas" w:cs="Consolas"/>
+          <w:sz w:val="20"/>
+        </w:rPr>
+        <w:t>():</w:t>
+      </w:r>
+      <w:r>
+        <w:rPr>
+          <w:rFonts w:ascii="Consolas" w:eastAsia="Consolas" w:hAnsi="Consolas" w:cs="Consolas"/>
+          <w:sz w:val="20"/>
+        </w:rPr>
+        <w:br/>
+        <w:t xml:space="preserve">    con = sqlite3.</w:t>
+      </w:r>
+      <w:r>
+        <w:rPr>
+          <w:rFonts w:ascii="Consolas" w:eastAsia="Consolas" w:hAnsi="Consolas" w:cs="Consolas"/>
+          <w:color w:val="EE0000"/>
+          <w:sz w:val="20"/>
+        </w:rPr>
+        <w:t>connect</w:t>
+      </w:r>
+      <w:r>
+        <w:rPr>
+          <w:rFonts w:ascii="Consolas" w:eastAsia="Consolas" w:hAnsi="Consolas" w:cs="Consolas"/>
+          <w:sz w:val="20"/>
+        </w:rPr>
+        <w:t>(DB)</w:t>
+      </w:r>
+      <w:r>
+        <w:rPr>
+          <w:rFonts w:ascii="Consolas" w:eastAsia="Consolas" w:hAnsi="Consolas" w:cs="Consolas"/>
+          <w:sz w:val="20"/>
+        </w:rPr>
+        <w:br/>
+        <w:t xml:space="preserve">    </w:t>
+      </w:r>
+      <w:proofErr w:type="spellStart"/>
+      <w:r>
+        <w:rPr>
+          <w:rFonts w:ascii="Consolas" w:eastAsia="Consolas" w:hAnsi="Consolas" w:cs="Consolas"/>
+          <w:sz w:val="20"/>
+        </w:rPr>
+        <w:t>con.</w:t>
+      </w:r>
+      <w:r>
+        <w:rPr>
+          <w:rFonts w:ascii="Consolas" w:eastAsia="Consolas" w:hAnsi="Consolas" w:cs="Consolas"/>
+          <w:color w:val="EE0000"/>
+          <w:sz w:val="20"/>
+        </w:rPr>
+        <w:t>execute</w:t>
+      </w:r>
+      <w:proofErr w:type="spellEnd"/>
+      <w:r>
+        <w:rPr>
+          <w:rFonts w:ascii="Consolas" w:eastAsia="Consolas" w:hAnsi="Consolas" w:cs="Consolas"/>
+          <w:sz w:val="20"/>
+        </w:rPr>
+        <w:t xml:space="preserve">("DROP TABLE IF EXISTS </w:t>
+      </w:r>
+      <w:proofErr w:type="spellStart"/>
+      <w:r>
+        <w:rPr>
+          <w:rFonts w:ascii="Consolas" w:eastAsia="Consolas" w:hAnsi="Consolas" w:cs="Consolas"/>
+          <w:sz w:val="20"/>
+        </w:rPr>
+        <w:t>room</w:t>
+      </w:r>
+      <w:proofErr w:type="spellEnd"/>
+      <w:r>
+        <w:rPr>
+          <w:rFonts w:ascii="Consolas" w:eastAsia="Consolas" w:hAnsi="Consolas" w:cs="Consolas"/>
+          <w:sz w:val="20"/>
+        </w:rPr>
+        <w:t>")</w:t>
+      </w:r>
+      <w:r>
+        <w:rPr>
+          <w:rFonts w:ascii="Consolas" w:eastAsia="Consolas" w:hAnsi="Consolas" w:cs="Consolas"/>
+          <w:sz w:val="20"/>
+        </w:rPr>
+        <w:br/>
+        <w:t xml:space="preserve">    </w:t>
+      </w:r>
+      <w:proofErr w:type="spellStart"/>
+      <w:r>
+        <w:rPr>
+          <w:rFonts w:ascii="Consolas" w:eastAsia="Consolas" w:hAnsi="Consolas" w:cs="Consolas"/>
+          <w:sz w:val="20"/>
+        </w:rPr>
+        <w:t>con.</w:t>
+      </w:r>
+      <w:r>
+        <w:rPr>
+          <w:rFonts w:ascii="Consolas" w:eastAsia="Consolas" w:hAnsi="Consolas" w:cs="Consolas"/>
+          <w:color w:val="EE0000"/>
+          <w:sz w:val="20"/>
+        </w:rPr>
+        <w:t>execute</w:t>
+      </w:r>
+      <w:proofErr w:type="spellEnd"/>
+      <w:r>
+        <w:rPr>
+          <w:rFonts w:ascii="Consolas" w:eastAsia="Consolas" w:hAnsi="Consolas" w:cs="Consolas"/>
+          <w:sz w:val="20"/>
+        </w:rPr>
+        <w:t xml:space="preserve">("CREATE TABLE </w:t>
+      </w:r>
+      <w:proofErr w:type="spellStart"/>
+      <w:r>
+        <w:rPr>
+          <w:rFonts w:ascii="Consolas" w:eastAsia="Consolas" w:hAnsi="Consolas" w:cs="Consolas"/>
+          <w:sz w:val="20"/>
+        </w:rPr>
+        <w:t>room</w:t>
+      </w:r>
+      <w:proofErr w:type="spellEnd"/>
+      <w:r>
+        <w:rPr>
+          <w:rFonts w:ascii="Consolas" w:eastAsia="Consolas" w:hAnsi="Consolas" w:cs="Consolas"/>
+          <w:sz w:val="20"/>
+        </w:rPr>
+        <w:t xml:space="preserve"> (CO2 FLOAT, Temp FLOAT, </w:t>
+      </w:r>
+      <w:proofErr w:type="spellStart"/>
+      <w:r>
+        <w:rPr>
+          <w:rFonts w:ascii="Consolas" w:eastAsia="Consolas" w:hAnsi="Consolas" w:cs="Consolas"/>
+          <w:sz w:val="20"/>
+        </w:rPr>
+        <w:t>Hum</w:t>
+      </w:r>
+      <w:proofErr w:type="spellEnd"/>
+      <w:r>
+        <w:rPr>
+          <w:rFonts w:ascii="Consolas" w:eastAsia="Consolas" w:hAnsi="Consolas" w:cs="Consolas"/>
+          <w:sz w:val="20"/>
+        </w:rPr>
+        <w:t xml:space="preserve"> FLOAT, Tim TEXT)")</w:t>
+      </w:r>
+      <w:r>
+        <w:rPr>
+          <w:rFonts w:ascii="Consolas" w:eastAsia="Consolas" w:hAnsi="Consolas" w:cs="Consolas"/>
+          <w:sz w:val="20"/>
+        </w:rPr>
+        <w:br/>
+        <w:t xml:space="preserve">    </w:t>
+      </w:r>
+      <w:proofErr w:type="spellStart"/>
+      <w:r>
+        <w:rPr>
+          <w:rFonts w:ascii="Consolas" w:eastAsia="Consolas" w:hAnsi="Consolas" w:cs="Consolas"/>
+          <w:sz w:val="20"/>
+        </w:rPr>
+        <w:t>con.</w:t>
+      </w:r>
+      <w:r>
+        <w:rPr>
+          <w:rFonts w:ascii="Consolas" w:eastAsia="Consolas" w:hAnsi="Consolas" w:cs="Consolas"/>
+          <w:color w:val="EE0000"/>
+          <w:sz w:val="20"/>
+        </w:rPr>
+        <w:t>executemany</w:t>
+      </w:r>
+      <w:proofErr w:type="spellEnd"/>
+      <w:r>
+        <w:rPr>
+          <w:rFonts w:ascii="Consolas" w:eastAsia="Consolas" w:hAnsi="Consolas" w:cs="Consolas"/>
+          <w:sz w:val="20"/>
+        </w:rPr>
+        <w:t xml:space="preserve">("INSERT INTO </w:t>
+      </w:r>
+      <w:proofErr w:type="spellStart"/>
+      <w:r>
+        <w:rPr>
+          <w:rFonts w:ascii="Consolas" w:eastAsia="Consolas" w:hAnsi="Consolas" w:cs="Consolas"/>
+          <w:sz w:val="20"/>
+        </w:rPr>
+        <w:t>room</w:t>
+      </w:r>
+      <w:proofErr w:type="spellEnd"/>
+      <w:r>
+        <w:rPr>
+          <w:rFonts w:ascii="Consolas" w:eastAsia="Consolas" w:hAnsi="Consolas" w:cs="Consolas"/>
+          <w:sz w:val="20"/>
+        </w:rPr>
+        <w:t xml:space="preserve"> VALUES (?,?,?,?)", [</w:t>
+      </w:r>
+      <w:r>
+        <w:rPr>
+          <w:rFonts w:ascii="Consolas" w:eastAsia="Consolas" w:hAnsi="Consolas" w:cs="Consolas"/>
+          <w:sz w:val="20"/>
+        </w:rPr>
+        <w:br/>
+        <w:t xml:space="preserve">        (400, 20.0, 50.0, '2026-01-01 10:00:00'),</w:t>
+      </w:r>
+      <w:r>
+        <w:rPr>
+          <w:rFonts w:ascii="Consolas" w:eastAsia="Consolas" w:hAnsi="Consolas" w:cs="Consolas"/>
+          <w:sz w:val="20"/>
+        </w:rPr>
+        <w:br/>
+        <w:t xml:space="preserve">        (500, 22.5, 55.0, '2026-01-02 10:00:00'),</w:t>
+      </w:r>
+      <w:r>
+        <w:rPr>
+          <w:rFonts w:ascii="Consolas" w:eastAsia="Consolas" w:hAnsi="Consolas" w:cs="Consolas"/>
+          <w:sz w:val="20"/>
+        </w:rPr>
+        <w:br/>
+        <w:t xml:space="preserve">        (600, 25.0, 60.0, '2026-01-03 10:00:00'),</w:t>
+      </w:r>
+      <w:r>
+        <w:rPr>
+          <w:rFonts w:ascii="Consolas" w:eastAsia="Consolas" w:hAnsi="Consolas" w:cs="Consolas"/>
+          <w:sz w:val="20"/>
+        </w:rPr>
+        <w:br/>
+        <w:t xml:space="preserve">    ])</w:t>
+      </w:r>
+      <w:r>
+        <w:rPr>
+          <w:rFonts w:ascii="Consolas" w:eastAsia="Consolas" w:hAnsi="Consolas" w:cs="Consolas"/>
+          <w:sz w:val="20"/>
+        </w:rPr>
+        <w:br/>
+        <w:t xml:space="preserve">    </w:t>
+      </w:r>
+      <w:proofErr w:type="spellStart"/>
+      <w:r>
+        <w:rPr>
+          <w:rFonts w:ascii="Consolas" w:eastAsia="Consolas" w:hAnsi="Consolas" w:cs="Consolas"/>
+          <w:sz w:val="20"/>
+        </w:rPr>
+        <w:t>con.</w:t>
+      </w:r>
+      <w:r>
+        <w:rPr>
+          <w:rFonts w:ascii="Consolas" w:eastAsia="Consolas" w:hAnsi="Consolas" w:cs="Consolas"/>
+          <w:color w:val="EE0000"/>
+          <w:sz w:val="20"/>
+        </w:rPr>
+        <w:t>commit</w:t>
+      </w:r>
+      <w:proofErr w:type="spellEnd"/>
+      <w:r>
+        <w:rPr>
+          <w:rFonts w:ascii="Consolas" w:eastAsia="Consolas" w:hAnsi="Consolas" w:cs="Consolas"/>
+          <w:sz w:val="20"/>
+        </w:rPr>
+        <w:t xml:space="preserve">(); </w:t>
+      </w:r>
+      <w:proofErr w:type="spellStart"/>
+      <w:r>
+        <w:rPr>
+          <w:rFonts w:ascii="Consolas" w:eastAsia="Consolas" w:hAnsi="Consolas" w:cs="Consolas"/>
+          <w:sz w:val="20"/>
+        </w:rPr>
+        <w:t>con.</w:t>
+      </w:r>
+      <w:r>
+        <w:rPr>
+          <w:rFonts w:ascii="Consolas" w:eastAsia="Consolas" w:hAnsi="Consolas" w:cs="Consolas"/>
+          <w:color w:val="EE0000"/>
+          <w:sz w:val="20"/>
+        </w:rPr>
+        <w:t>close</w:t>
+      </w:r>
+      <w:proofErr w:type="spellEnd"/>
+      <w:r>
+        <w:rPr>
+          <w:rFonts w:ascii="Consolas" w:eastAsia="Consolas" w:hAnsi="Consolas" w:cs="Consolas"/>
+          <w:sz w:val="20"/>
+        </w:rPr>
+        <w:t>()</w:t>
+      </w:r>
+      <w:r>
+        <w:rPr>
+          <w:rFonts w:ascii="Consolas" w:eastAsia="Consolas" w:hAnsi="Consolas" w:cs="Consolas"/>
+          <w:sz w:val="20"/>
+        </w:rPr>
+        <w:br/>
+        <w:t xml:space="preserve">    </w:t>
+      </w:r>
+      <w:proofErr w:type="spellStart"/>
+      <w:r>
+        <w:rPr>
+          <w:rFonts w:ascii="Consolas" w:eastAsia="Consolas" w:hAnsi="Consolas" w:cs="Consolas"/>
+          <w:sz w:val="20"/>
+        </w:rPr>
+        <w:t>yield</w:t>
+      </w:r>
+      <w:proofErr w:type="spellEnd"/>
+      <w:r>
+        <w:rPr>
+          <w:rFonts w:ascii="Consolas" w:eastAsia="Consolas" w:hAnsi="Consolas" w:cs="Consolas"/>
+          <w:sz w:val="20"/>
+        </w:rPr>
+        <w:br/>
+        <w:t xml:space="preserve">    </w:t>
+      </w:r>
+      <w:proofErr w:type="spellStart"/>
+      <w:r>
+        <w:rPr>
+          <w:rFonts w:ascii="Consolas" w:eastAsia="Consolas" w:hAnsi="Consolas" w:cs="Consolas"/>
+          <w:sz w:val="20"/>
+        </w:rPr>
+        <w:t>if</w:t>
+      </w:r>
+      <w:proofErr w:type="spellEnd"/>
+      <w:r>
+        <w:rPr>
+          <w:rFonts w:ascii="Consolas" w:eastAsia="Consolas" w:hAnsi="Consolas" w:cs="Consolas"/>
+          <w:sz w:val="20"/>
+        </w:rPr>
+        <w:t xml:space="preserve"> </w:t>
+      </w:r>
+      <w:proofErr w:type="spellStart"/>
+      <w:r>
+        <w:rPr>
+          <w:rFonts w:ascii="Consolas" w:eastAsia="Consolas" w:hAnsi="Consolas" w:cs="Consolas"/>
+          <w:sz w:val="20"/>
+        </w:rPr>
+        <w:t>os.path.</w:t>
+      </w:r>
+      <w:r>
+        <w:rPr>
+          <w:rFonts w:ascii="Consolas" w:eastAsia="Consolas" w:hAnsi="Consolas" w:cs="Consolas"/>
+          <w:color w:val="EE0000"/>
+          <w:sz w:val="20"/>
+        </w:rPr>
+        <w:t>exists</w:t>
+      </w:r>
+      <w:proofErr w:type="spellEnd"/>
+      <w:r>
+        <w:rPr>
+          <w:rFonts w:ascii="Consolas" w:eastAsia="Consolas" w:hAnsi="Consolas" w:cs="Consolas"/>
+          <w:sz w:val="20"/>
+        </w:rPr>
+        <w:t>(DB):</w:t>
+      </w:r>
+      <w:r>
+        <w:rPr>
+          <w:rFonts w:ascii="Consolas" w:eastAsia="Consolas" w:hAnsi="Consolas" w:cs="Consolas"/>
+          <w:sz w:val="20"/>
+        </w:rPr>
+        <w:br/>
+        <w:t xml:space="preserve">        </w:t>
+      </w:r>
+      <w:proofErr w:type="spellStart"/>
+      <w:r>
+        <w:rPr>
+          <w:rFonts w:ascii="Consolas" w:eastAsia="Consolas" w:hAnsi="Consolas" w:cs="Consolas"/>
+          <w:sz w:val="20"/>
+        </w:rPr>
+        <w:t>os.</w:t>
+      </w:r>
+      <w:r>
+        <w:rPr>
+          <w:rFonts w:ascii="Consolas" w:eastAsia="Consolas" w:hAnsi="Consolas" w:cs="Consolas"/>
+          <w:color w:val="EE0000"/>
+          <w:sz w:val="20"/>
+        </w:rPr>
+        <w:t>remove</w:t>
+      </w:r>
+      <w:proofErr w:type="spellEnd"/>
+      <w:r>
+        <w:rPr>
+          <w:rFonts w:ascii="Consolas" w:eastAsia="Consolas" w:hAnsi="Consolas" w:cs="Consolas"/>
+          <w:sz w:val="20"/>
+        </w:rPr>
+        <w:t>(DB)</w:t>
+      </w:r>
+      <w:r>
+        <w:rPr>
+          <w:rFonts w:ascii="Consolas" w:eastAsia="Consolas" w:hAnsi="Consolas" w:cs="Consolas"/>
+          <w:sz w:val="20"/>
+        </w:rPr>
+        <w:br/>
+      </w:r>
+      <w:r>
+        <w:rPr>
+          <w:rFonts w:ascii="Consolas" w:eastAsia="Consolas" w:hAnsi="Consolas" w:cs="Consolas"/>
+          <w:sz w:val="20"/>
+        </w:rPr>
+        <w:br/>
+      </w:r>
+      <w:r>
+        <w:rPr>
+          <w:rFonts w:ascii="Consolas" w:eastAsia="Consolas" w:hAnsi="Consolas" w:cs="Consolas"/>
+          <w:sz w:val="20"/>
+        </w:rPr>
+        <w:br/>
+        <w:t>@pytest.</w:t>
+      </w:r>
+      <w:r>
+        <w:rPr>
+          <w:rFonts w:ascii="Consolas" w:eastAsia="Consolas" w:hAnsi="Consolas" w:cs="Consolas"/>
+          <w:color w:val="BF4E14" w:themeColor="accent2" w:themeShade="BF"/>
+          <w:sz w:val="20"/>
+        </w:rPr>
+        <w:t>fixture</w:t>
+      </w:r>
+      <w:r>
+        <w:rPr>
+          <w:rFonts w:ascii="Consolas" w:eastAsia="Consolas" w:hAnsi="Consolas" w:cs="Consolas"/>
+          <w:sz w:val="20"/>
+        </w:rPr>
+        <w:br/>
+      </w:r>
+      <w:proofErr w:type="spellStart"/>
+      <w:r>
+        <w:rPr>
+          <w:rFonts w:ascii="Consolas" w:eastAsia="Consolas" w:hAnsi="Consolas" w:cs="Consolas"/>
+          <w:sz w:val="20"/>
+        </w:rPr>
+        <w:t>def</w:t>
+      </w:r>
+      <w:proofErr w:type="spellEnd"/>
+      <w:r>
+        <w:rPr>
+          <w:rFonts w:ascii="Consolas" w:eastAsia="Consolas" w:hAnsi="Consolas" w:cs="Consolas"/>
+          <w:sz w:val="20"/>
+        </w:rPr>
+        <w:t xml:space="preserve"> </w:t>
+      </w:r>
+      <w:proofErr w:type="spellStart"/>
+      <w:r>
+        <w:rPr>
+          <w:rFonts w:ascii="Consolas" w:eastAsia="Consolas" w:hAnsi="Consolas" w:cs="Consolas"/>
+          <w:color w:val="0070C0"/>
+          <w:sz w:val="20"/>
+        </w:rPr>
+        <w:t>db</w:t>
+      </w:r>
+      <w:proofErr w:type="spellEnd"/>
+      <w:r>
+        <w:rPr>
+          <w:rFonts w:ascii="Consolas" w:eastAsia="Consolas" w:hAnsi="Consolas" w:cs="Consolas"/>
+          <w:sz w:val="20"/>
+        </w:rPr>
+        <w:t>():</w:t>
+      </w:r>
+      <w:r>
+        <w:rPr>
+          <w:rFonts w:ascii="Consolas" w:eastAsia="Consolas" w:hAnsi="Consolas" w:cs="Consolas"/>
+          <w:sz w:val="20"/>
+        </w:rPr>
+        <w:br/>
+        <w:t xml:space="preserve">    return patch('dbTools.sqlite3.connect', </w:t>
+      </w:r>
+      <w:proofErr w:type="spellStart"/>
+      <w:r>
+        <w:rPr>
+          <w:rFonts w:ascii="Consolas" w:eastAsia="Consolas" w:hAnsi="Consolas" w:cs="Consolas"/>
+          <w:sz w:val="20"/>
+        </w:rPr>
+        <w:t>return_value</w:t>
+      </w:r>
+      <w:proofErr w:type="spellEnd"/>
+      <w:r>
+        <w:rPr>
+          <w:rFonts w:ascii="Consolas" w:eastAsia="Consolas" w:hAnsi="Consolas" w:cs="Consolas"/>
+          <w:sz w:val="20"/>
+        </w:rPr>
+        <w:t>=sqlite3.connect(DB))</w:t>
+      </w:r>
+      <w:r>
+        <w:rPr>
+          <w:rFonts w:ascii="Consolas" w:eastAsia="Consolas" w:hAnsi="Consolas" w:cs="Consolas"/>
+          <w:sz w:val="20"/>
+        </w:rPr>
+        <w:br/>
+      </w:r>
+      <w:r>
+        <w:rPr>
+          <w:rFonts w:ascii="Consolas" w:eastAsia="Consolas" w:hAnsi="Consolas" w:cs="Consolas"/>
+          <w:sz w:val="20"/>
+        </w:rPr>
+        <w:br/>
+      </w:r>
+      <w:r>
+        <w:rPr>
+          <w:rFonts w:ascii="Consolas" w:eastAsia="Consolas" w:hAnsi="Consolas" w:cs="Consolas"/>
+          <w:sz w:val="20"/>
+        </w:rPr>
+        <w:br/>
+        <w:t xml:space="preserve"># ── </w:t>
+      </w:r>
+      <w:proofErr w:type="spellStart"/>
+      <w:r>
+        <w:rPr>
+          <w:rFonts w:ascii="Consolas" w:eastAsia="Consolas" w:hAnsi="Consolas" w:cs="Consolas"/>
+          <w:sz w:val="20"/>
+        </w:rPr>
+        <w:t>get_db_tables</w:t>
+      </w:r>
+      <w:proofErr w:type="spellEnd"/>
+      <w:r>
+        <w:rPr>
+          <w:rFonts w:ascii="Consolas" w:eastAsia="Consolas" w:hAnsi="Consolas" w:cs="Consolas"/>
+          <w:sz w:val="20"/>
+        </w:rPr>
+        <w:t xml:space="preserve"> ──────────────────────────────────────────────</w:t>
+      </w:r>
+      <w:r>
+        <w:rPr>
+          <w:rFonts w:ascii="Consolas" w:eastAsia="Consolas" w:hAnsi="Consolas" w:cs="Consolas"/>
+          <w:sz w:val="20"/>
+        </w:rPr>
+        <w:br/>
+      </w:r>
+      <w:r>
+        <w:rPr>
+          <w:rFonts w:ascii="Consolas" w:eastAsia="Consolas" w:hAnsi="Consolas" w:cs="Consolas"/>
+          <w:sz w:val="20"/>
+        </w:rPr>
+        <w:br/>
+      </w:r>
+      <w:proofErr w:type="spellStart"/>
+      <w:r>
+        <w:rPr>
+          <w:rFonts w:ascii="Consolas" w:eastAsia="Consolas" w:hAnsi="Consolas" w:cs="Consolas"/>
+          <w:sz w:val="20"/>
+        </w:rPr>
+        <w:t>def</w:t>
+      </w:r>
+      <w:proofErr w:type="spellEnd"/>
+      <w:r>
+        <w:rPr>
+          <w:rFonts w:ascii="Consolas" w:eastAsia="Consolas" w:hAnsi="Consolas" w:cs="Consolas"/>
+          <w:sz w:val="20"/>
+        </w:rPr>
+        <w:t xml:space="preserve"> </w:t>
+      </w:r>
+      <w:proofErr w:type="spellStart"/>
+      <w:r>
+        <w:rPr>
+          <w:rFonts w:ascii="Consolas" w:eastAsia="Consolas" w:hAnsi="Consolas" w:cs="Consolas"/>
+          <w:color w:val="0070C0"/>
+          <w:sz w:val="20"/>
+        </w:rPr>
+        <w:t>test_get_db_tables_returns_list</w:t>
+      </w:r>
+      <w:proofErr w:type="spellEnd"/>
+      <w:r>
+        <w:rPr>
+          <w:rFonts w:ascii="Consolas" w:eastAsia="Consolas" w:hAnsi="Consolas" w:cs="Consolas"/>
+          <w:sz w:val="20"/>
+        </w:rPr>
+        <w:t>(</w:t>
+      </w:r>
+      <w:proofErr w:type="spellStart"/>
+      <w:r>
+        <w:rPr>
+          <w:rFonts w:ascii="Consolas" w:eastAsia="Consolas" w:hAnsi="Consolas" w:cs="Consolas"/>
+          <w:sz w:val="20"/>
+        </w:rPr>
+        <w:t>db</w:t>
+      </w:r>
+      <w:proofErr w:type="spellEnd"/>
+      <w:r>
+        <w:rPr>
+          <w:rFonts w:ascii="Consolas" w:eastAsia="Consolas" w:hAnsi="Consolas" w:cs="Consolas"/>
+          <w:sz w:val="20"/>
+        </w:rPr>
+        <w:t>):</w:t>
+      </w:r>
+      <w:r>
+        <w:rPr>
+          <w:rFonts w:ascii="Consolas" w:eastAsia="Consolas" w:hAnsi="Consolas" w:cs="Consolas"/>
+          <w:sz w:val="20"/>
+        </w:rPr>
+        <w:br/>
+        <w:t xml:space="preserve">    </w:t>
+      </w:r>
+      <w:proofErr w:type="spellStart"/>
+      <w:r>
+        <w:rPr>
+          <w:rFonts w:ascii="Consolas" w:eastAsia="Consolas" w:hAnsi="Consolas" w:cs="Consolas"/>
+          <w:sz w:val="20"/>
+        </w:rPr>
+        <w:t>with</w:t>
+      </w:r>
+      <w:proofErr w:type="spellEnd"/>
+      <w:r>
+        <w:rPr>
+          <w:rFonts w:ascii="Consolas" w:eastAsia="Consolas" w:hAnsi="Consolas" w:cs="Consolas"/>
+          <w:sz w:val="20"/>
+        </w:rPr>
+        <w:t xml:space="preserve"> </w:t>
+      </w:r>
+      <w:proofErr w:type="spellStart"/>
+      <w:r>
+        <w:rPr>
+          <w:rFonts w:ascii="Consolas" w:eastAsia="Consolas" w:hAnsi="Consolas" w:cs="Consolas"/>
+          <w:sz w:val="20"/>
+        </w:rPr>
+        <w:t>db</w:t>
+      </w:r>
+      <w:proofErr w:type="spellEnd"/>
+      <w:r>
+        <w:rPr>
+          <w:rFonts w:ascii="Consolas" w:eastAsia="Consolas" w:hAnsi="Consolas" w:cs="Consolas"/>
+          <w:sz w:val="20"/>
+        </w:rPr>
+        <w:t xml:space="preserve">: </w:t>
+      </w:r>
+      <w:proofErr w:type="spellStart"/>
+      <w:r>
+        <w:rPr>
+          <w:rFonts w:ascii="Consolas" w:eastAsia="Consolas" w:hAnsi="Consolas" w:cs="Consolas"/>
+          <w:sz w:val="20"/>
+        </w:rPr>
+        <w:t>assert</w:t>
+      </w:r>
+      <w:proofErr w:type="spellEnd"/>
+      <w:r>
+        <w:rPr>
+          <w:rFonts w:ascii="Consolas" w:eastAsia="Consolas" w:hAnsi="Consolas" w:cs="Consolas"/>
+          <w:sz w:val="20"/>
+        </w:rPr>
+        <w:t xml:space="preserve"> </w:t>
+      </w:r>
+      <w:proofErr w:type="spellStart"/>
+      <w:r>
+        <w:rPr>
+          <w:rFonts w:ascii="Consolas" w:eastAsia="Consolas" w:hAnsi="Consolas" w:cs="Consolas"/>
+          <w:sz w:val="20"/>
+        </w:rPr>
+        <w:t>isinstance</w:t>
+      </w:r>
+      <w:proofErr w:type="spellEnd"/>
+      <w:r>
+        <w:rPr>
+          <w:rFonts w:ascii="Consolas" w:eastAsia="Consolas" w:hAnsi="Consolas" w:cs="Consolas"/>
+          <w:sz w:val="20"/>
+        </w:rPr>
+        <w:t>(</w:t>
+      </w:r>
+      <w:proofErr w:type="spellStart"/>
+      <w:r>
+        <w:rPr>
+          <w:rFonts w:ascii="Consolas" w:eastAsia="Consolas" w:hAnsi="Consolas" w:cs="Consolas"/>
+          <w:sz w:val="20"/>
+        </w:rPr>
+        <w:t>dbTools.get_db_tables</w:t>
+      </w:r>
+      <w:proofErr w:type="spellEnd"/>
+      <w:r>
+        <w:rPr>
+          <w:rFonts w:ascii="Consolas" w:eastAsia="Consolas" w:hAnsi="Consolas" w:cs="Consolas"/>
+          <w:sz w:val="20"/>
+        </w:rPr>
+        <w:t>(), list)</w:t>
+      </w:r>
+      <w:r>
+        <w:rPr>
+          <w:rFonts w:ascii="Consolas" w:eastAsia="Consolas" w:hAnsi="Consolas" w:cs="Consolas"/>
+          <w:sz w:val="20"/>
+        </w:rPr>
+        <w:br/>
+      </w:r>
+      <w:r>
+        <w:rPr>
+          <w:rFonts w:ascii="Consolas" w:eastAsia="Consolas" w:hAnsi="Consolas" w:cs="Consolas"/>
+          <w:sz w:val="20"/>
+        </w:rPr>
+        <w:br/>
+      </w:r>
+      <w:proofErr w:type="spellStart"/>
+      <w:r>
+        <w:rPr>
+          <w:rFonts w:ascii="Consolas" w:eastAsia="Consolas" w:hAnsi="Consolas" w:cs="Consolas"/>
+          <w:sz w:val="20"/>
+        </w:rPr>
+        <w:t>def</w:t>
+      </w:r>
+      <w:proofErr w:type="spellEnd"/>
+      <w:r>
+        <w:rPr>
+          <w:rFonts w:ascii="Consolas" w:eastAsia="Consolas" w:hAnsi="Consolas" w:cs="Consolas"/>
+          <w:sz w:val="20"/>
+        </w:rPr>
+        <w:t xml:space="preserve"> </w:t>
+      </w:r>
+      <w:proofErr w:type="spellStart"/>
+      <w:r>
+        <w:rPr>
+          <w:rFonts w:ascii="Consolas" w:eastAsia="Consolas" w:hAnsi="Consolas" w:cs="Consolas"/>
+          <w:color w:val="0070C0"/>
+          <w:sz w:val="20"/>
+        </w:rPr>
+        <w:t>test_get_db_tables_contains_table</w:t>
+      </w:r>
+      <w:proofErr w:type="spellEnd"/>
+      <w:r>
+        <w:rPr>
+          <w:rFonts w:ascii="Consolas" w:eastAsia="Consolas" w:hAnsi="Consolas" w:cs="Consolas"/>
+          <w:sz w:val="20"/>
+        </w:rPr>
+        <w:t>(</w:t>
+      </w:r>
+      <w:proofErr w:type="spellStart"/>
+      <w:r>
+        <w:rPr>
+          <w:rFonts w:ascii="Consolas" w:eastAsia="Consolas" w:hAnsi="Consolas" w:cs="Consolas"/>
+          <w:sz w:val="20"/>
+        </w:rPr>
+        <w:t>db</w:t>
+      </w:r>
+      <w:proofErr w:type="spellEnd"/>
+      <w:r>
+        <w:rPr>
+          <w:rFonts w:ascii="Consolas" w:eastAsia="Consolas" w:hAnsi="Consolas" w:cs="Consolas"/>
+          <w:sz w:val="20"/>
+        </w:rPr>
+        <w:t>):</w:t>
+      </w:r>
+      <w:r>
+        <w:rPr>
+          <w:rFonts w:ascii="Consolas" w:eastAsia="Consolas" w:hAnsi="Consolas" w:cs="Consolas"/>
+          <w:sz w:val="20"/>
+        </w:rPr>
+        <w:br/>
+        <w:t xml:space="preserve">    </w:t>
+      </w:r>
+      <w:proofErr w:type="spellStart"/>
+      <w:r>
+        <w:rPr>
+          <w:rFonts w:ascii="Consolas" w:eastAsia="Consolas" w:hAnsi="Consolas" w:cs="Consolas"/>
+          <w:sz w:val="20"/>
+        </w:rPr>
+        <w:t>with</w:t>
+      </w:r>
+      <w:proofErr w:type="spellEnd"/>
+      <w:r>
+        <w:rPr>
+          <w:rFonts w:ascii="Consolas" w:eastAsia="Consolas" w:hAnsi="Consolas" w:cs="Consolas"/>
+          <w:sz w:val="20"/>
+        </w:rPr>
+        <w:t xml:space="preserve"> </w:t>
+      </w:r>
+      <w:proofErr w:type="spellStart"/>
+      <w:r>
+        <w:rPr>
+          <w:rFonts w:ascii="Consolas" w:eastAsia="Consolas" w:hAnsi="Consolas" w:cs="Consolas"/>
+          <w:sz w:val="20"/>
+        </w:rPr>
+        <w:t>db</w:t>
+      </w:r>
+      <w:proofErr w:type="spellEnd"/>
+      <w:r>
+        <w:rPr>
+          <w:rFonts w:ascii="Consolas" w:eastAsia="Consolas" w:hAnsi="Consolas" w:cs="Consolas"/>
+          <w:sz w:val="20"/>
+        </w:rPr>
+        <w:t xml:space="preserve">: </w:t>
+      </w:r>
+      <w:proofErr w:type="spellStart"/>
+      <w:r>
+        <w:rPr>
+          <w:rFonts w:ascii="Consolas" w:eastAsia="Consolas" w:hAnsi="Consolas" w:cs="Consolas"/>
+          <w:sz w:val="20"/>
+        </w:rPr>
+        <w:t>assert</w:t>
+      </w:r>
+      <w:proofErr w:type="spellEnd"/>
+      <w:r>
+        <w:rPr>
+          <w:rFonts w:ascii="Consolas" w:eastAsia="Consolas" w:hAnsi="Consolas" w:cs="Consolas"/>
+          <w:sz w:val="20"/>
+        </w:rPr>
+        <w:t xml:space="preserve"> '</w:t>
+      </w:r>
+      <w:proofErr w:type="spellStart"/>
+      <w:r>
+        <w:rPr>
+          <w:rFonts w:ascii="Consolas" w:eastAsia="Consolas" w:hAnsi="Consolas" w:cs="Consolas"/>
+          <w:sz w:val="20"/>
+        </w:rPr>
+        <w:t>room</w:t>
+      </w:r>
+      <w:proofErr w:type="spellEnd"/>
+      <w:r>
+        <w:rPr>
+          <w:rFonts w:ascii="Consolas" w:eastAsia="Consolas" w:hAnsi="Consolas" w:cs="Consolas"/>
+          <w:sz w:val="20"/>
+        </w:rPr>
+        <w:t xml:space="preserve">' in </w:t>
+      </w:r>
+      <w:proofErr w:type="spellStart"/>
+      <w:r>
+        <w:rPr>
+          <w:rFonts w:ascii="Consolas" w:eastAsia="Consolas" w:hAnsi="Consolas" w:cs="Consolas"/>
+          <w:sz w:val="20"/>
+        </w:rPr>
+        <w:t>dbTools.get_db_tables</w:t>
+      </w:r>
+      <w:proofErr w:type="spellEnd"/>
+      <w:r>
+        <w:rPr>
+          <w:rFonts w:ascii="Consolas" w:eastAsia="Consolas" w:hAnsi="Consolas" w:cs="Consolas"/>
+          <w:sz w:val="20"/>
+        </w:rPr>
+        <w:t>()</w:t>
       </w:r>
     </w:p>
     <w:p>
@@ -24475,579 +21424,6 @@
         <w:spacing w:after="4" w:line="250" w:lineRule="auto"/>
         <w:ind w:left="10" w:hanging="10"/>
       </w:pPr>
-      <w:r>
-        <w:rPr>
-          <w:rFonts w:ascii="Consolas" w:eastAsia="Consolas" w:hAnsi="Consolas" w:cs="Consolas"/>
-          <w:sz w:val="20"/>
-        </w:rPr>
-        <w:t xml:space="preserve">    </w:t>
-      </w:r>
-      <w:proofErr w:type="spellStart"/>
-      <w:r>
-        <w:rPr>
-          <w:rFonts w:ascii="Consolas" w:eastAsia="Consolas" w:hAnsi="Consolas" w:cs="Consolas"/>
-          <w:sz w:val="20"/>
-        </w:rPr>
-        <w:t>strText</w:t>
-      </w:r>
-      <w:proofErr w:type="spellEnd"/>
-      <w:r>
-        <w:rPr>
-          <w:rFonts w:ascii="Consolas" w:eastAsia="Consolas" w:hAnsi="Consolas" w:cs="Consolas"/>
-          <w:sz w:val="20"/>
-        </w:rPr>
-        <w:t xml:space="preserve"> = </w:t>
-      </w:r>
-      <w:proofErr w:type="spellStart"/>
-      <w:r>
-        <w:rPr>
-          <w:rFonts w:ascii="Consolas" w:eastAsia="Consolas" w:hAnsi="Consolas" w:cs="Consolas"/>
-          <w:sz w:val="20"/>
-        </w:rPr>
-        <w:t>FileToRead.ReadAll</w:t>
-      </w:r>
-      <w:proofErr w:type="spellEnd"/>
-      <w:r>
-        <w:rPr>
-          <w:rFonts w:ascii="Consolas" w:eastAsia="Consolas" w:hAnsi="Consolas" w:cs="Consolas"/>
-          <w:sz w:val="20"/>
-        </w:rPr>
-        <w:t xml:space="preserve"> </w:t>
-      </w:r>
-    </w:p>
-    <w:p>
-      <w:pPr>
-        <w:shd w:val="clear" w:color="auto" w:fill="F2F2F2"/>
-        <w:spacing w:after="4" w:line="250" w:lineRule="auto"/>
-        <w:ind w:left="10" w:hanging="10"/>
-      </w:pPr>
-      <w:r>
-        <w:rPr>
-          <w:rFonts w:ascii="Consolas" w:eastAsia="Consolas" w:hAnsi="Consolas" w:cs="Consolas"/>
-          <w:sz w:val="20"/>
-        </w:rPr>
-        <w:t xml:space="preserve">    </w:t>
-      </w:r>
-      <w:proofErr w:type="spellStart"/>
-      <w:r>
-        <w:rPr>
-          <w:rFonts w:ascii="Consolas" w:eastAsia="Consolas" w:hAnsi="Consolas" w:cs="Consolas"/>
-          <w:sz w:val="20"/>
-        </w:rPr>
-        <w:t>FileToRead.Close</w:t>
-      </w:r>
-      <w:proofErr w:type="spellEnd"/>
-      <w:r>
-        <w:rPr>
-          <w:rFonts w:ascii="Consolas" w:eastAsia="Consolas" w:hAnsi="Consolas" w:cs="Consolas"/>
-          <w:sz w:val="20"/>
-        </w:rPr>
-        <w:t xml:space="preserve"> </w:t>
-      </w:r>
-    </w:p>
-    <w:p>
-      <w:pPr>
-        <w:shd w:val="clear" w:color="auto" w:fill="F2F2F2"/>
-        <w:spacing w:after="0"/>
-      </w:pPr>
-      <w:r>
-        <w:rPr>
-          <w:rFonts w:ascii="Consolas" w:eastAsia="Consolas" w:hAnsi="Consolas" w:cs="Consolas"/>
-          <w:sz w:val="20"/>
-        </w:rPr>
-        <w:t xml:space="preserve">     </w:t>
-      </w:r>
-    </w:p>
-    <w:p>
-      <w:pPr>
-        <w:shd w:val="clear" w:color="auto" w:fill="F2F2F2"/>
-        <w:spacing w:after="0"/>
-      </w:pPr>
-      <w:r>
-        <w:rPr>
-          <w:rFonts w:ascii="Consolas" w:eastAsia="Consolas" w:hAnsi="Consolas" w:cs="Consolas"/>
-          <w:sz w:val="20"/>
-        </w:rPr>
-        <w:t xml:space="preserve">    </w:t>
-      </w:r>
-      <w:r>
-        <w:rPr>
-          <w:rFonts w:ascii="Consolas" w:eastAsia="Consolas" w:hAnsi="Consolas" w:cs="Consolas"/>
-          <w:color w:val="008000"/>
-          <w:sz w:val="20"/>
-        </w:rPr>
-        <w:t>'</w:t>
-      </w:r>
-      <w:proofErr w:type="spellStart"/>
-      <w:r>
-        <w:rPr>
-          <w:rFonts w:ascii="Consolas" w:eastAsia="Consolas" w:hAnsi="Consolas" w:cs="Consolas"/>
-          <w:color w:val="008000"/>
-          <w:sz w:val="20"/>
-        </w:rPr>
-        <w:t>get</w:t>
-      </w:r>
-      <w:proofErr w:type="spellEnd"/>
-      <w:r>
-        <w:rPr>
-          <w:rFonts w:ascii="Consolas" w:eastAsia="Consolas" w:hAnsi="Consolas" w:cs="Consolas"/>
-          <w:color w:val="008000"/>
-          <w:sz w:val="20"/>
-        </w:rPr>
-        <w:t xml:space="preserve"> </w:t>
-      </w:r>
-      <w:proofErr w:type="spellStart"/>
-      <w:r>
-        <w:rPr>
-          <w:rFonts w:ascii="Consolas" w:eastAsia="Consolas" w:hAnsi="Consolas" w:cs="Consolas"/>
-          <w:color w:val="008000"/>
-          <w:sz w:val="20"/>
-        </w:rPr>
-        <w:t>recipients</w:t>
-      </w:r>
-      <w:proofErr w:type="spellEnd"/>
-      <w:r>
-        <w:rPr>
-          <w:rFonts w:ascii="Consolas" w:eastAsia="Consolas" w:hAnsi="Consolas" w:cs="Consolas"/>
-          <w:sz w:val="20"/>
-        </w:rPr>
-        <w:t xml:space="preserve"> </w:t>
-      </w:r>
-    </w:p>
-    <w:p>
-      <w:pPr>
-        <w:shd w:val="clear" w:color="auto" w:fill="F2F2F2"/>
-        <w:spacing w:after="4" w:line="250" w:lineRule="auto"/>
-        <w:ind w:left="10" w:hanging="10"/>
-      </w:pPr>
-      <w:r>
-        <w:rPr>
-          <w:rFonts w:ascii="Consolas" w:eastAsia="Consolas" w:hAnsi="Consolas" w:cs="Consolas"/>
-          <w:sz w:val="20"/>
-        </w:rPr>
-        <w:t xml:space="preserve">    </w:t>
-      </w:r>
-      <w:proofErr w:type="spellStart"/>
-      <w:r>
-        <w:rPr>
-          <w:rFonts w:ascii="Consolas" w:eastAsia="Consolas" w:hAnsi="Consolas" w:cs="Consolas"/>
-          <w:sz w:val="20"/>
-        </w:rPr>
-        <w:t>strTO</w:t>
-      </w:r>
-      <w:proofErr w:type="spellEnd"/>
-      <w:r>
-        <w:rPr>
-          <w:rFonts w:ascii="Consolas" w:eastAsia="Consolas" w:hAnsi="Consolas" w:cs="Consolas"/>
-          <w:sz w:val="20"/>
-        </w:rPr>
-        <w:t xml:space="preserve"> = </w:t>
-      </w:r>
-      <w:proofErr w:type="spellStart"/>
-      <w:proofErr w:type="gramStart"/>
-      <w:r>
-        <w:rPr>
-          <w:rFonts w:ascii="Consolas" w:eastAsia="Consolas" w:hAnsi="Consolas" w:cs="Consolas"/>
-          <w:color w:val="0000FF"/>
-          <w:sz w:val="20"/>
-        </w:rPr>
-        <w:t>Replace</w:t>
-      </w:r>
-      <w:proofErr w:type="spellEnd"/>
-      <w:r>
-        <w:rPr>
-          <w:rFonts w:ascii="Consolas" w:eastAsia="Consolas" w:hAnsi="Consolas" w:cs="Consolas"/>
-          <w:sz w:val="20"/>
-        </w:rPr>
-        <w:t>(</w:t>
-      </w:r>
-      <w:r>
-        <w:rPr>
-          <w:rFonts w:ascii="Consolas" w:eastAsia="Consolas" w:hAnsi="Consolas" w:cs="Consolas"/>
-          <w:color w:val="0000FF"/>
-          <w:sz w:val="20"/>
-        </w:rPr>
-        <w:t>Split</w:t>
-      </w:r>
-      <w:r>
-        <w:rPr>
-          <w:rFonts w:ascii="Consolas" w:eastAsia="Consolas" w:hAnsi="Consolas" w:cs="Consolas"/>
-          <w:sz w:val="20"/>
-        </w:rPr>
-        <w:t>(</w:t>
-      </w:r>
-      <w:proofErr w:type="spellStart"/>
-      <w:proofErr w:type="gramEnd"/>
-      <w:r>
-        <w:rPr>
-          <w:rFonts w:ascii="Consolas" w:eastAsia="Consolas" w:hAnsi="Consolas" w:cs="Consolas"/>
-          <w:sz w:val="20"/>
-        </w:rPr>
-        <w:t>strText</w:t>
-      </w:r>
-      <w:proofErr w:type="spellEnd"/>
-      <w:r>
-        <w:rPr>
-          <w:rFonts w:ascii="Consolas" w:eastAsia="Consolas" w:hAnsi="Consolas" w:cs="Consolas"/>
-          <w:sz w:val="20"/>
-        </w:rPr>
-        <w:t xml:space="preserve">, </w:t>
-      </w:r>
-      <w:r>
-        <w:rPr>
-          <w:rFonts w:ascii="Consolas" w:eastAsia="Consolas" w:hAnsi="Consolas" w:cs="Consolas"/>
-          <w:color w:val="A31515"/>
-          <w:sz w:val="20"/>
-        </w:rPr>
-        <w:t>"TO</w:t>
-      </w:r>
-      <w:proofErr w:type="gramStart"/>
-      <w:r>
-        <w:rPr>
-          <w:rFonts w:ascii="Consolas" w:eastAsia="Consolas" w:hAnsi="Consolas" w:cs="Consolas"/>
-          <w:color w:val="A31515"/>
-          <w:sz w:val="20"/>
-        </w:rPr>
-        <w:t>"</w:t>
-      </w:r>
-      <w:r>
-        <w:rPr>
-          <w:rFonts w:ascii="Consolas" w:eastAsia="Consolas" w:hAnsi="Consolas" w:cs="Consolas"/>
-          <w:sz w:val="20"/>
-        </w:rPr>
-        <w:t>)(</w:t>
-      </w:r>
-      <w:proofErr w:type="gramEnd"/>
-      <w:r>
-        <w:rPr>
-          <w:rFonts w:ascii="Consolas" w:eastAsia="Consolas" w:hAnsi="Consolas" w:cs="Consolas"/>
-          <w:sz w:val="20"/>
-        </w:rPr>
-        <w:t xml:space="preserve">1), </w:t>
-      </w:r>
-      <w:proofErr w:type="spellStart"/>
-      <w:r>
-        <w:rPr>
-          <w:rFonts w:ascii="Consolas" w:eastAsia="Consolas" w:hAnsi="Consolas" w:cs="Consolas"/>
-          <w:sz w:val="20"/>
-        </w:rPr>
-        <w:t>vbLf</w:t>
-      </w:r>
-      <w:proofErr w:type="spellEnd"/>
-      <w:r>
-        <w:rPr>
-          <w:rFonts w:ascii="Consolas" w:eastAsia="Consolas" w:hAnsi="Consolas" w:cs="Consolas"/>
-          <w:sz w:val="20"/>
-        </w:rPr>
-        <w:t xml:space="preserve">, </w:t>
-      </w:r>
-      <w:r>
-        <w:rPr>
-          <w:rFonts w:ascii="Consolas" w:eastAsia="Consolas" w:hAnsi="Consolas" w:cs="Consolas"/>
-          <w:color w:val="A31515"/>
-          <w:sz w:val="20"/>
-        </w:rPr>
-        <w:t>"</w:t>
-      </w:r>
-      <w:proofErr w:type="gramStart"/>
-      <w:r>
-        <w:rPr>
-          <w:rFonts w:ascii="Consolas" w:eastAsia="Consolas" w:hAnsi="Consolas" w:cs="Consolas"/>
-          <w:color w:val="A31515"/>
-          <w:sz w:val="20"/>
-        </w:rPr>
-        <w:t>"</w:t>
-      </w:r>
-      <w:r>
-        <w:rPr>
-          <w:rFonts w:ascii="Consolas" w:eastAsia="Consolas" w:hAnsi="Consolas" w:cs="Consolas"/>
-          <w:sz w:val="20"/>
-        </w:rPr>
-        <w:t xml:space="preserve">)   </w:t>
-      </w:r>
-      <w:proofErr w:type="gramEnd"/>
-      <w:r>
-        <w:rPr>
-          <w:rFonts w:ascii="Consolas" w:eastAsia="Consolas" w:hAnsi="Consolas" w:cs="Consolas"/>
-          <w:sz w:val="20"/>
-        </w:rPr>
-        <w:t xml:space="preserve">  </w:t>
-      </w:r>
-      <w:proofErr w:type="spellStart"/>
-      <w:r>
-        <w:rPr>
-          <w:rFonts w:ascii="Consolas" w:eastAsia="Consolas" w:hAnsi="Consolas" w:cs="Consolas"/>
-          <w:sz w:val="20"/>
-        </w:rPr>
-        <w:t>strCC</w:t>
-      </w:r>
-      <w:proofErr w:type="spellEnd"/>
-      <w:r>
-        <w:rPr>
-          <w:rFonts w:ascii="Consolas" w:eastAsia="Consolas" w:hAnsi="Consolas" w:cs="Consolas"/>
-          <w:sz w:val="20"/>
-        </w:rPr>
-        <w:t xml:space="preserve"> = </w:t>
-      </w:r>
-      <w:proofErr w:type="spellStart"/>
-      <w:proofErr w:type="gramStart"/>
-      <w:r>
-        <w:rPr>
-          <w:rFonts w:ascii="Consolas" w:eastAsia="Consolas" w:hAnsi="Consolas" w:cs="Consolas"/>
-          <w:color w:val="0000FF"/>
-          <w:sz w:val="20"/>
-        </w:rPr>
-        <w:t>Replace</w:t>
-      </w:r>
-      <w:proofErr w:type="spellEnd"/>
-      <w:r>
-        <w:rPr>
-          <w:rFonts w:ascii="Consolas" w:eastAsia="Consolas" w:hAnsi="Consolas" w:cs="Consolas"/>
-          <w:sz w:val="20"/>
-        </w:rPr>
-        <w:t>(</w:t>
-      </w:r>
-      <w:r>
-        <w:rPr>
-          <w:rFonts w:ascii="Consolas" w:eastAsia="Consolas" w:hAnsi="Consolas" w:cs="Consolas"/>
-          <w:color w:val="0000FF"/>
-          <w:sz w:val="20"/>
-        </w:rPr>
-        <w:t>Split</w:t>
-      </w:r>
-      <w:r>
-        <w:rPr>
-          <w:rFonts w:ascii="Consolas" w:eastAsia="Consolas" w:hAnsi="Consolas" w:cs="Consolas"/>
-          <w:sz w:val="20"/>
-        </w:rPr>
-        <w:t>(</w:t>
-      </w:r>
-      <w:proofErr w:type="spellStart"/>
-      <w:proofErr w:type="gramEnd"/>
-      <w:r>
-        <w:rPr>
-          <w:rFonts w:ascii="Consolas" w:eastAsia="Consolas" w:hAnsi="Consolas" w:cs="Consolas"/>
-          <w:sz w:val="20"/>
-        </w:rPr>
-        <w:t>strText</w:t>
-      </w:r>
-      <w:proofErr w:type="spellEnd"/>
-      <w:r>
-        <w:rPr>
-          <w:rFonts w:ascii="Consolas" w:eastAsia="Consolas" w:hAnsi="Consolas" w:cs="Consolas"/>
-          <w:sz w:val="20"/>
-        </w:rPr>
-        <w:t xml:space="preserve">, </w:t>
-      </w:r>
-      <w:r>
-        <w:rPr>
-          <w:rFonts w:ascii="Consolas" w:eastAsia="Consolas" w:hAnsi="Consolas" w:cs="Consolas"/>
-          <w:color w:val="A31515"/>
-          <w:sz w:val="20"/>
-        </w:rPr>
-        <w:t>"CC</w:t>
-      </w:r>
-      <w:proofErr w:type="gramStart"/>
-      <w:r>
-        <w:rPr>
-          <w:rFonts w:ascii="Consolas" w:eastAsia="Consolas" w:hAnsi="Consolas" w:cs="Consolas"/>
-          <w:color w:val="A31515"/>
-          <w:sz w:val="20"/>
-        </w:rPr>
-        <w:t>"</w:t>
-      </w:r>
-      <w:r>
-        <w:rPr>
-          <w:rFonts w:ascii="Consolas" w:eastAsia="Consolas" w:hAnsi="Consolas" w:cs="Consolas"/>
-          <w:sz w:val="20"/>
-        </w:rPr>
-        <w:t>)(</w:t>
-      </w:r>
-      <w:proofErr w:type="gramEnd"/>
-      <w:r>
-        <w:rPr>
-          <w:rFonts w:ascii="Consolas" w:eastAsia="Consolas" w:hAnsi="Consolas" w:cs="Consolas"/>
-          <w:sz w:val="20"/>
-        </w:rPr>
-        <w:t xml:space="preserve">1), </w:t>
-      </w:r>
-      <w:proofErr w:type="spellStart"/>
-      <w:r>
-        <w:rPr>
-          <w:rFonts w:ascii="Consolas" w:eastAsia="Consolas" w:hAnsi="Consolas" w:cs="Consolas"/>
-          <w:sz w:val="20"/>
-        </w:rPr>
-        <w:t>vbLf</w:t>
-      </w:r>
-      <w:proofErr w:type="spellEnd"/>
-      <w:r>
-        <w:rPr>
-          <w:rFonts w:ascii="Consolas" w:eastAsia="Consolas" w:hAnsi="Consolas" w:cs="Consolas"/>
-          <w:sz w:val="20"/>
-        </w:rPr>
-        <w:t xml:space="preserve">, </w:t>
-      </w:r>
-      <w:r>
-        <w:rPr>
-          <w:rFonts w:ascii="Consolas" w:eastAsia="Consolas" w:hAnsi="Consolas" w:cs="Consolas"/>
-          <w:color w:val="A31515"/>
-          <w:sz w:val="20"/>
-        </w:rPr>
-        <w:t>"</w:t>
-      </w:r>
-      <w:proofErr w:type="gramStart"/>
-      <w:r>
-        <w:rPr>
-          <w:rFonts w:ascii="Consolas" w:eastAsia="Consolas" w:hAnsi="Consolas" w:cs="Consolas"/>
-          <w:color w:val="A31515"/>
-          <w:sz w:val="20"/>
-        </w:rPr>
-        <w:t>"</w:t>
-      </w:r>
-      <w:r>
-        <w:rPr>
-          <w:rFonts w:ascii="Consolas" w:eastAsia="Consolas" w:hAnsi="Consolas" w:cs="Consolas"/>
-          <w:sz w:val="20"/>
-        </w:rPr>
-        <w:t xml:space="preserve">)   </w:t>
-      </w:r>
-      <w:proofErr w:type="gramEnd"/>
-      <w:r>
-        <w:rPr>
-          <w:rFonts w:ascii="Consolas" w:eastAsia="Consolas" w:hAnsi="Consolas" w:cs="Consolas"/>
-          <w:sz w:val="20"/>
-        </w:rPr>
-        <w:t xml:space="preserve">  </w:t>
-      </w:r>
-      <w:proofErr w:type="spellStart"/>
-      <w:r>
-        <w:rPr>
-          <w:rFonts w:ascii="Consolas" w:eastAsia="Consolas" w:hAnsi="Consolas" w:cs="Consolas"/>
-          <w:sz w:val="20"/>
-        </w:rPr>
-        <w:t>strBCC</w:t>
-      </w:r>
-      <w:proofErr w:type="spellEnd"/>
-      <w:r>
-        <w:rPr>
-          <w:rFonts w:ascii="Consolas" w:eastAsia="Consolas" w:hAnsi="Consolas" w:cs="Consolas"/>
-          <w:sz w:val="20"/>
-        </w:rPr>
-        <w:t xml:space="preserve"> = </w:t>
-      </w:r>
-      <w:proofErr w:type="spellStart"/>
-      <w:proofErr w:type="gramStart"/>
-      <w:r>
-        <w:rPr>
-          <w:rFonts w:ascii="Consolas" w:eastAsia="Consolas" w:hAnsi="Consolas" w:cs="Consolas"/>
-          <w:color w:val="0000FF"/>
-          <w:sz w:val="20"/>
-        </w:rPr>
-        <w:t>Replace</w:t>
-      </w:r>
-      <w:proofErr w:type="spellEnd"/>
-      <w:r>
-        <w:rPr>
-          <w:rFonts w:ascii="Consolas" w:eastAsia="Consolas" w:hAnsi="Consolas" w:cs="Consolas"/>
-          <w:sz w:val="20"/>
-        </w:rPr>
-        <w:t>(</w:t>
-      </w:r>
-      <w:r>
-        <w:rPr>
-          <w:rFonts w:ascii="Consolas" w:eastAsia="Consolas" w:hAnsi="Consolas" w:cs="Consolas"/>
-          <w:color w:val="0000FF"/>
-          <w:sz w:val="20"/>
-        </w:rPr>
-        <w:t>Split</w:t>
-      </w:r>
-      <w:r>
-        <w:rPr>
-          <w:rFonts w:ascii="Consolas" w:eastAsia="Consolas" w:hAnsi="Consolas" w:cs="Consolas"/>
-          <w:sz w:val="20"/>
-        </w:rPr>
-        <w:t>(</w:t>
-      </w:r>
-      <w:proofErr w:type="spellStart"/>
-      <w:proofErr w:type="gramEnd"/>
-      <w:r>
-        <w:rPr>
-          <w:rFonts w:ascii="Consolas" w:eastAsia="Consolas" w:hAnsi="Consolas" w:cs="Consolas"/>
-          <w:sz w:val="20"/>
-        </w:rPr>
-        <w:t>strText</w:t>
-      </w:r>
-      <w:proofErr w:type="spellEnd"/>
-      <w:r>
-        <w:rPr>
-          <w:rFonts w:ascii="Consolas" w:eastAsia="Consolas" w:hAnsi="Consolas" w:cs="Consolas"/>
-          <w:sz w:val="20"/>
-        </w:rPr>
-        <w:t xml:space="preserve">, </w:t>
-      </w:r>
-      <w:r>
-        <w:rPr>
-          <w:rFonts w:ascii="Consolas" w:eastAsia="Consolas" w:hAnsi="Consolas" w:cs="Consolas"/>
-          <w:color w:val="A31515"/>
-          <w:sz w:val="20"/>
-        </w:rPr>
-        <w:t>"BCC</w:t>
-      </w:r>
-      <w:proofErr w:type="gramStart"/>
-      <w:r>
-        <w:rPr>
-          <w:rFonts w:ascii="Consolas" w:eastAsia="Consolas" w:hAnsi="Consolas" w:cs="Consolas"/>
-          <w:color w:val="A31515"/>
-          <w:sz w:val="20"/>
-        </w:rPr>
-        <w:t>"</w:t>
-      </w:r>
-      <w:r>
-        <w:rPr>
-          <w:rFonts w:ascii="Consolas" w:eastAsia="Consolas" w:hAnsi="Consolas" w:cs="Consolas"/>
-          <w:sz w:val="20"/>
-        </w:rPr>
-        <w:t>)(</w:t>
-      </w:r>
-      <w:proofErr w:type="gramEnd"/>
-      <w:r>
-        <w:rPr>
-          <w:rFonts w:ascii="Consolas" w:eastAsia="Consolas" w:hAnsi="Consolas" w:cs="Consolas"/>
-          <w:sz w:val="20"/>
-        </w:rPr>
-        <w:t xml:space="preserve">1), </w:t>
-      </w:r>
-      <w:proofErr w:type="spellStart"/>
-      <w:r>
-        <w:rPr>
-          <w:rFonts w:ascii="Consolas" w:eastAsia="Consolas" w:hAnsi="Consolas" w:cs="Consolas"/>
-          <w:sz w:val="20"/>
-        </w:rPr>
-        <w:t>vbLf</w:t>
-      </w:r>
-      <w:proofErr w:type="spellEnd"/>
-      <w:r>
-        <w:rPr>
-          <w:rFonts w:ascii="Consolas" w:eastAsia="Consolas" w:hAnsi="Consolas" w:cs="Consolas"/>
-          <w:sz w:val="20"/>
-        </w:rPr>
-        <w:t xml:space="preserve">, </w:t>
-      </w:r>
-      <w:r>
-        <w:rPr>
-          <w:rFonts w:ascii="Consolas" w:eastAsia="Consolas" w:hAnsi="Consolas" w:cs="Consolas"/>
-          <w:color w:val="A31515"/>
-          <w:sz w:val="20"/>
-        </w:rPr>
-        <w:t>""</w:t>
-      </w:r>
-      <w:r>
-        <w:rPr>
-          <w:rFonts w:ascii="Consolas" w:eastAsia="Consolas" w:hAnsi="Consolas" w:cs="Consolas"/>
-          <w:sz w:val="20"/>
-        </w:rPr>
-        <w:t xml:space="preserve">) </w:t>
-      </w:r>
     </w:p>
     <w:p>
       <w:pPr>
@@ -25067,282 +21443,369 @@
         <w:spacing w:after="380"/>
         <w:ind w:left="16"/>
         <w:jc w:val="center"/>
-      </w:pPr>
-      <w:r>
         <w:rPr>
           <w:rFonts w:ascii="Times New Roman" w:eastAsia="Times New Roman" w:hAnsi="Times New Roman" w:cs="Times New Roman"/>
           <w:sz w:val="24"/>
         </w:rPr>
-        <w:t xml:space="preserve">Zdrojový kód 1.1: Ukázka zdrojového kódu </w:t>
+      </w:pPr>
+      <w:r>
+        <w:rPr>
+          <w:rFonts w:ascii="Times New Roman" w:eastAsia="Times New Roman" w:hAnsi="Times New Roman" w:cs="Times New Roman"/>
+          <w:sz w:val="24"/>
+        </w:rPr>
+        <w:t xml:space="preserve">Zdrojový kód 1.1: </w:t>
+      </w:r>
+      <w:r>
+        <w:rPr>
+          <w:rFonts w:ascii="Times New Roman" w:eastAsia="Times New Roman" w:hAnsi="Times New Roman" w:cs="Times New Roman"/>
+          <w:sz w:val="24"/>
+        </w:rPr>
+        <w:t>Ukázka testování modulu db_tools.py</w:t>
       </w:r>
     </w:p>
     <w:p>
       <w:pPr>
-        <w:pStyle w:val="Nadpis3"/>
-        <w:ind w:left="-5"/>
-      </w:pPr>
-      <w:bookmarkStart w:id="29" w:name="_Toc229064746"/>
-      <w:r>
-        <w:t>1.5</w:t>
-      </w:r>
-      <w:r>
-        <w:rPr>
-          <w:rFonts w:ascii="Arial" w:eastAsia="Arial" w:hAnsi="Arial" w:cs="Arial"/>
-        </w:rPr>
-        <w:t xml:space="preserve"> </w:t>
-      </w:r>
-      <w:r>
-        <w:t>Citace</w:t>
-      </w:r>
-      <w:bookmarkEnd w:id="29"/>
-      <w:r>
+        <w:spacing w:after="380"/>
+        <w:ind w:left="16"/>
+        <w:jc w:val="center"/>
+        <w:rPr>
+          <w:rFonts w:ascii="Times New Roman" w:eastAsia="Times New Roman" w:hAnsi="Times New Roman" w:cs="Times New Roman"/>
+          <w:sz w:val="24"/>
+        </w:rPr>
+      </w:pPr>
+      <w:r>
+        <w:rPr>
+          <w:rFonts w:ascii="Times New Roman" w:eastAsia="Times New Roman" w:hAnsi="Times New Roman" w:cs="Times New Roman"/>
+          <w:sz w:val="24"/>
+        </w:rPr>
         <w:t xml:space="preserve"> </w:t>
       </w:r>
     </w:p>
     <w:p>
       <w:pPr>
-        <w:spacing w:after="401"/>
-        <w:ind w:left="-5" w:hanging="10"/>
-      </w:pPr>
-      <w:r>
+        <w:spacing w:after="380"/>
+        <w:ind w:left="16"/>
+        <w:jc w:val="center"/>
         <w:rPr>
           <w:rFonts w:ascii="Times New Roman" w:eastAsia="Times New Roman" w:hAnsi="Times New Roman" w:cs="Times New Roman"/>
           <w:sz w:val="24"/>
         </w:rPr>
-        <w:t xml:space="preserve">Doporučená metoda: Word doplněk Citace PRO PLUS (ISO 690 [číslování]) – více v návodu. </w:t>
-      </w:r>
+      </w:pPr>
     </w:p>
     <w:p>
       <w:pPr>
-        <w:pStyle w:val="Nadpis3"/>
-        <w:spacing w:after="254"/>
-        <w:ind w:left="-5"/>
-      </w:pPr>
-      <w:bookmarkStart w:id="30" w:name="_Toc229064747"/>
-      <w:r>
-        <w:t>1.6</w:t>
-      </w:r>
-      <w:r>
-        <w:rPr>
-          <w:rFonts w:ascii="Arial" w:eastAsia="Arial" w:hAnsi="Arial" w:cs="Arial"/>
-        </w:rPr>
-        <w:t xml:space="preserve"> </w:t>
-      </w:r>
-      <w:r>
-        <w:t>Rovnice</w:t>
-      </w:r>
-      <w:bookmarkEnd w:id="30"/>
-      <w:r>
-        <w:t xml:space="preserve"> </w:t>
-      </w:r>
+        <w:spacing w:after="380"/>
+        <w:ind w:left="16"/>
+        <w:jc w:val="center"/>
+        <w:rPr>
+          <w:rFonts w:ascii="Times New Roman" w:eastAsia="Times New Roman" w:hAnsi="Times New Roman" w:cs="Times New Roman"/>
+          <w:sz w:val="24"/>
+        </w:rPr>
+      </w:pPr>
     </w:p>
     <w:p>
       <w:pPr>
-        <w:tabs>
-          <w:tab w:val="center" w:pos="4531"/>
-          <w:tab w:val="right" w:pos="9052"/>
-        </w:tabs>
-        <w:spacing w:after="132"/>
+        <w:spacing w:after="380"/>
+        <w:ind w:left="16"/>
+        <w:jc w:val="center"/>
         <w:rPr>
           <w:rFonts w:ascii="Times New Roman" w:eastAsia="Times New Roman" w:hAnsi="Times New Roman" w:cs="Times New Roman"/>
           <w:sz w:val="24"/>
         </w:rPr>
       </w:pPr>
+    </w:p>
+    <w:p>
+      <w:pPr>
+        <w:spacing w:after="380"/>
+        <w:ind w:left="16"/>
+        <w:jc w:val="center"/>
+      </w:pPr>
+    </w:p>
+    <w:p>
+      <w:pPr>
+        <w:pStyle w:val="Nadpis3"/>
+      </w:pPr>
+      <w:r>
+        <w:lastRenderedPageBreak/>
+        <w:t>2.7.1 Manuální testování</w:t>
+      </w:r>
+    </w:p>
+    <w:p>
+      <w:r>
+        <w:t xml:space="preserve">Část testování probíhala manuálně přímo na cílovém hardwaru </w:t>
+      </w:r>
+      <w:proofErr w:type="spellStart"/>
+      <w:r>
+        <w:t>Raspberry</w:t>
+      </w:r>
+      <w:proofErr w:type="spellEnd"/>
+      <w:r>
+        <w:t xml:space="preserve"> </w:t>
+      </w:r>
+      <w:proofErr w:type="spellStart"/>
+      <w:r>
+        <w:t>Pi</w:t>
+      </w:r>
+      <w:proofErr w:type="spellEnd"/>
+      <w:r>
+        <w:t xml:space="preserve"> s připojenými senzory M5Stack a relé moduly. Po spuštění aplikace bylo ověřeno, že </w:t>
+      </w:r>
+      <w:proofErr w:type="spellStart"/>
+      <w:r>
+        <w:t>Raspberry</w:t>
+      </w:r>
+      <w:proofErr w:type="spellEnd"/>
+      <w:r>
+        <w:t xml:space="preserve"> </w:t>
+      </w:r>
+      <w:proofErr w:type="spellStart"/>
+      <w:r>
+        <w:t>Pi</w:t>
+      </w:r>
+      <w:proofErr w:type="spellEnd"/>
+      <w:r>
+        <w:t xml:space="preserve"> úspěšně vytvoří Wi-Fi hotspot a webové rozhraní je dostupné z mobilního telefonu i notebooku připojených </w:t>
+      </w:r>
+      <w:r>
+        <w:t xml:space="preserve">ke stejné </w:t>
+      </w:r>
+      <w:proofErr w:type="gramStart"/>
+      <w:r>
+        <w:t>síti</w:t>
+      </w:r>
+      <w:proofErr w:type="gramEnd"/>
+      <w:r>
+        <w:t xml:space="preserve"> popřípadě k síti vytvořené pomocí </w:t>
+      </w:r>
+      <w:proofErr w:type="spellStart"/>
+      <w:r>
+        <w:t>Raspberry</w:t>
+      </w:r>
+      <w:proofErr w:type="spellEnd"/>
+      <w:r>
+        <w:t>. Na dashboardu byly přidány widgety pro jednotlivé místnosti a senzory a bylo ověřeno, že se hodnoty správně načítají z databáze a aktualizují v nastaveném intervalu. Funkčnost grafů historických dat byla ověřena výběrem různých časových rozsahů i vlastního datumového rozmezí. Ovládání relé bylo otestováno fyzickým připojením spotřebiče a ověřením, že stisk tlačítka na dashboardu skutečně sepne nebo rozepne obvod. Automatizační pravidla byla otestována simulací podmínek – zahřátím senzoru nad nastavený práh a kontrolou, že se relé skutečně sepne a po ochlazení opět rozepne. Nastavení aplikace bylo uloženo a ověřeno, že přetrvá i po restartu serveru.</w:t>
+      </w:r>
+    </w:p>
+    <w:bookmarkEnd w:id="27"/>
+    <w:p>
+      <w:pPr>
+        <w:spacing w:after="0"/>
+      </w:pPr>
       <w:r>
         <w:rPr>
           <w:rFonts w:ascii="Times New Roman" w:eastAsia="Times New Roman" w:hAnsi="Times New Roman" w:cs="Times New Roman"/>
           <w:sz w:val="24"/>
         </w:rPr>
+        <w:tab/>
         <w:t xml:space="preserve"> </w:t>
       </w:r>
+    </w:p>
+    <w:p>
+      <w:pPr>
+        <w:spacing w:after="188"/>
+      </w:pPr>
+    </w:p>
+    <w:p>
+      <w:pPr>
+        <w:spacing w:after="0"/>
+        <w:jc w:val="both"/>
+      </w:pPr>
       <w:r>
         <w:rPr>
           <w:rFonts w:ascii="Times New Roman" w:eastAsia="Times New Roman" w:hAnsi="Times New Roman" w:cs="Times New Roman"/>
           <w:sz w:val="24"/>
         </w:rPr>
-        <w:tab/>
-      </w:r>
-      <w:r>
-        <w:rPr>
-          <w:rFonts w:ascii="Cambria Math" w:eastAsia="Cambria Math" w:hAnsi="Cambria Math" w:cs="Cambria Math"/>
-          <w:sz w:val="24"/>
-        </w:rPr>
-        <w:t>𝑅𝑜𝑣𝑛𝑖𝑐𝑒</w:t>
+        <w:t xml:space="preserve"> </w:t>
       </w:r>
       <w:r>
         <w:rPr>
           <w:rFonts w:ascii="Times New Roman" w:eastAsia="Times New Roman" w:hAnsi="Times New Roman" w:cs="Times New Roman"/>
           <w:sz w:val="24"/>
         </w:rPr>
+        <w:tab/>
         <w:t xml:space="preserve"> </w:t>
       </w:r>
       <w:r>
-        <w:rPr>
-          <w:rFonts w:ascii="Times New Roman" w:eastAsia="Times New Roman" w:hAnsi="Times New Roman" w:cs="Times New Roman"/>
-          <w:sz w:val="24"/>
-        </w:rPr>
-        <w:tab/>
-        <w:t xml:space="preserve">(1.1) </w:t>
+        <w:br w:type="page"/>
       </w:r>
     </w:p>
     <w:p>
       <w:pPr>
-        <w:pStyle w:val="Nadpis3"/>
-      </w:pPr>
-      <w:bookmarkStart w:id="31" w:name="_Toc229064748"/>
-      <w:r>
-        <w:t>1.7 Pokus</w:t>
-      </w:r>
-      <w:bookmarkEnd w:id="31"/>
+        <w:pStyle w:val="Nadpis1"/>
+        <w:ind w:left="-5"/>
+      </w:pPr>
+      <w:bookmarkStart w:id="28" w:name="_Toc229064751"/>
+      <w:r>
+        <w:lastRenderedPageBreak/>
+        <w:t>Závěr</w:t>
+      </w:r>
+      <w:bookmarkEnd w:id="28"/>
+      <w:r>
+        <w:t xml:space="preserve"> </w:t>
+      </w:r>
     </w:p>
     <w:p>
-      <w:pPr>
-        <w:pStyle w:val="Nadpis3"/>
-      </w:pPr>
-      <w:bookmarkStart w:id="32" w:name="_Toc229064749"/>
-      <w:r>
-        <w:t xml:space="preserve">1.8 </w:t>
-      </w:r>
-      <w:proofErr w:type="spellStart"/>
-      <w:r>
-        <w:t>Nevim</w:t>
-      </w:r>
-      <w:bookmarkEnd w:id="32"/>
-      <w:proofErr w:type="spellEnd"/>
-    </w:p>
-    <w:p/>
-    <w:p>
-      <w:pPr>
-        <w:spacing w:after="0"/>
-      </w:pPr>
-      <w:r>
-        <w:rPr>
-          <w:rFonts w:ascii="Times New Roman" w:eastAsia="Times New Roman" w:hAnsi="Times New Roman" w:cs="Times New Roman"/>
-          <w:sz w:val="24"/>
-        </w:rPr>
+      <w:r>
+        <w:t xml:space="preserve">Cílem této práce bylo navrhnout a realizovat webovou aplikaci pro správu chytré domácnosti běžící na jednodeskového počítači </w:t>
+      </w:r>
+      <w:proofErr w:type="spellStart"/>
+      <w:r>
+        <w:t>Raspberry</w:t>
+      </w:r>
+      <w:proofErr w:type="spellEnd"/>
+      <w:r>
         <w:t xml:space="preserve"> </w:t>
       </w:r>
-      <w:r>
-        <w:rPr>
-          <w:rFonts w:ascii="Times New Roman" w:eastAsia="Times New Roman" w:hAnsi="Times New Roman" w:cs="Times New Roman"/>
-          <w:sz w:val="24"/>
-        </w:rPr>
-        <w:tab/>
-        <w:t xml:space="preserve"> </w:t>
+      <w:proofErr w:type="spellStart"/>
+      <w:r>
+        <w:t>Pi</w:t>
+      </w:r>
+      <w:proofErr w:type="spellEnd"/>
+      <w:r>
+        <w:t>. Vývoj probíhal s jasně definovaným zadáním a praktickým zaměřením, přičemž klíčovým aspektem bylo vytvoření funkčního systému umožňujícího sběr, ukládání a vizualizaci dat ze senzorů a zároveň ovládání připojených spotřebičů prostřednictvím webového rozhraní.</w:t>
       </w:r>
     </w:p>
     <w:p>
+      <w:r>
+        <w:t xml:space="preserve">V průběhu návrhu bylo nejprve provedeno srovnání dostupných frameworků a technologií pro tvorbu webových aplikací. Po zvážení požadavků projektu, hardwarových omezení </w:t>
+      </w:r>
+      <w:proofErr w:type="spellStart"/>
+      <w:r>
+        <w:t>Raspberry</w:t>
+      </w:r>
+      <w:proofErr w:type="spellEnd"/>
+      <w:r>
+        <w:t xml:space="preserve"> </w:t>
+      </w:r>
+      <w:proofErr w:type="spellStart"/>
+      <w:r>
+        <w:t>Pi</w:t>
+      </w:r>
+      <w:proofErr w:type="spellEnd"/>
+      <w:r>
+        <w:t xml:space="preserve"> a vlastních zkušeností byl jako nejvhodnější řešení zvolen framework </w:t>
+      </w:r>
+      <w:proofErr w:type="spellStart"/>
+      <w:r>
+        <w:t>Flask</w:t>
+      </w:r>
+      <w:proofErr w:type="spellEnd"/>
+      <w:r>
+        <w:t xml:space="preserve">, který nabízí dostatečnou funkcionalitu při minimální režii a nízké paměťové náročnosti. Aplikace byla rozdělena do dvou samostatných </w:t>
+      </w:r>
+      <w:proofErr w:type="spellStart"/>
+      <w:r>
+        <w:t>Flask</w:t>
+      </w:r>
+      <w:proofErr w:type="spellEnd"/>
+      <w:r>
+        <w:t xml:space="preserve"> serverů – jeden zajišťuje webové rozhraní a druhý příjem dat ze senzorů a ovládání relé prostřednictvím protokolu MQTT.</w:t>
+      </w:r>
+    </w:p>
+    <w:p>
+      <w:r>
+        <w:t xml:space="preserve">V průběhu vývoje bylo nutné řešit řadu praktických problémů, například zajištění spolehlivé komunikace mezi senzory M5Stack a serverem, správnou synchronizaci automatizačního </w:t>
+      </w:r>
+      <w:proofErr w:type="spellStart"/>
+      <w:r>
+        <w:t>workeru</w:t>
+      </w:r>
+      <w:proofErr w:type="spellEnd"/>
+      <w:r>
+        <w:t xml:space="preserve"> běžícího na pozadí nebo stabilitu Wi-Fi hotspotu spravovaného přímo </w:t>
+      </w:r>
+      <w:proofErr w:type="spellStart"/>
+      <w:r>
+        <w:t>Raspberry</w:t>
+      </w:r>
+      <w:proofErr w:type="spellEnd"/>
+      <w:r>
+        <w:t xml:space="preserve"> </w:t>
+      </w:r>
+      <w:proofErr w:type="spellStart"/>
+      <w:r>
+        <w:t>Pi</w:t>
+      </w:r>
+      <w:proofErr w:type="spellEnd"/>
+      <w:r>
+        <w:t>. Díky iterativnímu přístupu k vývoji se podařilo postupně všechny tyto problémy vyřešit a aplikaci stabilizovat do funkčního celku.</w:t>
+      </w:r>
+    </w:p>
+    <w:p>
+      <w:r>
+        <w:t xml:space="preserve">Výsledná aplikace umožňuje sběr a ukládání naměřených hodnot teploty, vlhkosti a koncentrace CO2 do </w:t>
+      </w:r>
+      <w:proofErr w:type="spellStart"/>
+      <w:r>
+        <w:t>SQLite</w:t>
+      </w:r>
+      <w:proofErr w:type="spellEnd"/>
+      <w:r>
+        <w:t xml:space="preserve"> databáze, jejich statistické zpracování a vizualizaci formou interaktivních grafů s možností filtrování podle časového rozsahu. Uživatel může prostřednictvím dashboardu přidávat a konfigurovat widgety pro jednotlivé místnosti a senzory, ovládat až šest relé modulů a definovat automatizační pravidla, která na základě naměřených hodnot automaticky sepnou nebo rozepnou připojený spotřebič. Testování prokázalo, že aplikace je funkční a spolehlivá v podmínkách lokální sítě vytvořené přímo </w:t>
+      </w:r>
+      <w:proofErr w:type="spellStart"/>
+      <w:r>
+        <w:t>Raspberry</w:t>
+      </w:r>
+      <w:proofErr w:type="spellEnd"/>
+      <w:r>
+        <w:t xml:space="preserve"> </w:t>
+      </w:r>
+      <w:proofErr w:type="spellStart"/>
+      <w:r>
+        <w:t>Pi</w:t>
+      </w:r>
+      <w:proofErr w:type="spellEnd"/>
+      <w:r>
+        <w:t>.</w:t>
+      </w:r>
+    </w:p>
+    <w:p>
+      <w:r>
+        <w:t xml:space="preserve">Navržený systém v aktuální podobě plně pokrývá požadavky zadání a je vhodný pro nasazení v domácím prostředí jako autonomní lokální řešení bez závislosti na internetu nebo cloudových službách. Určitým omezením zůstává skutečnost, že widgety a automatizační pravidla jsou ukládána pouze v operační paměti a po restartu serveru se ztratí. Dalším omezením je chybějící autentizace, která by v produkčním nasazení byla žádoucí. Výsledky práce přesto ukazují, že jednodeskové počítače typu </w:t>
+      </w:r>
+      <w:proofErr w:type="spellStart"/>
+      <w:r>
+        <w:t>Raspberry</w:t>
+      </w:r>
+      <w:proofErr w:type="spellEnd"/>
+      <w:r>
+        <w:t xml:space="preserve"> </w:t>
+      </w:r>
+      <w:proofErr w:type="spellStart"/>
+      <w:r>
+        <w:t>Pi</w:t>
+      </w:r>
+      <w:proofErr w:type="spellEnd"/>
+      <w:r>
+        <w:t xml:space="preserve"> jsou plně schopné provozovat komplexní webové aplikace pro správu chytré domácnosti. Další rozvoj by se mohl zaměřit na persistentní ukládání konfigurace widgetů do databáze, přidání uživatelské autentizace, podporu více uživatelů nebo rozšíření o notifikace prostřednictvím e-mailu při překročení nastavených prahových hodnot senzorů.</w:t>
+      </w:r>
+    </w:p>
+    <w:p>
+      <w:pPr>
+        <w:spacing w:after="188"/>
+      </w:pPr>
+    </w:p>
+    <w:p>
+      <w:pPr>
+        <w:spacing w:after="0"/>
+        <w:jc w:val="both"/>
+      </w:pPr>
+      <w:r>
+        <w:br w:type="page"/>
+      </w:r>
+    </w:p>
+    <w:p>
       <w:pPr>
         <w:pStyle w:val="Nadpis1"/>
         <w:ind w:left="-5"/>
       </w:pPr>
-      <w:bookmarkStart w:id="33" w:name="_Toc229064750"/>
-      <w:r>
-        <w:t>Praktická část</w:t>
-      </w:r>
-      <w:bookmarkEnd w:id="33"/>
-      <w:r>
-        <w:t xml:space="preserve"> </w:t>
-      </w:r>
-    </w:p>
-    <w:p>
-      <w:pPr>
-        <w:spacing w:after="188"/>
-      </w:pPr>
-      <w:r>
-        <w:rPr>
-          <w:rFonts w:ascii="Times New Roman" w:eastAsia="Times New Roman" w:hAnsi="Times New Roman" w:cs="Times New Roman"/>
-          <w:sz w:val="24"/>
-        </w:rPr>
-        <w:t xml:space="preserve"> </w:t>
-      </w:r>
-    </w:p>
-    <w:p>
-      <w:pPr>
-        <w:spacing w:after="0"/>
-        <w:jc w:val="both"/>
-      </w:pPr>
-      <w:r>
-        <w:rPr>
-          <w:rFonts w:ascii="Times New Roman" w:eastAsia="Times New Roman" w:hAnsi="Times New Roman" w:cs="Times New Roman"/>
-          <w:sz w:val="24"/>
-        </w:rPr>
-        <w:t xml:space="preserve"> </w:t>
-      </w:r>
-      <w:r>
-        <w:rPr>
-          <w:rFonts w:ascii="Times New Roman" w:eastAsia="Times New Roman" w:hAnsi="Times New Roman" w:cs="Times New Roman"/>
-          <w:sz w:val="24"/>
-        </w:rPr>
-        <w:tab/>
-        <w:t xml:space="preserve"> </w:t>
-      </w:r>
-      <w:r>
-        <w:br w:type="page"/>
-      </w:r>
-    </w:p>
-    <w:p>
-      <w:pPr>
-        <w:pStyle w:val="Nadpis1"/>
-        <w:ind w:left="-5"/>
-      </w:pPr>
-      <w:bookmarkStart w:id="34" w:name="_Toc229064751"/>
-      <w:r>
-        <w:lastRenderedPageBreak/>
-        <w:t>Závěr</w:t>
-      </w:r>
-      <w:bookmarkEnd w:id="34"/>
-      <w:r>
-        <w:t xml:space="preserve"> </w:t>
-      </w:r>
-    </w:p>
-    <w:p>
-      <w:pPr>
-        <w:spacing w:after="188"/>
-      </w:pPr>
-      <w:r>
-        <w:rPr>
-          <w:rFonts w:ascii="Times New Roman" w:eastAsia="Times New Roman" w:hAnsi="Times New Roman" w:cs="Times New Roman"/>
-          <w:sz w:val="24"/>
-        </w:rPr>
-        <w:t xml:space="preserve"> </w:t>
-      </w:r>
-    </w:p>
-    <w:p>
-      <w:pPr>
-        <w:spacing w:after="0"/>
-        <w:jc w:val="both"/>
-      </w:pPr>
-      <w:r>
-        <w:rPr>
-          <w:rFonts w:ascii="Times New Roman" w:eastAsia="Times New Roman" w:hAnsi="Times New Roman" w:cs="Times New Roman"/>
-          <w:sz w:val="24"/>
-        </w:rPr>
-        <w:t xml:space="preserve"> </w:t>
-      </w:r>
-      <w:r>
-        <w:rPr>
-          <w:rFonts w:ascii="Times New Roman" w:eastAsia="Times New Roman" w:hAnsi="Times New Roman" w:cs="Times New Roman"/>
-          <w:sz w:val="24"/>
-        </w:rPr>
-        <w:tab/>
-        <w:t xml:space="preserve"> </w:t>
-      </w:r>
-      <w:r>
-        <w:br w:type="page"/>
-      </w:r>
-    </w:p>
-    <w:p>
-      <w:pPr>
-        <w:pStyle w:val="Nadpis1"/>
-        <w:ind w:left="-5"/>
-      </w:pPr>
-      <w:bookmarkStart w:id="35" w:name="_Toc229064752"/>
+      <w:bookmarkStart w:id="29" w:name="_Toc229064752"/>
       <w:r>
         <w:lastRenderedPageBreak/>
         <w:t>Použitá literatura</w:t>
       </w:r>
-      <w:bookmarkEnd w:id="35"/>
+      <w:bookmarkEnd w:id="29"/>
       <w:r>
         <w:t xml:space="preserve"> </w:t>
       </w:r>
@@ -25408,12 +21871,12 @@
         <w:spacing w:after="321"/>
         <w:ind w:left="-5"/>
       </w:pPr>
-      <w:bookmarkStart w:id="36" w:name="_Toc229064753"/>
+      <w:bookmarkStart w:id="30" w:name="_Toc229064753"/>
       <w:r>
         <w:lastRenderedPageBreak/>
         <w:t>Přílohy</w:t>
       </w:r>
-      <w:bookmarkEnd w:id="36"/>
+      <w:bookmarkEnd w:id="30"/>
       <w:r>
         <w:rPr>
           <w:b w:val="0"/>
@@ -25427,7 +21890,7 @@
         <w:spacing w:after="281"/>
         <w:ind w:left="-5"/>
       </w:pPr>
-      <w:bookmarkStart w:id="37" w:name="_Toc229064754"/>
+      <w:bookmarkStart w:id="31" w:name="_Toc229064754"/>
       <w:r>
         <w:t>A</w:t>
       </w:r>
@@ -25440,7 +21903,7 @@
       <w:r>
         <w:t>Příloha</w:t>
       </w:r>
-      <w:bookmarkEnd w:id="37"/>
+      <w:bookmarkEnd w:id="31"/>
       <w:r>
         <w:t xml:space="preserve"> </w:t>
       </w:r>
@@ -25463,9 +21926,9 @@
       </w:r>
     </w:p>
     <w:sectPr>
-      <w:footerReference w:type="even" r:id="rId15"/>
-      <w:footerReference w:type="default" r:id="rId16"/>
-      <w:footerReference w:type="first" r:id="rId17"/>
+      <w:footerReference w:type="even" r:id="rId17"/>
+      <w:footerReference w:type="default" r:id="rId18"/>
+      <w:footerReference w:type="first" r:id="rId19"/>
       <w:pgSz w:w="11906" w:h="16838"/>
       <w:pgMar w:top="1318" w:right="1436" w:bottom="1446" w:left="1419" w:header="708" w:footer="976" w:gutter="0"/>
       <w:cols w:space="708"/>

--- a/dokumentace/BP_Tehnik_HomeOS.docx
+++ b/dokumentace/BP_Tehnik_HomeOS.docx
@@ -11284,6 +11284,55 @@
     <w:p>
       <w:pPr>
         <w:spacing w:after="0"/>
+        <w:rPr>
+          <w:rFonts w:ascii="Times New Roman" w:eastAsia="Times New Roman" w:hAnsi="Times New Roman" w:cs="Times New Roman"/>
+          <w:sz w:val="24"/>
+        </w:rPr>
+      </w:pPr>
+    </w:p>
+    <w:p>
+      <w:pPr>
+        <w:spacing w:after="0"/>
+        <w:rPr>
+          <w:rFonts w:ascii="Times New Roman" w:eastAsia="Times New Roman" w:hAnsi="Times New Roman" w:cs="Times New Roman"/>
+          <w:sz w:val="24"/>
+        </w:rPr>
+      </w:pPr>
+    </w:p>
+    <w:p>
+      <w:pPr>
+        <w:spacing w:after="0"/>
+        <w:rPr>
+          <w:rFonts w:ascii="Times New Roman" w:eastAsia="Times New Roman" w:hAnsi="Times New Roman" w:cs="Times New Roman"/>
+          <w:sz w:val="24"/>
+        </w:rPr>
+      </w:pPr>
+    </w:p>
+    <w:p>
+      <w:pPr>
+        <w:spacing w:after="0"/>
+        <w:rPr>
+          <w:rFonts w:ascii="Times New Roman" w:eastAsia="Times New Roman" w:hAnsi="Times New Roman" w:cs="Times New Roman"/>
+          <w:sz w:val="24"/>
+        </w:rPr>
+      </w:pPr>
+    </w:p>
+    <w:p>
+      <w:pPr>
+        <w:spacing w:after="0"/>
+        <w:rPr>
+          <w:rFonts w:ascii="Times New Roman" w:eastAsia="Times New Roman" w:hAnsi="Times New Roman" w:cs="Times New Roman"/>
+          <w:sz w:val="24"/>
+        </w:rPr>
+      </w:pPr>
+    </w:p>
+    <w:p>
+      <w:pPr>
+        <w:spacing w:after="0"/>
+        <w:rPr>
+          <w:rFonts w:ascii="Times New Roman" w:eastAsia="Times New Roman" w:hAnsi="Times New Roman" w:cs="Times New Roman"/>
+          <w:sz w:val="24"/>
+        </w:rPr>
       </w:pPr>
       <w:r>
         <w:rPr>
@@ -11440,8 +11489,114 @@
         </w:tabs>
         <w:spacing w:line="258" w:lineRule="auto"/>
       </w:pPr>
-      <w:r>
-        <w:br w:type="column"/>
+    </w:p>
+    <w:p>
+      <w:pPr>
+        <w:tabs>
+          <w:tab w:val="center" w:pos="1946"/>
+          <w:tab w:val="center" w:pos="7690"/>
+        </w:tabs>
+        <w:spacing w:line="258" w:lineRule="auto"/>
+      </w:pPr>
+    </w:p>
+    <w:p>
+      <w:pPr>
+        <w:tabs>
+          <w:tab w:val="center" w:pos="1946"/>
+          <w:tab w:val="center" w:pos="7690"/>
+        </w:tabs>
+        <w:spacing w:line="258" w:lineRule="auto"/>
+      </w:pPr>
+    </w:p>
+    <w:p>
+      <w:pPr>
+        <w:tabs>
+          <w:tab w:val="center" w:pos="1946"/>
+          <w:tab w:val="center" w:pos="7690"/>
+        </w:tabs>
+        <w:spacing w:line="258" w:lineRule="auto"/>
+      </w:pPr>
+    </w:p>
+    <w:p>
+      <w:pPr>
+        <w:tabs>
+          <w:tab w:val="center" w:pos="1946"/>
+          <w:tab w:val="center" w:pos="7690"/>
+        </w:tabs>
+        <w:spacing w:line="258" w:lineRule="auto"/>
+      </w:pPr>
+    </w:p>
+    <w:p>
+      <w:pPr>
+        <w:tabs>
+          <w:tab w:val="center" w:pos="1946"/>
+          <w:tab w:val="center" w:pos="7690"/>
+        </w:tabs>
+        <w:spacing w:line="258" w:lineRule="auto"/>
+      </w:pPr>
+    </w:p>
+    <w:p>
+      <w:pPr>
+        <w:tabs>
+          <w:tab w:val="center" w:pos="1946"/>
+          <w:tab w:val="center" w:pos="7690"/>
+        </w:tabs>
+        <w:spacing w:line="258" w:lineRule="auto"/>
+      </w:pPr>
+    </w:p>
+    <w:p>
+      <w:pPr>
+        <w:tabs>
+          <w:tab w:val="center" w:pos="1946"/>
+          <w:tab w:val="center" w:pos="7690"/>
+        </w:tabs>
+        <w:spacing w:line="258" w:lineRule="auto"/>
+      </w:pPr>
+    </w:p>
+    <w:p>
+      <w:pPr>
+        <w:tabs>
+          <w:tab w:val="center" w:pos="1946"/>
+          <w:tab w:val="center" w:pos="7690"/>
+        </w:tabs>
+        <w:spacing w:line="258" w:lineRule="auto"/>
+      </w:pPr>
+    </w:p>
+    <w:p>
+      <w:pPr>
+        <w:tabs>
+          <w:tab w:val="center" w:pos="1946"/>
+          <w:tab w:val="center" w:pos="7690"/>
+        </w:tabs>
+        <w:spacing w:line="258" w:lineRule="auto"/>
+      </w:pPr>
+    </w:p>
+    <w:p>
+      <w:pPr>
+        <w:tabs>
+          <w:tab w:val="center" w:pos="1946"/>
+          <w:tab w:val="center" w:pos="7690"/>
+        </w:tabs>
+        <w:spacing w:line="258" w:lineRule="auto"/>
+      </w:pPr>
+    </w:p>
+    <w:p>
+      <w:pPr>
+        <w:pStyle w:val="Nadpis4"/>
+        <w:jc w:val="center"/>
+        <w:rPr>
+          <w:bCs/>
+          <w:sz w:val="36"/>
+          <w:szCs w:val="36"/>
+        </w:rPr>
+      </w:pPr>
+      <w:r>
+        <w:rPr>
+          <w:bCs/>
+          <w:sz w:val="36"/>
+          <w:szCs w:val="36"/>
+        </w:rPr>
+        <w:t>Webová aplikace pro správu chytrého domu</w:t>
       </w:r>
     </w:p>
     <w:p>
@@ -11454,7 +11609,72 @@
           <w:szCs w:val="36"/>
         </w:rPr>
       </w:pPr>
-      <w:r>
+    </w:p>
+    <w:p>
+      <w:pPr>
+        <w:rPr>
+          <w:sz w:val="28"/>
+          <w:szCs w:val="28"/>
+        </w:rPr>
+      </w:pPr>
+      <w:r>
+        <w:rPr>
+          <w:sz w:val="28"/>
+          <w:szCs w:val="28"/>
+        </w:rPr>
+        <w:t>1) Vypracujte rozvahu možných řešení, přístupů a frameworků pro tvorbu webových aplikací.</w:t>
+      </w:r>
+      <w:r>
+        <w:rPr>
+          <w:sz w:val="28"/>
+          <w:szCs w:val="28"/>
+        </w:rPr>
+        <w:br/>
+        <w:t>2) Vyberte nejvhodnější řešení s ohledem na cíl této práce.</w:t>
+      </w:r>
+      <w:r>
+        <w:rPr>
+          <w:sz w:val="28"/>
+          <w:szCs w:val="28"/>
+        </w:rPr>
+        <w:br/>
+        <w:t>3) Navrhněte blokové schéma propojení příslušných komponent.</w:t>
+      </w:r>
+      <w:r>
+        <w:rPr>
+          <w:sz w:val="28"/>
+          <w:szCs w:val="28"/>
+        </w:rPr>
+        <w:br/>
+        <w:t>4) Vytvořte vývojový diagram aplikace a realizujte aplikaci na příslušném hardware.</w:t>
+      </w:r>
+      <w:r>
+        <w:rPr>
+          <w:sz w:val="28"/>
+          <w:szCs w:val="28"/>
+        </w:rPr>
+        <w:br/>
+        <w:t>5) Vytvořte databázi a statisticky zpracujte a vizualizujte uložená data.</w:t>
+      </w:r>
+      <w:r>
+        <w:rPr>
+          <w:sz w:val="28"/>
+          <w:szCs w:val="28"/>
+        </w:rPr>
+        <w:br/>
+        <w:t>6) Přidejte možnost ovládání výstupů a nastavení parametrů senzorů.</w:t>
+      </w:r>
+      <w:r>
+        <w:rPr>
+          <w:sz w:val="28"/>
+          <w:szCs w:val="28"/>
+        </w:rPr>
+        <w:br/>
+        <w:t>6) Otestujte aplikaci a zhodnoťte dosažené parametry.</w:t>
+      </w:r>
+    </w:p>
+    <w:p>
+      <w:pPr>
         <w:rPr>
           <w:b/>
           <w:bCs/>
@@ -11462,6 +11682,181 @@
           <w:sz w:val="36"/>
           <w:szCs w:val="36"/>
         </w:rPr>
+      </w:pPr>
+    </w:p>
+    <w:p>
+      <w:pPr>
+        <w:rPr>
+          <w:b/>
+          <w:bCs/>
+          <w:color w:val="E97132" w:themeColor="accent2"/>
+          <w:sz w:val="36"/>
+          <w:szCs w:val="36"/>
+        </w:rPr>
+      </w:pPr>
+    </w:p>
+    <w:p>
+      <w:pPr>
+        <w:rPr>
+          <w:b/>
+          <w:bCs/>
+          <w:color w:val="E97132" w:themeColor="accent2"/>
+          <w:sz w:val="36"/>
+          <w:szCs w:val="36"/>
+        </w:rPr>
+      </w:pPr>
+    </w:p>
+    <w:p>
+      <w:pPr>
+        <w:rPr>
+          <w:b/>
+          <w:bCs/>
+          <w:color w:val="E97132" w:themeColor="accent2"/>
+          <w:sz w:val="36"/>
+          <w:szCs w:val="36"/>
+        </w:rPr>
+      </w:pPr>
+    </w:p>
+    <w:p>
+      <w:pPr>
+        <w:rPr>
+          <w:b/>
+          <w:bCs/>
+          <w:color w:val="E97132" w:themeColor="accent2"/>
+          <w:sz w:val="36"/>
+          <w:szCs w:val="36"/>
+        </w:rPr>
+      </w:pPr>
+    </w:p>
+    <w:p>
+      <w:pPr>
+        <w:rPr>
+          <w:b/>
+          <w:bCs/>
+          <w:color w:val="E97132" w:themeColor="accent2"/>
+          <w:sz w:val="36"/>
+          <w:szCs w:val="36"/>
+        </w:rPr>
+      </w:pPr>
+    </w:p>
+    <w:p>
+      <w:pPr>
+        <w:rPr>
+          <w:b/>
+          <w:bCs/>
+          <w:color w:val="E97132" w:themeColor="accent2"/>
+          <w:sz w:val="36"/>
+          <w:szCs w:val="36"/>
+        </w:rPr>
+      </w:pPr>
+    </w:p>
+    <w:p>
+      <w:pPr>
+        <w:rPr>
+          <w:b/>
+          <w:bCs/>
+          <w:color w:val="E97132" w:themeColor="accent2"/>
+          <w:sz w:val="36"/>
+          <w:szCs w:val="36"/>
+        </w:rPr>
+      </w:pPr>
+    </w:p>
+    <w:p>
+      <w:pPr>
+        <w:rPr>
+          <w:b/>
+          <w:bCs/>
+          <w:color w:val="E97132" w:themeColor="accent2"/>
+          <w:sz w:val="36"/>
+          <w:szCs w:val="36"/>
+        </w:rPr>
+      </w:pPr>
+    </w:p>
+    <w:p>
+      <w:pPr>
+        <w:rPr>
+          <w:b/>
+          <w:bCs/>
+          <w:color w:val="E97132" w:themeColor="accent2"/>
+          <w:sz w:val="36"/>
+          <w:szCs w:val="36"/>
+        </w:rPr>
+      </w:pPr>
+    </w:p>
+    <w:p>
+      <w:pPr>
+        <w:rPr>
+          <w:b/>
+          <w:bCs/>
+          <w:color w:val="E97132" w:themeColor="accent2"/>
+          <w:sz w:val="36"/>
+          <w:szCs w:val="36"/>
+        </w:rPr>
+      </w:pPr>
+    </w:p>
+    <w:p>
+      <w:pPr>
+        <w:rPr>
+          <w:b/>
+          <w:bCs/>
+          <w:color w:val="E97132" w:themeColor="accent2"/>
+          <w:sz w:val="36"/>
+          <w:szCs w:val="36"/>
+        </w:rPr>
+      </w:pPr>
+    </w:p>
+    <w:p>
+      <w:pPr>
+        <w:rPr>
+          <w:b/>
+          <w:bCs/>
+          <w:color w:val="E97132" w:themeColor="accent2"/>
+          <w:sz w:val="36"/>
+          <w:szCs w:val="36"/>
+        </w:rPr>
+      </w:pPr>
+    </w:p>
+    <w:p>
+      <w:pPr>
+        <w:rPr>
+          <w:b/>
+          <w:bCs/>
+          <w:color w:val="E97132" w:themeColor="accent2"/>
+          <w:sz w:val="36"/>
+          <w:szCs w:val="36"/>
+        </w:rPr>
+      </w:pPr>
+    </w:p>
+    <w:p>
+      <w:pPr>
+        <w:rPr>
+          <w:b/>
+          <w:bCs/>
+          <w:color w:val="E97132" w:themeColor="accent2"/>
+          <w:sz w:val="36"/>
+          <w:szCs w:val="36"/>
+        </w:rPr>
+      </w:pPr>
+    </w:p>
+    <w:p>
+      <w:pPr>
+        <w:rPr>
+          <w:b/>
+          <w:bCs/>
+          <w:color w:val="E97132" w:themeColor="accent2"/>
+          <w:sz w:val="36"/>
+          <w:szCs w:val="36"/>
+        </w:rPr>
+      </w:pPr>
+      <w:r>
+        <w:rPr>
+          <w:b/>
+          <w:bCs/>
+          <w:color w:val="E97132" w:themeColor="accent2"/>
+          <w:sz w:val="36"/>
+          <w:szCs w:val="36"/>
+        </w:rPr>
+        <w:lastRenderedPageBreak/>
         <w:t>Webová aplikace pro správu chytrého domu</w:t>
       </w:r>
     </w:p>
@@ -11651,13 +12046,6 @@
         <w:t>Smarthome</w:t>
       </w:r>
       <w:proofErr w:type="spellEnd"/>
-      <w:r>
-        <w:rPr>
-          <w:bCs/>
-          <w:sz w:val="28"/>
-        </w:rPr>
-        <w:t xml:space="preserve">, </w:t>
-      </w:r>
       <w:r>
         <w:rPr>
           <w:rFonts w:ascii="Times New Roman" w:eastAsia="Times New Roman" w:hAnsi="Times New Roman" w:cs="Times New Roman"/>
@@ -13021,7 +13409,7 @@
           <w:bCs/>
           <w:sz w:val="28"/>
         </w:rPr>
-        <w:t xml:space="preserve">, </w:t>
+        <w:t xml:space="preserve"> </w:t>
       </w:r>
       <w:r>
         <w:rPr>
@@ -13088,6 +13476,20 @@
           <w:sz w:val="24"/>
         </w:rPr>
         <w:t xml:space="preserve"> </w:t>
+      </w:r>
+      <w:r>
+        <w:rPr>
+          <w:rFonts w:ascii="Times New Roman" w:eastAsia="Times New Roman" w:hAnsi="Times New Roman" w:cs="Times New Roman"/>
+          <w:sz w:val="24"/>
+        </w:rPr>
+        <w:t>Rád bych poděkoval všem, kteří přispěli ke vzniku tohoto díla</w:t>
+      </w:r>
+      <w:r>
+        <w:rPr>
+          <w:rFonts w:ascii="Times New Roman" w:eastAsia="Times New Roman" w:hAnsi="Times New Roman" w:cs="Times New Roman"/>
+          <w:sz w:val="24"/>
+        </w:rPr>
+        <w:t>.</w:t>
       </w:r>
     </w:p>
     <w:p>
@@ -13179,7 +13581,7 @@
           <w:r>
             <w:fldChar w:fldCharType="separate"/>
           </w:r>
-          <w:hyperlink w:anchor="_Toc229064720" w:history="1">
+          <w:hyperlink w:anchor="_Toc229502735" w:history="1">
             <w:r>
               <w:rPr>
                 <w:rStyle w:val="Hypertextovodkaz"/>
@@ -13206,7 +13608,7 @@
                 <w:noProof/>
                 <w:webHidden/>
               </w:rPr>
-              <w:instrText xml:space="preserve"> PAGEREF _Toc229064720 \h </w:instrText>
+              <w:instrText xml:space="preserve"> PAGEREF _Toc229502735 \h </w:instrText>
             </w:r>
             <w:r>
               <w:rPr>
@@ -13226,7 +13628,7 @@
                 <w:noProof/>
                 <w:webHidden/>
               </w:rPr>
-              <w:t>9</w:t>
+              <w:t>10</w:t>
             </w:r>
             <w:r>
               <w:rPr>
@@ -13249,7 +13651,7 @@
               <w:color w:val="auto"/>
             </w:rPr>
           </w:pPr>
-          <w:hyperlink w:anchor="_Toc229064721" w:history="1">
+          <w:hyperlink w:anchor="_Toc229502736" w:history="1">
             <w:r>
               <w:rPr>
                 <w:rStyle w:val="Hypertextovodkaz"/>
@@ -13291,7 +13693,7 @@
                 <w:noProof/>
                 <w:webHidden/>
               </w:rPr>
-              <w:instrText xml:space="preserve"> PAGEREF _Toc229064721 \h </w:instrText>
+              <w:instrText xml:space="preserve"> PAGEREF _Toc229502736 \h </w:instrText>
             </w:r>
             <w:r>
               <w:rPr>
@@ -13311,7 +13713,149 @@
                 <w:noProof/>
                 <w:webHidden/>
               </w:rPr>
-              <w:t>9</w:t>
+              <w:t>10</w:t>
+            </w:r>
+            <w:r>
+              <w:rPr>
+                <w:noProof/>
+                <w:webHidden/>
+              </w:rPr>
+              <w:fldChar w:fldCharType="end"/>
+            </w:r>
+          </w:hyperlink>
+        </w:p>
+        <w:p>
+          <w:pPr>
+            <w:pStyle w:val="Obsah3"/>
+            <w:tabs>
+              <w:tab w:val="right" w:leader="dot" w:pos="9061"/>
+            </w:tabs>
+            <w:rPr>
+              <w:rFonts w:asciiTheme="minorHAnsi" w:eastAsiaTheme="minorEastAsia" w:hAnsiTheme="minorHAnsi" w:cstheme="minorBidi"/>
+              <w:noProof/>
+              <w:color w:val="auto"/>
+            </w:rPr>
+          </w:pPr>
+          <w:hyperlink w:anchor="_Toc229502737" w:history="1">
+            <w:r>
+              <w:rPr>
+                <w:rStyle w:val="Hypertextovodkaz"/>
+                <w:noProof/>
+                <w:lang w:eastAsia="en-GB"/>
+              </w:rPr>
+              <w:t>1.1.1 Radxa</w:t>
+            </w:r>
+            <w:r>
+              <w:rPr>
+                <w:noProof/>
+                <w:webHidden/>
+              </w:rPr>
+              <w:tab/>
+            </w:r>
+            <w:r>
+              <w:rPr>
+                <w:noProof/>
+                <w:webHidden/>
+              </w:rPr>
+              <w:fldChar w:fldCharType="begin"/>
+            </w:r>
+            <w:r>
+              <w:rPr>
+                <w:noProof/>
+                <w:webHidden/>
+              </w:rPr>
+              <w:instrText xml:space="preserve"> PAGEREF _Toc229502737 \h </w:instrText>
+            </w:r>
+            <w:r>
+              <w:rPr>
+                <w:noProof/>
+                <w:webHidden/>
+              </w:rPr>
+            </w:r>
+            <w:r>
+              <w:rPr>
+                <w:noProof/>
+                <w:webHidden/>
+              </w:rPr>
+              <w:fldChar w:fldCharType="separate"/>
+            </w:r>
+            <w:r>
+              <w:rPr>
+                <w:noProof/>
+                <w:webHidden/>
+              </w:rPr>
+              <w:t>10</w:t>
+            </w:r>
+            <w:r>
+              <w:rPr>
+                <w:noProof/>
+                <w:webHidden/>
+              </w:rPr>
+              <w:fldChar w:fldCharType="end"/>
+            </w:r>
+          </w:hyperlink>
+        </w:p>
+        <w:p>
+          <w:pPr>
+            <w:pStyle w:val="Obsah3"/>
+            <w:tabs>
+              <w:tab w:val="right" w:leader="dot" w:pos="9061"/>
+            </w:tabs>
+            <w:rPr>
+              <w:rFonts w:asciiTheme="minorHAnsi" w:eastAsiaTheme="minorEastAsia" w:hAnsiTheme="minorHAnsi" w:cstheme="minorBidi"/>
+              <w:noProof/>
+              <w:color w:val="auto"/>
+            </w:rPr>
+          </w:pPr>
+          <w:hyperlink w:anchor="_Toc229502738" w:history="1">
+            <w:r>
+              <w:rPr>
+                <w:rStyle w:val="Hypertextovodkaz"/>
+                <w:noProof/>
+                <w:lang w:eastAsia="en-GB"/>
+              </w:rPr>
+              <w:t>1.1.2 Raspberry</w:t>
+            </w:r>
+            <w:r>
+              <w:rPr>
+                <w:noProof/>
+                <w:webHidden/>
+              </w:rPr>
+              <w:tab/>
+            </w:r>
+            <w:r>
+              <w:rPr>
+                <w:noProof/>
+                <w:webHidden/>
+              </w:rPr>
+              <w:fldChar w:fldCharType="begin"/>
+            </w:r>
+            <w:r>
+              <w:rPr>
+                <w:noProof/>
+                <w:webHidden/>
+              </w:rPr>
+              <w:instrText xml:space="preserve"> PAGEREF _Toc229502738 \h </w:instrText>
+            </w:r>
+            <w:r>
+              <w:rPr>
+                <w:noProof/>
+                <w:webHidden/>
+              </w:rPr>
+            </w:r>
+            <w:r>
+              <w:rPr>
+                <w:noProof/>
+                <w:webHidden/>
+              </w:rPr>
+              <w:fldChar w:fldCharType="separate"/>
+            </w:r>
+            <w:r>
+              <w:rPr>
+                <w:noProof/>
+                <w:webHidden/>
+              </w:rPr>
+              <w:t>10</w:t>
             </w:r>
             <w:r>
               <w:rPr>
@@ -13334,14 +13878,14 @@
               <w:color w:val="auto"/>
             </w:rPr>
           </w:pPr>
-          <w:hyperlink w:anchor="_Toc229064722" w:history="1">
+          <w:hyperlink w:anchor="_Toc229502739" w:history="1">
             <w:r>
               <w:rPr>
                 <w:rStyle w:val="Hypertextovodkaz"/>
                 <w:noProof/>
                 <w:lang w:eastAsia="en-GB"/>
               </w:rPr>
-              <w:t>1.1.1 Radxa</w:t>
+              <w:t>1.2 Webový framework</w:t>
             </w:r>
             <w:r>
               <w:rPr>
@@ -13362,7 +13906,7 @@
                 <w:noProof/>
                 <w:webHidden/>
               </w:rPr>
-              <w:instrText xml:space="preserve"> PAGEREF _Toc229064722 \h </w:instrText>
+              <w:instrText xml:space="preserve"> PAGEREF _Toc229502739 \h </w:instrText>
             </w:r>
             <w:r>
               <w:rPr>
@@ -13382,7 +13926,7 @@
                 <w:noProof/>
                 <w:webHidden/>
               </w:rPr>
-              <w:t>9</w:t>
+              <w:t>11</w:t>
             </w:r>
             <w:r>
               <w:rPr>
@@ -13405,14 +13949,13 @@
               <w:color w:val="auto"/>
             </w:rPr>
           </w:pPr>
-          <w:hyperlink w:anchor="_Toc229064723" w:history="1">
+          <w:hyperlink w:anchor="_Toc229502740" w:history="1">
             <w:r>
               <w:rPr>
                 <w:rStyle w:val="Hypertextovodkaz"/>
                 <w:noProof/>
-                <w:lang w:eastAsia="en-GB"/>
-              </w:rPr>
-              <w:t>1.1.2 Raspberry</w:t>
+              </w:rPr>
+              <w:t>1.3 Flask</w:t>
             </w:r>
             <w:r>
               <w:rPr>
@@ -13433,7 +13976,7 @@
                 <w:noProof/>
                 <w:webHidden/>
               </w:rPr>
-              <w:instrText xml:space="preserve"> PAGEREF _Toc229064723 \h </w:instrText>
+              <w:instrText xml:space="preserve"> PAGEREF _Toc229502740 \h </w:instrText>
             </w:r>
             <w:r>
               <w:rPr>
@@ -13453,7 +13996,7 @@
                 <w:noProof/>
                 <w:webHidden/>
               </w:rPr>
-              <w:t>9</w:t>
+              <w:t>11</w:t>
             </w:r>
             <w:r>
               <w:rPr>
@@ -13476,14 +14019,13 @@
               <w:color w:val="auto"/>
             </w:rPr>
           </w:pPr>
-          <w:hyperlink w:anchor="_Toc229064724" w:history="1">
+          <w:hyperlink w:anchor="_Toc229502741" w:history="1">
             <w:r>
               <w:rPr>
                 <w:rStyle w:val="Hypertextovodkaz"/>
                 <w:noProof/>
-                <w:lang w:eastAsia="en-GB"/>
-              </w:rPr>
-              <w:t>1.2 Webový framework</w:t>
+              </w:rPr>
+              <w:t>1.4 HTTP protokol</w:t>
             </w:r>
             <w:r>
               <w:rPr>
@@ -13504,7 +14046,7 @@
                 <w:noProof/>
                 <w:webHidden/>
               </w:rPr>
-              <w:instrText xml:space="preserve"> PAGEREF _Toc229064724 \h </w:instrText>
+              <w:instrText xml:space="preserve"> PAGEREF _Toc229502741 \h </w:instrText>
             </w:r>
             <w:r>
               <w:rPr>
@@ -13524,7 +14066,7 @@
                 <w:noProof/>
                 <w:webHidden/>
               </w:rPr>
-              <w:t>10</w:t>
+              <w:t>12</w:t>
             </w:r>
             <w:r>
               <w:rPr>
@@ -13547,13 +14089,13 @@
               <w:color w:val="auto"/>
             </w:rPr>
           </w:pPr>
-          <w:hyperlink w:anchor="_Toc229064725" w:history="1">
+          <w:hyperlink w:anchor="_Toc229502742" w:history="1">
             <w:r>
               <w:rPr>
                 <w:rStyle w:val="Hypertextovodkaz"/>
                 <w:noProof/>
               </w:rPr>
-              <w:t>1.3 Flask</w:t>
+              <w:t>1.5 ESP32</w:t>
             </w:r>
             <w:r>
               <w:rPr>
@@ -13574,7 +14116,7 @@
                 <w:noProof/>
                 <w:webHidden/>
               </w:rPr>
-              <w:instrText xml:space="preserve"> PAGEREF _Toc229064725 \h </w:instrText>
+              <w:instrText xml:space="preserve"> PAGEREF _Toc229502742 \h </w:instrText>
             </w:r>
             <w:r>
               <w:rPr>
@@ -13594,7 +14136,77 @@
                 <w:noProof/>
                 <w:webHidden/>
               </w:rPr>
-              <w:t>10</w:t>
+              <w:t>13</w:t>
+            </w:r>
+            <w:r>
+              <w:rPr>
+                <w:noProof/>
+                <w:webHidden/>
+              </w:rPr>
+              <w:fldChar w:fldCharType="end"/>
+            </w:r>
+          </w:hyperlink>
+        </w:p>
+        <w:p>
+          <w:pPr>
+            <w:pStyle w:val="Obsah3"/>
+            <w:tabs>
+              <w:tab w:val="right" w:leader="dot" w:pos="9061"/>
+            </w:tabs>
+            <w:rPr>
+              <w:rFonts w:asciiTheme="minorHAnsi" w:eastAsiaTheme="minorEastAsia" w:hAnsiTheme="minorHAnsi" w:cstheme="minorBidi"/>
+              <w:noProof/>
+              <w:color w:val="auto"/>
+            </w:rPr>
+          </w:pPr>
+          <w:hyperlink w:anchor="_Toc229502743" w:history="1">
+            <w:r>
+              <w:rPr>
+                <w:rStyle w:val="Hypertextovodkaz"/>
+                <w:noProof/>
+              </w:rPr>
+              <w:t>1.5.1 M5stack</w:t>
+            </w:r>
+            <w:r>
+              <w:rPr>
+                <w:noProof/>
+                <w:webHidden/>
+              </w:rPr>
+              <w:tab/>
+            </w:r>
+            <w:r>
+              <w:rPr>
+                <w:noProof/>
+                <w:webHidden/>
+              </w:rPr>
+              <w:fldChar w:fldCharType="begin"/>
+            </w:r>
+            <w:r>
+              <w:rPr>
+                <w:noProof/>
+                <w:webHidden/>
+              </w:rPr>
+              <w:instrText xml:space="preserve"> PAGEREF _Toc229502743 \h </w:instrText>
+            </w:r>
+            <w:r>
+              <w:rPr>
+                <w:noProof/>
+                <w:webHidden/>
+              </w:rPr>
+            </w:r>
+            <w:r>
+              <w:rPr>
+                <w:noProof/>
+                <w:webHidden/>
+              </w:rPr>
+              <w:fldChar w:fldCharType="separate"/>
+            </w:r>
+            <w:r>
+              <w:rPr>
+                <w:noProof/>
+                <w:webHidden/>
+              </w:rPr>
+              <w:t>13</w:t>
             </w:r>
             <w:r>
               <w:rPr>
@@ -13617,13 +14229,13 @@
               <w:color w:val="auto"/>
             </w:rPr>
           </w:pPr>
-          <w:hyperlink w:anchor="_Toc229064726" w:history="1">
+          <w:hyperlink w:anchor="_Toc229502744" w:history="1">
             <w:r>
               <w:rPr>
                 <w:rStyle w:val="Hypertextovodkaz"/>
                 <w:noProof/>
               </w:rPr>
-              <w:t>1.4 HTTP protokol</w:t>
+              <w:t>1.6 Smart Home</w:t>
             </w:r>
             <w:r>
               <w:rPr>
@@ -13644,7 +14256,7 @@
                 <w:noProof/>
                 <w:webHidden/>
               </w:rPr>
-              <w:instrText xml:space="preserve"> PAGEREF _Toc229064726 \h </w:instrText>
+              <w:instrText xml:space="preserve"> PAGEREF _Toc229502744 \h </w:instrText>
             </w:r>
             <w:r>
               <w:rPr>
@@ -13664,7 +14276,77 @@
                 <w:noProof/>
                 <w:webHidden/>
               </w:rPr>
-              <w:t>11</w:t>
+              <w:t>14</w:t>
+            </w:r>
+            <w:r>
+              <w:rPr>
+                <w:noProof/>
+                <w:webHidden/>
+              </w:rPr>
+              <w:fldChar w:fldCharType="end"/>
+            </w:r>
+          </w:hyperlink>
+        </w:p>
+        <w:p>
+          <w:pPr>
+            <w:pStyle w:val="Obsah3"/>
+            <w:tabs>
+              <w:tab w:val="right" w:leader="dot" w:pos="9061"/>
+            </w:tabs>
+            <w:rPr>
+              <w:rFonts w:asciiTheme="minorHAnsi" w:eastAsiaTheme="minorEastAsia" w:hAnsiTheme="minorHAnsi" w:cstheme="minorBidi"/>
+              <w:noProof/>
+              <w:color w:val="auto"/>
+            </w:rPr>
+          </w:pPr>
+          <w:hyperlink w:anchor="_Toc229502745" w:history="1">
+            <w:r>
+              <w:rPr>
+                <w:rStyle w:val="Hypertextovodkaz"/>
+                <w:noProof/>
+              </w:rPr>
+              <w:t>1.6.1 Trendy v Smart Home</w:t>
+            </w:r>
+            <w:r>
+              <w:rPr>
+                <w:noProof/>
+                <w:webHidden/>
+              </w:rPr>
+              <w:tab/>
+            </w:r>
+            <w:r>
+              <w:rPr>
+                <w:noProof/>
+                <w:webHidden/>
+              </w:rPr>
+              <w:fldChar w:fldCharType="begin"/>
+            </w:r>
+            <w:r>
+              <w:rPr>
+                <w:noProof/>
+                <w:webHidden/>
+              </w:rPr>
+              <w:instrText xml:space="preserve"> PAGEREF _Toc229502745 \h </w:instrText>
+            </w:r>
+            <w:r>
+              <w:rPr>
+                <w:noProof/>
+                <w:webHidden/>
+              </w:rPr>
+            </w:r>
+            <w:r>
+              <w:rPr>
+                <w:noProof/>
+                <w:webHidden/>
+              </w:rPr>
+              <w:fldChar w:fldCharType="separate"/>
+            </w:r>
+            <w:r>
+              <w:rPr>
+                <w:noProof/>
+                <w:webHidden/>
+              </w:rPr>
+              <w:t>14</w:t>
             </w:r>
             <w:r>
               <w:rPr>
@@ -13687,13 +14369,13 @@
               <w:color w:val="auto"/>
             </w:rPr>
           </w:pPr>
-          <w:hyperlink w:anchor="_Toc229064727" w:history="1">
+          <w:hyperlink w:anchor="_Toc229502746" w:history="1">
             <w:r>
               <w:rPr>
                 <w:rStyle w:val="Hypertextovodkaz"/>
                 <w:noProof/>
               </w:rPr>
-              <w:t>1.5 ESP32</w:t>
+              <w:t>1.7 Tailscale VPN</w:t>
             </w:r>
             <w:r>
               <w:rPr>
@@ -13714,7 +14396,7 @@
                 <w:noProof/>
                 <w:webHidden/>
               </w:rPr>
-              <w:instrText xml:space="preserve"> PAGEREF _Toc229064727 \h </w:instrText>
+              <w:instrText xml:space="preserve"> PAGEREF _Toc229502746 \h </w:instrText>
             </w:r>
             <w:r>
               <w:rPr>
@@ -13734,7 +14416,7 @@
                 <w:noProof/>
                 <w:webHidden/>
               </w:rPr>
-              <w:t>12</w:t>
+              <w:t>14</w:t>
             </w:r>
             <w:r>
               <w:rPr>
@@ -13757,13 +14439,13 @@
               <w:color w:val="auto"/>
             </w:rPr>
           </w:pPr>
-          <w:hyperlink w:anchor="_Toc229064728" w:history="1">
+          <w:hyperlink w:anchor="_Toc229502747" w:history="1">
             <w:r>
               <w:rPr>
                 <w:rStyle w:val="Hypertextovodkaz"/>
                 <w:noProof/>
               </w:rPr>
-              <w:t>1.5.1 M5stack</w:t>
+              <w:t>2. Teoretická část</w:t>
             </w:r>
             <w:r>
               <w:rPr>
@@ -13784,7 +14466,7 @@
                 <w:noProof/>
                 <w:webHidden/>
               </w:rPr>
-              <w:instrText xml:space="preserve"> PAGEREF _Toc229064728 \h </w:instrText>
+              <w:instrText xml:space="preserve"> PAGEREF _Toc229502747 \h </w:instrText>
             </w:r>
             <w:r>
               <w:rPr>
@@ -13804,7 +14486,7 @@
                 <w:noProof/>
                 <w:webHidden/>
               </w:rPr>
-              <w:t>12</w:t>
+              <w:t>15</w:t>
             </w:r>
             <w:r>
               <w:rPr>
@@ -13827,13 +14509,13 @@
               <w:color w:val="auto"/>
             </w:rPr>
           </w:pPr>
-          <w:hyperlink w:anchor="_Toc229064729" w:history="1">
+          <w:hyperlink w:anchor="_Toc229502748" w:history="1">
             <w:r>
               <w:rPr>
                 <w:rStyle w:val="Hypertextovodkaz"/>
                 <w:noProof/>
               </w:rPr>
-              <w:t>1.6 Smart Home</w:t>
+              <w:t>2.1 Rozvaha možných řešení – Frameworky</w:t>
             </w:r>
             <w:r>
               <w:rPr>
@@ -13854,7 +14536,7 @@
                 <w:noProof/>
                 <w:webHidden/>
               </w:rPr>
-              <w:instrText xml:space="preserve"> PAGEREF _Toc229064729 \h </w:instrText>
+              <w:instrText xml:space="preserve"> PAGEREF _Toc229502748 \h </w:instrText>
             </w:r>
             <w:r>
               <w:rPr>
@@ -13874,7 +14556,567 @@
                 <w:noProof/>
                 <w:webHidden/>
               </w:rPr>
-              <w:t>13</w:t>
+              <w:t>15</w:t>
+            </w:r>
+            <w:r>
+              <w:rPr>
+                <w:noProof/>
+                <w:webHidden/>
+              </w:rPr>
+              <w:fldChar w:fldCharType="end"/>
+            </w:r>
+          </w:hyperlink>
+        </w:p>
+        <w:p>
+          <w:pPr>
+            <w:pStyle w:val="Obsah3"/>
+            <w:tabs>
+              <w:tab w:val="right" w:leader="dot" w:pos="9061"/>
+            </w:tabs>
+            <w:rPr>
+              <w:rFonts w:asciiTheme="minorHAnsi" w:eastAsiaTheme="minorEastAsia" w:hAnsiTheme="minorHAnsi" w:cstheme="minorBidi"/>
+              <w:noProof/>
+              <w:color w:val="auto"/>
+            </w:rPr>
+          </w:pPr>
+          <w:hyperlink w:anchor="_Toc229502749" w:history="1">
+            <w:r>
+              <w:rPr>
+                <w:rStyle w:val="Hypertextovodkaz"/>
+                <w:noProof/>
+              </w:rPr>
+              <w:t>2.1.1 Čistý přístup bez frameworku</w:t>
+            </w:r>
+            <w:r>
+              <w:rPr>
+                <w:noProof/>
+                <w:webHidden/>
+              </w:rPr>
+              <w:tab/>
+            </w:r>
+            <w:r>
+              <w:rPr>
+                <w:noProof/>
+                <w:webHidden/>
+              </w:rPr>
+              <w:fldChar w:fldCharType="begin"/>
+            </w:r>
+            <w:r>
+              <w:rPr>
+                <w:noProof/>
+                <w:webHidden/>
+              </w:rPr>
+              <w:instrText xml:space="preserve"> PAGEREF _Toc229502749 \h </w:instrText>
+            </w:r>
+            <w:r>
+              <w:rPr>
+                <w:noProof/>
+                <w:webHidden/>
+              </w:rPr>
+            </w:r>
+            <w:r>
+              <w:rPr>
+                <w:noProof/>
+                <w:webHidden/>
+              </w:rPr>
+              <w:fldChar w:fldCharType="separate"/>
+            </w:r>
+            <w:r>
+              <w:rPr>
+                <w:noProof/>
+                <w:webHidden/>
+              </w:rPr>
+              <w:t>15</w:t>
+            </w:r>
+            <w:r>
+              <w:rPr>
+                <w:noProof/>
+                <w:webHidden/>
+              </w:rPr>
+              <w:fldChar w:fldCharType="end"/>
+            </w:r>
+          </w:hyperlink>
+        </w:p>
+        <w:p>
+          <w:pPr>
+            <w:pStyle w:val="Obsah3"/>
+            <w:tabs>
+              <w:tab w:val="right" w:leader="dot" w:pos="9061"/>
+            </w:tabs>
+            <w:rPr>
+              <w:rFonts w:asciiTheme="minorHAnsi" w:eastAsiaTheme="minorEastAsia" w:hAnsiTheme="minorHAnsi" w:cstheme="minorBidi"/>
+              <w:noProof/>
+              <w:color w:val="auto"/>
+            </w:rPr>
+          </w:pPr>
+          <w:hyperlink w:anchor="_Toc229502750" w:history="1">
+            <w:r>
+              <w:rPr>
+                <w:rStyle w:val="Hypertextovodkaz"/>
+                <w:noProof/>
+              </w:rPr>
+              <w:t>2.1.2 Node.js – Express.js</w:t>
+            </w:r>
+            <w:r>
+              <w:rPr>
+                <w:noProof/>
+                <w:webHidden/>
+              </w:rPr>
+              <w:tab/>
+            </w:r>
+            <w:r>
+              <w:rPr>
+                <w:noProof/>
+                <w:webHidden/>
+              </w:rPr>
+              <w:fldChar w:fldCharType="begin"/>
+            </w:r>
+            <w:r>
+              <w:rPr>
+                <w:noProof/>
+                <w:webHidden/>
+              </w:rPr>
+              <w:instrText xml:space="preserve"> PAGEREF _Toc229502750 \h </w:instrText>
+            </w:r>
+            <w:r>
+              <w:rPr>
+                <w:noProof/>
+                <w:webHidden/>
+              </w:rPr>
+            </w:r>
+            <w:r>
+              <w:rPr>
+                <w:noProof/>
+                <w:webHidden/>
+              </w:rPr>
+              <w:fldChar w:fldCharType="separate"/>
+            </w:r>
+            <w:r>
+              <w:rPr>
+                <w:noProof/>
+                <w:webHidden/>
+              </w:rPr>
+              <w:t>15</w:t>
+            </w:r>
+            <w:r>
+              <w:rPr>
+                <w:noProof/>
+                <w:webHidden/>
+              </w:rPr>
+              <w:fldChar w:fldCharType="end"/>
+            </w:r>
+          </w:hyperlink>
+        </w:p>
+        <w:p>
+          <w:pPr>
+            <w:pStyle w:val="Obsah3"/>
+            <w:tabs>
+              <w:tab w:val="right" w:leader="dot" w:pos="9061"/>
+            </w:tabs>
+            <w:rPr>
+              <w:rFonts w:asciiTheme="minorHAnsi" w:eastAsiaTheme="minorEastAsia" w:hAnsiTheme="minorHAnsi" w:cstheme="minorBidi"/>
+              <w:noProof/>
+              <w:color w:val="auto"/>
+            </w:rPr>
+          </w:pPr>
+          <w:hyperlink w:anchor="_Toc229502751" w:history="1">
+            <w:r>
+              <w:rPr>
+                <w:rStyle w:val="Hypertextovodkaz"/>
+                <w:noProof/>
+              </w:rPr>
+              <w:t>2.1.3 Node.js – Next.js</w:t>
+            </w:r>
+            <w:r>
+              <w:rPr>
+                <w:noProof/>
+                <w:webHidden/>
+              </w:rPr>
+              <w:tab/>
+            </w:r>
+            <w:r>
+              <w:rPr>
+                <w:noProof/>
+                <w:webHidden/>
+              </w:rPr>
+              <w:fldChar w:fldCharType="begin"/>
+            </w:r>
+            <w:r>
+              <w:rPr>
+                <w:noProof/>
+                <w:webHidden/>
+              </w:rPr>
+              <w:instrText xml:space="preserve"> PAGEREF _Toc229502751 \h </w:instrText>
+            </w:r>
+            <w:r>
+              <w:rPr>
+                <w:noProof/>
+                <w:webHidden/>
+              </w:rPr>
+            </w:r>
+            <w:r>
+              <w:rPr>
+                <w:noProof/>
+                <w:webHidden/>
+              </w:rPr>
+              <w:fldChar w:fldCharType="separate"/>
+            </w:r>
+            <w:r>
+              <w:rPr>
+                <w:noProof/>
+                <w:webHidden/>
+              </w:rPr>
+              <w:t>15</w:t>
+            </w:r>
+            <w:r>
+              <w:rPr>
+                <w:noProof/>
+                <w:webHidden/>
+              </w:rPr>
+              <w:fldChar w:fldCharType="end"/>
+            </w:r>
+          </w:hyperlink>
+        </w:p>
+        <w:p>
+          <w:pPr>
+            <w:pStyle w:val="Obsah3"/>
+            <w:tabs>
+              <w:tab w:val="right" w:leader="dot" w:pos="9061"/>
+            </w:tabs>
+            <w:rPr>
+              <w:rFonts w:asciiTheme="minorHAnsi" w:eastAsiaTheme="minorEastAsia" w:hAnsiTheme="minorHAnsi" w:cstheme="minorBidi"/>
+              <w:noProof/>
+              <w:color w:val="auto"/>
+            </w:rPr>
+          </w:pPr>
+          <w:hyperlink w:anchor="_Toc229502752" w:history="1">
+            <w:r>
+              <w:rPr>
+                <w:rStyle w:val="Hypertextovodkaz"/>
+                <w:noProof/>
+              </w:rPr>
+              <w:t>2.1.4 Java – Spring Boot</w:t>
+            </w:r>
+            <w:r>
+              <w:rPr>
+                <w:noProof/>
+                <w:webHidden/>
+              </w:rPr>
+              <w:tab/>
+            </w:r>
+            <w:r>
+              <w:rPr>
+                <w:noProof/>
+                <w:webHidden/>
+              </w:rPr>
+              <w:fldChar w:fldCharType="begin"/>
+            </w:r>
+            <w:r>
+              <w:rPr>
+                <w:noProof/>
+                <w:webHidden/>
+              </w:rPr>
+              <w:instrText xml:space="preserve"> PAGEREF _Toc229502752 \h </w:instrText>
+            </w:r>
+            <w:r>
+              <w:rPr>
+                <w:noProof/>
+                <w:webHidden/>
+              </w:rPr>
+            </w:r>
+            <w:r>
+              <w:rPr>
+                <w:noProof/>
+                <w:webHidden/>
+              </w:rPr>
+              <w:fldChar w:fldCharType="separate"/>
+            </w:r>
+            <w:r>
+              <w:rPr>
+                <w:noProof/>
+                <w:webHidden/>
+              </w:rPr>
+              <w:t>15</w:t>
+            </w:r>
+            <w:r>
+              <w:rPr>
+                <w:noProof/>
+                <w:webHidden/>
+              </w:rPr>
+              <w:fldChar w:fldCharType="end"/>
+            </w:r>
+          </w:hyperlink>
+        </w:p>
+        <w:p>
+          <w:pPr>
+            <w:pStyle w:val="Obsah3"/>
+            <w:tabs>
+              <w:tab w:val="right" w:leader="dot" w:pos="9061"/>
+            </w:tabs>
+            <w:rPr>
+              <w:rFonts w:asciiTheme="minorHAnsi" w:eastAsiaTheme="minorEastAsia" w:hAnsiTheme="minorHAnsi" w:cstheme="minorBidi"/>
+              <w:noProof/>
+              <w:color w:val="auto"/>
+            </w:rPr>
+          </w:pPr>
+          <w:hyperlink w:anchor="_Toc229502753" w:history="1">
+            <w:r>
+              <w:rPr>
+                <w:rStyle w:val="Hypertextovodkaz"/>
+                <w:noProof/>
+              </w:rPr>
+              <w:t>2.1.5 Go – Gin</w:t>
+            </w:r>
+            <w:r>
+              <w:rPr>
+                <w:noProof/>
+                <w:webHidden/>
+              </w:rPr>
+              <w:tab/>
+            </w:r>
+            <w:r>
+              <w:rPr>
+                <w:noProof/>
+                <w:webHidden/>
+              </w:rPr>
+              <w:fldChar w:fldCharType="begin"/>
+            </w:r>
+            <w:r>
+              <w:rPr>
+                <w:noProof/>
+                <w:webHidden/>
+              </w:rPr>
+              <w:instrText xml:space="preserve"> PAGEREF _Toc229502753 \h </w:instrText>
+            </w:r>
+            <w:r>
+              <w:rPr>
+                <w:noProof/>
+                <w:webHidden/>
+              </w:rPr>
+            </w:r>
+            <w:r>
+              <w:rPr>
+                <w:noProof/>
+                <w:webHidden/>
+              </w:rPr>
+              <w:fldChar w:fldCharType="separate"/>
+            </w:r>
+            <w:r>
+              <w:rPr>
+                <w:noProof/>
+                <w:webHidden/>
+              </w:rPr>
+              <w:t>16</w:t>
+            </w:r>
+            <w:r>
+              <w:rPr>
+                <w:noProof/>
+                <w:webHidden/>
+              </w:rPr>
+              <w:fldChar w:fldCharType="end"/>
+            </w:r>
+          </w:hyperlink>
+        </w:p>
+        <w:p>
+          <w:pPr>
+            <w:pStyle w:val="Obsah3"/>
+            <w:tabs>
+              <w:tab w:val="right" w:leader="dot" w:pos="9061"/>
+            </w:tabs>
+            <w:rPr>
+              <w:rFonts w:asciiTheme="minorHAnsi" w:eastAsiaTheme="minorEastAsia" w:hAnsiTheme="minorHAnsi" w:cstheme="minorBidi"/>
+              <w:noProof/>
+              <w:color w:val="auto"/>
+            </w:rPr>
+          </w:pPr>
+          <w:hyperlink w:anchor="_Toc229502754" w:history="1">
+            <w:r>
+              <w:rPr>
+                <w:rStyle w:val="Hypertextovodkaz"/>
+                <w:noProof/>
+              </w:rPr>
+              <w:t>2.1.6 Python – Django</w:t>
+            </w:r>
+            <w:r>
+              <w:rPr>
+                <w:noProof/>
+                <w:webHidden/>
+              </w:rPr>
+              <w:tab/>
+            </w:r>
+            <w:r>
+              <w:rPr>
+                <w:noProof/>
+                <w:webHidden/>
+              </w:rPr>
+              <w:fldChar w:fldCharType="begin"/>
+            </w:r>
+            <w:r>
+              <w:rPr>
+                <w:noProof/>
+                <w:webHidden/>
+              </w:rPr>
+              <w:instrText xml:space="preserve"> PAGEREF _Toc229502754 \h </w:instrText>
+            </w:r>
+            <w:r>
+              <w:rPr>
+                <w:noProof/>
+                <w:webHidden/>
+              </w:rPr>
+            </w:r>
+            <w:r>
+              <w:rPr>
+                <w:noProof/>
+                <w:webHidden/>
+              </w:rPr>
+              <w:fldChar w:fldCharType="separate"/>
+            </w:r>
+            <w:r>
+              <w:rPr>
+                <w:noProof/>
+                <w:webHidden/>
+              </w:rPr>
+              <w:t>16</w:t>
+            </w:r>
+            <w:r>
+              <w:rPr>
+                <w:noProof/>
+                <w:webHidden/>
+              </w:rPr>
+              <w:fldChar w:fldCharType="end"/>
+            </w:r>
+          </w:hyperlink>
+        </w:p>
+        <w:p>
+          <w:pPr>
+            <w:pStyle w:val="Obsah3"/>
+            <w:tabs>
+              <w:tab w:val="right" w:leader="dot" w:pos="9061"/>
+            </w:tabs>
+            <w:rPr>
+              <w:rFonts w:asciiTheme="minorHAnsi" w:eastAsiaTheme="minorEastAsia" w:hAnsiTheme="minorHAnsi" w:cstheme="minorBidi"/>
+              <w:noProof/>
+              <w:color w:val="auto"/>
+            </w:rPr>
+          </w:pPr>
+          <w:hyperlink w:anchor="_Toc229502755" w:history="1">
+            <w:r>
+              <w:rPr>
+                <w:rStyle w:val="Hypertextovodkaz"/>
+                <w:noProof/>
+              </w:rPr>
+              <w:t>2.1.7 Python – FastAPI</w:t>
+            </w:r>
+            <w:r>
+              <w:rPr>
+                <w:noProof/>
+                <w:webHidden/>
+              </w:rPr>
+              <w:tab/>
+            </w:r>
+            <w:r>
+              <w:rPr>
+                <w:noProof/>
+                <w:webHidden/>
+              </w:rPr>
+              <w:fldChar w:fldCharType="begin"/>
+            </w:r>
+            <w:r>
+              <w:rPr>
+                <w:noProof/>
+                <w:webHidden/>
+              </w:rPr>
+              <w:instrText xml:space="preserve"> PAGEREF _Toc229502755 \h </w:instrText>
+            </w:r>
+            <w:r>
+              <w:rPr>
+                <w:noProof/>
+                <w:webHidden/>
+              </w:rPr>
+            </w:r>
+            <w:r>
+              <w:rPr>
+                <w:noProof/>
+                <w:webHidden/>
+              </w:rPr>
+              <w:fldChar w:fldCharType="separate"/>
+            </w:r>
+            <w:r>
+              <w:rPr>
+                <w:noProof/>
+                <w:webHidden/>
+              </w:rPr>
+              <w:t>16</w:t>
+            </w:r>
+            <w:r>
+              <w:rPr>
+                <w:noProof/>
+                <w:webHidden/>
+              </w:rPr>
+              <w:fldChar w:fldCharType="end"/>
+            </w:r>
+          </w:hyperlink>
+        </w:p>
+        <w:p>
+          <w:pPr>
+            <w:pStyle w:val="Obsah3"/>
+            <w:tabs>
+              <w:tab w:val="right" w:leader="dot" w:pos="9061"/>
+            </w:tabs>
+            <w:rPr>
+              <w:rFonts w:asciiTheme="minorHAnsi" w:eastAsiaTheme="minorEastAsia" w:hAnsiTheme="minorHAnsi" w:cstheme="minorBidi"/>
+              <w:noProof/>
+              <w:color w:val="auto"/>
+            </w:rPr>
+          </w:pPr>
+          <w:hyperlink w:anchor="_Toc229502756" w:history="1">
+            <w:r>
+              <w:rPr>
+                <w:rStyle w:val="Hypertextovodkaz"/>
+                <w:noProof/>
+              </w:rPr>
+              <w:t>2.1.7 Zvolené řešení – Python – Flask</w:t>
+            </w:r>
+            <w:r>
+              <w:rPr>
+                <w:noProof/>
+                <w:webHidden/>
+              </w:rPr>
+              <w:tab/>
+            </w:r>
+            <w:r>
+              <w:rPr>
+                <w:noProof/>
+                <w:webHidden/>
+              </w:rPr>
+              <w:fldChar w:fldCharType="begin"/>
+            </w:r>
+            <w:r>
+              <w:rPr>
+                <w:noProof/>
+                <w:webHidden/>
+              </w:rPr>
+              <w:instrText xml:space="preserve"> PAGEREF _Toc229502756 \h </w:instrText>
+            </w:r>
+            <w:r>
+              <w:rPr>
+                <w:noProof/>
+                <w:webHidden/>
+              </w:rPr>
+            </w:r>
+            <w:r>
+              <w:rPr>
+                <w:noProof/>
+                <w:webHidden/>
+              </w:rPr>
+              <w:fldChar w:fldCharType="separate"/>
+            </w:r>
+            <w:r>
+              <w:rPr>
+                <w:noProof/>
+                <w:webHidden/>
+              </w:rPr>
+              <w:t>16</w:t>
             </w:r>
             <w:r>
               <w:rPr>
@@ -13897,13 +15139,13 @@
               <w:color w:val="auto"/>
             </w:rPr>
           </w:pPr>
-          <w:hyperlink w:anchor="_Toc229064730" w:history="1">
+          <w:hyperlink w:anchor="_Toc229502757" w:history="1">
             <w:r>
               <w:rPr>
                 <w:rStyle w:val="Hypertextovodkaz"/>
                 <w:noProof/>
               </w:rPr>
-              <w:t>1.6.1 Trendy v Smart Home</w:t>
+              <w:t>2.2 Rozvaha možných řešení – Hardware</w:t>
             </w:r>
             <w:r>
               <w:rPr>
@@ -13924,7 +15166,7 @@
                 <w:noProof/>
                 <w:webHidden/>
               </w:rPr>
-              <w:instrText xml:space="preserve"> PAGEREF _Toc229064730 \h </w:instrText>
+              <w:instrText xml:space="preserve"> PAGEREF _Toc229502757 \h </w:instrText>
             </w:r>
             <w:r>
               <w:rPr>
@@ -13944,7 +15186,7 @@
                 <w:noProof/>
                 <w:webHidden/>
               </w:rPr>
-              <w:t>13</w:t>
+              <w:t>17</w:t>
             </w:r>
             <w:r>
               <w:rPr>
@@ -13967,13 +15209,13 @@
               <w:color w:val="auto"/>
             </w:rPr>
           </w:pPr>
-          <w:hyperlink w:anchor="_Toc229064731" w:history="1">
+          <w:hyperlink w:anchor="_Toc229502758" w:history="1">
             <w:r>
               <w:rPr>
                 <w:rStyle w:val="Hypertextovodkaz"/>
                 <w:noProof/>
               </w:rPr>
-              <w:t>1.7 Tailscale VPN</w:t>
+              <w:t>2.3 Návrh</w:t>
             </w:r>
             <w:r>
               <w:rPr>
@@ -13994,7 +15236,7 @@
                 <w:noProof/>
                 <w:webHidden/>
               </w:rPr>
-              <w:instrText xml:space="preserve"> PAGEREF _Toc229064731 \h </w:instrText>
+              <w:instrText xml:space="preserve"> PAGEREF _Toc229502758 \h </w:instrText>
             </w:r>
             <w:r>
               <w:rPr>
@@ -14014,7 +15256,7 @@
                 <w:noProof/>
                 <w:webHidden/>
               </w:rPr>
-              <w:t>13</w:t>
+              <w:t>17</w:t>
             </w:r>
             <w:r>
               <w:rPr>
@@ -14037,13 +15279,13 @@
               <w:color w:val="auto"/>
             </w:rPr>
           </w:pPr>
-          <w:hyperlink w:anchor="_Toc229064732" w:history="1">
+          <w:hyperlink w:anchor="_Toc229502759" w:history="1">
             <w:r>
               <w:rPr>
                 <w:rStyle w:val="Hypertextovodkaz"/>
                 <w:noProof/>
               </w:rPr>
-              <w:t>2. Teoretická část</w:t>
+              <w:t>2.4 Realizace aplikace</w:t>
             </w:r>
             <w:r>
               <w:rPr>
@@ -14064,7 +15306,7 @@
                 <w:noProof/>
                 <w:webHidden/>
               </w:rPr>
-              <w:instrText xml:space="preserve"> PAGEREF _Toc229064732 \h </w:instrText>
+              <w:instrText xml:space="preserve"> PAGEREF _Toc229502759 \h </w:instrText>
             </w:r>
             <w:r>
               <w:rPr>
@@ -14084,7 +15326,7 @@
                 <w:noProof/>
                 <w:webHidden/>
               </w:rPr>
-              <w:t>14</w:t>
+              <w:t>18</w:t>
             </w:r>
             <w:r>
               <w:rPr>
@@ -14107,13 +15349,13 @@
               <w:color w:val="auto"/>
             </w:rPr>
           </w:pPr>
-          <w:hyperlink w:anchor="_Toc229064733" w:history="1">
+          <w:hyperlink w:anchor="_Toc229502760" w:history="1">
             <w:r>
               <w:rPr>
                 <w:rStyle w:val="Hypertextovodkaz"/>
                 <w:noProof/>
               </w:rPr>
-              <w:t>2.1 Rozvaha možných řešení – Frameworky</w:t>
+              <w:t>2.5 Funkcionalita</w:t>
             </w:r>
             <w:r>
               <w:rPr>
@@ -14134,7 +15376,7 @@
                 <w:noProof/>
                 <w:webHidden/>
               </w:rPr>
-              <w:instrText xml:space="preserve"> PAGEREF _Toc229064733 \h </w:instrText>
+              <w:instrText xml:space="preserve"> PAGEREF _Toc229502760 \h </w:instrText>
             </w:r>
             <w:r>
               <w:rPr>
@@ -14154,7 +15396,427 @@
                 <w:noProof/>
                 <w:webHidden/>
               </w:rPr>
-              <w:t>14</w:t>
+              <w:t>18</w:t>
+            </w:r>
+            <w:r>
+              <w:rPr>
+                <w:noProof/>
+                <w:webHidden/>
+              </w:rPr>
+              <w:fldChar w:fldCharType="end"/>
+            </w:r>
+          </w:hyperlink>
+        </w:p>
+        <w:p>
+          <w:pPr>
+            <w:pStyle w:val="Obsah3"/>
+            <w:tabs>
+              <w:tab w:val="right" w:leader="dot" w:pos="9061"/>
+            </w:tabs>
+            <w:rPr>
+              <w:rFonts w:asciiTheme="minorHAnsi" w:eastAsiaTheme="minorEastAsia" w:hAnsiTheme="minorHAnsi" w:cstheme="minorBidi"/>
+              <w:noProof/>
+              <w:color w:val="auto"/>
+            </w:rPr>
+          </w:pPr>
+          <w:hyperlink w:anchor="_Toc229502761" w:history="1">
+            <w:r>
+              <w:rPr>
+                <w:rStyle w:val="Hypertextovodkaz"/>
+                <w:noProof/>
+              </w:rPr>
+              <w:t>2.5.1 Sběr a ukládání dat ze senzorů</w:t>
+            </w:r>
+            <w:r>
+              <w:rPr>
+                <w:noProof/>
+                <w:webHidden/>
+              </w:rPr>
+              <w:tab/>
+            </w:r>
+            <w:r>
+              <w:rPr>
+                <w:noProof/>
+                <w:webHidden/>
+              </w:rPr>
+              <w:fldChar w:fldCharType="begin"/>
+            </w:r>
+            <w:r>
+              <w:rPr>
+                <w:noProof/>
+                <w:webHidden/>
+              </w:rPr>
+              <w:instrText xml:space="preserve"> PAGEREF _Toc229502761 \h </w:instrText>
+            </w:r>
+            <w:r>
+              <w:rPr>
+                <w:noProof/>
+                <w:webHidden/>
+              </w:rPr>
+            </w:r>
+            <w:r>
+              <w:rPr>
+                <w:noProof/>
+                <w:webHidden/>
+              </w:rPr>
+              <w:fldChar w:fldCharType="separate"/>
+            </w:r>
+            <w:r>
+              <w:rPr>
+                <w:noProof/>
+                <w:webHidden/>
+              </w:rPr>
+              <w:t>19</w:t>
+            </w:r>
+            <w:r>
+              <w:rPr>
+                <w:noProof/>
+                <w:webHidden/>
+              </w:rPr>
+              <w:fldChar w:fldCharType="end"/>
+            </w:r>
+          </w:hyperlink>
+        </w:p>
+        <w:p>
+          <w:pPr>
+            <w:pStyle w:val="Obsah3"/>
+            <w:tabs>
+              <w:tab w:val="right" w:leader="dot" w:pos="9061"/>
+            </w:tabs>
+            <w:rPr>
+              <w:rFonts w:asciiTheme="minorHAnsi" w:eastAsiaTheme="minorEastAsia" w:hAnsiTheme="minorHAnsi" w:cstheme="minorBidi"/>
+              <w:noProof/>
+              <w:color w:val="auto"/>
+            </w:rPr>
+          </w:pPr>
+          <w:hyperlink w:anchor="_Toc229502762" w:history="1">
+            <w:r>
+              <w:rPr>
+                <w:rStyle w:val="Hypertextovodkaz"/>
+                <w:noProof/>
+              </w:rPr>
+              <w:t>2.5.2 Webový dashboard a widgety</w:t>
+            </w:r>
+            <w:r>
+              <w:rPr>
+                <w:noProof/>
+                <w:webHidden/>
+              </w:rPr>
+              <w:tab/>
+            </w:r>
+            <w:r>
+              <w:rPr>
+                <w:noProof/>
+                <w:webHidden/>
+              </w:rPr>
+              <w:fldChar w:fldCharType="begin"/>
+            </w:r>
+            <w:r>
+              <w:rPr>
+                <w:noProof/>
+                <w:webHidden/>
+              </w:rPr>
+              <w:instrText xml:space="preserve"> PAGEREF _Toc229502762 \h </w:instrText>
+            </w:r>
+            <w:r>
+              <w:rPr>
+                <w:noProof/>
+                <w:webHidden/>
+              </w:rPr>
+            </w:r>
+            <w:r>
+              <w:rPr>
+                <w:noProof/>
+                <w:webHidden/>
+              </w:rPr>
+              <w:fldChar w:fldCharType="separate"/>
+            </w:r>
+            <w:r>
+              <w:rPr>
+                <w:noProof/>
+                <w:webHidden/>
+              </w:rPr>
+              <w:t>19</w:t>
+            </w:r>
+            <w:r>
+              <w:rPr>
+                <w:noProof/>
+                <w:webHidden/>
+              </w:rPr>
+              <w:fldChar w:fldCharType="end"/>
+            </w:r>
+          </w:hyperlink>
+        </w:p>
+        <w:p>
+          <w:pPr>
+            <w:pStyle w:val="Obsah3"/>
+            <w:tabs>
+              <w:tab w:val="right" w:leader="dot" w:pos="9061"/>
+            </w:tabs>
+            <w:rPr>
+              <w:rFonts w:asciiTheme="minorHAnsi" w:eastAsiaTheme="minorEastAsia" w:hAnsiTheme="minorHAnsi" w:cstheme="minorBidi"/>
+              <w:noProof/>
+              <w:color w:val="auto"/>
+            </w:rPr>
+          </w:pPr>
+          <w:hyperlink w:anchor="_Toc229502763" w:history="1">
+            <w:r>
+              <w:rPr>
+                <w:rStyle w:val="Hypertextovodkaz"/>
+                <w:noProof/>
+              </w:rPr>
+              <w:t>2.5.3 Historická data a grafické zobrazení</w:t>
+            </w:r>
+            <w:r>
+              <w:rPr>
+                <w:noProof/>
+                <w:webHidden/>
+              </w:rPr>
+              <w:tab/>
+            </w:r>
+            <w:r>
+              <w:rPr>
+                <w:noProof/>
+                <w:webHidden/>
+              </w:rPr>
+              <w:fldChar w:fldCharType="begin"/>
+            </w:r>
+            <w:r>
+              <w:rPr>
+                <w:noProof/>
+                <w:webHidden/>
+              </w:rPr>
+              <w:instrText xml:space="preserve"> PAGEREF _Toc229502763 \h </w:instrText>
+            </w:r>
+            <w:r>
+              <w:rPr>
+                <w:noProof/>
+                <w:webHidden/>
+              </w:rPr>
+            </w:r>
+            <w:r>
+              <w:rPr>
+                <w:noProof/>
+                <w:webHidden/>
+              </w:rPr>
+              <w:fldChar w:fldCharType="separate"/>
+            </w:r>
+            <w:r>
+              <w:rPr>
+                <w:noProof/>
+                <w:webHidden/>
+              </w:rPr>
+              <w:t>19</w:t>
+            </w:r>
+            <w:r>
+              <w:rPr>
+                <w:noProof/>
+                <w:webHidden/>
+              </w:rPr>
+              <w:fldChar w:fldCharType="end"/>
+            </w:r>
+          </w:hyperlink>
+        </w:p>
+        <w:p>
+          <w:pPr>
+            <w:pStyle w:val="Obsah3"/>
+            <w:tabs>
+              <w:tab w:val="right" w:leader="dot" w:pos="9061"/>
+            </w:tabs>
+            <w:rPr>
+              <w:rFonts w:asciiTheme="minorHAnsi" w:eastAsiaTheme="minorEastAsia" w:hAnsiTheme="minorHAnsi" w:cstheme="minorBidi"/>
+              <w:noProof/>
+              <w:color w:val="auto"/>
+            </w:rPr>
+          </w:pPr>
+          <w:hyperlink w:anchor="_Toc229502764" w:history="1">
+            <w:r>
+              <w:rPr>
+                <w:rStyle w:val="Hypertextovodkaz"/>
+                <w:noProof/>
+              </w:rPr>
+              <w:t>2.5.4 Ovládání relé a fyzických spotřebičů</w:t>
+            </w:r>
+            <w:r>
+              <w:rPr>
+                <w:noProof/>
+                <w:webHidden/>
+              </w:rPr>
+              <w:tab/>
+            </w:r>
+            <w:r>
+              <w:rPr>
+                <w:noProof/>
+                <w:webHidden/>
+              </w:rPr>
+              <w:fldChar w:fldCharType="begin"/>
+            </w:r>
+            <w:r>
+              <w:rPr>
+                <w:noProof/>
+                <w:webHidden/>
+              </w:rPr>
+              <w:instrText xml:space="preserve"> PAGEREF _Toc229502764 \h </w:instrText>
+            </w:r>
+            <w:r>
+              <w:rPr>
+                <w:noProof/>
+                <w:webHidden/>
+              </w:rPr>
+            </w:r>
+            <w:r>
+              <w:rPr>
+                <w:noProof/>
+                <w:webHidden/>
+              </w:rPr>
+              <w:fldChar w:fldCharType="separate"/>
+            </w:r>
+            <w:r>
+              <w:rPr>
+                <w:noProof/>
+                <w:webHidden/>
+              </w:rPr>
+              <w:t>19</w:t>
+            </w:r>
+            <w:r>
+              <w:rPr>
+                <w:noProof/>
+                <w:webHidden/>
+              </w:rPr>
+              <w:fldChar w:fldCharType="end"/>
+            </w:r>
+          </w:hyperlink>
+        </w:p>
+        <w:p>
+          <w:pPr>
+            <w:pStyle w:val="Obsah3"/>
+            <w:tabs>
+              <w:tab w:val="right" w:leader="dot" w:pos="9061"/>
+            </w:tabs>
+            <w:rPr>
+              <w:rFonts w:asciiTheme="minorHAnsi" w:eastAsiaTheme="minorEastAsia" w:hAnsiTheme="minorHAnsi" w:cstheme="minorBidi"/>
+              <w:noProof/>
+              <w:color w:val="auto"/>
+            </w:rPr>
+          </w:pPr>
+          <w:hyperlink w:anchor="_Toc229502765" w:history="1">
+            <w:r>
+              <w:rPr>
+                <w:rStyle w:val="Hypertextovodkaz"/>
+                <w:noProof/>
+              </w:rPr>
+              <w:t>2.5.5 Nastavení systému</w:t>
+            </w:r>
+            <w:r>
+              <w:rPr>
+                <w:noProof/>
+                <w:webHidden/>
+              </w:rPr>
+              <w:tab/>
+            </w:r>
+            <w:r>
+              <w:rPr>
+                <w:noProof/>
+                <w:webHidden/>
+              </w:rPr>
+              <w:fldChar w:fldCharType="begin"/>
+            </w:r>
+            <w:r>
+              <w:rPr>
+                <w:noProof/>
+                <w:webHidden/>
+              </w:rPr>
+              <w:instrText xml:space="preserve"> PAGEREF _Toc229502765 \h </w:instrText>
+            </w:r>
+            <w:r>
+              <w:rPr>
+                <w:noProof/>
+                <w:webHidden/>
+              </w:rPr>
+            </w:r>
+            <w:r>
+              <w:rPr>
+                <w:noProof/>
+                <w:webHidden/>
+              </w:rPr>
+              <w:fldChar w:fldCharType="separate"/>
+            </w:r>
+            <w:r>
+              <w:rPr>
+                <w:noProof/>
+                <w:webHidden/>
+              </w:rPr>
+              <w:t>20</w:t>
+            </w:r>
+            <w:r>
+              <w:rPr>
+                <w:noProof/>
+                <w:webHidden/>
+              </w:rPr>
+              <w:fldChar w:fldCharType="end"/>
+            </w:r>
+          </w:hyperlink>
+        </w:p>
+        <w:p>
+          <w:pPr>
+            <w:pStyle w:val="Obsah3"/>
+            <w:tabs>
+              <w:tab w:val="right" w:leader="dot" w:pos="9061"/>
+            </w:tabs>
+            <w:rPr>
+              <w:rFonts w:asciiTheme="minorHAnsi" w:eastAsiaTheme="minorEastAsia" w:hAnsiTheme="minorHAnsi" w:cstheme="minorBidi"/>
+              <w:noProof/>
+              <w:color w:val="auto"/>
+            </w:rPr>
+          </w:pPr>
+          <w:hyperlink w:anchor="_Toc229502766" w:history="1">
+            <w:r>
+              <w:rPr>
+                <w:rStyle w:val="Hypertextovodkaz"/>
+                <w:noProof/>
+              </w:rPr>
+              <w:t>2.5.6 Síťová infrastruktura</w:t>
+            </w:r>
+            <w:r>
+              <w:rPr>
+                <w:noProof/>
+                <w:webHidden/>
+              </w:rPr>
+              <w:tab/>
+            </w:r>
+            <w:r>
+              <w:rPr>
+                <w:noProof/>
+                <w:webHidden/>
+              </w:rPr>
+              <w:fldChar w:fldCharType="begin"/>
+            </w:r>
+            <w:r>
+              <w:rPr>
+                <w:noProof/>
+                <w:webHidden/>
+              </w:rPr>
+              <w:instrText xml:space="preserve"> PAGEREF _Toc229502766 \h </w:instrText>
+            </w:r>
+            <w:r>
+              <w:rPr>
+                <w:noProof/>
+                <w:webHidden/>
+              </w:rPr>
+            </w:r>
+            <w:r>
+              <w:rPr>
+                <w:noProof/>
+                <w:webHidden/>
+              </w:rPr>
+              <w:fldChar w:fldCharType="separate"/>
+            </w:r>
+            <w:r>
+              <w:rPr>
+                <w:noProof/>
+                <w:webHidden/>
+              </w:rPr>
+              <w:t>20</w:t>
             </w:r>
             <w:r>
               <w:rPr>
@@ -14177,13 +15839,13 @@
               <w:color w:val="auto"/>
             </w:rPr>
           </w:pPr>
-          <w:hyperlink w:anchor="_Toc229064734" w:history="1">
+          <w:hyperlink w:anchor="_Toc229502767" w:history="1">
             <w:r>
               <w:rPr>
                 <w:rStyle w:val="Hypertextovodkaz"/>
                 <w:noProof/>
               </w:rPr>
-              <w:t>2.1.1 Čistý přístup bez frameworku</w:t>
+              <w:t>2.6 Testování</w:t>
             </w:r>
             <w:r>
               <w:rPr>
@@ -14204,7 +15866,7 @@
                 <w:noProof/>
                 <w:webHidden/>
               </w:rPr>
-              <w:instrText xml:space="preserve"> PAGEREF _Toc229064734 \h </w:instrText>
+              <w:instrText xml:space="preserve"> PAGEREF _Toc229502767 \h </w:instrText>
             </w:r>
             <w:r>
               <w:rPr>
@@ -14224,637 +15886,7 @@
                 <w:noProof/>
                 <w:webHidden/>
               </w:rPr>
-              <w:t>14</w:t>
-            </w:r>
-            <w:r>
-              <w:rPr>
-                <w:noProof/>
-                <w:webHidden/>
-              </w:rPr>
-              <w:fldChar w:fldCharType="end"/>
-            </w:r>
-          </w:hyperlink>
-        </w:p>
-        <w:p>
-          <w:pPr>
-            <w:pStyle w:val="Obsah2"/>
-            <w:tabs>
-              <w:tab w:val="right" w:leader="dot" w:pos="9061"/>
-            </w:tabs>
-            <w:rPr>
-              <w:rFonts w:asciiTheme="minorHAnsi" w:eastAsiaTheme="minorEastAsia" w:hAnsiTheme="minorHAnsi" w:cstheme="minorBidi"/>
-              <w:noProof/>
-              <w:color w:val="auto"/>
-            </w:rPr>
-          </w:pPr>
-          <w:hyperlink w:anchor="_Toc229064735" w:history="1">
-            <w:r>
-              <w:rPr>
-                <w:rStyle w:val="Hypertextovodkaz"/>
-                <w:noProof/>
-              </w:rPr>
-              <w:t>2.1.2 Node.js – Express.js</w:t>
-            </w:r>
-            <w:r>
-              <w:rPr>
-                <w:noProof/>
-                <w:webHidden/>
-              </w:rPr>
-              <w:tab/>
-            </w:r>
-            <w:r>
-              <w:rPr>
-                <w:noProof/>
-                <w:webHidden/>
-              </w:rPr>
-              <w:fldChar w:fldCharType="begin"/>
-            </w:r>
-            <w:r>
-              <w:rPr>
-                <w:noProof/>
-                <w:webHidden/>
-              </w:rPr>
-              <w:instrText xml:space="preserve"> PAGEREF _Toc229064735 \h </w:instrText>
-            </w:r>
-            <w:r>
-              <w:rPr>
-                <w:noProof/>
-                <w:webHidden/>
-              </w:rPr>
-            </w:r>
-            <w:r>
-              <w:rPr>
-                <w:noProof/>
-                <w:webHidden/>
-              </w:rPr>
-              <w:fldChar w:fldCharType="separate"/>
-            </w:r>
-            <w:r>
-              <w:rPr>
-                <w:noProof/>
-                <w:webHidden/>
-              </w:rPr>
-              <w:t>14</w:t>
-            </w:r>
-            <w:r>
-              <w:rPr>
-                <w:noProof/>
-                <w:webHidden/>
-              </w:rPr>
-              <w:fldChar w:fldCharType="end"/>
-            </w:r>
-          </w:hyperlink>
-        </w:p>
-        <w:p>
-          <w:pPr>
-            <w:pStyle w:val="Obsah2"/>
-            <w:tabs>
-              <w:tab w:val="right" w:leader="dot" w:pos="9061"/>
-            </w:tabs>
-            <w:rPr>
-              <w:rFonts w:asciiTheme="minorHAnsi" w:eastAsiaTheme="minorEastAsia" w:hAnsiTheme="minorHAnsi" w:cstheme="minorBidi"/>
-              <w:noProof/>
-              <w:color w:val="auto"/>
-            </w:rPr>
-          </w:pPr>
-          <w:hyperlink w:anchor="_Toc229064736" w:history="1">
-            <w:r>
-              <w:rPr>
-                <w:rStyle w:val="Hypertextovodkaz"/>
-                <w:noProof/>
-              </w:rPr>
-              <w:t>2.1.3 Node.js – Next.js</w:t>
-            </w:r>
-            <w:r>
-              <w:rPr>
-                <w:noProof/>
-                <w:webHidden/>
-              </w:rPr>
-              <w:tab/>
-            </w:r>
-            <w:r>
-              <w:rPr>
-                <w:noProof/>
-                <w:webHidden/>
-              </w:rPr>
-              <w:fldChar w:fldCharType="begin"/>
-            </w:r>
-            <w:r>
-              <w:rPr>
-                <w:noProof/>
-                <w:webHidden/>
-              </w:rPr>
-              <w:instrText xml:space="preserve"> PAGEREF _Toc229064736 \h </w:instrText>
-            </w:r>
-            <w:r>
-              <w:rPr>
-                <w:noProof/>
-                <w:webHidden/>
-              </w:rPr>
-            </w:r>
-            <w:r>
-              <w:rPr>
-                <w:noProof/>
-                <w:webHidden/>
-              </w:rPr>
-              <w:fldChar w:fldCharType="separate"/>
-            </w:r>
-            <w:r>
-              <w:rPr>
-                <w:noProof/>
-                <w:webHidden/>
-              </w:rPr>
-              <w:t>14</w:t>
-            </w:r>
-            <w:r>
-              <w:rPr>
-                <w:noProof/>
-                <w:webHidden/>
-              </w:rPr>
-              <w:fldChar w:fldCharType="end"/>
-            </w:r>
-          </w:hyperlink>
-        </w:p>
-        <w:p>
-          <w:pPr>
-            <w:pStyle w:val="Obsah2"/>
-            <w:tabs>
-              <w:tab w:val="right" w:leader="dot" w:pos="9061"/>
-            </w:tabs>
-            <w:rPr>
-              <w:rFonts w:asciiTheme="minorHAnsi" w:eastAsiaTheme="minorEastAsia" w:hAnsiTheme="minorHAnsi" w:cstheme="minorBidi"/>
-              <w:noProof/>
-              <w:color w:val="auto"/>
-            </w:rPr>
-          </w:pPr>
-          <w:hyperlink w:anchor="_Toc229064737" w:history="1">
-            <w:r>
-              <w:rPr>
-                <w:rStyle w:val="Hypertextovodkaz"/>
-                <w:noProof/>
-              </w:rPr>
-              <w:t>2.1.4 Java – Spring Boot</w:t>
-            </w:r>
-            <w:r>
-              <w:rPr>
-                <w:noProof/>
-                <w:webHidden/>
-              </w:rPr>
-              <w:tab/>
-            </w:r>
-            <w:r>
-              <w:rPr>
-                <w:noProof/>
-                <w:webHidden/>
-              </w:rPr>
-              <w:fldChar w:fldCharType="begin"/>
-            </w:r>
-            <w:r>
-              <w:rPr>
-                <w:noProof/>
-                <w:webHidden/>
-              </w:rPr>
-              <w:instrText xml:space="preserve"> PAGEREF _Toc229064737 \h </w:instrText>
-            </w:r>
-            <w:r>
-              <w:rPr>
-                <w:noProof/>
-                <w:webHidden/>
-              </w:rPr>
-            </w:r>
-            <w:r>
-              <w:rPr>
-                <w:noProof/>
-                <w:webHidden/>
-              </w:rPr>
-              <w:fldChar w:fldCharType="separate"/>
-            </w:r>
-            <w:r>
-              <w:rPr>
-                <w:noProof/>
-                <w:webHidden/>
-              </w:rPr>
-              <w:t>14</w:t>
-            </w:r>
-            <w:r>
-              <w:rPr>
-                <w:noProof/>
-                <w:webHidden/>
-              </w:rPr>
-              <w:fldChar w:fldCharType="end"/>
-            </w:r>
-          </w:hyperlink>
-        </w:p>
-        <w:p>
-          <w:pPr>
-            <w:pStyle w:val="Obsah2"/>
-            <w:tabs>
-              <w:tab w:val="right" w:leader="dot" w:pos="9061"/>
-            </w:tabs>
-            <w:rPr>
-              <w:rFonts w:asciiTheme="minorHAnsi" w:eastAsiaTheme="minorEastAsia" w:hAnsiTheme="minorHAnsi" w:cstheme="minorBidi"/>
-              <w:noProof/>
-              <w:color w:val="auto"/>
-            </w:rPr>
-          </w:pPr>
-          <w:hyperlink w:anchor="_Toc229064738" w:history="1">
-            <w:r>
-              <w:rPr>
-                <w:rStyle w:val="Hypertextovodkaz"/>
-                <w:noProof/>
-              </w:rPr>
-              <w:t>2.1.5 Go – Gin</w:t>
-            </w:r>
-            <w:r>
-              <w:rPr>
-                <w:noProof/>
-                <w:webHidden/>
-              </w:rPr>
-              <w:tab/>
-            </w:r>
-            <w:r>
-              <w:rPr>
-                <w:noProof/>
-                <w:webHidden/>
-              </w:rPr>
-              <w:fldChar w:fldCharType="begin"/>
-            </w:r>
-            <w:r>
-              <w:rPr>
-                <w:noProof/>
-                <w:webHidden/>
-              </w:rPr>
-              <w:instrText xml:space="preserve"> PAGEREF _Toc229064738 \h </w:instrText>
-            </w:r>
-            <w:r>
-              <w:rPr>
-                <w:noProof/>
-                <w:webHidden/>
-              </w:rPr>
-            </w:r>
-            <w:r>
-              <w:rPr>
-                <w:noProof/>
-                <w:webHidden/>
-              </w:rPr>
-              <w:fldChar w:fldCharType="separate"/>
-            </w:r>
-            <w:r>
-              <w:rPr>
-                <w:noProof/>
-                <w:webHidden/>
-              </w:rPr>
-              <w:t>15</w:t>
-            </w:r>
-            <w:r>
-              <w:rPr>
-                <w:noProof/>
-                <w:webHidden/>
-              </w:rPr>
-              <w:fldChar w:fldCharType="end"/>
-            </w:r>
-          </w:hyperlink>
-        </w:p>
-        <w:p>
-          <w:pPr>
-            <w:pStyle w:val="Obsah2"/>
-            <w:tabs>
-              <w:tab w:val="right" w:leader="dot" w:pos="9061"/>
-            </w:tabs>
-            <w:rPr>
-              <w:rFonts w:asciiTheme="minorHAnsi" w:eastAsiaTheme="minorEastAsia" w:hAnsiTheme="minorHAnsi" w:cstheme="minorBidi"/>
-              <w:noProof/>
-              <w:color w:val="auto"/>
-            </w:rPr>
-          </w:pPr>
-          <w:hyperlink w:anchor="_Toc229064739" w:history="1">
-            <w:r>
-              <w:rPr>
-                <w:rStyle w:val="Hypertextovodkaz"/>
-                <w:noProof/>
-              </w:rPr>
-              <w:t>2.1.6 Python – Django</w:t>
-            </w:r>
-            <w:r>
-              <w:rPr>
-                <w:noProof/>
-                <w:webHidden/>
-              </w:rPr>
-              <w:tab/>
-            </w:r>
-            <w:r>
-              <w:rPr>
-                <w:noProof/>
-                <w:webHidden/>
-              </w:rPr>
-              <w:fldChar w:fldCharType="begin"/>
-            </w:r>
-            <w:r>
-              <w:rPr>
-                <w:noProof/>
-                <w:webHidden/>
-              </w:rPr>
-              <w:instrText xml:space="preserve"> PAGEREF _Toc229064739 \h </w:instrText>
-            </w:r>
-            <w:r>
-              <w:rPr>
-                <w:noProof/>
-                <w:webHidden/>
-              </w:rPr>
-            </w:r>
-            <w:r>
-              <w:rPr>
-                <w:noProof/>
-                <w:webHidden/>
-              </w:rPr>
-              <w:fldChar w:fldCharType="separate"/>
-            </w:r>
-            <w:r>
-              <w:rPr>
-                <w:noProof/>
-                <w:webHidden/>
-              </w:rPr>
-              <w:t>15</w:t>
-            </w:r>
-            <w:r>
-              <w:rPr>
-                <w:noProof/>
-                <w:webHidden/>
-              </w:rPr>
-              <w:fldChar w:fldCharType="end"/>
-            </w:r>
-          </w:hyperlink>
-        </w:p>
-        <w:p>
-          <w:pPr>
-            <w:pStyle w:val="Obsah2"/>
-            <w:tabs>
-              <w:tab w:val="right" w:leader="dot" w:pos="9061"/>
-            </w:tabs>
-            <w:rPr>
-              <w:rFonts w:asciiTheme="minorHAnsi" w:eastAsiaTheme="minorEastAsia" w:hAnsiTheme="minorHAnsi" w:cstheme="minorBidi"/>
-              <w:noProof/>
-              <w:color w:val="auto"/>
-            </w:rPr>
-          </w:pPr>
-          <w:hyperlink w:anchor="_Toc229064740" w:history="1">
-            <w:r>
-              <w:rPr>
-                <w:rStyle w:val="Hypertextovodkaz"/>
-                <w:noProof/>
-              </w:rPr>
-              <w:t>2.1.7 Python – FastAPI</w:t>
-            </w:r>
-            <w:r>
-              <w:rPr>
-                <w:noProof/>
-                <w:webHidden/>
-              </w:rPr>
-              <w:tab/>
-            </w:r>
-            <w:r>
-              <w:rPr>
-                <w:noProof/>
-                <w:webHidden/>
-              </w:rPr>
-              <w:fldChar w:fldCharType="begin"/>
-            </w:r>
-            <w:r>
-              <w:rPr>
-                <w:noProof/>
-                <w:webHidden/>
-              </w:rPr>
-              <w:instrText xml:space="preserve"> PAGEREF _Toc229064740 \h </w:instrText>
-            </w:r>
-            <w:r>
-              <w:rPr>
-                <w:noProof/>
-                <w:webHidden/>
-              </w:rPr>
-            </w:r>
-            <w:r>
-              <w:rPr>
-                <w:noProof/>
-                <w:webHidden/>
-              </w:rPr>
-              <w:fldChar w:fldCharType="separate"/>
-            </w:r>
-            <w:r>
-              <w:rPr>
-                <w:noProof/>
-                <w:webHidden/>
-              </w:rPr>
-              <w:t>15</w:t>
-            </w:r>
-            <w:r>
-              <w:rPr>
-                <w:noProof/>
-                <w:webHidden/>
-              </w:rPr>
-              <w:fldChar w:fldCharType="end"/>
-            </w:r>
-          </w:hyperlink>
-        </w:p>
-        <w:p>
-          <w:pPr>
-            <w:pStyle w:val="Obsah2"/>
-            <w:tabs>
-              <w:tab w:val="right" w:leader="dot" w:pos="9061"/>
-            </w:tabs>
-            <w:rPr>
-              <w:rFonts w:asciiTheme="minorHAnsi" w:eastAsiaTheme="minorEastAsia" w:hAnsiTheme="minorHAnsi" w:cstheme="minorBidi"/>
-              <w:noProof/>
-              <w:color w:val="auto"/>
-            </w:rPr>
-          </w:pPr>
-          <w:hyperlink w:anchor="_Toc229064741" w:history="1">
-            <w:r>
-              <w:rPr>
-                <w:rStyle w:val="Hypertextovodkaz"/>
-                <w:noProof/>
-              </w:rPr>
-              <w:t>2.1.7 Zvolené řešení – Python – Flask</w:t>
-            </w:r>
-            <w:r>
-              <w:rPr>
-                <w:noProof/>
-                <w:webHidden/>
-              </w:rPr>
-              <w:tab/>
-            </w:r>
-            <w:r>
-              <w:rPr>
-                <w:noProof/>
-                <w:webHidden/>
-              </w:rPr>
-              <w:fldChar w:fldCharType="begin"/>
-            </w:r>
-            <w:r>
-              <w:rPr>
-                <w:noProof/>
-                <w:webHidden/>
-              </w:rPr>
-              <w:instrText xml:space="preserve"> PAGEREF _Toc229064741 \h </w:instrText>
-            </w:r>
-            <w:r>
-              <w:rPr>
-                <w:noProof/>
-                <w:webHidden/>
-              </w:rPr>
-            </w:r>
-            <w:r>
-              <w:rPr>
-                <w:noProof/>
-                <w:webHidden/>
-              </w:rPr>
-              <w:fldChar w:fldCharType="separate"/>
-            </w:r>
-            <w:r>
-              <w:rPr>
-                <w:noProof/>
-                <w:webHidden/>
-              </w:rPr>
-              <w:t>15</w:t>
-            </w:r>
-            <w:r>
-              <w:rPr>
-                <w:noProof/>
-                <w:webHidden/>
-              </w:rPr>
-              <w:fldChar w:fldCharType="end"/>
-            </w:r>
-          </w:hyperlink>
-        </w:p>
-        <w:p>
-          <w:pPr>
-            <w:pStyle w:val="Obsah2"/>
-            <w:tabs>
-              <w:tab w:val="right" w:leader="dot" w:pos="9061"/>
-            </w:tabs>
-            <w:rPr>
-              <w:rFonts w:asciiTheme="minorHAnsi" w:eastAsiaTheme="minorEastAsia" w:hAnsiTheme="minorHAnsi" w:cstheme="minorBidi"/>
-              <w:noProof/>
-              <w:color w:val="auto"/>
-            </w:rPr>
-          </w:pPr>
-          <w:hyperlink w:anchor="_Toc229064742" w:history="1">
-            <w:r>
-              <w:rPr>
-                <w:rStyle w:val="Hypertextovodkaz"/>
-                <w:noProof/>
-              </w:rPr>
-              <w:t>2.2 Rozvaha možných řešení – Hardware</w:t>
-            </w:r>
-            <w:r>
-              <w:rPr>
-                <w:noProof/>
-                <w:webHidden/>
-              </w:rPr>
-              <w:tab/>
-            </w:r>
-            <w:r>
-              <w:rPr>
-                <w:noProof/>
-                <w:webHidden/>
-              </w:rPr>
-              <w:fldChar w:fldCharType="begin"/>
-            </w:r>
-            <w:r>
-              <w:rPr>
-                <w:noProof/>
-                <w:webHidden/>
-              </w:rPr>
-              <w:instrText xml:space="preserve"> PAGEREF _Toc229064742 \h </w:instrText>
-            </w:r>
-            <w:r>
-              <w:rPr>
-                <w:noProof/>
-                <w:webHidden/>
-              </w:rPr>
-            </w:r>
-            <w:r>
-              <w:rPr>
-                <w:noProof/>
-                <w:webHidden/>
-              </w:rPr>
-              <w:fldChar w:fldCharType="separate"/>
-            </w:r>
-            <w:r>
-              <w:rPr>
-                <w:noProof/>
-                <w:webHidden/>
-              </w:rPr>
-              <w:t>16</w:t>
-            </w:r>
-            <w:r>
-              <w:rPr>
-                <w:noProof/>
-                <w:webHidden/>
-              </w:rPr>
-              <w:fldChar w:fldCharType="end"/>
-            </w:r>
-          </w:hyperlink>
-        </w:p>
-        <w:p>
-          <w:pPr>
-            <w:pStyle w:val="Obsah2"/>
-            <w:tabs>
-              <w:tab w:val="right" w:leader="dot" w:pos="9061"/>
-            </w:tabs>
-            <w:rPr>
-              <w:rFonts w:asciiTheme="minorHAnsi" w:eastAsiaTheme="minorEastAsia" w:hAnsiTheme="minorHAnsi" w:cstheme="minorBidi"/>
-              <w:noProof/>
-              <w:color w:val="auto"/>
-            </w:rPr>
-          </w:pPr>
-          <w:hyperlink w:anchor="_Toc229064743" w:history="1">
-            <w:r>
-              <w:rPr>
-                <w:rStyle w:val="Hypertextovodkaz"/>
-                <w:noProof/>
-              </w:rPr>
-              <w:t>2.3 Návrh</w:t>
-            </w:r>
-            <w:r>
-              <w:rPr>
-                <w:noProof/>
-                <w:webHidden/>
-              </w:rPr>
-              <w:tab/>
-            </w:r>
-            <w:r>
-              <w:rPr>
-                <w:noProof/>
-                <w:webHidden/>
-              </w:rPr>
-              <w:fldChar w:fldCharType="begin"/>
-            </w:r>
-            <w:r>
-              <w:rPr>
-                <w:noProof/>
-                <w:webHidden/>
-              </w:rPr>
-              <w:instrText xml:space="preserve"> PAGEREF _Toc229064743 \h </w:instrText>
-            </w:r>
-            <w:r>
-              <w:rPr>
-                <w:noProof/>
-                <w:webHidden/>
-              </w:rPr>
-            </w:r>
-            <w:r>
-              <w:rPr>
-                <w:noProof/>
-                <w:webHidden/>
-              </w:rPr>
-              <w:fldChar w:fldCharType="separate"/>
-            </w:r>
-            <w:r>
-              <w:rPr>
-                <w:noProof/>
-                <w:webHidden/>
-              </w:rPr>
-              <w:t>16</w:t>
+              <w:t>20</w:t>
             </w:r>
             <w:r>
               <w:rPr>
@@ -14877,28 +15909,13 @@
               <w:color w:val="auto"/>
             </w:rPr>
           </w:pPr>
-          <w:hyperlink w:anchor="_Toc229064744" w:history="1">
+          <w:hyperlink w:anchor="_Toc229502768" w:history="1">
             <w:r>
               <w:rPr>
                 <w:rStyle w:val="Hypertextovodkaz"/>
                 <w:noProof/>
               </w:rPr>
-              <w:t>1.1</w:t>
-            </w:r>
-            <w:r>
-              <w:rPr>
-                <w:rStyle w:val="Hypertextovodkaz"/>
-                <w:rFonts w:ascii="Arial" w:eastAsia="Arial" w:hAnsi="Arial" w:cs="Arial"/>
-                <w:noProof/>
-              </w:rPr>
-              <w:t xml:space="preserve"> </w:t>
-            </w:r>
-            <w:r>
-              <w:rPr>
-                <w:rStyle w:val="Hypertextovodkaz"/>
-                <w:noProof/>
-              </w:rPr>
-              <w:t>Obrázky</w:t>
+              <w:t>2.6.1 Automatizované testování</w:t>
             </w:r>
             <w:r>
               <w:rPr>
@@ -14919,7 +15936,7 @@
                 <w:noProof/>
                 <w:webHidden/>
               </w:rPr>
-              <w:instrText xml:space="preserve"> PAGEREF _Toc229064744 \h </w:instrText>
+              <w:instrText xml:space="preserve"> PAGEREF _Toc229502768 \h </w:instrText>
             </w:r>
             <w:r>
               <w:rPr>
@@ -14939,7 +15956,7 @@
                 <w:noProof/>
                 <w:webHidden/>
               </w:rPr>
-              <w:t>17</w:t>
+              <w:t>20</w:t>
             </w:r>
             <w:r>
               <w:rPr>
@@ -14962,28 +15979,13 @@
               <w:color w:val="auto"/>
             </w:rPr>
           </w:pPr>
-          <w:hyperlink w:anchor="_Toc229064745" w:history="1">
+          <w:hyperlink w:anchor="_Toc229502769" w:history="1">
             <w:r>
               <w:rPr>
                 <w:rStyle w:val="Hypertextovodkaz"/>
                 <w:noProof/>
               </w:rPr>
-              <w:t>1.4</w:t>
-            </w:r>
-            <w:r>
-              <w:rPr>
-                <w:rStyle w:val="Hypertextovodkaz"/>
-                <w:rFonts w:ascii="Arial" w:eastAsia="Arial" w:hAnsi="Arial" w:cs="Arial"/>
-                <w:noProof/>
-              </w:rPr>
-              <w:t xml:space="preserve"> </w:t>
-            </w:r>
-            <w:r>
-              <w:rPr>
-                <w:rStyle w:val="Hypertextovodkaz"/>
-                <w:noProof/>
-              </w:rPr>
-              <w:t>Zdrojové kódy</w:t>
+              <w:t>2.7.1 Manuální testování</w:t>
             </w:r>
             <w:r>
               <w:rPr>
@@ -15004,7 +16006,7 @@
                 <w:noProof/>
                 <w:webHidden/>
               </w:rPr>
-              <w:instrText xml:space="preserve"> PAGEREF _Toc229064745 \h </w:instrText>
+              <w:instrText xml:space="preserve"> PAGEREF _Toc229502769 \h </w:instrText>
             </w:r>
             <w:r>
               <w:rPr>
@@ -15024,317 +16026,7 @@
                 <w:noProof/>
                 <w:webHidden/>
               </w:rPr>
-              <w:t>17</w:t>
-            </w:r>
-            <w:r>
-              <w:rPr>
-                <w:noProof/>
-                <w:webHidden/>
-              </w:rPr>
-              <w:fldChar w:fldCharType="end"/>
-            </w:r>
-          </w:hyperlink>
-        </w:p>
-        <w:p>
-          <w:pPr>
-            <w:pStyle w:val="Obsah3"/>
-            <w:tabs>
-              <w:tab w:val="right" w:leader="dot" w:pos="9061"/>
-            </w:tabs>
-            <w:rPr>
-              <w:rFonts w:asciiTheme="minorHAnsi" w:eastAsiaTheme="minorEastAsia" w:hAnsiTheme="minorHAnsi" w:cstheme="minorBidi"/>
-              <w:noProof/>
-              <w:color w:val="auto"/>
-            </w:rPr>
-          </w:pPr>
-          <w:hyperlink w:anchor="_Toc229064746" w:history="1">
-            <w:r>
-              <w:rPr>
-                <w:rStyle w:val="Hypertextovodkaz"/>
-                <w:noProof/>
-              </w:rPr>
-              <w:t>1.5</w:t>
-            </w:r>
-            <w:r>
-              <w:rPr>
-                <w:rStyle w:val="Hypertextovodkaz"/>
-                <w:rFonts w:ascii="Arial" w:eastAsia="Arial" w:hAnsi="Arial" w:cs="Arial"/>
-                <w:noProof/>
-              </w:rPr>
-              <w:t xml:space="preserve"> </w:t>
-            </w:r>
-            <w:r>
-              <w:rPr>
-                <w:rStyle w:val="Hypertextovodkaz"/>
-                <w:noProof/>
-              </w:rPr>
-              <w:t>Citace</w:t>
-            </w:r>
-            <w:r>
-              <w:rPr>
-                <w:noProof/>
-                <w:webHidden/>
-              </w:rPr>
-              <w:tab/>
-            </w:r>
-            <w:r>
-              <w:rPr>
-                <w:noProof/>
-                <w:webHidden/>
-              </w:rPr>
-              <w:fldChar w:fldCharType="begin"/>
-            </w:r>
-            <w:r>
-              <w:rPr>
-                <w:noProof/>
-                <w:webHidden/>
-              </w:rPr>
-              <w:instrText xml:space="preserve"> PAGEREF _Toc229064746 \h </w:instrText>
-            </w:r>
-            <w:r>
-              <w:rPr>
-                <w:noProof/>
-                <w:webHidden/>
-              </w:rPr>
-            </w:r>
-            <w:r>
-              <w:rPr>
-                <w:noProof/>
-                <w:webHidden/>
-              </w:rPr>
-              <w:fldChar w:fldCharType="separate"/>
-            </w:r>
-            <w:r>
-              <w:rPr>
-                <w:noProof/>
-                <w:webHidden/>
-              </w:rPr>
-              <w:t>17</w:t>
-            </w:r>
-            <w:r>
-              <w:rPr>
-                <w:noProof/>
-                <w:webHidden/>
-              </w:rPr>
-              <w:fldChar w:fldCharType="end"/>
-            </w:r>
-          </w:hyperlink>
-        </w:p>
-        <w:p>
-          <w:pPr>
-            <w:pStyle w:val="Obsah3"/>
-            <w:tabs>
-              <w:tab w:val="right" w:leader="dot" w:pos="9061"/>
-            </w:tabs>
-            <w:rPr>
-              <w:rFonts w:asciiTheme="minorHAnsi" w:eastAsiaTheme="minorEastAsia" w:hAnsiTheme="minorHAnsi" w:cstheme="minorBidi"/>
-              <w:noProof/>
-              <w:color w:val="auto"/>
-            </w:rPr>
-          </w:pPr>
-          <w:hyperlink w:anchor="_Toc229064747" w:history="1">
-            <w:r>
-              <w:rPr>
-                <w:rStyle w:val="Hypertextovodkaz"/>
-                <w:noProof/>
-              </w:rPr>
-              <w:t>1.6</w:t>
-            </w:r>
-            <w:r>
-              <w:rPr>
-                <w:rStyle w:val="Hypertextovodkaz"/>
-                <w:rFonts w:ascii="Arial" w:eastAsia="Arial" w:hAnsi="Arial" w:cs="Arial"/>
-                <w:noProof/>
-              </w:rPr>
-              <w:t xml:space="preserve"> </w:t>
-            </w:r>
-            <w:r>
-              <w:rPr>
-                <w:rStyle w:val="Hypertextovodkaz"/>
-                <w:noProof/>
-              </w:rPr>
-              <w:t>Rovnice</w:t>
-            </w:r>
-            <w:r>
-              <w:rPr>
-                <w:noProof/>
-                <w:webHidden/>
-              </w:rPr>
-              <w:tab/>
-            </w:r>
-            <w:r>
-              <w:rPr>
-                <w:noProof/>
-                <w:webHidden/>
-              </w:rPr>
-              <w:fldChar w:fldCharType="begin"/>
-            </w:r>
-            <w:r>
-              <w:rPr>
-                <w:noProof/>
-                <w:webHidden/>
-              </w:rPr>
-              <w:instrText xml:space="preserve"> PAGEREF _Toc229064747 \h </w:instrText>
-            </w:r>
-            <w:r>
-              <w:rPr>
-                <w:noProof/>
-                <w:webHidden/>
-              </w:rPr>
-            </w:r>
-            <w:r>
-              <w:rPr>
-                <w:noProof/>
-                <w:webHidden/>
-              </w:rPr>
-              <w:fldChar w:fldCharType="separate"/>
-            </w:r>
-            <w:r>
-              <w:rPr>
-                <w:noProof/>
-                <w:webHidden/>
-              </w:rPr>
-              <w:t>18</w:t>
-            </w:r>
-            <w:r>
-              <w:rPr>
-                <w:noProof/>
-                <w:webHidden/>
-              </w:rPr>
-              <w:fldChar w:fldCharType="end"/>
-            </w:r>
-          </w:hyperlink>
-        </w:p>
-        <w:p>
-          <w:pPr>
-            <w:pStyle w:val="Obsah3"/>
-            <w:tabs>
-              <w:tab w:val="right" w:leader="dot" w:pos="9061"/>
-            </w:tabs>
-            <w:rPr>
-              <w:rFonts w:asciiTheme="minorHAnsi" w:eastAsiaTheme="minorEastAsia" w:hAnsiTheme="minorHAnsi" w:cstheme="minorBidi"/>
-              <w:noProof/>
-              <w:color w:val="auto"/>
-            </w:rPr>
-          </w:pPr>
-          <w:hyperlink w:anchor="_Toc229064748" w:history="1">
-            <w:r>
-              <w:rPr>
-                <w:rStyle w:val="Hypertextovodkaz"/>
-                <w:noProof/>
-              </w:rPr>
-              <w:t>1.7 Pokus</w:t>
-            </w:r>
-            <w:r>
-              <w:rPr>
-                <w:noProof/>
-                <w:webHidden/>
-              </w:rPr>
-              <w:tab/>
-            </w:r>
-            <w:r>
-              <w:rPr>
-                <w:noProof/>
-                <w:webHidden/>
-              </w:rPr>
-              <w:fldChar w:fldCharType="begin"/>
-            </w:r>
-            <w:r>
-              <w:rPr>
-                <w:noProof/>
-                <w:webHidden/>
-              </w:rPr>
-              <w:instrText xml:space="preserve"> PAGEREF _Toc229064748 \h </w:instrText>
-            </w:r>
-            <w:r>
-              <w:rPr>
-                <w:noProof/>
-                <w:webHidden/>
-              </w:rPr>
-            </w:r>
-            <w:r>
-              <w:rPr>
-                <w:noProof/>
-                <w:webHidden/>
-              </w:rPr>
-              <w:fldChar w:fldCharType="separate"/>
-            </w:r>
-            <w:r>
-              <w:rPr>
-                <w:noProof/>
-                <w:webHidden/>
-              </w:rPr>
-              <w:t>18</w:t>
-            </w:r>
-            <w:r>
-              <w:rPr>
-                <w:noProof/>
-                <w:webHidden/>
-              </w:rPr>
-              <w:fldChar w:fldCharType="end"/>
-            </w:r>
-          </w:hyperlink>
-        </w:p>
-        <w:p>
-          <w:pPr>
-            <w:pStyle w:val="Obsah3"/>
-            <w:tabs>
-              <w:tab w:val="right" w:leader="dot" w:pos="9061"/>
-            </w:tabs>
-            <w:rPr>
-              <w:rFonts w:asciiTheme="minorHAnsi" w:eastAsiaTheme="minorEastAsia" w:hAnsiTheme="minorHAnsi" w:cstheme="minorBidi"/>
-              <w:noProof/>
-              <w:color w:val="auto"/>
-            </w:rPr>
-          </w:pPr>
-          <w:hyperlink w:anchor="_Toc229064749" w:history="1">
-            <w:r>
-              <w:rPr>
-                <w:rStyle w:val="Hypertextovodkaz"/>
-                <w:noProof/>
-              </w:rPr>
-              <w:t>1.8 Nevim</w:t>
-            </w:r>
-            <w:r>
-              <w:rPr>
-                <w:noProof/>
-                <w:webHidden/>
-              </w:rPr>
-              <w:tab/>
-            </w:r>
-            <w:r>
-              <w:rPr>
-                <w:noProof/>
-                <w:webHidden/>
-              </w:rPr>
-              <w:fldChar w:fldCharType="begin"/>
-            </w:r>
-            <w:r>
-              <w:rPr>
-                <w:noProof/>
-                <w:webHidden/>
-              </w:rPr>
-              <w:instrText xml:space="preserve"> PAGEREF _Toc229064749 \h </w:instrText>
-            </w:r>
-            <w:r>
-              <w:rPr>
-                <w:noProof/>
-                <w:webHidden/>
-              </w:rPr>
-            </w:r>
-            <w:r>
-              <w:rPr>
-                <w:noProof/>
-                <w:webHidden/>
-              </w:rPr>
-              <w:fldChar w:fldCharType="separate"/>
-            </w:r>
-            <w:r>
-              <w:rPr>
-                <w:noProof/>
-                <w:webHidden/>
-              </w:rPr>
-              <w:t>18</w:t>
+              <w:t>22</w:t>
             </w:r>
             <w:r>
               <w:rPr>
@@ -15358,13 +16050,13 @@
               <w:color w:val="auto"/>
             </w:rPr>
           </w:pPr>
-          <w:hyperlink w:anchor="_Toc229064750" w:history="1">
+          <w:hyperlink w:anchor="_Toc229502770" w:history="1">
             <w:r>
               <w:rPr>
                 <w:rStyle w:val="Hypertextovodkaz"/>
                 <w:noProof/>
               </w:rPr>
-              <w:t>Praktická část</w:t>
+              <w:t>Závěr</w:t>
             </w:r>
             <w:r>
               <w:rPr>
@@ -15385,7 +16077,7 @@
                 <w:noProof/>
                 <w:webHidden/>
               </w:rPr>
-              <w:instrText xml:space="preserve"> PAGEREF _Toc229064750 \h </w:instrText>
+              <w:instrText xml:space="preserve"> PAGEREF _Toc229502770 \h </w:instrText>
             </w:r>
             <w:r>
               <w:rPr>
@@ -15405,7 +16097,7 @@
                 <w:noProof/>
                 <w:webHidden/>
               </w:rPr>
-              <w:t>18</w:t>
+              <w:t>23</w:t>
             </w:r>
             <w:r>
               <w:rPr>
@@ -15429,13 +16121,13 @@
               <w:color w:val="auto"/>
             </w:rPr>
           </w:pPr>
-          <w:hyperlink w:anchor="_Toc229064751" w:history="1">
+          <w:hyperlink w:anchor="_Toc229502771" w:history="1">
             <w:r>
               <w:rPr>
                 <w:rStyle w:val="Hypertextovodkaz"/>
                 <w:noProof/>
               </w:rPr>
-              <w:t>Závěr</w:t>
+              <w:t>Bibliografie</w:t>
             </w:r>
             <w:r>
               <w:rPr>
@@ -15456,7 +16148,7 @@
                 <w:noProof/>
                 <w:webHidden/>
               </w:rPr>
-              <w:instrText xml:space="preserve"> PAGEREF _Toc229064751 \h </w:instrText>
+              <w:instrText xml:space="preserve"> PAGEREF _Toc229502771 \h </w:instrText>
             </w:r>
             <w:r>
               <w:rPr>
@@ -15476,7 +16168,7 @@
                 <w:noProof/>
                 <w:webHidden/>
               </w:rPr>
-              <w:t>19</w:t>
+              <w:t>24</w:t>
             </w:r>
             <w:r>
               <w:rPr>
@@ -15500,13 +16192,13 @@
               <w:color w:val="auto"/>
             </w:rPr>
           </w:pPr>
-          <w:hyperlink w:anchor="_Toc229064752" w:history="1">
+          <w:hyperlink w:anchor="_Toc229502772" w:history="1">
             <w:r>
               <w:rPr>
                 <w:rStyle w:val="Hypertextovodkaz"/>
                 <w:noProof/>
               </w:rPr>
-              <w:t>Použitá literatura</w:t>
+              <w:t>Přílohy</w:t>
             </w:r>
             <w:r>
               <w:rPr>
@@ -15527,7 +16219,7 @@
                 <w:noProof/>
                 <w:webHidden/>
               </w:rPr>
-              <w:instrText xml:space="preserve"> PAGEREF _Toc229064752 \h </w:instrText>
+              <w:instrText xml:space="preserve"> PAGEREF _Toc229502772 \h </w:instrText>
             </w:r>
             <w:r>
               <w:rPr>
@@ -15547,78 +16239,7 @@
                 <w:noProof/>
                 <w:webHidden/>
               </w:rPr>
-              <w:t>20</w:t>
-            </w:r>
-            <w:r>
-              <w:rPr>
-                <w:noProof/>
-                <w:webHidden/>
-              </w:rPr>
-              <w:fldChar w:fldCharType="end"/>
-            </w:r>
-          </w:hyperlink>
-        </w:p>
-        <w:p>
-          <w:pPr>
-            <w:pStyle w:val="Obsah1"/>
-            <w:tabs>
-              <w:tab w:val="right" w:leader="dot" w:pos="9061"/>
-            </w:tabs>
-            <w:rPr>
-              <w:rFonts w:asciiTheme="minorHAnsi" w:eastAsiaTheme="minorEastAsia" w:hAnsiTheme="minorHAnsi" w:cstheme="minorBidi"/>
-              <w:b w:val="0"/>
-              <w:noProof/>
-              <w:color w:val="auto"/>
-            </w:rPr>
-          </w:pPr>
-          <w:hyperlink w:anchor="_Toc229064753" w:history="1">
-            <w:r>
-              <w:rPr>
-                <w:rStyle w:val="Hypertextovodkaz"/>
-                <w:noProof/>
-              </w:rPr>
-              <w:t>Přílohy</w:t>
-            </w:r>
-            <w:r>
-              <w:rPr>
-                <w:noProof/>
-                <w:webHidden/>
-              </w:rPr>
-              <w:tab/>
-            </w:r>
-            <w:r>
-              <w:rPr>
-                <w:noProof/>
-                <w:webHidden/>
-              </w:rPr>
-              <w:fldChar w:fldCharType="begin"/>
-            </w:r>
-            <w:r>
-              <w:rPr>
-                <w:noProof/>
-                <w:webHidden/>
-              </w:rPr>
-              <w:instrText xml:space="preserve"> PAGEREF _Toc229064753 \h </w:instrText>
-            </w:r>
-            <w:r>
-              <w:rPr>
-                <w:noProof/>
-                <w:webHidden/>
-              </w:rPr>
-            </w:r>
-            <w:r>
-              <w:rPr>
-                <w:noProof/>
-                <w:webHidden/>
-              </w:rPr>
-              <w:fldChar w:fldCharType="separate"/>
-            </w:r>
-            <w:r>
-              <w:rPr>
-                <w:noProof/>
-                <w:webHidden/>
-              </w:rPr>
-              <w:t>21</w:t>
+              <w:t>25</w:t>
             </w:r>
             <w:r>
               <w:rPr>
@@ -15641,7 +16262,7 @@
               <w:color w:val="auto"/>
             </w:rPr>
           </w:pPr>
-          <w:hyperlink w:anchor="_Toc229064754" w:history="1">
+          <w:hyperlink w:anchor="_Toc229502773" w:history="1">
             <w:r>
               <w:rPr>
                 <w:rStyle w:val="Hypertextovodkaz"/>
@@ -15683,7 +16304,7 @@
                 <w:noProof/>
                 <w:webHidden/>
               </w:rPr>
-              <w:instrText xml:space="preserve"> PAGEREF _Toc229064754 \h </w:instrText>
+              <w:instrText xml:space="preserve"> PAGEREF _Toc229502773 \h </w:instrText>
             </w:r>
             <w:r>
               <w:rPr>
@@ -15703,7 +16324,7 @@
                 <w:noProof/>
                 <w:webHidden/>
               </w:rPr>
-              <w:t>21</w:t>
+              <w:t>25</w:t>
             </w:r>
             <w:r>
               <w:rPr>
@@ -15720,7 +16341,6 @@
               <w:b/>
               <w:bCs/>
             </w:rPr>
-            <w:lastRenderedPageBreak/>
             <w:fldChar w:fldCharType="end"/>
           </w:r>
         </w:p>
@@ -15872,7 +16492,21 @@
             <w:rStyle w:val="Hypertextovodkaz"/>
             <w:noProof/>
           </w:rPr>
-          <w:t>Obrázek 2: Schéma HTTP protokolu</w:t>
+          <w:t>Obrázek 2: S</w:t>
+        </w:r>
+        <w:r>
+          <w:rPr>
+            <w:rStyle w:val="Hypertextovodkaz"/>
+            <w:noProof/>
+          </w:rPr>
+          <w:t>c</w:t>
+        </w:r>
+        <w:r>
+          <w:rPr>
+            <w:rStyle w:val="Hypertextovodkaz"/>
+            <w:noProof/>
+          </w:rPr>
+          <w:t>héma HTTP protokolu</w:t>
         </w:r>
         <w:r>
           <w:rPr>
@@ -15998,7 +16632,6 @@
     <w:p>
       <w:pPr>
         <w:spacing w:after="164"/>
-        <w:ind w:left="-5" w:hanging="10"/>
       </w:pPr>
       <w:r>
         <w:fldChar w:fldCharType="end"/>
@@ -16006,44 +16639,8 @@
     </w:p>
     <w:p>
       <w:pPr>
-        <w:spacing w:after="164"/>
-        <w:ind w:left="-5" w:hanging="10"/>
-      </w:pPr>
-    </w:p>
-    <w:p>
-      <w:pPr>
-        <w:spacing w:after="164"/>
-        <w:ind w:left="-5" w:hanging="10"/>
-      </w:pPr>
-    </w:p>
-    <w:p>
-      <w:pPr>
-        <w:spacing w:after="164"/>
-        <w:ind w:left="-5" w:hanging="10"/>
-      </w:pPr>
-    </w:p>
-    <w:p>
-      <w:pPr>
-        <w:spacing w:after="164"/>
-        <w:ind w:left="-5" w:hanging="10"/>
-      </w:pPr>
-    </w:p>
-    <w:p>
-      <w:pPr>
-        <w:spacing w:after="164"/>
-        <w:ind w:left="-5" w:hanging="10"/>
-      </w:pPr>
-    </w:p>
-    <w:p>
-      <w:pPr>
-        <w:spacing w:after="164"/>
-        <w:ind w:left="-5" w:hanging="10"/>
-      </w:pPr>
-    </w:p>
-    <w:p>
-      <w:pPr>
-        <w:spacing w:after="164"/>
-        <w:ind w:left="-5" w:hanging="10"/>
+        <w:spacing w:after="193"/>
+        <w:ind w:left="-5" w:right="6573" w:hanging="10"/>
       </w:pPr>
       <w:r>
         <w:rPr>
@@ -16051,169 +16648,6 @@
           <w:color w:val="EA7603"/>
           <w:sz w:val="36"/>
         </w:rPr>
-        <w:t xml:space="preserve">Seznam grafů </w:t>
-      </w:r>
-    </w:p>
-    <w:p>
-      <w:pPr>
-        <w:spacing w:after="0"/>
-        <w:ind w:left="-5" w:hanging="10"/>
-      </w:pPr>
-      <w:r>
-        <w:rPr>
-          <w:rFonts w:ascii="Times New Roman" w:eastAsia="Times New Roman" w:hAnsi="Times New Roman" w:cs="Times New Roman"/>
-          <w:sz w:val="24"/>
-        </w:rPr>
-        <w:t>Graf 1.1: Ukázka grafu .............................................................................................................12</w:t>
-      </w:r>
-      <w:r>
-        <w:t xml:space="preserve"> </w:t>
-      </w:r>
-    </w:p>
-    <w:p>
-      <w:pPr>
-        <w:spacing w:after="0"/>
-      </w:pPr>
-      <w:r>
-        <w:rPr>
-          <w:rFonts w:ascii="Times New Roman" w:eastAsia="Times New Roman" w:hAnsi="Times New Roman" w:cs="Times New Roman"/>
-          <w:sz w:val="24"/>
-        </w:rPr>
-        <w:t xml:space="preserve"> </w:t>
-      </w:r>
-    </w:p>
-    <w:p>
-      <w:pPr>
-        <w:spacing w:after="3029"/>
-      </w:pPr>
-      <w:r>
-        <w:rPr>
-          <w:rFonts w:ascii="Times New Roman" w:eastAsia="Times New Roman" w:hAnsi="Times New Roman" w:cs="Times New Roman"/>
-          <w:sz w:val="24"/>
-        </w:rPr>
-        <w:t xml:space="preserve"> </w:t>
-      </w:r>
-    </w:p>
-    <w:p>
-      <w:pPr>
-        <w:spacing w:after="164"/>
-        <w:ind w:left="-5" w:right="6573" w:hanging="10"/>
-      </w:pPr>
-      <w:r>
-        <w:rPr>
-          <w:b/>
-          <w:color w:val="EA7603"/>
-          <w:sz w:val="36"/>
-        </w:rPr>
-        <w:t xml:space="preserve">Seznam tabulek </w:t>
-      </w:r>
-    </w:p>
-    <w:p>
-      <w:pPr>
-        <w:spacing w:after="0"/>
-        <w:ind w:left="-5" w:hanging="10"/>
-      </w:pPr>
-      <w:r>
-        <w:rPr>
-          <w:rFonts w:ascii="Times New Roman" w:eastAsia="Times New Roman" w:hAnsi="Times New Roman" w:cs="Times New Roman"/>
-          <w:sz w:val="24"/>
-        </w:rPr>
-        <w:t>Tabulka 1.1: Ukázka tabulky ................................................................................................... 12</w:t>
-      </w:r>
-      <w:r>
-        <w:t xml:space="preserve"> </w:t>
-      </w:r>
-    </w:p>
-    <w:p>
-      <w:pPr>
-        <w:spacing w:after="0"/>
-      </w:pPr>
-      <w:r>
-        <w:rPr>
-          <w:rFonts w:ascii="Times New Roman" w:eastAsia="Times New Roman" w:hAnsi="Times New Roman" w:cs="Times New Roman"/>
-          <w:sz w:val="24"/>
-        </w:rPr>
-        <w:t xml:space="preserve"> </w:t>
-      </w:r>
-    </w:p>
-    <w:p>
-      <w:pPr>
-        <w:spacing w:after="0"/>
-      </w:pPr>
-      <w:r>
-        <w:rPr>
-          <w:rFonts w:ascii="Times New Roman" w:eastAsia="Times New Roman" w:hAnsi="Times New Roman" w:cs="Times New Roman"/>
-          <w:sz w:val="24"/>
-        </w:rPr>
-        <w:t xml:space="preserve"> </w:t>
-      </w:r>
-    </w:p>
-    <w:p>
-      <w:pPr>
-        <w:spacing w:after="164"/>
-        <w:ind w:left="-5" w:hanging="10"/>
-      </w:pPr>
-      <w:r>
-        <w:rPr>
-          <w:b/>
-          <w:color w:val="EA7603"/>
-          <w:sz w:val="36"/>
-        </w:rPr>
-        <w:t xml:space="preserve">Seznam zdrojových kódů </w:t>
-      </w:r>
-    </w:p>
-    <w:p>
-      <w:pPr>
-        <w:spacing w:after="0"/>
-        <w:ind w:left="-5" w:hanging="10"/>
-      </w:pPr>
-      <w:r>
-        <w:rPr>
-          <w:rFonts w:ascii="Times New Roman" w:eastAsia="Times New Roman" w:hAnsi="Times New Roman" w:cs="Times New Roman"/>
-          <w:sz w:val="24"/>
-        </w:rPr>
-        <w:t>Zdrojový kód 1.1: Ukázka zdrojového kódu ............................................................................13</w:t>
-      </w:r>
-      <w:r>
-        <w:t xml:space="preserve"> </w:t>
-      </w:r>
-    </w:p>
-    <w:p>
-      <w:pPr>
-        <w:spacing w:after="0"/>
-      </w:pPr>
-      <w:r>
-        <w:rPr>
-          <w:rFonts w:ascii="Times New Roman" w:eastAsia="Times New Roman" w:hAnsi="Times New Roman" w:cs="Times New Roman"/>
-          <w:sz w:val="24"/>
-        </w:rPr>
-        <w:t xml:space="preserve"> </w:t>
-      </w:r>
-    </w:p>
-    <w:p>
-      <w:pPr>
-        <w:spacing w:after="3046"/>
-      </w:pPr>
-      <w:r>
-        <w:rPr>
-          <w:rFonts w:ascii="Times New Roman" w:eastAsia="Times New Roman" w:hAnsi="Times New Roman" w:cs="Times New Roman"/>
-          <w:sz w:val="24"/>
-        </w:rPr>
-        <w:t xml:space="preserve"> </w:t>
-      </w:r>
-    </w:p>
-    <w:p>
-      <w:pPr>
-        <w:spacing w:after="193"/>
-        <w:ind w:left="-5" w:right="6573" w:hanging="10"/>
-      </w:pPr>
-      <w:r>
-        <w:rPr>
-          <w:b/>
-          <w:color w:val="EA7603"/>
-          <w:sz w:val="36"/>
-        </w:rPr>
-        <w:lastRenderedPageBreak/>
         <w:t xml:space="preserve">Seznam zkratek </w:t>
       </w:r>
     </w:p>
@@ -16233,9 +16667,11 @@
       <w:r>
         <w:rPr>
           <w:rFonts w:ascii="Times New Roman" w:eastAsia="Times New Roman" w:hAnsi="Times New Roman" w:cs="Times New Roman"/>
-          <w:sz w:val="24"/>
-        </w:rPr>
-        <w:t xml:space="preserve">{Zkratka} </w:t>
+          <w:b/>
+          <w:bCs/>
+          <w:sz w:val="24"/>
+        </w:rPr>
+        <w:t>ARM</w:t>
       </w:r>
       <w:r>
         <w:rPr>
@@ -16243,7 +16679,52 @@
           <w:sz w:val="24"/>
         </w:rPr>
         <w:tab/>
-        <w:t xml:space="preserve">{Popis zkratky} </w:t>
+      </w:r>
+      <w:r>
+        <w:rPr>
+          <w:rFonts w:ascii="Times New Roman" w:eastAsia="Times New Roman" w:hAnsi="Times New Roman" w:cs="Times New Roman"/>
+          <w:sz w:val="24"/>
+        </w:rPr>
+        <w:tab/>
+      </w:r>
+      <w:proofErr w:type="spellStart"/>
+      <w:r>
+        <w:rPr>
+          <w:rFonts w:ascii="Times New Roman" w:eastAsia="Times New Roman" w:hAnsi="Times New Roman" w:cs="Times New Roman"/>
+          <w:sz w:val="24"/>
+        </w:rPr>
+        <w:t>Advanced</w:t>
+      </w:r>
+      <w:proofErr w:type="spellEnd"/>
+      <w:r>
+        <w:rPr>
+          <w:rFonts w:ascii="Times New Roman" w:eastAsia="Times New Roman" w:hAnsi="Times New Roman" w:cs="Times New Roman"/>
+          <w:sz w:val="24"/>
+        </w:rPr>
+        <w:t xml:space="preserve"> RISC </w:t>
+      </w:r>
+      <w:proofErr w:type="spellStart"/>
+      <w:r>
+        <w:rPr>
+          <w:rFonts w:ascii="Times New Roman" w:eastAsia="Times New Roman" w:hAnsi="Times New Roman" w:cs="Times New Roman"/>
+          <w:sz w:val="24"/>
+        </w:rPr>
+        <w:t>Machine</w:t>
+      </w:r>
+      <w:proofErr w:type="spellEnd"/>
+      <w:r>
+        <w:rPr>
+          <w:rFonts w:ascii="Times New Roman" w:eastAsia="Times New Roman" w:hAnsi="Times New Roman" w:cs="Times New Roman"/>
+          <w:sz w:val="24"/>
+        </w:rPr>
+        <w:t xml:space="preserve">  </w:t>
+      </w:r>
+      <w:r>
+        <w:rPr>
+          <w:rFonts w:ascii="Times New Roman" w:eastAsia="Times New Roman" w:hAnsi="Times New Roman" w:cs="Times New Roman"/>
+          <w:sz w:val="24"/>
+        </w:rPr>
+        <w:t xml:space="preserve">            </w:t>
       </w:r>
     </w:p>
     <w:p>
@@ -16259,13 +16740,56 @@
           <w:sz w:val="24"/>
         </w:rPr>
       </w:pPr>
-      <w:r>
-        <w:rPr>
-          <w:rFonts w:ascii="Times New Roman" w:eastAsia="Times New Roman" w:hAnsi="Times New Roman" w:cs="Times New Roman"/>
-          <w:sz w:val="24"/>
-        </w:rPr>
-        <w:t xml:space="preserve">ARM  </w:t>
-      </w:r>
+      <w:proofErr w:type="spellStart"/>
+      <w:r>
+        <w:rPr>
+          <w:rFonts w:ascii="Times New Roman" w:eastAsia="Times New Roman" w:hAnsi="Times New Roman" w:cs="Times New Roman"/>
+          <w:b/>
+          <w:bCs/>
+          <w:sz w:val="24"/>
+        </w:rPr>
+        <w:t>IoT</w:t>
+      </w:r>
+      <w:proofErr w:type="spellEnd"/>
+      <w:r>
+        <w:rPr>
+          <w:rFonts w:ascii="Times New Roman" w:eastAsia="Times New Roman" w:hAnsi="Times New Roman" w:cs="Times New Roman"/>
+          <w:sz w:val="24"/>
+        </w:rPr>
+        <w:tab/>
+      </w:r>
+      <w:r>
+        <w:rPr>
+          <w:rFonts w:ascii="Times New Roman" w:eastAsia="Times New Roman" w:hAnsi="Times New Roman" w:cs="Times New Roman"/>
+          <w:sz w:val="24"/>
+        </w:rPr>
+        <w:tab/>
+      </w:r>
+      <w:proofErr w:type="gramStart"/>
+      <w:r>
+        <w:rPr>
+          <w:rFonts w:ascii="Times New Roman" w:eastAsia="Times New Roman" w:hAnsi="Times New Roman" w:cs="Times New Roman"/>
+          <w:sz w:val="24"/>
+        </w:rPr>
+        <w:t>Internet</w:t>
+      </w:r>
+      <w:proofErr w:type="gramEnd"/>
+      <w:r>
+        <w:rPr>
+          <w:rFonts w:ascii="Times New Roman" w:eastAsia="Times New Roman" w:hAnsi="Times New Roman" w:cs="Times New Roman"/>
+          <w:sz w:val="24"/>
+        </w:rPr>
+        <w:t xml:space="preserve"> of </w:t>
+      </w:r>
+      <w:proofErr w:type="spellStart"/>
+      <w:r>
+        <w:rPr>
+          <w:rFonts w:ascii="Times New Roman" w:eastAsia="Times New Roman" w:hAnsi="Times New Roman" w:cs="Times New Roman"/>
+          <w:sz w:val="24"/>
+        </w:rPr>
+        <w:t>Things</w:t>
+      </w:r>
+      <w:proofErr w:type="spellEnd"/>
     </w:p>
     <w:p>
       <w:pPr>
@@ -16280,13 +16804,43 @@
           <w:sz w:val="24"/>
         </w:rPr>
       </w:pPr>
-      <w:proofErr w:type="spellStart"/>
-      <w:r>
-        <w:rPr>
-          <w:rFonts w:ascii="Times New Roman" w:eastAsia="Times New Roman" w:hAnsi="Times New Roman" w:cs="Times New Roman"/>
-          <w:sz w:val="24"/>
-        </w:rPr>
-        <w:t>IoT</w:t>
+      <w:r>
+        <w:rPr>
+          <w:rFonts w:ascii="Times New Roman" w:eastAsia="Times New Roman" w:hAnsi="Times New Roman" w:cs="Times New Roman"/>
+          <w:b/>
+          <w:bCs/>
+          <w:sz w:val="24"/>
+        </w:rPr>
+        <w:t>HTTP</w:t>
+      </w:r>
+      <w:r>
+        <w:rPr>
+          <w:rFonts w:ascii="Times New Roman" w:eastAsia="Times New Roman" w:hAnsi="Times New Roman" w:cs="Times New Roman"/>
+          <w:sz w:val="24"/>
+        </w:rPr>
+        <w:tab/>
+      </w:r>
+      <w:r>
+        <w:rPr>
+          <w:rFonts w:ascii="Times New Roman" w:eastAsia="Times New Roman" w:hAnsi="Times New Roman" w:cs="Times New Roman"/>
+          <w:sz w:val="24"/>
+        </w:rPr>
+        <w:tab/>
+      </w:r>
+      <w:r>
+        <w:rPr>
+          <w:rFonts w:ascii="Times New Roman" w:eastAsia="Times New Roman" w:hAnsi="Times New Roman" w:cs="Times New Roman"/>
+          <w:sz w:val="24"/>
+        </w:rPr>
+        <w:t xml:space="preserve">Hypertext Transfer </w:t>
+      </w:r>
+      <w:proofErr w:type="spellStart"/>
+      <w:r>
+        <w:rPr>
+          <w:rFonts w:ascii="Times New Roman" w:eastAsia="Times New Roman" w:hAnsi="Times New Roman" w:cs="Times New Roman"/>
+          <w:sz w:val="24"/>
+        </w:rPr>
+        <w:t>Protocol</w:t>
       </w:r>
       <w:proofErr w:type="spellEnd"/>
     </w:p>
@@ -16306,10 +16860,58 @@
       <w:r>
         <w:rPr>
           <w:rFonts w:ascii="Times New Roman" w:eastAsia="Times New Roman" w:hAnsi="Times New Roman" w:cs="Times New Roman"/>
-          <w:sz w:val="24"/>
-        </w:rPr>
-        <w:t>HTTP</w:t>
-      </w:r>
+          <w:b/>
+          <w:bCs/>
+          <w:sz w:val="24"/>
+        </w:rPr>
+        <w:t>HTML</w:t>
+      </w:r>
+      <w:r>
+        <w:rPr>
+          <w:rFonts w:ascii="Times New Roman" w:eastAsia="Times New Roman" w:hAnsi="Times New Roman" w:cs="Times New Roman"/>
+          <w:sz w:val="24"/>
+        </w:rPr>
+        <w:tab/>
+      </w:r>
+      <w:r>
+        <w:rPr>
+          <w:rFonts w:ascii="Times New Roman" w:eastAsia="Times New Roman" w:hAnsi="Times New Roman" w:cs="Times New Roman"/>
+          <w:sz w:val="24"/>
+        </w:rPr>
+        <w:tab/>
+      </w:r>
+      <w:r>
+        <w:rPr>
+          <w:rFonts w:ascii="Times New Roman" w:eastAsia="Times New Roman" w:hAnsi="Times New Roman" w:cs="Times New Roman"/>
+          <w:sz w:val="24"/>
+        </w:rPr>
+        <w:t xml:space="preserve">Hypertext </w:t>
+      </w:r>
+      <w:proofErr w:type="spellStart"/>
+      <w:r>
+        <w:rPr>
+          <w:rFonts w:ascii="Times New Roman" w:eastAsia="Times New Roman" w:hAnsi="Times New Roman" w:cs="Times New Roman"/>
+          <w:sz w:val="24"/>
+        </w:rPr>
+        <w:t>Markup</w:t>
+      </w:r>
+      <w:proofErr w:type="spellEnd"/>
+      <w:r>
+        <w:rPr>
+          <w:rFonts w:ascii="Times New Roman" w:eastAsia="Times New Roman" w:hAnsi="Times New Roman" w:cs="Times New Roman"/>
+          <w:sz w:val="24"/>
+        </w:rPr>
+        <w:t xml:space="preserve"> </w:t>
+      </w:r>
+      <w:proofErr w:type="spellStart"/>
+      <w:r>
+        <w:rPr>
+          <w:rFonts w:ascii="Times New Roman" w:eastAsia="Times New Roman" w:hAnsi="Times New Roman" w:cs="Times New Roman"/>
+          <w:sz w:val="24"/>
+        </w:rPr>
+        <w:t>Language</w:t>
+      </w:r>
+      <w:proofErr w:type="spellEnd"/>
     </w:p>
     <w:p>
       <w:pPr>
@@ -16324,6 +16926,61 @@
           <w:sz w:val="24"/>
         </w:rPr>
       </w:pPr>
+      <w:r>
+        <w:rPr>
+          <w:rFonts w:ascii="Times New Roman" w:eastAsia="Times New Roman" w:hAnsi="Times New Roman" w:cs="Times New Roman"/>
+          <w:b/>
+          <w:bCs/>
+          <w:sz w:val="24"/>
+        </w:rPr>
+        <w:t>API</w:t>
+      </w:r>
+      <w:r>
+        <w:rPr>
+          <w:rFonts w:ascii="Times New Roman" w:eastAsia="Times New Roman" w:hAnsi="Times New Roman" w:cs="Times New Roman"/>
+          <w:sz w:val="24"/>
+        </w:rPr>
+        <w:tab/>
+      </w:r>
+      <w:r>
+        <w:rPr>
+          <w:rFonts w:ascii="Times New Roman" w:eastAsia="Times New Roman" w:hAnsi="Times New Roman" w:cs="Times New Roman"/>
+          <w:sz w:val="24"/>
+        </w:rPr>
+        <w:tab/>
+      </w:r>
+      <w:proofErr w:type="spellStart"/>
+      <w:r>
+        <w:rPr>
+          <w:rFonts w:ascii="Times New Roman" w:eastAsia="Times New Roman" w:hAnsi="Times New Roman" w:cs="Times New Roman"/>
+          <w:sz w:val="24"/>
+        </w:rPr>
+        <w:t>Application</w:t>
+      </w:r>
+      <w:proofErr w:type="spellEnd"/>
+      <w:r>
+        <w:rPr>
+          <w:rFonts w:ascii="Times New Roman" w:eastAsia="Times New Roman" w:hAnsi="Times New Roman" w:cs="Times New Roman"/>
+          <w:sz w:val="24"/>
+        </w:rPr>
+        <w:t xml:space="preserve"> </w:t>
+      </w:r>
+      <w:proofErr w:type="spellStart"/>
+      <w:r>
+        <w:rPr>
+          <w:rFonts w:ascii="Times New Roman" w:eastAsia="Times New Roman" w:hAnsi="Times New Roman" w:cs="Times New Roman"/>
+          <w:sz w:val="24"/>
+        </w:rPr>
+        <w:t>Programming</w:t>
+      </w:r>
+      <w:proofErr w:type="spellEnd"/>
+      <w:r>
+        <w:rPr>
+          <w:rFonts w:ascii="Times New Roman" w:eastAsia="Times New Roman" w:hAnsi="Times New Roman" w:cs="Times New Roman"/>
+          <w:sz w:val="24"/>
+        </w:rPr>
+        <w:t xml:space="preserve"> Interface</w:t>
+      </w:r>
     </w:p>
     <w:p>
       <w:pPr>
@@ -16338,6 +16995,681 @@
           <w:sz w:val="24"/>
         </w:rPr>
       </w:pPr>
+      <w:r>
+        <w:rPr>
+          <w:rFonts w:ascii="Times New Roman" w:eastAsia="Times New Roman" w:hAnsi="Times New Roman" w:cs="Times New Roman"/>
+          <w:b/>
+          <w:bCs/>
+          <w:sz w:val="24"/>
+        </w:rPr>
+        <w:t>SQL</w:t>
+      </w:r>
+      <w:r>
+        <w:rPr>
+          <w:rFonts w:ascii="Times New Roman" w:eastAsia="Times New Roman" w:hAnsi="Times New Roman" w:cs="Times New Roman"/>
+          <w:b/>
+          <w:bCs/>
+          <w:sz w:val="24"/>
+        </w:rPr>
+        <w:tab/>
+      </w:r>
+      <w:r>
+        <w:rPr>
+          <w:rFonts w:ascii="Times New Roman" w:eastAsia="Times New Roman" w:hAnsi="Times New Roman" w:cs="Times New Roman"/>
+          <w:b/>
+          <w:bCs/>
+          <w:sz w:val="24"/>
+        </w:rPr>
+        <w:tab/>
+      </w:r>
+      <w:proofErr w:type="spellStart"/>
+      <w:r>
+        <w:rPr>
+          <w:rFonts w:ascii="Times New Roman" w:eastAsia="Times New Roman" w:hAnsi="Times New Roman" w:cs="Times New Roman"/>
+          <w:sz w:val="24"/>
+        </w:rPr>
+        <w:t>Structured</w:t>
+      </w:r>
+      <w:proofErr w:type="spellEnd"/>
+      <w:r>
+        <w:rPr>
+          <w:rFonts w:ascii="Times New Roman" w:eastAsia="Times New Roman" w:hAnsi="Times New Roman" w:cs="Times New Roman"/>
+          <w:sz w:val="24"/>
+        </w:rPr>
+        <w:t xml:space="preserve"> </w:t>
+      </w:r>
+      <w:proofErr w:type="spellStart"/>
+      <w:r>
+        <w:rPr>
+          <w:rFonts w:ascii="Times New Roman" w:eastAsia="Times New Roman" w:hAnsi="Times New Roman" w:cs="Times New Roman"/>
+          <w:sz w:val="24"/>
+        </w:rPr>
+        <w:t>Query</w:t>
+      </w:r>
+      <w:proofErr w:type="spellEnd"/>
+      <w:r>
+        <w:rPr>
+          <w:rFonts w:ascii="Times New Roman" w:eastAsia="Times New Roman" w:hAnsi="Times New Roman" w:cs="Times New Roman"/>
+          <w:sz w:val="24"/>
+        </w:rPr>
+        <w:t xml:space="preserve"> </w:t>
+      </w:r>
+      <w:proofErr w:type="spellStart"/>
+      <w:r>
+        <w:rPr>
+          <w:rFonts w:ascii="Times New Roman" w:eastAsia="Times New Roman" w:hAnsi="Times New Roman" w:cs="Times New Roman"/>
+          <w:sz w:val="24"/>
+        </w:rPr>
+        <w:t>Language</w:t>
+      </w:r>
+      <w:proofErr w:type="spellEnd"/>
+    </w:p>
+    <w:p>
+      <w:pPr>
+        <w:tabs>
+          <w:tab w:val="center" w:pos="2130"/>
+          <w:tab w:val="center" w:pos="4004"/>
+        </w:tabs>
+        <w:spacing w:after="0"/>
+        <w:ind w:left="-15"/>
+        <w:rPr>
+          <w:rFonts w:ascii="Times New Roman" w:eastAsia="Times New Roman" w:hAnsi="Times New Roman" w:cs="Times New Roman"/>
+          <w:sz w:val="24"/>
+        </w:rPr>
+      </w:pPr>
+      <w:r>
+        <w:rPr>
+          <w:rFonts w:ascii="Times New Roman" w:eastAsia="Times New Roman" w:hAnsi="Times New Roman" w:cs="Times New Roman"/>
+          <w:b/>
+          <w:bCs/>
+          <w:sz w:val="24"/>
+        </w:rPr>
+        <w:t>VPN</w:t>
+      </w:r>
+      <w:r>
+        <w:rPr>
+          <w:rFonts w:ascii="Times New Roman" w:eastAsia="Times New Roman" w:hAnsi="Times New Roman" w:cs="Times New Roman"/>
+          <w:sz w:val="24"/>
+        </w:rPr>
+        <w:tab/>
+      </w:r>
+      <w:r>
+        <w:rPr>
+          <w:rFonts w:ascii="Times New Roman" w:eastAsia="Times New Roman" w:hAnsi="Times New Roman" w:cs="Times New Roman"/>
+          <w:sz w:val="24"/>
+        </w:rPr>
+        <w:tab/>
+      </w:r>
+      <w:proofErr w:type="spellStart"/>
+      <w:r>
+        <w:rPr>
+          <w:rFonts w:ascii="Times New Roman" w:eastAsia="Times New Roman" w:hAnsi="Times New Roman" w:cs="Times New Roman"/>
+          <w:sz w:val="24"/>
+        </w:rPr>
+        <w:t>Virtual</w:t>
+      </w:r>
+      <w:proofErr w:type="spellEnd"/>
+      <w:r>
+        <w:rPr>
+          <w:rFonts w:ascii="Times New Roman" w:eastAsia="Times New Roman" w:hAnsi="Times New Roman" w:cs="Times New Roman"/>
+          <w:sz w:val="24"/>
+        </w:rPr>
+        <w:t xml:space="preserve"> </w:t>
+      </w:r>
+      <w:proofErr w:type="spellStart"/>
+      <w:r>
+        <w:rPr>
+          <w:rFonts w:ascii="Times New Roman" w:eastAsia="Times New Roman" w:hAnsi="Times New Roman" w:cs="Times New Roman"/>
+          <w:sz w:val="24"/>
+        </w:rPr>
+        <w:t>Private</w:t>
+      </w:r>
+      <w:proofErr w:type="spellEnd"/>
+      <w:r>
+        <w:rPr>
+          <w:rFonts w:ascii="Times New Roman" w:eastAsia="Times New Roman" w:hAnsi="Times New Roman" w:cs="Times New Roman"/>
+          <w:sz w:val="24"/>
+        </w:rPr>
+        <w:t xml:space="preserve"> Network</w:t>
+      </w:r>
+    </w:p>
+    <w:p>
+      <w:pPr>
+        <w:tabs>
+          <w:tab w:val="center" w:pos="2130"/>
+          <w:tab w:val="center" w:pos="4004"/>
+        </w:tabs>
+        <w:spacing w:after="0"/>
+        <w:ind w:left="-15"/>
+        <w:rPr>
+          <w:rFonts w:ascii="Times New Roman" w:eastAsia="Times New Roman" w:hAnsi="Times New Roman" w:cs="Times New Roman"/>
+          <w:sz w:val="24"/>
+        </w:rPr>
+      </w:pPr>
+      <w:r>
+        <w:rPr>
+          <w:rFonts w:ascii="Times New Roman" w:eastAsia="Times New Roman" w:hAnsi="Times New Roman" w:cs="Times New Roman"/>
+          <w:b/>
+          <w:bCs/>
+          <w:sz w:val="24"/>
+        </w:rPr>
+        <w:t>Wi-Fi</w:t>
+      </w:r>
+      <w:r>
+        <w:rPr>
+          <w:rFonts w:ascii="Times New Roman" w:eastAsia="Times New Roman" w:hAnsi="Times New Roman" w:cs="Times New Roman"/>
+          <w:sz w:val="24"/>
+        </w:rPr>
+        <w:tab/>
+      </w:r>
+      <w:r>
+        <w:rPr>
+          <w:rFonts w:ascii="Times New Roman" w:eastAsia="Times New Roman" w:hAnsi="Times New Roman" w:cs="Times New Roman"/>
+          <w:sz w:val="24"/>
+        </w:rPr>
+        <w:tab/>
+      </w:r>
+      <w:proofErr w:type="spellStart"/>
+      <w:r>
+        <w:rPr>
+          <w:rFonts w:ascii="Times New Roman" w:eastAsia="Times New Roman" w:hAnsi="Times New Roman" w:cs="Times New Roman"/>
+          <w:sz w:val="24"/>
+        </w:rPr>
+        <w:t>Wireless</w:t>
+      </w:r>
+      <w:proofErr w:type="spellEnd"/>
+      <w:r>
+        <w:rPr>
+          <w:rFonts w:ascii="Times New Roman" w:eastAsia="Times New Roman" w:hAnsi="Times New Roman" w:cs="Times New Roman"/>
+          <w:sz w:val="24"/>
+        </w:rPr>
+        <w:t xml:space="preserve"> </w:t>
+      </w:r>
+      <w:proofErr w:type="spellStart"/>
+      <w:r>
+        <w:rPr>
+          <w:rFonts w:ascii="Times New Roman" w:eastAsia="Times New Roman" w:hAnsi="Times New Roman" w:cs="Times New Roman"/>
+          <w:sz w:val="24"/>
+        </w:rPr>
+        <w:t>Fidelity</w:t>
+      </w:r>
+      <w:proofErr w:type="spellEnd"/>
+    </w:p>
+    <w:p>
+      <w:pPr>
+        <w:tabs>
+          <w:tab w:val="center" w:pos="2130"/>
+          <w:tab w:val="center" w:pos="4004"/>
+        </w:tabs>
+        <w:spacing w:after="0"/>
+        <w:ind w:left="-15"/>
+        <w:rPr>
+          <w:rFonts w:ascii="Times New Roman" w:eastAsia="Times New Roman" w:hAnsi="Times New Roman" w:cs="Times New Roman"/>
+          <w:sz w:val="24"/>
+        </w:rPr>
+      </w:pPr>
+      <w:r>
+        <w:rPr>
+          <w:rFonts w:ascii="Times New Roman" w:eastAsia="Times New Roman" w:hAnsi="Times New Roman" w:cs="Times New Roman"/>
+          <w:b/>
+          <w:bCs/>
+          <w:sz w:val="24"/>
+        </w:rPr>
+        <w:t>MQTT</w:t>
+      </w:r>
+      <w:r>
+        <w:rPr>
+          <w:rFonts w:ascii="Times New Roman" w:eastAsia="Times New Roman" w:hAnsi="Times New Roman" w:cs="Times New Roman"/>
+          <w:sz w:val="24"/>
+        </w:rPr>
+        <w:tab/>
+      </w:r>
+      <w:r>
+        <w:rPr>
+          <w:rFonts w:ascii="Times New Roman" w:eastAsia="Times New Roman" w:hAnsi="Times New Roman" w:cs="Times New Roman"/>
+          <w:sz w:val="24"/>
+        </w:rPr>
+        <w:tab/>
+      </w:r>
+      <w:proofErr w:type="spellStart"/>
+      <w:r>
+        <w:rPr>
+          <w:rFonts w:ascii="Times New Roman" w:eastAsia="Times New Roman" w:hAnsi="Times New Roman" w:cs="Times New Roman"/>
+          <w:sz w:val="24"/>
+        </w:rPr>
+        <w:t>Message</w:t>
+      </w:r>
+      <w:proofErr w:type="spellEnd"/>
+      <w:r>
+        <w:rPr>
+          <w:rFonts w:ascii="Times New Roman" w:eastAsia="Times New Roman" w:hAnsi="Times New Roman" w:cs="Times New Roman"/>
+          <w:sz w:val="24"/>
+        </w:rPr>
+        <w:t xml:space="preserve"> </w:t>
+      </w:r>
+      <w:proofErr w:type="spellStart"/>
+      <w:r>
+        <w:rPr>
+          <w:rFonts w:ascii="Times New Roman" w:eastAsia="Times New Roman" w:hAnsi="Times New Roman" w:cs="Times New Roman"/>
+          <w:sz w:val="24"/>
+        </w:rPr>
+        <w:t>Queuing</w:t>
+      </w:r>
+      <w:proofErr w:type="spellEnd"/>
+      <w:r>
+        <w:rPr>
+          <w:rFonts w:ascii="Times New Roman" w:eastAsia="Times New Roman" w:hAnsi="Times New Roman" w:cs="Times New Roman"/>
+          <w:sz w:val="24"/>
+        </w:rPr>
+        <w:t xml:space="preserve"> Telemetry Transport</w:t>
+      </w:r>
+    </w:p>
+    <w:p>
+      <w:pPr>
+        <w:tabs>
+          <w:tab w:val="center" w:pos="2130"/>
+          <w:tab w:val="center" w:pos="4004"/>
+        </w:tabs>
+        <w:spacing w:after="0"/>
+        <w:ind w:left="-15"/>
+        <w:rPr>
+          <w:rFonts w:ascii="Times New Roman" w:eastAsia="Times New Roman" w:hAnsi="Times New Roman" w:cs="Times New Roman"/>
+          <w:sz w:val="24"/>
+        </w:rPr>
+      </w:pPr>
+      <w:r>
+        <w:rPr>
+          <w:rFonts w:ascii="Times New Roman" w:eastAsia="Times New Roman" w:hAnsi="Times New Roman" w:cs="Times New Roman"/>
+          <w:b/>
+          <w:bCs/>
+          <w:sz w:val="24"/>
+        </w:rPr>
+        <w:t>GPIO</w:t>
+      </w:r>
+      <w:r>
+        <w:rPr>
+          <w:rFonts w:ascii="Times New Roman" w:eastAsia="Times New Roman" w:hAnsi="Times New Roman" w:cs="Times New Roman"/>
+          <w:sz w:val="24"/>
+        </w:rPr>
+        <w:tab/>
+      </w:r>
+      <w:r>
+        <w:rPr>
+          <w:rFonts w:ascii="Times New Roman" w:eastAsia="Times New Roman" w:hAnsi="Times New Roman" w:cs="Times New Roman"/>
+          <w:sz w:val="24"/>
+        </w:rPr>
+        <w:tab/>
+      </w:r>
+      <w:r>
+        <w:rPr>
+          <w:rFonts w:ascii="Times New Roman" w:eastAsia="Times New Roman" w:hAnsi="Times New Roman" w:cs="Times New Roman"/>
+          <w:sz w:val="24"/>
+        </w:rPr>
+        <w:t xml:space="preserve">General </w:t>
+      </w:r>
+      <w:proofErr w:type="spellStart"/>
+      <w:r>
+        <w:rPr>
+          <w:rFonts w:ascii="Times New Roman" w:eastAsia="Times New Roman" w:hAnsi="Times New Roman" w:cs="Times New Roman"/>
+          <w:sz w:val="24"/>
+        </w:rPr>
+        <w:t>Purpose</w:t>
+      </w:r>
+      <w:proofErr w:type="spellEnd"/>
+      <w:r>
+        <w:rPr>
+          <w:rFonts w:ascii="Times New Roman" w:eastAsia="Times New Roman" w:hAnsi="Times New Roman" w:cs="Times New Roman"/>
+          <w:sz w:val="24"/>
+        </w:rPr>
+        <w:t xml:space="preserve"> Input/Output</w:t>
+      </w:r>
+    </w:p>
+    <w:p>
+      <w:pPr>
+        <w:tabs>
+          <w:tab w:val="center" w:pos="2130"/>
+          <w:tab w:val="center" w:pos="4004"/>
+        </w:tabs>
+        <w:spacing w:after="0"/>
+        <w:ind w:left="-15"/>
+        <w:rPr>
+          <w:rFonts w:ascii="Times New Roman" w:eastAsia="Times New Roman" w:hAnsi="Times New Roman" w:cs="Times New Roman"/>
+          <w:sz w:val="24"/>
+        </w:rPr>
+      </w:pPr>
+      <w:r>
+        <w:rPr>
+          <w:rFonts w:ascii="Times New Roman" w:eastAsia="Times New Roman" w:hAnsi="Times New Roman" w:cs="Times New Roman"/>
+          <w:b/>
+          <w:bCs/>
+          <w:sz w:val="24"/>
+        </w:rPr>
+        <w:t>CPU</w:t>
+      </w:r>
+      <w:r>
+        <w:rPr>
+          <w:rFonts w:ascii="Times New Roman" w:eastAsia="Times New Roman" w:hAnsi="Times New Roman" w:cs="Times New Roman"/>
+          <w:sz w:val="24"/>
+        </w:rPr>
+        <w:tab/>
+      </w:r>
+      <w:r>
+        <w:rPr>
+          <w:rFonts w:ascii="Times New Roman" w:eastAsia="Times New Roman" w:hAnsi="Times New Roman" w:cs="Times New Roman"/>
+          <w:sz w:val="24"/>
+        </w:rPr>
+        <w:tab/>
+      </w:r>
+      <w:proofErr w:type="spellStart"/>
+      <w:r>
+        <w:rPr>
+          <w:rFonts w:ascii="Times New Roman" w:eastAsia="Times New Roman" w:hAnsi="Times New Roman" w:cs="Times New Roman"/>
+          <w:sz w:val="24"/>
+        </w:rPr>
+        <w:t>Central</w:t>
+      </w:r>
+      <w:proofErr w:type="spellEnd"/>
+      <w:r>
+        <w:rPr>
+          <w:rFonts w:ascii="Times New Roman" w:eastAsia="Times New Roman" w:hAnsi="Times New Roman" w:cs="Times New Roman"/>
+          <w:sz w:val="24"/>
+        </w:rPr>
+        <w:t xml:space="preserve"> </w:t>
+      </w:r>
+      <w:proofErr w:type="spellStart"/>
+      <w:r>
+        <w:rPr>
+          <w:rFonts w:ascii="Times New Roman" w:eastAsia="Times New Roman" w:hAnsi="Times New Roman" w:cs="Times New Roman"/>
+          <w:sz w:val="24"/>
+        </w:rPr>
+        <w:t>Processing</w:t>
+      </w:r>
+      <w:proofErr w:type="spellEnd"/>
+      <w:r>
+        <w:rPr>
+          <w:rFonts w:ascii="Times New Roman" w:eastAsia="Times New Roman" w:hAnsi="Times New Roman" w:cs="Times New Roman"/>
+          <w:sz w:val="24"/>
+        </w:rPr>
+        <w:t xml:space="preserve"> Unit</w:t>
+      </w:r>
+    </w:p>
+    <w:p>
+      <w:pPr>
+        <w:tabs>
+          <w:tab w:val="center" w:pos="2130"/>
+          <w:tab w:val="center" w:pos="4004"/>
+        </w:tabs>
+        <w:spacing w:after="0"/>
+        <w:ind w:left="-15"/>
+        <w:rPr>
+          <w:rFonts w:ascii="Times New Roman" w:eastAsia="Times New Roman" w:hAnsi="Times New Roman" w:cs="Times New Roman"/>
+          <w:sz w:val="24"/>
+        </w:rPr>
+      </w:pPr>
+      <w:r>
+        <w:rPr>
+          <w:rFonts w:ascii="Times New Roman" w:eastAsia="Times New Roman" w:hAnsi="Times New Roman" w:cs="Times New Roman"/>
+          <w:b/>
+          <w:bCs/>
+          <w:sz w:val="24"/>
+        </w:rPr>
+        <w:t>OS</w:t>
+      </w:r>
+      <w:r>
+        <w:rPr>
+          <w:rFonts w:ascii="Times New Roman" w:eastAsia="Times New Roman" w:hAnsi="Times New Roman" w:cs="Times New Roman"/>
+          <w:sz w:val="24"/>
+        </w:rPr>
+        <w:tab/>
+      </w:r>
+      <w:r>
+        <w:rPr>
+          <w:rFonts w:ascii="Times New Roman" w:eastAsia="Times New Roman" w:hAnsi="Times New Roman" w:cs="Times New Roman"/>
+          <w:sz w:val="24"/>
+        </w:rPr>
+        <w:tab/>
+      </w:r>
+      <w:proofErr w:type="spellStart"/>
+      <w:r>
+        <w:rPr>
+          <w:rFonts w:ascii="Times New Roman" w:eastAsia="Times New Roman" w:hAnsi="Times New Roman" w:cs="Times New Roman"/>
+          <w:sz w:val="24"/>
+        </w:rPr>
+        <w:t>Operating</w:t>
+      </w:r>
+      <w:proofErr w:type="spellEnd"/>
+      <w:r>
+        <w:rPr>
+          <w:rFonts w:ascii="Times New Roman" w:eastAsia="Times New Roman" w:hAnsi="Times New Roman" w:cs="Times New Roman"/>
+          <w:sz w:val="24"/>
+        </w:rPr>
+        <w:t xml:space="preserve"> </w:t>
+      </w:r>
+      <w:proofErr w:type="spellStart"/>
+      <w:r>
+        <w:rPr>
+          <w:rFonts w:ascii="Times New Roman" w:eastAsia="Times New Roman" w:hAnsi="Times New Roman" w:cs="Times New Roman"/>
+          <w:sz w:val="24"/>
+        </w:rPr>
+        <w:t>System</w:t>
+      </w:r>
+      <w:proofErr w:type="spellEnd"/>
+    </w:p>
+    <w:p>
+      <w:pPr>
+        <w:tabs>
+          <w:tab w:val="center" w:pos="2130"/>
+          <w:tab w:val="center" w:pos="4004"/>
+        </w:tabs>
+        <w:spacing w:after="0"/>
+        <w:ind w:left="-15"/>
+        <w:rPr>
+          <w:rFonts w:ascii="Times New Roman" w:eastAsia="Times New Roman" w:hAnsi="Times New Roman" w:cs="Times New Roman"/>
+          <w:sz w:val="24"/>
+        </w:rPr>
+      </w:pPr>
+      <w:r>
+        <w:rPr>
+          <w:rFonts w:ascii="Times New Roman" w:eastAsia="Times New Roman" w:hAnsi="Times New Roman" w:cs="Times New Roman"/>
+          <w:b/>
+          <w:bCs/>
+          <w:sz w:val="24"/>
+        </w:rPr>
+        <w:t>SBC</w:t>
+      </w:r>
+      <w:r>
+        <w:rPr>
+          <w:rFonts w:ascii="Times New Roman" w:eastAsia="Times New Roman" w:hAnsi="Times New Roman" w:cs="Times New Roman"/>
+          <w:sz w:val="24"/>
+        </w:rPr>
+        <w:tab/>
+      </w:r>
+      <w:r>
+        <w:rPr>
+          <w:rFonts w:ascii="Times New Roman" w:eastAsia="Times New Roman" w:hAnsi="Times New Roman" w:cs="Times New Roman"/>
+          <w:sz w:val="24"/>
+        </w:rPr>
+        <w:tab/>
+      </w:r>
+      <w:r>
+        <w:rPr>
+          <w:rFonts w:ascii="Times New Roman" w:eastAsia="Times New Roman" w:hAnsi="Times New Roman" w:cs="Times New Roman"/>
+          <w:sz w:val="24"/>
+        </w:rPr>
+        <w:t xml:space="preserve">Single </w:t>
+      </w:r>
+      <w:proofErr w:type="spellStart"/>
+      <w:r>
+        <w:rPr>
+          <w:rFonts w:ascii="Times New Roman" w:eastAsia="Times New Roman" w:hAnsi="Times New Roman" w:cs="Times New Roman"/>
+          <w:sz w:val="24"/>
+        </w:rPr>
+        <w:t>Board</w:t>
+      </w:r>
+      <w:proofErr w:type="spellEnd"/>
+      <w:r>
+        <w:rPr>
+          <w:rFonts w:ascii="Times New Roman" w:eastAsia="Times New Roman" w:hAnsi="Times New Roman" w:cs="Times New Roman"/>
+          <w:sz w:val="24"/>
+        </w:rPr>
+        <w:t xml:space="preserve"> </w:t>
+      </w:r>
+      <w:proofErr w:type="spellStart"/>
+      <w:r>
+        <w:rPr>
+          <w:rFonts w:ascii="Times New Roman" w:eastAsia="Times New Roman" w:hAnsi="Times New Roman" w:cs="Times New Roman"/>
+          <w:sz w:val="24"/>
+        </w:rPr>
+        <w:t>Computer</w:t>
+      </w:r>
+      <w:proofErr w:type="spellEnd"/>
+    </w:p>
+    <w:p>
+      <w:pPr>
+        <w:tabs>
+          <w:tab w:val="center" w:pos="2130"/>
+          <w:tab w:val="center" w:pos="4004"/>
+        </w:tabs>
+        <w:spacing w:after="0"/>
+        <w:ind w:left="-15"/>
+        <w:rPr>
+          <w:rFonts w:ascii="Times New Roman" w:eastAsia="Times New Roman" w:hAnsi="Times New Roman" w:cs="Times New Roman"/>
+          <w:sz w:val="24"/>
+        </w:rPr>
+      </w:pPr>
+      <w:r>
+        <w:rPr>
+          <w:rFonts w:ascii="Times New Roman" w:eastAsia="Times New Roman" w:hAnsi="Times New Roman" w:cs="Times New Roman"/>
+          <w:b/>
+          <w:bCs/>
+          <w:sz w:val="24"/>
+        </w:rPr>
+        <w:t>URL</w:t>
+      </w:r>
+      <w:r>
+        <w:rPr>
+          <w:rFonts w:ascii="Times New Roman" w:eastAsia="Times New Roman" w:hAnsi="Times New Roman" w:cs="Times New Roman"/>
+          <w:sz w:val="24"/>
+        </w:rPr>
+        <w:tab/>
+      </w:r>
+      <w:r>
+        <w:rPr>
+          <w:rFonts w:ascii="Times New Roman" w:eastAsia="Times New Roman" w:hAnsi="Times New Roman" w:cs="Times New Roman"/>
+          <w:sz w:val="24"/>
+        </w:rPr>
+        <w:tab/>
+      </w:r>
+      <w:proofErr w:type="spellStart"/>
+      <w:r>
+        <w:rPr>
+          <w:rFonts w:ascii="Times New Roman" w:eastAsia="Times New Roman" w:hAnsi="Times New Roman" w:cs="Times New Roman"/>
+          <w:sz w:val="24"/>
+        </w:rPr>
+        <w:t>Uniform</w:t>
+      </w:r>
+      <w:proofErr w:type="spellEnd"/>
+      <w:r>
+        <w:rPr>
+          <w:rFonts w:ascii="Times New Roman" w:eastAsia="Times New Roman" w:hAnsi="Times New Roman" w:cs="Times New Roman"/>
+          <w:sz w:val="24"/>
+        </w:rPr>
+        <w:t xml:space="preserve"> </w:t>
+      </w:r>
+      <w:proofErr w:type="spellStart"/>
+      <w:r>
+        <w:rPr>
+          <w:rFonts w:ascii="Times New Roman" w:eastAsia="Times New Roman" w:hAnsi="Times New Roman" w:cs="Times New Roman"/>
+          <w:sz w:val="24"/>
+        </w:rPr>
+        <w:t>Resource</w:t>
+      </w:r>
+      <w:proofErr w:type="spellEnd"/>
+      <w:r>
+        <w:rPr>
+          <w:rFonts w:ascii="Times New Roman" w:eastAsia="Times New Roman" w:hAnsi="Times New Roman" w:cs="Times New Roman"/>
+          <w:sz w:val="24"/>
+        </w:rPr>
+        <w:t xml:space="preserve"> </w:t>
+      </w:r>
+      <w:proofErr w:type="spellStart"/>
+      <w:r>
+        <w:rPr>
+          <w:rFonts w:ascii="Times New Roman" w:eastAsia="Times New Roman" w:hAnsi="Times New Roman" w:cs="Times New Roman"/>
+          <w:sz w:val="24"/>
+        </w:rPr>
+        <w:t>Locator</w:t>
+      </w:r>
+      <w:proofErr w:type="spellEnd"/>
+    </w:p>
+    <w:p>
+      <w:pPr>
+        <w:tabs>
+          <w:tab w:val="center" w:pos="2130"/>
+          <w:tab w:val="center" w:pos="4004"/>
+        </w:tabs>
+        <w:spacing w:after="0"/>
+        <w:ind w:left="-15"/>
+        <w:rPr>
+          <w:rFonts w:ascii="Times New Roman" w:eastAsia="Times New Roman" w:hAnsi="Times New Roman" w:cs="Times New Roman"/>
+          <w:sz w:val="24"/>
+        </w:rPr>
+      </w:pPr>
+      <w:r>
+        <w:rPr>
+          <w:rFonts w:ascii="Times New Roman" w:eastAsia="Times New Roman" w:hAnsi="Times New Roman" w:cs="Times New Roman"/>
+          <w:b/>
+          <w:bCs/>
+          <w:sz w:val="24"/>
+        </w:rPr>
+        <w:t>REST</w:t>
+      </w:r>
+      <w:r>
+        <w:rPr>
+          <w:rFonts w:ascii="Times New Roman" w:eastAsia="Times New Roman" w:hAnsi="Times New Roman" w:cs="Times New Roman"/>
+          <w:sz w:val="24"/>
+        </w:rPr>
+        <w:tab/>
+      </w:r>
+      <w:r>
+        <w:rPr>
+          <w:rFonts w:ascii="Times New Roman" w:eastAsia="Times New Roman" w:hAnsi="Times New Roman" w:cs="Times New Roman"/>
+          <w:sz w:val="24"/>
+        </w:rPr>
+        <w:tab/>
+      </w:r>
+      <w:proofErr w:type="spellStart"/>
+      <w:r>
+        <w:rPr>
+          <w:rFonts w:ascii="Times New Roman" w:eastAsia="Times New Roman" w:hAnsi="Times New Roman" w:cs="Times New Roman"/>
+          <w:sz w:val="24"/>
+        </w:rPr>
+        <w:t>Representational</w:t>
+      </w:r>
+      <w:proofErr w:type="spellEnd"/>
+      <w:r>
+        <w:rPr>
+          <w:rFonts w:ascii="Times New Roman" w:eastAsia="Times New Roman" w:hAnsi="Times New Roman" w:cs="Times New Roman"/>
+          <w:sz w:val="24"/>
+        </w:rPr>
+        <w:t xml:space="preserve"> </w:t>
+      </w:r>
+      <w:proofErr w:type="spellStart"/>
+      <w:r>
+        <w:rPr>
+          <w:rFonts w:ascii="Times New Roman" w:eastAsia="Times New Roman" w:hAnsi="Times New Roman" w:cs="Times New Roman"/>
+          <w:sz w:val="24"/>
+        </w:rPr>
+        <w:t>State</w:t>
+      </w:r>
+      <w:proofErr w:type="spellEnd"/>
+      <w:r>
+        <w:rPr>
+          <w:rFonts w:ascii="Times New Roman" w:eastAsia="Times New Roman" w:hAnsi="Times New Roman" w:cs="Times New Roman"/>
+          <w:sz w:val="24"/>
+        </w:rPr>
+        <w:t xml:space="preserve"> Transfer</w:t>
+      </w:r>
     </w:p>
     <w:p>
       <w:pPr>
@@ -16636,7 +17968,7 @@
       <w:pPr>
         <w:pStyle w:val="Nadpis1"/>
       </w:pPr>
-      <w:bookmarkStart w:id="0" w:name="_Toc229064720"/>
+      <w:bookmarkStart w:id="0" w:name="_Toc229502735"/>
       <w:r>
         <w:lastRenderedPageBreak/>
         <w:t xml:space="preserve">1. </w:t>
@@ -16657,7 +17989,7 @@
       <w:pPr>
         <w:pStyle w:val="Nadpis2"/>
       </w:pPr>
-      <w:bookmarkStart w:id="1" w:name="_Toc229064721"/>
+      <w:bookmarkStart w:id="1" w:name="_Toc229502736"/>
       <w:r>
         <w:t>1</w:t>
       </w:r>
@@ -17074,7 +18406,7 @@
           <w:lang w:eastAsia="en-GB"/>
         </w:rPr>
       </w:pPr>
-      <w:bookmarkStart w:id="2" w:name="_Toc229064722"/>
+      <w:bookmarkStart w:id="2" w:name="_Toc229502737"/>
       <w:r>
         <w:rPr>
           <w:lang w:eastAsia="en-GB"/>
@@ -17360,7 +18692,7 @@
           <w:lang w:eastAsia="en-GB"/>
         </w:rPr>
       </w:pPr>
-      <w:bookmarkStart w:id="3" w:name="_Toc229064723"/>
+      <w:bookmarkStart w:id="3" w:name="_Toc229502738"/>
       <w:r>
         <w:rPr>
           <w:lang w:eastAsia="en-GB"/>
@@ -17547,7 +18879,7 @@
           <w:lang w:eastAsia="en-GB"/>
         </w:rPr>
       </w:pPr>
-      <w:bookmarkStart w:id="4" w:name="_Toc229064724"/>
+      <w:bookmarkStart w:id="4" w:name="_Toc229502739"/>
       <w:r>
         <w:rPr>
           <w:lang w:eastAsia="en-GB"/>
@@ -17745,7 +19077,7 @@
         <w:pStyle w:val="Nadpis2"/>
         <w:ind w:left="0" w:firstLine="0"/>
       </w:pPr>
-      <w:bookmarkStart w:id="6" w:name="_Toc229064725"/>
+      <w:bookmarkStart w:id="6" w:name="_Toc229502740"/>
       <w:r>
         <w:t>1.</w:t>
       </w:r>
@@ -17819,7 +19151,7 @@
       <w:pPr>
         <w:pStyle w:val="Nadpis2"/>
       </w:pPr>
-      <w:bookmarkStart w:id="7" w:name="_Toc229064726"/>
+      <w:bookmarkStart w:id="7" w:name="_Toc229502741"/>
       <w:r>
         <w:lastRenderedPageBreak/>
         <w:t>1.</w:t>
@@ -18033,7 +19365,7 @@
       <w:pPr>
         <w:pStyle w:val="Nadpis2"/>
       </w:pPr>
-      <w:bookmarkStart w:id="9" w:name="_Toc229064727"/>
+      <w:bookmarkStart w:id="9" w:name="_Toc229502742"/>
       <w:r>
         <w:lastRenderedPageBreak/>
         <w:t>1.</w:t>
@@ -18197,7 +19529,7 @@
       <w:pPr>
         <w:pStyle w:val="Nadpis3"/>
       </w:pPr>
-      <w:bookmarkStart w:id="10" w:name="_Toc229064728"/>
+      <w:bookmarkStart w:id="10" w:name="_Toc229502743"/>
       <w:r>
         <w:t>1.</w:t>
       </w:r>
@@ -18278,7 +19610,7 @@
       <w:pPr>
         <w:pStyle w:val="Nadpis2"/>
       </w:pPr>
-      <w:bookmarkStart w:id="11" w:name="_Toc229064729"/>
+      <w:bookmarkStart w:id="11" w:name="_Toc229502744"/>
       <w:r>
         <w:lastRenderedPageBreak/>
         <w:t>1.</w:t>
@@ -18378,7 +19710,7 @@
       <w:pPr>
         <w:pStyle w:val="Nadpis3"/>
       </w:pPr>
-      <w:bookmarkStart w:id="12" w:name="_Toc229064730"/>
+      <w:bookmarkStart w:id="12" w:name="_Toc229502745"/>
       <w:r>
         <w:t>1.</w:t>
       </w:r>
@@ -18530,7 +19862,7 @@
         <w:pStyle w:val="Nadpis2"/>
         <w:ind w:left="0" w:firstLine="0"/>
       </w:pPr>
-      <w:bookmarkStart w:id="13" w:name="_Toc229064731"/>
+      <w:bookmarkStart w:id="13" w:name="_Toc229502746"/>
       <w:r>
         <w:t>1.</w:t>
       </w:r>
@@ -18601,7 +19933,7 @@
       <w:pPr>
         <w:pStyle w:val="Nadpis2"/>
       </w:pPr>
-      <w:bookmarkStart w:id="14" w:name="_Toc229064732"/>
+      <w:bookmarkStart w:id="14" w:name="_Toc229502747"/>
       <w:r>
         <w:lastRenderedPageBreak/>
         <w:t>2. Teoretická část</w:t>
@@ -18612,7 +19944,7 @@
       <w:pPr>
         <w:pStyle w:val="Nadpis2"/>
       </w:pPr>
-      <w:bookmarkStart w:id="15" w:name="_Toc229064733"/>
+      <w:bookmarkStart w:id="15" w:name="_Toc229502748"/>
       <w:r>
         <w:t xml:space="preserve">2.1 </w:t>
       </w:r>
@@ -18659,7 +19991,7 @@
       <w:pPr>
         <w:pStyle w:val="Nadpis3"/>
       </w:pPr>
-      <w:bookmarkStart w:id="16" w:name="_Toc229064734"/>
+      <w:bookmarkStart w:id="16" w:name="_Toc229502749"/>
       <w:r>
         <w:t xml:space="preserve">2.1.1 </w:t>
       </w:r>
@@ -18714,7 +20046,7 @@
       <w:pPr>
         <w:pStyle w:val="Nadpis3"/>
       </w:pPr>
-      <w:bookmarkStart w:id="17" w:name="_Toc229064735"/>
+      <w:bookmarkStart w:id="17" w:name="_Toc229502750"/>
       <w:r>
         <w:t xml:space="preserve">2.1.2 </w:t>
       </w:r>
@@ -18764,7 +20096,7 @@
       <w:pPr>
         <w:pStyle w:val="Nadpis3"/>
       </w:pPr>
-      <w:bookmarkStart w:id="18" w:name="_Toc229064736"/>
+      <w:bookmarkStart w:id="18" w:name="_Toc229502751"/>
       <w:r>
         <w:t xml:space="preserve">2.1.3 </w:t>
       </w:r>
@@ -18856,7 +20188,7 @@
       <w:pPr>
         <w:pStyle w:val="Nadpis3"/>
       </w:pPr>
-      <w:bookmarkStart w:id="19" w:name="_Toc229064737"/>
+      <w:bookmarkStart w:id="19" w:name="_Toc229502752"/>
       <w:r>
         <w:t xml:space="preserve">2.1.4 </w:t>
       </w:r>
@@ -18987,7 +20319,7 @@
       <w:pPr>
         <w:pStyle w:val="Nadpis3"/>
       </w:pPr>
-      <w:bookmarkStart w:id="20" w:name="_Toc229064738"/>
+      <w:bookmarkStart w:id="20" w:name="_Toc229502753"/>
       <w:r>
         <w:lastRenderedPageBreak/>
         <w:t xml:space="preserve">2.1.5 </w:t>
@@ -19042,7 +20374,7 @@
       <w:pPr>
         <w:pStyle w:val="Nadpis3"/>
       </w:pPr>
-      <w:bookmarkStart w:id="21" w:name="_Toc229064739"/>
+      <w:bookmarkStart w:id="21" w:name="_Toc229502754"/>
       <w:r>
         <w:t xml:space="preserve">2.1.6 </w:t>
       </w:r>
@@ -19126,7 +20458,7 @@
       <w:pPr>
         <w:pStyle w:val="Nadpis3"/>
       </w:pPr>
-      <w:bookmarkStart w:id="22" w:name="_Toc229064740"/>
+      <w:bookmarkStart w:id="22" w:name="_Toc229502755"/>
       <w:r>
         <w:t xml:space="preserve">2.1.7 </w:t>
       </w:r>
@@ -19179,7 +20511,7 @@
       <w:pPr>
         <w:pStyle w:val="Nadpis3"/>
       </w:pPr>
-      <w:bookmarkStart w:id="23" w:name="_Toc229064741"/>
+      <w:bookmarkStart w:id="23" w:name="_Toc229502756"/>
       <w:r>
         <w:t xml:space="preserve">2.1.7 </w:t>
       </w:r>
@@ -19261,7 +20593,7 @@
       <w:pPr>
         <w:pStyle w:val="Nadpis2"/>
       </w:pPr>
-      <w:bookmarkStart w:id="24" w:name="_Toc229064742"/>
+      <w:bookmarkStart w:id="24" w:name="_Toc229502757"/>
       <w:r>
         <w:lastRenderedPageBreak/>
         <w:t>2.2 Rozvaha možných řešení – Hardware</w:t>
@@ -19370,7 +20702,7 @@
       <w:pPr>
         <w:pStyle w:val="Nadpis2"/>
       </w:pPr>
-      <w:bookmarkStart w:id="25" w:name="_Toc229064743"/>
+      <w:bookmarkStart w:id="25" w:name="_Toc229502758"/>
       <w:r>
         <w:t>2.</w:t>
       </w:r>
@@ -19667,11 +20999,12 @@
       <w:pPr>
         <w:pStyle w:val="Nadpis2"/>
       </w:pPr>
-      <w:bookmarkStart w:id="27" w:name="_Toc229064744"/>
+      <w:bookmarkStart w:id="27" w:name="_Toc229502759"/>
       <w:r>
         <w:lastRenderedPageBreak/>
         <w:t>2.4 Realizace aplikace</w:t>
       </w:r>
+      <w:bookmarkEnd w:id="27"/>
     </w:p>
     <w:p>
       <w:r>
@@ -19726,8 +21059,13 @@
       <w:pPr>
         <w:pStyle w:val="Nadpis2"/>
       </w:pPr>
-      <w:r>
-        <w:t xml:space="preserve">2.5 Funkcionalita </w:t>
+      <w:bookmarkStart w:id="28" w:name="_Toc229502760"/>
+      <w:r>
+        <w:t>2.5 Funkcionalita</w:t>
+      </w:r>
+      <w:bookmarkEnd w:id="28"/>
+      <w:r>
+        <w:t xml:space="preserve"> </w:t>
       </w:r>
     </w:p>
     <w:p>
@@ -19822,6 +21160,7 @@
       <w:pPr>
         <w:pStyle w:val="Nadpis3"/>
       </w:pPr>
+      <w:bookmarkStart w:id="29" w:name="_Toc229502761"/>
       <w:r>
         <w:lastRenderedPageBreak/>
         <w:t xml:space="preserve">2.5.1 </w:t>
@@ -19829,6 +21168,7 @@
       <w:r>
         <w:t>Sběr a ukládání dat ze senzorů</w:t>
       </w:r>
+      <w:bookmarkEnd w:id="29"/>
     </w:p>
     <w:p>
       <w:r>
@@ -19886,12 +21226,14 @@
       <w:pPr>
         <w:pStyle w:val="Nadpis3"/>
       </w:pPr>
+      <w:bookmarkStart w:id="30" w:name="_Toc229502762"/>
       <w:r>
         <w:t xml:space="preserve">2.5.2 </w:t>
       </w:r>
       <w:r>
         <w:t>Webový dashboard a widgety</w:t>
       </w:r>
+      <w:bookmarkEnd w:id="30"/>
     </w:p>
     <w:p>
       <w:r>
@@ -19927,12 +21269,14 @@
       <w:pPr>
         <w:pStyle w:val="Nadpis3"/>
       </w:pPr>
+      <w:bookmarkStart w:id="31" w:name="_Toc229502763"/>
       <w:r>
         <w:t xml:space="preserve">2.5.3 </w:t>
       </w:r>
       <w:r>
         <w:t>Historická data a grafické zobrazení</w:t>
       </w:r>
+      <w:bookmarkEnd w:id="31"/>
     </w:p>
     <w:p>
       <w:r>
@@ -19976,12 +21320,14 @@
       <w:pPr>
         <w:pStyle w:val="Nadpis3"/>
       </w:pPr>
+      <w:bookmarkStart w:id="32" w:name="_Toc229502764"/>
       <w:r>
         <w:t xml:space="preserve">2.5.4 </w:t>
       </w:r>
       <w:r>
         <w:t>Ovládání relé a fyzických spotřebičů</w:t>
       </w:r>
+      <w:bookmarkEnd w:id="32"/>
     </w:p>
     <w:p>
       <w:r>
@@ -20012,6 +21358,7 @@
       <w:pPr>
         <w:pStyle w:val="Nadpis3"/>
       </w:pPr>
+      <w:bookmarkStart w:id="33" w:name="_Toc229502765"/>
       <w:r>
         <w:lastRenderedPageBreak/>
         <w:t xml:space="preserve">2.5.5 </w:t>
@@ -20019,6 +21366,7 @@
       <w:r>
         <w:t>Nastavení systému</w:t>
       </w:r>
+      <w:bookmarkEnd w:id="33"/>
     </w:p>
     <w:p>
       <w:r>
@@ -20064,12 +21412,14 @@
       <w:pPr>
         <w:pStyle w:val="Nadpis3"/>
       </w:pPr>
+      <w:bookmarkStart w:id="34" w:name="_Toc229502766"/>
       <w:r>
         <w:t xml:space="preserve">2.5.6 </w:t>
       </w:r>
       <w:r>
         <w:t>Síťová infrastruktura</w:t>
       </w:r>
+      <w:bookmarkEnd w:id="34"/>
     </w:p>
     <w:p>
       <w:r>
@@ -20111,9 +21461,11 @@
       <w:pPr>
         <w:pStyle w:val="Nadpis2"/>
       </w:pPr>
+      <w:bookmarkStart w:id="35" w:name="_Toc229502767"/>
       <w:r>
         <w:t>2.6 Testování</w:t>
       </w:r>
+      <w:bookmarkEnd w:id="35"/>
     </w:p>
     <w:p>
       <w:r>
@@ -20125,9 +21477,11 @@
       <w:pPr>
         <w:pStyle w:val="Nadpis3"/>
       </w:pPr>
+      <w:bookmarkStart w:id="36" w:name="_Toc229502768"/>
       <w:r>
         <w:t>2.6.1 Automatizované testování</w:t>
       </w:r>
+      <w:bookmarkEnd w:id="36"/>
     </w:p>
     <w:p>
       <w:r>
@@ -21525,10 +22879,12 @@
       <w:pPr>
         <w:pStyle w:val="Nadpis3"/>
       </w:pPr>
+      <w:bookmarkStart w:id="37" w:name="_Toc229502769"/>
       <w:r>
         <w:lastRenderedPageBreak/>
         <w:t>2.7.1 Manuální testování</w:t>
       </w:r>
+      <w:bookmarkEnd w:id="37"/>
     </w:p>
     <w:p>
       <w:r>
@@ -21586,7 +22942,6 @@
         <w:t>. Na dashboardu byly přidány widgety pro jednotlivé místnosti a senzory a bylo ověřeno, že se hodnoty správně načítají z databáze a aktualizují v nastaveném intervalu. Funkčnost grafů historických dat byla ověřena výběrem různých časových rozsahů i vlastního datumového rozmezí. Ovládání relé bylo otestováno fyzickým připojením spotřebiče a ověřením, že stisk tlačítka na dashboardu skutečně sepne nebo rozepne obvod. Automatizační pravidla byla otestována simulací podmínek – zahřátím senzoru nad nastavený práh a kontrolou, že se relé skutečně sepne a po ochlazení opět rozepne. Nastavení aplikace bylo uloženo a ověřeno, že přetrvá i po restartu serveru.</w:t>
       </w:r>
     </w:p>
-    <w:bookmarkEnd w:id="27"/>
     <w:p>
       <w:pPr>
         <w:spacing w:after="0"/>
@@ -21634,12 +22989,12 @@
         <w:pStyle w:val="Nadpis1"/>
         <w:ind w:left="-5"/>
       </w:pPr>
-      <w:bookmarkStart w:id="28" w:name="_Toc229064751"/>
+      <w:bookmarkStart w:id="38" w:name="_Toc229502770"/>
       <w:r>
         <w:lastRenderedPageBreak/>
         <w:t>Závěr</w:t>
       </w:r>
-      <w:bookmarkEnd w:id="28"/>
+      <w:bookmarkEnd w:id="38"/>
       <w:r>
         <w:t xml:space="preserve"> </w:t>
       </w:r>
@@ -21795,52 +23150,430 @@
         <w:br w:type="page"/>
       </w:r>
     </w:p>
+    <w:bookmarkStart w:id="39" w:name="_Toc229502771" w:displacedByCustomXml="next"/>
+    <w:sdt>
+      <w:sdtPr>
+        <w:id w:val="-798692849"/>
+        <w:docPartObj>
+          <w:docPartGallery w:val="Bibliographies"/>
+          <w:docPartUnique/>
+        </w:docPartObj>
+      </w:sdtPr>
+      <w:sdtEndPr>
+        <w:rPr>
+          <w:b w:val="0"/>
+          <w:color w:val="000000"/>
+          <w:sz w:val="22"/>
+        </w:rPr>
+      </w:sdtEndPr>
+      <w:sdtContent>
+        <w:p>
+          <w:pPr>
+            <w:pStyle w:val="Nadpis1"/>
+          </w:pPr>
+          <w:r>
+            <w:t>Bibliografie</w:t>
+          </w:r>
+          <w:bookmarkEnd w:id="39"/>
+        </w:p>
+        <w:p/>
+        <w:sdt>
+          <w:sdtPr>
+            <w:id w:val="111145805"/>
+            <w:bibliography/>
+          </w:sdtPr>
+          <w:sdtEndPr/>
+          <w:sdtContent>
+            <w:p>
+              <w:pPr>
+                <w:pStyle w:val="Bibliografie"/>
+                <w:rPr>
+                  <w:noProof/>
+                  <w:kern w:val="0"/>
+                  <w:sz w:val="28"/>
+                  <w:szCs w:val="28"/>
+                  <w14:ligatures w14:val="none"/>
+                </w:rPr>
+              </w:pPr>
+              <w:r>
+                <w:rPr>
+                  <w:b/>
+                  <w:bCs/>
+                  <w:sz w:val="28"/>
+                  <w:szCs w:val="28"/>
+                </w:rPr>
+                <w:fldChar w:fldCharType="begin"/>
+              </w:r>
+              <w:r>
+                <w:rPr>
+                  <w:b/>
+                  <w:bCs/>
+                  <w:sz w:val="28"/>
+                  <w:szCs w:val="28"/>
+                </w:rPr>
+                <w:instrText>BIBLIOGRAPHY</w:instrText>
+              </w:r>
+              <w:r>
+                <w:rPr>
+                  <w:b/>
+                  <w:bCs/>
+                  <w:sz w:val="28"/>
+                  <w:szCs w:val="28"/>
+                </w:rPr>
+                <w:fldChar w:fldCharType="separate"/>
+              </w:r>
+              <w:r>
+                <w:rPr>
+                  <w:b/>
+                  <w:bCs/>
+                  <w:noProof/>
+                  <w:sz w:val="28"/>
+                  <w:szCs w:val="28"/>
+                </w:rPr>
+                <w:t>1. Zenkl, Petr.</w:t>
+              </w:r>
+              <w:r>
+                <w:rPr>
+                  <w:noProof/>
+                  <w:sz w:val="28"/>
+                  <w:szCs w:val="28"/>
+                </w:rPr>
+                <w:t xml:space="preserve"> Prezentace k předmětu Telekomunikační technologie. místo neznámé : Nezveřejněno, 2023.</w:t>
+              </w:r>
+            </w:p>
+            <w:p>
+              <w:pPr>
+                <w:pStyle w:val="Bibliografie"/>
+                <w:rPr>
+                  <w:b/>
+                  <w:bCs/>
+                  <w:noProof/>
+                  <w:sz w:val="28"/>
+                  <w:szCs w:val="28"/>
+                </w:rPr>
+              </w:pPr>
+              <w:r>
+                <w:rPr>
+                  <w:b/>
+                  <w:bCs/>
+                  <w:noProof/>
+                  <w:sz w:val="28"/>
+                  <w:szCs w:val="28"/>
+                </w:rPr>
+                <w:t xml:space="preserve">2. Radxa. </w:t>
+              </w:r>
+              <w:r>
+                <w:rPr>
+                  <w:noProof/>
+                  <w:sz w:val="28"/>
+                  <w:szCs w:val="28"/>
+                </w:rPr>
+                <w:t>Radxa Official Documentation. [Online] https://docs.radxa.com/.</w:t>
+              </w:r>
+            </w:p>
+            <w:p>
+              <w:pPr>
+                <w:pStyle w:val="Bibliografie"/>
+                <w:rPr>
+                  <w:b/>
+                  <w:bCs/>
+                  <w:noProof/>
+                  <w:sz w:val="28"/>
+                  <w:szCs w:val="28"/>
+                </w:rPr>
+              </w:pPr>
+              <w:r>
+                <w:rPr>
+                  <w:b/>
+                  <w:bCs/>
+                  <w:noProof/>
+                  <w:sz w:val="28"/>
+                  <w:szCs w:val="28"/>
+                </w:rPr>
+                <w:t xml:space="preserve">3. Raspberry Pi Foundation. </w:t>
+              </w:r>
+              <w:r>
+                <w:rPr>
+                  <w:noProof/>
+                  <w:sz w:val="28"/>
+                  <w:szCs w:val="28"/>
+                </w:rPr>
+                <w:t>Raspberry Pi Documentation. [Online] https://www.raspberrypi.com/documentation/.</w:t>
+              </w:r>
+            </w:p>
+            <w:p>
+              <w:pPr>
+                <w:pStyle w:val="Bibliografie"/>
+                <w:rPr>
+                  <w:b/>
+                  <w:bCs/>
+                  <w:noProof/>
+                  <w:sz w:val="28"/>
+                  <w:szCs w:val="28"/>
+                </w:rPr>
+              </w:pPr>
+              <w:r>
+                <w:rPr>
+                  <w:b/>
+                  <w:bCs/>
+                  <w:noProof/>
+                  <w:sz w:val="28"/>
+                  <w:szCs w:val="28"/>
+                </w:rPr>
+                <w:t>4. Orange Pi.</w:t>
+              </w:r>
+              <w:r>
+                <w:rPr>
+                  <w:noProof/>
+                  <w:sz w:val="28"/>
+                  <w:szCs w:val="28"/>
+                </w:rPr>
+                <w:t xml:space="preserve"> Orange Pi Official Website. [Online] http://www.orangepi.org/.</w:t>
+              </w:r>
+            </w:p>
+            <w:p>
+              <w:pPr>
+                <w:pStyle w:val="Bibliografie"/>
+                <w:rPr>
+                  <w:b/>
+                  <w:bCs/>
+                  <w:noProof/>
+                  <w:sz w:val="28"/>
+                  <w:szCs w:val="28"/>
+                </w:rPr>
+              </w:pPr>
+              <w:r>
+                <w:rPr>
+                  <w:b/>
+                  <w:bCs/>
+                  <w:noProof/>
+                  <w:sz w:val="28"/>
+                  <w:szCs w:val="28"/>
+                </w:rPr>
+                <w:t>5. Ronacher, Armin.</w:t>
+              </w:r>
+              <w:r>
+                <w:rPr>
+                  <w:noProof/>
+                  <w:sz w:val="28"/>
+                  <w:szCs w:val="28"/>
+                </w:rPr>
+                <w:t xml:space="preserve"> Flask Documentation (3.x). [Online] 2010–2025. https://flask.palletsprojects.com/.</w:t>
+              </w:r>
+            </w:p>
+            <w:p>
+              <w:pPr>
+                <w:pStyle w:val="Bibliografie"/>
+                <w:rPr>
+                  <w:noProof/>
+                  <w:sz w:val="28"/>
+                  <w:szCs w:val="28"/>
+                </w:rPr>
+              </w:pPr>
+              <w:r>
+                <w:rPr>
+                  <w:b/>
+                  <w:bCs/>
+                  <w:noProof/>
+                  <w:sz w:val="28"/>
+                  <w:szCs w:val="28"/>
+                </w:rPr>
+                <w:t xml:space="preserve">6. Hypertext Transfer Protocol – HTTP. </w:t>
+              </w:r>
+              <w:r>
+                <w:rPr>
+                  <w:i/>
+                  <w:iCs/>
+                  <w:noProof/>
+                  <w:sz w:val="28"/>
+                  <w:szCs w:val="28"/>
+                </w:rPr>
+                <w:t xml:space="preserve">GeeksforGeeks. </w:t>
+              </w:r>
+              <w:r>
+                <w:rPr>
+                  <w:noProof/>
+                  <w:sz w:val="28"/>
+                  <w:szCs w:val="28"/>
+                </w:rPr>
+                <w:t>[Online] [Citace: 12. 5 2026.] https://www.geeksforgeeks.org/html/what-is-http/.</w:t>
+              </w:r>
+            </w:p>
+            <w:p>
+              <w:pPr>
+                <w:pStyle w:val="Bibliografie"/>
+                <w:rPr>
+                  <w:noProof/>
+                  <w:sz w:val="28"/>
+                  <w:szCs w:val="28"/>
+                </w:rPr>
+              </w:pPr>
+              <w:r>
+                <w:rPr>
+                  <w:b/>
+                  <w:bCs/>
+                  <w:noProof/>
+                  <w:sz w:val="28"/>
+                  <w:szCs w:val="28"/>
+                </w:rPr>
+                <w:t xml:space="preserve">7. Web framework. </w:t>
+              </w:r>
+              <w:r>
+                <w:rPr>
+                  <w:i/>
+                  <w:iCs/>
+                  <w:noProof/>
+                  <w:sz w:val="28"/>
+                  <w:szCs w:val="28"/>
+                </w:rPr>
+                <w:t xml:space="preserve">Wikipedia: the free encyclopedia. </w:t>
+              </w:r>
+              <w:r>
+                <w:rPr>
+                  <w:noProof/>
+                  <w:sz w:val="28"/>
+                  <w:szCs w:val="28"/>
+                </w:rPr>
+                <w:t>[Online] [Citace: 12. 5 2026.] https://en.wikipedia.org/wiki/Web_framework.</w:t>
+              </w:r>
+            </w:p>
+            <w:p>
+              <w:pPr>
+                <w:pStyle w:val="Bibliografie"/>
+                <w:rPr>
+                  <w:noProof/>
+                  <w:sz w:val="28"/>
+                  <w:szCs w:val="28"/>
+                </w:rPr>
+              </w:pPr>
+              <w:r>
+                <w:rPr>
+                  <w:b/>
+                  <w:bCs/>
+                  <w:noProof/>
+                  <w:sz w:val="28"/>
+                  <w:szCs w:val="28"/>
+                </w:rPr>
+                <w:t xml:space="preserve">8. M5Stack. </w:t>
+              </w:r>
+              <w:r>
+                <w:rPr>
+                  <w:noProof/>
+                  <w:sz w:val="28"/>
+                  <w:szCs w:val="28"/>
+                </w:rPr>
+                <w:t>M5Stack Official Documentation. [Online] [Citace: 12. 5 2026.] https://docs.m5stack.com/.</w:t>
+              </w:r>
+            </w:p>
+            <w:p>
+              <w:pPr>
+                <w:pStyle w:val="Bibliografie"/>
+                <w:rPr>
+                  <w:b/>
+                  <w:bCs/>
+                  <w:noProof/>
+                  <w:sz w:val="28"/>
+                  <w:szCs w:val="28"/>
+                </w:rPr>
+              </w:pPr>
+              <w:r>
+                <w:rPr>
+                  <w:b/>
+                  <w:bCs/>
+                  <w:noProof/>
+                  <w:sz w:val="28"/>
+                  <w:szCs w:val="28"/>
+                </w:rPr>
+                <w:t>9. Hrnčíř, Pavel.</w:t>
+              </w:r>
+              <w:r>
+                <w:rPr>
+                  <w:noProof/>
+                  <w:sz w:val="28"/>
+                  <w:szCs w:val="28"/>
+                </w:rPr>
+                <w:t xml:space="preserve"> Prezentace k předmětu automatizace. 2023.</w:t>
+              </w:r>
+            </w:p>
+            <w:p>
+              <w:pPr>
+                <w:pStyle w:val="Bibliografie"/>
+                <w:rPr>
+                  <w:b/>
+                  <w:bCs/>
+                  <w:noProof/>
+                  <w:sz w:val="28"/>
+                  <w:szCs w:val="28"/>
+                </w:rPr>
+              </w:pPr>
+              <w:r>
+                <w:rPr>
+                  <w:b/>
+                  <w:bCs/>
+                  <w:noProof/>
+                  <w:sz w:val="28"/>
+                  <w:szCs w:val="28"/>
+                </w:rPr>
+                <w:t xml:space="preserve">10. Inc, Tailscale. </w:t>
+              </w:r>
+              <w:r>
+                <w:rPr>
+                  <w:noProof/>
+                  <w:sz w:val="28"/>
+                  <w:szCs w:val="28"/>
+                </w:rPr>
+                <w:t>How Tailscale Works. [Online] https://tailscale.com/blog/how-tailscale-works/.</w:t>
+              </w:r>
+            </w:p>
+            <w:p>
+              <w:pPr>
+                <w:pStyle w:val="Bibliografie"/>
+                <w:rPr>
+                  <w:b/>
+                  <w:bCs/>
+                  <w:noProof/>
+                  <w:sz w:val="28"/>
+                  <w:szCs w:val="28"/>
+                </w:rPr>
+              </w:pPr>
+              <w:r>
+                <w:rPr>
+                  <w:b/>
+                  <w:bCs/>
+                  <w:noProof/>
+                  <w:sz w:val="28"/>
+                  <w:szCs w:val="28"/>
+                </w:rPr>
+                <w:t xml:space="preserve">11. Richard, D. </w:t>
+              </w:r>
+              <w:r>
+                <w:rPr>
+                  <w:noProof/>
+                  <w:sz w:val="28"/>
+                  <w:szCs w:val="28"/>
+                </w:rPr>
+                <w:t>SQLite Documentation. [Online] https://www.sqlite.org/docs.html.</w:t>
+              </w:r>
+            </w:p>
+            <w:p>
+              <w:r>
+                <w:rPr>
+                  <w:b/>
+                  <w:bCs/>
+                  <w:sz w:val="28"/>
+                  <w:szCs w:val="28"/>
+                </w:rPr>
+                <w:fldChar w:fldCharType="end"/>
+              </w:r>
+            </w:p>
+          </w:sdtContent>
+        </w:sdt>
+      </w:sdtContent>
+    </w:sdt>
     <w:p>
       <w:pPr>
-        <w:pStyle w:val="Nadpis1"/>
-        <w:ind w:left="-5"/>
-      </w:pPr>
-      <w:bookmarkStart w:id="29" w:name="_Toc229064752"/>
-      <w:r>
-        <w:lastRenderedPageBreak/>
-        <w:t>Použitá literatura</w:t>
-      </w:r>
-      <w:bookmarkEnd w:id="29"/>
-      <w:r>
-        <w:t xml:space="preserve"> </w:t>
-      </w:r>
-    </w:p>
-    <w:p>
-      <w:pPr>
-        <w:spacing w:after="158"/>
-      </w:pPr>
-      <w:r>
-        <w:rPr>
-          <w:rFonts w:ascii="Times New Roman" w:eastAsia="Times New Roman" w:hAnsi="Times New Roman" w:cs="Times New Roman"/>
-          <w:b/>
-          <w:sz w:val="24"/>
-        </w:rPr>
-        <w:t>Aktuální dokument neobsahuje žádné prameny.</w:t>
-      </w:r>
-      <w:r>
-        <w:rPr>
-          <w:rFonts w:ascii="Times New Roman" w:eastAsia="Times New Roman" w:hAnsi="Times New Roman" w:cs="Times New Roman"/>
-          <w:sz w:val="24"/>
-        </w:rPr>
-        <w:t xml:space="preserve"> </w:t>
-      </w:r>
-    </w:p>
-    <w:p>
-      <w:pPr>
         <w:spacing w:after="188"/>
       </w:pPr>
-      <w:r>
-        <w:rPr>
-          <w:rFonts w:ascii="Times New Roman" w:eastAsia="Times New Roman" w:hAnsi="Times New Roman" w:cs="Times New Roman"/>
-          <w:sz w:val="24"/>
-        </w:rPr>
-        <w:t xml:space="preserve"> </w:t>
-      </w:r>
     </w:p>
     <w:p>
       <w:pPr>
@@ -21871,12 +23604,12 @@
         <w:spacing w:after="321"/>
         <w:ind w:left="-5"/>
       </w:pPr>
-      <w:bookmarkStart w:id="30" w:name="_Toc229064753"/>
+      <w:bookmarkStart w:id="40" w:name="_Toc229502772"/>
       <w:r>
         <w:lastRenderedPageBreak/>
         <w:t>Přílohy</w:t>
       </w:r>
-      <w:bookmarkEnd w:id="30"/>
+      <w:bookmarkEnd w:id="40"/>
       <w:r>
         <w:rPr>
           <w:b w:val="0"/>
@@ -21890,7 +23623,7 @@
         <w:spacing w:after="281"/>
         <w:ind w:left="-5"/>
       </w:pPr>
-      <w:bookmarkStart w:id="31" w:name="_Toc229064754"/>
+      <w:bookmarkStart w:id="41" w:name="_Toc229502773"/>
       <w:r>
         <w:t>A</w:t>
       </w:r>
@@ -21903,32 +23636,95 @@
       <w:r>
         <w:t>Příloha</w:t>
       </w:r>
-      <w:bookmarkEnd w:id="31"/>
+      <w:bookmarkEnd w:id="41"/>
       <w:r>
         <w:t xml:space="preserve"> </w:t>
       </w:r>
     </w:p>
     <w:p>
       <w:pPr>
+        <w:pStyle w:val="Odstavecseseznamem"/>
+        <w:numPr>
+          <w:ilvl w:val="0"/>
+          <w:numId w:val="10"/>
+        </w:numPr>
+      </w:pPr>
+      <w:hyperlink r:id="rId17" w:history="1">
+        <w:r>
+          <w:rPr>
+            <w:rStyle w:val="Hypertextovodkaz"/>
+          </w:rPr>
+          <w:t>Zdro</w:t>
+        </w:r>
+        <w:r>
+          <w:rPr>
+            <w:rStyle w:val="Hypertextovodkaz"/>
+          </w:rPr>
+          <w:t>j</w:t>
+        </w:r>
+        <w:r>
+          <w:rPr>
+            <w:rStyle w:val="Hypertextovodkaz"/>
+          </w:rPr>
+          <w:t>ové kódy</w:t>
+        </w:r>
+      </w:hyperlink>
+    </w:p>
+    <w:p>
+      <w:pPr>
         <w:pStyle w:val="Nadpis4"/>
-      </w:pPr>
-      <w:r>
+        <w:rPr>
+          <w:color w:val="E97132" w:themeColor="accent2"/>
+        </w:rPr>
+      </w:pPr>
+      <w:r>
+        <w:rPr>
+          <w:color w:val="E97132" w:themeColor="accent2"/>
+        </w:rPr>
         <w:t>A.1</w:t>
       </w:r>
       <w:r>
         <w:rPr>
           <w:rFonts w:ascii="Arial" w:eastAsia="Arial" w:hAnsi="Arial" w:cs="Arial"/>
+          <w:color w:val="E97132" w:themeColor="accent2"/>
         </w:rPr>
         <w:t xml:space="preserve"> </w:t>
       </w:r>
       <w:r>
-        <w:t xml:space="preserve">Dílčí část přílohy </w:t>
-      </w:r>
+        <w:rPr>
+          <w:color w:val="E97132" w:themeColor="accent2"/>
+        </w:rPr>
+        <w:t>Zdrojové kódy</w:t>
+      </w:r>
+    </w:p>
+    <w:p>
+      <w:r>
+        <w:t xml:space="preserve">Kompletní zdrojové kódy použité v této práci jsou veřejně dostupné v online </w:t>
+      </w:r>
+      <w:proofErr w:type="spellStart"/>
+      <w:r>
+        <w:t>repozitáři</w:t>
+      </w:r>
+      <w:proofErr w:type="spellEnd"/>
+      <w:r>
+        <w:t xml:space="preserve"> na GitHubu:</w:t>
+      </w:r>
+      <w:r>
+        <w:t xml:space="preserve"> </w:t>
+      </w:r>
+      <w:hyperlink r:id="rId18" w:history="1">
+        <w:r>
+          <w:rPr>
+            <w:rStyle w:val="Hypertextovodkaz"/>
+          </w:rPr>
+          <w:t>https://github.com/Martinos21/HomeApp?tab=readme-ov-file</w:t>
+        </w:r>
+      </w:hyperlink>
     </w:p>
     <w:sectPr>
-      <w:footerReference w:type="even" r:id="rId17"/>
-      <w:footerReference w:type="default" r:id="rId18"/>
-      <w:footerReference w:type="first" r:id="rId19"/>
+      <w:footerReference w:type="even" r:id="rId19"/>
+      <w:footerReference w:type="default" r:id="rId20"/>
+      <w:footerReference w:type="first" r:id="rId21"/>
       <w:pgSz w:w="11906" w:h="16838"/>
       <w:pgMar w:top="1318" w:right="1436" w:bottom="1446" w:left="1419" w:header="708" w:footer="976" w:gutter="0"/>
       <w:cols w:space="708"/>
@@ -22396,6 +24192,119 @@
     </w:lvl>
   </w:abstractNum>
   <w:abstractNum w:abstractNumId="2" w15:restartNumberingAfterBreak="0">
+    <w:nsid w:val="0D37160F"/>
+    <w:multiLevelType w:val="hybridMultilevel"/>
+    <w:tmpl w:val="F7621F8A"/>
+    <w:lvl w:ilvl="0" w:tplc="04050001">
+      <w:start w:val="1"/>
+      <w:numFmt w:val="bullet"/>
+      <w:lvlText w:val=""/>
+      <w:lvlJc w:val="left"/>
+      <w:pPr>
+        <w:ind w:left="720" w:hanging="360"/>
+      </w:pPr>
+      <w:rPr>
+        <w:rFonts w:ascii="Symbol" w:hAnsi="Symbol" w:hint="default"/>
+      </w:rPr>
+    </w:lvl>
+    <w:lvl w:ilvl="1" w:tplc="04050003" w:tentative="1">
+      <w:start w:val="1"/>
+      <w:numFmt w:val="bullet"/>
+      <w:lvlText w:val="o"/>
+      <w:lvlJc w:val="left"/>
+      <w:pPr>
+        <w:ind w:left="1440" w:hanging="360"/>
+      </w:pPr>
+      <w:rPr>
+        <w:rFonts w:ascii="Courier New" w:hAnsi="Courier New" w:cs="Courier New" w:hint="default"/>
+      </w:rPr>
+    </w:lvl>
+    <w:lvl w:ilvl="2" w:tplc="04050005" w:tentative="1">
+      <w:start w:val="1"/>
+      <w:numFmt w:val="bullet"/>
+      <w:lvlText w:val=""/>
+      <w:lvlJc w:val="left"/>
+      <w:pPr>
+        <w:ind w:left="2160" w:hanging="360"/>
+      </w:pPr>
+      <w:rPr>
+        <w:rFonts w:ascii="Wingdings" w:hAnsi="Wingdings" w:hint="default"/>
+      </w:rPr>
+    </w:lvl>
+    <w:lvl w:ilvl="3" w:tplc="04050001" w:tentative="1">
+      <w:start w:val="1"/>
+      <w:numFmt w:val="bullet"/>
+      <w:lvlText w:val=""/>
+      <w:lvlJc w:val="left"/>
+      <w:pPr>
+        <w:ind w:left="2880" w:hanging="360"/>
+      </w:pPr>
+      <w:rPr>
+        <w:rFonts w:ascii="Symbol" w:hAnsi="Symbol" w:hint="default"/>
+      </w:rPr>
+    </w:lvl>
+    <w:lvl w:ilvl="4" w:tplc="04050003" w:tentative="1">
+      <w:start w:val="1"/>
+      <w:numFmt w:val="bullet"/>
+      <w:lvlText w:val="o"/>
+      <w:lvlJc w:val="left"/>
+      <w:pPr>
+        <w:ind w:left="3600" w:hanging="360"/>
+      </w:pPr>
+      <w:rPr>
+        <w:rFonts w:ascii="Courier New" w:hAnsi="Courier New" w:cs="Courier New" w:hint="default"/>
+      </w:rPr>
+    </w:lvl>
+    <w:lvl w:ilvl="5" w:tplc="04050005" w:tentative="1">
+      <w:start w:val="1"/>
+      <w:numFmt w:val="bullet"/>
+      <w:lvlText w:val=""/>
+      <w:lvlJc w:val="left"/>
+      <w:pPr>
+        <w:ind w:left="4320" w:hanging="360"/>
+      </w:pPr>
+      <w:rPr>
+        <w:rFonts w:ascii="Wingdings" w:hAnsi="Wingdings" w:hint="default"/>
+      </w:rPr>
+    </w:lvl>
+    <w:lvl w:ilvl="6" w:tplc="04050001" w:tentative="1">
+      <w:start w:val="1"/>
+      <w:numFmt w:val="bullet"/>
+      <w:lvlText w:val=""/>
+      <w:lvlJc w:val="left"/>
+      <w:pPr>
+        <w:ind w:left="5040" w:hanging="360"/>
+      </w:pPr>
+      <w:rPr>
+        <w:rFonts w:ascii="Symbol" w:hAnsi="Symbol" w:hint="default"/>
+      </w:rPr>
+    </w:lvl>
+    <w:lvl w:ilvl="7" w:tplc="04050003" w:tentative="1">
+      <w:start w:val="1"/>
+      <w:numFmt w:val="bullet"/>
+      <w:lvlText w:val="o"/>
+      <w:lvlJc w:val="left"/>
+      <w:pPr>
+        <w:ind w:left="5760" w:hanging="360"/>
+      </w:pPr>
+      <w:rPr>
+        <w:rFonts w:ascii="Courier New" w:hAnsi="Courier New" w:cs="Courier New" w:hint="default"/>
+      </w:rPr>
+    </w:lvl>
+    <w:lvl w:ilvl="8" w:tplc="04050005" w:tentative="1">
+      <w:start w:val="1"/>
+      <w:numFmt w:val="bullet"/>
+      <w:lvlText w:val=""/>
+      <w:lvlJc w:val="left"/>
+      <w:pPr>
+        <w:ind w:left="6480" w:hanging="360"/>
+      </w:pPr>
+      <w:rPr>
+        <w:rFonts w:ascii="Wingdings" w:hAnsi="Wingdings" w:hint="default"/>
+      </w:rPr>
+    </w:lvl>
+  </w:abstractNum>
+  <w:abstractNum w:abstractNumId="3" w15:restartNumberingAfterBreak="0">
     <w:nsid w:val="132B1D72"/>
     <w:multiLevelType w:val="multilevel"/>
     <w:tmpl w:val="A8FC7306"/>
@@ -22544,7 +24453,7 @@
       </w:rPr>
     </w:lvl>
   </w:abstractNum>
-  <w:abstractNum w:abstractNumId="3" w15:restartNumberingAfterBreak="0">
+  <w:abstractNum w:abstractNumId="4" w15:restartNumberingAfterBreak="0">
     <w:nsid w:val="18716840"/>
     <w:multiLevelType w:val="hybridMultilevel"/>
     <w:tmpl w:val="769CDDB6"/>
@@ -22630,7 +24539,7 @@
       </w:pPr>
     </w:lvl>
   </w:abstractNum>
-  <w:abstractNum w:abstractNumId="4" w15:restartNumberingAfterBreak="0">
+  <w:abstractNum w:abstractNumId="5" w15:restartNumberingAfterBreak="0">
     <w:nsid w:val="5C917E2F"/>
     <w:multiLevelType w:val="multilevel"/>
     <w:tmpl w:val="67B4C33E"/>
@@ -22779,7 +24688,7 @@
       </w:rPr>
     </w:lvl>
   </w:abstractNum>
-  <w:abstractNum w:abstractNumId="5" w15:restartNumberingAfterBreak="0">
+  <w:abstractNum w:abstractNumId="6" w15:restartNumberingAfterBreak="0">
     <w:nsid w:val="62B17071"/>
     <w:multiLevelType w:val="hybridMultilevel"/>
     <w:tmpl w:val="D09C9C46"/>
@@ -22865,7 +24774,7 @@
       </w:pPr>
     </w:lvl>
   </w:abstractNum>
-  <w:abstractNum w:abstractNumId="6" w15:restartNumberingAfterBreak="0">
+  <w:abstractNum w:abstractNumId="7" w15:restartNumberingAfterBreak="0">
     <w:nsid w:val="67BC6177"/>
     <w:multiLevelType w:val="multilevel"/>
     <w:tmpl w:val="AC98E4DC"/>
@@ -23014,7 +24923,7 @@
       </w:rPr>
     </w:lvl>
   </w:abstractNum>
-  <w:abstractNum w:abstractNumId="7" w15:restartNumberingAfterBreak="0">
+  <w:abstractNum w:abstractNumId="8" w15:restartNumberingAfterBreak="0">
     <w:nsid w:val="78A05D92"/>
     <w:multiLevelType w:val="multilevel"/>
     <w:tmpl w:val="E01087EE"/>
@@ -23163,7 +25072,7 @@
       </w:rPr>
     </w:lvl>
   </w:abstractNum>
-  <w:abstractNum w:abstractNumId="8" w15:restartNumberingAfterBreak="0">
+  <w:abstractNum w:abstractNumId="9" w15:restartNumberingAfterBreak="0">
     <w:nsid w:val="7CF218A0"/>
     <w:multiLevelType w:val="multilevel"/>
     <w:tmpl w:val="0405001F"/>
@@ -23250,31 +25159,34 @@
     </w:lvl>
   </w:abstractNum>
   <w:num w:numId="1" w16cid:durableId="1681274857">
-    <w:abstractNumId w:val="4"/>
+    <w:abstractNumId w:val="5"/>
   </w:num>
   <w:num w:numId="2" w16cid:durableId="1183014231">
-    <w:abstractNumId w:val="3"/>
+    <w:abstractNumId w:val="4"/>
   </w:num>
   <w:num w:numId="3" w16cid:durableId="1240168975">
     <w:abstractNumId w:val="0"/>
   </w:num>
   <w:num w:numId="4" w16cid:durableId="78216933">
-    <w:abstractNumId w:val="5"/>
+    <w:abstractNumId w:val="6"/>
   </w:num>
   <w:num w:numId="5" w16cid:durableId="519584491">
-    <w:abstractNumId w:val="8"/>
+    <w:abstractNumId w:val="9"/>
   </w:num>
   <w:num w:numId="6" w16cid:durableId="338779831">
-    <w:abstractNumId w:val="2"/>
+    <w:abstractNumId w:val="3"/>
   </w:num>
   <w:num w:numId="7" w16cid:durableId="655885099">
-    <w:abstractNumId w:val="6"/>
+    <w:abstractNumId w:val="7"/>
   </w:num>
   <w:num w:numId="8" w16cid:durableId="1679192449">
     <w:abstractNumId w:val="1"/>
   </w:num>
   <w:num w:numId="9" w16cid:durableId="212472865">
-    <w:abstractNumId w:val="7"/>
+    <w:abstractNumId w:val="8"/>
+  </w:num>
+  <w:num w:numId="10" w16cid:durableId="1965695995">
+    <w:abstractNumId w:val="2"/>
   </w:num>
 </w:numbering>
 </file>
@@ -23819,6 +25731,7 @@
   <w:style w:type="character" w:customStyle="1" w:styleId="Nadpis1Char">
     <w:name w:val="Nadpis 1 Char"/>
     <w:link w:val="Nadpis1"/>
+    <w:uiPriority w:val="9"/>
     <w:rPr>
       <w:rFonts w:ascii="Calibri" w:eastAsia="Calibri" w:hAnsi="Calibri" w:cs="Calibri"/>
       <w:b/>
@@ -23975,6 +25888,38 @@
     <w:pPr>
       <w:spacing w:after="0"/>
     </w:pPr>
+  </w:style>
+  <w:style w:type="paragraph" w:styleId="Bibliografie">
+    <w:name w:val="Bibliography"/>
+    <w:basedOn w:val="Normln"/>
+    <w:next w:val="Normln"/>
+    <w:uiPriority w:val="37"/>
+    <w:unhideWhenUsed/>
+    <w:rsid w:val="005E7F4D"/>
+  </w:style>
+  <w:style w:type="character" w:styleId="Nevyeenzmnka">
+    <w:name w:val="Unresolved Mention"/>
+    <w:basedOn w:val="Standardnpsmoodstavce"/>
+    <w:uiPriority w:val="99"/>
+    <w:semiHidden/>
+    <w:unhideWhenUsed/>
+    <w:rsid w:val="00E26989"/>
+    <w:rPr>
+      <w:color w:val="605E5C"/>
+      <w:shd w:val="clear" w:color="auto" w:fill="E1DFDD"/>
+    </w:rPr>
+  </w:style>
+  <w:style w:type="character" w:styleId="Sledovanodkaz">
+    <w:name w:val="FollowedHyperlink"/>
+    <w:basedOn w:val="Standardnpsmoodstavce"/>
+    <w:uiPriority w:val="99"/>
+    <w:semiHidden/>
+    <w:unhideWhenUsed/>
+    <w:rsid w:val="00E26989"/>
+    <w:rPr>
+      <w:color w:val="96607D" w:themeColor="followedHyperlink"/>
+      <w:u w:val="single"/>
+    </w:rPr>
   </w:style>
 </w:styles>
 </file>
@@ -24295,11 +26240,191 @@
 </file>
 
 <file path=customXml/item1.xml><?xml version="1.0" encoding="utf-8"?>
-<b:Sources xmlns:b="http://schemas.openxmlformats.org/officeDocument/2006/bibliography" xmlns="http://schemas.openxmlformats.org/officeDocument/2006/bibliography" SelectedStyle="\APASixthEditionOfficeOnline.xsl" StyleName="APA" Version="6"/>
+<b:Sources xmlns:b="http://schemas.openxmlformats.org/officeDocument/2006/bibliography" xmlns="http://schemas.openxmlformats.org/officeDocument/2006/bibliography" SelectedStyle="\ISO690Nmerical.XSL" StyleName="ISO 690 – číselná reference" Version="1987">
+  <b:Source>
+    <b:Tag>Pet23</b:Tag>
+    <b:SourceType>Misc</b:SourceType>
+    <b:Guid>{B0A2379A-AE79-4251-9C59-219B2FDEE244}</b:Guid>
+    <b:Title>Prezentace k předmětu Telekomunikační technologie</b:Title>
+    <b:Year>2023</b:Year>
+    <b:Publisher>Nezveřejněno</b:Publisher>
+    <b:Author>
+      <b:Author>
+        <b:NameList>
+          <b:Person>
+            <b:Last>Zenkl</b:Last>
+            <b:First>Petr</b:First>
+          </b:Person>
+        </b:NameList>
+      </b:Author>
+    </b:Author>
+    <b:RefOrder>1</b:RefOrder>
+  </b:Source>
+  <b:Source>
+    <b:Tag>Rad</b:Tag>
+    <b:SourceType>InternetSite</b:SourceType>
+    <b:Guid>{22311D13-5C69-427B-B525-06F5B9273694}</b:Guid>
+    <b:Author>
+      <b:Author>
+        <b:NameList>
+          <b:Person>
+            <b:Last>Radxa</b:Last>
+          </b:Person>
+        </b:NameList>
+      </b:Author>
+    </b:Author>
+    <b:Title>Radxa Official Documentation</b:Title>
+    <b:URL> https://docs.radxa.com/</b:URL>
+    <b:RefOrder>2</b:RefOrder>
+  </b:Source>
+  <b:Source>
+    <b:Tag>Ras</b:Tag>
+    <b:SourceType>InternetSite</b:SourceType>
+    <b:Guid>{3E33614D-6B57-43D2-964B-BE09E69B3EAD}</b:Guid>
+    <b:Title>Raspberry Pi Documentation</b:Title>
+    <b:Author>
+      <b:Author>
+        <b:Corporate>Raspberry Pi Foundation</b:Corporate>
+      </b:Author>
+    </b:Author>
+    <b:URL>https://www.raspberrypi.com/documentation/</b:URL>
+    <b:RefOrder>3</b:RefOrder>
+  </b:Source>
+  <b:Source>
+    <b:Tag>Ora</b:Tag>
+    <b:SourceType>InternetSite</b:SourceType>
+    <b:Guid>{95883501-FF3B-4492-9CA9-486291915531}</b:Guid>
+    <b:Author>
+      <b:Author>
+        <b:Corporate>Orange Pi</b:Corporate>
+      </b:Author>
+    </b:Author>
+    <b:Title>Orange Pi Official Website</b:Title>
+    <b:URL>http://www.orangepi.org/</b:URL>
+    <b:RefOrder>4</b:RefOrder>
+  </b:Source>
+  <b:Source>
+    <b:Tag>Arm25</b:Tag>
+    <b:SourceType>InternetSite</b:SourceType>
+    <b:Guid>{CE941E83-17C2-4503-A81F-5BDC30893369}</b:Guid>
+    <b:Author>
+      <b:Author>
+        <b:NameList>
+          <b:Person>
+            <b:Last>Ronacher</b:Last>
+            <b:First>Armin</b:First>
+          </b:Person>
+        </b:NameList>
+      </b:Author>
+    </b:Author>
+    <b:Title>Flask Documentation (3.x)</b:Title>
+    <b:Year>2010–2025</b:Year>
+    <b:URL>https://flask.palletsprojects.com/</b:URL>
+    <b:RefOrder>5</b:RefOrder>
+  </b:Source>
+  <b:Source>
+    <b:Tag>Hyp26</b:Tag>
+    <b:SourceType>InternetSite</b:SourceType>
+    <b:Guid>{D072B3BA-7159-405A-A22A-DD742CB44D4C}</b:Guid>
+    <b:Title>Hypertext Transfer Protocol – HTTP</b:Title>
+    <b:InternetSiteTitle>GeeksforGeeks</b:InternetSiteTitle>
+    <b:YearAccessed>2026</b:YearAccessed>
+    <b:MonthAccessed>5</b:MonthAccessed>
+    <b:DayAccessed>12</b:DayAccessed>
+    <b:URL>https://www.geeksforgeeks.org/html/what-is-http/</b:URL>
+    <b:RefOrder>6</b:RefOrder>
+  </b:Source>
+  <b:Source>
+    <b:Tag>Web26</b:Tag>
+    <b:SourceType>InternetSite</b:SourceType>
+    <b:Guid>{60987CD1-2670-4DE5-85A6-E66A3193228C}</b:Guid>
+    <b:Title>Web framework</b:Title>
+    <b:InternetSiteTitle>Wikipedia: the free encyclopedia</b:InternetSiteTitle>
+    <b:YearAccessed>2026</b:YearAccessed>
+    <b:MonthAccessed>5</b:MonthAccessed>
+    <b:DayAccessed>12</b:DayAccessed>
+    <b:URL>https://en.wikipedia.org/wiki/Web_framework</b:URL>
+    <b:RefOrder>7</b:RefOrder>
+  </b:Source>
+  <b:Source>
+    <b:Tag>M5S26</b:Tag>
+    <b:SourceType>InternetSite</b:SourceType>
+    <b:Guid>{7D337C69-384D-43B4-9C7D-0DF00DDE5A5F}</b:Guid>
+    <b:Author>
+      <b:Author>
+        <b:NameList>
+          <b:Person>
+            <b:Last>M5Stack</b:Last>
+          </b:Person>
+        </b:NameList>
+      </b:Author>
+    </b:Author>
+    <b:Title>M5Stack Official Documentation</b:Title>
+    <b:YearAccessed>2026</b:YearAccessed>
+    <b:MonthAccessed>5</b:MonthAccessed>
+    <b:DayAccessed>12</b:DayAccessed>
+    <b:URL>https://docs.m5stack.com/</b:URL>
+    <b:RefOrder>8</b:RefOrder>
+  </b:Source>
+  <b:Source>
+    <b:Tag>Pav23</b:Tag>
+    <b:SourceType>Misc</b:SourceType>
+    <b:Guid>{EA871223-646A-4E1F-9DA4-A34CD1FE8942}</b:Guid>
+    <b:Title>Prezentace k předmětu automatizace</b:Title>
+    <b:Year>2023</b:Year>
+    <b:Author>
+      <b:Author>
+        <b:NameList>
+          <b:Person>
+            <b:Last>Hrnčíř</b:Last>
+            <b:First>Pavel</b:First>
+          </b:Person>
+        </b:NameList>
+      </b:Author>
+    </b:Author>
+    <b:RefOrder>9</b:RefOrder>
+  </b:Source>
+  <b:Source>
+    <b:Tag>Tai</b:Tag>
+    <b:SourceType>InternetSite</b:SourceType>
+    <b:Guid>{861525C0-724F-4351-88F1-AC723BF6AEFC}</b:Guid>
+    <b:Title>How Tailscale Works</b:Title>
+    <b:Author>
+      <b:Author>
+        <b:NameList>
+          <b:Person>
+            <b:Last>Inc</b:Last>
+            <b:First>Tailscale</b:First>
+          </b:Person>
+        </b:NameList>
+      </b:Author>
+    </b:Author>
+    <b:URL>https://tailscale.com/blog/how-tailscale-works/</b:URL>
+    <b:RefOrder>10</b:RefOrder>
+  </b:Source>
+  <b:Source>
+    <b:Tag>DRi</b:Tag>
+    <b:SourceType>InternetSite</b:SourceType>
+    <b:Guid>{956E9F72-EB61-4CB5-8709-63048B19C152}</b:Guid>
+    <b:Author>
+      <b:Author>
+        <b:NameList>
+          <b:Person>
+            <b:Last>Richard</b:Last>
+            <b:First>D.</b:First>
+          </b:Person>
+        </b:NameList>
+      </b:Author>
+    </b:Author>
+    <b:Title>SQLite Documentation</b:Title>
+    <b:URL>https://www.sqlite.org/docs.html</b:URL>
+    <b:RefOrder>11</b:RefOrder>
+  </b:Source>
+</b:Sources>
 </file>
 
 <file path=customXml/itemProps1.xml><?xml version="1.0" encoding="utf-8"?>
-<ds:datastoreItem xmlns:ds="http://schemas.openxmlformats.org/officeDocument/2006/customXml" ds:itemID="{B740CD2C-0986-48C6-9144-5BBE57BBCB88}">
+<ds:datastoreItem xmlns:ds="http://schemas.openxmlformats.org/officeDocument/2006/customXml" ds:itemID="{C1B833C9-2F3A-4A75-AB4B-AE436C11E23F}">
   <ds:schemaRefs>
     <ds:schemaRef ds:uri="http://schemas.openxmlformats.org/officeDocument/2006/bibliography"/>
   </ds:schemaRefs>

--- a/dokumentace/BP_Tehnik_HomeOS.docx
+++ b/dokumentace/BP_Tehnik_HomeOS.docx
@@ -11402,15 +11402,7 @@
         <w:jc w:val="both"/>
       </w:pPr>
       <w:r>
-        <w:t xml:space="preserve">Užiji-li bakalářskou práci nebo poskytnu-li licenci k jejímu využití, jsem si vědom/a povinnosti informovat o této skutečnosti Technickou univerzitu v Liberci; v tomto případě má Technická univerzita v Liberci právo ode </w:t>
-      </w:r>
-      <w:proofErr w:type="gramStart"/>
-      <w:r>
-        <w:t>mne</w:t>
-      </w:r>
-      <w:proofErr w:type="gramEnd"/>
-      <w:r>
-        <w:t xml:space="preserve"> požadovat úhradu nákladů, které vynaložila na vytvoření díla, až do jejich skutečné výše. </w:t>
+        <w:t xml:space="preserve">Užiji-li bakalářskou práci nebo poskytnu-li licenci k jejímu využití, jsem si vědom/a povinnosti informovat o této skutečnosti Technickou univerzitu v Liberci; v tomto případě má Technická univerzita v Liberci právo ode mne požadovat úhradu nákladů, které vynaložila na vytvoření díla, až do jejich skutečné výše. </w:t>
       </w:r>
     </w:p>
     <w:p>
@@ -11573,31 +11565,606 @@
     </w:p>
     <w:p>
       <w:pPr>
-        <w:tabs>
-          <w:tab w:val="center" w:pos="1946"/>
-          <w:tab w:val="center" w:pos="7690"/>
-        </w:tabs>
-        <w:spacing w:line="258" w:lineRule="auto"/>
-      </w:pPr>
+        <w:jc w:val="center"/>
+        <w:rPr>
+          <w:rFonts w:ascii="Times New Roman" w:hAnsi="Times New Roman" w:cs="Times New Roman"/>
+          <w:b/>
+          <w:color w:val="auto"/>
+          <w:sz w:val="28"/>
+          <w:szCs w:val="28"/>
+        </w:rPr>
+      </w:pPr>
+      <w:r>
+        <w:rPr>
+          <w:rFonts w:ascii="Times New Roman" w:hAnsi="Times New Roman"/>
+          <w:b/>
+          <w:sz w:val="28"/>
+          <w:szCs w:val="28"/>
+        </w:rPr>
+        <w:lastRenderedPageBreak/>
+        <w:t>TECHNICKÁ UNIVERZITA V LIBERCI</w:t>
+      </w:r>
+    </w:p>
+    <w:p>
+      <w:pPr>
+        <w:jc w:val="center"/>
+        <w:rPr>
+          <w:rFonts w:ascii="Times New Roman" w:hAnsi="Times New Roman"/>
+          <w:sz w:val="28"/>
+          <w:szCs w:val="28"/>
+        </w:rPr>
+      </w:pPr>
+      <w:r>
+        <w:rPr>
+          <w:rFonts w:ascii="Times New Roman" w:hAnsi="Times New Roman"/>
+          <w:sz w:val="28"/>
+          <w:szCs w:val="28"/>
+        </w:rPr>
+        <w:t>Fakulta mechatroniky, informatiky a mezioborových studií</w:t>
+      </w:r>
+    </w:p>
+    <w:p>
+      <w:pPr>
+        <w:jc w:val="both"/>
+        <w:rPr>
+          <w:rFonts w:ascii="Times New Roman" w:hAnsi="Times New Roman"/>
+          <w:sz w:val="28"/>
+          <w:szCs w:val="28"/>
+        </w:rPr>
+      </w:pPr>
+      <w:r>
+        <w:rPr>
+          <w:rFonts w:ascii="Times New Roman" w:hAnsi="Times New Roman"/>
+          <w:sz w:val="24"/>
+          <w:szCs w:val="28"/>
+        </w:rPr>
+        <w:t>Ústav MTI</w:t>
+      </w:r>
+      <w:r>
+        <w:rPr>
+          <w:rFonts w:ascii="Times New Roman" w:hAnsi="Times New Roman"/>
+          <w:sz w:val="24"/>
+          <w:szCs w:val="28"/>
+        </w:rPr>
+        <w:tab/>
+      </w:r>
+      <w:r>
+        <w:rPr>
+          <w:rFonts w:ascii="Times New Roman" w:hAnsi="Times New Roman"/>
+          <w:sz w:val="24"/>
+          <w:szCs w:val="28"/>
+        </w:rPr>
+        <w:tab/>
+      </w:r>
+      <w:r>
+        <w:rPr>
+          <w:rFonts w:ascii="Times New Roman" w:hAnsi="Times New Roman"/>
+          <w:sz w:val="24"/>
+          <w:szCs w:val="28"/>
+        </w:rPr>
+        <w:tab/>
+      </w:r>
+      <w:r>
+        <w:rPr>
+          <w:rFonts w:ascii="Times New Roman" w:hAnsi="Times New Roman"/>
+          <w:sz w:val="24"/>
+          <w:szCs w:val="28"/>
+        </w:rPr>
+        <w:tab/>
+      </w:r>
+      <w:r>
+        <w:rPr>
+          <w:rFonts w:ascii="Times New Roman" w:hAnsi="Times New Roman"/>
+          <w:sz w:val="24"/>
+          <w:szCs w:val="28"/>
+        </w:rPr>
+        <w:tab/>
+      </w:r>
+      <w:r>
+        <w:rPr>
+          <w:rFonts w:ascii="Times New Roman" w:hAnsi="Times New Roman"/>
+          <w:sz w:val="24"/>
+          <w:szCs w:val="28"/>
+        </w:rPr>
+        <w:tab/>
+      </w:r>
+      <w:r>
+        <w:rPr>
+          <w:rFonts w:ascii="Times New Roman" w:hAnsi="Times New Roman"/>
+          <w:sz w:val="24"/>
+          <w:szCs w:val="28"/>
+        </w:rPr>
+        <w:tab/>
+      </w:r>
+      <w:r>
+        <w:rPr>
+          <w:rFonts w:ascii="Times New Roman" w:hAnsi="Times New Roman"/>
+          <w:sz w:val="24"/>
+          <w:szCs w:val="28"/>
+        </w:rPr>
+        <w:tab/>
+        <w:t xml:space="preserve">        Školní rok: 2025/2026</w:t>
+      </w:r>
+    </w:p>
+    <w:p>
+      <w:pPr>
+        <w:jc w:val="center"/>
+        <w:rPr>
+          <w:rFonts w:ascii="Times New Roman" w:hAnsi="Times New Roman"/>
+          <w:b/>
+          <w:sz w:val="32"/>
+          <w:szCs w:val="28"/>
+        </w:rPr>
+      </w:pPr>
+      <w:r>
+        <w:rPr>
+          <w:rFonts w:ascii="Times New Roman" w:hAnsi="Times New Roman"/>
+          <w:b/>
+          <w:sz w:val="32"/>
+          <w:szCs w:val="28"/>
+        </w:rPr>
+        <w:t>ZADÁNÍ ROČNÍKOVÉHO PROJEKTU</w:t>
+      </w:r>
+    </w:p>
+    <w:p>
+      <w:pPr>
+        <w:rPr>
+          <w:rFonts w:ascii="Times New Roman" w:hAnsi="Times New Roman"/>
+          <w:b/>
+          <w:sz w:val="24"/>
+          <w:szCs w:val="22"/>
+        </w:rPr>
+      </w:pPr>
+      <w:r>
+        <w:rPr>
+          <w:rFonts w:ascii="Times New Roman" w:hAnsi="Times New Roman"/>
+          <w:b/>
+          <w:sz w:val="24"/>
+        </w:rPr>
+        <w:t>Název projektu: Webová aplikace pro správu chytrého domu</w:t>
+      </w:r>
+    </w:p>
+    <w:p>
+      <w:pPr>
+        <w:rPr>
+          <w:rFonts w:ascii="Times New Roman" w:hAnsi="Times New Roman"/>
+          <w:b/>
+          <w:sz w:val="24"/>
+        </w:rPr>
+      </w:pPr>
+      <w:r>
+        <w:rPr>
+          <w:rFonts w:ascii="Times New Roman" w:hAnsi="Times New Roman"/>
+          <w:b/>
+          <w:sz w:val="24"/>
+        </w:rPr>
+        <w:t>Řešitel(-é): Martin Těhník</w:t>
+      </w:r>
+    </w:p>
+    <w:p>
+      <w:pPr>
+        <w:rPr>
+          <w:rFonts w:ascii="Times New Roman" w:hAnsi="Times New Roman"/>
+          <w:b/>
+          <w:sz w:val="24"/>
+        </w:rPr>
+      </w:pPr>
+      <w:r>
+        <w:rPr>
+          <w:rFonts w:ascii="Times New Roman" w:hAnsi="Times New Roman"/>
+          <w:b/>
+          <w:sz w:val="24"/>
+        </w:rPr>
+        <w:t>Studijní obor: B0613A140005AI / Aplikovaná informatika</w:t>
+      </w:r>
+    </w:p>
+    <w:p>
+      <w:pPr>
+        <w:rPr>
+          <w:rFonts w:ascii="Times New Roman" w:hAnsi="Times New Roman"/>
+          <w:b/>
+          <w:sz w:val="24"/>
+        </w:rPr>
+      </w:pPr>
+      <w:r>
+        <w:rPr>
+          <w:rFonts w:ascii="Times New Roman" w:hAnsi="Times New Roman"/>
+          <w:b/>
+          <w:sz w:val="24"/>
+        </w:rPr>
+        <w:t>Vedoucí projektu: Ing. Petr Bílek, Ph.D.</w:t>
+      </w:r>
+    </w:p>
+    <w:p>
+      <w:pPr>
+        <w:rPr>
+          <w:rFonts w:ascii="Times New Roman" w:hAnsi="Times New Roman"/>
+          <w:b/>
+          <w:sz w:val="24"/>
+        </w:rPr>
+      </w:pPr>
+      <w:r>
+        <w:rPr>
+          <w:rFonts w:ascii="Times New Roman" w:hAnsi="Times New Roman"/>
+          <w:b/>
+          <w:sz w:val="24"/>
+        </w:rPr>
+        <w:t>Zadání:</w:t>
+      </w:r>
+    </w:p>
+    <w:p>
+      <w:pPr>
+        <w:spacing w:after="0"/>
+        <w:rPr>
+          <w:rFonts w:ascii="Times New Roman" w:hAnsi="Times New Roman"/>
+          <w:sz w:val="24"/>
+        </w:rPr>
+      </w:pPr>
+      <w:r>
+        <w:rPr>
+          <w:rFonts w:ascii="Times New Roman" w:hAnsi="Times New Roman"/>
+          <w:sz w:val="24"/>
+        </w:rPr>
+        <w:t>1) Vypracujte rozvahu možných řešení, přístupů a frameworků pro tvorbu webových aplikací.</w:t>
+      </w:r>
+    </w:p>
+    <w:p>
+      <w:pPr>
+        <w:spacing w:after="0"/>
+        <w:rPr>
+          <w:rFonts w:ascii="Times New Roman" w:hAnsi="Times New Roman"/>
+          <w:sz w:val="24"/>
+        </w:rPr>
+      </w:pPr>
+      <w:r>
+        <w:rPr>
+          <w:rFonts w:ascii="Times New Roman" w:hAnsi="Times New Roman"/>
+          <w:sz w:val="24"/>
+        </w:rPr>
+        <w:t>2) Vyberte nejvhodnější řešení s ohledem na cíl této práce.</w:t>
+      </w:r>
+    </w:p>
+    <w:p>
+      <w:pPr>
+        <w:spacing w:after="0"/>
+        <w:rPr>
+          <w:rFonts w:ascii="Times New Roman" w:hAnsi="Times New Roman"/>
+          <w:sz w:val="24"/>
+        </w:rPr>
+      </w:pPr>
+      <w:r>
+        <w:rPr>
+          <w:rFonts w:ascii="Times New Roman" w:hAnsi="Times New Roman"/>
+          <w:sz w:val="24"/>
+        </w:rPr>
+        <w:t>3) Navrhněte blokové schéma propojení příslušných komponent.</w:t>
+      </w:r>
+    </w:p>
+    <w:p>
+      <w:pPr>
+        <w:spacing w:after="0"/>
+        <w:rPr>
+          <w:rFonts w:ascii="Times New Roman" w:hAnsi="Times New Roman"/>
+          <w:sz w:val="24"/>
+        </w:rPr>
+      </w:pPr>
+      <w:r>
+        <w:rPr>
+          <w:rFonts w:ascii="Times New Roman" w:hAnsi="Times New Roman"/>
+          <w:sz w:val="24"/>
+        </w:rPr>
+        <w:t>4) Vytvořte vývojový diagram aplikace a realizujte aplikaci na příslušném hardware.</w:t>
+      </w:r>
+    </w:p>
+    <w:p>
+      <w:pPr>
+        <w:spacing w:after="0"/>
+        <w:rPr>
+          <w:rFonts w:ascii="Times New Roman" w:hAnsi="Times New Roman"/>
+          <w:sz w:val="24"/>
+        </w:rPr>
+      </w:pPr>
+      <w:r>
+        <w:rPr>
+          <w:rFonts w:ascii="Times New Roman" w:hAnsi="Times New Roman"/>
+          <w:sz w:val="24"/>
+        </w:rPr>
+        <w:t>5) Vytvořte databázi a statisticky zpracujte a vizualizujte uložená data.</w:t>
+      </w:r>
+    </w:p>
+    <w:p>
+      <w:pPr>
+        <w:spacing w:after="0"/>
+        <w:rPr>
+          <w:rFonts w:ascii="Times New Roman" w:hAnsi="Times New Roman"/>
+          <w:sz w:val="24"/>
+        </w:rPr>
+      </w:pPr>
+      <w:r>
+        <w:rPr>
+          <w:rFonts w:ascii="Times New Roman" w:hAnsi="Times New Roman"/>
+          <w:sz w:val="24"/>
+        </w:rPr>
+        <w:t>6) Přidejte možnost ovládání výstupů a nastavení parametrů senzorů.</w:t>
+      </w:r>
+    </w:p>
+    <w:p>
+      <w:pPr>
+        <w:spacing w:after="0"/>
+        <w:rPr>
+          <w:rFonts w:ascii="Times New Roman" w:hAnsi="Times New Roman"/>
+          <w:b/>
+          <w:sz w:val="24"/>
+        </w:rPr>
+      </w:pPr>
+      <w:r>
+        <w:rPr>
+          <w:rFonts w:ascii="Times New Roman" w:hAnsi="Times New Roman"/>
+          <w:sz w:val="24"/>
+        </w:rPr>
+        <w:t>7) Otestujte aplikaci a zhodnoťte dosažené parametry.</w:t>
+      </w:r>
+      <w:r>
+        <w:rPr>
+          <w:rFonts w:ascii="Times New Roman" w:hAnsi="Times New Roman"/>
+          <w:b/>
+          <w:sz w:val="24"/>
+        </w:rPr>
+        <w:t xml:space="preserve"> </w:t>
+      </w:r>
+    </w:p>
+    <w:p>
+      <w:pPr>
+        <w:spacing w:before="240"/>
+        <w:rPr>
+          <w:rFonts w:ascii="Times New Roman" w:hAnsi="Times New Roman"/>
+          <w:b/>
+          <w:sz w:val="24"/>
+        </w:rPr>
+      </w:pPr>
+      <w:r>
+        <w:rPr>
+          <w:rFonts w:ascii="Times New Roman" w:hAnsi="Times New Roman"/>
+          <w:b/>
+          <w:sz w:val="24"/>
+        </w:rPr>
+        <w:t>Doporučená literatura:</w:t>
+      </w:r>
+    </w:p>
+    <w:p>
+      <w:pPr>
+        <w:pStyle w:val="Odstavecseseznamem"/>
+        <w:numPr>
+          <w:ilvl w:val="0"/>
+          <w:numId w:val="11"/>
+        </w:numPr>
+        <w:spacing w:after="200" w:line="276" w:lineRule="auto"/>
+        <w:rPr>
+          <w:rFonts w:ascii="Times New Roman" w:hAnsi="Times New Roman"/>
+          <w:sz w:val="24"/>
+        </w:rPr>
+      </w:pPr>
+      <w:r>
+        <w:rPr>
+          <w:rFonts w:ascii="Times New Roman" w:hAnsi="Times New Roman"/>
+          <w:sz w:val="24"/>
+        </w:rPr>
+        <w:t>…</w:t>
+      </w:r>
+    </w:p>
+    <w:p>
+      <w:pPr>
+        <w:pStyle w:val="Odstavecseseznamem"/>
+        <w:numPr>
+          <w:ilvl w:val="0"/>
+          <w:numId w:val="11"/>
+        </w:numPr>
+        <w:spacing w:after="200" w:line="276" w:lineRule="auto"/>
+        <w:rPr>
+          <w:rFonts w:ascii="Times New Roman" w:hAnsi="Times New Roman"/>
+          <w:sz w:val="24"/>
+        </w:rPr>
+      </w:pPr>
+      <w:r>
+        <w:rPr>
+          <w:rFonts w:ascii="Times New Roman" w:hAnsi="Times New Roman"/>
+          <w:sz w:val="24"/>
+        </w:rPr>
+        <w:t>…</w:t>
+      </w:r>
+    </w:p>
+    <w:p>
+      <w:pPr>
+        <w:spacing w:line="240" w:lineRule="auto"/>
+        <w:rPr>
+          <w:rFonts w:ascii="Times New Roman" w:hAnsi="Times New Roman"/>
+          <w:b/>
+          <w:sz w:val="24"/>
+        </w:rPr>
+      </w:pPr>
+      <w:r>
+        <w:rPr>
+          <w:rFonts w:ascii="Times New Roman" w:hAnsi="Times New Roman"/>
+          <w:b/>
+          <w:sz w:val="24"/>
+        </w:rPr>
+        <w:t xml:space="preserve">Požadované náležitosti: </w:t>
+      </w:r>
+    </w:p>
+    <w:p>
+      <w:pPr>
+        <w:spacing w:line="240" w:lineRule="auto"/>
+        <w:jc w:val="both"/>
+        <w:rPr>
+          <w:rFonts w:ascii="Times New Roman" w:hAnsi="Times New Roman"/>
+          <w:sz w:val="24"/>
+        </w:rPr>
+      </w:pPr>
+      <w:r>
+        <w:rPr>
+          <w:rFonts w:ascii="Times New Roman" w:hAnsi="Times New Roman"/>
+          <w:i/>
+          <w:sz w:val="24"/>
+        </w:rPr>
+        <w:t>Projekt PRJ1:</w:t>
+      </w:r>
+      <w:r>
+        <w:rPr>
+          <w:rFonts w:ascii="Times New Roman" w:hAnsi="Times New Roman"/>
+          <w:sz w:val="24"/>
+        </w:rPr>
+        <w:t xml:space="preserve"> K zápočtu v zimním semestru předložit laboratorní deník a stručnou průběžnou zprávu o dosažených výsledcích. </w:t>
+      </w:r>
+    </w:p>
+    <w:p>
+      <w:pPr>
+        <w:spacing w:line="240" w:lineRule="auto"/>
+        <w:jc w:val="both"/>
+        <w:rPr>
+          <w:rFonts w:ascii="Times New Roman" w:hAnsi="Times New Roman"/>
+          <w:sz w:val="24"/>
+        </w:rPr>
+      </w:pPr>
+      <w:r>
+        <w:rPr>
+          <w:rFonts w:ascii="Times New Roman" w:hAnsi="Times New Roman"/>
+          <w:i/>
+          <w:sz w:val="24"/>
+        </w:rPr>
+        <w:t>Projekt PRJ2:</w:t>
+      </w:r>
+      <w:r>
+        <w:rPr>
+          <w:rFonts w:ascii="Times New Roman" w:hAnsi="Times New Roman"/>
+          <w:sz w:val="24"/>
+        </w:rPr>
+        <w:t xml:space="preserve"> K obhajobě předložit zprávu o řešení projektu (15 stran, písmo 12 b) včetně anotace v českém a anglickém jazyce (viz [1]). Prezentace výsledků (max. 15 minut), ukázky realizovaného díla atp. </w:t>
+      </w:r>
+    </w:p>
+    <w:p>
+      <w:pPr>
+        <w:spacing w:line="240" w:lineRule="auto"/>
+        <w:rPr>
+          <w:rFonts w:ascii="Times New Roman" w:hAnsi="Times New Roman"/>
+          <w:sz w:val="24"/>
+        </w:rPr>
+      </w:pPr>
+      <w:r>
+        <w:rPr>
+          <w:rFonts w:ascii="Times New Roman" w:hAnsi="Times New Roman"/>
+          <w:b/>
+          <w:sz w:val="24"/>
+        </w:rPr>
+        <w:t>Termíny:</w:t>
+      </w:r>
+      <w:r>
+        <w:rPr>
+          <w:rFonts w:ascii="Times New Roman" w:hAnsi="Times New Roman"/>
+          <w:sz w:val="24"/>
+        </w:rPr>
+        <w:t xml:space="preserve"> </w:t>
+      </w:r>
+    </w:p>
+    <w:p>
+      <w:pPr>
+        <w:spacing w:line="240" w:lineRule="auto"/>
+        <w:rPr>
+          <w:rFonts w:ascii="Times New Roman" w:hAnsi="Times New Roman"/>
+          <w:sz w:val="24"/>
+        </w:rPr>
+      </w:pPr>
+      <w:r>
+        <w:rPr>
+          <w:rFonts w:ascii="Times New Roman" w:hAnsi="Times New Roman"/>
+          <w:sz w:val="24"/>
+        </w:rPr>
+        <w:t xml:space="preserve">Odevzdání dokumentace a obhajoba podle harmonogramu výuky na FM.  </w:t>
+      </w:r>
+    </w:p>
+    <w:p>
+      <w:pPr>
+        <w:spacing w:line="240" w:lineRule="auto"/>
+        <w:rPr>
+          <w:rFonts w:ascii="Times New Roman" w:hAnsi="Times New Roman"/>
+          <w:sz w:val="24"/>
+        </w:rPr>
+      </w:pPr>
+      <w:r>
+        <w:rPr>
+          <w:rFonts w:ascii="Times New Roman" w:hAnsi="Times New Roman"/>
+          <w:sz w:val="24"/>
+        </w:rPr>
+        <w:t xml:space="preserve"> </w:t>
+      </w:r>
+    </w:p>
+    <w:p>
+      <w:pPr>
+        <w:rPr>
+          <w:rFonts w:ascii="Times New Roman" w:hAnsi="Times New Roman"/>
+          <w:sz w:val="24"/>
+        </w:rPr>
+      </w:pPr>
+      <w:r>
+        <w:rPr>
+          <w:rFonts w:ascii="Times New Roman" w:hAnsi="Times New Roman"/>
+          <w:sz w:val="24"/>
+        </w:rPr>
+        <w:t>Datum zadání:</w:t>
+      </w:r>
+      <w:r>
+        <w:rPr>
+          <w:rFonts w:ascii="Times New Roman" w:hAnsi="Times New Roman"/>
+          <w:sz w:val="24"/>
+        </w:rPr>
+        <w:tab/>
+        <w:t xml:space="preserve"> 8.10.2025</w:t>
+      </w:r>
+      <w:r>
+        <w:rPr>
+          <w:rFonts w:ascii="Times New Roman" w:hAnsi="Times New Roman"/>
+          <w:sz w:val="24"/>
+        </w:rPr>
+        <w:tab/>
+      </w:r>
+      <w:r>
+        <w:rPr>
+          <w:rFonts w:ascii="Times New Roman" w:hAnsi="Times New Roman"/>
+          <w:sz w:val="24"/>
+        </w:rPr>
+        <w:tab/>
+      </w:r>
+      <w:r>
+        <w:rPr>
+          <w:rFonts w:ascii="Times New Roman" w:hAnsi="Times New Roman"/>
+          <w:sz w:val="24"/>
+        </w:rPr>
+        <w:tab/>
+      </w:r>
+      <w:r>
+        <w:rPr>
+          <w:rFonts w:ascii="Times New Roman" w:hAnsi="Times New Roman"/>
+          <w:sz w:val="24"/>
+        </w:rPr>
+        <w:tab/>
+      </w:r>
+      <w:r>
+        <w:rPr>
+          <w:rFonts w:ascii="Times New Roman" w:hAnsi="Times New Roman"/>
+          <w:sz w:val="24"/>
+        </w:rPr>
+        <w:tab/>
+        <w:t>Podpis vedoucího projektu:</w:t>
+      </w:r>
     </w:p>
     <w:p>
       <w:pPr>
         <w:pStyle w:val="Nadpis4"/>
         <w:jc w:val="center"/>
         <w:rPr>
-          <w:bCs/>
-          <w:sz w:val="36"/>
-          <w:szCs w:val="36"/>
-        </w:rPr>
-      </w:pPr>
-      <w:r>
-        <w:rPr>
-          <w:bCs/>
-          <w:sz w:val="36"/>
-          <w:szCs w:val="36"/>
-        </w:rPr>
-        <w:t>Webová aplikace pro správu chytrého domu</w:t>
-      </w:r>
+          <w:sz w:val="28"/>
+          <w:szCs w:val="28"/>
+        </w:rPr>
+      </w:pPr>
     </w:p>
     <w:p>
       <w:pPr>
@@ -11613,69 +12180,6 @@
     <w:p>
       <w:pPr>
         <w:rPr>
-          <w:sz w:val="28"/>
-          <w:szCs w:val="28"/>
-        </w:rPr>
-      </w:pPr>
-      <w:r>
-        <w:rPr>
-          <w:sz w:val="28"/>
-          <w:szCs w:val="28"/>
-        </w:rPr>
-        <w:t>1) Vypracujte rozvahu možných řešení, přístupů a frameworků pro tvorbu webových aplikací.</w:t>
-      </w:r>
-      <w:r>
-        <w:rPr>
-          <w:sz w:val="28"/>
-          <w:szCs w:val="28"/>
-        </w:rPr>
-        <w:br/>
-        <w:t>2) Vyberte nejvhodnější řešení s ohledem na cíl této práce.</w:t>
-      </w:r>
-      <w:r>
-        <w:rPr>
-          <w:sz w:val="28"/>
-          <w:szCs w:val="28"/>
-        </w:rPr>
-        <w:br/>
-        <w:t>3) Navrhněte blokové schéma propojení příslušných komponent.</w:t>
-      </w:r>
-      <w:r>
-        <w:rPr>
-          <w:sz w:val="28"/>
-          <w:szCs w:val="28"/>
-        </w:rPr>
-        <w:br/>
-        <w:t>4) Vytvořte vývojový diagram aplikace a realizujte aplikaci na příslušném hardware.</w:t>
-      </w:r>
-      <w:r>
-        <w:rPr>
-          <w:sz w:val="28"/>
-          <w:szCs w:val="28"/>
-        </w:rPr>
-        <w:br/>
-        <w:t>5) Vytvořte databázi a statisticky zpracujte a vizualizujte uložená data.</w:t>
-      </w:r>
-      <w:r>
-        <w:rPr>
-          <w:sz w:val="28"/>
-          <w:szCs w:val="28"/>
-        </w:rPr>
-        <w:br/>
-        <w:t>6) Přidejte možnost ovládání výstupů a nastavení parametrů senzorů.</w:t>
-      </w:r>
-      <w:r>
-        <w:rPr>
-          <w:sz w:val="28"/>
-          <w:szCs w:val="28"/>
-        </w:rPr>
-        <w:br/>
-        <w:t>6) Otestujte aplikaci a zhodnoťte dosažené parametry.</w:t>
-      </w:r>
-    </w:p>
-    <w:p>
-      <w:pPr>
-        <w:rPr>
           <w:b/>
           <w:bCs/>
           <w:color w:val="E97132" w:themeColor="accent2"/>
@@ -11716,9 +12220,7 @@
           <w:szCs w:val="36"/>
         </w:rPr>
       </w:pPr>
-    </w:p>
-    <w:p>
-      <w:pPr>
+      <w:r>
         <w:rPr>
           <w:b/>
           <w:bCs/>
@@ -11726,136 +12228,6 @@
           <w:sz w:val="36"/>
           <w:szCs w:val="36"/>
         </w:rPr>
-      </w:pPr>
-    </w:p>
-    <w:p>
-      <w:pPr>
-        <w:rPr>
-          <w:b/>
-          <w:bCs/>
-          <w:color w:val="E97132" w:themeColor="accent2"/>
-          <w:sz w:val="36"/>
-          <w:szCs w:val="36"/>
-        </w:rPr>
-      </w:pPr>
-    </w:p>
-    <w:p>
-      <w:pPr>
-        <w:rPr>
-          <w:b/>
-          <w:bCs/>
-          <w:color w:val="E97132" w:themeColor="accent2"/>
-          <w:sz w:val="36"/>
-          <w:szCs w:val="36"/>
-        </w:rPr>
-      </w:pPr>
-    </w:p>
-    <w:p>
-      <w:pPr>
-        <w:rPr>
-          <w:b/>
-          <w:bCs/>
-          <w:color w:val="E97132" w:themeColor="accent2"/>
-          <w:sz w:val="36"/>
-          <w:szCs w:val="36"/>
-        </w:rPr>
-      </w:pPr>
-    </w:p>
-    <w:p>
-      <w:pPr>
-        <w:rPr>
-          <w:b/>
-          <w:bCs/>
-          <w:color w:val="E97132" w:themeColor="accent2"/>
-          <w:sz w:val="36"/>
-          <w:szCs w:val="36"/>
-        </w:rPr>
-      </w:pPr>
-    </w:p>
-    <w:p>
-      <w:pPr>
-        <w:rPr>
-          <w:b/>
-          <w:bCs/>
-          <w:color w:val="E97132" w:themeColor="accent2"/>
-          <w:sz w:val="36"/>
-          <w:szCs w:val="36"/>
-        </w:rPr>
-      </w:pPr>
-    </w:p>
-    <w:p>
-      <w:pPr>
-        <w:rPr>
-          <w:b/>
-          <w:bCs/>
-          <w:color w:val="E97132" w:themeColor="accent2"/>
-          <w:sz w:val="36"/>
-          <w:szCs w:val="36"/>
-        </w:rPr>
-      </w:pPr>
-    </w:p>
-    <w:p>
-      <w:pPr>
-        <w:rPr>
-          <w:b/>
-          <w:bCs/>
-          <w:color w:val="E97132" w:themeColor="accent2"/>
-          <w:sz w:val="36"/>
-          <w:szCs w:val="36"/>
-        </w:rPr>
-      </w:pPr>
-    </w:p>
-    <w:p>
-      <w:pPr>
-        <w:rPr>
-          <w:b/>
-          <w:bCs/>
-          <w:color w:val="E97132" w:themeColor="accent2"/>
-          <w:sz w:val="36"/>
-          <w:szCs w:val="36"/>
-        </w:rPr>
-      </w:pPr>
-    </w:p>
-    <w:p>
-      <w:pPr>
-        <w:rPr>
-          <w:b/>
-          <w:bCs/>
-          <w:color w:val="E97132" w:themeColor="accent2"/>
-          <w:sz w:val="36"/>
-          <w:szCs w:val="36"/>
-        </w:rPr>
-      </w:pPr>
-    </w:p>
-    <w:p>
-      <w:pPr>
-        <w:rPr>
-          <w:b/>
-          <w:bCs/>
-          <w:color w:val="E97132" w:themeColor="accent2"/>
-          <w:sz w:val="36"/>
-          <w:szCs w:val="36"/>
-        </w:rPr>
-      </w:pPr>
-    </w:p>
-    <w:p>
-      <w:pPr>
-        <w:rPr>
-          <w:b/>
-          <w:bCs/>
-          <w:color w:val="E97132" w:themeColor="accent2"/>
-          <w:sz w:val="36"/>
-          <w:szCs w:val="36"/>
-        </w:rPr>
-      </w:pPr>
-      <w:r>
-        <w:rPr>
-          <w:b/>
-          <w:bCs/>
-          <w:color w:val="E97132" w:themeColor="accent2"/>
-          <w:sz w:val="36"/>
-          <w:szCs w:val="36"/>
-        </w:rPr>
         <w:lastRenderedPageBreak/>
         <w:t>Webová aplikace pro správu chytrého domu</w:t>
       </w:r>
@@ -11911,17 +12283,15 @@
           <w:rFonts w:ascii="Times New Roman" w:eastAsia="Times New Roman" w:hAnsi="Times New Roman" w:cs="Times New Roman"/>
           <w:sz w:val="24"/>
         </w:rPr>
-        <w:t xml:space="preserve"> je vytvořit webovou aplikaci pro správu chytrého domu, která bude provozována na jednodeskovém počítači s Linuxem. Aplikace bude umožňovat sběr a ukládání dat ze simulovaných senzorů, jejich vyhodnocení a vizualizaci. Součástí řešení je také ovládání výstupů a možnost nastavení parametrů jednotlivých senzorů. Při realizaci budou porovnány dostupné technologie pro vývoj webových aplikací a vybrán vhodný framework, například </w:t>
-      </w:r>
-      <w:proofErr w:type="spellStart"/>
+        <w:t xml:space="preserve"> je vytvořit webovou aplikaci pro správu chytrého domu, která bude provozována na jednodeskovém počítači s Linuxem. Aplikace bude umožňovat sběr a ukládání dat ze simulovaných senzorů, jejich vyhodnocení a vizualizaci. Součástí řešení je také ovládání výstupů a možnost nastavení parametrů jednotlivých senzorů. Při realizaci budou porovnány dostupné technologie pro vývoj webových aplikací a vybrán vhodný framework, například Django </w:t>
+      </w:r>
       <w:r>
         <w:rPr>
           <w:rFonts w:ascii="Times New Roman" w:eastAsia="Times New Roman" w:hAnsi="Times New Roman" w:cs="Times New Roman"/>
           <w:sz w:val="24"/>
         </w:rPr>
-        <w:t>Django</w:t>
-      </w:r>
-      <w:proofErr w:type="spellEnd"/>
+        <w:t>nebo</w:t>
+      </w:r>
       <w:r>
         <w:rPr>
           <w:rFonts w:ascii="Times New Roman" w:eastAsia="Times New Roman" w:hAnsi="Times New Roman" w:cs="Times New Roman"/>
@@ -11934,48 +12304,32 @@
           <w:rFonts w:ascii="Times New Roman" w:eastAsia="Times New Roman" w:hAnsi="Times New Roman" w:cs="Times New Roman"/>
           <w:sz w:val="24"/>
         </w:rPr>
-        <w:t>nebo</w:t>
+        <w:t>Flask</w:t>
       </w:r>
       <w:r>
         <w:rPr>
           <w:rFonts w:ascii="Times New Roman" w:eastAsia="Times New Roman" w:hAnsi="Times New Roman" w:cs="Times New Roman"/>
           <w:sz w:val="24"/>
         </w:rPr>
-        <w:t xml:space="preserve"> </w:t>
-      </w:r>
-      <w:proofErr w:type="spellStart"/>
+        <w:t>. Výsledná aplikace bude otestována na zvoleném hardware a budou zhodnoceny její dosažené parametry.</w:t>
+      </w:r>
       <w:r>
         <w:rPr>
           <w:rFonts w:ascii="Times New Roman" w:eastAsia="Times New Roman" w:hAnsi="Times New Roman" w:cs="Times New Roman"/>
           <w:sz w:val="24"/>
         </w:rPr>
-        <w:t>Flask</w:t>
-      </w:r>
-      <w:proofErr w:type="spellEnd"/>
+        <w:t xml:space="preserve"> </w:t>
+      </w:r>
+    </w:p>
+    <w:p>
+      <w:pPr>
+        <w:spacing w:after="201"/>
+      </w:pPr>
       <w:r>
         <w:rPr>
           <w:rFonts w:ascii="Times New Roman" w:eastAsia="Times New Roman" w:hAnsi="Times New Roman" w:cs="Times New Roman"/>
           <w:sz w:val="24"/>
         </w:rPr>
-        <w:t>. Výsledná aplikace bude otestována na zvoleném hardware a budou zhodnoceny její dosažené parametry.</w:t>
-      </w:r>
-      <w:r>
-        <w:rPr>
-          <w:rFonts w:ascii="Times New Roman" w:eastAsia="Times New Roman" w:hAnsi="Times New Roman" w:cs="Times New Roman"/>
-          <w:sz w:val="24"/>
-        </w:rPr>
-        <w:t xml:space="preserve"> </w:t>
-      </w:r>
-    </w:p>
-    <w:p>
-      <w:pPr>
-        <w:spacing w:after="201"/>
-      </w:pPr>
-      <w:r>
-        <w:rPr>
-          <w:rFonts w:ascii="Times New Roman" w:eastAsia="Times New Roman" w:hAnsi="Times New Roman" w:cs="Times New Roman"/>
-          <w:sz w:val="24"/>
-        </w:rPr>
         <w:t xml:space="preserve"> </w:t>
       </w:r>
     </w:p>
@@ -12003,49 +12357,8 @@
           <w:bCs/>
           <w:sz w:val="28"/>
         </w:rPr>
-        <w:t xml:space="preserve">Python, </w:t>
-      </w:r>
-      <w:proofErr w:type="spellStart"/>
-      <w:r>
-        <w:rPr>
-          <w:bCs/>
-          <w:sz w:val="28"/>
-        </w:rPr>
-        <w:t>SQLite</w:t>
-      </w:r>
-      <w:proofErr w:type="spellEnd"/>
-      <w:r>
-        <w:rPr>
-          <w:bCs/>
-          <w:sz w:val="28"/>
-        </w:rPr>
-        <w:t xml:space="preserve">, </w:t>
-      </w:r>
-      <w:proofErr w:type="spellStart"/>
-      <w:r>
-        <w:rPr>
-          <w:bCs/>
-          <w:sz w:val="28"/>
-        </w:rPr>
-        <w:t>Flask</w:t>
-      </w:r>
-      <w:proofErr w:type="spellEnd"/>
-      <w:r>
-        <w:rPr>
-          <w:bCs/>
-          <w:sz w:val="28"/>
-        </w:rPr>
-        <w:t xml:space="preserve">, </w:t>
-      </w:r>
-      <w:proofErr w:type="spellStart"/>
-      <w:r>
-        <w:rPr>
-          <w:bCs/>
-          <w:sz w:val="28"/>
-        </w:rPr>
-        <w:t>Smarthome</w:t>
-      </w:r>
-      <w:proofErr w:type="spellEnd"/>
+        <w:t>Python, SQLite, Flask, Smarthome</w:t>
+      </w:r>
       <w:r>
         <w:rPr>
           <w:rFonts w:ascii="Times New Roman" w:eastAsia="Times New Roman" w:hAnsi="Times New Roman" w:cs="Times New Roman"/>
@@ -12094,87 +12407,7 @@
           <w:sz w:val="36"/>
           <w:szCs w:val="36"/>
         </w:rPr>
-        <w:t xml:space="preserve">Web </w:t>
-      </w:r>
-      <w:proofErr w:type="spellStart"/>
-      <w:r>
-        <w:rPr>
-          <w:b/>
-          <w:color w:val="E97132" w:themeColor="accent2"/>
-          <w:sz w:val="36"/>
-          <w:szCs w:val="36"/>
-        </w:rPr>
-        <w:t>application</w:t>
-      </w:r>
-      <w:proofErr w:type="spellEnd"/>
-      <w:r>
-        <w:rPr>
-          <w:b/>
-          <w:color w:val="E97132" w:themeColor="accent2"/>
-          <w:sz w:val="36"/>
-          <w:szCs w:val="36"/>
-        </w:rPr>
-        <w:t xml:space="preserve"> </w:t>
-      </w:r>
-      <w:proofErr w:type="spellStart"/>
-      <w:r>
-        <w:rPr>
-          <w:b/>
-          <w:color w:val="E97132" w:themeColor="accent2"/>
-          <w:sz w:val="36"/>
-          <w:szCs w:val="36"/>
-        </w:rPr>
-        <w:t>for</w:t>
-      </w:r>
-      <w:proofErr w:type="spellEnd"/>
-      <w:r>
-        <w:rPr>
-          <w:b/>
-          <w:color w:val="E97132" w:themeColor="accent2"/>
-          <w:sz w:val="36"/>
-          <w:szCs w:val="36"/>
-        </w:rPr>
-        <w:t xml:space="preserve"> </w:t>
-      </w:r>
-      <w:proofErr w:type="spellStart"/>
-      <w:r>
-        <w:rPr>
-          <w:b/>
-          <w:color w:val="E97132" w:themeColor="accent2"/>
-          <w:sz w:val="36"/>
-          <w:szCs w:val="36"/>
-        </w:rPr>
-        <w:t>smarthome</w:t>
-      </w:r>
-      <w:proofErr w:type="spellEnd"/>
-      <w:r>
-        <w:rPr>
-          <w:b/>
-          <w:color w:val="E97132" w:themeColor="accent2"/>
-          <w:sz w:val="36"/>
-          <w:szCs w:val="36"/>
-        </w:rPr>
-        <w:t xml:space="preserve"> </w:t>
-      </w:r>
-      <w:proofErr w:type="spellStart"/>
-      <w:r>
-        <w:rPr>
-          <w:b/>
-          <w:color w:val="E97132" w:themeColor="accent2"/>
-          <w:sz w:val="36"/>
-          <w:szCs w:val="36"/>
-        </w:rPr>
-        <w:t>control</w:t>
-      </w:r>
-      <w:proofErr w:type="spellEnd"/>
-      <w:r>
-        <w:rPr>
-          <w:b/>
-          <w:color w:val="E97132" w:themeColor="accent2"/>
-          <w:sz w:val="36"/>
-          <w:szCs w:val="36"/>
-        </w:rPr>
-        <w:t xml:space="preserve"> </w:t>
+        <w:t xml:space="preserve">Web application for smarthome control </w:t>
       </w:r>
     </w:p>
     <w:p>
@@ -12191,23 +12424,13 @@
         <w:spacing w:after="0" w:line="459" w:lineRule="auto"/>
         <w:ind w:left="-5" w:right="6832" w:hanging="10"/>
       </w:pPr>
-      <w:proofErr w:type="spellStart"/>
       <w:r>
         <w:rPr>
           <w:b/>
           <w:color w:val="EA7603"/>
           <w:sz w:val="36"/>
         </w:rPr>
-        <w:t>Abstract</w:t>
-      </w:r>
-      <w:proofErr w:type="spellEnd"/>
-      <w:r>
-        <w:rPr>
-          <w:b/>
-          <w:color w:val="EA7603"/>
-          <w:sz w:val="36"/>
-        </w:rPr>
-        <w:t xml:space="preserve"> </w:t>
+        <w:t xml:space="preserve">Abstract </w:t>
       </w:r>
     </w:p>
     <w:p>
@@ -12219,15 +12442,18 @@
           <w:sz w:val="24"/>
         </w:rPr>
       </w:pPr>
-      <w:proofErr w:type="spellStart"/>
       <w:r>
         <w:rPr>
           <w:rFonts w:ascii="Times New Roman" w:eastAsia="Times New Roman" w:hAnsi="Times New Roman" w:cs="Times New Roman"/>
           <w:sz w:val="24"/>
         </w:rPr>
-        <w:t>The</w:t>
-      </w:r>
-      <w:proofErr w:type="spellEnd"/>
+        <w:t xml:space="preserve">The aim of this thesis is to create a web application for smart home management that will run on a single-board computer with Linux. The application will enable the collection and storage of data from simulated sensors, as well as its evaluation and visualization. The solution also includes output control and the ability to set parameters for individual sensors. During implementation, available technologies for web application development will be compared and a suitable framework, such as Django or Flask, will be selected. The resulting application will be tested on the selected hardware and its achieved parameters will be evaluated. </w:t>
+      </w:r>
+    </w:p>
+    <w:p>
+      <w:pPr>
+        <w:spacing w:after="201"/>
+      </w:pPr>
       <w:r>
         <w:rPr>
           <w:rFonts w:ascii="Times New Roman" w:eastAsia="Times New Roman" w:hAnsi="Times New Roman" w:cs="Times New Roman"/>
@@ -12235,1112 +12461,11 @@
         </w:rPr>
         <w:t xml:space="preserve"> </w:t>
       </w:r>
-      <w:proofErr w:type="spellStart"/>
-      <w:r>
-        <w:rPr>
-          <w:rFonts w:ascii="Times New Roman" w:eastAsia="Times New Roman" w:hAnsi="Times New Roman" w:cs="Times New Roman"/>
-          <w:sz w:val="24"/>
-        </w:rPr>
-        <w:t>aim</w:t>
-      </w:r>
-      <w:proofErr w:type="spellEnd"/>
-      <w:r>
-        <w:rPr>
-          <w:rFonts w:ascii="Times New Roman" w:eastAsia="Times New Roman" w:hAnsi="Times New Roman" w:cs="Times New Roman"/>
-          <w:sz w:val="24"/>
-        </w:rPr>
-        <w:t xml:space="preserve"> of </w:t>
-      </w:r>
-      <w:proofErr w:type="spellStart"/>
-      <w:r>
-        <w:rPr>
-          <w:rFonts w:ascii="Times New Roman" w:eastAsia="Times New Roman" w:hAnsi="Times New Roman" w:cs="Times New Roman"/>
-          <w:sz w:val="24"/>
-        </w:rPr>
-        <w:t>this</w:t>
-      </w:r>
-      <w:proofErr w:type="spellEnd"/>
-      <w:r>
-        <w:rPr>
-          <w:rFonts w:ascii="Times New Roman" w:eastAsia="Times New Roman" w:hAnsi="Times New Roman" w:cs="Times New Roman"/>
-          <w:sz w:val="24"/>
-        </w:rPr>
-        <w:t xml:space="preserve"> thesis </w:t>
-      </w:r>
-      <w:proofErr w:type="spellStart"/>
-      <w:r>
-        <w:rPr>
-          <w:rFonts w:ascii="Times New Roman" w:eastAsia="Times New Roman" w:hAnsi="Times New Roman" w:cs="Times New Roman"/>
-          <w:sz w:val="24"/>
-        </w:rPr>
-        <w:t>is</w:t>
-      </w:r>
-      <w:proofErr w:type="spellEnd"/>
-      <w:r>
-        <w:rPr>
-          <w:rFonts w:ascii="Times New Roman" w:eastAsia="Times New Roman" w:hAnsi="Times New Roman" w:cs="Times New Roman"/>
-          <w:sz w:val="24"/>
-        </w:rPr>
-        <w:t xml:space="preserve"> to </w:t>
-      </w:r>
-      <w:proofErr w:type="spellStart"/>
-      <w:r>
-        <w:rPr>
-          <w:rFonts w:ascii="Times New Roman" w:eastAsia="Times New Roman" w:hAnsi="Times New Roman" w:cs="Times New Roman"/>
-          <w:sz w:val="24"/>
-        </w:rPr>
-        <w:t>create</w:t>
-      </w:r>
-      <w:proofErr w:type="spellEnd"/>
-      <w:r>
-        <w:rPr>
-          <w:rFonts w:ascii="Times New Roman" w:eastAsia="Times New Roman" w:hAnsi="Times New Roman" w:cs="Times New Roman"/>
-          <w:sz w:val="24"/>
-        </w:rPr>
-        <w:t xml:space="preserve"> a web </w:t>
-      </w:r>
-      <w:proofErr w:type="spellStart"/>
-      <w:r>
-        <w:rPr>
-          <w:rFonts w:ascii="Times New Roman" w:eastAsia="Times New Roman" w:hAnsi="Times New Roman" w:cs="Times New Roman"/>
-          <w:sz w:val="24"/>
-        </w:rPr>
-        <w:t>application</w:t>
-      </w:r>
-      <w:proofErr w:type="spellEnd"/>
-      <w:r>
-        <w:rPr>
-          <w:rFonts w:ascii="Times New Roman" w:eastAsia="Times New Roman" w:hAnsi="Times New Roman" w:cs="Times New Roman"/>
-          <w:sz w:val="24"/>
-        </w:rPr>
-        <w:t xml:space="preserve"> </w:t>
-      </w:r>
-      <w:proofErr w:type="spellStart"/>
-      <w:r>
-        <w:rPr>
-          <w:rFonts w:ascii="Times New Roman" w:eastAsia="Times New Roman" w:hAnsi="Times New Roman" w:cs="Times New Roman"/>
-          <w:sz w:val="24"/>
-        </w:rPr>
-        <w:t>for</w:t>
-      </w:r>
-      <w:proofErr w:type="spellEnd"/>
-      <w:r>
-        <w:rPr>
-          <w:rFonts w:ascii="Times New Roman" w:eastAsia="Times New Roman" w:hAnsi="Times New Roman" w:cs="Times New Roman"/>
-          <w:sz w:val="24"/>
-        </w:rPr>
-        <w:t xml:space="preserve"> </w:t>
-      </w:r>
-      <w:proofErr w:type="spellStart"/>
-      <w:r>
-        <w:rPr>
-          <w:rFonts w:ascii="Times New Roman" w:eastAsia="Times New Roman" w:hAnsi="Times New Roman" w:cs="Times New Roman"/>
-          <w:sz w:val="24"/>
-        </w:rPr>
-        <w:t>smart</w:t>
-      </w:r>
-      <w:proofErr w:type="spellEnd"/>
-      <w:r>
-        <w:rPr>
-          <w:rFonts w:ascii="Times New Roman" w:eastAsia="Times New Roman" w:hAnsi="Times New Roman" w:cs="Times New Roman"/>
-          <w:sz w:val="24"/>
-        </w:rPr>
-        <w:t xml:space="preserve"> </w:t>
-      </w:r>
-      <w:proofErr w:type="spellStart"/>
-      <w:r>
-        <w:rPr>
-          <w:rFonts w:ascii="Times New Roman" w:eastAsia="Times New Roman" w:hAnsi="Times New Roman" w:cs="Times New Roman"/>
-          <w:sz w:val="24"/>
-        </w:rPr>
-        <w:t>home</w:t>
-      </w:r>
-      <w:proofErr w:type="spellEnd"/>
-      <w:r>
-        <w:rPr>
-          <w:rFonts w:ascii="Times New Roman" w:eastAsia="Times New Roman" w:hAnsi="Times New Roman" w:cs="Times New Roman"/>
-          <w:sz w:val="24"/>
-        </w:rPr>
-        <w:t xml:space="preserve"> management </w:t>
-      </w:r>
-      <w:proofErr w:type="spellStart"/>
-      <w:r>
-        <w:rPr>
-          <w:rFonts w:ascii="Times New Roman" w:eastAsia="Times New Roman" w:hAnsi="Times New Roman" w:cs="Times New Roman"/>
-          <w:sz w:val="24"/>
-        </w:rPr>
-        <w:t>that</w:t>
-      </w:r>
-      <w:proofErr w:type="spellEnd"/>
-      <w:r>
-        <w:rPr>
-          <w:rFonts w:ascii="Times New Roman" w:eastAsia="Times New Roman" w:hAnsi="Times New Roman" w:cs="Times New Roman"/>
-          <w:sz w:val="24"/>
-        </w:rPr>
-        <w:t xml:space="preserve"> </w:t>
-      </w:r>
-      <w:proofErr w:type="spellStart"/>
-      <w:r>
-        <w:rPr>
-          <w:rFonts w:ascii="Times New Roman" w:eastAsia="Times New Roman" w:hAnsi="Times New Roman" w:cs="Times New Roman"/>
-          <w:sz w:val="24"/>
-        </w:rPr>
-        <w:t>will</w:t>
-      </w:r>
-      <w:proofErr w:type="spellEnd"/>
-      <w:r>
-        <w:rPr>
-          <w:rFonts w:ascii="Times New Roman" w:eastAsia="Times New Roman" w:hAnsi="Times New Roman" w:cs="Times New Roman"/>
-          <w:sz w:val="24"/>
-        </w:rPr>
-        <w:t xml:space="preserve"> run on a single-</w:t>
-      </w:r>
-      <w:proofErr w:type="spellStart"/>
-      <w:r>
-        <w:rPr>
-          <w:rFonts w:ascii="Times New Roman" w:eastAsia="Times New Roman" w:hAnsi="Times New Roman" w:cs="Times New Roman"/>
-          <w:sz w:val="24"/>
-        </w:rPr>
-        <w:t>board</w:t>
-      </w:r>
-      <w:proofErr w:type="spellEnd"/>
-      <w:r>
-        <w:rPr>
-          <w:rFonts w:ascii="Times New Roman" w:eastAsia="Times New Roman" w:hAnsi="Times New Roman" w:cs="Times New Roman"/>
-          <w:sz w:val="24"/>
-        </w:rPr>
-        <w:t xml:space="preserve"> </w:t>
-      </w:r>
-      <w:proofErr w:type="spellStart"/>
-      <w:r>
-        <w:rPr>
-          <w:rFonts w:ascii="Times New Roman" w:eastAsia="Times New Roman" w:hAnsi="Times New Roman" w:cs="Times New Roman"/>
-          <w:sz w:val="24"/>
-        </w:rPr>
-        <w:t>computer</w:t>
-      </w:r>
-      <w:proofErr w:type="spellEnd"/>
-      <w:r>
-        <w:rPr>
-          <w:rFonts w:ascii="Times New Roman" w:eastAsia="Times New Roman" w:hAnsi="Times New Roman" w:cs="Times New Roman"/>
-          <w:sz w:val="24"/>
-        </w:rPr>
-        <w:t xml:space="preserve"> </w:t>
-      </w:r>
-      <w:proofErr w:type="spellStart"/>
-      <w:r>
-        <w:rPr>
-          <w:rFonts w:ascii="Times New Roman" w:eastAsia="Times New Roman" w:hAnsi="Times New Roman" w:cs="Times New Roman"/>
-          <w:sz w:val="24"/>
-        </w:rPr>
-        <w:t>with</w:t>
-      </w:r>
-      <w:proofErr w:type="spellEnd"/>
-      <w:r>
-        <w:rPr>
-          <w:rFonts w:ascii="Times New Roman" w:eastAsia="Times New Roman" w:hAnsi="Times New Roman" w:cs="Times New Roman"/>
-          <w:sz w:val="24"/>
-        </w:rPr>
-        <w:t xml:space="preserve"> Linux. </w:t>
-      </w:r>
-      <w:proofErr w:type="spellStart"/>
-      <w:r>
-        <w:rPr>
-          <w:rFonts w:ascii="Times New Roman" w:eastAsia="Times New Roman" w:hAnsi="Times New Roman" w:cs="Times New Roman"/>
-          <w:sz w:val="24"/>
-        </w:rPr>
-        <w:t>The</w:t>
-      </w:r>
-      <w:proofErr w:type="spellEnd"/>
-      <w:r>
-        <w:rPr>
-          <w:rFonts w:ascii="Times New Roman" w:eastAsia="Times New Roman" w:hAnsi="Times New Roman" w:cs="Times New Roman"/>
-          <w:sz w:val="24"/>
-        </w:rPr>
-        <w:t xml:space="preserve"> </w:t>
-      </w:r>
-      <w:proofErr w:type="spellStart"/>
-      <w:r>
-        <w:rPr>
-          <w:rFonts w:ascii="Times New Roman" w:eastAsia="Times New Roman" w:hAnsi="Times New Roman" w:cs="Times New Roman"/>
-          <w:sz w:val="24"/>
-        </w:rPr>
-        <w:t>application</w:t>
-      </w:r>
-      <w:proofErr w:type="spellEnd"/>
-      <w:r>
-        <w:rPr>
-          <w:rFonts w:ascii="Times New Roman" w:eastAsia="Times New Roman" w:hAnsi="Times New Roman" w:cs="Times New Roman"/>
-          <w:sz w:val="24"/>
-        </w:rPr>
-        <w:t xml:space="preserve"> </w:t>
-      </w:r>
-      <w:proofErr w:type="spellStart"/>
-      <w:r>
-        <w:rPr>
-          <w:rFonts w:ascii="Times New Roman" w:eastAsia="Times New Roman" w:hAnsi="Times New Roman" w:cs="Times New Roman"/>
-          <w:sz w:val="24"/>
-        </w:rPr>
-        <w:t>will</w:t>
-      </w:r>
-      <w:proofErr w:type="spellEnd"/>
-      <w:r>
-        <w:rPr>
-          <w:rFonts w:ascii="Times New Roman" w:eastAsia="Times New Roman" w:hAnsi="Times New Roman" w:cs="Times New Roman"/>
-          <w:sz w:val="24"/>
-        </w:rPr>
-        <w:t xml:space="preserve"> </w:t>
-      </w:r>
-      <w:proofErr w:type="spellStart"/>
-      <w:r>
-        <w:rPr>
-          <w:rFonts w:ascii="Times New Roman" w:eastAsia="Times New Roman" w:hAnsi="Times New Roman" w:cs="Times New Roman"/>
-          <w:sz w:val="24"/>
-        </w:rPr>
-        <w:t>enable</w:t>
-      </w:r>
-      <w:proofErr w:type="spellEnd"/>
-      <w:r>
-        <w:rPr>
-          <w:rFonts w:ascii="Times New Roman" w:eastAsia="Times New Roman" w:hAnsi="Times New Roman" w:cs="Times New Roman"/>
-          <w:sz w:val="24"/>
-        </w:rPr>
-        <w:t xml:space="preserve"> </w:t>
-      </w:r>
-      <w:proofErr w:type="spellStart"/>
-      <w:r>
-        <w:rPr>
-          <w:rFonts w:ascii="Times New Roman" w:eastAsia="Times New Roman" w:hAnsi="Times New Roman" w:cs="Times New Roman"/>
-          <w:sz w:val="24"/>
-        </w:rPr>
-        <w:t>the</w:t>
-      </w:r>
-      <w:proofErr w:type="spellEnd"/>
-      <w:r>
-        <w:rPr>
-          <w:rFonts w:ascii="Times New Roman" w:eastAsia="Times New Roman" w:hAnsi="Times New Roman" w:cs="Times New Roman"/>
-          <w:sz w:val="24"/>
-        </w:rPr>
-        <w:t xml:space="preserve"> </w:t>
-      </w:r>
-      <w:proofErr w:type="spellStart"/>
-      <w:r>
-        <w:rPr>
-          <w:rFonts w:ascii="Times New Roman" w:eastAsia="Times New Roman" w:hAnsi="Times New Roman" w:cs="Times New Roman"/>
-          <w:sz w:val="24"/>
-        </w:rPr>
-        <w:t>collection</w:t>
-      </w:r>
-      <w:proofErr w:type="spellEnd"/>
-      <w:r>
-        <w:rPr>
-          <w:rFonts w:ascii="Times New Roman" w:eastAsia="Times New Roman" w:hAnsi="Times New Roman" w:cs="Times New Roman"/>
-          <w:sz w:val="24"/>
-        </w:rPr>
-        <w:t xml:space="preserve"> and </w:t>
-      </w:r>
-      <w:proofErr w:type="spellStart"/>
-      <w:r>
-        <w:rPr>
-          <w:rFonts w:ascii="Times New Roman" w:eastAsia="Times New Roman" w:hAnsi="Times New Roman" w:cs="Times New Roman"/>
-          <w:sz w:val="24"/>
-        </w:rPr>
-        <w:t>storage</w:t>
-      </w:r>
-      <w:proofErr w:type="spellEnd"/>
-      <w:r>
-        <w:rPr>
-          <w:rFonts w:ascii="Times New Roman" w:eastAsia="Times New Roman" w:hAnsi="Times New Roman" w:cs="Times New Roman"/>
-          <w:sz w:val="24"/>
-        </w:rPr>
-        <w:t xml:space="preserve"> of data </w:t>
-      </w:r>
-      <w:proofErr w:type="spellStart"/>
-      <w:r>
-        <w:rPr>
-          <w:rFonts w:ascii="Times New Roman" w:eastAsia="Times New Roman" w:hAnsi="Times New Roman" w:cs="Times New Roman"/>
-          <w:sz w:val="24"/>
-        </w:rPr>
-        <w:t>from</w:t>
-      </w:r>
-      <w:proofErr w:type="spellEnd"/>
-      <w:r>
-        <w:rPr>
-          <w:rFonts w:ascii="Times New Roman" w:eastAsia="Times New Roman" w:hAnsi="Times New Roman" w:cs="Times New Roman"/>
-          <w:sz w:val="24"/>
-        </w:rPr>
-        <w:t xml:space="preserve"> </w:t>
-      </w:r>
-      <w:proofErr w:type="spellStart"/>
-      <w:r>
-        <w:rPr>
-          <w:rFonts w:ascii="Times New Roman" w:eastAsia="Times New Roman" w:hAnsi="Times New Roman" w:cs="Times New Roman"/>
-          <w:sz w:val="24"/>
-        </w:rPr>
-        <w:t>simulated</w:t>
-      </w:r>
-      <w:proofErr w:type="spellEnd"/>
-      <w:r>
-        <w:rPr>
-          <w:rFonts w:ascii="Times New Roman" w:eastAsia="Times New Roman" w:hAnsi="Times New Roman" w:cs="Times New Roman"/>
-          <w:sz w:val="24"/>
-        </w:rPr>
-        <w:t xml:space="preserve"> </w:t>
-      </w:r>
-      <w:proofErr w:type="spellStart"/>
-      <w:r>
-        <w:rPr>
-          <w:rFonts w:ascii="Times New Roman" w:eastAsia="Times New Roman" w:hAnsi="Times New Roman" w:cs="Times New Roman"/>
-          <w:sz w:val="24"/>
-        </w:rPr>
-        <w:t>sensors</w:t>
-      </w:r>
-      <w:proofErr w:type="spellEnd"/>
-      <w:r>
-        <w:rPr>
-          <w:rFonts w:ascii="Times New Roman" w:eastAsia="Times New Roman" w:hAnsi="Times New Roman" w:cs="Times New Roman"/>
-          <w:sz w:val="24"/>
-        </w:rPr>
-        <w:t xml:space="preserve">, as </w:t>
-      </w:r>
-      <w:proofErr w:type="spellStart"/>
-      <w:r>
-        <w:rPr>
-          <w:rFonts w:ascii="Times New Roman" w:eastAsia="Times New Roman" w:hAnsi="Times New Roman" w:cs="Times New Roman"/>
-          <w:sz w:val="24"/>
-        </w:rPr>
-        <w:t>well</w:t>
-      </w:r>
-      <w:proofErr w:type="spellEnd"/>
-      <w:r>
-        <w:rPr>
-          <w:rFonts w:ascii="Times New Roman" w:eastAsia="Times New Roman" w:hAnsi="Times New Roman" w:cs="Times New Roman"/>
-          <w:sz w:val="24"/>
-        </w:rPr>
-        <w:t xml:space="preserve"> as </w:t>
-      </w:r>
-      <w:proofErr w:type="spellStart"/>
-      <w:r>
-        <w:rPr>
-          <w:rFonts w:ascii="Times New Roman" w:eastAsia="Times New Roman" w:hAnsi="Times New Roman" w:cs="Times New Roman"/>
-          <w:sz w:val="24"/>
-        </w:rPr>
-        <w:t>its</w:t>
-      </w:r>
-      <w:proofErr w:type="spellEnd"/>
-      <w:r>
-        <w:rPr>
-          <w:rFonts w:ascii="Times New Roman" w:eastAsia="Times New Roman" w:hAnsi="Times New Roman" w:cs="Times New Roman"/>
-          <w:sz w:val="24"/>
-        </w:rPr>
-        <w:t xml:space="preserve"> </w:t>
-      </w:r>
-      <w:proofErr w:type="spellStart"/>
-      <w:r>
-        <w:rPr>
-          <w:rFonts w:ascii="Times New Roman" w:eastAsia="Times New Roman" w:hAnsi="Times New Roman" w:cs="Times New Roman"/>
-          <w:sz w:val="24"/>
-        </w:rPr>
-        <w:t>evaluation</w:t>
-      </w:r>
-      <w:proofErr w:type="spellEnd"/>
-      <w:r>
-        <w:rPr>
-          <w:rFonts w:ascii="Times New Roman" w:eastAsia="Times New Roman" w:hAnsi="Times New Roman" w:cs="Times New Roman"/>
-          <w:sz w:val="24"/>
-        </w:rPr>
-        <w:t xml:space="preserve"> and </w:t>
-      </w:r>
-      <w:proofErr w:type="spellStart"/>
-      <w:r>
-        <w:rPr>
-          <w:rFonts w:ascii="Times New Roman" w:eastAsia="Times New Roman" w:hAnsi="Times New Roman" w:cs="Times New Roman"/>
-          <w:sz w:val="24"/>
-        </w:rPr>
-        <w:t>visualization</w:t>
-      </w:r>
-      <w:proofErr w:type="spellEnd"/>
-      <w:r>
-        <w:rPr>
-          <w:rFonts w:ascii="Times New Roman" w:eastAsia="Times New Roman" w:hAnsi="Times New Roman" w:cs="Times New Roman"/>
-          <w:sz w:val="24"/>
-        </w:rPr>
-        <w:t xml:space="preserve">. </w:t>
-      </w:r>
-      <w:proofErr w:type="spellStart"/>
-      <w:r>
-        <w:rPr>
-          <w:rFonts w:ascii="Times New Roman" w:eastAsia="Times New Roman" w:hAnsi="Times New Roman" w:cs="Times New Roman"/>
-          <w:sz w:val="24"/>
-        </w:rPr>
-        <w:t>The</w:t>
-      </w:r>
-      <w:proofErr w:type="spellEnd"/>
-      <w:r>
-        <w:rPr>
-          <w:rFonts w:ascii="Times New Roman" w:eastAsia="Times New Roman" w:hAnsi="Times New Roman" w:cs="Times New Roman"/>
-          <w:sz w:val="24"/>
-        </w:rPr>
-        <w:t xml:space="preserve"> </w:t>
-      </w:r>
-      <w:proofErr w:type="spellStart"/>
-      <w:r>
-        <w:rPr>
-          <w:rFonts w:ascii="Times New Roman" w:eastAsia="Times New Roman" w:hAnsi="Times New Roman" w:cs="Times New Roman"/>
-          <w:sz w:val="24"/>
-        </w:rPr>
-        <w:t>solution</w:t>
-      </w:r>
-      <w:proofErr w:type="spellEnd"/>
-      <w:r>
-        <w:rPr>
-          <w:rFonts w:ascii="Times New Roman" w:eastAsia="Times New Roman" w:hAnsi="Times New Roman" w:cs="Times New Roman"/>
-          <w:sz w:val="24"/>
-        </w:rPr>
-        <w:t xml:space="preserve"> </w:t>
-      </w:r>
-      <w:proofErr w:type="spellStart"/>
-      <w:r>
-        <w:rPr>
-          <w:rFonts w:ascii="Times New Roman" w:eastAsia="Times New Roman" w:hAnsi="Times New Roman" w:cs="Times New Roman"/>
-          <w:sz w:val="24"/>
-        </w:rPr>
-        <w:t>also</w:t>
-      </w:r>
-      <w:proofErr w:type="spellEnd"/>
-      <w:r>
-        <w:rPr>
-          <w:rFonts w:ascii="Times New Roman" w:eastAsia="Times New Roman" w:hAnsi="Times New Roman" w:cs="Times New Roman"/>
-          <w:sz w:val="24"/>
-        </w:rPr>
-        <w:t xml:space="preserve"> </w:t>
-      </w:r>
-      <w:proofErr w:type="spellStart"/>
-      <w:r>
-        <w:rPr>
-          <w:rFonts w:ascii="Times New Roman" w:eastAsia="Times New Roman" w:hAnsi="Times New Roman" w:cs="Times New Roman"/>
-          <w:sz w:val="24"/>
-        </w:rPr>
-        <w:t>includes</w:t>
-      </w:r>
-      <w:proofErr w:type="spellEnd"/>
-      <w:r>
-        <w:rPr>
-          <w:rFonts w:ascii="Times New Roman" w:eastAsia="Times New Roman" w:hAnsi="Times New Roman" w:cs="Times New Roman"/>
-          <w:sz w:val="24"/>
-        </w:rPr>
-        <w:t xml:space="preserve"> output </w:t>
-      </w:r>
-      <w:proofErr w:type="spellStart"/>
-      <w:r>
-        <w:rPr>
-          <w:rFonts w:ascii="Times New Roman" w:eastAsia="Times New Roman" w:hAnsi="Times New Roman" w:cs="Times New Roman"/>
-          <w:sz w:val="24"/>
-        </w:rPr>
-        <w:t>control</w:t>
-      </w:r>
-      <w:proofErr w:type="spellEnd"/>
-      <w:r>
-        <w:rPr>
-          <w:rFonts w:ascii="Times New Roman" w:eastAsia="Times New Roman" w:hAnsi="Times New Roman" w:cs="Times New Roman"/>
-          <w:sz w:val="24"/>
-        </w:rPr>
-        <w:t xml:space="preserve"> and </w:t>
-      </w:r>
-      <w:proofErr w:type="spellStart"/>
-      <w:r>
-        <w:rPr>
-          <w:rFonts w:ascii="Times New Roman" w:eastAsia="Times New Roman" w:hAnsi="Times New Roman" w:cs="Times New Roman"/>
-          <w:sz w:val="24"/>
-        </w:rPr>
-        <w:t>the</w:t>
-      </w:r>
-      <w:proofErr w:type="spellEnd"/>
-      <w:r>
-        <w:rPr>
-          <w:rFonts w:ascii="Times New Roman" w:eastAsia="Times New Roman" w:hAnsi="Times New Roman" w:cs="Times New Roman"/>
-          <w:sz w:val="24"/>
-        </w:rPr>
-        <w:t xml:space="preserve"> </w:t>
-      </w:r>
-      <w:proofErr w:type="spellStart"/>
-      <w:r>
-        <w:rPr>
-          <w:rFonts w:ascii="Times New Roman" w:eastAsia="Times New Roman" w:hAnsi="Times New Roman" w:cs="Times New Roman"/>
-          <w:sz w:val="24"/>
-        </w:rPr>
-        <w:t>ability</w:t>
-      </w:r>
-      <w:proofErr w:type="spellEnd"/>
-      <w:r>
-        <w:rPr>
-          <w:rFonts w:ascii="Times New Roman" w:eastAsia="Times New Roman" w:hAnsi="Times New Roman" w:cs="Times New Roman"/>
-          <w:sz w:val="24"/>
-        </w:rPr>
-        <w:t xml:space="preserve"> to set </w:t>
-      </w:r>
-      <w:proofErr w:type="spellStart"/>
-      <w:r>
-        <w:rPr>
-          <w:rFonts w:ascii="Times New Roman" w:eastAsia="Times New Roman" w:hAnsi="Times New Roman" w:cs="Times New Roman"/>
-          <w:sz w:val="24"/>
-        </w:rPr>
-        <w:t>parameters</w:t>
-      </w:r>
-      <w:proofErr w:type="spellEnd"/>
-      <w:r>
-        <w:rPr>
-          <w:rFonts w:ascii="Times New Roman" w:eastAsia="Times New Roman" w:hAnsi="Times New Roman" w:cs="Times New Roman"/>
-          <w:sz w:val="24"/>
-        </w:rPr>
-        <w:t xml:space="preserve"> </w:t>
-      </w:r>
-      <w:proofErr w:type="spellStart"/>
-      <w:r>
-        <w:rPr>
-          <w:rFonts w:ascii="Times New Roman" w:eastAsia="Times New Roman" w:hAnsi="Times New Roman" w:cs="Times New Roman"/>
-          <w:sz w:val="24"/>
-        </w:rPr>
-        <w:t>for</w:t>
-      </w:r>
-      <w:proofErr w:type="spellEnd"/>
-      <w:r>
-        <w:rPr>
-          <w:rFonts w:ascii="Times New Roman" w:eastAsia="Times New Roman" w:hAnsi="Times New Roman" w:cs="Times New Roman"/>
-          <w:sz w:val="24"/>
-        </w:rPr>
-        <w:t xml:space="preserve"> </w:t>
-      </w:r>
-      <w:proofErr w:type="spellStart"/>
-      <w:r>
-        <w:rPr>
-          <w:rFonts w:ascii="Times New Roman" w:eastAsia="Times New Roman" w:hAnsi="Times New Roman" w:cs="Times New Roman"/>
-          <w:sz w:val="24"/>
-        </w:rPr>
-        <w:t>individual</w:t>
-      </w:r>
-      <w:proofErr w:type="spellEnd"/>
-      <w:r>
-        <w:rPr>
-          <w:rFonts w:ascii="Times New Roman" w:eastAsia="Times New Roman" w:hAnsi="Times New Roman" w:cs="Times New Roman"/>
-          <w:sz w:val="24"/>
-        </w:rPr>
-        <w:t xml:space="preserve"> </w:t>
-      </w:r>
-      <w:proofErr w:type="spellStart"/>
-      <w:r>
-        <w:rPr>
-          <w:rFonts w:ascii="Times New Roman" w:eastAsia="Times New Roman" w:hAnsi="Times New Roman" w:cs="Times New Roman"/>
-          <w:sz w:val="24"/>
-        </w:rPr>
-        <w:t>sensors</w:t>
-      </w:r>
-      <w:proofErr w:type="spellEnd"/>
-      <w:r>
-        <w:rPr>
-          <w:rFonts w:ascii="Times New Roman" w:eastAsia="Times New Roman" w:hAnsi="Times New Roman" w:cs="Times New Roman"/>
-          <w:sz w:val="24"/>
-        </w:rPr>
-        <w:t xml:space="preserve">. </w:t>
-      </w:r>
-      <w:proofErr w:type="spellStart"/>
-      <w:r>
-        <w:rPr>
-          <w:rFonts w:ascii="Times New Roman" w:eastAsia="Times New Roman" w:hAnsi="Times New Roman" w:cs="Times New Roman"/>
-          <w:sz w:val="24"/>
-        </w:rPr>
-        <w:t>During</w:t>
-      </w:r>
-      <w:proofErr w:type="spellEnd"/>
-      <w:r>
-        <w:rPr>
-          <w:rFonts w:ascii="Times New Roman" w:eastAsia="Times New Roman" w:hAnsi="Times New Roman" w:cs="Times New Roman"/>
-          <w:sz w:val="24"/>
-        </w:rPr>
-        <w:t xml:space="preserve"> </w:t>
-      </w:r>
-      <w:proofErr w:type="spellStart"/>
-      <w:r>
-        <w:rPr>
-          <w:rFonts w:ascii="Times New Roman" w:eastAsia="Times New Roman" w:hAnsi="Times New Roman" w:cs="Times New Roman"/>
-          <w:sz w:val="24"/>
-        </w:rPr>
-        <w:t>implementation</w:t>
-      </w:r>
-      <w:proofErr w:type="spellEnd"/>
-      <w:r>
-        <w:rPr>
-          <w:rFonts w:ascii="Times New Roman" w:eastAsia="Times New Roman" w:hAnsi="Times New Roman" w:cs="Times New Roman"/>
-          <w:sz w:val="24"/>
-        </w:rPr>
-        <w:t xml:space="preserve">, </w:t>
-      </w:r>
-      <w:proofErr w:type="spellStart"/>
-      <w:r>
-        <w:rPr>
-          <w:rFonts w:ascii="Times New Roman" w:eastAsia="Times New Roman" w:hAnsi="Times New Roman" w:cs="Times New Roman"/>
-          <w:sz w:val="24"/>
-        </w:rPr>
-        <w:t>available</w:t>
-      </w:r>
-      <w:proofErr w:type="spellEnd"/>
-      <w:r>
-        <w:rPr>
-          <w:rFonts w:ascii="Times New Roman" w:eastAsia="Times New Roman" w:hAnsi="Times New Roman" w:cs="Times New Roman"/>
-          <w:sz w:val="24"/>
-        </w:rPr>
-        <w:t xml:space="preserve"> </w:t>
-      </w:r>
-      <w:proofErr w:type="spellStart"/>
-      <w:r>
-        <w:rPr>
-          <w:rFonts w:ascii="Times New Roman" w:eastAsia="Times New Roman" w:hAnsi="Times New Roman" w:cs="Times New Roman"/>
-          <w:sz w:val="24"/>
-        </w:rPr>
-        <w:t>technologies</w:t>
-      </w:r>
-      <w:proofErr w:type="spellEnd"/>
-      <w:r>
-        <w:rPr>
-          <w:rFonts w:ascii="Times New Roman" w:eastAsia="Times New Roman" w:hAnsi="Times New Roman" w:cs="Times New Roman"/>
-          <w:sz w:val="24"/>
-        </w:rPr>
-        <w:t xml:space="preserve"> </w:t>
-      </w:r>
-      <w:proofErr w:type="spellStart"/>
-      <w:r>
-        <w:rPr>
-          <w:rFonts w:ascii="Times New Roman" w:eastAsia="Times New Roman" w:hAnsi="Times New Roman" w:cs="Times New Roman"/>
-          <w:sz w:val="24"/>
-        </w:rPr>
-        <w:t>for</w:t>
-      </w:r>
-      <w:proofErr w:type="spellEnd"/>
-      <w:r>
-        <w:rPr>
-          <w:rFonts w:ascii="Times New Roman" w:eastAsia="Times New Roman" w:hAnsi="Times New Roman" w:cs="Times New Roman"/>
-          <w:sz w:val="24"/>
-        </w:rPr>
-        <w:t xml:space="preserve"> web </w:t>
-      </w:r>
-      <w:proofErr w:type="spellStart"/>
-      <w:r>
-        <w:rPr>
-          <w:rFonts w:ascii="Times New Roman" w:eastAsia="Times New Roman" w:hAnsi="Times New Roman" w:cs="Times New Roman"/>
-          <w:sz w:val="24"/>
-        </w:rPr>
-        <w:t>application</w:t>
-      </w:r>
-      <w:proofErr w:type="spellEnd"/>
-      <w:r>
-        <w:rPr>
-          <w:rFonts w:ascii="Times New Roman" w:eastAsia="Times New Roman" w:hAnsi="Times New Roman" w:cs="Times New Roman"/>
-          <w:sz w:val="24"/>
-        </w:rPr>
-        <w:t xml:space="preserve"> development </w:t>
-      </w:r>
-      <w:proofErr w:type="spellStart"/>
-      <w:r>
-        <w:rPr>
-          <w:rFonts w:ascii="Times New Roman" w:eastAsia="Times New Roman" w:hAnsi="Times New Roman" w:cs="Times New Roman"/>
-          <w:sz w:val="24"/>
-        </w:rPr>
-        <w:t>will</w:t>
-      </w:r>
-      <w:proofErr w:type="spellEnd"/>
-      <w:r>
-        <w:rPr>
-          <w:rFonts w:ascii="Times New Roman" w:eastAsia="Times New Roman" w:hAnsi="Times New Roman" w:cs="Times New Roman"/>
-          <w:sz w:val="24"/>
-        </w:rPr>
-        <w:t xml:space="preserve"> </w:t>
-      </w:r>
-      <w:proofErr w:type="spellStart"/>
-      <w:r>
-        <w:rPr>
-          <w:rFonts w:ascii="Times New Roman" w:eastAsia="Times New Roman" w:hAnsi="Times New Roman" w:cs="Times New Roman"/>
-          <w:sz w:val="24"/>
-        </w:rPr>
-        <w:t>be</w:t>
-      </w:r>
-      <w:proofErr w:type="spellEnd"/>
-      <w:r>
-        <w:rPr>
-          <w:rFonts w:ascii="Times New Roman" w:eastAsia="Times New Roman" w:hAnsi="Times New Roman" w:cs="Times New Roman"/>
-          <w:sz w:val="24"/>
-        </w:rPr>
-        <w:t xml:space="preserve"> </w:t>
-      </w:r>
-      <w:proofErr w:type="spellStart"/>
-      <w:r>
-        <w:rPr>
-          <w:rFonts w:ascii="Times New Roman" w:eastAsia="Times New Roman" w:hAnsi="Times New Roman" w:cs="Times New Roman"/>
-          <w:sz w:val="24"/>
-        </w:rPr>
-        <w:t>compared</w:t>
-      </w:r>
-      <w:proofErr w:type="spellEnd"/>
-      <w:r>
-        <w:rPr>
-          <w:rFonts w:ascii="Times New Roman" w:eastAsia="Times New Roman" w:hAnsi="Times New Roman" w:cs="Times New Roman"/>
-          <w:sz w:val="24"/>
-        </w:rPr>
-        <w:t xml:space="preserve"> and a </w:t>
-      </w:r>
-      <w:proofErr w:type="spellStart"/>
-      <w:r>
-        <w:rPr>
-          <w:rFonts w:ascii="Times New Roman" w:eastAsia="Times New Roman" w:hAnsi="Times New Roman" w:cs="Times New Roman"/>
-          <w:sz w:val="24"/>
-        </w:rPr>
-        <w:t>suitable</w:t>
-      </w:r>
-      <w:proofErr w:type="spellEnd"/>
-      <w:r>
-        <w:rPr>
-          <w:rFonts w:ascii="Times New Roman" w:eastAsia="Times New Roman" w:hAnsi="Times New Roman" w:cs="Times New Roman"/>
-          <w:sz w:val="24"/>
-        </w:rPr>
-        <w:t xml:space="preserve"> framework, such as </w:t>
-      </w:r>
-      <w:proofErr w:type="spellStart"/>
-      <w:r>
-        <w:rPr>
-          <w:rFonts w:ascii="Times New Roman" w:eastAsia="Times New Roman" w:hAnsi="Times New Roman" w:cs="Times New Roman"/>
-          <w:sz w:val="24"/>
-        </w:rPr>
-        <w:t>Django</w:t>
-      </w:r>
-      <w:proofErr w:type="spellEnd"/>
-      <w:r>
-        <w:rPr>
-          <w:rFonts w:ascii="Times New Roman" w:eastAsia="Times New Roman" w:hAnsi="Times New Roman" w:cs="Times New Roman"/>
-          <w:sz w:val="24"/>
-        </w:rPr>
-        <w:t xml:space="preserve"> </w:t>
-      </w:r>
-      <w:proofErr w:type="spellStart"/>
-      <w:r>
-        <w:rPr>
-          <w:rFonts w:ascii="Times New Roman" w:eastAsia="Times New Roman" w:hAnsi="Times New Roman" w:cs="Times New Roman"/>
-          <w:sz w:val="24"/>
-        </w:rPr>
-        <w:t>or</w:t>
-      </w:r>
-      <w:proofErr w:type="spellEnd"/>
-      <w:r>
-        <w:rPr>
-          <w:rFonts w:ascii="Times New Roman" w:eastAsia="Times New Roman" w:hAnsi="Times New Roman" w:cs="Times New Roman"/>
-          <w:sz w:val="24"/>
-        </w:rPr>
-        <w:t xml:space="preserve"> </w:t>
-      </w:r>
-      <w:proofErr w:type="spellStart"/>
-      <w:r>
-        <w:rPr>
-          <w:rFonts w:ascii="Times New Roman" w:eastAsia="Times New Roman" w:hAnsi="Times New Roman" w:cs="Times New Roman"/>
-          <w:sz w:val="24"/>
-        </w:rPr>
-        <w:t>Flask</w:t>
-      </w:r>
-      <w:proofErr w:type="spellEnd"/>
-      <w:r>
-        <w:rPr>
-          <w:rFonts w:ascii="Times New Roman" w:eastAsia="Times New Roman" w:hAnsi="Times New Roman" w:cs="Times New Roman"/>
-          <w:sz w:val="24"/>
-        </w:rPr>
-        <w:t xml:space="preserve">, </w:t>
-      </w:r>
-      <w:proofErr w:type="spellStart"/>
-      <w:r>
-        <w:rPr>
-          <w:rFonts w:ascii="Times New Roman" w:eastAsia="Times New Roman" w:hAnsi="Times New Roman" w:cs="Times New Roman"/>
-          <w:sz w:val="24"/>
-        </w:rPr>
-        <w:t>will</w:t>
-      </w:r>
-      <w:proofErr w:type="spellEnd"/>
-      <w:r>
-        <w:rPr>
-          <w:rFonts w:ascii="Times New Roman" w:eastAsia="Times New Roman" w:hAnsi="Times New Roman" w:cs="Times New Roman"/>
-          <w:sz w:val="24"/>
-        </w:rPr>
-        <w:t xml:space="preserve"> </w:t>
-      </w:r>
-      <w:proofErr w:type="spellStart"/>
-      <w:r>
-        <w:rPr>
-          <w:rFonts w:ascii="Times New Roman" w:eastAsia="Times New Roman" w:hAnsi="Times New Roman" w:cs="Times New Roman"/>
-          <w:sz w:val="24"/>
-        </w:rPr>
-        <w:t>be</w:t>
-      </w:r>
-      <w:proofErr w:type="spellEnd"/>
-      <w:r>
-        <w:rPr>
-          <w:rFonts w:ascii="Times New Roman" w:eastAsia="Times New Roman" w:hAnsi="Times New Roman" w:cs="Times New Roman"/>
-          <w:sz w:val="24"/>
-        </w:rPr>
-        <w:t xml:space="preserve"> </w:t>
-      </w:r>
-      <w:proofErr w:type="spellStart"/>
-      <w:r>
-        <w:rPr>
-          <w:rFonts w:ascii="Times New Roman" w:eastAsia="Times New Roman" w:hAnsi="Times New Roman" w:cs="Times New Roman"/>
-          <w:sz w:val="24"/>
-        </w:rPr>
-        <w:t>selected</w:t>
-      </w:r>
-      <w:proofErr w:type="spellEnd"/>
-      <w:r>
-        <w:rPr>
-          <w:rFonts w:ascii="Times New Roman" w:eastAsia="Times New Roman" w:hAnsi="Times New Roman" w:cs="Times New Roman"/>
-          <w:sz w:val="24"/>
-        </w:rPr>
-        <w:t xml:space="preserve">. </w:t>
-      </w:r>
-      <w:proofErr w:type="spellStart"/>
-      <w:r>
-        <w:rPr>
-          <w:rFonts w:ascii="Times New Roman" w:eastAsia="Times New Roman" w:hAnsi="Times New Roman" w:cs="Times New Roman"/>
-          <w:sz w:val="24"/>
-        </w:rPr>
-        <w:t>The</w:t>
-      </w:r>
-      <w:proofErr w:type="spellEnd"/>
-      <w:r>
-        <w:rPr>
-          <w:rFonts w:ascii="Times New Roman" w:eastAsia="Times New Roman" w:hAnsi="Times New Roman" w:cs="Times New Roman"/>
-          <w:sz w:val="24"/>
-        </w:rPr>
-        <w:t xml:space="preserve"> </w:t>
-      </w:r>
-      <w:proofErr w:type="spellStart"/>
-      <w:r>
-        <w:rPr>
-          <w:rFonts w:ascii="Times New Roman" w:eastAsia="Times New Roman" w:hAnsi="Times New Roman" w:cs="Times New Roman"/>
-          <w:sz w:val="24"/>
-        </w:rPr>
-        <w:t>resulting</w:t>
-      </w:r>
-      <w:proofErr w:type="spellEnd"/>
-      <w:r>
-        <w:rPr>
-          <w:rFonts w:ascii="Times New Roman" w:eastAsia="Times New Roman" w:hAnsi="Times New Roman" w:cs="Times New Roman"/>
-          <w:sz w:val="24"/>
-        </w:rPr>
-        <w:t xml:space="preserve"> </w:t>
-      </w:r>
-      <w:proofErr w:type="spellStart"/>
-      <w:r>
-        <w:rPr>
-          <w:rFonts w:ascii="Times New Roman" w:eastAsia="Times New Roman" w:hAnsi="Times New Roman" w:cs="Times New Roman"/>
-          <w:sz w:val="24"/>
-        </w:rPr>
-        <w:t>application</w:t>
-      </w:r>
-      <w:proofErr w:type="spellEnd"/>
-      <w:r>
-        <w:rPr>
-          <w:rFonts w:ascii="Times New Roman" w:eastAsia="Times New Roman" w:hAnsi="Times New Roman" w:cs="Times New Roman"/>
-          <w:sz w:val="24"/>
-        </w:rPr>
-        <w:t xml:space="preserve"> </w:t>
-      </w:r>
-      <w:proofErr w:type="spellStart"/>
-      <w:r>
-        <w:rPr>
-          <w:rFonts w:ascii="Times New Roman" w:eastAsia="Times New Roman" w:hAnsi="Times New Roman" w:cs="Times New Roman"/>
-          <w:sz w:val="24"/>
-        </w:rPr>
-        <w:t>will</w:t>
-      </w:r>
-      <w:proofErr w:type="spellEnd"/>
-      <w:r>
-        <w:rPr>
-          <w:rFonts w:ascii="Times New Roman" w:eastAsia="Times New Roman" w:hAnsi="Times New Roman" w:cs="Times New Roman"/>
-          <w:sz w:val="24"/>
-        </w:rPr>
-        <w:t xml:space="preserve"> </w:t>
-      </w:r>
-      <w:proofErr w:type="spellStart"/>
-      <w:r>
-        <w:rPr>
-          <w:rFonts w:ascii="Times New Roman" w:eastAsia="Times New Roman" w:hAnsi="Times New Roman" w:cs="Times New Roman"/>
-          <w:sz w:val="24"/>
-        </w:rPr>
-        <w:t>be</w:t>
-      </w:r>
-      <w:proofErr w:type="spellEnd"/>
-      <w:r>
-        <w:rPr>
-          <w:rFonts w:ascii="Times New Roman" w:eastAsia="Times New Roman" w:hAnsi="Times New Roman" w:cs="Times New Roman"/>
-          <w:sz w:val="24"/>
-        </w:rPr>
-        <w:t xml:space="preserve"> </w:t>
-      </w:r>
-      <w:proofErr w:type="spellStart"/>
-      <w:r>
-        <w:rPr>
-          <w:rFonts w:ascii="Times New Roman" w:eastAsia="Times New Roman" w:hAnsi="Times New Roman" w:cs="Times New Roman"/>
-          <w:sz w:val="24"/>
-        </w:rPr>
-        <w:t>tested</w:t>
-      </w:r>
-      <w:proofErr w:type="spellEnd"/>
-      <w:r>
-        <w:rPr>
-          <w:rFonts w:ascii="Times New Roman" w:eastAsia="Times New Roman" w:hAnsi="Times New Roman" w:cs="Times New Roman"/>
-          <w:sz w:val="24"/>
-        </w:rPr>
-        <w:t xml:space="preserve"> on </w:t>
-      </w:r>
-      <w:proofErr w:type="spellStart"/>
-      <w:r>
-        <w:rPr>
-          <w:rFonts w:ascii="Times New Roman" w:eastAsia="Times New Roman" w:hAnsi="Times New Roman" w:cs="Times New Roman"/>
-          <w:sz w:val="24"/>
-        </w:rPr>
-        <w:t>the</w:t>
-      </w:r>
-      <w:proofErr w:type="spellEnd"/>
-      <w:r>
-        <w:rPr>
-          <w:rFonts w:ascii="Times New Roman" w:eastAsia="Times New Roman" w:hAnsi="Times New Roman" w:cs="Times New Roman"/>
-          <w:sz w:val="24"/>
-        </w:rPr>
-        <w:t xml:space="preserve"> </w:t>
-      </w:r>
-      <w:proofErr w:type="spellStart"/>
-      <w:r>
-        <w:rPr>
-          <w:rFonts w:ascii="Times New Roman" w:eastAsia="Times New Roman" w:hAnsi="Times New Roman" w:cs="Times New Roman"/>
-          <w:sz w:val="24"/>
-        </w:rPr>
-        <w:t>selected</w:t>
-      </w:r>
-      <w:proofErr w:type="spellEnd"/>
-      <w:r>
-        <w:rPr>
-          <w:rFonts w:ascii="Times New Roman" w:eastAsia="Times New Roman" w:hAnsi="Times New Roman" w:cs="Times New Roman"/>
-          <w:sz w:val="24"/>
-        </w:rPr>
-        <w:t xml:space="preserve"> hardware and </w:t>
-      </w:r>
-      <w:proofErr w:type="spellStart"/>
-      <w:r>
-        <w:rPr>
-          <w:rFonts w:ascii="Times New Roman" w:eastAsia="Times New Roman" w:hAnsi="Times New Roman" w:cs="Times New Roman"/>
-          <w:sz w:val="24"/>
-        </w:rPr>
-        <w:t>its</w:t>
-      </w:r>
-      <w:proofErr w:type="spellEnd"/>
-      <w:r>
-        <w:rPr>
-          <w:rFonts w:ascii="Times New Roman" w:eastAsia="Times New Roman" w:hAnsi="Times New Roman" w:cs="Times New Roman"/>
-          <w:sz w:val="24"/>
-        </w:rPr>
-        <w:t xml:space="preserve"> </w:t>
-      </w:r>
-      <w:proofErr w:type="spellStart"/>
-      <w:r>
-        <w:rPr>
-          <w:rFonts w:ascii="Times New Roman" w:eastAsia="Times New Roman" w:hAnsi="Times New Roman" w:cs="Times New Roman"/>
-          <w:sz w:val="24"/>
-        </w:rPr>
-        <w:t>achieved</w:t>
-      </w:r>
-      <w:proofErr w:type="spellEnd"/>
-      <w:r>
-        <w:rPr>
-          <w:rFonts w:ascii="Times New Roman" w:eastAsia="Times New Roman" w:hAnsi="Times New Roman" w:cs="Times New Roman"/>
-          <w:sz w:val="24"/>
-        </w:rPr>
-        <w:t xml:space="preserve"> </w:t>
-      </w:r>
-      <w:proofErr w:type="spellStart"/>
-      <w:r>
-        <w:rPr>
-          <w:rFonts w:ascii="Times New Roman" w:eastAsia="Times New Roman" w:hAnsi="Times New Roman" w:cs="Times New Roman"/>
-          <w:sz w:val="24"/>
-        </w:rPr>
-        <w:t>parameters</w:t>
-      </w:r>
-      <w:proofErr w:type="spellEnd"/>
-      <w:r>
-        <w:rPr>
-          <w:rFonts w:ascii="Times New Roman" w:eastAsia="Times New Roman" w:hAnsi="Times New Roman" w:cs="Times New Roman"/>
-          <w:sz w:val="24"/>
-        </w:rPr>
-        <w:t xml:space="preserve"> </w:t>
-      </w:r>
-      <w:proofErr w:type="spellStart"/>
-      <w:r>
-        <w:rPr>
-          <w:rFonts w:ascii="Times New Roman" w:eastAsia="Times New Roman" w:hAnsi="Times New Roman" w:cs="Times New Roman"/>
-          <w:sz w:val="24"/>
-        </w:rPr>
-        <w:t>will</w:t>
-      </w:r>
-      <w:proofErr w:type="spellEnd"/>
-      <w:r>
-        <w:rPr>
-          <w:rFonts w:ascii="Times New Roman" w:eastAsia="Times New Roman" w:hAnsi="Times New Roman" w:cs="Times New Roman"/>
-          <w:sz w:val="24"/>
-        </w:rPr>
-        <w:t xml:space="preserve"> </w:t>
-      </w:r>
-      <w:proofErr w:type="spellStart"/>
-      <w:r>
-        <w:rPr>
-          <w:rFonts w:ascii="Times New Roman" w:eastAsia="Times New Roman" w:hAnsi="Times New Roman" w:cs="Times New Roman"/>
-          <w:sz w:val="24"/>
-        </w:rPr>
-        <w:t>be</w:t>
-      </w:r>
-      <w:proofErr w:type="spellEnd"/>
-      <w:r>
-        <w:rPr>
-          <w:rFonts w:ascii="Times New Roman" w:eastAsia="Times New Roman" w:hAnsi="Times New Roman" w:cs="Times New Roman"/>
-          <w:sz w:val="24"/>
-        </w:rPr>
-        <w:t xml:space="preserve"> </w:t>
-      </w:r>
-      <w:proofErr w:type="spellStart"/>
-      <w:r>
-        <w:rPr>
-          <w:rFonts w:ascii="Times New Roman" w:eastAsia="Times New Roman" w:hAnsi="Times New Roman" w:cs="Times New Roman"/>
-          <w:sz w:val="24"/>
-        </w:rPr>
-        <w:t>evaluated</w:t>
-      </w:r>
-      <w:proofErr w:type="spellEnd"/>
-      <w:r>
-        <w:rPr>
-          <w:rFonts w:ascii="Times New Roman" w:eastAsia="Times New Roman" w:hAnsi="Times New Roman" w:cs="Times New Roman"/>
-          <w:sz w:val="24"/>
-        </w:rPr>
-        <w:t xml:space="preserve">. </w:t>
-      </w:r>
-    </w:p>
-    <w:p>
-      <w:pPr>
-        <w:spacing w:after="201"/>
-      </w:pPr>
-      <w:r>
-        <w:rPr>
-          <w:rFonts w:ascii="Times New Roman" w:eastAsia="Times New Roman" w:hAnsi="Times New Roman" w:cs="Times New Roman"/>
-          <w:sz w:val="24"/>
-        </w:rPr>
-        <w:t xml:space="preserve"> </w:t>
-      </w:r>
     </w:p>
     <w:p>
       <w:pPr>
         <w:spacing w:after="194"/>
       </w:pPr>
-      <w:proofErr w:type="spellStart"/>
       <w:r>
         <w:rPr>
           <w:b/>
@@ -13348,7 +12473,6 @@
         </w:rPr>
         <w:t>Keywords</w:t>
       </w:r>
-      <w:proofErr w:type="spellEnd"/>
       <w:r>
         <w:rPr>
           <w:b/>
@@ -13361,55 +12485,7 @@
           <w:bCs/>
           <w:sz w:val="28"/>
         </w:rPr>
-        <w:t xml:space="preserve">Python, </w:t>
-      </w:r>
-      <w:proofErr w:type="spellStart"/>
-      <w:r>
-        <w:rPr>
-          <w:bCs/>
-          <w:sz w:val="28"/>
-        </w:rPr>
-        <w:t>SQLite</w:t>
-      </w:r>
-      <w:proofErr w:type="spellEnd"/>
-      <w:r>
-        <w:rPr>
-          <w:bCs/>
-          <w:sz w:val="28"/>
-        </w:rPr>
-        <w:t xml:space="preserve">, </w:t>
-      </w:r>
-      <w:proofErr w:type="spellStart"/>
-      <w:r>
-        <w:rPr>
-          <w:bCs/>
-          <w:sz w:val="28"/>
-        </w:rPr>
-        <w:t>Flask</w:t>
-      </w:r>
-      <w:proofErr w:type="spellEnd"/>
-      <w:r>
-        <w:rPr>
-          <w:bCs/>
-          <w:sz w:val="28"/>
-        </w:rPr>
-        <w:t xml:space="preserve">, </w:t>
-      </w:r>
-      <w:proofErr w:type="spellStart"/>
-      <w:r>
-        <w:rPr>
-          <w:bCs/>
-          <w:sz w:val="28"/>
-        </w:rPr>
-        <w:t>Smarthome</w:t>
-      </w:r>
-      <w:proofErr w:type="spellEnd"/>
-      <w:r>
-        <w:rPr>
-          <w:bCs/>
-          <w:sz w:val="28"/>
-        </w:rPr>
-        <w:t xml:space="preserve"> </w:t>
+        <w:t xml:space="preserve">Python, SQLite, Flask, Smarthome </w:t>
       </w:r>
       <w:r>
         <w:rPr>
@@ -16415,7 +15491,7 @@
       <w:r>
         <w:fldChar w:fldCharType="separate"/>
       </w:r>
-      <w:hyperlink w:anchor="_Toc229064763" w:history="1">
+      <w:hyperlink w:anchor="_Toc229517108" w:history="1">
         <w:r>
           <w:rPr>
             <w:rStyle w:val="Hypertextovodkaz"/>
@@ -16442,7 +15518,7 @@
             <w:noProof/>
             <w:webHidden/>
           </w:rPr>
-          <w:instrText xml:space="preserve"> PAGEREF _Toc229064763 \h </w:instrText>
+          <w:instrText xml:space="preserve"> PAGEREF _Toc229517108 \h </w:instrText>
         </w:r>
         <w:r>
           <w:rPr>
@@ -16486,27 +15562,13 @@
           <w:sz w:val="24"/>
         </w:rPr>
       </w:pPr>
-      <w:hyperlink w:anchor="_Toc229064764" w:history="1">
+      <w:hyperlink w:anchor="_Toc229517109" w:history="1">
         <w:r>
           <w:rPr>
             <w:rStyle w:val="Hypertextovodkaz"/>
             <w:noProof/>
           </w:rPr>
-          <w:t>Obrázek 2: S</w:t>
-        </w:r>
-        <w:r>
-          <w:rPr>
-            <w:rStyle w:val="Hypertextovodkaz"/>
-            <w:noProof/>
-          </w:rPr>
-          <w:t>c</w:t>
-        </w:r>
-        <w:r>
-          <w:rPr>
-            <w:rStyle w:val="Hypertextovodkaz"/>
-            <w:noProof/>
-          </w:rPr>
-          <w:t>héma HTTP protokolu</w:t>
+          <w:t>Obrázek 2: Schéma HTTP protokolu</w:t>
         </w:r>
         <w:r>
           <w:rPr>
@@ -16527,7 +15589,7 @@
             <w:noProof/>
             <w:webHidden/>
           </w:rPr>
-          <w:instrText xml:space="preserve"> PAGEREF _Toc229064764 \h </w:instrText>
+          <w:instrText xml:space="preserve"> PAGEREF _Toc229517109 \h </w:instrText>
         </w:r>
         <w:r>
           <w:rPr>
@@ -16571,7 +15633,7 @@
           <w:sz w:val="24"/>
         </w:rPr>
       </w:pPr>
-      <w:hyperlink w:anchor="_Toc229064765" w:history="1">
+      <w:hyperlink w:anchor="_Toc229517110" w:history="1">
         <w:r>
           <w:rPr>
             <w:rStyle w:val="Hypertextovodkaz"/>
@@ -16598,7 +15660,7 @@
             <w:noProof/>
             <w:webHidden/>
           </w:rPr>
-          <w:instrText xml:space="preserve"> PAGEREF _Toc229064765 \h </w:instrText>
+          <w:instrText xml:space="preserve"> PAGEREF _Toc229517110 \h </w:instrText>
         </w:r>
         <w:r>
           <w:rPr>
@@ -16631,6 +15693,77 @@
     </w:p>
     <w:p>
       <w:pPr>
+        <w:pStyle w:val="Seznamobrzk"/>
+        <w:tabs>
+          <w:tab w:val="right" w:leader="dot" w:pos="9061"/>
+        </w:tabs>
+        <w:rPr>
+          <w:rFonts w:asciiTheme="minorHAnsi" w:eastAsiaTheme="minorEastAsia" w:hAnsiTheme="minorHAnsi" w:cstheme="minorBidi"/>
+          <w:noProof/>
+          <w:color w:val="auto"/>
+          <w:sz w:val="24"/>
+        </w:rPr>
+      </w:pPr>
+      <w:hyperlink w:anchor="_Toc229517111" w:history="1">
+        <w:r>
+          <w:rPr>
+            <w:rStyle w:val="Hypertextovodkaz"/>
+            <w:noProof/>
+          </w:rPr>
+          <w:t>Obrázek 4: Návrh aplikace</w:t>
+        </w:r>
+        <w:r>
+          <w:rPr>
+            <w:noProof/>
+            <w:webHidden/>
+          </w:rPr>
+          <w:tab/>
+        </w:r>
+        <w:r>
+          <w:rPr>
+            <w:noProof/>
+            <w:webHidden/>
+          </w:rPr>
+          <w:fldChar w:fldCharType="begin"/>
+        </w:r>
+        <w:r>
+          <w:rPr>
+            <w:noProof/>
+            <w:webHidden/>
+          </w:rPr>
+          <w:instrText xml:space="preserve"> PAGEREF _Toc229517111 \h </w:instrText>
+        </w:r>
+        <w:r>
+          <w:rPr>
+            <w:noProof/>
+            <w:webHidden/>
+          </w:rPr>
+        </w:r>
+        <w:r>
+          <w:rPr>
+            <w:noProof/>
+            <w:webHidden/>
+          </w:rPr>
+          <w:fldChar w:fldCharType="separate"/>
+        </w:r>
+        <w:r>
+          <w:rPr>
+            <w:noProof/>
+            <w:webHidden/>
+          </w:rPr>
+          <w:t>17</w:t>
+        </w:r>
+        <w:r>
+          <w:rPr>
+            <w:noProof/>
+            <w:webHidden/>
+          </w:rPr>
+          <w:fldChar w:fldCharType="end"/>
+        </w:r>
+      </w:hyperlink>
+    </w:p>
+    <w:p>
+      <w:pPr>
         <w:spacing w:after="164"/>
       </w:pPr>
       <w:r>
@@ -16687,31 +15820,13 @@
         </w:rPr>
         <w:tab/>
       </w:r>
-      <w:proofErr w:type="spellStart"/>
       <w:r>
         <w:rPr>
           <w:rFonts w:ascii="Times New Roman" w:eastAsia="Times New Roman" w:hAnsi="Times New Roman" w:cs="Times New Roman"/>
           <w:sz w:val="24"/>
         </w:rPr>
-        <w:t>Advanced</w:t>
-      </w:r>
-      <w:proofErr w:type="spellEnd"/>
-      <w:r>
-        <w:rPr>
-          <w:rFonts w:ascii="Times New Roman" w:eastAsia="Times New Roman" w:hAnsi="Times New Roman" w:cs="Times New Roman"/>
-          <w:sz w:val="24"/>
-        </w:rPr>
-        <w:t xml:space="preserve"> RISC </w:t>
-      </w:r>
-      <w:proofErr w:type="spellStart"/>
-      <w:r>
-        <w:rPr>
-          <w:rFonts w:ascii="Times New Roman" w:eastAsia="Times New Roman" w:hAnsi="Times New Roman" w:cs="Times New Roman"/>
-          <w:sz w:val="24"/>
-        </w:rPr>
-        <w:t>Machine</w:t>
-      </w:r>
-      <w:proofErr w:type="spellEnd"/>
+        <w:t>Advanced RISC Machine</w:t>
+      </w:r>
       <w:r>
         <w:rPr>
           <w:rFonts w:ascii="Times New Roman" w:eastAsia="Times New Roman" w:hAnsi="Times New Roman" w:cs="Times New Roman"/>
@@ -16740,7 +15855,6 @@
           <w:sz w:val="24"/>
         </w:rPr>
       </w:pPr>
-      <w:proofErr w:type="spellStart"/>
       <w:r>
         <w:rPr>
           <w:rFonts w:ascii="Times New Roman" w:eastAsia="Times New Roman" w:hAnsi="Times New Roman" w:cs="Times New Roman"/>
@@ -16750,7 +15864,6 @@
         </w:rPr>
         <w:t>IoT</w:t>
       </w:r>
-      <w:proofErr w:type="spellEnd"/>
       <w:r>
         <w:rPr>
           <w:rFonts w:ascii="Times New Roman" w:eastAsia="Times New Roman" w:hAnsi="Times New Roman" w:cs="Times New Roman"/>
@@ -16765,31 +15878,13 @@
         </w:rPr>
         <w:tab/>
       </w:r>
-      <w:proofErr w:type="gramStart"/>
       <w:r>
         <w:rPr>
           <w:rFonts w:ascii="Times New Roman" w:eastAsia="Times New Roman" w:hAnsi="Times New Roman" w:cs="Times New Roman"/>
           <w:sz w:val="24"/>
         </w:rPr>
-        <w:t>Internet</w:t>
-      </w:r>
-      <w:proofErr w:type="gramEnd"/>
-      <w:r>
-        <w:rPr>
-          <w:rFonts w:ascii="Times New Roman" w:eastAsia="Times New Roman" w:hAnsi="Times New Roman" w:cs="Times New Roman"/>
-          <w:sz w:val="24"/>
-        </w:rPr>
-        <w:t xml:space="preserve"> of </w:t>
-      </w:r>
-      <w:proofErr w:type="spellStart"/>
-      <w:r>
-        <w:rPr>
-          <w:rFonts w:ascii="Times New Roman" w:eastAsia="Times New Roman" w:hAnsi="Times New Roman" w:cs="Times New Roman"/>
-          <w:sz w:val="24"/>
-        </w:rPr>
-        <w:t>Things</w:t>
-      </w:r>
-      <w:proofErr w:type="spellEnd"/>
+        <w:t>Internet of Things</w:t>
+      </w:r>
     </w:p>
     <w:p>
       <w:pPr>
@@ -16832,17 +15927,8 @@
           <w:rFonts w:ascii="Times New Roman" w:eastAsia="Times New Roman" w:hAnsi="Times New Roman" w:cs="Times New Roman"/>
           <w:sz w:val="24"/>
         </w:rPr>
-        <w:t xml:space="preserve">Hypertext Transfer </w:t>
-      </w:r>
-      <w:proofErr w:type="spellStart"/>
-      <w:r>
-        <w:rPr>
-          <w:rFonts w:ascii="Times New Roman" w:eastAsia="Times New Roman" w:hAnsi="Times New Roman" w:cs="Times New Roman"/>
-          <w:sz w:val="24"/>
-        </w:rPr>
-        <w:t>Protocol</w:t>
-      </w:r>
-      <w:proofErr w:type="spellEnd"/>
+        <w:t>Hypertext Transfer Protocol</w:t>
+      </w:r>
     </w:p>
     <w:p>
       <w:pPr>
@@ -16885,33 +15971,8 @@
           <w:rFonts w:ascii="Times New Roman" w:eastAsia="Times New Roman" w:hAnsi="Times New Roman" w:cs="Times New Roman"/>
           <w:sz w:val="24"/>
         </w:rPr>
-        <w:t xml:space="preserve">Hypertext </w:t>
-      </w:r>
-      <w:proofErr w:type="spellStart"/>
-      <w:r>
-        <w:rPr>
-          <w:rFonts w:ascii="Times New Roman" w:eastAsia="Times New Roman" w:hAnsi="Times New Roman" w:cs="Times New Roman"/>
-          <w:sz w:val="24"/>
-        </w:rPr>
-        <w:t>Markup</w:t>
-      </w:r>
-      <w:proofErr w:type="spellEnd"/>
-      <w:r>
-        <w:rPr>
-          <w:rFonts w:ascii="Times New Roman" w:eastAsia="Times New Roman" w:hAnsi="Times New Roman" w:cs="Times New Roman"/>
-          <w:sz w:val="24"/>
-        </w:rPr>
-        <w:t xml:space="preserve"> </w:t>
-      </w:r>
-      <w:proofErr w:type="spellStart"/>
-      <w:r>
-        <w:rPr>
-          <w:rFonts w:ascii="Times New Roman" w:eastAsia="Times New Roman" w:hAnsi="Times New Roman" w:cs="Times New Roman"/>
-          <w:sz w:val="24"/>
-        </w:rPr>
-        <w:t>Language</w:t>
-      </w:r>
-      <w:proofErr w:type="spellEnd"/>
+        <w:t>Hypertext Markup Language</w:t>
+      </w:r>
     </w:p>
     <w:p>
       <w:pPr>
@@ -16949,37 +16010,12 @@
         </w:rPr>
         <w:tab/>
       </w:r>
-      <w:proofErr w:type="spellStart"/>
       <w:r>
         <w:rPr>
           <w:rFonts w:ascii="Times New Roman" w:eastAsia="Times New Roman" w:hAnsi="Times New Roman" w:cs="Times New Roman"/>
           <w:sz w:val="24"/>
         </w:rPr>
-        <w:t>Application</w:t>
-      </w:r>
-      <w:proofErr w:type="spellEnd"/>
-      <w:r>
-        <w:rPr>
-          <w:rFonts w:ascii="Times New Roman" w:eastAsia="Times New Roman" w:hAnsi="Times New Roman" w:cs="Times New Roman"/>
-          <w:sz w:val="24"/>
-        </w:rPr>
-        <w:t xml:space="preserve"> </w:t>
-      </w:r>
-      <w:proofErr w:type="spellStart"/>
-      <w:r>
-        <w:rPr>
-          <w:rFonts w:ascii="Times New Roman" w:eastAsia="Times New Roman" w:hAnsi="Times New Roman" w:cs="Times New Roman"/>
-          <w:sz w:val="24"/>
-        </w:rPr>
-        <w:t>Programming</w:t>
-      </w:r>
-      <w:proofErr w:type="spellEnd"/>
-      <w:r>
-        <w:rPr>
-          <w:rFonts w:ascii="Times New Roman" w:eastAsia="Times New Roman" w:hAnsi="Times New Roman" w:cs="Times New Roman"/>
-          <w:sz w:val="24"/>
-        </w:rPr>
-        <w:t xml:space="preserve"> Interface</w:t>
+        <w:t>Application Programming Interface</w:t>
       </w:r>
     </w:p>
     <w:p>
@@ -17022,47 +16058,13 @@
         </w:rPr>
         <w:tab/>
       </w:r>
-      <w:proofErr w:type="spellStart"/>
       <w:r>
         <w:rPr>
           <w:rFonts w:ascii="Times New Roman" w:eastAsia="Times New Roman" w:hAnsi="Times New Roman" w:cs="Times New Roman"/>
           <w:sz w:val="24"/>
         </w:rPr>
-        <w:t>Structured</w:t>
-      </w:r>
-      <w:proofErr w:type="spellEnd"/>
-      <w:r>
-        <w:rPr>
-          <w:rFonts w:ascii="Times New Roman" w:eastAsia="Times New Roman" w:hAnsi="Times New Roman" w:cs="Times New Roman"/>
-          <w:sz w:val="24"/>
-        </w:rPr>
-        <w:t xml:space="preserve"> </w:t>
-      </w:r>
-      <w:proofErr w:type="spellStart"/>
-      <w:r>
-        <w:rPr>
-          <w:rFonts w:ascii="Times New Roman" w:eastAsia="Times New Roman" w:hAnsi="Times New Roman" w:cs="Times New Roman"/>
-          <w:sz w:val="24"/>
-        </w:rPr>
-        <w:t>Query</w:t>
-      </w:r>
-      <w:proofErr w:type="spellEnd"/>
-      <w:r>
-        <w:rPr>
-          <w:rFonts w:ascii="Times New Roman" w:eastAsia="Times New Roman" w:hAnsi="Times New Roman" w:cs="Times New Roman"/>
-          <w:sz w:val="24"/>
-        </w:rPr>
-        <w:t xml:space="preserve"> </w:t>
-      </w:r>
-      <w:proofErr w:type="spellStart"/>
-      <w:r>
-        <w:rPr>
-          <w:rFonts w:ascii="Times New Roman" w:eastAsia="Times New Roman" w:hAnsi="Times New Roman" w:cs="Times New Roman"/>
-          <w:sz w:val="24"/>
-        </w:rPr>
-        <w:t>Language</w:t>
-      </w:r>
-      <w:proofErr w:type="spellEnd"/>
+        <w:t>Structured Query Language</w:t>
+      </w:r>
     </w:p>
     <w:p>
       <w:pPr>
@@ -17099,38 +16101,7 @@
           <w:sz w:val="24"/>
         </w:rPr>
         <w:tab/>
-      </w:r>
-      <w:proofErr w:type="spellStart"/>
-      <w:r>
-        <w:rPr>
-          <w:rFonts w:ascii="Times New Roman" w:eastAsia="Times New Roman" w:hAnsi="Times New Roman" w:cs="Times New Roman"/>
-          <w:sz w:val="24"/>
-        </w:rPr>
-        <w:t>Virtual</w:t>
-      </w:r>
-      <w:proofErr w:type="spellEnd"/>
-      <w:r>
-        <w:rPr>
-          <w:rFonts w:ascii="Times New Roman" w:eastAsia="Times New Roman" w:hAnsi="Times New Roman" w:cs="Times New Roman"/>
-          <w:sz w:val="24"/>
-        </w:rPr>
-        <w:t xml:space="preserve"> </w:t>
-      </w:r>
-      <w:proofErr w:type="spellStart"/>
-      <w:r>
-        <w:rPr>
-          <w:rFonts w:ascii="Times New Roman" w:eastAsia="Times New Roman" w:hAnsi="Times New Roman" w:cs="Times New Roman"/>
-          <w:sz w:val="24"/>
-        </w:rPr>
-        <w:t>Private</w:t>
-      </w:r>
-      <w:proofErr w:type="spellEnd"/>
-      <w:r>
-        <w:rPr>
-          <w:rFonts w:ascii="Times New Roman" w:eastAsia="Times New Roman" w:hAnsi="Times New Roman" w:cs="Times New Roman"/>
-          <w:sz w:val="24"/>
-        </w:rPr>
-        <w:t xml:space="preserve"> Network</w:t>
+        <w:t>Virtual Private Network</w:t>
       </w:r>
     </w:p>
     <w:p>
@@ -17169,31 +16140,13 @@
         </w:rPr>
         <w:tab/>
       </w:r>
-      <w:proofErr w:type="spellStart"/>
       <w:r>
         <w:rPr>
           <w:rFonts w:ascii="Times New Roman" w:eastAsia="Times New Roman" w:hAnsi="Times New Roman" w:cs="Times New Roman"/>
           <w:sz w:val="24"/>
         </w:rPr>
-        <w:t>Wireless</w:t>
-      </w:r>
-      <w:proofErr w:type="spellEnd"/>
-      <w:r>
-        <w:rPr>
-          <w:rFonts w:ascii="Times New Roman" w:eastAsia="Times New Roman" w:hAnsi="Times New Roman" w:cs="Times New Roman"/>
-          <w:sz w:val="24"/>
-        </w:rPr>
-        <w:t xml:space="preserve"> </w:t>
-      </w:r>
-      <w:proofErr w:type="spellStart"/>
-      <w:r>
-        <w:rPr>
-          <w:rFonts w:ascii="Times New Roman" w:eastAsia="Times New Roman" w:hAnsi="Times New Roman" w:cs="Times New Roman"/>
-          <w:sz w:val="24"/>
-        </w:rPr>
-        <w:t>Fidelity</w:t>
-      </w:r>
-      <w:proofErr w:type="spellEnd"/>
+        <w:t>Wireless Fidelity</w:t>
+      </w:r>
     </w:p>
     <w:p>
       <w:pPr>
@@ -17231,37 +16184,12 @@
         </w:rPr>
         <w:tab/>
       </w:r>
-      <w:proofErr w:type="spellStart"/>
       <w:r>
         <w:rPr>
           <w:rFonts w:ascii="Times New Roman" w:eastAsia="Times New Roman" w:hAnsi="Times New Roman" w:cs="Times New Roman"/>
           <w:sz w:val="24"/>
         </w:rPr>
-        <w:t>Message</w:t>
-      </w:r>
-      <w:proofErr w:type="spellEnd"/>
-      <w:r>
-        <w:rPr>
-          <w:rFonts w:ascii="Times New Roman" w:eastAsia="Times New Roman" w:hAnsi="Times New Roman" w:cs="Times New Roman"/>
-          <w:sz w:val="24"/>
-        </w:rPr>
-        <w:t xml:space="preserve"> </w:t>
-      </w:r>
-      <w:proofErr w:type="spellStart"/>
-      <w:r>
-        <w:rPr>
-          <w:rFonts w:ascii="Times New Roman" w:eastAsia="Times New Roman" w:hAnsi="Times New Roman" w:cs="Times New Roman"/>
-          <w:sz w:val="24"/>
-        </w:rPr>
-        <w:t>Queuing</w:t>
-      </w:r>
-      <w:proofErr w:type="spellEnd"/>
-      <w:r>
-        <w:rPr>
-          <w:rFonts w:ascii="Times New Roman" w:eastAsia="Times New Roman" w:hAnsi="Times New Roman" w:cs="Times New Roman"/>
-          <w:sz w:val="24"/>
-        </w:rPr>
-        <w:t xml:space="preserve"> Telemetry Transport</w:t>
+        <w:t>Message Queuing Telemetry Transport</w:t>
       </w:r>
     </w:p>
     <w:p>
@@ -17305,23 +16233,7 @@
           <w:rFonts w:ascii="Times New Roman" w:eastAsia="Times New Roman" w:hAnsi="Times New Roman" w:cs="Times New Roman"/>
           <w:sz w:val="24"/>
         </w:rPr>
-        <w:t xml:space="preserve">General </w:t>
-      </w:r>
-      <w:proofErr w:type="spellStart"/>
-      <w:r>
-        <w:rPr>
-          <w:rFonts w:ascii="Times New Roman" w:eastAsia="Times New Roman" w:hAnsi="Times New Roman" w:cs="Times New Roman"/>
-          <w:sz w:val="24"/>
-        </w:rPr>
-        <w:t>Purpose</w:t>
-      </w:r>
-      <w:proofErr w:type="spellEnd"/>
-      <w:r>
-        <w:rPr>
-          <w:rFonts w:ascii="Times New Roman" w:eastAsia="Times New Roman" w:hAnsi="Times New Roman" w:cs="Times New Roman"/>
-          <w:sz w:val="24"/>
-        </w:rPr>
-        <w:t xml:space="preserve"> Input/Output</w:t>
+        <w:t>General Purpose Input/Output</w:t>
       </w:r>
     </w:p>
     <w:p>
@@ -17360,37 +16272,12 @@
         </w:rPr>
         <w:tab/>
       </w:r>
-      <w:proofErr w:type="spellStart"/>
       <w:r>
         <w:rPr>
           <w:rFonts w:ascii="Times New Roman" w:eastAsia="Times New Roman" w:hAnsi="Times New Roman" w:cs="Times New Roman"/>
           <w:sz w:val="24"/>
         </w:rPr>
-        <w:t>Central</w:t>
-      </w:r>
-      <w:proofErr w:type="spellEnd"/>
-      <w:r>
-        <w:rPr>
-          <w:rFonts w:ascii="Times New Roman" w:eastAsia="Times New Roman" w:hAnsi="Times New Roman" w:cs="Times New Roman"/>
-          <w:sz w:val="24"/>
-        </w:rPr>
-        <w:t xml:space="preserve"> </w:t>
-      </w:r>
-      <w:proofErr w:type="spellStart"/>
-      <w:r>
-        <w:rPr>
-          <w:rFonts w:ascii="Times New Roman" w:eastAsia="Times New Roman" w:hAnsi="Times New Roman" w:cs="Times New Roman"/>
-          <w:sz w:val="24"/>
-        </w:rPr>
-        <w:t>Processing</w:t>
-      </w:r>
-      <w:proofErr w:type="spellEnd"/>
-      <w:r>
-        <w:rPr>
-          <w:rFonts w:ascii="Times New Roman" w:eastAsia="Times New Roman" w:hAnsi="Times New Roman" w:cs="Times New Roman"/>
-          <w:sz w:val="24"/>
-        </w:rPr>
-        <w:t xml:space="preserve"> Unit</w:t>
+        <w:t>Central Processing Unit</w:t>
       </w:r>
     </w:p>
     <w:p>
@@ -17429,31 +16316,20 @@
         </w:rPr>
         <w:tab/>
       </w:r>
-      <w:proofErr w:type="spellStart"/>
       <w:r>
         <w:rPr>
           <w:rFonts w:ascii="Times New Roman" w:eastAsia="Times New Roman" w:hAnsi="Times New Roman" w:cs="Times New Roman"/>
           <w:sz w:val="24"/>
         </w:rPr>
-        <w:t>Operating</w:t>
-      </w:r>
-      <w:proofErr w:type="spellEnd"/>
+        <w:t xml:space="preserve">Operating </w:t>
+      </w:r>
       <w:r>
         <w:rPr>
           <w:rFonts w:ascii="Times New Roman" w:eastAsia="Times New Roman" w:hAnsi="Times New Roman" w:cs="Times New Roman"/>
           <w:sz w:val="24"/>
         </w:rPr>
-        <w:t xml:space="preserve"> </w:t>
-      </w:r>
-      <w:proofErr w:type="spellStart"/>
-      <w:r>
-        <w:rPr>
-          <w:rFonts w:ascii="Times New Roman" w:eastAsia="Times New Roman" w:hAnsi="Times New Roman" w:cs="Times New Roman"/>
-          <w:sz w:val="24"/>
-        </w:rPr>
         <w:t>System</w:t>
       </w:r>
-      <w:proofErr w:type="spellEnd"/>
     </w:p>
     <w:p>
       <w:pPr>
@@ -17496,33 +16372,8 @@
           <w:rFonts w:ascii="Times New Roman" w:eastAsia="Times New Roman" w:hAnsi="Times New Roman" w:cs="Times New Roman"/>
           <w:sz w:val="24"/>
         </w:rPr>
-        <w:t xml:space="preserve">Single </w:t>
-      </w:r>
-      <w:proofErr w:type="spellStart"/>
-      <w:r>
-        <w:rPr>
-          <w:rFonts w:ascii="Times New Roman" w:eastAsia="Times New Roman" w:hAnsi="Times New Roman" w:cs="Times New Roman"/>
-          <w:sz w:val="24"/>
-        </w:rPr>
-        <w:t>Board</w:t>
-      </w:r>
-      <w:proofErr w:type="spellEnd"/>
-      <w:r>
-        <w:rPr>
-          <w:rFonts w:ascii="Times New Roman" w:eastAsia="Times New Roman" w:hAnsi="Times New Roman" w:cs="Times New Roman"/>
-          <w:sz w:val="24"/>
-        </w:rPr>
-        <w:t xml:space="preserve"> </w:t>
-      </w:r>
-      <w:proofErr w:type="spellStart"/>
-      <w:r>
-        <w:rPr>
-          <w:rFonts w:ascii="Times New Roman" w:eastAsia="Times New Roman" w:hAnsi="Times New Roman" w:cs="Times New Roman"/>
-          <w:sz w:val="24"/>
-        </w:rPr>
-        <w:t>Computer</w:t>
-      </w:r>
-      <w:proofErr w:type="spellEnd"/>
+        <w:t>Single Board Computer</w:t>
+      </w:r>
     </w:p>
     <w:p>
       <w:pPr>
@@ -17560,47 +16411,13 @@
         </w:rPr>
         <w:tab/>
       </w:r>
-      <w:proofErr w:type="spellStart"/>
       <w:r>
         <w:rPr>
           <w:rFonts w:ascii="Times New Roman" w:eastAsia="Times New Roman" w:hAnsi="Times New Roman" w:cs="Times New Roman"/>
           <w:sz w:val="24"/>
         </w:rPr>
-        <w:t>Uniform</w:t>
-      </w:r>
-      <w:proofErr w:type="spellEnd"/>
-      <w:r>
-        <w:rPr>
-          <w:rFonts w:ascii="Times New Roman" w:eastAsia="Times New Roman" w:hAnsi="Times New Roman" w:cs="Times New Roman"/>
-          <w:sz w:val="24"/>
-        </w:rPr>
-        <w:t xml:space="preserve"> </w:t>
-      </w:r>
-      <w:proofErr w:type="spellStart"/>
-      <w:r>
-        <w:rPr>
-          <w:rFonts w:ascii="Times New Roman" w:eastAsia="Times New Roman" w:hAnsi="Times New Roman" w:cs="Times New Roman"/>
-          <w:sz w:val="24"/>
-        </w:rPr>
-        <w:t>Resource</w:t>
-      </w:r>
-      <w:proofErr w:type="spellEnd"/>
-      <w:r>
-        <w:rPr>
-          <w:rFonts w:ascii="Times New Roman" w:eastAsia="Times New Roman" w:hAnsi="Times New Roman" w:cs="Times New Roman"/>
-          <w:sz w:val="24"/>
-        </w:rPr>
-        <w:t xml:space="preserve"> </w:t>
-      </w:r>
-      <w:proofErr w:type="spellStart"/>
-      <w:r>
-        <w:rPr>
-          <w:rFonts w:ascii="Times New Roman" w:eastAsia="Times New Roman" w:hAnsi="Times New Roman" w:cs="Times New Roman"/>
-          <w:sz w:val="24"/>
-        </w:rPr>
-        <w:t>Locator</w:t>
-      </w:r>
-      <w:proofErr w:type="spellEnd"/>
+        <w:t>Uniform Resource Locator</w:t>
+      </w:r>
     </w:p>
     <w:p>
       <w:pPr>
@@ -17638,37 +16455,12 @@
         </w:rPr>
         <w:tab/>
       </w:r>
-      <w:proofErr w:type="spellStart"/>
       <w:r>
         <w:rPr>
           <w:rFonts w:ascii="Times New Roman" w:eastAsia="Times New Roman" w:hAnsi="Times New Roman" w:cs="Times New Roman"/>
           <w:sz w:val="24"/>
         </w:rPr>
-        <w:t>Representational</w:t>
-      </w:r>
-      <w:proofErr w:type="spellEnd"/>
-      <w:r>
-        <w:rPr>
-          <w:rFonts w:ascii="Times New Roman" w:eastAsia="Times New Roman" w:hAnsi="Times New Roman" w:cs="Times New Roman"/>
-          <w:sz w:val="24"/>
-        </w:rPr>
-        <w:t xml:space="preserve"> </w:t>
-      </w:r>
-      <w:proofErr w:type="spellStart"/>
-      <w:r>
-        <w:rPr>
-          <w:rFonts w:ascii="Times New Roman" w:eastAsia="Times New Roman" w:hAnsi="Times New Roman" w:cs="Times New Roman"/>
-          <w:sz w:val="24"/>
-        </w:rPr>
-        <w:t>State</w:t>
-      </w:r>
-      <w:proofErr w:type="spellEnd"/>
-      <w:r>
-        <w:rPr>
-          <w:rFonts w:ascii="Times New Roman" w:eastAsia="Times New Roman" w:hAnsi="Times New Roman" w:cs="Times New Roman"/>
-          <w:sz w:val="24"/>
-        </w:rPr>
-        <w:t xml:space="preserve"> Transfer</w:t>
+        <w:t>Representational State Transfer</w:t>
       </w:r>
     </w:p>
     <w:p>
@@ -17782,181 +16574,157 @@
     <w:p>
       <w:pPr>
         <w:spacing w:after="158"/>
+        <w:jc w:val="both"/>
       </w:pPr>
       <w:r>
         <w:rPr>
           <w:rFonts w:ascii="Times New Roman" w:eastAsia="Times New Roman" w:hAnsi="Times New Roman" w:cs="Times New Roman"/>
           <w:sz w:val="24"/>
         </w:rPr>
-        <w:t xml:space="preserve">Téma </w:t>
-      </w:r>
-      <w:proofErr w:type="spellStart"/>
+        <w:t xml:space="preserve">Téma SmartHome zažívá v posledních letech velký rozvoj, a to především díky </w:t>
+      </w:r>
       <w:r>
         <w:rPr>
           <w:rFonts w:ascii="Times New Roman" w:eastAsia="Times New Roman" w:hAnsi="Times New Roman" w:cs="Times New Roman"/>
           <w:sz w:val="24"/>
         </w:rPr>
-        <w:t>SmartHome</w:t>
-      </w:r>
-      <w:proofErr w:type="spellEnd"/>
+        <w:t>široké</w:t>
+      </w:r>
       <w:r>
         <w:rPr>
           <w:rFonts w:ascii="Times New Roman" w:eastAsia="Times New Roman" w:hAnsi="Times New Roman" w:cs="Times New Roman"/>
           <w:sz w:val="24"/>
         </w:rPr>
-        <w:t xml:space="preserve"> zažívá v posledních letech velký rozvoj, a to především díky </w:t>
+        <w:t xml:space="preserve"> škále možností, které nabízí. V dnešní uspěchané době </w:t>
       </w:r>
       <w:r>
         <w:rPr>
           <w:rFonts w:ascii="Times New Roman" w:eastAsia="Times New Roman" w:hAnsi="Times New Roman" w:cs="Times New Roman"/>
           <w:sz w:val="24"/>
         </w:rPr>
-        <w:t>široké</w:t>
+        <w:t xml:space="preserve">lidé stále hledají jakýkoliv </w:t>
       </w:r>
       <w:r>
         <w:rPr>
           <w:rFonts w:ascii="Times New Roman" w:eastAsia="Times New Roman" w:hAnsi="Times New Roman" w:cs="Times New Roman"/>
           <w:sz w:val="24"/>
         </w:rPr>
-        <w:t xml:space="preserve"> škále možností, které nabízí. V dnešní uspěchané době </w:t>
+        <w:t xml:space="preserve">způsob úspory času a peněz, čehož nám pomůže docílit chytrá domácnost. </w:t>
       </w:r>
       <w:r>
         <w:rPr>
           <w:rFonts w:ascii="Times New Roman" w:eastAsia="Times New Roman" w:hAnsi="Times New Roman" w:cs="Times New Roman"/>
           <w:sz w:val="24"/>
         </w:rPr>
-        <w:t xml:space="preserve">lidé stále hledají jakýkoliv </w:t>
+        <w:t>Díky optimalizaci využití elektrické energie ze solárních panelů či distribuční sítě</w:t>
       </w:r>
       <w:r>
         <w:rPr>
           <w:rFonts w:ascii="Times New Roman" w:eastAsia="Times New Roman" w:hAnsi="Times New Roman" w:cs="Times New Roman"/>
           <w:sz w:val="24"/>
         </w:rPr>
-        <w:t xml:space="preserve">způsob úspory času a peněz, čehož nám pomůže docílit chytrá domácnost. </w:t>
+        <w:t xml:space="preserve"> </w:t>
       </w:r>
       <w:r>
         <w:rPr>
           <w:rFonts w:ascii="Times New Roman" w:eastAsia="Times New Roman" w:hAnsi="Times New Roman" w:cs="Times New Roman"/>
           <w:sz w:val="24"/>
         </w:rPr>
-        <w:t>Díky optimalizaci využití elektrické energie ze solárních panelů či distribuční sítě</w:t>
+        <w:t>lze snížit náklady na elektřinu</w:t>
       </w:r>
       <w:r>
         <w:rPr>
           <w:rFonts w:ascii="Times New Roman" w:eastAsia="Times New Roman" w:hAnsi="Times New Roman" w:cs="Times New Roman"/>
           <w:sz w:val="24"/>
         </w:rPr>
-        <w:t xml:space="preserve"> </w:t>
+        <w:t xml:space="preserve"> a zároveň efektivněji využít dostupné zdroje</w:t>
       </w:r>
       <w:r>
         <w:rPr>
           <w:rFonts w:ascii="Times New Roman" w:eastAsia="Times New Roman" w:hAnsi="Times New Roman" w:cs="Times New Roman"/>
           <w:sz w:val="24"/>
         </w:rPr>
-        <w:t>lze snížit náklady na elektřinu</w:t>
+        <w:t xml:space="preserve">. Chytré řízení domu obecně přispěje k lepší životní úrovni zákazníka, jelikož se </w:t>
       </w:r>
       <w:r>
         <w:rPr>
           <w:rFonts w:ascii="Times New Roman" w:eastAsia="Times New Roman" w:hAnsi="Times New Roman" w:cs="Times New Roman"/>
           <w:sz w:val="24"/>
         </w:rPr>
-        <w:t xml:space="preserve"> a zároveň efektivněji využít dostupné zdroje</w:t>
+        <w:t xml:space="preserve">nebude muset starat o manuální nastavení jednotlivých prvků domu. Nastaví je pouze při prvotní instalaci a pak už budou pracovat na základě přednastavených kritérií. </w:t>
       </w:r>
       <w:r>
         <w:rPr>
           <w:rFonts w:ascii="Times New Roman" w:eastAsia="Times New Roman" w:hAnsi="Times New Roman" w:cs="Times New Roman"/>
           <w:sz w:val="24"/>
         </w:rPr>
-        <w:t xml:space="preserve">. Chytré řízení domu obecně přispěje k lepší životní úrovni zákazníka, jelikož se </w:t>
+        <w:t>SmartHome bude tak čím dál více využíván běžnou populací ať už díky klesající ceně nebo díky rostoucí uživatelské přívětivosti.</w:t>
       </w:r>
       <w:r>
         <w:rPr>
           <w:rFonts w:ascii="Times New Roman" w:eastAsia="Times New Roman" w:hAnsi="Times New Roman" w:cs="Times New Roman"/>
           <w:sz w:val="24"/>
         </w:rPr>
-        <w:t xml:space="preserve">nebude muset starat o manuální nastavení jednotlivých prvků domu. Nastaví je pouze při prvotní instalaci a pak už budou pracovat na základě přednastavených kritérií. </w:t>
-      </w:r>
-      <w:proofErr w:type="spellStart"/>
+        <w:t xml:space="preserve"> Tato práce s</w:t>
+      </w:r>
       <w:r>
         <w:rPr>
           <w:rFonts w:ascii="Times New Roman" w:eastAsia="Times New Roman" w:hAnsi="Times New Roman" w:cs="Times New Roman"/>
           <w:sz w:val="24"/>
         </w:rPr>
-        <w:t>SmartHome</w:t>
-      </w:r>
-      <w:proofErr w:type="spellEnd"/>
+        <w:t xml:space="preserve">e zaměřuje na vývoj systému chytré domácnosti, který bude postaven na jednodeskovém počítači s Linuxovým operačním systémem a </w:t>
+      </w:r>
       <w:r>
         <w:rPr>
           <w:rFonts w:ascii="Times New Roman" w:eastAsia="Times New Roman" w:hAnsi="Times New Roman" w:cs="Times New Roman"/>
           <w:sz w:val="24"/>
         </w:rPr>
-        <w:t xml:space="preserve"> bude tak čím dál více využíván běžnou populací ať už díky klesající ceně nebo díky rostoucí uživatelské přívětivosti.</w:t>
+        <w:t>umožní prostřednictvím webové aplikace sbírat, ukládat a vyhodnocovat data ze senzorů, vizualizovat je a současně ovládat připojen</w:t>
       </w:r>
       <w:r>
         <w:rPr>
           <w:rFonts w:ascii="Times New Roman" w:eastAsia="Times New Roman" w:hAnsi="Times New Roman" w:cs="Times New Roman"/>
           <w:sz w:val="24"/>
         </w:rPr>
-        <w:t xml:space="preserve"> Tato práce s</w:t>
+        <w:t>á zařízení</w:t>
       </w:r>
       <w:r>
         <w:rPr>
           <w:rFonts w:ascii="Times New Roman" w:eastAsia="Times New Roman" w:hAnsi="Times New Roman" w:cs="Times New Roman"/>
           <w:sz w:val="24"/>
         </w:rPr>
-        <w:t xml:space="preserve">e zaměřuje na vývoj systému chytré domácnosti, který bude postaven na jednodeskovém počítači s Linuxovým operačním systémem a </w:t>
-      </w:r>
+        <w:t xml:space="preserve"> a nastavovat parametry zařízení.</w:t>
+      </w:r>
+    </w:p>
+    <w:p>
+      <w:pPr>
+        <w:spacing w:after="185"/>
+      </w:pPr>
       <w:r>
         <w:rPr>
           <w:rFonts w:ascii="Times New Roman" w:eastAsia="Times New Roman" w:hAnsi="Times New Roman" w:cs="Times New Roman"/>
           <w:sz w:val="24"/>
         </w:rPr>
-        <w:t>umožní prostřednictvím webové aplikace sbírat, ukládat a vyhodnocovat data ze senzorů, vizualizovat je a současně ovládat připojen</w:t>
-      </w:r>
+        <w:t xml:space="preserve"> </w:t>
+      </w:r>
+    </w:p>
+    <w:p>
+      <w:pPr>
+        <w:spacing w:after="0"/>
+        <w:jc w:val="both"/>
+      </w:pPr>
       <w:r>
         <w:rPr>
           <w:rFonts w:ascii="Times New Roman" w:eastAsia="Times New Roman" w:hAnsi="Times New Roman" w:cs="Times New Roman"/>
           <w:sz w:val="24"/>
         </w:rPr>
-        <w:t>á zařízení</w:t>
+        <w:t xml:space="preserve"> </w:t>
       </w:r>
       <w:r>
         <w:rPr>
           <w:rFonts w:ascii="Times New Roman" w:eastAsia="Times New Roman" w:hAnsi="Times New Roman" w:cs="Times New Roman"/>
           <w:sz w:val="24"/>
         </w:rPr>
-        <w:t xml:space="preserve"> a nastavovat parametry zařízení.</w:t>
-      </w:r>
-    </w:p>
-    <w:p>
-      <w:pPr>
-        <w:spacing w:after="185"/>
-      </w:pPr>
-      <w:r>
-        <w:rPr>
-          <w:rFonts w:ascii="Times New Roman" w:eastAsia="Times New Roman" w:hAnsi="Times New Roman" w:cs="Times New Roman"/>
-          <w:sz w:val="24"/>
-        </w:rPr>
-        <w:t xml:space="preserve"> </w:t>
-      </w:r>
-    </w:p>
-    <w:p>
-      <w:pPr>
-        <w:spacing w:after="0"/>
-        <w:jc w:val="both"/>
-      </w:pPr>
-      <w:r>
-        <w:rPr>
-          <w:rFonts w:ascii="Times New Roman" w:eastAsia="Times New Roman" w:hAnsi="Times New Roman" w:cs="Times New Roman"/>
-          <w:sz w:val="24"/>
-        </w:rPr>
-        <w:t xml:space="preserve"> </w:t>
-      </w:r>
-      <w:r>
-        <w:rPr>
-          <w:rFonts w:ascii="Times New Roman" w:eastAsia="Times New Roman" w:hAnsi="Times New Roman" w:cs="Times New Roman"/>
-          <w:sz w:val="24"/>
-        </w:rPr>
         <w:tab/>
         <w:t xml:space="preserve"> </w:t>
       </w:r>
@@ -18018,15 +16786,7 @@
         <w:t xml:space="preserve">a cenově dostupných </w:t>
       </w:r>
       <w:r>
-        <w:t xml:space="preserve">jako například ESP32 až po </w:t>
-      </w:r>
-      <w:proofErr w:type="spellStart"/>
-      <w:r>
-        <w:t>Raspberry</w:t>
-      </w:r>
-      <w:proofErr w:type="spellEnd"/>
-      <w:r>
-        <w:t xml:space="preserve"> PI, které je schopné nahradit desktop </w:t>
+        <w:t xml:space="preserve">jako například ESP32 až po Raspberry PI, které je schopné nahradit desktop </w:t>
       </w:r>
       <w:r>
         <w:t>pro</w:t>
@@ -18035,23 +16795,7 @@
         <w:t xml:space="preserve"> základní </w:t>
       </w:r>
       <w:r>
-        <w:t xml:space="preserve">použití. Ve světě </w:t>
-      </w:r>
-      <w:proofErr w:type="spellStart"/>
-      <w:r>
-        <w:t>IoT</w:t>
-      </w:r>
-      <w:proofErr w:type="spellEnd"/>
-      <w:r>
-        <w:t xml:space="preserve"> se používají ve velké míře </w:t>
-      </w:r>
-      <w:proofErr w:type="spellStart"/>
-      <w:r>
-        <w:t>Raspberry</w:t>
-      </w:r>
-      <w:proofErr w:type="spellEnd"/>
-      <w:r>
-        <w:t xml:space="preserve"> PI a Orange PI díky jejich bohatému I/O a výkonu.</w:t>
+        <w:t>použití. Ve světě IoT se používají ve velké míře Raspberry PI a Orange PI díky jejich bohatému I/O a výkonu.</w:t>
       </w:r>
       <w:r>
         <w:t xml:space="preserve"> Mezi zařízeními s větším výkonem už nebývá tolik rozdílů, které by hovořili pro jednu či druhou variantu, proto </w:t>
@@ -18060,21 +16804,7 @@
         <w:t xml:space="preserve">se můžeme orientovat situací na trhu a dané cenně za kus. </w:t>
       </w:r>
       <w:r>
-        <w:t xml:space="preserve">Pro tuto práci byl zvolen </w:t>
-      </w:r>
-      <w:r>
-        <w:t xml:space="preserve">počítač </w:t>
-      </w:r>
-      <w:proofErr w:type="spellStart"/>
-      <w:r>
-        <w:t>Radxa</w:t>
-      </w:r>
-      <w:proofErr w:type="spellEnd"/>
-      <w:r>
-        <w:t xml:space="preserve">, </w:t>
-      </w:r>
-      <w:r>
-        <w:t>především díky jeho zabudované paměti pro operační systém</w:t>
+        <w:t>Nakonec jsme se rozhodli pro Raspberry PI, jelikož Radxa byla mimo finanční předpoklady</w:t>
       </w:r>
     </w:p>
     <w:p>
@@ -18091,7 +16821,6 @@
           <w14:ligatures w14:val="none"/>
         </w:rPr>
       </w:pPr>
-      <w:proofErr w:type="spellStart"/>
       <w:r>
         <w:rPr>
           <w:rFonts w:eastAsia="Times New Roman"/>
@@ -18101,9 +16830,32 @@
           <w:lang w:eastAsia="en-GB"/>
           <w14:ligatures w14:val="none"/>
         </w:rPr>
-        <w:t>Raspberry</w:t>
-      </w:r>
-      <w:proofErr w:type="spellEnd"/>
+        <w:t>Raspberry Pi</w:t>
+      </w:r>
+      <w:r>
+        <w:rPr>
+          <w:rFonts w:eastAsia="Times New Roman"/>
+          <w:kern w:val="0"/>
+          <w:lang w:eastAsia="en-GB"/>
+          <w14:ligatures w14:val="none"/>
+        </w:rPr>
+        <w:t> – nejrozšířenější platforma pro domácí automatizaci. Nabízí širokou podporu Linuxových distribucí, velkou komunitu, dostupnost příslušenství a spolehlivý provoz.</w:t>
+      </w:r>
+    </w:p>
+    <w:p>
+      <w:pPr>
+        <w:numPr>
+          <w:ilvl w:val="0"/>
+          <w:numId w:val="1"/>
+        </w:numPr>
+        <w:spacing w:before="100" w:beforeAutospacing="1" w:after="100" w:afterAutospacing="1" w:line="240" w:lineRule="auto"/>
+        <w:rPr>
+          <w:rFonts w:eastAsia="Times New Roman"/>
+          <w:kern w:val="0"/>
+          <w:lang w:eastAsia="en-GB"/>
+          <w14:ligatures w14:val="none"/>
+        </w:rPr>
+      </w:pPr>
       <w:r>
         <w:rPr>
           <w:rFonts w:eastAsia="Times New Roman"/>
@@ -18113,9 +16865,32 @@
           <w:lang w:eastAsia="en-GB"/>
           <w14:ligatures w14:val="none"/>
         </w:rPr>
-        <w:t xml:space="preserve"> </w:t>
-      </w:r>
-      <w:proofErr w:type="spellStart"/>
+        <w:t>Orange Pi</w:t>
+      </w:r>
+      <w:r>
+        <w:rPr>
+          <w:rFonts w:eastAsia="Times New Roman"/>
+          <w:kern w:val="0"/>
+          <w:lang w:eastAsia="en-GB"/>
+          <w14:ligatures w14:val="none"/>
+        </w:rPr>
+        <w:t> – alternativa k Raspberry Pi s podobnou koncepcí. Nabízí vyšší výkon u některých modelů, často nižší cenu, ale menší komunitní podporu a občas složitější ovladače.</w:t>
+      </w:r>
+    </w:p>
+    <w:p>
+      <w:pPr>
+        <w:numPr>
+          <w:ilvl w:val="0"/>
+          <w:numId w:val="1"/>
+        </w:numPr>
+        <w:spacing w:before="100" w:beforeAutospacing="1" w:after="100" w:afterAutospacing="1" w:line="240" w:lineRule="auto"/>
+        <w:rPr>
+          <w:rFonts w:eastAsia="Times New Roman"/>
+          <w:kern w:val="0"/>
+          <w:lang w:eastAsia="en-GB"/>
+          <w14:ligatures w14:val="none"/>
+        </w:rPr>
+      </w:pPr>
       <w:r>
         <w:rPr>
           <w:rFonts w:eastAsia="Times New Roman"/>
@@ -18125,9 +16900,8 @@
           <w:lang w:eastAsia="en-GB"/>
           <w14:ligatures w14:val="none"/>
         </w:rPr>
-        <w:t>Pi</w:t>
-      </w:r>
-      <w:proofErr w:type="spellEnd"/>
+        <w:t>Radxa Rock Pi</w:t>
+      </w:r>
       <w:r>
         <w:rPr>
           <w:rFonts w:eastAsia="Times New Roman"/>
@@ -18135,7 +16909,7 @@
           <w:lang w:eastAsia="en-GB"/>
           <w14:ligatures w14:val="none"/>
         </w:rPr>
-        <w:t> – nejrozšířenější platforma pro domácí automatizaci. Nabízí širokou podporu Linuxových distribucí, velkou komunitu, dostupnost příslušenství a spolehlivý provoz.</w:t>
+        <w:t> – výkonné SBC, u některých modelů možnost připojení SSD přes M.2, lepší hardware, ale méně rozsáhlá komunita a složitější dostupnost.</w:t>
       </w:r>
     </w:p>
     <w:p>
@@ -18161,9 +16935,32 @@
           <w:lang w:eastAsia="en-GB"/>
           <w14:ligatures w14:val="none"/>
         </w:rPr>
-        <w:t xml:space="preserve">Orange </w:t>
-      </w:r>
-      <w:proofErr w:type="spellStart"/>
+        <w:t>Arduino</w:t>
+      </w:r>
+      <w:r>
+        <w:rPr>
+          <w:rFonts w:eastAsia="Times New Roman"/>
+          <w:kern w:val="0"/>
+          <w:lang w:eastAsia="en-GB"/>
+          <w14:ligatures w14:val="none"/>
+        </w:rPr>
+        <w:t> – mikrokontrolerová platforma, nevhodná jako hlavní server (nemá OS Linux), vhodná pro řízení jednoduchých periferií a senzorů.</w:t>
+      </w:r>
+    </w:p>
+    <w:p>
+      <w:pPr>
+        <w:numPr>
+          <w:ilvl w:val="0"/>
+          <w:numId w:val="1"/>
+        </w:numPr>
+        <w:spacing w:before="100" w:beforeAutospacing="1" w:after="100" w:afterAutospacing="1" w:line="240" w:lineRule="auto"/>
+        <w:rPr>
+          <w:rFonts w:eastAsia="Times New Roman"/>
+          <w:kern w:val="0"/>
+          <w:lang w:eastAsia="en-GB"/>
+          <w14:ligatures w14:val="none"/>
+        </w:rPr>
+      </w:pPr>
       <w:r>
         <w:rPr>
           <w:rFonts w:eastAsia="Times New Roman"/>
@@ -18173,9 +16970,8 @@
           <w:lang w:eastAsia="en-GB"/>
           <w14:ligatures w14:val="none"/>
         </w:rPr>
-        <w:t>Pi</w:t>
-      </w:r>
-      <w:proofErr w:type="spellEnd"/>
+        <w:t>ESP32</w:t>
+      </w:r>
       <w:r>
         <w:rPr>
           <w:rFonts w:eastAsia="Times New Roman"/>
@@ -18183,687 +16979,114 @@
           <w:lang w:eastAsia="en-GB"/>
           <w14:ligatures w14:val="none"/>
         </w:rPr>
-        <w:t xml:space="preserve"> – alternativa k </w:t>
-      </w:r>
-      <w:proofErr w:type="spellStart"/>
-      <w:r>
-        <w:rPr>
-          <w:rFonts w:eastAsia="Times New Roman"/>
-          <w:kern w:val="0"/>
+        <w:t> – mikrokontroler s Wi-Fi a Bluetooth, ideální pro senzory a IoT zařízení. Nelze použít jako hlavní aplikační server, spíše doplněk k centrální jednotce.</w:t>
+      </w:r>
+    </w:p>
+    <w:p>
+      <w:pPr>
+        <w:pStyle w:val="Nadpis3"/>
+        <w:rPr>
           <w:lang w:eastAsia="en-GB"/>
-          <w14:ligatures w14:val="none"/>
-        </w:rPr>
-        <w:t>Raspberry</w:t>
-      </w:r>
-      <w:proofErr w:type="spellEnd"/>
-      <w:r>
-        <w:rPr>
-          <w:rFonts w:eastAsia="Times New Roman"/>
-          <w:kern w:val="0"/>
+        </w:rPr>
+      </w:pPr>
+      <w:bookmarkStart w:id="2" w:name="_Toc229502737"/>
+      <w:r>
+        <w:rPr>
           <w:lang w:eastAsia="en-GB"/>
-          <w14:ligatures w14:val="none"/>
+        </w:rPr>
+        <w:t>1.</w:t>
+      </w:r>
+      <w:r>
+        <w:rPr>
+          <w:lang w:eastAsia="en-GB"/>
+        </w:rPr>
+        <w:t>1.1</w:t>
+      </w:r>
+      <w:r>
+        <w:rPr>
+          <w:lang w:eastAsia="en-GB"/>
+        </w:rPr>
+        <w:t xml:space="preserve"> Radxa</w:t>
+      </w:r>
+      <w:bookmarkEnd w:id="2"/>
+    </w:p>
+    <w:p>
+      <w:pPr>
+        <w:rPr>
+          <w:lang w:eastAsia="en-GB"/>
+        </w:rPr>
+      </w:pPr>
+      <w:r>
+        <w:rPr>
+          <w:lang w:eastAsia="en-GB"/>
+        </w:rPr>
+        <w:t>Společnost Radxa je technologická firma zaměřená na vývoj a výrobu embedded počítačů a vývojových desek určených pro výuku, výzkum, průmyslové aplikace i domácí projekty. Byla založena v Číně a proslavila se zejména svou řadou Rock Pi, která nabízí výkonné alternativy k populárním deskám jako je Raspberry Pi. Radxa využívá moderní procesory ARM (např. Rockchip, Amlogic či NXP) a nabízí širokou škálu zařízení – od miniaturních modelů Radxa Zero až po výkonné desky Rock 5 s podporou rozhraní NVMe, USB-C, PCIe a gigabitového Ethernetu. Firma klade důraz na otevřený ekosystém, podporu Linuxu, Androidu i Debianu a na aktivní komunitu vývojářů, kteří její produkty využívají v oblasti IoT, robotiky, edge computingu i multimediálních aplikací.</w:t>
+      </w:r>
+      <w:r>
+        <w:rPr>
+          <w:lang w:eastAsia="en-GB"/>
         </w:rPr>
         <w:t xml:space="preserve"> </w:t>
       </w:r>
-      <w:proofErr w:type="spellStart"/>
-      <w:r>
-        <w:rPr>
-          <w:rFonts w:eastAsia="Times New Roman"/>
-          <w:kern w:val="0"/>
+    </w:p>
+    <w:p>
+      <w:pPr>
+        <w:rPr>
           <w:lang w:eastAsia="en-GB"/>
-          <w14:ligatures w14:val="none"/>
-        </w:rPr>
-        <w:t>Pi</w:t>
-      </w:r>
-      <w:proofErr w:type="spellEnd"/>
-      <w:r>
-        <w:rPr>
-          <w:rFonts w:eastAsia="Times New Roman"/>
-          <w:kern w:val="0"/>
+        </w:rPr>
+      </w:pPr>
+    </w:p>
+    <w:p>
+      <w:pPr>
+        <w:pStyle w:val="Nadpis3"/>
+        <w:rPr>
           <w:lang w:eastAsia="en-GB"/>
-          <w14:ligatures w14:val="none"/>
-        </w:rPr>
-        <w:t xml:space="preserve"> s podobnou koncepcí. Nabízí vyšší výkon u některých modelů, často nižší cenu, ale menší komunitní podporu a občas složitější ovladače.</w:t>
-      </w:r>
-    </w:p>
-    <w:p>
-      <w:pPr>
-        <w:numPr>
-          <w:ilvl w:val="0"/>
-          <w:numId w:val="1"/>
-        </w:numPr>
-        <w:spacing w:before="100" w:beforeAutospacing="1" w:after="100" w:afterAutospacing="1" w:line="240" w:lineRule="auto"/>
-        <w:rPr>
-          <w:rFonts w:eastAsia="Times New Roman"/>
-          <w:kern w:val="0"/>
+        </w:rPr>
+      </w:pPr>
+      <w:bookmarkStart w:id="3" w:name="_Toc229502738"/>
+      <w:r>
+        <w:rPr>
           <w:lang w:eastAsia="en-GB"/>
-          <w14:ligatures w14:val="none"/>
-        </w:rPr>
-      </w:pPr>
-      <w:proofErr w:type="spellStart"/>
-      <w:r>
-        <w:rPr>
-          <w:rFonts w:eastAsia="Times New Roman"/>
-          <w:b/>
-          <w:bCs/>
-          <w:kern w:val="0"/>
+        </w:rPr>
+        <w:t>1.</w:t>
+      </w:r>
+      <w:r>
+        <w:rPr>
           <w:lang w:eastAsia="en-GB"/>
-          <w14:ligatures w14:val="none"/>
-        </w:rPr>
-        <w:t>Radxa</w:t>
-      </w:r>
-      <w:proofErr w:type="spellEnd"/>
-      <w:r>
-        <w:rPr>
-          <w:rFonts w:eastAsia="Times New Roman"/>
-          <w:b/>
-          <w:bCs/>
-          <w:kern w:val="0"/>
+        </w:rPr>
+        <w:t>1.2</w:t>
+      </w:r>
+      <w:r>
+        <w:rPr>
           <w:lang w:eastAsia="en-GB"/>
-          <w14:ligatures w14:val="none"/>
-        </w:rPr>
-        <w:t xml:space="preserve"> Rock </w:t>
-      </w:r>
-      <w:proofErr w:type="spellStart"/>
-      <w:r>
-        <w:rPr>
-          <w:rFonts w:eastAsia="Times New Roman"/>
-          <w:b/>
-          <w:bCs/>
-          <w:kern w:val="0"/>
+        </w:rPr>
+        <w:t xml:space="preserve"> Raspberry</w:t>
+      </w:r>
+      <w:bookmarkEnd w:id="3"/>
+    </w:p>
+    <w:p>
+      <w:pPr>
+        <w:rPr>
           <w:lang w:eastAsia="en-GB"/>
-          <w14:ligatures w14:val="none"/>
-        </w:rPr>
-        <w:t>Pi</w:t>
-      </w:r>
-      <w:proofErr w:type="spellEnd"/>
-      <w:r>
-        <w:rPr>
-          <w:rFonts w:eastAsia="Times New Roman"/>
-          <w:kern w:val="0"/>
+        </w:rPr>
+      </w:pPr>
+      <w:r>
+        <w:rPr>
           <w:lang w:eastAsia="en-GB"/>
-          <w14:ligatures w14:val="none"/>
-        </w:rPr>
-        <w:t> – výkonné SBC, u některých modelů možnost připojení SSD přes M.2, lepší hardware, ale méně rozsáhlá komunita a složitější dostupnost.</w:t>
-      </w:r>
-    </w:p>
-    <w:p>
-      <w:pPr>
-        <w:numPr>
-          <w:ilvl w:val="0"/>
-          <w:numId w:val="1"/>
-        </w:numPr>
-        <w:spacing w:before="100" w:beforeAutospacing="1" w:after="100" w:afterAutospacing="1" w:line="240" w:lineRule="auto"/>
-        <w:rPr>
-          <w:rFonts w:eastAsia="Times New Roman"/>
-          <w:kern w:val="0"/>
+        </w:rPr>
+        <w:t>Raspberry Pi představuje klíčový prvek v oblasti vestavěných systémů a edukačních platforem, který v podstatě demokratizoval přístup k vývoji hardwaru a nízkoúrovňovému programování. Z pohledu studenta technického oboru je tato jednodesková platforma neocenitelná především díky své flexibilitě, kdy na bázi architektury ARM umožňuje provozovat plnohodnotné distribuce Linuxu při zachování minimální energetické náročnosti. Klíčovou komparativní výhodou je přítomnost GPIO rozhraní, které slouží jako most mezi softwarovým prostředím a fyzickým světem, což z</w:t>
+      </w:r>
+      <w:r>
+        <w:rPr>
           <w:lang w:eastAsia="en-GB"/>
-          <w14:ligatures w14:val="none"/>
-        </w:rPr>
-      </w:pPr>
-      <w:proofErr w:type="spellStart"/>
-      <w:r>
-        <w:rPr>
-          <w:rFonts w:eastAsia="Times New Roman"/>
-          <w:b/>
-          <w:bCs/>
-          <w:kern w:val="0"/>
+        </w:rPr>
+        <w:t> Raspberry dělá</w:t>
+      </w:r>
+      <w:r>
+        <w:rPr>
           <w:lang w:eastAsia="en-GB"/>
-          <w14:ligatures w14:val="none"/>
-        </w:rPr>
-        <w:t>Arduino</w:t>
-      </w:r>
-      <w:proofErr w:type="spellEnd"/>
-      <w:r>
-        <w:rPr>
-          <w:rFonts w:eastAsia="Times New Roman"/>
-          <w:kern w:val="0"/>
-          <w:lang w:eastAsia="en-GB"/>
-          <w14:ligatures w14:val="none"/>
-        </w:rPr>
-        <w:t xml:space="preserve"> – </w:t>
-      </w:r>
-      <w:proofErr w:type="spellStart"/>
-      <w:r>
-        <w:rPr>
-          <w:rFonts w:eastAsia="Times New Roman"/>
-          <w:kern w:val="0"/>
-          <w:lang w:eastAsia="en-GB"/>
-          <w14:ligatures w14:val="none"/>
-        </w:rPr>
-        <w:t>mikrokontrolerová</w:t>
-      </w:r>
-      <w:proofErr w:type="spellEnd"/>
-      <w:r>
-        <w:rPr>
-          <w:rFonts w:eastAsia="Times New Roman"/>
-          <w:kern w:val="0"/>
-          <w:lang w:eastAsia="en-GB"/>
-          <w14:ligatures w14:val="none"/>
-        </w:rPr>
-        <w:t xml:space="preserve"> platforma, nevhodná jako hlavní server (nemá OS Linux), vhodná pro řízení jednoduchých periferií a senzorů.</w:t>
-      </w:r>
-    </w:p>
-    <w:p>
-      <w:pPr>
-        <w:numPr>
-          <w:ilvl w:val="0"/>
-          <w:numId w:val="1"/>
-        </w:numPr>
-        <w:spacing w:before="100" w:beforeAutospacing="1" w:after="100" w:afterAutospacing="1" w:line="240" w:lineRule="auto"/>
-        <w:rPr>
-          <w:rFonts w:eastAsia="Times New Roman"/>
-          <w:kern w:val="0"/>
-          <w:lang w:eastAsia="en-GB"/>
-          <w14:ligatures w14:val="none"/>
-        </w:rPr>
-      </w:pPr>
-      <w:r>
-        <w:rPr>
-          <w:rFonts w:eastAsia="Times New Roman"/>
-          <w:b/>
-          <w:bCs/>
-          <w:kern w:val="0"/>
-          <w:lang w:eastAsia="en-GB"/>
-          <w14:ligatures w14:val="none"/>
-        </w:rPr>
-        <w:t>ESP32</w:t>
-      </w:r>
-      <w:r>
-        <w:rPr>
-          <w:rFonts w:eastAsia="Times New Roman"/>
-          <w:kern w:val="0"/>
-          <w:lang w:eastAsia="en-GB"/>
-          <w14:ligatures w14:val="none"/>
-        </w:rPr>
-        <w:t xml:space="preserve"> – mikrokontroler s Wi-Fi a Bluetooth, ideální pro senzory a </w:t>
-      </w:r>
-      <w:proofErr w:type="spellStart"/>
-      <w:r>
-        <w:rPr>
-          <w:rFonts w:eastAsia="Times New Roman"/>
-          <w:kern w:val="0"/>
-          <w:lang w:eastAsia="en-GB"/>
-          <w14:ligatures w14:val="none"/>
-        </w:rPr>
-        <w:t>IoT</w:t>
-      </w:r>
-      <w:proofErr w:type="spellEnd"/>
-      <w:r>
-        <w:rPr>
-          <w:rFonts w:eastAsia="Times New Roman"/>
-          <w:kern w:val="0"/>
-          <w:lang w:eastAsia="en-GB"/>
-          <w14:ligatures w14:val="none"/>
-        </w:rPr>
-        <w:t xml:space="preserve"> zařízení. Nelze použít jako hlavní aplikační server, spíše doplněk k centrální jednotce.</w:t>
-      </w:r>
-    </w:p>
-    <w:p>
-      <w:pPr>
-        <w:pStyle w:val="Nadpis3"/>
-        <w:rPr>
-          <w:lang w:eastAsia="en-GB"/>
-        </w:rPr>
-      </w:pPr>
-      <w:bookmarkStart w:id="2" w:name="_Toc229502737"/>
-      <w:r>
-        <w:rPr>
-          <w:lang w:eastAsia="en-GB"/>
-        </w:rPr>
-        <w:t>1.</w:t>
-      </w:r>
-      <w:r>
-        <w:rPr>
-          <w:lang w:eastAsia="en-GB"/>
-        </w:rPr>
-        <w:t>1.1</w:t>
-      </w:r>
-      <w:r>
-        <w:rPr>
-          <w:lang w:eastAsia="en-GB"/>
-        </w:rPr>
-        <w:t xml:space="preserve"> </w:t>
-      </w:r>
-      <w:proofErr w:type="spellStart"/>
-      <w:r>
-        <w:rPr>
-          <w:lang w:eastAsia="en-GB"/>
-        </w:rPr>
-        <w:t>Radxa</w:t>
-      </w:r>
-      <w:bookmarkEnd w:id="2"/>
-      <w:proofErr w:type="spellEnd"/>
-    </w:p>
-    <w:p>
-      <w:pPr>
-        <w:rPr>
-          <w:lang w:eastAsia="en-GB"/>
-        </w:rPr>
-      </w:pPr>
-      <w:r>
-        <w:rPr>
-          <w:lang w:eastAsia="en-GB"/>
-        </w:rPr>
-        <w:t xml:space="preserve">Společnost </w:t>
-      </w:r>
-      <w:proofErr w:type="spellStart"/>
-      <w:r>
-        <w:rPr>
-          <w:lang w:eastAsia="en-GB"/>
-        </w:rPr>
-        <w:t>Radxa</w:t>
-      </w:r>
-      <w:proofErr w:type="spellEnd"/>
-      <w:r>
-        <w:rPr>
-          <w:lang w:eastAsia="en-GB"/>
-        </w:rPr>
-        <w:t xml:space="preserve"> je technologická firma zaměřená na vývoj a výrobu </w:t>
-      </w:r>
-      <w:proofErr w:type="spellStart"/>
-      <w:r>
-        <w:rPr>
-          <w:lang w:eastAsia="en-GB"/>
-        </w:rPr>
-        <w:t>embedded</w:t>
-      </w:r>
-      <w:proofErr w:type="spellEnd"/>
-      <w:r>
-        <w:rPr>
-          <w:lang w:eastAsia="en-GB"/>
-        </w:rPr>
-        <w:t xml:space="preserve"> počítačů a vývojových desek určených pro výuku, výzkum, průmyslové aplikace i domácí projekty. Byla založena v Číně a proslavila se zejména svou řadou Rock </w:t>
-      </w:r>
-      <w:proofErr w:type="spellStart"/>
-      <w:r>
-        <w:rPr>
-          <w:lang w:eastAsia="en-GB"/>
-        </w:rPr>
-        <w:t>Pi</w:t>
-      </w:r>
-      <w:proofErr w:type="spellEnd"/>
-      <w:r>
-        <w:rPr>
-          <w:lang w:eastAsia="en-GB"/>
-        </w:rPr>
-        <w:t xml:space="preserve">, která nabízí výkonné alternativy k populárním deskám jako je </w:t>
-      </w:r>
-      <w:proofErr w:type="spellStart"/>
-      <w:r>
-        <w:rPr>
-          <w:lang w:eastAsia="en-GB"/>
-        </w:rPr>
-        <w:t>Raspberry</w:t>
-      </w:r>
-      <w:proofErr w:type="spellEnd"/>
-      <w:r>
-        <w:rPr>
-          <w:lang w:eastAsia="en-GB"/>
-        </w:rPr>
-        <w:t xml:space="preserve"> </w:t>
-      </w:r>
-      <w:proofErr w:type="spellStart"/>
-      <w:r>
-        <w:rPr>
-          <w:lang w:eastAsia="en-GB"/>
-        </w:rPr>
-        <w:t>Pi</w:t>
-      </w:r>
-      <w:proofErr w:type="spellEnd"/>
-      <w:r>
-        <w:rPr>
-          <w:lang w:eastAsia="en-GB"/>
-        </w:rPr>
-        <w:t xml:space="preserve">. </w:t>
-      </w:r>
-      <w:proofErr w:type="spellStart"/>
-      <w:r>
-        <w:rPr>
-          <w:lang w:eastAsia="en-GB"/>
-        </w:rPr>
-        <w:t>Radxa</w:t>
-      </w:r>
-      <w:proofErr w:type="spellEnd"/>
-      <w:r>
-        <w:rPr>
-          <w:lang w:eastAsia="en-GB"/>
-        </w:rPr>
-        <w:t xml:space="preserve"> využívá moderní procesory ARM (např. </w:t>
-      </w:r>
-      <w:proofErr w:type="spellStart"/>
-      <w:r>
-        <w:rPr>
-          <w:lang w:eastAsia="en-GB"/>
-        </w:rPr>
-        <w:t>Rockchip</w:t>
-      </w:r>
-      <w:proofErr w:type="spellEnd"/>
-      <w:r>
-        <w:rPr>
-          <w:lang w:eastAsia="en-GB"/>
-        </w:rPr>
-        <w:t xml:space="preserve">, </w:t>
-      </w:r>
-      <w:proofErr w:type="spellStart"/>
-      <w:r>
-        <w:rPr>
-          <w:lang w:eastAsia="en-GB"/>
-        </w:rPr>
-        <w:t>Amlogic</w:t>
-      </w:r>
-      <w:proofErr w:type="spellEnd"/>
-      <w:r>
-        <w:rPr>
-          <w:lang w:eastAsia="en-GB"/>
-        </w:rPr>
-        <w:t xml:space="preserve"> či NXP) a nabízí širokou škálu zařízení – od miniaturních modelů </w:t>
-      </w:r>
-      <w:proofErr w:type="spellStart"/>
-      <w:r>
-        <w:rPr>
-          <w:lang w:eastAsia="en-GB"/>
-        </w:rPr>
-        <w:t>Radxa</w:t>
-      </w:r>
-      <w:proofErr w:type="spellEnd"/>
-      <w:r>
-        <w:rPr>
-          <w:lang w:eastAsia="en-GB"/>
-        </w:rPr>
-        <w:t xml:space="preserve"> </w:t>
-      </w:r>
-      <w:proofErr w:type="spellStart"/>
-      <w:r>
-        <w:rPr>
-          <w:lang w:eastAsia="en-GB"/>
-        </w:rPr>
-        <w:t>Zero</w:t>
-      </w:r>
-      <w:proofErr w:type="spellEnd"/>
-      <w:r>
-        <w:rPr>
-          <w:lang w:eastAsia="en-GB"/>
-        </w:rPr>
-        <w:t xml:space="preserve"> až po výkonné desky Rock 5 s podporou rozhraní </w:t>
-      </w:r>
-      <w:proofErr w:type="spellStart"/>
-      <w:r>
-        <w:rPr>
-          <w:lang w:eastAsia="en-GB"/>
-        </w:rPr>
-        <w:t>NVMe</w:t>
-      </w:r>
-      <w:proofErr w:type="spellEnd"/>
-      <w:r>
-        <w:rPr>
-          <w:lang w:eastAsia="en-GB"/>
-        </w:rPr>
-        <w:t xml:space="preserve">, USB-C, </w:t>
-      </w:r>
-      <w:proofErr w:type="spellStart"/>
-      <w:r>
-        <w:rPr>
-          <w:lang w:eastAsia="en-GB"/>
-        </w:rPr>
-        <w:t>PCIe</w:t>
-      </w:r>
-      <w:proofErr w:type="spellEnd"/>
-      <w:r>
-        <w:rPr>
-          <w:lang w:eastAsia="en-GB"/>
-        </w:rPr>
-        <w:t xml:space="preserve"> a gigabitového Ethernetu. Firma klade důraz na otevřený ekosystém, podporu Linuxu, Androidu i </w:t>
-      </w:r>
-      <w:proofErr w:type="spellStart"/>
-      <w:r>
-        <w:rPr>
-          <w:lang w:eastAsia="en-GB"/>
-        </w:rPr>
-        <w:t>Debianu</w:t>
-      </w:r>
-      <w:proofErr w:type="spellEnd"/>
-      <w:r>
-        <w:rPr>
-          <w:lang w:eastAsia="en-GB"/>
-        </w:rPr>
-        <w:t xml:space="preserve"> a na aktivní komunitu vývojářů, kteří její produkty využívají v oblasti </w:t>
-      </w:r>
-      <w:proofErr w:type="spellStart"/>
-      <w:r>
-        <w:rPr>
-          <w:lang w:eastAsia="en-GB"/>
-        </w:rPr>
-        <w:t>IoT</w:t>
-      </w:r>
-      <w:proofErr w:type="spellEnd"/>
-      <w:r>
-        <w:rPr>
-          <w:lang w:eastAsia="en-GB"/>
-        </w:rPr>
-        <w:t xml:space="preserve">, robotiky, </w:t>
-      </w:r>
-      <w:proofErr w:type="spellStart"/>
-      <w:r>
-        <w:rPr>
-          <w:lang w:eastAsia="en-GB"/>
-        </w:rPr>
-        <w:t>edge</w:t>
-      </w:r>
-      <w:proofErr w:type="spellEnd"/>
-      <w:r>
-        <w:rPr>
-          <w:lang w:eastAsia="en-GB"/>
-        </w:rPr>
-        <w:t xml:space="preserve"> </w:t>
-      </w:r>
-      <w:proofErr w:type="spellStart"/>
-      <w:r>
-        <w:rPr>
-          <w:lang w:eastAsia="en-GB"/>
-        </w:rPr>
-        <w:t>computingu</w:t>
-      </w:r>
-      <w:proofErr w:type="spellEnd"/>
-      <w:r>
-        <w:rPr>
-          <w:lang w:eastAsia="en-GB"/>
-        </w:rPr>
-        <w:t xml:space="preserve"> i multimediálních aplikací.</w:t>
-      </w:r>
-      <w:r>
-        <w:rPr>
-          <w:lang w:eastAsia="en-GB"/>
-        </w:rPr>
-        <w:t xml:space="preserve"> </w:t>
-      </w:r>
-    </w:p>
-    <w:p>
-      <w:pPr>
-        <w:rPr>
-          <w:lang w:eastAsia="en-GB"/>
-        </w:rPr>
-      </w:pPr>
-    </w:p>
-    <w:p>
-      <w:pPr>
-        <w:pStyle w:val="Nadpis3"/>
-        <w:rPr>
-          <w:lang w:eastAsia="en-GB"/>
-        </w:rPr>
-      </w:pPr>
-      <w:bookmarkStart w:id="3" w:name="_Toc229502738"/>
-      <w:r>
-        <w:rPr>
-          <w:lang w:eastAsia="en-GB"/>
-        </w:rPr>
-        <w:t>1.</w:t>
-      </w:r>
-      <w:r>
-        <w:rPr>
-          <w:lang w:eastAsia="en-GB"/>
-        </w:rPr>
-        <w:t>1.2</w:t>
-      </w:r>
-      <w:r>
-        <w:rPr>
-          <w:lang w:eastAsia="en-GB"/>
-        </w:rPr>
-        <w:t xml:space="preserve"> </w:t>
-      </w:r>
-      <w:proofErr w:type="spellStart"/>
-      <w:r>
-        <w:rPr>
-          <w:lang w:eastAsia="en-GB"/>
-        </w:rPr>
-        <w:t>Raspberry</w:t>
-      </w:r>
-      <w:bookmarkEnd w:id="3"/>
-      <w:proofErr w:type="spellEnd"/>
-    </w:p>
-    <w:p>
-      <w:pPr>
-        <w:rPr>
-          <w:lang w:eastAsia="en-GB"/>
-        </w:rPr>
-      </w:pPr>
-      <w:proofErr w:type="spellStart"/>
-      <w:r>
-        <w:rPr>
-          <w:lang w:eastAsia="en-GB"/>
-        </w:rPr>
-        <w:t>Raspberry</w:t>
-      </w:r>
-      <w:proofErr w:type="spellEnd"/>
-      <w:r>
-        <w:rPr>
-          <w:lang w:eastAsia="en-GB"/>
-        </w:rPr>
-        <w:t xml:space="preserve"> </w:t>
-      </w:r>
-      <w:proofErr w:type="spellStart"/>
-      <w:r>
-        <w:rPr>
-          <w:lang w:eastAsia="en-GB"/>
-        </w:rPr>
-        <w:t>Pi</w:t>
-      </w:r>
-      <w:proofErr w:type="spellEnd"/>
-      <w:r>
-        <w:rPr>
-          <w:lang w:eastAsia="en-GB"/>
-        </w:rPr>
-        <w:t xml:space="preserve"> představuje klíčový prvek v oblasti vestavěných systémů a edukačních platforem, který v podstatě demokratizoval přístup k vývoji hardwaru a </w:t>
-      </w:r>
-      <w:proofErr w:type="spellStart"/>
-      <w:r>
-        <w:rPr>
-          <w:lang w:eastAsia="en-GB"/>
-        </w:rPr>
-        <w:t>nízkoúrovňovému</w:t>
-      </w:r>
-      <w:proofErr w:type="spellEnd"/>
-      <w:r>
-        <w:rPr>
-          <w:lang w:eastAsia="en-GB"/>
-        </w:rPr>
-        <w:t xml:space="preserve"> programování. Z pohledu studenta technického oboru je tato jednodesková platforma neocenitelná především díky své flexibilitě, kdy na bázi architektury ARM umožňuje provozovat plnohodnotné distribuce Linuxu při zachování minimální energetické náročnosti. Klíčovou komparativní výhodou je přítomnost GPIO rozhraní, které slouží jako most mezi softwarovým prostředím a fyzickým světem, což z</w:t>
-      </w:r>
-      <w:r>
-        <w:rPr>
-          <w:lang w:eastAsia="en-GB"/>
-        </w:rPr>
-        <w:t> </w:t>
-      </w:r>
-      <w:proofErr w:type="spellStart"/>
-      <w:r>
-        <w:rPr>
-          <w:lang w:eastAsia="en-GB"/>
-        </w:rPr>
-        <w:t>Raspberry</w:t>
-      </w:r>
-      <w:proofErr w:type="spellEnd"/>
-      <w:r>
-        <w:rPr>
-          <w:lang w:eastAsia="en-GB"/>
-        </w:rPr>
-        <w:t xml:space="preserve"> dělá</w:t>
-      </w:r>
-      <w:r>
-        <w:rPr>
-          <w:lang w:eastAsia="en-GB"/>
-        </w:rPr>
-        <w:t xml:space="preserve"> ideální uzel pro sběr dat ze senzorů v rámci </w:t>
-      </w:r>
-      <w:proofErr w:type="spellStart"/>
-      <w:r>
-        <w:rPr>
-          <w:lang w:eastAsia="en-GB"/>
-        </w:rPr>
-        <w:t>IoT</w:t>
-      </w:r>
-      <w:proofErr w:type="spellEnd"/>
-      <w:r>
-        <w:rPr>
-          <w:lang w:eastAsia="en-GB"/>
-        </w:rPr>
-        <w:t xml:space="preserve"> sítí nebo řídicí jednotku pro </w:t>
-      </w:r>
-      <w:proofErr w:type="spellStart"/>
-      <w:r>
-        <w:rPr>
-          <w:lang w:eastAsia="en-GB"/>
-        </w:rPr>
-        <w:t>mechatronické</w:t>
-      </w:r>
-      <w:proofErr w:type="spellEnd"/>
-      <w:r>
-        <w:rPr>
-          <w:lang w:eastAsia="en-GB"/>
-        </w:rPr>
-        <w:t xml:space="preserve"> systémy. Ať už jde o rychlé prototypování v Pythonu, stavbu vlastního domácího clusteru pro distribuované výpočty, nebo nasazení v roli lokálního serveru s </w:t>
-      </w:r>
-      <w:proofErr w:type="spellStart"/>
-      <w:r>
-        <w:rPr>
-          <w:lang w:eastAsia="en-GB"/>
-        </w:rPr>
-        <w:t>Dockerem</w:t>
-      </w:r>
-      <w:proofErr w:type="spellEnd"/>
-      <w:r>
-        <w:rPr>
-          <w:lang w:eastAsia="en-GB"/>
-        </w:rPr>
-        <w:t xml:space="preserve">, </w:t>
-      </w:r>
-      <w:proofErr w:type="spellStart"/>
-      <w:r>
-        <w:rPr>
-          <w:lang w:eastAsia="en-GB"/>
-        </w:rPr>
-        <w:t>Raspberry</w:t>
-      </w:r>
-      <w:proofErr w:type="spellEnd"/>
-      <w:r>
-        <w:rPr>
-          <w:lang w:eastAsia="en-GB"/>
-        </w:rPr>
-        <w:t xml:space="preserve"> </w:t>
-      </w:r>
-      <w:proofErr w:type="spellStart"/>
-      <w:r>
-        <w:rPr>
-          <w:lang w:eastAsia="en-GB"/>
-        </w:rPr>
-        <w:t>Pi</w:t>
-      </w:r>
-      <w:proofErr w:type="spellEnd"/>
-      <w:r>
-        <w:rPr>
-          <w:lang w:eastAsia="en-GB"/>
-        </w:rPr>
-        <w:t xml:space="preserve"> zůstává nepřekonaným standardem</w:t>
+        </w:rPr>
+        <w:t xml:space="preserve"> ideální uzel pro sběr dat ze senzorů v rámci IoT sítí nebo řídicí jednotku pro mechatronické systémy. Ať už jde o rychlé prototypování v Pythonu, stavbu vlastního domácího clusteru pro distribuované výpočty, nebo nasazení v roli lokálního serveru s Dockerem, Raspberry Pi zůstává nepřekonaným standardem</w:t>
       </w:r>
       <w:r>
         <w:rPr>
@@ -18915,15 +17138,7 @@
         <w:t xml:space="preserve"> a </w:t>
       </w:r>
       <w:r>
-        <w:t>udržovatelný. Frameworky obvykle zajišťují základní funkcionality, jako je směrování (</w:t>
-      </w:r>
-      <w:proofErr w:type="spellStart"/>
-      <w:r>
-        <w:t>routing</w:t>
-      </w:r>
-      <w:proofErr w:type="spellEnd"/>
-      <w:r>
-        <w:t xml:space="preserve">), práce s databází, autentizace uživatelů </w:t>
+        <w:t xml:space="preserve">udržovatelný. Frameworky obvykle zajišťují základní funkcionality, jako je směrování (routing), práce s databází, autentizace uživatelů </w:t>
       </w:r>
       <w:r>
         <w:t>nebo například</w:t>
@@ -18947,34 +17162,13 @@
         <w:t xml:space="preserve"> a především snadnějšímu vývoji webových aplikací</w:t>
       </w:r>
       <w:r>
-        <w:t xml:space="preserve">. V posledních letech se rozmohl vývoj </w:t>
-      </w:r>
-      <w:proofErr w:type="spellStart"/>
-      <w:r>
-        <w:t>JavaScriptu</w:t>
-      </w:r>
-      <w:proofErr w:type="spellEnd"/>
-      <w:r>
-        <w:t xml:space="preserve"> a jeho frameworků, které se dnes používají v mnoha aplikacích. Mezi nejznámější patří </w:t>
-      </w:r>
-      <w:proofErr w:type="spellStart"/>
-      <w:r>
-        <w:t>React</w:t>
-      </w:r>
-      <w:proofErr w:type="spellEnd"/>
-      <w:r>
-        <w:t xml:space="preserve"> nebo Vue.js</w:t>
-      </w:r>
-      <w:r>
-        <w:t xml:space="preserve">. Nakonec jsem použil framework </w:t>
-      </w:r>
-      <w:proofErr w:type="spellStart"/>
-      <w:r>
-        <w:t>Flask</w:t>
-      </w:r>
-      <w:proofErr w:type="spellEnd"/>
-      <w:r>
-        <w:t xml:space="preserve"> v jazyce Python.</w:t>
+        <w:t xml:space="preserve">. V posledních letech se rozmohl vývoj JavaScriptu a jeho frameworků, které se dnes používají v mnoha aplikacích. Mezi nejznámější patří </w:t>
+      </w:r>
+      <w:r>
+        <w:t>React nebo Vue.js</w:t>
+      </w:r>
+      <w:r>
+        <w:t>. Nakonec jsem použil framework Flask v jazyce Python.</w:t>
       </w:r>
       <w:r>
         <w:t xml:space="preserve"> </w:t>
@@ -19045,7 +17239,7 @@
         <w:pStyle w:val="Titulek"/>
         <w:jc w:val="center"/>
       </w:pPr>
-      <w:bookmarkStart w:id="5" w:name="_Toc229064763"/>
+      <w:bookmarkStart w:id="5" w:name="_Toc229517108"/>
       <w:r>
         <w:t xml:space="preserve">Obrázek </w:t>
       </w:r>
@@ -19065,6 +17259,9 @@
         <w:t>1</w:t>
       </w:r>
       <w:r>
+        <w:rPr>
+          <w:noProof/>
+        </w:rPr>
         <w:fldChar w:fldCharType="end"/>
       </w:r>
       <w:r>
@@ -19085,63 +17282,13 @@
         <w:t>3</w:t>
       </w:r>
       <w:r>
-        <w:t xml:space="preserve"> </w:t>
-      </w:r>
-      <w:proofErr w:type="spellStart"/>
-      <w:r>
-        <w:t>Flask</w:t>
+        <w:t xml:space="preserve"> Flask</w:t>
       </w:r>
       <w:bookmarkEnd w:id="6"/>
-      <w:proofErr w:type="spellEnd"/>
-    </w:p>
-    <w:p>
-      <w:proofErr w:type="spellStart"/>
-      <w:r>
-        <w:t>Flask</w:t>
-      </w:r>
-      <w:proofErr w:type="spellEnd"/>
-      <w:r>
-        <w:t xml:space="preserve"> je populární mikro-framework pro vývoj webových aplikací v jazyce Python, který sází na jednoduchost a flexibilitu. Na rozdíl od robustnějších nástrojů (jako je </w:t>
-      </w:r>
-      <w:proofErr w:type="spellStart"/>
-      <w:r>
-        <w:t>Django</w:t>
-      </w:r>
-      <w:proofErr w:type="spellEnd"/>
-      <w:r>
-        <w:t xml:space="preserve">) nenutí vývojáře používat konkrétní strukturu složek nebo konkrétní databáze, což z něj dělá ideální volbu pro menší projekty, </w:t>
-      </w:r>
-      <w:proofErr w:type="spellStart"/>
-      <w:r>
-        <w:t>mikroslužby</w:t>
-      </w:r>
-      <w:proofErr w:type="spellEnd"/>
-      <w:r>
-        <w:t xml:space="preserve"> nebo rychlé prototypování. </w:t>
-      </w:r>
-      <w:proofErr w:type="spellStart"/>
-      <w:r>
-        <w:t>Flask</w:t>
-      </w:r>
-      <w:proofErr w:type="spellEnd"/>
-      <w:r>
-        <w:t xml:space="preserve"> poskytuje pouze nezbytné jádro pro směrování (</w:t>
-      </w:r>
-      <w:proofErr w:type="spellStart"/>
-      <w:r>
-        <w:t>routing</w:t>
-      </w:r>
-      <w:proofErr w:type="spellEnd"/>
-      <w:r>
-        <w:t xml:space="preserve">) a zpracování HTTP požadavků, zatímco vše ostatní – od autentizace až po práci s databázemi – lze snadno přidat pomocí široké škály rozšíření. Díky své „minimalistické“ povaze a snadné čitelnosti kódu je </w:t>
-      </w:r>
-      <w:proofErr w:type="spellStart"/>
-      <w:r>
-        <w:t>Flask</w:t>
-      </w:r>
-      <w:proofErr w:type="spellEnd"/>
-      <w:r>
-        <w:t xml:space="preserve"> nesmírně oblíbený mezi začátečníky, kteří se chtějí rychle naučit základy webového vývoje, i mezi profesionály, kteří vyžadují plnou kontrolu nad každou komponentou své aplikace.</w:t>
+    </w:p>
+    <w:p>
+      <w:r>
+        <w:t>Flask je populární mikro-framework pro vývoj webových aplikací v jazyce Python, který sází na jednoduchost a flexibilitu. Na rozdíl od robustnějších nástrojů (jako je Django) nenutí vývojáře používat konkrétní strukturu složek nebo konkrétní databáze, což z něj dělá ideální volbu pro menší projekty, mikroslužby nebo rychlé prototypování. Flask poskytuje pouze nezbytné jádro pro směrování (routing) a zpracování HTTP požadavků, zatímco vše ostatní – od autentizace až po práci s databázemi – lze snadno přidat pomocí široké škály rozšíření. Díky své „minimalistické“ povaze a snadné čitelnosti kódu je Flask nesmírně oblíbený mezi začátečníky, kteří se chtějí rychle naučit základy webového vývoje, i mezi profesionály, kteří vyžadují plnou kontrolu nad každou komponentou své aplikace.</w:t>
       </w:r>
     </w:p>
     <w:p/>
@@ -19173,27 +17320,10 @@
           <w:i/>
           <w:iCs/>
         </w:rPr>
-        <w:t xml:space="preserve">Hypertext Transfer </w:t>
-      </w:r>
-      <w:proofErr w:type="spellStart"/>
-      <w:r>
-        <w:rPr>
-          <w:i/>
-          <w:iCs/>
-        </w:rPr>
-        <w:t>Protocol</w:t>
-      </w:r>
-      <w:proofErr w:type="spellEnd"/>
-      <w:r>
-        <w:t xml:space="preserve">), jenž funguje na principu </w:t>
-      </w:r>
-      <w:proofErr w:type="spellStart"/>
-      <w:r>
-        <w:t>request</w:t>
-      </w:r>
-      <w:proofErr w:type="spellEnd"/>
-      <w:r>
-        <w:t>-response cyklu. V tomto modelu vystupuje klientské zařízení (např. webový prohlížeč) jako iniciátor požadavku, který je následně zpracován serverovou částí systému. Server požadavek validuje, provede příslušnou logickou operaci a vrací strukturovanou odpověď obsahující stavový kód a případná data.</w:t>
+        <w:t>Hypertext Transfer Protocol</w:t>
+      </w:r>
+      <w:r>
+        <w:t>), jenž funguje na principu request-response cyklu. V tomto modelu vystupuje klientské zařízení (např. webový prohlížeč) jako iniciátor požadavku, který je následně zpracován serverovou částí systému. Server požadavek validuje, provede příslušnou logickou operaci a vrací strukturovanou odpověď obsahující stavový kód a případná data.</w:t>
       </w:r>
     </w:p>
     <w:p>
@@ -19209,23 +17339,7 @@
         </w:numPr>
       </w:pPr>
       <w:r>
-        <w:t xml:space="preserve">GET: </w:t>
-      </w:r>
-      <w:proofErr w:type="spellStart"/>
-      <w:r>
-        <w:t>Semanticky</w:t>
-      </w:r>
-      <w:proofErr w:type="spellEnd"/>
-      <w:r>
-        <w:t xml:space="preserve"> určená pro bezpečné a </w:t>
-      </w:r>
-      <w:proofErr w:type="spellStart"/>
-      <w:r>
-        <w:t>idempotentní</w:t>
-      </w:r>
-      <w:proofErr w:type="spellEnd"/>
-      <w:r>
-        <w:t xml:space="preserve"> získávání informací (např. dotaz na aktuální teplotu v místnosti nebo stav osvětlení), aniž by docházelo k modifikaci stavu systému.</w:t>
+        <w:t>GET: Semanticky určená pro bezpečné a idempotentní získávání informací (např. dotaz na aktuální teplotu v místnosti nebo stav osvětlení), aniž by docházelo k modifikaci stavu systému.</w:t>
       </w:r>
     </w:p>
     <w:p>
@@ -19241,17 +17355,8 @@
     </w:p>
     <w:p>
       <w:r>
-        <w:t xml:space="preserve">Zásadním aspektem protokolu HTTP je jeho </w:t>
-      </w:r>
-      <w:proofErr w:type="spellStart"/>
-      <w:r>
-        <w:t>bezstavovost</w:t>
-      </w:r>
-      <w:proofErr w:type="spellEnd"/>
-      <w:r>
-        <w:t xml:space="preserve"> (</w:t>
-      </w:r>
-      <w:proofErr w:type="spellStart"/>
+        <w:t>Zásadním aspektem protokolu HTTP je jeho bezstavovost (</w:t>
+      </w:r>
       <w:r>
         <w:rPr>
           <w:i/>
@@ -19259,7 +17364,6 @@
         </w:rPr>
         <w:t>statelessness</w:t>
       </w:r>
-      <w:proofErr w:type="spellEnd"/>
       <w:r>
         <w:t>). Tato vlastnost implikuje, že server neuchovává kontext mezi jednotlivými transakcemi, což vede k vyšší odolnosti systému vůči výpadkům spojení a usnadňuje škálovatelnost. Volba webového rozhraní jako primárního kontrolního bodu je strategickým rozhodnutím, které zajišťuje vysokou míru interoperability. Díky využití standardizovaných internetových protokolů se systém stává nezávislým na konkrétní platformě či operačním systému, čímž odpadá nutnost vývoje nativních aplikací a uživateli je umožněn přístup z libovolného terminálu vybaveného standardním prohlížečem.</w:t>
       </w:r>
@@ -19329,7 +17433,7 @@
         <w:pStyle w:val="Titulek"/>
         <w:jc w:val="center"/>
       </w:pPr>
-      <w:bookmarkStart w:id="8" w:name="_Toc229064764"/>
+      <w:bookmarkStart w:id="8" w:name="_Toc229517109"/>
       <w:r>
         <w:t xml:space="preserve">Obrázek </w:t>
       </w:r>
@@ -19349,6 +17453,9 @@
         <w:t>2</w:t>
       </w:r>
       <w:r>
+        <w:rPr>
+          <w:noProof/>
+        </w:rPr>
         <w:fldChar w:fldCharType="end"/>
       </w:r>
       <w:r>
@@ -19392,15 +17499,7 @@
         <w:t xml:space="preserve">světě </w:t>
       </w:r>
       <w:r>
-        <w:t xml:space="preserve">internetu věcí zaujímá dominantní postavení čipová sada ESP32 od společnosti </w:t>
-      </w:r>
-      <w:proofErr w:type="spellStart"/>
-      <w:r>
-        <w:t>Espressif</w:t>
-      </w:r>
-      <w:proofErr w:type="spellEnd"/>
-      <w:r>
-        <w:t xml:space="preserve"> Systems. Jedná se o vysoce integrovaný systém na čipu</w:t>
+        <w:t>internetu věcí zaujímá dominantní postavení čipová sada ESP32 od společnosti Espressif Systems. Jedná se o vysoce integrovaný systém na čipu</w:t>
       </w:r>
       <w:r>
         <w:t xml:space="preserve">, </w:t>
@@ -19425,23 +17524,7 @@
         </w:numPr>
       </w:pPr>
       <w:r>
-        <w:t xml:space="preserve">Energetická efektivita: Čip disponuje pokročilým managementem napájení, včetně režimu </w:t>
-      </w:r>
-      <w:proofErr w:type="spellStart"/>
-      <w:r>
-        <w:t>deep</w:t>
-      </w:r>
-      <w:proofErr w:type="spellEnd"/>
-      <w:r>
-        <w:t xml:space="preserve"> </w:t>
-      </w:r>
-      <w:proofErr w:type="spellStart"/>
-      <w:r>
-        <w:t>sleep</w:t>
-      </w:r>
-      <w:proofErr w:type="spellEnd"/>
-      <w:r>
-        <w:t>, v němž spotřeba klesá do řádů jednotek mikroampér</w:t>
+        <w:t>Energetická efektivita: Čip disponuje pokročilým managementem napájení, včetně režimu deep sleep, v němž spotřeba klesá do řádů jednotek mikroampér</w:t>
       </w:r>
       <w:r>
         <w:t xml:space="preserve">. </w:t>
@@ -19470,23 +17553,7 @@
         </w:numPr>
       </w:pPr>
       <w:r>
-        <w:t>Výpočetní výkon a bezpečnost: Architektura založená na dvoujádrovém procesoru s nastavitelnou taktovací frekvencí až 240 MHz poskytuje dostatečnou rezervu pro realizaci asymetrického šifrování (např. TLS/SSL) a lokální předzpracování signálu (</w:t>
-      </w:r>
-      <w:proofErr w:type="spellStart"/>
-      <w:r>
-        <w:t>edge</w:t>
-      </w:r>
-      <w:proofErr w:type="spellEnd"/>
-      <w:r>
-        <w:t xml:space="preserve"> </w:t>
-      </w:r>
-      <w:proofErr w:type="spellStart"/>
-      <w:r>
-        <w:t>computing</w:t>
-      </w:r>
-      <w:proofErr w:type="spellEnd"/>
-      <w:r>
-        <w:t>), což snižuje datovou zátěž přenášenou na centrální server.</w:t>
+        <w:t>Výpočetní výkon a bezpečnost: Architektura založená na dvoujádrovém procesoru s nastavitelnou taktovací frekvencí až 240 MHz poskytuje dostatečnou rezervu pro realizaci asymetrického šifrování (např. TLS/SSL) a lokální předzpracování signálu (edge computing), což snižuje datovou zátěž přenášenou na centrální server.</w:t>
       </w:r>
     </w:p>
     <w:p>
@@ -19497,18 +17564,10 @@
         </w:numPr>
       </w:pPr>
       <w:r>
-        <w:t xml:space="preserve">Periferní konektivita a rozšiřitelnost: Integrovaná paleta hardwarových rozhraní, zahrnující standardy I2C, SPI, UART a vícekanálové ADC/DAC </w:t>
-      </w:r>
-      <w:proofErr w:type="gramStart"/>
-      <w:r>
-        <w:t>převodníky</w:t>
-      </w:r>
-      <w:r>
-        <w:t>(</w:t>
-      </w:r>
-      <w:proofErr w:type="gramEnd"/>
-      <w:r>
-        <w:t>většinou jako příslušenství)</w:t>
+        <w:t>Periferní konektivita a rozšiřitelnost: Integrovaná paleta hardwarových rozhraní, zahrnující standardy I2C, SPI, UART a vícekanálové ADC/DAC převodníky</w:t>
+      </w:r>
+      <w:r>
+        <w:t>(většinou jako příslušenství)</w:t>
       </w:r>
       <w:r>
         <w:t xml:space="preserve">, umožňuje bezprostřední integraci širokého spektra senzorických prvků pro monitoring environmentálních veličin (teplota, relativní vlhkost, koncentrace </w:t>
@@ -19548,60 +17607,12 @@
     </w:p>
     <w:p>
       <w:r>
-        <w:t>Klíčovou vlastností je vysoká modularita založená na stohování modulů přes sběrnici M-Bus. Tímto způsobem lze systém snadno rozšířit o specifické funkce, jako jsou reléové výstupy, senzory prostředí nebo různé komunikační protokoly (</w:t>
-      </w:r>
-      <w:proofErr w:type="spellStart"/>
-      <w:r>
-        <w:t>LoRa</w:t>
-      </w:r>
-      <w:proofErr w:type="spellEnd"/>
-      <w:r>
-        <w:t>, RS485), bez nutnosti pájení.</w:t>
-      </w:r>
-    </w:p>
-    <w:p>
-      <w:r>
-        <w:t xml:space="preserve">V architektuře chytrého domu plní M5Stack roli tzv. </w:t>
-      </w:r>
-      <w:proofErr w:type="spellStart"/>
-      <w:r>
-        <w:t>edge</w:t>
-      </w:r>
-      <w:proofErr w:type="spellEnd"/>
-      <w:r>
-        <w:t xml:space="preserve"> </w:t>
-      </w:r>
-      <w:proofErr w:type="spellStart"/>
-      <w:r>
-        <w:t>device</w:t>
-      </w:r>
-      <w:proofErr w:type="spellEnd"/>
-      <w:r>
-        <w:t xml:space="preserve"> (koncového zařízení). Slouží jako inteligentní uzel, který zajišťuje lokální sběr dat, jejich předběžné zpracování a následnou komunikaci s centrálním serverem (v tomto případě </w:t>
-      </w:r>
-      <w:proofErr w:type="spellStart"/>
-      <w:r>
-        <w:t>Radxa</w:t>
-      </w:r>
-      <w:proofErr w:type="spellEnd"/>
-      <w:r>
-        <w:t xml:space="preserve">). Tato platforma je v rámci </w:t>
-      </w:r>
-      <w:proofErr w:type="spellStart"/>
-      <w:r>
-        <w:t>IoT</w:t>
-      </w:r>
-      <w:proofErr w:type="spellEnd"/>
-      <w:r>
-        <w:t xml:space="preserve"> projektů referenčním příkladem metodiky Rapid </w:t>
-      </w:r>
-      <w:proofErr w:type="spellStart"/>
-      <w:r>
-        <w:t>Prototyping</w:t>
-      </w:r>
-      <w:proofErr w:type="spellEnd"/>
-      <w:r>
-        <w:t>, která výrazně zkracuje přechod od návrhu k nasazení funkčního zařízení v interiéru.</w:t>
+        <w:t>Klíčovou vlastností je vysoká modularita založená na stohování modulů přes sběrnici M-Bus. Tímto způsobem lze systém snadno rozšířit o specifické funkce, jako jsou reléové výstupy, senzory prostředí nebo různé komunikační protokoly (LoRa, RS485), bez nutnosti pájení.</w:t>
+      </w:r>
+    </w:p>
+    <w:p>
+      <w:r>
+        <w:t>V architektuře chytrého domu plní M5Stack roli tzv. edge device (koncového zařízení). Slouží jako inteligentní uzel, který zajišťuje lokální sběr dat, jejich předběžné zpracování a následnou komunikaci s centrálním serverem (v tomto případě Radxa). Tato platforma je v rámci IoT projektů referenčním příkladem metodiky Rapid Prototyping, která výrazně zkracuje přechod od návrhu k nasazení funkčního zařízení v interiéru.</w:t>
       </w:r>
     </w:p>
     <w:p/>
@@ -19619,24 +17630,14 @@
         <w:t>6</w:t>
       </w:r>
       <w:r>
-        <w:t xml:space="preserve"> Smart </w:t>
-      </w:r>
-      <w:proofErr w:type="spellStart"/>
-      <w:r>
-        <w:t>Home</w:t>
+        <w:t xml:space="preserve"> Smart Home</w:t>
       </w:r>
       <w:bookmarkEnd w:id="11"/>
-      <w:proofErr w:type="spellEnd"/>
-    </w:p>
-    <w:p>
-      <w:r>
-        <w:t xml:space="preserve">Smart </w:t>
-      </w:r>
-      <w:proofErr w:type="spellStart"/>
-      <w:r>
-        <w:t>Home</w:t>
-      </w:r>
-      <w:proofErr w:type="spellEnd"/>
+    </w:p>
+    <w:p>
+      <w:r>
+        <w:t>Smart Home</w:t>
+      </w:r>
       <w:r>
         <w:t xml:space="preserve"> </w:t>
       </w:r>
@@ -19650,56 +17651,16 @@
         <w:t xml:space="preserve">. Mezi běžné prvky patří například chytré osvětlení, termostaty, bezpečnostní kamery, senzory pohybu, chytré zámky či domácí spotřebiče. Tato zařízení spolu komunikují prostřednictvím internetu </w:t>
       </w:r>
       <w:r>
-        <w:t xml:space="preserve">a dalších jiných bezdrátových </w:t>
-      </w:r>
-      <w:proofErr w:type="gramStart"/>
-      <w:r>
-        <w:t>technologií</w:t>
-      </w:r>
-      <w:r>
-        <w:t>(</w:t>
-      </w:r>
-      <w:proofErr w:type="gramEnd"/>
-      <w:r>
-        <w:t xml:space="preserve">tzv. </w:t>
-      </w:r>
-      <w:proofErr w:type="gramStart"/>
-      <w:r>
-        <w:t>Internet</w:t>
-      </w:r>
-      <w:proofErr w:type="gramEnd"/>
-      <w:r>
-        <w:t xml:space="preserve"> of </w:t>
-      </w:r>
-      <w:proofErr w:type="spellStart"/>
-      <w:r>
-        <w:t>Things</w:t>
-      </w:r>
-      <w:proofErr w:type="spellEnd"/>
-      <w:r>
-        <w:t xml:space="preserve"> – </w:t>
-      </w:r>
-      <w:proofErr w:type="spellStart"/>
-      <w:r>
-        <w:t>IoT</w:t>
-      </w:r>
-      <w:proofErr w:type="spellEnd"/>
-      <w:r>
-        <w:t>)</w:t>
+        <w:t>a dalších jiných bezdrátových technologií</w:t>
+      </w:r>
+      <w:r>
+        <w:t>(tzv. Internet of Things – IoT)</w:t>
       </w:r>
       <w:r>
         <w:t>.</w:t>
       </w:r>
       <w:r>
-        <w:t xml:space="preserve"> Smart </w:t>
-      </w:r>
-      <w:proofErr w:type="spellStart"/>
-      <w:r>
-        <w:t>Home</w:t>
-      </w:r>
-      <w:proofErr w:type="spellEnd"/>
-      <w:r>
-        <w:t xml:space="preserve"> systémy přinášejí nejen pohodlí a úsporu času, ale také mohou významně snížit spotřebu energie a zvýšit bezpečnost domácnosti díky automatizaci a vzdálenému monitorování.</w:t>
+        <w:t xml:space="preserve"> Smart Home systémy přinášejí nejen pohodlí a úsporu času, ale také mohou významně snížit spotřebu energie a zvýšit bezpečnost domácnosti díky automatizaci a vzdálenému monitorování.</w:t>
       </w:r>
       <w:r>
         <w:t xml:space="preserve"> </w:t>
@@ -19718,71 +17679,46 @@
         <w:t>6.1</w:t>
       </w:r>
       <w:r>
-        <w:t xml:space="preserve"> Trendy v Smart </w:t>
-      </w:r>
-      <w:proofErr w:type="spellStart"/>
-      <w:r>
-        <w:t>Home</w:t>
+        <w:t xml:space="preserve"> Trendy v Smart Home</w:t>
       </w:r>
       <w:bookmarkEnd w:id="12"/>
-      <w:proofErr w:type="spellEnd"/>
     </w:p>
     <w:p>
       <w:r>
         <w:t xml:space="preserve">V roce 2026 se trendy ve </w:t>
       </w:r>
-      <w:proofErr w:type="spellStart"/>
       <w:r>
         <w:rPr>
           <w:b/>
           <w:bCs/>
         </w:rPr>
-        <w:t>smart</w:t>
-      </w:r>
-      <w:proofErr w:type="spellEnd"/>
+        <w:t>smart home</w:t>
+      </w:r>
+      <w:r>
+        <w:t xml:space="preserve"> přesouvají od pouhého ovládání přes mobil k plné autonomii a hluboké integraci. Klíčovým tématem je </w:t>
+      </w:r>
       <w:r>
         <w:rPr>
           <w:b/>
           <w:bCs/>
         </w:rPr>
-        <w:t xml:space="preserve"> </w:t>
-      </w:r>
-      <w:proofErr w:type="spellStart"/>
+        <w:t>prediktivní automatizace poháněná AI</w:t>
+      </w:r>
+      <w:r>
+        <w:t>, kdy dům již nečeká na váš povel, ale díky pokročilým senzorům přítomnosti a strojovému učení sám předvídá vaše potřeby – od úpravy osvětlení podle biorytmu až po optimalizaci vytápění v reakci na ceny energií a předpověď počasí.</w:t>
+      </w:r>
+    </w:p>
+    <w:p>
+      <w:r>
+        <w:t xml:space="preserve">Standard </w:t>
+      </w:r>
       <w:r>
         <w:rPr>
           <w:b/>
           <w:bCs/>
         </w:rPr>
-        <w:t>home</w:t>
-      </w:r>
-      <w:proofErr w:type="spellEnd"/>
-      <w:r>
-        <w:t xml:space="preserve"> přesouvají od pouhého ovládání přes mobil k plné autonomii a hluboké integraci. Klíčovým tématem je </w:t>
-      </w:r>
-      <w:r>
-        <w:rPr>
-          <w:b/>
-          <w:bCs/>
-        </w:rPr>
-        <w:t>prediktivní automatizace poháněná AI</w:t>
-      </w:r>
-      <w:r>
-        <w:t>, kdy dům již nečeká na váš povel, ale díky pokročilým senzorům přítomnosti a strojovému učení sám předvídá vaše potřeby – od úpravy osvětlení podle biorytmu až po optimalizaci vytápění v reakci na ceny energií a předpověď počasí.</w:t>
-      </w:r>
-    </w:p>
-    <w:p>
-      <w:r>
-        <w:t xml:space="preserve">Standard </w:t>
-      </w:r>
-      <w:proofErr w:type="spellStart"/>
-      <w:r>
-        <w:rPr>
-          <w:b/>
-          <w:bCs/>
-        </w:rPr>
         <w:t>Matter</w:t>
       </w:r>
-      <w:proofErr w:type="spellEnd"/>
       <w:r>
         <w:t xml:space="preserve"> se stal definitivní normou, což konečně vyřešilo dřívější roztříštěnost trhu a umožňuje bezproblémovou komunikaci mezi zařízeními různých značek (Apple, Google, Samsung či Amazon) v rámci jednoho ekosystému. Velký důraz je kladen také na:</w:t>
       </w:r>
@@ -19870,28 +17806,14 @@
         <w:t>7</w:t>
       </w:r>
       <w:r>
-        <w:t xml:space="preserve"> </w:t>
-      </w:r>
-      <w:proofErr w:type="spellStart"/>
-      <w:r>
-        <w:t>Tailscale</w:t>
-      </w:r>
-      <w:proofErr w:type="spellEnd"/>
-      <w:r>
-        <w:t xml:space="preserve"> VPN</w:t>
+        <w:t xml:space="preserve"> Tailscale VPN</w:t>
       </w:r>
       <w:bookmarkEnd w:id="13"/>
     </w:p>
     <w:p>
-      <w:proofErr w:type="spellStart"/>
-      <w:r>
-        <w:t>Tailscale</w:t>
-      </w:r>
-      <w:proofErr w:type="spellEnd"/>
-      <w:r>
-        <w:t xml:space="preserve"> je moderní síťová služba založená na protokolu </w:t>
-      </w:r>
-      <w:proofErr w:type="spellStart"/>
+      <w:r>
+        <w:t xml:space="preserve">Tailscale je moderní síťová služba založená na protokolu </w:t>
+      </w:r>
       <w:r>
         <w:rPr>
           <w:b/>
@@ -19899,33 +17821,8 @@
         </w:rPr>
         <w:t>WireGuard</w:t>
       </w:r>
-      <w:proofErr w:type="spellEnd"/>
-      <w:r>
-        <w:t xml:space="preserve">, která umožňuje vytvořit zabezpečenou privátní síť (tzv. </w:t>
-      </w:r>
-      <w:proofErr w:type="spellStart"/>
-      <w:r>
-        <w:t>mesh</w:t>
-      </w:r>
-      <w:proofErr w:type="spellEnd"/>
-      <w:r>
-        <w:t xml:space="preserve"> VPN) mezi vašimi zařízeními bez ohledu na to, kde se nacházejí. Na rozdíl od tradičních VPN nevyžaduje </w:t>
-      </w:r>
-      <w:proofErr w:type="spellStart"/>
-      <w:r>
-        <w:t>Tailscale</w:t>
-      </w:r>
-      <w:proofErr w:type="spellEnd"/>
-      <w:r>
-        <w:t xml:space="preserve"> složité nastavování firewallů ani veřejné IP adresy, protože využívá technologii NAT </w:t>
-      </w:r>
-      <w:proofErr w:type="spellStart"/>
-      <w:r>
-        <w:t>traversal</w:t>
-      </w:r>
-      <w:proofErr w:type="spellEnd"/>
-      <w:r>
-        <w:t xml:space="preserve"> k přímému propojení koncových bodů. Každé zařízení v síti získá svou stabilní interní IP adresu a komunikace probíhá skrze plně šifrované „tunely“, což zajišťuje maximální soukromí a rychlost. Služba je mimořádně oblíbená pro svou jednoduchost, kdy se stačí přihlásit přes existujícího poskytovatele identity (např. Google nebo Microsoft), a během okamžiku můžete bezpečně přistupovat ke svému domácímu NAS serveru, pracovní stanici nebo vývojovému prostředí odkudkoliv na světě.</w:t>
+      <w:r>
+        <w:t>, která umožňuje vytvořit zabezpečenou privátní síť (tzv. mesh VPN) mezi vašimi zařízeními bez ohledu na to, kde se nacházejí. Na rozdíl od tradičních VPN nevyžaduje Tailscale složité nastavování firewallů ani veřejné IP adresy, protože využívá technologii NAT traversal k přímému propojení koncových bodů. Každé zařízení v síti získá svou stabilní interní IP adresu a komunikace probíhá skrze plně šifrované „tunely“, což zajišťuje maximální soukromí a rychlost. Služba je mimořádně oblíbená pro svou jednoduchost, kdy se stačí přihlásit přes existujícího poskytovatele identity (např. Google nebo Microsoft), a během okamžiku můžete bezpečně přistupovat ke svému domácímu NAS serveru, pracovní stanici nebo vývojovému prostředí odkudkoliv na světě.</w:t>
       </w:r>
     </w:p>
     <w:p/>
@@ -19967,23 +17864,7 @@
         <w:t>é technologie</w:t>
       </w:r>
       <w:r>
-        <w:t xml:space="preserve">. Klíčovými kritérii při rozhodování byly nízká hardwarová náročnost vzhledem k nasazení na </w:t>
-      </w:r>
-      <w:proofErr w:type="spellStart"/>
-      <w:r>
-        <w:t>Raspberry</w:t>
-      </w:r>
-      <w:proofErr w:type="spellEnd"/>
-      <w:r>
-        <w:t xml:space="preserve"> </w:t>
-      </w:r>
-      <w:proofErr w:type="spellStart"/>
-      <w:r>
-        <w:t>Pi</w:t>
-      </w:r>
-      <w:proofErr w:type="spellEnd"/>
-      <w:r>
-        <w:t>, rychlost vývoje, dostupnost relevantních knihoven a celková složitost řešení.</w:t>
+        <w:t>. Klíčovými kritérii při rozhodování byly nízká hardwarová náročnost vzhledem k nasazení na Raspberry Pi, rychlost vývoje, dostupnost relevantních knihoven a celková složitost řešení.</w:t>
       </w:r>
     </w:p>
     <w:p/>
@@ -20008,31 +17889,7 @@
         <w:t xml:space="preserve">. </w:t>
       </w:r>
       <w:r>
-        <w:t xml:space="preserve">Tento přístup nabízí maximální kontrolu nad chováním aplikace a nulové externí závislosti. Nevýhodou je však nutnost ruční implementace veškeré logiky – </w:t>
-      </w:r>
-      <w:proofErr w:type="spellStart"/>
-      <w:r>
-        <w:t>routování</w:t>
-      </w:r>
-      <w:proofErr w:type="spellEnd"/>
-      <w:r>
-        <w:t xml:space="preserve"> URL, </w:t>
-      </w:r>
-      <w:proofErr w:type="spellStart"/>
-      <w:r>
-        <w:t>parsování</w:t>
-      </w:r>
-      <w:proofErr w:type="spellEnd"/>
-      <w:r>
-        <w:t xml:space="preserve"> požadavků, správy </w:t>
-      </w:r>
-      <w:proofErr w:type="spellStart"/>
-      <w:r>
-        <w:t>sessions</w:t>
-      </w:r>
-      <w:proofErr w:type="spellEnd"/>
-      <w:r>
-        <w:t xml:space="preserve"> i generování odpovědí</w:t>
+        <w:t>Tento přístup nabízí maximální kontrolu nad chováním aplikace a nulové externí závislosti. Nevýhodou je však nutnost ruční implementace veškeré logiky – routování URL, parsování požadavků, správy sessions i generování odpovědí</w:t>
       </w:r>
       <w:r>
         <w:t>,</w:t>
@@ -20057,23 +17914,7 @@
     </w:p>
     <w:p>
       <w:r>
-        <w:t xml:space="preserve">Express.js je minimalistický framework pro prostředí Node.js, který je díky asynchronní povaze </w:t>
-      </w:r>
-      <w:proofErr w:type="spellStart"/>
-      <w:r>
-        <w:t>JavaScriptu</w:t>
-      </w:r>
-      <w:proofErr w:type="spellEnd"/>
-      <w:r>
-        <w:t xml:space="preserve"> velmi výkonný při obsluze velkého počtu souběžných požadavků. Je široce rozšířený, dobře zdokumentovaný a disponuje rozsáhlým ekosystémem balíčků přes </w:t>
-      </w:r>
-      <w:proofErr w:type="spellStart"/>
-      <w:r>
-        <w:t>npm</w:t>
-      </w:r>
-      <w:proofErr w:type="spellEnd"/>
-      <w:r>
-        <w:t>. Pro projekt chytré domácnosti by byl funkčně dostačující, avšak jeho použití by znamenalo provozovat dva oddělené jazykové ekosystémy</w:t>
+        <w:t>Express.js je minimalistický framework pro prostředí Node.js, který je díky asynchronní povaze JavaScriptu velmi výkonný při obsluze velkého počtu souběžných požadavků. Je široce rozšířený, dobře zdokumentovaný a disponuje rozsáhlým ekosystémem balíčků přes npm. Pro projekt chytré domácnosti by byl funkčně dostačující, avšak jeho použití by znamenalo provozovat dva oddělené jazykové ekosystémy</w:t>
       </w:r>
       <w:r>
         <w:t>,</w:t>
@@ -20107,77 +17948,13 @@
     </w:p>
     <w:p>
       <w:r>
-        <w:t xml:space="preserve">Next.js je moderní framework postavený nad </w:t>
-      </w:r>
-      <w:proofErr w:type="spellStart"/>
-      <w:r>
-        <w:t>Reactem</w:t>
-      </w:r>
-      <w:proofErr w:type="spellEnd"/>
-      <w:r>
-        <w:t>, zaměřený na tvorbu full-</w:t>
-      </w:r>
-      <w:proofErr w:type="spellStart"/>
-      <w:r>
-        <w:t>stack</w:t>
-      </w:r>
-      <w:proofErr w:type="spellEnd"/>
-      <w:r>
-        <w:t xml:space="preserve"> webových aplikací se server-</w:t>
-      </w:r>
-      <w:proofErr w:type="spellStart"/>
-      <w:r>
-        <w:t>side</w:t>
-      </w:r>
-      <w:proofErr w:type="spellEnd"/>
-      <w:r>
-        <w:t xml:space="preserve"> </w:t>
-      </w:r>
-      <w:proofErr w:type="spellStart"/>
-      <w:r>
-        <w:t>renderingem</w:t>
-      </w:r>
-      <w:proofErr w:type="spellEnd"/>
-      <w:r>
-        <w:t xml:space="preserve"> a </w:t>
-      </w:r>
-      <w:proofErr w:type="spellStart"/>
-      <w:r>
-        <w:t>file-based</w:t>
-      </w:r>
-      <w:proofErr w:type="spellEnd"/>
-      <w:r>
-        <w:t xml:space="preserve"> </w:t>
-      </w:r>
-      <w:proofErr w:type="spellStart"/>
-      <w:r>
-        <w:t>routováním</w:t>
-      </w:r>
-      <w:proofErr w:type="spellEnd"/>
-      <w:r>
-        <w:t>. Jeho silnou stránkou je vývoj komplexních uživatelských rozhraní s bohatou interaktivitou. Pro účely tohoto projektu však představuje výrazn</w:t>
-      </w:r>
-      <w:r>
-        <w:t xml:space="preserve">ou komplikaci v rámci </w:t>
-      </w:r>
-      <w:proofErr w:type="gramStart"/>
-      <w:r>
-        <w:t xml:space="preserve">vývoje, </w:t>
-      </w:r>
-      <w:r>
-        <w:t xml:space="preserve"> přináší</w:t>
-      </w:r>
-      <w:proofErr w:type="gramEnd"/>
-      <w:r>
-        <w:t xml:space="preserve"> velkou složitost </w:t>
-      </w:r>
-      <w:proofErr w:type="spellStart"/>
-      <w:r>
-        <w:t>buildovacího</w:t>
-      </w:r>
-      <w:proofErr w:type="spellEnd"/>
-      <w:r>
-        <w:t xml:space="preserve"> procesu, vysoké nároky na paměť při běhu</w:t>
+        <w:t>Next.js je moderní framework postavený nad Reactem, zaměřený na tvorbu full-stack webových aplikací se server-side renderingem a file-based routováním. Jeho silnou stránkou je vývoj komplexních uživatelských rozhraní s bohatou interaktivitou. Pro účely tohoto projektu však představuje výrazn</w:t>
+      </w:r>
+      <w:r>
+        <w:t xml:space="preserve">ou komplikaci v rámci vývoje, </w:t>
+      </w:r>
+      <w:r>
+        <w:t xml:space="preserve"> přináší velkou složitost buildovacího procesu, vysoké nároky na paměť při běhu</w:t>
       </w:r>
       <w:r>
         <w:t>.</w:t>
@@ -20193,125 +17970,19 @@
         <w:t xml:space="preserve">2.1.4 </w:t>
       </w:r>
       <w:r>
-        <w:t xml:space="preserve">Java – </w:t>
-      </w:r>
-      <w:proofErr w:type="spellStart"/>
-      <w:r>
-        <w:t>Spring</w:t>
-      </w:r>
-      <w:proofErr w:type="spellEnd"/>
-      <w:r>
-        <w:t xml:space="preserve"> </w:t>
-      </w:r>
-      <w:proofErr w:type="spellStart"/>
-      <w:r>
-        <w:t>Boot</w:t>
+        <w:t>Java – Spring Boot</w:t>
       </w:r>
       <w:bookmarkEnd w:id="19"/>
-      <w:proofErr w:type="spellEnd"/>
-    </w:p>
-    <w:p>
-      <w:proofErr w:type="spellStart"/>
-      <w:r>
-        <w:t>Spring</w:t>
-      </w:r>
-      <w:proofErr w:type="spellEnd"/>
-      <w:r>
-        <w:t xml:space="preserve"> </w:t>
-      </w:r>
-      <w:proofErr w:type="spellStart"/>
-      <w:r>
-        <w:t>Boot</w:t>
-      </w:r>
-      <w:proofErr w:type="spellEnd"/>
-      <w:r>
-        <w:t xml:space="preserve"> je průmyslovým standardem pro tvorbu robustních, škálovatelných webových aplikací v Javě. Nabízí komplexní ekosystém zahrnující </w:t>
-      </w:r>
-      <w:proofErr w:type="spellStart"/>
-      <w:r>
-        <w:t>dependency</w:t>
-      </w:r>
-      <w:proofErr w:type="spellEnd"/>
-      <w:r>
-        <w:t xml:space="preserve"> </w:t>
-      </w:r>
-      <w:proofErr w:type="spellStart"/>
-      <w:r>
-        <w:t>injection</w:t>
-      </w:r>
-      <w:proofErr w:type="spellEnd"/>
-      <w:r>
-        <w:t>, vestavěnou podporu REST API, ORM přes JPA/</w:t>
-      </w:r>
-      <w:proofErr w:type="spellStart"/>
-      <w:r>
-        <w:t>Hibernate</w:t>
-      </w:r>
-      <w:proofErr w:type="spellEnd"/>
-      <w:r>
-        <w:t xml:space="preserve"> a rozsáhlé možnosti konfigurace. Tyto vlastnosti jsou však zároveň jeho nevýhodou v kontextu tohoto projektu</w:t>
+    </w:p>
+    <w:p>
+      <w:r>
+        <w:t>Spring Boot je průmyslovým standardem pro tvorbu robustních, škálovatelných webových aplikací v Javě. Nabízí komplexní ekosystém zahrnující dependency injection, vestavěnou podporu REST API, ORM přes JPA/Hibernate a rozsáhlé možnosti konfigurace. Tyto vlastnosti jsou však zároveň jeho nevýhodou v kontextu tohoto projektu</w:t>
       </w:r>
       <w:r>
         <w:t>, jelikož</w:t>
       </w:r>
       <w:r>
-        <w:t xml:space="preserve"> JVM má vysoké nároky na operační paměť a čas inicializace aplikace, což je v prostředí </w:t>
-      </w:r>
-      <w:proofErr w:type="spellStart"/>
-      <w:r>
-        <w:t>embedded</w:t>
-      </w:r>
-      <w:proofErr w:type="spellEnd"/>
-      <w:r>
-        <w:t xml:space="preserve"> zařízení jako </w:t>
-      </w:r>
-      <w:proofErr w:type="spellStart"/>
-      <w:r>
-        <w:t>Raspberry</w:t>
-      </w:r>
-      <w:proofErr w:type="spellEnd"/>
-      <w:r>
-        <w:t xml:space="preserve"> </w:t>
-      </w:r>
-      <w:proofErr w:type="spellStart"/>
-      <w:r>
-        <w:t>Pi</w:t>
-      </w:r>
-      <w:proofErr w:type="spellEnd"/>
-      <w:r>
-        <w:t xml:space="preserve"> zásadní omezení. </w:t>
-      </w:r>
-      <w:proofErr w:type="spellStart"/>
-      <w:r>
-        <w:t>Spring</w:t>
-      </w:r>
-      <w:proofErr w:type="spellEnd"/>
-      <w:r>
-        <w:t xml:space="preserve"> </w:t>
-      </w:r>
-      <w:proofErr w:type="spellStart"/>
-      <w:r>
-        <w:t>Boot</w:t>
-      </w:r>
-      <w:proofErr w:type="spellEnd"/>
-      <w:r>
-        <w:t xml:space="preserve"> je vhodný pro </w:t>
-      </w:r>
-      <w:proofErr w:type="spellStart"/>
-      <w:r>
-        <w:t>enterprise</w:t>
-      </w:r>
-      <w:proofErr w:type="spellEnd"/>
-      <w:r>
-        <w:t xml:space="preserve"> aplikace, nikoli pro lehké </w:t>
-      </w:r>
-      <w:proofErr w:type="spellStart"/>
-      <w:r>
-        <w:t>IoT</w:t>
-      </w:r>
-      <w:proofErr w:type="spellEnd"/>
-      <w:r>
-        <w:t xml:space="preserve"> systémy.</w:t>
+        <w:t xml:space="preserve"> JVM má vysoké nároky na operační paměť a čas inicializace aplikace, což je v prostředí embedded zařízení jako Raspberry Pi zásadní omezení. Spring Boot je vhodný pro enterprise aplikace, nikoli pro lehké IoT systémy.</w:t>
       </w:r>
     </w:p>
     <w:p/>
@@ -20331,42 +18002,10 @@
     </w:p>
     <w:p>
       <w:r>
-        <w:t xml:space="preserve">Gin je rychlý a paměťově velmi úsporný webový framework pro jazyk Go, který díky kompilované povaze jazyka dosahuje výjimečného výkonu i na slabším hardwaru. Pro nasazení na </w:t>
-      </w:r>
-      <w:proofErr w:type="spellStart"/>
-      <w:r>
-        <w:t>Raspberry</w:t>
-      </w:r>
-      <w:proofErr w:type="spellEnd"/>
-      <w:r>
-        <w:t xml:space="preserve"> </w:t>
-      </w:r>
-      <w:proofErr w:type="spellStart"/>
-      <w:r>
-        <w:t>Pi</w:t>
-      </w:r>
-      <w:proofErr w:type="spellEnd"/>
-      <w:r>
-        <w:t xml:space="preserve"> by byl z hlediska výkonu pravděpodobně nejlepší volbou. Překážkou by však bylo opuštění Pythonu</w:t>
-      </w:r>
-      <w:r>
-        <w:t xml:space="preserve">, protože Python je </w:t>
-      </w:r>
-      <w:proofErr w:type="spellStart"/>
-      <w:r>
-        <w:t>nejjednoduší</w:t>
-      </w:r>
-      <w:proofErr w:type="spellEnd"/>
-      <w:r>
-        <w:t xml:space="preserve"> pro komunikaci </w:t>
-      </w:r>
-      <w:proofErr w:type="spellStart"/>
-      <w:r>
-        <w:t>embedded</w:t>
-      </w:r>
-      <w:proofErr w:type="spellEnd"/>
-      <w:r>
-        <w:t xml:space="preserve"> zařízení mezi sebou.</w:t>
+        <w:t>Gin je rychlý a paměťově velmi úsporný webový framework pro jazyk Go, který díky kompilované povaze jazyka dosahuje výjimečného výkonu i na slabším hardwaru. Pro nasazení na Raspberry Pi by byl z hlediska výkonu pravděpodobně nejlepší volbou. Překážkou by však bylo opuštění Pythonu</w:t>
+      </w:r>
+      <w:r>
+        <w:t>, protože Python je nejjednoduší pro komunikaci embedded zařízení mezi sebou.</w:t>
       </w:r>
     </w:p>
     <w:p/>
@@ -20379,53 +18018,19 @@
         <w:t xml:space="preserve">2.1.6 </w:t>
       </w:r>
       <w:r>
-        <w:t xml:space="preserve">Python – </w:t>
-      </w:r>
-      <w:proofErr w:type="spellStart"/>
-      <w:r>
-        <w:t>Django</w:t>
+        <w:t>Python – Django</w:t>
       </w:r>
       <w:bookmarkEnd w:id="21"/>
-      <w:proofErr w:type="spellEnd"/>
-    </w:p>
-    <w:p>
-      <w:proofErr w:type="spellStart"/>
-      <w:r>
-        <w:t>Django</w:t>
-      </w:r>
-      <w:proofErr w:type="spellEnd"/>
-      <w:r>
-        <w:t xml:space="preserve"> je plnohodnotný webový framework pro Python</w:t>
+    </w:p>
+    <w:p>
+      <w:r>
+        <w:t>Django je plnohodnotný webový framework pro Python</w:t>
       </w:r>
       <w:r>
         <w:t xml:space="preserve">, protože </w:t>
       </w:r>
       <w:r>
-        <w:t xml:space="preserve">obsahuje vestavěný ORM, administrační rozhraní, autentizaci, systém migrací databáze i </w:t>
-      </w:r>
-      <w:proofErr w:type="spellStart"/>
-      <w:r>
-        <w:t>šablonovací</w:t>
-      </w:r>
-      <w:proofErr w:type="spellEnd"/>
-      <w:r>
-        <w:t xml:space="preserve"> </w:t>
-      </w:r>
-      <w:proofErr w:type="spellStart"/>
-      <w:r>
-        <w:t>engine</w:t>
-      </w:r>
-      <w:proofErr w:type="spellEnd"/>
-      <w:r>
-        <w:t xml:space="preserve">. Pro rozsáhlé projekty je </w:t>
-      </w:r>
-      <w:proofErr w:type="spellStart"/>
-      <w:r>
-        <w:t>Django</w:t>
-      </w:r>
-      <w:proofErr w:type="spellEnd"/>
-      <w:r>
-        <w:t xml:space="preserve"> v</w:t>
+        <w:t>obsahuje vestavěný ORM, administrační rozhraní, autentizaci, systém migrací databáze i šablonovací engine. Pro rozsáhlé projekty je Django v</w:t>
       </w:r>
       <w:r>
         <w:t>hodnou</w:t>
@@ -20434,23 +18039,10 @@
         <w:t xml:space="preserve"> volbou. V kontextu tohoto projektu však jeho striktní struktura a vysoká míra abstrakce přinášejí </w:t>
       </w:r>
       <w:r>
-        <w:t xml:space="preserve">více komplikací než </w:t>
-      </w:r>
-      <w:proofErr w:type="spellStart"/>
-      <w:r>
-        <w:t>úžitku</w:t>
-      </w:r>
-      <w:proofErr w:type="spellEnd"/>
-      <w:r>
-        <w:t xml:space="preserve">. Konfigurace projektu, správa aplikací a dodržování konvencí </w:t>
-      </w:r>
-      <w:proofErr w:type="spellStart"/>
-      <w:r>
-        <w:t>Djanga</w:t>
-      </w:r>
-      <w:proofErr w:type="spellEnd"/>
-      <w:r>
-        <w:t xml:space="preserve"> by zabraly neúměrně mnoho času vzhledem k relativně jednoduché funkčnosti, kterou projekt vyžaduje.</w:t>
+        <w:t>více komplikací než úžitku</w:t>
+      </w:r>
+      <w:r>
+        <w:t>. Konfigurace projektu, správa aplikací a dodržování konvencí Djanga by zabraly neúměrně mnoho času vzhledem k relativně jednoduché funkčnosti, kterou projekt vyžaduje.</w:t>
       </w:r>
     </w:p>
     <w:p/>
@@ -20463,47 +18055,13 @@
         <w:t xml:space="preserve">2.1.7 </w:t>
       </w:r>
       <w:r>
-        <w:t xml:space="preserve">Python – </w:t>
-      </w:r>
-      <w:proofErr w:type="spellStart"/>
-      <w:r>
-        <w:t>FastAPI</w:t>
+        <w:t>Python – FastAPI</w:t>
       </w:r>
       <w:bookmarkEnd w:id="22"/>
-      <w:proofErr w:type="spellEnd"/>
-    </w:p>
-    <w:p>
-      <w:proofErr w:type="spellStart"/>
-      <w:r>
-        <w:t>FastAPI</w:t>
-      </w:r>
-      <w:proofErr w:type="spellEnd"/>
-      <w:r>
-        <w:t xml:space="preserve"> je moderní, výkonný framework pro Python zaměřený na tvorbu REST API. Jeho silnými stránkami jsou automatická generace interaktivní API dokumentace (</w:t>
-      </w:r>
-      <w:proofErr w:type="spellStart"/>
-      <w:r>
-        <w:t>Swagger</w:t>
-      </w:r>
-      <w:proofErr w:type="spellEnd"/>
-      <w:r>
-        <w:t xml:space="preserve"> UI), striktní typová validace vstupů pomocí </w:t>
-      </w:r>
-      <w:proofErr w:type="spellStart"/>
-      <w:r>
-        <w:t>Pydantic</w:t>
-      </w:r>
-      <w:proofErr w:type="spellEnd"/>
-      <w:r>
-        <w:t xml:space="preserve"> a asynchronní zpracování požadavků. Byl by vhodnou volbou pro projekty, kde je API hlavním produktem. V tomto projektu však není rozsáhlé ani veřejné API prioritou, takže výhody </w:t>
-      </w:r>
-      <w:proofErr w:type="spellStart"/>
-      <w:r>
-        <w:t>FastAPI</w:t>
-      </w:r>
-      <w:proofErr w:type="spellEnd"/>
-      <w:r>
-        <w:t xml:space="preserve"> by zůstaly z velké části nevyužity.</w:t>
+    </w:p>
+    <w:p>
+      <w:r>
+        <w:t>FastAPI je moderní, výkonný framework pro Python zaměřený na tvorbu REST API. Jeho silnými stránkami jsou automatická generace interaktivní API dokumentace (Swagger UI), striktní typová validace vstupů pomocí Pydantic a asynchronní zpracování požadavků. Byl by vhodnou volbou pro projekty, kde je API hlavním produktem. V tomto projektu však není rozsáhlé ani veřejné API prioritou, takže výhody FastAPI by zůstaly z velké části nevyužity.</w:t>
       </w:r>
     </w:p>
     <w:p/>
@@ -20516,20 +18074,14 @@
         <w:t xml:space="preserve">2.1.7 </w:t>
       </w:r>
       <w:r>
-        <w:t xml:space="preserve">Zvolené řešení – Python – </w:t>
-      </w:r>
-      <w:proofErr w:type="spellStart"/>
-      <w:r>
-        <w:t>Flask</w:t>
+        <w:t>Zvolené řešení – Python – Flask</w:t>
       </w:r>
       <w:bookmarkEnd w:id="23"/>
-      <w:proofErr w:type="spellEnd"/>
     </w:p>
     <w:p>
       <w:r>
         <w:t xml:space="preserve">Po zvážení všech alternativ byl jako výsledné řešení zvolen </w:t>
       </w:r>
-      <w:proofErr w:type="spellStart"/>
       <w:r>
         <w:rPr>
           <w:b/>
@@ -20537,44 +18089,11 @@
         </w:rPr>
         <w:t>Flask</w:t>
       </w:r>
-      <w:proofErr w:type="spellEnd"/>
-      <w:r>
-        <w:t xml:space="preserve"> – lehký </w:t>
-      </w:r>
-      <w:proofErr w:type="spellStart"/>
-      <w:r>
-        <w:t>mikroframework</w:t>
-      </w:r>
-      <w:proofErr w:type="spellEnd"/>
-      <w:r>
-        <w:t xml:space="preserve"> pro Python. </w:t>
-      </w:r>
-      <w:proofErr w:type="spellStart"/>
-      <w:r>
-        <w:t>Flask</w:t>
-      </w:r>
-      <w:proofErr w:type="spellEnd"/>
-      <w:r>
-        <w:t xml:space="preserve"> nestanovuje přísnou strukturu projektu, nepřináší zbytečné závislosti a zároveň pokrývá veškeré potřeby projektu</w:t>
-      </w:r>
-      <w:r>
-        <w:t xml:space="preserve">. Tento framework jsem vybral také na </w:t>
-      </w:r>
-      <w:proofErr w:type="spellStart"/>
-      <w:r>
-        <w:t>základé</w:t>
-      </w:r>
-      <w:proofErr w:type="spellEnd"/>
-      <w:r>
-        <w:t xml:space="preserve"> osobních zkušeností, jelikož umožňuje všechny zásadní požadavky pro tvorbu </w:t>
-      </w:r>
-      <w:proofErr w:type="spellStart"/>
-      <w:r>
-        <w:t>api</w:t>
-      </w:r>
-      <w:proofErr w:type="spellEnd"/>
-      <w:r>
-        <w:t xml:space="preserve"> jako jsou například autentizace, limitování dotazů</w:t>
+      <w:r>
+        <w:t xml:space="preserve"> – lehký mikroframework pro Python. Flask nestanovuje přísnou strukturu projektu, nepřináší zbytečné závislosti a zároveň pokrývá veškeré potřeby projektu</w:t>
+      </w:r>
+      <w:r>
+        <w:t>. Tento framework jsem vybral také na základé osobních zkušeností, jelikož umožňuje všechny zásadní požadavky pro tvorbu api jako jsou například autentizace, limitování dotazů</w:t>
       </w:r>
       <w:r>
         <w:t>, modularita</w:t>
@@ -20602,99 +18121,19 @@
     </w:p>
     <w:p>
       <w:r>
-        <w:t xml:space="preserve">Původní myšlenkou bylo využít </w:t>
-      </w:r>
-      <w:proofErr w:type="spellStart"/>
-      <w:r>
-        <w:t>embedded</w:t>
-      </w:r>
-      <w:proofErr w:type="spellEnd"/>
-      <w:r>
-        <w:t xml:space="preserve"> zařízení </w:t>
-      </w:r>
-      <w:proofErr w:type="spellStart"/>
-      <w:r>
-        <w:t>Radxa</w:t>
-      </w:r>
-      <w:proofErr w:type="spellEnd"/>
-      <w:r>
-        <w:t>, které není tolik populární jako některé jeho alternativy, ale má jednu zásadní výhodu</w:t>
-      </w:r>
-      <w:r>
-        <w:t xml:space="preserve">, což je přímo zabudovaná </w:t>
-      </w:r>
-      <w:proofErr w:type="spellStart"/>
-      <w:r>
-        <w:t>flash</w:t>
-      </w:r>
-      <w:proofErr w:type="spellEnd"/>
-      <w:r>
-        <w:t xml:space="preserve"> paměť, která ovšem způsobuje veliký finanční rozdíl</w:t>
+        <w:t>Původní myšlenkou bylo využít embedded zařízení Radxa, které není tolik populární jako některé jeho alternativy, ale má jednu zásadní výhodu</w:t>
+      </w:r>
+      <w:r>
+        <w:t>, což je přímo zabudovaná flash paměť, která ovšem způsobuje veliký finanční rozdíl</w:t>
       </w:r>
       <w:r>
         <w:t xml:space="preserve"> v řádech několika stovek, což bylo vzhledem ke koncepci zadání nepřípustné.</w:t>
       </w:r>
       <w:r>
-        <w:t xml:space="preserve"> Existují sice modely </w:t>
-      </w:r>
-      <w:proofErr w:type="spellStart"/>
-      <w:r>
-        <w:t>Radxa</w:t>
-      </w:r>
-      <w:proofErr w:type="spellEnd"/>
-      <w:r>
-        <w:t xml:space="preserve"> bez </w:t>
-      </w:r>
-      <w:proofErr w:type="spellStart"/>
-      <w:r>
-        <w:t>flash</w:t>
-      </w:r>
-      <w:proofErr w:type="spellEnd"/>
-      <w:r>
-        <w:t xml:space="preserve"> paměti, ale ty zase nemají například </w:t>
-      </w:r>
-      <w:proofErr w:type="spellStart"/>
-      <w:r>
-        <w:t>WiFi</w:t>
-      </w:r>
-      <w:proofErr w:type="spellEnd"/>
-      <w:r>
-        <w:t xml:space="preserve"> anténu, nebo Bluetooth.</w:t>
-      </w:r>
-      <w:r>
-        <w:t xml:space="preserve"> Proto jsem byl nucen hledat alternativy, kterých není málo, ale mezi nejpopulárnější a ověřené řešení patří </w:t>
-      </w:r>
-      <w:proofErr w:type="spellStart"/>
-      <w:r>
-        <w:t>Raspberry</w:t>
-      </w:r>
-      <w:proofErr w:type="spellEnd"/>
-      <w:r>
-        <w:t xml:space="preserve"> a </w:t>
-      </w:r>
-      <w:proofErr w:type="spellStart"/>
-      <w:r>
-        <w:t>OrangePi</w:t>
-      </w:r>
-      <w:proofErr w:type="spellEnd"/>
-      <w:r>
-        <w:t xml:space="preserve">. Mezi těmito zařízeními není žádný zásadnější rozdíl, pokud porovnáváme </w:t>
-      </w:r>
-      <w:proofErr w:type="spellStart"/>
-      <w:r>
-        <w:t>rovnocené</w:t>
-      </w:r>
-      <w:proofErr w:type="spellEnd"/>
-      <w:r>
-        <w:t xml:space="preserve"> modely. V konečném důsledku jsem zvolil </w:t>
-      </w:r>
-      <w:proofErr w:type="spellStart"/>
-      <w:r>
-        <w:t>Rasperry</w:t>
-      </w:r>
-      <w:proofErr w:type="spellEnd"/>
-      <w:r>
-        <w:t xml:space="preserve"> kvůli jeho dostupnosti a zkušenostem s touto značkou.</w:t>
+        <w:t xml:space="preserve"> Existují sice modely Radxa bez flash paměti, ale ty zase nemají například WiFi anténu, nebo Bluetooth.</w:t>
+      </w:r>
+      <w:r>
+        <w:t xml:space="preserve"> Proto jsem byl nucen hledat alternativy, kterých není málo, ale mezi nejpopulárnější a ověřené řešení patří Raspberry a OrangePi. Mezi těmito zařízeními není žádný zásadnější rozdíl, pokud porovnáváme rovnocené modely. V konečném důsledku jsem zvolil Rasperry kvůli jeho dostupnosti a zkušenostem s touto značkou.</w:t>
       </w:r>
     </w:p>
     <w:p/>
@@ -20716,42 +18155,10 @@
     </w:p>
     <w:p>
       <w:r>
-        <w:t xml:space="preserve">Po provedení počáteční rozvahy jsem se rozhodl pro programovací jazyk Python a framework </w:t>
-      </w:r>
-      <w:proofErr w:type="spellStart"/>
-      <w:r>
-        <w:t>Flask</w:t>
-      </w:r>
-      <w:proofErr w:type="spellEnd"/>
-      <w:r>
-        <w:t xml:space="preserve">, které přesně sedí na koncept této práce, </w:t>
-      </w:r>
-      <w:r>
-        <w:t>což je „</w:t>
-      </w:r>
-      <w:proofErr w:type="spellStart"/>
-      <w:r>
-        <w:t>lightweight</w:t>
-      </w:r>
-      <w:proofErr w:type="spellEnd"/>
-      <w:r>
-        <w:t xml:space="preserve">“ aplikace pro chytrou domácnost, </w:t>
-      </w:r>
-      <w:proofErr w:type="spellStart"/>
-      <w:r>
-        <w:t>bežící</w:t>
-      </w:r>
-      <w:proofErr w:type="spellEnd"/>
-      <w:r>
-        <w:t xml:space="preserve"> na </w:t>
-      </w:r>
-      <w:proofErr w:type="spellStart"/>
-      <w:r>
-        <w:t>embedded</w:t>
-      </w:r>
-      <w:proofErr w:type="spellEnd"/>
-      <w:r>
-        <w:t xml:space="preserve"> zařízení</w:t>
+        <w:t xml:space="preserve">Po provedení počáteční rozvahy jsem se rozhodl pro programovací jazyk Python a framework Flask, které přesně sedí na koncept této práce, </w:t>
+      </w:r>
+      <w:r>
+        <w:t>což je „lightweight“ aplikace pro chytrou domácnost, bežící na embedded zařízení</w:t>
       </w:r>
       <w:r>
         <w:t xml:space="preserve">. </w:t>
@@ -20759,71 +18166,13 @@
     </w:p>
     <w:p>
       <w:r>
-        <w:t xml:space="preserve">Jako hardware jsem zvolil </w:t>
-      </w:r>
-      <w:proofErr w:type="spellStart"/>
-      <w:proofErr w:type="gramStart"/>
-      <w:r>
-        <w:t>Raspberry</w:t>
-      </w:r>
-      <w:proofErr w:type="spellEnd"/>
-      <w:proofErr w:type="gramEnd"/>
-      <w:r>
-        <w:t xml:space="preserve"> na němž běží </w:t>
-      </w:r>
-      <w:proofErr w:type="spellStart"/>
-      <w:r>
-        <w:t>linux</w:t>
-      </w:r>
-      <w:proofErr w:type="spellEnd"/>
-      <w:r>
-        <w:t xml:space="preserve"> distribuce </w:t>
-      </w:r>
-      <w:proofErr w:type="spellStart"/>
-      <w:r>
-        <w:t>Armbian</w:t>
-      </w:r>
-      <w:proofErr w:type="spellEnd"/>
-      <w:r>
-        <w:t xml:space="preserve">. Linux distribucí je obrovské množství, ale pro </w:t>
-      </w:r>
-      <w:proofErr w:type="spellStart"/>
-      <w:r>
-        <w:t>Raspberry</w:t>
-      </w:r>
-      <w:proofErr w:type="spellEnd"/>
-      <w:r>
-        <w:t xml:space="preserve"> se velmi často používá </w:t>
-      </w:r>
-      <w:proofErr w:type="spellStart"/>
-      <w:r>
-        <w:t>Raspberry</w:t>
-      </w:r>
-      <w:proofErr w:type="spellEnd"/>
-      <w:r>
-        <w:t xml:space="preserve"> OS, které dělá z </w:t>
-      </w:r>
-      <w:proofErr w:type="spellStart"/>
-      <w:r>
-        <w:t>Raspberry</w:t>
-      </w:r>
-      <w:proofErr w:type="spellEnd"/>
-      <w:r>
-        <w:t xml:space="preserve"> spíše </w:t>
+        <w:t xml:space="preserve">Jako hardware jsem zvolil Raspberry na němž běží linux distribuce Armbian. Linux distribucí je obrovské množství, ale pro Raspberry se velmi často používá Raspberry OS, které dělá z Raspberry spíše </w:t>
       </w:r>
       <w:r>
         <w:t>desktop</w:t>
       </w:r>
       <w:r>
-        <w:t xml:space="preserve"> než </w:t>
-      </w:r>
-      <w:proofErr w:type="spellStart"/>
-      <w:r>
-        <w:t>embedded</w:t>
-      </w:r>
-      <w:proofErr w:type="spellEnd"/>
-      <w:r>
-        <w:t xml:space="preserve"> zařízení. </w:t>
+        <w:t xml:space="preserve"> než embedded zařízení. </w:t>
       </w:r>
     </w:p>
     <w:p>
@@ -20831,36 +18180,12 @@
         <w:t xml:space="preserve">V zadání byla dále zmíněna </w:t>
       </w:r>
       <w:r>
-        <w:t xml:space="preserve">simulace dat po ethernetu, což bylo nahrazeno reálnými daty z mé domácí „meteostanice“. Data jsou ze dvou ESP32 (M5stack), které mohou být napájené z baterie nebo ze sítě. Jedná se o </w:t>
-      </w:r>
-      <w:proofErr w:type="spellStart"/>
-      <w:r>
-        <w:t>low</w:t>
-      </w:r>
-      <w:proofErr w:type="spellEnd"/>
-      <w:r>
-        <w:t xml:space="preserve"> </w:t>
-      </w:r>
-      <w:proofErr w:type="spellStart"/>
-      <w:r>
-        <w:t>power</w:t>
-      </w:r>
-      <w:proofErr w:type="spellEnd"/>
-      <w:r>
-        <w:t xml:space="preserve"> zařízení často používané pro prototypování. </w:t>
-      </w:r>
-    </w:p>
-    <w:p>
-      <w:r>
-        <w:t xml:space="preserve">Databáze byla použita </w:t>
-      </w:r>
-      <w:proofErr w:type="spellStart"/>
-      <w:r>
-        <w:t>SQLite</w:t>
-      </w:r>
-      <w:proofErr w:type="spellEnd"/>
-      <w:r>
-        <w:t>, která jako jedna z mála může běžet na lokálním zařízení. Díky tomu zůstává toto řešení nezávislé na internetu, což byla hlavní priorita tohoto zadání</w:t>
+        <w:t xml:space="preserve">simulace dat po ethernetu, což bylo nahrazeno reálnými daty z mé domácí „meteostanice“. Data jsou ze dvou ESP32 (M5stack), které mohou být napájené z baterie nebo ze sítě. Jedná se o low power zařízení často používané pro prototypování. </w:t>
+      </w:r>
+    </w:p>
+    <w:p>
+      <w:r>
+        <w:t>Databáze byla použita SQLite, která jako jedna z mála může běžet na lokálním zařízení. Díky tomu zůstává toto řešení nezávislé na internetu, což byla hlavní priorita tohoto zadání</w:t>
       </w:r>
       <w:r>
         <w:t xml:space="preserve">. </w:t>
@@ -20868,53 +18193,13 @@
     </w:p>
     <w:p>
       <w:r>
-        <w:t xml:space="preserve">Protože by použití standardních </w:t>
-      </w:r>
-      <w:proofErr w:type="spellStart"/>
-      <w:r>
-        <w:t>IoT</w:t>
-      </w:r>
-      <w:proofErr w:type="spellEnd"/>
-      <w:r>
-        <w:t xml:space="preserve"> </w:t>
-      </w:r>
-      <w:r>
-        <w:t>technologií (</w:t>
-      </w:r>
-      <w:proofErr w:type="spellStart"/>
-      <w:r>
-        <w:t>LoRa</w:t>
-      </w:r>
-      <w:proofErr w:type="spellEnd"/>
-      <w:r>
-        <w:t xml:space="preserve">, </w:t>
-      </w:r>
-      <w:proofErr w:type="spellStart"/>
-      <w:r>
-        <w:t>ZigBee</w:t>
-      </w:r>
-      <w:proofErr w:type="spellEnd"/>
-      <w:r>
-        <w:t xml:space="preserve"> apod.)</w:t>
-      </w:r>
-      <w:r>
-        <w:t xml:space="preserve"> bylo drahé, tak je komunikace realizována pomocí standardních http </w:t>
-      </w:r>
-      <w:proofErr w:type="spellStart"/>
-      <w:r>
-        <w:t>requstů</w:t>
-      </w:r>
-      <w:proofErr w:type="spellEnd"/>
-      <w:r>
-        <w:t xml:space="preserve">, což má jeden zásadní limit a tím je požadavek na stejnou síť všech zúčastněných zařízení. Tento požadavek byl vyřešen díky vytvoření sítě na </w:t>
-      </w:r>
-      <w:proofErr w:type="spellStart"/>
-      <w:r>
-        <w:t>Raspberry</w:t>
-      </w:r>
-      <w:proofErr w:type="spellEnd"/>
-      <w:r>
-        <w:t xml:space="preserve"> a na tuto síť se připojují ESP32 a posílají data.</w:t>
+        <w:t xml:space="preserve">Protože by použití standardních IoT </w:t>
+      </w:r>
+      <w:r>
+        <w:t>technologií (LoRa, ZigBee apod.)</w:t>
+      </w:r>
+      <w:r>
+        <w:t xml:space="preserve"> bylo drahé, tak je komunikace realizována pomocí standardních http requstů, což má jeden zásadní limit a tím je požadavek na stejnou síť všech zúčastněných zařízení. Tento požadavek byl vyřešen díky vytvoření sítě na Raspberry a na tuto síť se připojují ESP32 a posílají data.</w:t>
       </w:r>
     </w:p>
     <w:p>
@@ -20968,7 +18253,7 @@
         <w:pStyle w:val="Titulek"/>
         <w:jc w:val="center"/>
       </w:pPr>
-      <w:bookmarkStart w:id="26" w:name="_Toc229064765"/>
+      <w:bookmarkStart w:id="26" w:name="_Toc229517110"/>
       <w:r>
         <w:t xml:space="preserve">Obrázek </w:t>
       </w:r>
@@ -20988,6 +18273,9 @@
         <w:t>3</w:t>
       </w:r>
       <w:r>
+        <w:rPr>
+          <w:noProof/>
+        </w:rPr>
         <w:fldChar w:fldCharType="end"/>
       </w:r>
       <w:r>
@@ -21008,105 +18296,34 @@
     </w:p>
     <w:p>
       <w:r>
-        <w:t xml:space="preserve">Aplikace byla realizována v prostřední </w:t>
-      </w:r>
-      <w:proofErr w:type="spellStart"/>
-      <w:r>
-        <w:t>Pycharm</w:t>
-      </w:r>
-      <w:proofErr w:type="spellEnd"/>
-      <w:r>
-        <w:t xml:space="preserve"> Professional s využitím </w:t>
-      </w:r>
-      <w:proofErr w:type="spellStart"/>
-      <w:r>
-        <w:t>remote</w:t>
-      </w:r>
-      <w:proofErr w:type="spellEnd"/>
+        <w:t xml:space="preserve">Aplikace byla realizována v prostřední Pycharm Professional s využitím remote deploymentu, aby se aplikace vždy spouštěla na finálním zařízení, tedy Raspberry. Vývoj byl prováděn v iterativních způsobem, kdy v jednotlivých krocích docházelo k přidávání nových funkcionalit. Tento text popisuje strukturu aplikace, komunikaci s databází, obsluhu api a UI. </w:t>
+      </w:r>
+      <w:r>
+        <w:t>Tento přístup umožnil průběžné testování jednotlivých částí aplikace a jejich úpravu dle zpětné vazby a měnících se požadavků.</w:t>
+      </w:r>
+    </w:p>
+    <w:p/>
+    <w:p>
+      <w:pPr>
+        <w:pStyle w:val="Nadpis2"/>
+      </w:pPr>
+      <w:bookmarkStart w:id="28" w:name="_Toc229502760"/>
+      <w:r>
+        <w:t>2.5 Funkcionalita</w:t>
+      </w:r>
+      <w:bookmarkEnd w:id="28"/>
       <w:r>
         <w:t xml:space="preserve"> </w:t>
       </w:r>
-      <w:proofErr w:type="spellStart"/>
-      <w:r>
-        <w:t>deploymentu</w:t>
-      </w:r>
-      <w:proofErr w:type="spellEnd"/>
-      <w:r>
-        <w:t xml:space="preserve">, aby se aplikace vždy spouštěla na finálním zařízení, tedy </w:t>
-      </w:r>
-      <w:proofErr w:type="spellStart"/>
-      <w:r>
-        <w:t>Raspberry</w:t>
-      </w:r>
-      <w:proofErr w:type="spellEnd"/>
-      <w:r>
-        <w:t xml:space="preserve">. Vývoj byl prováděn v iterativních způsobem, kdy v jednotlivých krocích docházelo k přidávání nových funkcionalit. Tento text popisuje strukturu aplikace, komunikaci s databází, obsluhu </w:t>
-      </w:r>
-      <w:proofErr w:type="spellStart"/>
-      <w:r>
-        <w:t>api</w:t>
-      </w:r>
-      <w:proofErr w:type="spellEnd"/>
-      <w:r>
-        <w:t xml:space="preserve"> a UI. </w:t>
-      </w:r>
-      <w:r>
-        <w:t>Tento přístup umožnil průběžné testování jednotlivých částí aplikace a jejich úpravu dle zpětné vazby a měnících se požadavků.</w:t>
-      </w:r>
-    </w:p>
-    <w:p/>
-    <w:p>
-      <w:pPr>
-        <w:pStyle w:val="Nadpis2"/>
-      </w:pPr>
-      <w:bookmarkStart w:id="28" w:name="_Toc229502760"/>
-      <w:r>
-        <w:t>2.5 Funkcionalita</w:t>
-      </w:r>
-      <w:bookmarkEnd w:id="28"/>
-      <w:r>
-        <w:t xml:space="preserve"> </w:t>
-      </w:r>
-    </w:p>
-    <w:p>
-      <w:r>
-        <w:t xml:space="preserve">Aplikace tvoří komplexní webový systém pro monitoring a ovládání chytré domácnosti, provozovaný lokálně na zařízení </w:t>
-      </w:r>
-      <w:proofErr w:type="spellStart"/>
-      <w:r>
-        <w:t>Raspberry</w:t>
-      </w:r>
-      <w:proofErr w:type="spellEnd"/>
-      <w:r>
-        <w:t xml:space="preserve"> </w:t>
-      </w:r>
-      <w:proofErr w:type="spellStart"/>
-      <w:r>
-        <w:t>Pi</w:t>
-      </w:r>
-      <w:proofErr w:type="spellEnd"/>
-      <w:r>
-        <w:t xml:space="preserve"> bez závislosti na internetu nebo cloudových službách. Systém se skládá ze dvou samostatných </w:t>
-      </w:r>
-      <w:proofErr w:type="spellStart"/>
-      <w:r>
-        <w:t>Flask</w:t>
-      </w:r>
-      <w:proofErr w:type="spellEnd"/>
-      <w:r>
-        <w:t xml:space="preserve"> serverů, sdílené </w:t>
-      </w:r>
-      <w:proofErr w:type="spellStart"/>
-      <w:r>
-        <w:t>SQLite</w:t>
-      </w:r>
-      <w:proofErr w:type="spellEnd"/>
-      <w:r>
-        <w:t xml:space="preserve"> databáze a webového rozhraní přístupného z libovolného zařízení připojeného k lokální Wi-Fi síti.</w:t>
-      </w:r>
-    </w:p>
-    <w:p>
-      <w:pPr>
+    </w:p>
+    <w:p>
+      <w:r>
+        <w:t>Aplikace tvoří komplexní webový systém pro monitoring a ovládání chytré domácnosti, provozovaný lokálně na zařízení Raspberry Pi bez závislosti na internetu nebo cloudových službách. Systém se skládá ze dvou samostatných Flask serverů, sdílené SQLite databáze a webového rozhraní přístupného z libovolného zařízení připojeného k lokální Wi-Fi síti.</w:t>
+      </w:r>
+    </w:p>
+    <w:p>
+      <w:pPr>
+        <w:keepNext/>
         <w:jc w:val="center"/>
       </w:pPr>
       <w:r>
@@ -21114,8 +18331,8 @@
           <w:noProof/>
         </w:rPr>
         <w:drawing>
-          <wp:inline distT="0" distB="0" distL="0" distR="0" wp14:anchorId="15D5C3FE" wp14:editId="3F4E7680">
-            <wp:extent cx="3867150" cy="5573207"/>
+          <wp:inline distT="0" distB="0" distL="0" distR="0" wp14:anchorId="15D5C3FE" wp14:editId="5663B591">
+            <wp:extent cx="3771900" cy="5435936"/>
             <wp:effectExtent l="0" t="0" r="0" b="0"/>
             <wp:docPr id="1239887485" name="Grafický objekt 1"/>
             <wp:cNvGraphicFramePr>
@@ -21143,7 +18360,7 @@
                   <pic:spPr>
                     <a:xfrm>
                       <a:off x="0" y="0"/>
-                      <a:ext cx="3879791" cy="5591425"/>
+                      <a:ext cx="3787050" cy="5457770"/>
                     </a:xfrm>
                     <a:prstGeom prst="rect">
                       <a:avLst/>
@@ -21158,9 +18375,44 @@
     </w:p>
     <w:p>
       <w:pPr>
+        <w:pStyle w:val="Titulek"/>
+        <w:jc w:val="center"/>
+      </w:pPr>
+      <w:bookmarkStart w:id="29" w:name="_Toc229517111"/>
+      <w:r>
+        <w:t xml:space="preserve">Obrázek </w:t>
+      </w:r>
+      <w:r>
+        <w:fldChar w:fldCharType="begin"/>
+      </w:r>
+      <w:r>
+        <w:instrText xml:space="preserve"> SEQ Obrázek \* ARABIC </w:instrText>
+      </w:r>
+      <w:r>
+        <w:fldChar w:fldCharType="separate"/>
+      </w:r>
+      <w:r>
+        <w:rPr>
+          <w:noProof/>
+        </w:rPr>
+        <w:t>4</w:t>
+      </w:r>
+      <w:r>
+        <w:rPr>
+          <w:noProof/>
+        </w:rPr>
+        <w:fldChar w:fldCharType="end"/>
+      </w:r>
+      <w:r>
+        <w:t>: Návrh aplikace</w:t>
+      </w:r>
+      <w:bookmarkEnd w:id="29"/>
+    </w:p>
+    <w:p>
+      <w:pPr>
         <w:pStyle w:val="Nadpis3"/>
       </w:pPr>
-      <w:bookmarkStart w:id="29" w:name="_Toc229502761"/>
+      <w:bookmarkStart w:id="30" w:name="_Toc229502761"/>
       <w:r>
         <w:lastRenderedPageBreak/>
         <w:t xml:space="preserve">2.5.1 </w:t>
@@ -21168,57 +18420,17 @@
       <w:r>
         <w:t>Sběr a ukládání dat ze senzorů</w:t>
       </w:r>
-      <w:bookmarkEnd w:id="29"/>
-    </w:p>
-    <w:p>
-      <w:r>
-        <w:t>Senzorové uzly M5</w:t>
-      </w:r>
-      <w:proofErr w:type="gramStart"/>
-      <w:r>
-        <w:t>Stack</w:t>
-      </w:r>
-      <w:r>
-        <w:t>(</w:t>
-      </w:r>
-      <w:proofErr w:type="gramEnd"/>
-      <w:r>
-        <w:t xml:space="preserve">Atom a </w:t>
-      </w:r>
-      <w:proofErr w:type="spellStart"/>
-      <w:r>
-        <w:t>Core</w:t>
-      </w:r>
-      <w:proofErr w:type="spellEnd"/>
-      <w:r>
-        <w:t>)</w:t>
-      </w:r>
-      <w:r>
-        <w:t xml:space="preserve"> průběžně měří hodnoty teploty, vlhkosti a koncentrace CO2 v jednotlivých místnostech. Naměřená data jsou odesílána formou HTTP POST požadavků na </w:t>
-      </w:r>
-      <w:proofErr w:type="spellStart"/>
-      <w:r>
-        <w:t>endpoint</w:t>
-      </w:r>
-      <w:proofErr w:type="spellEnd"/>
-      <w:r>
-        <w:t xml:space="preserve"> /data serveru api.py běžícího na portu 8070. Každý požadavek obsahuje v hlavičce identifikátor místnosti, podle kterého server automaticky vytvoří odpovídající tabulku v </w:t>
-      </w:r>
-      <w:proofErr w:type="spellStart"/>
-      <w:r>
-        <w:t>SQLite</w:t>
-      </w:r>
-      <w:proofErr w:type="spellEnd"/>
-      <w:r>
-        <w:t xml:space="preserve"> databázi </w:t>
-      </w:r>
-      <w:proofErr w:type="spellStart"/>
-      <w:r>
-        <w:t>home.db</w:t>
-      </w:r>
-      <w:proofErr w:type="spellEnd"/>
-      <w:r>
-        <w:t>, pokud ještě neexistuje, a nový záznam do ní zapíše včetně časové značky. Díky tomuto přístupu je systém snadno rozšiřitelný o další senzorové uzly bez nutnosti jakékoli úpravy kódu.</w:t>
+      <w:bookmarkEnd w:id="30"/>
+    </w:p>
+    <w:p>
+      <w:r>
+        <w:t>Senzorové uzly M5Stack</w:t>
+      </w:r>
+      <w:r>
+        <w:t>(Atom a Core)</w:t>
+      </w:r>
+      <w:r>
+        <w:t xml:space="preserve"> průběžně měří hodnoty teploty, vlhkosti a koncentrace CO2 v jednotlivých místnostech. Naměřená data jsou odesílána formou HTTP POST požadavků na endpoint /data serveru api.py běžícího na portu 8070. Každý požadavek obsahuje v hlavičce identifikátor místnosti, podle kterého server automaticky vytvoří odpovídající tabulku v SQLite databázi home.db, pokud ještě neexistuje, a nový záznam do ní zapíše včetně časové značky. Díky tomuto přístupu je systém snadno rozšiřitelný o další senzorové uzly bez nutnosti jakékoli úpravy kódu.</w:t>
       </w:r>
     </w:p>
     <w:p/>
@@ -21226,42 +18438,18 @@
       <w:pPr>
         <w:pStyle w:val="Nadpis3"/>
       </w:pPr>
-      <w:bookmarkStart w:id="30" w:name="_Toc229502762"/>
+      <w:bookmarkStart w:id="31" w:name="_Toc229502762"/>
       <w:r>
         <w:t xml:space="preserve">2.5.2 </w:t>
       </w:r>
       <w:r>
         <w:t>Webový dashboard a widgety</w:t>
       </w:r>
-      <w:bookmarkEnd w:id="30"/>
-    </w:p>
-    <w:p>
-      <w:r>
-        <w:t xml:space="preserve">Hlavní uživatelské rozhraní je přístupné přes webový prohlížeč na portu 8000 a tvoří ho dynamický dashboard s konfigurovatelnou sadou widgetů. Uživatel může přidávat nové widgety prostřednictvím modálního dialogu, kde zvolí název, zdrojovou místnost (tabulku v databázi), typ senzoru a způsob výpočtu zobrazované hodnoty – aktuální hodnotu, průměr, minimum nebo maximum. Každý widget zobrazuje živou hodnotu automaticky obnovovanou v nastavitelném intervalu a časový údaj o poslední aktualizaci. Data jsou načítána asynchronně přes </w:t>
-      </w:r>
-      <w:proofErr w:type="spellStart"/>
-      <w:r>
-        <w:t>endpoint</w:t>
-      </w:r>
-      <w:proofErr w:type="spellEnd"/>
-      <w:r>
-        <w:t xml:space="preserve"> /</w:t>
-      </w:r>
-      <w:proofErr w:type="spellStart"/>
-      <w:r>
-        <w:t>api</w:t>
-      </w:r>
-      <w:proofErr w:type="spellEnd"/>
-      <w:r>
-        <w:t>/</w:t>
-      </w:r>
-      <w:proofErr w:type="spellStart"/>
-      <w:r>
-        <w:t>widget_data</w:t>
-      </w:r>
-      <w:proofErr w:type="spellEnd"/>
-      <w:r>
-        <w:t xml:space="preserve"> bez nutnosti znovunačtení stránky. Widgety lze rovněž odstraňovat přímo z dashboardu.</w:t>
+      <w:bookmarkEnd w:id="31"/>
+    </w:p>
+    <w:p>
+      <w:r>
+        <w:t>Hlavní uživatelské rozhraní je přístupné přes webový prohlížeč na portu 8000 a tvoří ho dynamický dashboard s konfigurovatelnou sadou widgetů. Uživatel může přidávat nové widgety prostřednictvím modálního dialogu, kde zvolí název, zdrojovou místnost (tabulku v databázi), typ senzoru a způsob výpočtu zobrazované hodnoty – aktuální hodnotu, průměr, minimum nebo maximum. Každý widget zobrazuje živou hodnotu automaticky obnovovanou v nastavitelném intervalu a časový údaj o poslední aktualizaci. Data jsou načítána asynchronně přes endpoint /api/widget_data bez nutnosti znovunačtení stránky. Widgety lze rovněž odstraňovat přímo z dashboardu.</w:t>
       </w:r>
     </w:p>
     <w:p/>
@@ -21269,50 +18457,18 @@
       <w:pPr>
         <w:pStyle w:val="Nadpis3"/>
       </w:pPr>
-      <w:bookmarkStart w:id="31" w:name="_Toc229502763"/>
+      <w:bookmarkStart w:id="32" w:name="_Toc229502763"/>
       <w:r>
         <w:t xml:space="preserve">2.5.3 </w:t>
       </w:r>
       <w:r>
         <w:t>Historická data a grafické zobrazení</w:t>
       </w:r>
-      <w:bookmarkEnd w:id="31"/>
-    </w:p>
-    <w:p>
-      <w:r>
-        <w:t xml:space="preserve">Kliknutím na libovolný senzorový widget se zobrazí překryvný panel s interaktivním grafem historie naměřených hodnot vykresleným pomocí knihovny Chart.js. Uživatel může zobrazit data za předdefinovaná časová období – týden, měsíc nebo rok – nebo zadat vlastní rozsah pomocí přesného výběru data a času prostřednictvím knihovny </w:t>
-      </w:r>
-      <w:proofErr w:type="spellStart"/>
-      <w:r>
-        <w:t>Flatpickr</w:t>
-      </w:r>
-      <w:proofErr w:type="spellEnd"/>
-      <w:r>
-        <w:t xml:space="preserve">. Historická data jsou načítána z </w:t>
-      </w:r>
-      <w:proofErr w:type="spellStart"/>
-      <w:r>
-        <w:t>endpointu</w:t>
-      </w:r>
-      <w:proofErr w:type="spellEnd"/>
-      <w:r>
-        <w:t xml:space="preserve"> /</w:t>
-      </w:r>
-      <w:proofErr w:type="spellStart"/>
-      <w:r>
-        <w:t>api</w:t>
-      </w:r>
-      <w:proofErr w:type="spellEnd"/>
-      <w:r>
-        <w:t>/</w:t>
-      </w:r>
-      <w:proofErr w:type="spellStart"/>
-      <w:r>
-        <w:t>widget_history</w:t>
-      </w:r>
-      <w:proofErr w:type="spellEnd"/>
-      <w:r>
-        <w:t xml:space="preserve"> a graf se automaticky přizpůsobí množství dat – při velkém počtu záznamů jsou skryty datové body pro lepší přehlednost.</w:t>
+      <w:bookmarkEnd w:id="32"/>
+    </w:p>
+    <w:p>
+      <w:r>
+        <w:t>Kliknutím na libovolný senzorový widget se zobrazí překryvný panel s interaktivním grafem historie naměřených hodnot vykresleným pomocí knihovny Chart.js. Uživatel může zobrazit data za předdefinovaná časová období – týden, měsíc nebo rok – nebo zadat vlastní rozsah pomocí přesného výběru data a času prostřednictvím knihovny Flatpickr. Historická data jsou načítána z endpointu /api/widget_history a graf se automaticky přizpůsobí množství dat – při velkém počtu záznamů jsou skryty datové body pro lepší přehlednost.</w:t>
       </w:r>
     </w:p>
     <w:p/>
@@ -21320,34 +18476,18 @@
       <w:pPr>
         <w:pStyle w:val="Nadpis3"/>
       </w:pPr>
-      <w:bookmarkStart w:id="32" w:name="_Toc229502764"/>
+      <w:bookmarkStart w:id="33" w:name="_Toc229502764"/>
       <w:r>
         <w:t xml:space="preserve">2.5.4 </w:t>
       </w:r>
       <w:r>
         <w:t>Ovládání relé a fyzických spotřebičů</w:t>
       </w:r>
-      <w:bookmarkEnd w:id="32"/>
-    </w:p>
-    <w:p>
-      <w:r>
-        <w:t xml:space="preserve">Systém umožňuje nejen pasivní monitoring, ale také aktivní ovládání připojených spotřebičů prostřednictvím relé modulů. Pro každé ze šesti dostupných relé lze přidat dedikovaný widget přímo na dashboard, který obsahuje tlačítka pro zapnutí a vypnutí. Po stisknutí tlačítka je odeslán HTTP POST požadavek na </w:t>
-      </w:r>
-      <w:proofErr w:type="spellStart"/>
-      <w:r>
-        <w:t>endpoint</w:t>
-      </w:r>
-      <w:proofErr w:type="spellEnd"/>
-      <w:r>
-        <w:t xml:space="preserve"> /</w:t>
-      </w:r>
-      <w:proofErr w:type="spellStart"/>
-      <w:r>
-        <w:t>relay</w:t>
-      </w:r>
-      <w:proofErr w:type="spellEnd"/>
-      <w:r>
-        <w:t>/{id}/{akce} serveru api.py, který přeloží příkaz do MQTT zprávy a odešle ji přes lokálního MQTT brokera na příslušné relé. Stav odeslání je uživateli okamžitě zobrazen přímo ve widgetu.</w:t>
+      <w:bookmarkEnd w:id="33"/>
+    </w:p>
+    <w:p>
+      <w:r>
+        <w:t>Systém umožňuje nejen pasivní monitoring, ale také aktivní ovládání připojených spotřebičů prostřednictvím relé modulů. Pro každé ze šesti dostupných relé lze přidat dedikovaný widget přímo na dashboard, který obsahuje tlačítka pro zapnutí a vypnutí. Po stisknutí tlačítka je odeslán HTTP POST požadavek na endpoint /relay/{id}/{akce} serveru api.py, který přeloží příkaz do MQTT zprávy a odešle ji přes lokálního MQTT brokera na příslušné relé. Stav odeslání je uživateli okamžitě zobrazen přímo ve widgetu.</w:t>
       </w:r>
     </w:p>
     <w:p/>
@@ -21358,7 +18498,7 @@
       <w:pPr>
         <w:pStyle w:val="Nadpis3"/>
       </w:pPr>
-      <w:bookmarkStart w:id="33" w:name="_Toc229502765"/>
+      <w:bookmarkStart w:id="34" w:name="_Toc229502765"/>
       <w:r>
         <w:lastRenderedPageBreak/>
         <w:t xml:space="preserve">2.5.5 </w:t>
@@ -21366,45 +18506,11 @@
       <w:r>
         <w:t>Nastavení systému</w:t>
       </w:r>
-      <w:bookmarkEnd w:id="33"/>
-    </w:p>
-    <w:p>
-      <w:r>
-        <w:t xml:space="preserve">Aplikace disponuje stránkou nastavení, kde může uživatel konfigurovat základní parametry systému – jméno správce, notifikační e-mail, interval automatické aktualizace dat, jednotky zobrazování teploty (Celsius nebo Fahrenheit) a aktivaci nočního bezpečnostního režimu. Veškerá nastavení jsou ukládána do souboru </w:t>
-      </w:r>
-      <w:proofErr w:type="spellStart"/>
-      <w:proofErr w:type="gramStart"/>
-      <w:r>
-        <w:t>settings.json</w:t>
-      </w:r>
-      <w:proofErr w:type="spellEnd"/>
-      <w:proofErr w:type="gramEnd"/>
-      <w:r>
-        <w:t xml:space="preserve"> přes </w:t>
-      </w:r>
-      <w:proofErr w:type="spellStart"/>
-      <w:r>
-        <w:t>endpoint</w:t>
-      </w:r>
-      <w:proofErr w:type="spellEnd"/>
-      <w:r>
-        <w:t xml:space="preserve"> /</w:t>
-      </w:r>
-      <w:proofErr w:type="spellStart"/>
-      <w:r>
-        <w:t>api</w:t>
-      </w:r>
-      <w:proofErr w:type="spellEnd"/>
-      <w:r>
-        <w:t>/</w:t>
-      </w:r>
-      <w:proofErr w:type="spellStart"/>
-      <w:r>
-        <w:t>save_settings</w:t>
-      </w:r>
-      <w:proofErr w:type="spellEnd"/>
-      <w:r>
-        <w:t xml:space="preserve"> a při každém spuštění aplikace automaticky načítána, přičemž pro případ chybějícího nebo poškozeného souboru jsou definovány výchozí hodnoty.</w:t>
+      <w:bookmarkEnd w:id="34"/>
+    </w:p>
+    <w:p>
+      <w:r>
+        <w:t>Aplikace disponuje stránkou nastavení, kde může uživatel konfigurovat základní parametry systému – jméno správce, notifikační e-mail, interval automatické aktualizace dat, jednotky zobrazování teploty (Celsius nebo Fahrenheit) a aktivaci nočního bezpečnostního režimu. Veškerá nastavení jsou ukládána do souboru settings.json přes endpoint /api/save_settings a při každém spuštění aplikace automaticky načítána, přičemž pro případ chybějícího nebo poškozeného souboru jsou definovány výchozí hodnoty.</w:t>
       </w:r>
     </w:p>
     <w:p/>
@@ -21412,42 +18518,18 @@
       <w:pPr>
         <w:pStyle w:val="Nadpis3"/>
       </w:pPr>
-      <w:bookmarkStart w:id="34" w:name="_Toc229502766"/>
+      <w:bookmarkStart w:id="35" w:name="_Toc229502766"/>
       <w:r>
         <w:t xml:space="preserve">2.5.6 </w:t>
       </w:r>
       <w:r>
         <w:t>Síťová infrastruktura</w:t>
       </w:r>
-      <w:bookmarkEnd w:id="34"/>
-    </w:p>
-    <w:p>
-      <w:r>
-        <w:t xml:space="preserve">Při spuštění aplikace </w:t>
-      </w:r>
-      <w:proofErr w:type="spellStart"/>
-      <w:r>
-        <w:t>Raspberry</w:t>
-      </w:r>
-      <w:proofErr w:type="spellEnd"/>
-      <w:r>
-        <w:t xml:space="preserve"> </w:t>
-      </w:r>
-      <w:proofErr w:type="spellStart"/>
-      <w:r>
-        <w:t>Pi</w:t>
-      </w:r>
-      <w:proofErr w:type="spellEnd"/>
-      <w:r>
-        <w:t xml:space="preserve"> automaticky vytvoří Wi-Fi hotspot pomocí nástroje </w:t>
-      </w:r>
-      <w:proofErr w:type="spellStart"/>
-      <w:r>
-        <w:t>nmcli</w:t>
-      </w:r>
-      <w:proofErr w:type="spellEnd"/>
-      <w:r>
-        <w:t xml:space="preserve"> prostřednictvím </w:t>
+      <w:bookmarkEnd w:id="35"/>
+    </w:p>
+    <w:p>
+      <w:r>
+        <w:t xml:space="preserve">Při spuštění aplikace Raspberry Pi automaticky vytvoří Wi-Fi hotspot pomocí nástroje nmcli prostřednictvím </w:t>
       </w:r>
       <w:r>
         <w:t>funkcí v souboru</w:t>
@@ -21461,11 +18543,11 @@
       <w:pPr>
         <w:pStyle w:val="Nadpis2"/>
       </w:pPr>
-      <w:bookmarkStart w:id="35" w:name="_Toc229502767"/>
+      <w:bookmarkStart w:id="36" w:name="_Toc229502767"/>
       <w:r>
         <w:t>2.6 Testování</w:t>
       </w:r>
-      <w:bookmarkEnd w:id="35"/>
+      <w:bookmarkEnd w:id="36"/>
     </w:p>
     <w:p>
       <w:r>
@@ -21477,121 +18559,25 @@
       <w:pPr>
         <w:pStyle w:val="Nadpis3"/>
       </w:pPr>
-      <w:bookmarkStart w:id="36" w:name="_Toc229502768"/>
+      <w:bookmarkStart w:id="37" w:name="_Toc229502768"/>
       <w:r>
         <w:t>2.6.1 Automatizované testování</w:t>
       </w:r>
-      <w:bookmarkEnd w:id="36"/>
-    </w:p>
-    <w:p>
-      <w:r>
-        <w:t xml:space="preserve">Pro automatizované testování byl zvolen framework </w:t>
-      </w:r>
-      <w:proofErr w:type="spellStart"/>
-      <w:r>
-        <w:t>pytest</w:t>
-      </w:r>
-      <w:proofErr w:type="spellEnd"/>
-      <w:r>
-        <w:t xml:space="preserve">, který umožňuje psát přehledné testy jako prosté funkce s využitím systému </w:t>
-      </w:r>
-      <w:proofErr w:type="spellStart"/>
-      <w:r>
-        <w:t>fixtures</w:t>
-      </w:r>
-      <w:proofErr w:type="spellEnd"/>
-      <w:r>
-        <w:t xml:space="preserve"> pro přípravu testovacího prostředí. Testy jsou rozděleny do pěti souborů podle testovaného modulu – test_dbTools.py, test_hotspot.py, test_automation.py, test_api.py a test_app.py.</w:t>
-      </w:r>
-    </w:p>
-    <w:p>
-      <w:r>
-        <w:t xml:space="preserve">Jednotkové testy ověřují správnost izolovaných funkcí bez závislosti na reálném hardwaru. Modul dbTools.py je testován oproti skutečné </w:t>
-      </w:r>
-      <w:proofErr w:type="spellStart"/>
-      <w:r>
-        <w:t>SQLite</w:t>
-      </w:r>
-      <w:proofErr w:type="spellEnd"/>
-      <w:r>
-        <w:t xml:space="preserve"> databázi naplněné testovacími daty, přičemž se ověřují všechny výpočetní režimy – aktuální hodnota, minimum, maximum i průměr, včetně filtrování dat podle časového rozsahu. Logika hotspot.py je testována s </w:t>
-      </w:r>
-      <w:proofErr w:type="spellStart"/>
-      <w:r>
-        <w:t>mockem</w:t>
-      </w:r>
-      <w:proofErr w:type="spellEnd"/>
-      <w:r>
-        <w:t xml:space="preserve"> místo reálného systémového nástroje </w:t>
-      </w:r>
-      <w:proofErr w:type="spellStart"/>
-      <w:r>
-        <w:t>nmcli</w:t>
-      </w:r>
-      <w:proofErr w:type="spellEnd"/>
-      <w:r>
-        <w:t xml:space="preserve">, čímž se ověřuje správnost předávaných parametrů bez nutnosti fyzicky měnit síťovou konfiguraci. </w:t>
-      </w:r>
-      <w:proofErr w:type="spellStart"/>
-      <w:r>
-        <w:t>Automation</w:t>
-      </w:r>
-      <w:proofErr w:type="spellEnd"/>
-      <w:r>
-        <w:t xml:space="preserve"> </w:t>
-      </w:r>
-      <w:proofErr w:type="spellStart"/>
-      <w:r>
-        <w:t>worker</w:t>
-      </w:r>
-      <w:proofErr w:type="spellEnd"/>
-      <w:r>
-        <w:t xml:space="preserve"> je testován s </w:t>
-      </w:r>
-      <w:proofErr w:type="spellStart"/>
-      <w:r>
-        <w:t>mockovanými</w:t>
-      </w:r>
-      <w:proofErr w:type="spellEnd"/>
-      <w:r>
-        <w:t xml:space="preserve"> hodnotami senzorů, přičemž se ověřuje správnost sepnutí a rozepnutí relé při překročení nastavených prahových hodnot, </w:t>
-      </w:r>
-      <w:proofErr w:type="spellStart"/>
-      <w:r>
-        <w:t>idempotentnost</w:t>
-      </w:r>
-      <w:proofErr w:type="spellEnd"/>
-      <w:r>
-        <w:t xml:space="preserve"> při opakovaném vyhodnocení stejného stavu a odolnost vůči výjimkám.</w:t>
-      </w:r>
-    </w:p>
-    <w:p>
-      <w:r>
-        <w:t xml:space="preserve">Integrační testy v souborech test_api.py a test_app.py využívají </w:t>
-      </w:r>
-      <w:proofErr w:type="spellStart"/>
-      <w:r>
-        <w:t>Flask</w:t>
-      </w:r>
-      <w:proofErr w:type="spellEnd"/>
-      <w:r>
-        <w:t xml:space="preserve"> testovací klient, který simuluje reálné HTTP požadavky bez nutnosti spouštět server. Testují se všechny </w:t>
-      </w:r>
-      <w:proofErr w:type="spellStart"/>
-      <w:r>
-        <w:t>endpointy</w:t>
-      </w:r>
-      <w:proofErr w:type="spellEnd"/>
-      <w:r>
-        <w:t xml:space="preserve"> obou </w:t>
-      </w:r>
-      <w:proofErr w:type="spellStart"/>
-      <w:r>
-        <w:t>Flask</w:t>
-      </w:r>
-      <w:proofErr w:type="spellEnd"/>
-      <w:r>
-        <w:t xml:space="preserve"> </w:t>
+      <w:bookmarkEnd w:id="37"/>
+    </w:p>
+    <w:p>
+      <w:r>
+        <w:t>Pro automatizované testování byl zvolen framework pytest, který umožňuje psát přehledné testy jako prosté funkce s využitím systému fixtures pro přípravu testovacího prostředí. Testy jsou rozděleny do pěti souborů podle testovaného modulu – test_dbTools.py, test_hotspot.py, test_automation.py, test_api.py a test_app.py.</w:t>
+      </w:r>
+    </w:p>
+    <w:p>
+      <w:r>
+        <w:t>Jednotkové testy ověřují správnost izolovaných funkcí bez závislosti na reálném hardwaru. Modul dbTools.py je testován oproti skutečné SQLite databázi naplněné testovacími daty, přičemž se ověřují všechny výpočetní režimy – aktuální hodnota, minimum, maximum i průměr, včetně filtrování dat podle časového rozsahu. Logika hotspot.py je testována s mockem místo reálného systémového nástroje nmcli, čímž se ověřuje správnost předávaných parametrů bez nutnosti fyzicky měnit síťovou konfiguraci. Automation worker je testován s mockovanými hodnotami senzorů, přičemž se ověřuje správnost sepnutí a rozepnutí relé při překročení nastavených prahových hodnot, idempotentnost při opakovaném vyhodnocení stejného stavu a odolnost vůči výjimkám.</w:t>
+      </w:r>
+    </w:p>
+    <w:p>
+      <w:r>
+        <w:t xml:space="preserve">Integrační testy v souborech test_api.py a test_app.py využívají Flask testovací klient, který simuluje reálné HTTP požadavky bez nutnosti spouštět server. Testují se všechny endpointy obou Flask </w:t>
       </w:r>
       <w:r>
         <w:t>aplikací</w:t>
@@ -21635,24 +18621,23 @@
           <w:sz w:val="20"/>
         </w:rPr>
         <w:br/>
-        <w:t xml:space="preserve">import </w:t>
-      </w:r>
-      <w:proofErr w:type="spellStart"/>
+        <w:t>import sys</w:t>
+      </w:r>
       <w:r>
         <w:rPr>
           <w:rFonts w:ascii="Consolas" w:eastAsia="Consolas" w:hAnsi="Consolas" w:cs="Consolas"/>
           <w:sz w:val="20"/>
         </w:rPr>
-        <w:t>sys</w:t>
-      </w:r>
-      <w:proofErr w:type="spellEnd"/>
+        <w:br/>
+        <w:t>import sqlite3</w:t>
+      </w:r>
       <w:r>
         <w:rPr>
           <w:rFonts w:ascii="Consolas" w:eastAsia="Consolas" w:hAnsi="Consolas" w:cs="Consolas"/>
           <w:sz w:val="20"/>
         </w:rPr>
         <w:br/>
-        <w:t>import sqlite3</w:t>
+        <w:t>import pytest</w:t>
       </w:r>
       <w:r>
         <w:rPr>
@@ -21660,244 +18645,45 @@
           <w:sz w:val="20"/>
         </w:rPr>
         <w:br/>
-        <w:t xml:space="preserve">import </w:t>
-      </w:r>
-      <w:proofErr w:type="spellStart"/>
+        <w:t>from unittest.mock import patch</w:t>
+      </w:r>
       <w:r>
         <w:rPr>
           <w:rFonts w:ascii="Consolas" w:eastAsia="Consolas" w:hAnsi="Consolas" w:cs="Consolas"/>
           <w:sz w:val="20"/>
         </w:rPr>
-        <w:t>pytest</w:t>
-      </w:r>
-      <w:proofErr w:type="spellEnd"/>
+        <w:br/>
+      </w:r>
       <w:r>
         <w:rPr>
           <w:rFonts w:ascii="Consolas" w:eastAsia="Consolas" w:hAnsi="Consolas" w:cs="Consolas"/>
           <w:sz w:val="20"/>
         </w:rPr>
         <w:br/>
-      </w:r>
-      <w:proofErr w:type="spellStart"/>
+        <w:t>sys.path.insert(0, os.path.dirname(os.path.dirname(os.path.abspath(__file__))))</w:t>
+      </w:r>
       <w:r>
         <w:rPr>
           <w:rFonts w:ascii="Consolas" w:eastAsia="Consolas" w:hAnsi="Consolas" w:cs="Consolas"/>
           <w:sz w:val="20"/>
         </w:rPr>
-        <w:t>from</w:t>
-      </w:r>
-      <w:proofErr w:type="spellEnd"/>
+        <w:br/>
+        <w:t>from src.tools import dbTools</w:t>
+      </w:r>
       <w:r>
         <w:rPr>
           <w:rFonts w:ascii="Consolas" w:eastAsia="Consolas" w:hAnsi="Consolas" w:cs="Consolas"/>
           <w:sz w:val="20"/>
         </w:rPr>
-        <w:t xml:space="preserve"> </w:t>
-      </w:r>
-      <w:proofErr w:type="spellStart"/>
+        <w:br/>
+      </w:r>
       <w:r>
         <w:rPr>
           <w:rFonts w:ascii="Consolas" w:eastAsia="Consolas" w:hAnsi="Consolas" w:cs="Consolas"/>
           <w:sz w:val="20"/>
         </w:rPr>
-        <w:t>unittest.mock</w:t>
-      </w:r>
-      <w:proofErr w:type="spellEnd"/>
-      <w:r>
-        <w:rPr>
-          <w:rFonts w:ascii="Consolas" w:eastAsia="Consolas" w:hAnsi="Consolas" w:cs="Consolas"/>
-          <w:sz w:val="20"/>
-        </w:rPr>
-        <w:t xml:space="preserve"> import patch</w:t>
-      </w:r>
-      <w:r>
-        <w:rPr>
-          <w:rFonts w:ascii="Consolas" w:eastAsia="Consolas" w:hAnsi="Consolas" w:cs="Consolas"/>
-          <w:sz w:val="20"/>
-        </w:rPr>
         <w:br/>
-      </w:r>
-      <w:r>
-        <w:rPr>
-          <w:rFonts w:ascii="Consolas" w:eastAsia="Consolas" w:hAnsi="Consolas" w:cs="Consolas"/>
-          <w:sz w:val="20"/>
-        </w:rPr>
-        <w:br/>
-      </w:r>
-      <w:proofErr w:type="spellStart"/>
-      <w:r>
-        <w:rPr>
-          <w:rFonts w:ascii="Consolas" w:eastAsia="Consolas" w:hAnsi="Consolas" w:cs="Consolas"/>
-          <w:sz w:val="20"/>
-        </w:rPr>
-        <w:t>sys.path.insert</w:t>
-      </w:r>
-      <w:proofErr w:type="spellEnd"/>
-      <w:r>
-        <w:rPr>
-          <w:rFonts w:ascii="Consolas" w:eastAsia="Consolas" w:hAnsi="Consolas" w:cs="Consolas"/>
-          <w:sz w:val="20"/>
-        </w:rPr>
-        <w:t xml:space="preserve">(0, </w:t>
-      </w:r>
-      <w:proofErr w:type="spellStart"/>
-      <w:r>
-        <w:rPr>
-          <w:rFonts w:ascii="Consolas" w:eastAsia="Consolas" w:hAnsi="Consolas" w:cs="Consolas"/>
-          <w:sz w:val="20"/>
-        </w:rPr>
-        <w:t>os.path.dirname</w:t>
-      </w:r>
-      <w:proofErr w:type="spellEnd"/>
-      <w:r>
-        <w:rPr>
-          <w:rFonts w:ascii="Consolas" w:eastAsia="Consolas" w:hAnsi="Consolas" w:cs="Consolas"/>
-          <w:sz w:val="20"/>
-        </w:rPr>
-        <w:t>(</w:t>
-      </w:r>
-      <w:proofErr w:type="spellStart"/>
-      <w:r>
-        <w:rPr>
-          <w:rFonts w:ascii="Consolas" w:eastAsia="Consolas" w:hAnsi="Consolas" w:cs="Consolas"/>
-          <w:sz w:val="20"/>
-        </w:rPr>
-        <w:t>os.path.dirname</w:t>
-      </w:r>
-      <w:proofErr w:type="spellEnd"/>
-      <w:r>
-        <w:rPr>
-          <w:rFonts w:ascii="Consolas" w:eastAsia="Consolas" w:hAnsi="Consolas" w:cs="Consolas"/>
-          <w:sz w:val="20"/>
-        </w:rPr>
-        <w:t>(</w:t>
-      </w:r>
-      <w:proofErr w:type="spellStart"/>
-      <w:r>
-        <w:rPr>
-          <w:rFonts w:ascii="Consolas" w:eastAsia="Consolas" w:hAnsi="Consolas" w:cs="Consolas"/>
-          <w:sz w:val="20"/>
-        </w:rPr>
-        <w:t>os.path.abspath</w:t>
-      </w:r>
-      <w:proofErr w:type="spellEnd"/>
-      <w:r>
-        <w:rPr>
-          <w:rFonts w:ascii="Consolas" w:eastAsia="Consolas" w:hAnsi="Consolas" w:cs="Consolas"/>
-          <w:sz w:val="20"/>
-        </w:rPr>
-        <w:t>(__</w:t>
-      </w:r>
-      <w:proofErr w:type="spellStart"/>
-      <w:r>
-        <w:rPr>
-          <w:rFonts w:ascii="Consolas" w:eastAsia="Consolas" w:hAnsi="Consolas" w:cs="Consolas"/>
-          <w:sz w:val="20"/>
-        </w:rPr>
-        <w:t>file</w:t>
-      </w:r>
-      <w:proofErr w:type="spellEnd"/>
-      <w:r>
-        <w:rPr>
-          <w:rFonts w:ascii="Consolas" w:eastAsia="Consolas" w:hAnsi="Consolas" w:cs="Consolas"/>
-          <w:sz w:val="20"/>
-        </w:rPr>
-        <w:t>__))))</w:t>
-      </w:r>
-      <w:r>
-        <w:rPr>
-          <w:rFonts w:ascii="Consolas" w:eastAsia="Consolas" w:hAnsi="Consolas" w:cs="Consolas"/>
-          <w:sz w:val="20"/>
-        </w:rPr>
-        <w:br/>
-      </w:r>
-      <w:proofErr w:type="spellStart"/>
-      <w:r>
-        <w:rPr>
-          <w:rFonts w:ascii="Consolas" w:eastAsia="Consolas" w:hAnsi="Consolas" w:cs="Consolas"/>
-          <w:sz w:val="20"/>
-        </w:rPr>
-        <w:t>from</w:t>
-      </w:r>
-      <w:proofErr w:type="spellEnd"/>
-      <w:r>
-        <w:rPr>
-          <w:rFonts w:ascii="Consolas" w:eastAsia="Consolas" w:hAnsi="Consolas" w:cs="Consolas"/>
-          <w:sz w:val="20"/>
-        </w:rPr>
-        <w:t xml:space="preserve"> </w:t>
-      </w:r>
-      <w:proofErr w:type="spellStart"/>
-      <w:r>
-        <w:rPr>
-          <w:rFonts w:ascii="Consolas" w:eastAsia="Consolas" w:hAnsi="Consolas" w:cs="Consolas"/>
-          <w:sz w:val="20"/>
-        </w:rPr>
-        <w:t>src.tools</w:t>
-      </w:r>
-      <w:proofErr w:type="spellEnd"/>
-      <w:r>
-        <w:rPr>
-          <w:rFonts w:ascii="Consolas" w:eastAsia="Consolas" w:hAnsi="Consolas" w:cs="Consolas"/>
-          <w:sz w:val="20"/>
-        </w:rPr>
-        <w:t xml:space="preserve"> import </w:t>
-      </w:r>
-      <w:proofErr w:type="spellStart"/>
-      <w:r>
-        <w:rPr>
-          <w:rFonts w:ascii="Consolas" w:eastAsia="Consolas" w:hAnsi="Consolas" w:cs="Consolas"/>
-          <w:sz w:val="20"/>
-        </w:rPr>
-        <w:t>dbTools</w:t>
-      </w:r>
-      <w:proofErr w:type="spellEnd"/>
-      <w:r>
-        <w:rPr>
-          <w:rFonts w:ascii="Consolas" w:eastAsia="Consolas" w:hAnsi="Consolas" w:cs="Consolas"/>
-          <w:sz w:val="20"/>
-        </w:rPr>
-        <w:br/>
-      </w:r>
-      <w:r>
-        <w:rPr>
-          <w:rFonts w:ascii="Consolas" w:eastAsia="Consolas" w:hAnsi="Consolas" w:cs="Consolas"/>
-          <w:sz w:val="20"/>
-        </w:rPr>
-        <w:br/>
-        <w:t>DB = '/</w:t>
-      </w:r>
-      <w:proofErr w:type="spellStart"/>
-      <w:r>
-        <w:rPr>
-          <w:rFonts w:ascii="Consolas" w:eastAsia="Consolas" w:hAnsi="Consolas" w:cs="Consolas"/>
-          <w:sz w:val="20"/>
-        </w:rPr>
-        <w:t>tmp</w:t>
-      </w:r>
-      <w:proofErr w:type="spellEnd"/>
-      <w:r>
-        <w:rPr>
-          <w:rFonts w:ascii="Consolas" w:eastAsia="Consolas" w:hAnsi="Consolas" w:cs="Consolas"/>
-          <w:sz w:val="20"/>
-        </w:rPr>
-        <w:t>/</w:t>
-      </w:r>
-      <w:proofErr w:type="spellStart"/>
-      <w:r>
-        <w:rPr>
-          <w:rFonts w:ascii="Consolas" w:eastAsia="Consolas" w:hAnsi="Consolas" w:cs="Consolas"/>
-          <w:sz w:val="20"/>
-        </w:rPr>
-        <w:t>test_dbtools.db</w:t>
-      </w:r>
-      <w:proofErr w:type="spellEnd"/>
-      <w:r>
-        <w:rPr>
-          <w:rFonts w:ascii="Consolas" w:eastAsia="Consolas" w:hAnsi="Consolas" w:cs="Consolas"/>
-          <w:sz w:val="20"/>
-        </w:rPr>
-        <w:t>'</w:t>
+        <w:t>DB = '/tmp/test_dbtools.db'</w:t>
       </w:r>
       <w:r>
         <w:rPr>
@@ -21935,24 +18721,8 @@
           <w:sz w:val="20"/>
         </w:rPr>
         <w:br/>
-      </w:r>
-      <w:proofErr w:type="spellStart"/>
-      <w:r>
-        <w:rPr>
-          <w:rFonts w:ascii="Consolas" w:eastAsia="Consolas" w:hAnsi="Consolas" w:cs="Consolas"/>
-          <w:sz w:val="20"/>
-        </w:rPr>
-        <w:t>def</w:t>
-      </w:r>
-      <w:proofErr w:type="spellEnd"/>
-      <w:r>
-        <w:rPr>
-          <w:rFonts w:ascii="Consolas" w:eastAsia="Consolas" w:hAnsi="Consolas" w:cs="Consolas"/>
-          <w:sz w:val="20"/>
-        </w:rPr>
-        <w:t xml:space="preserve"> </w:t>
-      </w:r>
-      <w:proofErr w:type="spellStart"/>
+        <w:t xml:space="preserve">def </w:t>
+      </w:r>
       <w:r>
         <w:rPr>
           <w:rFonts w:ascii="Consolas" w:eastAsia="Consolas" w:hAnsi="Consolas" w:cs="Consolas"/>
@@ -21961,7 +18731,6 @@
         </w:rPr>
         <w:t>fresh_db</w:t>
       </w:r>
-      <w:proofErr w:type="spellEnd"/>
       <w:r>
         <w:rPr>
           <w:rFonts w:ascii="Consolas" w:eastAsia="Consolas" w:hAnsi="Consolas" w:cs="Consolas"/>
@@ -21998,15 +18767,7 @@
           <w:sz w:val="20"/>
         </w:rPr>
         <w:br/>
-        <w:t xml:space="preserve">    </w:t>
-      </w:r>
-      <w:proofErr w:type="spellStart"/>
-      <w:r>
-        <w:rPr>
-          <w:rFonts w:ascii="Consolas" w:eastAsia="Consolas" w:hAnsi="Consolas" w:cs="Consolas"/>
-          <w:sz w:val="20"/>
-        </w:rPr>
-        <w:t>con.</w:t>
+        <w:t xml:space="preserve">    con.</w:t>
       </w:r>
       <w:r>
         <w:rPr>
@@ -22016,45 +18777,20 @@
         </w:rPr>
         <w:t>execute</w:t>
       </w:r>
-      <w:proofErr w:type="spellEnd"/>
       <w:r>
         <w:rPr>
           <w:rFonts w:ascii="Consolas" w:eastAsia="Consolas" w:hAnsi="Consolas" w:cs="Consolas"/>
           <w:sz w:val="20"/>
         </w:rPr>
-        <w:t xml:space="preserve">("DROP TABLE IF EXISTS </w:t>
-      </w:r>
-      <w:proofErr w:type="spellStart"/>
+        <w:t>("DROP TABLE IF EXISTS room")</w:t>
+      </w:r>
       <w:r>
         <w:rPr>
           <w:rFonts w:ascii="Consolas" w:eastAsia="Consolas" w:hAnsi="Consolas" w:cs="Consolas"/>
           <w:sz w:val="20"/>
         </w:rPr>
-        <w:t>room</w:t>
-      </w:r>
-      <w:proofErr w:type="spellEnd"/>
-      <w:r>
-        <w:rPr>
-          <w:rFonts w:ascii="Consolas" w:eastAsia="Consolas" w:hAnsi="Consolas" w:cs="Consolas"/>
-          <w:sz w:val="20"/>
-        </w:rPr>
-        <w:t>")</w:t>
-      </w:r>
-      <w:r>
-        <w:rPr>
-          <w:rFonts w:ascii="Consolas" w:eastAsia="Consolas" w:hAnsi="Consolas" w:cs="Consolas"/>
-          <w:sz w:val="20"/>
-        </w:rPr>
         <w:br/>
-        <w:t xml:space="preserve">    </w:t>
-      </w:r>
-      <w:proofErr w:type="spellStart"/>
-      <w:r>
-        <w:rPr>
-          <w:rFonts w:ascii="Consolas" w:eastAsia="Consolas" w:hAnsi="Consolas" w:cs="Consolas"/>
-          <w:sz w:val="20"/>
-        </w:rPr>
-        <w:t>con.</w:t>
+        <w:t xml:space="preserve">    con.</w:t>
       </w:r>
       <w:r>
         <w:rPr>
@@ -22064,61 +18800,20 @@
         </w:rPr>
         <w:t>execute</w:t>
       </w:r>
-      <w:proofErr w:type="spellEnd"/>
       <w:r>
         <w:rPr>
           <w:rFonts w:ascii="Consolas" w:eastAsia="Consolas" w:hAnsi="Consolas" w:cs="Consolas"/>
           <w:sz w:val="20"/>
         </w:rPr>
-        <w:t xml:space="preserve">("CREATE TABLE </w:t>
-      </w:r>
-      <w:proofErr w:type="spellStart"/>
+        <w:t>("CREATE TABLE room (CO2 FLOAT, Temp FLOAT, Hum FLOAT, Tim TEXT)")</w:t>
+      </w:r>
       <w:r>
         <w:rPr>
           <w:rFonts w:ascii="Consolas" w:eastAsia="Consolas" w:hAnsi="Consolas" w:cs="Consolas"/>
           <w:sz w:val="20"/>
         </w:rPr>
-        <w:t>room</w:t>
-      </w:r>
-      <w:proofErr w:type="spellEnd"/>
-      <w:r>
-        <w:rPr>
-          <w:rFonts w:ascii="Consolas" w:eastAsia="Consolas" w:hAnsi="Consolas" w:cs="Consolas"/>
-          <w:sz w:val="20"/>
-        </w:rPr>
-        <w:t xml:space="preserve"> (CO2 FLOAT, Temp FLOAT, </w:t>
-      </w:r>
-      <w:proofErr w:type="spellStart"/>
-      <w:r>
-        <w:rPr>
-          <w:rFonts w:ascii="Consolas" w:eastAsia="Consolas" w:hAnsi="Consolas" w:cs="Consolas"/>
-          <w:sz w:val="20"/>
-        </w:rPr>
-        <w:t>Hum</w:t>
-      </w:r>
-      <w:proofErr w:type="spellEnd"/>
-      <w:r>
-        <w:rPr>
-          <w:rFonts w:ascii="Consolas" w:eastAsia="Consolas" w:hAnsi="Consolas" w:cs="Consolas"/>
-          <w:sz w:val="20"/>
-        </w:rPr>
-        <w:t xml:space="preserve"> FLOAT, Tim TEXT)")</w:t>
-      </w:r>
-      <w:r>
-        <w:rPr>
-          <w:rFonts w:ascii="Consolas" w:eastAsia="Consolas" w:hAnsi="Consolas" w:cs="Consolas"/>
-          <w:sz w:val="20"/>
-        </w:rPr>
         <w:br/>
-        <w:t xml:space="preserve">    </w:t>
-      </w:r>
-      <w:proofErr w:type="spellStart"/>
-      <w:r>
-        <w:rPr>
-          <w:rFonts w:ascii="Consolas" w:eastAsia="Consolas" w:hAnsi="Consolas" w:cs="Consolas"/>
-          <w:sz w:val="20"/>
-        </w:rPr>
-        <w:t>con.</w:t>
+        <w:t xml:space="preserve">    con.</w:t>
       </w:r>
       <w:r>
         <w:rPr>
@@ -22128,29 +18823,28 @@
         </w:rPr>
         <w:t>executemany</w:t>
       </w:r>
-      <w:proofErr w:type="spellEnd"/>
       <w:r>
         <w:rPr>
           <w:rFonts w:ascii="Consolas" w:eastAsia="Consolas" w:hAnsi="Consolas" w:cs="Consolas"/>
           <w:sz w:val="20"/>
         </w:rPr>
-        <w:t xml:space="preserve">("INSERT INTO </w:t>
-      </w:r>
-      <w:proofErr w:type="spellStart"/>
+        <w:t>("INSERT INTO room VALUES (?,?,?,?)", [</w:t>
+      </w:r>
       <w:r>
         <w:rPr>
           <w:rFonts w:ascii="Consolas" w:eastAsia="Consolas" w:hAnsi="Consolas" w:cs="Consolas"/>
           <w:sz w:val="20"/>
         </w:rPr>
-        <w:t>room</w:t>
-      </w:r>
-      <w:proofErr w:type="spellEnd"/>
+        <w:br/>
+        <w:t xml:space="preserve">        (400, 20.0, 50.0, '2026-01-01 10:00:00'),</w:t>
+      </w:r>
       <w:r>
         <w:rPr>
           <w:rFonts w:ascii="Consolas" w:eastAsia="Consolas" w:hAnsi="Consolas" w:cs="Consolas"/>
           <w:sz w:val="20"/>
         </w:rPr>
-        <w:t xml:space="preserve"> VALUES (?,?,?,?)", [</w:t>
+        <w:br/>
+        <w:t xml:space="preserve">        (500, 22.5, 55.0, '2026-01-02 10:00:00'),</w:t>
       </w:r>
       <w:r>
         <w:rPr>
@@ -22158,7 +18852,7 @@
           <w:sz w:val="20"/>
         </w:rPr>
         <w:br/>
-        <w:t xml:space="preserve">        (400, 20.0, 50.0, '2026-01-01 10:00:00'),</w:t>
+        <w:t xml:space="preserve">        (600, 25.0, 60.0, '2026-01-03 10:00:00'),</w:t>
       </w:r>
       <w:r>
         <w:rPr>
@@ -22166,7 +18860,7 @@
           <w:sz w:val="20"/>
         </w:rPr>
         <w:br/>
-        <w:t xml:space="preserve">        (500, 22.5, 55.0, '2026-01-02 10:00:00'),</w:t>
+        <w:t xml:space="preserve">    ])</w:t>
       </w:r>
       <w:r>
         <w:rPr>
@@ -22174,31 +18868,7 @@
           <w:sz w:val="20"/>
         </w:rPr>
         <w:br/>
-        <w:t xml:space="preserve">        (600, 25.0, 60.0, '2026-01-03 10:00:00'),</w:t>
-      </w:r>
-      <w:r>
-        <w:rPr>
-          <w:rFonts w:ascii="Consolas" w:eastAsia="Consolas" w:hAnsi="Consolas" w:cs="Consolas"/>
-          <w:sz w:val="20"/>
-        </w:rPr>
-        <w:br/>
-        <w:t xml:space="preserve">    ])</w:t>
-      </w:r>
-      <w:r>
-        <w:rPr>
-          <w:rFonts w:ascii="Consolas" w:eastAsia="Consolas" w:hAnsi="Consolas" w:cs="Consolas"/>
-          <w:sz w:val="20"/>
-        </w:rPr>
-        <w:br/>
-        <w:t xml:space="preserve">    </w:t>
-      </w:r>
-      <w:proofErr w:type="spellStart"/>
-      <w:r>
-        <w:rPr>
-          <w:rFonts w:ascii="Consolas" w:eastAsia="Consolas" w:hAnsi="Consolas" w:cs="Consolas"/>
-          <w:sz w:val="20"/>
-        </w:rPr>
-        <w:t>con.</w:t>
+        <w:t xml:space="preserve">    con.</w:t>
       </w:r>
       <w:r>
         <w:rPr>
@@ -22208,21 +18878,12 @@
         </w:rPr>
         <w:t>commit</w:t>
       </w:r>
-      <w:proofErr w:type="spellEnd"/>
       <w:r>
         <w:rPr>
           <w:rFonts w:ascii="Consolas" w:eastAsia="Consolas" w:hAnsi="Consolas" w:cs="Consolas"/>
           <w:sz w:val="20"/>
         </w:rPr>
-        <w:t xml:space="preserve">(); </w:t>
-      </w:r>
-      <w:proofErr w:type="spellStart"/>
-      <w:r>
-        <w:rPr>
-          <w:rFonts w:ascii="Consolas" w:eastAsia="Consolas" w:hAnsi="Consolas" w:cs="Consolas"/>
-          <w:sz w:val="20"/>
-        </w:rPr>
-        <w:t>con.</w:t>
+        <w:t>(); con.</w:t>
       </w:r>
       <w:r>
         <w:rPr>
@@ -22232,7 +18893,6 @@
         </w:rPr>
         <w:t>close</w:t>
       </w:r>
-      <w:proofErr w:type="spellEnd"/>
       <w:r>
         <w:rPr>
           <w:rFonts w:ascii="Consolas" w:eastAsia="Consolas" w:hAnsi="Consolas" w:cs="Consolas"/>
@@ -22246,48 +18906,15 @@
           <w:sz w:val="20"/>
         </w:rPr>
         <w:br/>
-        <w:t xml:space="preserve">    </w:t>
-      </w:r>
-      <w:proofErr w:type="spellStart"/>
+        <w:t xml:space="preserve">    yield</w:t>
+      </w:r>
       <w:r>
         <w:rPr>
           <w:rFonts w:ascii="Consolas" w:eastAsia="Consolas" w:hAnsi="Consolas" w:cs="Consolas"/>
           <w:sz w:val="20"/>
         </w:rPr>
-        <w:t>yield</w:t>
-      </w:r>
-      <w:proofErr w:type="spellEnd"/>
-      <w:r>
-        <w:rPr>
-          <w:rFonts w:ascii="Consolas" w:eastAsia="Consolas" w:hAnsi="Consolas" w:cs="Consolas"/>
-          <w:sz w:val="20"/>
-        </w:rPr>
         <w:br/>
-        <w:t xml:space="preserve">    </w:t>
-      </w:r>
-      <w:proofErr w:type="spellStart"/>
-      <w:r>
-        <w:rPr>
-          <w:rFonts w:ascii="Consolas" w:eastAsia="Consolas" w:hAnsi="Consolas" w:cs="Consolas"/>
-          <w:sz w:val="20"/>
-        </w:rPr>
-        <w:t>if</w:t>
-      </w:r>
-      <w:proofErr w:type="spellEnd"/>
-      <w:r>
-        <w:rPr>
-          <w:rFonts w:ascii="Consolas" w:eastAsia="Consolas" w:hAnsi="Consolas" w:cs="Consolas"/>
-          <w:sz w:val="20"/>
-        </w:rPr>
-        <w:t xml:space="preserve"> </w:t>
-      </w:r>
-      <w:proofErr w:type="spellStart"/>
-      <w:r>
-        <w:rPr>
-          <w:rFonts w:ascii="Consolas" w:eastAsia="Consolas" w:hAnsi="Consolas" w:cs="Consolas"/>
-          <w:sz w:val="20"/>
-        </w:rPr>
-        <w:t>os.path.</w:t>
+        <w:t xml:space="preserve">    if os.path.</w:t>
       </w:r>
       <w:r>
         <w:rPr>
@@ -22297,7 +18924,6 @@
         </w:rPr>
         <w:t>exists</w:t>
       </w:r>
-      <w:proofErr w:type="spellEnd"/>
       <w:r>
         <w:rPr>
           <w:rFonts w:ascii="Consolas" w:eastAsia="Consolas" w:hAnsi="Consolas" w:cs="Consolas"/>
@@ -22311,15 +18937,7 @@
           <w:sz w:val="20"/>
         </w:rPr>
         <w:br/>
-        <w:t xml:space="preserve">        </w:t>
-      </w:r>
-      <w:proofErr w:type="spellStart"/>
-      <w:r>
-        <w:rPr>
-          <w:rFonts w:ascii="Consolas" w:eastAsia="Consolas" w:hAnsi="Consolas" w:cs="Consolas"/>
-          <w:sz w:val="20"/>
-        </w:rPr>
-        <w:t>os.</w:t>
+        <w:t xml:space="preserve">        os.</w:t>
       </w:r>
       <w:r>
         <w:rPr>
@@ -22329,7 +18947,6 @@
         </w:rPr>
         <w:t>remove</w:t>
       </w:r>
-      <w:proofErr w:type="spellEnd"/>
       <w:r>
         <w:rPr>
           <w:rFonts w:ascii="Consolas" w:eastAsia="Consolas" w:hAnsi="Consolas" w:cs="Consolas"/>
@@ -22373,24 +18990,8 @@
           <w:sz w:val="20"/>
         </w:rPr>
         <w:br/>
-      </w:r>
-      <w:proofErr w:type="spellStart"/>
-      <w:r>
-        <w:rPr>
-          <w:rFonts w:ascii="Consolas" w:eastAsia="Consolas" w:hAnsi="Consolas" w:cs="Consolas"/>
-          <w:sz w:val="20"/>
-        </w:rPr>
-        <w:t>def</w:t>
-      </w:r>
-      <w:proofErr w:type="spellEnd"/>
-      <w:r>
-        <w:rPr>
-          <w:rFonts w:ascii="Consolas" w:eastAsia="Consolas" w:hAnsi="Consolas" w:cs="Consolas"/>
-          <w:sz w:val="20"/>
-        </w:rPr>
-        <w:t xml:space="preserve"> </w:t>
-      </w:r>
-      <w:proofErr w:type="spellStart"/>
+        <w:t xml:space="preserve">def </w:t>
+      </w:r>
       <w:r>
         <w:rPr>
           <w:rFonts w:ascii="Consolas" w:eastAsia="Consolas" w:hAnsi="Consolas" w:cs="Consolas"/>
@@ -22399,7 +19000,6 @@
         </w:rPr>
         <w:t>db</w:t>
       </w:r>
-      <w:proofErr w:type="spellEnd"/>
       <w:r>
         <w:rPr>
           <w:rFonts w:ascii="Consolas" w:eastAsia="Consolas" w:hAnsi="Consolas" w:cs="Consolas"/>
@@ -22413,23 +19013,21 @@
           <w:sz w:val="20"/>
         </w:rPr>
         <w:br/>
-        <w:t xml:space="preserve">    return patch('dbTools.sqlite3.connect', </w:t>
-      </w:r>
-      <w:proofErr w:type="spellStart"/>
+        <w:t xml:space="preserve">    return patch('dbTools.sqlite3.connect', return_value=sqlite3.connect(DB))</w:t>
+      </w:r>
       <w:r>
         <w:rPr>
           <w:rFonts w:ascii="Consolas" w:eastAsia="Consolas" w:hAnsi="Consolas" w:cs="Consolas"/>
           <w:sz w:val="20"/>
         </w:rPr>
-        <w:t>return_value</w:t>
-      </w:r>
-      <w:proofErr w:type="spellEnd"/>
+        <w:br/>
+      </w:r>
       <w:r>
         <w:rPr>
           <w:rFonts w:ascii="Consolas" w:eastAsia="Consolas" w:hAnsi="Consolas" w:cs="Consolas"/>
           <w:sz w:val="20"/>
         </w:rPr>
-        <w:t>=sqlite3.connect(DB))</w:t>
+        <w:br/>
       </w:r>
       <w:r>
         <w:rPr>
@@ -22437,6 +19035,7 @@
           <w:sz w:val="20"/>
         </w:rPr>
         <w:br/>
+        <w:t># ── get_db_tables ──────────────────────────────────────────────</w:t>
       </w:r>
       <w:r>
         <w:rPr>
@@ -22451,55 +19050,8 @@
           <w:sz w:val="20"/>
         </w:rPr>
         <w:br/>
-        <w:t xml:space="preserve"># ── </w:t>
-      </w:r>
-      <w:proofErr w:type="spellStart"/>
-      <w:r>
-        <w:rPr>
-          <w:rFonts w:ascii="Consolas" w:eastAsia="Consolas" w:hAnsi="Consolas" w:cs="Consolas"/>
-          <w:sz w:val="20"/>
-        </w:rPr>
-        <w:t>get_db_tables</w:t>
-      </w:r>
-      <w:proofErr w:type="spellEnd"/>
-      <w:r>
-        <w:rPr>
-          <w:rFonts w:ascii="Consolas" w:eastAsia="Consolas" w:hAnsi="Consolas" w:cs="Consolas"/>
-          <w:sz w:val="20"/>
-        </w:rPr>
-        <w:t xml:space="preserve"> ──────────────────────────────────────────────</w:t>
-      </w:r>
-      <w:r>
-        <w:rPr>
-          <w:rFonts w:ascii="Consolas" w:eastAsia="Consolas" w:hAnsi="Consolas" w:cs="Consolas"/>
-          <w:sz w:val="20"/>
-        </w:rPr>
-        <w:br/>
-      </w:r>
-      <w:r>
-        <w:rPr>
-          <w:rFonts w:ascii="Consolas" w:eastAsia="Consolas" w:hAnsi="Consolas" w:cs="Consolas"/>
-          <w:sz w:val="20"/>
-        </w:rPr>
-        <w:br/>
-      </w:r>
-      <w:proofErr w:type="spellStart"/>
-      <w:r>
-        <w:rPr>
-          <w:rFonts w:ascii="Consolas" w:eastAsia="Consolas" w:hAnsi="Consolas" w:cs="Consolas"/>
-          <w:sz w:val="20"/>
-        </w:rPr>
-        <w:t>def</w:t>
-      </w:r>
-      <w:proofErr w:type="spellEnd"/>
-      <w:r>
-        <w:rPr>
-          <w:rFonts w:ascii="Consolas" w:eastAsia="Consolas" w:hAnsi="Consolas" w:cs="Consolas"/>
-          <w:sz w:val="20"/>
-        </w:rPr>
-        <w:t xml:space="preserve"> </w:t>
-      </w:r>
-      <w:proofErr w:type="spellStart"/>
+        <w:t xml:space="preserve">def </w:t>
+      </w:r>
       <w:r>
         <w:rPr>
           <w:rFonts w:ascii="Consolas" w:eastAsia="Consolas" w:hAnsi="Consolas" w:cs="Consolas"/>
@@ -22508,29 +19060,27 @@
         </w:rPr>
         <w:t>test_get_db_tables_returns_list</w:t>
       </w:r>
-      <w:proofErr w:type="spellEnd"/>
       <w:r>
         <w:rPr>
           <w:rFonts w:ascii="Consolas" w:eastAsia="Consolas" w:hAnsi="Consolas" w:cs="Consolas"/>
           <w:sz w:val="20"/>
         </w:rPr>
-        <w:t>(</w:t>
-      </w:r>
-      <w:proofErr w:type="spellStart"/>
+        <w:t>(db):</w:t>
+      </w:r>
       <w:r>
         <w:rPr>
           <w:rFonts w:ascii="Consolas" w:eastAsia="Consolas" w:hAnsi="Consolas" w:cs="Consolas"/>
           <w:sz w:val="20"/>
         </w:rPr>
-        <w:t>db</w:t>
-      </w:r>
-      <w:proofErr w:type="spellEnd"/>
+        <w:br/>
+        <w:t xml:space="preserve">    with db: assert isinstance(dbTools.get_db_tables(), list)</w:t>
+      </w:r>
       <w:r>
         <w:rPr>
           <w:rFonts w:ascii="Consolas" w:eastAsia="Consolas" w:hAnsi="Consolas" w:cs="Consolas"/>
           <w:sz w:val="20"/>
         </w:rPr>
-        <w:t>):</w:t>
+        <w:br/>
       </w:r>
       <w:r>
         <w:rPr>
@@ -22538,119 +19088,8 @@
           <w:sz w:val="20"/>
         </w:rPr>
         <w:br/>
-        <w:t xml:space="preserve">    </w:t>
-      </w:r>
-      <w:proofErr w:type="spellStart"/>
-      <w:r>
-        <w:rPr>
-          <w:rFonts w:ascii="Consolas" w:eastAsia="Consolas" w:hAnsi="Consolas" w:cs="Consolas"/>
-          <w:sz w:val="20"/>
-        </w:rPr>
-        <w:t>with</w:t>
-      </w:r>
-      <w:proofErr w:type="spellEnd"/>
-      <w:r>
-        <w:rPr>
-          <w:rFonts w:ascii="Consolas" w:eastAsia="Consolas" w:hAnsi="Consolas" w:cs="Consolas"/>
-          <w:sz w:val="20"/>
-        </w:rPr>
-        <w:t xml:space="preserve"> </w:t>
-      </w:r>
-      <w:proofErr w:type="spellStart"/>
-      <w:r>
-        <w:rPr>
-          <w:rFonts w:ascii="Consolas" w:eastAsia="Consolas" w:hAnsi="Consolas" w:cs="Consolas"/>
-          <w:sz w:val="20"/>
-        </w:rPr>
-        <w:t>db</w:t>
-      </w:r>
-      <w:proofErr w:type="spellEnd"/>
-      <w:r>
-        <w:rPr>
-          <w:rFonts w:ascii="Consolas" w:eastAsia="Consolas" w:hAnsi="Consolas" w:cs="Consolas"/>
-          <w:sz w:val="20"/>
-        </w:rPr>
-        <w:t xml:space="preserve">: </w:t>
-      </w:r>
-      <w:proofErr w:type="spellStart"/>
-      <w:r>
-        <w:rPr>
-          <w:rFonts w:ascii="Consolas" w:eastAsia="Consolas" w:hAnsi="Consolas" w:cs="Consolas"/>
-          <w:sz w:val="20"/>
-        </w:rPr>
-        <w:t>assert</w:t>
-      </w:r>
-      <w:proofErr w:type="spellEnd"/>
-      <w:r>
-        <w:rPr>
-          <w:rFonts w:ascii="Consolas" w:eastAsia="Consolas" w:hAnsi="Consolas" w:cs="Consolas"/>
-          <w:sz w:val="20"/>
-        </w:rPr>
-        <w:t xml:space="preserve"> </w:t>
-      </w:r>
-      <w:proofErr w:type="spellStart"/>
-      <w:r>
-        <w:rPr>
-          <w:rFonts w:ascii="Consolas" w:eastAsia="Consolas" w:hAnsi="Consolas" w:cs="Consolas"/>
-          <w:sz w:val="20"/>
-        </w:rPr>
-        <w:t>isinstance</w:t>
-      </w:r>
-      <w:proofErr w:type="spellEnd"/>
-      <w:r>
-        <w:rPr>
-          <w:rFonts w:ascii="Consolas" w:eastAsia="Consolas" w:hAnsi="Consolas" w:cs="Consolas"/>
-          <w:sz w:val="20"/>
-        </w:rPr>
-        <w:t>(</w:t>
-      </w:r>
-      <w:proofErr w:type="spellStart"/>
-      <w:r>
-        <w:rPr>
-          <w:rFonts w:ascii="Consolas" w:eastAsia="Consolas" w:hAnsi="Consolas" w:cs="Consolas"/>
-          <w:sz w:val="20"/>
-        </w:rPr>
-        <w:t>dbTools.get_db_tables</w:t>
-      </w:r>
-      <w:proofErr w:type="spellEnd"/>
-      <w:r>
-        <w:rPr>
-          <w:rFonts w:ascii="Consolas" w:eastAsia="Consolas" w:hAnsi="Consolas" w:cs="Consolas"/>
-          <w:sz w:val="20"/>
-        </w:rPr>
-        <w:t>(), list)</w:t>
-      </w:r>
-      <w:r>
-        <w:rPr>
-          <w:rFonts w:ascii="Consolas" w:eastAsia="Consolas" w:hAnsi="Consolas" w:cs="Consolas"/>
-          <w:sz w:val="20"/>
-        </w:rPr>
-        <w:br/>
-      </w:r>
-      <w:r>
-        <w:rPr>
-          <w:rFonts w:ascii="Consolas" w:eastAsia="Consolas" w:hAnsi="Consolas" w:cs="Consolas"/>
-          <w:sz w:val="20"/>
-        </w:rPr>
-        <w:br/>
-      </w:r>
-      <w:proofErr w:type="spellStart"/>
-      <w:r>
-        <w:rPr>
-          <w:rFonts w:ascii="Consolas" w:eastAsia="Consolas" w:hAnsi="Consolas" w:cs="Consolas"/>
-          <w:sz w:val="20"/>
-        </w:rPr>
-        <w:t>def</w:t>
-      </w:r>
-      <w:proofErr w:type="spellEnd"/>
-      <w:r>
-        <w:rPr>
-          <w:rFonts w:ascii="Consolas" w:eastAsia="Consolas" w:hAnsi="Consolas" w:cs="Consolas"/>
-          <w:sz w:val="20"/>
-        </w:rPr>
-        <w:t xml:space="preserve"> </w:t>
-      </w:r>
-      <w:proofErr w:type="spellStart"/>
+        <w:t xml:space="preserve">def </w:t>
+      </w:r>
       <w:r>
         <w:rPr>
           <w:rFonts w:ascii="Consolas" w:eastAsia="Consolas" w:hAnsi="Consolas" w:cs="Consolas"/>
@@ -22659,117 +19098,20 @@
         </w:rPr>
         <w:t>test_get_db_tables_contains_table</w:t>
       </w:r>
-      <w:proofErr w:type="spellEnd"/>
       <w:r>
         <w:rPr>
           <w:rFonts w:ascii="Consolas" w:eastAsia="Consolas" w:hAnsi="Consolas" w:cs="Consolas"/>
           <w:sz w:val="20"/>
         </w:rPr>
-        <w:t>(</w:t>
-      </w:r>
-      <w:proofErr w:type="spellStart"/>
+        <w:t>(db):</w:t>
+      </w:r>
       <w:r>
         <w:rPr>
           <w:rFonts w:ascii="Consolas" w:eastAsia="Consolas" w:hAnsi="Consolas" w:cs="Consolas"/>
           <w:sz w:val="20"/>
         </w:rPr>
-        <w:t>db</w:t>
-      </w:r>
-      <w:proofErr w:type="spellEnd"/>
-      <w:r>
-        <w:rPr>
-          <w:rFonts w:ascii="Consolas" w:eastAsia="Consolas" w:hAnsi="Consolas" w:cs="Consolas"/>
-          <w:sz w:val="20"/>
-        </w:rPr>
-        <w:t>):</w:t>
-      </w:r>
-      <w:r>
-        <w:rPr>
-          <w:rFonts w:ascii="Consolas" w:eastAsia="Consolas" w:hAnsi="Consolas" w:cs="Consolas"/>
-          <w:sz w:val="20"/>
-        </w:rPr>
         <w:br/>
-        <w:t xml:space="preserve">    </w:t>
-      </w:r>
-      <w:proofErr w:type="spellStart"/>
-      <w:r>
-        <w:rPr>
-          <w:rFonts w:ascii="Consolas" w:eastAsia="Consolas" w:hAnsi="Consolas" w:cs="Consolas"/>
-          <w:sz w:val="20"/>
-        </w:rPr>
-        <w:t>with</w:t>
-      </w:r>
-      <w:proofErr w:type="spellEnd"/>
-      <w:r>
-        <w:rPr>
-          <w:rFonts w:ascii="Consolas" w:eastAsia="Consolas" w:hAnsi="Consolas" w:cs="Consolas"/>
-          <w:sz w:val="20"/>
-        </w:rPr>
-        <w:t xml:space="preserve"> </w:t>
-      </w:r>
-      <w:proofErr w:type="spellStart"/>
-      <w:r>
-        <w:rPr>
-          <w:rFonts w:ascii="Consolas" w:eastAsia="Consolas" w:hAnsi="Consolas" w:cs="Consolas"/>
-          <w:sz w:val="20"/>
-        </w:rPr>
-        <w:t>db</w:t>
-      </w:r>
-      <w:proofErr w:type="spellEnd"/>
-      <w:r>
-        <w:rPr>
-          <w:rFonts w:ascii="Consolas" w:eastAsia="Consolas" w:hAnsi="Consolas" w:cs="Consolas"/>
-          <w:sz w:val="20"/>
-        </w:rPr>
-        <w:t xml:space="preserve">: </w:t>
-      </w:r>
-      <w:proofErr w:type="spellStart"/>
-      <w:r>
-        <w:rPr>
-          <w:rFonts w:ascii="Consolas" w:eastAsia="Consolas" w:hAnsi="Consolas" w:cs="Consolas"/>
-          <w:sz w:val="20"/>
-        </w:rPr>
-        <w:t>assert</w:t>
-      </w:r>
-      <w:proofErr w:type="spellEnd"/>
-      <w:r>
-        <w:rPr>
-          <w:rFonts w:ascii="Consolas" w:eastAsia="Consolas" w:hAnsi="Consolas" w:cs="Consolas"/>
-          <w:sz w:val="20"/>
-        </w:rPr>
-        <w:t xml:space="preserve"> '</w:t>
-      </w:r>
-      <w:proofErr w:type="spellStart"/>
-      <w:r>
-        <w:rPr>
-          <w:rFonts w:ascii="Consolas" w:eastAsia="Consolas" w:hAnsi="Consolas" w:cs="Consolas"/>
-          <w:sz w:val="20"/>
-        </w:rPr>
-        <w:t>room</w:t>
-      </w:r>
-      <w:proofErr w:type="spellEnd"/>
-      <w:r>
-        <w:rPr>
-          <w:rFonts w:ascii="Consolas" w:eastAsia="Consolas" w:hAnsi="Consolas" w:cs="Consolas"/>
-          <w:sz w:val="20"/>
-        </w:rPr>
-        <w:t xml:space="preserve">' in </w:t>
-      </w:r>
-      <w:proofErr w:type="spellStart"/>
-      <w:r>
-        <w:rPr>
-          <w:rFonts w:ascii="Consolas" w:eastAsia="Consolas" w:hAnsi="Consolas" w:cs="Consolas"/>
-          <w:sz w:val="20"/>
-        </w:rPr>
-        <w:t>dbTools.get_db_tables</w:t>
-      </w:r>
-      <w:proofErr w:type="spellEnd"/>
-      <w:r>
-        <w:rPr>
-          <w:rFonts w:ascii="Consolas" w:eastAsia="Consolas" w:hAnsi="Consolas" w:cs="Consolas"/>
-          <w:sz w:val="20"/>
-        </w:rPr>
-        <w:t>()</w:t>
+        <w:t xml:space="preserve">    with db: assert 'room' in dbTools.get_db_tables()</w:t>
       </w:r>
     </w:p>
     <w:p>
@@ -22879,65 +19221,20 @@
       <w:pPr>
         <w:pStyle w:val="Nadpis3"/>
       </w:pPr>
-      <w:bookmarkStart w:id="37" w:name="_Toc229502769"/>
+      <w:bookmarkStart w:id="38" w:name="_Toc229502769"/>
       <w:r>
         <w:lastRenderedPageBreak/>
         <w:t>2.7.1 Manuální testování</w:t>
       </w:r>
-      <w:bookmarkEnd w:id="37"/>
-    </w:p>
-    <w:p>
-      <w:r>
-        <w:t xml:space="preserve">Část testování probíhala manuálně přímo na cílovém hardwaru </w:t>
-      </w:r>
-      <w:proofErr w:type="spellStart"/>
-      <w:r>
-        <w:t>Raspberry</w:t>
-      </w:r>
-      <w:proofErr w:type="spellEnd"/>
-      <w:r>
-        <w:t xml:space="preserve"> </w:t>
-      </w:r>
-      <w:proofErr w:type="spellStart"/>
-      <w:r>
-        <w:t>Pi</w:t>
-      </w:r>
-      <w:proofErr w:type="spellEnd"/>
-      <w:r>
-        <w:t xml:space="preserve"> s připojenými senzory M5Stack a relé moduly. Po spuštění aplikace bylo ověřeno, že </w:t>
-      </w:r>
-      <w:proofErr w:type="spellStart"/>
-      <w:r>
-        <w:t>Raspberry</w:t>
-      </w:r>
-      <w:proofErr w:type="spellEnd"/>
-      <w:r>
-        <w:t xml:space="preserve"> </w:t>
-      </w:r>
-      <w:proofErr w:type="spellStart"/>
-      <w:r>
-        <w:t>Pi</w:t>
-      </w:r>
-      <w:proofErr w:type="spellEnd"/>
-      <w:r>
-        <w:t xml:space="preserve"> úspěšně vytvoří Wi-Fi hotspot a webové rozhraní je dostupné z mobilního telefonu i notebooku připojených </w:t>
-      </w:r>
-      <w:r>
-        <w:t xml:space="preserve">ke stejné </w:t>
-      </w:r>
-      <w:proofErr w:type="gramStart"/>
-      <w:r>
-        <w:t>síti</w:t>
-      </w:r>
-      <w:proofErr w:type="gramEnd"/>
-      <w:r>
-        <w:t xml:space="preserve"> popřípadě k síti vytvořené pomocí </w:t>
-      </w:r>
-      <w:proofErr w:type="spellStart"/>
-      <w:r>
-        <w:t>Raspberry</w:t>
-      </w:r>
-      <w:proofErr w:type="spellEnd"/>
+      <w:bookmarkEnd w:id="38"/>
+    </w:p>
+    <w:p>
+      <w:r>
+        <w:t xml:space="preserve">Část testování probíhala manuálně přímo na cílovém hardwaru Raspberry Pi s připojenými senzory M5Stack a relé moduly. Po spuštění aplikace bylo ověřeno, že Raspberry Pi úspěšně vytvoří Wi-Fi hotspot a webové rozhraní je dostupné z mobilního telefonu i notebooku připojených </w:t>
+      </w:r>
+      <w:r>
+        <w:t>ke stejné síti popřípadě k síti vytvořené pomocí Raspberry</w:t>
+      </w:r>
       <w:r>
         <w:t>. Na dashboardu byly přidány widgety pro jednotlivé místnosti a senzory a bylo ověřeno, že se hodnoty správně načítají z databáze a aktualizují v nastaveném intervalu. Funkčnost grafů historických dat byla ověřena výběrem různých časových rozsahů i vlastního datumového rozmezí. Ovládání relé bylo otestováno fyzickým připojením spotřebiče a ověřením, že stisk tlačítka na dashboardu skutečně sepne nebo rozepne obvod. Automatizační pravidla byla otestována simulací podmínek – zahřátím senzoru nad nastavený práh a kontrolou, že se relé skutečně sepne a po ochlazení opět rozepne. Nastavení aplikace bylo uloženo a ověřeno, že přetrvá i po restartu serveru.</w:t>
       </w:r>
@@ -22989,151 +19286,45 @@
         <w:pStyle w:val="Nadpis1"/>
         <w:ind w:left="-5"/>
       </w:pPr>
-      <w:bookmarkStart w:id="38" w:name="_Toc229502770"/>
+      <w:bookmarkStart w:id="39" w:name="_Toc229502770"/>
       <w:r>
         <w:lastRenderedPageBreak/>
         <w:t>Závěr</w:t>
       </w:r>
-      <w:bookmarkEnd w:id="38"/>
+      <w:bookmarkEnd w:id="39"/>
       <w:r>
         <w:t xml:space="preserve"> </w:t>
       </w:r>
     </w:p>
     <w:p>
       <w:r>
-        <w:t xml:space="preserve">Cílem této práce bylo navrhnout a realizovat webovou aplikaci pro správu chytré domácnosti běžící na jednodeskového počítači </w:t>
-      </w:r>
-      <w:proofErr w:type="spellStart"/>
-      <w:r>
-        <w:t>Raspberry</w:t>
-      </w:r>
-      <w:proofErr w:type="spellEnd"/>
-      <w:r>
-        <w:t xml:space="preserve"> </w:t>
-      </w:r>
-      <w:proofErr w:type="spellStart"/>
-      <w:r>
-        <w:t>Pi</w:t>
-      </w:r>
-      <w:proofErr w:type="spellEnd"/>
-      <w:r>
-        <w:t>. Vývoj probíhal s jasně definovaným zadáním a praktickým zaměřením, přičemž klíčovým aspektem bylo vytvoření funkčního systému umožňujícího sběr, ukládání a vizualizaci dat ze senzorů a zároveň ovládání připojených spotřebičů prostřednictvím webového rozhraní.</w:t>
-      </w:r>
-    </w:p>
-    <w:p>
-      <w:r>
-        <w:t xml:space="preserve">V průběhu návrhu bylo nejprve provedeno srovnání dostupných frameworků a technologií pro tvorbu webových aplikací. Po zvážení požadavků projektu, hardwarových omezení </w:t>
-      </w:r>
-      <w:proofErr w:type="spellStart"/>
-      <w:r>
-        <w:t>Raspberry</w:t>
-      </w:r>
-      <w:proofErr w:type="spellEnd"/>
-      <w:r>
-        <w:t xml:space="preserve"> </w:t>
-      </w:r>
-      <w:proofErr w:type="spellStart"/>
-      <w:r>
-        <w:t>Pi</w:t>
-      </w:r>
-      <w:proofErr w:type="spellEnd"/>
-      <w:r>
-        <w:t xml:space="preserve"> a vlastních zkušeností byl jako nejvhodnější řešení zvolen framework </w:t>
-      </w:r>
-      <w:proofErr w:type="spellStart"/>
-      <w:r>
-        <w:t>Flask</w:t>
-      </w:r>
-      <w:proofErr w:type="spellEnd"/>
-      <w:r>
-        <w:t xml:space="preserve">, který nabízí dostatečnou funkcionalitu při minimální režii a nízké paměťové náročnosti. Aplikace byla rozdělena do dvou samostatných </w:t>
-      </w:r>
-      <w:proofErr w:type="spellStart"/>
-      <w:r>
-        <w:t>Flask</w:t>
-      </w:r>
-      <w:proofErr w:type="spellEnd"/>
-      <w:r>
-        <w:t xml:space="preserve"> serverů – jeden zajišťuje webové rozhraní a druhý příjem dat ze senzorů a ovládání relé prostřednictvím protokolu MQTT.</w:t>
+        <w:t>Cílem této práce bylo navrhnout a realizovat webovou aplikaci pro správu chytré domácnosti běžící na jednodeskového počítači Raspberry Pi. Vývoj probíhal s jasně definovaným zadáním a praktickým zaměřením, přičemž klíčovým aspektem bylo vytvoření funkčního systému umožňujícího sběr, ukládání a vizualizaci dat ze senzorů a zároveň ovládání připojených spotřebičů prostřednictvím webového rozhraní.</w:t>
+      </w:r>
+    </w:p>
+    <w:p>
+      <w:r>
+        <w:t>V průběhu návrhu bylo nejprve provedeno srovnání dostupných frameworků a technologií pro tvorbu webových aplikací. Po zvážení požadavků projektu, hardwarových omezení Raspberry Pi a vlastních zkušeností byl jako nejvhodnější řešení zvolen framework Flask, který nabízí dostatečnou funkcionalitu při minimální režii a nízké paměťové náročnosti. Aplikace byla rozdělena do dvou samostatných Flask serverů – jeden zajišťuje webové rozhraní a druhý příjem dat ze senzorů a ovládání relé prostřednictvím protokolu MQTT.</w:t>
       </w:r>
     </w:p>
     <w:p>
       <w:r>
         <w:t xml:space="preserve">V průběhu vývoje bylo nutné řešit řadu praktických problémů, například zajištění spolehlivé komunikace mezi senzory M5Stack a serverem, správnou synchronizaci automatizačního </w:t>
       </w:r>
-      <w:proofErr w:type="spellStart"/>
       <w:r>
         <w:t>workeru</w:t>
       </w:r>
-      <w:proofErr w:type="spellEnd"/>
-      <w:r>
-        <w:t xml:space="preserve"> běžícího na pozadí nebo stabilitu Wi-Fi hotspotu spravovaného přímo </w:t>
-      </w:r>
-      <w:proofErr w:type="spellStart"/>
-      <w:r>
-        <w:t>Raspberry</w:t>
-      </w:r>
-      <w:proofErr w:type="spellEnd"/>
-      <w:r>
-        <w:t xml:space="preserve"> </w:t>
-      </w:r>
-      <w:proofErr w:type="spellStart"/>
-      <w:r>
-        <w:t>Pi</w:t>
-      </w:r>
-      <w:proofErr w:type="spellEnd"/>
-      <w:r>
-        <w:t>. Díky iterativnímu přístupu k vývoji se podařilo postupně všechny tyto problémy vyřešit a aplikaci stabilizovat do funkčního celku.</w:t>
-      </w:r>
-    </w:p>
-    <w:p>
-      <w:r>
-        <w:t xml:space="preserve">Výsledná aplikace umožňuje sběr a ukládání naměřených hodnot teploty, vlhkosti a koncentrace CO2 do </w:t>
-      </w:r>
-      <w:proofErr w:type="spellStart"/>
-      <w:r>
-        <w:t>SQLite</w:t>
-      </w:r>
-      <w:proofErr w:type="spellEnd"/>
-      <w:r>
-        <w:t xml:space="preserve"> databáze, jejich statistické zpracování a vizualizaci formou interaktivních grafů s možností filtrování podle časového rozsahu. Uživatel může prostřednictvím dashboardu přidávat a konfigurovat widgety pro jednotlivé místnosti a senzory, ovládat až šest relé modulů a definovat automatizační pravidla, která na základě naměřených hodnot automaticky sepnou nebo rozepnou připojený spotřebič. Testování prokázalo, že aplikace je funkční a spolehlivá v podmínkách lokální sítě vytvořené přímo </w:t>
-      </w:r>
-      <w:proofErr w:type="spellStart"/>
-      <w:r>
-        <w:t>Raspberry</w:t>
-      </w:r>
-      <w:proofErr w:type="spellEnd"/>
-      <w:r>
-        <w:t xml:space="preserve"> </w:t>
-      </w:r>
-      <w:proofErr w:type="spellStart"/>
-      <w:r>
-        <w:t>Pi</w:t>
-      </w:r>
-      <w:proofErr w:type="spellEnd"/>
-      <w:r>
-        <w:t>.</w:t>
-      </w:r>
-    </w:p>
-    <w:p>
-      <w:r>
-        <w:t xml:space="preserve">Navržený systém v aktuální podobě plně pokrývá požadavky zadání a je vhodný pro nasazení v domácím prostředí jako autonomní lokální řešení bez závislosti na internetu nebo cloudových službách. Určitým omezením zůstává skutečnost, že widgety a automatizační pravidla jsou ukládána pouze v operační paměti a po restartu serveru se ztratí. Dalším omezením je chybějící autentizace, která by v produkčním nasazení byla žádoucí. Výsledky práce přesto ukazují, že jednodeskové počítače typu </w:t>
-      </w:r>
-      <w:proofErr w:type="spellStart"/>
-      <w:r>
-        <w:t>Raspberry</w:t>
-      </w:r>
-      <w:proofErr w:type="spellEnd"/>
-      <w:r>
-        <w:t xml:space="preserve"> </w:t>
-      </w:r>
-      <w:proofErr w:type="spellStart"/>
-      <w:r>
-        <w:t>Pi</w:t>
-      </w:r>
-      <w:proofErr w:type="spellEnd"/>
-      <w:r>
-        <w:t xml:space="preserve"> jsou plně schopné provozovat komplexní webové aplikace pro správu chytré domácnosti. Další rozvoj by se mohl zaměřit na persistentní ukládání konfigurace widgetů do databáze, přidání uživatelské autentizace, podporu více uživatelů nebo rozšíření o notifikace prostřednictvím e-mailu při překročení nastavených prahových hodnot senzorů.</w:t>
+      <w:r>
+        <w:t xml:space="preserve"> běžícího na pozadí nebo stabilitu Wi-Fi hotspotu spravovaného přímo Raspberry Pi. Díky iterativnímu přístupu k vývoji se podařilo postupně všechny tyto problémy vyřešit a aplikaci stabilizovat do funkčního celku.</w:t>
+      </w:r>
+    </w:p>
+    <w:p>
+      <w:r>
+        <w:t>Výsledná aplikace umožňuje sběr a ukládání naměřených hodnot teploty, vlhkosti a koncentrace CO2 do SQLite databáze, jejich statistické zpracování a vizualizaci formou interaktivních grafů s možností filtrování podle časového rozsahu. Uživatel může prostřednictvím dashboardu přidávat a konfigurovat widgety pro jednotlivé místnosti a senzory, ovládat až šest relé modulů a definovat automatizační pravidla, která na základě naměřených hodnot automaticky sepnou nebo rozepnou připojený spotřebič. Testování prokázalo, že aplikace je funkční a spolehlivá v podmínkách lokální sítě vytvořené přímo Raspberry Pi.</w:t>
+      </w:r>
+    </w:p>
+    <w:p>
+      <w:r>
+        <w:t>Navržený systém v aktuální podobě plně pokrývá požadavky zadání a je vhodný pro nasazení v domácím prostředí jako autonomní lokální řešení bez závislosti na internetu nebo cloudových službách. Určitým omezením zůstává skutečnost, že widgety a automatizační pravidla jsou ukládána pouze v operační paměti a po restartu serveru se ztratí. Dalším omezením je chybějící autentizace, která by v produkčním nasazení byla žádoucí. Výsledky práce přesto ukazují, že jednodeskové počítače typu Raspberry Pi jsou plně schopné provozovat komplexní webové aplikace pro správu chytré domácnosti. Další rozvoj by se mohl zaměřit na persistentní ukládání konfigurace widgetů do databáze, přidání uživatelské autentizace, podporu více uživatelů nebo rozšíření o notifikace prostřednictvím e-mailu při překročení nastavených prahových hodnot senzorů.</w:t>
       </w:r>
     </w:p>
     <w:p>
@@ -23150,22 +19341,20 @@
         <w:br w:type="page"/>
       </w:r>
     </w:p>
-    <w:bookmarkStart w:id="39" w:name="_Toc229502771" w:displacedByCustomXml="next"/>
+    <w:bookmarkStart w:id="40" w:name="_Toc229502771" w:displacedByCustomXml="next"/>
     <w:sdt>
       <w:sdtPr>
+        <w:rPr>
+          <w:b w:val="0"/>
+          <w:color w:val="000000"/>
+          <w:sz w:val="22"/>
+        </w:rPr>
         <w:id w:val="-798692849"/>
         <w:docPartObj>
           <w:docPartGallery w:val="Bibliographies"/>
           <w:docPartUnique/>
         </w:docPartObj>
       </w:sdtPr>
-      <w:sdtEndPr>
-        <w:rPr>
-          <w:b w:val="0"/>
-          <w:color w:val="000000"/>
-          <w:sz w:val="22"/>
-        </w:rPr>
-      </w:sdtEndPr>
       <w:sdtContent>
         <w:p>
           <w:pPr>
@@ -23174,7 +19363,7 @@
           <w:r>
             <w:t>Bibliografie</w:t>
           </w:r>
-          <w:bookmarkEnd w:id="39"/>
+          <w:bookmarkEnd w:id="40"/>
         </w:p>
         <w:p/>
         <w:sdt>
@@ -23182,7 +19371,6 @@
             <w:id w:val="111145805"/>
             <w:bibliography/>
           </w:sdtPr>
-          <w:sdtEndPr/>
           <w:sdtContent>
             <w:p>
               <w:pPr>
@@ -23604,12 +19792,12 @@
         <w:spacing w:after="321"/>
         <w:ind w:left="-5"/>
       </w:pPr>
-      <w:bookmarkStart w:id="40" w:name="_Toc229502772"/>
+      <w:bookmarkStart w:id="41" w:name="_Toc229502772"/>
       <w:r>
         <w:lastRenderedPageBreak/>
         <w:t>Přílohy</w:t>
       </w:r>
-      <w:bookmarkEnd w:id="40"/>
+      <w:bookmarkEnd w:id="41"/>
       <w:r>
         <w:rPr>
           <w:b w:val="0"/>
@@ -23623,7 +19811,7 @@
         <w:spacing w:after="281"/>
         <w:ind w:left="-5"/>
       </w:pPr>
-      <w:bookmarkStart w:id="41" w:name="_Toc229502773"/>
+      <w:bookmarkStart w:id="42" w:name="_Toc229502773"/>
       <w:r>
         <w:t>A</w:t>
       </w:r>
@@ -23636,7 +19824,7 @@
       <w:r>
         <w:t>Příloha</w:t>
       </w:r>
-      <w:bookmarkEnd w:id="41"/>
+      <w:bookmarkEnd w:id="42"/>
       <w:r>
         <w:t xml:space="preserve"> </w:t>
       </w:r>
@@ -23654,19 +19842,7 @@
           <w:rPr>
             <w:rStyle w:val="Hypertextovodkaz"/>
           </w:rPr>
-          <w:t>Zdro</w:t>
-        </w:r>
-        <w:r>
-          <w:rPr>
-            <w:rStyle w:val="Hypertextovodkaz"/>
-          </w:rPr>
-          <w:t>j</w:t>
-        </w:r>
-        <w:r>
-          <w:rPr>
-            <w:rStyle w:val="Hypertextovodkaz"/>
-          </w:rPr>
-          <w:t>ové kódy</w:t>
+          <w:t>Zdrojové kódy</w:t>
         </w:r>
       </w:hyperlink>
     </w:p>
@@ -23699,15 +19875,7 @@
     </w:p>
     <w:p>
       <w:r>
-        <w:t xml:space="preserve">Kompletní zdrojové kódy použité v této práci jsou veřejně dostupné v online </w:t>
-      </w:r>
-      <w:proofErr w:type="spellStart"/>
-      <w:r>
-        <w:t>repozitáři</w:t>
-      </w:r>
-      <w:proofErr w:type="spellEnd"/>
-      <w:r>
-        <w:t xml:space="preserve"> na GitHubu:</w:t>
+        <w:t>Kompletní zdrojové kódy použité v této práci jsou veřejně dostupné v online repozitáři na GitHubu:</w:t>
       </w:r>
       <w:r>
         <w:t xml:space="preserve"> </w:t>
@@ -24540,6 +20708,92 @@
     </w:lvl>
   </w:abstractNum>
   <w:abstractNum w:abstractNumId="5" w15:restartNumberingAfterBreak="0">
+    <w:nsid w:val="1B3D20E1"/>
+    <w:multiLevelType w:val="hybridMultilevel"/>
+    <w:tmpl w:val="3E00E984"/>
+    <w:lvl w:ilvl="0" w:tplc="395E471C">
+      <w:start w:val="1"/>
+      <w:numFmt w:val="decimal"/>
+      <w:lvlText w:val="[%1]"/>
+      <w:lvlJc w:val="left"/>
+      <w:pPr>
+        <w:ind w:left="720" w:hanging="360"/>
+      </w:pPr>
+    </w:lvl>
+    <w:lvl w:ilvl="1" w:tplc="04050019">
+      <w:start w:val="1"/>
+      <w:numFmt w:val="lowerLetter"/>
+      <w:lvlText w:val="%2."/>
+      <w:lvlJc w:val="left"/>
+      <w:pPr>
+        <w:ind w:left="1440" w:hanging="360"/>
+      </w:pPr>
+    </w:lvl>
+    <w:lvl w:ilvl="2" w:tplc="0405001B">
+      <w:start w:val="1"/>
+      <w:numFmt w:val="lowerRoman"/>
+      <w:lvlText w:val="%3."/>
+      <w:lvlJc w:val="right"/>
+      <w:pPr>
+        <w:ind w:left="2160" w:hanging="180"/>
+      </w:pPr>
+    </w:lvl>
+    <w:lvl w:ilvl="3" w:tplc="0405000F">
+      <w:start w:val="1"/>
+      <w:numFmt w:val="decimal"/>
+      <w:lvlText w:val="%4."/>
+      <w:lvlJc w:val="left"/>
+      <w:pPr>
+        <w:ind w:left="2880" w:hanging="360"/>
+      </w:pPr>
+    </w:lvl>
+    <w:lvl w:ilvl="4" w:tplc="04050019">
+      <w:start w:val="1"/>
+      <w:numFmt w:val="lowerLetter"/>
+      <w:lvlText w:val="%5."/>
+      <w:lvlJc w:val="left"/>
+      <w:pPr>
+        <w:ind w:left="3600" w:hanging="360"/>
+      </w:pPr>
+    </w:lvl>
+    <w:lvl w:ilvl="5" w:tplc="0405001B">
+      <w:start w:val="1"/>
+      <w:numFmt w:val="lowerRoman"/>
+      <w:lvlText w:val="%6."/>
+      <w:lvlJc w:val="right"/>
+      <w:pPr>
+        <w:ind w:left="4320" w:hanging="180"/>
+      </w:pPr>
+    </w:lvl>
+    <w:lvl w:ilvl="6" w:tplc="0405000F">
+      <w:start w:val="1"/>
+      <w:numFmt w:val="decimal"/>
+      <w:lvlText w:val="%7."/>
+      <w:lvlJc w:val="left"/>
+      <w:pPr>
+        <w:ind w:left="5040" w:hanging="360"/>
+      </w:pPr>
+    </w:lvl>
+    <w:lvl w:ilvl="7" w:tplc="04050019">
+      <w:start w:val="1"/>
+      <w:numFmt w:val="lowerLetter"/>
+      <w:lvlText w:val="%8."/>
+      <w:lvlJc w:val="left"/>
+      <w:pPr>
+        <w:ind w:left="5760" w:hanging="360"/>
+      </w:pPr>
+    </w:lvl>
+    <w:lvl w:ilvl="8" w:tplc="0405001B">
+      <w:start w:val="1"/>
+      <w:numFmt w:val="lowerRoman"/>
+      <w:lvlText w:val="%9."/>
+      <w:lvlJc w:val="right"/>
+      <w:pPr>
+        <w:ind w:left="6480" w:hanging="180"/>
+      </w:pPr>
+    </w:lvl>
+  </w:abstractNum>
+  <w:abstractNum w:abstractNumId="6" w15:restartNumberingAfterBreak="0">
     <w:nsid w:val="5C917E2F"/>
     <w:multiLevelType w:val="multilevel"/>
     <w:tmpl w:val="67B4C33E"/>
@@ -24688,7 +20942,7 @@
       </w:rPr>
     </w:lvl>
   </w:abstractNum>
-  <w:abstractNum w:abstractNumId="6" w15:restartNumberingAfterBreak="0">
+  <w:abstractNum w:abstractNumId="7" w15:restartNumberingAfterBreak="0">
     <w:nsid w:val="62B17071"/>
     <w:multiLevelType w:val="hybridMultilevel"/>
     <w:tmpl w:val="D09C9C46"/>
@@ -24774,7 +21028,7 @@
       </w:pPr>
     </w:lvl>
   </w:abstractNum>
-  <w:abstractNum w:abstractNumId="7" w15:restartNumberingAfterBreak="0">
+  <w:abstractNum w:abstractNumId="8" w15:restartNumberingAfterBreak="0">
     <w:nsid w:val="67BC6177"/>
     <w:multiLevelType w:val="multilevel"/>
     <w:tmpl w:val="AC98E4DC"/>
@@ -24923,7 +21177,7 @@
       </w:rPr>
     </w:lvl>
   </w:abstractNum>
-  <w:abstractNum w:abstractNumId="8" w15:restartNumberingAfterBreak="0">
+  <w:abstractNum w:abstractNumId="9" w15:restartNumberingAfterBreak="0">
     <w:nsid w:val="78A05D92"/>
     <w:multiLevelType w:val="multilevel"/>
     <w:tmpl w:val="E01087EE"/>
@@ -25072,7 +21326,7 @@
       </w:rPr>
     </w:lvl>
   </w:abstractNum>
-  <w:abstractNum w:abstractNumId="9" w15:restartNumberingAfterBreak="0">
+  <w:abstractNum w:abstractNumId="10" w15:restartNumberingAfterBreak="0">
     <w:nsid w:val="7CF218A0"/>
     <w:multiLevelType w:val="multilevel"/>
     <w:tmpl w:val="0405001F"/>
@@ -25159,7 +21413,7 @@
     </w:lvl>
   </w:abstractNum>
   <w:num w:numId="1" w16cid:durableId="1681274857">
-    <w:abstractNumId w:val="5"/>
+    <w:abstractNumId w:val="6"/>
   </w:num>
   <w:num w:numId="2" w16cid:durableId="1183014231">
     <w:abstractNumId w:val="4"/>
@@ -25168,25 +21422,55 @@
     <w:abstractNumId w:val="0"/>
   </w:num>
   <w:num w:numId="4" w16cid:durableId="78216933">
-    <w:abstractNumId w:val="6"/>
+    <w:abstractNumId w:val="7"/>
   </w:num>
   <w:num w:numId="5" w16cid:durableId="519584491">
-    <w:abstractNumId w:val="9"/>
+    <w:abstractNumId w:val="10"/>
   </w:num>
   <w:num w:numId="6" w16cid:durableId="338779831">
     <w:abstractNumId w:val="3"/>
   </w:num>
   <w:num w:numId="7" w16cid:durableId="655885099">
-    <w:abstractNumId w:val="7"/>
+    <w:abstractNumId w:val="8"/>
   </w:num>
   <w:num w:numId="8" w16cid:durableId="1679192449">
     <w:abstractNumId w:val="1"/>
   </w:num>
   <w:num w:numId="9" w16cid:durableId="212472865">
-    <w:abstractNumId w:val="8"/>
+    <w:abstractNumId w:val="9"/>
   </w:num>
   <w:num w:numId="10" w16cid:durableId="1965695995">
     <w:abstractNumId w:val="2"/>
+  </w:num>
+  <w:num w:numId="11" w16cid:durableId="692419184">
+    <w:abstractNumId w:val="5"/>
+    <w:lvlOverride w:ilvl="0">
+      <w:startOverride w:val="1"/>
+    </w:lvlOverride>
+    <w:lvlOverride w:ilvl="1">
+      <w:startOverride w:val="1"/>
+    </w:lvlOverride>
+    <w:lvlOverride w:ilvl="2">
+      <w:startOverride w:val="1"/>
+    </w:lvlOverride>
+    <w:lvlOverride w:ilvl="3">
+      <w:startOverride w:val="1"/>
+    </w:lvlOverride>
+    <w:lvlOverride w:ilvl="4">
+      <w:startOverride w:val="1"/>
+    </w:lvlOverride>
+    <w:lvlOverride w:ilvl="5">
+      <w:startOverride w:val="1"/>
+    </w:lvlOverride>
+    <w:lvlOverride w:ilvl="6">
+      <w:startOverride w:val="1"/>
+    </w:lvlOverride>
+    <w:lvlOverride w:ilvl="7">
+      <w:startOverride w:val="1"/>
+    </w:lvlOverride>
+    <w:lvlOverride w:ilvl="8">
+      <w:startOverride w:val="1"/>
+    </w:lvlOverride>
   </w:num>
 </w:numbering>
 </file>
@@ -25685,6 +21969,7 @@
   <w:style w:type="character" w:default="1" w:styleId="Standardnpsmoodstavce">
     <w:name w:val="Default Paragraph Font"/>
     <w:uiPriority w:val="1"/>
+    <w:semiHidden/>
     <w:unhideWhenUsed/>
   </w:style>
   <w:style w:type="table" w:default="1" w:styleId="Normlntabulka">

--- a/dokumentace/BP_Tehnik_HomeOS.docx
+++ b/dokumentace/BP_Tehnik_HomeOS.docx
@@ -11058,14 +11058,12 @@
               </w:rPr>
               <w:t xml:space="preserve">Martin </w:t>
             </w:r>
-            <w:proofErr w:type="spellStart"/>
             <w:r>
               <w:rPr>
                 <w:b/>
               </w:rPr>
               <w:t>Těhník</w:t>
             </w:r>
-            <w:proofErr w:type="spellEnd"/>
           </w:p>
         </w:tc>
       </w:tr>
@@ -11404,15 +11402,7 @@
         <w:jc w:val="both"/>
       </w:pPr>
       <w:r>
-        <w:t xml:space="preserve">Užiji-li bakalářskou práci nebo poskytnu-li licenci k jejímu využití, jsem si vědom/a povinnosti informovat o této skutečnosti Technickou univerzitu v Liberci; v tomto případě má Technická univerzita v Liberci právo ode </w:t>
-      </w:r>
-      <w:proofErr w:type="gramStart"/>
-      <w:r>
-        <w:t>mne</w:t>
-      </w:r>
-      <w:proofErr w:type="gramEnd"/>
-      <w:r>
-        <w:t xml:space="preserve"> požadovat úhradu nákladů, které vynaložila na vytvoření díla, až do jejich skutečné výše. </w:t>
+        <w:t xml:space="preserve">Užiji-li bakalářskou práci nebo poskytnu-li licenci k jejímu využití, jsem si vědom/a povinnosti informovat o této skutečnosti Technickou univerzitu v Liberci; v tomto případě má Technická univerzita v Liberci právo ode mne požadovat úhradu nákladů, které vynaložila na vytvoření díla, až do jejich skutečné výše. </w:t>
       </w:r>
     </w:p>
     <w:p>
@@ -11464,17 +11454,20 @@
       </w:pPr>
       <w:r>
         <w:tab/>
-        <w:t xml:space="preserve">{Datum prohlášení} </w:t>
+      </w:r>
+      <w:r>
+        <w:t>19.5.2026</w:t>
+      </w:r>
+      <w:r>
+        <w:t xml:space="preserve"> </w:t>
       </w:r>
       <w:r>
         <w:tab/>
         <w:t xml:space="preserve">Martin </w:t>
       </w:r>
-      <w:proofErr w:type="spellStart"/>
       <w:r>
         <w:t>Těhník</w:t>
       </w:r>
-      <w:proofErr w:type="spellEnd"/>
     </w:p>
     <w:p>
       <w:pPr>
@@ -11750,212 +11743,202 @@
           <w:b/>
           <w:sz w:val="24"/>
         </w:rPr>
-        <w:t xml:space="preserve">Řešitel(-é): Martin </w:t>
-      </w:r>
-      <w:proofErr w:type="spellStart"/>
-      <w:r>
+        <w:t>Řešitel(-é): Martin Těhník</w:t>
+      </w:r>
+    </w:p>
+    <w:p>
+      <w:pPr>
         <w:rPr>
           <w:rFonts w:ascii="Times New Roman" w:hAnsi="Times New Roman"/>
           <w:b/>
           <w:sz w:val="24"/>
         </w:rPr>
-        <w:t>Těhník</w:t>
-      </w:r>
-      <w:proofErr w:type="spellEnd"/>
-    </w:p>
-    <w:p>
-      <w:pPr>
+      </w:pPr>
+      <w:r>
         <w:rPr>
           <w:rFonts w:ascii="Times New Roman" w:hAnsi="Times New Roman"/>
           <w:b/>
           <w:sz w:val="24"/>
         </w:rPr>
-      </w:pPr>
-      <w:r>
+        <w:t>Studijní obor: B0613A140005AI / Aplikovaná informatika</w:t>
+      </w:r>
+    </w:p>
+    <w:p>
+      <w:pPr>
         <w:rPr>
           <w:rFonts w:ascii="Times New Roman" w:hAnsi="Times New Roman"/>
           <w:b/>
           <w:sz w:val="24"/>
         </w:rPr>
-        <w:t>Studijní obor: B0613A140005AI / Aplikovaná informatika</w:t>
-      </w:r>
-    </w:p>
-    <w:p>
-      <w:pPr>
+      </w:pPr>
+      <w:r>
         <w:rPr>
           <w:rFonts w:ascii="Times New Roman" w:hAnsi="Times New Roman"/>
           <w:b/>
           <w:sz w:val="24"/>
         </w:rPr>
-      </w:pPr>
-      <w:r>
+        <w:t>Vedoucí projektu: Ing. Petr Bílek, Ph.D.</w:t>
+      </w:r>
+    </w:p>
+    <w:p>
+      <w:pPr>
         <w:rPr>
           <w:rFonts w:ascii="Times New Roman" w:hAnsi="Times New Roman"/>
           <w:b/>
           <w:sz w:val="24"/>
         </w:rPr>
-        <w:t>Vedoucí projektu: Ing. Petr Bílek, Ph.D.</w:t>
-      </w:r>
-    </w:p>
-    <w:p>
-      <w:pPr>
+      </w:pPr>
+      <w:r>
         <w:rPr>
           <w:rFonts w:ascii="Times New Roman" w:hAnsi="Times New Roman"/>
           <w:b/>
           <w:sz w:val="24"/>
         </w:rPr>
-      </w:pPr>
-      <w:r>
+        <w:t>Zadání:</w:t>
+      </w:r>
+    </w:p>
+    <w:p>
+      <w:pPr>
+        <w:spacing w:after="0"/>
+        <w:rPr>
+          <w:rFonts w:ascii="Times New Roman" w:hAnsi="Times New Roman"/>
+          <w:sz w:val="24"/>
+        </w:rPr>
+      </w:pPr>
+      <w:r>
+        <w:rPr>
+          <w:rFonts w:ascii="Times New Roman" w:hAnsi="Times New Roman"/>
+          <w:sz w:val="24"/>
+        </w:rPr>
+        <w:t>1) Vypracujte rozvahu možných řešení, přístupů a frameworků pro tvorbu webových aplikací.</w:t>
+      </w:r>
+    </w:p>
+    <w:p>
+      <w:pPr>
+        <w:spacing w:after="0"/>
+        <w:rPr>
+          <w:rFonts w:ascii="Times New Roman" w:hAnsi="Times New Roman"/>
+          <w:sz w:val="24"/>
+        </w:rPr>
+      </w:pPr>
+      <w:r>
+        <w:rPr>
+          <w:rFonts w:ascii="Times New Roman" w:hAnsi="Times New Roman"/>
+          <w:sz w:val="24"/>
+        </w:rPr>
+        <w:t>2) Vyberte nejvhodnější řešení s ohledem na cíl této práce.</w:t>
+      </w:r>
+    </w:p>
+    <w:p>
+      <w:pPr>
+        <w:spacing w:after="0"/>
+        <w:rPr>
+          <w:rFonts w:ascii="Times New Roman" w:hAnsi="Times New Roman"/>
+          <w:sz w:val="24"/>
+        </w:rPr>
+      </w:pPr>
+      <w:r>
+        <w:rPr>
+          <w:rFonts w:ascii="Times New Roman" w:hAnsi="Times New Roman"/>
+          <w:sz w:val="24"/>
+        </w:rPr>
+        <w:t>3) Navrhněte blokové schéma propojení příslušných komponent.</w:t>
+      </w:r>
+    </w:p>
+    <w:p>
+      <w:pPr>
+        <w:spacing w:after="0"/>
+        <w:rPr>
+          <w:rFonts w:ascii="Times New Roman" w:hAnsi="Times New Roman"/>
+          <w:sz w:val="24"/>
+        </w:rPr>
+      </w:pPr>
+      <w:r>
+        <w:rPr>
+          <w:rFonts w:ascii="Times New Roman" w:hAnsi="Times New Roman"/>
+          <w:sz w:val="24"/>
+        </w:rPr>
+        <w:t>4) Vytvořte vývojový diagram aplikace a realizujte aplikaci na příslušném hardware.</w:t>
+      </w:r>
+    </w:p>
+    <w:p>
+      <w:pPr>
+        <w:spacing w:after="0"/>
+        <w:rPr>
+          <w:rFonts w:ascii="Times New Roman" w:hAnsi="Times New Roman"/>
+          <w:sz w:val="24"/>
+        </w:rPr>
+      </w:pPr>
+      <w:r>
+        <w:rPr>
+          <w:rFonts w:ascii="Times New Roman" w:hAnsi="Times New Roman"/>
+          <w:sz w:val="24"/>
+        </w:rPr>
+        <w:t>5) Vytvořte databázi a statisticky zpracujte a vizualizujte uložená data.</w:t>
+      </w:r>
+    </w:p>
+    <w:p>
+      <w:pPr>
+        <w:spacing w:after="0"/>
+        <w:rPr>
+          <w:rFonts w:ascii="Times New Roman" w:hAnsi="Times New Roman"/>
+          <w:sz w:val="24"/>
+        </w:rPr>
+      </w:pPr>
+      <w:r>
+        <w:rPr>
+          <w:rFonts w:ascii="Times New Roman" w:hAnsi="Times New Roman"/>
+          <w:sz w:val="24"/>
+        </w:rPr>
+        <w:t>6) Přidejte možnost ovládání výstupů a nastavení parametrů senzorů.</w:t>
+      </w:r>
+    </w:p>
+    <w:p>
+      <w:pPr>
+        <w:spacing w:after="0"/>
         <w:rPr>
           <w:rFonts w:ascii="Times New Roman" w:hAnsi="Times New Roman"/>
           <w:b/>
           <w:sz w:val="24"/>
         </w:rPr>
-        <w:t>Zadání:</w:t>
-      </w:r>
-    </w:p>
-    <w:p>
-      <w:pPr>
-        <w:spacing w:after="0"/>
+      </w:pPr>
+      <w:r>
         <w:rPr>
           <w:rFonts w:ascii="Times New Roman" w:hAnsi="Times New Roman"/>
           <w:sz w:val="24"/>
         </w:rPr>
-      </w:pPr>
-      <w:r>
-        <w:rPr>
-          <w:rFonts w:ascii="Times New Roman" w:hAnsi="Times New Roman"/>
-          <w:sz w:val="24"/>
-        </w:rPr>
-        <w:t>1) Vypracujte rozvahu možných řešení, přístupů a frameworků pro tvorbu webových aplikací.</w:t>
-      </w:r>
-    </w:p>
-    <w:p>
-      <w:pPr>
-        <w:spacing w:after="0"/>
-        <w:rPr>
-          <w:rFonts w:ascii="Times New Roman" w:hAnsi="Times New Roman"/>
-          <w:sz w:val="24"/>
-        </w:rPr>
-      </w:pPr>
-      <w:r>
-        <w:rPr>
-          <w:rFonts w:ascii="Times New Roman" w:hAnsi="Times New Roman"/>
-          <w:sz w:val="24"/>
-        </w:rPr>
-        <w:t>2) Vyberte nejvhodnější řešení s ohledem na cíl této práce.</w:t>
-      </w:r>
-    </w:p>
-    <w:p>
-      <w:pPr>
-        <w:spacing w:after="0"/>
-        <w:rPr>
-          <w:rFonts w:ascii="Times New Roman" w:hAnsi="Times New Roman"/>
-          <w:sz w:val="24"/>
-        </w:rPr>
-      </w:pPr>
-      <w:r>
-        <w:rPr>
-          <w:rFonts w:ascii="Times New Roman" w:hAnsi="Times New Roman"/>
-          <w:sz w:val="24"/>
-        </w:rPr>
-        <w:t>3) Navrhněte blokové schéma propojení příslušných komponent.</w:t>
-      </w:r>
-    </w:p>
-    <w:p>
-      <w:pPr>
-        <w:spacing w:after="0"/>
-        <w:rPr>
-          <w:rFonts w:ascii="Times New Roman" w:hAnsi="Times New Roman"/>
-          <w:sz w:val="24"/>
-        </w:rPr>
-      </w:pPr>
-      <w:r>
-        <w:rPr>
-          <w:rFonts w:ascii="Times New Roman" w:hAnsi="Times New Roman"/>
-          <w:sz w:val="24"/>
-        </w:rPr>
-        <w:t>4) Vytvořte vývojový diagram aplikace a realizujte aplikaci na příslušném hardware.</w:t>
-      </w:r>
-    </w:p>
-    <w:p>
-      <w:pPr>
-        <w:spacing w:after="0"/>
-        <w:rPr>
-          <w:rFonts w:ascii="Times New Roman" w:hAnsi="Times New Roman"/>
-          <w:sz w:val="24"/>
-        </w:rPr>
-      </w:pPr>
-      <w:r>
-        <w:rPr>
-          <w:rFonts w:ascii="Times New Roman" w:hAnsi="Times New Roman"/>
-          <w:sz w:val="24"/>
-        </w:rPr>
-        <w:t>5) Vytvořte databázi a statisticky zpracujte a vizualizujte uložená data.</w:t>
-      </w:r>
-    </w:p>
-    <w:p>
-      <w:pPr>
-        <w:spacing w:after="0"/>
-        <w:rPr>
-          <w:rFonts w:ascii="Times New Roman" w:hAnsi="Times New Roman"/>
-          <w:sz w:val="24"/>
-        </w:rPr>
-      </w:pPr>
-      <w:r>
-        <w:rPr>
-          <w:rFonts w:ascii="Times New Roman" w:hAnsi="Times New Roman"/>
-          <w:sz w:val="24"/>
-        </w:rPr>
-        <w:t>6) Přidejte možnost ovládání výstupů a nastavení parametrů senzorů.</w:t>
-      </w:r>
-    </w:p>
-    <w:p>
-      <w:pPr>
-        <w:spacing w:after="0"/>
+        <w:t>7) Otestujte aplikaci a zhodnoťte dosažené parametry.</w:t>
+      </w:r>
+      <w:r>
         <w:rPr>
           <w:rFonts w:ascii="Times New Roman" w:hAnsi="Times New Roman"/>
           <w:b/>
           <w:sz w:val="24"/>
         </w:rPr>
-      </w:pPr>
-      <w:r>
-        <w:rPr>
-          <w:rFonts w:ascii="Times New Roman" w:hAnsi="Times New Roman"/>
-          <w:sz w:val="24"/>
-        </w:rPr>
-        <w:t>7) Otestujte aplikaci a zhodnoťte dosažené parametry.</w:t>
-      </w:r>
-      <w:r>
+        <w:t xml:space="preserve"> </w:t>
+      </w:r>
+    </w:p>
+    <w:p>
+      <w:pPr>
+        <w:spacing w:before="240"/>
         <w:rPr>
           <w:rFonts w:ascii="Times New Roman" w:hAnsi="Times New Roman"/>
           <w:b/>
           <w:sz w:val="24"/>
         </w:rPr>
-        <w:t xml:space="preserve"> </w:t>
-      </w:r>
-    </w:p>
-    <w:p>
-      <w:pPr>
-        <w:spacing w:before="240"/>
+      </w:pPr>
+      <w:r>
         <w:rPr>
           <w:rFonts w:ascii="Times New Roman" w:hAnsi="Times New Roman"/>
           <w:b/>
           <w:sz w:val="24"/>
         </w:rPr>
-      </w:pPr>
-      <w:r>
-        <w:rPr>
-          <w:rFonts w:ascii="Times New Roman" w:hAnsi="Times New Roman"/>
-          <w:b/>
-          <w:sz w:val="24"/>
-        </w:rPr>
         <w:t>Doporučená literatura:</w:t>
       </w:r>
     </w:p>
     <w:p>
       <w:pPr>
-        <w:pStyle w:val="Odstavecseseznamem"/>
+        <w:pStyle w:val="ListParagraph"/>
         <w:numPr>
           <w:ilvl w:val="0"/>
           <w:numId w:val="11"/>
@@ -11971,96 +11954,7 @@
           <w:rFonts w:ascii="Times New Roman" w:hAnsi="Times New Roman"/>
           <w:sz w:val="24"/>
         </w:rPr>
-        <w:t xml:space="preserve">Maciej </w:t>
-      </w:r>
-      <w:proofErr w:type="spellStart"/>
-      <w:r>
-        <w:rPr>
-          <w:rFonts w:ascii="Times New Roman" w:hAnsi="Times New Roman"/>
-          <w:sz w:val="24"/>
-        </w:rPr>
-        <w:t>Kranz</w:t>
-      </w:r>
-      <w:proofErr w:type="spellEnd"/>
-      <w:r>
-        <w:rPr>
-          <w:rFonts w:ascii="Times New Roman" w:hAnsi="Times New Roman"/>
-          <w:sz w:val="24"/>
-        </w:rPr>
-        <w:t xml:space="preserve">: </w:t>
-      </w:r>
-      <w:proofErr w:type="spellStart"/>
-      <w:r>
-        <w:rPr>
-          <w:rFonts w:ascii="Times New Roman" w:hAnsi="Times New Roman"/>
-          <w:sz w:val="24"/>
-        </w:rPr>
-        <w:t>Building</w:t>
-      </w:r>
-      <w:proofErr w:type="spellEnd"/>
-      <w:r>
-        <w:rPr>
-          <w:rFonts w:ascii="Times New Roman" w:hAnsi="Times New Roman"/>
-          <w:sz w:val="24"/>
-        </w:rPr>
-        <w:t xml:space="preserve"> </w:t>
-      </w:r>
-      <w:proofErr w:type="spellStart"/>
-      <w:r>
-        <w:rPr>
-          <w:rFonts w:ascii="Times New Roman" w:hAnsi="Times New Roman"/>
-          <w:sz w:val="24"/>
-        </w:rPr>
-        <w:t>the</w:t>
-      </w:r>
-      <w:proofErr w:type="spellEnd"/>
-      <w:r>
-        <w:rPr>
-          <w:rFonts w:ascii="Times New Roman" w:hAnsi="Times New Roman"/>
-          <w:sz w:val="24"/>
-        </w:rPr>
-        <w:t xml:space="preserve"> </w:t>
-      </w:r>
-      <w:proofErr w:type="gramStart"/>
-      <w:r>
-        <w:rPr>
-          <w:rFonts w:ascii="Times New Roman" w:hAnsi="Times New Roman"/>
-          <w:sz w:val="24"/>
-        </w:rPr>
-        <w:t>Internet</w:t>
-      </w:r>
-      <w:proofErr w:type="gramEnd"/>
-      <w:r>
-        <w:rPr>
-          <w:rFonts w:ascii="Times New Roman" w:hAnsi="Times New Roman"/>
-          <w:sz w:val="24"/>
-        </w:rPr>
-        <w:t xml:space="preserve"> of </w:t>
-      </w:r>
-      <w:proofErr w:type="spellStart"/>
-      <w:proofErr w:type="gramStart"/>
-      <w:r>
-        <w:rPr>
-          <w:rFonts w:ascii="Times New Roman" w:hAnsi="Times New Roman"/>
-          <w:sz w:val="24"/>
-        </w:rPr>
-        <w:t>things</w:t>
-      </w:r>
-      <w:proofErr w:type="spellEnd"/>
-      <w:r>
-        <w:rPr>
-          <w:rFonts w:ascii="Times New Roman" w:hAnsi="Times New Roman"/>
-          <w:sz w:val="24"/>
-        </w:rPr>
-        <w:t>;  ISBN</w:t>
-      </w:r>
-      <w:proofErr w:type="gramEnd"/>
-      <w:r>
-        <w:rPr>
-          <w:rFonts w:ascii="Times New Roman" w:hAnsi="Times New Roman"/>
-          <w:sz w:val="24"/>
-        </w:rPr>
-        <w:t xml:space="preserve">-13: </w:t>
+        <w:t xml:space="preserve">Maciej Kranz: Building the Internet of things;  ISBN-13: </w:t>
       </w:r>
       <w:r>
         <w:rPr>
@@ -12080,7 +11974,7 @@
     </w:p>
     <w:p>
       <w:pPr>
-        <w:pStyle w:val="Odstavecseseznamem"/>
+        <w:pStyle w:val="ListParagraph"/>
         <w:numPr>
           <w:ilvl w:val="0"/>
           <w:numId w:val="11"/>
@@ -12098,78 +11992,14 @@
           <w:rFonts w:ascii="Times New Roman" w:hAnsi="Times New Roman"/>
           <w:sz w:val="24"/>
         </w:rPr>
-        <w:t xml:space="preserve">Steven </w:t>
-      </w:r>
-      <w:proofErr w:type="spellStart"/>
+        <w:t xml:space="preserve">Steven Goodwin: </w:t>
+      </w:r>
       <w:r>
         <w:rPr>
           <w:rFonts w:ascii="Times New Roman" w:hAnsi="Times New Roman"/>
           <w:sz w:val="24"/>
         </w:rPr>
-        <w:t>Goodwin</w:t>
-      </w:r>
-      <w:proofErr w:type="spellEnd"/>
-      <w:r>
-        <w:rPr>
-          <w:rFonts w:ascii="Times New Roman" w:hAnsi="Times New Roman"/>
-          <w:sz w:val="24"/>
-        </w:rPr>
-        <w:t xml:space="preserve">: </w:t>
-      </w:r>
-      <w:r>
-        <w:rPr>
-          <w:rFonts w:ascii="Times New Roman" w:hAnsi="Times New Roman"/>
-          <w:sz w:val="24"/>
-        </w:rPr>
-        <w:t xml:space="preserve">Smart </w:t>
-      </w:r>
-      <w:proofErr w:type="spellStart"/>
-      <w:r>
-        <w:rPr>
-          <w:rFonts w:ascii="Times New Roman" w:hAnsi="Times New Roman"/>
-          <w:sz w:val="24"/>
-        </w:rPr>
-        <w:t>Home</w:t>
-      </w:r>
-      <w:proofErr w:type="spellEnd"/>
-      <w:r>
-        <w:rPr>
-          <w:rFonts w:ascii="Times New Roman" w:hAnsi="Times New Roman"/>
-          <w:sz w:val="24"/>
-        </w:rPr>
-        <w:t xml:space="preserve"> </w:t>
-      </w:r>
-      <w:proofErr w:type="spellStart"/>
-      <w:r>
-        <w:rPr>
-          <w:rFonts w:ascii="Times New Roman" w:hAnsi="Times New Roman"/>
-          <w:sz w:val="24"/>
-        </w:rPr>
-        <w:t>Automation</w:t>
-      </w:r>
-      <w:proofErr w:type="spellEnd"/>
-      <w:r>
-        <w:rPr>
-          <w:rFonts w:ascii="Times New Roman" w:hAnsi="Times New Roman"/>
-          <w:sz w:val="24"/>
-        </w:rPr>
-        <w:t xml:space="preserve"> </w:t>
-      </w:r>
-      <w:proofErr w:type="spellStart"/>
-      <w:r>
-        <w:rPr>
-          <w:rFonts w:ascii="Times New Roman" w:hAnsi="Times New Roman"/>
-          <w:sz w:val="24"/>
-        </w:rPr>
-        <w:t>with</w:t>
-      </w:r>
-      <w:proofErr w:type="spellEnd"/>
-      <w:r>
-        <w:rPr>
-          <w:rFonts w:ascii="Times New Roman" w:hAnsi="Times New Roman"/>
-          <w:sz w:val="24"/>
-        </w:rPr>
-        <w:t xml:space="preserve"> Linux</w:t>
+        <w:t>Smart Home Automation with Linux</w:t>
       </w:r>
       <w:r>
         <w:rPr>
@@ -12392,7 +12222,7 @@
     </w:p>
     <w:p>
       <w:pPr>
-        <w:pStyle w:val="Nadpis4"/>
+        <w:pStyle w:val="Heading4"/>
         <w:jc w:val="center"/>
         <w:rPr>
           <w:sz w:val="28"/>
@@ -12518,17 +12348,15 @@
           <w:rFonts w:ascii="Times New Roman" w:eastAsia="Times New Roman" w:hAnsi="Times New Roman" w:cs="Times New Roman"/>
           <w:sz w:val="24"/>
         </w:rPr>
-        <w:t xml:space="preserve"> je vytvořit webovou aplikaci pro správu chytrého domu, která bude provozována na jednodeskovém počítači s Linuxem. Aplikace bude umožňovat sběr a ukládání dat ze simulovaných senzorů, jejich vyhodnocení a vizualizaci. Součástí řešení je také ovládání výstupů a možnost nastavení parametrů jednotlivých senzorů. Při realizaci budou porovnány dostupné technologie pro vývoj webových aplikací a vybrán vhodný framework, například </w:t>
-      </w:r>
-      <w:proofErr w:type="spellStart"/>
+        <w:t xml:space="preserve"> je vytvořit webovou aplikaci pro správu chytrého domu, která bude provozována na jednodeskovém počítači s Linuxem. Aplikace bude umožňovat sběr a ukládání dat ze simulovaných senzorů, jejich vyhodnocení a vizualizaci. Součástí řešení je také ovládání výstupů a možnost nastavení parametrů jednotlivých senzorů. Při realizaci budou porovnány dostupné technologie pro vývoj webových aplikací a vybrán vhodný framework, například Django </w:t>
+      </w:r>
       <w:r>
         <w:rPr>
           <w:rFonts w:ascii="Times New Roman" w:eastAsia="Times New Roman" w:hAnsi="Times New Roman" w:cs="Times New Roman"/>
           <w:sz w:val="24"/>
         </w:rPr>
-        <w:t>Django</w:t>
-      </w:r>
-      <w:proofErr w:type="spellEnd"/>
+        <w:t>nebo</w:t>
+      </w:r>
       <w:r>
         <w:rPr>
           <w:rFonts w:ascii="Times New Roman" w:eastAsia="Times New Roman" w:hAnsi="Times New Roman" w:cs="Times New Roman"/>
@@ -12541,41 +12369,25 @@
           <w:rFonts w:ascii="Times New Roman" w:eastAsia="Times New Roman" w:hAnsi="Times New Roman" w:cs="Times New Roman"/>
           <w:sz w:val="24"/>
         </w:rPr>
-        <w:t>nebo</w:t>
+        <w:t>Flask</w:t>
       </w:r>
       <w:r>
         <w:rPr>
           <w:rFonts w:ascii="Times New Roman" w:eastAsia="Times New Roman" w:hAnsi="Times New Roman" w:cs="Times New Roman"/>
           <w:sz w:val="24"/>
         </w:rPr>
-        <w:t xml:space="preserve"> </w:t>
-      </w:r>
-      <w:proofErr w:type="spellStart"/>
+        <w:t>. Výsledná aplikace bude otestována na zvoleném hardware a budou zhodnoceny její dosažené parametry.</w:t>
+      </w:r>
+    </w:p>
+    <w:p>
+      <w:pPr>
+        <w:spacing w:after="201"/>
+      </w:pPr>
       <w:r>
         <w:rPr>
           <w:rFonts w:ascii="Times New Roman" w:eastAsia="Times New Roman" w:hAnsi="Times New Roman" w:cs="Times New Roman"/>
           <w:sz w:val="24"/>
         </w:rPr>
-        <w:t>Flask</w:t>
-      </w:r>
-      <w:proofErr w:type="spellEnd"/>
-      <w:r>
-        <w:rPr>
-          <w:rFonts w:ascii="Times New Roman" w:eastAsia="Times New Roman" w:hAnsi="Times New Roman" w:cs="Times New Roman"/>
-          <w:sz w:val="24"/>
-        </w:rPr>
-        <w:t>. Výsledná aplikace bude otestována na zvoleném hardware a budou zhodnoceny její dosažené parametry.</w:t>
-      </w:r>
-    </w:p>
-    <w:p>
-      <w:pPr>
-        <w:spacing w:after="201"/>
-      </w:pPr>
-      <w:r>
-        <w:rPr>
-          <w:rFonts w:ascii="Times New Roman" w:eastAsia="Times New Roman" w:hAnsi="Times New Roman" w:cs="Times New Roman"/>
-          <w:sz w:val="24"/>
-        </w:rPr>
         <w:t xml:space="preserve"> </w:t>
       </w:r>
     </w:p>
@@ -12603,49 +12415,8 @@
           <w:bCs/>
           <w:sz w:val="28"/>
         </w:rPr>
-        <w:t xml:space="preserve">Python, </w:t>
-      </w:r>
-      <w:proofErr w:type="spellStart"/>
-      <w:r>
-        <w:rPr>
-          <w:bCs/>
-          <w:sz w:val="28"/>
-        </w:rPr>
-        <w:t>SQLite</w:t>
-      </w:r>
-      <w:proofErr w:type="spellEnd"/>
-      <w:r>
-        <w:rPr>
-          <w:bCs/>
-          <w:sz w:val="28"/>
-        </w:rPr>
-        <w:t xml:space="preserve">, </w:t>
-      </w:r>
-      <w:proofErr w:type="spellStart"/>
-      <w:r>
-        <w:rPr>
-          <w:bCs/>
-          <w:sz w:val="28"/>
-        </w:rPr>
-        <w:t>Flask</w:t>
-      </w:r>
-      <w:proofErr w:type="spellEnd"/>
-      <w:r>
-        <w:rPr>
-          <w:bCs/>
-          <w:sz w:val="28"/>
-        </w:rPr>
-        <w:t xml:space="preserve">, </w:t>
-      </w:r>
-      <w:proofErr w:type="spellStart"/>
-      <w:r>
-        <w:rPr>
-          <w:bCs/>
-          <w:sz w:val="28"/>
-        </w:rPr>
-        <w:t>Smarthome</w:t>
-      </w:r>
-      <w:proofErr w:type="spellEnd"/>
+        <w:t>Python, SQLite, Flask, Smarthome</w:t>
+    